--- a/Etat-de-lart-Lamia-BELKADI (3).docx
+++ b/Etat-de-lart-Lamia-BELKADI (3).docx
@@ -687,7 +687,7 @@
           <w:color w:val="365F91" w:themeColor="accent1" w:themeShade="BF"/>
         </w:rPr>
       </w:pPr>
-      <w:bookmarkStart w:id="0" w:name="_Toc231898579"/>
+      <w:bookmarkStart w:id="0" w:name="_Toc236318625"/>
       <w:r>
         <w:rPr>
           <w:color w:val="365F91" w:themeColor="accent1" w:themeShade="BF"/>
@@ -898,7 +898,7 @@
           <w:color w:val="365F91" w:themeColor="accent1" w:themeShade="BF"/>
         </w:rPr>
       </w:pPr>
-      <w:bookmarkStart w:id="1" w:name="_Toc231898580"/>
+      <w:bookmarkStart w:id="1" w:name="_Toc236318626"/>
       <w:r>
         <w:rPr>
           <w:color w:val="365F91" w:themeColor="accent1" w:themeShade="BF"/>
@@ -1008,7 +1008,7 @@
           <w:color w:val="365F91" w:themeColor="accent1" w:themeShade="BF"/>
         </w:rPr>
       </w:pPr>
-      <w:bookmarkStart w:id="2" w:name="_Toc231898581"/>
+      <w:bookmarkStart w:id="2" w:name="_Toc236318627"/>
       <w:r>
         <w:rPr>
           <w:color w:val="365F91" w:themeColor="accent1" w:themeShade="BF"/>
@@ -1067,6 +1067,7 @@
         <w:t xml:space="preserve"> </w:t>
       </w:r>
       <w:proofErr w:type="spellStart"/>
+      <w:proofErr w:type="gramStart"/>
       <w:r>
         <w:rPr>
           <w:rFonts w:eastAsia="Calibri Light"/>
@@ -1078,7 +1079,14 @@
         <w:rPr>
           <w:rFonts w:eastAsia="Calibri Light"/>
         </w:rPr>
-        <w:t xml:space="preserve">: Data Centers, </w:t>
+        <w:t>:</w:t>
+      </w:r>
+      <w:proofErr w:type="gramEnd"/>
+      <w:r>
+        <w:rPr>
+          <w:rFonts w:eastAsia="Calibri Light"/>
+        </w:rPr>
+        <w:t xml:space="preserve"> Data Centers, </w:t>
       </w:r>
       <w:proofErr w:type="spellStart"/>
       <w:r>
@@ -2272,7 +2280,7 @@
           <w:color w:val="365F91" w:themeColor="accent1" w:themeShade="BF"/>
         </w:rPr>
       </w:pPr>
-      <w:bookmarkStart w:id="3" w:name="_Toc231898582"/>
+      <w:bookmarkStart w:id="3" w:name="_Toc236318628"/>
       <w:proofErr w:type="spellStart"/>
       <w:r>
         <w:rPr>
@@ -2792,12 +2800,11 @@
           <w:r>
             <w:fldChar w:fldCharType="separate"/>
           </w:r>
-          <w:hyperlink w:anchor="_Toc231898579" w:history="1">
+          <w:hyperlink w:anchor="_Toc236318625" w:history="1">
             <w:r>
               <w:rPr>
                 <w:rStyle w:val="Lienhypertexte"/>
                 <w:noProof/>
-                <w:color w:val="0000BF" w:themeColor="hyperlink" w:themeShade="BF"/>
               </w:rPr>
               <w:t>Remerciements</w:t>
             </w:r>
@@ -2820,7 +2827,7 @@
                 <w:noProof/>
                 <w:webHidden/>
               </w:rPr>
-              <w:instrText xml:space="preserve"> PAGEREF _Toc231898579 \h </w:instrText>
+              <w:instrText xml:space="preserve"> PAGEREF _Toc236318625 \h </w:instrText>
             </w:r>
             <w:r>
               <w:rPr>
@@ -2867,12 +2874,11 @@
               <w14:ligatures w14:val="standardContextual"/>
             </w:rPr>
           </w:pPr>
-          <w:hyperlink w:anchor="_Toc231898580" w:history="1">
+          <w:hyperlink w:anchor="_Toc236318626" w:history="1">
             <w:r>
               <w:rPr>
                 <w:rStyle w:val="Lienhypertexte"/>
                 <w:noProof/>
-                <w:color w:val="0000BF" w:themeColor="hyperlink" w:themeShade="BF"/>
               </w:rPr>
               <w:t>Résumé</w:t>
             </w:r>
@@ -2895,7 +2901,7 @@
                 <w:noProof/>
                 <w:webHidden/>
               </w:rPr>
-              <w:instrText xml:space="preserve"> PAGEREF _Toc231898580 \h </w:instrText>
+              <w:instrText xml:space="preserve"> PAGEREF _Toc236318626 \h </w:instrText>
             </w:r>
             <w:r>
               <w:rPr>
@@ -2942,12 +2948,11 @@
               <w14:ligatures w14:val="standardContextual"/>
             </w:rPr>
           </w:pPr>
-          <w:hyperlink w:anchor="_Toc231898581" w:history="1">
+          <w:hyperlink w:anchor="_Toc236318627" w:history="1">
             <w:r>
               <w:rPr>
                 <w:rStyle w:val="Lienhypertexte"/>
                 <w:noProof/>
-                <w:color w:val="0000BF" w:themeColor="hyperlink" w:themeShade="BF"/>
               </w:rPr>
               <w:t>Abstract</w:t>
             </w:r>
@@ -2970,7 +2975,7 @@
                 <w:noProof/>
                 <w:webHidden/>
               </w:rPr>
-              <w:instrText xml:space="preserve"> PAGEREF _Toc231898581 \h </w:instrText>
+              <w:instrText xml:space="preserve"> PAGEREF _Toc236318627 \h </w:instrText>
             </w:r>
             <w:r>
               <w:rPr>
@@ -3017,12 +3022,11 @@
               <w14:ligatures w14:val="standardContextual"/>
             </w:rPr>
           </w:pPr>
-          <w:hyperlink w:anchor="_Toc231898582" w:history="1">
+          <w:hyperlink w:anchor="_Toc236318628" w:history="1">
             <w:r>
               <w:rPr>
                 <w:rStyle w:val="Lienhypertexte"/>
                 <w:noProof/>
-                <w:color w:val="0000BF" w:themeColor="hyperlink" w:themeShade="BF"/>
               </w:rPr>
               <w:t>Acronyms</w:t>
             </w:r>
@@ -3045,7 +3049,7 @@
                 <w:noProof/>
                 <w:webHidden/>
               </w:rPr>
-              <w:instrText xml:space="preserve"> PAGEREF _Toc231898582 \h </w:instrText>
+              <w:instrText xml:space="preserve"> PAGEREF _Toc236318628 \h </w:instrText>
             </w:r>
             <w:r>
               <w:rPr>
@@ -3092,7 +3096,7 @@
               <w14:ligatures w14:val="standardContextual"/>
             </w:rPr>
           </w:pPr>
-          <w:hyperlink w:anchor="_Toc231898583" w:history="1">
+          <w:hyperlink w:anchor="_Toc236318629" w:history="1">
             <w:r>
               <w:rPr>
                 <w:rStyle w:val="Lienhypertexte"/>
@@ -3135,7 +3139,7 @@
                 <w:noProof/>
                 <w:webHidden/>
               </w:rPr>
-              <w:instrText xml:space="preserve"> PAGEREF _Toc231898583 \h </w:instrText>
+              <w:instrText xml:space="preserve"> PAGEREF _Toc236318629 \h </w:instrText>
             </w:r>
             <w:r>
               <w:rPr>
@@ -3155,7 +3159,7 @@
                 <w:noProof/>
                 <w:webHidden/>
               </w:rPr>
-              <w:t>7</w:t>
+              <w:t>8</w:t>
             </w:r>
             <w:r>
               <w:rPr>
@@ -3182,7 +3186,7 @@
               <w14:ligatures w14:val="standardContextual"/>
             </w:rPr>
           </w:pPr>
-          <w:hyperlink w:anchor="_Toc231898584" w:history="1">
+          <w:hyperlink w:anchor="_Toc236318630" w:history="1">
             <w:r>
               <w:rPr>
                 <w:rStyle w:val="Lienhypertexte"/>
@@ -3285,7 +3289,7 @@
                 <w:noProof/>
                 <w:webHidden/>
               </w:rPr>
-              <w:instrText xml:space="preserve"> PAGEREF _Toc231898584 \h </w:instrText>
+              <w:instrText xml:space="preserve"> PAGEREF _Toc236318630 \h </w:instrText>
             </w:r>
             <w:r>
               <w:rPr>
@@ -3305,7 +3309,7 @@
                 <w:noProof/>
                 <w:webHidden/>
               </w:rPr>
-              <w:t>8</w:t>
+              <w:t>9</w:t>
             </w:r>
             <w:r>
               <w:rPr>
@@ -3334,7 +3338,7 @@
               <w14:ligatures w14:val="standardContextual"/>
             </w:rPr>
           </w:pPr>
-          <w:hyperlink w:anchor="_Toc231898585" w:history="1">
+          <w:hyperlink w:anchor="_Toc236318631" w:history="1">
             <w:r>
               <w:rPr>
                 <w:rStyle w:val="Lienhypertexte"/>
@@ -3377,7 +3381,7 @@
                 <w:noProof/>
                 <w:webHidden/>
               </w:rPr>
-              <w:instrText xml:space="preserve"> PAGEREF _Toc231898585 \h </w:instrText>
+              <w:instrText xml:space="preserve"> PAGEREF _Toc236318631 \h </w:instrText>
             </w:r>
             <w:r>
               <w:rPr>
@@ -3397,7 +3401,7 @@
                 <w:noProof/>
                 <w:webHidden/>
               </w:rPr>
-              <w:t>8</w:t>
+              <w:t>9</w:t>
             </w:r>
             <w:r>
               <w:rPr>
@@ -3427,7 +3431,7 @@
               <w14:ligatures w14:val="standardContextual"/>
             </w:rPr>
           </w:pPr>
-          <w:hyperlink w:anchor="_Toc231898586" w:history="1">
+          <w:hyperlink w:anchor="_Toc236318632" w:history="1">
             <w:r>
               <w:rPr>
                 <w:rStyle w:val="Lienhypertexte"/>
@@ -3523,7 +3527,7 @@
                 <w:noProof/>
                 <w:webHidden/>
               </w:rPr>
-              <w:instrText xml:space="preserve"> PAGEREF _Toc231898586 \h </w:instrText>
+              <w:instrText xml:space="preserve"> PAGEREF _Toc236318632 \h </w:instrText>
             </w:r>
             <w:r>
               <w:rPr>
@@ -3543,7 +3547,7 @@
                 <w:noProof/>
                 <w:webHidden/>
               </w:rPr>
-              <w:t>8</w:t>
+              <w:t>9</w:t>
             </w:r>
             <w:r>
               <w:rPr>
@@ -3573,7 +3577,7 @@
               <w14:ligatures w14:val="standardContextual"/>
             </w:rPr>
           </w:pPr>
-          <w:hyperlink w:anchor="_Toc231898587" w:history="1">
+          <w:hyperlink w:anchor="_Toc236318633" w:history="1">
             <w:r>
               <w:rPr>
                 <w:rStyle w:val="Lienhypertexte"/>
@@ -3699,7 +3703,7 @@
                 <w:noProof/>
                 <w:webHidden/>
               </w:rPr>
-              <w:instrText xml:space="preserve"> PAGEREF _Toc231898587 \h </w:instrText>
+              <w:instrText xml:space="preserve"> PAGEREF _Toc236318633 \h </w:instrText>
             </w:r>
             <w:r>
               <w:rPr>
@@ -3719,7 +3723,7 @@
                 <w:noProof/>
                 <w:webHidden/>
               </w:rPr>
-              <w:t>8</w:t>
+              <w:t>9</w:t>
             </w:r>
             <w:r>
               <w:rPr>
@@ -3749,7 +3753,7 @@
               <w14:ligatures w14:val="standardContextual"/>
             </w:rPr>
           </w:pPr>
-          <w:hyperlink w:anchor="_Toc231898588" w:history="1">
+          <w:hyperlink w:anchor="_Toc236318634" w:history="1">
             <w:r>
               <w:rPr>
                 <w:rStyle w:val="Lienhypertexte"/>
@@ -3800,7 +3804,7 @@
                 <w:noProof/>
                 <w:webHidden/>
               </w:rPr>
-              <w:instrText xml:space="preserve"> PAGEREF _Toc231898588 \h </w:instrText>
+              <w:instrText xml:space="preserve"> PAGEREF _Toc236318634 \h </w:instrText>
             </w:r>
             <w:r>
               <w:rPr>
@@ -3820,7 +3824,7 @@
                 <w:noProof/>
                 <w:webHidden/>
               </w:rPr>
-              <w:t>9</w:t>
+              <w:t>10</w:t>
             </w:r>
             <w:r>
               <w:rPr>
@@ -3850,7 +3854,7 @@
               <w14:ligatures w14:val="standardContextual"/>
             </w:rPr>
           </w:pPr>
-          <w:hyperlink w:anchor="_Toc231898589" w:history="1">
+          <w:hyperlink w:anchor="_Toc236318635" w:history="1">
             <w:r>
               <w:rPr>
                 <w:rStyle w:val="Lienhypertexte"/>
@@ -3901,7 +3905,7 @@
                 <w:noProof/>
                 <w:webHidden/>
               </w:rPr>
-              <w:instrText xml:space="preserve"> PAGEREF _Toc231898589 \h </w:instrText>
+              <w:instrText xml:space="preserve"> PAGEREF _Toc236318635 \h </w:instrText>
             </w:r>
             <w:r>
               <w:rPr>
@@ -3921,7 +3925,7 @@
                 <w:noProof/>
                 <w:webHidden/>
               </w:rPr>
-              <w:t>9</w:t>
+              <w:t>10</w:t>
             </w:r>
             <w:r>
               <w:rPr>
@@ -3951,7 +3955,7 @@
               <w14:ligatures w14:val="standardContextual"/>
             </w:rPr>
           </w:pPr>
-          <w:hyperlink w:anchor="_Toc231898590" w:history="1">
+          <w:hyperlink w:anchor="_Toc236318636" w:history="1">
             <w:r>
               <w:rPr>
                 <w:rStyle w:val="Lienhypertexte"/>
@@ -4002,7 +4006,7 @@
                 <w:noProof/>
                 <w:webHidden/>
               </w:rPr>
-              <w:instrText xml:space="preserve"> PAGEREF _Toc231898590 \h </w:instrText>
+              <w:instrText xml:space="preserve"> PAGEREF _Toc236318636 \h </w:instrText>
             </w:r>
             <w:r>
               <w:rPr>
@@ -4022,7 +4026,7 @@
                 <w:noProof/>
                 <w:webHidden/>
               </w:rPr>
-              <w:t>10</w:t>
+              <w:t>11</w:t>
             </w:r>
             <w:r>
               <w:rPr>
@@ -4051,7 +4055,7 @@
               <w14:ligatures w14:val="standardContextual"/>
             </w:rPr>
           </w:pPr>
-          <w:hyperlink w:anchor="_Toc231898591" w:history="1">
+          <w:hyperlink w:anchor="_Toc236318637" w:history="1">
             <w:r>
               <w:rPr>
                 <w:rStyle w:val="Lienhypertexte"/>
@@ -4078,7 +4082,7 @@
                 <w:noProof/>
                 <w:webHidden/>
               </w:rPr>
-              <w:instrText xml:space="preserve"> PAGEREF _Toc231898591 \h </w:instrText>
+              <w:instrText xml:space="preserve"> PAGEREF _Toc236318637 \h </w:instrText>
             </w:r>
             <w:r>
               <w:rPr>
@@ -4098,7 +4102,7 @@
                 <w:noProof/>
                 <w:webHidden/>
               </w:rPr>
-              <w:t>10</w:t>
+              <w:t>11</w:t>
             </w:r>
             <w:r>
               <w:rPr>
@@ -4127,7 +4131,7 @@
               <w14:ligatures w14:val="standardContextual"/>
             </w:rPr>
           </w:pPr>
-          <w:hyperlink w:anchor="_Toc231898592" w:history="1">
+          <w:hyperlink w:anchor="_Toc236318638" w:history="1">
             <w:r>
               <w:rPr>
                 <w:rStyle w:val="Lienhypertexte"/>
@@ -4154,7 +4158,7 @@
                 <w:noProof/>
                 <w:webHidden/>
               </w:rPr>
-              <w:instrText xml:space="preserve"> PAGEREF _Toc231898592 \h </w:instrText>
+              <w:instrText xml:space="preserve"> PAGEREF _Toc236318638 \h </w:instrText>
             </w:r>
             <w:r>
               <w:rPr>
@@ -4174,7 +4178,7 @@
                 <w:noProof/>
                 <w:webHidden/>
               </w:rPr>
-              <w:t>11</w:t>
+              <w:t>12</w:t>
             </w:r>
             <w:r>
               <w:rPr>
@@ -4203,7 +4207,7 @@
               <w14:ligatures w14:val="standardContextual"/>
             </w:rPr>
           </w:pPr>
-          <w:hyperlink w:anchor="_Toc231898593" w:history="1">
+          <w:hyperlink w:anchor="_Toc236318639" w:history="1">
             <w:r>
               <w:rPr>
                 <w:rStyle w:val="Lienhypertexte"/>
@@ -4230,7 +4234,7 @@
                 <w:noProof/>
                 <w:webHidden/>
               </w:rPr>
-              <w:instrText xml:space="preserve"> PAGEREF _Toc231898593 \h </w:instrText>
+              <w:instrText xml:space="preserve"> PAGEREF _Toc236318639 \h </w:instrText>
             </w:r>
             <w:r>
               <w:rPr>
@@ -4250,7 +4254,7 @@
                 <w:noProof/>
                 <w:webHidden/>
               </w:rPr>
-              <w:t>11</w:t>
+              <w:t>12</w:t>
             </w:r>
             <w:r>
               <w:rPr>
@@ -4280,7 +4284,7 @@
               <w14:ligatures w14:val="standardContextual"/>
             </w:rPr>
           </w:pPr>
-          <w:hyperlink w:anchor="_Toc231898594" w:history="1">
+          <w:hyperlink w:anchor="_Toc236318640" w:history="1">
             <w:r>
               <w:rPr>
                 <w:rStyle w:val="Lienhypertexte"/>
@@ -4331,7 +4335,7 @@
                 <w:noProof/>
                 <w:webHidden/>
               </w:rPr>
-              <w:instrText xml:space="preserve"> PAGEREF _Toc231898594 \h </w:instrText>
+              <w:instrText xml:space="preserve"> PAGEREF _Toc236318640 \h </w:instrText>
             </w:r>
             <w:r>
               <w:rPr>
@@ -4351,7 +4355,7 @@
                 <w:noProof/>
                 <w:webHidden/>
               </w:rPr>
-              <w:t>12</w:t>
+              <w:t>13</w:t>
             </w:r>
             <w:r>
               <w:rPr>
@@ -4380,7 +4384,7 @@
               <w14:ligatures w14:val="standardContextual"/>
             </w:rPr>
           </w:pPr>
-          <w:hyperlink w:anchor="_Toc231898595" w:history="1">
+          <w:hyperlink w:anchor="_Toc236318641" w:history="1">
             <w:r>
               <w:rPr>
                 <w:rStyle w:val="Lienhypertexte"/>
@@ -4407,7 +4411,7 @@
                 <w:noProof/>
                 <w:webHidden/>
               </w:rPr>
-              <w:instrText xml:space="preserve"> PAGEREF _Toc231898595 \h </w:instrText>
+              <w:instrText xml:space="preserve"> PAGEREF _Toc236318641 \h </w:instrText>
             </w:r>
             <w:r>
               <w:rPr>
@@ -4427,7 +4431,7 @@
                 <w:noProof/>
                 <w:webHidden/>
               </w:rPr>
-              <w:t>12</w:t>
+              <w:t>13</w:t>
             </w:r>
             <w:r>
               <w:rPr>
@@ -4456,7 +4460,7 @@
               <w14:ligatures w14:val="standardContextual"/>
             </w:rPr>
           </w:pPr>
-          <w:hyperlink w:anchor="_Toc231898596" w:history="1">
+          <w:hyperlink w:anchor="_Toc236318642" w:history="1">
             <w:r>
               <w:rPr>
                 <w:rStyle w:val="Lienhypertexte"/>
@@ -4483,7 +4487,7 @@
                 <w:noProof/>
                 <w:webHidden/>
               </w:rPr>
-              <w:instrText xml:space="preserve"> PAGEREF _Toc231898596 \h </w:instrText>
+              <w:instrText xml:space="preserve"> PAGEREF _Toc236318642 \h </w:instrText>
             </w:r>
             <w:r>
               <w:rPr>
@@ -4503,7 +4507,7 @@
                 <w:noProof/>
                 <w:webHidden/>
               </w:rPr>
-              <w:t>13</w:t>
+              <w:t>14</w:t>
             </w:r>
             <w:r>
               <w:rPr>
@@ -4533,7 +4537,7 @@
               <w14:ligatures w14:val="standardContextual"/>
             </w:rPr>
           </w:pPr>
-          <w:hyperlink w:anchor="_Toc231898597" w:history="1">
+          <w:hyperlink w:anchor="_Toc236318643" w:history="1">
             <w:r>
               <w:rPr>
                 <w:rStyle w:val="Lienhypertexte"/>
@@ -4584,7 +4588,7 @@
                 <w:noProof/>
                 <w:webHidden/>
               </w:rPr>
-              <w:instrText xml:space="preserve"> PAGEREF _Toc231898597 \h </w:instrText>
+              <w:instrText xml:space="preserve"> PAGEREF _Toc236318643 \h </w:instrText>
             </w:r>
             <w:r>
               <w:rPr>
@@ -4604,7 +4608,7 @@
                 <w:noProof/>
                 <w:webHidden/>
               </w:rPr>
-              <w:t>13</w:t>
+              <w:t>14</w:t>
             </w:r>
             <w:r>
               <w:rPr>
@@ -4633,7 +4637,7 @@
               <w14:ligatures w14:val="standardContextual"/>
             </w:rPr>
           </w:pPr>
-          <w:hyperlink w:anchor="_Toc231898598" w:history="1">
+          <w:hyperlink w:anchor="_Toc236318644" w:history="1">
             <w:r>
               <w:rPr>
                 <w:rStyle w:val="Lienhypertexte"/>
@@ -4661,7 +4665,7 @@
                 <w:noProof/>
                 <w:webHidden/>
               </w:rPr>
-              <w:instrText xml:space="preserve"> PAGEREF _Toc231898598 \h </w:instrText>
+              <w:instrText xml:space="preserve"> PAGEREF _Toc236318644 \h </w:instrText>
             </w:r>
             <w:r>
               <w:rPr>
@@ -4681,7 +4685,7 @@
                 <w:noProof/>
                 <w:webHidden/>
               </w:rPr>
-              <w:t>14</w:t>
+              <w:t>15</w:t>
             </w:r>
             <w:r>
               <w:rPr>
@@ -4710,7 +4714,7 @@
               <w14:ligatures w14:val="standardContextual"/>
             </w:rPr>
           </w:pPr>
-          <w:hyperlink w:anchor="_Toc231898599" w:history="1">
+          <w:hyperlink w:anchor="_Toc236318645" w:history="1">
             <w:r>
               <w:rPr>
                 <w:rStyle w:val="Lienhypertexte"/>
@@ -4737,7 +4741,7 @@
                 <w:noProof/>
                 <w:webHidden/>
               </w:rPr>
-              <w:instrText xml:space="preserve"> PAGEREF _Toc231898599 \h </w:instrText>
+              <w:instrText xml:space="preserve"> PAGEREF _Toc236318645 \h </w:instrText>
             </w:r>
             <w:r>
               <w:rPr>
@@ -4757,7 +4761,7 @@
                 <w:noProof/>
                 <w:webHidden/>
               </w:rPr>
-              <w:t>14</w:t>
+              <w:t>15</w:t>
             </w:r>
             <w:r>
               <w:rPr>
@@ -4786,7 +4790,7 @@
               <w14:ligatures w14:val="standardContextual"/>
             </w:rPr>
           </w:pPr>
-          <w:hyperlink w:anchor="_Toc231898600" w:history="1">
+          <w:hyperlink w:anchor="_Toc236318646" w:history="1">
             <w:r>
               <w:rPr>
                 <w:rStyle w:val="Lienhypertexte"/>
@@ -4813,7 +4817,7 @@
                 <w:noProof/>
                 <w:webHidden/>
               </w:rPr>
-              <w:instrText xml:space="preserve"> PAGEREF _Toc231898600 \h </w:instrText>
+              <w:instrText xml:space="preserve"> PAGEREF _Toc236318646 \h </w:instrText>
             </w:r>
             <w:r>
               <w:rPr>
@@ -4833,7 +4837,7 @@
                 <w:noProof/>
                 <w:webHidden/>
               </w:rPr>
-              <w:t>14</w:t>
+              <w:t>15</w:t>
             </w:r>
             <w:r>
               <w:rPr>
@@ -4863,7 +4867,7 @@
               <w14:ligatures w14:val="standardContextual"/>
             </w:rPr>
           </w:pPr>
-          <w:hyperlink w:anchor="_Toc231898601" w:history="1">
+          <w:hyperlink w:anchor="_Toc236318647" w:history="1">
             <w:r>
               <w:rPr>
                 <w:rStyle w:val="Lienhypertexte"/>
@@ -4913,7 +4917,7 @@
                 <w:noProof/>
                 <w:webHidden/>
               </w:rPr>
-              <w:instrText xml:space="preserve"> PAGEREF _Toc231898601 \h </w:instrText>
+              <w:instrText xml:space="preserve"> PAGEREF _Toc236318647 \h </w:instrText>
             </w:r>
             <w:r>
               <w:rPr>
@@ -4933,7 +4937,7 @@
                 <w:noProof/>
                 <w:webHidden/>
               </w:rPr>
-              <w:t>14</w:t>
+              <w:t>15</w:t>
             </w:r>
             <w:r>
               <w:rPr>
@@ -4962,7 +4966,7 @@
               <w14:ligatures w14:val="standardContextual"/>
             </w:rPr>
           </w:pPr>
-          <w:hyperlink w:anchor="_Toc231898602" w:history="1">
+          <w:hyperlink w:anchor="_Toc236318648" w:history="1">
             <w:r>
               <w:rPr>
                 <w:rStyle w:val="Lienhypertexte"/>
@@ -4989,7 +4993,7 @@
                 <w:noProof/>
                 <w:webHidden/>
               </w:rPr>
-              <w:instrText xml:space="preserve"> PAGEREF _Toc231898602 \h </w:instrText>
+              <w:instrText xml:space="preserve"> PAGEREF _Toc236318648 \h </w:instrText>
             </w:r>
             <w:r>
               <w:rPr>
@@ -5009,7 +5013,7 @@
                 <w:noProof/>
                 <w:webHidden/>
               </w:rPr>
-              <w:t>15</w:t>
+              <w:t>16</w:t>
             </w:r>
             <w:r>
               <w:rPr>
@@ -5038,7 +5042,7 @@
               <w14:ligatures w14:val="standardContextual"/>
             </w:rPr>
           </w:pPr>
-          <w:hyperlink w:anchor="_Toc231898603" w:history="1">
+          <w:hyperlink w:anchor="_Toc236318649" w:history="1">
             <w:r>
               <w:rPr>
                 <w:rStyle w:val="Lienhypertexte"/>
@@ -5065,7 +5069,7 @@
                 <w:noProof/>
                 <w:webHidden/>
               </w:rPr>
-              <w:instrText xml:space="preserve"> PAGEREF _Toc231898603 \h </w:instrText>
+              <w:instrText xml:space="preserve"> PAGEREF _Toc236318649 \h </w:instrText>
             </w:r>
             <w:r>
               <w:rPr>
@@ -5085,7 +5089,7 @@
                 <w:noProof/>
                 <w:webHidden/>
               </w:rPr>
-              <w:t>15</w:t>
+              <w:t>16</w:t>
             </w:r>
             <w:r>
               <w:rPr>
@@ -5114,7 +5118,7 @@
               <w14:ligatures w14:val="standardContextual"/>
             </w:rPr>
           </w:pPr>
-          <w:hyperlink w:anchor="_Toc231898604" w:history="1">
+          <w:hyperlink w:anchor="_Toc236318650" w:history="1">
             <w:r>
               <w:rPr>
                 <w:rStyle w:val="Lienhypertexte"/>
@@ -5142,7 +5146,7 @@
                 <w:noProof/>
                 <w:webHidden/>
               </w:rPr>
-              <w:instrText xml:space="preserve"> PAGEREF _Toc231898604 \h </w:instrText>
+              <w:instrText xml:space="preserve"> PAGEREF _Toc236318650 \h </w:instrText>
             </w:r>
             <w:r>
               <w:rPr>
@@ -5162,7 +5166,7 @@
                 <w:noProof/>
                 <w:webHidden/>
               </w:rPr>
-              <w:t>15</w:t>
+              <w:t>16</w:t>
             </w:r>
             <w:r>
               <w:rPr>
@@ -5191,7 +5195,7 @@
               <w14:ligatures w14:val="standardContextual"/>
             </w:rPr>
           </w:pPr>
-          <w:hyperlink w:anchor="_Toc231898605" w:history="1">
+          <w:hyperlink w:anchor="_Toc236318651" w:history="1">
             <w:r>
               <w:rPr>
                 <w:rStyle w:val="Lienhypertexte"/>
@@ -5218,7 +5222,7 @@
                 <w:noProof/>
                 <w:webHidden/>
               </w:rPr>
-              <w:instrText xml:space="preserve"> PAGEREF _Toc231898605 \h </w:instrText>
+              <w:instrText xml:space="preserve"> PAGEREF _Toc236318651 \h </w:instrText>
             </w:r>
             <w:r>
               <w:rPr>
@@ -5238,7 +5242,7 @@
                 <w:noProof/>
                 <w:webHidden/>
               </w:rPr>
-              <w:t>17</w:t>
+              <w:t>18</w:t>
             </w:r>
             <w:r>
               <w:rPr>
@@ -5265,11 +5269,1761 @@
               <w14:ligatures w14:val="standardContextual"/>
             </w:rPr>
           </w:pPr>
-          <w:hyperlink w:anchor="_Toc231898606" w:history="1">
+          <w:hyperlink w:anchor="_Toc236318652" w:history="1">
             <w:r>
               <w:rPr>
                 <w:rStyle w:val="Lienhypertexte"/>
                 <w:noProof/>
+              </w:rPr>
+              <w:t>Chapitre</w:t>
+            </w:r>
+            <w:r>
+              <w:rPr>
+                <w:rStyle w:val="Lienhypertexte"/>
+                <w:noProof/>
+                <w:spacing w:val="-3"/>
+              </w:rPr>
+              <w:t xml:space="preserve"> </w:t>
+            </w:r>
+            <w:r>
+              <w:rPr>
+                <w:rStyle w:val="Lienhypertexte"/>
+                <w:noProof/>
+              </w:rPr>
+              <w:t>2</w:t>
+            </w:r>
+            <w:r>
+              <w:rPr>
+                <w:rStyle w:val="Lienhypertexte"/>
+                <w:noProof/>
+                <w:spacing w:val="9"/>
+              </w:rPr>
+              <w:t xml:space="preserve"> </w:t>
+            </w:r>
+            <w:r>
+              <w:rPr>
+                <w:rStyle w:val="Lienhypertexte"/>
+                <w:noProof/>
+              </w:rPr>
+              <w:t>:</w:t>
+            </w:r>
+            <w:r>
+              <w:rPr>
+                <w:rStyle w:val="Lienhypertexte"/>
+                <w:noProof/>
+                <w:spacing w:val="1"/>
+              </w:rPr>
+              <w:t xml:space="preserve"> </w:t>
+            </w:r>
+            <w:r>
+              <w:rPr>
+                <w:rStyle w:val="Lienhypertexte"/>
+                <w:noProof/>
+              </w:rPr>
+              <w:t>HEAT2VALUE — Un algorithme de valorisation thermique pour l'optimisation énergétique des Data Centers Cloud</w:t>
+            </w:r>
+            <w:r>
+              <w:rPr>
+                <w:noProof/>
+                <w:webHidden/>
+              </w:rPr>
+              <w:tab/>
+            </w:r>
+            <w:r>
+              <w:rPr>
+                <w:noProof/>
+                <w:webHidden/>
+              </w:rPr>
+              <w:fldChar w:fldCharType="begin"/>
+            </w:r>
+            <w:r>
+              <w:rPr>
+                <w:noProof/>
+                <w:webHidden/>
+              </w:rPr>
+              <w:instrText xml:space="preserve"> PAGEREF _Toc236318652 \h </w:instrText>
+            </w:r>
+            <w:r>
+              <w:rPr>
+                <w:noProof/>
+                <w:webHidden/>
+              </w:rPr>
+            </w:r>
+            <w:r>
+              <w:rPr>
+                <w:noProof/>
+                <w:webHidden/>
+              </w:rPr>
+              <w:fldChar w:fldCharType="separate"/>
+            </w:r>
+            <w:r>
+              <w:rPr>
+                <w:noProof/>
+                <w:webHidden/>
+              </w:rPr>
+              <w:t>19</w:t>
+            </w:r>
+            <w:r>
+              <w:rPr>
+                <w:noProof/>
+                <w:webHidden/>
+              </w:rPr>
+              <w:fldChar w:fldCharType="end"/>
+            </w:r>
+          </w:hyperlink>
+        </w:p>
+        <w:p>
+          <w:pPr>
+            <w:pStyle w:val="TM2"/>
+            <w:tabs>
+              <w:tab w:val="right" w:leader="dot" w:pos="10767"/>
+            </w:tabs>
+            <w:rPr>
+              <w:rFonts w:asciiTheme="minorHAnsi" w:eastAsiaTheme="minorEastAsia" w:hAnsiTheme="minorHAnsi" w:cstheme="minorBidi"/>
+              <w:b w:val="0"/>
+              <w:bCs w:val="0"/>
+              <w:noProof/>
+              <w:kern w:val="2"/>
+              <w:sz w:val="24"/>
+              <w:szCs w:val="24"/>
+              <w:lang w:eastAsia="fr-FR"/>
+              <w14:ligatures w14:val="standardContextual"/>
+            </w:rPr>
+          </w:pPr>
+          <w:hyperlink w:anchor="_Toc236318653" w:history="1">
+            <w:r>
+              <w:rPr>
+                <w:rStyle w:val="Lienhypertexte"/>
+                <w:noProof/>
+              </w:rPr>
+              <w:t>Introduction</w:t>
+            </w:r>
+            <w:r>
+              <w:rPr>
+                <w:rStyle w:val="Lienhypertexte"/>
+                <w:noProof/>
+                <w:spacing w:val="51"/>
+              </w:rPr>
+              <w:t xml:space="preserve"> </w:t>
+            </w:r>
+            <w:r>
+              <w:rPr>
+                <w:rStyle w:val="Lienhypertexte"/>
+                <w:noProof/>
+                <w:spacing w:val="-10"/>
+              </w:rPr>
+              <w:t>:</w:t>
+            </w:r>
+            <w:r>
+              <w:rPr>
+                <w:noProof/>
+                <w:webHidden/>
+              </w:rPr>
+              <w:tab/>
+            </w:r>
+            <w:r>
+              <w:rPr>
+                <w:noProof/>
+                <w:webHidden/>
+              </w:rPr>
+              <w:fldChar w:fldCharType="begin"/>
+            </w:r>
+            <w:r>
+              <w:rPr>
+                <w:noProof/>
+                <w:webHidden/>
+              </w:rPr>
+              <w:instrText xml:space="preserve"> PAGEREF _Toc236318653 \h </w:instrText>
+            </w:r>
+            <w:r>
+              <w:rPr>
+                <w:noProof/>
+                <w:webHidden/>
+              </w:rPr>
+            </w:r>
+            <w:r>
+              <w:rPr>
+                <w:noProof/>
+                <w:webHidden/>
+              </w:rPr>
+              <w:fldChar w:fldCharType="separate"/>
+            </w:r>
+            <w:r>
+              <w:rPr>
+                <w:noProof/>
+                <w:webHidden/>
+              </w:rPr>
+              <w:t>19</w:t>
+            </w:r>
+            <w:r>
+              <w:rPr>
+                <w:noProof/>
+                <w:webHidden/>
+              </w:rPr>
+              <w:fldChar w:fldCharType="end"/>
+            </w:r>
+          </w:hyperlink>
+        </w:p>
+        <w:p>
+          <w:pPr>
+            <w:pStyle w:val="TM2"/>
+            <w:tabs>
+              <w:tab w:val="right" w:leader="dot" w:pos="10767"/>
+            </w:tabs>
+            <w:rPr>
+              <w:rFonts w:asciiTheme="minorHAnsi" w:eastAsiaTheme="minorEastAsia" w:hAnsiTheme="minorHAnsi" w:cstheme="minorBidi"/>
+              <w:b w:val="0"/>
+              <w:bCs w:val="0"/>
+              <w:noProof/>
+              <w:kern w:val="2"/>
+              <w:sz w:val="24"/>
+              <w:szCs w:val="24"/>
+              <w:lang w:eastAsia="fr-FR"/>
+              <w14:ligatures w14:val="standardContextual"/>
+            </w:rPr>
+          </w:pPr>
+          <w:hyperlink w:anchor="_Toc236318654" w:history="1">
+            <w:r>
+              <w:rPr>
+                <w:rStyle w:val="Lienhypertexte"/>
+                <w:noProof/>
+                <w:spacing w:val="-10"/>
+              </w:rPr>
+              <w:t>2.1. Positionnement de la solution</w:t>
+            </w:r>
+            <w:r>
+              <w:rPr>
+                <w:noProof/>
+                <w:webHidden/>
+              </w:rPr>
+              <w:tab/>
+            </w:r>
+            <w:r>
+              <w:rPr>
+                <w:noProof/>
+                <w:webHidden/>
+              </w:rPr>
+              <w:fldChar w:fldCharType="begin"/>
+            </w:r>
+            <w:r>
+              <w:rPr>
+                <w:noProof/>
+                <w:webHidden/>
+              </w:rPr>
+              <w:instrText xml:space="preserve"> PAGEREF _Toc236318654 \h </w:instrText>
+            </w:r>
+            <w:r>
+              <w:rPr>
+                <w:noProof/>
+                <w:webHidden/>
+              </w:rPr>
+            </w:r>
+            <w:r>
+              <w:rPr>
+                <w:noProof/>
+                <w:webHidden/>
+              </w:rPr>
+              <w:fldChar w:fldCharType="separate"/>
+            </w:r>
+            <w:r>
+              <w:rPr>
+                <w:noProof/>
+                <w:webHidden/>
+              </w:rPr>
+              <w:t>20</w:t>
+            </w:r>
+            <w:r>
+              <w:rPr>
+                <w:noProof/>
+                <w:webHidden/>
+              </w:rPr>
+              <w:fldChar w:fldCharType="end"/>
+            </w:r>
+          </w:hyperlink>
+        </w:p>
+        <w:p>
+          <w:pPr>
+            <w:pStyle w:val="TM2"/>
+            <w:tabs>
+              <w:tab w:val="right" w:leader="dot" w:pos="10767"/>
+            </w:tabs>
+            <w:rPr>
+              <w:rFonts w:asciiTheme="minorHAnsi" w:eastAsiaTheme="minorEastAsia" w:hAnsiTheme="minorHAnsi" w:cstheme="minorBidi"/>
+              <w:b w:val="0"/>
+              <w:bCs w:val="0"/>
+              <w:noProof/>
+              <w:kern w:val="2"/>
+              <w:sz w:val="24"/>
+              <w:szCs w:val="24"/>
+              <w:lang w:eastAsia="fr-FR"/>
+              <w14:ligatures w14:val="standardContextual"/>
+            </w:rPr>
+          </w:pPr>
+          <w:hyperlink w:anchor="_Toc236318655" w:history="1">
+            <w:r>
+              <w:rPr>
+                <w:rStyle w:val="Lienhypertexte"/>
+                <w:noProof/>
+                <w:spacing w:val="-10"/>
+              </w:rPr>
+              <w:t>2.1.1. Les limites des approches actuelles : la chaleur traitée comme un déchet</w:t>
+            </w:r>
+            <w:r>
+              <w:rPr>
+                <w:noProof/>
+                <w:webHidden/>
+              </w:rPr>
+              <w:tab/>
+            </w:r>
+            <w:r>
+              <w:rPr>
+                <w:noProof/>
+                <w:webHidden/>
+              </w:rPr>
+              <w:fldChar w:fldCharType="begin"/>
+            </w:r>
+            <w:r>
+              <w:rPr>
+                <w:noProof/>
+                <w:webHidden/>
+              </w:rPr>
+              <w:instrText xml:space="preserve"> PAGEREF _Toc236318655 \h </w:instrText>
+            </w:r>
+            <w:r>
+              <w:rPr>
+                <w:noProof/>
+                <w:webHidden/>
+              </w:rPr>
+            </w:r>
+            <w:r>
+              <w:rPr>
+                <w:noProof/>
+                <w:webHidden/>
+              </w:rPr>
+              <w:fldChar w:fldCharType="separate"/>
+            </w:r>
+            <w:r>
+              <w:rPr>
+                <w:noProof/>
+                <w:webHidden/>
+              </w:rPr>
+              <w:t>20</w:t>
+            </w:r>
+            <w:r>
+              <w:rPr>
+                <w:noProof/>
+                <w:webHidden/>
+              </w:rPr>
+              <w:fldChar w:fldCharType="end"/>
+            </w:r>
+          </w:hyperlink>
+        </w:p>
+        <w:p>
+          <w:pPr>
+            <w:pStyle w:val="TM2"/>
+            <w:tabs>
+              <w:tab w:val="right" w:leader="dot" w:pos="10767"/>
+            </w:tabs>
+            <w:rPr>
+              <w:rFonts w:asciiTheme="minorHAnsi" w:eastAsiaTheme="minorEastAsia" w:hAnsiTheme="minorHAnsi" w:cstheme="minorBidi"/>
+              <w:b w:val="0"/>
+              <w:bCs w:val="0"/>
+              <w:noProof/>
+              <w:kern w:val="2"/>
+              <w:sz w:val="24"/>
+              <w:szCs w:val="24"/>
+              <w:lang w:eastAsia="fr-FR"/>
+              <w14:ligatures w14:val="standardContextual"/>
+            </w:rPr>
+          </w:pPr>
+          <w:hyperlink w:anchor="_Toc236318656" w:history="1">
+            <w:r>
+              <w:rPr>
+                <w:rStyle w:val="Lienhypertexte"/>
+                <w:noProof/>
+                <w:spacing w:val="-10"/>
+              </w:rPr>
+              <w:t>2.1.2. Le changement de paradigme : de l'élimination à la valorisation</w:t>
+            </w:r>
+            <w:r>
+              <w:rPr>
+                <w:noProof/>
+                <w:webHidden/>
+              </w:rPr>
+              <w:tab/>
+            </w:r>
+            <w:r>
+              <w:rPr>
+                <w:noProof/>
+                <w:webHidden/>
+              </w:rPr>
+              <w:fldChar w:fldCharType="begin"/>
+            </w:r>
+            <w:r>
+              <w:rPr>
+                <w:noProof/>
+                <w:webHidden/>
+              </w:rPr>
+              <w:instrText xml:space="preserve"> PAGEREF _Toc236318656 \h </w:instrText>
+            </w:r>
+            <w:r>
+              <w:rPr>
+                <w:noProof/>
+                <w:webHidden/>
+              </w:rPr>
+            </w:r>
+            <w:r>
+              <w:rPr>
+                <w:noProof/>
+                <w:webHidden/>
+              </w:rPr>
+              <w:fldChar w:fldCharType="separate"/>
+            </w:r>
+            <w:r>
+              <w:rPr>
+                <w:noProof/>
+                <w:webHidden/>
+              </w:rPr>
+              <w:t>20</w:t>
+            </w:r>
+            <w:r>
+              <w:rPr>
+                <w:noProof/>
+                <w:webHidden/>
+              </w:rPr>
+              <w:fldChar w:fldCharType="end"/>
+            </w:r>
+          </w:hyperlink>
+        </w:p>
+        <w:p>
+          <w:pPr>
+            <w:pStyle w:val="TM2"/>
+            <w:tabs>
+              <w:tab w:val="right" w:leader="dot" w:pos="10767"/>
+            </w:tabs>
+            <w:rPr>
+              <w:rFonts w:asciiTheme="minorHAnsi" w:eastAsiaTheme="minorEastAsia" w:hAnsiTheme="minorHAnsi" w:cstheme="minorBidi"/>
+              <w:b w:val="0"/>
+              <w:bCs w:val="0"/>
+              <w:noProof/>
+              <w:kern w:val="2"/>
+              <w:sz w:val="24"/>
+              <w:szCs w:val="24"/>
+              <w:lang w:eastAsia="fr-FR"/>
+              <w14:ligatures w14:val="standardContextual"/>
+            </w:rPr>
+          </w:pPr>
+          <w:hyperlink w:anchor="_Toc236318657" w:history="1">
+            <w:r>
+              <w:rPr>
+                <w:rStyle w:val="Lienhypertexte"/>
+                <w:noProof/>
+                <w:spacing w:val="-10"/>
+              </w:rPr>
+              <w:t>2.1.3. Comparaison avec les solutions existantes (SHIELD, WaterWise)</w:t>
+            </w:r>
+            <w:r>
+              <w:rPr>
+                <w:noProof/>
+                <w:webHidden/>
+              </w:rPr>
+              <w:tab/>
+            </w:r>
+            <w:r>
+              <w:rPr>
+                <w:noProof/>
+                <w:webHidden/>
+              </w:rPr>
+              <w:fldChar w:fldCharType="begin"/>
+            </w:r>
+            <w:r>
+              <w:rPr>
+                <w:noProof/>
+                <w:webHidden/>
+              </w:rPr>
+              <w:instrText xml:space="preserve"> PAGEREF _Toc236318657 \h </w:instrText>
+            </w:r>
+            <w:r>
+              <w:rPr>
+                <w:noProof/>
+                <w:webHidden/>
+              </w:rPr>
+            </w:r>
+            <w:r>
+              <w:rPr>
+                <w:noProof/>
+                <w:webHidden/>
+              </w:rPr>
+              <w:fldChar w:fldCharType="separate"/>
+            </w:r>
+            <w:r>
+              <w:rPr>
+                <w:noProof/>
+                <w:webHidden/>
+              </w:rPr>
+              <w:t>20</w:t>
+            </w:r>
+            <w:r>
+              <w:rPr>
+                <w:noProof/>
+                <w:webHidden/>
+              </w:rPr>
+              <w:fldChar w:fldCharType="end"/>
+            </w:r>
+          </w:hyperlink>
+        </w:p>
+        <w:p>
+          <w:pPr>
+            <w:pStyle w:val="TM2"/>
+            <w:tabs>
+              <w:tab w:val="right" w:leader="dot" w:pos="10767"/>
+            </w:tabs>
+            <w:rPr>
+              <w:rFonts w:asciiTheme="minorHAnsi" w:eastAsiaTheme="minorEastAsia" w:hAnsiTheme="minorHAnsi" w:cstheme="minorBidi"/>
+              <w:b w:val="0"/>
+              <w:bCs w:val="0"/>
+              <w:noProof/>
+              <w:kern w:val="2"/>
+              <w:sz w:val="24"/>
+              <w:szCs w:val="24"/>
+              <w:lang w:eastAsia="fr-FR"/>
+              <w14:ligatures w14:val="standardContextual"/>
+            </w:rPr>
+          </w:pPr>
+          <w:hyperlink w:anchor="_Toc236318658" w:history="1">
+            <w:r>
+              <w:rPr>
+                <w:rStyle w:val="Lienhypertexte"/>
+                <w:noProof/>
+                <w:spacing w:val="-10"/>
+              </w:rPr>
+              <w:t>2.2. Le nouveau KPI : le Heat Reuse Ratio (HRR)</w:t>
+            </w:r>
+            <w:r>
+              <w:rPr>
+                <w:noProof/>
+                <w:webHidden/>
+              </w:rPr>
+              <w:tab/>
+            </w:r>
+            <w:r>
+              <w:rPr>
+                <w:noProof/>
+                <w:webHidden/>
+              </w:rPr>
+              <w:fldChar w:fldCharType="begin"/>
+            </w:r>
+            <w:r>
+              <w:rPr>
+                <w:noProof/>
+                <w:webHidden/>
+              </w:rPr>
+              <w:instrText xml:space="preserve"> PAGEREF _Toc236318658 \h </w:instrText>
+            </w:r>
+            <w:r>
+              <w:rPr>
+                <w:noProof/>
+                <w:webHidden/>
+              </w:rPr>
+            </w:r>
+            <w:r>
+              <w:rPr>
+                <w:noProof/>
+                <w:webHidden/>
+              </w:rPr>
+              <w:fldChar w:fldCharType="separate"/>
+            </w:r>
+            <w:r>
+              <w:rPr>
+                <w:noProof/>
+                <w:webHidden/>
+              </w:rPr>
+              <w:t>21</w:t>
+            </w:r>
+            <w:r>
+              <w:rPr>
+                <w:noProof/>
+                <w:webHidden/>
+              </w:rPr>
+              <w:fldChar w:fldCharType="end"/>
+            </w:r>
+          </w:hyperlink>
+        </w:p>
+        <w:p>
+          <w:pPr>
+            <w:pStyle w:val="TM2"/>
+            <w:tabs>
+              <w:tab w:val="right" w:leader="dot" w:pos="10767"/>
+            </w:tabs>
+            <w:rPr>
+              <w:rFonts w:asciiTheme="minorHAnsi" w:eastAsiaTheme="minorEastAsia" w:hAnsiTheme="minorHAnsi" w:cstheme="minorBidi"/>
+              <w:b w:val="0"/>
+              <w:bCs w:val="0"/>
+              <w:noProof/>
+              <w:kern w:val="2"/>
+              <w:sz w:val="24"/>
+              <w:szCs w:val="24"/>
+              <w:lang w:eastAsia="fr-FR"/>
+              <w14:ligatures w14:val="standardContextual"/>
+            </w:rPr>
+          </w:pPr>
+          <w:hyperlink w:anchor="_Toc236318659" w:history="1">
+            <w:r>
+              <w:rPr>
+                <w:rStyle w:val="Lienhypertexte"/>
+                <w:noProof/>
+                <w:spacing w:val="-10"/>
+              </w:rPr>
+              <w:t>2.2.1. Définition et formule du HRR</w:t>
+            </w:r>
+            <w:r>
+              <w:rPr>
+                <w:noProof/>
+                <w:webHidden/>
+              </w:rPr>
+              <w:tab/>
+            </w:r>
+            <w:r>
+              <w:rPr>
+                <w:noProof/>
+                <w:webHidden/>
+              </w:rPr>
+              <w:fldChar w:fldCharType="begin"/>
+            </w:r>
+            <w:r>
+              <w:rPr>
+                <w:noProof/>
+                <w:webHidden/>
+              </w:rPr>
+              <w:instrText xml:space="preserve"> PAGEREF _Toc236318659 \h </w:instrText>
+            </w:r>
+            <w:r>
+              <w:rPr>
+                <w:noProof/>
+                <w:webHidden/>
+              </w:rPr>
+            </w:r>
+            <w:r>
+              <w:rPr>
+                <w:noProof/>
+                <w:webHidden/>
+              </w:rPr>
+              <w:fldChar w:fldCharType="separate"/>
+            </w:r>
+            <w:r>
+              <w:rPr>
+                <w:noProof/>
+                <w:webHidden/>
+              </w:rPr>
+              <w:t>21</w:t>
+            </w:r>
+            <w:r>
+              <w:rPr>
+                <w:noProof/>
+                <w:webHidden/>
+              </w:rPr>
+              <w:fldChar w:fldCharType="end"/>
+            </w:r>
+          </w:hyperlink>
+        </w:p>
+        <w:p>
+          <w:pPr>
+            <w:pStyle w:val="TM2"/>
+            <w:tabs>
+              <w:tab w:val="right" w:leader="dot" w:pos="10767"/>
+            </w:tabs>
+            <w:rPr>
+              <w:rFonts w:asciiTheme="minorHAnsi" w:eastAsiaTheme="minorEastAsia" w:hAnsiTheme="minorHAnsi" w:cstheme="minorBidi"/>
+              <w:b w:val="0"/>
+              <w:bCs w:val="0"/>
+              <w:noProof/>
+              <w:kern w:val="2"/>
+              <w:sz w:val="24"/>
+              <w:szCs w:val="24"/>
+              <w:lang w:eastAsia="fr-FR"/>
+              <w14:ligatures w14:val="standardContextual"/>
+            </w:rPr>
+          </w:pPr>
+          <w:hyperlink w:anchor="_Toc236318660" w:history="1">
+            <w:r>
+              <w:rPr>
+                <w:rStyle w:val="Lienhypertexte"/>
+                <w:noProof/>
+                <w:spacing w:val="-10"/>
+              </w:rPr>
+              <w:t>2.2.2. Pourquoi ce KPI est original et nécessaire</w:t>
+            </w:r>
+            <w:r>
+              <w:rPr>
+                <w:noProof/>
+                <w:webHidden/>
+              </w:rPr>
+              <w:tab/>
+            </w:r>
+            <w:r>
+              <w:rPr>
+                <w:noProof/>
+                <w:webHidden/>
+              </w:rPr>
+              <w:fldChar w:fldCharType="begin"/>
+            </w:r>
+            <w:r>
+              <w:rPr>
+                <w:noProof/>
+                <w:webHidden/>
+              </w:rPr>
+              <w:instrText xml:space="preserve"> PAGEREF _Toc236318660 \h </w:instrText>
+            </w:r>
+            <w:r>
+              <w:rPr>
+                <w:noProof/>
+                <w:webHidden/>
+              </w:rPr>
+            </w:r>
+            <w:r>
+              <w:rPr>
+                <w:noProof/>
+                <w:webHidden/>
+              </w:rPr>
+              <w:fldChar w:fldCharType="separate"/>
+            </w:r>
+            <w:r>
+              <w:rPr>
+                <w:noProof/>
+                <w:webHidden/>
+              </w:rPr>
+              <w:t>21</w:t>
+            </w:r>
+            <w:r>
+              <w:rPr>
+                <w:noProof/>
+                <w:webHidden/>
+              </w:rPr>
+              <w:fldChar w:fldCharType="end"/>
+            </w:r>
+          </w:hyperlink>
+        </w:p>
+        <w:p>
+          <w:pPr>
+            <w:pStyle w:val="TM2"/>
+            <w:tabs>
+              <w:tab w:val="right" w:leader="dot" w:pos="10767"/>
+            </w:tabs>
+            <w:rPr>
+              <w:rFonts w:asciiTheme="minorHAnsi" w:eastAsiaTheme="minorEastAsia" w:hAnsiTheme="minorHAnsi" w:cstheme="minorBidi"/>
+              <w:b w:val="0"/>
+              <w:bCs w:val="0"/>
+              <w:noProof/>
+              <w:kern w:val="2"/>
+              <w:sz w:val="24"/>
+              <w:szCs w:val="24"/>
+              <w:lang w:eastAsia="fr-FR"/>
+              <w14:ligatures w14:val="standardContextual"/>
+            </w:rPr>
+          </w:pPr>
+          <w:hyperlink w:anchor="_Toc236318661" w:history="1">
+            <w:r>
+              <w:rPr>
+                <w:rStyle w:val="Lienhypertexte"/>
+                <w:noProof/>
+                <w:spacing w:val="-10"/>
+              </w:rPr>
+              <w:t>2.2.3. Le nouveau score environnemental global intégrant le HRR</w:t>
+            </w:r>
+            <w:r>
+              <w:rPr>
+                <w:noProof/>
+                <w:webHidden/>
+              </w:rPr>
+              <w:tab/>
+            </w:r>
+            <w:r>
+              <w:rPr>
+                <w:noProof/>
+                <w:webHidden/>
+              </w:rPr>
+              <w:fldChar w:fldCharType="begin"/>
+            </w:r>
+            <w:r>
+              <w:rPr>
+                <w:noProof/>
+                <w:webHidden/>
+              </w:rPr>
+              <w:instrText xml:space="preserve"> PAGEREF _Toc236318661 \h </w:instrText>
+            </w:r>
+            <w:r>
+              <w:rPr>
+                <w:noProof/>
+                <w:webHidden/>
+              </w:rPr>
+            </w:r>
+            <w:r>
+              <w:rPr>
+                <w:noProof/>
+                <w:webHidden/>
+              </w:rPr>
+              <w:fldChar w:fldCharType="separate"/>
+            </w:r>
+            <w:r>
+              <w:rPr>
+                <w:noProof/>
+                <w:webHidden/>
+              </w:rPr>
+              <w:t>22</w:t>
+            </w:r>
+            <w:r>
+              <w:rPr>
+                <w:noProof/>
+                <w:webHidden/>
+              </w:rPr>
+              <w:fldChar w:fldCharType="end"/>
+            </w:r>
+          </w:hyperlink>
+        </w:p>
+        <w:p>
+          <w:pPr>
+            <w:pStyle w:val="TM2"/>
+            <w:tabs>
+              <w:tab w:val="right" w:leader="dot" w:pos="10767"/>
+            </w:tabs>
+            <w:rPr>
+              <w:rFonts w:asciiTheme="minorHAnsi" w:eastAsiaTheme="minorEastAsia" w:hAnsiTheme="minorHAnsi" w:cstheme="minorBidi"/>
+              <w:b w:val="0"/>
+              <w:bCs w:val="0"/>
+              <w:noProof/>
+              <w:kern w:val="2"/>
+              <w:sz w:val="24"/>
+              <w:szCs w:val="24"/>
+              <w:lang w:eastAsia="fr-FR"/>
+              <w14:ligatures w14:val="standardContextual"/>
+            </w:rPr>
+          </w:pPr>
+          <w:hyperlink w:anchor="_Toc236318662" w:history="1">
+            <w:r>
+              <w:rPr>
+                <w:rStyle w:val="Lienhypertexte"/>
+                <w:noProof/>
+                <w:spacing w:val="-10"/>
+              </w:rPr>
+              <w:t>2.3. Architecture et fonctionnement de l'algorithme HEAT2VALUE</w:t>
+            </w:r>
+            <w:r>
+              <w:rPr>
+                <w:noProof/>
+                <w:webHidden/>
+              </w:rPr>
+              <w:tab/>
+            </w:r>
+            <w:r>
+              <w:rPr>
+                <w:noProof/>
+                <w:webHidden/>
+              </w:rPr>
+              <w:fldChar w:fldCharType="begin"/>
+            </w:r>
+            <w:r>
+              <w:rPr>
+                <w:noProof/>
+                <w:webHidden/>
+              </w:rPr>
+              <w:instrText xml:space="preserve"> PAGEREF _Toc236318662 \h </w:instrText>
+            </w:r>
+            <w:r>
+              <w:rPr>
+                <w:noProof/>
+                <w:webHidden/>
+              </w:rPr>
+            </w:r>
+            <w:r>
+              <w:rPr>
+                <w:noProof/>
+                <w:webHidden/>
+              </w:rPr>
+              <w:fldChar w:fldCharType="separate"/>
+            </w:r>
+            <w:r>
+              <w:rPr>
+                <w:noProof/>
+                <w:webHidden/>
+              </w:rPr>
+              <w:t>23</w:t>
+            </w:r>
+            <w:r>
+              <w:rPr>
+                <w:noProof/>
+                <w:webHidden/>
+              </w:rPr>
+              <w:fldChar w:fldCharType="end"/>
+            </w:r>
+          </w:hyperlink>
+        </w:p>
+        <w:p>
+          <w:pPr>
+            <w:pStyle w:val="TM2"/>
+            <w:tabs>
+              <w:tab w:val="right" w:leader="dot" w:pos="10767"/>
+            </w:tabs>
+            <w:rPr>
+              <w:rFonts w:asciiTheme="minorHAnsi" w:eastAsiaTheme="minorEastAsia" w:hAnsiTheme="minorHAnsi" w:cstheme="minorBidi"/>
+              <w:b w:val="0"/>
+              <w:bCs w:val="0"/>
+              <w:noProof/>
+              <w:kern w:val="2"/>
+              <w:sz w:val="24"/>
+              <w:szCs w:val="24"/>
+              <w:lang w:eastAsia="fr-FR"/>
+              <w14:ligatures w14:val="standardContextual"/>
+            </w:rPr>
+          </w:pPr>
+          <w:hyperlink w:anchor="_Toc236318663" w:history="1">
+            <w:r>
+              <w:rPr>
+                <w:rStyle w:val="Lienhypertexte"/>
+                <w:noProof/>
+                <w:spacing w:val="-10"/>
+              </w:rPr>
+              <w:t>2.3.1. Les données d'entrée : internes, météo et énergétiques</w:t>
+            </w:r>
+            <w:r>
+              <w:rPr>
+                <w:noProof/>
+                <w:webHidden/>
+              </w:rPr>
+              <w:tab/>
+            </w:r>
+            <w:r>
+              <w:rPr>
+                <w:noProof/>
+                <w:webHidden/>
+              </w:rPr>
+              <w:fldChar w:fldCharType="begin"/>
+            </w:r>
+            <w:r>
+              <w:rPr>
+                <w:noProof/>
+                <w:webHidden/>
+              </w:rPr>
+              <w:instrText xml:space="preserve"> PAGEREF _Toc236318663 \h </w:instrText>
+            </w:r>
+            <w:r>
+              <w:rPr>
+                <w:noProof/>
+                <w:webHidden/>
+              </w:rPr>
+            </w:r>
+            <w:r>
+              <w:rPr>
+                <w:noProof/>
+                <w:webHidden/>
+              </w:rPr>
+              <w:fldChar w:fldCharType="separate"/>
+            </w:r>
+            <w:r>
+              <w:rPr>
+                <w:noProof/>
+                <w:webHidden/>
+              </w:rPr>
+              <w:t>23</w:t>
+            </w:r>
+            <w:r>
+              <w:rPr>
+                <w:noProof/>
+                <w:webHidden/>
+              </w:rPr>
+              <w:fldChar w:fldCharType="end"/>
+            </w:r>
+          </w:hyperlink>
+        </w:p>
+        <w:p>
+          <w:pPr>
+            <w:pStyle w:val="TM2"/>
+            <w:tabs>
+              <w:tab w:val="right" w:leader="dot" w:pos="10767"/>
+            </w:tabs>
+            <w:rPr>
+              <w:rFonts w:asciiTheme="minorHAnsi" w:eastAsiaTheme="minorEastAsia" w:hAnsiTheme="minorHAnsi" w:cstheme="minorBidi"/>
+              <w:b w:val="0"/>
+              <w:bCs w:val="0"/>
+              <w:noProof/>
+              <w:kern w:val="2"/>
+              <w:sz w:val="24"/>
+              <w:szCs w:val="24"/>
+              <w:lang w:eastAsia="fr-FR"/>
+              <w14:ligatures w14:val="standardContextual"/>
+            </w:rPr>
+          </w:pPr>
+          <w:hyperlink w:anchor="_Toc236318664" w:history="1">
+            <w:r>
+              <w:rPr>
+                <w:rStyle w:val="Lienhypertexte"/>
+                <w:noProof/>
+                <w:spacing w:val="-10"/>
+              </w:rPr>
+              <w:t>2.3.2. Les trois options de destination de la chaleur</w:t>
+            </w:r>
+            <w:r>
+              <w:rPr>
+                <w:noProof/>
+                <w:webHidden/>
+              </w:rPr>
+              <w:tab/>
+            </w:r>
+            <w:r>
+              <w:rPr>
+                <w:noProof/>
+                <w:webHidden/>
+              </w:rPr>
+              <w:fldChar w:fldCharType="begin"/>
+            </w:r>
+            <w:r>
+              <w:rPr>
+                <w:noProof/>
+                <w:webHidden/>
+              </w:rPr>
+              <w:instrText xml:space="preserve"> PAGEREF _Toc236318664 \h </w:instrText>
+            </w:r>
+            <w:r>
+              <w:rPr>
+                <w:noProof/>
+                <w:webHidden/>
+              </w:rPr>
+            </w:r>
+            <w:r>
+              <w:rPr>
+                <w:noProof/>
+                <w:webHidden/>
+              </w:rPr>
+              <w:fldChar w:fldCharType="separate"/>
+            </w:r>
+            <w:r>
+              <w:rPr>
+                <w:noProof/>
+                <w:webHidden/>
+              </w:rPr>
+              <w:t>23</w:t>
+            </w:r>
+            <w:r>
+              <w:rPr>
+                <w:noProof/>
+                <w:webHidden/>
+              </w:rPr>
+              <w:fldChar w:fldCharType="end"/>
+            </w:r>
+          </w:hyperlink>
+        </w:p>
+        <w:p>
+          <w:pPr>
+            <w:pStyle w:val="TM2"/>
+            <w:tabs>
+              <w:tab w:val="right" w:leader="dot" w:pos="10767"/>
+            </w:tabs>
+            <w:rPr>
+              <w:rFonts w:asciiTheme="minorHAnsi" w:eastAsiaTheme="minorEastAsia" w:hAnsiTheme="minorHAnsi" w:cstheme="minorBidi"/>
+              <w:b w:val="0"/>
+              <w:bCs w:val="0"/>
+              <w:noProof/>
+              <w:kern w:val="2"/>
+              <w:sz w:val="24"/>
+              <w:szCs w:val="24"/>
+              <w:lang w:eastAsia="fr-FR"/>
+              <w14:ligatures w14:val="standardContextual"/>
+            </w:rPr>
+          </w:pPr>
+          <w:hyperlink w:anchor="_Toc236318665" w:history="1">
+            <w:r>
+              <w:rPr>
+                <w:rStyle w:val="Lienhypertexte"/>
+                <w:noProof/>
+                <w:spacing w:val="-10"/>
+              </w:rPr>
+              <w:t>2.3.3. Le moteur de décision et la logique de priorité</w:t>
+            </w:r>
+            <w:r>
+              <w:rPr>
+                <w:noProof/>
+                <w:webHidden/>
+              </w:rPr>
+              <w:tab/>
+            </w:r>
+            <w:r>
+              <w:rPr>
+                <w:noProof/>
+                <w:webHidden/>
+              </w:rPr>
+              <w:fldChar w:fldCharType="begin"/>
+            </w:r>
+            <w:r>
+              <w:rPr>
+                <w:noProof/>
+                <w:webHidden/>
+              </w:rPr>
+              <w:instrText xml:space="preserve"> PAGEREF _Toc236318665 \h </w:instrText>
+            </w:r>
+            <w:r>
+              <w:rPr>
+                <w:noProof/>
+                <w:webHidden/>
+              </w:rPr>
+            </w:r>
+            <w:r>
+              <w:rPr>
+                <w:noProof/>
+                <w:webHidden/>
+              </w:rPr>
+              <w:fldChar w:fldCharType="separate"/>
+            </w:r>
+            <w:r>
+              <w:rPr>
+                <w:noProof/>
+                <w:webHidden/>
+              </w:rPr>
+              <w:t>25</w:t>
+            </w:r>
+            <w:r>
+              <w:rPr>
+                <w:noProof/>
+                <w:webHidden/>
+              </w:rPr>
+              <w:fldChar w:fldCharType="end"/>
+            </w:r>
+          </w:hyperlink>
+        </w:p>
+        <w:p>
+          <w:pPr>
+            <w:pStyle w:val="TM2"/>
+            <w:tabs>
+              <w:tab w:val="right" w:leader="dot" w:pos="10767"/>
+            </w:tabs>
+            <w:rPr>
+              <w:rFonts w:asciiTheme="minorHAnsi" w:eastAsiaTheme="minorEastAsia" w:hAnsiTheme="minorHAnsi" w:cstheme="minorBidi"/>
+              <w:b w:val="0"/>
+              <w:bCs w:val="0"/>
+              <w:noProof/>
+              <w:kern w:val="2"/>
+              <w:sz w:val="24"/>
+              <w:szCs w:val="24"/>
+              <w:lang w:eastAsia="fr-FR"/>
+              <w14:ligatures w14:val="standardContextual"/>
+            </w:rPr>
+          </w:pPr>
+          <w:hyperlink w:anchor="_Toc236318666" w:history="1">
+            <w:r>
+              <w:rPr>
+                <w:rStyle w:val="Lienhypertexte"/>
+                <w:noProof/>
+                <w:spacing w:val="-10"/>
+              </w:rPr>
+              <w:t>2.4. Illustration par des scénarios concrets</w:t>
+            </w:r>
+            <w:r>
+              <w:rPr>
+                <w:noProof/>
+                <w:webHidden/>
+              </w:rPr>
+              <w:tab/>
+            </w:r>
+            <w:r>
+              <w:rPr>
+                <w:noProof/>
+                <w:webHidden/>
+              </w:rPr>
+              <w:fldChar w:fldCharType="begin"/>
+            </w:r>
+            <w:r>
+              <w:rPr>
+                <w:noProof/>
+                <w:webHidden/>
+              </w:rPr>
+              <w:instrText xml:space="preserve"> PAGEREF _Toc236318666 \h </w:instrText>
+            </w:r>
+            <w:r>
+              <w:rPr>
+                <w:noProof/>
+                <w:webHidden/>
+              </w:rPr>
+            </w:r>
+            <w:r>
+              <w:rPr>
+                <w:noProof/>
+                <w:webHidden/>
+              </w:rPr>
+              <w:fldChar w:fldCharType="separate"/>
+            </w:r>
+            <w:r>
+              <w:rPr>
+                <w:noProof/>
+                <w:webHidden/>
+              </w:rPr>
+              <w:t>26</w:t>
+            </w:r>
+            <w:r>
+              <w:rPr>
+                <w:noProof/>
+                <w:webHidden/>
+              </w:rPr>
+              <w:fldChar w:fldCharType="end"/>
+            </w:r>
+          </w:hyperlink>
+        </w:p>
+        <w:p>
+          <w:pPr>
+            <w:pStyle w:val="TM2"/>
+            <w:tabs>
+              <w:tab w:val="right" w:leader="dot" w:pos="10767"/>
+            </w:tabs>
+            <w:rPr>
+              <w:rFonts w:asciiTheme="minorHAnsi" w:eastAsiaTheme="minorEastAsia" w:hAnsiTheme="minorHAnsi" w:cstheme="minorBidi"/>
+              <w:b w:val="0"/>
+              <w:bCs w:val="0"/>
+              <w:noProof/>
+              <w:kern w:val="2"/>
+              <w:sz w:val="24"/>
+              <w:szCs w:val="24"/>
+              <w:lang w:eastAsia="fr-FR"/>
+              <w14:ligatures w14:val="standardContextual"/>
+            </w:rPr>
+          </w:pPr>
+          <w:hyperlink w:anchor="_Toc236318667" w:history="1">
+            <w:r>
+              <w:rPr>
+                <w:rStyle w:val="Lienhypertexte"/>
+                <w:noProof/>
+                <w:spacing w:val="-10"/>
+              </w:rPr>
+              <w:t>2.4.1. Comportement en hiver</w:t>
+            </w:r>
+            <w:r>
+              <w:rPr>
+                <w:noProof/>
+                <w:webHidden/>
+              </w:rPr>
+              <w:tab/>
+            </w:r>
+            <w:r>
+              <w:rPr>
+                <w:noProof/>
+                <w:webHidden/>
+              </w:rPr>
+              <w:fldChar w:fldCharType="begin"/>
+            </w:r>
+            <w:r>
+              <w:rPr>
+                <w:noProof/>
+                <w:webHidden/>
+              </w:rPr>
+              <w:instrText xml:space="preserve"> PAGEREF _Toc236318667 \h </w:instrText>
+            </w:r>
+            <w:r>
+              <w:rPr>
+                <w:noProof/>
+                <w:webHidden/>
+              </w:rPr>
+            </w:r>
+            <w:r>
+              <w:rPr>
+                <w:noProof/>
+                <w:webHidden/>
+              </w:rPr>
+              <w:fldChar w:fldCharType="separate"/>
+            </w:r>
+            <w:r>
+              <w:rPr>
+                <w:noProof/>
+                <w:webHidden/>
+              </w:rPr>
+              <w:t>26</w:t>
+            </w:r>
+            <w:r>
+              <w:rPr>
+                <w:noProof/>
+                <w:webHidden/>
+              </w:rPr>
+              <w:fldChar w:fldCharType="end"/>
+            </w:r>
+          </w:hyperlink>
+        </w:p>
+        <w:p>
+          <w:pPr>
+            <w:pStyle w:val="TM2"/>
+            <w:tabs>
+              <w:tab w:val="right" w:leader="dot" w:pos="10767"/>
+            </w:tabs>
+            <w:rPr>
+              <w:rFonts w:asciiTheme="minorHAnsi" w:eastAsiaTheme="minorEastAsia" w:hAnsiTheme="minorHAnsi" w:cstheme="minorBidi"/>
+              <w:b w:val="0"/>
+              <w:bCs w:val="0"/>
+              <w:noProof/>
+              <w:kern w:val="2"/>
+              <w:sz w:val="24"/>
+              <w:szCs w:val="24"/>
+              <w:lang w:eastAsia="fr-FR"/>
+              <w14:ligatures w14:val="standardContextual"/>
+            </w:rPr>
+          </w:pPr>
+          <w:hyperlink w:anchor="_Toc236318668" w:history="1">
+            <w:r>
+              <w:rPr>
+                <w:rStyle w:val="Lienhypertexte"/>
+                <w:noProof/>
+                <w:spacing w:val="-10"/>
+              </w:rPr>
+              <w:t>2.4.2. Comportement en été</w:t>
+            </w:r>
+            <w:r>
+              <w:rPr>
+                <w:noProof/>
+                <w:webHidden/>
+              </w:rPr>
+              <w:tab/>
+            </w:r>
+            <w:r>
+              <w:rPr>
+                <w:noProof/>
+                <w:webHidden/>
+              </w:rPr>
+              <w:fldChar w:fldCharType="begin"/>
+            </w:r>
+            <w:r>
+              <w:rPr>
+                <w:noProof/>
+                <w:webHidden/>
+              </w:rPr>
+              <w:instrText xml:space="preserve"> PAGEREF _Toc236318668 \h </w:instrText>
+            </w:r>
+            <w:r>
+              <w:rPr>
+                <w:noProof/>
+                <w:webHidden/>
+              </w:rPr>
+            </w:r>
+            <w:r>
+              <w:rPr>
+                <w:noProof/>
+                <w:webHidden/>
+              </w:rPr>
+              <w:fldChar w:fldCharType="separate"/>
+            </w:r>
+            <w:r>
+              <w:rPr>
+                <w:noProof/>
+                <w:webHidden/>
+              </w:rPr>
+              <w:t>26</w:t>
+            </w:r>
+            <w:r>
+              <w:rPr>
+                <w:noProof/>
+                <w:webHidden/>
+              </w:rPr>
+              <w:fldChar w:fldCharType="end"/>
+            </w:r>
+          </w:hyperlink>
+        </w:p>
+        <w:p>
+          <w:pPr>
+            <w:pStyle w:val="TM2"/>
+            <w:tabs>
+              <w:tab w:val="right" w:leader="dot" w:pos="10767"/>
+            </w:tabs>
+            <w:rPr>
+              <w:rFonts w:asciiTheme="minorHAnsi" w:eastAsiaTheme="minorEastAsia" w:hAnsiTheme="minorHAnsi" w:cstheme="minorBidi"/>
+              <w:b w:val="0"/>
+              <w:bCs w:val="0"/>
+              <w:noProof/>
+              <w:kern w:val="2"/>
+              <w:sz w:val="24"/>
+              <w:szCs w:val="24"/>
+              <w:lang w:eastAsia="fr-FR"/>
+              <w14:ligatures w14:val="standardContextual"/>
+            </w:rPr>
+          </w:pPr>
+          <w:hyperlink w:anchor="_Toc236318669" w:history="1">
+            <w:r>
+              <w:rPr>
+                <w:rStyle w:val="Lienhypertexte"/>
+                <w:noProof/>
+                <w:spacing w:val="-10"/>
+              </w:rPr>
+              <w:t>2.4.3. Comportement en période de transition</w:t>
+            </w:r>
+            <w:r>
+              <w:rPr>
+                <w:noProof/>
+                <w:webHidden/>
+              </w:rPr>
+              <w:tab/>
+            </w:r>
+            <w:r>
+              <w:rPr>
+                <w:noProof/>
+                <w:webHidden/>
+              </w:rPr>
+              <w:fldChar w:fldCharType="begin"/>
+            </w:r>
+            <w:r>
+              <w:rPr>
+                <w:noProof/>
+                <w:webHidden/>
+              </w:rPr>
+              <w:instrText xml:space="preserve"> PAGEREF _Toc236318669 \h </w:instrText>
+            </w:r>
+            <w:r>
+              <w:rPr>
+                <w:noProof/>
+                <w:webHidden/>
+              </w:rPr>
+            </w:r>
+            <w:r>
+              <w:rPr>
+                <w:noProof/>
+                <w:webHidden/>
+              </w:rPr>
+              <w:fldChar w:fldCharType="separate"/>
+            </w:r>
+            <w:r>
+              <w:rPr>
+                <w:noProof/>
+                <w:webHidden/>
+              </w:rPr>
+              <w:t>27</w:t>
+            </w:r>
+            <w:r>
+              <w:rPr>
+                <w:noProof/>
+                <w:webHidden/>
+              </w:rPr>
+              <w:fldChar w:fldCharType="end"/>
+            </w:r>
+          </w:hyperlink>
+        </w:p>
+        <w:p>
+          <w:pPr>
+            <w:pStyle w:val="TM2"/>
+            <w:tabs>
+              <w:tab w:val="right" w:leader="dot" w:pos="10767"/>
+            </w:tabs>
+            <w:rPr>
+              <w:rFonts w:asciiTheme="minorHAnsi" w:eastAsiaTheme="minorEastAsia" w:hAnsiTheme="minorHAnsi" w:cstheme="minorBidi"/>
+              <w:b w:val="0"/>
+              <w:bCs w:val="0"/>
+              <w:noProof/>
+              <w:kern w:val="2"/>
+              <w:sz w:val="24"/>
+              <w:szCs w:val="24"/>
+              <w:lang w:eastAsia="fr-FR"/>
+              <w14:ligatures w14:val="standardContextual"/>
+            </w:rPr>
+          </w:pPr>
+          <w:hyperlink w:anchor="_Toc236318670" w:history="1">
+            <w:r>
+              <w:rPr>
+                <w:rStyle w:val="Lienhypertexte"/>
+                <w:noProof/>
+                <w:spacing w:val="-10"/>
+              </w:rPr>
+              <w:t>2.5. Faisabilité et choix techniques</w:t>
+            </w:r>
+            <w:r>
+              <w:rPr>
+                <w:noProof/>
+                <w:webHidden/>
+              </w:rPr>
+              <w:tab/>
+            </w:r>
+            <w:r>
+              <w:rPr>
+                <w:noProof/>
+                <w:webHidden/>
+              </w:rPr>
+              <w:fldChar w:fldCharType="begin"/>
+            </w:r>
+            <w:r>
+              <w:rPr>
+                <w:noProof/>
+                <w:webHidden/>
+              </w:rPr>
+              <w:instrText xml:space="preserve"> PAGEREF _Toc236318670 \h </w:instrText>
+            </w:r>
+            <w:r>
+              <w:rPr>
+                <w:noProof/>
+                <w:webHidden/>
+              </w:rPr>
+            </w:r>
+            <w:r>
+              <w:rPr>
+                <w:noProof/>
+                <w:webHidden/>
+              </w:rPr>
+              <w:fldChar w:fldCharType="separate"/>
+            </w:r>
+            <w:r>
+              <w:rPr>
+                <w:noProof/>
+                <w:webHidden/>
+              </w:rPr>
+              <w:t>27</w:t>
+            </w:r>
+            <w:r>
+              <w:rPr>
+                <w:noProof/>
+                <w:webHidden/>
+              </w:rPr>
+              <w:fldChar w:fldCharType="end"/>
+            </w:r>
+          </w:hyperlink>
+        </w:p>
+        <w:p>
+          <w:pPr>
+            <w:pStyle w:val="TM2"/>
+            <w:tabs>
+              <w:tab w:val="right" w:leader="dot" w:pos="10767"/>
+            </w:tabs>
+            <w:rPr>
+              <w:rFonts w:asciiTheme="minorHAnsi" w:eastAsiaTheme="minorEastAsia" w:hAnsiTheme="minorHAnsi" w:cstheme="minorBidi"/>
+              <w:b w:val="0"/>
+              <w:bCs w:val="0"/>
+              <w:noProof/>
+              <w:kern w:val="2"/>
+              <w:sz w:val="24"/>
+              <w:szCs w:val="24"/>
+              <w:lang w:eastAsia="fr-FR"/>
+              <w14:ligatures w14:val="standardContextual"/>
+            </w:rPr>
+          </w:pPr>
+          <w:hyperlink w:anchor="_Toc236318671" w:history="1">
+            <w:r>
+              <w:rPr>
+                <w:rStyle w:val="Lienhypertexte"/>
+                <w:noProof/>
+                <w:spacing w:val="-10"/>
+              </w:rPr>
+              <w:t>2.5.1. Justification du choix de Python et de ses bibliothèques</w:t>
+            </w:r>
+            <w:r>
+              <w:rPr>
+                <w:noProof/>
+                <w:webHidden/>
+              </w:rPr>
+              <w:tab/>
+            </w:r>
+            <w:r>
+              <w:rPr>
+                <w:noProof/>
+                <w:webHidden/>
+              </w:rPr>
+              <w:fldChar w:fldCharType="begin"/>
+            </w:r>
+            <w:r>
+              <w:rPr>
+                <w:noProof/>
+                <w:webHidden/>
+              </w:rPr>
+              <w:instrText xml:space="preserve"> PAGEREF _Toc236318671 \h </w:instrText>
+            </w:r>
+            <w:r>
+              <w:rPr>
+                <w:noProof/>
+                <w:webHidden/>
+              </w:rPr>
+            </w:r>
+            <w:r>
+              <w:rPr>
+                <w:noProof/>
+                <w:webHidden/>
+              </w:rPr>
+              <w:fldChar w:fldCharType="separate"/>
+            </w:r>
+            <w:r>
+              <w:rPr>
+                <w:noProof/>
+                <w:webHidden/>
+              </w:rPr>
+              <w:t>27</w:t>
+            </w:r>
+            <w:r>
+              <w:rPr>
+                <w:noProof/>
+                <w:webHidden/>
+              </w:rPr>
+              <w:fldChar w:fldCharType="end"/>
+            </w:r>
+          </w:hyperlink>
+        </w:p>
+        <w:p>
+          <w:pPr>
+            <w:pStyle w:val="TM2"/>
+            <w:tabs>
+              <w:tab w:val="right" w:leader="dot" w:pos="10767"/>
+            </w:tabs>
+            <w:rPr>
+              <w:rFonts w:asciiTheme="minorHAnsi" w:eastAsiaTheme="minorEastAsia" w:hAnsiTheme="minorHAnsi" w:cstheme="minorBidi"/>
+              <w:b w:val="0"/>
+              <w:bCs w:val="0"/>
+              <w:noProof/>
+              <w:kern w:val="2"/>
+              <w:sz w:val="24"/>
+              <w:szCs w:val="24"/>
+              <w:lang w:eastAsia="fr-FR"/>
+              <w14:ligatures w14:val="standardContextual"/>
+            </w:rPr>
+          </w:pPr>
+          <w:hyperlink w:anchor="_Toc236318672" w:history="1">
+            <w:r>
+              <w:rPr>
+                <w:rStyle w:val="Lienhypertexte"/>
+                <w:noProof/>
+                <w:spacing w:val="-10"/>
+              </w:rPr>
+              <w:t>2.5.2. Les conditions nécessaires au déploiement de HEAT2VALUE</w:t>
+            </w:r>
+            <w:r>
+              <w:rPr>
+                <w:noProof/>
+                <w:webHidden/>
+              </w:rPr>
+              <w:tab/>
+            </w:r>
+            <w:r>
+              <w:rPr>
+                <w:noProof/>
+                <w:webHidden/>
+              </w:rPr>
+              <w:fldChar w:fldCharType="begin"/>
+            </w:r>
+            <w:r>
+              <w:rPr>
+                <w:noProof/>
+                <w:webHidden/>
+              </w:rPr>
+              <w:instrText xml:space="preserve"> PAGEREF _Toc236318672 \h </w:instrText>
+            </w:r>
+            <w:r>
+              <w:rPr>
+                <w:noProof/>
+                <w:webHidden/>
+              </w:rPr>
+            </w:r>
+            <w:r>
+              <w:rPr>
+                <w:noProof/>
+                <w:webHidden/>
+              </w:rPr>
+              <w:fldChar w:fldCharType="separate"/>
+            </w:r>
+            <w:r>
+              <w:rPr>
+                <w:noProof/>
+                <w:webHidden/>
+              </w:rPr>
+              <w:t>28</w:t>
+            </w:r>
+            <w:r>
+              <w:rPr>
+                <w:noProof/>
+                <w:webHidden/>
+              </w:rPr>
+              <w:fldChar w:fldCharType="end"/>
+            </w:r>
+          </w:hyperlink>
+        </w:p>
+        <w:p>
+          <w:pPr>
+            <w:pStyle w:val="TM2"/>
+            <w:tabs>
+              <w:tab w:val="right" w:leader="dot" w:pos="10767"/>
+            </w:tabs>
+            <w:rPr>
+              <w:rFonts w:asciiTheme="minorHAnsi" w:eastAsiaTheme="minorEastAsia" w:hAnsiTheme="minorHAnsi" w:cstheme="minorBidi"/>
+              <w:b w:val="0"/>
+              <w:bCs w:val="0"/>
+              <w:noProof/>
+              <w:kern w:val="2"/>
+              <w:sz w:val="24"/>
+              <w:szCs w:val="24"/>
+              <w:lang w:eastAsia="fr-FR"/>
+              <w14:ligatures w14:val="standardContextual"/>
+            </w:rPr>
+          </w:pPr>
+          <w:hyperlink w:anchor="_Toc236318673" w:history="1">
+            <w:r>
+              <w:rPr>
+                <w:rStyle w:val="Lienhypertexte"/>
+                <w:noProof/>
+              </w:rPr>
+              <w:t>Conclusion</w:t>
+            </w:r>
+            <w:r>
+              <w:rPr>
+                <w:noProof/>
+                <w:webHidden/>
+              </w:rPr>
+              <w:tab/>
+            </w:r>
+            <w:r>
+              <w:rPr>
+                <w:noProof/>
+                <w:webHidden/>
+              </w:rPr>
+              <w:fldChar w:fldCharType="begin"/>
+            </w:r>
+            <w:r>
+              <w:rPr>
+                <w:noProof/>
+                <w:webHidden/>
+              </w:rPr>
+              <w:instrText xml:space="preserve"> PAGEREF _Toc236318673 \h </w:instrText>
+            </w:r>
+            <w:r>
+              <w:rPr>
+                <w:noProof/>
+                <w:webHidden/>
+              </w:rPr>
+            </w:r>
+            <w:r>
+              <w:rPr>
+                <w:noProof/>
+                <w:webHidden/>
+              </w:rPr>
+              <w:fldChar w:fldCharType="separate"/>
+            </w:r>
+            <w:r>
+              <w:rPr>
+                <w:noProof/>
+                <w:webHidden/>
+              </w:rPr>
+              <w:t>29</w:t>
+            </w:r>
+            <w:r>
+              <w:rPr>
+                <w:noProof/>
+                <w:webHidden/>
+              </w:rPr>
+              <w:fldChar w:fldCharType="end"/>
+            </w:r>
+          </w:hyperlink>
+        </w:p>
+        <w:p>
+          <w:pPr>
+            <w:pStyle w:val="TM1"/>
+            <w:tabs>
+              <w:tab w:val="right" w:leader="dot" w:pos="10767"/>
+            </w:tabs>
+            <w:rPr>
+              <w:rFonts w:asciiTheme="minorHAnsi" w:eastAsiaTheme="minorEastAsia" w:hAnsiTheme="minorHAnsi" w:cstheme="minorBidi"/>
+              <w:noProof/>
+              <w:kern w:val="2"/>
+              <w:sz w:val="24"/>
+              <w:szCs w:val="24"/>
+              <w:lang w:eastAsia="fr-FR"/>
+              <w14:ligatures w14:val="standardContextual"/>
+            </w:rPr>
+          </w:pPr>
+          <w:hyperlink w:anchor="_Toc236318674" w:history="1">
+            <w:r>
+              <w:rPr>
+                <w:rStyle w:val="Lienhypertexte"/>
+                <w:noProof/>
                 <w:spacing w:val="-2"/>
               </w:rPr>
               <w:t>Bibliographie</w:t>
@@ -5293,7 +7047,7 @@
                 <w:noProof/>
                 <w:webHidden/>
               </w:rPr>
-              <w:instrText xml:space="preserve"> PAGEREF _Toc231898606 \h </w:instrText>
+              <w:instrText xml:space="preserve"> PAGEREF _Toc236318674 \h </w:instrText>
             </w:r>
             <w:r>
               <w:rPr>
@@ -5313,7 +7067,7 @@
                 <w:noProof/>
                 <w:webHidden/>
               </w:rPr>
-              <w:t>18</w:t>
+              <w:t>30</w:t>
             </w:r>
             <w:r>
               <w:rPr>
@@ -5362,7 +7116,7 @@
       </w:pPr>
       <w:bookmarkStart w:id="4" w:name="_bookmark1"/>
       <w:bookmarkStart w:id="5" w:name="_bookmark0"/>
-      <w:bookmarkStart w:id="6" w:name="_Toc231898583"/>
+      <w:bookmarkStart w:id="6" w:name="_Toc236318629"/>
       <w:bookmarkEnd w:id="4"/>
       <w:bookmarkEnd w:id="5"/>
       <w:r>
@@ -5538,7 +7292,7 @@
         <w:spacing w:before="148"/>
       </w:pPr>
       <w:bookmarkStart w:id="7" w:name="_bookmark2"/>
-      <w:bookmarkStart w:id="8" w:name="_Toc231898584"/>
+      <w:bookmarkStart w:id="8" w:name="_Toc236318630"/>
       <w:bookmarkEnd w:id="7"/>
       <w:r>
         <w:rPr>
@@ -5644,7 +7398,7 @@
         </w:rPr>
         <w:tab/>
       </w:r>
-      <w:bookmarkStart w:id="10" w:name="_Toc231898585"/>
+      <w:bookmarkStart w:id="10" w:name="_Toc236318631"/>
       <w:r>
         <w:rPr>
           <w:color w:val="1F497D" w:themeColor="text2"/>
@@ -5759,7 +7513,7 @@
         </w:rPr>
       </w:pPr>
       <w:bookmarkStart w:id="11" w:name="_bookmark4"/>
-      <w:bookmarkStart w:id="12" w:name="_Toc231898586"/>
+      <w:bookmarkStart w:id="12" w:name="_Toc236318632"/>
       <w:bookmarkEnd w:id="11"/>
       <w:r>
         <w:rPr>
@@ -5855,7 +7609,7 @@
         <w:ind w:left="1980" w:hanging="692"/>
       </w:pPr>
       <w:bookmarkStart w:id="13" w:name="_bookmark5"/>
-      <w:bookmarkStart w:id="14" w:name="_Toc231898587"/>
+      <w:bookmarkStart w:id="14" w:name="_Toc236318633"/>
       <w:bookmarkEnd w:id="13"/>
       <w:r>
         <w:rPr>
@@ -6172,7 +7926,7 @@
         </w:tabs>
         <w:ind w:left="1980" w:hanging="692"/>
       </w:pPr>
-      <w:bookmarkStart w:id="15" w:name="_Toc231898588"/>
+      <w:bookmarkStart w:id="15" w:name="_Toc236318634"/>
       <w:r>
         <w:rPr>
           <w:color w:val="4471C4"/>
@@ -6448,7 +8202,7 @@
         </w:tabs>
         <w:ind w:left="1980" w:hanging="692"/>
       </w:pPr>
-      <w:bookmarkStart w:id="16" w:name="_Toc231898589"/>
+      <w:bookmarkStart w:id="16" w:name="_Toc236318635"/>
       <w:r>
         <w:rPr>
           <w:color w:val="4471C4"/>
@@ -7065,7 +8819,7 @@
           <w:sz w:val="25"/>
         </w:rPr>
       </w:pPr>
-      <w:bookmarkStart w:id="17" w:name="_Toc231898590"/>
+      <w:bookmarkStart w:id="17" w:name="_Toc236318636"/>
       <w:r>
         <w:rPr>
           <w:color w:val="2E5395"/>
@@ -7119,7 +8873,7 @@
         </w:rPr>
         <w:t xml:space="preserve">               </w:t>
       </w:r>
-      <w:bookmarkStart w:id="18" w:name="_Toc231898591"/>
+      <w:bookmarkStart w:id="18" w:name="_Toc236318637"/>
       <w:r>
         <w:rPr>
           <w:color w:val="4471C4"/>
@@ -7289,7 +9043,7 @@
           <w:color w:val="4471C4"/>
         </w:rPr>
       </w:pPr>
-      <w:bookmarkStart w:id="19" w:name="_Toc231898592"/>
+      <w:bookmarkStart w:id="19" w:name="_Toc236318638"/>
       <w:r>
         <w:rPr>
           <w:color w:val="4471C4"/>
@@ -7512,7 +9266,7 @@
           <w:color w:val="4471C4"/>
         </w:rPr>
       </w:pPr>
-      <w:bookmarkStart w:id="20" w:name="_Toc231898593"/>
+      <w:bookmarkStart w:id="20" w:name="_Toc236318639"/>
       <w:r>
         <w:rPr>
           <w:color w:val="4471C4"/>
@@ -7725,7 +9479,7 @@
           <w:sz w:val="25"/>
         </w:rPr>
       </w:pPr>
-      <w:bookmarkStart w:id="21" w:name="_Toc231898594"/>
+      <w:bookmarkStart w:id="21" w:name="_Toc236318640"/>
       <w:r>
         <w:rPr>
           <w:color w:val="2E5395"/>
@@ -7891,7 +9645,7 @@
         </w:rPr>
         <w:t xml:space="preserve">                  </w:t>
       </w:r>
-      <w:bookmarkStart w:id="22" w:name="_Toc231898595"/>
+      <w:bookmarkStart w:id="22" w:name="_Toc236318641"/>
       <w:r>
         <w:rPr>
           <w:color w:val="4471C4"/>
@@ -8142,7 +9896,7 @@
         </w:rPr>
         <w:t xml:space="preserve">        </w:t>
       </w:r>
-      <w:bookmarkStart w:id="23" w:name="_Toc231898596"/>
+      <w:bookmarkStart w:id="23" w:name="_Toc236318642"/>
       <w:r>
         <w:rPr>
           <w:color w:val="4471C4"/>
@@ -8299,7 +10053,7 @@
           <w:sz w:val="25"/>
         </w:rPr>
       </w:pPr>
-      <w:bookmarkStart w:id="24" w:name="_Toc231898597"/>
+      <w:bookmarkStart w:id="24" w:name="_Toc236318643"/>
       <w:r>
         <w:rPr>
           <w:color w:val="2E5395"/>
@@ -8458,7 +10212,7 @@
           <w:spacing w:val="-2"/>
         </w:rPr>
       </w:pPr>
-      <w:bookmarkStart w:id="25" w:name="_Toc231898598"/>
+      <w:bookmarkStart w:id="25" w:name="_Toc236318644"/>
       <w:r>
         <w:rPr>
           <w:color w:val="4471C4"/>
@@ -8538,7 +10292,7 @@
       <w:r>
         <w:t xml:space="preserve">             </w:t>
       </w:r>
-      <w:bookmarkStart w:id="26" w:name="_Toc231898599"/>
+      <w:bookmarkStart w:id="26" w:name="_Toc236318645"/>
       <w:r>
         <w:rPr>
           <w:color w:val="4471C4"/>
@@ -8634,7 +10388,7 @@
       <w:r>
         <w:t xml:space="preserve">             </w:t>
       </w:r>
-      <w:bookmarkStart w:id="27" w:name="_Toc231898600"/>
+      <w:bookmarkStart w:id="27" w:name="_Toc236318646"/>
       <w:r>
         <w:rPr>
           <w:color w:val="4471C4"/>
@@ -8700,7 +10454,7 @@
           <w:color w:val="2E5395"/>
         </w:rPr>
       </w:pPr>
-      <w:bookmarkStart w:id="28" w:name="_Toc231898601"/>
+      <w:bookmarkStart w:id="28" w:name="_Toc236318647"/>
       <w:r>
         <w:rPr>
           <w:color w:val="2E5395"/>
@@ -8757,7 +10511,7 @@
         <w:lastRenderedPageBreak/>
         <w:t xml:space="preserve">       </w:t>
       </w:r>
-      <w:bookmarkStart w:id="29" w:name="_Toc231898602"/>
+      <w:bookmarkStart w:id="29" w:name="_Toc236318648"/>
       <w:r>
         <w:rPr>
           <w:color w:val="4471C4"/>
@@ -8799,7 +10553,7 @@
         </w:rPr>
         <w:t xml:space="preserve">                 </w:t>
       </w:r>
-      <w:bookmarkStart w:id="30" w:name="_Toc231898603"/>
+      <w:bookmarkStart w:id="30" w:name="_Toc236318649"/>
       <w:r>
         <w:rPr>
           <w:color w:val="4471C4"/>
@@ -8970,7 +10724,7 @@
           <w:color w:val="4471C4"/>
         </w:rPr>
       </w:pPr>
-      <w:bookmarkStart w:id="31" w:name="_Toc231898604"/>
+      <w:bookmarkStart w:id="31" w:name="_Toc236318650"/>
       <w:r>
         <w:rPr>
           <w:rFonts w:eastAsia="Cambria Math"/>
@@ -9996,6 +11750,7 @@
               <w:t xml:space="preserve"> </w:t>
             </w:r>
             <w:proofErr w:type="spellStart"/>
+            <w:proofErr w:type="gramStart"/>
             <w:r>
               <w:rPr>
                 <w:sz w:val="24"/>
@@ -10007,7 +11762,14 @@
               <w:rPr>
                 <w:sz w:val="24"/>
               </w:rPr>
-              <w:t xml:space="preserve">: </w:t>
+              <w:t>:</w:t>
+            </w:r>
+            <w:proofErr w:type="gramEnd"/>
+            <w:r>
+              <w:rPr>
+                <w:sz w:val="24"/>
+              </w:rPr>
+              <w:t xml:space="preserve"> </w:t>
             </w:r>
             <w:r>
               <w:rPr>
@@ -10229,12 +11991,21 @@
                 <w:sz w:val="24"/>
               </w:rPr>
             </w:pPr>
+            <w:proofErr w:type="gramStart"/>
             <w:r>
               <w:rPr>
                 <w:spacing w:val="-2"/>
                 <w:sz w:val="24"/>
               </w:rPr>
-              <w:t>propre.</w:t>
+              <w:t>propre</w:t>
+            </w:r>
+            <w:proofErr w:type="gramEnd"/>
+            <w:r>
+              <w:rPr>
+                <w:spacing w:val="-2"/>
+                <w:sz w:val="24"/>
+              </w:rPr>
+              <w:t>.</w:t>
             </w:r>
           </w:p>
           <w:p>
@@ -10301,12 +12072,21 @@
                 <w:sz w:val="24"/>
               </w:rPr>
             </w:pPr>
+            <w:proofErr w:type="gramStart"/>
             <w:r>
               <w:rPr>
                 <w:spacing w:val="-2"/>
                 <w:sz w:val="24"/>
               </w:rPr>
-              <w:t>mondial.</w:t>
+              <w:t>mondial</w:t>
+            </w:r>
+            <w:proofErr w:type="gramEnd"/>
+            <w:r>
+              <w:rPr>
+                <w:spacing w:val="-2"/>
+                <w:sz w:val="24"/>
+              </w:rPr>
+              <w:t>.</w:t>
             </w:r>
           </w:p>
         </w:tc>
@@ -10566,6 +12346,7 @@
               <w:t xml:space="preserve">diverse </w:t>
             </w:r>
             <w:proofErr w:type="spellStart"/>
+            <w:proofErr w:type="gramStart"/>
             <w:r>
               <w:rPr>
                 <w:spacing w:val="-2"/>
@@ -10579,7 +12360,15 @@
                 <w:spacing w:val="-2"/>
                 <w:sz w:val="24"/>
               </w:rPr>
-              <w:t xml:space="preserve">: </w:t>
+              <w:t>:</w:t>
+            </w:r>
+            <w:proofErr w:type="gramEnd"/>
+            <w:r>
+              <w:rPr>
+                <w:spacing w:val="-2"/>
+                <w:sz w:val="24"/>
+              </w:rPr>
+              <w:t xml:space="preserve"> </w:t>
             </w:r>
             <w:proofErr w:type="spellStart"/>
             <w:r>
@@ -11330,7 +13119,7 @@
         </w:rPr>
       </w:pPr>
       <w:bookmarkStart w:id="36" w:name="_bookmark24"/>
-      <w:bookmarkStart w:id="37" w:name="_Toc231898605"/>
+      <w:bookmarkStart w:id="37" w:name="_Toc236318651"/>
       <w:bookmarkEnd w:id="36"/>
       <w:r>
         <w:rPr>
@@ -11568,6 +13357,7 @@
           <w:color w:val="2E5395"/>
         </w:rPr>
       </w:pPr>
+      <w:bookmarkStart w:id="38" w:name="_Toc236318652"/>
       <w:r>
         <w:rPr>
           <w:color w:val="2E5395"/>
@@ -11613,6 +13403,7 @@
         </w:rPr>
         <w:t>HEAT2VALUE — Un algorithme de valorisation thermique pour l'optimisation énergétique des Data Centers Cloud</w:t>
       </w:r>
+      <w:bookmarkEnd w:id="38"/>
     </w:p>
     <w:p>
       <w:pPr>
@@ -11632,6 +13423,7 @@
           <w:spacing w:val="-10"/>
         </w:rPr>
       </w:pPr>
+      <w:bookmarkStart w:id="39" w:name="_Toc236318653"/>
       <w:r>
         <w:rPr>
           <w:color w:val="1F497D" w:themeColor="text2"/>
@@ -11652,6 +13444,7 @@
         </w:rPr>
         <w:t>:</w:t>
       </w:r>
+      <w:bookmarkEnd w:id="39"/>
     </w:p>
     <w:p>
       <w:pPr>
@@ -11812,6 +13605,7 @@
           <w:spacing w:val="-10"/>
         </w:rPr>
       </w:pPr>
+      <w:bookmarkStart w:id="40" w:name="_Toc236318654"/>
       <w:r>
         <w:rPr>
           <w:color w:val="2E5395"/>
@@ -11834,6 +13628,7 @@
         </w:rPr>
         <w:t>la solution</w:t>
       </w:r>
+      <w:bookmarkEnd w:id="40"/>
     </w:p>
     <w:p>
       <w:pPr>
@@ -11881,6 +13676,7 @@
         </w:rPr>
         <w:tab/>
       </w:r>
+      <w:bookmarkStart w:id="41" w:name="_Toc236318655"/>
       <w:r>
         <w:rPr>
           <w:color w:val="4471C4"/>
@@ -11893,16 +13689,24 @@
           <w:color w:val="4471C4"/>
           <w:spacing w:val="-10"/>
         </w:rPr>
-        <w:t xml:space="preserve"> limites des approches actuelles : la chaleur traitée comme un déchet </w:t>
-      </w:r>
-    </w:p>
-    <w:p>
-      <w:pPr>
-        <w:pStyle w:val="Titre2"/>
+        <w:t xml:space="preserve"> limites des approches actuelles : la chaleur traitée comme un déchet</w:t>
+      </w:r>
+      <w:bookmarkEnd w:id="41"/>
+      <w:r>
         <w:rPr>
           <w:color w:val="4471C4"/>
           <w:spacing w:val="-10"/>
         </w:rPr>
+        <w:t xml:space="preserve"> </w:t>
+      </w:r>
+    </w:p>
+    <w:p>
+      <w:pPr>
+        <w:pStyle w:val="Titre2"/>
+        <w:rPr>
+          <w:color w:val="4471C4"/>
+          <w:spacing w:val="-10"/>
+        </w:rPr>
       </w:pPr>
     </w:p>
     <w:p>
@@ -11957,15 +13761,23 @@
           <w:spacing w:val="-10"/>
         </w:rPr>
         <w:tab/>
-        <w:t xml:space="preserve">2.1.2. </w:t>
-      </w:r>
+      </w:r>
+      <w:bookmarkStart w:id="42" w:name="_Toc236318656"/>
       <w:r>
         <w:rPr>
           <w:color w:val="4471C4"/>
           <w:spacing w:val="-10"/>
         </w:rPr>
+        <w:t xml:space="preserve">2.1.2. </w:t>
+      </w:r>
+      <w:r>
+        <w:rPr>
+          <w:color w:val="4471C4"/>
+          <w:spacing w:val="-10"/>
+        </w:rPr>
         <w:t>Le changement de paradigme : de l'élimination à la valorisation</w:t>
       </w:r>
+      <w:bookmarkEnd w:id="42"/>
     </w:p>
     <w:p>
       <w:pPr>
@@ -12017,31 +13829,39 @@
           <w:spacing w:val="-10"/>
         </w:rPr>
         <w:tab/>
-        <w:t xml:space="preserve">2.1.3. </w:t>
-      </w:r>
+      </w:r>
+      <w:bookmarkStart w:id="43" w:name="_Toc236318657"/>
       <w:r>
         <w:rPr>
           <w:color w:val="4471C4"/>
           <w:spacing w:val="-10"/>
         </w:rPr>
-        <w:t xml:space="preserve">Comparaison avec les solutions existantes (SHIELD, </w:t>
-      </w:r>
-      <w:proofErr w:type="spellStart"/>
+        <w:t xml:space="preserve">2.1.3. </w:t>
+      </w:r>
       <w:r>
         <w:rPr>
           <w:color w:val="4471C4"/>
           <w:spacing w:val="-10"/>
         </w:rPr>
-        <w:t>WaterWise</w:t>
-      </w:r>
-      <w:proofErr w:type="spellEnd"/>
+        <w:t xml:space="preserve">Comparaison avec les solutions existantes (SHIELD, </w:t>
+      </w:r>
+      <w:proofErr w:type="spellStart"/>
       <w:r>
         <w:rPr>
           <w:color w:val="4471C4"/>
           <w:spacing w:val="-10"/>
         </w:rPr>
+        <w:t>WaterWise</w:t>
+      </w:r>
+      <w:proofErr w:type="spellEnd"/>
+      <w:r>
+        <w:rPr>
+          <w:color w:val="4471C4"/>
+          <w:spacing w:val="-10"/>
+        </w:rPr>
         <w:t>)</w:t>
       </w:r>
+      <w:bookmarkEnd w:id="43"/>
     </w:p>
     <w:p>
       <w:pPr>
@@ -12746,6 +14566,7 @@
           <w:spacing w:val="-10"/>
         </w:rPr>
       </w:pPr>
+      <w:bookmarkStart w:id="44" w:name="_Toc236318658"/>
       <w:r>
         <w:rPr>
           <w:color w:val="2E5395"/>
@@ -12783,6 +14604,7 @@
         </w:rPr>
         <w:t xml:space="preserve"> Ratio (HRR)</w:t>
       </w:r>
+      <w:bookmarkEnd w:id="44"/>
     </w:p>
     <w:p>
       <w:pPr>
@@ -12830,6 +14652,7 @@
         </w:rPr>
         <w:tab/>
       </w:r>
+      <w:bookmarkStart w:id="45" w:name="_Toc236318659"/>
       <w:r>
         <w:rPr>
           <w:color w:val="4471C4"/>
@@ -12837,6 +14660,7 @@
         </w:rPr>
         <w:t>2.2.1. Définition et formule du HRR</w:t>
       </w:r>
+      <w:bookmarkEnd w:id="45"/>
     </w:p>
     <w:p>
       <w:pPr>
@@ -13088,8 +14912,16 @@
           <w:spacing w:val="-10"/>
         </w:rPr>
         <w:tab/>
+      </w:r>
+      <w:bookmarkStart w:id="46" w:name="_Toc236318660"/>
+      <w:r>
+        <w:rPr>
+          <w:color w:val="4471C4"/>
+          <w:spacing w:val="-10"/>
+        </w:rPr>
         <w:t>2.2.2. Pourquoi ce KPI est original et nécessaire</w:t>
       </w:r>
+      <w:bookmarkEnd w:id="46"/>
     </w:p>
     <w:p>
       <w:pPr>
@@ -13245,8 +15077,16 @@
           <w:spacing w:val="-10"/>
         </w:rPr>
         <w:tab/>
+      </w:r>
+      <w:bookmarkStart w:id="47" w:name="_Toc236318661"/>
+      <w:r>
+        <w:rPr>
+          <w:color w:val="4471C4"/>
+          <w:spacing w:val="-10"/>
+        </w:rPr>
         <w:t>2.2.3. Le nouveau score environnemental global intégrant le HRR</w:t>
       </w:r>
+      <w:bookmarkEnd w:id="47"/>
     </w:p>
     <w:p>
       <w:pPr>
@@ -13496,9 +15336,6 @@
             <m:t>HRR</m:t>
           </m:r>
           <m:r>
-            <w:rPr>
-              <w:i/>
-            </w:rPr>
             <w:br/>
           </m:r>
         </m:oMath>
@@ -13531,12 +15368,21 @@
         <w:ind w:right="1128"/>
         <w:jc w:val="both"/>
       </w:pPr>
+      <w:proofErr w:type="gramStart"/>
       <w:r>
         <w:rPr>
           <w:b/>
           <w:bCs/>
         </w:rPr>
-        <w:t>α, β, γ</w:t>
+        <w:t>α</w:t>
+      </w:r>
+      <w:proofErr w:type="gramEnd"/>
+      <w:r>
+        <w:rPr>
+          <w:b/>
+          <w:bCs/>
+        </w:rPr>
+        <w:t>, β, γ</w:t>
       </w:r>
       <w:r>
         <w:t xml:space="preserve"> sont les poids attribués aux trois indicateurs classiques. Ils permettent d'ajuster l'importance accordée à chacun selon le contexte. Par exemple, dans une région soumise au stress hydrique, on augmente γ pour donner plus de poids à la consommation d'eau.</w:t>
@@ -13559,6 +15405,7 @@
         <w:ind w:right="1128"/>
         <w:jc w:val="both"/>
       </w:pPr>
+      <w:proofErr w:type="gramStart"/>
       <w:r>
         <w:rPr>
           <w:b/>
@@ -13566,6 +15413,7 @@
         </w:rPr>
         <w:t>δ</w:t>
       </w:r>
+      <w:proofErr w:type="gramEnd"/>
       <w:r>
         <w:t xml:space="preserve"> est le poids attribué à la valorisation thermique. Plus il est élevé, plus le système récompense les décisions qui valorisent la chaleur.</w:t>
       </w:r>
@@ -13651,6 +15499,7 @@
           <w:spacing w:val="-10"/>
         </w:rPr>
       </w:pPr>
+      <w:bookmarkStart w:id="48" w:name="_Toc236318662"/>
       <w:r>
         <w:rPr>
           <w:color w:val="1F497D" w:themeColor="text2"/>
@@ -13666,6 +15515,7 @@
         </w:rPr>
         <w:t>Architecture et fonctionnement de l'algorithme HEAT2VALUE</w:t>
       </w:r>
+      <w:bookmarkEnd w:id="48"/>
     </w:p>
     <w:p>
       <w:pPr>
@@ -13717,6 +15567,7 @@
         </w:rPr>
         <w:tab/>
       </w:r>
+      <w:bookmarkStart w:id="49" w:name="_Toc236318663"/>
       <w:r>
         <w:rPr>
           <w:color w:val="4471C4"/>
@@ -13724,6 +15575,7 @@
         </w:rPr>
         <w:t>2.3.1. Les données d'entrée : internes, météo et énergétiques</w:t>
       </w:r>
+      <w:bookmarkEnd w:id="49"/>
     </w:p>
     <w:p>
       <w:pPr>
@@ -13798,13 +15650,7 @@
         <w:t>Les données météorologiques</w:t>
       </w:r>
       <w:r>
-        <w:t xml:space="preserve"> se résument à une seule information essentielle : la température extérieure. Elle permet à l'algorithme de savoir si les bâtiments voisins ont besoin de chauffage. En dessous de 18°C, les bâtiments ont besoin d'être chauffés. </w:t>
-      </w:r>
-      <w:r>
-        <w:t>Au-dessus</w:t>
-      </w:r>
-      <w:r>
-        <w:t xml:space="preserve"> de 18°C, la chaleur des serveurs n'est d'aucune utilité immédiate pour eux. C'est ce seuil qui déclenche ou non la réutilisation directe.</w:t>
+        <w:t xml:space="preserve"> se résument à une seule information essentielle : la température extérieure. Elle permet à l'algorithme de savoir si les bâtiments voisins ont besoin de chauffage. En dessous de 18°C, les bâtiments ont besoin d'être chauffés. Au-dessus de 18°C, la chaleur des serveurs n'est d'aucune utilité immédiate pour eux. C'est ce seuil qui déclenche ou non la réutilisation directe.</w:t>
       </w:r>
     </w:p>
     <w:p>
@@ -13879,8 +15725,16 @@
           <w:spacing w:val="-10"/>
         </w:rPr>
         <w:tab/>
+      </w:r>
+      <w:bookmarkStart w:id="50" w:name="_Toc236318664"/>
+      <w:r>
+        <w:rPr>
+          <w:color w:val="4471C4"/>
+          <w:spacing w:val="-10"/>
+        </w:rPr>
         <w:t>2.3.2. Les trois options de destination de la chaleur</w:t>
       </w:r>
+      <w:bookmarkEnd w:id="50"/>
     </w:p>
     <w:p>
       <w:pPr>
@@ -14474,8 +16328,16 @@
           <w:spacing w:val="-10"/>
         </w:rPr>
         <w:tab/>
+      </w:r>
+      <w:bookmarkStart w:id="51" w:name="_Toc236318665"/>
+      <w:r>
+        <w:rPr>
+          <w:color w:val="4471C4"/>
+          <w:spacing w:val="-10"/>
+        </w:rPr>
         <w:t>2.3.3. Le moteur de décision et la logique de priorité</w:t>
       </w:r>
+      <w:bookmarkEnd w:id="51"/>
     </w:p>
     <w:p>
       <w:pPr>
@@ -14708,21 +16570,55 @@
           <w:spacing w:val="-10"/>
         </w:rPr>
         <w:tab/>
-        <w:t xml:space="preserve">      2.4. </w:t>
-      </w:r>
+        <w:t xml:space="preserve">      </w:t>
+      </w:r>
+      <w:bookmarkStart w:id="52" w:name="_Toc236318666"/>
       <w:r>
         <w:rPr>
           <w:color w:val="1F497D" w:themeColor="text2"/>
           <w:spacing w:val="-10"/>
         </w:rPr>
+        <w:t xml:space="preserve">2.4. </w:t>
+      </w:r>
+      <w:r>
+        <w:rPr>
+          <w:color w:val="1F497D" w:themeColor="text2"/>
+          <w:spacing w:val="-10"/>
+        </w:rPr>
         <w:t>Illustration par des scénarios concrets</w:t>
       </w:r>
+      <w:bookmarkEnd w:id="52"/>
     </w:p>
     <w:p>
       <w:pPr>
         <w:pStyle w:val="Titre2"/>
         <w:ind w:left="0" w:firstLine="0"/>
         <w:rPr>
+          <w:color w:val="1F497D" w:themeColor="text2"/>
+          <w:spacing w:val="-10"/>
+        </w:rPr>
+      </w:pPr>
+    </w:p>
+    <w:p>
+      <w:pPr>
+        <w:pStyle w:val="Corpsdetexte"/>
+        <w:ind w:left="567" w:right="1128"/>
+        <w:jc w:val="both"/>
+      </w:pPr>
+      <w:r>
+        <w:t>Pour mieux comprendre comment HEAT2VALUE se comporte en conditions réelles, cette section illustre son fonctionnement à travers trois scénarios représentatifs. Ces scénarios ont été choisis pour couvrir les situations les plus significatives auxquelles un Data Center peut être confronté au cours d'une année.</w:t>
+      </w:r>
+    </w:p>
+    <w:p>
+      <w:pPr>
+        <w:pStyle w:val="Corpsdetexte"/>
+      </w:pPr>
+    </w:p>
+    <w:p>
+      <w:pPr>
+        <w:pStyle w:val="Titre2"/>
+        <w:ind w:left="0" w:firstLine="0"/>
+        <w:rPr>
           <w:color w:val="4471C4"/>
           <w:spacing w:val="-10"/>
         </w:rPr>
@@ -14741,12 +16637,21 @@
         </w:rPr>
         <w:tab/>
       </w:r>
+      <w:bookmarkStart w:id="53" w:name="_Toc236318667"/>
       <w:r>
         <w:rPr>
           <w:color w:val="4471C4"/>
           <w:spacing w:val="-10"/>
         </w:rPr>
-        <w:t>2.4.1. Comportement en hiver : réutilisation maximale</w:t>
+        <w:t>2.4.1. Comportement en hiver</w:t>
+      </w:r>
+      <w:bookmarkEnd w:id="53"/>
+      <w:r>
+        <w:rPr>
+          <w:color w:val="4471C4"/>
+          <w:spacing w:val="-10"/>
+        </w:rPr>
+        <w:t xml:space="preserve"> </w:t>
       </w:r>
     </w:p>
     <w:p>
@@ -14758,21 +16663,95 @@
           <w:spacing w:val="-10"/>
         </w:rPr>
       </w:pPr>
-      <w:r>
+    </w:p>
+    <w:p>
+      <w:pPr>
+        <w:pStyle w:val="Corpsdetexte"/>
+        <w:ind w:left="567" w:right="1128"/>
+        <w:jc w:val="both"/>
+      </w:pPr>
+      <w:r>
+        <w:t>En hiver, la température extérieure reste constamment en dessous de 18°C. Dès que l'algorithme évalue cette condition, il choisit systématiquement l'option A : la réutilisation immédiate. La chaleur des serveurs est envoyée directement vers les bâtiments voisins pour les chauffer, remplaçant ainsi leur chaudière à gaz.</w:t>
+      </w:r>
+    </w:p>
+    <w:p>
+      <w:pPr>
+        <w:pStyle w:val="Corpsdetexte"/>
+        <w:ind w:left="567" w:right="1128"/>
+        <w:jc w:val="both"/>
+      </w:pPr>
+    </w:p>
+    <w:p>
+      <w:pPr>
+        <w:pStyle w:val="Corpsdetexte"/>
+        <w:ind w:left="567" w:right="1128"/>
+        <w:jc w:val="both"/>
+      </w:pPr>
+      <w:r>
+        <w:t>C'est le scénario le plus favorable pour HEAT2VALUE. La chaleur est valorisée en continu tout au long de la journée, sans interruption. Le système de refroidissement classique est presque totalement mis de côté, ce qui réduit considérablement la consommation électrique liée au refroidissement ainsi que la consommation d'eau. Par ailleurs, en remplaçant les chaudières à gaz des bâtiments voisins, le Data Center évite des émissions de CO₂ qui compensent largement celles qu'il produit lui-même.</w:t>
+      </w:r>
+    </w:p>
+    <w:p>
+      <w:pPr>
+        <w:pStyle w:val="Corpsdetexte"/>
+        <w:ind w:left="567" w:right="1128"/>
+        <w:jc w:val="both"/>
+      </w:pPr>
+    </w:p>
+    <w:p>
+      <w:pPr>
+        <w:pStyle w:val="Corpsdetexte"/>
+        <w:ind w:left="567" w:right="1128"/>
+        <w:jc w:val="both"/>
+      </w:pPr>
+      <w:r>
+        <w:t>Ce scénario démontre que lorsque les conditions sont favorables, HEAT2VALUE améliore simultanément les quatre indicateurs environnementaux, ce qu'aucune solution existante ne permet de faire.</w:t>
+      </w:r>
+    </w:p>
+    <w:p>
+      <w:pPr>
+        <w:pStyle w:val="Corpsdetexte"/>
+      </w:pPr>
+    </w:p>
+    <w:p>
+      <w:pPr>
+        <w:pStyle w:val="Titre2"/>
+        <w:ind w:left="0" w:firstLine="0"/>
         <w:rPr>
           <w:color w:val="4471C4"/>
           <w:spacing w:val="-10"/>
         </w:rPr>
-        <w:tab/>
-      </w:r>
+      </w:pPr>
       <w:r>
         <w:rPr>
           <w:color w:val="4471C4"/>
           <w:spacing w:val="-10"/>
         </w:rPr>
         <w:tab/>
-        <w:t>2.4.2. Comportement en période de transition : cas mixte</w:t>
-      </w:r>
+      </w:r>
+      <w:r>
+        <w:rPr>
+          <w:color w:val="4471C4"/>
+          <w:spacing w:val="-10"/>
+        </w:rPr>
+        <w:tab/>
+      </w:r>
+      <w:bookmarkStart w:id="54" w:name="_Toc236318668"/>
+      <w:r>
+        <w:rPr>
+          <w:color w:val="4471C4"/>
+          <w:spacing w:val="-10"/>
+        </w:rPr>
+        <w:t xml:space="preserve">2.4.2. Comportement en </w:t>
+      </w:r>
+      <w:r>
+        <w:rPr>
+          <w:color w:val="4471C4"/>
+          <w:spacing w:val="-10"/>
+        </w:rPr>
+        <w:t>été</w:t>
+      </w:r>
+      <w:bookmarkEnd w:id="54"/>
     </w:p>
     <w:p>
       <w:pPr>
@@ -14783,27 +16762,159 @@
           <w:spacing w:val="-10"/>
         </w:rPr>
       </w:pPr>
-      <w:r>
+    </w:p>
+    <w:p>
+      <w:pPr>
+        <w:pStyle w:val="Corpsdetexte"/>
+        <w:ind w:left="567" w:right="1128"/>
+        <w:jc w:val="both"/>
+      </w:pPr>
+      <w:r>
+        <w:t>En été, la température extérieure dépasse constamment 18°C. La première condition de l'algorithme n'étant pas satisfaite, il évalue automatiquement la deuxième : l'intensité carbone du réseau électrique. En France, cette valeur reste généralement basse en été grâce à la production solaire et nucléaire abondante, restant en dessous du seuil de 150 gCO2/kWh. Les deux conditions étant non satisfaites, l'algorithme choisit l'option C : le rejet classique.</w:t>
+      </w:r>
+    </w:p>
+    <w:p>
+      <w:pPr>
+        <w:pStyle w:val="Corpsdetexte"/>
+        <w:ind w:left="567" w:right="1128"/>
+        <w:jc w:val="both"/>
+      </w:pPr>
+    </w:p>
+    <w:p>
+      <w:pPr>
+        <w:pStyle w:val="Corpsdetexte"/>
+        <w:ind w:left="567" w:right="1128"/>
+        <w:jc w:val="both"/>
+      </w:pPr>
+      <w:r>
+        <w:t>Toute la chaleur est alors évacuée via le système de refroidissement traditionnel, sans aucune valorisation. Le Data Center se comporte exactement comme un centre de données classique sans optimisation. C'est la limite saisonnière de HEAT2VALUE.</w:t>
+      </w:r>
+    </w:p>
+    <w:p>
+      <w:pPr>
+        <w:pStyle w:val="Corpsdetexte"/>
+        <w:ind w:left="567" w:right="1128"/>
+        <w:jc w:val="both"/>
+      </w:pPr>
+    </w:p>
+    <w:p>
+      <w:pPr>
+        <w:pStyle w:val="Corpsdetexte"/>
+        <w:ind w:left="567" w:right="1128"/>
+        <w:jc w:val="both"/>
+      </w:pPr>
+      <w:r>
+        <w:t xml:space="preserve">Cette limite est réelle et assumée. Elle ne remet pas en question la pertinence de la solution, mais elle en définit clairement le périmètre d'efficacité. L'algorithme est particulièrement adapté aux régions à climat tempéré ou froid, où la saison de chauffage est longue. Dans des contextes différents, d'autres usages de la chaleur </w:t>
+      </w:r>
+      <w:r>
+        <w:lastRenderedPageBreak/>
+        <w:t>pourraient être envisagés, comme la production d'eau chaude sanitaire ou l'alimentation de systèmes de climatisation par absorption. Ces pistes constituent des perspectives d'amélioration futures.</w:t>
+      </w:r>
+    </w:p>
+    <w:p>
+      <w:pPr>
+        <w:pStyle w:val="Corpsdetexte"/>
+      </w:pPr>
+    </w:p>
+    <w:p>
+      <w:pPr>
+        <w:pStyle w:val="Titre2"/>
+        <w:ind w:left="0" w:firstLine="0"/>
         <w:rPr>
           <w:color w:val="4471C4"/>
           <w:spacing w:val="-10"/>
         </w:rPr>
-        <w:tab/>
-      </w:r>
+      </w:pPr>
       <w:r>
         <w:rPr>
           <w:color w:val="4471C4"/>
           <w:spacing w:val="-10"/>
         </w:rPr>
         <w:tab/>
-        <w:t>2.4.3. Limites identifiées : le cas estival et les contraintes saisonnières</w:t>
-      </w:r>
+      </w:r>
+      <w:r>
+        <w:rPr>
+          <w:color w:val="4471C4"/>
+          <w:spacing w:val="-10"/>
+        </w:rPr>
+        <w:tab/>
+      </w:r>
+      <w:bookmarkStart w:id="55" w:name="_Toc236318669"/>
+      <w:r>
+        <w:rPr>
+          <w:color w:val="4471C4"/>
+          <w:spacing w:val="-10"/>
+        </w:rPr>
+        <w:t xml:space="preserve">2.4.3. </w:t>
+      </w:r>
+      <w:r>
+        <w:rPr>
+          <w:color w:val="4471C4"/>
+          <w:spacing w:val="-10"/>
+        </w:rPr>
+        <w:t>Comportement en période de transition</w:t>
+      </w:r>
+      <w:bookmarkEnd w:id="55"/>
     </w:p>
     <w:p>
       <w:pPr>
         <w:pStyle w:val="Titre2"/>
         <w:ind w:left="0" w:firstLine="0"/>
         <w:rPr>
+          <w:color w:val="4471C4"/>
+          <w:spacing w:val="-10"/>
+        </w:rPr>
+      </w:pPr>
+    </w:p>
+    <w:p>
+      <w:pPr>
+        <w:pStyle w:val="Corpsdetexte"/>
+        <w:ind w:left="567" w:right="1128"/>
+        <w:jc w:val="both"/>
+      </w:pPr>
+      <w:r>
+        <w:t>Les périodes de transition, comme le printemps ou le début de l'automne, sont les plus intéressantes car elles mettent en jeu les trois options de l'algorithme au cours d'une même journée. La température oscille autour du seuil de 18°C : fraîche le matin, elle peut dépasser ce seuil en milieu de journée avant de redescendre le soir.</w:t>
+      </w:r>
+    </w:p>
+    <w:p>
+      <w:pPr>
+        <w:pStyle w:val="Corpsdetexte"/>
+        <w:ind w:left="567" w:right="1128"/>
+        <w:jc w:val="both"/>
+      </w:pPr>
+    </w:p>
+    <w:p>
+      <w:pPr>
+        <w:pStyle w:val="Corpsdetexte"/>
+        <w:ind w:left="567" w:right="1128"/>
+        <w:jc w:val="both"/>
+      </w:pPr>
+      <w:r>
+        <w:t>Dans cette situation, l'algorithme adapte ses décisions en temps réel. Le matin, quand il fait frais, il réutilise la chaleur pour le chauffage. En milieu de journée, quand la température dépasse 18°C, il vérifie l'intensité carbone du réseau. Si elle est suffisamment élevée et que le réservoir n'est pas plein, il stocke la chaleur. Sinon, il la rejette. Le soir, quand la température redescend, il reprend la réutilisation immédiate.</w:t>
+      </w:r>
+    </w:p>
+    <w:p>
+      <w:pPr>
+        <w:pStyle w:val="Corpsdetexte"/>
+        <w:ind w:left="567" w:right="1128"/>
+        <w:jc w:val="both"/>
+      </w:pPr>
+    </w:p>
+    <w:p>
+      <w:pPr>
+        <w:pStyle w:val="Corpsdetexte"/>
+        <w:ind w:left="567" w:right="1128"/>
+        <w:jc w:val="both"/>
+      </w:pPr>
+      <w:r>
+        <w:t>C'est ce scénario qui illustre le mieux la flexibilité et l'adaptabilité de l'algorithme face à des conditions variables. Il montre que HEAT2VALUE ne se contente pas d'appliquer une règle fixe, mais ajuste ses décisions en permanence selon le contexte environnemental et énergétique du moment.</w:t>
+      </w:r>
+    </w:p>
+    <w:p>
+      <w:pPr>
+        <w:pStyle w:val="Titre2"/>
+        <w:ind w:left="0" w:firstLine="0"/>
+        <w:rPr>
           <w:color w:val="1F497D" w:themeColor="text2"/>
           <w:spacing w:val="-10"/>
         </w:rPr>
@@ -14831,21 +16942,55 @@
           <w:spacing w:val="-10"/>
         </w:rPr>
         <w:tab/>
-        <w:t xml:space="preserve">      2.5. </w:t>
-      </w:r>
+        <w:t xml:space="preserve">      </w:t>
+      </w:r>
+      <w:bookmarkStart w:id="56" w:name="_Toc236318670"/>
       <w:r>
         <w:rPr>
           <w:color w:val="1F497D" w:themeColor="text2"/>
           <w:spacing w:val="-10"/>
         </w:rPr>
+        <w:t xml:space="preserve">2.5. </w:t>
+      </w:r>
+      <w:r>
+        <w:rPr>
+          <w:color w:val="1F497D" w:themeColor="text2"/>
+          <w:spacing w:val="-10"/>
+        </w:rPr>
         <w:t>Faisabilité et choix techniques</w:t>
       </w:r>
+      <w:bookmarkEnd w:id="56"/>
     </w:p>
     <w:p>
       <w:pPr>
         <w:pStyle w:val="Titre2"/>
         <w:ind w:left="0" w:firstLine="0"/>
         <w:rPr>
+          <w:color w:val="1F497D" w:themeColor="text2"/>
+          <w:spacing w:val="-10"/>
+        </w:rPr>
+      </w:pPr>
+    </w:p>
+    <w:p>
+      <w:pPr>
+        <w:pStyle w:val="Corpsdetexte"/>
+        <w:ind w:left="567" w:right="1128"/>
+        <w:jc w:val="both"/>
+      </w:pPr>
+      <w:r>
+        <w:t>Cette section justifie les choix techniques qui ont guidé la conception et l'implémentation de HEAT2VALUE. Elle explique pourquoi Python a été choisi comme langage de développement, quelles données ont été utilisées pour tester l'algorithme, et ce qui sera concrètement implémenté et évalué dans le chapitre suivant.</w:t>
+      </w:r>
+    </w:p>
+    <w:p>
+      <w:pPr>
+        <w:pStyle w:val="Corpsdetexte"/>
+      </w:pPr>
+    </w:p>
+    <w:p>
+      <w:pPr>
+        <w:pStyle w:val="Titre2"/>
+        <w:ind w:left="0" w:firstLine="0"/>
+        <w:rPr>
           <w:color w:val="4471C4"/>
           <w:spacing w:val="-10"/>
         </w:rPr>
@@ -14864,6 +17009,7 @@
         </w:rPr>
         <w:tab/>
       </w:r>
+      <w:bookmarkStart w:id="57" w:name="_Toc236318671"/>
       <w:r>
         <w:rPr>
           <w:color w:val="4471C4"/>
@@ -14871,6 +17017,7 @@
         </w:rPr>
         <w:t>2.5.1. Justification du choix de Python et de ses bibliothèques</w:t>
       </w:r>
+      <w:bookmarkEnd w:id="57"/>
     </w:p>
     <w:p>
       <w:pPr>
@@ -14881,20 +17028,252 @@
           <w:spacing w:val="-10"/>
         </w:rPr>
       </w:pPr>
-      <w:r>
+    </w:p>
+    <w:p>
+      <w:pPr>
+        <w:pStyle w:val="Corpsdetexte"/>
+        <w:ind w:left="567" w:right="1128"/>
+        <w:jc w:val="both"/>
+      </w:pPr>
+      <w:r>
+        <w:t>Python a été choisi comme langage d'implémentation pour plusieurs raisons complémentaires. C'est d'abord le langage de référence dans la communauté scientifique dédiée à l'optimisation des infrastructures numériques. Tous les travaux identifiés dans l'état de l'art, qu'il s'agisse de SHIELD, des algorithmes Carbon-</w:t>
+      </w:r>
+      <w:proofErr w:type="spellStart"/>
+      <w:r>
+        <w:t>Aware</w:t>
+      </w:r>
+      <w:proofErr w:type="spellEnd"/>
+      <w:r>
+        <w:t xml:space="preserve"> ou des approches par Deep </w:t>
+      </w:r>
+      <w:proofErr w:type="spellStart"/>
+      <w:r>
+        <w:t>Reinforcement</w:t>
+      </w:r>
+      <w:proofErr w:type="spellEnd"/>
+      <w:r>
+        <w:t xml:space="preserve"> Learning, utilisent Python comme environnement de développement. Ce choix garantit donc une cohérence avec les pratiques de la recherche scientifique sur laquelle ce mémoire s'appuie.</w:t>
+      </w:r>
+    </w:p>
+    <w:p>
+      <w:pPr>
+        <w:pStyle w:val="Corpsdetexte"/>
+        <w:ind w:left="567" w:right="1128"/>
+        <w:jc w:val="both"/>
+      </w:pPr>
+    </w:p>
+    <w:p>
+      <w:pPr>
+        <w:pStyle w:val="Corpsdetexte"/>
+        <w:ind w:left="567" w:right="1128"/>
+        <w:jc w:val="both"/>
+      </w:pPr>
+      <w:r>
+        <w:t>Python offre également un écosystème de bibliothèques scientifiques très riche qui couvre l'ensemble des besoins de cette implémentation :</w:t>
+      </w:r>
+    </w:p>
+    <w:p>
+      <w:pPr>
+        <w:pStyle w:val="Corpsdetexte"/>
+        <w:ind w:left="567" w:right="1128"/>
+        <w:jc w:val="both"/>
+      </w:pPr>
+    </w:p>
+    <w:p>
+      <w:pPr>
+        <w:pStyle w:val="Corpsdetexte"/>
+        <w:numPr>
+          <w:ilvl w:val="0"/>
+          <w:numId w:val="29"/>
+        </w:numPr>
+        <w:ind w:right="1128"/>
+        <w:jc w:val="both"/>
+      </w:pPr>
+      <w:proofErr w:type="spellStart"/>
+      <w:r>
+        <w:rPr>
+          <w:b/>
+          <w:bCs/>
+        </w:rPr>
+        <w:t>NumPy</w:t>
+      </w:r>
+      <w:proofErr w:type="spellEnd"/>
+      <w:r>
+        <w:rPr>
+          <w:b/>
+          <w:bCs/>
+        </w:rPr>
+        <w:t> </w:t>
+      </w:r>
+      <w:r>
+        <w:t xml:space="preserve">: </w:t>
+      </w:r>
+      <w:r>
+        <w:t>pour les calculs mathématiques : formules du HRR, du Score H2V et des trois indicateurs classiques</w:t>
+      </w:r>
+    </w:p>
+    <w:p>
+      <w:pPr>
+        <w:pStyle w:val="Corpsdetexte"/>
+        <w:ind w:left="1287" w:right="1128"/>
+        <w:jc w:val="both"/>
+      </w:pPr>
+    </w:p>
+    <w:p>
+      <w:pPr>
+        <w:pStyle w:val="Corpsdetexte"/>
+        <w:numPr>
+          <w:ilvl w:val="0"/>
+          <w:numId w:val="29"/>
+        </w:numPr>
+        <w:ind w:right="1128"/>
+        <w:jc w:val="both"/>
+      </w:pPr>
+      <w:r>
+        <w:rPr>
+          <w:b/>
+          <w:bCs/>
+        </w:rPr>
+        <w:t>Pandas</w:t>
+      </w:r>
+      <w:r>
+        <w:rPr>
+          <w:b/>
+          <w:bCs/>
+        </w:rPr>
+        <w:t> :</w:t>
+      </w:r>
+      <w:r>
+        <w:t xml:space="preserve"> pour la gestion des données temporelles : organisation des mesures </w:t>
+      </w:r>
+      <w:r>
+        <w:lastRenderedPageBreak/>
+        <w:t>toutes les 15 minutes sur 24 heures</w:t>
+      </w:r>
+    </w:p>
+    <w:p>
+      <w:pPr>
+        <w:pStyle w:val="Corpsdetexte"/>
+        <w:ind w:right="1128"/>
+        <w:jc w:val="both"/>
+      </w:pPr>
+    </w:p>
+    <w:p>
+      <w:pPr>
+        <w:pStyle w:val="Corpsdetexte"/>
+        <w:numPr>
+          <w:ilvl w:val="0"/>
+          <w:numId w:val="29"/>
+        </w:numPr>
+        <w:ind w:right="1128"/>
+        <w:jc w:val="both"/>
+      </w:pPr>
+      <w:proofErr w:type="spellStart"/>
+      <w:r>
+        <w:rPr>
+          <w:b/>
+          <w:bCs/>
+        </w:rPr>
+        <w:t>Matplotlib</w:t>
+      </w:r>
+      <w:proofErr w:type="spellEnd"/>
+      <w:r>
+        <w:rPr>
+          <w:b/>
+          <w:bCs/>
+        </w:rPr>
+        <w:t> :</w:t>
+      </w:r>
+      <w:r>
+        <w:t xml:space="preserve"> pour la visualisation des résultats : graphiques de comparaison avant et après HEAT2VALUE</w:t>
+      </w:r>
+    </w:p>
+    <w:p>
+      <w:pPr>
+        <w:pStyle w:val="Corpsdetexte"/>
+        <w:ind w:left="567" w:right="1128"/>
+        <w:jc w:val="both"/>
+      </w:pPr>
+    </w:p>
+    <w:p>
+      <w:pPr>
+        <w:pStyle w:val="Corpsdetexte"/>
+        <w:ind w:left="567" w:right="1128"/>
+        <w:jc w:val="both"/>
+      </w:pPr>
+      <w:r>
+        <w:t>Enfin, Python est accessible, lisible et facilement maintenable, ce qui est essentiel pour un algorithme destiné à être déployé et amélioré dans un contexte industriel réel.</w:t>
+      </w:r>
+    </w:p>
+    <w:p>
+      <w:pPr>
+        <w:pStyle w:val="Titre2"/>
+        <w:ind w:left="0" w:firstLine="0"/>
         <w:rPr>
           <w:color w:val="4471C4"/>
           <w:spacing w:val="-10"/>
         </w:rPr>
-        <w:tab/>
-      </w:r>
+      </w:pPr>
+    </w:p>
+    <w:p>
+      <w:pPr>
+        <w:pStyle w:val="Titre2"/>
+        <w:ind w:left="0" w:firstLine="0"/>
+        <w:rPr>
+          <w:color w:val="1F497D" w:themeColor="text2"/>
+          <w:spacing w:val="-10"/>
+        </w:rPr>
+      </w:pPr>
       <w:r>
         <w:rPr>
           <w:color w:val="4471C4"/>
           <w:spacing w:val="-10"/>
         </w:rPr>
         <w:tab/>
-        <w:t>2.5.2. Les données utilisées : simulation et données réelles</w:t>
+      </w:r>
+      <w:r>
+        <w:rPr>
+          <w:color w:val="4471C4"/>
+          <w:spacing w:val="-10"/>
+        </w:rPr>
+        <w:tab/>
+      </w:r>
+      <w:bookmarkStart w:id="58" w:name="_Toc236318672"/>
+      <w:r>
+        <w:rPr>
+          <w:color w:val="4471C4"/>
+          <w:spacing w:val="-10"/>
+        </w:rPr>
+        <w:t>2.5.</w:t>
+      </w:r>
+      <w:r>
+        <w:rPr>
+          <w:color w:val="4471C4"/>
+          <w:spacing w:val="-10"/>
+        </w:rPr>
+        <w:t>2</w:t>
+      </w:r>
+      <w:r>
+        <w:rPr>
+          <w:color w:val="4471C4"/>
+          <w:spacing w:val="-10"/>
+        </w:rPr>
+        <w:t xml:space="preserve">. </w:t>
+      </w:r>
+      <w:r>
+        <w:rPr>
+          <w:color w:val="4471C4"/>
+          <w:spacing w:val="-10"/>
+        </w:rPr>
+        <w:t>Les conditions nécessaires au déploiement de HEAT2VALUE</w:t>
+      </w:r>
+      <w:bookmarkEnd w:id="58"/>
+      <w:r>
+        <w:rPr>
+          <w:color w:val="1F497D" w:themeColor="text2"/>
+          <w:spacing w:val="-10"/>
+        </w:rPr>
+        <w:tab/>
       </w:r>
     </w:p>
     <w:p>
@@ -14903,50 +17282,362 @@
         <w:ind w:left="0" w:firstLine="0"/>
         <w:rPr>
           <w:color w:val="1F497D" w:themeColor="text2"/>
-        </w:rPr>
+          <w:spacing w:val="-10"/>
+        </w:rPr>
+      </w:pPr>
+    </w:p>
+    <w:p>
+      <w:pPr>
+        <w:pStyle w:val="Corpsdetexte"/>
+        <w:ind w:left="567" w:right="1128"/>
+        <w:jc w:val="both"/>
+      </w:pPr>
+      <w:r>
+        <w:t>HEAT2VALUE a été conçu pour être déployable dans un Data Center réel. Trois conditions doivent être réunies pour que ce déploiement soit possible.</w:t>
+      </w:r>
+    </w:p>
+    <w:p>
+      <w:pPr>
+        <w:pStyle w:val="Corpsdetexte"/>
+        <w:ind w:left="567" w:right="1128"/>
+        <w:jc w:val="both"/>
+      </w:pPr>
+    </w:p>
+    <w:p>
+      <w:pPr>
+        <w:pStyle w:val="Corpsdetexte"/>
+        <w:numPr>
+          <w:ilvl w:val="0"/>
+          <w:numId w:val="32"/>
+        </w:numPr>
+        <w:ind w:right="1128"/>
+        <w:jc w:val="both"/>
+      </w:pPr>
+      <w:r>
+        <w:rPr>
+          <w:b/>
+          <w:bCs/>
+        </w:rPr>
+        <w:t>Les infrastructures</w:t>
+      </w:r>
+      <w:r>
+        <w:t xml:space="preserve"> doivent inclure un système de récupération de chaleur connecté aux serveurs, un réservoir thermique et un réseau de distribution vers les bâtiments voisins. Ces équipements existent déjà dans plusieurs Data Centers européens.</w:t>
+      </w:r>
+    </w:p>
+    <w:p>
+      <w:pPr>
+        <w:pStyle w:val="Corpsdetexte"/>
+        <w:ind w:left="567" w:right="1128"/>
+        <w:jc w:val="both"/>
+      </w:pPr>
+    </w:p>
+    <w:p>
+      <w:pPr>
+        <w:pStyle w:val="Corpsdetexte"/>
+        <w:numPr>
+          <w:ilvl w:val="0"/>
+          <w:numId w:val="32"/>
+        </w:numPr>
+        <w:ind w:right="1128"/>
+        <w:jc w:val="both"/>
+      </w:pPr>
+      <w:r>
+        <w:rPr>
+          <w:b/>
+          <w:bCs/>
+        </w:rPr>
+        <w:t>Les données</w:t>
+      </w:r>
+      <w:r>
+        <w:t xml:space="preserve"> doivent être accessibles en temps réel : la charge des serveurs via les capteurs internes, la température extérieure via une API météo, et l'intensité carbone du réseau via une API énergétique. Ces trois sources sont aujourd'hui disponibles gratuitement.</w:t>
+      </w:r>
+    </w:p>
+    <w:p>
+      <w:pPr>
+        <w:pStyle w:val="Corpsdetexte"/>
+        <w:ind w:left="567" w:right="1128"/>
+        <w:jc w:val="both"/>
+      </w:pPr>
+    </w:p>
+    <w:p>
+      <w:pPr>
+        <w:pStyle w:val="Corpsdetexte"/>
+        <w:numPr>
+          <w:ilvl w:val="0"/>
+          <w:numId w:val="32"/>
+        </w:numPr>
+        <w:ind w:right="1128"/>
+        <w:jc w:val="both"/>
+      </w:pPr>
+      <w:r>
+        <w:rPr>
+          <w:b/>
+          <w:bCs/>
+        </w:rPr>
+        <w:t>L'intégration logicielle</w:t>
+      </w:r>
+      <w:r>
+        <w:t xml:space="preserve"> consiste à connecter l'algorithme au système de gestion existant du Data Center. Cela ne nécessite pas de modifier l'architecture en place, mais simplement d'y ajouter une couche de décision automatisée.</w:t>
+      </w:r>
+    </w:p>
+    <w:p>
+      <w:pPr>
+        <w:pStyle w:val="Paragraphedeliste"/>
+      </w:pPr>
+    </w:p>
+    <w:p>
+      <w:pPr>
+        <w:pStyle w:val="Corpsdetexte"/>
+        <w:ind w:right="1128"/>
+        <w:jc w:val="both"/>
+      </w:pPr>
+    </w:p>
+    <w:p>
+      <w:pPr>
+        <w:pStyle w:val="Corpsdetexte"/>
+        <w:ind w:right="1128"/>
+        <w:jc w:val="both"/>
+      </w:pPr>
+    </w:p>
+    <w:p>
+      <w:pPr>
+        <w:pStyle w:val="Corpsdetexte"/>
+        <w:ind w:right="1128"/>
+        <w:jc w:val="both"/>
+      </w:pPr>
+    </w:p>
+    <w:p>
+      <w:pPr>
+        <w:pStyle w:val="Corpsdetexte"/>
+        <w:ind w:right="1128"/>
+        <w:jc w:val="both"/>
+      </w:pPr>
+    </w:p>
+    <w:p>
+      <w:pPr>
+        <w:pStyle w:val="Corpsdetexte"/>
+        <w:ind w:right="1128"/>
+        <w:jc w:val="both"/>
+      </w:pPr>
+    </w:p>
+    <w:p>
+      <w:pPr>
+        <w:pStyle w:val="Corpsdetexte"/>
+        <w:ind w:right="1128"/>
+        <w:jc w:val="both"/>
+      </w:pPr>
+    </w:p>
+    <w:p>
+      <w:pPr>
+        <w:pStyle w:val="Corpsdetexte"/>
+        <w:ind w:right="1128"/>
+        <w:jc w:val="both"/>
+      </w:pPr>
+    </w:p>
+    <w:p>
+      <w:pPr>
+        <w:pStyle w:val="Corpsdetexte"/>
+        <w:ind w:right="1128"/>
+        <w:jc w:val="both"/>
+      </w:pPr>
+    </w:p>
+    <w:p>
+      <w:pPr>
+        <w:pStyle w:val="Corpsdetexte"/>
+        <w:ind w:right="1128"/>
+        <w:jc w:val="both"/>
+      </w:pPr>
+    </w:p>
+    <w:p>
+      <w:pPr>
+        <w:pStyle w:val="Corpsdetexte"/>
+        <w:ind w:right="1128"/>
+        <w:jc w:val="both"/>
+      </w:pPr>
+    </w:p>
+    <w:p>
+      <w:pPr>
+        <w:pStyle w:val="Corpsdetexte"/>
+        <w:ind w:right="1128"/>
+        <w:jc w:val="both"/>
+      </w:pPr>
+    </w:p>
+    <w:p>
+      <w:pPr>
+        <w:pStyle w:val="Corpsdetexte"/>
+        <w:ind w:right="1128"/>
+        <w:jc w:val="both"/>
+      </w:pPr>
+    </w:p>
+    <w:p>
+      <w:pPr>
+        <w:pStyle w:val="Corpsdetexte"/>
+        <w:ind w:right="1128"/>
+        <w:jc w:val="both"/>
+      </w:pPr>
+    </w:p>
+    <w:p>
+      <w:pPr>
+        <w:pStyle w:val="Corpsdetexte"/>
+        <w:ind w:right="1128"/>
+        <w:jc w:val="both"/>
+      </w:pPr>
+    </w:p>
+    <w:p>
+      <w:pPr>
+        <w:pStyle w:val="Corpsdetexte"/>
+        <w:ind w:right="1128"/>
+        <w:jc w:val="both"/>
+      </w:pPr>
+    </w:p>
+    <w:p>
+      <w:pPr>
+        <w:pStyle w:val="Corpsdetexte"/>
+        <w:ind w:right="1128"/>
+        <w:jc w:val="both"/>
+      </w:pPr>
+    </w:p>
+    <w:p>
+      <w:pPr>
+        <w:pStyle w:val="Corpsdetexte"/>
+        <w:ind w:right="1128"/>
+        <w:jc w:val="both"/>
+      </w:pPr>
+    </w:p>
+    <w:p>
+      <w:pPr>
+        <w:pStyle w:val="Paragraphedeliste"/>
+      </w:pPr>
+    </w:p>
+    <w:p>
+      <w:pPr>
+        <w:pStyle w:val="Corpsdetexte"/>
+        <w:ind w:left="1287" w:right="1128"/>
+        <w:jc w:val="both"/>
+      </w:pPr>
+    </w:p>
+    <w:p>
+      <w:pPr>
+        <w:pStyle w:val="Corpsdetexte"/>
+      </w:pPr>
+    </w:p>
+    <w:p>
+      <w:pPr>
+        <w:pStyle w:val="Titre2"/>
+        <w:rPr>
+          <w:color w:val="1F497D"/>
+        </w:rPr>
+      </w:pPr>
+      <w:r>
+        <w:rPr>
+          <w:color w:val="1F497D"/>
+        </w:rPr>
+        <w:lastRenderedPageBreak/>
+        <w:tab/>
+      </w:r>
+      <w:bookmarkStart w:id="59" w:name="_Toc236318673"/>
+      <w:r>
+        <w:rPr>
+          <w:color w:val="1F497D"/>
+        </w:rPr>
+        <w:t>Conclusion</w:t>
+      </w:r>
+      <w:bookmarkEnd w:id="59"/>
+    </w:p>
+    <w:p>
+      <w:pPr>
+        <w:pStyle w:val="Titre2"/>
+        <w:rPr>
+          <w:color w:val="1F497D"/>
+        </w:rPr>
+      </w:pPr>
+    </w:p>
+    <w:p>
+      <w:pPr>
+        <w:pStyle w:val="Corpsdetexte"/>
+        <w:ind w:left="567" w:right="1128"/>
+        <w:jc w:val="both"/>
+      </w:pPr>
+      <w:r>
+        <w:t>Ce chapitre a présenté HEAT2VALUE, un algorithme de valorisation thermique conçu pour répondre à la problématique centrale de ce mémoire. L'idée fondamentale est simple : la chaleur produite par les serveurs n'est pas un déchet à éliminer, c'est une ressource à exploiter.</w:t>
+      </w:r>
+    </w:p>
+    <w:p>
+      <w:pPr>
+        <w:pStyle w:val="Corpsdetexte"/>
+        <w:ind w:left="567" w:right="1128"/>
+        <w:jc w:val="both"/>
+      </w:pPr>
+    </w:p>
+    <w:p>
+      <w:pPr>
+        <w:pStyle w:val="Corpsdetexte"/>
+        <w:ind w:left="567" w:right="1128"/>
+        <w:jc w:val="both"/>
+      </w:pPr>
+      <w:r>
+        <w:t>L'algorithme décide en temps réel quoi faire avec cette chaleur selon trois options ordonnées par priorité environnementale : la réutiliser immédiatement pour chauffer des bâtiments voisins, la stocker dans un réservoir thermique pour une utilisation ultérieure, ou la rejeter si aucune valorisation n'est possible. Cette logique de décision simple et lisible s'appuie sur deux données clés : la température extérieure et l'intensité carbone du réseau électrique.</w:t>
+      </w:r>
+    </w:p>
+    <w:p>
+      <w:pPr>
+        <w:pStyle w:val="Corpsdetexte"/>
+        <w:ind w:left="567" w:right="1128"/>
+        <w:jc w:val="both"/>
+      </w:pPr>
+    </w:p>
+    <w:p>
+      <w:pPr>
+        <w:pStyle w:val="Corpsdetexte"/>
+        <w:ind w:left="567" w:right="1128"/>
+        <w:jc w:val="both"/>
+      </w:pPr>
+      <w:r>
+        <w:t xml:space="preserve">Pour mesurer l'efficacité de cette valorisation, ce travail introduit un nouveau KPI : le Heat </w:t>
+      </w:r>
+      <w:proofErr w:type="spellStart"/>
+      <w:r>
+        <w:t>Reuse</w:t>
+      </w:r>
+      <w:proofErr w:type="spellEnd"/>
+      <w:r>
+        <w:t xml:space="preserve"> Ratio (HRR). Cet indicateur mesure la part de chaleur effectivement réutilisée et vient compléter les trois indicateurs classiques PUE, CUE et WUE dans un score environnemental global inédit. C'est cette combinaison de quatre indicateurs qui constitue la contribution originale de ce mémoire par rapport aux solutions existantes.</w:t>
+      </w:r>
+    </w:p>
+    <w:p>
+      <w:pPr>
+        <w:pStyle w:val="Corpsdetexte"/>
+        <w:ind w:left="567" w:right="1128"/>
+        <w:jc w:val="both"/>
+      </w:pPr>
+    </w:p>
+    <w:p>
+      <w:pPr>
+        <w:pStyle w:val="Corpsdetexte"/>
+        <w:ind w:left="567" w:right="1128"/>
+        <w:jc w:val="both"/>
+      </w:pPr>
+      <w:r>
+        <w:t>Le chapitre suivant présente l'implémentation concrète de HEAT2VALUE en Python, les tests réalisés sur différents scénarios et les résultats obtenus, afin de valider les hypothèses posées dans ce chapitre.</w:t>
+      </w:r>
+    </w:p>
+    <w:p>
+      <w:pPr>
+        <w:pStyle w:val="Corpsdetexte"/>
         <w:sectPr>
           <w:pgSz w:w="11910" w:h="16840"/>
           <w:pgMar w:top="1340" w:right="283" w:bottom="280" w:left="850" w:header="720" w:footer="720" w:gutter="0"/>
           <w:cols w:space="720"/>
         </w:sectPr>
       </w:pPr>
-      <w:r>
-        <w:rPr>
-          <w:color w:val="4471C4"/>
-          <w:spacing w:val="-10"/>
-        </w:rPr>
-        <w:tab/>
-      </w:r>
-      <w:r>
-        <w:rPr>
-          <w:color w:val="4471C4"/>
-          <w:spacing w:val="-10"/>
-        </w:rPr>
-        <w:tab/>
-        <w:t>2.5.3. Ce qui sera implémenté au chapitre 3</w:t>
-      </w:r>
-      <w:r>
-        <w:rPr>
-          <w:color w:val="1F497D" w:themeColor="text2"/>
-          <w:spacing w:val="-10"/>
-        </w:rPr>
-        <w:tab/>
-      </w:r>
-      <w:r>
-        <w:rPr>
-          <w:color w:val="1F497D" w:themeColor="text2"/>
-          <w:spacing w:val="-10"/>
-        </w:rPr>
-        <w:tab/>
-      </w:r>
     </w:p>
     <w:p>
       <w:pPr>
         <w:pStyle w:val="Titre1"/>
       </w:pPr>
-      <w:bookmarkStart w:id="38" w:name="_bookmark25"/>
-      <w:bookmarkStart w:id="39" w:name="_Toc231898606"/>
-      <w:bookmarkEnd w:id="38"/>
+      <w:bookmarkStart w:id="60" w:name="_bookmark25"/>
+      <w:bookmarkStart w:id="61" w:name="_Toc236318674"/>
+      <w:bookmarkEnd w:id="60"/>
       <w:r>
         <w:rPr>
           <w:color w:val="2E5395"/>
@@ -14955,7 +17646,7 @@
         <w:lastRenderedPageBreak/>
         <w:t>Bibliographie</w:t>
       </w:r>
-      <w:bookmarkEnd w:id="39"/>
+      <w:bookmarkEnd w:id="61"/>
     </w:p>
     <w:p>
       <w:pPr>
@@ -14976,7 +17667,7 @@
           <w:sz w:val="24"/>
         </w:rPr>
       </w:pPr>
-      <w:bookmarkStart w:id="40" w:name="ref2"/>
+      <w:bookmarkStart w:id="62" w:name="ref2"/>
       <w:r>
         <w:rPr>
           <w:rFonts w:ascii="Calibri" w:hAnsi="Calibri"/>
@@ -14985,7 +17676,7 @@
         </w:rPr>
         <w:t xml:space="preserve">[2] </w:t>
       </w:r>
-      <w:bookmarkEnd w:id="40"/>
+      <w:bookmarkEnd w:id="62"/>
       <w:r>
         <w:rPr>
           <w:rFonts w:ascii="Calibri" w:hAnsi="Calibri"/>
@@ -15055,7 +17746,7 @@
           <w:sz w:val="24"/>
         </w:rPr>
       </w:pPr>
-      <w:bookmarkStart w:id="41" w:name="ref3"/>
+      <w:bookmarkStart w:id="63" w:name="ref3"/>
       <w:r>
         <w:rPr>
           <w:rFonts w:ascii="Calibri" w:hAnsi="Calibri"/>
@@ -15064,7 +17755,7 @@
         </w:rPr>
         <w:t xml:space="preserve">[3] </w:t>
       </w:r>
-      <w:bookmarkEnd w:id="41"/>
+      <w:bookmarkEnd w:id="63"/>
       <w:r>
         <w:rPr>
           <w:rFonts w:ascii="Calibri" w:hAnsi="Calibri"/>
@@ -15222,7 +17913,7 @@
           <w:sz w:val="24"/>
         </w:rPr>
       </w:pPr>
-      <w:bookmarkStart w:id="42" w:name="ref11"/>
+      <w:bookmarkStart w:id="64" w:name="ref11"/>
       <w:r>
         <w:rPr>
           <w:rFonts w:ascii="Calibri" w:hAnsi="Calibri"/>
@@ -15231,7 +17922,7 @@
         </w:rPr>
         <w:t xml:space="preserve">[11] </w:t>
       </w:r>
-      <w:bookmarkEnd w:id="42"/>
+      <w:bookmarkEnd w:id="64"/>
       <w:r>
         <w:rPr>
           <w:rFonts w:ascii="Calibri" w:hAnsi="Calibri"/>
@@ -15399,6 +18090,7 @@
         <w:t xml:space="preserve">. </w:t>
       </w:r>
       <w:proofErr w:type="spellStart"/>
+      <w:proofErr w:type="gramStart"/>
       <w:r>
         <w:rPr>
           <w:rFonts w:ascii="Calibri" w:hAnsi="Calibri"/>
@@ -15407,6 +18099,7 @@
         <w:t>arXiv</w:t>
       </w:r>
       <w:proofErr w:type="spellEnd"/>
+      <w:proofErr w:type="gramEnd"/>
       <w:r>
         <w:rPr>
           <w:rFonts w:ascii="Calibri" w:hAnsi="Calibri"/>
@@ -15424,7 +18117,7 @@
           <w:sz w:val="24"/>
         </w:rPr>
       </w:pPr>
-      <w:bookmarkStart w:id="43" w:name="ref6"/>
+      <w:bookmarkStart w:id="65" w:name="ref6"/>
       <w:r>
         <w:rPr>
           <w:rFonts w:ascii="Calibri" w:hAnsi="Calibri"/>
@@ -15433,7 +18126,7 @@
         </w:rPr>
         <w:t xml:space="preserve">[6] </w:t>
       </w:r>
-      <w:bookmarkEnd w:id="43"/>
+      <w:bookmarkEnd w:id="65"/>
       <w:r>
         <w:rPr>
           <w:rFonts w:ascii="Calibri" w:hAnsi="Calibri"/>
@@ -15482,6 +18175,7 @@
         <w:t xml:space="preserve"> in Data Centers. </w:t>
       </w:r>
       <w:proofErr w:type="spellStart"/>
+      <w:proofErr w:type="gramStart"/>
       <w:r>
         <w:rPr>
           <w:rFonts w:ascii="Calibri" w:hAnsi="Calibri"/>
@@ -15490,6 +18184,7 @@
         <w:t>arXiv</w:t>
       </w:r>
       <w:proofErr w:type="spellEnd"/>
+      <w:proofErr w:type="gramEnd"/>
       <w:r>
         <w:rPr>
           <w:rFonts w:ascii="Calibri" w:hAnsi="Calibri"/>
@@ -15507,7 +18202,7 @@
           <w:sz w:val="24"/>
         </w:rPr>
       </w:pPr>
-      <w:bookmarkStart w:id="44" w:name="ref7"/>
+      <w:bookmarkStart w:id="66" w:name="ref7"/>
       <w:r>
         <w:rPr>
           <w:rFonts w:ascii="Calibri" w:hAnsi="Calibri"/>
@@ -15516,7 +18211,7 @@
         </w:rPr>
         <w:t xml:space="preserve">[7] </w:t>
       </w:r>
-      <w:bookmarkEnd w:id="44"/>
+      <w:bookmarkEnd w:id="66"/>
       <w:r>
         <w:rPr>
           <w:rFonts w:ascii="Calibri" w:hAnsi="Calibri"/>
@@ -15649,6 +18344,7 @@
         <w:t xml:space="preserve">Centers. </w:t>
       </w:r>
       <w:proofErr w:type="spellStart"/>
+      <w:proofErr w:type="gramStart"/>
       <w:r>
         <w:rPr>
           <w:rFonts w:ascii="Calibri" w:hAnsi="Calibri"/>
@@ -15657,6 +18353,7 @@
         <w:t>arXiv</w:t>
       </w:r>
       <w:proofErr w:type="spellEnd"/>
+      <w:proofErr w:type="gramEnd"/>
       <w:r>
         <w:rPr>
           <w:rFonts w:ascii="Calibri" w:hAnsi="Calibri"/>
@@ -15674,7 +18371,7 @@
           <w:sz w:val="24"/>
         </w:rPr>
       </w:pPr>
-      <w:bookmarkStart w:id="45" w:name="ref4"/>
+      <w:bookmarkStart w:id="67" w:name="ref4"/>
       <w:r>
         <w:rPr>
           <w:rFonts w:ascii="Calibri" w:hAnsi="Calibri"/>
@@ -15683,7 +18380,7 @@
         </w:rPr>
         <w:t xml:space="preserve">[4] </w:t>
       </w:r>
-      <w:bookmarkEnd w:id="45"/>
+      <w:bookmarkEnd w:id="67"/>
       <w:r>
         <w:rPr>
           <w:rFonts w:ascii="Calibri" w:hAnsi="Calibri"/>
@@ -15780,6 +18477,7 @@
         <w:t xml:space="preserve"> Data Center Management. </w:t>
       </w:r>
       <w:proofErr w:type="spellStart"/>
+      <w:proofErr w:type="gramStart"/>
       <w:r>
         <w:rPr>
           <w:rFonts w:ascii="Calibri" w:hAnsi="Calibri"/>
@@ -15788,6 +18486,7 @@
         <w:t>arXiv</w:t>
       </w:r>
       <w:proofErr w:type="spellEnd"/>
+      <w:proofErr w:type="gramEnd"/>
       <w:r>
         <w:rPr>
           <w:rFonts w:ascii="Calibri" w:hAnsi="Calibri"/>
@@ -15813,7 +18512,7 @@
           <w:sz w:val="24"/>
         </w:rPr>
       </w:pPr>
-      <w:bookmarkStart w:id="46" w:name="ref5"/>
+      <w:bookmarkStart w:id="68" w:name="ref5"/>
       <w:r>
         <w:rPr>
           <w:rFonts w:ascii="Calibri" w:hAnsi="Calibri"/>
@@ -15822,7 +18521,7 @@
         </w:rPr>
         <w:t xml:space="preserve">[5] </w:t>
       </w:r>
-      <w:bookmarkEnd w:id="46"/>
+      <w:bookmarkEnd w:id="68"/>
       <w:r>
         <w:rPr>
           <w:rFonts w:ascii="Calibri" w:hAnsi="Calibri"/>
@@ -15855,6 +18554,7 @@
         <w:t xml:space="preserve"> Cloud </w:t>
       </w:r>
       <w:proofErr w:type="spellStart"/>
+      <w:proofErr w:type="gramStart"/>
       <w:r>
         <w:rPr>
           <w:rFonts w:ascii="Calibri" w:hAnsi="Calibri"/>
@@ -15868,54 +18568,62 @@
           <w:rFonts w:ascii="Calibri" w:hAnsi="Calibri"/>
           <w:sz w:val="24"/>
         </w:rPr>
-        <w:t xml:space="preserve">: AI-Driven </w:t>
-      </w:r>
-      <w:proofErr w:type="spellStart"/>
+        <w:t>:</w:t>
+      </w:r>
+      <w:proofErr w:type="gramEnd"/>
       <w:r>
         <w:rPr>
           <w:rFonts w:ascii="Calibri" w:hAnsi="Calibri"/>
           <w:sz w:val="24"/>
         </w:rPr>
-        <w:t>Predictive</w:t>
-      </w:r>
-      <w:proofErr w:type="spellEnd"/>
+        <w:t xml:space="preserve"> AI-Driven </w:t>
+      </w:r>
+      <w:proofErr w:type="spellStart"/>
       <w:r>
         <w:rPr>
           <w:rFonts w:ascii="Calibri" w:hAnsi="Calibri"/>
           <w:sz w:val="24"/>
         </w:rPr>
-        <w:t xml:space="preserve"> Modeling and Dynamic </w:t>
-      </w:r>
-      <w:proofErr w:type="spellStart"/>
+        <w:t>Predictive</w:t>
+      </w:r>
+      <w:proofErr w:type="spellEnd"/>
       <w:r>
         <w:rPr>
           <w:rFonts w:ascii="Calibri" w:hAnsi="Calibri"/>
           <w:sz w:val="24"/>
         </w:rPr>
-        <w:t>Optimization</w:t>
-      </w:r>
-      <w:proofErr w:type="spellEnd"/>
+        <w:t xml:space="preserve"> Modeling and Dynamic </w:t>
+      </w:r>
+      <w:proofErr w:type="spellStart"/>
       <w:r>
         <w:rPr>
           <w:rFonts w:ascii="Calibri" w:hAnsi="Calibri"/>
           <w:sz w:val="24"/>
         </w:rPr>
-        <w:t xml:space="preserve">. Journal of Progress in Engineering, </w:t>
-      </w:r>
-      <w:proofErr w:type="spellStart"/>
+        <w:t>Optimization</w:t>
+      </w:r>
+      <w:proofErr w:type="spellEnd"/>
       <w:r>
         <w:rPr>
           <w:rFonts w:ascii="Calibri" w:hAnsi="Calibri"/>
           <w:sz w:val="24"/>
         </w:rPr>
-        <w:t>Humanities</w:t>
-      </w:r>
-      <w:proofErr w:type="spellEnd"/>
+        <w:t xml:space="preserve">. Journal of Progress in Engineering, </w:t>
+      </w:r>
+      <w:proofErr w:type="spellStart"/>
       <w:r>
         <w:rPr>
           <w:rFonts w:ascii="Calibri" w:hAnsi="Calibri"/>
           <w:sz w:val="24"/>
         </w:rPr>
+        <w:t>Humanities</w:t>
+      </w:r>
+      <w:proofErr w:type="spellEnd"/>
+      <w:r>
+        <w:rPr>
+          <w:rFonts w:ascii="Calibri" w:hAnsi="Calibri"/>
+          <w:sz w:val="24"/>
+        </w:rPr>
         <w:t xml:space="preserve"> and Social Sciences. Récupéré sur https://doi.org/10.63163/jpehss.v3i3.619</w:t>
       </w:r>
     </w:p>
@@ -15928,7 +18636,7 @@
           <w:sz w:val="24"/>
         </w:rPr>
       </w:pPr>
-      <w:bookmarkStart w:id="47" w:name="ref9"/>
+      <w:bookmarkStart w:id="69" w:name="ref9"/>
       <w:r>
         <w:rPr>
           <w:rFonts w:ascii="Calibri" w:hAnsi="Calibri"/>
@@ -15937,7 +18645,7 @@
         </w:rPr>
         <w:t xml:space="preserve">[9] </w:t>
       </w:r>
-      <w:bookmarkEnd w:id="47"/>
+      <w:bookmarkEnd w:id="69"/>
       <w:r>
         <w:rPr>
           <w:rFonts w:ascii="Calibri" w:hAnsi="Calibri"/>
@@ -16002,6 +18710,7 @@
         <w:t xml:space="preserve"> and diverse </w:t>
       </w:r>
       <w:proofErr w:type="spellStart"/>
+      <w:proofErr w:type="gramStart"/>
       <w:r>
         <w:rPr>
           <w:rFonts w:ascii="Calibri" w:hAnsi="Calibri"/>
@@ -16015,102 +18724,110 @@
           <w:rFonts w:ascii="Calibri" w:hAnsi="Calibri"/>
           <w:sz w:val="24"/>
         </w:rPr>
-        <w:t xml:space="preserve">: </w:t>
-      </w:r>
-      <w:proofErr w:type="spellStart"/>
+        <w:t>:</w:t>
+      </w:r>
+      <w:proofErr w:type="gramEnd"/>
       <w:r>
         <w:rPr>
           <w:rFonts w:ascii="Calibri" w:hAnsi="Calibri"/>
           <w:sz w:val="24"/>
         </w:rPr>
-        <w:t>Supplying</w:t>
-      </w:r>
-      <w:proofErr w:type="spellEnd"/>
+        <w:t xml:space="preserve"> </w:t>
+      </w:r>
+      <w:proofErr w:type="spellStart"/>
       <w:r>
         <w:rPr>
           <w:rFonts w:ascii="Calibri" w:hAnsi="Calibri"/>
           <w:sz w:val="24"/>
         </w:rPr>
-        <w:t xml:space="preserve"> </w:t>
-      </w:r>
-      <w:proofErr w:type="spellStart"/>
+        <w:t>Supplying</w:t>
+      </w:r>
+      <w:proofErr w:type="spellEnd"/>
       <w:r>
         <w:rPr>
           <w:rFonts w:ascii="Calibri" w:hAnsi="Calibri"/>
           <w:sz w:val="24"/>
         </w:rPr>
-        <w:t>carbon</w:t>
-      </w:r>
-      <w:proofErr w:type="spellEnd"/>
+        <w:t xml:space="preserve"> </w:t>
+      </w:r>
+      <w:proofErr w:type="spellStart"/>
       <w:r>
         <w:rPr>
           <w:rFonts w:ascii="Calibri" w:hAnsi="Calibri"/>
           <w:sz w:val="24"/>
         </w:rPr>
-        <w:t xml:space="preserve">-free </w:t>
-      </w:r>
-      <w:proofErr w:type="spellStart"/>
+        <w:t>carbon</w:t>
+      </w:r>
+      <w:proofErr w:type="spellEnd"/>
       <w:r>
         <w:rPr>
           <w:rFonts w:ascii="Calibri" w:hAnsi="Calibri"/>
           <w:sz w:val="24"/>
         </w:rPr>
-        <w:t>energy</w:t>
-      </w:r>
-      <w:proofErr w:type="spellEnd"/>
+        <w:t xml:space="preserve">-free </w:t>
+      </w:r>
+      <w:proofErr w:type="spellStart"/>
       <w:r>
         <w:rPr>
           <w:rFonts w:ascii="Calibri" w:hAnsi="Calibri"/>
           <w:sz w:val="24"/>
         </w:rPr>
-        <w:t xml:space="preserve"> </w:t>
-      </w:r>
-      <w:proofErr w:type="spellStart"/>
+        <w:t>energy</w:t>
+      </w:r>
+      <w:proofErr w:type="spellEnd"/>
       <w:r>
         <w:rPr>
           <w:rFonts w:ascii="Calibri" w:hAnsi="Calibri"/>
           <w:sz w:val="24"/>
         </w:rPr>
-        <w:t>from</w:t>
-      </w:r>
-      <w:proofErr w:type="spellEnd"/>
+        <w:t xml:space="preserve"> </w:t>
+      </w:r>
+      <w:proofErr w:type="spellStart"/>
       <w:r>
         <w:rPr>
           <w:rFonts w:ascii="Calibri" w:hAnsi="Calibri"/>
           <w:sz w:val="24"/>
         </w:rPr>
-        <w:t xml:space="preserve"> a </w:t>
-      </w:r>
-      <w:proofErr w:type="spellStart"/>
+        <w:t>from</w:t>
+      </w:r>
+      <w:proofErr w:type="spellEnd"/>
       <w:r>
         <w:rPr>
           <w:rFonts w:ascii="Calibri" w:hAnsi="Calibri"/>
           <w:sz w:val="24"/>
         </w:rPr>
-        <w:t>wind</w:t>
-      </w:r>
-      <w:proofErr w:type="spellEnd"/>
+        <w:t xml:space="preserve"> a </w:t>
+      </w:r>
+      <w:proofErr w:type="spellStart"/>
       <w:r>
         <w:rPr>
           <w:rFonts w:ascii="Calibri" w:hAnsi="Calibri"/>
           <w:sz w:val="24"/>
         </w:rPr>
-        <w:t xml:space="preserve"> turbine to a data center. Urban </w:t>
-      </w:r>
-      <w:proofErr w:type="spellStart"/>
+        <w:t>wind</w:t>
+      </w:r>
+      <w:proofErr w:type="spellEnd"/>
       <w:r>
         <w:rPr>
           <w:rFonts w:ascii="Calibri" w:hAnsi="Calibri"/>
           <w:sz w:val="24"/>
         </w:rPr>
-        <w:t>Climate</w:t>
-      </w:r>
-      <w:proofErr w:type="spellEnd"/>
+        <w:t xml:space="preserve"> turbine to a data center. Urban </w:t>
+      </w:r>
+      <w:proofErr w:type="spellStart"/>
       <w:r>
         <w:rPr>
           <w:rFonts w:ascii="Calibri" w:hAnsi="Calibri"/>
           <w:sz w:val="24"/>
         </w:rPr>
+        <w:t>Climate</w:t>
+      </w:r>
+      <w:proofErr w:type="spellEnd"/>
+      <w:r>
+        <w:rPr>
+          <w:rFonts w:ascii="Calibri" w:hAnsi="Calibri"/>
+          <w:sz w:val="24"/>
+        </w:rPr>
         <w:t>. Récupéré sur https://doi.org/10.1016/j.uclim.2024.101843</w:t>
       </w:r>
     </w:p>
@@ -16123,7 +18840,7 @@
           <w:sz w:val="24"/>
         </w:rPr>
       </w:pPr>
-      <w:bookmarkStart w:id="48" w:name="ref1"/>
+      <w:bookmarkStart w:id="70" w:name="ref1"/>
       <w:r>
         <w:rPr>
           <w:rFonts w:ascii="Calibri" w:hAnsi="Calibri"/>
@@ -16381,8 +19098,8 @@
           <w:sz w:val="24"/>
         </w:rPr>
       </w:pPr>
-      <w:bookmarkStart w:id="49" w:name="ref10"/>
-      <w:bookmarkEnd w:id="48"/>
+      <w:bookmarkStart w:id="71" w:name="ref10"/>
+      <w:bookmarkEnd w:id="70"/>
       <w:r>
         <w:rPr>
           <w:rFonts w:ascii="Calibri" w:hAnsi="Calibri"/>
@@ -16391,7 +19108,7 @@
         </w:rPr>
         <w:t xml:space="preserve">[10] </w:t>
       </w:r>
-      <w:bookmarkEnd w:id="49"/>
+      <w:bookmarkEnd w:id="71"/>
       <w:r>
         <w:rPr>
           <w:rFonts w:ascii="Calibri" w:hAnsi="Calibri"/>
@@ -16467,7 +19184,7 @@
           <w:sz w:val="24"/>
         </w:rPr>
       </w:pPr>
-      <w:bookmarkStart w:id="50" w:name="ref8"/>
+      <w:bookmarkStart w:id="72" w:name="ref8"/>
       <w:r>
         <w:rPr>
           <w:rFonts w:ascii="Calibri"/>
@@ -16476,7 +19193,7 @@
         </w:rPr>
         <w:t xml:space="preserve">[8] </w:t>
       </w:r>
-      <w:bookmarkEnd w:id="50"/>
+      <w:bookmarkEnd w:id="72"/>
       <w:r>
         <w:rPr>
           <w:rFonts w:ascii="Calibri"/>
@@ -16588,6 +19305,7 @@
         </w:rPr>
         <w:t xml:space="preserve"> </w:t>
       </w:r>
+      <w:proofErr w:type="gramStart"/>
       <w:r>
         <w:rPr>
           <w:rFonts w:ascii="Calibri"/>
@@ -16595,6 +19313,7 @@
         </w:rPr>
         <w:t>a</w:t>
       </w:r>
+      <w:proofErr w:type="gramEnd"/>
       <w:r>
         <w:rPr>
           <w:rFonts w:ascii="Calibri"/>
@@ -18471,6 +21190,119 @@
     </w:lvl>
   </w:abstractNum>
   <w:abstractNum w:abstractNumId="14" w15:restartNumberingAfterBreak="0">
+    <w:nsid w:val="30E50BA3"/>
+    <w:multiLevelType w:val="hybridMultilevel"/>
+    <w:tmpl w:val="2174A382"/>
+    <w:lvl w:ilvl="0" w:tplc="040C0001">
+      <w:start w:val="1"/>
+      <w:numFmt w:val="bullet"/>
+      <w:lvlText w:val=""/>
+      <w:lvlJc w:val="left"/>
+      <w:pPr>
+        <w:ind w:left="1287" w:hanging="360"/>
+      </w:pPr>
+      <w:rPr>
+        <w:rFonts w:ascii="Symbol" w:hAnsi="Symbol" w:hint="default"/>
+      </w:rPr>
+    </w:lvl>
+    <w:lvl w:ilvl="1" w:tplc="040C0003" w:tentative="1">
+      <w:start w:val="1"/>
+      <w:numFmt w:val="bullet"/>
+      <w:lvlText w:val="o"/>
+      <w:lvlJc w:val="left"/>
+      <w:pPr>
+        <w:ind w:left="2007" w:hanging="360"/>
+      </w:pPr>
+      <w:rPr>
+        <w:rFonts w:ascii="Courier New" w:hAnsi="Courier New" w:cs="Courier New" w:hint="default"/>
+      </w:rPr>
+    </w:lvl>
+    <w:lvl w:ilvl="2" w:tplc="040C0005" w:tentative="1">
+      <w:start w:val="1"/>
+      <w:numFmt w:val="bullet"/>
+      <w:lvlText w:val=""/>
+      <w:lvlJc w:val="left"/>
+      <w:pPr>
+        <w:ind w:left="2727" w:hanging="360"/>
+      </w:pPr>
+      <w:rPr>
+        <w:rFonts w:ascii="Wingdings" w:hAnsi="Wingdings" w:hint="default"/>
+      </w:rPr>
+    </w:lvl>
+    <w:lvl w:ilvl="3" w:tplc="040C0001" w:tentative="1">
+      <w:start w:val="1"/>
+      <w:numFmt w:val="bullet"/>
+      <w:lvlText w:val=""/>
+      <w:lvlJc w:val="left"/>
+      <w:pPr>
+        <w:ind w:left="3447" w:hanging="360"/>
+      </w:pPr>
+      <w:rPr>
+        <w:rFonts w:ascii="Symbol" w:hAnsi="Symbol" w:hint="default"/>
+      </w:rPr>
+    </w:lvl>
+    <w:lvl w:ilvl="4" w:tplc="040C0003" w:tentative="1">
+      <w:start w:val="1"/>
+      <w:numFmt w:val="bullet"/>
+      <w:lvlText w:val="o"/>
+      <w:lvlJc w:val="left"/>
+      <w:pPr>
+        <w:ind w:left="4167" w:hanging="360"/>
+      </w:pPr>
+      <w:rPr>
+        <w:rFonts w:ascii="Courier New" w:hAnsi="Courier New" w:cs="Courier New" w:hint="default"/>
+      </w:rPr>
+    </w:lvl>
+    <w:lvl w:ilvl="5" w:tplc="040C0005" w:tentative="1">
+      <w:start w:val="1"/>
+      <w:numFmt w:val="bullet"/>
+      <w:lvlText w:val=""/>
+      <w:lvlJc w:val="left"/>
+      <w:pPr>
+        <w:ind w:left="4887" w:hanging="360"/>
+      </w:pPr>
+      <w:rPr>
+        <w:rFonts w:ascii="Wingdings" w:hAnsi="Wingdings" w:hint="default"/>
+      </w:rPr>
+    </w:lvl>
+    <w:lvl w:ilvl="6" w:tplc="040C0001" w:tentative="1">
+      <w:start w:val="1"/>
+      <w:numFmt w:val="bullet"/>
+      <w:lvlText w:val=""/>
+      <w:lvlJc w:val="left"/>
+      <w:pPr>
+        <w:ind w:left="5607" w:hanging="360"/>
+      </w:pPr>
+      <w:rPr>
+        <w:rFonts w:ascii="Symbol" w:hAnsi="Symbol" w:hint="default"/>
+      </w:rPr>
+    </w:lvl>
+    <w:lvl w:ilvl="7" w:tplc="040C0003" w:tentative="1">
+      <w:start w:val="1"/>
+      <w:numFmt w:val="bullet"/>
+      <w:lvlText w:val="o"/>
+      <w:lvlJc w:val="left"/>
+      <w:pPr>
+        <w:ind w:left="6327" w:hanging="360"/>
+      </w:pPr>
+      <w:rPr>
+        <w:rFonts w:ascii="Courier New" w:hAnsi="Courier New" w:cs="Courier New" w:hint="default"/>
+      </w:rPr>
+    </w:lvl>
+    <w:lvl w:ilvl="8" w:tplc="040C0005" w:tentative="1">
+      <w:start w:val="1"/>
+      <w:numFmt w:val="bullet"/>
+      <w:lvlText w:val=""/>
+      <w:lvlJc w:val="left"/>
+      <w:pPr>
+        <w:ind w:left="7047" w:hanging="360"/>
+      </w:pPr>
+      <w:rPr>
+        <w:rFonts w:ascii="Wingdings" w:hAnsi="Wingdings" w:hint="default"/>
+      </w:rPr>
+    </w:lvl>
+  </w:abstractNum>
+  <w:abstractNum w:abstractNumId="15" w15:restartNumberingAfterBreak="0">
     <w:nsid w:val="330F109F"/>
     <w:multiLevelType w:val="hybridMultilevel"/>
     <w:tmpl w:val="99F6EF8C"/>
@@ -18591,7 +21423,156 @@
       </w:rPr>
     </w:lvl>
   </w:abstractNum>
-  <w:abstractNum w:abstractNumId="15" w15:restartNumberingAfterBreak="0">
+  <w:abstractNum w:abstractNumId="16" w15:restartNumberingAfterBreak="0">
+    <w:nsid w:val="351E06D8"/>
+    <w:multiLevelType w:val="multilevel"/>
+    <w:tmpl w:val="9E18741E"/>
+    <w:lvl w:ilvl="0">
+      <w:start w:val="1"/>
+      <w:numFmt w:val="bullet"/>
+      <w:lvlText w:val=""/>
+      <w:lvlJc w:val="left"/>
+      <w:pPr>
+        <w:tabs>
+          <w:tab w:val="num" w:pos="720"/>
+        </w:tabs>
+        <w:ind w:left="720" w:hanging="360"/>
+      </w:pPr>
+      <w:rPr>
+        <w:rFonts w:ascii="Symbol" w:hAnsi="Symbol" w:hint="default"/>
+        <w:sz w:val="20"/>
+      </w:rPr>
+    </w:lvl>
+    <w:lvl w:ilvl="1" w:tentative="1">
+      <w:start w:val="1"/>
+      <w:numFmt w:val="bullet"/>
+      <w:lvlText w:val="o"/>
+      <w:lvlJc w:val="left"/>
+      <w:pPr>
+        <w:tabs>
+          <w:tab w:val="num" w:pos="1440"/>
+        </w:tabs>
+        <w:ind w:left="1440" w:hanging="360"/>
+      </w:pPr>
+      <w:rPr>
+        <w:rFonts w:ascii="Courier New" w:hAnsi="Courier New" w:hint="default"/>
+        <w:sz w:val="20"/>
+      </w:rPr>
+    </w:lvl>
+    <w:lvl w:ilvl="2" w:tentative="1">
+      <w:start w:val="1"/>
+      <w:numFmt w:val="bullet"/>
+      <w:lvlText w:val=""/>
+      <w:lvlJc w:val="left"/>
+      <w:pPr>
+        <w:tabs>
+          <w:tab w:val="num" w:pos="2160"/>
+        </w:tabs>
+        <w:ind w:left="2160" w:hanging="360"/>
+      </w:pPr>
+      <w:rPr>
+        <w:rFonts w:ascii="Wingdings" w:hAnsi="Wingdings" w:hint="default"/>
+        <w:sz w:val="20"/>
+      </w:rPr>
+    </w:lvl>
+    <w:lvl w:ilvl="3" w:tentative="1">
+      <w:start w:val="1"/>
+      <w:numFmt w:val="bullet"/>
+      <w:lvlText w:val=""/>
+      <w:lvlJc w:val="left"/>
+      <w:pPr>
+        <w:tabs>
+          <w:tab w:val="num" w:pos="2880"/>
+        </w:tabs>
+        <w:ind w:left="2880" w:hanging="360"/>
+      </w:pPr>
+      <w:rPr>
+        <w:rFonts w:ascii="Wingdings" w:hAnsi="Wingdings" w:hint="default"/>
+        <w:sz w:val="20"/>
+      </w:rPr>
+    </w:lvl>
+    <w:lvl w:ilvl="4" w:tentative="1">
+      <w:start w:val="1"/>
+      <w:numFmt w:val="bullet"/>
+      <w:lvlText w:val=""/>
+      <w:lvlJc w:val="left"/>
+      <w:pPr>
+        <w:tabs>
+          <w:tab w:val="num" w:pos="3600"/>
+        </w:tabs>
+        <w:ind w:left="3600" w:hanging="360"/>
+      </w:pPr>
+      <w:rPr>
+        <w:rFonts w:ascii="Wingdings" w:hAnsi="Wingdings" w:hint="default"/>
+        <w:sz w:val="20"/>
+      </w:rPr>
+    </w:lvl>
+    <w:lvl w:ilvl="5" w:tentative="1">
+      <w:start w:val="1"/>
+      <w:numFmt w:val="bullet"/>
+      <w:lvlText w:val=""/>
+      <w:lvlJc w:val="left"/>
+      <w:pPr>
+        <w:tabs>
+          <w:tab w:val="num" w:pos="4320"/>
+        </w:tabs>
+        <w:ind w:left="4320" w:hanging="360"/>
+      </w:pPr>
+      <w:rPr>
+        <w:rFonts w:ascii="Wingdings" w:hAnsi="Wingdings" w:hint="default"/>
+        <w:sz w:val="20"/>
+      </w:rPr>
+    </w:lvl>
+    <w:lvl w:ilvl="6" w:tentative="1">
+      <w:start w:val="1"/>
+      <w:numFmt w:val="bullet"/>
+      <w:lvlText w:val=""/>
+      <w:lvlJc w:val="left"/>
+      <w:pPr>
+        <w:tabs>
+          <w:tab w:val="num" w:pos="5040"/>
+        </w:tabs>
+        <w:ind w:left="5040" w:hanging="360"/>
+      </w:pPr>
+      <w:rPr>
+        <w:rFonts w:ascii="Wingdings" w:hAnsi="Wingdings" w:hint="default"/>
+        <w:sz w:val="20"/>
+      </w:rPr>
+    </w:lvl>
+    <w:lvl w:ilvl="7" w:tentative="1">
+      <w:start w:val="1"/>
+      <w:numFmt w:val="bullet"/>
+      <w:lvlText w:val=""/>
+      <w:lvlJc w:val="left"/>
+      <w:pPr>
+        <w:tabs>
+          <w:tab w:val="num" w:pos="5760"/>
+        </w:tabs>
+        <w:ind w:left="5760" w:hanging="360"/>
+      </w:pPr>
+      <w:rPr>
+        <w:rFonts w:ascii="Wingdings" w:hAnsi="Wingdings" w:hint="default"/>
+        <w:sz w:val="20"/>
+      </w:rPr>
+    </w:lvl>
+    <w:lvl w:ilvl="8" w:tentative="1">
+      <w:start w:val="1"/>
+      <w:numFmt w:val="bullet"/>
+      <w:lvlText w:val=""/>
+      <w:lvlJc w:val="left"/>
+      <w:pPr>
+        <w:tabs>
+          <w:tab w:val="num" w:pos="6480"/>
+        </w:tabs>
+        <w:ind w:left="6480" w:hanging="360"/>
+      </w:pPr>
+      <w:rPr>
+        <w:rFonts w:ascii="Wingdings" w:hAnsi="Wingdings" w:hint="default"/>
+        <w:sz w:val="20"/>
+      </w:rPr>
+    </w:lvl>
+  </w:abstractNum>
+  <w:abstractNum w:abstractNumId="17" w15:restartNumberingAfterBreak="0">
     <w:nsid w:val="35955790"/>
     <w:multiLevelType w:val="hybridMultilevel"/>
     <w:tmpl w:val="BB9A82C2"/>
@@ -18704,7 +21685,7 @@
       </w:rPr>
     </w:lvl>
   </w:abstractNum>
-  <w:abstractNum w:abstractNumId="16" w15:restartNumberingAfterBreak="0">
+  <w:abstractNum w:abstractNumId="18" w15:restartNumberingAfterBreak="0">
     <w:nsid w:val="35BB73DD"/>
     <w:multiLevelType w:val="hybridMultilevel"/>
     <w:tmpl w:val="726E594C"/>
@@ -18825,7 +21806,7 @@
       </w:rPr>
     </w:lvl>
   </w:abstractNum>
-  <w:abstractNum w:abstractNumId="17" w15:restartNumberingAfterBreak="0">
+  <w:abstractNum w:abstractNumId="19" w15:restartNumberingAfterBreak="0">
     <w:nsid w:val="3ACC6806"/>
     <w:multiLevelType w:val="hybridMultilevel"/>
     <w:tmpl w:val="95267E8A"/>
@@ -18938,7 +21919,7 @@
       </w:rPr>
     </w:lvl>
   </w:abstractNum>
-  <w:abstractNum w:abstractNumId="18" w15:restartNumberingAfterBreak="0">
+  <w:abstractNum w:abstractNumId="20" w15:restartNumberingAfterBreak="0">
     <w:nsid w:val="45D40A12"/>
     <w:multiLevelType w:val="multilevel"/>
     <w:tmpl w:val="242892AC"/>
@@ -19074,7 +22055,7 @@
       </w:rPr>
     </w:lvl>
   </w:abstractNum>
-  <w:abstractNum w:abstractNumId="19" w15:restartNumberingAfterBreak="0">
+  <w:abstractNum w:abstractNumId="21" w15:restartNumberingAfterBreak="0">
     <w:nsid w:val="49EB0800"/>
     <w:multiLevelType w:val="multilevel"/>
     <w:tmpl w:val="2CE0EAD0"/>
@@ -19223,7 +22204,156 @@
       </w:rPr>
     </w:lvl>
   </w:abstractNum>
-  <w:abstractNum w:abstractNumId="20" w15:restartNumberingAfterBreak="0">
+  <w:abstractNum w:abstractNumId="22" w15:restartNumberingAfterBreak="0">
+    <w:nsid w:val="4CB9213B"/>
+    <w:multiLevelType w:val="multilevel"/>
+    <w:tmpl w:val="1870C1A8"/>
+    <w:lvl w:ilvl="0">
+      <w:start w:val="1"/>
+      <w:numFmt w:val="bullet"/>
+      <w:lvlText w:val=""/>
+      <w:lvlJc w:val="left"/>
+      <w:pPr>
+        <w:tabs>
+          <w:tab w:val="num" w:pos="720"/>
+        </w:tabs>
+        <w:ind w:left="720" w:hanging="360"/>
+      </w:pPr>
+      <w:rPr>
+        <w:rFonts w:ascii="Symbol" w:hAnsi="Symbol" w:hint="default"/>
+        <w:sz w:val="20"/>
+      </w:rPr>
+    </w:lvl>
+    <w:lvl w:ilvl="1" w:tentative="1">
+      <w:start w:val="1"/>
+      <w:numFmt w:val="bullet"/>
+      <w:lvlText w:val="o"/>
+      <w:lvlJc w:val="left"/>
+      <w:pPr>
+        <w:tabs>
+          <w:tab w:val="num" w:pos="1440"/>
+        </w:tabs>
+        <w:ind w:left="1440" w:hanging="360"/>
+      </w:pPr>
+      <w:rPr>
+        <w:rFonts w:ascii="Courier New" w:hAnsi="Courier New" w:hint="default"/>
+        <w:sz w:val="20"/>
+      </w:rPr>
+    </w:lvl>
+    <w:lvl w:ilvl="2" w:tentative="1">
+      <w:start w:val="1"/>
+      <w:numFmt w:val="bullet"/>
+      <w:lvlText w:val=""/>
+      <w:lvlJc w:val="left"/>
+      <w:pPr>
+        <w:tabs>
+          <w:tab w:val="num" w:pos="2160"/>
+        </w:tabs>
+        <w:ind w:left="2160" w:hanging="360"/>
+      </w:pPr>
+      <w:rPr>
+        <w:rFonts w:ascii="Wingdings" w:hAnsi="Wingdings" w:hint="default"/>
+        <w:sz w:val="20"/>
+      </w:rPr>
+    </w:lvl>
+    <w:lvl w:ilvl="3" w:tentative="1">
+      <w:start w:val="1"/>
+      <w:numFmt w:val="bullet"/>
+      <w:lvlText w:val=""/>
+      <w:lvlJc w:val="left"/>
+      <w:pPr>
+        <w:tabs>
+          <w:tab w:val="num" w:pos="2880"/>
+        </w:tabs>
+        <w:ind w:left="2880" w:hanging="360"/>
+      </w:pPr>
+      <w:rPr>
+        <w:rFonts w:ascii="Wingdings" w:hAnsi="Wingdings" w:hint="default"/>
+        <w:sz w:val="20"/>
+      </w:rPr>
+    </w:lvl>
+    <w:lvl w:ilvl="4" w:tentative="1">
+      <w:start w:val="1"/>
+      <w:numFmt w:val="bullet"/>
+      <w:lvlText w:val=""/>
+      <w:lvlJc w:val="left"/>
+      <w:pPr>
+        <w:tabs>
+          <w:tab w:val="num" w:pos="3600"/>
+        </w:tabs>
+        <w:ind w:left="3600" w:hanging="360"/>
+      </w:pPr>
+      <w:rPr>
+        <w:rFonts w:ascii="Wingdings" w:hAnsi="Wingdings" w:hint="default"/>
+        <w:sz w:val="20"/>
+      </w:rPr>
+    </w:lvl>
+    <w:lvl w:ilvl="5" w:tentative="1">
+      <w:start w:val="1"/>
+      <w:numFmt w:val="bullet"/>
+      <w:lvlText w:val=""/>
+      <w:lvlJc w:val="left"/>
+      <w:pPr>
+        <w:tabs>
+          <w:tab w:val="num" w:pos="4320"/>
+        </w:tabs>
+        <w:ind w:left="4320" w:hanging="360"/>
+      </w:pPr>
+      <w:rPr>
+        <w:rFonts w:ascii="Wingdings" w:hAnsi="Wingdings" w:hint="default"/>
+        <w:sz w:val="20"/>
+      </w:rPr>
+    </w:lvl>
+    <w:lvl w:ilvl="6" w:tentative="1">
+      <w:start w:val="1"/>
+      <w:numFmt w:val="bullet"/>
+      <w:lvlText w:val=""/>
+      <w:lvlJc w:val="left"/>
+      <w:pPr>
+        <w:tabs>
+          <w:tab w:val="num" w:pos="5040"/>
+        </w:tabs>
+        <w:ind w:left="5040" w:hanging="360"/>
+      </w:pPr>
+      <w:rPr>
+        <w:rFonts w:ascii="Wingdings" w:hAnsi="Wingdings" w:hint="default"/>
+        <w:sz w:val="20"/>
+      </w:rPr>
+    </w:lvl>
+    <w:lvl w:ilvl="7" w:tentative="1">
+      <w:start w:val="1"/>
+      <w:numFmt w:val="bullet"/>
+      <w:lvlText w:val=""/>
+      <w:lvlJc w:val="left"/>
+      <w:pPr>
+        <w:tabs>
+          <w:tab w:val="num" w:pos="5760"/>
+        </w:tabs>
+        <w:ind w:left="5760" w:hanging="360"/>
+      </w:pPr>
+      <w:rPr>
+        <w:rFonts w:ascii="Wingdings" w:hAnsi="Wingdings" w:hint="default"/>
+        <w:sz w:val="20"/>
+      </w:rPr>
+    </w:lvl>
+    <w:lvl w:ilvl="8" w:tentative="1">
+      <w:start w:val="1"/>
+      <w:numFmt w:val="bullet"/>
+      <w:lvlText w:val=""/>
+      <w:lvlJc w:val="left"/>
+      <w:pPr>
+        <w:tabs>
+          <w:tab w:val="num" w:pos="6480"/>
+        </w:tabs>
+        <w:ind w:left="6480" w:hanging="360"/>
+      </w:pPr>
+      <w:rPr>
+        <w:rFonts w:ascii="Wingdings" w:hAnsi="Wingdings" w:hint="default"/>
+        <w:sz w:val="20"/>
+      </w:rPr>
+    </w:lvl>
+  </w:abstractNum>
+  <w:abstractNum w:abstractNumId="23" w15:restartNumberingAfterBreak="0">
     <w:nsid w:val="52E27BF6"/>
     <w:multiLevelType w:val="hybridMultilevel"/>
     <w:tmpl w:val="A0369E3A"/>
@@ -19336,7 +22466,120 @@
       </w:rPr>
     </w:lvl>
   </w:abstractNum>
-  <w:abstractNum w:abstractNumId="21" w15:restartNumberingAfterBreak="0">
+  <w:abstractNum w:abstractNumId="24" w15:restartNumberingAfterBreak="0">
+    <w:nsid w:val="548669E2"/>
+    <w:multiLevelType w:val="hybridMultilevel"/>
+    <w:tmpl w:val="7D1C18C4"/>
+    <w:lvl w:ilvl="0" w:tplc="040C0001">
+      <w:start w:val="1"/>
+      <w:numFmt w:val="bullet"/>
+      <w:lvlText w:val=""/>
+      <w:lvlJc w:val="left"/>
+      <w:pPr>
+        <w:ind w:left="1287" w:hanging="360"/>
+      </w:pPr>
+      <w:rPr>
+        <w:rFonts w:ascii="Symbol" w:hAnsi="Symbol" w:hint="default"/>
+      </w:rPr>
+    </w:lvl>
+    <w:lvl w:ilvl="1" w:tplc="040C0003" w:tentative="1">
+      <w:start w:val="1"/>
+      <w:numFmt w:val="bullet"/>
+      <w:lvlText w:val="o"/>
+      <w:lvlJc w:val="left"/>
+      <w:pPr>
+        <w:ind w:left="2007" w:hanging="360"/>
+      </w:pPr>
+      <w:rPr>
+        <w:rFonts w:ascii="Courier New" w:hAnsi="Courier New" w:cs="Courier New" w:hint="default"/>
+      </w:rPr>
+    </w:lvl>
+    <w:lvl w:ilvl="2" w:tplc="040C0005" w:tentative="1">
+      <w:start w:val="1"/>
+      <w:numFmt w:val="bullet"/>
+      <w:lvlText w:val=""/>
+      <w:lvlJc w:val="left"/>
+      <w:pPr>
+        <w:ind w:left="2727" w:hanging="360"/>
+      </w:pPr>
+      <w:rPr>
+        <w:rFonts w:ascii="Wingdings" w:hAnsi="Wingdings" w:hint="default"/>
+      </w:rPr>
+    </w:lvl>
+    <w:lvl w:ilvl="3" w:tplc="040C0001" w:tentative="1">
+      <w:start w:val="1"/>
+      <w:numFmt w:val="bullet"/>
+      <w:lvlText w:val=""/>
+      <w:lvlJc w:val="left"/>
+      <w:pPr>
+        <w:ind w:left="3447" w:hanging="360"/>
+      </w:pPr>
+      <w:rPr>
+        <w:rFonts w:ascii="Symbol" w:hAnsi="Symbol" w:hint="default"/>
+      </w:rPr>
+    </w:lvl>
+    <w:lvl w:ilvl="4" w:tplc="040C0003" w:tentative="1">
+      <w:start w:val="1"/>
+      <w:numFmt w:val="bullet"/>
+      <w:lvlText w:val="o"/>
+      <w:lvlJc w:val="left"/>
+      <w:pPr>
+        <w:ind w:left="4167" w:hanging="360"/>
+      </w:pPr>
+      <w:rPr>
+        <w:rFonts w:ascii="Courier New" w:hAnsi="Courier New" w:cs="Courier New" w:hint="default"/>
+      </w:rPr>
+    </w:lvl>
+    <w:lvl w:ilvl="5" w:tplc="040C0005" w:tentative="1">
+      <w:start w:val="1"/>
+      <w:numFmt w:val="bullet"/>
+      <w:lvlText w:val=""/>
+      <w:lvlJc w:val="left"/>
+      <w:pPr>
+        <w:ind w:left="4887" w:hanging="360"/>
+      </w:pPr>
+      <w:rPr>
+        <w:rFonts w:ascii="Wingdings" w:hAnsi="Wingdings" w:hint="default"/>
+      </w:rPr>
+    </w:lvl>
+    <w:lvl w:ilvl="6" w:tplc="040C0001" w:tentative="1">
+      <w:start w:val="1"/>
+      <w:numFmt w:val="bullet"/>
+      <w:lvlText w:val=""/>
+      <w:lvlJc w:val="left"/>
+      <w:pPr>
+        <w:ind w:left="5607" w:hanging="360"/>
+      </w:pPr>
+      <w:rPr>
+        <w:rFonts w:ascii="Symbol" w:hAnsi="Symbol" w:hint="default"/>
+      </w:rPr>
+    </w:lvl>
+    <w:lvl w:ilvl="7" w:tplc="040C0003" w:tentative="1">
+      <w:start w:val="1"/>
+      <w:numFmt w:val="bullet"/>
+      <w:lvlText w:val="o"/>
+      <w:lvlJc w:val="left"/>
+      <w:pPr>
+        <w:ind w:left="6327" w:hanging="360"/>
+      </w:pPr>
+      <w:rPr>
+        <w:rFonts w:ascii="Courier New" w:hAnsi="Courier New" w:cs="Courier New" w:hint="default"/>
+      </w:rPr>
+    </w:lvl>
+    <w:lvl w:ilvl="8" w:tplc="040C0005" w:tentative="1">
+      <w:start w:val="1"/>
+      <w:numFmt w:val="bullet"/>
+      <w:lvlText w:val=""/>
+      <w:lvlJc w:val="left"/>
+      <w:pPr>
+        <w:ind w:left="7047" w:hanging="360"/>
+      </w:pPr>
+      <w:rPr>
+        <w:rFonts w:ascii="Wingdings" w:hAnsi="Wingdings" w:hint="default"/>
+      </w:rPr>
+    </w:lvl>
+  </w:abstractNum>
+  <w:abstractNum w:abstractNumId="25" w15:restartNumberingAfterBreak="0">
     <w:nsid w:val="5950124D"/>
     <w:multiLevelType w:val="hybridMultilevel"/>
     <w:tmpl w:val="6E60CA0C"/>
@@ -19453,7 +22696,7 @@
       </w:rPr>
     </w:lvl>
   </w:abstractNum>
-  <w:abstractNum w:abstractNumId="22" w15:restartNumberingAfterBreak="0">
+  <w:abstractNum w:abstractNumId="26" w15:restartNumberingAfterBreak="0">
     <w:nsid w:val="5DEB55E2"/>
     <w:multiLevelType w:val="hybridMultilevel"/>
     <w:tmpl w:val="13448F72"/>
@@ -19566,7 +22809,120 @@
       </w:rPr>
     </w:lvl>
   </w:abstractNum>
-  <w:abstractNum w:abstractNumId="23" w15:restartNumberingAfterBreak="0">
+  <w:abstractNum w:abstractNumId="27" w15:restartNumberingAfterBreak="0">
+    <w:nsid w:val="61485C97"/>
+    <w:multiLevelType w:val="hybridMultilevel"/>
+    <w:tmpl w:val="69EE2BD8"/>
+    <w:lvl w:ilvl="0" w:tplc="040C0001">
+      <w:start w:val="1"/>
+      <w:numFmt w:val="bullet"/>
+      <w:lvlText w:val=""/>
+      <w:lvlJc w:val="left"/>
+      <w:pPr>
+        <w:ind w:left="1287" w:hanging="360"/>
+      </w:pPr>
+      <w:rPr>
+        <w:rFonts w:ascii="Symbol" w:hAnsi="Symbol" w:hint="default"/>
+      </w:rPr>
+    </w:lvl>
+    <w:lvl w:ilvl="1" w:tplc="040C0003" w:tentative="1">
+      <w:start w:val="1"/>
+      <w:numFmt w:val="bullet"/>
+      <w:lvlText w:val="o"/>
+      <w:lvlJc w:val="left"/>
+      <w:pPr>
+        <w:ind w:left="2007" w:hanging="360"/>
+      </w:pPr>
+      <w:rPr>
+        <w:rFonts w:ascii="Courier New" w:hAnsi="Courier New" w:cs="Courier New" w:hint="default"/>
+      </w:rPr>
+    </w:lvl>
+    <w:lvl w:ilvl="2" w:tplc="040C0005" w:tentative="1">
+      <w:start w:val="1"/>
+      <w:numFmt w:val="bullet"/>
+      <w:lvlText w:val=""/>
+      <w:lvlJc w:val="left"/>
+      <w:pPr>
+        <w:ind w:left="2727" w:hanging="360"/>
+      </w:pPr>
+      <w:rPr>
+        <w:rFonts w:ascii="Wingdings" w:hAnsi="Wingdings" w:hint="default"/>
+      </w:rPr>
+    </w:lvl>
+    <w:lvl w:ilvl="3" w:tplc="040C0001" w:tentative="1">
+      <w:start w:val="1"/>
+      <w:numFmt w:val="bullet"/>
+      <w:lvlText w:val=""/>
+      <w:lvlJc w:val="left"/>
+      <w:pPr>
+        <w:ind w:left="3447" w:hanging="360"/>
+      </w:pPr>
+      <w:rPr>
+        <w:rFonts w:ascii="Symbol" w:hAnsi="Symbol" w:hint="default"/>
+      </w:rPr>
+    </w:lvl>
+    <w:lvl w:ilvl="4" w:tplc="040C0003" w:tentative="1">
+      <w:start w:val="1"/>
+      <w:numFmt w:val="bullet"/>
+      <w:lvlText w:val="o"/>
+      <w:lvlJc w:val="left"/>
+      <w:pPr>
+        <w:ind w:left="4167" w:hanging="360"/>
+      </w:pPr>
+      <w:rPr>
+        <w:rFonts w:ascii="Courier New" w:hAnsi="Courier New" w:cs="Courier New" w:hint="default"/>
+      </w:rPr>
+    </w:lvl>
+    <w:lvl w:ilvl="5" w:tplc="040C0005" w:tentative="1">
+      <w:start w:val="1"/>
+      <w:numFmt w:val="bullet"/>
+      <w:lvlText w:val=""/>
+      <w:lvlJc w:val="left"/>
+      <w:pPr>
+        <w:ind w:left="4887" w:hanging="360"/>
+      </w:pPr>
+      <w:rPr>
+        <w:rFonts w:ascii="Wingdings" w:hAnsi="Wingdings" w:hint="default"/>
+      </w:rPr>
+    </w:lvl>
+    <w:lvl w:ilvl="6" w:tplc="040C0001" w:tentative="1">
+      <w:start w:val="1"/>
+      <w:numFmt w:val="bullet"/>
+      <w:lvlText w:val=""/>
+      <w:lvlJc w:val="left"/>
+      <w:pPr>
+        <w:ind w:left="5607" w:hanging="360"/>
+      </w:pPr>
+      <w:rPr>
+        <w:rFonts w:ascii="Symbol" w:hAnsi="Symbol" w:hint="default"/>
+      </w:rPr>
+    </w:lvl>
+    <w:lvl w:ilvl="7" w:tplc="040C0003" w:tentative="1">
+      <w:start w:val="1"/>
+      <w:numFmt w:val="bullet"/>
+      <w:lvlText w:val="o"/>
+      <w:lvlJc w:val="left"/>
+      <w:pPr>
+        <w:ind w:left="6327" w:hanging="360"/>
+      </w:pPr>
+      <w:rPr>
+        <w:rFonts w:ascii="Courier New" w:hAnsi="Courier New" w:cs="Courier New" w:hint="default"/>
+      </w:rPr>
+    </w:lvl>
+    <w:lvl w:ilvl="8" w:tplc="040C0005" w:tentative="1">
+      <w:start w:val="1"/>
+      <w:numFmt w:val="bullet"/>
+      <w:lvlText w:val=""/>
+      <w:lvlJc w:val="left"/>
+      <w:pPr>
+        <w:ind w:left="7047" w:hanging="360"/>
+      </w:pPr>
+      <w:rPr>
+        <w:rFonts w:ascii="Wingdings" w:hAnsi="Wingdings" w:hint="default"/>
+      </w:rPr>
+    </w:lvl>
+  </w:abstractNum>
+  <w:abstractNum w:abstractNumId="28" w15:restartNumberingAfterBreak="0">
     <w:nsid w:val="67236AD2"/>
     <w:multiLevelType w:val="multilevel"/>
     <w:tmpl w:val="7EF4E876"/>
@@ -19698,7 +23054,7 @@
       </w:rPr>
     </w:lvl>
   </w:abstractNum>
-  <w:abstractNum w:abstractNumId="24" w15:restartNumberingAfterBreak="0">
+  <w:abstractNum w:abstractNumId="29" w15:restartNumberingAfterBreak="0">
     <w:nsid w:val="681D7226"/>
     <w:multiLevelType w:val="hybridMultilevel"/>
     <w:tmpl w:val="80FCE4E0"/>
@@ -19811,7 +23167,7 @@
       </w:rPr>
     </w:lvl>
   </w:abstractNum>
-  <w:abstractNum w:abstractNumId="25" w15:restartNumberingAfterBreak="0">
+  <w:abstractNum w:abstractNumId="30" w15:restartNumberingAfterBreak="0">
     <w:nsid w:val="696B74FA"/>
     <w:multiLevelType w:val="hybridMultilevel"/>
     <w:tmpl w:val="8110D36E"/>
@@ -19924,7 +23280,7 @@
       </w:rPr>
     </w:lvl>
   </w:abstractNum>
-  <w:abstractNum w:abstractNumId="26" w15:restartNumberingAfterBreak="0">
+  <w:abstractNum w:abstractNumId="31" w15:restartNumberingAfterBreak="0">
     <w:nsid w:val="732D4363"/>
     <w:multiLevelType w:val="hybridMultilevel"/>
     <w:tmpl w:val="DE84F56C"/>
@@ -20046,10 +23402,10 @@
     </w:lvl>
   </w:abstractNum>
   <w:num w:numId="1" w16cid:durableId="1763061442">
-    <w:abstractNumId w:val="26"/>
+    <w:abstractNumId w:val="31"/>
   </w:num>
   <w:num w:numId="2" w16cid:durableId="983898039">
-    <w:abstractNumId w:val="16"/>
+    <w:abstractNumId w:val="18"/>
   </w:num>
   <w:num w:numId="3" w16cid:durableId="1058162794">
     <w:abstractNumId w:val="1"/>
@@ -20058,7 +23414,7 @@
     <w:abstractNumId w:val="11"/>
   </w:num>
   <w:num w:numId="5" w16cid:durableId="337276930">
-    <w:abstractNumId w:val="14"/>
+    <w:abstractNumId w:val="15"/>
   </w:num>
   <w:num w:numId="6" w16cid:durableId="1684428700">
     <w:abstractNumId w:val="10"/>
@@ -20067,28 +23423,28 @@
     <w:abstractNumId w:val="5"/>
   </w:num>
   <w:num w:numId="8" w16cid:durableId="1485707457">
-    <w:abstractNumId w:val="21"/>
+    <w:abstractNumId w:val="25"/>
   </w:num>
   <w:num w:numId="9" w16cid:durableId="436607681">
-    <w:abstractNumId w:val="18"/>
+    <w:abstractNumId w:val="20"/>
   </w:num>
   <w:num w:numId="10" w16cid:durableId="363100114">
-    <w:abstractNumId w:val="23"/>
+    <w:abstractNumId w:val="28"/>
   </w:num>
   <w:num w:numId="11" w16cid:durableId="288896630">
     <w:abstractNumId w:val="6"/>
   </w:num>
   <w:num w:numId="12" w16cid:durableId="488600134">
-    <w:abstractNumId w:val="15"/>
+    <w:abstractNumId w:val="17"/>
   </w:num>
   <w:num w:numId="13" w16cid:durableId="87820070">
-    <w:abstractNumId w:val="22"/>
+    <w:abstractNumId w:val="26"/>
   </w:num>
   <w:num w:numId="14" w16cid:durableId="1063793003">
     <w:abstractNumId w:val="0"/>
   </w:num>
   <w:num w:numId="15" w16cid:durableId="805463891">
-    <w:abstractNumId w:val="17"/>
+    <w:abstractNumId w:val="19"/>
   </w:num>
   <w:num w:numId="16" w16cid:durableId="554242679">
     <w:abstractNumId w:val="7"/>
@@ -20097,10 +23453,10 @@
     <w:abstractNumId w:val="2"/>
   </w:num>
   <w:num w:numId="18" w16cid:durableId="2124685619">
-    <w:abstractNumId w:val="24"/>
+    <w:abstractNumId w:val="29"/>
   </w:num>
   <w:num w:numId="19" w16cid:durableId="1793673038">
-    <w:abstractNumId w:val="19"/>
+    <w:abstractNumId w:val="21"/>
   </w:num>
   <w:num w:numId="20" w16cid:durableId="88815163">
     <w:abstractNumId w:val="9"/>
@@ -20121,10 +23477,25 @@
     <w:abstractNumId w:val="12"/>
   </w:num>
   <w:num w:numId="26" w16cid:durableId="1072462234">
-    <w:abstractNumId w:val="20"/>
+    <w:abstractNumId w:val="23"/>
   </w:num>
   <w:num w:numId="27" w16cid:durableId="1108112898">
-    <w:abstractNumId w:val="25"/>
+    <w:abstractNumId w:val="30"/>
+  </w:num>
+  <w:num w:numId="28" w16cid:durableId="2121026418">
+    <w:abstractNumId w:val="16"/>
+  </w:num>
+  <w:num w:numId="29" w16cid:durableId="1110054698">
+    <w:abstractNumId w:val="27"/>
+  </w:num>
+  <w:num w:numId="30" w16cid:durableId="676930913">
+    <w:abstractNumId w:val="14"/>
+  </w:num>
+  <w:num w:numId="31" w16cid:durableId="19355620">
+    <w:abstractNumId w:val="22"/>
+  </w:num>
+  <w:num w:numId="32" w16cid:durableId="642394279">
+    <w:abstractNumId w:val="24"/>
   </w:num>
 </w:numbering>
 </file>

--- a/Etat-de-lart-Lamia-BELKADI (3).docx
+++ b/Etat-de-lart-Lamia-BELKADI (3).docx
@@ -1,6 +1,6 @@
 
 <file path=word/document.xml><?xml version="1.0" encoding="utf-8"?>
-<w:document xmlns:wpc="http://schemas.microsoft.com/office/word/2010/wordprocessingCanvas" xmlns:cx="http://schemas.microsoft.com/office/drawing/2014/chartex" xmlns:cx1="http://schemas.microsoft.com/office/drawing/2015/9/8/chartex" xmlns:cx2="http://schemas.microsoft.com/office/drawing/2015/10/21/chartex" xmlns:cx3="http://schemas.microsoft.com/office/drawing/2016/5/9/chartex" xmlns:cx4="http://schemas.microsoft.com/office/drawing/2016/5/10/chartex" xmlns:cx5="http://schemas.microsoft.com/office/drawing/2016/5/11/chartex" xmlns:cx6="http://schemas.microsoft.com/office/drawing/2016/5/12/chartex" xmlns:cx7="http://schemas.microsoft.com/office/drawing/2016/5/13/chartex" xmlns:cx8="http://schemas.microsoft.com/office/drawing/2016/5/14/chartex" xmlns:mc="http://schemas.openxmlformats.org/markup-compatibility/2006" xmlns:aink="http://schemas.microsoft.com/office/drawing/2016/ink" xmlns:am3d="http://schemas.microsoft.com/office/drawing/2017/model3d" xmlns:o="urn:schemas-microsoft-com:office:office" xmlns:oel="http://schemas.microsoft.com/office/2019/extlst" xmlns:r="http://schemas.openxmlformats.org/officeDocument/2006/relationships" xmlns:m="http://schemas.openxmlformats.org/officeDocument/2006/math" xmlns:v="urn:schemas-microsoft-com:vml" xmlns:wp14="http://schemas.microsoft.com/office/word/2010/wordprocessingDrawing" xmlns:wp="http://schemas.openxmlformats.org/drawingml/2006/wordprocessingDrawing" xmlns:w10="urn:schemas-microsoft-com:office:word" xmlns:w="http://schemas.openxmlformats.org/wordprocessingml/2006/main" xmlns:w14="http://schemas.microsoft.com/office/word/2010/wordml" xmlns:w15="http://schemas.microsoft.com/office/word/2012/wordml" xmlns:w16cex="http://schemas.microsoft.com/office/word/2018/wordml/cex" xmlns:w16cid="http://schemas.microsoft.com/office/word/2016/wordml/cid" xmlns:w16="http://schemas.microsoft.com/office/word/2018/wordml" xmlns:w16du="http://schemas.microsoft.com/office/word/2023/wordml/word16du" xmlns:w16sdtdh="http://schemas.microsoft.com/office/word/2020/wordml/sdtdatahash" xmlns:w16sdtfl="http://schemas.microsoft.com/office/word/2024/wordml/sdtformatlock" xmlns:w16se="http://schemas.microsoft.com/office/word/2015/wordml/symex" xmlns:wpg="http://schemas.microsoft.com/office/word/2010/wordprocessingGroup" xmlns:wpi="http://schemas.microsoft.com/office/word/2010/wordprocessingInk" xmlns:wne="http://schemas.microsoft.com/office/word/2006/wordml" xmlns:wps="http://schemas.microsoft.com/office/word/2010/wordprocessingShape" mc:Ignorable="w14 w15 w16se w16cid w16 w16cex w16sdtdh w16sdtfl w16du wp14">
+<w:document xmlns:wpc="http://schemas.microsoft.com/office/word/2010/wordprocessingCanvas" xmlns:cx="http://schemas.microsoft.com/office/drawing/2014/chartex" xmlns:cx1="http://schemas.microsoft.com/office/drawing/2015/9/8/chartex" xmlns:cx2="http://schemas.microsoft.com/office/drawing/2015/10/21/chartex" xmlns:cx3="http://schemas.microsoft.com/office/drawing/2016/5/9/chartex" xmlns:cx4="http://schemas.microsoft.com/office/drawing/2016/5/10/chartex" xmlns:cx5="http://schemas.microsoft.com/office/drawing/2016/5/11/chartex" xmlns:cx6="http://schemas.microsoft.com/office/drawing/2016/5/12/chartex" xmlns:cx7="http://schemas.microsoft.com/office/drawing/2016/5/13/chartex" xmlns:cx8="http://schemas.microsoft.com/office/drawing/2016/5/14/chartex" xmlns:mc="http://schemas.openxmlformats.org/markup-compatibility/2006" xmlns:aink="http://schemas.microsoft.com/office/drawing/2016/ink" xmlns:am3d="http://schemas.microsoft.com/office/drawing/2017/model3d" xmlns:o="urn:schemas-microsoft-com:office:office" xmlns:oel="http://schemas.microsoft.com/office/2019/extlst" xmlns:r="http://schemas.openxmlformats.org/officeDocument/2006/relationships" xmlns:m="http://schemas.openxmlformats.org/officeDocument/2006/math" xmlns:v="urn:schemas-microsoft-com:vml" xmlns:wp14="http://schemas.microsoft.com/office/word/2010/wordprocessingDrawing" xmlns:wp="http://schemas.openxmlformats.org/drawingml/2006/wordprocessingDrawing" xmlns:w10="urn:schemas-microsoft-com:office:word" xmlns:w="http://schemas.openxmlformats.org/wordprocessingml/2006/main" xmlns:w14="http://schemas.microsoft.com/office/word/2010/wordml" xmlns:w15="http://schemas.microsoft.com/office/word/2012/wordml" xmlns:w16cex="http://schemas.microsoft.com/office/word/2018/wordml/cex" xmlns:w16cid="http://schemas.microsoft.com/office/word/2016/wordml/cid" xmlns:w16="http://schemas.microsoft.com/office/word/2018/wordml" xmlns:w16sdtdh="http://schemas.microsoft.com/office/word/2020/wordml/sdtdatahash" xmlns:w16se="http://schemas.microsoft.com/office/word/2015/wordml/symex" xmlns:wpg="http://schemas.microsoft.com/office/word/2010/wordprocessingGroup" xmlns:wpi="http://schemas.microsoft.com/office/word/2010/wordprocessingInk" xmlns:wne="http://schemas.microsoft.com/office/word/2006/wordml" xmlns:wps="http://schemas.microsoft.com/office/word/2010/wordprocessingShape" mc:Ignorable="w14 w15 w16se w16cid w16 w16cex w16sdtdh wp14">
   <w:body>
     <w:p>
       <w:pPr>
@@ -1036,1206 +1036,56 @@
         <w:rPr>
           <w:rFonts w:eastAsia="Calibri Light"/>
         </w:rPr>
-        <w:t xml:space="preserve">This dissertation </w:t>
-      </w:r>
-      <w:proofErr w:type="spellStart"/>
-      <w:r>
+        <w:t>This dissertation addresses a concrete problem: Data Centers, which power the internet and the Cloud, consume enormous amounts of electricity and emit large quantities of CO₂. With the rise of artificial intelligence, this consumption is growing even faster. The objective is therefore to find ways to make these infrastructures less energy-intensive and less polluting, without sacrificing their performance.</w:t>
+      </w:r>
+    </w:p>
+    <w:p>
+      <w:pPr>
+        <w:pStyle w:val="Corpsdetexte"/>
+        <w:ind w:left="567" w:right="1128"/>
+        <w:jc w:val="both"/>
         <w:rPr>
           <w:rFonts w:eastAsia="Calibri Light"/>
         </w:rPr>
-        <w:t>addresses</w:t>
-      </w:r>
-      <w:proofErr w:type="spellEnd"/>
+      </w:pPr>
+    </w:p>
+    <w:p>
+      <w:pPr>
+        <w:pStyle w:val="Corpsdetexte"/>
+        <w:ind w:left="567" w:right="1128"/>
+        <w:jc w:val="both"/>
+      </w:pPr>
       <w:r>
         <w:rPr>
           <w:rFonts w:eastAsia="Calibri Light"/>
         </w:rPr>
-        <w:t xml:space="preserve"> a </w:t>
-      </w:r>
-      <w:proofErr w:type="spellStart"/>
-      <w:r>
+        <w:t>To do so, the state of the art begins by presenting the three indicators used to measure the environmental impact of a Data Center : PUE for electrical efficiency, CUE for carbon emissions, and WUE for water consumption. It then explores the solutions proposed by recent research, such as liquid cooling, intelligent consumption management through AI, and shifting computing workloads to countries where electricity is greener.</w:t>
+      </w:r>
+    </w:p>
+    <w:p>
+      <w:pPr>
+        <w:pStyle w:val="Corpsdetexte"/>
+        <w:ind w:left="567" w:right="1128"/>
+        <w:jc w:val="both"/>
         <w:rPr>
           <w:rFonts w:eastAsia="Calibri Light"/>
         </w:rPr>
-        <w:t>concrete</w:t>
-      </w:r>
-      <w:proofErr w:type="spellEnd"/>
-      <w:r>
+      </w:pPr>
+    </w:p>
+    <w:p>
+      <w:pPr>
+        <w:pStyle w:val="Corpsdetexte"/>
+        <w:ind w:left="567" w:right="1128"/>
+        <w:jc w:val="both"/>
         <w:rPr>
           <w:rFonts w:eastAsia="Calibri Light"/>
         </w:rPr>
-        <w:t xml:space="preserve"> </w:t>
-      </w:r>
-      <w:proofErr w:type="spellStart"/>
-      <w:proofErr w:type="gramStart"/>
+      </w:pPr>
       <w:r>
         <w:rPr>
           <w:rFonts w:eastAsia="Calibri Light"/>
         </w:rPr>
-        <w:t>problem</w:t>
-      </w:r>
-      <w:proofErr w:type="spellEnd"/>
-      <w:r>
-        <w:rPr>
-          <w:rFonts w:eastAsia="Calibri Light"/>
-        </w:rPr>
-        <w:t>:</w:t>
-      </w:r>
-      <w:proofErr w:type="gramEnd"/>
-      <w:r>
-        <w:rPr>
-          <w:rFonts w:eastAsia="Calibri Light"/>
-        </w:rPr>
-        <w:t xml:space="preserve"> Data Centers, </w:t>
-      </w:r>
-      <w:proofErr w:type="spellStart"/>
-      <w:r>
-        <w:rPr>
-          <w:rFonts w:eastAsia="Calibri Light"/>
-        </w:rPr>
-        <w:t>which</w:t>
-      </w:r>
-      <w:proofErr w:type="spellEnd"/>
-      <w:r>
-        <w:rPr>
-          <w:rFonts w:eastAsia="Calibri Light"/>
-        </w:rPr>
-        <w:t xml:space="preserve"> power the internet and the Cloud, consume </w:t>
-      </w:r>
-      <w:proofErr w:type="spellStart"/>
-      <w:r>
-        <w:rPr>
-          <w:rFonts w:eastAsia="Calibri Light"/>
-        </w:rPr>
-        <w:t>enormous</w:t>
-      </w:r>
-      <w:proofErr w:type="spellEnd"/>
-      <w:r>
-        <w:rPr>
-          <w:rFonts w:eastAsia="Calibri Light"/>
-        </w:rPr>
-        <w:t xml:space="preserve"> </w:t>
-      </w:r>
-      <w:proofErr w:type="spellStart"/>
-      <w:r>
-        <w:rPr>
-          <w:rFonts w:eastAsia="Calibri Light"/>
-        </w:rPr>
-        <w:t>amounts</w:t>
-      </w:r>
-      <w:proofErr w:type="spellEnd"/>
-      <w:r>
-        <w:rPr>
-          <w:rFonts w:eastAsia="Calibri Light"/>
-        </w:rPr>
-        <w:t xml:space="preserve"> of </w:t>
-      </w:r>
-      <w:proofErr w:type="spellStart"/>
-      <w:r>
-        <w:rPr>
-          <w:rFonts w:eastAsia="Calibri Light"/>
-        </w:rPr>
-        <w:t>electricity</w:t>
-      </w:r>
-      <w:proofErr w:type="spellEnd"/>
-      <w:r>
-        <w:rPr>
-          <w:rFonts w:eastAsia="Calibri Light"/>
-        </w:rPr>
-        <w:t xml:space="preserve"> and </w:t>
-      </w:r>
-      <w:proofErr w:type="spellStart"/>
-      <w:r>
-        <w:rPr>
-          <w:rFonts w:eastAsia="Calibri Light"/>
-        </w:rPr>
-        <w:t>emit</w:t>
-      </w:r>
-      <w:proofErr w:type="spellEnd"/>
-      <w:r>
-        <w:rPr>
-          <w:rFonts w:eastAsia="Calibri Light"/>
-        </w:rPr>
-        <w:t xml:space="preserve"> large </w:t>
-      </w:r>
-      <w:proofErr w:type="spellStart"/>
-      <w:r>
-        <w:rPr>
-          <w:rFonts w:eastAsia="Calibri Light"/>
-        </w:rPr>
-        <w:t>quantities</w:t>
-      </w:r>
-      <w:proofErr w:type="spellEnd"/>
-      <w:r>
-        <w:rPr>
-          <w:rFonts w:eastAsia="Calibri Light"/>
-        </w:rPr>
-        <w:t xml:space="preserve"> of CO₂. With the </w:t>
-      </w:r>
-      <w:proofErr w:type="spellStart"/>
-      <w:r>
-        <w:rPr>
-          <w:rFonts w:eastAsia="Calibri Light"/>
-        </w:rPr>
-        <w:t>rise</w:t>
-      </w:r>
-      <w:proofErr w:type="spellEnd"/>
-      <w:r>
-        <w:rPr>
-          <w:rFonts w:eastAsia="Calibri Light"/>
-        </w:rPr>
-        <w:t xml:space="preserve"> of </w:t>
-      </w:r>
-      <w:proofErr w:type="spellStart"/>
-      <w:r>
-        <w:rPr>
-          <w:rFonts w:eastAsia="Calibri Light"/>
-        </w:rPr>
-        <w:t>artificial</w:t>
-      </w:r>
-      <w:proofErr w:type="spellEnd"/>
-      <w:r>
-        <w:rPr>
-          <w:rFonts w:eastAsia="Calibri Light"/>
-        </w:rPr>
-        <w:t xml:space="preserve"> intelligence, </w:t>
-      </w:r>
-      <w:proofErr w:type="spellStart"/>
-      <w:r>
-        <w:rPr>
-          <w:rFonts w:eastAsia="Calibri Light"/>
-        </w:rPr>
-        <w:t>this</w:t>
-      </w:r>
-      <w:proofErr w:type="spellEnd"/>
-      <w:r>
-        <w:rPr>
-          <w:rFonts w:eastAsia="Calibri Light"/>
-        </w:rPr>
-        <w:t xml:space="preserve"> </w:t>
-      </w:r>
-      <w:proofErr w:type="spellStart"/>
-      <w:r>
-        <w:rPr>
-          <w:rFonts w:eastAsia="Calibri Light"/>
-        </w:rPr>
-        <w:t>consumption</w:t>
-      </w:r>
-      <w:proofErr w:type="spellEnd"/>
-      <w:r>
-        <w:rPr>
-          <w:rFonts w:eastAsia="Calibri Light"/>
-        </w:rPr>
-        <w:t xml:space="preserve"> </w:t>
-      </w:r>
-      <w:proofErr w:type="spellStart"/>
-      <w:r>
-        <w:rPr>
-          <w:rFonts w:eastAsia="Calibri Light"/>
-        </w:rPr>
-        <w:t>is</w:t>
-      </w:r>
-      <w:proofErr w:type="spellEnd"/>
-      <w:r>
-        <w:rPr>
-          <w:rFonts w:eastAsia="Calibri Light"/>
-        </w:rPr>
-        <w:t xml:space="preserve"> </w:t>
-      </w:r>
-      <w:proofErr w:type="spellStart"/>
-      <w:r>
-        <w:rPr>
-          <w:rFonts w:eastAsia="Calibri Light"/>
-        </w:rPr>
-        <w:t>growing</w:t>
-      </w:r>
-      <w:proofErr w:type="spellEnd"/>
-      <w:r>
-        <w:rPr>
-          <w:rFonts w:eastAsia="Calibri Light"/>
-        </w:rPr>
-        <w:t xml:space="preserve"> </w:t>
-      </w:r>
-      <w:proofErr w:type="spellStart"/>
-      <w:r>
-        <w:rPr>
-          <w:rFonts w:eastAsia="Calibri Light"/>
-        </w:rPr>
-        <w:t>even</w:t>
-      </w:r>
-      <w:proofErr w:type="spellEnd"/>
-      <w:r>
-        <w:rPr>
-          <w:rFonts w:eastAsia="Calibri Light"/>
-        </w:rPr>
-        <w:t xml:space="preserve"> </w:t>
-      </w:r>
-      <w:proofErr w:type="spellStart"/>
-      <w:r>
-        <w:rPr>
-          <w:rFonts w:eastAsia="Calibri Light"/>
-        </w:rPr>
-        <w:t>faster</w:t>
-      </w:r>
-      <w:proofErr w:type="spellEnd"/>
-      <w:r>
-        <w:rPr>
-          <w:rFonts w:eastAsia="Calibri Light"/>
-        </w:rPr>
-        <w:t xml:space="preserve">. The objective </w:t>
-      </w:r>
-      <w:proofErr w:type="spellStart"/>
-      <w:r>
-        <w:rPr>
-          <w:rFonts w:eastAsia="Calibri Light"/>
-        </w:rPr>
-        <w:t>is</w:t>
-      </w:r>
-      <w:proofErr w:type="spellEnd"/>
-      <w:r>
-        <w:rPr>
-          <w:rFonts w:eastAsia="Calibri Light"/>
-        </w:rPr>
-        <w:t xml:space="preserve"> </w:t>
-      </w:r>
-      <w:proofErr w:type="spellStart"/>
-      <w:r>
-        <w:rPr>
-          <w:rFonts w:eastAsia="Calibri Light"/>
-        </w:rPr>
-        <w:t>therefore</w:t>
-      </w:r>
-      <w:proofErr w:type="spellEnd"/>
-      <w:r>
-        <w:rPr>
-          <w:rFonts w:eastAsia="Calibri Light"/>
-        </w:rPr>
-        <w:t xml:space="preserve"> to </w:t>
-      </w:r>
-      <w:proofErr w:type="spellStart"/>
-      <w:r>
-        <w:rPr>
-          <w:rFonts w:eastAsia="Calibri Light"/>
-        </w:rPr>
-        <w:t>find</w:t>
-      </w:r>
-      <w:proofErr w:type="spellEnd"/>
-      <w:r>
-        <w:rPr>
-          <w:rFonts w:eastAsia="Calibri Light"/>
-        </w:rPr>
-        <w:t xml:space="preserve"> </w:t>
-      </w:r>
-      <w:proofErr w:type="spellStart"/>
-      <w:r>
-        <w:rPr>
-          <w:rFonts w:eastAsia="Calibri Light"/>
-        </w:rPr>
-        <w:t>ways</w:t>
-      </w:r>
-      <w:proofErr w:type="spellEnd"/>
-      <w:r>
-        <w:rPr>
-          <w:rFonts w:eastAsia="Calibri Light"/>
-        </w:rPr>
-        <w:t xml:space="preserve"> to </w:t>
-      </w:r>
-      <w:proofErr w:type="spellStart"/>
-      <w:r>
-        <w:rPr>
-          <w:rFonts w:eastAsia="Calibri Light"/>
-        </w:rPr>
-        <w:t>make</w:t>
-      </w:r>
-      <w:proofErr w:type="spellEnd"/>
-      <w:r>
-        <w:rPr>
-          <w:rFonts w:eastAsia="Calibri Light"/>
-        </w:rPr>
-        <w:t xml:space="preserve"> </w:t>
-      </w:r>
-      <w:proofErr w:type="spellStart"/>
-      <w:r>
-        <w:rPr>
-          <w:rFonts w:eastAsia="Calibri Light"/>
-        </w:rPr>
-        <w:t>these</w:t>
-      </w:r>
-      <w:proofErr w:type="spellEnd"/>
-      <w:r>
-        <w:rPr>
-          <w:rFonts w:eastAsia="Calibri Light"/>
-        </w:rPr>
-        <w:t xml:space="preserve"> infrastructures </w:t>
-      </w:r>
-      <w:proofErr w:type="spellStart"/>
-      <w:r>
-        <w:rPr>
-          <w:rFonts w:eastAsia="Calibri Light"/>
-        </w:rPr>
-        <w:t>less</w:t>
-      </w:r>
-      <w:proofErr w:type="spellEnd"/>
-      <w:r>
-        <w:rPr>
-          <w:rFonts w:eastAsia="Calibri Light"/>
-        </w:rPr>
-        <w:t xml:space="preserve"> </w:t>
-      </w:r>
-      <w:proofErr w:type="spellStart"/>
-      <w:r>
-        <w:rPr>
-          <w:rFonts w:eastAsia="Calibri Light"/>
-        </w:rPr>
-        <w:t>energy</w:t>
-      </w:r>
-      <w:proofErr w:type="spellEnd"/>
-      <w:r>
-        <w:rPr>
-          <w:rFonts w:eastAsia="Calibri Light"/>
-        </w:rPr>
-        <w:t xml:space="preserve">-intensive and </w:t>
-      </w:r>
-      <w:proofErr w:type="spellStart"/>
-      <w:r>
-        <w:rPr>
-          <w:rFonts w:eastAsia="Calibri Light"/>
-        </w:rPr>
-        <w:t>less</w:t>
-      </w:r>
-      <w:proofErr w:type="spellEnd"/>
-      <w:r>
-        <w:rPr>
-          <w:rFonts w:eastAsia="Calibri Light"/>
-        </w:rPr>
-        <w:t xml:space="preserve"> </w:t>
-      </w:r>
-      <w:proofErr w:type="spellStart"/>
-      <w:r>
-        <w:rPr>
-          <w:rFonts w:eastAsia="Calibri Light"/>
-        </w:rPr>
-        <w:t>polluting</w:t>
-      </w:r>
-      <w:proofErr w:type="spellEnd"/>
-      <w:r>
-        <w:rPr>
-          <w:rFonts w:eastAsia="Calibri Light"/>
-        </w:rPr>
-        <w:t xml:space="preserve">, </w:t>
-      </w:r>
-      <w:proofErr w:type="spellStart"/>
-      <w:r>
-        <w:rPr>
-          <w:rFonts w:eastAsia="Calibri Light"/>
-        </w:rPr>
-        <w:t>without</w:t>
-      </w:r>
-      <w:proofErr w:type="spellEnd"/>
-      <w:r>
-        <w:rPr>
-          <w:rFonts w:eastAsia="Calibri Light"/>
-        </w:rPr>
-        <w:t xml:space="preserve"> </w:t>
-      </w:r>
-      <w:proofErr w:type="spellStart"/>
-      <w:r>
-        <w:rPr>
-          <w:rFonts w:eastAsia="Calibri Light"/>
-        </w:rPr>
-        <w:t>sacrificing</w:t>
-      </w:r>
-      <w:proofErr w:type="spellEnd"/>
-      <w:r>
-        <w:rPr>
-          <w:rFonts w:eastAsia="Calibri Light"/>
-        </w:rPr>
-        <w:t xml:space="preserve"> </w:t>
-      </w:r>
-      <w:proofErr w:type="spellStart"/>
-      <w:r>
-        <w:rPr>
-          <w:rFonts w:eastAsia="Calibri Light"/>
-        </w:rPr>
-        <w:t>their</w:t>
-      </w:r>
-      <w:proofErr w:type="spellEnd"/>
-      <w:r>
-        <w:rPr>
-          <w:rFonts w:eastAsia="Calibri Light"/>
-        </w:rPr>
-        <w:t xml:space="preserve"> performance.</w:t>
-      </w:r>
-    </w:p>
-    <w:p>
-      <w:pPr>
-        <w:pStyle w:val="Corpsdetexte"/>
-        <w:ind w:left="567" w:right="1128"/>
-        <w:jc w:val="both"/>
-        <w:rPr>
-          <w:rFonts w:eastAsia="Calibri Light"/>
-        </w:rPr>
-      </w:pPr>
-    </w:p>
-    <w:p>
-      <w:pPr>
-        <w:pStyle w:val="Corpsdetexte"/>
-        <w:ind w:left="567" w:right="1128"/>
-        <w:jc w:val="both"/>
-      </w:pPr>
-      <w:r>
-        <w:rPr>
-          <w:rFonts w:eastAsia="Calibri Light"/>
-        </w:rPr>
-        <w:t xml:space="preserve">To do </w:t>
-      </w:r>
-      <w:proofErr w:type="spellStart"/>
-      <w:r>
-        <w:rPr>
-          <w:rFonts w:eastAsia="Calibri Light"/>
-        </w:rPr>
-        <w:t>so</w:t>
-      </w:r>
-      <w:proofErr w:type="spellEnd"/>
-      <w:r>
-        <w:rPr>
-          <w:rFonts w:eastAsia="Calibri Light"/>
-        </w:rPr>
-        <w:t xml:space="preserve">, the state of the art </w:t>
-      </w:r>
-      <w:proofErr w:type="spellStart"/>
-      <w:r>
-        <w:rPr>
-          <w:rFonts w:eastAsia="Calibri Light"/>
-        </w:rPr>
-        <w:t>begins</w:t>
-      </w:r>
-      <w:proofErr w:type="spellEnd"/>
-      <w:r>
-        <w:rPr>
-          <w:rFonts w:eastAsia="Calibri Light"/>
-        </w:rPr>
-        <w:t xml:space="preserve"> by </w:t>
-      </w:r>
-      <w:proofErr w:type="spellStart"/>
-      <w:r>
-        <w:rPr>
-          <w:rFonts w:eastAsia="Calibri Light"/>
-        </w:rPr>
-        <w:t>presenting</w:t>
-      </w:r>
-      <w:proofErr w:type="spellEnd"/>
-      <w:r>
-        <w:rPr>
-          <w:rFonts w:eastAsia="Calibri Light"/>
-        </w:rPr>
-        <w:t xml:space="preserve"> the </w:t>
-      </w:r>
-      <w:proofErr w:type="spellStart"/>
-      <w:r>
-        <w:rPr>
-          <w:rFonts w:eastAsia="Calibri Light"/>
-        </w:rPr>
-        <w:t>three</w:t>
-      </w:r>
-      <w:proofErr w:type="spellEnd"/>
-      <w:r>
-        <w:rPr>
-          <w:rFonts w:eastAsia="Calibri Light"/>
-        </w:rPr>
-        <w:t xml:space="preserve"> </w:t>
-      </w:r>
-      <w:proofErr w:type="spellStart"/>
-      <w:r>
-        <w:rPr>
-          <w:rFonts w:eastAsia="Calibri Light"/>
-        </w:rPr>
-        <w:t>indicators</w:t>
-      </w:r>
-      <w:proofErr w:type="spellEnd"/>
-      <w:r>
-        <w:rPr>
-          <w:rFonts w:eastAsia="Calibri Light"/>
-        </w:rPr>
-        <w:t xml:space="preserve"> </w:t>
-      </w:r>
-      <w:proofErr w:type="spellStart"/>
-      <w:r>
-        <w:rPr>
-          <w:rFonts w:eastAsia="Calibri Light"/>
-        </w:rPr>
-        <w:t>used</w:t>
-      </w:r>
-      <w:proofErr w:type="spellEnd"/>
-      <w:r>
-        <w:rPr>
-          <w:rFonts w:eastAsia="Calibri Light"/>
-        </w:rPr>
-        <w:t xml:space="preserve"> to </w:t>
-      </w:r>
-      <w:proofErr w:type="spellStart"/>
-      <w:r>
-        <w:rPr>
-          <w:rFonts w:eastAsia="Calibri Light"/>
-        </w:rPr>
-        <w:t>measure</w:t>
-      </w:r>
-      <w:proofErr w:type="spellEnd"/>
-      <w:r>
-        <w:rPr>
-          <w:rFonts w:eastAsia="Calibri Light"/>
-        </w:rPr>
-        <w:t xml:space="preserve"> the </w:t>
-      </w:r>
-      <w:proofErr w:type="spellStart"/>
-      <w:r>
-        <w:rPr>
-          <w:rFonts w:eastAsia="Calibri Light"/>
-        </w:rPr>
-        <w:t>environmental</w:t>
-      </w:r>
-      <w:proofErr w:type="spellEnd"/>
-      <w:r>
-        <w:rPr>
-          <w:rFonts w:eastAsia="Calibri Light"/>
-        </w:rPr>
-        <w:t xml:space="preserve"> impact of a Data Center : PUE for </w:t>
-      </w:r>
-      <w:proofErr w:type="spellStart"/>
-      <w:r>
-        <w:rPr>
-          <w:rFonts w:eastAsia="Calibri Light"/>
-        </w:rPr>
-        <w:t>electrical</w:t>
-      </w:r>
-      <w:proofErr w:type="spellEnd"/>
-      <w:r>
-        <w:rPr>
-          <w:rFonts w:eastAsia="Calibri Light"/>
-        </w:rPr>
-        <w:t xml:space="preserve"> </w:t>
-      </w:r>
-      <w:proofErr w:type="spellStart"/>
-      <w:r>
-        <w:rPr>
-          <w:rFonts w:eastAsia="Calibri Light"/>
-        </w:rPr>
-        <w:t>efficiency</w:t>
-      </w:r>
-      <w:proofErr w:type="spellEnd"/>
-      <w:r>
-        <w:rPr>
-          <w:rFonts w:eastAsia="Calibri Light"/>
-        </w:rPr>
-        <w:t xml:space="preserve">, CUE for </w:t>
-      </w:r>
-      <w:proofErr w:type="spellStart"/>
-      <w:r>
-        <w:rPr>
-          <w:rFonts w:eastAsia="Calibri Light"/>
-        </w:rPr>
-        <w:t>carbon</w:t>
-      </w:r>
-      <w:proofErr w:type="spellEnd"/>
-      <w:r>
-        <w:rPr>
-          <w:rFonts w:eastAsia="Calibri Light"/>
-        </w:rPr>
-        <w:t xml:space="preserve"> </w:t>
-      </w:r>
-      <w:proofErr w:type="spellStart"/>
-      <w:r>
-        <w:rPr>
-          <w:rFonts w:eastAsia="Calibri Light"/>
-        </w:rPr>
-        <w:t>emissions</w:t>
-      </w:r>
-      <w:proofErr w:type="spellEnd"/>
-      <w:r>
-        <w:rPr>
-          <w:rFonts w:eastAsia="Calibri Light"/>
-        </w:rPr>
-        <w:t xml:space="preserve">, and WUE for water </w:t>
-      </w:r>
-      <w:proofErr w:type="spellStart"/>
-      <w:r>
-        <w:rPr>
-          <w:rFonts w:eastAsia="Calibri Light"/>
-        </w:rPr>
-        <w:t>consumption</w:t>
-      </w:r>
-      <w:proofErr w:type="spellEnd"/>
-      <w:r>
-        <w:rPr>
-          <w:rFonts w:eastAsia="Calibri Light"/>
-        </w:rPr>
-        <w:t xml:space="preserve">. It </w:t>
-      </w:r>
-      <w:proofErr w:type="spellStart"/>
-      <w:r>
-        <w:rPr>
-          <w:rFonts w:eastAsia="Calibri Light"/>
-        </w:rPr>
-        <w:t>then</w:t>
-      </w:r>
-      <w:proofErr w:type="spellEnd"/>
-      <w:r>
-        <w:rPr>
-          <w:rFonts w:eastAsia="Calibri Light"/>
-        </w:rPr>
-        <w:t xml:space="preserve"> explores the solutions </w:t>
-      </w:r>
-      <w:proofErr w:type="spellStart"/>
-      <w:r>
-        <w:rPr>
-          <w:rFonts w:eastAsia="Calibri Light"/>
-        </w:rPr>
-        <w:t>proposed</w:t>
-      </w:r>
-      <w:proofErr w:type="spellEnd"/>
-      <w:r>
-        <w:rPr>
-          <w:rFonts w:eastAsia="Calibri Light"/>
-        </w:rPr>
-        <w:t xml:space="preserve"> by </w:t>
-      </w:r>
-      <w:proofErr w:type="spellStart"/>
-      <w:r>
-        <w:rPr>
-          <w:rFonts w:eastAsia="Calibri Light"/>
-        </w:rPr>
-        <w:t>recent</w:t>
-      </w:r>
-      <w:proofErr w:type="spellEnd"/>
-      <w:r>
-        <w:rPr>
-          <w:rFonts w:eastAsia="Calibri Light"/>
-        </w:rPr>
-        <w:t xml:space="preserve"> </w:t>
-      </w:r>
-      <w:proofErr w:type="spellStart"/>
-      <w:r>
-        <w:rPr>
-          <w:rFonts w:eastAsia="Calibri Light"/>
-        </w:rPr>
-        <w:t>research</w:t>
-      </w:r>
-      <w:proofErr w:type="spellEnd"/>
-      <w:r>
-        <w:rPr>
-          <w:rFonts w:eastAsia="Calibri Light"/>
-        </w:rPr>
-        <w:t xml:space="preserve">, </w:t>
-      </w:r>
-      <w:proofErr w:type="spellStart"/>
-      <w:r>
-        <w:rPr>
-          <w:rFonts w:eastAsia="Calibri Light"/>
-        </w:rPr>
-        <w:t>such</w:t>
-      </w:r>
-      <w:proofErr w:type="spellEnd"/>
-      <w:r>
-        <w:rPr>
-          <w:rFonts w:eastAsia="Calibri Light"/>
-        </w:rPr>
-        <w:t xml:space="preserve"> as </w:t>
-      </w:r>
-      <w:proofErr w:type="spellStart"/>
-      <w:r>
-        <w:rPr>
-          <w:rFonts w:eastAsia="Calibri Light"/>
-        </w:rPr>
-        <w:t>liquid</w:t>
-      </w:r>
-      <w:proofErr w:type="spellEnd"/>
-      <w:r>
-        <w:rPr>
-          <w:rFonts w:eastAsia="Calibri Light"/>
-        </w:rPr>
-        <w:t xml:space="preserve"> </w:t>
-      </w:r>
-      <w:proofErr w:type="spellStart"/>
-      <w:r>
-        <w:rPr>
-          <w:rFonts w:eastAsia="Calibri Light"/>
-        </w:rPr>
-        <w:t>cooling</w:t>
-      </w:r>
-      <w:proofErr w:type="spellEnd"/>
-      <w:r>
-        <w:rPr>
-          <w:rFonts w:eastAsia="Calibri Light"/>
-        </w:rPr>
-        <w:t xml:space="preserve">, intelligent </w:t>
-      </w:r>
-      <w:proofErr w:type="spellStart"/>
-      <w:r>
-        <w:rPr>
-          <w:rFonts w:eastAsia="Calibri Light"/>
-        </w:rPr>
-        <w:t>consumption</w:t>
-      </w:r>
-      <w:proofErr w:type="spellEnd"/>
-      <w:r>
-        <w:rPr>
-          <w:rFonts w:eastAsia="Calibri Light"/>
-        </w:rPr>
-        <w:t xml:space="preserve"> management </w:t>
-      </w:r>
-      <w:proofErr w:type="spellStart"/>
-      <w:r>
-        <w:rPr>
-          <w:rFonts w:eastAsia="Calibri Light"/>
-        </w:rPr>
-        <w:t>through</w:t>
-      </w:r>
-      <w:proofErr w:type="spellEnd"/>
-      <w:r>
-        <w:rPr>
-          <w:rFonts w:eastAsia="Calibri Light"/>
-        </w:rPr>
-        <w:t xml:space="preserve"> AI, and </w:t>
-      </w:r>
-      <w:proofErr w:type="spellStart"/>
-      <w:r>
-        <w:rPr>
-          <w:rFonts w:eastAsia="Calibri Light"/>
-        </w:rPr>
-        <w:t>shifting</w:t>
-      </w:r>
-      <w:proofErr w:type="spellEnd"/>
-      <w:r>
-        <w:rPr>
-          <w:rFonts w:eastAsia="Calibri Light"/>
-        </w:rPr>
-        <w:t xml:space="preserve"> </w:t>
-      </w:r>
-      <w:proofErr w:type="spellStart"/>
-      <w:r>
-        <w:rPr>
-          <w:rFonts w:eastAsia="Calibri Light"/>
-        </w:rPr>
-        <w:t>computing</w:t>
-      </w:r>
-      <w:proofErr w:type="spellEnd"/>
-      <w:r>
-        <w:rPr>
-          <w:rFonts w:eastAsia="Calibri Light"/>
-        </w:rPr>
-        <w:t xml:space="preserve"> </w:t>
-      </w:r>
-      <w:proofErr w:type="spellStart"/>
-      <w:r>
-        <w:rPr>
-          <w:rFonts w:eastAsia="Calibri Light"/>
-        </w:rPr>
-        <w:t>workloads</w:t>
-      </w:r>
-      <w:proofErr w:type="spellEnd"/>
-      <w:r>
-        <w:rPr>
-          <w:rFonts w:eastAsia="Calibri Light"/>
-        </w:rPr>
-        <w:t xml:space="preserve"> to countries </w:t>
-      </w:r>
-      <w:proofErr w:type="spellStart"/>
-      <w:r>
-        <w:rPr>
-          <w:rFonts w:eastAsia="Calibri Light"/>
-        </w:rPr>
-        <w:t>where</w:t>
-      </w:r>
-      <w:proofErr w:type="spellEnd"/>
-      <w:r>
-        <w:rPr>
-          <w:rFonts w:eastAsia="Calibri Light"/>
-        </w:rPr>
-        <w:t xml:space="preserve"> </w:t>
-      </w:r>
-      <w:proofErr w:type="spellStart"/>
-      <w:r>
-        <w:rPr>
-          <w:rFonts w:eastAsia="Calibri Light"/>
-        </w:rPr>
-        <w:t>electricity</w:t>
-      </w:r>
-      <w:proofErr w:type="spellEnd"/>
-      <w:r>
-        <w:rPr>
-          <w:rFonts w:eastAsia="Calibri Light"/>
-        </w:rPr>
-        <w:t xml:space="preserve"> </w:t>
-      </w:r>
-      <w:proofErr w:type="spellStart"/>
-      <w:r>
-        <w:rPr>
-          <w:rFonts w:eastAsia="Calibri Light"/>
-        </w:rPr>
-        <w:t>is</w:t>
-      </w:r>
-      <w:proofErr w:type="spellEnd"/>
-      <w:r>
-        <w:rPr>
-          <w:rFonts w:eastAsia="Calibri Light"/>
-        </w:rPr>
-        <w:t xml:space="preserve"> </w:t>
-      </w:r>
-      <w:proofErr w:type="spellStart"/>
-      <w:r>
-        <w:rPr>
-          <w:rFonts w:eastAsia="Calibri Light"/>
-        </w:rPr>
-        <w:t>greener</w:t>
-      </w:r>
-      <w:proofErr w:type="spellEnd"/>
-      <w:r>
-        <w:rPr>
-          <w:rFonts w:eastAsia="Calibri Light"/>
-        </w:rPr>
-        <w:t>.</w:t>
-      </w:r>
-    </w:p>
-    <w:p>
-      <w:pPr>
-        <w:pStyle w:val="Corpsdetexte"/>
-        <w:ind w:left="567" w:right="1128"/>
-        <w:jc w:val="both"/>
-        <w:rPr>
-          <w:rFonts w:eastAsia="Calibri Light"/>
-        </w:rPr>
-      </w:pPr>
-    </w:p>
-    <w:p>
-      <w:pPr>
-        <w:pStyle w:val="Corpsdetexte"/>
-        <w:ind w:left="567" w:right="1128"/>
-        <w:jc w:val="both"/>
-        <w:rPr>
-          <w:rFonts w:eastAsia="Calibri Light"/>
-        </w:rPr>
-      </w:pPr>
-      <w:proofErr w:type="spellStart"/>
-      <w:r>
-        <w:rPr>
-          <w:rFonts w:eastAsia="Calibri Light"/>
-        </w:rPr>
-        <w:t>However</w:t>
-      </w:r>
-      <w:proofErr w:type="spellEnd"/>
-      <w:r>
-        <w:rPr>
-          <w:rFonts w:eastAsia="Calibri Light"/>
-        </w:rPr>
-        <w:t xml:space="preserve">, </w:t>
-      </w:r>
-      <w:proofErr w:type="spellStart"/>
-      <w:r>
-        <w:rPr>
-          <w:rFonts w:eastAsia="Calibri Light"/>
-        </w:rPr>
-        <w:t>these</w:t>
-      </w:r>
-      <w:proofErr w:type="spellEnd"/>
-      <w:r>
-        <w:rPr>
-          <w:rFonts w:eastAsia="Calibri Light"/>
-        </w:rPr>
-        <w:t xml:space="preserve"> solutions </w:t>
-      </w:r>
-      <w:proofErr w:type="spellStart"/>
-      <w:r>
-        <w:rPr>
-          <w:rFonts w:eastAsia="Calibri Light"/>
-        </w:rPr>
-        <w:t>also</w:t>
-      </w:r>
-      <w:proofErr w:type="spellEnd"/>
-      <w:r>
-        <w:rPr>
-          <w:rFonts w:eastAsia="Calibri Light"/>
-        </w:rPr>
-        <w:t xml:space="preserve"> have </w:t>
-      </w:r>
-      <w:proofErr w:type="spellStart"/>
-      <w:r>
-        <w:rPr>
-          <w:rFonts w:eastAsia="Calibri Light"/>
-        </w:rPr>
-        <w:t>their</w:t>
-      </w:r>
-      <w:proofErr w:type="spellEnd"/>
-      <w:r>
-        <w:rPr>
-          <w:rFonts w:eastAsia="Calibri Light"/>
-        </w:rPr>
-        <w:t xml:space="preserve"> limitations : </w:t>
-      </w:r>
-      <w:proofErr w:type="spellStart"/>
-      <w:r>
-        <w:rPr>
-          <w:rFonts w:eastAsia="Calibri Light"/>
-        </w:rPr>
-        <w:t>they</w:t>
-      </w:r>
-      <w:proofErr w:type="spellEnd"/>
-      <w:r>
-        <w:rPr>
-          <w:rFonts w:eastAsia="Calibri Light"/>
-        </w:rPr>
-        <w:t xml:space="preserve"> are </w:t>
-      </w:r>
-      <w:proofErr w:type="spellStart"/>
-      <w:r>
-        <w:rPr>
-          <w:rFonts w:eastAsia="Calibri Light"/>
-        </w:rPr>
-        <w:t>costly</w:t>
-      </w:r>
-      <w:proofErr w:type="spellEnd"/>
-      <w:r>
-        <w:rPr>
-          <w:rFonts w:eastAsia="Calibri Light"/>
-        </w:rPr>
-        <w:t xml:space="preserve"> to </w:t>
-      </w:r>
-      <w:proofErr w:type="spellStart"/>
-      <w:r>
-        <w:rPr>
-          <w:rFonts w:eastAsia="Calibri Light"/>
-        </w:rPr>
-        <w:t>implement</w:t>
-      </w:r>
-      <w:proofErr w:type="spellEnd"/>
-      <w:r>
-        <w:rPr>
-          <w:rFonts w:eastAsia="Calibri Light"/>
-        </w:rPr>
-        <w:t xml:space="preserve">, </w:t>
-      </w:r>
-      <w:proofErr w:type="spellStart"/>
-      <w:r>
-        <w:rPr>
-          <w:rFonts w:eastAsia="Calibri Light"/>
-        </w:rPr>
-        <w:t>they</w:t>
-      </w:r>
-      <w:proofErr w:type="spellEnd"/>
-      <w:r>
-        <w:rPr>
-          <w:rFonts w:eastAsia="Calibri Light"/>
-        </w:rPr>
-        <w:t xml:space="preserve"> can </w:t>
-      </w:r>
-      <w:proofErr w:type="spellStart"/>
-      <w:r>
-        <w:rPr>
-          <w:rFonts w:eastAsia="Calibri Light"/>
-        </w:rPr>
-        <w:t>create</w:t>
-      </w:r>
-      <w:proofErr w:type="spellEnd"/>
-      <w:r>
-        <w:rPr>
-          <w:rFonts w:eastAsia="Calibri Light"/>
-        </w:rPr>
-        <w:t xml:space="preserve"> new </w:t>
-      </w:r>
-      <w:proofErr w:type="spellStart"/>
-      <w:r>
-        <w:rPr>
-          <w:rFonts w:eastAsia="Calibri Light"/>
-        </w:rPr>
-        <w:t>problems</w:t>
-      </w:r>
-      <w:proofErr w:type="spellEnd"/>
-      <w:r>
-        <w:rPr>
-          <w:rFonts w:eastAsia="Calibri Light"/>
-        </w:rPr>
-        <w:t xml:space="preserve"> </w:t>
-      </w:r>
-      <w:proofErr w:type="spellStart"/>
-      <w:r>
-        <w:rPr>
-          <w:rFonts w:eastAsia="Calibri Light"/>
-        </w:rPr>
-        <w:t>while</w:t>
-      </w:r>
-      <w:proofErr w:type="spellEnd"/>
-      <w:r>
-        <w:rPr>
-          <w:rFonts w:eastAsia="Calibri Light"/>
-        </w:rPr>
-        <w:t xml:space="preserve"> </w:t>
-      </w:r>
-      <w:proofErr w:type="spellStart"/>
-      <w:r>
-        <w:rPr>
-          <w:rFonts w:eastAsia="Calibri Light"/>
-        </w:rPr>
-        <w:t>solving</w:t>
-      </w:r>
-      <w:proofErr w:type="spellEnd"/>
-      <w:r>
-        <w:rPr>
-          <w:rFonts w:eastAsia="Calibri Light"/>
-        </w:rPr>
-        <w:t xml:space="preserve"> </w:t>
-      </w:r>
-      <w:proofErr w:type="spellStart"/>
-      <w:r>
-        <w:rPr>
-          <w:rFonts w:eastAsia="Calibri Light"/>
-        </w:rPr>
-        <w:t>others</w:t>
-      </w:r>
-      <w:proofErr w:type="spellEnd"/>
-      <w:r>
-        <w:rPr>
-          <w:rFonts w:eastAsia="Calibri Light"/>
-        </w:rPr>
-        <w:t xml:space="preserve">, and </w:t>
-      </w:r>
-      <w:proofErr w:type="spellStart"/>
-      <w:r>
-        <w:rPr>
-          <w:rFonts w:eastAsia="Calibri Light"/>
-        </w:rPr>
-        <w:t>there</w:t>
-      </w:r>
-      <w:proofErr w:type="spellEnd"/>
-      <w:r>
-        <w:rPr>
-          <w:rFonts w:eastAsia="Calibri Light"/>
-        </w:rPr>
-        <w:t xml:space="preserve"> </w:t>
-      </w:r>
-      <w:proofErr w:type="spellStart"/>
-      <w:r>
-        <w:rPr>
-          <w:rFonts w:eastAsia="Calibri Light"/>
-        </w:rPr>
-        <w:t>is</w:t>
-      </w:r>
-      <w:proofErr w:type="spellEnd"/>
-      <w:r>
-        <w:rPr>
-          <w:rFonts w:eastAsia="Calibri Light"/>
-        </w:rPr>
-        <w:t xml:space="preserve"> </w:t>
-      </w:r>
-      <w:proofErr w:type="spellStart"/>
-      <w:r>
-        <w:rPr>
-          <w:rFonts w:eastAsia="Calibri Light"/>
-        </w:rPr>
-        <w:t>still</w:t>
-      </w:r>
-      <w:proofErr w:type="spellEnd"/>
-      <w:r>
-        <w:rPr>
-          <w:rFonts w:eastAsia="Calibri Light"/>
-        </w:rPr>
-        <w:t xml:space="preserve"> no international </w:t>
-      </w:r>
-      <w:proofErr w:type="spellStart"/>
-      <w:r>
-        <w:rPr>
-          <w:rFonts w:eastAsia="Calibri Light"/>
-        </w:rPr>
-        <w:t>regulation</w:t>
-      </w:r>
-      <w:proofErr w:type="spellEnd"/>
-      <w:r>
-        <w:rPr>
-          <w:rFonts w:eastAsia="Calibri Light"/>
-        </w:rPr>
-        <w:t xml:space="preserve"> </w:t>
-      </w:r>
-      <w:proofErr w:type="spellStart"/>
-      <w:r>
-        <w:rPr>
-          <w:rFonts w:eastAsia="Calibri Light"/>
-        </w:rPr>
-        <w:t>that</w:t>
-      </w:r>
-      <w:proofErr w:type="spellEnd"/>
-      <w:r>
-        <w:rPr>
-          <w:rFonts w:eastAsia="Calibri Light"/>
-        </w:rPr>
-        <w:t xml:space="preserve"> forces </w:t>
-      </w:r>
-      <w:proofErr w:type="spellStart"/>
-      <w:r>
-        <w:rPr>
-          <w:rFonts w:eastAsia="Calibri Light"/>
-        </w:rPr>
-        <w:t>companies</w:t>
-      </w:r>
-      <w:proofErr w:type="spellEnd"/>
-      <w:r>
-        <w:rPr>
-          <w:rFonts w:eastAsia="Calibri Light"/>
-        </w:rPr>
-        <w:t xml:space="preserve"> to </w:t>
-      </w:r>
-      <w:proofErr w:type="spellStart"/>
-      <w:r>
-        <w:rPr>
-          <w:rFonts w:eastAsia="Calibri Light"/>
-        </w:rPr>
-        <w:t>act</w:t>
-      </w:r>
-      <w:proofErr w:type="spellEnd"/>
-      <w:r>
-        <w:rPr>
-          <w:rFonts w:eastAsia="Calibri Light"/>
-        </w:rPr>
-        <w:t xml:space="preserve"> in a </w:t>
-      </w:r>
-      <w:proofErr w:type="spellStart"/>
-      <w:r>
-        <w:rPr>
-          <w:rFonts w:eastAsia="Calibri Light"/>
-        </w:rPr>
-        <w:t>truly</w:t>
-      </w:r>
-      <w:proofErr w:type="spellEnd"/>
-      <w:r>
-        <w:rPr>
-          <w:rFonts w:eastAsia="Calibri Light"/>
-        </w:rPr>
-        <w:t xml:space="preserve"> </w:t>
-      </w:r>
-      <w:proofErr w:type="spellStart"/>
-      <w:r>
-        <w:rPr>
-          <w:rFonts w:eastAsia="Calibri Light"/>
-        </w:rPr>
-        <w:t>comprehensive</w:t>
-      </w:r>
-      <w:proofErr w:type="spellEnd"/>
-      <w:r>
-        <w:rPr>
-          <w:rFonts w:eastAsia="Calibri Light"/>
-        </w:rPr>
-        <w:t xml:space="preserve"> </w:t>
-      </w:r>
-      <w:proofErr w:type="spellStart"/>
-      <w:r>
-        <w:rPr>
-          <w:rFonts w:eastAsia="Calibri Light"/>
-        </w:rPr>
-        <w:t>way</w:t>
-      </w:r>
-      <w:proofErr w:type="spellEnd"/>
-      <w:r>
-        <w:rPr>
-          <w:rFonts w:eastAsia="Calibri Light"/>
-        </w:rPr>
-        <w:t>.</w:t>
+        <w:t>However, these solutions also have their limitations : they are costly to implement, they can create new problems while solving others, and there is still no international regulation that forces companies to act in a truly comprehensive way.</w:t>
       </w:r>
     </w:p>
     <w:p>
@@ -2281,7 +1131,6 @@
         </w:rPr>
       </w:pPr>
       <w:bookmarkStart w:id="3" w:name="_Toc236318628"/>
-      <w:proofErr w:type="spellStart"/>
       <w:r>
         <w:rPr>
           <w:color w:val="365F91" w:themeColor="accent1" w:themeShade="BF"/>
@@ -2290,7 +1139,6 @@
         <w:t>Acronyms</w:t>
       </w:r>
       <w:bookmarkEnd w:id="3"/>
-      <w:proofErr w:type="spellEnd"/>
     </w:p>
     <w:p>
       <w:pPr>
@@ -2328,16 +1176,8 @@
         <w:rPr>
           <w:bCs/>
         </w:rPr>
-        <w:t xml:space="preserve">Usage </w:t>
-      </w:r>
-      <w:proofErr w:type="spellStart"/>
-      <w:r>
-        <w:rPr>
-          <w:bCs/>
-        </w:rPr>
-        <w:t>Effectiveness</w:t>
-      </w:r>
-      <w:proofErr w:type="spellEnd"/>
+        <w:t>Usage Effectiveness</w:t>
+      </w:r>
     </w:p>
     <w:p>
       <w:pPr>
@@ -2360,16 +1200,8 @@
         <w:rPr>
           <w:bCs/>
         </w:rPr>
-        <w:t xml:space="preserve">Carbon Usage </w:t>
-      </w:r>
-      <w:proofErr w:type="spellStart"/>
-      <w:r>
-        <w:rPr>
-          <w:bCs/>
-        </w:rPr>
-        <w:t>Effectiveness</w:t>
-      </w:r>
-      <w:proofErr w:type="spellEnd"/>
+        <w:t>Carbon Usage Effectiveness</w:t>
+      </w:r>
     </w:p>
     <w:p>
       <w:pPr>
@@ -2392,29 +1224,47 @@
         <w:rPr>
           <w:bCs/>
         </w:rPr>
-        <w:t xml:space="preserve">Water Usage </w:t>
-      </w:r>
-      <w:proofErr w:type="spellStart"/>
-      <w:r>
+        <w:t>Water Usage Effectiveness</w:t>
+      </w:r>
+    </w:p>
+    <w:p>
+      <w:pPr>
+        <w:pStyle w:val="Corpsdetexte"/>
         <w:rPr>
           <w:bCs/>
         </w:rPr>
-        <w:t>Effectiveness</w:t>
-      </w:r>
-      <w:proofErr w:type="spellEnd"/>
-    </w:p>
-    <w:p>
-      <w:pPr>
-        <w:pStyle w:val="Corpsdetexte"/>
+      </w:pPr>
+      <w:r>
+        <w:rPr>
+          <w:b/>
+        </w:rPr>
+        <w:t>DVFS :</w:t>
+      </w:r>
+      <w:r>
         <w:rPr>
           <w:bCs/>
         </w:rPr>
+        <w:t xml:space="preserve"> </w:t>
+      </w:r>
+      <w:r>
+        <w:rPr>
+          <w:bCs/>
+        </w:rPr>
+        <w:t>Dynamic Voltage and Frequency Scaling</w:t>
+      </w:r>
+    </w:p>
+    <w:p>
+      <w:pPr>
+        <w:pStyle w:val="Corpsdetexte"/>
+        <w:rPr>
+          <w:bCs/>
+        </w:rPr>
       </w:pPr>
       <w:r>
         <w:rPr>
           <w:b/>
         </w:rPr>
-        <w:t>DVFS :</w:t>
+        <w:t>UPS :</w:t>
       </w:r>
       <w:r>
         <w:rPr>
@@ -2422,68 +1272,14 @@
         </w:rPr>
         <w:t xml:space="preserve"> </w:t>
       </w:r>
-      <w:r>
-        <w:rPr>
-          <w:bCs/>
-        </w:rPr>
-        <w:t xml:space="preserve">Dynamic Voltage and Frequency </w:t>
-      </w:r>
-      <w:proofErr w:type="spellStart"/>
-      <w:r>
-        <w:rPr>
-          <w:bCs/>
-        </w:rPr>
-        <w:t>Scaling</w:t>
-      </w:r>
-      <w:proofErr w:type="spellEnd"/>
-    </w:p>
-    <w:p>
-      <w:pPr>
-        <w:pStyle w:val="Corpsdetexte"/>
-        <w:rPr>
-          <w:bCs/>
-        </w:rPr>
-      </w:pPr>
-      <w:r>
-        <w:rPr>
-          <w:b/>
-        </w:rPr>
-        <w:t>UPS :</w:t>
-      </w:r>
-      <w:r>
-        <w:rPr>
-          <w:bCs/>
-        </w:rPr>
-        <w:t xml:space="preserve"> </w:t>
-      </w:r>
-      <w:proofErr w:type="spellStart"/>
       <w:r>
         <w:rPr>
           <w:bCs/>
           <w:i/>
           <w:iCs/>
         </w:rPr>
-        <w:t>Uninterruptible</w:t>
-      </w:r>
-      <w:proofErr w:type="spellEnd"/>
-      <w:r>
-        <w:rPr>
-          <w:bCs/>
-          <w:i/>
-          <w:iCs/>
-        </w:rPr>
-        <w:t xml:space="preserve"> Power </w:t>
-      </w:r>
-      <w:proofErr w:type="spellStart"/>
-      <w:r>
-        <w:rPr>
-          <w:bCs/>
-          <w:i/>
-          <w:iCs/>
-        </w:rPr>
-        <w:t>Supply</w:t>
-      </w:r>
-      <w:proofErr w:type="spellEnd"/>
+        <w:t>Uninterruptible Power Supply</w:t>
+      </w:r>
     </w:p>
     <w:p>
       <w:pPr>
@@ -2504,21 +1300,7 @@
         <w:rPr>
           <w:rFonts w:eastAsia="Calibri Light"/>
         </w:rPr>
-        <w:t xml:space="preserve"> Information </w:t>
-      </w:r>
-      <w:proofErr w:type="spellStart"/>
-      <w:r>
-        <w:rPr>
-          <w:rFonts w:eastAsia="Calibri Light"/>
-        </w:rPr>
-        <w:t>technology</w:t>
-      </w:r>
-      <w:proofErr w:type="spellEnd"/>
-      <w:r>
-        <w:rPr>
-          <w:rFonts w:eastAsia="Calibri Light"/>
-        </w:rPr>
-        <w:t xml:space="preserve"> </w:t>
+        <w:t xml:space="preserve"> Information technology </w:t>
       </w:r>
     </w:p>
     <w:p>
@@ -2598,21 +1380,7 @@
         <w:rPr>
           <w:rFonts w:eastAsia="Calibri Light"/>
         </w:rPr>
-        <w:t xml:space="preserve"> Graphics </w:t>
-      </w:r>
-      <w:proofErr w:type="spellStart"/>
-      <w:r>
-        <w:rPr>
-          <w:rFonts w:eastAsia="Calibri Light"/>
-        </w:rPr>
-        <w:t>Processing</w:t>
-      </w:r>
-      <w:proofErr w:type="spellEnd"/>
-      <w:r>
-        <w:rPr>
-          <w:rFonts w:eastAsia="Calibri Light"/>
-        </w:rPr>
-        <w:t xml:space="preserve"> Unit</w:t>
+        <w:t xml:space="preserve"> Graphics Processing Unit</w:t>
       </w:r>
     </w:p>
     <w:p>
@@ -2630,13 +1398,8 @@
         <w:t xml:space="preserve"> </w:t>
       </w:r>
       <w:r>
-        <w:t xml:space="preserve">Capital </w:t>
-      </w:r>
-      <w:proofErr w:type="spellStart"/>
-      <w:r>
-        <w:t>Expenditure</w:t>
-      </w:r>
-      <w:proofErr w:type="spellEnd"/>
+        <w:t>Capital Expenditure</w:t>
+      </w:r>
     </w:p>
     <w:p>
       <w:pPr>
@@ -7475,15 +6238,7 @@
         <w:jc w:val="both"/>
       </w:pPr>
       <w:r>
-        <w:t xml:space="preserve">Ce chapitre pose les bases théoriques indispensables pour comprendre et analyser ce défi. Il commence par définir les composants d'un Data Center et les modèles de Cloud </w:t>
-      </w:r>
-      <w:proofErr w:type="spellStart"/>
-      <w:r>
-        <w:t>computing</w:t>
-      </w:r>
-      <w:proofErr w:type="spellEnd"/>
-      <w:r>
-        <w:t>, puis présente les trois indicateurs clés utilisés pour évaluer leur performance environnementale : le PUE, qui mesure l'efficacité électrique, le CUE, qui quantifie les émissions de carbone, et le WUE, qui évalue la consommation d'eau. Il explore ensuite les leviers technologiques identifiés par la littérature scientifique récente pour optimiser l'efficience énergétique des infrastructures Cloud, des techniques de refroidissement avancées aux stratégies de gestion intelligente pilotées par l'IA.</w:t>
+        <w:t>Ce chapitre pose les bases théoriques indispensables pour comprendre et analyser ce défi. Il commence par définir les composants d'un Data Center et les modèles de Cloud computing, puis présente les trois indicateurs clés utilisés pour évaluer leur performance environnementale : le PUE, qui mesure l'efficacité électrique, le CUE, qui quantifie les émissions de carbone, et le WUE, qui évalue la consommation d'eau. Il explore ensuite les leviers technologiques identifiés par la littérature scientifique récente pour optimiser l'efficience énergétique des infrastructures Cloud, des techniques de refroidissement avancées aux stratégies de gestion intelligente pilotées par l'IA.</w:t>
       </w:r>
     </w:p>
     <w:p>
@@ -7519,7 +6274,13 @@
         <w:rPr>
           <w:color w:val="2E5395"/>
         </w:rPr>
-        <w:t>Définitions</w:t>
+        <w:t>Défin</w:t>
+      </w:r>
+      <w:r>
+        <w:rPr>
+          <w:color w:val="2E5395"/>
+        </w:rPr>
+        <w:t>itions</w:t>
       </w:r>
       <w:r>
         <w:rPr>
@@ -7932,23 +6693,7 @@
           <w:color w:val="4471C4"/>
           <w:spacing w:val="-2"/>
         </w:rPr>
-        <w:t xml:space="preserve">Cloud </w:t>
-      </w:r>
-      <w:proofErr w:type="spellStart"/>
-      <w:r>
-        <w:rPr>
-          <w:color w:val="4471C4"/>
-          <w:spacing w:val="-2"/>
-        </w:rPr>
-        <w:t>computing</w:t>
-      </w:r>
-      <w:proofErr w:type="spellEnd"/>
-      <w:r>
-        <w:rPr>
-          <w:color w:val="4471C4"/>
-          <w:spacing w:val="-2"/>
-        </w:rPr>
-        <w:t> : public, privé, hybride</w:t>
+        <w:t>Cloud computing : public, privé, hybride</w:t>
       </w:r>
       <w:bookmarkEnd w:id="15"/>
     </w:p>
@@ -8228,15 +6973,7 @@
         <w:jc w:val="both"/>
       </w:pPr>
       <w:r>
-        <w:t xml:space="preserve">Pour évaluer l'efficacité d'un Data Center et mesurer son impact environnemental réel, la recherche scientifique s'appuie sur trois indicateurs clés, notamment mis en avant par le </w:t>
-      </w:r>
-      <w:proofErr w:type="spellStart"/>
-      <w:r>
-        <w:t>framework</w:t>
-      </w:r>
-      <w:proofErr w:type="spellEnd"/>
-      <w:r>
-        <w:t xml:space="preserve"> SHIELD </w:t>
+        <w:t xml:space="preserve">Pour évaluer l'efficacité d'un Data Center et mesurer son impact environnemental réel, la recherche scientifique s'appuie sur trois indicateurs clés, notamment mis en avant par le framework SHIELD </w:t>
       </w:r>
       <w:hyperlink w:anchor="ref4" w:history="1">
         <w:r>
@@ -9720,39 +8457,7 @@
           <w:b/>
           <w:bCs/>
         </w:rPr>
-        <w:t>La gestion temporelle (</w:t>
-      </w:r>
-      <w:proofErr w:type="spellStart"/>
-      <w:r>
-        <w:rPr>
-          <w:b/>
-          <w:bCs/>
-        </w:rPr>
-        <w:t>Load</w:t>
-      </w:r>
-      <w:proofErr w:type="spellEnd"/>
-      <w:r>
-        <w:rPr>
-          <w:b/>
-          <w:bCs/>
-        </w:rPr>
-        <w:t xml:space="preserve"> </w:t>
-      </w:r>
-      <w:proofErr w:type="spellStart"/>
-      <w:r>
-        <w:rPr>
-          <w:b/>
-          <w:bCs/>
-        </w:rPr>
-        <w:t>Shifting</w:t>
-      </w:r>
-      <w:proofErr w:type="spellEnd"/>
-      <w:r>
-        <w:rPr>
-          <w:b/>
-          <w:bCs/>
-        </w:rPr>
-        <w:t>)</w:t>
+        <w:t>La gestion temporelle (Load Shifting)</w:t>
       </w:r>
       <w:r>
         <w:t> :</w:t>
@@ -10336,21 +9041,8 @@
       <w:r>
         <w:t xml:space="preserve"> </w:t>
       </w:r>
-      <w:proofErr w:type="spellStart"/>
-      <w:r>
-        <w:t>Aware</w:t>
-      </w:r>
-      <w:proofErr w:type="spellEnd"/>
-      <w:r>
-        <w:t xml:space="preserve"> </w:t>
-      </w:r>
-      <w:proofErr w:type="spellStart"/>
-      <w:r>
-        <w:t>Computing</w:t>
-      </w:r>
-      <w:proofErr w:type="spellEnd"/>
-      <w:r>
-        <w:t>, introduisent de nouveaux risques qu'il est impossible d'ignorer. Déplacer des volumes massifs de données d'un pays à l'autre pour suivre l'énergie la plus propre peut ralentir les applications et exposer des informations sensibles à des risques d'interception</w:t>
+      <w:r>
+        <w:t>Aware Computing, introduisent de nouveaux risques qu'il est impossible d'ignorer. Déplacer des volumes massifs de données d'un pays à l'autre pour suivre l'énergie la plus propre peut ralentir les applications et exposer des informations sensibles à des risques d'interception</w:t>
       </w:r>
       <w:r>
         <w:t>.</w:t>
@@ -10516,21 +9208,7 @@
         <w:rPr>
           <w:color w:val="4471C4"/>
         </w:rPr>
-        <w:t xml:space="preserve">1.5.1. Les limites d’une optimisation </w:t>
-      </w:r>
-      <w:proofErr w:type="spellStart"/>
-      <w:r>
-        <w:rPr>
-          <w:color w:val="4471C4"/>
-        </w:rPr>
-        <w:t>mono-critère</w:t>
-      </w:r>
-      <w:proofErr w:type="spellEnd"/>
-      <w:r>
-        <w:rPr>
-          <w:color w:val="4471C4"/>
-        </w:rPr>
-        <w:t> : vers une durabilité</w:t>
+        <w:t>1.5.1. Les limites d’une optimisation mono-critère : vers une durabilité</w:t>
       </w:r>
       <w:bookmarkEnd w:id="29"/>
       <w:r>
@@ -10617,21 +9295,7 @@
         <w:rPr>
           <w:rFonts w:eastAsia="Cambria Math"/>
         </w:rPr>
-        <w:t xml:space="preserve">C'est précisément ce que propose le </w:t>
-      </w:r>
-      <w:proofErr w:type="spellStart"/>
-      <w:r>
-        <w:rPr>
-          <w:rFonts w:eastAsia="Cambria Math"/>
-        </w:rPr>
-        <w:t>framework</w:t>
-      </w:r>
-      <w:proofErr w:type="spellEnd"/>
-      <w:r>
-        <w:rPr>
-          <w:rFonts w:eastAsia="Cambria Math"/>
-        </w:rPr>
-        <w:t xml:space="preserve"> SHIELD. Il calcule un compromis mathématique permettant au Data Center d'atteindre simultanément de bonnes performances sur les trois indicateurs clés : le PUE, le CUE et le WUE</w:t>
+        <w:t>C'est précisément ce que propose le framework SHIELD. Il calcule un compromis mathématique permettant au Data Center d'atteindre simultanément de bonnes performances sur les trois indicateurs clés : le PUE, le CUE et le WUE</w:t>
       </w:r>
       <w:r>
         <w:rPr>
@@ -11258,23 +9922,7 @@
                 <w:spacing w:val="-2"/>
                 <w:sz w:val="24"/>
               </w:rPr>
-              <w:t>"Learning-</w:t>
-            </w:r>
-            <w:proofErr w:type="spellStart"/>
-            <w:r>
-              <w:rPr>
-                <w:spacing w:val="-2"/>
-                <w:sz w:val="24"/>
-              </w:rPr>
-              <w:t>Enabled</w:t>
-            </w:r>
-            <w:proofErr w:type="spellEnd"/>
-            <w:r>
-              <w:rPr>
-                <w:spacing w:val="-2"/>
-                <w:sz w:val="24"/>
-              </w:rPr>
-              <w:t xml:space="preserve"> </w:t>
+              <w:t xml:space="preserve">"Learning-Enabled </w:t>
             </w:r>
             <w:r>
               <w:rPr>
@@ -11438,21 +10086,7 @@
               <w:rPr>
                 <w:sz w:val="24"/>
               </w:rPr>
-              <w:t>(</w:t>
-            </w:r>
-            <w:proofErr w:type="spellStart"/>
-            <w:r>
-              <w:rPr>
-                <w:sz w:val="24"/>
-              </w:rPr>
-              <w:t>logi</w:t>
-            </w:r>
-            <w:proofErr w:type="spellEnd"/>
-            <w:r>
-              <w:rPr>
-                <w:sz w:val="24"/>
-              </w:rPr>
-              <w:t xml:space="preserve">- </w:t>
+              <w:t xml:space="preserve">(logi- </w:t>
             </w:r>
             <w:r>
               <w:rPr>
@@ -11487,49 +10121,7 @@
               <w:rPr>
                 <w:sz w:val="24"/>
               </w:rPr>
-              <w:t>d'</w:t>
-            </w:r>
-            <w:proofErr w:type="spellStart"/>
-            <w:r>
-              <w:rPr>
-                <w:sz w:val="24"/>
-              </w:rPr>
-              <w:t>effi</w:t>
-            </w:r>
-            <w:proofErr w:type="spellEnd"/>
-            <w:r>
-              <w:rPr>
-                <w:sz w:val="24"/>
-              </w:rPr>
-              <w:t xml:space="preserve">- </w:t>
-            </w:r>
-            <w:proofErr w:type="spellStart"/>
-            <w:r>
-              <w:rPr>
-                <w:sz w:val="24"/>
-              </w:rPr>
-              <w:t>cacité</w:t>
-            </w:r>
-            <w:proofErr w:type="spellEnd"/>
-            <w:r>
-              <w:rPr>
-                <w:sz w:val="24"/>
-              </w:rPr>
-              <w:t xml:space="preserve"> </w:t>
-            </w:r>
-            <w:proofErr w:type="spellStart"/>
-            <w:r>
-              <w:rPr>
-                <w:sz w:val="24"/>
-              </w:rPr>
-              <w:t>im</w:t>
-            </w:r>
-            <w:proofErr w:type="spellEnd"/>
-            <w:r>
-              <w:rPr>
-                <w:sz w:val="24"/>
-              </w:rPr>
-              <w:t xml:space="preserve">- </w:t>
+              <w:t xml:space="preserve">d'effi- cacité im- </w:t>
             </w:r>
             <w:r>
               <w:rPr>
@@ -11583,16 +10175,8 @@
               <w:rPr>
                 <w:sz w:val="24"/>
               </w:rPr>
-              <w:t xml:space="preserve">la- </w:t>
-            </w:r>
-            <w:proofErr w:type="spellStart"/>
-            <w:r>
-              <w:rPr>
-                <w:sz w:val="24"/>
-              </w:rPr>
-              <w:t>tence</w:t>
-            </w:r>
-            <w:proofErr w:type="spellEnd"/>
+              <w:t>la- tence</w:t>
+            </w:r>
             <w:r>
               <w:rPr>
                 <w:spacing w:val="-5"/>
@@ -11718,110 +10302,46 @@
                 <w:spacing w:val="-2"/>
                 <w:sz w:val="24"/>
               </w:rPr>
-              <w:t>"Carbon-</w:t>
-            </w:r>
-            <w:proofErr w:type="spellStart"/>
+              <w:t xml:space="preserve">"Carbon-Aware </w:t>
+            </w:r>
+            <w:r>
+              <w:rPr>
+                <w:sz w:val="24"/>
+              </w:rPr>
+              <w:t>Cloud</w:t>
+            </w:r>
+            <w:r>
+              <w:rPr>
+                <w:spacing w:val="-15"/>
+                <w:sz w:val="24"/>
+              </w:rPr>
+              <w:t xml:space="preserve"> </w:t>
+            </w:r>
+            <w:r>
+              <w:rPr>
+                <w:sz w:val="24"/>
+              </w:rPr>
+              <w:t xml:space="preserve">Computing: </w:t>
+            </w:r>
             <w:r>
               <w:rPr>
                 <w:spacing w:val="-2"/>
                 <w:sz w:val="24"/>
               </w:rPr>
-              <w:t>Aware</w:t>
-            </w:r>
-            <w:proofErr w:type="spellEnd"/>
+              <w:t xml:space="preserve">AI-Driven Predictive </w:t>
+            </w:r>
+            <w:r>
+              <w:rPr>
+                <w:sz w:val="24"/>
+              </w:rPr>
+              <w:t xml:space="preserve">Modeling and </w:t>
+            </w:r>
             <w:r>
               <w:rPr>
                 <w:spacing w:val="-2"/>
                 <w:sz w:val="24"/>
               </w:rPr>
-              <w:t xml:space="preserve"> </w:t>
-            </w:r>
-            <w:r>
-              <w:rPr>
-                <w:sz w:val="24"/>
-              </w:rPr>
-              <w:t>Cloud</w:t>
-            </w:r>
-            <w:r>
-              <w:rPr>
-                <w:spacing w:val="-15"/>
-                <w:sz w:val="24"/>
-              </w:rPr>
-              <w:t xml:space="preserve"> </w:t>
-            </w:r>
-            <w:proofErr w:type="spellStart"/>
-            <w:proofErr w:type="gramStart"/>
-            <w:r>
-              <w:rPr>
-                <w:sz w:val="24"/>
-              </w:rPr>
-              <w:t>Computing</w:t>
-            </w:r>
-            <w:proofErr w:type="spellEnd"/>
-            <w:r>
-              <w:rPr>
-                <w:sz w:val="24"/>
-              </w:rPr>
-              <w:t>:</w:t>
-            </w:r>
-            <w:proofErr w:type="gramEnd"/>
-            <w:r>
-              <w:rPr>
-                <w:sz w:val="24"/>
-              </w:rPr>
-              <w:t xml:space="preserve"> </w:t>
-            </w:r>
-            <w:r>
-              <w:rPr>
-                <w:spacing w:val="-2"/>
-                <w:sz w:val="24"/>
-              </w:rPr>
-              <w:t xml:space="preserve">AI-Driven </w:t>
-            </w:r>
-            <w:proofErr w:type="spellStart"/>
-            <w:r>
-              <w:rPr>
-                <w:spacing w:val="-2"/>
-                <w:sz w:val="24"/>
-              </w:rPr>
-              <w:t>Predictive</w:t>
-            </w:r>
-            <w:proofErr w:type="spellEnd"/>
-            <w:r>
-              <w:rPr>
-                <w:spacing w:val="-2"/>
-                <w:sz w:val="24"/>
-              </w:rPr>
-              <w:t xml:space="preserve"> </w:t>
-            </w:r>
-            <w:r>
-              <w:rPr>
-                <w:sz w:val="24"/>
-              </w:rPr>
-              <w:t xml:space="preserve">Modeling and </w:t>
-            </w:r>
-            <w:r>
-              <w:rPr>
-                <w:spacing w:val="-2"/>
-                <w:sz w:val="24"/>
-              </w:rPr>
-              <w:t xml:space="preserve">Dynamic </w:t>
-            </w:r>
-            <w:proofErr w:type="spellStart"/>
-            <w:r>
-              <w:rPr>
-                <w:spacing w:val="-2"/>
-                <w:sz w:val="24"/>
-              </w:rPr>
-              <w:t>Optimization</w:t>
-            </w:r>
-            <w:proofErr w:type="spellEnd"/>
-            <w:r>
-              <w:rPr>
-                <w:spacing w:val="-2"/>
-                <w:sz w:val="24"/>
-              </w:rPr>
-              <w:t>"</w:t>
+              <w:t>Dynamic Optimization"</w:t>
             </w:r>
           </w:p>
         </w:tc>
@@ -11843,23 +10363,7 @@
                 <w:spacing w:val="-2"/>
                 <w:sz w:val="24"/>
               </w:rPr>
-              <w:t xml:space="preserve">Carbon- </w:t>
-            </w:r>
-            <w:proofErr w:type="spellStart"/>
-            <w:r>
-              <w:rPr>
-                <w:spacing w:val="-2"/>
-                <w:sz w:val="24"/>
-              </w:rPr>
-              <w:t>Aware</w:t>
-            </w:r>
-            <w:proofErr w:type="spellEnd"/>
-            <w:r>
-              <w:rPr>
-                <w:spacing w:val="-2"/>
-                <w:sz w:val="24"/>
-              </w:rPr>
-              <w:t xml:space="preserve"> Migration </w:t>
+              <w:t xml:space="preserve">Carbon- Aware Migration </w:t>
             </w:r>
             <w:r>
               <w:rPr>
@@ -11991,21 +10495,12 @@
                 <w:sz w:val="24"/>
               </w:rPr>
             </w:pPr>
-            <w:proofErr w:type="gramStart"/>
             <w:r>
               <w:rPr>
                 <w:spacing w:val="-2"/>
                 <w:sz w:val="24"/>
               </w:rPr>
-              <w:t>propre</w:t>
-            </w:r>
-            <w:proofErr w:type="gramEnd"/>
-            <w:r>
-              <w:rPr>
-                <w:spacing w:val="-2"/>
-                <w:sz w:val="24"/>
-              </w:rPr>
-              <w:t>.</w:t>
+              <w:t>propre.</w:t>
             </w:r>
           </w:p>
           <w:p>
@@ -12072,21 +10567,12 @@
                 <w:sz w:val="24"/>
               </w:rPr>
             </w:pPr>
-            <w:proofErr w:type="gramStart"/>
             <w:r>
               <w:rPr>
                 <w:spacing w:val="-2"/>
                 <w:sz w:val="24"/>
               </w:rPr>
-              <w:t>mondial</w:t>
-            </w:r>
-            <w:proofErr w:type="gramEnd"/>
-            <w:r>
-              <w:rPr>
-                <w:spacing w:val="-2"/>
-                <w:sz w:val="24"/>
-              </w:rPr>
-              <w:t>.</w:t>
+              <w:t>mondial.</w:t>
             </w:r>
           </w:p>
         </w:tc>
@@ -12107,21 +10593,7 @@
               <w:rPr>
                 <w:sz w:val="24"/>
               </w:rPr>
-              <w:t xml:space="preserve">-Coût </w:t>
-            </w:r>
-            <w:proofErr w:type="spellStart"/>
-            <w:r>
-              <w:rPr>
-                <w:sz w:val="24"/>
-              </w:rPr>
-              <w:t>énergé</w:t>
-            </w:r>
-            <w:proofErr w:type="spellEnd"/>
-            <w:r>
-              <w:rPr>
-                <w:sz w:val="24"/>
-              </w:rPr>
-              <w:t>- tique</w:t>
+              <w:t>-Coût énergé- tique</w:t>
             </w:r>
             <w:r>
               <w:rPr>
@@ -12147,21 +10619,7 @@
               <w:rPr>
                 <w:sz w:val="24"/>
               </w:rPr>
-              <w:t xml:space="preserve">trans- </w:t>
-            </w:r>
-            <w:proofErr w:type="spellStart"/>
-            <w:r>
-              <w:rPr>
-                <w:sz w:val="24"/>
-              </w:rPr>
-              <w:t>fert</w:t>
-            </w:r>
-            <w:proofErr w:type="spellEnd"/>
-            <w:r>
-              <w:rPr>
-                <w:sz w:val="24"/>
-              </w:rPr>
-              <w:t xml:space="preserve"> de don- </w:t>
+              <w:t xml:space="preserve">trans- fert de don- </w:t>
             </w:r>
             <w:r>
               <w:rPr>
@@ -12266,151 +10724,65 @@
                 <w:spacing w:val="-2"/>
                 <w:sz w:val="24"/>
               </w:rPr>
-              <w:t>"</w:t>
-            </w:r>
-            <w:proofErr w:type="spellStart"/>
+              <w:t xml:space="preserve">"Integrating </w:t>
+            </w:r>
+            <w:r>
+              <w:rPr>
+                <w:sz w:val="24"/>
+              </w:rPr>
+              <w:t>variable</w:t>
+            </w:r>
+            <w:r>
+              <w:rPr>
+                <w:spacing w:val="-13"/>
+                <w:sz w:val="24"/>
+              </w:rPr>
+              <w:t xml:space="preserve"> </w:t>
+            </w:r>
+            <w:r>
+              <w:rPr>
+                <w:sz w:val="24"/>
+              </w:rPr>
+              <w:t>renewable energy</w:t>
+            </w:r>
+            <w:r>
+              <w:rPr>
+                <w:spacing w:val="-3"/>
+                <w:sz w:val="24"/>
+              </w:rPr>
+              <w:t xml:space="preserve"> </w:t>
+            </w:r>
+            <w:r>
+              <w:rPr>
+                <w:sz w:val="24"/>
+              </w:rPr>
+              <w:t>and</w:t>
+            </w:r>
+            <w:r>
+              <w:rPr>
+                <w:spacing w:val="-3"/>
+                <w:sz w:val="24"/>
+              </w:rPr>
+              <w:t xml:space="preserve"> </w:t>
+            </w:r>
+            <w:r>
+              <w:rPr>
+                <w:sz w:val="24"/>
+              </w:rPr>
+              <w:t xml:space="preserve">diverse </w:t>
+            </w:r>
             <w:r>
               <w:rPr>
                 <w:spacing w:val="-2"/>
                 <w:sz w:val="24"/>
               </w:rPr>
-              <w:t>Integrating</w:t>
-            </w:r>
-            <w:proofErr w:type="spellEnd"/>
-            <w:r>
-              <w:rPr>
-                <w:spacing w:val="-2"/>
+              <w:t xml:space="preserve">flexibilities: </w:t>
+            </w:r>
+            <w:r>
+              <w:rPr>
                 <w:sz w:val="24"/>
               </w:rPr>
-              <w:t xml:space="preserve"> </w:t>
-            </w:r>
-            <w:r>
-              <w:rPr>
-                <w:sz w:val="24"/>
-              </w:rPr>
-              <w:t>variable</w:t>
-            </w:r>
-            <w:r>
-              <w:rPr>
-                <w:spacing w:val="-13"/>
-                <w:sz w:val="24"/>
-              </w:rPr>
-              <w:t xml:space="preserve"> </w:t>
-            </w:r>
-            <w:proofErr w:type="spellStart"/>
-            <w:r>
-              <w:rPr>
-                <w:sz w:val="24"/>
-              </w:rPr>
-              <w:t>renewable</w:t>
-            </w:r>
-            <w:proofErr w:type="spellEnd"/>
-            <w:r>
-              <w:rPr>
-                <w:sz w:val="24"/>
-              </w:rPr>
-              <w:t xml:space="preserve"> </w:t>
-            </w:r>
-            <w:proofErr w:type="spellStart"/>
-            <w:r>
-              <w:rPr>
-                <w:sz w:val="24"/>
-              </w:rPr>
-              <w:t>energy</w:t>
-            </w:r>
-            <w:proofErr w:type="spellEnd"/>
-            <w:r>
-              <w:rPr>
-                <w:spacing w:val="-3"/>
-                <w:sz w:val="24"/>
-              </w:rPr>
-              <w:t xml:space="preserve"> </w:t>
-            </w:r>
-            <w:r>
-              <w:rPr>
-                <w:sz w:val="24"/>
-              </w:rPr>
-              <w:t>and</w:t>
-            </w:r>
-            <w:r>
-              <w:rPr>
-                <w:spacing w:val="-3"/>
-                <w:sz w:val="24"/>
-              </w:rPr>
-              <w:t xml:space="preserve"> </w:t>
-            </w:r>
-            <w:r>
-              <w:rPr>
-                <w:sz w:val="24"/>
-              </w:rPr>
-              <w:t xml:space="preserve">diverse </w:t>
-            </w:r>
-            <w:proofErr w:type="spellStart"/>
-            <w:proofErr w:type="gramStart"/>
-            <w:r>
-              <w:rPr>
-                <w:spacing w:val="-2"/>
-                <w:sz w:val="24"/>
-              </w:rPr>
-              <w:t>flexibilities</w:t>
-            </w:r>
-            <w:proofErr w:type="spellEnd"/>
-            <w:r>
-              <w:rPr>
-                <w:spacing w:val="-2"/>
-                <w:sz w:val="24"/>
-              </w:rPr>
-              <w:t>:</w:t>
-            </w:r>
-            <w:proofErr w:type="gramEnd"/>
-            <w:r>
-              <w:rPr>
-                <w:spacing w:val="-2"/>
-                <w:sz w:val="24"/>
-              </w:rPr>
-              <w:t xml:space="preserve"> </w:t>
-            </w:r>
-            <w:proofErr w:type="spellStart"/>
-            <w:r>
-              <w:rPr>
-                <w:sz w:val="24"/>
-              </w:rPr>
-              <w:t>Supplying</w:t>
-            </w:r>
-            <w:proofErr w:type="spellEnd"/>
-            <w:r>
-              <w:rPr>
-                <w:sz w:val="24"/>
-              </w:rPr>
-              <w:t xml:space="preserve"> </w:t>
-            </w:r>
-            <w:proofErr w:type="spellStart"/>
-            <w:r>
-              <w:rPr>
-                <w:sz w:val="24"/>
-              </w:rPr>
-              <w:t>carbon</w:t>
-            </w:r>
-            <w:proofErr w:type="spellEnd"/>
-            <w:r>
-              <w:rPr>
-                <w:sz w:val="24"/>
-              </w:rPr>
-              <w:t xml:space="preserve">- free </w:t>
-            </w:r>
-            <w:proofErr w:type="spellStart"/>
-            <w:r>
-              <w:rPr>
-                <w:sz w:val="24"/>
-              </w:rPr>
-              <w:t>energy</w:t>
-            </w:r>
-            <w:proofErr w:type="spellEnd"/>
-            <w:r>
-              <w:rPr>
-                <w:sz w:val="24"/>
-              </w:rPr>
-              <w:t>"</w:t>
+              <w:t>Supplying carbon- free energy"</w:t>
             </w:r>
           </w:p>
         </w:tc>
@@ -12787,7 +11159,6 @@
                 <w:sz w:val="24"/>
               </w:rPr>
             </w:pPr>
-            <w:proofErr w:type="spellStart"/>
             <w:r>
               <w:rPr>
                 <w:i/>
@@ -12795,7 +11166,6 @@
               </w:rPr>
               <w:t>Sustainable</w:t>
             </w:r>
-            <w:proofErr w:type="spellEnd"/>
             <w:r>
               <w:rPr>
                 <w:i/>
@@ -12804,46 +11174,42 @@
               </w:rPr>
               <w:t xml:space="preserve"> </w:t>
             </w:r>
-            <w:proofErr w:type="spellStart"/>
             <w:r>
               <w:rPr>
                 <w:i/>
                 <w:sz w:val="24"/>
               </w:rPr>
-              <w:t>Hybrid</w:t>
-            </w:r>
-            <w:proofErr w:type="spellEnd"/>
-            <w:r>
-              <w:rPr>
-                <w:i/>
-                <w:sz w:val="24"/>
-              </w:rPr>
-              <w:t xml:space="preserve"> </w:t>
-            </w:r>
-            <w:proofErr w:type="spellStart"/>
+              <w:t xml:space="preserve">Hybrid </w:t>
+            </w:r>
             <w:r>
               <w:rPr>
                 <w:i/>
                 <w:spacing w:val="-2"/>
                 <w:sz w:val="24"/>
               </w:rPr>
-              <w:t>Evolutionary</w:t>
-            </w:r>
-            <w:proofErr w:type="spellEnd"/>
+              <w:t xml:space="preserve">Evolutionary Learning </w:t>
+            </w:r>
+            <w:r>
+              <w:rPr>
+                <w:i/>
+                <w:sz w:val="24"/>
+              </w:rPr>
+              <w:t xml:space="preserve">Framework for </w:t>
+            </w:r>
             <w:r>
               <w:rPr>
                 <w:i/>
                 <w:spacing w:val="-2"/>
                 <w:sz w:val="24"/>
               </w:rPr>
-              <w:t xml:space="preserve"> Learning </w:t>
+              <w:t xml:space="preserve">Carbon, </w:t>
             </w:r>
             <w:r>
               <w:rPr>
                 <w:i/>
                 <w:sz w:val="24"/>
               </w:rPr>
-              <w:t xml:space="preserve">Framework for </w:t>
+              <w:t xml:space="preserve">Wastewater, and </w:t>
             </w:r>
             <w:r>
               <w:rPr>
@@ -12851,49 +11217,7 @@
                 <w:spacing w:val="-2"/>
                 <w:sz w:val="24"/>
               </w:rPr>
-              <w:t xml:space="preserve">Carbon, </w:t>
-            </w:r>
-            <w:proofErr w:type="spellStart"/>
-            <w:r>
-              <w:rPr>
-                <w:i/>
-                <w:sz w:val="24"/>
-              </w:rPr>
-              <w:t>Wastewater</w:t>
-            </w:r>
-            <w:proofErr w:type="spellEnd"/>
-            <w:r>
-              <w:rPr>
-                <w:i/>
-                <w:sz w:val="24"/>
-              </w:rPr>
-              <w:t xml:space="preserve">, and </w:t>
-            </w:r>
-            <w:r>
-              <w:rPr>
-                <w:i/>
-                <w:spacing w:val="-2"/>
-                <w:sz w:val="24"/>
-              </w:rPr>
-              <w:t>Energy-</w:t>
-            </w:r>
-            <w:proofErr w:type="spellStart"/>
-            <w:r>
-              <w:rPr>
-                <w:i/>
-                <w:spacing w:val="-2"/>
-                <w:sz w:val="24"/>
-              </w:rPr>
-              <w:t>Aware</w:t>
-            </w:r>
-            <w:proofErr w:type="spellEnd"/>
-            <w:r>
-              <w:rPr>
-                <w:i/>
-                <w:spacing w:val="-2"/>
-                <w:sz w:val="24"/>
-              </w:rPr>
-              <w:t>"</w:t>
+              <w:t>Energy-Aware"</w:t>
             </w:r>
           </w:p>
         </w:tc>
@@ -13161,15 +11485,7 @@
         <w:jc w:val="both"/>
       </w:pPr>
       <w:r>
-        <w:t>L'étude des différentes approches, du Power Capping à la migration Carbon-</w:t>
-      </w:r>
-      <w:proofErr w:type="spellStart"/>
-      <w:r>
-        <w:t>Aware</w:t>
-      </w:r>
-      <w:proofErr w:type="spellEnd"/>
-      <w:r>
-        <w:t>, en passant par le stockage hybride et la flexibilité géographique, met en évidence un problème récurrent : la plupart des solutions actuelles traitent les défis de manière isolée. Or, réduire l'empreinte carbone d'un Data Center ne peut pas se résumer à améliorer un seul indicateur. Agir uniquement sur le PUE sans tenir compte du CUE ou du WUE ne fait que déplacer le problème sans le résoudre durablement.</w:t>
+        <w:t>L'étude des différentes approches, du Power Capping à la migration Carbon-Aware, en passant par le stockage hybride et la flexibilité géographique, met en évidence un problème récurrent : la plupart des solutions actuelles traitent les défis de manière isolée. Or, réduire l'empreinte carbone d'un Data Center ne peut pas se résumer à améliorer un seul indicateur. Agir uniquement sur le PUE sans tenir compte du CUE ou du WUE ne fait que déplacer le problème sans le résoudre durablement.</w:t>
       </w:r>
     </w:p>
     <w:p>
@@ -13526,23 +11842,7 @@
           <w:b/>
           <w:bCs/>
         </w:rPr>
-        <w:t xml:space="preserve">Heat </w:t>
-      </w:r>
-      <w:proofErr w:type="spellStart"/>
-      <w:r>
-        <w:rPr>
-          <w:b/>
-          <w:bCs/>
-        </w:rPr>
-        <w:t>Reuse</w:t>
-      </w:r>
-      <w:proofErr w:type="spellEnd"/>
-      <w:r>
-        <w:rPr>
-          <w:b/>
-          <w:bCs/>
-        </w:rPr>
-        <w:t xml:space="preserve"> Ratio (HRR)</w:t>
+        <w:t>Heat Reuse Ratio (HRR)</w:t>
       </w:r>
       <w:r>
         <w:t>, qui mesure la part de chaleur effectivement réutilisée par rapport à la chaleur totale produite. Cet indicateur vient compléter les trois KPI classiques (PUE, CUE, WUE) pour former un score environnemental global plus complet.</w:t>
@@ -13843,23 +12143,7 @@
           <w:color w:val="4471C4"/>
           <w:spacing w:val="-10"/>
         </w:rPr>
-        <w:t xml:space="preserve">Comparaison avec les solutions existantes (SHIELD, </w:t>
-      </w:r>
-      <w:proofErr w:type="spellStart"/>
-      <w:r>
-        <w:rPr>
-          <w:color w:val="4471C4"/>
-          <w:spacing w:val="-10"/>
-        </w:rPr>
-        <w:t>WaterWise</w:t>
-      </w:r>
-      <w:proofErr w:type="spellEnd"/>
-      <w:r>
-        <w:rPr>
-          <w:color w:val="4471C4"/>
-          <w:spacing w:val="-10"/>
-        </w:rPr>
-        <w:t>)</w:t>
+        <w:t>Comparaison avec les solutions existantes (SHIELD, WaterWise)</w:t>
       </w:r>
       <w:bookmarkEnd w:id="43"/>
     </w:p>
@@ -14088,11 +12372,9 @@
             <w:pPr>
               <w:pStyle w:val="Corpsdetexte"/>
             </w:pPr>
-            <w:proofErr w:type="spellStart"/>
             <w:r>
               <w:t>WaterWise</w:t>
             </w:r>
-            <w:proofErr w:type="spellEnd"/>
           </w:p>
         </w:tc>
         <w:tc>
@@ -14198,21 +12480,8 @@
               <w:pStyle w:val="Corpsdetexte"/>
             </w:pPr>
             <w:r>
-              <w:t>Carbon-</w:t>
-            </w:r>
-            <w:proofErr w:type="spellStart"/>
-            <w:r>
-              <w:t>Aware</w:t>
-            </w:r>
-            <w:proofErr w:type="spellEnd"/>
-            <w:r>
-              <w:t xml:space="preserve"> </w:t>
-            </w:r>
-            <w:proofErr w:type="spellStart"/>
-            <w:r>
-              <w:t>Scheduling</w:t>
-            </w:r>
-            <w:proofErr w:type="spellEnd"/>
+              <w:t>Carbon-Aware Scheduling</w:t>
+            </w:r>
           </w:p>
         </w:tc>
         <w:tc>
@@ -14586,91 +12855,75 @@
           <w:color w:val="2E5395"/>
           <w:spacing w:val="-10"/>
         </w:rPr>
-        <w:t xml:space="preserve">Le nouveau KPI : le Heat </w:t>
-      </w:r>
-      <w:proofErr w:type="spellStart"/>
-      <w:r>
+        <w:t>Le nouveau KPI : le Heat Reuse Ratio (HRR)</w:t>
+      </w:r>
+      <w:bookmarkEnd w:id="44"/>
+    </w:p>
+    <w:p>
+      <w:pPr>
+        <w:pStyle w:val="Titre2"/>
+        <w:ind w:firstLine="0"/>
         <w:rPr>
           <w:color w:val="2E5395"/>
           <w:spacing w:val="-10"/>
         </w:rPr>
-        <w:t>Reuse</w:t>
-      </w:r>
-      <w:proofErr w:type="spellEnd"/>
-      <w:r>
+      </w:pPr>
+    </w:p>
+    <w:p>
+      <w:pPr>
+        <w:pStyle w:val="Corpsdetexte"/>
+        <w:ind w:left="567" w:right="1128"/>
+        <w:jc w:val="both"/>
+      </w:pPr>
+      <w:r>
+        <w:t>Cette section introduit le cœur de la contribution originale de ce mémoire : un nouvel indicateur de performance environnementale qui n'existe dans aucune solution identifiée dans la littérature. Cet indicateur permet de mesurer non plus ce qu'un Data Center consomme ou émet, mais ce qu'il valorise.</w:t>
+      </w:r>
+    </w:p>
+    <w:p>
+      <w:pPr>
+        <w:pStyle w:val="Titre2"/>
+        <w:ind w:firstLine="0"/>
         <w:rPr>
           <w:color w:val="2E5395"/>
           <w:spacing w:val="-10"/>
         </w:rPr>
-        <w:t xml:space="preserve"> Ratio (HRR)</w:t>
-      </w:r>
-      <w:bookmarkEnd w:id="44"/>
+      </w:pPr>
     </w:p>
     <w:p>
       <w:pPr>
         <w:pStyle w:val="Titre2"/>
         <w:ind w:firstLine="0"/>
         <w:rPr>
+          <w:color w:val="4471C4"/>
+          <w:spacing w:val="-10"/>
+        </w:rPr>
+      </w:pPr>
+      <w:r>
+        <w:rPr>
           <w:color w:val="2E5395"/>
           <w:spacing w:val="-10"/>
         </w:rPr>
-      </w:pPr>
-    </w:p>
-    <w:p>
-      <w:pPr>
-        <w:pStyle w:val="Corpsdetexte"/>
-        <w:ind w:left="567" w:right="1128"/>
-        <w:jc w:val="both"/>
-      </w:pPr>
-      <w:r>
-        <w:t>Cette section introduit le cœur de la contribution originale de ce mémoire : un nouvel indicateur de performance environnementale qui n'existe dans aucune solution identifiée dans la littérature. Cet indicateur permet de mesurer non plus ce qu'un Data Center consomme ou émet, mais ce qu'il valorise.</w:t>
-      </w:r>
+        <w:tab/>
+      </w:r>
+      <w:bookmarkStart w:id="45" w:name="_Toc236318659"/>
+      <w:r>
+        <w:rPr>
+          <w:color w:val="4471C4"/>
+          <w:spacing w:val="-10"/>
+        </w:rPr>
+        <w:t>2.2.1. Définition et formule du HRR</w:t>
+      </w:r>
+      <w:bookmarkEnd w:id="45"/>
     </w:p>
     <w:p>
       <w:pPr>
         <w:pStyle w:val="Titre2"/>
         <w:ind w:firstLine="0"/>
         <w:rPr>
-          <w:color w:val="2E5395"/>
-          <w:spacing w:val="-10"/>
-        </w:rPr>
-      </w:pPr>
-    </w:p>
-    <w:p>
-      <w:pPr>
-        <w:pStyle w:val="Titre2"/>
-        <w:ind w:firstLine="0"/>
-        <w:rPr>
           <w:color w:val="4471C4"/>
           <w:spacing w:val="-10"/>
         </w:rPr>
       </w:pPr>
-      <w:r>
-        <w:rPr>
-          <w:color w:val="2E5395"/>
-          <w:spacing w:val="-10"/>
-        </w:rPr>
-        <w:tab/>
-      </w:r>
-      <w:bookmarkStart w:id="45" w:name="_Toc236318659"/>
-      <w:r>
-        <w:rPr>
-          <w:color w:val="4471C4"/>
-          <w:spacing w:val="-10"/>
-        </w:rPr>
-        <w:t>2.2.1. Définition et formule du HRR</w:t>
-      </w:r>
-      <w:bookmarkEnd w:id="45"/>
-    </w:p>
-    <w:p>
-      <w:pPr>
-        <w:pStyle w:val="Titre2"/>
-        <w:ind w:firstLine="0"/>
-        <w:rPr>
-          <w:color w:val="4471C4"/>
-          <w:spacing w:val="-10"/>
-        </w:rPr>
-      </w:pPr>
     </w:p>
     <w:p>
       <w:pPr>
@@ -14679,15 +12932,7 @@
         <w:jc w:val="both"/>
       </w:pPr>
       <w:r>
-        <w:t xml:space="preserve">Le Heat </w:t>
-      </w:r>
-      <w:proofErr w:type="spellStart"/>
-      <w:r>
-        <w:t>Reuse</w:t>
-      </w:r>
-      <w:proofErr w:type="spellEnd"/>
-      <w:r>
-        <w:t xml:space="preserve"> Ratio, ou HRR, mesure la part de chaleur produite par les serveurs qui est effectivement réutilisée plutôt que rejetée dans l'atmosphère. Sa formule est la suivante :</w:t>
+        <w:t>Le Heat Reuse Ratio, ou HRR, mesure la part de chaleur produite par les serveurs qui est effectivement réutilisée plutôt que rejetée dans l'atmosphère. Sa formule est la suivante :</w:t>
       </w:r>
     </w:p>
     <w:p>
@@ -15336,6 +13581,9 @@
             <m:t>HRR</m:t>
           </m:r>
           <m:r>
+            <m:rPr>
+              <m:sty m:val="p"/>
+            </m:rPr>
             <w:br/>
           </m:r>
         </m:oMath>
@@ -15368,21 +13616,12 @@
         <w:ind w:right="1128"/>
         <w:jc w:val="both"/>
       </w:pPr>
-      <w:proofErr w:type="gramStart"/>
       <w:r>
         <w:rPr>
           <w:b/>
           <w:bCs/>
         </w:rPr>
-        <w:t>α</w:t>
-      </w:r>
-      <w:proofErr w:type="gramEnd"/>
-      <w:r>
-        <w:rPr>
-          <w:b/>
-          <w:bCs/>
-        </w:rPr>
-        <w:t>, β, γ</w:t>
+        <w:t>α, β, γ</w:t>
       </w:r>
       <w:r>
         <w:t xml:space="preserve"> sont les poids attribués aux trois indicateurs classiques. Ils permettent d'ajuster l'importance accordée à chacun selon le contexte. Par exemple, dans une région soumise au stress hydrique, on augmente γ pour donner plus de poids à la consommation d'eau.</w:t>
@@ -15405,7 +13644,6 @@
         <w:ind w:right="1128"/>
         <w:jc w:val="both"/>
       </w:pPr>
-      <w:proofErr w:type="gramStart"/>
       <w:r>
         <w:rPr>
           <w:b/>
@@ -15413,7 +13651,6 @@
         </w:rPr>
         <w:t>δ</w:t>
       </w:r>
-      <w:proofErr w:type="gramEnd"/>
       <w:r>
         <w:t xml:space="preserve"> est le poids attribué à la valorisation thermique. Plus il est élevé, plus le système récompense les décisions qui valorisent la chaleur.</w:t>
       </w:r>
@@ -17036,23 +15273,7 @@
         <w:jc w:val="both"/>
       </w:pPr>
       <w:r>
-        <w:t>Python a été choisi comme langage d'implémentation pour plusieurs raisons complémentaires. C'est d'abord le langage de référence dans la communauté scientifique dédiée à l'optimisation des infrastructures numériques. Tous les travaux identifiés dans l'état de l'art, qu'il s'agisse de SHIELD, des algorithmes Carbon-</w:t>
-      </w:r>
-      <w:proofErr w:type="spellStart"/>
-      <w:r>
-        <w:t>Aware</w:t>
-      </w:r>
-      <w:proofErr w:type="spellEnd"/>
-      <w:r>
-        <w:t xml:space="preserve"> ou des approches par Deep </w:t>
-      </w:r>
-      <w:proofErr w:type="spellStart"/>
-      <w:r>
-        <w:t>Reinforcement</w:t>
-      </w:r>
-      <w:proofErr w:type="spellEnd"/>
-      <w:r>
-        <w:t xml:space="preserve"> Learning, utilisent Python comme environnement de développement. Ce choix garantit donc une cohérence avec les pratiques de la recherche scientifique sur laquelle ce mémoire s'appuie.</w:t>
+        <w:t>Python a été choisi comme langage d'implémentation pour plusieurs raisons complémentaires. C'est d'abord le langage de référence dans la communauté scientifique dédiée à l'optimisation des infrastructures numériques. Tous les travaux identifiés dans l'état de l'art, qu'il s'agisse de SHIELD, des algorithmes Carbon-Aware ou des approches par Deep Reinforcement Learning, utilisent Python comme environnement de développement. Ce choix garantit donc une cohérence avec les pratiques de la recherche scientifique sur laquelle ce mémoire s'appuie.</w:t>
       </w:r>
     </w:p>
     <w:p>
@@ -17089,7 +15310,6 @@
         <w:ind w:right="1128"/>
         <w:jc w:val="both"/>
       </w:pPr>
-      <w:proofErr w:type="spellStart"/>
       <w:r>
         <w:rPr>
           <w:b/>
@@ -17097,7 +15317,6 @@
         </w:rPr>
         <w:t>NumPy</w:t>
       </w:r>
-      <w:proofErr w:type="spellEnd"/>
       <w:r>
         <w:rPr>
           <w:b/>
@@ -17168,7 +15387,6 @@
         <w:ind w:right="1128"/>
         <w:jc w:val="both"/>
       </w:pPr>
-      <w:proofErr w:type="spellStart"/>
       <w:r>
         <w:rPr>
           <w:b/>
@@ -17176,7 +15394,6 @@
         </w:rPr>
         <w:t>Matplotlib</w:t>
       </w:r>
-      <w:proofErr w:type="spellEnd"/>
       <w:r>
         <w:rPr>
           <w:b/>
@@ -17593,15 +15810,7 @@
         <w:jc w:val="both"/>
       </w:pPr>
       <w:r>
-        <w:t xml:space="preserve">Pour mesurer l'efficacité de cette valorisation, ce travail introduit un nouveau KPI : le Heat </w:t>
-      </w:r>
-      <w:proofErr w:type="spellStart"/>
-      <w:r>
-        <w:t>Reuse</w:t>
-      </w:r>
-      <w:proofErr w:type="spellEnd"/>
-      <w:r>
-        <w:t xml:space="preserve"> Ratio (HRR). Cet indicateur mesure la part de chaleur effectivement réutilisée et vient compléter les trois indicateurs classiques PUE, CUE et WUE dans un score environnemental global inédit. C'est cette combinaison de quatre indicateurs qui constitue la contribution originale de ce mémoire par rapport aux solutions existantes.</w:t>
+        <w:t>Pour mesurer l'efficacité de cette valorisation, ce travail introduit un nouveau KPI : le Heat Reuse Ratio (HRR). Cet indicateur mesure la part de chaleur effectivement réutilisée et vient compléter les trois indicateurs classiques PUE, CUE et WUE dans un score environnemental global inédit. C'est cette combinaison de quatre indicateurs qui constitue la contribution originale de ce mémoire par rapport aux solutions existantes.</w:t>
       </w:r>
     </w:p>
     <w:p>
@@ -17619,6 +15828,404 @@
       </w:pPr>
       <w:r>
         <w:t>Le chapitre suivant présente l'implémentation concrète de HEAT2VALUE en Python, les tests réalisés sur différents scénarios et les résultats obtenus, afin de valider les hypothèses posées dans ce chapitre.</w:t>
+      </w:r>
+    </w:p>
+    <w:p>
+      <w:pPr>
+        <w:pStyle w:val="Corpsdetexte"/>
+      </w:pPr>
+    </w:p>
+    <w:p>
+      <w:pPr>
+        <w:pStyle w:val="Corpsdetexte"/>
+      </w:pPr>
+    </w:p>
+    <w:p>
+      <w:pPr>
+        <w:pStyle w:val="Corpsdetexte"/>
+      </w:pPr>
+    </w:p>
+    <w:p>
+      <w:pPr>
+        <w:pStyle w:val="Corpsdetexte"/>
+      </w:pPr>
+    </w:p>
+    <w:p>
+      <w:pPr>
+        <w:pStyle w:val="Corpsdetexte"/>
+      </w:pPr>
+    </w:p>
+    <w:p>
+      <w:pPr>
+        <w:pStyle w:val="Corpsdetexte"/>
+      </w:pPr>
+    </w:p>
+    <w:p>
+      <w:pPr>
+        <w:pStyle w:val="Corpsdetexte"/>
+      </w:pPr>
+    </w:p>
+    <w:p>
+      <w:pPr>
+        <w:pStyle w:val="Corpsdetexte"/>
+      </w:pPr>
+    </w:p>
+    <w:p>
+      <w:pPr>
+        <w:pStyle w:val="Corpsdetexte"/>
+      </w:pPr>
+    </w:p>
+    <w:p>
+      <w:pPr>
+        <w:pStyle w:val="Corpsdetexte"/>
+      </w:pPr>
+    </w:p>
+    <w:p>
+      <w:pPr>
+        <w:pStyle w:val="Corpsdetexte"/>
+      </w:pPr>
+    </w:p>
+    <w:p>
+      <w:pPr>
+        <w:pStyle w:val="Corpsdetexte"/>
+      </w:pPr>
+    </w:p>
+    <w:p>
+      <w:pPr>
+        <w:pStyle w:val="Corpsdetexte"/>
+      </w:pPr>
+    </w:p>
+    <w:p>
+      <w:pPr>
+        <w:pStyle w:val="Corpsdetexte"/>
+      </w:pPr>
+    </w:p>
+    <w:p>
+      <w:pPr>
+        <w:pStyle w:val="Corpsdetexte"/>
+      </w:pPr>
+    </w:p>
+    <w:p>
+      <w:pPr>
+        <w:pStyle w:val="Corpsdetexte"/>
+      </w:pPr>
+    </w:p>
+    <w:p>
+      <w:pPr>
+        <w:pStyle w:val="Corpsdetexte"/>
+      </w:pPr>
+    </w:p>
+    <w:p>
+      <w:pPr>
+        <w:pStyle w:val="Corpsdetexte"/>
+      </w:pPr>
+    </w:p>
+    <w:p>
+      <w:pPr>
+        <w:pStyle w:val="Corpsdetexte"/>
+      </w:pPr>
+    </w:p>
+    <w:p>
+      <w:pPr>
+        <w:pStyle w:val="Corpsdetexte"/>
+      </w:pPr>
+    </w:p>
+    <w:p>
+      <w:pPr>
+        <w:pStyle w:val="Corpsdetexte"/>
+      </w:pPr>
+    </w:p>
+    <w:p>
+      <w:pPr>
+        <w:pStyle w:val="Corpsdetexte"/>
+      </w:pPr>
+    </w:p>
+    <w:p>
+      <w:pPr>
+        <w:pStyle w:val="Corpsdetexte"/>
+      </w:pPr>
+    </w:p>
+    <w:p>
+      <w:pPr>
+        <w:pStyle w:val="Corpsdetexte"/>
+      </w:pPr>
+    </w:p>
+    <w:p>
+      <w:pPr>
+        <w:pStyle w:val="Corpsdetexte"/>
+      </w:pPr>
+    </w:p>
+    <w:p>
+      <w:pPr>
+        <w:pStyle w:val="Corpsdetexte"/>
+      </w:pPr>
+    </w:p>
+    <w:p>
+      <w:pPr>
+        <w:pStyle w:val="font-claude-response-body"/>
+      </w:pPr>
+      <w:r>
+        <w:rPr>
+          <w:rStyle w:val="lev"/>
+        </w:rPr>
+        <w:t>Chapitre 3 : Implémentation et évaluation de HEAT2VALUE</w:t>
+      </w:r>
+    </w:p>
+    <w:p>
+      <w:pPr>
+        <w:pStyle w:val="font-claude-response-body"/>
+      </w:pPr>
+      <w:r>
+        <w:rPr>
+          <w:rStyle w:val="lev"/>
+        </w:rPr>
+        <w:t>Introduction</w:t>
+      </w:r>
+    </w:p>
+    <w:p>
+      <w:pPr>
+        <w:pStyle w:val="font-claude-response-body"/>
+      </w:pPr>
+      <w:r>
+        <w:rPr>
+          <w:rStyle w:val="lev"/>
+        </w:rPr>
+        <w:t>3.1. Environnement et architecture de l'implémentation</w:t>
+      </w:r>
+    </w:p>
+    <w:p>
+      <w:pPr>
+        <w:pStyle w:val="font-claude-response-body"/>
+        <w:numPr>
+          <w:ilvl w:val="0"/>
+          <w:numId w:val="33"/>
+        </w:numPr>
+      </w:pPr>
+      <w:r>
+        <w:t>3.1.1. Architecture modulaire de l'implémentation</w:t>
+      </w:r>
+    </w:p>
+    <w:p>
+      <w:pPr>
+        <w:pStyle w:val="font-claude-response-body"/>
+        <w:numPr>
+          <w:ilvl w:val="0"/>
+          <w:numId w:val="33"/>
+        </w:numPr>
+      </w:pPr>
+      <w:r>
+        <w:t>3.1.2. Justification du choix de la simulation</w:t>
+      </w:r>
+    </w:p>
+    <w:p>
+      <w:pPr>
+        <w:pStyle w:val="font-claude-response-body"/>
+        <w:numPr>
+          <w:ilvl w:val="0"/>
+          <w:numId w:val="33"/>
+        </w:numPr>
+      </w:pPr>
+      <w:r>
+        <w:t>3.1.3. Les données utilisées</w:t>
+      </w:r>
+    </w:p>
+    <w:p>
+      <w:pPr>
+        <w:pStyle w:val="font-claude-response-body"/>
+      </w:pPr>
+      <w:r>
+        <w:rPr>
+          <w:rStyle w:val="lev"/>
+        </w:rPr>
+        <w:t>3.2. Implémentation de l'algorithme</w:t>
+      </w:r>
+    </w:p>
+    <w:p>
+      <w:pPr>
+        <w:pStyle w:val="font-claude-response-body"/>
+        <w:numPr>
+          <w:ilvl w:val="0"/>
+          <w:numId w:val="34"/>
+        </w:numPr>
+      </w:pPr>
+      <w:r>
+        <w:t>3.2.1. Le simulateur de Data Center</w:t>
+      </w:r>
+    </w:p>
+    <w:p>
+      <w:pPr>
+        <w:pStyle w:val="font-claude-response-body"/>
+        <w:numPr>
+          <w:ilvl w:val="0"/>
+          <w:numId w:val="34"/>
+        </w:numPr>
+      </w:pPr>
+      <w:r>
+        <w:t>3.2.2. Le module de décision HEAT2VALUE</w:t>
+      </w:r>
+    </w:p>
+    <w:p>
+      <w:pPr>
+        <w:pStyle w:val="font-claude-response-body"/>
+        <w:numPr>
+          <w:ilvl w:val="0"/>
+          <w:numId w:val="34"/>
+        </w:numPr>
+      </w:pPr>
+      <w:r>
+        <w:t>3.2.3. Le module de calcul des KPI</w:t>
+      </w:r>
+    </w:p>
+    <w:p>
+      <w:pPr>
+        <w:pStyle w:val="font-claude-response-body"/>
+      </w:pPr>
+      <w:r>
+        <w:rPr>
+          <w:rStyle w:val="lev"/>
+        </w:rPr>
+        <w:t>3.3. Résultats et analyse</w:t>
+      </w:r>
+    </w:p>
+    <w:p>
+      <w:pPr>
+        <w:pStyle w:val="font-claude-response-body"/>
+        <w:numPr>
+          <w:ilvl w:val="0"/>
+          <w:numId w:val="35"/>
+        </w:numPr>
+      </w:pPr>
+      <w:r>
+        <w:t>3.3.1. Résultats sur données simulées : comparaison sur 24h</w:t>
+      </w:r>
+    </w:p>
+    <w:p>
+      <w:pPr>
+        <w:pStyle w:val="font-claude-response-body"/>
+        <w:numPr>
+          <w:ilvl w:val="0"/>
+          <w:numId w:val="35"/>
+        </w:numPr>
+      </w:pPr>
+      <w:r>
+        <w:t>3.3.2. Résultats sur données réelles : 3 journées de 2024</w:t>
+      </w:r>
+    </w:p>
+    <w:p>
+      <w:pPr>
+        <w:pStyle w:val="font-claude-response-body"/>
+        <w:numPr>
+          <w:ilvl w:val="0"/>
+          <w:numId w:val="35"/>
+        </w:numPr>
+      </w:pPr>
+      <w:r>
+        <w:t>3.3.3. Résultats sur les 12 scénarios : analyse comparative</w:t>
+      </w:r>
+    </w:p>
+    <w:p>
+      <w:pPr>
+        <w:pStyle w:val="font-claude-response-body"/>
+      </w:pPr>
+      <w:r>
+        <w:rPr>
+          <w:rStyle w:val="lev"/>
+        </w:rPr>
+        <w:t>3.4. Métriques et indicateurs de réalisation</w:t>
+      </w:r>
+    </w:p>
+    <w:p>
+      <w:pPr>
+        <w:pStyle w:val="font-claude-response-body"/>
+        <w:numPr>
+          <w:ilvl w:val="0"/>
+          <w:numId w:val="36"/>
+        </w:numPr>
+      </w:pPr>
+      <w:r>
+        <w:t>3.4.1. Les indicateurs retenus pour évaluer HEAT2VALUE</w:t>
+      </w:r>
+    </w:p>
+    <w:p>
+      <w:pPr>
+        <w:pStyle w:val="font-claude-response-body"/>
+        <w:numPr>
+          <w:ilvl w:val="0"/>
+          <w:numId w:val="36"/>
+        </w:numPr>
+      </w:pPr>
+      <w:r>
+        <w:t>3.4.2. Mesure de la performance : comment les appliquer</w:t>
+      </w:r>
+    </w:p>
+    <w:p>
+      <w:pPr>
+        <w:pStyle w:val="font-claude-response-body"/>
+        <w:numPr>
+          <w:ilvl w:val="0"/>
+          <w:numId w:val="36"/>
+        </w:numPr>
+      </w:pPr>
+      <w:r>
+        <w:t>3.4.3. Synthèse des résultats par indicateur</w:t>
+      </w:r>
+    </w:p>
+    <w:p>
+      <w:pPr>
+        <w:pStyle w:val="font-claude-response-body"/>
+      </w:pPr>
+      <w:r>
+        <w:rPr>
+          <w:rStyle w:val="lev"/>
+        </w:rPr>
+        <w:t>3.5. Limites et perspectives</w:t>
+      </w:r>
+    </w:p>
+    <w:p>
+      <w:pPr>
+        <w:pStyle w:val="font-claude-response-body"/>
+        <w:numPr>
+          <w:ilvl w:val="0"/>
+          <w:numId w:val="37"/>
+        </w:numPr>
+      </w:pPr>
+      <w:r>
+        <w:t>3.5.1. Limites identifiées de l'algorithme</w:t>
+      </w:r>
+    </w:p>
+    <w:p>
+      <w:pPr>
+        <w:pStyle w:val="font-claude-response-body"/>
+        <w:numPr>
+          <w:ilvl w:val="0"/>
+          <w:numId w:val="37"/>
+        </w:numPr>
+      </w:pPr>
+      <w:r>
+        <w:t>3.5.2. Limites de la démarche de validation par simulation</w:t>
+      </w:r>
+    </w:p>
+    <w:p>
+      <w:pPr>
+        <w:pStyle w:val="font-claude-response-body"/>
+        <w:numPr>
+          <w:ilvl w:val="0"/>
+          <w:numId w:val="37"/>
+        </w:numPr>
+      </w:pPr>
+      <w:r>
+        <w:t>3.5.3. Perspectives d'amélioration et travaux futurs</w:t>
+      </w:r>
+    </w:p>
+    <w:p>
+      <w:pPr>
+        <w:pStyle w:val="font-claude-response-body"/>
+      </w:pPr>
+      <w:r>
+        <w:rPr>
+          <w:rStyle w:val="lev"/>
+        </w:rPr>
+        <w:t>Conclusion</w:t>
       </w:r>
     </w:p>
     <w:p>
@@ -17691,43 +16298,7 @@
           <w:i/>
           <w:sz w:val="24"/>
         </w:rPr>
-        <w:t xml:space="preserve">Energy Efficient Servers : </w:t>
-      </w:r>
-      <w:proofErr w:type="spellStart"/>
-      <w:r>
-        <w:rPr>
-          <w:rFonts w:ascii="Calibri" w:hAnsi="Calibri"/>
-          <w:i/>
-          <w:sz w:val="24"/>
-        </w:rPr>
-        <w:t>Blueprints</w:t>
-      </w:r>
-      <w:proofErr w:type="spellEnd"/>
-      <w:r>
-        <w:rPr>
-          <w:rFonts w:ascii="Calibri" w:hAnsi="Calibri"/>
-          <w:i/>
-          <w:sz w:val="24"/>
-        </w:rPr>
-        <w:t xml:space="preserve"> for Data Center </w:t>
-      </w:r>
-      <w:proofErr w:type="spellStart"/>
-      <w:r>
-        <w:rPr>
-          <w:rFonts w:ascii="Calibri" w:hAnsi="Calibri"/>
-          <w:i/>
-          <w:sz w:val="24"/>
-        </w:rPr>
-        <w:t>Optimization</w:t>
-      </w:r>
-      <w:proofErr w:type="spellEnd"/>
-      <w:r>
-        <w:rPr>
-          <w:rFonts w:ascii="Calibri" w:hAnsi="Calibri"/>
-          <w:i/>
-          <w:sz w:val="24"/>
-        </w:rPr>
-        <w:t xml:space="preserve">. </w:t>
+        <w:t xml:space="preserve">Energy Efficient Servers : Blueprints for Data Center Optimization. </w:t>
       </w:r>
       <w:r>
         <w:rPr>
@@ -17762,90 +16333,15 @@
           <w:b/>
           <w:sz w:val="24"/>
         </w:rPr>
-        <w:t>Al-</w:t>
-      </w:r>
-      <w:proofErr w:type="spellStart"/>
-      <w:r>
-        <w:rPr>
-          <w:rFonts w:ascii="Calibri" w:hAnsi="Calibri"/>
-          <w:b/>
-          <w:sz w:val="24"/>
-        </w:rPr>
-        <w:t>Shatnawi</w:t>
-      </w:r>
-      <w:proofErr w:type="spellEnd"/>
-      <w:r>
-        <w:rPr>
-          <w:rFonts w:ascii="Calibri" w:hAnsi="Calibri"/>
-          <w:b/>
-          <w:sz w:val="24"/>
-        </w:rPr>
-        <w:t xml:space="preserve">, A. M. </w:t>
+        <w:t xml:space="preserve">Al-Shatnawi, A. M. </w:t>
       </w:r>
       <w:r>
         <w:rPr>
           <w:rFonts w:ascii="Calibri" w:hAnsi="Calibri"/>
           <w:sz w:val="24"/>
         </w:rPr>
-        <w:t xml:space="preserve">(2024). </w:t>
-      </w:r>
-      <w:proofErr w:type="spellStart"/>
-      <w:r>
-        <w:rPr>
-          <w:rFonts w:ascii="Calibri" w:hAnsi="Calibri"/>
-          <w:sz w:val="24"/>
-        </w:rPr>
-        <w:t>Integrating</w:t>
-      </w:r>
-      <w:proofErr w:type="spellEnd"/>
-      <w:r>
-        <w:rPr>
-          <w:rFonts w:ascii="Calibri" w:hAnsi="Calibri"/>
-          <w:sz w:val="24"/>
-        </w:rPr>
-        <w:t xml:space="preserve"> </w:t>
-      </w:r>
-      <w:proofErr w:type="spellStart"/>
-      <w:r>
-        <w:rPr>
-          <w:rFonts w:ascii="Calibri" w:hAnsi="Calibri"/>
-          <w:sz w:val="24"/>
-        </w:rPr>
-        <w:t>Renewable</w:t>
-      </w:r>
-      <w:proofErr w:type="spellEnd"/>
-      <w:r>
-        <w:rPr>
-          <w:rFonts w:ascii="Calibri" w:hAnsi="Calibri"/>
-          <w:sz w:val="24"/>
-        </w:rPr>
-        <w:t xml:space="preserve"> Energy Sources </w:t>
-      </w:r>
-      <w:proofErr w:type="spellStart"/>
-      <w:r>
-        <w:rPr>
-          <w:rFonts w:ascii="Calibri" w:hAnsi="Calibri"/>
-          <w:sz w:val="24"/>
-        </w:rPr>
-        <w:t>into</w:t>
-      </w:r>
-      <w:proofErr w:type="spellEnd"/>
-      <w:r>
-        <w:rPr>
-          <w:rFonts w:ascii="Calibri" w:hAnsi="Calibri"/>
-          <w:sz w:val="24"/>
-        </w:rPr>
-        <w:t xml:space="preserve"> Cloud </w:t>
-      </w:r>
-      <w:proofErr w:type="spellStart"/>
-      <w:r>
-        <w:rPr>
-          <w:rFonts w:ascii="Calibri" w:hAnsi="Calibri"/>
-          <w:sz w:val="24"/>
-        </w:rPr>
-        <w:t>Computing</w:t>
-      </w:r>
-      <w:proofErr w:type="spellEnd"/>
+        <w:t>(2024). Integrating Renewable Energy Sources into Cloud Computing</w:t>
+      </w:r>
       <w:r>
         <w:rPr>
           <w:rFonts w:ascii="Calibri" w:hAnsi="Calibri"/>
@@ -17859,23 +16355,7 @@
           <w:rFonts w:ascii="Calibri" w:hAnsi="Calibri"/>
           <w:sz w:val="24"/>
         </w:rPr>
-        <w:t xml:space="preserve">Data Centers : Challenges and Solutions. </w:t>
-      </w:r>
-      <w:proofErr w:type="spellStart"/>
-      <w:r>
-        <w:rPr>
-          <w:rFonts w:ascii="Calibri" w:hAnsi="Calibri"/>
-          <w:sz w:val="24"/>
-        </w:rPr>
-        <w:t>ResearchGate</w:t>
-      </w:r>
-      <w:proofErr w:type="spellEnd"/>
-      <w:r>
-        <w:rPr>
-          <w:rFonts w:ascii="Calibri" w:hAnsi="Calibri"/>
-          <w:sz w:val="24"/>
-        </w:rPr>
-        <w:t xml:space="preserve">. Récupéré sur </w:t>
+        <w:t xml:space="preserve">Data Centers : Challenges and Solutions. ResearchGate. Récupéré sur </w:t>
       </w:r>
       <w:r>
         <w:rPr>
@@ -17953,17 +16433,8 @@
           <w:rFonts w:ascii="Calibri" w:hAnsi="Calibri"/>
           <w:sz w:val="24"/>
         </w:rPr>
-        <w:t>(2025). Energy-</w:t>
-      </w:r>
-      <w:proofErr w:type="spellStart"/>
-      <w:r>
-        <w:rPr>
-          <w:rFonts w:ascii="Calibri" w:hAnsi="Calibri"/>
-          <w:sz w:val="24"/>
-        </w:rPr>
-        <w:t>Aware</w:t>
-      </w:r>
-      <w:proofErr w:type="spellEnd"/>
+        <w:t>(2025). Energy-Aware</w:t>
+      </w:r>
       <w:r>
         <w:rPr>
           <w:rFonts w:ascii="Calibri" w:hAnsi="Calibri"/>
@@ -18022,17 +16493,8 @@
           <w:rFonts w:ascii="Calibri" w:hAnsi="Calibri"/>
           <w:sz w:val="24"/>
         </w:rPr>
-        <w:t xml:space="preserve">A </w:t>
-      </w:r>
-      <w:proofErr w:type="spellStart"/>
-      <w:r>
-        <w:rPr>
-          <w:rFonts w:ascii="Calibri" w:hAnsi="Calibri"/>
-          <w:sz w:val="24"/>
-        </w:rPr>
-        <w:t>Sustainable</w:t>
-      </w:r>
-      <w:proofErr w:type="spellEnd"/>
+        <w:t>A Sustainable</w:t>
+      </w:r>
       <w:r>
         <w:rPr>
           <w:rFonts w:ascii="Calibri" w:hAnsi="Calibri"/>
@@ -18041,71 +16503,12 @@
         </w:rPr>
         <w:t xml:space="preserve"> </w:t>
       </w:r>
-      <w:proofErr w:type="spellStart"/>
       <w:r>
         <w:rPr>
           <w:rFonts w:ascii="Calibri" w:hAnsi="Calibri"/>
           <w:sz w:val="24"/>
         </w:rPr>
-        <w:t>Approach</w:t>
-      </w:r>
-      <w:proofErr w:type="spellEnd"/>
-      <w:r>
-        <w:rPr>
-          <w:rFonts w:ascii="Calibri" w:hAnsi="Calibri"/>
-          <w:sz w:val="24"/>
-        </w:rPr>
-        <w:t xml:space="preserve"> to </w:t>
-      </w:r>
-      <w:proofErr w:type="spellStart"/>
-      <w:r>
-        <w:rPr>
-          <w:rFonts w:ascii="Calibri" w:hAnsi="Calibri"/>
-          <w:sz w:val="24"/>
-        </w:rPr>
-        <w:t>Reducing</w:t>
-      </w:r>
-      <w:proofErr w:type="spellEnd"/>
-      <w:r>
-        <w:rPr>
-          <w:rFonts w:ascii="Calibri" w:hAnsi="Calibri"/>
-          <w:sz w:val="24"/>
-        </w:rPr>
-        <w:t xml:space="preserve"> Carbon </w:t>
-      </w:r>
-      <w:proofErr w:type="spellStart"/>
-      <w:r>
-        <w:rPr>
-          <w:rFonts w:ascii="Calibri" w:hAnsi="Calibri"/>
-          <w:sz w:val="24"/>
-        </w:rPr>
-        <w:t>Footprint</w:t>
-      </w:r>
-      <w:proofErr w:type="spellEnd"/>
-      <w:r>
-        <w:rPr>
-          <w:rFonts w:ascii="Calibri" w:hAnsi="Calibri"/>
-          <w:sz w:val="24"/>
-        </w:rPr>
-        <w:t xml:space="preserve">. </w:t>
-      </w:r>
-      <w:proofErr w:type="spellStart"/>
-      <w:proofErr w:type="gramStart"/>
-      <w:r>
-        <w:rPr>
-          <w:rFonts w:ascii="Calibri" w:hAnsi="Calibri"/>
-          <w:sz w:val="24"/>
-        </w:rPr>
-        <w:t>arXiv</w:t>
-      </w:r>
-      <w:proofErr w:type="spellEnd"/>
-      <w:proofErr w:type="gramEnd"/>
-      <w:r>
-        <w:rPr>
-          <w:rFonts w:ascii="Calibri" w:hAnsi="Calibri"/>
-          <w:sz w:val="24"/>
-        </w:rPr>
-        <w:t>. Récupéré sur https://arxiv.org/abs/2509.10462</w:t>
+        <w:t>Approach to Reducing Carbon Footprint. arXiv. Récupéré sur https://arxiv.org/abs/2509.10462</w:t>
       </w:r>
     </w:p>
     <w:p>
@@ -18140,57 +16543,7 @@
           <w:rFonts w:ascii="Calibri" w:hAnsi="Calibri"/>
           <w:sz w:val="24"/>
         </w:rPr>
-        <w:t xml:space="preserve">(2025). Deep </w:t>
-      </w:r>
-      <w:proofErr w:type="spellStart"/>
-      <w:r>
-        <w:rPr>
-          <w:rFonts w:ascii="Calibri" w:hAnsi="Calibri"/>
-          <w:sz w:val="24"/>
-        </w:rPr>
-        <w:t>Reinforcement</w:t>
-      </w:r>
-      <w:proofErr w:type="spellEnd"/>
-      <w:r>
-        <w:rPr>
-          <w:rFonts w:ascii="Calibri" w:hAnsi="Calibri"/>
-          <w:sz w:val="24"/>
-        </w:rPr>
-        <w:t xml:space="preserve"> Learning for Real-Time Green Energy </w:t>
-      </w:r>
-      <w:proofErr w:type="spellStart"/>
-      <w:r>
-        <w:rPr>
-          <w:rFonts w:ascii="Calibri" w:hAnsi="Calibri"/>
-          <w:sz w:val="24"/>
-        </w:rPr>
-        <w:t>Integration</w:t>
-      </w:r>
-      <w:proofErr w:type="spellEnd"/>
-      <w:r>
-        <w:rPr>
-          <w:rFonts w:ascii="Calibri" w:hAnsi="Calibri"/>
-          <w:sz w:val="24"/>
-        </w:rPr>
-        <w:t xml:space="preserve"> in Data Centers. </w:t>
-      </w:r>
-      <w:proofErr w:type="spellStart"/>
-      <w:proofErr w:type="gramStart"/>
-      <w:r>
-        <w:rPr>
-          <w:rFonts w:ascii="Calibri" w:hAnsi="Calibri"/>
-          <w:sz w:val="24"/>
-        </w:rPr>
-        <w:t>arXiv</w:t>
-      </w:r>
-      <w:proofErr w:type="spellEnd"/>
-      <w:proofErr w:type="gramEnd"/>
-      <w:r>
-        <w:rPr>
-          <w:rFonts w:ascii="Calibri" w:hAnsi="Calibri"/>
-          <w:sz w:val="24"/>
-        </w:rPr>
-        <w:t>. Récupéré sur https://arxiv.org/abs/2507.21153</w:t>
+        <w:t>(2025). Deep Reinforcement Learning for Real-Time Green Energy Integration in Data Centers. arXiv. Récupéré sur https://arxiv.org/abs/2507.21153</w:t>
       </w:r>
     </w:p>
     <w:p>
@@ -18242,17 +16595,8 @@
           <w:rFonts w:ascii="Calibri" w:hAnsi="Calibri"/>
           <w:sz w:val="24"/>
         </w:rPr>
-        <w:t>(2025). Learning-</w:t>
-      </w:r>
-      <w:proofErr w:type="spellStart"/>
-      <w:r>
-        <w:rPr>
-          <w:rFonts w:ascii="Calibri" w:hAnsi="Calibri"/>
-          <w:sz w:val="24"/>
-        </w:rPr>
-        <w:t>Enabled</w:t>
-      </w:r>
-      <w:proofErr w:type="spellEnd"/>
+        <w:t>(2025). Learning-Enabled</w:t>
+      </w:r>
       <w:r>
         <w:rPr>
           <w:rFonts w:ascii="Calibri" w:hAnsi="Calibri"/>
@@ -18341,25 +16685,7 @@
           <w:rFonts w:ascii="Calibri" w:hAnsi="Calibri"/>
           <w:sz w:val="24"/>
         </w:rPr>
-        <w:t xml:space="preserve">Centers. </w:t>
-      </w:r>
-      <w:proofErr w:type="spellStart"/>
-      <w:proofErr w:type="gramStart"/>
-      <w:r>
-        <w:rPr>
-          <w:rFonts w:ascii="Calibri" w:hAnsi="Calibri"/>
-          <w:sz w:val="24"/>
-        </w:rPr>
-        <w:t>arXiv</w:t>
-      </w:r>
-      <w:proofErr w:type="spellEnd"/>
-      <w:proofErr w:type="gramEnd"/>
-      <w:r>
-        <w:rPr>
-          <w:rFonts w:ascii="Calibri" w:hAnsi="Calibri"/>
-          <w:sz w:val="24"/>
-        </w:rPr>
-        <w:t>. Récupéré sur https://arxiv.org/abs/2508.06994</w:t>
+        <w:t>Centers. arXiv. Récupéré sur https://arxiv.org/abs/2508.06994</w:t>
       </w:r>
     </w:p>
     <w:p>
@@ -18394,105 +16720,7 @@
           <w:rFonts w:ascii="Calibri" w:hAnsi="Calibri"/>
           <w:sz w:val="24"/>
         </w:rPr>
-        <w:t xml:space="preserve">(2023). SHIELD : </w:t>
-      </w:r>
-      <w:proofErr w:type="spellStart"/>
-      <w:r>
-        <w:rPr>
-          <w:rFonts w:ascii="Calibri" w:hAnsi="Calibri"/>
-          <w:sz w:val="24"/>
-        </w:rPr>
-        <w:t>Sustainable</w:t>
-      </w:r>
-      <w:proofErr w:type="spellEnd"/>
-      <w:r>
-        <w:rPr>
-          <w:rFonts w:ascii="Calibri" w:hAnsi="Calibri"/>
-          <w:sz w:val="24"/>
-        </w:rPr>
-        <w:t xml:space="preserve"> </w:t>
-      </w:r>
-      <w:proofErr w:type="spellStart"/>
-      <w:r>
-        <w:rPr>
-          <w:rFonts w:ascii="Calibri" w:hAnsi="Calibri"/>
-          <w:sz w:val="24"/>
-        </w:rPr>
-        <w:t>Hybrid</w:t>
-      </w:r>
-      <w:proofErr w:type="spellEnd"/>
-      <w:r>
-        <w:rPr>
-          <w:rFonts w:ascii="Calibri" w:hAnsi="Calibri"/>
-          <w:sz w:val="24"/>
-        </w:rPr>
-        <w:t xml:space="preserve"> </w:t>
-      </w:r>
-      <w:proofErr w:type="spellStart"/>
-      <w:r>
-        <w:rPr>
-          <w:rFonts w:ascii="Calibri" w:hAnsi="Calibri"/>
-          <w:sz w:val="24"/>
-        </w:rPr>
-        <w:t>Evolutionary</w:t>
-      </w:r>
-      <w:proofErr w:type="spellEnd"/>
-      <w:r>
-        <w:rPr>
-          <w:rFonts w:ascii="Calibri" w:hAnsi="Calibri"/>
-          <w:sz w:val="24"/>
-        </w:rPr>
-        <w:t xml:space="preserve"> Learning Framework for Carbon, </w:t>
-      </w:r>
-      <w:proofErr w:type="spellStart"/>
-      <w:r>
-        <w:rPr>
-          <w:rFonts w:ascii="Calibri" w:hAnsi="Calibri"/>
-          <w:sz w:val="24"/>
-        </w:rPr>
-        <w:t>Wastewater</w:t>
-      </w:r>
-      <w:proofErr w:type="spellEnd"/>
-      <w:r>
-        <w:rPr>
-          <w:rFonts w:ascii="Calibri" w:hAnsi="Calibri"/>
-          <w:sz w:val="24"/>
-        </w:rPr>
-        <w:t>, and Energy-</w:t>
-      </w:r>
-      <w:proofErr w:type="spellStart"/>
-      <w:r>
-        <w:rPr>
-          <w:rFonts w:ascii="Calibri" w:hAnsi="Calibri"/>
-          <w:sz w:val="24"/>
-        </w:rPr>
-        <w:t>Aware</w:t>
-      </w:r>
-      <w:proofErr w:type="spellEnd"/>
-      <w:r>
-        <w:rPr>
-          <w:rFonts w:ascii="Calibri" w:hAnsi="Calibri"/>
-          <w:sz w:val="24"/>
-        </w:rPr>
-        <w:t xml:space="preserve"> Data Center Management. </w:t>
-      </w:r>
-      <w:proofErr w:type="spellStart"/>
-      <w:proofErr w:type="gramStart"/>
-      <w:r>
-        <w:rPr>
-          <w:rFonts w:ascii="Calibri" w:hAnsi="Calibri"/>
-          <w:sz w:val="24"/>
-        </w:rPr>
-        <w:t>arXiv</w:t>
-      </w:r>
-      <w:proofErr w:type="spellEnd"/>
-      <w:proofErr w:type="gramEnd"/>
-      <w:r>
-        <w:rPr>
-          <w:rFonts w:ascii="Calibri" w:hAnsi="Calibri"/>
-          <w:sz w:val="24"/>
-        </w:rPr>
-        <w:t xml:space="preserve">. Récupéré sur </w:t>
+        <w:t xml:space="preserve">(2023). SHIELD : Sustainable Hybrid Evolutionary Learning Framework for Carbon, Wastewater, and Energy-Aware Data Center Management. arXiv. Récupéré sur </w:t>
       </w:r>
       <w:r>
         <w:rPr>
@@ -18535,96 +16763,7 @@
           <w:rFonts w:ascii="Calibri" w:hAnsi="Calibri"/>
           <w:sz w:val="24"/>
         </w:rPr>
-        <w:t>(2025). Carbon-</w:t>
-      </w:r>
-      <w:proofErr w:type="spellStart"/>
-      <w:r>
-        <w:rPr>
-          <w:rFonts w:ascii="Calibri" w:hAnsi="Calibri"/>
-          <w:sz w:val="24"/>
-        </w:rPr>
-        <w:t>Aware</w:t>
-      </w:r>
-      <w:proofErr w:type="spellEnd"/>
-      <w:r>
-        <w:rPr>
-          <w:rFonts w:ascii="Calibri" w:hAnsi="Calibri"/>
-          <w:sz w:val="24"/>
-        </w:rPr>
-        <w:t xml:space="preserve"> Cloud </w:t>
-      </w:r>
-      <w:proofErr w:type="spellStart"/>
-      <w:proofErr w:type="gramStart"/>
-      <w:r>
-        <w:rPr>
-          <w:rFonts w:ascii="Calibri" w:hAnsi="Calibri"/>
-          <w:sz w:val="24"/>
-        </w:rPr>
-        <w:t>Computing</w:t>
-      </w:r>
-      <w:proofErr w:type="spellEnd"/>
-      <w:r>
-        <w:rPr>
-          <w:rFonts w:ascii="Calibri" w:hAnsi="Calibri"/>
-          <w:sz w:val="24"/>
-        </w:rPr>
-        <w:t>:</w:t>
-      </w:r>
-      <w:proofErr w:type="gramEnd"/>
-      <w:r>
-        <w:rPr>
-          <w:rFonts w:ascii="Calibri" w:hAnsi="Calibri"/>
-          <w:sz w:val="24"/>
-        </w:rPr>
-        <w:t xml:space="preserve"> AI-Driven </w:t>
-      </w:r>
-      <w:proofErr w:type="spellStart"/>
-      <w:r>
-        <w:rPr>
-          <w:rFonts w:ascii="Calibri" w:hAnsi="Calibri"/>
-          <w:sz w:val="24"/>
-        </w:rPr>
-        <w:t>Predictive</w:t>
-      </w:r>
-      <w:proofErr w:type="spellEnd"/>
-      <w:r>
-        <w:rPr>
-          <w:rFonts w:ascii="Calibri" w:hAnsi="Calibri"/>
-          <w:sz w:val="24"/>
-        </w:rPr>
-        <w:t xml:space="preserve"> Modeling and Dynamic </w:t>
-      </w:r>
-      <w:proofErr w:type="spellStart"/>
-      <w:r>
-        <w:rPr>
-          <w:rFonts w:ascii="Calibri" w:hAnsi="Calibri"/>
-          <w:sz w:val="24"/>
-        </w:rPr>
-        <w:t>Optimization</w:t>
-      </w:r>
-      <w:proofErr w:type="spellEnd"/>
-      <w:r>
-        <w:rPr>
-          <w:rFonts w:ascii="Calibri" w:hAnsi="Calibri"/>
-          <w:sz w:val="24"/>
-        </w:rPr>
-        <w:t xml:space="preserve">. Journal of Progress in Engineering, </w:t>
-      </w:r>
-      <w:proofErr w:type="spellStart"/>
-      <w:r>
-        <w:rPr>
-          <w:rFonts w:ascii="Calibri" w:hAnsi="Calibri"/>
-          <w:sz w:val="24"/>
-        </w:rPr>
-        <w:t>Humanities</w:t>
-      </w:r>
-      <w:proofErr w:type="spellEnd"/>
-      <w:r>
-        <w:rPr>
-          <w:rFonts w:ascii="Calibri" w:hAnsi="Calibri"/>
-          <w:sz w:val="24"/>
-        </w:rPr>
-        <w:t xml:space="preserve"> and Social Sciences. Récupéré sur https://doi.org/10.63163/jpehss.v3i3.619</w:t>
+        <w:t>(2025). Carbon-Aware Cloud Computing: AI-Driven Predictive Modeling and Dynamic Optimization. Journal of Progress in Engineering, Humanities and Social Sciences. Récupéré sur https://doi.org/10.63163/jpehss.v3i3.619</w:t>
       </w:r>
     </w:p>
     <w:p>
@@ -18659,176 +16798,7 @@
           <w:rFonts w:ascii="Calibri" w:hAnsi="Calibri"/>
           <w:sz w:val="24"/>
         </w:rPr>
-        <w:t xml:space="preserve">(2024). </w:t>
-      </w:r>
-      <w:proofErr w:type="spellStart"/>
-      <w:r>
-        <w:rPr>
-          <w:rFonts w:ascii="Calibri" w:hAnsi="Calibri"/>
-          <w:sz w:val="24"/>
-        </w:rPr>
-        <w:t>Integrating</w:t>
-      </w:r>
-      <w:proofErr w:type="spellEnd"/>
-      <w:r>
-        <w:rPr>
-          <w:rFonts w:ascii="Calibri" w:hAnsi="Calibri"/>
-          <w:sz w:val="24"/>
-        </w:rPr>
-        <w:t xml:space="preserve"> variable </w:t>
-      </w:r>
-      <w:proofErr w:type="spellStart"/>
-      <w:r>
-        <w:rPr>
-          <w:rFonts w:ascii="Calibri" w:hAnsi="Calibri"/>
-          <w:sz w:val="24"/>
-        </w:rPr>
-        <w:t>renewable</w:t>
-      </w:r>
-      <w:proofErr w:type="spellEnd"/>
-      <w:r>
-        <w:rPr>
-          <w:rFonts w:ascii="Calibri" w:hAnsi="Calibri"/>
-          <w:sz w:val="24"/>
-        </w:rPr>
-        <w:t xml:space="preserve"> </w:t>
-      </w:r>
-      <w:proofErr w:type="spellStart"/>
-      <w:r>
-        <w:rPr>
-          <w:rFonts w:ascii="Calibri" w:hAnsi="Calibri"/>
-          <w:sz w:val="24"/>
-        </w:rPr>
-        <w:t>energy</w:t>
-      </w:r>
-      <w:proofErr w:type="spellEnd"/>
-      <w:r>
-        <w:rPr>
-          <w:rFonts w:ascii="Calibri" w:hAnsi="Calibri"/>
-          <w:sz w:val="24"/>
-        </w:rPr>
-        <w:t xml:space="preserve"> and diverse </w:t>
-      </w:r>
-      <w:proofErr w:type="spellStart"/>
-      <w:proofErr w:type="gramStart"/>
-      <w:r>
-        <w:rPr>
-          <w:rFonts w:ascii="Calibri" w:hAnsi="Calibri"/>
-          <w:sz w:val="24"/>
-        </w:rPr>
-        <w:t>flexibilities</w:t>
-      </w:r>
-      <w:proofErr w:type="spellEnd"/>
-      <w:r>
-        <w:rPr>
-          <w:rFonts w:ascii="Calibri" w:hAnsi="Calibri"/>
-          <w:sz w:val="24"/>
-        </w:rPr>
-        <w:t>:</w:t>
-      </w:r>
-      <w:proofErr w:type="gramEnd"/>
-      <w:r>
-        <w:rPr>
-          <w:rFonts w:ascii="Calibri" w:hAnsi="Calibri"/>
-          <w:sz w:val="24"/>
-        </w:rPr>
-        <w:t xml:space="preserve"> </w:t>
-      </w:r>
-      <w:proofErr w:type="spellStart"/>
-      <w:r>
-        <w:rPr>
-          <w:rFonts w:ascii="Calibri" w:hAnsi="Calibri"/>
-          <w:sz w:val="24"/>
-        </w:rPr>
-        <w:t>Supplying</w:t>
-      </w:r>
-      <w:proofErr w:type="spellEnd"/>
-      <w:r>
-        <w:rPr>
-          <w:rFonts w:ascii="Calibri" w:hAnsi="Calibri"/>
-          <w:sz w:val="24"/>
-        </w:rPr>
-        <w:t xml:space="preserve"> </w:t>
-      </w:r>
-      <w:proofErr w:type="spellStart"/>
-      <w:r>
-        <w:rPr>
-          <w:rFonts w:ascii="Calibri" w:hAnsi="Calibri"/>
-          <w:sz w:val="24"/>
-        </w:rPr>
-        <w:t>carbon</w:t>
-      </w:r>
-      <w:proofErr w:type="spellEnd"/>
-      <w:r>
-        <w:rPr>
-          <w:rFonts w:ascii="Calibri" w:hAnsi="Calibri"/>
-          <w:sz w:val="24"/>
-        </w:rPr>
-        <w:t xml:space="preserve">-free </w:t>
-      </w:r>
-      <w:proofErr w:type="spellStart"/>
-      <w:r>
-        <w:rPr>
-          <w:rFonts w:ascii="Calibri" w:hAnsi="Calibri"/>
-          <w:sz w:val="24"/>
-        </w:rPr>
-        <w:t>energy</w:t>
-      </w:r>
-      <w:proofErr w:type="spellEnd"/>
-      <w:r>
-        <w:rPr>
-          <w:rFonts w:ascii="Calibri" w:hAnsi="Calibri"/>
-          <w:sz w:val="24"/>
-        </w:rPr>
-        <w:t xml:space="preserve"> </w:t>
-      </w:r>
-      <w:proofErr w:type="spellStart"/>
-      <w:r>
-        <w:rPr>
-          <w:rFonts w:ascii="Calibri" w:hAnsi="Calibri"/>
-          <w:sz w:val="24"/>
-        </w:rPr>
-        <w:t>from</w:t>
-      </w:r>
-      <w:proofErr w:type="spellEnd"/>
-      <w:r>
-        <w:rPr>
-          <w:rFonts w:ascii="Calibri" w:hAnsi="Calibri"/>
-          <w:sz w:val="24"/>
-        </w:rPr>
-        <w:t xml:space="preserve"> a </w:t>
-      </w:r>
-      <w:proofErr w:type="spellStart"/>
-      <w:r>
-        <w:rPr>
-          <w:rFonts w:ascii="Calibri" w:hAnsi="Calibri"/>
-          <w:sz w:val="24"/>
-        </w:rPr>
-        <w:t>wind</w:t>
-      </w:r>
-      <w:proofErr w:type="spellEnd"/>
-      <w:r>
-        <w:rPr>
-          <w:rFonts w:ascii="Calibri" w:hAnsi="Calibri"/>
-          <w:sz w:val="24"/>
-        </w:rPr>
-        <w:t xml:space="preserve"> turbine to a data center. Urban </w:t>
-      </w:r>
-      <w:proofErr w:type="spellStart"/>
-      <w:r>
-        <w:rPr>
-          <w:rFonts w:ascii="Calibri" w:hAnsi="Calibri"/>
-          <w:sz w:val="24"/>
-        </w:rPr>
-        <w:t>Climate</w:t>
-      </w:r>
-      <w:proofErr w:type="spellEnd"/>
-      <w:r>
-        <w:rPr>
-          <w:rFonts w:ascii="Calibri" w:hAnsi="Calibri"/>
-          <w:sz w:val="24"/>
-        </w:rPr>
-        <w:t>. Récupéré sur https://doi.org/10.1016/j.uclim.2024.101843</w:t>
+        <w:t>(2024). Integrating variable renewable energy and diverse flexibilities: Supplying carbon-free energy from a wind turbine to a data center. Urban Climate. Récupéré sur https://doi.org/10.1016/j.uclim.2024.101843</w:t>
       </w:r>
     </w:p>
     <w:p>
@@ -18881,7 +16851,6 @@
         </w:rPr>
         <w:t xml:space="preserve"> </w:t>
       </w:r>
-      <w:proofErr w:type="spellStart"/>
       <w:r>
         <w:rPr>
           <w:rFonts w:ascii="Calibri" w:hAnsi="Calibri"/>
@@ -18889,7 +16858,6 @@
         </w:rPr>
         <w:t>Sustainable</w:t>
       </w:r>
-      <w:proofErr w:type="spellEnd"/>
       <w:r>
         <w:rPr>
           <w:rFonts w:ascii="Calibri" w:hAnsi="Calibri"/>
@@ -18898,7 +16866,6 @@
         </w:rPr>
         <w:t xml:space="preserve"> </w:t>
       </w:r>
-      <w:proofErr w:type="spellStart"/>
       <w:r>
         <w:rPr>
           <w:rFonts w:ascii="Calibri" w:hAnsi="Calibri"/>
@@ -18906,7 +16873,6 @@
         </w:rPr>
         <w:t>energy</w:t>
       </w:r>
-      <w:proofErr w:type="spellEnd"/>
       <w:r>
         <w:rPr>
           <w:rFonts w:ascii="Calibri" w:hAnsi="Calibri"/>
@@ -18915,7 +16881,6 @@
         </w:rPr>
         <w:t xml:space="preserve"> </w:t>
       </w:r>
-      <w:proofErr w:type="spellStart"/>
       <w:r>
         <w:rPr>
           <w:rFonts w:ascii="Calibri" w:hAnsi="Calibri"/>
@@ -18923,7 +16888,6 @@
         </w:rPr>
         <w:t>strategies</w:t>
       </w:r>
-      <w:proofErr w:type="spellEnd"/>
       <w:r>
         <w:rPr>
           <w:rFonts w:ascii="Calibri" w:hAnsi="Calibri"/>
@@ -19007,21 +16971,12 @@
         </w:rPr>
         <w:t xml:space="preserve"> </w:t>
       </w:r>
-      <w:proofErr w:type="spellStart"/>
       <w:r>
         <w:rPr>
           <w:rFonts w:ascii="Calibri" w:hAnsi="Calibri"/>
           <w:sz w:val="24"/>
         </w:rPr>
-        <w:t>era</w:t>
-      </w:r>
-      <w:proofErr w:type="spellEnd"/>
-      <w:r>
-        <w:rPr>
-          <w:rFonts w:ascii="Calibri" w:hAnsi="Calibri"/>
-          <w:sz w:val="24"/>
-        </w:rPr>
-        <w:t>.</w:t>
+        <w:t>era.</w:t>
       </w:r>
       <w:r>
         <w:rPr>
@@ -19051,23 +17006,7 @@
           <w:rFonts w:ascii="Calibri" w:hAnsi="Calibri"/>
           <w:sz w:val="24"/>
         </w:rPr>
-        <w:t xml:space="preserve">Journal of Advanced Engineering </w:t>
-      </w:r>
-      <w:proofErr w:type="spellStart"/>
-      <w:r>
-        <w:rPr>
-          <w:rFonts w:ascii="Calibri" w:hAnsi="Calibri"/>
-          <w:sz w:val="24"/>
-        </w:rPr>
-        <w:t>Technology</w:t>
-      </w:r>
-      <w:proofErr w:type="spellEnd"/>
-      <w:r>
-        <w:rPr>
-          <w:rFonts w:ascii="Calibri" w:hAnsi="Calibri"/>
-          <w:sz w:val="24"/>
-        </w:rPr>
-        <w:t xml:space="preserve"> and Sciences. Récupéré sur </w:t>
+        <w:t xml:space="preserve">Journal of Advanced Engineering Technology and Sciences. Récupéré sur </w:t>
       </w:r>
       <w:hyperlink r:id="rId13" w:history="1">
         <w:r>
@@ -19122,39 +17061,7 @@
           <w:rFonts w:ascii="Calibri" w:hAnsi="Calibri"/>
           <w:sz w:val="24"/>
         </w:rPr>
-        <w:t xml:space="preserve">(2024). </w:t>
-      </w:r>
-      <w:proofErr w:type="spellStart"/>
-      <w:r>
-        <w:rPr>
-          <w:rFonts w:ascii="Calibri" w:hAnsi="Calibri"/>
-          <w:sz w:val="24"/>
-        </w:rPr>
-        <w:t>Towards</w:t>
-      </w:r>
-      <w:proofErr w:type="spellEnd"/>
-      <w:r>
-        <w:rPr>
-          <w:rFonts w:ascii="Calibri" w:hAnsi="Calibri"/>
-          <w:sz w:val="24"/>
-        </w:rPr>
-        <w:t xml:space="preserve"> Energy Efficient Cloud : Green and Intelligent Migration of </w:t>
-      </w:r>
-      <w:proofErr w:type="spellStart"/>
-      <w:r>
-        <w:rPr>
-          <w:rFonts w:ascii="Calibri" w:hAnsi="Calibri"/>
-          <w:sz w:val="24"/>
-        </w:rPr>
-        <w:t>Traditional</w:t>
-      </w:r>
-      <w:proofErr w:type="spellEnd"/>
-      <w:r>
-        <w:rPr>
-          <w:rFonts w:ascii="Calibri" w:hAnsi="Calibri"/>
-          <w:sz w:val="24"/>
-        </w:rPr>
-        <w:t xml:space="preserve"> Energy Sources. Energies (MDPI). Récupéré sur </w:t>
+        <w:t xml:space="preserve">(2024). Towards Energy Efficient Cloud : Green and Intelligent Migration of Traditional Energy Sources. Energies (MDPI). Récupéré sur </w:t>
       </w:r>
       <w:r>
         <w:rPr>
@@ -19305,7 +17212,6 @@
         </w:rPr>
         <w:t xml:space="preserve"> </w:t>
       </w:r>
-      <w:proofErr w:type="gramStart"/>
       <w:r>
         <w:rPr>
           <w:rFonts w:ascii="Calibri"/>
@@ -19313,7 +17219,6 @@
         </w:rPr>
         <w:t>a</w:t>
       </w:r>
-      <w:proofErr w:type="gramEnd"/>
       <w:r>
         <w:rPr>
           <w:rFonts w:ascii="Calibri"/>
@@ -19352,7 +17257,6 @@
         </w:rPr>
         <w:t xml:space="preserve"> </w:t>
       </w:r>
-      <w:proofErr w:type="spellStart"/>
       <w:r>
         <w:rPr>
           <w:rFonts w:ascii="Calibri"/>
@@ -19360,7 +17264,6 @@
         </w:rPr>
         <w:t>flexibility</w:t>
       </w:r>
-      <w:proofErr w:type="spellEnd"/>
       <w:r>
         <w:rPr>
           <w:rFonts w:ascii="Calibri"/>
@@ -19399,21 +17302,12 @@
         </w:rPr>
         <w:t xml:space="preserve"> </w:t>
       </w:r>
-      <w:proofErr w:type="spellStart"/>
       <w:r>
         <w:rPr>
           <w:rFonts w:ascii="Calibri"/>
           <w:sz w:val="24"/>
         </w:rPr>
-        <w:t>systems</w:t>
-      </w:r>
-      <w:proofErr w:type="spellEnd"/>
-      <w:r>
-        <w:rPr>
-          <w:rFonts w:ascii="Calibri"/>
-          <w:sz w:val="24"/>
-        </w:rPr>
-        <w:t>.</w:t>
+        <w:t>systems.</w:t>
       </w:r>
       <w:r>
         <w:rPr>
@@ -19477,7 +17371,7 @@
 </file>
 
 <file path=word/endnotes.xml><?xml version="1.0" encoding="utf-8"?>
-<w:endnotes xmlns:wpc="http://schemas.microsoft.com/office/word/2010/wordprocessingCanvas" xmlns:cx="http://schemas.microsoft.com/office/drawing/2014/chartex" xmlns:cx1="http://schemas.microsoft.com/office/drawing/2015/9/8/chartex" xmlns:cx2="http://schemas.microsoft.com/office/drawing/2015/10/21/chartex" xmlns:cx3="http://schemas.microsoft.com/office/drawing/2016/5/9/chartex" xmlns:cx4="http://schemas.microsoft.com/office/drawing/2016/5/10/chartex" xmlns:cx5="http://schemas.microsoft.com/office/drawing/2016/5/11/chartex" xmlns:cx6="http://schemas.microsoft.com/office/drawing/2016/5/12/chartex" xmlns:cx7="http://schemas.microsoft.com/office/drawing/2016/5/13/chartex" xmlns:cx8="http://schemas.microsoft.com/office/drawing/2016/5/14/chartex" xmlns:mc="http://schemas.openxmlformats.org/markup-compatibility/2006" xmlns:aink="http://schemas.microsoft.com/office/drawing/2016/ink" xmlns:am3d="http://schemas.microsoft.com/office/drawing/2017/model3d" xmlns:o="urn:schemas-microsoft-com:office:office" xmlns:oel="http://schemas.microsoft.com/office/2019/extlst" xmlns:r="http://schemas.openxmlformats.org/officeDocument/2006/relationships" xmlns:m="http://schemas.openxmlformats.org/officeDocument/2006/math" xmlns:v="urn:schemas-microsoft-com:vml" xmlns:wp14="http://schemas.microsoft.com/office/word/2010/wordprocessingDrawing" xmlns:wp="http://schemas.openxmlformats.org/drawingml/2006/wordprocessingDrawing" xmlns:w10="urn:schemas-microsoft-com:office:word" xmlns:w="http://schemas.openxmlformats.org/wordprocessingml/2006/main" xmlns:w14="http://schemas.microsoft.com/office/word/2010/wordml" xmlns:w15="http://schemas.microsoft.com/office/word/2012/wordml" xmlns:w16cex="http://schemas.microsoft.com/office/word/2018/wordml/cex" xmlns:w16cid="http://schemas.microsoft.com/office/word/2016/wordml/cid" xmlns:w16="http://schemas.microsoft.com/office/word/2018/wordml" xmlns:w16du="http://schemas.microsoft.com/office/word/2023/wordml/word16du" xmlns:w16sdtdh="http://schemas.microsoft.com/office/word/2020/wordml/sdtdatahash" xmlns:w16sdtfl="http://schemas.microsoft.com/office/word/2024/wordml/sdtformatlock" xmlns:w16se="http://schemas.microsoft.com/office/word/2015/wordml/symex" xmlns:wpg="http://schemas.microsoft.com/office/word/2010/wordprocessingGroup" xmlns:wpi="http://schemas.microsoft.com/office/word/2010/wordprocessingInk" xmlns:wne="http://schemas.microsoft.com/office/word/2006/wordml" xmlns:wps="http://schemas.microsoft.com/office/word/2010/wordprocessingShape" mc:Ignorable="w14 w15 w16se w16cid w16 w16cex w16sdtdh w16sdtfl w16du wp14">
+<w:endnotes xmlns:wpc="http://schemas.microsoft.com/office/word/2010/wordprocessingCanvas" xmlns:cx="http://schemas.microsoft.com/office/drawing/2014/chartex" xmlns:cx1="http://schemas.microsoft.com/office/drawing/2015/9/8/chartex" xmlns:cx2="http://schemas.microsoft.com/office/drawing/2015/10/21/chartex" xmlns:cx3="http://schemas.microsoft.com/office/drawing/2016/5/9/chartex" xmlns:cx4="http://schemas.microsoft.com/office/drawing/2016/5/10/chartex" xmlns:cx5="http://schemas.microsoft.com/office/drawing/2016/5/11/chartex" xmlns:cx6="http://schemas.microsoft.com/office/drawing/2016/5/12/chartex" xmlns:cx7="http://schemas.microsoft.com/office/drawing/2016/5/13/chartex" xmlns:cx8="http://schemas.microsoft.com/office/drawing/2016/5/14/chartex" xmlns:mc="http://schemas.openxmlformats.org/markup-compatibility/2006" xmlns:aink="http://schemas.microsoft.com/office/drawing/2016/ink" xmlns:am3d="http://schemas.microsoft.com/office/drawing/2017/model3d" xmlns:o="urn:schemas-microsoft-com:office:office" xmlns:oel="http://schemas.microsoft.com/office/2019/extlst" xmlns:r="http://schemas.openxmlformats.org/officeDocument/2006/relationships" xmlns:m="http://schemas.openxmlformats.org/officeDocument/2006/math" xmlns:v="urn:schemas-microsoft-com:vml" xmlns:wp14="http://schemas.microsoft.com/office/word/2010/wordprocessingDrawing" xmlns:wp="http://schemas.openxmlformats.org/drawingml/2006/wordprocessingDrawing" xmlns:w10="urn:schemas-microsoft-com:office:word" xmlns:w="http://schemas.openxmlformats.org/wordprocessingml/2006/main" xmlns:w14="http://schemas.microsoft.com/office/word/2010/wordml" xmlns:w15="http://schemas.microsoft.com/office/word/2012/wordml" xmlns:w16cex="http://schemas.microsoft.com/office/word/2018/wordml/cex" xmlns:w16cid="http://schemas.microsoft.com/office/word/2016/wordml/cid" xmlns:w16="http://schemas.microsoft.com/office/word/2018/wordml" xmlns:w16sdtdh="http://schemas.microsoft.com/office/word/2020/wordml/sdtdatahash" xmlns:w16se="http://schemas.microsoft.com/office/word/2015/wordml/symex" xmlns:wpg="http://schemas.microsoft.com/office/word/2010/wordprocessingGroup" xmlns:wpi="http://schemas.microsoft.com/office/word/2010/wordprocessingInk" xmlns:wne="http://schemas.microsoft.com/office/word/2006/wordml" xmlns:wps="http://schemas.microsoft.com/office/word/2010/wordprocessingShape" mc:Ignorable="w14 w15 w16se w16cid w16 w16cex w16sdtdh wp14">
   <w:endnote w:type="separator" w:id="-1">
     <w:p>
       <w:r>
@@ -19496,7 +17390,7 @@
 </file>
 
 <file path=word/footnotes.xml><?xml version="1.0" encoding="utf-8"?>
-<w:footnotes xmlns:wpc="http://schemas.microsoft.com/office/word/2010/wordprocessingCanvas" xmlns:cx="http://schemas.microsoft.com/office/drawing/2014/chartex" xmlns:cx1="http://schemas.microsoft.com/office/drawing/2015/9/8/chartex" xmlns:cx2="http://schemas.microsoft.com/office/drawing/2015/10/21/chartex" xmlns:cx3="http://schemas.microsoft.com/office/drawing/2016/5/9/chartex" xmlns:cx4="http://schemas.microsoft.com/office/drawing/2016/5/10/chartex" xmlns:cx5="http://schemas.microsoft.com/office/drawing/2016/5/11/chartex" xmlns:cx6="http://schemas.microsoft.com/office/drawing/2016/5/12/chartex" xmlns:cx7="http://schemas.microsoft.com/office/drawing/2016/5/13/chartex" xmlns:cx8="http://schemas.microsoft.com/office/drawing/2016/5/14/chartex" xmlns:mc="http://schemas.openxmlformats.org/markup-compatibility/2006" xmlns:aink="http://schemas.microsoft.com/office/drawing/2016/ink" xmlns:am3d="http://schemas.microsoft.com/office/drawing/2017/model3d" xmlns:o="urn:schemas-microsoft-com:office:office" xmlns:oel="http://schemas.microsoft.com/office/2019/extlst" xmlns:r="http://schemas.openxmlformats.org/officeDocument/2006/relationships" xmlns:m="http://schemas.openxmlformats.org/officeDocument/2006/math" xmlns:v="urn:schemas-microsoft-com:vml" xmlns:wp14="http://schemas.microsoft.com/office/word/2010/wordprocessingDrawing" xmlns:wp="http://schemas.openxmlformats.org/drawingml/2006/wordprocessingDrawing" xmlns:w10="urn:schemas-microsoft-com:office:word" xmlns:w="http://schemas.openxmlformats.org/wordprocessingml/2006/main" xmlns:w14="http://schemas.microsoft.com/office/word/2010/wordml" xmlns:w15="http://schemas.microsoft.com/office/word/2012/wordml" xmlns:w16cex="http://schemas.microsoft.com/office/word/2018/wordml/cex" xmlns:w16cid="http://schemas.microsoft.com/office/word/2016/wordml/cid" xmlns:w16="http://schemas.microsoft.com/office/word/2018/wordml" xmlns:w16du="http://schemas.microsoft.com/office/word/2023/wordml/word16du" xmlns:w16sdtdh="http://schemas.microsoft.com/office/word/2020/wordml/sdtdatahash" xmlns:w16sdtfl="http://schemas.microsoft.com/office/word/2024/wordml/sdtformatlock" xmlns:w16se="http://schemas.microsoft.com/office/word/2015/wordml/symex" xmlns:wpg="http://schemas.microsoft.com/office/word/2010/wordprocessingGroup" xmlns:wpi="http://schemas.microsoft.com/office/word/2010/wordprocessingInk" xmlns:wne="http://schemas.microsoft.com/office/word/2006/wordml" xmlns:wps="http://schemas.microsoft.com/office/word/2010/wordprocessingShape" mc:Ignorable="w14 w15 w16se w16cid w16 w16cex w16sdtdh w16sdtfl w16du wp14">
+<w:footnotes xmlns:wpc="http://schemas.microsoft.com/office/word/2010/wordprocessingCanvas" xmlns:cx="http://schemas.microsoft.com/office/drawing/2014/chartex" xmlns:cx1="http://schemas.microsoft.com/office/drawing/2015/9/8/chartex" xmlns:cx2="http://schemas.microsoft.com/office/drawing/2015/10/21/chartex" xmlns:cx3="http://schemas.microsoft.com/office/drawing/2016/5/9/chartex" xmlns:cx4="http://schemas.microsoft.com/office/drawing/2016/5/10/chartex" xmlns:cx5="http://schemas.microsoft.com/office/drawing/2016/5/11/chartex" xmlns:cx6="http://schemas.microsoft.com/office/drawing/2016/5/12/chartex" xmlns:cx7="http://schemas.microsoft.com/office/drawing/2016/5/13/chartex" xmlns:cx8="http://schemas.microsoft.com/office/drawing/2016/5/14/chartex" xmlns:mc="http://schemas.openxmlformats.org/markup-compatibility/2006" xmlns:aink="http://schemas.microsoft.com/office/drawing/2016/ink" xmlns:am3d="http://schemas.microsoft.com/office/drawing/2017/model3d" xmlns:o="urn:schemas-microsoft-com:office:office" xmlns:oel="http://schemas.microsoft.com/office/2019/extlst" xmlns:r="http://schemas.openxmlformats.org/officeDocument/2006/relationships" xmlns:m="http://schemas.openxmlformats.org/officeDocument/2006/math" xmlns:v="urn:schemas-microsoft-com:vml" xmlns:wp14="http://schemas.microsoft.com/office/word/2010/wordprocessingDrawing" xmlns:wp="http://schemas.openxmlformats.org/drawingml/2006/wordprocessingDrawing" xmlns:w10="urn:schemas-microsoft-com:office:word" xmlns:w="http://schemas.openxmlformats.org/wordprocessingml/2006/main" xmlns:w14="http://schemas.microsoft.com/office/word/2010/wordml" xmlns:w15="http://schemas.microsoft.com/office/word/2012/wordml" xmlns:w16cex="http://schemas.microsoft.com/office/word/2018/wordml/cex" xmlns:w16cid="http://schemas.microsoft.com/office/word/2016/wordml/cid" xmlns:w16="http://schemas.microsoft.com/office/word/2018/wordml" xmlns:w16sdtdh="http://schemas.microsoft.com/office/word/2020/wordml/sdtdatahash" xmlns:w16se="http://schemas.microsoft.com/office/word/2015/wordml/symex" xmlns:wpg="http://schemas.microsoft.com/office/word/2010/wordprocessingGroup" xmlns:wpi="http://schemas.microsoft.com/office/word/2010/wordprocessingInk" xmlns:wne="http://schemas.microsoft.com/office/word/2006/wordml" xmlns:wps="http://schemas.microsoft.com/office/word/2010/wordprocessingShape" mc:Ignorable="w14 w15 w16se w16cid w16 w16cex w16sdtdh wp14">
   <w:footnote w:type="separator" w:id="-1">
     <w:p>
       <w:r>
@@ -19515,7 +17409,7 @@
 </file>
 
 <file path=word/numbering.xml><?xml version="1.0" encoding="utf-8"?>
-<w:numbering xmlns:wpc="http://schemas.microsoft.com/office/word/2010/wordprocessingCanvas" xmlns:cx="http://schemas.microsoft.com/office/drawing/2014/chartex" xmlns:cx1="http://schemas.microsoft.com/office/drawing/2015/9/8/chartex" xmlns:cx2="http://schemas.microsoft.com/office/drawing/2015/10/21/chartex" xmlns:cx3="http://schemas.microsoft.com/office/drawing/2016/5/9/chartex" xmlns:cx4="http://schemas.microsoft.com/office/drawing/2016/5/10/chartex" xmlns:cx5="http://schemas.microsoft.com/office/drawing/2016/5/11/chartex" xmlns:cx6="http://schemas.microsoft.com/office/drawing/2016/5/12/chartex" xmlns:cx7="http://schemas.microsoft.com/office/drawing/2016/5/13/chartex" xmlns:cx8="http://schemas.microsoft.com/office/drawing/2016/5/14/chartex" xmlns:mc="http://schemas.openxmlformats.org/markup-compatibility/2006" xmlns:aink="http://schemas.microsoft.com/office/drawing/2016/ink" xmlns:am3d="http://schemas.microsoft.com/office/drawing/2017/model3d" xmlns:o="urn:schemas-microsoft-com:office:office" xmlns:oel="http://schemas.microsoft.com/office/2019/extlst" xmlns:r="http://schemas.openxmlformats.org/officeDocument/2006/relationships" xmlns:m="http://schemas.openxmlformats.org/officeDocument/2006/math" xmlns:v="urn:schemas-microsoft-com:vml" xmlns:wp14="http://schemas.microsoft.com/office/word/2010/wordprocessingDrawing" xmlns:wp="http://schemas.openxmlformats.org/drawingml/2006/wordprocessingDrawing" xmlns:w10="urn:schemas-microsoft-com:office:word" xmlns:w="http://schemas.openxmlformats.org/wordprocessingml/2006/main" xmlns:w14="http://schemas.microsoft.com/office/word/2010/wordml" xmlns:w15="http://schemas.microsoft.com/office/word/2012/wordml" xmlns:w16cex="http://schemas.microsoft.com/office/word/2018/wordml/cex" xmlns:w16cid="http://schemas.microsoft.com/office/word/2016/wordml/cid" xmlns:w16="http://schemas.microsoft.com/office/word/2018/wordml" xmlns:w16du="http://schemas.microsoft.com/office/word/2023/wordml/word16du" xmlns:w16sdtdh="http://schemas.microsoft.com/office/word/2020/wordml/sdtdatahash" xmlns:w16sdtfl="http://schemas.microsoft.com/office/word/2024/wordml/sdtformatlock" xmlns:w16se="http://schemas.microsoft.com/office/word/2015/wordml/symex" xmlns:wpg="http://schemas.microsoft.com/office/word/2010/wordprocessingGroup" xmlns:wpi="http://schemas.microsoft.com/office/word/2010/wordprocessingInk" xmlns:wne="http://schemas.microsoft.com/office/word/2006/wordml" xmlns:wps="http://schemas.microsoft.com/office/word/2010/wordprocessingShape" mc:Ignorable="w14 w15 w16se w16cid w16 w16cex w16sdtdh w16sdtfl w16du wp14">
+<w:numbering xmlns:wpc="http://schemas.microsoft.com/office/word/2010/wordprocessingCanvas" xmlns:cx="http://schemas.microsoft.com/office/drawing/2014/chartex" xmlns:cx1="http://schemas.microsoft.com/office/drawing/2015/9/8/chartex" xmlns:cx2="http://schemas.microsoft.com/office/drawing/2015/10/21/chartex" xmlns:cx3="http://schemas.microsoft.com/office/drawing/2016/5/9/chartex" xmlns:cx4="http://schemas.microsoft.com/office/drawing/2016/5/10/chartex" xmlns:cx5="http://schemas.microsoft.com/office/drawing/2016/5/11/chartex" xmlns:cx6="http://schemas.microsoft.com/office/drawing/2016/5/12/chartex" xmlns:cx7="http://schemas.microsoft.com/office/drawing/2016/5/13/chartex" xmlns:cx8="http://schemas.microsoft.com/office/drawing/2016/5/14/chartex" xmlns:mc="http://schemas.openxmlformats.org/markup-compatibility/2006" xmlns:aink="http://schemas.microsoft.com/office/drawing/2016/ink" xmlns:am3d="http://schemas.microsoft.com/office/drawing/2017/model3d" xmlns:o="urn:schemas-microsoft-com:office:office" xmlns:oel="http://schemas.microsoft.com/office/2019/extlst" xmlns:r="http://schemas.openxmlformats.org/officeDocument/2006/relationships" xmlns:m="http://schemas.openxmlformats.org/officeDocument/2006/math" xmlns:v="urn:schemas-microsoft-com:vml" xmlns:wp14="http://schemas.microsoft.com/office/word/2010/wordprocessingDrawing" xmlns:wp="http://schemas.openxmlformats.org/drawingml/2006/wordprocessingDrawing" xmlns:w10="urn:schemas-microsoft-com:office:word" xmlns:w="http://schemas.openxmlformats.org/wordprocessingml/2006/main" xmlns:w14="http://schemas.microsoft.com/office/word/2010/wordml" xmlns:w15="http://schemas.microsoft.com/office/word/2012/wordml" xmlns:w16cex="http://schemas.microsoft.com/office/word/2018/wordml/cex" xmlns:w16cid="http://schemas.microsoft.com/office/word/2016/wordml/cid" xmlns:w16="http://schemas.microsoft.com/office/word/2018/wordml" xmlns:w16sdtdh="http://schemas.microsoft.com/office/word/2020/wordml/sdtdatahash" xmlns:w16se="http://schemas.microsoft.com/office/word/2015/wordml/symex" xmlns:wpg="http://schemas.microsoft.com/office/word/2010/wordprocessingGroup" xmlns:wpi="http://schemas.microsoft.com/office/word/2010/wordprocessingInk" xmlns:wne="http://schemas.microsoft.com/office/word/2006/wordml" xmlns:wps="http://schemas.microsoft.com/office/word/2010/wordprocessingShape" mc:Ignorable="w14 w15 w16se w16cid w16 w16cex w16sdtdh wp14">
   <w:abstractNum w:abstractNumId="0" w15:restartNumberingAfterBreak="0">
     <w:nsid w:val="074B01B5"/>
     <w:multiLevelType w:val="hybridMultilevel"/>
@@ -20609,6 +18503,155 @@
     </w:lvl>
   </w:abstractNum>
   <w:abstractNum w:abstractNumId="9" w15:restartNumberingAfterBreak="0">
+    <w:nsid w:val="1D2C576C"/>
+    <w:multiLevelType w:val="multilevel"/>
+    <w:tmpl w:val="04B87E46"/>
+    <w:lvl w:ilvl="0">
+      <w:start w:val="1"/>
+      <w:numFmt w:val="bullet"/>
+      <w:lvlText w:val=""/>
+      <w:lvlJc w:val="left"/>
+      <w:pPr>
+        <w:tabs>
+          <w:tab w:val="num" w:pos="720"/>
+        </w:tabs>
+        <w:ind w:left="720" w:hanging="360"/>
+      </w:pPr>
+      <w:rPr>
+        <w:rFonts w:ascii="Symbol" w:hAnsi="Symbol" w:hint="default"/>
+        <w:sz w:val="20"/>
+      </w:rPr>
+    </w:lvl>
+    <w:lvl w:ilvl="1" w:tentative="1">
+      <w:start w:val="1"/>
+      <w:numFmt w:val="bullet"/>
+      <w:lvlText w:val="o"/>
+      <w:lvlJc w:val="left"/>
+      <w:pPr>
+        <w:tabs>
+          <w:tab w:val="num" w:pos="1440"/>
+        </w:tabs>
+        <w:ind w:left="1440" w:hanging="360"/>
+      </w:pPr>
+      <w:rPr>
+        <w:rFonts w:ascii="Courier New" w:hAnsi="Courier New" w:hint="default"/>
+        <w:sz w:val="20"/>
+      </w:rPr>
+    </w:lvl>
+    <w:lvl w:ilvl="2" w:tentative="1">
+      <w:start w:val="1"/>
+      <w:numFmt w:val="bullet"/>
+      <w:lvlText w:val=""/>
+      <w:lvlJc w:val="left"/>
+      <w:pPr>
+        <w:tabs>
+          <w:tab w:val="num" w:pos="2160"/>
+        </w:tabs>
+        <w:ind w:left="2160" w:hanging="360"/>
+      </w:pPr>
+      <w:rPr>
+        <w:rFonts w:ascii="Wingdings" w:hAnsi="Wingdings" w:hint="default"/>
+        <w:sz w:val="20"/>
+      </w:rPr>
+    </w:lvl>
+    <w:lvl w:ilvl="3" w:tentative="1">
+      <w:start w:val="1"/>
+      <w:numFmt w:val="bullet"/>
+      <w:lvlText w:val=""/>
+      <w:lvlJc w:val="left"/>
+      <w:pPr>
+        <w:tabs>
+          <w:tab w:val="num" w:pos="2880"/>
+        </w:tabs>
+        <w:ind w:left="2880" w:hanging="360"/>
+      </w:pPr>
+      <w:rPr>
+        <w:rFonts w:ascii="Wingdings" w:hAnsi="Wingdings" w:hint="default"/>
+        <w:sz w:val="20"/>
+      </w:rPr>
+    </w:lvl>
+    <w:lvl w:ilvl="4" w:tentative="1">
+      <w:start w:val="1"/>
+      <w:numFmt w:val="bullet"/>
+      <w:lvlText w:val=""/>
+      <w:lvlJc w:val="left"/>
+      <w:pPr>
+        <w:tabs>
+          <w:tab w:val="num" w:pos="3600"/>
+        </w:tabs>
+        <w:ind w:left="3600" w:hanging="360"/>
+      </w:pPr>
+      <w:rPr>
+        <w:rFonts w:ascii="Wingdings" w:hAnsi="Wingdings" w:hint="default"/>
+        <w:sz w:val="20"/>
+      </w:rPr>
+    </w:lvl>
+    <w:lvl w:ilvl="5" w:tentative="1">
+      <w:start w:val="1"/>
+      <w:numFmt w:val="bullet"/>
+      <w:lvlText w:val=""/>
+      <w:lvlJc w:val="left"/>
+      <w:pPr>
+        <w:tabs>
+          <w:tab w:val="num" w:pos="4320"/>
+        </w:tabs>
+        <w:ind w:left="4320" w:hanging="360"/>
+      </w:pPr>
+      <w:rPr>
+        <w:rFonts w:ascii="Wingdings" w:hAnsi="Wingdings" w:hint="default"/>
+        <w:sz w:val="20"/>
+      </w:rPr>
+    </w:lvl>
+    <w:lvl w:ilvl="6" w:tentative="1">
+      <w:start w:val="1"/>
+      <w:numFmt w:val="bullet"/>
+      <w:lvlText w:val=""/>
+      <w:lvlJc w:val="left"/>
+      <w:pPr>
+        <w:tabs>
+          <w:tab w:val="num" w:pos="5040"/>
+        </w:tabs>
+        <w:ind w:left="5040" w:hanging="360"/>
+      </w:pPr>
+      <w:rPr>
+        <w:rFonts w:ascii="Wingdings" w:hAnsi="Wingdings" w:hint="default"/>
+        <w:sz w:val="20"/>
+      </w:rPr>
+    </w:lvl>
+    <w:lvl w:ilvl="7" w:tentative="1">
+      <w:start w:val="1"/>
+      <w:numFmt w:val="bullet"/>
+      <w:lvlText w:val=""/>
+      <w:lvlJc w:val="left"/>
+      <w:pPr>
+        <w:tabs>
+          <w:tab w:val="num" w:pos="5760"/>
+        </w:tabs>
+        <w:ind w:left="5760" w:hanging="360"/>
+      </w:pPr>
+      <w:rPr>
+        <w:rFonts w:ascii="Wingdings" w:hAnsi="Wingdings" w:hint="default"/>
+        <w:sz w:val="20"/>
+      </w:rPr>
+    </w:lvl>
+    <w:lvl w:ilvl="8" w:tentative="1">
+      <w:start w:val="1"/>
+      <w:numFmt w:val="bullet"/>
+      <w:lvlText w:val=""/>
+      <w:lvlJc w:val="left"/>
+      <w:pPr>
+        <w:tabs>
+          <w:tab w:val="num" w:pos="6480"/>
+        </w:tabs>
+        <w:ind w:left="6480" w:hanging="360"/>
+      </w:pPr>
+      <w:rPr>
+        <w:rFonts w:ascii="Wingdings" w:hAnsi="Wingdings" w:hint="default"/>
+        <w:sz w:val="20"/>
+      </w:rPr>
+    </w:lvl>
+  </w:abstractNum>
+  <w:abstractNum w:abstractNumId="10" w15:restartNumberingAfterBreak="0">
     <w:nsid w:val="20E34D1B"/>
     <w:multiLevelType w:val="hybridMultilevel"/>
     <w:tmpl w:val="896A1ECA"/>
@@ -20721,7 +18764,7 @@
       </w:rPr>
     </w:lvl>
   </w:abstractNum>
-  <w:abstractNum w:abstractNumId="10" w15:restartNumberingAfterBreak="0">
+  <w:abstractNum w:abstractNumId="11" w15:restartNumberingAfterBreak="0">
     <w:nsid w:val="21B24EE5"/>
     <w:multiLevelType w:val="hybridMultilevel"/>
     <w:tmpl w:val="FB80F2DA"/>
@@ -20842,7 +18885,7 @@
       </w:rPr>
     </w:lvl>
   </w:abstractNum>
-  <w:abstractNum w:abstractNumId="11" w15:restartNumberingAfterBreak="0">
+  <w:abstractNum w:abstractNumId="12" w15:restartNumberingAfterBreak="0">
     <w:nsid w:val="247B400C"/>
     <w:multiLevelType w:val="hybridMultilevel"/>
     <w:tmpl w:val="7FE87C90"/>
@@ -20963,7 +19006,156 @@
       </w:rPr>
     </w:lvl>
   </w:abstractNum>
-  <w:abstractNum w:abstractNumId="12" w15:restartNumberingAfterBreak="0">
+  <w:abstractNum w:abstractNumId="13" w15:restartNumberingAfterBreak="0">
+    <w:nsid w:val="270F369A"/>
+    <w:multiLevelType w:val="multilevel"/>
+    <w:tmpl w:val="BC9E94FA"/>
+    <w:lvl w:ilvl="0">
+      <w:start w:val="1"/>
+      <w:numFmt w:val="bullet"/>
+      <w:lvlText w:val=""/>
+      <w:lvlJc w:val="left"/>
+      <w:pPr>
+        <w:tabs>
+          <w:tab w:val="num" w:pos="720"/>
+        </w:tabs>
+        <w:ind w:left="720" w:hanging="360"/>
+      </w:pPr>
+      <w:rPr>
+        <w:rFonts w:ascii="Symbol" w:hAnsi="Symbol" w:hint="default"/>
+        <w:sz w:val="20"/>
+      </w:rPr>
+    </w:lvl>
+    <w:lvl w:ilvl="1" w:tentative="1">
+      <w:start w:val="1"/>
+      <w:numFmt w:val="bullet"/>
+      <w:lvlText w:val="o"/>
+      <w:lvlJc w:val="left"/>
+      <w:pPr>
+        <w:tabs>
+          <w:tab w:val="num" w:pos="1440"/>
+        </w:tabs>
+        <w:ind w:left="1440" w:hanging="360"/>
+      </w:pPr>
+      <w:rPr>
+        <w:rFonts w:ascii="Courier New" w:hAnsi="Courier New" w:hint="default"/>
+        <w:sz w:val="20"/>
+      </w:rPr>
+    </w:lvl>
+    <w:lvl w:ilvl="2" w:tentative="1">
+      <w:start w:val="1"/>
+      <w:numFmt w:val="bullet"/>
+      <w:lvlText w:val=""/>
+      <w:lvlJc w:val="left"/>
+      <w:pPr>
+        <w:tabs>
+          <w:tab w:val="num" w:pos="2160"/>
+        </w:tabs>
+        <w:ind w:left="2160" w:hanging="360"/>
+      </w:pPr>
+      <w:rPr>
+        <w:rFonts w:ascii="Wingdings" w:hAnsi="Wingdings" w:hint="default"/>
+        <w:sz w:val="20"/>
+      </w:rPr>
+    </w:lvl>
+    <w:lvl w:ilvl="3" w:tentative="1">
+      <w:start w:val="1"/>
+      <w:numFmt w:val="bullet"/>
+      <w:lvlText w:val=""/>
+      <w:lvlJc w:val="left"/>
+      <w:pPr>
+        <w:tabs>
+          <w:tab w:val="num" w:pos="2880"/>
+        </w:tabs>
+        <w:ind w:left="2880" w:hanging="360"/>
+      </w:pPr>
+      <w:rPr>
+        <w:rFonts w:ascii="Wingdings" w:hAnsi="Wingdings" w:hint="default"/>
+        <w:sz w:val="20"/>
+      </w:rPr>
+    </w:lvl>
+    <w:lvl w:ilvl="4" w:tentative="1">
+      <w:start w:val="1"/>
+      <w:numFmt w:val="bullet"/>
+      <w:lvlText w:val=""/>
+      <w:lvlJc w:val="left"/>
+      <w:pPr>
+        <w:tabs>
+          <w:tab w:val="num" w:pos="3600"/>
+        </w:tabs>
+        <w:ind w:left="3600" w:hanging="360"/>
+      </w:pPr>
+      <w:rPr>
+        <w:rFonts w:ascii="Wingdings" w:hAnsi="Wingdings" w:hint="default"/>
+        <w:sz w:val="20"/>
+      </w:rPr>
+    </w:lvl>
+    <w:lvl w:ilvl="5" w:tentative="1">
+      <w:start w:val="1"/>
+      <w:numFmt w:val="bullet"/>
+      <w:lvlText w:val=""/>
+      <w:lvlJc w:val="left"/>
+      <w:pPr>
+        <w:tabs>
+          <w:tab w:val="num" w:pos="4320"/>
+        </w:tabs>
+        <w:ind w:left="4320" w:hanging="360"/>
+      </w:pPr>
+      <w:rPr>
+        <w:rFonts w:ascii="Wingdings" w:hAnsi="Wingdings" w:hint="default"/>
+        <w:sz w:val="20"/>
+      </w:rPr>
+    </w:lvl>
+    <w:lvl w:ilvl="6" w:tentative="1">
+      <w:start w:val="1"/>
+      <w:numFmt w:val="bullet"/>
+      <w:lvlText w:val=""/>
+      <w:lvlJc w:val="left"/>
+      <w:pPr>
+        <w:tabs>
+          <w:tab w:val="num" w:pos="5040"/>
+        </w:tabs>
+        <w:ind w:left="5040" w:hanging="360"/>
+      </w:pPr>
+      <w:rPr>
+        <w:rFonts w:ascii="Wingdings" w:hAnsi="Wingdings" w:hint="default"/>
+        <w:sz w:val="20"/>
+      </w:rPr>
+    </w:lvl>
+    <w:lvl w:ilvl="7" w:tentative="1">
+      <w:start w:val="1"/>
+      <w:numFmt w:val="bullet"/>
+      <w:lvlText w:val=""/>
+      <w:lvlJc w:val="left"/>
+      <w:pPr>
+        <w:tabs>
+          <w:tab w:val="num" w:pos="5760"/>
+        </w:tabs>
+        <w:ind w:left="5760" w:hanging="360"/>
+      </w:pPr>
+      <w:rPr>
+        <w:rFonts w:ascii="Wingdings" w:hAnsi="Wingdings" w:hint="default"/>
+        <w:sz w:val="20"/>
+      </w:rPr>
+    </w:lvl>
+    <w:lvl w:ilvl="8" w:tentative="1">
+      <w:start w:val="1"/>
+      <w:numFmt w:val="bullet"/>
+      <w:lvlText w:val=""/>
+      <w:lvlJc w:val="left"/>
+      <w:pPr>
+        <w:tabs>
+          <w:tab w:val="num" w:pos="6480"/>
+        </w:tabs>
+        <w:ind w:left="6480" w:hanging="360"/>
+      </w:pPr>
+      <w:rPr>
+        <w:rFonts w:ascii="Wingdings" w:hAnsi="Wingdings" w:hint="default"/>
+        <w:sz w:val="20"/>
+      </w:rPr>
+    </w:lvl>
+  </w:abstractNum>
+  <w:abstractNum w:abstractNumId="14" w15:restartNumberingAfterBreak="0">
     <w:nsid w:val="2BAD5607"/>
     <w:multiLevelType w:val="hybridMultilevel"/>
     <w:tmpl w:val="1DA8126E"/>
@@ -21076,7 +19268,7 @@
       </w:rPr>
     </w:lvl>
   </w:abstractNum>
-  <w:abstractNum w:abstractNumId="13" w15:restartNumberingAfterBreak="0">
+  <w:abstractNum w:abstractNumId="15" w15:restartNumberingAfterBreak="0">
     <w:nsid w:val="2C796AAE"/>
     <w:multiLevelType w:val="hybridMultilevel"/>
     <w:tmpl w:val="D8909182"/>
@@ -21189,7 +19381,156 @@
       </w:rPr>
     </w:lvl>
   </w:abstractNum>
-  <w:abstractNum w:abstractNumId="14" w15:restartNumberingAfterBreak="0">
+  <w:abstractNum w:abstractNumId="16" w15:restartNumberingAfterBreak="0">
+    <w:nsid w:val="2EED0708"/>
+    <w:multiLevelType w:val="multilevel"/>
+    <w:tmpl w:val="CA4C6396"/>
+    <w:lvl w:ilvl="0">
+      <w:start w:val="1"/>
+      <w:numFmt w:val="bullet"/>
+      <w:lvlText w:val=""/>
+      <w:lvlJc w:val="left"/>
+      <w:pPr>
+        <w:tabs>
+          <w:tab w:val="num" w:pos="720"/>
+        </w:tabs>
+        <w:ind w:left="720" w:hanging="360"/>
+      </w:pPr>
+      <w:rPr>
+        <w:rFonts w:ascii="Symbol" w:hAnsi="Symbol" w:hint="default"/>
+        <w:sz w:val="20"/>
+      </w:rPr>
+    </w:lvl>
+    <w:lvl w:ilvl="1" w:tentative="1">
+      <w:start w:val="1"/>
+      <w:numFmt w:val="bullet"/>
+      <w:lvlText w:val="o"/>
+      <w:lvlJc w:val="left"/>
+      <w:pPr>
+        <w:tabs>
+          <w:tab w:val="num" w:pos="1440"/>
+        </w:tabs>
+        <w:ind w:left="1440" w:hanging="360"/>
+      </w:pPr>
+      <w:rPr>
+        <w:rFonts w:ascii="Courier New" w:hAnsi="Courier New" w:hint="default"/>
+        <w:sz w:val="20"/>
+      </w:rPr>
+    </w:lvl>
+    <w:lvl w:ilvl="2" w:tentative="1">
+      <w:start w:val="1"/>
+      <w:numFmt w:val="bullet"/>
+      <w:lvlText w:val=""/>
+      <w:lvlJc w:val="left"/>
+      <w:pPr>
+        <w:tabs>
+          <w:tab w:val="num" w:pos="2160"/>
+        </w:tabs>
+        <w:ind w:left="2160" w:hanging="360"/>
+      </w:pPr>
+      <w:rPr>
+        <w:rFonts w:ascii="Wingdings" w:hAnsi="Wingdings" w:hint="default"/>
+        <w:sz w:val="20"/>
+      </w:rPr>
+    </w:lvl>
+    <w:lvl w:ilvl="3" w:tentative="1">
+      <w:start w:val="1"/>
+      <w:numFmt w:val="bullet"/>
+      <w:lvlText w:val=""/>
+      <w:lvlJc w:val="left"/>
+      <w:pPr>
+        <w:tabs>
+          <w:tab w:val="num" w:pos="2880"/>
+        </w:tabs>
+        <w:ind w:left="2880" w:hanging="360"/>
+      </w:pPr>
+      <w:rPr>
+        <w:rFonts w:ascii="Wingdings" w:hAnsi="Wingdings" w:hint="default"/>
+        <w:sz w:val="20"/>
+      </w:rPr>
+    </w:lvl>
+    <w:lvl w:ilvl="4" w:tentative="1">
+      <w:start w:val="1"/>
+      <w:numFmt w:val="bullet"/>
+      <w:lvlText w:val=""/>
+      <w:lvlJc w:val="left"/>
+      <w:pPr>
+        <w:tabs>
+          <w:tab w:val="num" w:pos="3600"/>
+        </w:tabs>
+        <w:ind w:left="3600" w:hanging="360"/>
+      </w:pPr>
+      <w:rPr>
+        <w:rFonts w:ascii="Wingdings" w:hAnsi="Wingdings" w:hint="default"/>
+        <w:sz w:val="20"/>
+      </w:rPr>
+    </w:lvl>
+    <w:lvl w:ilvl="5" w:tentative="1">
+      <w:start w:val="1"/>
+      <w:numFmt w:val="bullet"/>
+      <w:lvlText w:val=""/>
+      <w:lvlJc w:val="left"/>
+      <w:pPr>
+        <w:tabs>
+          <w:tab w:val="num" w:pos="4320"/>
+        </w:tabs>
+        <w:ind w:left="4320" w:hanging="360"/>
+      </w:pPr>
+      <w:rPr>
+        <w:rFonts w:ascii="Wingdings" w:hAnsi="Wingdings" w:hint="default"/>
+        <w:sz w:val="20"/>
+      </w:rPr>
+    </w:lvl>
+    <w:lvl w:ilvl="6" w:tentative="1">
+      <w:start w:val="1"/>
+      <w:numFmt w:val="bullet"/>
+      <w:lvlText w:val=""/>
+      <w:lvlJc w:val="left"/>
+      <w:pPr>
+        <w:tabs>
+          <w:tab w:val="num" w:pos="5040"/>
+        </w:tabs>
+        <w:ind w:left="5040" w:hanging="360"/>
+      </w:pPr>
+      <w:rPr>
+        <w:rFonts w:ascii="Wingdings" w:hAnsi="Wingdings" w:hint="default"/>
+        <w:sz w:val="20"/>
+      </w:rPr>
+    </w:lvl>
+    <w:lvl w:ilvl="7" w:tentative="1">
+      <w:start w:val="1"/>
+      <w:numFmt w:val="bullet"/>
+      <w:lvlText w:val=""/>
+      <w:lvlJc w:val="left"/>
+      <w:pPr>
+        <w:tabs>
+          <w:tab w:val="num" w:pos="5760"/>
+        </w:tabs>
+        <w:ind w:left="5760" w:hanging="360"/>
+      </w:pPr>
+      <w:rPr>
+        <w:rFonts w:ascii="Wingdings" w:hAnsi="Wingdings" w:hint="default"/>
+        <w:sz w:val="20"/>
+      </w:rPr>
+    </w:lvl>
+    <w:lvl w:ilvl="8" w:tentative="1">
+      <w:start w:val="1"/>
+      <w:numFmt w:val="bullet"/>
+      <w:lvlText w:val=""/>
+      <w:lvlJc w:val="left"/>
+      <w:pPr>
+        <w:tabs>
+          <w:tab w:val="num" w:pos="6480"/>
+        </w:tabs>
+        <w:ind w:left="6480" w:hanging="360"/>
+      </w:pPr>
+      <w:rPr>
+        <w:rFonts w:ascii="Wingdings" w:hAnsi="Wingdings" w:hint="default"/>
+        <w:sz w:val="20"/>
+      </w:rPr>
+    </w:lvl>
+  </w:abstractNum>
+  <w:abstractNum w:abstractNumId="17" w15:restartNumberingAfterBreak="0">
     <w:nsid w:val="30E50BA3"/>
     <w:multiLevelType w:val="hybridMultilevel"/>
     <w:tmpl w:val="2174A382"/>
@@ -21302,7 +19643,7 @@
       </w:rPr>
     </w:lvl>
   </w:abstractNum>
-  <w:abstractNum w:abstractNumId="15" w15:restartNumberingAfterBreak="0">
+  <w:abstractNum w:abstractNumId="18" w15:restartNumberingAfterBreak="0">
     <w:nsid w:val="330F109F"/>
     <w:multiLevelType w:val="hybridMultilevel"/>
     <w:tmpl w:val="99F6EF8C"/>
@@ -21423,7 +19764,7 @@
       </w:rPr>
     </w:lvl>
   </w:abstractNum>
-  <w:abstractNum w:abstractNumId="16" w15:restartNumberingAfterBreak="0">
+  <w:abstractNum w:abstractNumId="19" w15:restartNumberingAfterBreak="0">
     <w:nsid w:val="351E06D8"/>
     <w:multiLevelType w:val="multilevel"/>
     <w:tmpl w:val="9E18741E"/>
@@ -21572,7 +19913,7 @@
       </w:rPr>
     </w:lvl>
   </w:abstractNum>
-  <w:abstractNum w:abstractNumId="17" w15:restartNumberingAfterBreak="0">
+  <w:abstractNum w:abstractNumId="20" w15:restartNumberingAfterBreak="0">
     <w:nsid w:val="35955790"/>
     <w:multiLevelType w:val="hybridMultilevel"/>
     <w:tmpl w:val="BB9A82C2"/>
@@ -21685,7 +20026,7 @@
       </w:rPr>
     </w:lvl>
   </w:abstractNum>
-  <w:abstractNum w:abstractNumId="18" w15:restartNumberingAfterBreak="0">
+  <w:abstractNum w:abstractNumId="21" w15:restartNumberingAfterBreak="0">
     <w:nsid w:val="35BB73DD"/>
     <w:multiLevelType w:val="hybridMultilevel"/>
     <w:tmpl w:val="726E594C"/>
@@ -21806,7 +20147,7 @@
       </w:rPr>
     </w:lvl>
   </w:abstractNum>
-  <w:abstractNum w:abstractNumId="19" w15:restartNumberingAfterBreak="0">
+  <w:abstractNum w:abstractNumId="22" w15:restartNumberingAfterBreak="0">
     <w:nsid w:val="3ACC6806"/>
     <w:multiLevelType w:val="hybridMultilevel"/>
     <w:tmpl w:val="95267E8A"/>
@@ -21919,7 +20260,7 @@
       </w:rPr>
     </w:lvl>
   </w:abstractNum>
-  <w:abstractNum w:abstractNumId="20" w15:restartNumberingAfterBreak="0">
+  <w:abstractNum w:abstractNumId="23" w15:restartNumberingAfterBreak="0">
     <w:nsid w:val="45D40A12"/>
     <w:multiLevelType w:val="multilevel"/>
     <w:tmpl w:val="242892AC"/>
@@ -22055,7 +20396,7 @@
       </w:rPr>
     </w:lvl>
   </w:abstractNum>
-  <w:abstractNum w:abstractNumId="21" w15:restartNumberingAfterBreak="0">
+  <w:abstractNum w:abstractNumId="24" w15:restartNumberingAfterBreak="0">
     <w:nsid w:val="49EB0800"/>
     <w:multiLevelType w:val="multilevel"/>
     <w:tmpl w:val="2CE0EAD0"/>
@@ -22204,7 +20545,7 @@
       </w:rPr>
     </w:lvl>
   </w:abstractNum>
-  <w:abstractNum w:abstractNumId="22" w15:restartNumberingAfterBreak="0">
+  <w:abstractNum w:abstractNumId="25" w15:restartNumberingAfterBreak="0">
     <w:nsid w:val="4CB9213B"/>
     <w:multiLevelType w:val="multilevel"/>
     <w:tmpl w:val="1870C1A8"/>
@@ -22353,7 +20694,156 @@
       </w:rPr>
     </w:lvl>
   </w:abstractNum>
-  <w:abstractNum w:abstractNumId="23" w15:restartNumberingAfterBreak="0">
+  <w:abstractNum w:abstractNumId="26" w15:restartNumberingAfterBreak="0">
+    <w:nsid w:val="52986959"/>
+    <w:multiLevelType w:val="multilevel"/>
+    <w:tmpl w:val="915604B0"/>
+    <w:lvl w:ilvl="0">
+      <w:start w:val="1"/>
+      <w:numFmt w:val="bullet"/>
+      <w:lvlText w:val=""/>
+      <w:lvlJc w:val="left"/>
+      <w:pPr>
+        <w:tabs>
+          <w:tab w:val="num" w:pos="720"/>
+        </w:tabs>
+        <w:ind w:left="720" w:hanging="360"/>
+      </w:pPr>
+      <w:rPr>
+        <w:rFonts w:ascii="Symbol" w:hAnsi="Symbol" w:hint="default"/>
+        <w:sz w:val="20"/>
+      </w:rPr>
+    </w:lvl>
+    <w:lvl w:ilvl="1" w:tentative="1">
+      <w:start w:val="1"/>
+      <w:numFmt w:val="bullet"/>
+      <w:lvlText w:val="o"/>
+      <w:lvlJc w:val="left"/>
+      <w:pPr>
+        <w:tabs>
+          <w:tab w:val="num" w:pos="1440"/>
+        </w:tabs>
+        <w:ind w:left="1440" w:hanging="360"/>
+      </w:pPr>
+      <w:rPr>
+        <w:rFonts w:ascii="Courier New" w:hAnsi="Courier New" w:hint="default"/>
+        <w:sz w:val="20"/>
+      </w:rPr>
+    </w:lvl>
+    <w:lvl w:ilvl="2" w:tentative="1">
+      <w:start w:val="1"/>
+      <w:numFmt w:val="bullet"/>
+      <w:lvlText w:val=""/>
+      <w:lvlJc w:val="left"/>
+      <w:pPr>
+        <w:tabs>
+          <w:tab w:val="num" w:pos="2160"/>
+        </w:tabs>
+        <w:ind w:left="2160" w:hanging="360"/>
+      </w:pPr>
+      <w:rPr>
+        <w:rFonts w:ascii="Wingdings" w:hAnsi="Wingdings" w:hint="default"/>
+        <w:sz w:val="20"/>
+      </w:rPr>
+    </w:lvl>
+    <w:lvl w:ilvl="3" w:tentative="1">
+      <w:start w:val="1"/>
+      <w:numFmt w:val="bullet"/>
+      <w:lvlText w:val=""/>
+      <w:lvlJc w:val="left"/>
+      <w:pPr>
+        <w:tabs>
+          <w:tab w:val="num" w:pos="2880"/>
+        </w:tabs>
+        <w:ind w:left="2880" w:hanging="360"/>
+      </w:pPr>
+      <w:rPr>
+        <w:rFonts w:ascii="Wingdings" w:hAnsi="Wingdings" w:hint="default"/>
+        <w:sz w:val="20"/>
+      </w:rPr>
+    </w:lvl>
+    <w:lvl w:ilvl="4" w:tentative="1">
+      <w:start w:val="1"/>
+      <w:numFmt w:val="bullet"/>
+      <w:lvlText w:val=""/>
+      <w:lvlJc w:val="left"/>
+      <w:pPr>
+        <w:tabs>
+          <w:tab w:val="num" w:pos="3600"/>
+        </w:tabs>
+        <w:ind w:left="3600" w:hanging="360"/>
+      </w:pPr>
+      <w:rPr>
+        <w:rFonts w:ascii="Wingdings" w:hAnsi="Wingdings" w:hint="default"/>
+        <w:sz w:val="20"/>
+      </w:rPr>
+    </w:lvl>
+    <w:lvl w:ilvl="5" w:tentative="1">
+      <w:start w:val="1"/>
+      <w:numFmt w:val="bullet"/>
+      <w:lvlText w:val=""/>
+      <w:lvlJc w:val="left"/>
+      <w:pPr>
+        <w:tabs>
+          <w:tab w:val="num" w:pos="4320"/>
+        </w:tabs>
+        <w:ind w:left="4320" w:hanging="360"/>
+      </w:pPr>
+      <w:rPr>
+        <w:rFonts w:ascii="Wingdings" w:hAnsi="Wingdings" w:hint="default"/>
+        <w:sz w:val="20"/>
+      </w:rPr>
+    </w:lvl>
+    <w:lvl w:ilvl="6" w:tentative="1">
+      <w:start w:val="1"/>
+      <w:numFmt w:val="bullet"/>
+      <w:lvlText w:val=""/>
+      <w:lvlJc w:val="left"/>
+      <w:pPr>
+        <w:tabs>
+          <w:tab w:val="num" w:pos="5040"/>
+        </w:tabs>
+        <w:ind w:left="5040" w:hanging="360"/>
+      </w:pPr>
+      <w:rPr>
+        <w:rFonts w:ascii="Wingdings" w:hAnsi="Wingdings" w:hint="default"/>
+        <w:sz w:val="20"/>
+      </w:rPr>
+    </w:lvl>
+    <w:lvl w:ilvl="7" w:tentative="1">
+      <w:start w:val="1"/>
+      <w:numFmt w:val="bullet"/>
+      <w:lvlText w:val=""/>
+      <w:lvlJc w:val="left"/>
+      <w:pPr>
+        <w:tabs>
+          <w:tab w:val="num" w:pos="5760"/>
+        </w:tabs>
+        <w:ind w:left="5760" w:hanging="360"/>
+      </w:pPr>
+      <w:rPr>
+        <w:rFonts w:ascii="Wingdings" w:hAnsi="Wingdings" w:hint="default"/>
+        <w:sz w:val="20"/>
+      </w:rPr>
+    </w:lvl>
+    <w:lvl w:ilvl="8" w:tentative="1">
+      <w:start w:val="1"/>
+      <w:numFmt w:val="bullet"/>
+      <w:lvlText w:val=""/>
+      <w:lvlJc w:val="left"/>
+      <w:pPr>
+        <w:tabs>
+          <w:tab w:val="num" w:pos="6480"/>
+        </w:tabs>
+        <w:ind w:left="6480" w:hanging="360"/>
+      </w:pPr>
+      <w:rPr>
+        <w:rFonts w:ascii="Wingdings" w:hAnsi="Wingdings" w:hint="default"/>
+        <w:sz w:val="20"/>
+      </w:rPr>
+    </w:lvl>
+  </w:abstractNum>
+  <w:abstractNum w:abstractNumId="27" w15:restartNumberingAfterBreak="0">
     <w:nsid w:val="52E27BF6"/>
     <w:multiLevelType w:val="hybridMultilevel"/>
     <w:tmpl w:val="A0369E3A"/>
@@ -22466,7 +20956,7 @@
       </w:rPr>
     </w:lvl>
   </w:abstractNum>
-  <w:abstractNum w:abstractNumId="24" w15:restartNumberingAfterBreak="0">
+  <w:abstractNum w:abstractNumId="28" w15:restartNumberingAfterBreak="0">
     <w:nsid w:val="548669E2"/>
     <w:multiLevelType w:val="hybridMultilevel"/>
     <w:tmpl w:val="7D1C18C4"/>
@@ -22579,7 +21069,7 @@
       </w:rPr>
     </w:lvl>
   </w:abstractNum>
-  <w:abstractNum w:abstractNumId="25" w15:restartNumberingAfterBreak="0">
+  <w:abstractNum w:abstractNumId="29" w15:restartNumberingAfterBreak="0">
     <w:nsid w:val="5950124D"/>
     <w:multiLevelType w:val="hybridMultilevel"/>
     <w:tmpl w:val="6E60CA0C"/>
@@ -22696,7 +21186,7 @@
       </w:rPr>
     </w:lvl>
   </w:abstractNum>
-  <w:abstractNum w:abstractNumId="26" w15:restartNumberingAfterBreak="0">
+  <w:abstractNum w:abstractNumId="30" w15:restartNumberingAfterBreak="0">
     <w:nsid w:val="5DEB55E2"/>
     <w:multiLevelType w:val="hybridMultilevel"/>
     <w:tmpl w:val="13448F72"/>
@@ -22809,7 +21299,7 @@
       </w:rPr>
     </w:lvl>
   </w:abstractNum>
-  <w:abstractNum w:abstractNumId="27" w15:restartNumberingAfterBreak="0">
+  <w:abstractNum w:abstractNumId="31" w15:restartNumberingAfterBreak="0">
     <w:nsid w:val="61485C97"/>
     <w:multiLevelType w:val="hybridMultilevel"/>
     <w:tmpl w:val="69EE2BD8"/>
@@ -22922,7 +21412,7 @@
       </w:rPr>
     </w:lvl>
   </w:abstractNum>
-  <w:abstractNum w:abstractNumId="28" w15:restartNumberingAfterBreak="0">
+  <w:abstractNum w:abstractNumId="32" w15:restartNumberingAfterBreak="0">
     <w:nsid w:val="67236AD2"/>
     <w:multiLevelType w:val="multilevel"/>
     <w:tmpl w:val="7EF4E876"/>
@@ -23054,7 +21544,7 @@
       </w:rPr>
     </w:lvl>
   </w:abstractNum>
-  <w:abstractNum w:abstractNumId="29" w15:restartNumberingAfterBreak="0">
+  <w:abstractNum w:abstractNumId="33" w15:restartNumberingAfterBreak="0">
     <w:nsid w:val="681D7226"/>
     <w:multiLevelType w:val="hybridMultilevel"/>
     <w:tmpl w:val="80FCE4E0"/>
@@ -23167,7 +21657,7 @@
       </w:rPr>
     </w:lvl>
   </w:abstractNum>
-  <w:abstractNum w:abstractNumId="30" w15:restartNumberingAfterBreak="0">
+  <w:abstractNum w:abstractNumId="34" w15:restartNumberingAfterBreak="0">
     <w:nsid w:val="696B74FA"/>
     <w:multiLevelType w:val="hybridMultilevel"/>
     <w:tmpl w:val="8110D36E"/>
@@ -23280,7 +21770,156 @@
       </w:rPr>
     </w:lvl>
   </w:abstractNum>
-  <w:abstractNum w:abstractNumId="31" w15:restartNumberingAfterBreak="0">
+  <w:abstractNum w:abstractNumId="35" w15:restartNumberingAfterBreak="0">
+    <w:nsid w:val="727C4124"/>
+    <w:multiLevelType w:val="multilevel"/>
+    <w:tmpl w:val="61EAC8FC"/>
+    <w:lvl w:ilvl="0">
+      <w:start w:val="1"/>
+      <w:numFmt w:val="bullet"/>
+      <w:lvlText w:val=""/>
+      <w:lvlJc w:val="left"/>
+      <w:pPr>
+        <w:tabs>
+          <w:tab w:val="num" w:pos="720"/>
+        </w:tabs>
+        <w:ind w:left="720" w:hanging="360"/>
+      </w:pPr>
+      <w:rPr>
+        <w:rFonts w:ascii="Symbol" w:hAnsi="Symbol" w:hint="default"/>
+        <w:sz w:val="20"/>
+      </w:rPr>
+    </w:lvl>
+    <w:lvl w:ilvl="1" w:tentative="1">
+      <w:start w:val="1"/>
+      <w:numFmt w:val="bullet"/>
+      <w:lvlText w:val="o"/>
+      <w:lvlJc w:val="left"/>
+      <w:pPr>
+        <w:tabs>
+          <w:tab w:val="num" w:pos="1440"/>
+        </w:tabs>
+        <w:ind w:left="1440" w:hanging="360"/>
+      </w:pPr>
+      <w:rPr>
+        <w:rFonts w:ascii="Courier New" w:hAnsi="Courier New" w:hint="default"/>
+        <w:sz w:val="20"/>
+      </w:rPr>
+    </w:lvl>
+    <w:lvl w:ilvl="2" w:tentative="1">
+      <w:start w:val="1"/>
+      <w:numFmt w:val="bullet"/>
+      <w:lvlText w:val=""/>
+      <w:lvlJc w:val="left"/>
+      <w:pPr>
+        <w:tabs>
+          <w:tab w:val="num" w:pos="2160"/>
+        </w:tabs>
+        <w:ind w:left="2160" w:hanging="360"/>
+      </w:pPr>
+      <w:rPr>
+        <w:rFonts w:ascii="Wingdings" w:hAnsi="Wingdings" w:hint="default"/>
+        <w:sz w:val="20"/>
+      </w:rPr>
+    </w:lvl>
+    <w:lvl w:ilvl="3" w:tentative="1">
+      <w:start w:val="1"/>
+      <w:numFmt w:val="bullet"/>
+      <w:lvlText w:val=""/>
+      <w:lvlJc w:val="left"/>
+      <w:pPr>
+        <w:tabs>
+          <w:tab w:val="num" w:pos="2880"/>
+        </w:tabs>
+        <w:ind w:left="2880" w:hanging="360"/>
+      </w:pPr>
+      <w:rPr>
+        <w:rFonts w:ascii="Wingdings" w:hAnsi="Wingdings" w:hint="default"/>
+        <w:sz w:val="20"/>
+      </w:rPr>
+    </w:lvl>
+    <w:lvl w:ilvl="4" w:tentative="1">
+      <w:start w:val="1"/>
+      <w:numFmt w:val="bullet"/>
+      <w:lvlText w:val=""/>
+      <w:lvlJc w:val="left"/>
+      <w:pPr>
+        <w:tabs>
+          <w:tab w:val="num" w:pos="3600"/>
+        </w:tabs>
+        <w:ind w:left="3600" w:hanging="360"/>
+      </w:pPr>
+      <w:rPr>
+        <w:rFonts w:ascii="Wingdings" w:hAnsi="Wingdings" w:hint="default"/>
+        <w:sz w:val="20"/>
+      </w:rPr>
+    </w:lvl>
+    <w:lvl w:ilvl="5" w:tentative="1">
+      <w:start w:val="1"/>
+      <w:numFmt w:val="bullet"/>
+      <w:lvlText w:val=""/>
+      <w:lvlJc w:val="left"/>
+      <w:pPr>
+        <w:tabs>
+          <w:tab w:val="num" w:pos="4320"/>
+        </w:tabs>
+        <w:ind w:left="4320" w:hanging="360"/>
+      </w:pPr>
+      <w:rPr>
+        <w:rFonts w:ascii="Wingdings" w:hAnsi="Wingdings" w:hint="default"/>
+        <w:sz w:val="20"/>
+      </w:rPr>
+    </w:lvl>
+    <w:lvl w:ilvl="6" w:tentative="1">
+      <w:start w:val="1"/>
+      <w:numFmt w:val="bullet"/>
+      <w:lvlText w:val=""/>
+      <w:lvlJc w:val="left"/>
+      <w:pPr>
+        <w:tabs>
+          <w:tab w:val="num" w:pos="5040"/>
+        </w:tabs>
+        <w:ind w:left="5040" w:hanging="360"/>
+      </w:pPr>
+      <w:rPr>
+        <w:rFonts w:ascii="Wingdings" w:hAnsi="Wingdings" w:hint="default"/>
+        <w:sz w:val="20"/>
+      </w:rPr>
+    </w:lvl>
+    <w:lvl w:ilvl="7" w:tentative="1">
+      <w:start w:val="1"/>
+      <w:numFmt w:val="bullet"/>
+      <w:lvlText w:val=""/>
+      <w:lvlJc w:val="left"/>
+      <w:pPr>
+        <w:tabs>
+          <w:tab w:val="num" w:pos="5760"/>
+        </w:tabs>
+        <w:ind w:left="5760" w:hanging="360"/>
+      </w:pPr>
+      <w:rPr>
+        <w:rFonts w:ascii="Wingdings" w:hAnsi="Wingdings" w:hint="default"/>
+        <w:sz w:val="20"/>
+      </w:rPr>
+    </w:lvl>
+    <w:lvl w:ilvl="8" w:tentative="1">
+      <w:start w:val="1"/>
+      <w:numFmt w:val="bullet"/>
+      <w:lvlText w:val=""/>
+      <w:lvlJc w:val="left"/>
+      <w:pPr>
+        <w:tabs>
+          <w:tab w:val="num" w:pos="6480"/>
+        </w:tabs>
+        <w:ind w:left="6480" w:hanging="360"/>
+      </w:pPr>
+      <w:rPr>
+        <w:rFonts w:ascii="Wingdings" w:hAnsi="Wingdings" w:hint="default"/>
+        <w:sz w:val="20"/>
+      </w:rPr>
+    </w:lvl>
+  </w:abstractNum>
+  <w:abstractNum w:abstractNumId="36" w15:restartNumberingAfterBreak="0">
     <w:nsid w:val="732D4363"/>
     <w:multiLevelType w:val="hybridMultilevel"/>
     <w:tmpl w:val="DE84F56C"/>
@@ -23402,49 +22041,49 @@
     </w:lvl>
   </w:abstractNum>
   <w:num w:numId="1" w16cid:durableId="1763061442">
-    <w:abstractNumId w:val="31"/>
+    <w:abstractNumId w:val="36"/>
   </w:num>
   <w:num w:numId="2" w16cid:durableId="983898039">
-    <w:abstractNumId w:val="18"/>
+    <w:abstractNumId w:val="21"/>
   </w:num>
   <w:num w:numId="3" w16cid:durableId="1058162794">
     <w:abstractNumId w:val="1"/>
   </w:num>
   <w:num w:numId="4" w16cid:durableId="2024088947">
-    <w:abstractNumId w:val="11"/>
+    <w:abstractNumId w:val="12"/>
   </w:num>
   <w:num w:numId="5" w16cid:durableId="337276930">
-    <w:abstractNumId w:val="15"/>
+    <w:abstractNumId w:val="18"/>
   </w:num>
   <w:num w:numId="6" w16cid:durableId="1684428700">
-    <w:abstractNumId w:val="10"/>
+    <w:abstractNumId w:val="11"/>
   </w:num>
   <w:num w:numId="7" w16cid:durableId="485244456">
     <w:abstractNumId w:val="5"/>
   </w:num>
   <w:num w:numId="8" w16cid:durableId="1485707457">
-    <w:abstractNumId w:val="25"/>
+    <w:abstractNumId w:val="29"/>
   </w:num>
   <w:num w:numId="9" w16cid:durableId="436607681">
-    <w:abstractNumId w:val="20"/>
+    <w:abstractNumId w:val="23"/>
   </w:num>
   <w:num w:numId="10" w16cid:durableId="363100114">
-    <w:abstractNumId w:val="28"/>
+    <w:abstractNumId w:val="32"/>
   </w:num>
   <w:num w:numId="11" w16cid:durableId="288896630">
     <w:abstractNumId w:val="6"/>
   </w:num>
   <w:num w:numId="12" w16cid:durableId="488600134">
-    <w:abstractNumId w:val="17"/>
+    <w:abstractNumId w:val="20"/>
   </w:num>
   <w:num w:numId="13" w16cid:durableId="87820070">
-    <w:abstractNumId w:val="26"/>
+    <w:abstractNumId w:val="30"/>
   </w:num>
   <w:num w:numId="14" w16cid:durableId="1063793003">
     <w:abstractNumId w:val="0"/>
   </w:num>
   <w:num w:numId="15" w16cid:durableId="805463891">
-    <w:abstractNumId w:val="19"/>
+    <w:abstractNumId w:val="22"/>
   </w:num>
   <w:num w:numId="16" w16cid:durableId="554242679">
     <w:abstractNumId w:val="7"/>
@@ -23453,16 +22092,16 @@
     <w:abstractNumId w:val="2"/>
   </w:num>
   <w:num w:numId="18" w16cid:durableId="2124685619">
-    <w:abstractNumId w:val="29"/>
+    <w:abstractNumId w:val="33"/>
   </w:num>
   <w:num w:numId="19" w16cid:durableId="1793673038">
-    <w:abstractNumId w:val="21"/>
+    <w:abstractNumId w:val="24"/>
   </w:num>
   <w:num w:numId="20" w16cid:durableId="88815163">
-    <w:abstractNumId w:val="9"/>
+    <w:abstractNumId w:val="10"/>
   </w:num>
   <w:num w:numId="21" w16cid:durableId="1418134865">
-    <w:abstractNumId w:val="13"/>
+    <w:abstractNumId w:val="15"/>
   </w:num>
   <w:num w:numId="22" w16cid:durableId="1865702025">
     <w:abstractNumId w:val="3"/>
@@ -23474,34 +22113,49 @@
     <w:abstractNumId w:val="8"/>
   </w:num>
   <w:num w:numId="25" w16cid:durableId="1777213022">
-    <w:abstractNumId w:val="12"/>
+    <w:abstractNumId w:val="14"/>
   </w:num>
   <w:num w:numId="26" w16cid:durableId="1072462234">
-    <w:abstractNumId w:val="23"/>
+    <w:abstractNumId w:val="27"/>
   </w:num>
   <w:num w:numId="27" w16cid:durableId="1108112898">
-    <w:abstractNumId w:val="30"/>
+    <w:abstractNumId w:val="34"/>
   </w:num>
   <w:num w:numId="28" w16cid:durableId="2121026418">
-    <w:abstractNumId w:val="16"/>
+    <w:abstractNumId w:val="19"/>
   </w:num>
   <w:num w:numId="29" w16cid:durableId="1110054698">
-    <w:abstractNumId w:val="27"/>
+    <w:abstractNumId w:val="31"/>
   </w:num>
   <w:num w:numId="30" w16cid:durableId="676930913">
-    <w:abstractNumId w:val="14"/>
+    <w:abstractNumId w:val="17"/>
   </w:num>
   <w:num w:numId="31" w16cid:durableId="19355620">
-    <w:abstractNumId w:val="22"/>
+    <w:abstractNumId w:val="25"/>
   </w:num>
   <w:num w:numId="32" w16cid:durableId="642394279">
-    <w:abstractNumId w:val="24"/>
+    <w:abstractNumId w:val="28"/>
+  </w:num>
+  <w:num w:numId="33" w16cid:durableId="911544322">
+    <w:abstractNumId w:val="13"/>
+  </w:num>
+  <w:num w:numId="34" w16cid:durableId="1515723827">
+    <w:abstractNumId w:val="35"/>
+  </w:num>
+  <w:num w:numId="35" w16cid:durableId="302539031">
+    <w:abstractNumId w:val="26"/>
+  </w:num>
+  <w:num w:numId="36" w16cid:durableId="2135714011">
+    <w:abstractNumId w:val="9"/>
+  </w:num>
+  <w:num w:numId="37" w16cid:durableId="1563522860">
+    <w:abstractNumId w:val="16"/>
   </w:num>
 </w:numbering>
 </file>
 
 <file path=word/styles.xml><?xml version="1.0" encoding="utf-8"?>
-<w:styles xmlns:mc="http://schemas.openxmlformats.org/markup-compatibility/2006" xmlns:r="http://schemas.openxmlformats.org/officeDocument/2006/relationships" xmlns:w="http://schemas.openxmlformats.org/wordprocessingml/2006/main" xmlns:w14="http://schemas.microsoft.com/office/word/2010/wordml" xmlns:w15="http://schemas.microsoft.com/office/word/2012/wordml" xmlns:w16cex="http://schemas.microsoft.com/office/word/2018/wordml/cex" xmlns:w16cid="http://schemas.microsoft.com/office/word/2016/wordml/cid" xmlns:w16="http://schemas.microsoft.com/office/word/2018/wordml" xmlns:w16du="http://schemas.microsoft.com/office/word/2023/wordml/word16du" xmlns:w16sdtdh="http://schemas.microsoft.com/office/word/2020/wordml/sdtdatahash" xmlns:w16sdtfl="http://schemas.microsoft.com/office/word/2024/wordml/sdtformatlock" xmlns:w16se="http://schemas.microsoft.com/office/word/2015/wordml/symex" mc:Ignorable="w14 w15 w16se w16cid w16 w16cex w16sdtdh w16sdtfl w16du">
+<w:styles xmlns:mc="http://schemas.openxmlformats.org/markup-compatibility/2006" xmlns:r="http://schemas.openxmlformats.org/officeDocument/2006/relationships" xmlns:w="http://schemas.openxmlformats.org/wordprocessingml/2006/main" xmlns:w14="http://schemas.microsoft.com/office/word/2010/wordml" xmlns:w15="http://schemas.microsoft.com/office/word/2012/wordml" xmlns:w16cex="http://schemas.microsoft.com/office/word/2018/wordml/cex" xmlns:w16cid="http://schemas.microsoft.com/office/word/2016/wordml/cid" xmlns:w16="http://schemas.microsoft.com/office/word/2018/wordml" xmlns:w16sdtdh="http://schemas.microsoft.com/office/word/2020/wordml/sdtdatahash" xmlns:w16se="http://schemas.microsoft.com/office/word/2015/wordml/symex" mc:Ignorable="w14 w15 w16se w16cid w16 w16cex w16sdtdh">
   <w:docDefaults>
     <w:rPrDefault>
       <w:rPr>
@@ -23965,6 +22619,7 @@
   <w:style w:type="character" w:default="1" w:styleId="Policepardfaut">
     <w:name w:val="Default Paragraph Font"/>
     <w:uiPriority w:val="1"/>
+    <w:semiHidden/>
     <w:unhideWhenUsed/>
   </w:style>
   <w:style w:type="table" w:default="1" w:styleId="TableauNormal">
@@ -24439,6 +23094,33 @@
       </w:tcPr>
     </w:tblStylePr>
   </w:style>
+  <w:style w:type="paragraph" w:customStyle="1" w:styleId="font-claude-response-body">
+    <w:name w:val="font-claude-response-body"/>
+    <w:basedOn w:val="Normal"/>
+    <w:rsid w:val="0099158A"/>
+    <w:pPr>
+      <w:widowControl/>
+      <w:autoSpaceDE/>
+      <w:autoSpaceDN/>
+      <w:spacing w:before="100" w:beforeAutospacing="1" w:after="100" w:afterAutospacing="1"/>
+    </w:pPr>
+    <w:rPr>
+      <w:sz w:val="24"/>
+      <w:szCs w:val="24"/>
+      <w:lang w:eastAsia="fr-FR"/>
+    </w:rPr>
+  </w:style>
+  <w:style w:type="character" w:styleId="lev">
+    <w:name w:val="Strong"/>
+    <w:basedOn w:val="Policepardfaut"/>
+    <w:uiPriority w:val="22"/>
+    <w:qFormat/>
+    <w:rsid w:val="0099158A"/>
+    <w:rPr>
+      <w:b/>
+      <w:bCs/>
+    </w:rPr>
+  </w:style>
 </w:styles>
 </file>
 

--- a/Etat-de-lart-Lamia-BELKADI (3).docx
+++ b/Etat-de-lart-Lamia-BELKADI (3).docx
@@ -1,6 +1,6 @@
 
 <file path=word/document.xml><?xml version="1.0" encoding="utf-8"?>
-<w:document xmlns:wpc="http://schemas.microsoft.com/office/word/2010/wordprocessingCanvas" xmlns:cx="http://schemas.microsoft.com/office/drawing/2014/chartex" xmlns:cx1="http://schemas.microsoft.com/office/drawing/2015/9/8/chartex" xmlns:cx2="http://schemas.microsoft.com/office/drawing/2015/10/21/chartex" xmlns:cx3="http://schemas.microsoft.com/office/drawing/2016/5/9/chartex" xmlns:cx4="http://schemas.microsoft.com/office/drawing/2016/5/10/chartex" xmlns:cx5="http://schemas.microsoft.com/office/drawing/2016/5/11/chartex" xmlns:cx6="http://schemas.microsoft.com/office/drawing/2016/5/12/chartex" xmlns:cx7="http://schemas.microsoft.com/office/drawing/2016/5/13/chartex" xmlns:cx8="http://schemas.microsoft.com/office/drawing/2016/5/14/chartex" xmlns:mc="http://schemas.openxmlformats.org/markup-compatibility/2006" xmlns:aink="http://schemas.microsoft.com/office/drawing/2016/ink" xmlns:am3d="http://schemas.microsoft.com/office/drawing/2017/model3d" xmlns:o="urn:schemas-microsoft-com:office:office" xmlns:oel="http://schemas.microsoft.com/office/2019/extlst" xmlns:r="http://schemas.openxmlformats.org/officeDocument/2006/relationships" xmlns:m="http://schemas.openxmlformats.org/officeDocument/2006/math" xmlns:v="urn:schemas-microsoft-com:vml" xmlns:wp14="http://schemas.microsoft.com/office/word/2010/wordprocessingDrawing" xmlns:wp="http://schemas.openxmlformats.org/drawingml/2006/wordprocessingDrawing" xmlns:w10="urn:schemas-microsoft-com:office:word" xmlns:w="http://schemas.openxmlformats.org/wordprocessingml/2006/main" xmlns:w14="http://schemas.microsoft.com/office/word/2010/wordml" xmlns:w15="http://schemas.microsoft.com/office/word/2012/wordml" xmlns:w16cex="http://schemas.microsoft.com/office/word/2018/wordml/cex" xmlns:w16cid="http://schemas.microsoft.com/office/word/2016/wordml/cid" xmlns:w16="http://schemas.microsoft.com/office/word/2018/wordml" xmlns:w16sdtdh="http://schemas.microsoft.com/office/word/2020/wordml/sdtdatahash" xmlns:w16se="http://schemas.microsoft.com/office/word/2015/wordml/symex" xmlns:wpg="http://schemas.microsoft.com/office/word/2010/wordprocessingGroup" xmlns:wpi="http://schemas.microsoft.com/office/word/2010/wordprocessingInk" xmlns:wne="http://schemas.microsoft.com/office/word/2006/wordml" xmlns:wps="http://schemas.microsoft.com/office/word/2010/wordprocessingShape" mc:Ignorable="w14 w15 w16se w16cid w16 w16cex w16sdtdh wp14">
+<w:document xmlns:wpc="http://schemas.microsoft.com/office/word/2010/wordprocessingCanvas" xmlns:cx="http://schemas.microsoft.com/office/drawing/2014/chartex" xmlns:cx1="http://schemas.microsoft.com/office/drawing/2015/9/8/chartex" xmlns:cx2="http://schemas.microsoft.com/office/drawing/2015/10/21/chartex" xmlns:cx3="http://schemas.microsoft.com/office/drawing/2016/5/9/chartex" xmlns:cx4="http://schemas.microsoft.com/office/drawing/2016/5/10/chartex" xmlns:cx5="http://schemas.microsoft.com/office/drawing/2016/5/11/chartex" xmlns:cx6="http://schemas.microsoft.com/office/drawing/2016/5/12/chartex" xmlns:cx7="http://schemas.microsoft.com/office/drawing/2016/5/13/chartex" xmlns:cx8="http://schemas.microsoft.com/office/drawing/2016/5/14/chartex" xmlns:mc="http://schemas.openxmlformats.org/markup-compatibility/2006" xmlns:aink="http://schemas.microsoft.com/office/drawing/2016/ink" xmlns:am3d="http://schemas.microsoft.com/office/drawing/2017/model3d" xmlns:o="urn:schemas-microsoft-com:office:office" xmlns:oel="http://schemas.microsoft.com/office/2019/extlst" xmlns:r="http://schemas.openxmlformats.org/officeDocument/2006/relationships" xmlns:m="http://schemas.openxmlformats.org/officeDocument/2006/math" xmlns:v="urn:schemas-microsoft-com:vml" xmlns:wp14="http://schemas.microsoft.com/office/word/2010/wordprocessingDrawing" xmlns:wp="http://schemas.openxmlformats.org/drawingml/2006/wordprocessingDrawing" xmlns:w10="urn:schemas-microsoft-com:office:word" xmlns:w="http://schemas.openxmlformats.org/wordprocessingml/2006/main" xmlns:w14="http://schemas.microsoft.com/office/word/2010/wordml" xmlns:w15="http://schemas.microsoft.com/office/word/2012/wordml" xmlns:w16cex="http://schemas.microsoft.com/office/word/2018/wordml/cex" xmlns:w16cid="http://schemas.microsoft.com/office/word/2016/wordml/cid" xmlns:w16="http://schemas.microsoft.com/office/word/2018/wordml" xmlns:w16du="http://schemas.microsoft.com/office/word/2023/wordml/word16du" xmlns:w16sdtdh="http://schemas.microsoft.com/office/word/2020/wordml/sdtdatahash" xmlns:w16sdtfl="http://schemas.microsoft.com/office/word/2024/wordml/sdtformatlock" xmlns:w16se="http://schemas.microsoft.com/office/word/2015/wordml/symex" xmlns:wpg="http://schemas.microsoft.com/office/word/2010/wordprocessingGroup" xmlns:wpi="http://schemas.microsoft.com/office/word/2010/wordprocessingInk" xmlns:wne="http://schemas.microsoft.com/office/word/2006/wordml" xmlns:wps="http://schemas.microsoft.com/office/word/2010/wordprocessingShape" mc:Ignorable="w14 w15 w16se w16cid w16 w16cex w16sdtdh w16sdtfl w16du wp14">
   <w:body>
     <w:p>
       <w:pPr>
@@ -687,7 +687,7 @@
           <w:color w:val="365F91" w:themeColor="accent1" w:themeShade="BF"/>
         </w:rPr>
       </w:pPr>
-      <w:bookmarkStart w:id="0" w:name="_Toc236318625"/>
+      <w:bookmarkStart w:id="0" w:name="_Toc236387056"/>
       <w:r>
         <w:rPr>
           <w:color w:val="365F91" w:themeColor="accent1" w:themeShade="BF"/>
@@ -898,7 +898,7 @@
           <w:color w:val="365F91" w:themeColor="accent1" w:themeShade="BF"/>
         </w:rPr>
       </w:pPr>
-      <w:bookmarkStart w:id="1" w:name="_Toc236318626"/>
+      <w:bookmarkStart w:id="1" w:name="_Toc236387057"/>
       <w:r>
         <w:rPr>
           <w:color w:val="365F91" w:themeColor="accent1" w:themeShade="BF"/>
@@ -1008,7 +1008,7 @@
           <w:color w:val="365F91" w:themeColor="accent1" w:themeShade="BF"/>
         </w:rPr>
       </w:pPr>
-      <w:bookmarkStart w:id="2" w:name="_Toc236318627"/>
+      <w:bookmarkStart w:id="2" w:name="_Toc236387058"/>
       <w:r>
         <w:rPr>
           <w:color w:val="365F91" w:themeColor="accent1" w:themeShade="BF"/>
@@ -1036,7 +1036,435 @@
         <w:rPr>
           <w:rFonts w:eastAsia="Calibri Light"/>
         </w:rPr>
-        <w:t>This dissertation addresses a concrete problem: Data Centers, which power the internet and the Cloud, consume enormous amounts of electricity and emit large quantities of CO₂. With the rise of artificial intelligence, this consumption is growing even faster. The objective is therefore to find ways to make these infrastructures less energy-intensive and less polluting, without sacrificing their performance.</w:t>
+        <w:t xml:space="preserve">This dissertation </w:t>
+      </w:r>
+      <w:proofErr w:type="spellStart"/>
+      <w:r>
+        <w:rPr>
+          <w:rFonts w:eastAsia="Calibri Light"/>
+        </w:rPr>
+        <w:t>addresses</w:t>
+      </w:r>
+      <w:proofErr w:type="spellEnd"/>
+      <w:r>
+        <w:rPr>
+          <w:rFonts w:eastAsia="Calibri Light"/>
+        </w:rPr>
+        <w:t xml:space="preserve"> a </w:t>
+      </w:r>
+      <w:proofErr w:type="spellStart"/>
+      <w:r>
+        <w:rPr>
+          <w:rFonts w:eastAsia="Calibri Light"/>
+        </w:rPr>
+        <w:t>concrete</w:t>
+      </w:r>
+      <w:proofErr w:type="spellEnd"/>
+      <w:r>
+        <w:rPr>
+          <w:rFonts w:eastAsia="Calibri Light"/>
+        </w:rPr>
+        <w:t xml:space="preserve"> </w:t>
+      </w:r>
+      <w:proofErr w:type="spellStart"/>
+      <w:proofErr w:type="gramStart"/>
+      <w:r>
+        <w:rPr>
+          <w:rFonts w:eastAsia="Calibri Light"/>
+        </w:rPr>
+        <w:t>problem</w:t>
+      </w:r>
+      <w:proofErr w:type="spellEnd"/>
+      <w:r>
+        <w:rPr>
+          <w:rFonts w:eastAsia="Calibri Light"/>
+        </w:rPr>
+        <w:t>:</w:t>
+      </w:r>
+      <w:proofErr w:type="gramEnd"/>
+      <w:r>
+        <w:rPr>
+          <w:rFonts w:eastAsia="Calibri Light"/>
+        </w:rPr>
+        <w:t xml:space="preserve"> Data Centers, </w:t>
+      </w:r>
+      <w:proofErr w:type="spellStart"/>
+      <w:r>
+        <w:rPr>
+          <w:rFonts w:eastAsia="Calibri Light"/>
+        </w:rPr>
+        <w:t>which</w:t>
+      </w:r>
+      <w:proofErr w:type="spellEnd"/>
+      <w:r>
+        <w:rPr>
+          <w:rFonts w:eastAsia="Calibri Light"/>
+        </w:rPr>
+        <w:t xml:space="preserve"> power the internet and the Cloud, consume </w:t>
+      </w:r>
+      <w:proofErr w:type="spellStart"/>
+      <w:r>
+        <w:rPr>
+          <w:rFonts w:eastAsia="Calibri Light"/>
+        </w:rPr>
+        <w:t>enormous</w:t>
+      </w:r>
+      <w:proofErr w:type="spellEnd"/>
+      <w:r>
+        <w:rPr>
+          <w:rFonts w:eastAsia="Calibri Light"/>
+        </w:rPr>
+        <w:t xml:space="preserve"> </w:t>
+      </w:r>
+      <w:proofErr w:type="spellStart"/>
+      <w:r>
+        <w:rPr>
+          <w:rFonts w:eastAsia="Calibri Light"/>
+        </w:rPr>
+        <w:t>amounts</w:t>
+      </w:r>
+      <w:proofErr w:type="spellEnd"/>
+      <w:r>
+        <w:rPr>
+          <w:rFonts w:eastAsia="Calibri Light"/>
+        </w:rPr>
+        <w:t xml:space="preserve"> of </w:t>
+      </w:r>
+      <w:proofErr w:type="spellStart"/>
+      <w:r>
+        <w:rPr>
+          <w:rFonts w:eastAsia="Calibri Light"/>
+        </w:rPr>
+        <w:t>electricity</w:t>
+      </w:r>
+      <w:proofErr w:type="spellEnd"/>
+      <w:r>
+        <w:rPr>
+          <w:rFonts w:eastAsia="Calibri Light"/>
+        </w:rPr>
+        <w:t xml:space="preserve"> and </w:t>
+      </w:r>
+      <w:proofErr w:type="spellStart"/>
+      <w:r>
+        <w:rPr>
+          <w:rFonts w:eastAsia="Calibri Light"/>
+        </w:rPr>
+        <w:t>emit</w:t>
+      </w:r>
+      <w:proofErr w:type="spellEnd"/>
+      <w:r>
+        <w:rPr>
+          <w:rFonts w:eastAsia="Calibri Light"/>
+        </w:rPr>
+        <w:t xml:space="preserve"> large </w:t>
+      </w:r>
+      <w:proofErr w:type="spellStart"/>
+      <w:r>
+        <w:rPr>
+          <w:rFonts w:eastAsia="Calibri Light"/>
+        </w:rPr>
+        <w:t>quantities</w:t>
+      </w:r>
+      <w:proofErr w:type="spellEnd"/>
+      <w:r>
+        <w:rPr>
+          <w:rFonts w:eastAsia="Calibri Light"/>
+        </w:rPr>
+        <w:t xml:space="preserve"> of CO₂. With the </w:t>
+      </w:r>
+      <w:proofErr w:type="spellStart"/>
+      <w:r>
+        <w:rPr>
+          <w:rFonts w:eastAsia="Calibri Light"/>
+        </w:rPr>
+        <w:t>rise</w:t>
+      </w:r>
+      <w:proofErr w:type="spellEnd"/>
+      <w:r>
+        <w:rPr>
+          <w:rFonts w:eastAsia="Calibri Light"/>
+        </w:rPr>
+        <w:t xml:space="preserve"> of </w:t>
+      </w:r>
+      <w:proofErr w:type="spellStart"/>
+      <w:r>
+        <w:rPr>
+          <w:rFonts w:eastAsia="Calibri Light"/>
+        </w:rPr>
+        <w:t>artificial</w:t>
+      </w:r>
+      <w:proofErr w:type="spellEnd"/>
+      <w:r>
+        <w:rPr>
+          <w:rFonts w:eastAsia="Calibri Light"/>
+        </w:rPr>
+        <w:t xml:space="preserve"> intelligence, </w:t>
+      </w:r>
+      <w:proofErr w:type="spellStart"/>
+      <w:r>
+        <w:rPr>
+          <w:rFonts w:eastAsia="Calibri Light"/>
+        </w:rPr>
+        <w:t>this</w:t>
+      </w:r>
+      <w:proofErr w:type="spellEnd"/>
+      <w:r>
+        <w:rPr>
+          <w:rFonts w:eastAsia="Calibri Light"/>
+        </w:rPr>
+        <w:t xml:space="preserve"> </w:t>
+      </w:r>
+      <w:proofErr w:type="spellStart"/>
+      <w:r>
+        <w:rPr>
+          <w:rFonts w:eastAsia="Calibri Light"/>
+        </w:rPr>
+        <w:t>consumption</w:t>
+      </w:r>
+      <w:proofErr w:type="spellEnd"/>
+      <w:r>
+        <w:rPr>
+          <w:rFonts w:eastAsia="Calibri Light"/>
+        </w:rPr>
+        <w:t xml:space="preserve"> </w:t>
+      </w:r>
+      <w:proofErr w:type="spellStart"/>
+      <w:r>
+        <w:rPr>
+          <w:rFonts w:eastAsia="Calibri Light"/>
+        </w:rPr>
+        <w:t>is</w:t>
+      </w:r>
+      <w:proofErr w:type="spellEnd"/>
+      <w:r>
+        <w:rPr>
+          <w:rFonts w:eastAsia="Calibri Light"/>
+        </w:rPr>
+        <w:t xml:space="preserve"> </w:t>
+      </w:r>
+      <w:proofErr w:type="spellStart"/>
+      <w:r>
+        <w:rPr>
+          <w:rFonts w:eastAsia="Calibri Light"/>
+        </w:rPr>
+        <w:t>growing</w:t>
+      </w:r>
+      <w:proofErr w:type="spellEnd"/>
+      <w:r>
+        <w:rPr>
+          <w:rFonts w:eastAsia="Calibri Light"/>
+        </w:rPr>
+        <w:t xml:space="preserve"> </w:t>
+      </w:r>
+      <w:proofErr w:type="spellStart"/>
+      <w:r>
+        <w:rPr>
+          <w:rFonts w:eastAsia="Calibri Light"/>
+        </w:rPr>
+        <w:t>even</w:t>
+      </w:r>
+      <w:proofErr w:type="spellEnd"/>
+      <w:r>
+        <w:rPr>
+          <w:rFonts w:eastAsia="Calibri Light"/>
+        </w:rPr>
+        <w:t xml:space="preserve"> </w:t>
+      </w:r>
+      <w:proofErr w:type="spellStart"/>
+      <w:r>
+        <w:rPr>
+          <w:rFonts w:eastAsia="Calibri Light"/>
+        </w:rPr>
+        <w:t>faster</w:t>
+      </w:r>
+      <w:proofErr w:type="spellEnd"/>
+      <w:r>
+        <w:rPr>
+          <w:rFonts w:eastAsia="Calibri Light"/>
+        </w:rPr>
+        <w:t xml:space="preserve">. The objective </w:t>
+      </w:r>
+      <w:proofErr w:type="spellStart"/>
+      <w:r>
+        <w:rPr>
+          <w:rFonts w:eastAsia="Calibri Light"/>
+        </w:rPr>
+        <w:t>is</w:t>
+      </w:r>
+      <w:proofErr w:type="spellEnd"/>
+      <w:r>
+        <w:rPr>
+          <w:rFonts w:eastAsia="Calibri Light"/>
+        </w:rPr>
+        <w:t xml:space="preserve"> </w:t>
+      </w:r>
+      <w:proofErr w:type="spellStart"/>
+      <w:r>
+        <w:rPr>
+          <w:rFonts w:eastAsia="Calibri Light"/>
+        </w:rPr>
+        <w:t>therefore</w:t>
+      </w:r>
+      <w:proofErr w:type="spellEnd"/>
+      <w:r>
+        <w:rPr>
+          <w:rFonts w:eastAsia="Calibri Light"/>
+        </w:rPr>
+        <w:t xml:space="preserve"> to </w:t>
+      </w:r>
+      <w:proofErr w:type="spellStart"/>
+      <w:r>
+        <w:rPr>
+          <w:rFonts w:eastAsia="Calibri Light"/>
+        </w:rPr>
+        <w:t>find</w:t>
+      </w:r>
+      <w:proofErr w:type="spellEnd"/>
+      <w:r>
+        <w:rPr>
+          <w:rFonts w:eastAsia="Calibri Light"/>
+        </w:rPr>
+        <w:t xml:space="preserve"> </w:t>
+      </w:r>
+      <w:proofErr w:type="spellStart"/>
+      <w:r>
+        <w:rPr>
+          <w:rFonts w:eastAsia="Calibri Light"/>
+        </w:rPr>
+        <w:t>ways</w:t>
+      </w:r>
+      <w:proofErr w:type="spellEnd"/>
+      <w:r>
+        <w:rPr>
+          <w:rFonts w:eastAsia="Calibri Light"/>
+        </w:rPr>
+        <w:t xml:space="preserve"> to </w:t>
+      </w:r>
+      <w:proofErr w:type="spellStart"/>
+      <w:r>
+        <w:rPr>
+          <w:rFonts w:eastAsia="Calibri Light"/>
+        </w:rPr>
+        <w:t>make</w:t>
+      </w:r>
+      <w:proofErr w:type="spellEnd"/>
+      <w:r>
+        <w:rPr>
+          <w:rFonts w:eastAsia="Calibri Light"/>
+        </w:rPr>
+        <w:t xml:space="preserve"> </w:t>
+      </w:r>
+      <w:proofErr w:type="spellStart"/>
+      <w:r>
+        <w:rPr>
+          <w:rFonts w:eastAsia="Calibri Light"/>
+        </w:rPr>
+        <w:t>these</w:t>
+      </w:r>
+      <w:proofErr w:type="spellEnd"/>
+      <w:r>
+        <w:rPr>
+          <w:rFonts w:eastAsia="Calibri Light"/>
+        </w:rPr>
+        <w:t xml:space="preserve"> infrastructures </w:t>
+      </w:r>
+      <w:proofErr w:type="spellStart"/>
+      <w:r>
+        <w:rPr>
+          <w:rFonts w:eastAsia="Calibri Light"/>
+        </w:rPr>
+        <w:t>less</w:t>
+      </w:r>
+      <w:proofErr w:type="spellEnd"/>
+      <w:r>
+        <w:rPr>
+          <w:rFonts w:eastAsia="Calibri Light"/>
+        </w:rPr>
+        <w:t xml:space="preserve"> </w:t>
+      </w:r>
+      <w:proofErr w:type="spellStart"/>
+      <w:r>
+        <w:rPr>
+          <w:rFonts w:eastAsia="Calibri Light"/>
+        </w:rPr>
+        <w:t>energy</w:t>
+      </w:r>
+      <w:proofErr w:type="spellEnd"/>
+      <w:r>
+        <w:rPr>
+          <w:rFonts w:eastAsia="Calibri Light"/>
+        </w:rPr>
+        <w:t xml:space="preserve">-intensive and </w:t>
+      </w:r>
+      <w:proofErr w:type="spellStart"/>
+      <w:r>
+        <w:rPr>
+          <w:rFonts w:eastAsia="Calibri Light"/>
+        </w:rPr>
+        <w:t>less</w:t>
+      </w:r>
+      <w:proofErr w:type="spellEnd"/>
+      <w:r>
+        <w:rPr>
+          <w:rFonts w:eastAsia="Calibri Light"/>
+        </w:rPr>
+        <w:t xml:space="preserve"> </w:t>
+      </w:r>
+      <w:proofErr w:type="spellStart"/>
+      <w:r>
+        <w:rPr>
+          <w:rFonts w:eastAsia="Calibri Light"/>
+        </w:rPr>
+        <w:t>polluting</w:t>
+      </w:r>
+      <w:proofErr w:type="spellEnd"/>
+      <w:r>
+        <w:rPr>
+          <w:rFonts w:eastAsia="Calibri Light"/>
+        </w:rPr>
+        <w:t xml:space="preserve">, </w:t>
+      </w:r>
+      <w:proofErr w:type="spellStart"/>
+      <w:r>
+        <w:rPr>
+          <w:rFonts w:eastAsia="Calibri Light"/>
+        </w:rPr>
+        <w:t>without</w:t>
+      </w:r>
+      <w:proofErr w:type="spellEnd"/>
+      <w:r>
+        <w:rPr>
+          <w:rFonts w:eastAsia="Calibri Light"/>
+        </w:rPr>
+        <w:t xml:space="preserve"> </w:t>
+      </w:r>
+      <w:proofErr w:type="spellStart"/>
+      <w:r>
+        <w:rPr>
+          <w:rFonts w:eastAsia="Calibri Light"/>
+        </w:rPr>
+        <w:t>sacrificing</w:t>
+      </w:r>
+      <w:proofErr w:type="spellEnd"/>
+      <w:r>
+        <w:rPr>
+          <w:rFonts w:eastAsia="Calibri Light"/>
+        </w:rPr>
+        <w:t xml:space="preserve"> </w:t>
+      </w:r>
+      <w:proofErr w:type="spellStart"/>
+      <w:r>
+        <w:rPr>
+          <w:rFonts w:eastAsia="Calibri Light"/>
+        </w:rPr>
+        <w:t>their</w:t>
+      </w:r>
+      <w:proofErr w:type="spellEnd"/>
+      <w:r>
+        <w:rPr>
+          <w:rFonts w:eastAsia="Calibri Light"/>
+        </w:rPr>
+        <w:t xml:space="preserve"> performance.</w:t>
       </w:r>
     </w:p>
     <w:p>
@@ -1059,7 +1487,413 @@
         <w:rPr>
           <w:rFonts w:eastAsia="Calibri Light"/>
         </w:rPr>
-        <w:t>To do so, the state of the art begins by presenting the three indicators used to measure the environmental impact of a Data Center : PUE for electrical efficiency, CUE for carbon emissions, and WUE for water consumption. It then explores the solutions proposed by recent research, such as liquid cooling, intelligent consumption management through AI, and shifting computing workloads to countries where electricity is greener.</w:t>
+        <w:t xml:space="preserve">To do </w:t>
+      </w:r>
+      <w:proofErr w:type="spellStart"/>
+      <w:r>
+        <w:rPr>
+          <w:rFonts w:eastAsia="Calibri Light"/>
+        </w:rPr>
+        <w:t>so</w:t>
+      </w:r>
+      <w:proofErr w:type="spellEnd"/>
+      <w:r>
+        <w:rPr>
+          <w:rFonts w:eastAsia="Calibri Light"/>
+        </w:rPr>
+        <w:t xml:space="preserve">, the state of the art </w:t>
+      </w:r>
+      <w:proofErr w:type="spellStart"/>
+      <w:r>
+        <w:rPr>
+          <w:rFonts w:eastAsia="Calibri Light"/>
+        </w:rPr>
+        <w:t>begins</w:t>
+      </w:r>
+      <w:proofErr w:type="spellEnd"/>
+      <w:r>
+        <w:rPr>
+          <w:rFonts w:eastAsia="Calibri Light"/>
+        </w:rPr>
+        <w:t xml:space="preserve"> by </w:t>
+      </w:r>
+      <w:proofErr w:type="spellStart"/>
+      <w:r>
+        <w:rPr>
+          <w:rFonts w:eastAsia="Calibri Light"/>
+        </w:rPr>
+        <w:t>presenting</w:t>
+      </w:r>
+      <w:proofErr w:type="spellEnd"/>
+      <w:r>
+        <w:rPr>
+          <w:rFonts w:eastAsia="Calibri Light"/>
+        </w:rPr>
+        <w:t xml:space="preserve"> the </w:t>
+      </w:r>
+      <w:proofErr w:type="spellStart"/>
+      <w:r>
+        <w:rPr>
+          <w:rFonts w:eastAsia="Calibri Light"/>
+        </w:rPr>
+        <w:t>three</w:t>
+      </w:r>
+      <w:proofErr w:type="spellEnd"/>
+      <w:r>
+        <w:rPr>
+          <w:rFonts w:eastAsia="Calibri Light"/>
+        </w:rPr>
+        <w:t xml:space="preserve"> </w:t>
+      </w:r>
+      <w:proofErr w:type="spellStart"/>
+      <w:r>
+        <w:rPr>
+          <w:rFonts w:eastAsia="Calibri Light"/>
+        </w:rPr>
+        <w:t>indicators</w:t>
+      </w:r>
+      <w:proofErr w:type="spellEnd"/>
+      <w:r>
+        <w:rPr>
+          <w:rFonts w:eastAsia="Calibri Light"/>
+        </w:rPr>
+        <w:t xml:space="preserve"> </w:t>
+      </w:r>
+      <w:proofErr w:type="spellStart"/>
+      <w:r>
+        <w:rPr>
+          <w:rFonts w:eastAsia="Calibri Light"/>
+        </w:rPr>
+        <w:t>used</w:t>
+      </w:r>
+      <w:proofErr w:type="spellEnd"/>
+      <w:r>
+        <w:rPr>
+          <w:rFonts w:eastAsia="Calibri Light"/>
+        </w:rPr>
+        <w:t xml:space="preserve"> to </w:t>
+      </w:r>
+      <w:proofErr w:type="spellStart"/>
+      <w:r>
+        <w:rPr>
+          <w:rFonts w:eastAsia="Calibri Light"/>
+        </w:rPr>
+        <w:t>measure</w:t>
+      </w:r>
+      <w:proofErr w:type="spellEnd"/>
+      <w:r>
+        <w:rPr>
+          <w:rFonts w:eastAsia="Calibri Light"/>
+        </w:rPr>
+        <w:t xml:space="preserve"> the </w:t>
+      </w:r>
+      <w:proofErr w:type="spellStart"/>
+      <w:r>
+        <w:rPr>
+          <w:rFonts w:eastAsia="Calibri Light"/>
+        </w:rPr>
+        <w:t>environmental</w:t>
+      </w:r>
+      <w:proofErr w:type="spellEnd"/>
+      <w:r>
+        <w:rPr>
+          <w:rFonts w:eastAsia="Calibri Light"/>
+        </w:rPr>
+        <w:t xml:space="preserve"> impact of a Data Center : PUE for </w:t>
+      </w:r>
+      <w:proofErr w:type="spellStart"/>
+      <w:r>
+        <w:rPr>
+          <w:rFonts w:eastAsia="Calibri Light"/>
+        </w:rPr>
+        <w:t>electrical</w:t>
+      </w:r>
+      <w:proofErr w:type="spellEnd"/>
+      <w:r>
+        <w:rPr>
+          <w:rFonts w:eastAsia="Calibri Light"/>
+        </w:rPr>
+        <w:t xml:space="preserve"> </w:t>
+      </w:r>
+      <w:proofErr w:type="spellStart"/>
+      <w:r>
+        <w:rPr>
+          <w:rFonts w:eastAsia="Calibri Light"/>
+        </w:rPr>
+        <w:t>efficiency</w:t>
+      </w:r>
+      <w:proofErr w:type="spellEnd"/>
+      <w:r>
+        <w:rPr>
+          <w:rFonts w:eastAsia="Calibri Light"/>
+        </w:rPr>
+        <w:t xml:space="preserve">, CUE for </w:t>
+      </w:r>
+      <w:proofErr w:type="spellStart"/>
+      <w:r>
+        <w:rPr>
+          <w:rFonts w:eastAsia="Calibri Light"/>
+        </w:rPr>
+        <w:t>carbon</w:t>
+      </w:r>
+      <w:proofErr w:type="spellEnd"/>
+      <w:r>
+        <w:rPr>
+          <w:rFonts w:eastAsia="Calibri Light"/>
+        </w:rPr>
+        <w:t xml:space="preserve"> </w:t>
+      </w:r>
+      <w:proofErr w:type="spellStart"/>
+      <w:r>
+        <w:rPr>
+          <w:rFonts w:eastAsia="Calibri Light"/>
+        </w:rPr>
+        <w:t>emissions</w:t>
+      </w:r>
+      <w:proofErr w:type="spellEnd"/>
+      <w:r>
+        <w:rPr>
+          <w:rFonts w:eastAsia="Calibri Light"/>
+        </w:rPr>
+        <w:t xml:space="preserve">, and WUE for water </w:t>
+      </w:r>
+      <w:proofErr w:type="spellStart"/>
+      <w:r>
+        <w:rPr>
+          <w:rFonts w:eastAsia="Calibri Light"/>
+        </w:rPr>
+        <w:t>consumption</w:t>
+      </w:r>
+      <w:proofErr w:type="spellEnd"/>
+      <w:r>
+        <w:rPr>
+          <w:rFonts w:eastAsia="Calibri Light"/>
+        </w:rPr>
+        <w:t xml:space="preserve">. It </w:t>
+      </w:r>
+      <w:proofErr w:type="spellStart"/>
+      <w:r>
+        <w:rPr>
+          <w:rFonts w:eastAsia="Calibri Light"/>
+        </w:rPr>
+        <w:t>then</w:t>
+      </w:r>
+      <w:proofErr w:type="spellEnd"/>
+      <w:r>
+        <w:rPr>
+          <w:rFonts w:eastAsia="Calibri Light"/>
+        </w:rPr>
+        <w:t xml:space="preserve"> explores the solutions </w:t>
+      </w:r>
+      <w:proofErr w:type="spellStart"/>
+      <w:r>
+        <w:rPr>
+          <w:rFonts w:eastAsia="Calibri Light"/>
+        </w:rPr>
+        <w:t>proposed</w:t>
+      </w:r>
+      <w:proofErr w:type="spellEnd"/>
+      <w:r>
+        <w:rPr>
+          <w:rFonts w:eastAsia="Calibri Light"/>
+        </w:rPr>
+        <w:t xml:space="preserve"> by </w:t>
+      </w:r>
+      <w:proofErr w:type="spellStart"/>
+      <w:r>
+        <w:rPr>
+          <w:rFonts w:eastAsia="Calibri Light"/>
+        </w:rPr>
+        <w:t>recent</w:t>
+      </w:r>
+      <w:proofErr w:type="spellEnd"/>
+      <w:r>
+        <w:rPr>
+          <w:rFonts w:eastAsia="Calibri Light"/>
+        </w:rPr>
+        <w:t xml:space="preserve"> </w:t>
+      </w:r>
+      <w:proofErr w:type="spellStart"/>
+      <w:r>
+        <w:rPr>
+          <w:rFonts w:eastAsia="Calibri Light"/>
+        </w:rPr>
+        <w:t>research</w:t>
+      </w:r>
+      <w:proofErr w:type="spellEnd"/>
+      <w:r>
+        <w:rPr>
+          <w:rFonts w:eastAsia="Calibri Light"/>
+        </w:rPr>
+        <w:t xml:space="preserve">, </w:t>
+      </w:r>
+      <w:proofErr w:type="spellStart"/>
+      <w:r>
+        <w:rPr>
+          <w:rFonts w:eastAsia="Calibri Light"/>
+        </w:rPr>
+        <w:t>such</w:t>
+      </w:r>
+      <w:proofErr w:type="spellEnd"/>
+      <w:r>
+        <w:rPr>
+          <w:rFonts w:eastAsia="Calibri Light"/>
+        </w:rPr>
+        <w:t xml:space="preserve"> as </w:t>
+      </w:r>
+      <w:proofErr w:type="spellStart"/>
+      <w:r>
+        <w:rPr>
+          <w:rFonts w:eastAsia="Calibri Light"/>
+        </w:rPr>
+        <w:t>liquid</w:t>
+      </w:r>
+      <w:proofErr w:type="spellEnd"/>
+      <w:r>
+        <w:rPr>
+          <w:rFonts w:eastAsia="Calibri Light"/>
+        </w:rPr>
+        <w:t xml:space="preserve"> </w:t>
+      </w:r>
+      <w:proofErr w:type="spellStart"/>
+      <w:r>
+        <w:rPr>
+          <w:rFonts w:eastAsia="Calibri Light"/>
+        </w:rPr>
+        <w:t>cooling</w:t>
+      </w:r>
+      <w:proofErr w:type="spellEnd"/>
+      <w:r>
+        <w:rPr>
+          <w:rFonts w:eastAsia="Calibri Light"/>
+        </w:rPr>
+        <w:t xml:space="preserve">, intelligent </w:t>
+      </w:r>
+      <w:proofErr w:type="spellStart"/>
+      <w:r>
+        <w:rPr>
+          <w:rFonts w:eastAsia="Calibri Light"/>
+        </w:rPr>
+        <w:t>consumption</w:t>
+      </w:r>
+      <w:proofErr w:type="spellEnd"/>
+      <w:r>
+        <w:rPr>
+          <w:rFonts w:eastAsia="Calibri Light"/>
+        </w:rPr>
+        <w:t xml:space="preserve"> management </w:t>
+      </w:r>
+      <w:proofErr w:type="spellStart"/>
+      <w:r>
+        <w:rPr>
+          <w:rFonts w:eastAsia="Calibri Light"/>
+        </w:rPr>
+        <w:t>through</w:t>
+      </w:r>
+      <w:proofErr w:type="spellEnd"/>
+      <w:r>
+        <w:rPr>
+          <w:rFonts w:eastAsia="Calibri Light"/>
+        </w:rPr>
+        <w:t xml:space="preserve"> AI, and </w:t>
+      </w:r>
+      <w:proofErr w:type="spellStart"/>
+      <w:r>
+        <w:rPr>
+          <w:rFonts w:eastAsia="Calibri Light"/>
+        </w:rPr>
+        <w:t>shifting</w:t>
+      </w:r>
+      <w:proofErr w:type="spellEnd"/>
+      <w:r>
+        <w:rPr>
+          <w:rFonts w:eastAsia="Calibri Light"/>
+        </w:rPr>
+        <w:t xml:space="preserve"> </w:t>
+      </w:r>
+      <w:proofErr w:type="spellStart"/>
+      <w:r>
+        <w:rPr>
+          <w:rFonts w:eastAsia="Calibri Light"/>
+        </w:rPr>
+        <w:t>computing</w:t>
+      </w:r>
+      <w:proofErr w:type="spellEnd"/>
+      <w:r>
+        <w:rPr>
+          <w:rFonts w:eastAsia="Calibri Light"/>
+        </w:rPr>
+        <w:t xml:space="preserve"> </w:t>
+      </w:r>
+      <w:proofErr w:type="spellStart"/>
+      <w:r>
+        <w:rPr>
+          <w:rFonts w:eastAsia="Calibri Light"/>
+        </w:rPr>
+        <w:t>workloads</w:t>
+      </w:r>
+      <w:proofErr w:type="spellEnd"/>
+      <w:r>
+        <w:rPr>
+          <w:rFonts w:eastAsia="Calibri Light"/>
+        </w:rPr>
+        <w:t xml:space="preserve"> to countries </w:t>
+      </w:r>
+      <w:proofErr w:type="spellStart"/>
+      <w:r>
+        <w:rPr>
+          <w:rFonts w:eastAsia="Calibri Light"/>
+        </w:rPr>
+        <w:t>where</w:t>
+      </w:r>
+      <w:proofErr w:type="spellEnd"/>
+      <w:r>
+        <w:rPr>
+          <w:rFonts w:eastAsia="Calibri Light"/>
+        </w:rPr>
+        <w:t xml:space="preserve"> </w:t>
+      </w:r>
+      <w:proofErr w:type="spellStart"/>
+      <w:r>
+        <w:rPr>
+          <w:rFonts w:eastAsia="Calibri Light"/>
+        </w:rPr>
+        <w:t>electricity</w:t>
+      </w:r>
+      <w:proofErr w:type="spellEnd"/>
+      <w:r>
+        <w:rPr>
+          <w:rFonts w:eastAsia="Calibri Light"/>
+        </w:rPr>
+        <w:t xml:space="preserve"> </w:t>
+      </w:r>
+      <w:proofErr w:type="spellStart"/>
+      <w:r>
+        <w:rPr>
+          <w:rFonts w:eastAsia="Calibri Light"/>
+        </w:rPr>
+        <w:t>is</w:t>
+      </w:r>
+      <w:proofErr w:type="spellEnd"/>
+      <w:r>
+        <w:rPr>
+          <w:rFonts w:eastAsia="Calibri Light"/>
+        </w:rPr>
+        <w:t xml:space="preserve"> </w:t>
+      </w:r>
+      <w:proofErr w:type="spellStart"/>
+      <w:r>
+        <w:rPr>
+          <w:rFonts w:eastAsia="Calibri Light"/>
+        </w:rPr>
+        <w:t>greener</w:t>
+      </w:r>
+      <w:proofErr w:type="spellEnd"/>
+      <w:r>
+        <w:rPr>
+          <w:rFonts w:eastAsia="Calibri Light"/>
+        </w:rPr>
+        <w:t>.</w:t>
       </w:r>
     </w:p>
     <w:p>
@@ -1081,11 +1915,327 @@
           <w:rFonts w:eastAsia="Calibri Light"/>
         </w:rPr>
       </w:pPr>
+      <w:proofErr w:type="spellStart"/>
       <w:r>
         <w:rPr>
           <w:rFonts w:eastAsia="Calibri Light"/>
         </w:rPr>
-        <w:t>However, these solutions also have their limitations : they are costly to implement, they can create new problems while solving others, and there is still no international regulation that forces companies to act in a truly comprehensive way.</w:t>
+        <w:t>However</w:t>
+      </w:r>
+      <w:proofErr w:type="spellEnd"/>
+      <w:r>
+        <w:rPr>
+          <w:rFonts w:eastAsia="Calibri Light"/>
+        </w:rPr>
+        <w:t xml:space="preserve">, </w:t>
+      </w:r>
+      <w:proofErr w:type="spellStart"/>
+      <w:r>
+        <w:rPr>
+          <w:rFonts w:eastAsia="Calibri Light"/>
+        </w:rPr>
+        <w:t>these</w:t>
+      </w:r>
+      <w:proofErr w:type="spellEnd"/>
+      <w:r>
+        <w:rPr>
+          <w:rFonts w:eastAsia="Calibri Light"/>
+        </w:rPr>
+        <w:t xml:space="preserve"> solutions </w:t>
+      </w:r>
+      <w:proofErr w:type="spellStart"/>
+      <w:r>
+        <w:rPr>
+          <w:rFonts w:eastAsia="Calibri Light"/>
+        </w:rPr>
+        <w:t>also</w:t>
+      </w:r>
+      <w:proofErr w:type="spellEnd"/>
+      <w:r>
+        <w:rPr>
+          <w:rFonts w:eastAsia="Calibri Light"/>
+        </w:rPr>
+        <w:t xml:space="preserve"> have </w:t>
+      </w:r>
+      <w:proofErr w:type="spellStart"/>
+      <w:r>
+        <w:rPr>
+          <w:rFonts w:eastAsia="Calibri Light"/>
+        </w:rPr>
+        <w:t>their</w:t>
+      </w:r>
+      <w:proofErr w:type="spellEnd"/>
+      <w:r>
+        <w:rPr>
+          <w:rFonts w:eastAsia="Calibri Light"/>
+        </w:rPr>
+        <w:t xml:space="preserve"> limitations : </w:t>
+      </w:r>
+      <w:proofErr w:type="spellStart"/>
+      <w:r>
+        <w:rPr>
+          <w:rFonts w:eastAsia="Calibri Light"/>
+        </w:rPr>
+        <w:t>they</w:t>
+      </w:r>
+      <w:proofErr w:type="spellEnd"/>
+      <w:r>
+        <w:rPr>
+          <w:rFonts w:eastAsia="Calibri Light"/>
+        </w:rPr>
+        <w:t xml:space="preserve"> are </w:t>
+      </w:r>
+      <w:proofErr w:type="spellStart"/>
+      <w:r>
+        <w:rPr>
+          <w:rFonts w:eastAsia="Calibri Light"/>
+        </w:rPr>
+        <w:t>costly</w:t>
+      </w:r>
+      <w:proofErr w:type="spellEnd"/>
+      <w:r>
+        <w:rPr>
+          <w:rFonts w:eastAsia="Calibri Light"/>
+        </w:rPr>
+        <w:t xml:space="preserve"> to </w:t>
+      </w:r>
+      <w:proofErr w:type="spellStart"/>
+      <w:r>
+        <w:rPr>
+          <w:rFonts w:eastAsia="Calibri Light"/>
+        </w:rPr>
+        <w:t>implement</w:t>
+      </w:r>
+      <w:proofErr w:type="spellEnd"/>
+      <w:r>
+        <w:rPr>
+          <w:rFonts w:eastAsia="Calibri Light"/>
+        </w:rPr>
+        <w:t xml:space="preserve">, </w:t>
+      </w:r>
+      <w:proofErr w:type="spellStart"/>
+      <w:r>
+        <w:rPr>
+          <w:rFonts w:eastAsia="Calibri Light"/>
+        </w:rPr>
+        <w:t>they</w:t>
+      </w:r>
+      <w:proofErr w:type="spellEnd"/>
+      <w:r>
+        <w:rPr>
+          <w:rFonts w:eastAsia="Calibri Light"/>
+        </w:rPr>
+        <w:t xml:space="preserve"> can </w:t>
+      </w:r>
+      <w:proofErr w:type="spellStart"/>
+      <w:r>
+        <w:rPr>
+          <w:rFonts w:eastAsia="Calibri Light"/>
+        </w:rPr>
+        <w:t>create</w:t>
+      </w:r>
+      <w:proofErr w:type="spellEnd"/>
+      <w:r>
+        <w:rPr>
+          <w:rFonts w:eastAsia="Calibri Light"/>
+        </w:rPr>
+        <w:t xml:space="preserve"> new </w:t>
+      </w:r>
+      <w:proofErr w:type="spellStart"/>
+      <w:r>
+        <w:rPr>
+          <w:rFonts w:eastAsia="Calibri Light"/>
+        </w:rPr>
+        <w:t>problems</w:t>
+      </w:r>
+      <w:proofErr w:type="spellEnd"/>
+      <w:r>
+        <w:rPr>
+          <w:rFonts w:eastAsia="Calibri Light"/>
+        </w:rPr>
+        <w:t xml:space="preserve"> </w:t>
+      </w:r>
+      <w:proofErr w:type="spellStart"/>
+      <w:r>
+        <w:rPr>
+          <w:rFonts w:eastAsia="Calibri Light"/>
+        </w:rPr>
+        <w:t>while</w:t>
+      </w:r>
+      <w:proofErr w:type="spellEnd"/>
+      <w:r>
+        <w:rPr>
+          <w:rFonts w:eastAsia="Calibri Light"/>
+        </w:rPr>
+        <w:t xml:space="preserve"> </w:t>
+      </w:r>
+      <w:proofErr w:type="spellStart"/>
+      <w:r>
+        <w:rPr>
+          <w:rFonts w:eastAsia="Calibri Light"/>
+        </w:rPr>
+        <w:t>solving</w:t>
+      </w:r>
+      <w:proofErr w:type="spellEnd"/>
+      <w:r>
+        <w:rPr>
+          <w:rFonts w:eastAsia="Calibri Light"/>
+        </w:rPr>
+        <w:t xml:space="preserve"> </w:t>
+      </w:r>
+      <w:proofErr w:type="spellStart"/>
+      <w:r>
+        <w:rPr>
+          <w:rFonts w:eastAsia="Calibri Light"/>
+        </w:rPr>
+        <w:t>others</w:t>
+      </w:r>
+      <w:proofErr w:type="spellEnd"/>
+      <w:r>
+        <w:rPr>
+          <w:rFonts w:eastAsia="Calibri Light"/>
+        </w:rPr>
+        <w:t xml:space="preserve">, and </w:t>
+      </w:r>
+      <w:proofErr w:type="spellStart"/>
+      <w:r>
+        <w:rPr>
+          <w:rFonts w:eastAsia="Calibri Light"/>
+        </w:rPr>
+        <w:t>there</w:t>
+      </w:r>
+      <w:proofErr w:type="spellEnd"/>
+      <w:r>
+        <w:rPr>
+          <w:rFonts w:eastAsia="Calibri Light"/>
+        </w:rPr>
+        <w:t xml:space="preserve"> </w:t>
+      </w:r>
+      <w:proofErr w:type="spellStart"/>
+      <w:r>
+        <w:rPr>
+          <w:rFonts w:eastAsia="Calibri Light"/>
+        </w:rPr>
+        <w:t>is</w:t>
+      </w:r>
+      <w:proofErr w:type="spellEnd"/>
+      <w:r>
+        <w:rPr>
+          <w:rFonts w:eastAsia="Calibri Light"/>
+        </w:rPr>
+        <w:t xml:space="preserve"> </w:t>
+      </w:r>
+      <w:proofErr w:type="spellStart"/>
+      <w:r>
+        <w:rPr>
+          <w:rFonts w:eastAsia="Calibri Light"/>
+        </w:rPr>
+        <w:t>still</w:t>
+      </w:r>
+      <w:proofErr w:type="spellEnd"/>
+      <w:r>
+        <w:rPr>
+          <w:rFonts w:eastAsia="Calibri Light"/>
+        </w:rPr>
+        <w:t xml:space="preserve"> no international </w:t>
+      </w:r>
+      <w:proofErr w:type="spellStart"/>
+      <w:r>
+        <w:rPr>
+          <w:rFonts w:eastAsia="Calibri Light"/>
+        </w:rPr>
+        <w:t>regulation</w:t>
+      </w:r>
+      <w:proofErr w:type="spellEnd"/>
+      <w:r>
+        <w:rPr>
+          <w:rFonts w:eastAsia="Calibri Light"/>
+        </w:rPr>
+        <w:t xml:space="preserve"> </w:t>
+      </w:r>
+      <w:proofErr w:type="spellStart"/>
+      <w:r>
+        <w:rPr>
+          <w:rFonts w:eastAsia="Calibri Light"/>
+        </w:rPr>
+        <w:t>that</w:t>
+      </w:r>
+      <w:proofErr w:type="spellEnd"/>
+      <w:r>
+        <w:rPr>
+          <w:rFonts w:eastAsia="Calibri Light"/>
+        </w:rPr>
+        <w:t xml:space="preserve"> forces </w:t>
+      </w:r>
+      <w:proofErr w:type="spellStart"/>
+      <w:r>
+        <w:rPr>
+          <w:rFonts w:eastAsia="Calibri Light"/>
+        </w:rPr>
+        <w:t>companies</w:t>
+      </w:r>
+      <w:proofErr w:type="spellEnd"/>
+      <w:r>
+        <w:rPr>
+          <w:rFonts w:eastAsia="Calibri Light"/>
+        </w:rPr>
+        <w:t xml:space="preserve"> to </w:t>
+      </w:r>
+      <w:proofErr w:type="spellStart"/>
+      <w:r>
+        <w:rPr>
+          <w:rFonts w:eastAsia="Calibri Light"/>
+        </w:rPr>
+        <w:t>act</w:t>
+      </w:r>
+      <w:proofErr w:type="spellEnd"/>
+      <w:r>
+        <w:rPr>
+          <w:rFonts w:eastAsia="Calibri Light"/>
+        </w:rPr>
+        <w:t xml:space="preserve"> in a </w:t>
+      </w:r>
+      <w:proofErr w:type="spellStart"/>
+      <w:r>
+        <w:rPr>
+          <w:rFonts w:eastAsia="Calibri Light"/>
+        </w:rPr>
+        <w:t>truly</w:t>
+      </w:r>
+      <w:proofErr w:type="spellEnd"/>
+      <w:r>
+        <w:rPr>
+          <w:rFonts w:eastAsia="Calibri Light"/>
+        </w:rPr>
+        <w:t xml:space="preserve"> </w:t>
+      </w:r>
+      <w:proofErr w:type="spellStart"/>
+      <w:r>
+        <w:rPr>
+          <w:rFonts w:eastAsia="Calibri Light"/>
+        </w:rPr>
+        <w:t>comprehensive</w:t>
+      </w:r>
+      <w:proofErr w:type="spellEnd"/>
+      <w:r>
+        <w:rPr>
+          <w:rFonts w:eastAsia="Calibri Light"/>
+        </w:rPr>
+        <w:t xml:space="preserve"> </w:t>
+      </w:r>
+      <w:proofErr w:type="spellStart"/>
+      <w:r>
+        <w:rPr>
+          <w:rFonts w:eastAsia="Calibri Light"/>
+        </w:rPr>
+        <w:t>way</w:t>
+      </w:r>
+      <w:proofErr w:type="spellEnd"/>
+      <w:r>
+        <w:rPr>
+          <w:rFonts w:eastAsia="Calibri Light"/>
+        </w:rPr>
+        <w:t>.</w:t>
       </w:r>
     </w:p>
     <w:p>
@@ -1130,7 +2280,8 @@
           <w:color w:val="365F91" w:themeColor="accent1" w:themeShade="BF"/>
         </w:rPr>
       </w:pPr>
-      <w:bookmarkStart w:id="3" w:name="_Toc236318628"/>
+      <w:bookmarkStart w:id="3" w:name="_Toc236387059"/>
+      <w:proofErr w:type="spellStart"/>
       <w:r>
         <w:rPr>
           <w:color w:val="365F91" w:themeColor="accent1" w:themeShade="BF"/>
@@ -1139,6 +2290,7 @@
         <w:t>Acronyms</w:t>
       </w:r>
       <w:bookmarkEnd w:id="3"/>
+      <w:proofErr w:type="spellEnd"/>
     </w:p>
     <w:p>
       <w:pPr>
@@ -1176,8 +2328,16 @@
         <w:rPr>
           <w:bCs/>
         </w:rPr>
-        <w:t>Usage Effectiveness</w:t>
-      </w:r>
+        <w:t xml:space="preserve">Usage </w:t>
+      </w:r>
+      <w:proofErr w:type="spellStart"/>
+      <w:r>
+        <w:rPr>
+          <w:bCs/>
+        </w:rPr>
+        <w:t>Effectiveness</w:t>
+      </w:r>
+      <w:proofErr w:type="spellEnd"/>
     </w:p>
     <w:p>
       <w:pPr>
@@ -1200,8 +2360,16 @@
         <w:rPr>
           <w:bCs/>
         </w:rPr>
-        <w:t>Carbon Usage Effectiveness</w:t>
-      </w:r>
+        <w:t xml:space="preserve">Carbon Usage </w:t>
+      </w:r>
+      <w:proofErr w:type="spellStart"/>
+      <w:r>
+        <w:rPr>
+          <w:bCs/>
+        </w:rPr>
+        <w:t>Effectiveness</w:t>
+      </w:r>
+      <w:proofErr w:type="spellEnd"/>
     </w:p>
     <w:p>
       <w:pPr>
@@ -1224,15 +2392,23 @@
         <w:rPr>
           <w:bCs/>
         </w:rPr>
-        <w:t>Water Usage Effectiveness</w:t>
-      </w:r>
-    </w:p>
-    <w:p>
-      <w:pPr>
-        <w:pStyle w:val="Corpsdetexte"/>
+        <w:t xml:space="preserve">Water Usage </w:t>
+      </w:r>
+      <w:proofErr w:type="spellStart"/>
+      <w:r>
         <w:rPr>
           <w:bCs/>
         </w:rPr>
+        <w:t>Effectiveness</w:t>
+      </w:r>
+      <w:proofErr w:type="spellEnd"/>
+    </w:p>
+    <w:p>
+      <w:pPr>
+        <w:pStyle w:val="Corpsdetexte"/>
+        <w:rPr>
+          <w:bCs/>
+        </w:rPr>
       </w:pPr>
       <w:r>
         <w:rPr>
@@ -1250,15 +2426,23 @@
         <w:rPr>
           <w:bCs/>
         </w:rPr>
-        <w:t>Dynamic Voltage and Frequency Scaling</w:t>
-      </w:r>
-    </w:p>
-    <w:p>
-      <w:pPr>
-        <w:pStyle w:val="Corpsdetexte"/>
+        <w:t xml:space="preserve">Dynamic Voltage and Frequency </w:t>
+      </w:r>
+      <w:proofErr w:type="spellStart"/>
+      <w:r>
         <w:rPr>
           <w:bCs/>
         </w:rPr>
+        <w:t>Scaling</w:t>
+      </w:r>
+      <w:proofErr w:type="spellEnd"/>
+    </w:p>
+    <w:p>
+      <w:pPr>
+        <w:pStyle w:val="Corpsdetexte"/>
+        <w:rPr>
+          <w:bCs/>
+        </w:rPr>
       </w:pPr>
       <w:r>
         <w:rPr>
@@ -1272,14 +2456,34 @@
         </w:rPr>
         <w:t xml:space="preserve"> </w:t>
       </w:r>
+      <w:proofErr w:type="spellStart"/>
       <w:r>
         <w:rPr>
           <w:bCs/>
           <w:i/>
           <w:iCs/>
         </w:rPr>
-        <w:t>Uninterruptible Power Supply</w:t>
-      </w:r>
+        <w:t>Uninterruptible</w:t>
+      </w:r>
+      <w:proofErr w:type="spellEnd"/>
+      <w:r>
+        <w:rPr>
+          <w:bCs/>
+          <w:i/>
+          <w:iCs/>
+        </w:rPr>
+        <w:t xml:space="preserve"> Power </w:t>
+      </w:r>
+      <w:proofErr w:type="spellStart"/>
+      <w:r>
+        <w:rPr>
+          <w:bCs/>
+          <w:i/>
+          <w:iCs/>
+        </w:rPr>
+        <w:t>Supply</w:t>
+      </w:r>
+      <w:proofErr w:type="spellEnd"/>
     </w:p>
     <w:p>
       <w:pPr>
@@ -1300,7 +2504,21 @@
         <w:rPr>
           <w:rFonts w:eastAsia="Calibri Light"/>
         </w:rPr>
-        <w:t xml:space="preserve"> Information technology </w:t>
+        <w:t xml:space="preserve"> Information </w:t>
+      </w:r>
+      <w:proofErr w:type="spellStart"/>
+      <w:r>
+        <w:rPr>
+          <w:rFonts w:eastAsia="Calibri Light"/>
+        </w:rPr>
+        <w:t>technology</w:t>
+      </w:r>
+      <w:proofErr w:type="spellEnd"/>
+      <w:r>
+        <w:rPr>
+          <w:rFonts w:eastAsia="Calibri Light"/>
+        </w:rPr>
+        <w:t xml:space="preserve"> </w:t>
       </w:r>
     </w:p>
     <w:p>
@@ -1380,7 +2598,21 @@
         <w:rPr>
           <w:rFonts w:eastAsia="Calibri Light"/>
         </w:rPr>
-        <w:t xml:space="preserve"> Graphics Processing Unit</w:t>
+        <w:t xml:space="preserve"> Graphics </w:t>
+      </w:r>
+      <w:proofErr w:type="spellStart"/>
+      <w:r>
+        <w:rPr>
+          <w:rFonts w:eastAsia="Calibri Light"/>
+        </w:rPr>
+        <w:t>Processing</w:t>
+      </w:r>
+      <w:proofErr w:type="spellEnd"/>
+      <w:r>
+        <w:rPr>
+          <w:rFonts w:eastAsia="Calibri Light"/>
+        </w:rPr>
+        <w:t xml:space="preserve"> Unit</w:t>
       </w:r>
     </w:p>
     <w:p>
@@ -1398,8 +2630,13 @@
         <w:t xml:space="preserve"> </w:t>
       </w:r>
       <w:r>
-        <w:t>Capital Expenditure</w:t>
-      </w:r>
+        <w:t xml:space="preserve">Capital </w:t>
+      </w:r>
+      <w:proofErr w:type="spellStart"/>
+      <w:r>
+        <w:t>Expenditure</w:t>
+      </w:r>
+      <w:proofErr w:type="spellEnd"/>
     </w:p>
     <w:p>
       <w:pPr>
@@ -1563,7 +2800,7 @@
           <w:r>
             <w:fldChar w:fldCharType="separate"/>
           </w:r>
-          <w:hyperlink w:anchor="_Toc236318625" w:history="1">
+          <w:hyperlink w:anchor="_Toc236387056" w:history="1">
             <w:r>
               <w:rPr>
                 <w:rStyle w:val="Lienhypertexte"/>
@@ -1590,7 +2827,7 @@
                 <w:noProof/>
                 <w:webHidden/>
               </w:rPr>
-              <w:instrText xml:space="preserve"> PAGEREF _Toc236318625 \h </w:instrText>
+              <w:instrText xml:space="preserve"> PAGEREF _Toc236387056 \h </w:instrText>
             </w:r>
             <w:r>
               <w:rPr>
@@ -1637,7 +2874,7 @@
               <w14:ligatures w14:val="standardContextual"/>
             </w:rPr>
           </w:pPr>
-          <w:hyperlink w:anchor="_Toc236318626" w:history="1">
+          <w:hyperlink w:anchor="_Toc236387057" w:history="1">
             <w:r>
               <w:rPr>
                 <w:rStyle w:val="Lienhypertexte"/>
@@ -1664,7 +2901,7 @@
                 <w:noProof/>
                 <w:webHidden/>
               </w:rPr>
-              <w:instrText xml:space="preserve"> PAGEREF _Toc236318626 \h </w:instrText>
+              <w:instrText xml:space="preserve"> PAGEREF _Toc236387057 \h </w:instrText>
             </w:r>
             <w:r>
               <w:rPr>
@@ -1711,7 +2948,7 @@
               <w14:ligatures w14:val="standardContextual"/>
             </w:rPr>
           </w:pPr>
-          <w:hyperlink w:anchor="_Toc236318627" w:history="1">
+          <w:hyperlink w:anchor="_Toc236387058" w:history="1">
             <w:r>
               <w:rPr>
                 <w:rStyle w:val="Lienhypertexte"/>
@@ -1738,7 +2975,7 @@
                 <w:noProof/>
                 <w:webHidden/>
               </w:rPr>
-              <w:instrText xml:space="preserve"> PAGEREF _Toc236318627 \h </w:instrText>
+              <w:instrText xml:space="preserve"> PAGEREF _Toc236387058 \h </w:instrText>
             </w:r>
             <w:r>
               <w:rPr>
@@ -1785,7 +3022,7 @@
               <w14:ligatures w14:val="standardContextual"/>
             </w:rPr>
           </w:pPr>
-          <w:hyperlink w:anchor="_Toc236318628" w:history="1">
+          <w:hyperlink w:anchor="_Toc236387059" w:history="1">
             <w:r>
               <w:rPr>
                 <w:rStyle w:val="Lienhypertexte"/>
@@ -1812,7 +3049,7 @@
                 <w:noProof/>
                 <w:webHidden/>
               </w:rPr>
-              <w:instrText xml:space="preserve"> PAGEREF _Toc236318628 \h </w:instrText>
+              <w:instrText xml:space="preserve"> PAGEREF _Toc236387059 \h </w:instrText>
             </w:r>
             <w:r>
               <w:rPr>
@@ -1859,7 +3096,7 @@
               <w14:ligatures w14:val="standardContextual"/>
             </w:rPr>
           </w:pPr>
-          <w:hyperlink w:anchor="_Toc236318629" w:history="1">
+          <w:hyperlink w:anchor="_Toc236387060" w:history="1">
             <w:r>
               <w:rPr>
                 <w:rStyle w:val="Lienhypertexte"/>
@@ -1902,7 +3139,7 @@
                 <w:noProof/>
                 <w:webHidden/>
               </w:rPr>
-              <w:instrText xml:space="preserve"> PAGEREF _Toc236318629 \h </w:instrText>
+              <w:instrText xml:space="preserve"> PAGEREF _Toc236387060 \h </w:instrText>
             </w:r>
             <w:r>
               <w:rPr>
@@ -1949,7 +3186,7 @@
               <w14:ligatures w14:val="standardContextual"/>
             </w:rPr>
           </w:pPr>
-          <w:hyperlink w:anchor="_Toc236318630" w:history="1">
+          <w:hyperlink w:anchor="_Toc236387061" w:history="1">
             <w:r>
               <w:rPr>
                 <w:rStyle w:val="Lienhypertexte"/>
@@ -2052,7 +3289,7 @@
                 <w:noProof/>
                 <w:webHidden/>
               </w:rPr>
-              <w:instrText xml:space="preserve"> PAGEREF _Toc236318630 \h </w:instrText>
+              <w:instrText xml:space="preserve"> PAGEREF _Toc236387061 \h </w:instrText>
             </w:r>
             <w:r>
               <w:rPr>
@@ -2101,7 +3338,7 @@
               <w14:ligatures w14:val="standardContextual"/>
             </w:rPr>
           </w:pPr>
-          <w:hyperlink w:anchor="_Toc236318631" w:history="1">
+          <w:hyperlink w:anchor="_Toc236387062" w:history="1">
             <w:r>
               <w:rPr>
                 <w:rStyle w:val="Lienhypertexte"/>
@@ -2144,7 +3381,7 @@
                 <w:noProof/>
                 <w:webHidden/>
               </w:rPr>
-              <w:instrText xml:space="preserve"> PAGEREF _Toc236318631 \h </w:instrText>
+              <w:instrText xml:space="preserve"> PAGEREF _Toc236387062 \h </w:instrText>
             </w:r>
             <w:r>
               <w:rPr>
@@ -2194,7 +3431,7 @@
               <w14:ligatures w14:val="standardContextual"/>
             </w:rPr>
           </w:pPr>
-          <w:hyperlink w:anchor="_Toc236318632" w:history="1">
+          <w:hyperlink w:anchor="_Toc236387063" w:history="1">
             <w:r>
               <w:rPr>
                 <w:rStyle w:val="Lienhypertexte"/>
@@ -2290,7 +3527,7 @@
                 <w:noProof/>
                 <w:webHidden/>
               </w:rPr>
-              <w:instrText xml:space="preserve"> PAGEREF _Toc236318632 \h </w:instrText>
+              <w:instrText xml:space="preserve"> PAGEREF _Toc236387063 \h </w:instrText>
             </w:r>
             <w:r>
               <w:rPr>
@@ -2340,7 +3577,7 @@
               <w14:ligatures w14:val="standardContextual"/>
             </w:rPr>
           </w:pPr>
-          <w:hyperlink w:anchor="_Toc236318633" w:history="1">
+          <w:hyperlink w:anchor="_Toc236387064" w:history="1">
             <w:r>
               <w:rPr>
                 <w:rStyle w:val="Lienhypertexte"/>
@@ -2466,7 +3703,7 @@
                 <w:noProof/>
                 <w:webHidden/>
               </w:rPr>
-              <w:instrText xml:space="preserve"> PAGEREF _Toc236318633 \h </w:instrText>
+              <w:instrText xml:space="preserve"> PAGEREF _Toc236387064 \h </w:instrText>
             </w:r>
             <w:r>
               <w:rPr>
@@ -2516,7 +3753,7 @@
               <w14:ligatures w14:val="standardContextual"/>
             </w:rPr>
           </w:pPr>
-          <w:hyperlink w:anchor="_Toc236318634" w:history="1">
+          <w:hyperlink w:anchor="_Toc236387065" w:history="1">
             <w:r>
               <w:rPr>
                 <w:rStyle w:val="Lienhypertexte"/>
@@ -2567,7 +3804,7 @@
                 <w:noProof/>
                 <w:webHidden/>
               </w:rPr>
-              <w:instrText xml:space="preserve"> PAGEREF _Toc236318634 \h </w:instrText>
+              <w:instrText xml:space="preserve"> PAGEREF _Toc236387065 \h </w:instrText>
             </w:r>
             <w:r>
               <w:rPr>
@@ -2617,7 +3854,7 @@
               <w14:ligatures w14:val="standardContextual"/>
             </w:rPr>
           </w:pPr>
-          <w:hyperlink w:anchor="_Toc236318635" w:history="1">
+          <w:hyperlink w:anchor="_Toc236387066" w:history="1">
             <w:r>
               <w:rPr>
                 <w:rStyle w:val="Lienhypertexte"/>
@@ -2668,7 +3905,7 @@
                 <w:noProof/>
                 <w:webHidden/>
               </w:rPr>
-              <w:instrText xml:space="preserve"> PAGEREF _Toc236318635 \h </w:instrText>
+              <w:instrText xml:space="preserve"> PAGEREF _Toc236387066 \h </w:instrText>
             </w:r>
             <w:r>
               <w:rPr>
@@ -2718,7 +3955,7 @@
               <w14:ligatures w14:val="standardContextual"/>
             </w:rPr>
           </w:pPr>
-          <w:hyperlink w:anchor="_Toc236318636" w:history="1">
+          <w:hyperlink w:anchor="_Toc236387067" w:history="1">
             <w:r>
               <w:rPr>
                 <w:rStyle w:val="Lienhypertexte"/>
@@ -2769,7 +4006,7 @@
                 <w:noProof/>
                 <w:webHidden/>
               </w:rPr>
-              <w:instrText xml:space="preserve"> PAGEREF _Toc236318636 \h </w:instrText>
+              <w:instrText xml:space="preserve"> PAGEREF _Toc236387067 \h </w:instrText>
             </w:r>
             <w:r>
               <w:rPr>
@@ -2818,7 +4055,7 @@
               <w14:ligatures w14:val="standardContextual"/>
             </w:rPr>
           </w:pPr>
-          <w:hyperlink w:anchor="_Toc236318637" w:history="1">
+          <w:hyperlink w:anchor="_Toc236387068" w:history="1">
             <w:r>
               <w:rPr>
                 <w:rStyle w:val="Lienhypertexte"/>
@@ -2845,7 +4082,7 @@
                 <w:noProof/>
                 <w:webHidden/>
               </w:rPr>
-              <w:instrText xml:space="preserve"> PAGEREF _Toc236318637 \h </w:instrText>
+              <w:instrText xml:space="preserve"> PAGEREF _Toc236387068 \h </w:instrText>
             </w:r>
             <w:r>
               <w:rPr>
@@ -2894,7 +4131,7 @@
               <w14:ligatures w14:val="standardContextual"/>
             </w:rPr>
           </w:pPr>
-          <w:hyperlink w:anchor="_Toc236318638" w:history="1">
+          <w:hyperlink w:anchor="_Toc236387069" w:history="1">
             <w:r>
               <w:rPr>
                 <w:rStyle w:val="Lienhypertexte"/>
@@ -2921,7 +4158,7 @@
                 <w:noProof/>
                 <w:webHidden/>
               </w:rPr>
-              <w:instrText xml:space="preserve"> PAGEREF _Toc236318638 \h </w:instrText>
+              <w:instrText xml:space="preserve"> PAGEREF _Toc236387069 \h </w:instrText>
             </w:r>
             <w:r>
               <w:rPr>
@@ -2970,7 +4207,7 @@
               <w14:ligatures w14:val="standardContextual"/>
             </w:rPr>
           </w:pPr>
-          <w:hyperlink w:anchor="_Toc236318639" w:history="1">
+          <w:hyperlink w:anchor="_Toc236387070" w:history="1">
             <w:r>
               <w:rPr>
                 <w:rStyle w:val="Lienhypertexte"/>
@@ -2997,7 +4234,7 @@
                 <w:noProof/>
                 <w:webHidden/>
               </w:rPr>
-              <w:instrText xml:space="preserve"> PAGEREF _Toc236318639 \h </w:instrText>
+              <w:instrText xml:space="preserve"> PAGEREF _Toc236387070 \h </w:instrText>
             </w:r>
             <w:r>
               <w:rPr>
@@ -3047,7 +4284,7 @@
               <w14:ligatures w14:val="standardContextual"/>
             </w:rPr>
           </w:pPr>
-          <w:hyperlink w:anchor="_Toc236318640" w:history="1">
+          <w:hyperlink w:anchor="_Toc236387071" w:history="1">
             <w:r>
               <w:rPr>
                 <w:rStyle w:val="Lienhypertexte"/>
@@ -3098,7 +4335,7 @@
                 <w:noProof/>
                 <w:webHidden/>
               </w:rPr>
-              <w:instrText xml:space="preserve"> PAGEREF _Toc236318640 \h </w:instrText>
+              <w:instrText xml:space="preserve"> PAGEREF _Toc236387071 \h </w:instrText>
             </w:r>
             <w:r>
               <w:rPr>
@@ -3147,7 +4384,7 @@
               <w14:ligatures w14:val="standardContextual"/>
             </w:rPr>
           </w:pPr>
-          <w:hyperlink w:anchor="_Toc236318641" w:history="1">
+          <w:hyperlink w:anchor="_Toc236387072" w:history="1">
             <w:r>
               <w:rPr>
                 <w:rStyle w:val="Lienhypertexte"/>
@@ -3174,7 +4411,7 @@
                 <w:noProof/>
                 <w:webHidden/>
               </w:rPr>
-              <w:instrText xml:space="preserve"> PAGEREF _Toc236318641 \h </w:instrText>
+              <w:instrText xml:space="preserve"> PAGEREF _Toc236387072 \h </w:instrText>
             </w:r>
             <w:r>
               <w:rPr>
@@ -3223,7 +4460,7 @@
               <w14:ligatures w14:val="standardContextual"/>
             </w:rPr>
           </w:pPr>
-          <w:hyperlink w:anchor="_Toc236318642" w:history="1">
+          <w:hyperlink w:anchor="_Toc236387073" w:history="1">
             <w:r>
               <w:rPr>
                 <w:rStyle w:val="Lienhypertexte"/>
@@ -3250,7 +4487,7 @@
                 <w:noProof/>
                 <w:webHidden/>
               </w:rPr>
-              <w:instrText xml:space="preserve"> PAGEREF _Toc236318642 \h </w:instrText>
+              <w:instrText xml:space="preserve"> PAGEREF _Toc236387073 \h </w:instrText>
             </w:r>
             <w:r>
               <w:rPr>
@@ -3300,7 +4537,7 @@
               <w14:ligatures w14:val="standardContextual"/>
             </w:rPr>
           </w:pPr>
-          <w:hyperlink w:anchor="_Toc236318643" w:history="1">
+          <w:hyperlink w:anchor="_Toc236387074" w:history="1">
             <w:r>
               <w:rPr>
                 <w:rStyle w:val="Lienhypertexte"/>
@@ -3351,7 +4588,7 @@
                 <w:noProof/>
                 <w:webHidden/>
               </w:rPr>
-              <w:instrText xml:space="preserve"> PAGEREF _Toc236318643 \h </w:instrText>
+              <w:instrText xml:space="preserve"> PAGEREF _Toc236387074 \h </w:instrText>
             </w:r>
             <w:r>
               <w:rPr>
@@ -3400,7 +4637,7 @@
               <w14:ligatures w14:val="standardContextual"/>
             </w:rPr>
           </w:pPr>
-          <w:hyperlink w:anchor="_Toc236318644" w:history="1">
+          <w:hyperlink w:anchor="_Toc236387075" w:history="1">
             <w:r>
               <w:rPr>
                 <w:rStyle w:val="Lienhypertexte"/>
@@ -3428,7 +4665,7 @@
                 <w:noProof/>
                 <w:webHidden/>
               </w:rPr>
-              <w:instrText xml:space="preserve"> PAGEREF _Toc236318644 \h </w:instrText>
+              <w:instrText xml:space="preserve"> PAGEREF _Toc236387075 \h </w:instrText>
             </w:r>
             <w:r>
               <w:rPr>
@@ -3477,7 +4714,7 @@
               <w14:ligatures w14:val="standardContextual"/>
             </w:rPr>
           </w:pPr>
-          <w:hyperlink w:anchor="_Toc236318645" w:history="1">
+          <w:hyperlink w:anchor="_Toc236387076" w:history="1">
             <w:r>
               <w:rPr>
                 <w:rStyle w:val="Lienhypertexte"/>
@@ -3504,7 +4741,7 @@
                 <w:noProof/>
                 <w:webHidden/>
               </w:rPr>
-              <w:instrText xml:space="preserve"> PAGEREF _Toc236318645 \h </w:instrText>
+              <w:instrText xml:space="preserve"> PAGEREF _Toc236387076 \h </w:instrText>
             </w:r>
             <w:r>
               <w:rPr>
@@ -3553,7 +4790,7 @@
               <w14:ligatures w14:val="standardContextual"/>
             </w:rPr>
           </w:pPr>
-          <w:hyperlink w:anchor="_Toc236318646" w:history="1">
+          <w:hyperlink w:anchor="_Toc236387077" w:history="1">
             <w:r>
               <w:rPr>
                 <w:rStyle w:val="Lienhypertexte"/>
@@ -3580,7 +4817,7 @@
                 <w:noProof/>
                 <w:webHidden/>
               </w:rPr>
-              <w:instrText xml:space="preserve"> PAGEREF _Toc236318646 \h </w:instrText>
+              <w:instrText xml:space="preserve"> PAGEREF _Toc236387077 \h </w:instrText>
             </w:r>
             <w:r>
               <w:rPr>
@@ -3630,7 +4867,7 @@
               <w14:ligatures w14:val="standardContextual"/>
             </w:rPr>
           </w:pPr>
-          <w:hyperlink w:anchor="_Toc236318647" w:history="1">
+          <w:hyperlink w:anchor="_Toc236387078" w:history="1">
             <w:r>
               <w:rPr>
                 <w:rStyle w:val="Lienhypertexte"/>
@@ -3680,7 +4917,7 @@
                 <w:noProof/>
                 <w:webHidden/>
               </w:rPr>
-              <w:instrText xml:space="preserve"> PAGEREF _Toc236318647 \h </w:instrText>
+              <w:instrText xml:space="preserve"> PAGEREF _Toc236387078 \h </w:instrText>
             </w:r>
             <w:r>
               <w:rPr>
@@ -3729,7 +4966,7 @@
               <w14:ligatures w14:val="standardContextual"/>
             </w:rPr>
           </w:pPr>
-          <w:hyperlink w:anchor="_Toc236318648" w:history="1">
+          <w:hyperlink w:anchor="_Toc236387079" w:history="1">
             <w:r>
               <w:rPr>
                 <w:rStyle w:val="Lienhypertexte"/>
@@ -3756,7 +4993,7 @@
                 <w:noProof/>
                 <w:webHidden/>
               </w:rPr>
-              <w:instrText xml:space="preserve"> PAGEREF _Toc236318648 \h </w:instrText>
+              <w:instrText xml:space="preserve"> PAGEREF _Toc236387079 \h </w:instrText>
             </w:r>
             <w:r>
               <w:rPr>
@@ -3805,7 +5042,7 @@
               <w14:ligatures w14:val="standardContextual"/>
             </w:rPr>
           </w:pPr>
-          <w:hyperlink w:anchor="_Toc236318649" w:history="1">
+          <w:hyperlink w:anchor="_Toc236387080" w:history="1">
             <w:r>
               <w:rPr>
                 <w:rStyle w:val="Lienhypertexte"/>
@@ -3832,7 +5069,7 @@
                 <w:noProof/>
                 <w:webHidden/>
               </w:rPr>
-              <w:instrText xml:space="preserve"> PAGEREF _Toc236318649 \h </w:instrText>
+              <w:instrText xml:space="preserve"> PAGEREF _Toc236387080 \h </w:instrText>
             </w:r>
             <w:r>
               <w:rPr>
@@ -3881,7 +5118,7 @@
               <w14:ligatures w14:val="standardContextual"/>
             </w:rPr>
           </w:pPr>
-          <w:hyperlink w:anchor="_Toc236318650" w:history="1">
+          <w:hyperlink w:anchor="_Toc236387081" w:history="1">
             <w:r>
               <w:rPr>
                 <w:rStyle w:val="Lienhypertexte"/>
@@ -3909,7 +5146,7 @@
                 <w:noProof/>
                 <w:webHidden/>
               </w:rPr>
-              <w:instrText xml:space="preserve"> PAGEREF _Toc236318650 \h </w:instrText>
+              <w:instrText xml:space="preserve"> PAGEREF _Toc236387081 \h </w:instrText>
             </w:r>
             <w:r>
               <w:rPr>
@@ -3958,7 +5195,7 @@
               <w14:ligatures w14:val="standardContextual"/>
             </w:rPr>
           </w:pPr>
-          <w:hyperlink w:anchor="_Toc236318651" w:history="1">
+          <w:hyperlink w:anchor="_Toc236387082" w:history="1">
             <w:r>
               <w:rPr>
                 <w:rStyle w:val="Lienhypertexte"/>
@@ -3985,7 +5222,7 @@
                 <w:noProof/>
                 <w:webHidden/>
               </w:rPr>
-              <w:instrText xml:space="preserve"> PAGEREF _Toc236318651 \h </w:instrText>
+              <w:instrText xml:space="preserve"> PAGEREF _Toc236387082 \h </w:instrText>
             </w:r>
             <w:r>
               <w:rPr>
@@ -4032,7 +5269,7 @@
               <w14:ligatures w14:val="standardContextual"/>
             </w:rPr>
           </w:pPr>
-          <w:hyperlink w:anchor="_Toc236318652" w:history="1">
+          <w:hyperlink w:anchor="_Toc236387083" w:history="1">
             <w:r>
               <w:rPr>
                 <w:rStyle w:val="Lienhypertexte"/>
@@ -4104,7 +5341,7 @@
                 <w:noProof/>
                 <w:webHidden/>
               </w:rPr>
-              <w:instrText xml:space="preserve"> PAGEREF _Toc236318652 \h </w:instrText>
+              <w:instrText xml:space="preserve"> PAGEREF _Toc236387083 \h </w:instrText>
             </w:r>
             <w:r>
               <w:rPr>
@@ -4153,7 +5390,7 @@
               <w14:ligatures w14:val="standardContextual"/>
             </w:rPr>
           </w:pPr>
-          <w:hyperlink w:anchor="_Toc236318653" w:history="1">
+          <w:hyperlink w:anchor="_Toc236387084" w:history="1">
             <w:r>
               <w:rPr>
                 <w:rStyle w:val="Lienhypertexte"/>
@@ -4196,7 +5433,7 @@
                 <w:noProof/>
                 <w:webHidden/>
               </w:rPr>
-              <w:instrText xml:space="preserve"> PAGEREF _Toc236318653 \h </w:instrText>
+              <w:instrText xml:space="preserve"> PAGEREF _Toc236387084 \h </w:instrText>
             </w:r>
             <w:r>
               <w:rPr>
@@ -4245,7 +5482,7 @@
               <w14:ligatures w14:val="standardContextual"/>
             </w:rPr>
           </w:pPr>
-          <w:hyperlink w:anchor="_Toc236318654" w:history="1">
+          <w:hyperlink w:anchor="_Toc236387085" w:history="1">
             <w:r>
               <w:rPr>
                 <w:rStyle w:val="Lienhypertexte"/>
@@ -4273,7 +5510,7 @@
                 <w:noProof/>
                 <w:webHidden/>
               </w:rPr>
-              <w:instrText xml:space="preserve"> PAGEREF _Toc236318654 \h </w:instrText>
+              <w:instrText xml:space="preserve"> PAGEREF _Toc236387085 \h </w:instrText>
             </w:r>
             <w:r>
               <w:rPr>
@@ -4322,7 +5559,7 @@
               <w14:ligatures w14:val="standardContextual"/>
             </w:rPr>
           </w:pPr>
-          <w:hyperlink w:anchor="_Toc236318655" w:history="1">
+          <w:hyperlink w:anchor="_Toc236387086" w:history="1">
             <w:r>
               <w:rPr>
                 <w:rStyle w:val="Lienhypertexte"/>
@@ -4350,7 +5587,7 @@
                 <w:noProof/>
                 <w:webHidden/>
               </w:rPr>
-              <w:instrText xml:space="preserve"> PAGEREF _Toc236318655 \h </w:instrText>
+              <w:instrText xml:space="preserve"> PAGEREF _Toc236387086 \h </w:instrText>
             </w:r>
             <w:r>
               <w:rPr>
@@ -4399,7 +5636,7 @@
               <w14:ligatures w14:val="standardContextual"/>
             </w:rPr>
           </w:pPr>
-          <w:hyperlink w:anchor="_Toc236318656" w:history="1">
+          <w:hyperlink w:anchor="_Toc236387087" w:history="1">
             <w:r>
               <w:rPr>
                 <w:rStyle w:val="Lienhypertexte"/>
@@ -4427,7 +5664,7 @@
                 <w:noProof/>
                 <w:webHidden/>
               </w:rPr>
-              <w:instrText xml:space="preserve"> PAGEREF _Toc236318656 \h </w:instrText>
+              <w:instrText xml:space="preserve"> PAGEREF _Toc236387087 \h </w:instrText>
             </w:r>
             <w:r>
               <w:rPr>
@@ -4476,7 +5713,7 @@
               <w14:ligatures w14:val="standardContextual"/>
             </w:rPr>
           </w:pPr>
-          <w:hyperlink w:anchor="_Toc236318657" w:history="1">
+          <w:hyperlink w:anchor="_Toc236387088" w:history="1">
             <w:r>
               <w:rPr>
                 <w:rStyle w:val="Lienhypertexte"/>
@@ -4504,7 +5741,7 @@
                 <w:noProof/>
                 <w:webHidden/>
               </w:rPr>
-              <w:instrText xml:space="preserve"> PAGEREF _Toc236318657 \h </w:instrText>
+              <w:instrText xml:space="preserve"> PAGEREF _Toc236387088 \h </w:instrText>
             </w:r>
             <w:r>
               <w:rPr>
@@ -4553,7 +5790,7 @@
               <w14:ligatures w14:val="standardContextual"/>
             </w:rPr>
           </w:pPr>
-          <w:hyperlink w:anchor="_Toc236318658" w:history="1">
+          <w:hyperlink w:anchor="_Toc236387089" w:history="1">
             <w:r>
               <w:rPr>
                 <w:rStyle w:val="Lienhypertexte"/>
@@ -4581,7 +5818,7 @@
                 <w:noProof/>
                 <w:webHidden/>
               </w:rPr>
-              <w:instrText xml:space="preserve"> PAGEREF _Toc236318658 \h </w:instrText>
+              <w:instrText xml:space="preserve"> PAGEREF _Toc236387089 \h </w:instrText>
             </w:r>
             <w:r>
               <w:rPr>
@@ -4630,7 +5867,7 @@
               <w14:ligatures w14:val="standardContextual"/>
             </w:rPr>
           </w:pPr>
-          <w:hyperlink w:anchor="_Toc236318659" w:history="1">
+          <w:hyperlink w:anchor="_Toc236387090" w:history="1">
             <w:r>
               <w:rPr>
                 <w:rStyle w:val="Lienhypertexte"/>
@@ -4658,7 +5895,7 @@
                 <w:noProof/>
                 <w:webHidden/>
               </w:rPr>
-              <w:instrText xml:space="preserve"> PAGEREF _Toc236318659 \h </w:instrText>
+              <w:instrText xml:space="preserve"> PAGEREF _Toc236387090 \h </w:instrText>
             </w:r>
             <w:r>
               <w:rPr>
@@ -4707,7 +5944,7 @@
               <w14:ligatures w14:val="standardContextual"/>
             </w:rPr>
           </w:pPr>
-          <w:hyperlink w:anchor="_Toc236318660" w:history="1">
+          <w:hyperlink w:anchor="_Toc236387091" w:history="1">
             <w:r>
               <w:rPr>
                 <w:rStyle w:val="Lienhypertexte"/>
@@ -4735,7 +5972,7 @@
                 <w:noProof/>
                 <w:webHidden/>
               </w:rPr>
-              <w:instrText xml:space="preserve"> PAGEREF _Toc236318660 \h </w:instrText>
+              <w:instrText xml:space="preserve"> PAGEREF _Toc236387091 \h </w:instrText>
             </w:r>
             <w:r>
               <w:rPr>
@@ -4784,7 +6021,7 @@
               <w14:ligatures w14:val="standardContextual"/>
             </w:rPr>
           </w:pPr>
-          <w:hyperlink w:anchor="_Toc236318661" w:history="1">
+          <w:hyperlink w:anchor="_Toc236387092" w:history="1">
             <w:r>
               <w:rPr>
                 <w:rStyle w:val="Lienhypertexte"/>
@@ -4812,7 +6049,7 @@
                 <w:noProof/>
                 <w:webHidden/>
               </w:rPr>
-              <w:instrText xml:space="preserve"> PAGEREF _Toc236318661 \h </w:instrText>
+              <w:instrText xml:space="preserve"> PAGEREF _Toc236387092 \h </w:instrText>
             </w:r>
             <w:r>
               <w:rPr>
@@ -4861,7 +6098,7 @@
               <w14:ligatures w14:val="standardContextual"/>
             </w:rPr>
           </w:pPr>
-          <w:hyperlink w:anchor="_Toc236318662" w:history="1">
+          <w:hyperlink w:anchor="_Toc236387093" w:history="1">
             <w:r>
               <w:rPr>
                 <w:rStyle w:val="Lienhypertexte"/>
@@ -4889,7 +6126,7 @@
                 <w:noProof/>
                 <w:webHidden/>
               </w:rPr>
-              <w:instrText xml:space="preserve"> PAGEREF _Toc236318662 \h </w:instrText>
+              <w:instrText xml:space="preserve"> PAGEREF _Toc236387093 \h </w:instrText>
             </w:r>
             <w:r>
               <w:rPr>
@@ -4938,7 +6175,7 @@
               <w14:ligatures w14:val="standardContextual"/>
             </w:rPr>
           </w:pPr>
-          <w:hyperlink w:anchor="_Toc236318663" w:history="1">
+          <w:hyperlink w:anchor="_Toc236387094" w:history="1">
             <w:r>
               <w:rPr>
                 <w:rStyle w:val="Lienhypertexte"/>
@@ -4966,7 +6203,7 @@
                 <w:noProof/>
                 <w:webHidden/>
               </w:rPr>
-              <w:instrText xml:space="preserve"> PAGEREF _Toc236318663 \h </w:instrText>
+              <w:instrText xml:space="preserve"> PAGEREF _Toc236387094 \h </w:instrText>
             </w:r>
             <w:r>
               <w:rPr>
@@ -5015,7 +6252,7 @@
               <w14:ligatures w14:val="standardContextual"/>
             </w:rPr>
           </w:pPr>
-          <w:hyperlink w:anchor="_Toc236318664" w:history="1">
+          <w:hyperlink w:anchor="_Toc236387095" w:history="1">
             <w:r>
               <w:rPr>
                 <w:rStyle w:val="Lienhypertexte"/>
@@ -5043,7 +6280,7 @@
                 <w:noProof/>
                 <w:webHidden/>
               </w:rPr>
-              <w:instrText xml:space="preserve"> PAGEREF _Toc236318664 \h </w:instrText>
+              <w:instrText xml:space="preserve"> PAGEREF _Toc236387095 \h </w:instrText>
             </w:r>
             <w:r>
               <w:rPr>
@@ -5092,7 +6329,7 @@
               <w14:ligatures w14:val="standardContextual"/>
             </w:rPr>
           </w:pPr>
-          <w:hyperlink w:anchor="_Toc236318665" w:history="1">
+          <w:hyperlink w:anchor="_Toc236387096" w:history="1">
             <w:r>
               <w:rPr>
                 <w:rStyle w:val="Lienhypertexte"/>
@@ -5120,7 +6357,7 @@
                 <w:noProof/>
                 <w:webHidden/>
               </w:rPr>
-              <w:instrText xml:space="preserve"> PAGEREF _Toc236318665 \h </w:instrText>
+              <w:instrText xml:space="preserve"> PAGEREF _Toc236387096 \h </w:instrText>
             </w:r>
             <w:r>
               <w:rPr>
@@ -5169,7 +6406,7 @@
               <w14:ligatures w14:val="standardContextual"/>
             </w:rPr>
           </w:pPr>
-          <w:hyperlink w:anchor="_Toc236318666" w:history="1">
+          <w:hyperlink w:anchor="_Toc236387097" w:history="1">
             <w:r>
               <w:rPr>
                 <w:rStyle w:val="Lienhypertexte"/>
@@ -5197,7 +6434,7 @@
                 <w:noProof/>
                 <w:webHidden/>
               </w:rPr>
-              <w:instrText xml:space="preserve"> PAGEREF _Toc236318666 \h </w:instrText>
+              <w:instrText xml:space="preserve"> PAGEREF _Toc236387097 \h </w:instrText>
             </w:r>
             <w:r>
               <w:rPr>
@@ -5246,7 +6483,7 @@
               <w14:ligatures w14:val="standardContextual"/>
             </w:rPr>
           </w:pPr>
-          <w:hyperlink w:anchor="_Toc236318667" w:history="1">
+          <w:hyperlink w:anchor="_Toc236387098" w:history="1">
             <w:r>
               <w:rPr>
                 <w:rStyle w:val="Lienhypertexte"/>
@@ -5274,7 +6511,7 @@
                 <w:noProof/>
                 <w:webHidden/>
               </w:rPr>
-              <w:instrText xml:space="preserve"> PAGEREF _Toc236318667 \h </w:instrText>
+              <w:instrText xml:space="preserve"> PAGEREF _Toc236387098 \h </w:instrText>
             </w:r>
             <w:r>
               <w:rPr>
@@ -5323,7 +6560,7 @@
               <w14:ligatures w14:val="standardContextual"/>
             </w:rPr>
           </w:pPr>
-          <w:hyperlink w:anchor="_Toc236318668" w:history="1">
+          <w:hyperlink w:anchor="_Toc236387099" w:history="1">
             <w:r>
               <w:rPr>
                 <w:rStyle w:val="Lienhypertexte"/>
@@ -5351,7 +6588,7 @@
                 <w:noProof/>
                 <w:webHidden/>
               </w:rPr>
-              <w:instrText xml:space="preserve"> PAGEREF _Toc236318668 \h </w:instrText>
+              <w:instrText xml:space="preserve"> PAGEREF _Toc236387099 \h </w:instrText>
             </w:r>
             <w:r>
               <w:rPr>
@@ -5400,7 +6637,7 @@
               <w14:ligatures w14:val="standardContextual"/>
             </w:rPr>
           </w:pPr>
-          <w:hyperlink w:anchor="_Toc236318669" w:history="1">
+          <w:hyperlink w:anchor="_Toc236387100" w:history="1">
             <w:r>
               <w:rPr>
                 <w:rStyle w:val="Lienhypertexte"/>
@@ -5428,7 +6665,7 @@
                 <w:noProof/>
                 <w:webHidden/>
               </w:rPr>
-              <w:instrText xml:space="preserve"> PAGEREF _Toc236318669 \h </w:instrText>
+              <w:instrText xml:space="preserve"> PAGEREF _Toc236387100 \h </w:instrText>
             </w:r>
             <w:r>
               <w:rPr>
@@ -5477,7 +6714,7 @@
               <w14:ligatures w14:val="standardContextual"/>
             </w:rPr>
           </w:pPr>
-          <w:hyperlink w:anchor="_Toc236318670" w:history="1">
+          <w:hyperlink w:anchor="_Toc236387101" w:history="1">
             <w:r>
               <w:rPr>
                 <w:rStyle w:val="Lienhypertexte"/>
@@ -5505,7 +6742,7 @@
                 <w:noProof/>
                 <w:webHidden/>
               </w:rPr>
-              <w:instrText xml:space="preserve"> PAGEREF _Toc236318670 \h </w:instrText>
+              <w:instrText xml:space="preserve"> PAGEREF _Toc236387101 \h </w:instrText>
             </w:r>
             <w:r>
               <w:rPr>
@@ -5554,7 +6791,7 @@
               <w14:ligatures w14:val="standardContextual"/>
             </w:rPr>
           </w:pPr>
-          <w:hyperlink w:anchor="_Toc236318671" w:history="1">
+          <w:hyperlink w:anchor="_Toc236387102" w:history="1">
             <w:r>
               <w:rPr>
                 <w:rStyle w:val="Lienhypertexte"/>
@@ -5582,7 +6819,7 @@
                 <w:noProof/>
                 <w:webHidden/>
               </w:rPr>
-              <w:instrText xml:space="preserve"> PAGEREF _Toc236318671 \h </w:instrText>
+              <w:instrText xml:space="preserve"> PAGEREF _Toc236387102 \h </w:instrText>
             </w:r>
             <w:r>
               <w:rPr>
@@ -5631,7 +6868,7 @@
               <w14:ligatures w14:val="standardContextual"/>
             </w:rPr>
           </w:pPr>
-          <w:hyperlink w:anchor="_Toc236318672" w:history="1">
+          <w:hyperlink w:anchor="_Toc236387103" w:history="1">
             <w:r>
               <w:rPr>
                 <w:rStyle w:val="Lienhypertexte"/>
@@ -5659,7 +6896,7 @@
                 <w:noProof/>
                 <w:webHidden/>
               </w:rPr>
-              <w:instrText xml:space="preserve"> PAGEREF _Toc236318672 \h </w:instrText>
+              <w:instrText xml:space="preserve"> PAGEREF _Toc236387103 \h </w:instrText>
             </w:r>
             <w:r>
               <w:rPr>
@@ -5708,7 +6945,7 @@
               <w14:ligatures w14:val="standardContextual"/>
             </w:rPr>
           </w:pPr>
-          <w:hyperlink w:anchor="_Toc236318673" w:history="1">
+          <w:hyperlink w:anchor="_Toc236387104" w:history="1">
             <w:r>
               <w:rPr>
                 <w:rStyle w:val="Lienhypertexte"/>
@@ -5735,7 +6972,7 @@
                 <w:noProof/>
                 <w:webHidden/>
               </w:rPr>
-              <w:instrText xml:space="preserve"> PAGEREF _Toc236318673 \h </w:instrText>
+              <w:instrText xml:space="preserve"> PAGEREF _Toc236387104 \h </w:instrText>
             </w:r>
             <w:r>
               <w:rPr>
@@ -5782,11 +7019,1757 @@
               <w14:ligatures w14:val="standardContextual"/>
             </w:rPr>
           </w:pPr>
-          <w:hyperlink w:anchor="_Toc236318674" w:history="1">
+          <w:hyperlink w:anchor="_Toc236387105" w:history="1">
             <w:r>
               <w:rPr>
                 <w:rStyle w:val="Lienhypertexte"/>
                 <w:noProof/>
+              </w:rPr>
+              <w:t>Chapitre 3 : Implémentation et évaluation de HEAT2VALUE</w:t>
+            </w:r>
+            <w:r>
+              <w:rPr>
+                <w:noProof/>
+                <w:webHidden/>
+              </w:rPr>
+              <w:tab/>
+            </w:r>
+            <w:r>
+              <w:rPr>
+                <w:noProof/>
+                <w:webHidden/>
+              </w:rPr>
+              <w:fldChar w:fldCharType="begin"/>
+            </w:r>
+            <w:r>
+              <w:rPr>
+                <w:noProof/>
+                <w:webHidden/>
+              </w:rPr>
+              <w:instrText xml:space="preserve"> PAGEREF _Toc236387105 \h </w:instrText>
+            </w:r>
+            <w:r>
+              <w:rPr>
+                <w:noProof/>
+                <w:webHidden/>
+              </w:rPr>
+            </w:r>
+            <w:r>
+              <w:rPr>
+                <w:noProof/>
+                <w:webHidden/>
+              </w:rPr>
+              <w:fldChar w:fldCharType="separate"/>
+            </w:r>
+            <w:r>
+              <w:rPr>
+                <w:noProof/>
+                <w:webHidden/>
+              </w:rPr>
+              <w:t>30</w:t>
+            </w:r>
+            <w:r>
+              <w:rPr>
+                <w:noProof/>
+                <w:webHidden/>
+              </w:rPr>
+              <w:fldChar w:fldCharType="end"/>
+            </w:r>
+          </w:hyperlink>
+        </w:p>
+        <w:p>
+          <w:pPr>
+            <w:pStyle w:val="TM2"/>
+            <w:tabs>
+              <w:tab w:val="right" w:leader="dot" w:pos="10767"/>
+            </w:tabs>
+            <w:rPr>
+              <w:rFonts w:asciiTheme="minorHAnsi" w:eastAsiaTheme="minorEastAsia" w:hAnsiTheme="minorHAnsi" w:cstheme="minorBidi"/>
+              <w:b w:val="0"/>
+              <w:bCs w:val="0"/>
+              <w:noProof/>
+              <w:kern w:val="2"/>
+              <w:sz w:val="24"/>
+              <w:szCs w:val="24"/>
+              <w:lang w:eastAsia="fr-FR"/>
+              <w14:ligatures w14:val="standardContextual"/>
+            </w:rPr>
+          </w:pPr>
+          <w:hyperlink w:anchor="_Toc236387106" w:history="1">
+            <w:r>
+              <w:rPr>
+                <w:rStyle w:val="Lienhypertexte"/>
+                <w:noProof/>
+              </w:rPr>
+              <w:t>Introduction</w:t>
+            </w:r>
+            <w:r>
+              <w:rPr>
+                <w:noProof/>
+                <w:webHidden/>
+              </w:rPr>
+              <w:tab/>
+            </w:r>
+            <w:r>
+              <w:rPr>
+                <w:noProof/>
+                <w:webHidden/>
+              </w:rPr>
+              <w:fldChar w:fldCharType="begin"/>
+            </w:r>
+            <w:r>
+              <w:rPr>
+                <w:noProof/>
+                <w:webHidden/>
+              </w:rPr>
+              <w:instrText xml:space="preserve"> PAGEREF _Toc236387106 \h </w:instrText>
+            </w:r>
+            <w:r>
+              <w:rPr>
+                <w:noProof/>
+                <w:webHidden/>
+              </w:rPr>
+            </w:r>
+            <w:r>
+              <w:rPr>
+                <w:noProof/>
+                <w:webHidden/>
+              </w:rPr>
+              <w:fldChar w:fldCharType="separate"/>
+            </w:r>
+            <w:r>
+              <w:rPr>
+                <w:noProof/>
+                <w:webHidden/>
+              </w:rPr>
+              <w:t>30</w:t>
+            </w:r>
+            <w:r>
+              <w:rPr>
+                <w:noProof/>
+                <w:webHidden/>
+              </w:rPr>
+              <w:fldChar w:fldCharType="end"/>
+            </w:r>
+          </w:hyperlink>
+        </w:p>
+        <w:p>
+          <w:pPr>
+            <w:pStyle w:val="TM2"/>
+            <w:tabs>
+              <w:tab w:val="right" w:leader="dot" w:pos="10767"/>
+            </w:tabs>
+            <w:rPr>
+              <w:rFonts w:asciiTheme="minorHAnsi" w:eastAsiaTheme="minorEastAsia" w:hAnsiTheme="minorHAnsi" w:cstheme="minorBidi"/>
+              <w:b w:val="0"/>
+              <w:bCs w:val="0"/>
+              <w:noProof/>
+              <w:kern w:val="2"/>
+              <w:sz w:val="24"/>
+              <w:szCs w:val="24"/>
+              <w:lang w:eastAsia="fr-FR"/>
+              <w14:ligatures w14:val="standardContextual"/>
+            </w:rPr>
+          </w:pPr>
+          <w:hyperlink w:anchor="_Toc236387107" w:history="1">
+            <w:r>
+              <w:rPr>
+                <w:rStyle w:val="Lienhypertexte"/>
+                <w:noProof/>
+              </w:rPr>
+              <w:t>3.1. Environnement et architecture de l'implémentation</w:t>
+            </w:r>
+            <w:r>
+              <w:rPr>
+                <w:noProof/>
+                <w:webHidden/>
+              </w:rPr>
+              <w:tab/>
+            </w:r>
+            <w:r>
+              <w:rPr>
+                <w:noProof/>
+                <w:webHidden/>
+              </w:rPr>
+              <w:fldChar w:fldCharType="begin"/>
+            </w:r>
+            <w:r>
+              <w:rPr>
+                <w:noProof/>
+                <w:webHidden/>
+              </w:rPr>
+              <w:instrText xml:space="preserve"> PAGEREF _Toc236387107 \h </w:instrText>
+            </w:r>
+            <w:r>
+              <w:rPr>
+                <w:noProof/>
+                <w:webHidden/>
+              </w:rPr>
+            </w:r>
+            <w:r>
+              <w:rPr>
+                <w:noProof/>
+                <w:webHidden/>
+              </w:rPr>
+              <w:fldChar w:fldCharType="separate"/>
+            </w:r>
+            <w:r>
+              <w:rPr>
+                <w:noProof/>
+                <w:webHidden/>
+              </w:rPr>
+              <w:t>30</w:t>
+            </w:r>
+            <w:r>
+              <w:rPr>
+                <w:noProof/>
+                <w:webHidden/>
+              </w:rPr>
+              <w:fldChar w:fldCharType="end"/>
+            </w:r>
+          </w:hyperlink>
+        </w:p>
+        <w:p>
+          <w:pPr>
+            <w:pStyle w:val="TM2"/>
+            <w:tabs>
+              <w:tab w:val="right" w:leader="dot" w:pos="10767"/>
+            </w:tabs>
+            <w:rPr>
+              <w:rFonts w:asciiTheme="minorHAnsi" w:eastAsiaTheme="minorEastAsia" w:hAnsiTheme="minorHAnsi" w:cstheme="minorBidi"/>
+              <w:b w:val="0"/>
+              <w:bCs w:val="0"/>
+              <w:noProof/>
+              <w:kern w:val="2"/>
+              <w:sz w:val="24"/>
+              <w:szCs w:val="24"/>
+              <w:lang w:eastAsia="fr-FR"/>
+              <w14:ligatures w14:val="standardContextual"/>
+            </w:rPr>
+          </w:pPr>
+          <w:hyperlink w:anchor="_Toc236387108" w:history="1">
+            <w:r>
+              <w:rPr>
+                <w:rStyle w:val="Lienhypertexte"/>
+                <w:noProof/>
+              </w:rPr>
+              <w:t>3.1.1. Architecture modulaire de l'implémentation</w:t>
+            </w:r>
+            <w:r>
+              <w:rPr>
+                <w:noProof/>
+                <w:webHidden/>
+              </w:rPr>
+              <w:tab/>
+            </w:r>
+            <w:r>
+              <w:rPr>
+                <w:noProof/>
+                <w:webHidden/>
+              </w:rPr>
+              <w:fldChar w:fldCharType="begin"/>
+            </w:r>
+            <w:r>
+              <w:rPr>
+                <w:noProof/>
+                <w:webHidden/>
+              </w:rPr>
+              <w:instrText xml:space="preserve"> PAGEREF _Toc236387108 \h </w:instrText>
+            </w:r>
+            <w:r>
+              <w:rPr>
+                <w:noProof/>
+                <w:webHidden/>
+              </w:rPr>
+            </w:r>
+            <w:r>
+              <w:rPr>
+                <w:noProof/>
+                <w:webHidden/>
+              </w:rPr>
+              <w:fldChar w:fldCharType="separate"/>
+            </w:r>
+            <w:r>
+              <w:rPr>
+                <w:noProof/>
+                <w:webHidden/>
+              </w:rPr>
+              <w:t>30</w:t>
+            </w:r>
+            <w:r>
+              <w:rPr>
+                <w:noProof/>
+                <w:webHidden/>
+              </w:rPr>
+              <w:fldChar w:fldCharType="end"/>
+            </w:r>
+          </w:hyperlink>
+        </w:p>
+        <w:p>
+          <w:pPr>
+            <w:pStyle w:val="TM2"/>
+            <w:tabs>
+              <w:tab w:val="right" w:leader="dot" w:pos="10767"/>
+            </w:tabs>
+            <w:rPr>
+              <w:rFonts w:asciiTheme="minorHAnsi" w:eastAsiaTheme="minorEastAsia" w:hAnsiTheme="minorHAnsi" w:cstheme="minorBidi"/>
+              <w:b w:val="0"/>
+              <w:bCs w:val="0"/>
+              <w:noProof/>
+              <w:kern w:val="2"/>
+              <w:sz w:val="24"/>
+              <w:szCs w:val="24"/>
+              <w:lang w:eastAsia="fr-FR"/>
+              <w14:ligatures w14:val="standardContextual"/>
+            </w:rPr>
+          </w:pPr>
+          <w:hyperlink w:anchor="_Toc236387109" w:history="1">
+            <w:r>
+              <w:rPr>
+                <w:rStyle w:val="Lienhypertexte"/>
+                <w:noProof/>
+              </w:rPr>
+              <w:t>3.1.2. Justification du choix de la simulation</w:t>
+            </w:r>
+            <w:r>
+              <w:rPr>
+                <w:noProof/>
+                <w:webHidden/>
+              </w:rPr>
+              <w:tab/>
+            </w:r>
+            <w:r>
+              <w:rPr>
+                <w:noProof/>
+                <w:webHidden/>
+              </w:rPr>
+              <w:fldChar w:fldCharType="begin"/>
+            </w:r>
+            <w:r>
+              <w:rPr>
+                <w:noProof/>
+                <w:webHidden/>
+              </w:rPr>
+              <w:instrText xml:space="preserve"> PAGEREF _Toc236387109 \h </w:instrText>
+            </w:r>
+            <w:r>
+              <w:rPr>
+                <w:noProof/>
+                <w:webHidden/>
+              </w:rPr>
+            </w:r>
+            <w:r>
+              <w:rPr>
+                <w:noProof/>
+                <w:webHidden/>
+              </w:rPr>
+              <w:fldChar w:fldCharType="separate"/>
+            </w:r>
+            <w:r>
+              <w:rPr>
+                <w:noProof/>
+                <w:webHidden/>
+              </w:rPr>
+              <w:t>30</w:t>
+            </w:r>
+            <w:r>
+              <w:rPr>
+                <w:noProof/>
+                <w:webHidden/>
+              </w:rPr>
+              <w:fldChar w:fldCharType="end"/>
+            </w:r>
+          </w:hyperlink>
+        </w:p>
+        <w:p>
+          <w:pPr>
+            <w:pStyle w:val="TM2"/>
+            <w:tabs>
+              <w:tab w:val="right" w:leader="dot" w:pos="10767"/>
+            </w:tabs>
+            <w:rPr>
+              <w:rFonts w:asciiTheme="minorHAnsi" w:eastAsiaTheme="minorEastAsia" w:hAnsiTheme="minorHAnsi" w:cstheme="minorBidi"/>
+              <w:b w:val="0"/>
+              <w:bCs w:val="0"/>
+              <w:noProof/>
+              <w:kern w:val="2"/>
+              <w:sz w:val="24"/>
+              <w:szCs w:val="24"/>
+              <w:lang w:eastAsia="fr-FR"/>
+              <w14:ligatures w14:val="standardContextual"/>
+            </w:rPr>
+          </w:pPr>
+          <w:hyperlink w:anchor="_Toc236387110" w:history="1">
+            <w:r>
+              <w:rPr>
+                <w:rStyle w:val="Lienhypertexte"/>
+                <w:noProof/>
+              </w:rPr>
+              <w:t>3.1.3. Les données utilisées</w:t>
+            </w:r>
+            <w:r>
+              <w:rPr>
+                <w:noProof/>
+                <w:webHidden/>
+              </w:rPr>
+              <w:tab/>
+            </w:r>
+            <w:r>
+              <w:rPr>
+                <w:noProof/>
+                <w:webHidden/>
+              </w:rPr>
+              <w:fldChar w:fldCharType="begin"/>
+            </w:r>
+            <w:r>
+              <w:rPr>
+                <w:noProof/>
+                <w:webHidden/>
+              </w:rPr>
+              <w:instrText xml:space="preserve"> PAGEREF _Toc236387110 \h </w:instrText>
+            </w:r>
+            <w:r>
+              <w:rPr>
+                <w:noProof/>
+                <w:webHidden/>
+              </w:rPr>
+            </w:r>
+            <w:r>
+              <w:rPr>
+                <w:noProof/>
+                <w:webHidden/>
+              </w:rPr>
+              <w:fldChar w:fldCharType="separate"/>
+            </w:r>
+            <w:r>
+              <w:rPr>
+                <w:noProof/>
+                <w:webHidden/>
+              </w:rPr>
+              <w:t>30</w:t>
+            </w:r>
+            <w:r>
+              <w:rPr>
+                <w:noProof/>
+                <w:webHidden/>
+              </w:rPr>
+              <w:fldChar w:fldCharType="end"/>
+            </w:r>
+          </w:hyperlink>
+        </w:p>
+        <w:p>
+          <w:pPr>
+            <w:pStyle w:val="TM2"/>
+            <w:tabs>
+              <w:tab w:val="right" w:leader="dot" w:pos="10767"/>
+            </w:tabs>
+            <w:rPr>
+              <w:rFonts w:asciiTheme="minorHAnsi" w:eastAsiaTheme="minorEastAsia" w:hAnsiTheme="minorHAnsi" w:cstheme="minorBidi"/>
+              <w:b w:val="0"/>
+              <w:bCs w:val="0"/>
+              <w:noProof/>
+              <w:kern w:val="2"/>
+              <w:sz w:val="24"/>
+              <w:szCs w:val="24"/>
+              <w:lang w:eastAsia="fr-FR"/>
+              <w14:ligatures w14:val="standardContextual"/>
+            </w:rPr>
+          </w:pPr>
+          <w:hyperlink w:anchor="_Toc236387111" w:history="1">
+            <w:r>
+              <w:rPr>
+                <w:rStyle w:val="Lienhypertexte"/>
+                <w:noProof/>
+              </w:rPr>
+              <w:t>3.2. Implémentation de l'algorithme</w:t>
+            </w:r>
+            <w:r>
+              <w:rPr>
+                <w:noProof/>
+                <w:webHidden/>
+              </w:rPr>
+              <w:tab/>
+            </w:r>
+            <w:r>
+              <w:rPr>
+                <w:noProof/>
+                <w:webHidden/>
+              </w:rPr>
+              <w:fldChar w:fldCharType="begin"/>
+            </w:r>
+            <w:r>
+              <w:rPr>
+                <w:noProof/>
+                <w:webHidden/>
+              </w:rPr>
+              <w:instrText xml:space="preserve"> PAGEREF _Toc236387111 \h </w:instrText>
+            </w:r>
+            <w:r>
+              <w:rPr>
+                <w:noProof/>
+                <w:webHidden/>
+              </w:rPr>
+            </w:r>
+            <w:r>
+              <w:rPr>
+                <w:noProof/>
+                <w:webHidden/>
+              </w:rPr>
+              <w:fldChar w:fldCharType="separate"/>
+            </w:r>
+            <w:r>
+              <w:rPr>
+                <w:noProof/>
+                <w:webHidden/>
+              </w:rPr>
+              <w:t>30</w:t>
+            </w:r>
+            <w:r>
+              <w:rPr>
+                <w:noProof/>
+                <w:webHidden/>
+              </w:rPr>
+              <w:fldChar w:fldCharType="end"/>
+            </w:r>
+          </w:hyperlink>
+        </w:p>
+        <w:p>
+          <w:pPr>
+            <w:pStyle w:val="TM2"/>
+            <w:tabs>
+              <w:tab w:val="right" w:leader="dot" w:pos="10767"/>
+            </w:tabs>
+            <w:rPr>
+              <w:rFonts w:asciiTheme="minorHAnsi" w:eastAsiaTheme="minorEastAsia" w:hAnsiTheme="minorHAnsi" w:cstheme="minorBidi"/>
+              <w:b w:val="0"/>
+              <w:bCs w:val="0"/>
+              <w:noProof/>
+              <w:kern w:val="2"/>
+              <w:sz w:val="24"/>
+              <w:szCs w:val="24"/>
+              <w:lang w:eastAsia="fr-FR"/>
+              <w14:ligatures w14:val="standardContextual"/>
+            </w:rPr>
+          </w:pPr>
+          <w:hyperlink w:anchor="_Toc236387112" w:history="1">
+            <w:r>
+              <w:rPr>
+                <w:rStyle w:val="Lienhypertexte"/>
+                <w:noProof/>
+              </w:rPr>
+              <w:t>3.2.1. Le simulateur de Data Center</w:t>
+            </w:r>
+            <w:r>
+              <w:rPr>
+                <w:noProof/>
+                <w:webHidden/>
+              </w:rPr>
+              <w:tab/>
+            </w:r>
+            <w:r>
+              <w:rPr>
+                <w:noProof/>
+                <w:webHidden/>
+              </w:rPr>
+              <w:fldChar w:fldCharType="begin"/>
+            </w:r>
+            <w:r>
+              <w:rPr>
+                <w:noProof/>
+                <w:webHidden/>
+              </w:rPr>
+              <w:instrText xml:space="preserve"> PAGEREF _Toc236387112 \h </w:instrText>
+            </w:r>
+            <w:r>
+              <w:rPr>
+                <w:noProof/>
+                <w:webHidden/>
+              </w:rPr>
+            </w:r>
+            <w:r>
+              <w:rPr>
+                <w:noProof/>
+                <w:webHidden/>
+              </w:rPr>
+              <w:fldChar w:fldCharType="separate"/>
+            </w:r>
+            <w:r>
+              <w:rPr>
+                <w:noProof/>
+                <w:webHidden/>
+              </w:rPr>
+              <w:t>30</w:t>
+            </w:r>
+            <w:r>
+              <w:rPr>
+                <w:noProof/>
+                <w:webHidden/>
+              </w:rPr>
+              <w:fldChar w:fldCharType="end"/>
+            </w:r>
+          </w:hyperlink>
+        </w:p>
+        <w:p>
+          <w:pPr>
+            <w:pStyle w:val="TM2"/>
+            <w:tabs>
+              <w:tab w:val="right" w:leader="dot" w:pos="10767"/>
+            </w:tabs>
+            <w:rPr>
+              <w:rFonts w:asciiTheme="minorHAnsi" w:eastAsiaTheme="minorEastAsia" w:hAnsiTheme="minorHAnsi" w:cstheme="minorBidi"/>
+              <w:b w:val="0"/>
+              <w:bCs w:val="0"/>
+              <w:noProof/>
+              <w:kern w:val="2"/>
+              <w:sz w:val="24"/>
+              <w:szCs w:val="24"/>
+              <w:lang w:eastAsia="fr-FR"/>
+              <w14:ligatures w14:val="standardContextual"/>
+            </w:rPr>
+          </w:pPr>
+          <w:hyperlink w:anchor="_Toc236387113" w:history="1">
+            <w:r>
+              <w:rPr>
+                <w:rStyle w:val="Lienhypertexte"/>
+                <w:noProof/>
+              </w:rPr>
+              <w:t>3.2.2. Le module de décision HEAT2VALUE</w:t>
+            </w:r>
+            <w:r>
+              <w:rPr>
+                <w:noProof/>
+                <w:webHidden/>
+              </w:rPr>
+              <w:tab/>
+            </w:r>
+            <w:r>
+              <w:rPr>
+                <w:noProof/>
+                <w:webHidden/>
+              </w:rPr>
+              <w:fldChar w:fldCharType="begin"/>
+            </w:r>
+            <w:r>
+              <w:rPr>
+                <w:noProof/>
+                <w:webHidden/>
+              </w:rPr>
+              <w:instrText xml:space="preserve"> PAGEREF _Toc236387113 \h </w:instrText>
+            </w:r>
+            <w:r>
+              <w:rPr>
+                <w:noProof/>
+                <w:webHidden/>
+              </w:rPr>
+            </w:r>
+            <w:r>
+              <w:rPr>
+                <w:noProof/>
+                <w:webHidden/>
+              </w:rPr>
+              <w:fldChar w:fldCharType="separate"/>
+            </w:r>
+            <w:r>
+              <w:rPr>
+                <w:noProof/>
+                <w:webHidden/>
+              </w:rPr>
+              <w:t>30</w:t>
+            </w:r>
+            <w:r>
+              <w:rPr>
+                <w:noProof/>
+                <w:webHidden/>
+              </w:rPr>
+              <w:fldChar w:fldCharType="end"/>
+            </w:r>
+          </w:hyperlink>
+        </w:p>
+        <w:p>
+          <w:pPr>
+            <w:pStyle w:val="TM2"/>
+            <w:tabs>
+              <w:tab w:val="right" w:leader="dot" w:pos="10767"/>
+            </w:tabs>
+            <w:rPr>
+              <w:rFonts w:asciiTheme="minorHAnsi" w:eastAsiaTheme="minorEastAsia" w:hAnsiTheme="minorHAnsi" w:cstheme="minorBidi"/>
+              <w:b w:val="0"/>
+              <w:bCs w:val="0"/>
+              <w:noProof/>
+              <w:kern w:val="2"/>
+              <w:sz w:val="24"/>
+              <w:szCs w:val="24"/>
+              <w:lang w:eastAsia="fr-FR"/>
+              <w14:ligatures w14:val="standardContextual"/>
+            </w:rPr>
+          </w:pPr>
+          <w:hyperlink w:anchor="_Toc236387114" w:history="1">
+            <w:r>
+              <w:rPr>
+                <w:rStyle w:val="Lienhypertexte"/>
+                <w:noProof/>
+              </w:rPr>
+              <w:t>3.2.3. Le module de calcul des KPI</w:t>
+            </w:r>
+            <w:r>
+              <w:rPr>
+                <w:noProof/>
+                <w:webHidden/>
+              </w:rPr>
+              <w:tab/>
+            </w:r>
+            <w:r>
+              <w:rPr>
+                <w:noProof/>
+                <w:webHidden/>
+              </w:rPr>
+              <w:fldChar w:fldCharType="begin"/>
+            </w:r>
+            <w:r>
+              <w:rPr>
+                <w:noProof/>
+                <w:webHidden/>
+              </w:rPr>
+              <w:instrText xml:space="preserve"> PAGEREF _Toc236387114 \h </w:instrText>
+            </w:r>
+            <w:r>
+              <w:rPr>
+                <w:noProof/>
+                <w:webHidden/>
+              </w:rPr>
+            </w:r>
+            <w:r>
+              <w:rPr>
+                <w:noProof/>
+                <w:webHidden/>
+              </w:rPr>
+              <w:fldChar w:fldCharType="separate"/>
+            </w:r>
+            <w:r>
+              <w:rPr>
+                <w:noProof/>
+                <w:webHidden/>
+              </w:rPr>
+              <w:t>30</w:t>
+            </w:r>
+            <w:r>
+              <w:rPr>
+                <w:noProof/>
+                <w:webHidden/>
+              </w:rPr>
+              <w:fldChar w:fldCharType="end"/>
+            </w:r>
+          </w:hyperlink>
+        </w:p>
+        <w:p>
+          <w:pPr>
+            <w:pStyle w:val="TM2"/>
+            <w:tabs>
+              <w:tab w:val="right" w:leader="dot" w:pos="10767"/>
+            </w:tabs>
+            <w:rPr>
+              <w:rFonts w:asciiTheme="minorHAnsi" w:eastAsiaTheme="minorEastAsia" w:hAnsiTheme="minorHAnsi" w:cstheme="minorBidi"/>
+              <w:b w:val="0"/>
+              <w:bCs w:val="0"/>
+              <w:noProof/>
+              <w:kern w:val="2"/>
+              <w:sz w:val="24"/>
+              <w:szCs w:val="24"/>
+              <w:lang w:eastAsia="fr-FR"/>
+              <w14:ligatures w14:val="standardContextual"/>
+            </w:rPr>
+          </w:pPr>
+          <w:hyperlink w:anchor="_Toc236387115" w:history="1">
+            <w:r>
+              <w:rPr>
+                <w:rStyle w:val="Lienhypertexte"/>
+                <w:noProof/>
+              </w:rPr>
+              <w:t>3.3. Résultats et analyse</w:t>
+            </w:r>
+            <w:r>
+              <w:rPr>
+                <w:noProof/>
+                <w:webHidden/>
+              </w:rPr>
+              <w:tab/>
+            </w:r>
+            <w:r>
+              <w:rPr>
+                <w:noProof/>
+                <w:webHidden/>
+              </w:rPr>
+              <w:fldChar w:fldCharType="begin"/>
+            </w:r>
+            <w:r>
+              <w:rPr>
+                <w:noProof/>
+                <w:webHidden/>
+              </w:rPr>
+              <w:instrText xml:space="preserve"> PAGEREF _Toc236387115 \h </w:instrText>
+            </w:r>
+            <w:r>
+              <w:rPr>
+                <w:noProof/>
+                <w:webHidden/>
+              </w:rPr>
+            </w:r>
+            <w:r>
+              <w:rPr>
+                <w:noProof/>
+                <w:webHidden/>
+              </w:rPr>
+              <w:fldChar w:fldCharType="separate"/>
+            </w:r>
+            <w:r>
+              <w:rPr>
+                <w:noProof/>
+                <w:webHidden/>
+              </w:rPr>
+              <w:t>30</w:t>
+            </w:r>
+            <w:r>
+              <w:rPr>
+                <w:noProof/>
+                <w:webHidden/>
+              </w:rPr>
+              <w:fldChar w:fldCharType="end"/>
+            </w:r>
+          </w:hyperlink>
+        </w:p>
+        <w:p>
+          <w:pPr>
+            <w:pStyle w:val="TM2"/>
+            <w:tabs>
+              <w:tab w:val="right" w:leader="dot" w:pos="10767"/>
+            </w:tabs>
+            <w:rPr>
+              <w:rFonts w:asciiTheme="minorHAnsi" w:eastAsiaTheme="minorEastAsia" w:hAnsiTheme="minorHAnsi" w:cstheme="minorBidi"/>
+              <w:b w:val="0"/>
+              <w:bCs w:val="0"/>
+              <w:noProof/>
+              <w:kern w:val="2"/>
+              <w:sz w:val="24"/>
+              <w:szCs w:val="24"/>
+              <w:lang w:eastAsia="fr-FR"/>
+              <w14:ligatures w14:val="standardContextual"/>
+            </w:rPr>
+          </w:pPr>
+          <w:hyperlink w:anchor="_Toc236387116" w:history="1">
+            <w:r>
+              <w:rPr>
+                <w:rStyle w:val="Lienhypertexte"/>
+                <w:noProof/>
+              </w:rPr>
+              <w:t>3.3.1. Résultats sur données simulées : comparaison sur 24h</w:t>
+            </w:r>
+            <w:r>
+              <w:rPr>
+                <w:noProof/>
+                <w:webHidden/>
+              </w:rPr>
+              <w:tab/>
+            </w:r>
+            <w:r>
+              <w:rPr>
+                <w:noProof/>
+                <w:webHidden/>
+              </w:rPr>
+              <w:fldChar w:fldCharType="begin"/>
+            </w:r>
+            <w:r>
+              <w:rPr>
+                <w:noProof/>
+                <w:webHidden/>
+              </w:rPr>
+              <w:instrText xml:space="preserve"> PAGEREF _Toc236387116 \h </w:instrText>
+            </w:r>
+            <w:r>
+              <w:rPr>
+                <w:noProof/>
+                <w:webHidden/>
+              </w:rPr>
+            </w:r>
+            <w:r>
+              <w:rPr>
+                <w:noProof/>
+                <w:webHidden/>
+              </w:rPr>
+              <w:fldChar w:fldCharType="separate"/>
+            </w:r>
+            <w:r>
+              <w:rPr>
+                <w:noProof/>
+                <w:webHidden/>
+              </w:rPr>
+              <w:t>30</w:t>
+            </w:r>
+            <w:r>
+              <w:rPr>
+                <w:noProof/>
+                <w:webHidden/>
+              </w:rPr>
+              <w:fldChar w:fldCharType="end"/>
+            </w:r>
+          </w:hyperlink>
+        </w:p>
+        <w:p>
+          <w:pPr>
+            <w:pStyle w:val="TM2"/>
+            <w:tabs>
+              <w:tab w:val="right" w:leader="dot" w:pos="10767"/>
+            </w:tabs>
+            <w:rPr>
+              <w:rFonts w:asciiTheme="minorHAnsi" w:eastAsiaTheme="minorEastAsia" w:hAnsiTheme="minorHAnsi" w:cstheme="minorBidi"/>
+              <w:b w:val="0"/>
+              <w:bCs w:val="0"/>
+              <w:noProof/>
+              <w:kern w:val="2"/>
+              <w:sz w:val="24"/>
+              <w:szCs w:val="24"/>
+              <w:lang w:eastAsia="fr-FR"/>
+              <w14:ligatures w14:val="standardContextual"/>
+            </w:rPr>
+          </w:pPr>
+          <w:hyperlink w:anchor="_Toc236387117" w:history="1">
+            <w:r>
+              <w:rPr>
+                <w:rStyle w:val="Lienhypertexte"/>
+                <w:noProof/>
+              </w:rPr>
+              <w:t>3.3.2. Résultats sur données réelles : 3 journées de 2024</w:t>
+            </w:r>
+            <w:r>
+              <w:rPr>
+                <w:noProof/>
+                <w:webHidden/>
+              </w:rPr>
+              <w:tab/>
+            </w:r>
+            <w:r>
+              <w:rPr>
+                <w:noProof/>
+                <w:webHidden/>
+              </w:rPr>
+              <w:fldChar w:fldCharType="begin"/>
+            </w:r>
+            <w:r>
+              <w:rPr>
+                <w:noProof/>
+                <w:webHidden/>
+              </w:rPr>
+              <w:instrText xml:space="preserve"> PAGEREF _Toc236387117 \h </w:instrText>
+            </w:r>
+            <w:r>
+              <w:rPr>
+                <w:noProof/>
+                <w:webHidden/>
+              </w:rPr>
+            </w:r>
+            <w:r>
+              <w:rPr>
+                <w:noProof/>
+                <w:webHidden/>
+              </w:rPr>
+              <w:fldChar w:fldCharType="separate"/>
+            </w:r>
+            <w:r>
+              <w:rPr>
+                <w:noProof/>
+                <w:webHidden/>
+              </w:rPr>
+              <w:t>30</w:t>
+            </w:r>
+            <w:r>
+              <w:rPr>
+                <w:noProof/>
+                <w:webHidden/>
+              </w:rPr>
+              <w:fldChar w:fldCharType="end"/>
+            </w:r>
+          </w:hyperlink>
+        </w:p>
+        <w:p>
+          <w:pPr>
+            <w:pStyle w:val="TM2"/>
+            <w:tabs>
+              <w:tab w:val="right" w:leader="dot" w:pos="10767"/>
+            </w:tabs>
+            <w:rPr>
+              <w:rFonts w:asciiTheme="minorHAnsi" w:eastAsiaTheme="minorEastAsia" w:hAnsiTheme="minorHAnsi" w:cstheme="minorBidi"/>
+              <w:b w:val="0"/>
+              <w:bCs w:val="0"/>
+              <w:noProof/>
+              <w:kern w:val="2"/>
+              <w:sz w:val="24"/>
+              <w:szCs w:val="24"/>
+              <w:lang w:eastAsia="fr-FR"/>
+              <w14:ligatures w14:val="standardContextual"/>
+            </w:rPr>
+          </w:pPr>
+          <w:hyperlink w:anchor="_Toc236387118" w:history="1">
+            <w:r>
+              <w:rPr>
+                <w:rStyle w:val="Lienhypertexte"/>
+                <w:noProof/>
+              </w:rPr>
+              <w:t>3.3.3. Résultats sur les 12 scénarios : analyse comparative</w:t>
+            </w:r>
+            <w:r>
+              <w:rPr>
+                <w:noProof/>
+                <w:webHidden/>
+              </w:rPr>
+              <w:tab/>
+            </w:r>
+            <w:r>
+              <w:rPr>
+                <w:noProof/>
+                <w:webHidden/>
+              </w:rPr>
+              <w:fldChar w:fldCharType="begin"/>
+            </w:r>
+            <w:r>
+              <w:rPr>
+                <w:noProof/>
+                <w:webHidden/>
+              </w:rPr>
+              <w:instrText xml:space="preserve"> PAGEREF _Toc236387118 \h </w:instrText>
+            </w:r>
+            <w:r>
+              <w:rPr>
+                <w:noProof/>
+                <w:webHidden/>
+              </w:rPr>
+            </w:r>
+            <w:r>
+              <w:rPr>
+                <w:noProof/>
+                <w:webHidden/>
+              </w:rPr>
+              <w:fldChar w:fldCharType="separate"/>
+            </w:r>
+            <w:r>
+              <w:rPr>
+                <w:noProof/>
+                <w:webHidden/>
+              </w:rPr>
+              <w:t>30</w:t>
+            </w:r>
+            <w:r>
+              <w:rPr>
+                <w:noProof/>
+                <w:webHidden/>
+              </w:rPr>
+              <w:fldChar w:fldCharType="end"/>
+            </w:r>
+          </w:hyperlink>
+        </w:p>
+        <w:p>
+          <w:pPr>
+            <w:pStyle w:val="TM2"/>
+            <w:tabs>
+              <w:tab w:val="right" w:leader="dot" w:pos="10767"/>
+            </w:tabs>
+            <w:rPr>
+              <w:rFonts w:asciiTheme="minorHAnsi" w:eastAsiaTheme="minorEastAsia" w:hAnsiTheme="minorHAnsi" w:cstheme="minorBidi"/>
+              <w:b w:val="0"/>
+              <w:bCs w:val="0"/>
+              <w:noProof/>
+              <w:kern w:val="2"/>
+              <w:sz w:val="24"/>
+              <w:szCs w:val="24"/>
+              <w:lang w:eastAsia="fr-FR"/>
+              <w14:ligatures w14:val="standardContextual"/>
+            </w:rPr>
+          </w:pPr>
+          <w:hyperlink w:anchor="_Toc236387119" w:history="1">
+            <w:r>
+              <w:rPr>
+                <w:rStyle w:val="Lienhypertexte"/>
+                <w:noProof/>
+              </w:rPr>
+              <w:t>3.4. Métriques et indicateurs de réalisation</w:t>
+            </w:r>
+            <w:r>
+              <w:rPr>
+                <w:noProof/>
+                <w:webHidden/>
+              </w:rPr>
+              <w:tab/>
+            </w:r>
+            <w:r>
+              <w:rPr>
+                <w:noProof/>
+                <w:webHidden/>
+              </w:rPr>
+              <w:fldChar w:fldCharType="begin"/>
+            </w:r>
+            <w:r>
+              <w:rPr>
+                <w:noProof/>
+                <w:webHidden/>
+              </w:rPr>
+              <w:instrText xml:space="preserve"> PAGEREF _Toc236387119 \h </w:instrText>
+            </w:r>
+            <w:r>
+              <w:rPr>
+                <w:noProof/>
+                <w:webHidden/>
+              </w:rPr>
+            </w:r>
+            <w:r>
+              <w:rPr>
+                <w:noProof/>
+                <w:webHidden/>
+              </w:rPr>
+              <w:fldChar w:fldCharType="separate"/>
+            </w:r>
+            <w:r>
+              <w:rPr>
+                <w:noProof/>
+                <w:webHidden/>
+              </w:rPr>
+              <w:t>30</w:t>
+            </w:r>
+            <w:r>
+              <w:rPr>
+                <w:noProof/>
+                <w:webHidden/>
+              </w:rPr>
+              <w:fldChar w:fldCharType="end"/>
+            </w:r>
+          </w:hyperlink>
+        </w:p>
+        <w:p>
+          <w:pPr>
+            <w:pStyle w:val="TM2"/>
+            <w:tabs>
+              <w:tab w:val="right" w:leader="dot" w:pos="10767"/>
+            </w:tabs>
+            <w:rPr>
+              <w:rFonts w:asciiTheme="minorHAnsi" w:eastAsiaTheme="minorEastAsia" w:hAnsiTheme="minorHAnsi" w:cstheme="minorBidi"/>
+              <w:b w:val="0"/>
+              <w:bCs w:val="0"/>
+              <w:noProof/>
+              <w:kern w:val="2"/>
+              <w:sz w:val="24"/>
+              <w:szCs w:val="24"/>
+              <w:lang w:eastAsia="fr-FR"/>
+              <w14:ligatures w14:val="standardContextual"/>
+            </w:rPr>
+          </w:pPr>
+          <w:hyperlink w:anchor="_Toc236387120" w:history="1">
+            <w:r>
+              <w:rPr>
+                <w:rStyle w:val="Lienhypertexte"/>
+                <w:noProof/>
+              </w:rPr>
+              <w:t>3.4.1. Les indicateurs retenus pour évaluer HEAT2VALUE</w:t>
+            </w:r>
+            <w:r>
+              <w:rPr>
+                <w:noProof/>
+                <w:webHidden/>
+              </w:rPr>
+              <w:tab/>
+            </w:r>
+            <w:r>
+              <w:rPr>
+                <w:noProof/>
+                <w:webHidden/>
+              </w:rPr>
+              <w:fldChar w:fldCharType="begin"/>
+            </w:r>
+            <w:r>
+              <w:rPr>
+                <w:noProof/>
+                <w:webHidden/>
+              </w:rPr>
+              <w:instrText xml:space="preserve"> PAGEREF _Toc236387120 \h </w:instrText>
+            </w:r>
+            <w:r>
+              <w:rPr>
+                <w:noProof/>
+                <w:webHidden/>
+              </w:rPr>
+            </w:r>
+            <w:r>
+              <w:rPr>
+                <w:noProof/>
+                <w:webHidden/>
+              </w:rPr>
+              <w:fldChar w:fldCharType="separate"/>
+            </w:r>
+            <w:r>
+              <w:rPr>
+                <w:noProof/>
+                <w:webHidden/>
+              </w:rPr>
+              <w:t>30</w:t>
+            </w:r>
+            <w:r>
+              <w:rPr>
+                <w:noProof/>
+                <w:webHidden/>
+              </w:rPr>
+              <w:fldChar w:fldCharType="end"/>
+            </w:r>
+          </w:hyperlink>
+        </w:p>
+        <w:p>
+          <w:pPr>
+            <w:pStyle w:val="TM2"/>
+            <w:tabs>
+              <w:tab w:val="right" w:leader="dot" w:pos="10767"/>
+            </w:tabs>
+            <w:rPr>
+              <w:rFonts w:asciiTheme="minorHAnsi" w:eastAsiaTheme="minorEastAsia" w:hAnsiTheme="minorHAnsi" w:cstheme="minorBidi"/>
+              <w:b w:val="0"/>
+              <w:bCs w:val="0"/>
+              <w:noProof/>
+              <w:kern w:val="2"/>
+              <w:sz w:val="24"/>
+              <w:szCs w:val="24"/>
+              <w:lang w:eastAsia="fr-FR"/>
+              <w14:ligatures w14:val="standardContextual"/>
+            </w:rPr>
+          </w:pPr>
+          <w:hyperlink w:anchor="_Toc236387121" w:history="1">
+            <w:r>
+              <w:rPr>
+                <w:rStyle w:val="Lienhypertexte"/>
+                <w:noProof/>
+              </w:rPr>
+              <w:t>3.4.2. Mesure de la performance : comment les appliquer</w:t>
+            </w:r>
+            <w:r>
+              <w:rPr>
+                <w:noProof/>
+                <w:webHidden/>
+              </w:rPr>
+              <w:tab/>
+            </w:r>
+            <w:r>
+              <w:rPr>
+                <w:noProof/>
+                <w:webHidden/>
+              </w:rPr>
+              <w:fldChar w:fldCharType="begin"/>
+            </w:r>
+            <w:r>
+              <w:rPr>
+                <w:noProof/>
+                <w:webHidden/>
+              </w:rPr>
+              <w:instrText xml:space="preserve"> PAGEREF _Toc236387121 \h </w:instrText>
+            </w:r>
+            <w:r>
+              <w:rPr>
+                <w:noProof/>
+                <w:webHidden/>
+              </w:rPr>
+            </w:r>
+            <w:r>
+              <w:rPr>
+                <w:noProof/>
+                <w:webHidden/>
+              </w:rPr>
+              <w:fldChar w:fldCharType="separate"/>
+            </w:r>
+            <w:r>
+              <w:rPr>
+                <w:noProof/>
+                <w:webHidden/>
+              </w:rPr>
+              <w:t>30</w:t>
+            </w:r>
+            <w:r>
+              <w:rPr>
+                <w:noProof/>
+                <w:webHidden/>
+              </w:rPr>
+              <w:fldChar w:fldCharType="end"/>
+            </w:r>
+          </w:hyperlink>
+        </w:p>
+        <w:p>
+          <w:pPr>
+            <w:pStyle w:val="TM2"/>
+            <w:tabs>
+              <w:tab w:val="right" w:leader="dot" w:pos="10767"/>
+            </w:tabs>
+            <w:rPr>
+              <w:rFonts w:asciiTheme="minorHAnsi" w:eastAsiaTheme="minorEastAsia" w:hAnsiTheme="minorHAnsi" w:cstheme="minorBidi"/>
+              <w:b w:val="0"/>
+              <w:bCs w:val="0"/>
+              <w:noProof/>
+              <w:kern w:val="2"/>
+              <w:sz w:val="24"/>
+              <w:szCs w:val="24"/>
+              <w:lang w:eastAsia="fr-FR"/>
+              <w14:ligatures w14:val="standardContextual"/>
+            </w:rPr>
+          </w:pPr>
+          <w:hyperlink w:anchor="_Toc236387122" w:history="1">
+            <w:r>
+              <w:rPr>
+                <w:rStyle w:val="Lienhypertexte"/>
+                <w:noProof/>
+              </w:rPr>
+              <w:t>3.4.3. Synthèse des résultats par indicateur</w:t>
+            </w:r>
+            <w:r>
+              <w:rPr>
+                <w:noProof/>
+                <w:webHidden/>
+              </w:rPr>
+              <w:tab/>
+            </w:r>
+            <w:r>
+              <w:rPr>
+                <w:noProof/>
+                <w:webHidden/>
+              </w:rPr>
+              <w:fldChar w:fldCharType="begin"/>
+            </w:r>
+            <w:r>
+              <w:rPr>
+                <w:noProof/>
+                <w:webHidden/>
+              </w:rPr>
+              <w:instrText xml:space="preserve"> PAGEREF _Toc236387122 \h </w:instrText>
+            </w:r>
+            <w:r>
+              <w:rPr>
+                <w:noProof/>
+                <w:webHidden/>
+              </w:rPr>
+            </w:r>
+            <w:r>
+              <w:rPr>
+                <w:noProof/>
+                <w:webHidden/>
+              </w:rPr>
+              <w:fldChar w:fldCharType="separate"/>
+            </w:r>
+            <w:r>
+              <w:rPr>
+                <w:noProof/>
+                <w:webHidden/>
+              </w:rPr>
+              <w:t>30</w:t>
+            </w:r>
+            <w:r>
+              <w:rPr>
+                <w:noProof/>
+                <w:webHidden/>
+              </w:rPr>
+              <w:fldChar w:fldCharType="end"/>
+            </w:r>
+          </w:hyperlink>
+        </w:p>
+        <w:p>
+          <w:pPr>
+            <w:pStyle w:val="TM2"/>
+            <w:tabs>
+              <w:tab w:val="right" w:leader="dot" w:pos="10767"/>
+            </w:tabs>
+            <w:rPr>
+              <w:rFonts w:asciiTheme="minorHAnsi" w:eastAsiaTheme="minorEastAsia" w:hAnsiTheme="minorHAnsi" w:cstheme="minorBidi"/>
+              <w:b w:val="0"/>
+              <w:bCs w:val="0"/>
+              <w:noProof/>
+              <w:kern w:val="2"/>
+              <w:sz w:val="24"/>
+              <w:szCs w:val="24"/>
+              <w:lang w:eastAsia="fr-FR"/>
+              <w14:ligatures w14:val="standardContextual"/>
+            </w:rPr>
+          </w:pPr>
+          <w:hyperlink w:anchor="_Toc236387123" w:history="1">
+            <w:r>
+              <w:rPr>
+                <w:rStyle w:val="Lienhypertexte"/>
+                <w:noProof/>
+              </w:rPr>
+              <w:t>3.5. Limites et perspectives</w:t>
+            </w:r>
+            <w:r>
+              <w:rPr>
+                <w:noProof/>
+                <w:webHidden/>
+              </w:rPr>
+              <w:tab/>
+            </w:r>
+            <w:r>
+              <w:rPr>
+                <w:noProof/>
+                <w:webHidden/>
+              </w:rPr>
+              <w:fldChar w:fldCharType="begin"/>
+            </w:r>
+            <w:r>
+              <w:rPr>
+                <w:noProof/>
+                <w:webHidden/>
+              </w:rPr>
+              <w:instrText xml:space="preserve"> PAGEREF _Toc236387123 \h </w:instrText>
+            </w:r>
+            <w:r>
+              <w:rPr>
+                <w:noProof/>
+                <w:webHidden/>
+              </w:rPr>
+            </w:r>
+            <w:r>
+              <w:rPr>
+                <w:noProof/>
+                <w:webHidden/>
+              </w:rPr>
+              <w:fldChar w:fldCharType="separate"/>
+            </w:r>
+            <w:r>
+              <w:rPr>
+                <w:noProof/>
+                <w:webHidden/>
+              </w:rPr>
+              <w:t>30</w:t>
+            </w:r>
+            <w:r>
+              <w:rPr>
+                <w:noProof/>
+                <w:webHidden/>
+              </w:rPr>
+              <w:fldChar w:fldCharType="end"/>
+            </w:r>
+          </w:hyperlink>
+        </w:p>
+        <w:p>
+          <w:pPr>
+            <w:pStyle w:val="TM2"/>
+            <w:tabs>
+              <w:tab w:val="right" w:leader="dot" w:pos="10767"/>
+            </w:tabs>
+            <w:rPr>
+              <w:rFonts w:asciiTheme="minorHAnsi" w:eastAsiaTheme="minorEastAsia" w:hAnsiTheme="minorHAnsi" w:cstheme="minorBidi"/>
+              <w:b w:val="0"/>
+              <w:bCs w:val="0"/>
+              <w:noProof/>
+              <w:kern w:val="2"/>
+              <w:sz w:val="24"/>
+              <w:szCs w:val="24"/>
+              <w:lang w:eastAsia="fr-FR"/>
+              <w14:ligatures w14:val="standardContextual"/>
+            </w:rPr>
+          </w:pPr>
+          <w:hyperlink w:anchor="_Toc236387124" w:history="1">
+            <w:r>
+              <w:rPr>
+                <w:rStyle w:val="Lienhypertexte"/>
+                <w:noProof/>
+              </w:rPr>
+              <w:t>3.5.1. Limites identifiées de l'algorithme</w:t>
+            </w:r>
+            <w:r>
+              <w:rPr>
+                <w:noProof/>
+                <w:webHidden/>
+              </w:rPr>
+              <w:tab/>
+            </w:r>
+            <w:r>
+              <w:rPr>
+                <w:noProof/>
+                <w:webHidden/>
+              </w:rPr>
+              <w:fldChar w:fldCharType="begin"/>
+            </w:r>
+            <w:r>
+              <w:rPr>
+                <w:noProof/>
+                <w:webHidden/>
+              </w:rPr>
+              <w:instrText xml:space="preserve"> PAGEREF _Toc236387124 \h </w:instrText>
+            </w:r>
+            <w:r>
+              <w:rPr>
+                <w:noProof/>
+                <w:webHidden/>
+              </w:rPr>
+            </w:r>
+            <w:r>
+              <w:rPr>
+                <w:noProof/>
+                <w:webHidden/>
+              </w:rPr>
+              <w:fldChar w:fldCharType="separate"/>
+            </w:r>
+            <w:r>
+              <w:rPr>
+                <w:noProof/>
+                <w:webHidden/>
+              </w:rPr>
+              <w:t>30</w:t>
+            </w:r>
+            <w:r>
+              <w:rPr>
+                <w:noProof/>
+                <w:webHidden/>
+              </w:rPr>
+              <w:fldChar w:fldCharType="end"/>
+            </w:r>
+          </w:hyperlink>
+        </w:p>
+        <w:p>
+          <w:pPr>
+            <w:pStyle w:val="TM2"/>
+            <w:tabs>
+              <w:tab w:val="right" w:leader="dot" w:pos="10767"/>
+            </w:tabs>
+            <w:rPr>
+              <w:rFonts w:asciiTheme="minorHAnsi" w:eastAsiaTheme="minorEastAsia" w:hAnsiTheme="minorHAnsi" w:cstheme="minorBidi"/>
+              <w:b w:val="0"/>
+              <w:bCs w:val="0"/>
+              <w:noProof/>
+              <w:kern w:val="2"/>
+              <w:sz w:val="24"/>
+              <w:szCs w:val="24"/>
+              <w:lang w:eastAsia="fr-FR"/>
+              <w14:ligatures w14:val="standardContextual"/>
+            </w:rPr>
+          </w:pPr>
+          <w:hyperlink w:anchor="_Toc236387125" w:history="1">
+            <w:r>
+              <w:rPr>
+                <w:rStyle w:val="Lienhypertexte"/>
+                <w:noProof/>
+              </w:rPr>
+              <w:t>3.5.2. Limites de la démarche de validation par simulation</w:t>
+            </w:r>
+            <w:r>
+              <w:rPr>
+                <w:noProof/>
+                <w:webHidden/>
+              </w:rPr>
+              <w:tab/>
+            </w:r>
+            <w:r>
+              <w:rPr>
+                <w:noProof/>
+                <w:webHidden/>
+              </w:rPr>
+              <w:fldChar w:fldCharType="begin"/>
+            </w:r>
+            <w:r>
+              <w:rPr>
+                <w:noProof/>
+                <w:webHidden/>
+              </w:rPr>
+              <w:instrText xml:space="preserve"> PAGEREF _Toc236387125 \h </w:instrText>
+            </w:r>
+            <w:r>
+              <w:rPr>
+                <w:noProof/>
+                <w:webHidden/>
+              </w:rPr>
+            </w:r>
+            <w:r>
+              <w:rPr>
+                <w:noProof/>
+                <w:webHidden/>
+              </w:rPr>
+              <w:fldChar w:fldCharType="separate"/>
+            </w:r>
+            <w:r>
+              <w:rPr>
+                <w:noProof/>
+                <w:webHidden/>
+              </w:rPr>
+              <w:t>30</w:t>
+            </w:r>
+            <w:r>
+              <w:rPr>
+                <w:noProof/>
+                <w:webHidden/>
+              </w:rPr>
+              <w:fldChar w:fldCharType="end"/>
+            </w:r>
+          </w:hyperlink>
+        </w:p>
+        <w:p>
+          <w:pPr>
+            <w:pStyle w:val="TM2"/>
+            <w:tabs>
+              <w:tab w:val="right" w:leader="dot" w:pos="10767"/>
+            </w:tabs>
+            <w:rPr>
+              <w:rFonts w:asciiTheme="minorHAnsi" w:eastAsiaTheme="minorEastAsia" w:hAnsiTheme="minorHAnsi" w:cstheme="minorBidi"/>
+              <w:b w:val="0"/>
+              <w:bCs w:val="0"/>
+              <w:noProof/>
+              <w:kern w:val="2"/>
+              <w:sz w:val="24"/>
+              <w:szCs w:val="24"/>
+              <w:lang w:eastAsia="fr-FR"/>
+              <w14:ligatures w14:val="standardContextual"/>
+            </w:rPr>
+          </w:pPr>
+          <w:hyperlink w:anchor="_Toc236387126" w:history="1">
+            <w:r>
+              <w:rPr>
+                <w:rStyle w:val="Lienhypertexte"/>
+                <w:noProof/>
+              </w:rPr>
+              <w:t>3.5.3. Perspectives d'amélioration et travaux futurs</w:t>
+            </w:r>
+            <w:r>
+              <w:rPr>
+                <w:noProof/>
+                <w:webHidden/>
+              </w:rPr>
+              <w:tab/>
+            </w:r>
+            <w:r>
+              <w:rPr>
+                <w:noProof/>
+                <w:webHidden/>
+              </w:rPr>
+              <w:fldChar w:fldCharType="begin"/>
+            </w:r>
+            <w:r>
+              <w:rPr>
+                <w:noProof/>
+                <w:webHidden/>
+              </w:rPr>
+              <w:instrText xml:space="preserve"> PAGEREF _Toc236387126 \h </w:instrText>
+            </w:r>
+            <w:r>
+              <w:rPr>
+                <w:noProof/>
+                <w:webHidden/>
+              </w:rPr>
+            </w:r>
+            <w:r>
+              <w:rPr>
+                <w:noProof/>
+                <w:webHidden/>
+              </w:rPr>
+              <w:fldChar w:fldCharType="separate"/>
+            </w:r>
+            <w:r>
+              <w:rPr>
+                <w:noProof/>
+                <w:webHidden/>
+              </w:rPr>
+              <w:t>30</w:t>
+            </w:r>
+            <w:r>
+              <w:rPr>
+                <w:noProof/>
+                <w:webHidden/>
+              </w:rPr>
+              <w:fldChar w:fldCharType="end"/>
+            </w:r>
+          </w:hyperlink>
+        </w:p>
+        <w:p>
+          <w:pPr>
+            <w:pStyle w:val="TM2"/>
+            <w:tabs>
+              <w:tab w:val="right" w:leader="dot" w:pos="10767"/>
+            </w:tabs>
+            <w:rPr>
+              <w:rFonts w:asciiTheme="minorHAnsi" w:eastAsiaTheme="minorEastAsia" w:hAnsiTheme="minorHAnsi" w:cstheme="minorBidi"/>
+              <w:b w:val="0"/>
+              <w:bCs w:val="0"/>
+              <w:noProof/>
+              <w:kern w:val="2"/>
+              <w:sz w:val="24"/>
+              <w:szCs w:val="24"/>
+              <w:lang w:eastAsia="fr-FR"/>
+              <w14:ligatures w14:val="standardContextual"/>
+            </w:rPr>
+          </w:pPr>
+          <w:hyperlink w:anchor="_Toc236387127" w:history="1">
+            <w:r>
+              <w:rPr>
+                <w:rStyle w:val="Lienhypertexte"/>
+                <w:noProof/>
+              </w:rPr>
+              <w:t>Conclusion</w:t>
+            </w:r>
+            <w:r>
+              <w:rPr>
+                <w:noProof/>
+                <w:webHidden/>
+              </w:rPr>
+              <w:tab/>
+            </w:r>
+            <w:r>
+              <w:rPr>
+                <w:noProof/>
+                <w:webHidden/>
+              </w:rPr>
+              <w:fldChar w:fldCharType="begin"/>
+            </w:r>
+            <w:r>
+              <w:rPr>
+                <w:noProof/>
+                <w:webHidden/>
+              </w:rPr>
+              <w:instrText xml:space="preserve"> PAGEREF _Toc236387127 \h </w:instrText>
+            </w:r>
+            <w:r>
+              <w:rPr>
+                <w:noProof/>
+                <w:webHidden/>
+              </w:rPr>
+            </w:r>
+            <w:r>
+              <w:rPr>
+                <w:noProof/>
+                <w:webHidden/>
+              </w:rPr>
+              <w:fldChar w:fldCharType="separate"/>
+            </w:r>
+            <w:r>
+              <w:rPr>
+                <w:noProof/>
+                <w:webHidden/>
+              </w:rPr>
+              <w:t>30</w:t>
+            </w:r>
+            <w:r>
+              <w:rPr>
+                <w:noProof/>
+                <w:webHidden/>
+              </w:rPr>
+              <w:fldChar w:fldCharType="end"/>
+            </w:r>
+          </w:hyperlink>
+        </w:p>
+        <w:p>
+          <w:pPr>
+            <w:pStyle w:val="TM1"/>
+            <w:tabs>
+              <w:tab w:val="right" w:leader="dot" w:pos="10767"/>
+            </w:tabs>
+            <w:rPr>
+              <w:rFonts w:asciiTheme="minorHAnsi" w:eastAsiaTheme="minorEastAsia" w:hAnsiTheme="minorHAnsi" w:cstheme="minorBidi"/>
+              <w:noProof/>
+              <w:kern w:val="2"/>
+              <w:sz w:val="24"/>
+              <w:szCs w:val="24"/>
+              <w:lang w:eastAsia="fr-FR"/>
+              <w14:ligatures w14:val="standardContextual"/>
+            </w:rPr>
+          </w:pPr>
+          <w:hyperlink w:anchor="_Toc236387128" w:history="1">
+            <w:r>
+              <w:rPr>
+                <w:rStyle w:val="Lienhypertexte"/>
+                <w:noProof/>
                 <w:spacing w:val="-2"/>
               </w:rPr>
               <w:t>Bibliographie</w:t>
@@ -5810,7 +8793,7 @@
                 <w:noProof/>
                 <w:webHidden/>
               </w:rPr>
-              <w:instrText xml:space="preserve"> PAGEREF _Toc236318674 \h </w:instrText>
+              <w:instrText xml:space="preserve"> PAGEREF _Toc236387128 \h </w:instrText>
             </w:r>
             <w:r>
               <w:rPr>
@@ -5830,7 +8813,7 @@
                 <w:noProof/>
                 <w:webHidden/>
               </w:rPr>
-              <w:t>30</w:t>
+              <w:t>31</w:t>
             </w:r>
             <w:r>
               <w:rPr>
@@ -5879,7 +8862,7 @@
       </w:pPr>
       <w:bookmarkStart w:id="4" w:name="_bookmark1"/>
       <w:bookmarkStart w:id="5" w:name="_bookmark0"/>
-      <w:bookmarkStart w:id="6" w:name="_Toc236318629"/>
+      <w:bookmarkStart w:id="6" w:name="_Toc236387060"/>
       <w:bookmarkEnd w:id="4"/>
       <w:bookmarkEnd w:id="5"/>
       <w:r>
@@ -6055,7 +9038,7 @@
         <w:spacing w:before="148"/>
       </w:pPr>
       <w:bookmarkStart w:id="7" w:name="_bookmark2"/>
-      <w:bookmarkStart w:id="8" w:name="_Toc236318630"/>
+      <w:bookmarkStart w:id="8" w:name="_Toc236387061"/>
       <w:bookmarkEnd w:id="7"/>
       <w:r>
         <w:rPr>
@@ -6161,7 +9144,7 @@
         </w:rPr>
         <w:tab/>
       </w:r>
-      <w:bookmarkStart w:id="10" w:name="_Toc236318631"/>
+      <w:bookmarkStart w:id="10" w:name="_Toc236387062"/>
       <w:r>
         <w:rPr>
           <w:color w:val="1F497D" w:themeColor="text2"/>
@@ -6238,7 +9221,15 @@
         <w:jc w:val="both"/>
       </w:pPr>
       <w:r>
-        <w:t>Ce chapitre pose les bases théoriques indispensables pour comprendre et analyser ce défi. Il commence par définir les composants d'un Data Center et les modèles de Cloud computing, puis présente les trois indicateurs clés utilisés pour évaluer leur performance environnementale : le PUE, qui mesure l'efficacité électrique, le CUE, qui quantifie les émissions de carbone, et le WUE, qui évalue la consommation d'eau. Il explore ensuite les leviers technologiques identifiés par la littérature scientifique récente pour optimiser l'efficience énergétique des infrastructures Cloud, des techniques de refroidissement avancées aux stratégies de gestion intelligente pilotées par l'IA.</w:t>
+        <w:t xml:space="preserve">Ce chapitre pose les bases théoriques indispensables pour comprendre et analyser ce défi. Il commence par définir les composants d'un Data Center et les modèles de Cloud </w:t>
+      </w:r>
+      <w:proofErr w:type="spellStart"/>
+      <w:r>
+        <w:t>computing</w:t>
+      </w:r>
+      <w:proofErr w:type="spellEnd"/>
+      <w:r>
+        <w:t>, puis présente les trois indicateurs clés utilisés pour évaluer leur performance environnementale : le PUE, qui mesure l'efficacité électrique, le CUE, qui quantifie les émissions de carbone, et le WUE, qui évalue la consommation d'eau. Il explore ensuite les leviers technologiques identifiés par la littérature scientifique récente pour optimiser l'efficience énergétique des infrastructures Cloud, des techniques de refroidissement avancées aux stratégies de gestion intelligente pilotées par l'IA.</w:t>
       </w:r>
     </w:p>
     <w:p>
@@ -6268,19 +9259,13 @@
         </w:rPr>
       </w:pPr>
       <w:bookmarkStart w:id="11" w:name="_bookmark4"/>
-      <w:bookmarkStart w:id="12" w:name="_Toc236318632"/>
+      <w:bookmarkStart w:id="12" w:name="_Toc236387063"/>
       <w:bookmarkEnd w:id="11"/>
       <w:r>
         <w:rPr>
           <w:color w:val="2E5395"/>
         </w:rPr>
-        <w:t>Défin</w:t>
-      </w:r>
-      <w:r>
-        <w:rPr>
-          <w:color w:val="2E5395"/>
-        </w:rPr>
-        <w:t>itions</w:t>
+        <w:t>Définitions</w:t>
       </w:r>
       <w:r>
         <w:rPr>
@@ -6370,7 +9355,7 @@
         <w:ind w:left="1980" w:hanging="692"/>
       </w:pPr>
       <w:bookmarkStart w:id="13" w:name="_bookmark5"/>
-      <w:bookmarkStart w:id="14" w:name="_Toc236318633"/>
+      <w:bookmarkStart w:id="14" w:name="_Toc236387064"/>
       <w:bookmarkEnd w:id="13"/>
       <w:r>
         <w:rPr>
@@ -6687,13 +9672,29 @@
         </w:tabs>
         <w:ind w:left="1980" w:hanging="692"/>
       </w:pPr>
-      <w:bookmarkStart w:id="15" w:name="_Toc236318634"/>
+      <w:bookmarkStart w:id="15" w:name="_Toc236387065"/>
       <w:r>
         <w:rPr>
           <w:color w:val="4471C4"/>
           <w:spacing w:val="-2"/>
         </w:rPr>
-        <w:t>Cloud computing : public, privé, hybride</w:t>
+        <w:t xml:space="preserve">Cloud </w:t>
+      </w:r>
+      <w:proofErr w:type="spellStart"/>
+      <w:r>
+        <w:rPr>
+          <w:color w:val="4471C4"/>
+          <w:spacing w:val="-2"/>
+        </w:rPr>
+        <w:t>computing</w:t>
+      </w:r>
+      <w:proofErr w:type="spellEnd"/>
+      <w:r>
+        <w:rPr>
+          <w:color w:val="4471C4"/>
+          <w:spacing w:val="-2"/>
+        </w:rPr>
+        <w:t> : public, privé, hybride</w:t>
       </w:r>
       <w:bookmarkEnd w:id="15"/>
     </w:p>
@@ -6947,7 +9948,7 @@
         </w:tabs>
         <w:ind w:left="1980" w:hanging="692"/>
       </w:pPr>
-      <w:bookmarkStart w:id="16" w:name="_Toc236318635"/>
+      <w:bookmarkStart w:id="16" w:name="_Toc236387066"/>
       <w:r>
         <w:rPr>
           <w:color w:val="4471C4"/>
@@ -6973,7 +9974,15 @@
         <w:jc w:val="both"/>
       </w:pPr>
       <w:r>
-        <w:t xml:space="preserve">Pour évaluer l'efficacité d'un Data Center et mesurer son impact environnemental réel, la recherche scientifique s'appuie sur trois indicateurs clés, notamment mis en avant par le framework SHIELD </w:t>
+        <w:t xml:space="preserve">Pour évaluer l'efficacité d'un Data Center et mesurer son impact environnemental réel, la recherche scientifique s'appuie sur trois indicateurs clés, notamment mis en avant par le </w:t>
+      </w:r>
+      <w:proofErr w:type="spellStart"/>
+      <w:r>
+        <w:t>framework</w:t>
+      </w:r>
+      <w:proofErr w:type="spellEnd"/>
+      <w:r>
+        <w:t xml:space="preserve"> SHIELD </w:t>
       </w:r>
       <w:hyperlink w:anchor="ref4" w:history="1">
         <w:r>
@@ -7556,7 +10565,7 @@
           <w:sz w:val="25"/>
         </w:rPr>
       </w:pPr>
-      <w:bookmarkStart w:id="17" w:name="_Toc236318636"/>
+      <w:bookmarkStart w:id="17" w:name="_Toc236387067"/>
       <w:r>
         <w:rPr>
           <w:color w:val="2E5395"/>
@@ -7610,7 +10619,7 @@
         </w:rPr>
         <w:t xml:space="preserve">               </w:t>
       </w:r>
-      <w:bookmarkStart w:id="18" w:name="_Toc236318637"/>
+      <w:bookmarkStart w:id="18" w:name="_Toc236387068"/>
       <w:r>
         <w:rPr>
           <w:color w:val="4471C4"/>
@@ -7780,7 +10789,7 @@
           <w:color w:val="4471C4"/>
         </w:rPr>
       </w:pPr>
-      <w:bookmarkStart w:id="19" w:name="_Toc236318638"/>
+      <w:bookmarkStart w:id="19" w:name="_Toc236387069"/>
       <w:r>
         <w:rPr>
           <w:color w:val="4471C4"/>
@@ -8003,7 +11012,7 @@
           <w:color w:val="4471C4"/>
         </w:rPr>
       </w:pPr>
-      <w:bookmarkStart w:id="20" w:name="_Toc236318639"/>
+      <w:bookmarkStart w:id="20" w:name="_Toc236387070"/>
       <w:r>
         <w:rPr>
           <w:color w:val="4471C4"/>
@@ -8216,7 +11225,7 @@
           <w:sz w:val="25"/>
         </w:rPr>
       </w:pPr>
-      <w:bookmarkStart w:id="21" w:name="_Toc236318640"/>
+      <w:bookmarkStart w:id="21" w:name="_Toc236387071"/>
       <w:r>
         <w:rPr>
           <w:color w:val="2E5395"/>
@@ -8382,7 +11391,7 @@
         </w:rPr>
         <w:t xml:space="preserve">                  </w:t>
       </w:r>
-      <w:bookmarkStart w:id="22" w:name="_Toc236318641"/>
+      <w:bookmarkStart w:id="22" w:name="_Toc236387072"/>
       <w:r>
         <w:rPr>
           <w:color w:val="4471C4"/>
@@ -8457,7 +11466,39 @@
           <w:b/>
           <w:bCs/>
         </w:rPr>
-        <w:t>La gestion temporelle (Load Shifting)</w:t>
+        <w:t>La gestion temporelle (</w:t>
+      </w:r>
+      <w:proofErr w:type="spellStart"/>
+      <w:r>
+        <w:rPr>
+          <w:b/>
+          <w:bCs/>
+        </w:rPr>
+        <w:t>Load</w:t>
+      </w:r>
+      <w:proofErr w:type="spellEnd"/>
+      <w:r>
+        <w:rPr>
+          <w:b/>
+          <w:bCs/>
+        </w:rPr>
+        <w:t xml:space="preserve"> </w:t>
+      </w:r>
+      <w:proofErr w:type="spellStart"/>
+      <w:r>
+        <w:rPr>
+          <w:b/>
+          <w:bCs/>
+        </w:rPr>
+        <w:t>Shifting</w:t>
+      </w:r>
+      <w:proofErr w:type="spellEnd"/>
+      <w:r>
+        <w:rPr>
+          <w:b/>
+          <w:bCs/>
+        </w:rPr>
+        <w:t>)</w:t>
       </w:r>
       <w:r>
         <w:t> :</w:t>
@@ -8601,7 +11642,7 @@
         </w:rPr>
         <w:t xml:space="preserve">        </w:t>
       </w:r>
-      <w:bookmarkStart w:id="23" w:name="_Toc236318642"/>
+      <w:bookmarkStart w:id="23" w:name="_Toc236387073"/>
       <w:r>
         <w:rPr>
           <w:color w:val="4471C4"/>
@@ -8758,7 +11799,7 @@
           <w:sz w:val="25"/>
         </w:rPr>
       </w:pPr>
-      <w:bookmarkStart w:id="24" w:name="_Toc236318643"/>
+      <w:bookmarkStart w:id="24" w:name="_Toc236387074"/>
       <w:r>
         <w:rPr>
           <w:color w:val="2E5395"/>
@@ -8917,7 +11958,7 @@
           <w:spacing w:val="-2"/>
         </w:rPr>
       </w:pPr>
-      <w:bookmarkStart w:id="25" w:name="_Toc236318644"/>
+      <w:bookmarkStart w:id="25" w:name="_Toc236387075"/>
       <w:r>
         <w:rPr>
           <w:color w:val="4471C4"/>
@@ -8997,7 +12038,7 @@
       <w:r>
         <w:t xml:space="preserve">             </w:t>
       </w:r>
-      <w:bookmarkStart w:id="26" w:name="_Toc236318645"/>
+      <w:bookmarkStart w:id="26" w:name="_Toc236387076"/>
       <w:r>
         <w:rPr>
           <w:color w:val="4471C4"/>
@@ -9041,8 +12082,21 @@
       <w:r>
         <w:t xml:space="preserve"> </w:t>
       </w:r>
-      <w:r>
-        <w:t>Aware Computing, introduisent de nouveaux risques qu'il est impossible d'ignorer. Déplacer des volumes massifs de données d'un pays à l'autre pour suivre l'énergie la plus propre peut ralentir les applications et exposer des informations sensibles à des risques d'interception</w:t>
+      <w:proofErr w:type="spellStart"/>
+      <w:r>
+        <w:t>Aware</w:t>
+      </w:r>
+      <w:proofErr w:type="spellEnd"/>
+      <w:r>
+        <w:t xml:space="preserve"> </w:t>
+      </w:r>
+      <w:proofErr w:type="spellStart"/>
+      <w:r>
+        <w:t>Computing</w:t>
+      </w:r>
+      <w:proofErr w:type="spellEnd"/>
+      <w:r>
+        <w:t>, introduisent de nouveaux risques qu'il est impossible d'ignorer. Déplacer des volumes massifs de données d'un pays à l'autre pour suivre l'énergie la plus propre peut ralentir les applications et exposer des informations sensibles à des risques d'interception</w:t>
       </w:r>
       <w:r>
         <w:t>.</w:t>
@@ -9080,7 +12134,7 @@
       <w:r>
         <w:t xml:space="preserve">             </w:t>
       </w:r>
-      <w:bookmarkStart w:id="27" w:name="_Toc236318646"/>
+      <w:bookmarkStart w:id="27" w:name="_Toc236387077"/>
       <w:r>
         <w:rPr>
           <w:color w:val="4471C4"/>
@@ -9146,7 +12200,7 @@
           <w:color w:val="2E5395"/>
         </w:rPr>
       </w:pPr>
-      <w:bookmarkStart w:id="28" w:name="_Toc236318647"/>
+      <w:bookmarkStart w:id="28" w:name="_Toc236387078"/>
       <w:r>
         <w:rPr>
           <w:color w:val="2E5395"/>
@@ -9203,12 +12257,26 @@
         <w:lastRenderedPageBreak/>
         <w:t xml:space="preserve">       </w:t>
       </w:r>
-      <w:bookmarkStart w:id="29" w:name="_Toc236318648"/>
+      <w:bookmarkStart w:id="29" w:name="_Toc236387079"/>
       <w:r>
         <w:rPr>
           <w:color w:val="4471C4"/>
         </w:rPr>
-        <w:t>1.5.1. Les limites d’une optimisation mono-critère : vers une durabilité</w:t>
+        <w:t xml:space="preserve">1.5.1. Les limites d’une optimisation </w:t>
+      </w:r>
+      <w:proofErr w:type="spellStart"/>
+      <w:r>
+        <w:rPr>
+          <w:color w:val="4471C4"/>
+        </w:rPr>
+        <w:t>mono-critère</w:t>
+      </w:r>
+      <w:proofErr w:type="spellEnd"/>
+      <w:r>
+        <w:rPr>
+          <w:color w:val="4471C4"/>
+        </w:rPr>
+        <w:t> : vers une durabilité</w:t>
       </w:r>
       <w:bookmarkEnd w:id="29"/>
       <w:r>
@@ -9231,7 +12299,7 @@
         </w:rPr>
         <w:t xml:space="preserve">                 </w:t>
       </w:r>
-      <w:bookmarkStart w:id="30" w:name="_Toc236318649"/>
+      <w:bookmarkStart w:id="30" w:name="_Toc236387080"/>
       <w:r>
         <w:rPr>
           <w:color w:val="4471C4"/>
@@ -9295,7 +12363,21 @@
         <w:rPr>
           <w:rFonts w:eastAsia="Cambria Math"/>
         </w:rPr>
-        <w:t>C'est précisément ce que propose le framework SHIELD. Il calcule un compromis mathématique permettant au Data Center d'atteindre simultanément de bonnes performances sur les trois indicateurs clés : le PUE, le CUE et le WUE</w:t>
+        <w:t xml:space="preserve">C'est précisément ce que propose le </w:t>
+      </w:r>
+      <w:proofErr w:type="spellStart"/>
+      <w:r>
+        <w:rPr>
+          <w:rFonts w:eastAsia="Cambria Math"/>
+        </w:rPr>
+        <w:t>framework</w:t>
+      </w:r>
+      <w:proofErr w:type="spellEnd"/>
+      <w:r>
+        <w:rPr>
+          <w:rFonts w:eastAsia="Cambria Math"/>
+        </w:rPr>
+        <w:t xml:space="preserve"> SHIELD. Il calcule un compromis mathématique permettant au Data Center d'atteindre simultanément de bonnes performances sur les trois indicateurs clés : le PUE, le CUE et le WUE</w:t>
       </w:r>
       <w:r>
         <w:rPr>
@@ -9388,7 +12470,7 @@
           <w:color w:val="4471C4"/>
         </w:rPr>
       </w:pPr>
-      <w:bookmarkStart w:id="31" w:name="_Toc236318650"/>
+      <w:bookmarkStart w:id="31" w:name="_Toc236387081"/>
       <w:r>
         <w:rPr>
           <w:rFonts w:eastAsia="Cambria Math"/>
@@ -9922,7 +13004,23 @@
                 <w:spacing w:val="-2"/>
                 <w:sz w:val="24"/>
               </w:rPr>
-              <w:t xml:space="preserve">"Learning-Enabled </w:t>
+              <w:t>"Learning-</w:t>
+            </w:r>
+            <w:proofErr w:type="spellStart"/>
+            <w:r>
+              <w:rPr>
+                <w:spacing w:val="-2"/>
+                <w:sz w:val="24"/>
+              </w:rPr>
+              <w:t>Enabled</w:t>
+            </w:r>
+            <w:proofErr w:type="spellEnd"/>
+            <w:r>
+              <w:rPr>
+                <w:spacing w:val="-2"/>
+                <w:sz w:val="24"/>
+              </w:rPr>
+              <w:t xml:space="preserve"> </w:t>
             </w:r>
             <w:r>
               <w:rPr>
@@ -10086,7 +13184,21 @@
               <w:rPr>
                 <w:sz w:val="24"/>
               </w:rPr>
-              <w:t xml:space="preserve">(logi- </w:t>
+              <w:t>(</w:t>
+            </w:r>
+            <w:proofErr w:type="spellStart"/>
+            <w:r>
+              <w:rPr>
+                <w:sz w:val="24"/>
+              </w:rPr>
+              <w:t>logi</w:t>
+            </w:r>
+            <w:proofErr w:type="spellEnd"/>
+            <w:r>
+              <w:rPr>
+                <w:sz w:val="24"/>
+              </w:rPr>
+              <w:t xml:space="preserve">- </w:t>
             </w:r>
             <w:r>
               <w:rPr>
@@ -10121,7 +13233,49 @@
               <w:rPr>
                 <w:sz w:val="24"/>
               </w:rPr>
-              <w:t xml:space="preserve">d'effi- cacité im- </w:t>
+              <w:t>d'</w:t>
+            </w:r>
+            <w:proofErr w:type="spellStart"/>
+            <w:r>
+              <w:rPr>
+                <w:sz w:val="24"/>
+              </w:rPr>
+              <w:t>effi</w:t>
+            </w:r>
+            <w:proofErr w:type="spellEnd"/>
+            <w:r>
+              <w:rPr>
+                <w:sz w:val="24"/>
+              </w:rPr>
+              <w:t xml:space="preserve">- </w:t>
+            </w:r>
+            <w:proofErr w:type="spellStart"/>
+            <w:r>
+              <w:rPr>
+                <w:sz w:val="24"/>
+              </w:rPr>
+              <w:t>cacité</w:t>
+            </w:r>
+            <w:proofErr w:type="spellEnd"/>
+            <w:r>
+              <w:rPr>
+                <w:sz w:val="24"/>
+              </w:rPr>
+              <w:t xml:space="preserve"> </w:t>
+            </w:r>
+            <w:proofErr w:type="spellStart"/>
+            <w:r>
+              <w:rPr>
+                <w:sz w:val="24"/>
+              </w:rPr>
+              <w:t>im</w:t>
+            </w:r>
+            <w:proofErr w:type="spellEnd"/>
+            <w:r>
+              <w:rPr>
+                <w:sz w:val="24"/>
+              </w:rPr>
+              <w:t xml:space="preserve">- </w:t>
             </w:r>
             <w:r>
               <w:rPr>
@@ -10175,8 +13329,16 @@
               <w:rPr>
                 <w:sz w:val="24"/>
               </w:rPr>
-              <w:t>la- tence</w:t>
-            </w:r>
+              <w:t xml:space="preserve">la- </w:t>
+            </w:r>
+            <w:proofErr w:type="spellStart"/>
+            <w:r>
+              <w:rPr>
+                <w:sz w:val="24"/>
+              </w:rPr>
+              <w:t>tence</w:t>
+            </w:r>
+            <w:proofErr w:type="spellEnd"/>
             <w:r>
               <w:rPr>
                 <w:spacing w:val="-5"/>
@@ -10302,7 +13464,23 @@
                 <w:spacing w:val="-2"/>
                 <w:sz w:val="24"/>
               </w:rPr>
-              <w:t xml:space="preserve">"Carbon-Aware </w:t>
+              <w:t>"Carbon-</w:t>
+            </w:r>
+            <w:proofErr w:type="spellStart"/>
+            <w:r>
+              <w:rPr>
+                <w:spacing w:val="-2"/>
+                <w:sz w:val="24"/>
+              </w:rPr>
+              <w:t>Aware</w:t>
+            </w:r>
+            <w:proofErr w:type="spellEnd"/>
+            <w:r>
+              <w:rPr>
+                <w:spacing w:val="-2"/>
+                <w:sz w:val="24"/>
+              </w:rPr>
+              <w:t xml:space="preserve"> </w:t>
             </w:r>
             <w:r>
               <w:rPr>
@@ -10317,31 +13495,79 @@
               </w:rPr>
               <w:t xml:space="preserve"> </w:t>
             </w:r>
+            <w:proofErr w:type="spellStart"/>
+            <w:proofErr w:type="gramStart"/>
             <w:r>
               <w:rPr>
                 <w:sz w:val="24"/>
               </w:rPr>
-              <w:t xml:space="preserve">Computing: </w:t>
+              <w:t>Computing</w:t>
+            </w:r>
+            <w:proofErr w:type="spellEnd"/>
+            <w:r>
+              <w:rPr>
+                <w:sz w:val="24"/>
+              </w:rPr>
+              <w:t>:</w:t>
+            </w:r>
+            <w:proofErr w:type="gramEnd"/>
+            <w:r>
+              <w:rPr>
+                <w:sz w:val="24"/>
+              </w:rPr>
+              <w:t xml:space="preserve"> </w:t>
             </w:r>
             <w:r>
               <w:rPr>
                 <w:spacing w:val="-2"/>
                 <w:sz w:val="24"/>
               </w:rPr>
-              <w:t xml:space="preserve">AI-Driven Predictive </w:t>
-            </w:r>
-            <w:r>
-              <w:rPr>
-                <w:sz w:val="24"/>
-              </w:rPr>
-              <w:t xml:space="preserve">Modeling and </w:t>
-            </w:r>
+              <w:t xml:space="preserve">AI-Driven </w:t>
+            </w:r>
+            <w:proofErr w:type="spellStart"/>
             <w:r>
               <w:rPr>
                 <w:spacing w:val="-2"/>
                 <w:sz w:val="24"/>
               </w:rPr>
-              <w:t>Dynamic Optimization"</w:t>
+              <w:t>Predictive</w:t>
+            </w:r>
+            <w:proofErr w:type="spellEnd"/>
+            <w:r>
+              <w:rPr>
+                <w:spacing w:val="-2"/>
+                <w:sz w:val="24"/>
+              </w:rPr>
+              <w:t xml:space="preserve"> </w:t>
+            </w:r>
+            <w:r>
+              <w:rPr>
+                <w:sz w:val="24"/>
+              </w:rPr>
+              <w:t xml:space="preserve">Modeling and </w:t>
+            </w:r>
+            <w:r>
+              <w:rPr>
+                <w:spacing w:val="-2"/>
+                <w:sz w:val="24"/>
+              </w:rPr>
+              <w:t xml:space="preserve">Dynamic </w:t>
+            </w:r>
+            <w:proofErr w:type="spellStart"/>
+            <w:r>
+              <w:rPr>
+                <w:spacing w:val="-2"/>
+                <w:sz w:val="24"/>
+              </w:rPr>
+              <w:t>Optimization</w:t>
+            </w:r>
+            <w:proofErr w:type="spellEnd"/>
+            <w:r>
+              <w:rPr>
+                <w:spacing w:val="-2"/>
+                <w:sz w:val="24"/>
+              </w:rPr>
+              <w:t>"</w:t>
             </w:r>
           </w:p>
         </w:tc>
@@ -10363,7 +13589,23 @@
                 <w:spacing w:val="-2"/>
                 <w:sz w:val="24"/>
               </w:rPr>
-              <w:t xml:space="preserve">Carbon- Aware Migration </w:t>
+              <w:t xml:space="preserve">Carbon- </w:t>
+            </w:r>
+            <w:proofErr w:type="spellStart"/>
+            <w:r>
+              <w:rPr>
+                <w:spacing w:val="-2"/>
+                <w:sz w:val="24"/>
+              </w:rPr>
+              <w:t>Aware</w:t>
+            </w:r>
+            <w:proofErr w:type="spellEnd"/>
+            <w:r>
+              <w:rPr>
+                <w:spacing w:val="-2"/>
+                <w:sz w:val="24"/>
+              </w:rPr>
+              <w:t xml:space="preserve"> Migration </w:t>
             </w:r>
             <w:r>
               <w:rPr>
@@ -10495,12 +13737,21 @@
                 <w:sz w:val="24"/>
               </w:rPr>
             </w:pPr>
+            <w:proofErr w:type="gramStart"/>
             <w:r>
               <w:rPr>
                 <w:spacing w:val="-2"/>
                 <w:sz w:val="24"/>
               </w:rPr>
-              <w:t>propre.</w:t>
+              <w:t>propre</w:t>
+            </w:r>
+            <w:proofErr w:type="gramEnd"/>
+            <w:r>
+              <w:rPr>
+                <w:spacing w:val="-2"/>
+                <w:sz w:val="24"/>
+              </w:rPr>
+              <w:t>.</w:t>
             </w:r>
           </w:p>
           <w:p>
@@ -10567,12 +13818,21 @@
                 <w:sz w:val="24"/>
               </w:rPr>
             </w:pPr>
+            <w:proofErr w:type="gramStart"/>
             <w:r>
               <w:rPr>
                 <w:spacing w:val="-2"/>
                 <w:sz w:val="24"/>
               </w:rPr>
-              <w:t>mondial.</w:t>
+              <w:t>mondial</w:t>
+            </w:r>
+            <w:proofErr w:type="gramEnd"/>
+            <w:r>
+              <w:rPr>
+                <w:spacing w:val="-2"/>
+                <w:sz w:val="24"/>
+              </w:rPr>
+              <w:t>.</w:t>
             </w:r>
           </w:p>
         </w:tc>
@@ -10593,7 +13853,21 @@
               <w:rPr>
                 <w:sz w:val="24"/>
               </w:rPr>
-              <w:t>-Coût énergé- tique</w:t>
+              <w:t xml:space="preserve">-Coût </w:t>
+            </w:r>
+            <w:proofErr w:type="spellStart"/>
+            <w:r>
+              <w:rPr>
+                <w:sz w:val="24"/>
+              </w:rPr>
+              <w:t>énergé</w:t>
+            </w:r>
+            <w:proofErr w:type="spellEnd"/>
+            <w:r>
+              <w:rPr>
+                <w:sz w:val="24"/>
+              </w:rPr>
+              <w:t>- tique</w:t>
             </w:r>
             <w:r>
               <w:rPr>
@@ -10619,7 +13893,21 @@
               <w:rPr>
                 <w:sz w:val="24"/>
               </w:rPr>
-              <w:t xml:space="preserve">trans- fert de don- </w:t>
+              <w:t xml:space="preserve">trans- </w:t>
+            </w:r>
+            <w:proofErr w:type="spellStart"/>
+            <w:r>
+              <w:rPr>
+                <w:sz w:val="24"/>
+              </w:rPr>
+              <w:t>fert</w:t>
+            </w:r>
+            <w:proofErr w:type="spellEnd"/>
+            <w:r>
+              <w:rPr>
+                <w:sz w:val="24"/>
+              </w:rPr>
+              <w:t xml:space="preserve"> de don- </w:t>
             </w:r>
             <w:r>
               <w:rPr>
@@ -10724,7 +14012,23 @@
                 <w:spacing w:val="-2"/>
                 <w:sz w:val="24"/>
               </w:rPr>
-              <w:t xml:space="preserve">"Integrating </w:t>
+              <w:t>"</w:t>
+            </w:r>
+            <w:proofErr w:type="spellStart"/>
+            <w:r>
+              <w:rPr>
+                <w:spacing w:val="-2"/>
+                <w:sz w:val="24"/>
+              </w:rPr>
+              <w:t>Integrating</w:t>
+            </w:r>
+            <w:proofErr w:type="spellEnd"/>
+            <w:r>
+              <w:rPr>
+                <w:spacing w:val="-2"/>
+                <w:sz w:val="24"/>
+              </w:rPr>
+              <w:t xml:space="preserve"> </w:t>
             </w:r>
             <w:r>
               <w:rPr>
@@ -10739,12 +14043,28 @@
               </w:rPr>
               <w:t xml:space="preserve"> </w:t>
             </w:r>
+            <w:proofErr w:type="spellStart"/>
             <w:r>
               <w:rPr>
                 <w:sz w:val="24"/>
               </w:rPr>
-              <w:t>renewable energy</w:t>
-            </w:r>
+              <w:t>renewable</w:t>
+            </w:r>
+            <w:proofErr w:type="spellEnd"/>
+            <w:r>
+              <w:rPr>
+                <w:sz w:val="24"/>
+              </w:rPr>
+              <w:t xml:space="preserve"> </w:t>
+            </w:r>
+            <w:proofErr w:type="spellStart"/>
+            <w:r>
+              <w:rPr>
+                <w:sz w:val="24"/>
+              </w:rPr>
+              <w:t>energy</w:t>
+            </w:r>
+            <w:proofErr w:type="spellEnd"/>
             <w:r>
               <w:rPr>
                 <w:spacing w:val="-3"/>
@@ -10771,18 +14091,72 @@
               </w:rPr>
               <w:t xml:space="preserve">diverse </w:t>
             </w:r>
+            <w:proofErr w:type="spellStart"/>
+            <w:proofErr w:type="gramStart"/>
             <w:r>
               <w:rPr>
                 <w:spacing w:val="-2"/>
                 <w:sz w:val="24"/>
               </w:rPr>
-              <w:t xml:space="preserve">flexibilities: </w:t>
-            </w:r>
-            <w:r>
-              <w:rPr>
+              <w:t>flexibilities</w:t>
+            </w:r>
+            <w:proofErr w:type="spellEnd"/>
+            <w:r>
+              <w:rPr>
+                <w:spacing w:val="-2"/>
                 <w:sz w:val="24"/>
               </w:rPr>
-              <w:t>Supplying carbon- free energy"</w:t>
+              <w:t>:</w:t>
+            </w:r>
+            <w:proofErr w:type="gramEnd"/>
+            <w:r>
+              <w:rPr>
+                <w:spacing w:val="-2"/>
+                <w:sz w:val="24"/>
+              </w:rPr>
+              <w:t xml:space="preserve"> </w:t>
+            </w:r>
+            <w:proofErr w:type="spellStart"/>
+            <w:r>
+              <w:rPr>
+                <w:sz w:val="24"/>
+              </w:rPr>
+              <w:t>Supplying</w:t>
+            </w:r>
+            <w:proofErr w:type="spellEnd"/>
+            <w:r>
+              <w:rPr>
+                <w:sz w:val="24"/>
+              </w:rPr>
+              <w:t xml:space="preserve"> </w:t>
+            </w:r>
+            <w:proofErr w:type="spellStart"/>
+            <w:r>
+              <w:rPr>
+                <w:sz w:val="24"/>
+              </w:rPr>
+              <w:t>carbon</w:t>
+            </w:r>
+            <w:proofErr w:type="spellEnd"/>
+            <w:r>
+              <w:rPr>
+                <w:sz w:val="24"/>
+              </w:rPr>
+              <w:t xml:space="preserve">- free </w:t>
+            </w:r>
+            <w:proofErr w:type="spellStart"/>
+            <w:r>
+              <w:rPr>
+                <w:sz w:val="24"/>
+              </w:rPr>
+              <w:t>energy</w:t>
+            </w:r>
+            <w:proofErr w:type="spellEnd"/>
+            <w:r>
+              <w:rPr>
+                <w:sz w:val="24"/>
+              </w:rPr>
+              <w:t>"</w:t>
             </w:r>
           </w:p>
         </w:tc>
@@ -11159,6 +14533,7 @@
                 <w:sz w:val="24"/>
               </w:rPr>
             </w:pPr>
+            <w:proofErr w:type="spellStart"/>
             <w:r>
               <w:rPr>
                 <w:i/>
@@ -11166,6 +14541,7 @@
               </w:rPr>
               <w:t>Sustainable</w:t>
             </w:r>
+            <w:proofErr w:type="spellEnd"/>
             <w:r>
               <w:rPr>
                 <w:i/>
@@ -11174,42 +14550,46 @@
               </w:rPr>
               <w:t xml:space="preserve"> </w:t>
             </w:r>
+            <w:proofErr w:type="spellStart"/>
             <w:r>
               <w:rPr>
                 <w:i/>
                 <w:sz w:val="24"/>
               </w:rPr>
-              <w:t xml:space="preserve">Hybrid </w:t>
-            </w:r>
+              <w:t>Hybrid</w:t>
+            </w:r>
+            <w:proofErr w:type="spellEnd"/>
+            <w:r>
+              <w:rPr>
+                <w:i/>
+                <w:sz w:val="24"/>
+              </w:rPr>
+              <w:t xml:space="preserve"> </w:t>
+            </w:r>
+            <w:proofErr w:type="spellStart"/>
             <w:r>
               <w:rPr>
                 <w:i/>
                 <w:spacing w:val="-2"/>
                 <w:sz w:val="24"/>
               </w:rPr>
-              <w:t xml:space="preserve">Evolutionary Learning </w:t>
-            </w:r>
-            <w:r>
-              <w:rPr>
-                <w:i/>
-                <w:sz w:val="24"/>
-              </w:rPr>
-              <w:t xml:space="preserve">Framework for </w:t>
-            </w:r>
+              <w:t>Evolutionary</w:t>
+            </w:r>
+            <w:proofErr w:type="spellEnd"/>
             <w:r>
               <w:rPr>
                 <w:i/>
                 <w:spacing w:val="-2"/>
                 <w:sz w:val="24"/>
               </w:rPr>
-              <w:t xml:space="preserve">Carbon, </w:t>
+              <w:t xml:space="preserve"> Learning </w:t>
             </w:r>
             <w:r>
               <w:rPr>
                 <w:i/>
                 <w:sz w:val="24"/>
               </w:rPr>
-              <w:t xml:space="preserve">Wastewater, and </w:t>
+              <w:t xml:space="preserve">Framework for </w:t>
             </w:r>
             <w:r>
               <w:rPr>
@@ -11217,7 +14597,49 @@
                 <w:spacing w:val="-2"/>
                 <w:sz w:val="24"/>
               </w:rPr>
-              <w:t>Energy-Aware"</w:t>
+              <w:t xml:space="preserve">Carbon, </w:t>
+            </w:r>
+            <w:proofErr w:type="spellStart"/>
+            <w:r>
+              <w:rPr>
+                <w:i/>
+                <w:sz w:val="24"/>
+              </w:rPr>
+              <w:t>Wastewater</w:t>
+            </w:r>
+            <w:proofErr w:type="spellEnd"/>
+            <w:r>
+              <w:rPr>
+                <w:i/>
+                <w:sz w:val="24"/>
+              </w:rPr>
+              <w:t xml:space="preserve">, and </w:t>
+            </w:r>
+            <w:r>
+              <w:rPr>
+                <w:i/>
+                <w:spacing w:val="-2"/>
+                <w:sz w:val="24"/>
+              </w:rPr>
+              <w:t>Energy-</w:t>
+            </w:r>
+            <w:proofErr w:type="spellStart"/>
+            <w:r>
+              <w:rPr>
+                <w:i/>
+                <w:spacing w:val="-2"/>
+                <w:sz w:val="24"/>
+              </w:rPr>
+              <w:t>Aware</w:t>
+            </w:r>
+            <w:proofErr w:type="spellEnd"/>
+            <w:r>
+              <w:rPr>
+                <w:i/>
+                <w:spacing w:val="-2"/>
+                <w:sz w:val="24"/>
+              </w:rPr>
+              <w:t>"</w:t>
             </w:r>
           </w:p>
         </w:tc>
@@ -11443,7 +14865,7 @@
         </w:rPr>
       </w:pPr>
       <w:bookmarkStart w:id="36" w:name="_bookmark24"/>
-      <w:bookmarkStart w:id="37" w:name="_Toc236318651"/>
+      <w:bookmarkStart w:id="37" w:name="_Toc236387082"/>
       <w:bookmarkEnd w:id="36"/>
       <w:r>
         <w:rPr>
@@ -11485,7 +14907,15 @@
         <w:jc w:val="both"/>
       </w:pPr>
       <w:r>
-        <w:t>L'étude des différentes approches, du Power Capping à la migration Carbon-Aware, en passant par le stockage hybride et la flexibilité géographique, met en évidence un problème récurrent : la plupart des solutions actuelles traitent les défis de manière isolée. Or, réduire l'empreinte carbone d'un Data Center ne peut pas se résumer à améliorer un seul indicateur. Agir uniquement sur le PUE sans tenir compte du CUE ou du WUE ne fait que déplacer le problème sans le résoudre durablement.</w:t>
+        <w:t>L'étude des différentes approches, du Power Capping à la migration Carbon-</w:t>
+      </w:r>
+      <w:proofErr w:type="spellStart"/>
+      <w:r>
+        <w:t>Aware</w:t>
+      </w:r>
+      <w:proofErr w:type="spellEnd"/>
+      <w:r>
+        <w:t>, en passant par le stockage hybride et la flexibilité géographique, met en évidence un problème récurrent : la plupart des solutions actuelles traitent les défis de manière isolée. Or, réduire l'empreinte carbone d'un Data Center ne peut pas se résumer à améliorer un seul indicateur. Agir uniquement sur le PUE sans tenir compte du CUE ou du WUE ne fait que déplacer le problème sans le résoudre durablement.</w:t>
       </w:r>
     </w:p>
     <w:p>
@@ -11673,7 +15103,7 @@
           <w:color w:val="2E5395"/>
         </w:rPr>
       </w:pPr>
-      <w:bookmarkStart w:id="38" w:name="_Toc236318652"/>
+      <w:bookmarkStart w:id="38" w:name="_Toc236387083"/>
       <w:r>
         <w:rPr>
           <w:color w:val="2E5395"/>
@@ -11739,7 +15169,7 @@
           <w:spacing w:val="-10"/>
         </w:rPr>
       </w:pPr>
-      <w:bookmarkStart w:id="39" w:name="_Toc236318653"/>
+      <w:bookmarkStart w:id="39" w:name="_Toc236387084"/>
       <w:r>
         <w:rPr>
           <w:color w:val="1F497D" w:themeColor="text2"/>
@@ -11842,7 +15272,23 @@
           <w:b/>
           <w:bCs/>
         </w:rPr>
-        <w:t>Heat Reuse Ratio (HRR)</w:t>
+        <w:t xml:space="preserve">Heat </w:t>
+      </w:r>
+      <w:proofErr w:type="spellStart"/>
+      <w:r>
+        <w:rPr>
+          <w:b/>
+          <w:bCs/>
+        </w:rPr>
+        <w:t>Reuse</w:t>
+      </w:r>
+      <w:proofErr w:type="spellEnd"/>
+      <w:r>
+        <w:rPr>
+          <w:b/>
+          <w:bCs/>
+        </w:rPr>
+        <w:t xml:space="preserve"> Ratio (HRR)</w:t>
       </w:r>
       <w:r>
         <w:t>, qui mesure la part de chaleur effectivement réutilisée par rapport à la chaleur totale produite. Cet indicateur vient compléter les trois KPI classiques (PUE, CUE, WUE) pour former un score environnemental global plus complet.</w:t>
@@ -11905,7 +15351,7 @@
           <w:spacing w:val="-10"/>
         </w:rPr>
       </w:pPr>
-      <w:bookmarkStart w:id="40" w:name="_Toc236318654"/>
+      <w:bookmarkStart w:id="40" w:name="_Toc236387085"/>
       <w:r>
         <w:rPr>
           <w:color w:val="2E5395"/>
@@ -11976,7 +15422,7 @@
         </w:rPr>
         <w:tab/>
       </w:r>
-      <w:bookmarkStart w:id="41" w:name="_Toc236318655"/>
+      <w:bookmarkStart w:id="41" w:name="_Toc236387086"/>
       <w:r>
         <w:rPr>
           <w:color w:val="4471C4"/>
@@ -12062,7 +15508,7 @@
         </w:rPr>
         <w:tab/>
       </w:r>
-      <w:bookmarkStart w:id="42" w:name="_Toc236318656"/>
+      <w:bookmarkStart w:id="42" w:name="_Toc236387087"/>
       <w:r>
         <w:rPr>
           <w:color w:val="4471C4"/>
@@ -12130,7 +15576,7 @@
         </w:rPr>
         <w:tab/>
       </w:r>
-      <w:bookmarkStart w:id="43" w:name="_Toc236318657"/>
+      <w:bookmarkStart w:id="43" w:name="_Toc236387088"/>
       <w:r>
         <w:rPr>
           <w:color w:val="4471C4"/>
@@ -12143,7 +15589,23 @@
           <w:color w:val="4471C4"/>
           <w:spacing w:val="-10"/>
         </w:rPr>
-        <w:t>Comparaison avec les solutions existantes (SHIELD, WaterWise)</w:t>
+        <w:t xml:space="preserve">Comparaison avec les solutions existantes (SHIELD, </w:t>
+      </w:r>
+      <w:proofErr w:type="spellStart"/>
+      <w:r>
+        <w:rPr>
+          <w:color w:val="4471C4"/>
+          <w:spacing w:val="-10"/>
+        </w:rPr>
+        <w:t>WaterWise</w:t>
+      </w:r>
+      <w:proofErr w:type="spellEnd"/>
+      <w:r>
+        <w:rPr>
+          <w:color w:val="4471C4"/>
+          <w:spacing w:val="-10"/>
+        </w:rPr>
+        <w:t>)</w:t>
       </w:r>
       <w:bookmarkEnd w:id="43"/>
     </w:p>
@@ -12372,9 +15834,11 @@
             <w:pPr>
               <w:pStyle w:val="Corpsdetexte"/>
             </w:pPr>
+            <w:proofErr w:type="spellStart"/>
             <w:r>
               <w:t>WaterWise</w:t>
             </w:r>
+            <w:proofErr w:type="spellEnd"/>
           </w:p>
         </w:tc>
         <w:tc>
@@ -12480,8 +15944,21 @@
               <w:pStyle w:val="Corpsdetexte"/>
             </w:pPr>
             <w:r>
-              <w:t>Carbon-Aware Scheduling</w:t>
-            </w:r>
+              <w:t>Carbon-</w:t>
+            </w:r>
+            <w:proofErr w:type="spellStart"/>
+            <w:r>
+              <w:t>Aware</w:t>
+            </w:r>
+            <w:proofErr w:type="spellEnd"/>
+            <w:r>
+              <w:t xml:space="preserve"> </w:t>
+            </w:r>
+            <w:proofErr w:type="spellStart"/>
+            <w:r>
+              <w:t>Scheduling</w:t>
+            </w:r>
+            <w:proofErr w:type="spellEnd"/>
           </w:p>
         </w:tc>
         <w:tc>
@@ -12835,7 +16312,7 @@
           <w:spacing w:val="-10"/>
         </w:rPr>
       </w:pPr>
-      <w:bookmarkStart w:id="44" w:name="_Toc236318658"/>
+      <w:bookmarkStart w:id="44" w:name="_Toc236387089"/>
       <w:r>
         <w:rPr>
           <w:color w:val="2E5395"/>
@@ -12855,7 +16332,23 @@
           <w:color w:val="2E5395"/>
           <w:spacing w:val="-10"/>
         </w:rPr>
-        <w:t>Le nouveau KPI : le Heat Reuse Ratio (HRR)</w:t>
+        <w:t xml:space="preserve">Le nouveau KPI : le Heat </w:t>
+      </w:r>
+      <w:proofErr w:type="spellStart"/>
+      <w:r>
+        <w:rPr>
+          <w:color w:val="2E5395"/>
+          <w:spacing w:val="-10"/>
+        </w:rPr>
+        <w:t>Reuse</w:t>
+      </w:r>
+      <w:proofErr w:type="spellEnd"/>
+      <w:r>
+        <w:rPr>
+          <w:color w:val="2E5395"/>
+          <w:spacing w:val="-10"/>
+        </w:rPr>
+        <w:t xml:space="preserve"> Ratio (HRR)</w:t>
       </w:r>
       <w:bookmarkEnd w:id="44"/>
     </w:p>
@@ -12905,7 +16398,7 @@
         </w:rPr>
         <w:tab/>
       </w:r>
-      <w:bookmarkStart w:id="45" w:name="_Toc236318659"/>
+      <w:bookmarkStart w:id="45" w:name="_Toc236387090"/>
       <w:r>
         <w:rPr>
           <w:color w:val="4471C4"/>
@@ -12932,7 +16425,15 @@
         <w:jc w:val="both"/>
       </w:pPr>
       <w:r>
-        <w:t>Le Heat Reuse Ratio, ou HRR, mesure la part de chaleur produite par les serveurs qui est effectivement réutilisée plutôt que rejetée dans l'atmosphère. Sa formule est la suivante :</w:t>
+        <w:t xml:space="preserve">Le Heat </w:t>
+      </w:r>
+      <w:proofErr w:type="spellStart"/>
+      <w:r>
+        <w:t>Reuse</w:t>
+      </w:r>
+      <w:proofErr w:type="spellEnd"/>
+      <w:r>
+        <w:t xml:space="preserve"> Ratio, ou HRR, mesure la part de chaleur produite par les serveurs qui est effectivement réutilisée plutôt que rejetée dans l'atmosphère. Sa formule est la suivante :</w:t>
       </w:r>
     </w:p>
     <w:p>
@@ -13158,7 +16659,7 @@
         </w:rPr>
         <w:tab/>
       </w:r>
-      <w:bookmarkStart w:id="46" w:name="_Toc236318660"/>
+      <w:bookmarkStart w:id="46" w:name="_Toc236387091"/>
       <w:r>
         <w:rPr>
           <w:color w:val="4471C4"/>
@@ -13323,7 +16824,7 @@
         </w:rPr>
         <w:tab/>
       </w:r>
-      <w:bookmarkStart w:id="47" w:name="_Toc236318661"/>
+      <w:bookmarkStart w:id="47" w:name="_Toc236387092"/>
       <w:r>
         <w:rPr>
           <w:color w:val="4471C4"/>
@@ -13616,12 +17117,21 @@
         <w:ind w:right="1128"/>
         <w:jc w:val="both"/>
       </w:pPr>
+      <w:proofErr w:type="gramStart"/>
       <w:r>
         <w:rPr>
           <w:b/>
           <w:bCs/>
         </w:rPr>
-        <w:t>α, β, γ</w:t>
+        <w:t>α</w:t>
+      </w:r>
+      <w:proofErr w:type="gramEnd"/>
+      <w:r>
+        <w:rPr>
+          <w:b/>
+          <w:bCs/>
+        </w:rPr>
+        <w:t>, β, γ</w:t>
       </w:r>
       <w:r>
         <w:t xml:space="preserve"> sont les poids attribués aux trois indicateurs classiques. Ils permettent d'ajuster l'importance accordée à chacun selon le contexte. Par exemple, dans une région soumise au stress hydrique, on augmente γ pour donner plus de poids à la consommation d'eau.</w:t>
@@ -13644,6 +17154,7 @@
         <w:ind w:right="1128"/>
         <w:jc w:val="both"/>
       </w:pPr>
+      <w:proofErr w:type="gramStart"/>
       <w:r>
         <w:rPr>
           <w:b/>
@@ -13651,6 +17162,7 @@
         </w:rPr>
         <w:t>δ</w:t>
       </w:r>
+      <w:proofErr w:type="gramEnd"/>
       <w:r>
         <w:t xml:space="preserve"> est le poids attribué à la valorisation thermique. Plus il est élevé, plus le système récompense les décisions qui valorisent la chaleur.</w:t>
       </w:r>
@@ -13736,7 +17248,7 @@
           <w:spacing w:val="-10"/>
         </w:rPr>
       </w:pPr>
-      <w:bookmarkStart w:id="48" w:name="_Toc236318662"/>
+      <w:bookmarkStart w:id="48" w:name="_Toc236387093"/>
       <w:r>
         <w:rPr>
           <w:color w:val="1F497D" w:themeColor="text2"/>
@@ -13804,7 +17316,7 @@
         </w:rPr>
         <w:tab/>
       </w:r>
-      <w:bookmarkStart w:id="49" w:name="_Toc236318663"/>
+      <w:bookmarkStart w:id="49" w:name="_Toc236387094"/>
       <w:r>
         <w:rPr>
           <w:color w:val="4471C4"/>
@@ -13963,7 +17475,7 @@
         </w:rPr>
         <w:tab/>
       </w:r>
-      <w:bookmarkStart w:id="50" w:name="_Toc236318664"/>
+      <w:bookmarkStart w:id="50" w:name="_Toc236387095"/>
       <w:r>
         <w:rPr>
           <w:color w:val="4471C4"/>
@@ -14566,7 +18078,7 @@
         </w:rPr>
         <w:tab/>
       </w:r>
-      <w:bookmarkStart w:id="51" w:name="_Toc236318665"/>
+      <w:bookmarkStart w:id="51" w:name="_Toc236387096"/>
       <w:r>
         <w:rPr>
           <w:color w:val="4471C4"/>
@@ -14809,7 +18321,7 @@
         <w:tab/>
         <w:t xml:space="preserve">      </w:t>
       </w:r>
-      <w:bookmarkStart w:id="52" w:name="_Toc236318666"/>
+      <w:bookmarkStart w:id="52" w:name="_Toc236387097"/>
       <w:r>
         <w:rPr>
           <w:color w:val="1F497D" w:themeColor="text2"/>
@@ -14874,7 +18386,7 @@
         </w:rPr>
         <w:tab/>
       </w:r>
-      <w:bookmarkStart w:id="53" w:name="_Toc236318667"/>
+      <w:bookmarkStart w:id="53" w:name="_Toc236387098"/>
       <w:r>
         <w:rPr>
           <w:color w:val="4471C4"/>
@@ -14973,7 +18485,7 @@
         </w:rPr>
         <w:tab/>
       </w:r>
-      <w:bookmarkStart w:id="54" w:name="_Toc236318668"/>
+      <w:bookmarkStart w:id="54" w:name="_Toc236387099"/>
       <w:r>
         <w:rPr>
           <w:color w:val="4471C4"/>
@@ -15076,7 +18588,7 @@
         </w:rPr>
         <w:tab/>
       </w:r>
-      <w:bookmarkStart w:id="55" w:name="_Toc236318669"/>
+      <w:bookmarkStart w:id="55" w:name="_Toc236387100"/>
       <w:r>
         <w:rPr>
           <w:color w:val="4471C4"/>
@@ -15181,7 +18693,7 @@
         <w:tab/>
         <w:t xml:space="preserve">      </w:t>
       </w:r>
-      <w:bookmarkStart w:id="56" w:name="_Toc236318670"/>
+      <w:bookmarkStart w:id="56" w:name="_Toc236387101"/>
       <w:r>
         <w:rPr>
           <w:color w:val="1F497D" w:themeColor="text2"/>
@@ -15246,7 +18758,7 @@
         </w:rPr>
         <w:tab/>
       </w:r>
-      <w:bookmarkStart w:id="57" w:name="_Toc236318671"/>
+      <w:bookmarkStart w:id="57" w:name="_Toc236387102"/>
       <w:r>
         <w:rPr>
           <w:color w:val="4471C4"/>
@@ -15273,7 +18785,23 @@
         <w:jc w:val="both"/>
       </w:pPr>
       <w:r>
-        <w:t>Python a été choisi comme langage d'implémentation pour plusieurs raisons complémentaires. C'est d'abord le langage de référence dans la communauté scientifique dédiée à l'optimisation des infrastructures numériques. Tous les travaux identifiés dans l'état de l'art, qu'il s'agisse de SHIELD, des algorithmes Carbon-Aware ou des approches par Deep Reinforcement Learning, utilisent Python comme environnement de développement. Ce choix garantit donc une cohérence avec les pratiques de la recherche scientifique sur laquelle ce mémoire s'appuie.</w:t>
+        <w:t>Python a été choisi comme langage d'implémentation pour plusieurs raisons complémentaires. C'est d'abord le langage de référence dans la communauté scientifique dédiée à l'optimisation des infrastructures numériques. Tous les travaux identifiés dans l'état de l'art, qu'il s'agisse de SHIELD, des algorithmes Carbon-</w:t>
+      </w:r>
+      <w:proofErr w:type="spellStart"/>
+      <w:r>
+        <w:t>Aware</w:t>
+      </w:r>
+      <w:proofErr w:type="spellEnd"/>
+      <w:r>
+        <w:t xml:space="preserve"> ou des approches par Deep </w:t>
+      </w:r>
+      <w:proofErr w:type="spellStart"/>
+      <w:r>
+        <w:t>Reinforcement</w:t>
+      </w:r>
+      <w:proofErr w:type="spellEnd"/>
+      <w:r>
+        <w:t xml:space="preserve"> Learning, utilisent Python comme environnement de développement. Ce choix garantit donc une cohérence avec les pratiques de la recherche scientifique sur laquelle ce mémoire s'appuie.</w:t>
       </w:r>
     </w:p>
     <w:p>
@@ -15310,6 +18838,7 @@
         <w:ind w:right="1128"/>
         <w:jc w:val="both"/>
       </w:pPr>
+      <w:proofErr w:type="spellStart"/>
       <w:r>
         <w:rPr>
           <w:b/>
@@ -15317,6 +18846,7 @@
         </w:rPr>
         <w:t>NumPy</w:t>
       </w:r>
+      <w:proofErr w:type="spellEnd"/>
       <w:r>
         <w:rPr>
           <w:b/>
@@ -15387,6 +18917,7 @@
         <w:ind w:right="1128"/>
         <w:jc w:val="both"/>
       </w:pPr>
+      <w:proofErr w:type="spellStart"/>
       <w:r>
         <w:rPr>
           <w:b/>
@@ -15394,6 +18925,7 @@
         </w:rPr>
         <w:t>Matplotlib</w:t>
       </w:r>
+      <w:proofErr w:type="spellEnd"/>
       <w:r>
         <w:rPr>
           <w:b/>
@@ -15455,7 +18987,7 @@
         </w:rPr>
         <w:tab/>
       </w:r>
-      <w:bookmarkStart w:id="58" w:name="_Toc236318672"/>
+      <w:bookmarkStart w:id="58" w:name="_Toc236387103"/>
       <w:r>
         <w:rPr>
           <w:color w:val="4471C4"/>
@@ -15752,7 +19284,7 @@
         <w:lastRenderedPageBreak/>
         <w:tab/>
       </w:r>
-      <w:bookmarkStart w:id="59" w:name="_Toc236318673"/>
+      <w:bookmarkStart w:id="59" w:name="_Toc236387104"/>
       <w:r>
         <w:rPr>
           <w:color w:val="1F497D"/>
@@ -15810,7 +19342,15 @@
         <w:jc w:val="both"/>
       </w:pPr>
       <w:r>
-        <w:t>Pour mesurer l'efficacité de cette valorisation, ce travail introduit un nouveau KPI : le Heat Reuse Ratio (HRR). Cet indicateur mesure la part de chaleur effectivement réutilisée et vient compléter les trois indicateurs classiques PUE, CUE et WUE dans un score environnemental global inédit. C'est cette combinaison de quatre indicateurs qui constitue la contribution originale de ce mémoire par rapport aux solutions existantes.</w:t>
+        <w:t xml:space="preserve">Pour mesurer l'efficacité de cette valorisation, ce travail introduit un nouveau KPI : le Heat </w:t>
+      </w:r>
+      <w:proofErr w:type="spellStart"/>
+      <w:r>
+        <w:t>Reuse</w:t>
+      </w:r>
+      <w:proofErr w:type="spellEnd"/>
+      <w:r>
+        <w:t xml:space="preserve"> Ratio (HRR). Cet indicateur mesure la part de chaleur effectivement réutilisée et vient compléter les trois indicateurs classiques PUE, CUE et WUE dans un score environnemental global inédit. C'est cette combinaison de quatre indicateurs qui constitue la contribution originale de ce mémoire par rapport aux solutions existantes.</w:t>
       </w:r>
     </w:p>
     <w:p>
@@ -15962,271 +19502,1127 @@
     </w:p>
     <w:p>
       <w:pPr>
-        <w:pStyle w:val="font-claude-response-body"/>
-      </w:pPr>
-      <w:r>
+        <w:pStyle w:val="Titre1"/>
         <w:rPr>
           <w:rStyle w:val="lev"/>
+          <w:b w:val="0"/>
+          <w:bCs w:val="0"/>
+          <w:color w:val="2E5395"/>
+        </w:rPr>
+      </w:pPr>
+      <w:bookmarkStart w:id="60" w:name="_Toc236387105"/>
+      <w:r>
+        <w:rPr>
+          <w:rStyle w:val="lev"/>
+          <w:b w:val="0"/>
+          <w:bCs w:val="0"/>
+          <w:color w:val="2E5395"/>
         </w:rPr>
         <w:t>Chapitre 3 : Implémentation et évaluation de HEAT2VALUE</w:t>
       </w:r>
-    </w:p>
-    <w:p>
-      <w:pPr>
-        <w:pStyle w:val="font-claude-response-body"/>
-      </w:pPr>
-      <w:r>
+      <w:bookmarkEnd w:id="60"/>
+    </w:p>
+    <w:p>
+      <w:pPr>
+        <w:pStyle w:val="Titre1"/>
+        <w:rPr>
+          <w:b/>
+          <w:bCs/>
+          <w:color w:val="1F497D"/>
+        </w:rPr>
+      </w:pPr>
+    </w:p>
+    <w:p>
+      <w:pPr>
+        <w:pStyle w:val="Titre2"/>
+        <w:ind w:firstLine="0"/>
         <w:rPr>
           <w:rStyle w:val="lev"/>
+          <w:b/>
+          <w:bCs/>
+          <w:color w:val="1F497D"/>
+        </w:rPr>
+      </w:pPr>
+      <w:bookmarkStart w:id="61" w:name="_Toc236387106"/>
+      <w:r>
+        <w:rPr>
+          <w:rStyle w:val="lev"/>
+          <w:b/>
+          <w:bCs/>
+          <w:color w:val="1F497D"/>
         </w:rPr>
         <w:t>Introduction</w:t>
       </w:r>
-    </w:p>
-    <w:p>
-      <w:pPr>
-        <w:pStyle w:val="font-claude-response-body"/>
-      </w:pPr>
-      <w:r>
+      <w:bookmarkEnd w:id="61"/>
+    </w:p>
+    <w:p>
+      <w:pPr>
+        <w:pStyle w:val="Titre2"/>
+        <w:ind w:firstLine="0"/>
+        <w:rPr>
+          <w:b w:val="0"/>
+          <w:bCs w:val="0"/>
+          <w:color w:val="1F497D"/>
+        </w:rPr>
+      </w:pPr>
+    </w:p>
+    <w:p>
+      <w:pPr>
+        <w:pStyle w:val="Corpsdetexte"/>
+        <w:ind w:left="567" w:right="1128"/>
+        <w:jc w:val="both"/>
+        <w:rPr>
+          <w:b/>
+          <w:bCs/>
+        </w:rPr>
+      </w:pPr>
+      <w:r>
+        <w:t xml:space="preserve">Ce chapitre présente l'implémentation concrète de HEAT2VALUE et l'évaluation de ses performances. L'objectif est de vérifier que l'algorithme proposé au chapitre précédent produit bien les résultats attendus et répond à la problématique centrale de ce mémoire : </w:t>
+      </w:r>
+      <w:r>
+        <w:rPr>
+          <w:b/>
+          <w:bCs/>
+        </w:rPr>
+        <w:t>comment optimiser la performance énergétique des Data Centers Cloud afin de réduire durablement leur empreinte carbone ?</w:t>
+      </w:r>
+    </w:p>
+    <w:p>
+      <w:pPr>
+        <w:pStyle w:val="Corpsdetexte"/>
+        <w:ind w:left="567" w:right="1128"/>
+        <w:jc w:val="both"/>
+      </w:pPr>
+    </w:p>
+    <w:p>
+      <w:pPr>
+        <w:pStyle w:val="Corpsdetexte"/>
+        <w:ind w:left="567" w:right="1128"/>
+        <w:jc w:val="both"/>
+      </w:pPr>
+      <w:r>
+        <w:t>L'implémentation a été réalisée en Python et organisée en modules distincts, chacun ayant un rôle précis dans le fonctionnement global du système. Cette architecture modulaire permet de tester chaque composant indépendamment et de garantir la fiabilité des résultats.</w:t>
+      </w:r>
+    </w:p>
+    <w:p>
+      <w:pPr>
+        <w:pStyle w:val="Corpsdetexte"/>
+        <w:ind w:left="567" w:right="1128"/>
+        <w:jc w:val="both"/>
+      </w:pPr>
+    </w:p>
+    <w:p>
+      <w:pPr>
+        <w:pStyle w:val="Corpsdetexte"/>
+        <w:ind w:left="567" w:right="1128"/>
+        <w:jc w:val="both"/>
+      </w:pPr>
+      <w:r>
+        <w:t>Pour évaluer les performances de HEAT2VALUE de manière rigoureuse, trois types de tests ont été réalisés. Le premier s'appuie sur des données simulées pour comparer le comportement du Data Center avec et sans l'algorithme dans des conditions contrôlées. Le second utilise des données réelles d'intensité carbone provenant d'</w:t>
+      </w:r>
+      <w:proofErr w:type="spellStart"/>
+      <w:r>
+        <w:t>Electricity</w:t>
+      </w:r>
+      <w:proofErr w:type="spellEnd"/>
+      <w:r>
+        <w:t xml:space="preserve"> </w:t>
+      </w:r>
+      <w:proofErr w:type="spellStart"/>
+      <w:r>
+        <w:t>Maps</w:t>
+      </w:r>
+      <w:proofErr w:type="spellEnd"/>
+      <w:r>
+        <w:t xml:space="preserve"> pour tester l'algorithme sur trois journées représentatives de l'année 2024. Le troisième soumet l'algorithme à douze scénarios variés couvrant l'ensemble des situations climatiques et énergétiques auxquelles un Data Center peut être confronté au cours d'une année.</w:t>
+      </w:r>
+    </w:p>
+    <w:p>
+      <w:pPr>
+        <w:pStyle w:val="Corpsdetexte"/>
+        <w:ind w:left="567" w:right="1128"/>
+        <w:jc w:val="both"/>
+      </w:pPr>
+    </w:p>
+    <w:p>
+      <w:pPr>
+        <w:pStyle w:val="Corpsdetexte"/>
+        <w:ind w:left="567" w:right="1128"/>
+        <w:jc w:val="both"/>
+      </w:pPr>
+      <w:r>
+        <w:t>Les résultats obtenus sont ensuite analysés à travers les quatre indicateurs de performance retenus : le PUE, le CUE, le WUE et le HRR. Cette analyse permet d'identifier clairement les apports de HEAT2VALUE, ses limites et les perspectives d'amélioration envisageables.</w:t>
+      </w:r>
+    </w:p>
+    <w:p>
+      <w:pPr>
+        <w:pStyle w:val="Titre2"/>
+        <w:ind w:firstLine="0"/>
+        <w:rPr>
+          <w:b w:val="0"/>
+          <w:bCs w:val="0"/>
+          <w:color w:val="1F497D"/>
+        </w:rPr>
+      </w:pPr>
+    </w:p>
+    <w:p>
+      <w:pPr>
+        <w:pStyle w:val="Titre2"/>
+        <w:ind w:firstLine="0"/>
         <w:rPr>
           <w:rStyle w:val="lev"/>
+          <w:b/>
+          <w:bCs/>
+          <w:color w:val="2E5395"/>
+        </w:rPr>
+      </w:pPr>
+      <w:bookmarkStart w:id="62" w:name="_Toc236387107"/>
+      <w:r>
+        <w:rPr>
+          <w:rStyle w:val="lev"/>
+          <w:b/>
+          <w:bCs/>
+          <w:color w:val="2E5395"/>
         </w:rPr>
         <w:t>3.1. Environnement et architecture de l'implémentation</w:t>
       </w:r>
-    </w:p>
-    <w:p>
-      <w:pPr>
-        <w:pStyle w:val="font-claude-response-body"/>
+      <w:bookmarkEnd w:id="62"/>
+    </w:p>
+    <w:p>
+      <w:pPr>
+        <w:pStyle w:val="Titre2"/>
+        <w:ind w:firstLine="0"/>
+        <w:rPr>
+          <w:rStyle w:val="lev"/>
+          <w:b/>
+          <w:bCs/>
+          <w:color w:val="2E5395"/>
+        </w:rPr>
+      </w:pPr>
+    </w:p>
+    <w:p>
+      <w:pPr>
+        <w:pStyle w:val="Corpsdetexte"/>
+        <w:ind w:left="567" w:right="1128"/>
+        <w:jc w:val="both"/>
+        <w:rPr>
+          <w:rStyle w:val="lev"/>
+          <w:b w:val="0"/>
+          <w:bCs w:val="0"/>
+          <w:color w:val="2E5395"/>
+        </w:rPr>
+      </w:pPr>
+      <w:r>
+        <w:t>Cette section présente les choix techniques qui ont guidé l'implémentation de HEAT2VALUE. Elle décrit comment le système a été organisé, pourquoi la simulation a été retenue comme approche de validation, et quelles données ont été utilisées pour tester l'algorithme.</w:t>
+      </w:r>
+    </w:p>
+    <w:p>
+      <w:pPr>
+        <w:pStyle w:val="Titre2"/>
+        <w:ind w:firstLine="0"/>
+        <w:rPr>
+          <w:color w:val="2E5395"/>
+        </w:rPr>
+      </w:pPr>
+    </w:p>
+    <w:p>
+      <w:pPr>
+        <w:pStyle w:val="Titre2"/>
+        <w:ind w:left="2154"/>
+        <w:rPr>
+          <w:color w:val="4471C4"/>
+        </w:rPr>
+      </w:pPr>
+      <w:bookmarkStart w:id="63" w:name="_Toc236387108"/>
+      <w:r>
+        <w:rPr>
+          <w:color w:val="4471C4"/>
+        </w:rPr>
+        <w:t>3.1.1. Architecture modulaire de l'implémentation</w:t>
+      </w:r>
+      <w:bookmarkEnd w:id="63"/>
+    </w:p>
+    <w:p>
+      <w:pPr>
+        <w:pStyle w:val="Titre2"/>
+        <w:ind w:left="2154"/>
+        <w:rPr>
+          <w:color w:val="4471C4"/>
+        </w:rPr>
+      </w:pPr>
+    </w:p>
+    <w:p>
+      <w:pPr>
+        <w:pStyle w:val="Corpsdetexte"/>
+        <w:ind w:left="567" w:right="1128"/>
+        <w:jc w:val="both"/>
+      </w:pPr>
+      <w:r>
+        <w:t>L'implémentation de HEAT2VALUE a été organisée en cinq modules indépendants qui communiquent entre eux. Chaque module a une responsabilité précise et peut être testé séparément, ce qui facilite la maintenance et l'évolution du système.</w:t>
+      </w:r>
+    </w:p>
+    <w:p>
+      <w:pPr>
+        <w:pStyle w:val="Corpsdetexte"/>
+        <w:ind w:left="567" w:right="1128"/>
+        <w:jc w:val="both"/>
+      </w:pPr>
+    </w:p>
+    <w:p>
+      <w:pPr>
+        <w:pStyle w:val="Corpsdetexte"/>
         <w:numPr>
           <w:ilvl w:val="0"/>
-          <w:numId w:val="33"/>
+          <w:numId w:val="38"/>
         </w:numPr>
-      </w:pPr>
-      <w:r>
-        <w:t>3.1.1. Architecture modulaire de l'implémentation</w:t>
-      </w:r>
-    </w:p>
-    <w:p>
-      <w:pPr>
-        <w:pStyle w:val="font-claude-response-body"/>
+        <w:ind w:left="567" w:right="1128"/>
+        <w:jc w:val="both"/>
+      </w:pPr>
+      <w:r>
+        <w:rPr>
+          <w:b/>
+          <w:bCs/>
+        </w:rPr>
+        <w:t>simulateur.py</w:t>
+      </w:r>
+      <w:r>
+        <w:t xml:space="preserve"> génère les données de base du Data Center : charge des serveurs, puissance consommée, chaleur produite, température extérieure et intensité carbone. C'est le point d'entrée de toute la chaîne de traitement.</w:t>
+      </w:r>
+    </w:p>
+    <w:p>
+      <w:pPr>
+        <w:pStyle w:val="Corpsdetexte"/>
+        <w:ind w:left="567" w:right="1128"/>
+        <w:jc w:val="both"/>
+      </w:pPr>
+    </w:p>
+    <w:p>
+      <w:pPr>
+        <w:pStyle w:val="Corpsdetexte"/>
         <w:numPr>
           <w:ilvl w:val="0"/>
-          <w:numId w:val="33"/>
+          <w:numId w:val="38"/>
         </w:numPr>
-      </w:pPr>
-      <w:r>
-        <w:t>3.1.2. Justification du choix de la simulation</w:t>
-      </w:r>
-    </w:p>
-    <w:p>
-      <w:pPr>
-        <w:pStyle w:val="font-claude-response-body"/>
+        <w:ind w:left="567" w:right="1128"/>
+        <w:jc w:val="both"/>
+      </w:pPr>
+      <w:r>
+        <w:rPr>
+          <w:b/>
+          <w:bCs/>
+        </w:rPr>
+        <w:t>decision.py</w:t>
+      </w:r>
+      <w:r>
+        <w:t xml:space="preserve"> implémente le cœur de l'algorithme HEAT2VALUE. Il reçoit les </w:t>
+      </w:r>
+      <w:r>
+        <w:lastRenderedPageBreak/>
+        <w:t>données du simulateur et décide à chaque pas de temps quelle option choisir : réutilisation, stockage ou rejet.</w:t>
+      </w:r>
+    </w:p>
+    <w:p>
+      <w:pPr>
+        <w:pStyle w:val="Corpsdetexte"/>
+        <w:ind w:right="1128"/>
+        <w:jc w:val="both"/>
+      </w:pPr>
+    </w:p>
+    <w:p>
+      <w:pPr>
+        <w:pStyle w:val="Corpsdetexte"/>
         <w:numPr>
           <w:ilvl w:val="0"/>
-          <w:numId w:val="33"/>
+          <w:numId w:val="38"/>
         </w:numPr>
-      </w:pPr>
-      <w:r>
-        <w:t>3.1.3. Les données utilisées</w:t>
-      </w:r>
-    </w:p>
-    <w:p>
-      <w:pPr>
-        <w:pStyle w:val="font-claude-response-body"/>
-      </w:pPr>
-      <w:r>
-        <w:rPr>
-          <w:rStyle w:val="lev"/>
-        </w:rPr>
-        <w:t>3.2. Implémentation de l'algorithme</w:t>
-      </w:r>
-    </w:p>
-    <w:p>
-      <w:pPr>
-        <w:pStyle w:val="font-claude-response-body"/>
+        <w:ind w:left="567" w:right="1128"/>
+        <w:jc w:val="both"/>
+      </w:pPr>
+      <w:r>
+        <w:rPr>
+          <w:b/>
+          <w:bCs/>
+        </w:rPr>
+        <w:t>kpi.py</w:t>
+      </w:r>
+      <w:r>
+        <w:t xml:space="preserve"> calcule les quatre indicateurs environnementaux à partir des décisions prises : PUE, CUE, WUE et HRR.</w:t>
+      </w:r>
+    </w:p>
+    <w:p>
+      <w:pPr>
+        <w:pStyle w:val="Corpsdetexte"/>
+        <w:ind w:right="1128"/>
+        <w:jc w:val="both"/>
+      </w:pPr>
+    </w:p>
+    <w:p>
+      <w:pPr>
+        <w:pStyle w:val="Corpsdetexte"/>
         <w:numPr>
           <w:ilvl w:val="0"/>
-          <w:numId w:val="34"/>
+          <w:numId w:val="38"/>
         </w:numPr>
-      </w:pPr>
-      <w:r>
-        <w:t>3.2.1. Le simulateur de Data Center</w:t>
-      </w:r>
-    </w:p>
-    <w:p>
-      <w:pPr>
-        <w:pStyle w:val="font-claude-response-body"/>
+        <w:ind w:left="567" w:right="1128"/>
+        <w:jc w:val="both"/>
+      </w:pPr>
+      <w:r>
+        <w:rPr>
+          <w:b/>
+          <w:bCs/>
+        </w:rPr>
+        <w:t>comparaison.py</w:t>
+      </w:r>
+      <w:r>
+        <w:t xml:space="preserve"> met en parallèle les résultats obtenus avec et sans HEAT2VALUE pour mesurer concrètement l'apport de la solution.</w:t>
+      </w:r>
+    </w:p>
+    <w:p>
+      <w:pPr>
+        <w:pStyle w:val="Corpsdetexte"/>
+        <w:ind w:right="1128"/>
+        <w:jc w:val="both"/>
+      </w:pPr>
+    </w:p>
+    <w:p>
+      <w:pPr>
+        <w:pStyle w:val="Corpsdetexte"/>
         <w:numPr>
           <w:ilvl w:val="0"/>
-          <w:numId w:val="34"/>
+          <w:numId w:val="38"/>
         </w:numPr>
-      </w:pPr>
-      <w:r>
-        <w:t>3.2.2. Le module de décision HEAT2VALUE</w:t>
-      </w:r>
-    </w:p>
-    <w:p>
-      <w:pPr>
-        <w:pStyle w:val="font-claude-response-body"/>
+        <w:ind w:left="567" w:right="1128"/>
+        <w:jc w:val="both"/>
+      </w:pPr>
+      <w:r>
+        <w:rPr>
+          <w:b/>
+          <w:bCs/>
+        </w:rPr>
+        <w:t>tests.py</w:t>
+      </w:r>
+      <w:r>
+        <w:t xml:space="preserve"> et </w:t>
+      </w:r>
+      <w:r>
+        <w:rPr>
+          <w:b/>
+          <w:bCs/>
+        </w:rPr>
+        <w:t>test_jeu_donnees.py</w:t>
+      </w:r>
+      <w:r>
+        <w:t xml:space="preserve"> testent l'algorithme sur des données réelles et des scénarios variés.</w:t>
+      </w:r>
+    </w:p>
+    <w:p>
+      <w:pPr>
+        <w:pStyle w:val="Paragraphedeliste"/>
+      </w:pPr>
+    </w:p>
+    <w:p>
+      <w:pPr>
+        <w:pStyle w:val="Corpsdetexte"/>
+        <w:ind w:right="1128"/>
+        <w:jc w:val="both"/>
+      </w:pPr>
+      <w:r>
+        <w:t>Le schéma suivant illustre les interactions entre ces modules :</w:t>
+      </w:r>
+    </w:p>
+    <w:p>
+      <w:pPr>
+        <w:pStyle w:val="Corpsdetexte"/>
+        <w:ind w:right="1128"/>
+        <w:jc w:val="both"/>
+      </w:pPr>
+    </w:p>
+    <w:p>
+      <w:pPr>
+        <w:pStyle w:val="Corpsdetexte"/>
+        <w:ind w:right="1128"/>
+        <w:jc w:val="both"/>
+      </w:pPr>
+      <w:r>
+        <w:rPr>
+          <w:noProof/>
+        </w:rPr>
+        <w:drawing>
+          <wp:inline distT="0" distB="0" distL="0" distR="0" wp14:anchorId="749E03D3" wp14:editId="12754CE3">
+            <wp:extent cx="5740400" cy="4166483"/>
+            <wp:effectExtent l="0" t="0" r="0" b="5715"/>
+            <wp:docPr id="1642723049" name="Image 1"/>
+            <wp:cNvGraphicFramePr>
+              <a:graphicFrameLocks xmlns:a="http://schemas.openxmlformats.org/drawingml/2006/main" noChangeAspect="1"/>
+            </wp:cNvGraphicFramePr>
+            <a:graphic xmlns:a="http://schemas.openxmlformats.org/drawingml/2006/main">
+              <a:graphicData uri="http://schemas.openxmlformats.org/drawingml/2006/picture">
+                <pic:pic xmlns:pic="http://schemas.openxmlformats.org/drawingml/2006/picture">
+                  <pic:nvPicPr>
+                    <pic:cNvPr id="0" name="Picture 1"/>
+                    <pic:cNvPicPr>
+                      <a:picLocks noChangeAspect="1" noChangeArrowheads="1"/>
+                    </pic:cNvPicPr>
+                  </pic:nvPicPr>
+                  <pic:blipFill>
+                    <a:blip r:embed="rId12" cstate="print">
+                      <a:extLst>
+                        <a:ext uri="{28A0092B-C50C-407E-A947-70E740481C1C}">
+                          <a14:useLocalDpi xmlns:a14="http://schemas.microsoft.com/office/drawing/2010/main" val="0"/>
+                        </a:ext>
+                      </a:extLst>
+                    </a:blip>
+                    <a:srcRect/>
+                    <a:stretch>
+                      <a:fillRect/>
+                    </a:stretch>
+                  </pic:blipFill>
+                  <pic:spPr bwMode="auto">
+                    <a:xfrm>
+                      <a:off x="0" y="0"/>
+                      <a:ext cx="5788109" cy="4201111"/>
+                    </a:xfrm>
+                    <a:prstGeom prst="rect">
+                      <a:avLst/>
+                    </a:prstGeom>
+                    <a:noFill/>
+                    <a:ln>
+                      <a:noFill/>
+                    </a:ln>
+                  </pic:spPr>
+                </pic:pic>
+              </a:graphicData>
+            </a:graphic>
+          </wp:inline>
+        </w:drawing>
+      </w:r>
+    </w:p>
+    <w:p>
+      <w:pPr>
+        <w:pStyle w:val="Titre2"/>
+        <w:ind w:left="2154"/>
+        <w:rPr>
+          <w:color w:val="4471C4"/>
+        </w:rPr>
+      </w:pPr>
+      <w:bookmarkStart w:id="64" w:name="_Toc236387109"/>
+      <w:r>
+        <w:rPr>
+          <w:color w:val="4471C4"/>
+        </w:rPr>
+        <w:t>3.1.2. Justification du choix de la simulation</w:t>
+      </w:r>
+      <w:bookmarkEnd w:id="64"/>
+    </w:p>
+    <w:p>
+      <w:pPr>
+        <w:pStyle w:val="Titre2"/>
+        <w:ind w:left="2154"/>
+        <w:rPr>
+          <w:color w:val="4471C4"/>
+        </w:rPr>
+      </w:pPr>
+    </w:p>
+    <w:p>
+      <w:pPr>
+        <w:pStyle w:val="Corpsdetexte"/>
+        <w:ind w:left="567" w:right="1128"/>
+        <w:jc w:val="both"/>
+      </w:pPr>
+      <w:r>
+        <w:t>Valider HEAT2VALUE par simulation est un choix méthodologique délibéré, cohérent avec les pratiques de la recherche scientifique dans ce domaine.</w:t>
+      </w:r>
+    </w:p>
+    <w:p>
+      <w:pPr>
+        <w:pStyle w:val="Corpsdetexte"/>
+        <w:ind w:left="567" w:right="1128"/>
+        <w:jc w:val="both"/>
+      </w:pPr>
+    </w:p>
+    <w:p>
+      <w:pPr>
+        <w:pStyle w:val="Corpsdetexte"/>
+        <w:ind w:left="567" w:right="1128"/>
+        <w:jc w:val="both"/>
+      </w:pPr>
+      <w:r>
+        <w:t>Les Data Centers sont des environnements critiques où toute modification du système de gestion peut mettre en danger la continuité de service. L'accès à un Data Center réel pour tester un algorithme est donc très difficile. La simulation permet en revanche de tester l'algorithme dans des conditions totalement contrôlées et reproductibles, d'isoler l'impact de chaque variable et de comparer les résultats avec et sans HEAT2VALUE dans des conditions strictement identiques.</w:t>
+      </w:r>
+    </w:p>
+    <w:p>
+      <w:pPr>
+        <w:pStyle w:val="Corpsdetexte"/>
+        <w:ind w:right="1128"/>
+        <w:jc w:val="both"/>
+      </w:pPr>
+    </w:p>
+    <w:p>
+      <w:pPr>
+        <w:pStyle w:val="Corpsdetexte"/>
+        <w:ind w:left="567" w:right="1128"/>
+        <w:jc w:val="both"/>
+      </w:pPr>
+      <w:r>
+        <w:t xml:space="preserve">Pour renforcer la crédibilité des résultats, les tests ont été enrichis par des données réelles. L'intensité carbone du réseau électrique français utilisée dans les </w:t>
+      </w:r>
+      <w:r>
+        <w:lastRenderedPageBreak/>
+        <w:t>simulations provient d'</w:t>
+      </w:r>
+      <w:proofErr w:type="spellStart"/>
+      <w:r>
+        <w:t>Electricity</w:t>
+      </w:r>
+      <w:proofErr w:type="spellEnd"/>
+      <w:r>
+        <w:t xml:space="preserve"> </w:t>
+      </w:r>
+      <w:proofErr w:type="spellStart"/>
+      <w:r>
+        <w:t>Maps</w:t>
+      </w:r>
+      <w:proofErr w:type="spellEnd"/>
+      <w:r>
+        <w:t>, qui publie ces données heure par heure pour l'ensemble de l'année 2024. L'intégration de ces données réelles dans un environnement simulé constitue un compromis rigoureux entre la maîtrise des conditions de test et l'authenticité des résultats obtenus.</w:t>
+      </w:r>
+    </w:p>
+    <w:p>
+      <w:pPr>
+        <w:pStyle w:val="Corpsdetexte"/>
+      </w:pPr>
+    </w:p>
+    <w:p>
+      <w:pPr>
+        <w:pStyle w:val="Titre2"/>
+        <w:ind w:left="2154"/>
+        <w:rPr>
+          <w:color w:val="4471C4"/>
+        </w:rPr>
+      </w:pPr>
+      <w:bookmarkStart w:id="65" w:name="_Toc236387110"/>
+      <w:r>
+        <w:rPr>
+          <w:color w:val="4471C4"/>
+        </w:rPr>
+        <w:t>3.1.3. Les données utilisées</w:t>
+      </w:r>
+      <w:bookmarkEnd w:id="65"/>
+    </w:p>
+    <w:p>
+      <w:pPr>
+        <w:pStyle w:val="Titre2"/>
+        <w:ind w:left="567" w:right="1128"/>
+        <w:jc w:val="both"/>
+        <w:rPr>
+          <w:color w:val="4471C4"/>
+        </w:rPr>
+      </w:pPr>
+    </w:p>
+    <w:p>
+      <w:pPr>
+        <w:pStyle w:val="Corpsdetexte"/>
+        <w:ind w:left="567" w:right="1128"/>
+        <w:jc w:val="both"/>
+      </w:pPr>
+      <w:r>
+        <w:t>Trois sources de données ont été utilisées pour tester HEAT2VALUE, chacune ayant un rôle complémentaire dans la validation de l'algorithme.</w:t>
+      </w:r>
+    </w:p>
+    <w:p>
+      <w:pPr>
+        <w:pStyle w:val="Corpsdetexte"/>
+        <w:ind w:left="567" w:right="1128"/>
+        <w:jc w:val="both"/>
+      </w:pPr>
+    </w:p>
+    <w:p>
+      <w:pPr>
+        <w:pStyle w:val="Corpsdetexte"/>
         <w:numPr>
           <w:ilvl w:val="0"/>
-          <w:numId w:val="34"/>
+          <w:numId w:val="39"/>
         </w:numPr>
-      </w:pPr>
-      <w:r>
-        <w:t>3.2.3. Le module de calcul des KPI</w:t>
-      </w:r>
-    </w:p>
-    <w:p>
-      <w:pPr>
-        <w:pStyle w:val="font-claude-response-body"/>
-      </w:pPr>
-      <w:r>
-        <w:rPr>
-          <w:rStyle w:val="lev"/>
-        </w:rPr>
-        <w:t>3.3. Résultats et analyse</w:t>
-      </w:r>
-    </w:p>
-    <w:p>
-      <w:pPr>
-        <w:pStyle w:val="font-claude-response-body"/>
+        <w:ind w:right="1128"/>
+        <w:jc w:val="both"/>
+      </w:pPr>
+      <w:r>
+        <w:rPr>
+          <w:b/>
+          <w:bCs/>
+        </w:rPr>
+        <w:t>Les données simulées</w:t>
+      </w:r>
+      <w:r>
+        <w:t xml:space="preserve"> reproduisent le comportement d'un Data Center de taille moyenne sur une journée de 24 heures, avec une mesure toutes les 15 minutes. La charge des serveurs suit une progression réaliste : faible la nuit, elle monte progressivement en journée pour atteindre son pic en fin d'après-midi. Ces données constituent la base de référence utilisée dans tous les tests.</w:t>
+      </w:r>
+    </w:p>
+    <w:p>
+      <w:pPr>
+        <w:pStyle w:val="Corpsdetexte"/>
+        <w:ind w:left="567" w:right="1128"/>
+        <w:jc w:val="both"/>
+      </w:pPr>
+    </w:p>
+    <w:p>
+      <w:pPr>
+        <w:pStyle w:val="Corpsdetexte"/>
         <w:numPr>
           <w:ilvl w:val="0"/>
-          <w:numId w:val="35"/>
+          <w:numId w:val="39"/>
         </w:numPr>
-      </w:pPr>
-      <w:r>
-        <w:t>3.3.1. Résultats sur données simulées : comparaison sur 24h</w:t>
-      </w:r>
-    </w:p>
-    <w:p>
-      <w:pPr>
-        <w:pStyle w:val="font-claude-response-body"/>
+        <w:ind w:right="1128"/>
+        <w:jc w:val="both"/>
+      </w:pPr>
+      <w:r>
+        <w:rPr>
+          <w:b/>
+          <w:bCs/>
+        </w:rPr>
+        <w:t>Les données réelles</w:t>
+      </w:r>
+      <w:r>
+        <w:t xml:space="preserve"> proviennent d'</w:t>
+      </w:r>
+      <w:proofErr w:type="spellStart"/>
+      <w:r>
+        <w:t>Electricity</w:t>
+      </w:r>
+      <w:proofErr w:type="spellEnd"/>
+      <w:r>
+        <w:t xml:space="preserve"> </w:t>
+      </w:r>
+      <w:proofErr w:type="spellStart"/>
+      <w:r>
+        <w:t>Maps</w:t>
+      </w:r>
+      <w:proofErr w:type="spellEnd"/>
+      <w:r>
+        <w:t xml:space="preserve"> et couvrent l'intégralité de l'année 2024 pour le réseau électrique français. Trois journées représentatives ont été sélectionnées : le 15 janvier 2024 pour un jour d'hiver, le 15 juillet 2024 pour un jour d'été, et le 30 décembre 2024 pour une journée de pic de consommation. Ces données permettent de tester l'algorithme dans des conditions énergétiques authentiques.</w:t>
+      </w:r>
+    </w:p>
+    <w:p>
+      <w:pPr>
+        <w:pStyle w:val="Corpsdetexte"/>
+        <w:ind w:left="567" w:right="1128"/>
+        <w:jc w:val="both"/>
+      </w:pPr>
+    </w:p>
+    <w:p>
+      <w:pPr>
+        <w:pStyle w:val="Corpsdetexte"/>
         <w:numPr>
           <w:ilvl w:val="0"/>
-          <w:numId w:val="35"/>
+          <w:numId w:val="39"/>
         </w:numPr>
-      </w:pPr>
-      <w:r>
+        <w:ind w:right="1128"/>
+        <w:jc w:val="both"/>
+      </w:pPr>
+      <w:r>
+        <w:rPr>
+          <w:b/>
+          <w:bCs/>
+        </w:rPr>
+        <w:t>Le jeu de données test</w:t>
+      </w:r>
+      <w:r>
+        <w:t xml:space="preserve"> est un fichier CSV construit manuellement pour couvrir douze scénarios précis et variés : vague de froid, canicule, journées de printemps et d'automne, pic de carbone et cas extrêmes. Chaque scénario définit une plage de température et une intensité carbone spécifique, permettant de tester le comportement de l'algorithme dans des situations que les données réelles ne couvrent pas toujours.</w:t>
+      </w:r>
+    </w:p>
+    <w:p>
+      <w:pPr>
+        <w:pStyle w:val="Titre2"/>
+        <w:ind w:left="2154"/>
+      </w:pPr>
+    </w:p>
+    <w:p>
+      <w:pPr>
+        <w:pStyle w:val="Titre2"/>
+        <w:ind w:firstLine="0"/>
+        <w:rPr>
+          <w:rStyle w:val="lev"/>
+          <w:b/>
+          <w:bCs/>
+          <w:color w:val="2E5395"/>
+        </w:rPr>
+      </w:pPr>
+      <w:bookmarkStart w:id="66" w:name="_Toc236387111"/>
+      <w:r>
+        <w:rPr>
+          <w:rStyle w:val="lev"/>
+          <w:b/>
+          <w:bCs/>
+          <w:color w:val="2E5395"/>
+        </w:rPr>
+        <w:t>3.2. Implémentation de l'algorithme</w:t>
+      </w:r>
+      <w:bookmarkEnd w:id="66"/>
+    </w:p>
+    <w:p>
+      <w:pPr>
+        <w:pStyle w:val="Titre2"/>
+        <w:ind w:firstLine="0"/>
+        <w:rPr>
+          <w:color w:val="2E5395"/>
+        </w:rPr>
+      </w:pPr>
+    </w:p>
+    <w:p>
+      <w:pPr>
+        <w:pStyle w:val="Titre2"/>
+        <w:ind w:left="2154"/>
+        <w:rPr>
+          <w:color w:val="4471C4"/>
+        </w:rPr>
+      </w:pPr>
+      <w:bookmarkStart w:id="67" w:name="_Toc236387112"/>
+      <w:r>
+        <w:rPr>
+          <w:color w:val="4471C4"/>
+        </w:rPr>
+        <w:t>3.2.1. Le simulateur de Data Center</w:t>
+      </w:r>
+      <w:bookmarkEnd w:id="67"/>
+    </w:p>
+    <w:p>
+      <w:pPr>
+        <w:pStyle w:val="Titre2"/>
+        <w:ind w:left="2154"/>
+        <w:rPr>
+          <w:color w:val="4471C4"/>
+        </w:rPr>
+      </w:pPr>
+      <w:bookmarkStart w:id="68" w:name="_Toc236387113"/>
+      <w:r>
+        <w:rPr>
+          <w:color w:val="4471C4"/>
+        </w:rPr>
+        <w:t>3.2.2. Le module de décision HEAT2VALUE</w:t>
+      </w:r>
+      <w:bookmarkEnd w:id="68"/>
+    </w:p>
+    <w:p>
+      <w:pPr>
+        <w:pStyle w:val="Titre2"/>
+        <w:ind w:left="2154"/>
+        <w:rPr>
+          <w:color w:val="4471C4"/>
+        </w:rPr>
+      </w:pPr>
+      <w:bookmarkStart w:id="69" w:name="_Toc236387114"/>
+      <w:r>
+        <w:rPr>
+          <w:color w:val="4471C4"/>
+        </w:rPr>
+        <w:t>3.2.3. Le module de calcul des KPI</w:t>
+      </w:r>
+      <w:bookmarkEnd w:id="69"/>
+    </w:p>
+    <w:p>
+      <w:pPr>
+        <w:pStyle w:val="Titre2"/>
+        <w:ind w:left="2154"/>
+      </w:pPr>
+    </w:p>
+    <w:p>
+      <w:pPr>
+        <w:pStyle w:val="Titre2"/>
+        <w:rPr>
+          <w:rStyle w:val="lev"/>
+          <w:b/>
+          <w:bCs/>
+          <w:color w:val="2E5395"/>
+        </w:rPr>
+      </w:pPr>
+      <w:r>
+        <w:rPr>
+          <w:rStyle w:val="lev"/>
+        </w:rPr>
+        <w:t xml:space="preserve">      </w:t>
+      </w:r>
+      <w:r>
+        <w:rPr>
+          <w:rStyle w:val="lev"/>
+        </w:rPr>
+        <w:tab/>
+      </w:r>
+      <w:bookmarkStart w:id="70" w:name="_Toc236387115"/>
+      <w:r>
+        <w:rPr>
+          <w:rStyle w:val="lev"/>
+          <w:b/>
+          <w:bCs/>
+          <w:color w:val="2E5395"/>
+        </w:rPr>
+        <w:t>3.3. Résultats et analyse</w:t>
+      </w:r>
+      <w:bookmarkEnd w:id="70"/>
+    </w:p>
+    <w:p>
+      <w:pPr>
+        <w:pStyle w:val="Titre2"/>
+        <w:rPr>
+          <w:b w:val="0"/>
+          <w:bCs w:val="0"/>
+          <w:color w:val="2E5395"/>
+        </w:rPr>
+      </w:pPr>
+    </w:p>
+    <w:p>
+      <w:pPr>
+        <w:pStyle w:val="Titre2"/>
+        <w:ind w:left="2154"/>
+        <w:rPr>
+          <w:color w:val="4471C4"/>
+        </w:rPr>
+      </w:pPr>
+      <w:bookmarkStart w:id="71" w:name="_Toc236387116"/>
+      <w:r>
+        <w:rPr>
+          <w:color w:val="4471C4"/>
+        </w:rPr>
+        <w:t>3.3.1. Résultats sur données simulées : comparaison sur 24h</w:t>
+      </w:r>
+      <w:bookmarkEnd w:id="71"/>
+    </w:p>
+    <w:p>
+      <w:pPr>
+        <w:pStyle w:val="Titre2"/>
+        <w:ind w:left="2154"/>
+        <w:rPr>
+          <w:color w:val="4471C4"/>
+        </w:rPr>
+      </w:pPr>
+      <w:bookmarkStart w:id="72" w:name="_Toc236387117"/>
+      <w:r>
+        <w:rPr>
+          <w:color w:val="4471C4"/>
+        </w:rPr>
         <w:t>3.3.2. Résultats sur données réelles : 3 journées de 2024</w:t>
       </w:r>
-    </w:p>
-    <w:p>
-      <w:pPr>
-        <w:pStyle w:val="font-claude-response-body"/>
-        <w:numPr>
-          <w:ilvl w:val="0"/>
-          <w:numId w:val="35"/>
-        </w:numPr>
-      </w:pPr>
-      <w:r>
+      <w:bookmarkEnd w:id="72"/>
+    </w:p>
+    <w:p>
+      <w:pPr>
+        <w:pStyle w:val="Titre2"/>
+        <w:ind w:left="2154"/>
+        <w:rPr>
+          <w:color w:val="4471C4"/>
+        </w:rPr>
+      </w:pPr>
+      <w:bookmarkStart w:id="73" w:name="_Toc236387118"/>
+      <w:r>
+        <w:rPr>
+          <w:color w:val="4471C4"/>
+        </w:rPr>
         <w:t>3.3.3. Résultats sur les 12 scénarios : analyse comparative</w:t>
       </w:r>
-    </w:p>
-    <w:p>
-      <w:pPr>
-        <w:pStyle w:val="font-claude-response-body"/>
-      </w:pPr>
-      <w:r>
+      <w:bookmarkEnd w:id="73"/>
+    </w:p>
+    <w:p>
+      <w:pPr>
+        <w:pStyle w:val="Titre2"/>
+        <w:ind w:left="2154"/>
+      </w:pPr>
+    </w:p>
+    <w:p>
+      <w:pPr>
+        <w:pStyle w:val="Titre2"/>
+        <w:ind w:firstLine="0"/>
         <w:rPr>
           <w:rStyle w:val="lev"/>
+          <w:b/>
+          <w:bCs/>
+          <w:color w:val="2E5395"/>
+        </w:rPr>
+      </w:pPr>
+      <w:bookmarkStart w:id="74" w:name="_Toc236387119"/>
+      <w:r>
+        <w:rPr>
+          <w:rStyle w:val="lev"/>
+          <w:b/>
+          <w:bCs/>
+          <w:color w:val="2E5395"/>
         </w:rPr>
         <w:t>3.4. Métriques et indicateurs de réalisation</w:t>
       </w:r>
-    </w:p>
-    <w:p>
-      <w:pPr>
-        <w:pStyle w:val="font-claude-response-body"/>
-        <w:numPr>
-          <w:ilvl w:val="0"/>
-          <w:numId w:val="36"/>
-        </w:numPr>
-      </w:pPr>
-      <w:r>
+      <w:bookmarkEnd w:id="74"/>
+    </w:p>
+    <w:p>
+      <w:pPr>
+        <w:pStyle w:val="Titre2"/>
+        <w:ind w:firstLine="0"/>
+        <w:rPr>
+          <w:color w:val="2E5395"/>
+        </w:rPr>
+      </w:pPr>
+    </w:p>
+    <w:p>
+      <w:pPr>
+        <w:pStyle w:val="Titre2"/>
+        <w:ind w:left="2154"/>
+        <w:rPr>
+          <w:color w:val="4471C4"/>
+        </w:rPr>
+      </w:pPr>
+      <w:bookmarkStart w:id="75" w:name="_Toc236387120"/>
+      <w:r>
+        <w:rPr>
+          <w:color w:val="4471C4"/>
+        </w:rPr>
         <w:t>3.4.1. Les indicateurs retenus pour évaluer HEAT2VALUE</w:t>
       </w:r>
-    </w:p>
-    <w:p>
-      <w:pPr>
-        <w:pStyle w:val="font-claude-response-body"/>
-        <w:numPr>
-          <w:ilvl w:val="0"/>
-          <w:numId w:val="36"/>
-        </w:numPr>
-      </w:pPr>
-      <w:r>
+      <w:bookmarkEnd w:id="75"/>
+    </w:p>
+    <w:p>
+      <w:pPr>
+        <w:pStyle w:val="Titre2"/>
+        <w:ind w:left="2154"/>
+        <w:rPr>
+          <w:color w:val="4471C4"/>
+        </w:rPr>
+      </w:pPr>
+      <w:bookmarkStart w:id="76" w:name="_Toc236387121"/>
+      <w:r>
+        <w:rPr>
+          <w:color w:val="4471C4"/>
+        </w:rPr>
         <w:t>3.4.2. Mesure de la performance : comment les appliquer</w:t>
       </w:r>
-    </w:p>
-    <w:p>
-      <w:pPr>
-        <w:pStyle w:val="font-claude-response-body"/>
-        <w:numPr>
-          <w:ilvl w:val="0"/>
-          <w:numId w:val="36"/>
-        </w:numPr>
-      </w:pPr>
-      <w:r>
+      <w:bookmarkEnd w:id="76"/>
+    </w:p>
+    <w:p>
+      <w:pPr>
+        <w:pStyle w:val="Titre2"/>
+        <w:ind w:left="2154"/>
+        <w:rPr>
+          <w:color w:val="4471C4"/>
+        </w:rPr>
+      </w:pPr>
+      <w:bookmarkStart w:id="77" w:name="_Toc236387122"/>
+      <w:r>
+        <w:rPr>
+          <w:color w:val="4471C4"/>
+        </w:rPr>
         <w:t>3.4.3. Synthèse des résultats par indicateur</w:t>
       </w:r>
-    </w:p>
-    <w:p>
-      <w:pPr>
-        <w:pStyle w:val="font-claude-response-body"/>
-      </w:pPr>
-      <w:r>
+      <w:bookmarkEnd w:id="77"/>
+    </w:p>
+    <w:p>
+      <w:pPr>
+        <w:pStyle w:val="Titre2"/>
+        <w:ind w:left="2154"/>
+      </w:pPr>
+    </w:p>
+    <w:p>
+      <w:pPr>
+        <w:pStyle w:val="Titre2"/>
+        <w:ind w:firstLine="0"/>
         <w:rPr>
           <w:rStyle w:val="lev"/>
-        </w:rPr>
+          <w:b/>
+          <w:bCs/>
+          <w:color w:val="2E5395"/>
+        </w:rPr>
+      </w:pPr>
+      <w:bookmarkStart w:id="78" w:name="_Toc236387123"/>
+      <w:r>
+        <w:rPr>
+          <w:rStyle w:val="lev"/>
+          <w:b/>
+          <w:bCs/>
+          <w:color w:val="2E5395"/>
+        </w:rPr>
+        <w:lastRenderedPageBreak/>
         <w:t>3.5. Limites et perspectives</w:t>
       </w:r>
-    </w:p>
-    <w:p>
-      <w:pPr>
-        <w:pStyle w:val="font-claude-response-body"/>
-        <w:numPr>
-          <w:ilvl w:val="0"/>
-          <w:numId w:val="37"/>
-        </w:numPr>
-      </w:pPr>
-      <w:r>
+      <w:bookmarkEnd w:id="78"/>
+    </w:p>
+    <w:p>
+      <w:pPr>
+        <w:pStyle w:val="Titre2"/>
+        <w:ind w:firstLine="0"/>
+        <w:rPr>
+          <w:color w:val="2E5395"/>
+        </w:rPr>
+      </w:pPr>
+    </w:p>
+    <w:p>
+      <w:pPr>
+        <w:pStyle w:val="Titre2"/>
+        <w:ind w:left="2154"/>
+        <w:rPr>
+          <w:color w:val="4471C4"/>
+        </w:rPr>
+      </w:pPr>
+      <w:bookmarkStart w:id="79" w:name="_Toc236387124"/>
+      <w:r>
+        <w:rPr>
+          <w:color w:val="4471C4"/>
+        </w:rPr>
         <w:t>3.5.1. Limites identifiées de l'algorithme</w:t>
       </w:r>
-    </w:p>
-    <w:p>
-      <w:pPr>
-        <w:pStyle w:val="font-claude-response-body"/>
-        <w:numPr>
-          <w:ilvl w:val="0"/>
-          <w:numId w:val="37"/>
-        </w:numPr>
-      </w:pPr>
-      <w:r>
+      <w:bookmarkEnd w:id="79"/>
+    </w:p>
+    <w:p>
+      <w:pPr>
+        <w:pStyle w:val="Titre2"/>
+        <w:ind w:left="2154"/>
+        <w:rPr>
+          <w:color w:val="4471C4"/>
+        </w:rPr>
+      </w:pPr>
+      <w:bookmarkStart w:id="80" w:name="_Toc236387125"/>
+      <w:r>
+        <w:rPr>
+          <w:color w:val="4471C4"/>
+        </w:rPr>
         <w:t>3.5.2. Limites de la démarche de validation par simulation</w:t>
       </w:r>
-    </w:p>
-    <w:p>
-      <w:pPr>
-        <w:pStyle w:val="font-claude-response-body"/>
-        <w:numPr>
-          <w:ilvl w:val="0"/>
-          <w:numId w:val="37"/>
-        </w:numPr>
-      </w:pPr>
-      <w:r>
+      <w:bookmarkEnd w:id="80"/>
+    </w:p>
+    <w:p>
+      <w:pPr>
+        <w:pStyle w:val="Titre2"/>
+        <w:ind w:left="2154"/>
+        <w:rPr>
+          <w:color w:val="4471C4"/>
+        </w:rPr>
+      </w:pPr>
+      <w:bookmarkStart w:id="81" w:name="_Toc236387126"/>
+      <w:r>
+        <w:rPr>
+          <w:color w:val="4471C4"/>
+        </w:rPr>
         <w:t>3.5.3. Perspectives d'amélioration et travaux futurs</w:t>
       </w:r>
-    </w:p>
-    <w:p>
-      <w:pPr>
-        <w:pStyle w:val="font-claude-response-body"/>
-      </w:pPr>
+      <w:bookmarkEnd w:id="81"/>
+    </w:p>
+    <w:p>
+      <w:pPr>
+        <w:pStyle w:val="Titre2"/>
+        <w:ind w:left="2154"/>
+      </w:pPr>
+    </w:p>
+    <w:p>
+      <w:pPr>
+        <w:pStyle w:val="Titre2"/>
+        <w:ind w:firstLine="0"/>
+        <w:rPr>
+          <w:color w:val="2E5395"/>
+        </w:rPr>
+      </w:pPr>
+      <w:bookmarkStart w:id="82" w:name="_Toc236387127"/>
       <w:r>
         <w:rPr>
           <w:rStyle w:val="lev"/>
+          <w:b/>
+          <w:bCs/>
+          <w:color w:val="2E5395"/>
         </w:rPr>
         <w:t>Conclusion</w:t>
       </w:r>
+      <w:bookmarkEnd w:id="82"/>
     </w:p>
     <w:p>
       <w:pPr>
@@ -16242,9 +20638,9 @@
       <w:pPr>
         <w:pStyle w:val="Titre1"/>
       </w:pPr>
-      <w:bookmarkStart w:id="60" w:name="_bookmark25"/>
-      <w:bookmarkStart w:id="61" w:name="_Toc236318674"/>
-      <w:bookmarkEnd w:id="60"/>
+      <w:bookmarkStart w:id="83" w:name="_bookmark25"/>
+      <w:bookmarkStart w:id="84" w:name="_Toc236387128"/>
+      <w:bookmarkEnd w:id="83"/>
       <w:r>
         <w:rPr>
           <w:color w:val="2E5395"/>
@@ -16253,7 +20649,7 @@
         <w:lastRenderedPageBreak/>
         <w:t>Bibliographie</w:t>
       </w:r>
-      <w:bookmarkEnd w:id="61"/>
+      <w:bookmarkEnd w:id="84"/>
     </w:p>
     <w:p>
       <w:pPr>
@@ -16274,7 +20670,7 @@
           <w:sz w:val="24"/>
         </w:rPr>
       </w:pPr>
-      <w:bookmarkStart w:id="62" w:name="ref2"/>
+      <w:bookmarkStart w:id="85" w:name="ref2"/>
       <w:r>
         <w:rPr>
           <w:rFonts w:ascii="Calibri" w:hAnsi="Calibri"/>
@@ -16283,7 +20679,7 @@
         </w:rPr>
         <w:t xml:space="preserve">[2] </w:t>
       </w:r>
-      <w:bookmarkEnd w:id="62"/>
+      <w:bookmarkEnd w:id="85"/>
       <w:r>
         <w:rPr>
           <w:rFonts w:ascii="Calibri" w:hAnsi="Calibri"/>
@@ -16298,7 +20694,43 @@
           <w:i/>
           <w:sz w:val="24"/>
         </w:rPr>
-        <w:t xml:space="preserve">Energy Efficient Servers : Blueprints for Data Center Optimization. </w:t>
+        <w:t xml:space="preserve">Energy Efficient Servers : </w:t>
+      </w:r>
+      <w:proofErr w:type="spellStart"/>
+      <w:r>
+        <w:rPr>
+          <w:rFonts w:ascii="Calibri" w:hAnsi="Calibri"/>
+          <w:i/>
+          <w:sz w:val="24"/>
+        </w:rPr>
+        <w:t>Blueprints</w:t>
+      </w:r>
+      <w:proofErr w:type="spellEnd"/>
+      <w:r>
+        <w:rPr>
+          <w:rFonts w:ascii="Calibri" w:hAnsi="Calibri"/>
+          <w:i/>
+          <w:sz w:val="24"/>
+        </w:rPr>
+        <w:t xml:space="preserve"> for Data Center </w:t>
+      </w:r>
+      <w:proofErr w:type="spellStart"/>
+      <w:r>
+        <w:rPr>
+          <w:rFonts w:ascii="Calibri" w:hAnsi="Calibri"/>
+          <w:i/>
+          <w:sz w:val="24"/>
+        </w:rPr>
+        <w:t>Optimization</w:t>
+      </w:r>
+      <w:proofErr w:type="spellEnd"/>
+      <w:r>
+        <w:rPr>
+          <w:rFonts w:ascii="Calibri" w:hAnsi="Calibri"/>
+          <w:i/>
+          <w:sz w:val="24"/>
+        </w:rPr>
+        <w:t xml:space="preserve">. </w:t>
       </w:r>
       <w:r>
         <w:rPr>
@@ -16317,7 +20749,7 @@
           <w:sz w:val="24"/>
         </w:rPr>
       </w:pPr>
-      <w:bookmarkStart w:id="63" w:name="ref3"/>
+      <w:bookmarkStart w:id="86" w:name="ref3"/>
       <w:r>
         <w:rPr>
           <w:rFonts w:ascii="Calibri" w:hAnsi="Calibri"/>
@@ -16326,22 +20758,97 @@
         </w:rPr>
         <w:t xml:space="preserve">[3] </w:t>
       </w:r>
-      <w:bookmarkEnd w:id="63"/>
+      <w:bookmarkEnd w:id="86"/>
       <w:r>
         <w:rPr>
           <w:rFonts w:ascii="Calibri" w:hAnsi="Calibri"/>
           <w:b/>
           <w:sz w:val="24"/>
         </w:rPr>
-        <w:t xml:space="preserve">Al-Shatnawi, A. M. </w:t>
+        <w:t>Al-</w:t>
+      </w:r>
+      <w:proofErr w:type="spellStart"/>
+      <w:r>
+        <w:rPr>
+          <w:rFonts w:ascii="Calibri" w:hAnsi="Calibri"/>
+          <w:b/>
+          <w:sz w:val="24"/>
+        </w:rPr>
+        <w:t>Shatnawi</w:t>
+      </w:r>
+      <w:proofErr w:type="spellEnd"/>
+      <w:r>
+        <w:rPr>
+          <w:rFonts w:ascii="Calibri" w:hAnsi="Calibri"/>
+          <w:b/>
+          <w:sz w:val="24"/>
+        </w:rPr>
+        <w:t xml:space="preserve">, A. M. </w:t>
       </w:r>
       <w:r>
         <w:rPr>
           <w:rFonts w:ascii="Calibri" w:hAnsi="Calibri"/>
           <w:sz w:val="24"/>
         </w:rPr>
-        <w:t>(2024). Integrating Renewable Energy Sources into Cloud Computing</w:t>
-      </w:r>
+        <w:t xml:space="preserve">(2024). </w:t>
+      </w:r>
+      <w:proofErr w:type="spellStart"/>
+      <w:r>
+        <w:rPr>
+          <w:rFonts w:ascii="Calibri" w:hAnsi="Calibri"/>
+          <w:sz w:val="24"/>
+        </w:rPr>
+        <w:t>Integrating</w:t>
+      </w:r>
+      <w:proofErr w:type="spellEnd"/>
+      <w:r>
+        <w:rPr>
+          <w:rFonts w:ascii="Calibri" w:hAnsi="Calibri"/>
+          <w:sz w:val="24"/>
+        </w:rPr>
+        <w:t xml:space="preserve"> </w:t>
+      </w:r>
+      <w:proofErr w:type="spellStart"/>
+      <w:r>
+        <w:rPr>
+          <w:rFonts w:ascii="Calibri" w:hAnsi="Calibri"/>
+          <w:sz w:val="24"/>
+        </w:rPr>
+        <w:t>Renewable</w:t>
+      </w:r>
+      <w:proofErr w:type="spellEnd"/>
+      <w:r>
+        <w:rPr>
+          <w:rFonts w:ascii="Calibri" w:hAnsi="Calibri"/>
+          <w:sz w:val="24"/>
+        </w:rPr>
+        <w:t xml:space="preserve"> Energy Sources </w:t>
+      </w:r>
+      <w:proofErr w:type="spellStart"/>
+      <w:r>
+        <w:rPr>
+          <w:rFonts w:ascii="Calibri" w:hAnsi="Calibri"/>
+          <w:sz w:val="24"/>
+        </w:rPr>
+        <w:t>into</w:t>
+      </w:r>
+      <w:proofErr w:type="spellEnd"/>
+      <w:r>
+        <w:rPr>
+          <w:rFonts w:ascii="Calibri" w:hAnsi="Calibri"/>
+          <w:sz w:val="24"/>
+        </w:rPr>
+        <w:t xml:space="preserve"> Cloud </w:t>
+      </w:r>
+      <w:proofErr w:type="spellStart"/>
+      <w:r>
+        <w:rPr>
+          <w:rFonts w:ascii="Calibri" w:hAnsi="Calibri"/>
+          <w:sz w:val="24"/>
+        </w:rPr>
+        <w:t>Computing</w:t>
+      </w:r>
+      <w:proofErr w:type="spellEnd"/>
       <w:r>
         <w:rPr>
           <w:rFonts w:ascii="Calibri" w:hAnsi="Calibri"/>
@@ -16355,7 +20862,23 @@
           <w:rFonts w:ascii="Calibri" w:hAnsi="Calibri"/>
           <w:sz w:val="24"/>
         </w:rPr>
-        <w:t xml:space="preserve">Data Centers : Challenges and Solutions. ResearchGate. Récupéré sur </w:t>
+        <w:t xml:space="preserve">Data Centers : Challenges and Solutions. </w:t>
+      </w:r>
+      <w:proofErr w:type="spellStart"/>
+      <w:r>
+        <w:rPr>
+          <w:rFonts w:ascii="Calibri" w:hAnsi="Calibri"/>
+          <w:sz w:val="24"/>
+        </w:rPr>
+        <w:t>ResearchGate</w:t>
+      </w:r>
+      <w:proofErr w:type="spellEnd"/>
+      <w:r>
+        <w:rPr>
+          <w:rFonts w:ascii="Calibri" w:hAnsi="Calibri"/>
+          <w:sz w:val="24"/>
+        </w:rPr>
+        <w:t xml:space="preserve">. Récupéré sur </w:t>
       </w:r>
       <w:r>
         <w:rPr>
@@ -16365,7 +20888,7 @@
         </w:rPr>
         <w:t>https://</w:t>
       </w:r>
-      <w:hyperlink r:id="rId12">
+      <w:hyperlink r:id="rId13">
         <w:r>
           <w:rPr>
             <w:rFonts w:ascii="Calibri" w:hAnsi="Calibri"/>
@@ -16393,7 +20916,7 @@
           <w:sz w:val="24"/>
         </w:rPr>
       </w:pPr>
-      <w:bookmarkStart w:id="64" w:name="ref11"/>
+      <w:bookmarkStart w:id="87" w:name="ref11"/>
       <w:r>
         <w:rPr>
           <w:rFonts w:ascii="Calibri" w:hAnsi="Calibri"/>
@@ -16402,7 +20925,7 @@
         </w:rPr>
         <w:t xml:space="preserve">[11] </w:t>
       </w:r>
-      <w:bookmarkEnd w:id="64"/>
+      <w:bookmarkEnd w:id="87"/>
       <w:r>
         <w:rPr>
           <w:rFonts w:ascii="Calibri" w:hAnsi="Calibri"/>
@@ -16433,8 +20956,17 @@
           <w:rFonts w:ascii="Calibri" w:hAnsi="Calibri"/>
           <w:sz w:val="24"/>
         </w:rPr>
-        <w:t>(2025). Energy-Aware</w:t>
-      </w:r>
+        <w:t>(2025). Energy-</w:t>
+      </w:r>
+      <w:proofErr w:type="spellStart"/>
+      <w:r>
+        <w:rPr>
+          <w:rFonts w:ascii="Calibri" w:hAnsi="Calibri"/>
+          <w:sz w:val="24"/>
+        </w:rPr>
+        <w:t>Aware</w:t>
+      </w:r>
+      <w:proofErr w:type="spellEnd"/>
       <w:r>
         <w:rPr>
           <w:rFonts w:ascii="Calibri" w:hAnsi="Calibri"/>
@@ -16493,8 +21025,17 @@
           <w:rFonts w:ascii="Calibri" w:hAnsi="Calibri"/>
           <w:sz w:val="24"/>
         </w:rPr>
-        <w:t>A Sustainable</w:t>
-      </w:r>
+        <w:t xml:space="preserve">A </w:t>
+      </w:r>
+      <w:proofErr w:type="spellStart"/>
+      <w:r>
+        <w:rPr>
+          <w:rFonts w:ascii="Calibri" w:hAnsi="Calibri"/>
+          <w:sz w:val="24"/>
+        </w:rPr>
+        <w:t>Sustainable</w:t>
+      </w:r>
+      <w:proofErr w:type="spellEnd"/>
       <w:r>
         <w:rPr>
           <w:rFonts w:ascii="Calibri" w:hAnsi="Calibri"/>
@@ -16503,12 +21044,71 @@
         </w:rPr>
         <w:t xml:space="preserve"> </w:t>
       </w:r>
+      <w:proofErr w:type="spellStart"/>
       <w:r>
         <w:rPr>
           <w:rFonts w:ascii="Calibri" w:hAnsi="Calibri"/>
           <w:sz w:val="24"/>
         </w:rPr>
-        <w:t>Approach to Reducing Carbon Footprint. arXiv. Récupéré sur https://arxiv.org/abs/2509.10462</w:t>
+        <w:t>Approach</w:t>
+      </w:r>
+      <w:proofErr w:type="spellEnd"/>
+      <w:r>
+        <w:rPr>
+          <w:rFonts w:ascii="Calibri" w:hAnsi="Calibri"/>
+          <w:sz w:val="24"/>
+        </w:rPr>
+        <w:t xml:space="preserve"> to </w:t>
+      </w:r>
+      <w:proofErr w:type="spellStart"/>
+      <w:r>
+        <w:rPr>
+          <w:rFonts w:ascii="Calibri" w:hAnsi="Calibri"/>
+          <w:sz w:val="24"/>
+        </w:rPr>
+        <w:t>Reducing</w:t>
+      </w:r>
+      <w:proofErr w:type="spellEnd"/>
+      <w:r>
+        <w:rPr>
+          <w:rFonts w:ascii="Calibri" w:hAnsi="Calibri"/>
+          <w:sz w:val="24"/>
+        </w:rPr>
+        <w:t xml:space="preserve"> Carbon </w:t>
+      </w:r>
+      <w:proofErr w:type="spellStart"/>
+      <w:r>
+        <w:rPr>
+          <w:rFonts w:ascii="Calibri" w:hAnsi="Calibri"/>
+          <w:sz w:val="24"/>
+        </w:rPr>
+        <w:t>Footprint</w:t>
+      </w:r>
+      <w:proofErr w:type="spellEnd"/>
+      <w:r>
+        <w:rPr>
+          <w:rFonts w:ascii="Calibri" w:hAnsi="Calibri"/>
+          <w:sz w:val="24"/>
+        </w:rPr>
+        <w:t xml:space="preserve">. </w:t>
+      </w:r>
+      <w:proofErr w:type="spellStart"/>
+      <w:proofErr w:type="gramStart"/>
+      <w:r>
+        <w:rPr>
+          <w:rFonts w:ascii="Calibri" w:hAnsi="Calibri"/>
+          <w:sz w:val="24"/>
+        </w:rPr>
+        <w:t>arXiv</w:t>
+      </w:r>
+      <w:proofErr w:type="spellEnd"/>
+      <w:proofErr w:type="gramEnd"/>
+      <w:r>
+        <w:rPr>
+          <w:rFonts w:ascii="Calibri" w:hAnsi="Calibri"/>
+          <w:sz w:val="24"/>
+        </w:rPr>
+        <w:t>. Récupéré sur https://arxiv.org/abs/2509.10462</w:t>
       </w:r>
     </w:p>
     <w:p>
@@ -16520,7 +21120,7 @@
           <w:sz w:val="24"/>
         </w:rPr>
       </w:pPr>
-      <w:bookmarkStart w:id="65" w:name="ref6"/>
+      <w:bookmarkStart w:id="88" w:name="ref6"/>
       <w:r>
         <w:rPr>
           <w:rFonts w:ascii="Calibri" w:hAnsi="Calibri"/>
@@ -16529,7 +21129,7 @@
         </w:rPr>
         <w:t xml:space="preserve">[6] </w:t>
       </w:r>
-      <w:bookmarkEnd w:id="65"/>
+      <w:bookmarkEnd w:id="88"/>
       <w:r>
         <w:rPr>
           <w:rFonts w:ascii="Calibri" w:hAnsi="Calibri"/>
@@ -16543,7 +21143,57 @@
           <w:rFonts w:ascii="Calibri" w:hAnsi="Calibri"/>
           <w:sz w:val="24"/>
         </w:rPr>
-        <w:t>(2025). Deep Reinforcement Learning for Real-Time Green Energy Integration in Data Centers. arXiv. Récupéré sur https://arxiv.org/abs/2507.21153</w:t>
+        <w:t xml:space="preserve">(2025). Deep </w:t>
+      </w:r>
+      <w:proofErr w:type="spellStart"/>
+      <w:r>
+        <w:rPr>
+          <w:rFonts w:ascii="Calibri" w:hAnsi="Calibri"/>
+          <w:sz w:val="24"/>
+        </w:rPr>
+        <w:t>Reinforcement</w:t>
+      </w:r>
+      <w:proofErr w:type="spellEnd"/>
+      <w:r>
+        <w:rPr>
+          <w:rFonts w:ascii="Calibri" w:hAnsi="Calibri"/>
+          <w:sz w:val="24"/>
+        </w:rPr>
+        <w:t xml:space="preserve"> Learning for Real-Time Green Energy </w:t>
+      </w:r>
+      <w:proofErr w:type="spellStart"/>
+      <w:r>
+        <w:rPr>
+          <w:rFonts w:ascii="Calibri" w:hAnsi="Calibri"/>
+          <w:sz w:val="24"/>
+        </w:rPr>
+        <w:t>Integration</w:t>
+      </w:r>
+      <w:proofErr w:type="spellEnd"/>
+      <w:r>
+        <w:rPr>
+          <w:rFonts w:ascii="Calibri" w:hAnsi="Calibri"/>
+          <w:sz w:val="24"/>
+        </w:rPr>
+        <w:t xml:space="preserve"> in Data Centers. </w:t>
+      </w:r>
+      <w:proofErr w:type="spellStart"/>
+      <w:proofErr w:type="gramStart"/>
+      <w:r>
+        <w:rPr>
+          <w:rFonts w:ascii="Calibri" w:hAnsi="Calibri"/>
+          <w:sz w:val="24"/>
+        </w:rPr>
+        <w:t>arXiv</w:t>
+      </w:r>
+      <w:proofErr w:type="spellEnd"/>
+      <w:proofErr w:type="gramEnd"/>
+      <w:r>
+        <w:rPr>
+          <w:rFonts w:ascii="Calibri" w:hAnsi="Calibri"/>
+          <w:sz w:val="24"/>
+        </w:rPr>
+        <w:t>. Récupéré sur https://arxiv.org/abs/2507.21153</w:t>
       </w:r>
     </w:p>
     <w:p>
@@ -16555,7 +21205,7 @@
           <w:sz w:val="24"/>
         </w:rPr>
       </w:pPr>
-      <w:bookmarkStart w:id="66" w:name="ref7"/>
+      <w:bookmarkStart w:id="89" w:name="ref7"/>
       <w:r>
         <w:rPr>
           <w:rFonts w:ascii="Calibri" w:hAnsi="Calibri"/>
@@ -16564,7 +21214,7 @@
         </w:rPr>
         <w:t xml:space="preserve">[7] </w:t>
       </w:r>
-      <w:bookmarkEnd w:id="66"/>
+      <w:bookmarkEnd w:id="89"/>
       <w:r>
         <w:rPr>
           <w:rFonts w:ascii="Calibri" w:hAnsi="Calibri"/>
@@ -16595,8 +21245,17 @@
           <w:rFonts w:ascii="Calibri" w:hAnsi="Calibri"/>
           <w:sz w:val="24"/>
         </w:rPr>
-        <w:t>(2025). Learning-Enabled</w:t>
-      </w:r>
+        <w:t>(2025). Learning-</w:t>
+      </w:r>
+      <w:proofErr w:type="spellStart"/>
+      <w:r>
+        <w:rPr>
+          <w:rFonts w:ascii="Calibri" w:hAnsi="Calibri"/>
+          <w:sz w:val="24"/>
+        </w:rPr>
+        <w:t>Enabled</w:t>
+      </w:r>
+      <w:proofErr w:type="spellEnd"/>
       <w:r>
         <w:rPr>
           <w:rFonts w:ascii="Calibri" w:hAnsi="Calibri"/>
@@ -16685,7 +21344,25 @@
           <w:rFonts w:ascii="Calibri" w:hAnsi="Calibri"/>
           <w:sz w:val="24"/>
         </w:rPr>
-        <w:t>Centers. arXiv. Récupéré sur https://arxiv.org/abs/2508.06994</w:t>
+        <w:t xml:space="preserve">Centers. </w:t>
+      </w:r>
+      <w:proofErr w:type="spellStart"/>
+      <w:proofErr w:type="gramStart"/>
+      <w:r>
+        <w:rPr>
+          <w:rFonts w:ascii="Calibri" w:hAnsi="Calibri"/>
+          <w:sz w:val="24"/>
+        </w:rPr>
+        <w:t>arXiv</w:t>
+      </w:r>
+      <w:proofErr w:type="spellEnd"/>
+      <w:proofErr w:type="gramEnd"/>
+      <w:r>
+        <w:rPr>
+          <w:rFonts w:ascii="Calibri" w:hAnsi="Calibri"/>
+          <w:sz w:val="24"/>
+        </w:rPr>
+        <w:t>. Récupéré sur https://arxiv.org/abs/2508.06994</w:t>
       </w:r>
     </w:p>
     <w:p>
@@ -16697,7 +21374,7 @@
           <w:sz w:val="24"/>
         </w:rPr>
       </w:pPr>
-      <w:bookmarkStart w:id="67" w:name="ref4"/>
+      <w:bookmarkStart w:id="90" w:name="ref4"/>
       <w:r>
         <w:rPr>
           <w:rFonts w:ascii="Calibri" w:hAnsi="Calibri"/>
@@ -16706,7 +21383,7 @@
         </w:rPr>
         <w:t xml:space="preserve">[4] </w:t>
       </w:r>
-      <w:bookmarkEnd w:id="67"/>
+      <w:bookmarkEnd w:id="90"/>
       <w:r>
         <w:rPr>
           <w:rFonts w:ascii="Calibri" w:hAnsi="Calibri"/>
@@ -16720,7 +21397,105 @@
           <w:rFonts w:ascii="Calibri" w:hAnsi="Calibri"/>
           <w:sz w:val="24"/>
         </w:rPr>
-        <w:t xml:space="preserve">(2023). SHIELD : Sustainable Hybrid Evolutionary Learning Framework for Carbon, Wastewater, and Energy-Aware Data Center Management. arXiv. Récupéré sur </w:t>
+        <w:t xml:space="preserve">(2023). SHIELD : </w:t>
+      </w:r>
+      <w:proofErr w:type="spellStart"/>
+      <w:r>
+        <w:rPr>
+          <w:rFonts w:ascii="Calibri" w:hAnsi="Calibri"/>
+          <w:sz w:val="24"/>
+        </w:rPr>
+        <w:t>Sustainable</w:t>
+      </w:r>
+      <w:proofErr w:type="spellEnd"/>
+      <w:r>
+        <w:rPr>
+          <w:rFonts w:ascii="Calibri" w:hAnsi="Calibri"/>
+          <w:sz w:val="24"/>
+        </w:rPr>
+        <w:t xml:space="preserve"> </w:t>
+      </w:r>
+      <w:proofErr w:type="spellStart"/>
+      <w:r>
+        <w:rPr>
+          <w:rFonts w:ascii="Calibri" w:hAnsi="Calibri"/>
+          <w:sz w:val="24"/>
+        </w:rPr>
+        <w:t>Hybrid</w:t>
+      </w:r>
+      <w:proofErr w:type="spellEnd"/>
+      <w:r>
+        <w:rPr>
+          <w:rFonts w:ascii="Calibri" w:hAnsi="Calibri"/>
+          <w:sz w:val="24"/>
+        </w:rPr>
+        <w:t xml:space="preserve"> </w:t>
+      </w:r>
+      <w:proofErr w:type="spellStart"/>
+      <w:r>
+        <w:rPr>
+          <w:rFonts w:ascii="Calibri" w:hAnsi="Calibri"/>
+          <w:sz w:val="24"/>
+        </w:rPr>
+        <w:t>Evolutionary</w:t>
+      </w:r>
+      <w:proofErr w:type="spellEnd"/>
+      <w:r>
+        <w:rPr>
+          <w:rFonts w:ascii="Calibri" w:hAnsi="Calibri"/>
+          <w:sz w:val="24"/>
+        </w:rPr>
+        <w:t xml:space="preserve"> Learning Framework for Carbon, </w:t>
+      </w:r>
+      <w:proofErr w:type="spellStart"/>
+      <w:r>
+        <w:rPr>
+          <w:rFonts w:ascii="Calibri" w:hAnsi="Calibri"/>
+          <w:sz w:val="24"/>
+        </w:rPr>
+        <w:t>Wastewater</w:t>
+      </w:r>
+      <w:proofErr w:type="spellEnd"/>
+      <w:r>
+        <w:rPr>
+          <w:rFonts w:ascii="Calibri" w:hAnsi="Calibri"/>
+          <w:sz w:val="24"/>
+        </w:rPr>
+        <w:t>, and Energy-</w:t>
+      </w:r>
+      <w:proofErr w:type="spellStart"/>
+      <w:r>
+        <w:rPr>
+          <w:rFonts w:ascii="Calibri" w:hAnsi="Calibri"/>
+          <w:sz w:val="24"/>
+        </w:rPr>
+        <w:t>Aware</w:t>
+      </w:r>
+      <w:proofErr w:type="spellEnd"/>
+      <w:r>
+        <w:rPr>
+          <w:rFonts w:ascii="Calibri" w:hAnsi="Calibri"/>
+          <w:sz w:val="24"/>
+        </w:rPr>
+        <w:t xml:space="preserve"> Data Center Management. </w:t>
+      </w:r>
+      <w:proofErr w:type="spellStart"/>
+      <w:proofErr w:type="gramStart"/>
+      <w:r>
+        <w:rPr>
+          <w:rFonts w:ascii="Calibri" w:hAnsi="Calibri"/>
+          <w:sz w:val="24"/>
+        </w:rPr>
+        <w:t>arXiv</w:t>
+      </w:r>
+      <w:proofErr w:type="spellEnd"/>
+      <w:proofErr w:type="gramEnd"/>
+      <w:r>
+        <w:rPr>
+          <w:rFonts w:ascii="Calibri" w:hAnsi="Calibri"/>
+          <w:sz w:val="24"/>
+        </w:rPr>
+        <w:t xml:space="preserve">. Récupéré sur </w:t>
       </w:r>
       <w:r>
         <w:rPr>
@@ -16740,7 +21515,7 @@
           <w:sz w:val="24"/>
         </w:rPr>
       </w:pPr>
-      <w:bookmarkStart w:id="68" w:name="ref5"/>
+      <w:bookmarkStart w:id="91" w:name="ref5"/>
       <w:r>
         <w:rPr>
           <w:rFonts w:ascii="Calibri" w:hAnsi="Calibri"/>
@@ -16749,7 +21524,7 @@
         </w:rPr>
         <w:t xml:space="preserve">[5] </w:t>
       </w:r>
-      <w:bookmarkEnd w:id="68"/>
+      <w:bookmarkEnd w:id="91"/>
       <w:r>
         <w:rPr>
           <w:rFonts w:ascii="Calibri" w:hAnsi="Calibri"/>
@@ -16763,7 +21538,96 @@
           <w:rFonts w:ascii="Calibri" w:hAnsi="Calibri"/>
           <w:sz w:val="24"/>
         </w:rPr>
-        <w:t>(2025). Carbon-Aware Cloud Computing: AI-Driven Predictive Modeling and Dynamic Optimization. Journal of Progress in Engineering, Humanities and Social Sciences. Récupéré sur https://doi.org/10.63163/jpehss.v3i3.619</w:t>
+        <w:t>(2025). Carbon-</w:t>
+      </w:r>
+      <w:proofErr w:type="spellStart"/>
+      <w:r>
+        <w:rPr>
+          <w:rFonts w:ascii="Calibri" w:hAnsi="Calibri"/>
+          <w:sz w:val="24"/>
+        </w:rPr>
+        <w:t>Aware</w:t>
+      </w:r>
+      <w:proofErr w:type="spellEnd"/>
+      <w:r>
+        <w:rPr>
+          <w:rFonts w:ascii="Calibri" w:hAnsi="Calibri"/>
+          <w:sz w:val="24"/>
+        </w:rPr>
+        <w:t xml:space="preserve"> Cloud </w:t>
+      </w:r>
+      <w:proofErr w:type="spellStart"/>
+      <w:proofErr w:type="gramStart"/>
+      <w:r>
+        <w:rPr>
+          <w:rFonts w:ascii="Calibri" w:hAnsi="Calibri"/>
+          <w:sz w:val="24"/>
+        </w:rPr>
+        <w:t>Computing</w:t>
+      </w:r>
+      <w:proofErr w:type="spellEnd"/>
+      <w:r>
+        <w:rPr>
+          <w:rFonts w:ascii="Calibri" w:hAnsi="Calibri"/>
+          <w:sz w:val="24"/>
+        </w:rPr>
+        <w:t>:</w:t>
+      </w:r>
+      <w:proofErr w:type="gramEnd"/>
+      <w:r>
+        <w:rPr>
+          <w:rFonts w:ascii="Calibri" w:hAnsi="Calibri"/>
+          <w:sz w:val="24"/>
+        </w:rPr>
+        <w:t xml:space="preserve"> AI-Driven </w:t>
+      </w:r>
+      <w:proofErr w:type="spellStart"/>
+      <w:r>
+        <w:rPr>
+          <w:rFonts w:ascii="Calibri" w:hAnsi="Calibri"/>
+          <w:sz w:val="24"/>
+        </w:rPr>
+        <w:t>Predictive</w:t>
+      </w:r>
+      <w:proofErr w:type="spellEnd"/>
+      <w:r>
+        <w:rPr>
+          <w:rFonts w:ascii="Calibri" w:hAnsi="Calibri"/>
+          <w:sz w:val="24"/>
+        </w:rPr>
+        <w:t xml:space="preserve"> Modeling and Dynamic </w:t>
+      </w:r>
+      <w:proofErr w:type="spellStart"/>
+      <w:r>
+        <w:rPr>
+          <w:rFonts w:ascii="Calibri" w:hAnsi="Calibri"/>
+          <w:sz w:val="24"/>
+        </w:rPr>
+        <w:t>Optimization</w:t>
+      </w:r>
+      <w:proofErr w:type="spellEnd"/>
+      <w:r>
+        <w:rPr>
+          <w:rFonts w:ascii="Calibri" w:hAnsi="Calibri"/>
+          <w:sz w:val="24"/>
+        </w:rPr>
+        <w:t xml:space="preserve">. Journal of Progress in Engineering, </w:t>
+      </w:r>
+      <w:proofErr w:type="spellStart"/>
+      <w:r>
+        <w:rPr>
+          <w:rFonts w:ascii="Calibri" w:hAnsi="Calibri"/>
+          <w:sz w:val="24"/>
+        </w:rPr>
+        <w:t>Humanities</w:t>
+      </w:r>
+      <w:proofErr w:type="spellEnd"/>
+      <w:r>
+        <w:rPr>
+          <w:rFonts w:ascii="Calibri" w:hAnsi="Calibri"/>
+          <w:sz w:val="24"/>
+        </w:rPr>
+        <w:t xml:space="preserve"> and Social Sciences. Récupéré sur https://doi.org/10.63163/jpehss.v3i3.619</w:t>
       </w:r>
     </w:p>
     <w:p>
@@ -16775,7 +21639,7 @@
           <w:sz w:val="24"/>
         </w:rPr>
       </w:pPr>
-      <w:bookmarkStart w:id="69" w:name="ref9"/>
+      <w:bookmarkStart w:id="92" w:name="ref9"/>
       <w:r>
         <w:rPr>
           <w:rFonts w:ascii="Calibri" w:hAnsi="Calibri"/>
@@ -16784,7 +21648,7 @@
         </w:rPr>
         <w:t xml:space="preserve">[9] </w:t>
       </w:r>
-      <w:bookmarkEnd w:id="69"/>
+      <w:bookmarkEnd w:id="92"/>
       <w:r>
         <w:rPr>
           <w:rFonts w:ascii="Calibri" w:hAnsi="Calibri"/>
@@ -16798,7 +21662,176 @@
           <w:rFonts w:ascii="Calibri" w:hAnsi="Calibri"/>
           <w:sz w:val="24"/>
         </w:rPr>
-        <w:t>(2024). Integrating variable renewable energy and diverse flexibilities: Supplying carbon-free energy from a wind turbine to a data center. Urban Climate. Récupéré sur https://doi.org/10.1016/j.uclim.2024.101843</w:t>
+        <w:t xml:space="preserve">(2024). </w:t>
+      </w:r>
+      <w:proofErr w:type="spellStart"/>
+      <w:r>
+        <w:rPr>
+          <w:rFonts w:ascii="Calibri" w:hAnsi="Calibri"/>
+          <w:sz w:val="24"/>
+        </w:rPr>
+        <w:t>Integrating</w:t>
+      </w:r>
+      <w:proofErr w:type="spellEnd"/>
+      <w:r>
+        <w:rPr>
+          <w:rFonts w:ascii="Calibri" w:hAnsi="Calibri"/>
+          <w:sz w:val="24"/>
+        </w:rPr>
+        <w:t xml:space="preserve"> variable </w:t>
+      </w:r>
+      <w:proofErr w:type="spellStart"/>
+      <w:r>
+        <w:rPr>
+          <w:rFonts w:ascii="Calibri" w:hAnsi="Calibri"/>
+          <w:sz w:val="24"/>
+        </w:rPr>
+        <w:t>renewable</w:t>
+      </w:r>
+      <w:proofErr w:type="spellEnd"/>
+      <w:r>
+        <w:rPr>
+          <w:rFonts w:ascii="Calibri" w:hAnsi="Calibri"/>
+          <w:sz w:val="24"/>
+        </w:rPr>
+        <w:t xml:space="preserve"> </w:t>
+      </w:r>
+      <w:proofErr w:type="spellStart"/>
+      <w:r>
+        <w:rPr>
+          <w:rFonts w:ascii="Calibri" w:hAnsi="Calibri"/>
+          <w:sz w:val="24"/>
+        </w:rPr>
+        <w:t>energy</w:t>
+      </w:r>
+      <w:proofErr w:type="spellEnd"/>
+      <w:r>
+        <w:rPr>
+          <w:rFonts w:ascii="Calibri" w:hAnsi="Calibri"/>
+          <w:sz w:val="24"/>
+        </w:rPr>
+        <w:t xml:space="preserve"> and diverse </w:t>
+      </w:r>
+      <w:proofErr w:type="spellStart"/>
+      <w:proofErr w:type="gramStart"/>
+      <w:r>
+        <w:rPr>
+          <w:rFonts w:ascii="Calibri" w:hAnsi="Calibri"/>
+          <w:sz w:val="24"/>
+        </w:rPr>
+        <w:t>flexibilities</w:t>
+      </w:r>
+      <w:proofErr w:type="spellEnd"/>
+      <w:r>
+        <w:rPr>
+          <w:rFonts w:ascii="Calibri" w:hAnsi="Calibri"/>
+          <w:sz w:val="24"/>
+        </w:rPr>
+        <w:t>:</w:t>
+      </w:r>
+      <w:proofErr w:type="gramEnd"/>
+      <w:r>
+        <w:rPr>
+          <w:rFonts w:ascii="Calibri" w:hAnsi="Calibri"/>
+          <w:sz w:val="24"/>
+        </w:rPr>
+        <w:t xml:space="preserve"> </w:t>
+      </w:r>
+      <w:proofErr w:type="spellStart"/>
+      <w:r>
+        <w:rPr>
+          <w:rFonts w:ascii="Calibri" w:hAnsi="Calibri"/>
+          <w:sz w:val="24"/>
+        </w:rPr>
+        <w:t>Supplying</w:t>
+      </w:r>
+      <w:proofErr w:type="spellEnd"/>
+      <w:r>
+        <w:rPr>
+          <w:rFonts w:ascii="Calibri" w:hAnsi="Calibri"/>
+          <w:sz w:val="24"/>
+        </w:rPr>
+        <w:t xml:space="preserve"> </w:t>
+      </w:r>
+      <w:proofErr w:type="spellStart"/>
+      <w:r>
+        <w:rPr>
+          <w:rFonts w:ascii="Calibri" w:hAnsi="Calibri"/>
+          <w:sz w:val="24"/>
+        </w:rPr>
+        <w:t>carbon</w:t>
+      </w:r>
+      <w:proofErr w:type="spellEnd"/>
+      <w:r>
+        <w:rPr>
+          <w:rFonts w:ascii="Calibri" w:hAnsi="Calibri"/>
+          <w:sz w:val="24"/>
+        </w:rPr>
+        <w:t xml:space="preserve">-free </w:t>
+      </w:r>
+      <w:proofErr w:type="spellStart"/>
+      <w:r>
+        <w:rPr>
+          <w:rFonts w:ascii="Calibri" w:hAnsi="Calibri"/>
+          <w:sz w:val="24"/>
+        </w:rPr>
+        <w:t>energy</w:t>
+      </w:r>
+      <w:proofErr w:type="spellEnd"/>
+      <w:r>
+        <w:rPr>
+          <w:rFonts w:ascii="Calibri" w:hAnsi="Calibri"/>
+          <w:sz w:val="24"/>
+        </w:rPr>
+        <w:t xml:space="preserve"> </w:t>
+      </w:r>
+      <w:proofErr w:type="spellStart"/>
+      <w:r>
+        <w:rPr>
+          <w:rFonts w:ascii="Calibri" w:hAnsi="Calibri"/>
+          <w:sz w:val="24"/>
+        </w:rPr>
+        <w:t>from</w:t>
+      </w:r>
+      <w:proofErr w:type="spellEnd"/>
+      <w:r>
+        <w:rPr>
+          <w:rFonts w:ascii="Calibri" w:hAnsi="Calibri"/>
+          <w:sz w:val="24"/>
+        </w:rPr>
+        <w:t xml:space="preserve"> a </w:t>
+      </w:r>
+      <w:proofErr w:type="spellStart"/>
+      <w:r>
+        <w:rPr>
+          <w:rFonts w:ascii="Calibri" w:hAnsi="Calibri"/>
+          <w:sz w:val="24"/>
+        </w:rPr>
+        <w:t>wind</w:t>
+      </w:r>
+      <w:proofErr w:type="spellEnd"/>
+      <w:r>
+        <w:rPr>
+          <w:rFonts w:ascii="Calibri" w:hAnsi="Calibri"/>
+          <w:sz w:val="24"/>
+        </w:rPr>
+        <w:t xml:space="preserve"> turbine to a data center. Urban </w:t>
+      </w:r>
+      <w:proofErr w:type="spellStart"/>
+      <w:r>
+        <w:rPr>
+          <w:rFonts w:ascii="Calibri" w:hAnsi="Calibri"/>
+          <w:sz w:val="24"/>
+        </w:rPr>
+        <w:t>Climate</w:t>
+      </w:r>
+      <w:proofErr w:type="spellEnd"/>
+      <w:r>
+        <w:rPr>
+          <w:rFonts w:ascii="Calibri" w:hAnsi="Calibri"/>
+          <w:sz w:val="24"/>
+        </w:rPr>
+        <w:t>. Récupéré sur https://doi.org/10.1016/j.uclim.2024.101843</w:t>
       </w:r>
     </w:p>
     <w:p>
@@ -16810,7 +21843,7 @@
           <w:sz w:val="24"/>
         </w:rPr>
       </w:pPr>
-      <w:bookmarkStart w:id="70" w:name="ref1"/>
+      <w:bookmarkStart w:id="93" w:name="ref1"/>
       <w:r>
         <w:rPr>
           <w:rFonts w:ascii="Calibri" w:hAnsi="Calibri"/>
@@ -16851,6 +21884,7 @@
         </w:rPr>
         <w:t xml:space="preserve"> </w:t>
       </w:r>
+      <w:proofErr w:type="spellStart"/>
       <w:r>
         <w:rPr>
           <w:rFonts w:ascii="Calibri" w:hAnsi="Calibri"/>
@@ -16858,6 +21892,7 @@
         </w:rPr>
         <w:t>Sustainable</w:t>
       </w:r>
+      <w:proofErr w:type="spellEnd"/>
       <w:r>
         <w:rPr>
           <w:rFonts w:ascii="Calibri" w:hAnsi="Calibri"/>
@@ -16866,6 +21901,7 @@
         </w:rPr>
         <w:t xml:space="preserve"> </w:t>
       </w:r>
+      <w:proofErr w:type="spellStart"/>
       <w:r>
         <w:rPr>
           <w:rFonts w:ascii="Calibri" w:hAnsi="Calibri"/>
@@ -16873,6 +21909,7 @@
         </w:rPr>
         <w:t>energy</w:t>
       </w:r>
+      <w:proofErr w:type="spellEnd"/>
       <w:r>
         <w:rPr>
           <w:rFonts w:ascii="Calibri" w:hAnsi="Calibri"/>
@@ -16881,6 +21918,7 @@
         </w:rPr>
         <w:t xml:space="preserve"> </w:t>
       </w:r>
+      <w:proofErr w:type="spellStart"/>
       <w:r>
         <w:rPr>
           <w:rFonts w:ascii="Calibri" w:hAnsi="Calibri"/>
@@ -16888,6 +21926,7 @@
         </w:rPr>
         <w:t>strategies</w:t>
       </w:r>
+      <w:proofErr w:type="spellEnd"/>
       <w:r>
         <w:rPr>
           <w:rFonts w:ascii="Calibri" w:hAnsi="Calibri"/>
@@ -16971,12 +22010,21 @@
         </w:rPr>
         <w:t xml:space="preserve"> </w:t>
       </w:r>
+      <w:proofErr w:type="spellStart"/>
       <w:r>
         <w:rPr>
           <w:rFonts w:ascii="Calibri" w:hAnsi="Calibri"/>
           <w:sz w:val="24"/>
         </w:rPr>
-        <w:t>era.</w:t>
+        <w:t>era</w:t>
+      </w:r>
+      <w:proofErr w:type="spellEnd"/>
+      <w:r>
+        <w:rPr>
+          <w:rFonts w:ascii="Calibri" w:hAnsi="Calibri"/>
+          <w:sz w:val="24"/>
+        </w:rPr>
+        <w:t>.</w:t>
       </w:r>
       <w:r>
         <w:rPr>
@@ -17006,9 +22054,25 @@
           <w:rFonts w:ascii="Calibri" w:hAnsi="Calibri"/>
           <w:sz w:val="24"/>
         </w:rPr>
-        <w:t xml:space="preserve">Journal of Advanced Engineering Technology and Sciences. Récupéré sur </w:t>
-      </w:r>
-      <w:hyperlink r:id="rId13" w:history="1">
+        <w:t xml:space="preserve">Journal of Advanced Engineering </w:t>
+      </w:r>
+      <w:proofErr w:type="spellStart"/>
+      <w:r>
+        <w:rPr>
+          <w:rFonts w:ascii="Calibri" w:hAnsi="Calibri"/>
+          <w:sz w:val="24"/>
+        </w:rPr>
+        <w:t>Technology</w:t>
+      </w:r>
+      <w:proofErr w:type="spellEnd"/>
+      <w:r>
+        <w:rPr>
+          <w:rFonts w:ascii="Calibri" w:hAnsi="Calibri"/>
+          <w:sz w:val="24"/>
+        </w:rPr>
+        <w:t xml:space="preserve"> and Sciences. Récupéré sur </w:t>
+      </w:r>
+      <w:hyperlink r:id="rId14" w:history="1">
         <w:r>
           <w:rPr>
             <w:rStyle w:val="Lienhypertexte"/>
@@ -17037,8 +22101,8 @@
           <w:sz w:val="24"/>
         </w:rPr>
       </w:pPr>
-      <w:bookmarkStart w:id="71" w:name="ref10"/>
-      <w:bookmarkEnd w:id="70"/>
+      <w:bookmarkStart w:id="94" w:name="ref10"/>
+      <w:bookmarkEnd w:id="93"/>
       <w:r>
         <w:rPr>
           <w:rFonts w:ascii="Calibri" w:hAnsi="Calibri"/>
@@ -17047,7 +22111,7 @@
         </w:rPr>
         <w:t xml:space="preserve">[10] </w:t>
       </w:r>
-      <w:bookmarkEnd w:id="71"/>
+      <w:bookmarkEnd w:id="94"/>
       <w:r>
         <w:rPr>
           <w:rFonts w:ascii="Calibri" w:hAnsi="Calibri"/>
@@ -17061,7 +22125,39 @@
           <w:rFonts w:ascii="Calibri" w:hAnsi="Calibri"/>
           <w:sz w:val="24"/>
         </w:rPr>
-        <w:t xml:space="preserve">(2024). Towards Energy Efficient Cloud : Green and Intelligent Migration of Traditional Energy Sources. Energies (MDPI). Récupéré sur </w:t>
+        <w:t xml:space="preserve">(2024). </w:t>
+      </w:r>
+      <w:proofErr w:type="spellStart"/>
+      <w:r>
+        <w:rPr>
+          <w:rFonts w:ascii="Calibri" w:hAnsi="Calibri"/>
+          <w:sz w:val="24"/>
+        </w:rPr>
+        <w:t>Towards</w:t>
+      </w:r>
+      <w:proofErr w:type="spellEnd"/>
+      <w:r>
+        <w:rPr>
+          <w:rFonts w:ascii="Calibri" w:hAnsi="Calibri"/>
+          <w:sz w:val="24"/>
+        </w:rPr>
+        <w:t xml:space="preserve"> Energy Efficient Cloud : Green and Intelligent Migration of </w:t>
+      </w:r>
+      <w:proofErr w:type="spellStart"/>
+      <w:r>
+        <w:rPr>
+          <w:rFonts w:ascii="Calibri" w:hAnsi="Calibri"/>
+          <w:sz w:val="24"/>
+        </w:rPr>
+        <w:t>Traditional</w:t>
+      </w:r>
+      <w:proofErr w:type="spellEnd"/>
+      <w:r>
+        <w:rPr>
+          <w:rFonts w:ascii="Calibri" w:hAnsi="Calibri"/>
+          <w:sz w:val="24"/>
+        </w:rPr>
+        <w:t xml:space="preserve"> Energy Sources. Energies (MDPI). Récupéré sur </w:t>
       </w:r>
       <w:r>
         <w:rPr>
@@ -17071,7 +22167,7 @@
         </w:rPr>
         <w:t>https://</w:t>
       </w:r>
-      <w:hyperlink r:id="rId14">
+      <w:hyperlink r:id="rId15">
         <w:r>
           <w:rPr>
             <w:rFonts w:ascii="Calibri" w:hAnsi="Calibri"/>
@@ -17091,7 +22187,7 @@
           <w:sz w:val="24"/>
         </w:rPr>
       </w:pPr>
-      <w:bookmarkStart w:id="72" w:name="ref8"/>
+      <w:bookmarkStart w:id="95" w:name="ref8"/>
       <w:r>
         <w:rPr>
           <w:rFonts w:ascii="Calibri"/>
@@ -17100,7 +22196,7 @@
         </w:rPr>
         <w:t xml:space="preserve">[8] </w:t>
       </w:r>
-      <w:bookmarkEnd w:id="72"/>
+      <w:bookmarkEnd w:id="95"/>
       <w:r>
         <w:rPr>
           <w:rFonts w:ascii="Calibri"/>
@@ -17212,6 +22308,7 @@
         </w:rPr>
         <w:t xml:space="preserve"> </w:t>
       </w:r>
+      <w:proofErr w:type="gramStart"/>
       <w:r>
         <w:rPr>
           <w:rFonts w:ascii="Calibri"/>
@@ -17219,6 +22316,7 @@
         </w:rPr>
         <w:t>a</w:t>
       </w:r>
+      <w:proofErr w:type="gramEnd"/>
       <w:r>
         <w:rPr>
           <w:rFonts w:ascii="Calibri"/>
@@ -17257,6 +22355,7 @@
         </w:rPr>
         <w:t xml:space="preserve"> </w:t>
       </w:r>
+      <w:proofErr w:type="spellStart"/>
       <w:r>
         <w:rPr>
           <w:rFonts w:ascii="Calibri"/>
@@ -17264,6 +22363,7 @@
         </w:rPr>
         <w:t>flexibility</w:t>
       </w:r>
+      <w:proofErr w:type="spellEnd"/>
       <w:r>
         <w:rPr>
           <w:rFonts w:ascii="Calibri"/>
@@ -17302,12 +22402,21 @@
         </w:rPr>
         <w:t xml:space="preserve"> </w:t>
       </w:r>
+      <w:proofErr w:type="spellStart"/>
       <w:r>
         <w:rPr>
           <w:rFonts w:ascii="Calibri"/>
           <w:sz w:val="24"/>
         </w:rPr>
-        <w:t>systems.</w:t>
+        <w:t>systems</w:t>
+      </w:r>
+      <w:proofErr w:type="spellEnd"/>
+      <w:r>
+        <w:rPr>
+          <w:rFonts w:ascii="Calibri"/>
+          <w:sz w:val="24"/>
+        </w:rPr>
+        <w:t>.</w:t>
       </w:r>
       <w:r>
         <w:rPr>
@@ -17350,7 +22459,7 @@
         </w:rPr>
         <w:t>https://</w:t>
       </w:r>
-      <w:hyperlink r:id="rId15">
+      <w:hyperlink r:id="rId16">
         <w:r>
           <w:rPr>
             <w:rFonts w:ascii="Calibri" w:hAnsi="Calibri"/>
@@ -17371,7 +22480,7 @@
 </file>
 
 <file path=word/endnotes.xml><?xml version="1.0" encoding="utf-8"?>
-<w:endnotes xmlns:wpc="http://schemas.microsoft.com/office/word/2010/wordprocessingCanvas" xmlns:cx="http://schemas.microsoft.com/office/drawing/2014/chartex" xmlns:cx1="http://schemas.microsoft.com/office/drawing/2015/9/8/chartex" xmlns:cx2="http://schemas.microsoft.com/office/drawing/2015/10/21/chartex" xmlns:cx3="http://schemas.microsoft.com/office/drawing/2016/5/9/chartex" xmlns:cx4="http://schemas.microsoft.com/office/drawing/2016/5/10/chartex" xmlns:cx5="http://schemas.microsoft.com/office/drawing/2016/5/11/chartex" xmlns:cx6="http://schemas.microsoft.com/office/drawing/2016/5/12/chartex" xmlns:cx7="http://schemas.microsoft.com/office/drawing/2016/5/13/chartex" xmlns:cx8="http://schemas.microsoft.com/office/drawing/2016/5/14/chartex" xmlns:mc="http://schemas.openxmlformats.org/markup-compatibility/2006" xmlns:aink="http://schemas.microsoft.com/office/drawing/2016/ink" xmlns:am3d="http://schemas.microsoft.com/office/drawing/2017/model3d" xmlns:o="urn:schemas-microsoft-com:office:office" xmlns:oel="http://schemas.microsoft.com/office/2019/extlst" xmlns:r="http://schemas.openxmlformats.org/officeDocument/2006/relationships" xmlns:m="http://schemas.openxmlformats.org/officeDocument/2006/math" xmlns:v="urn:schemas-microsoft-com:vml" xmlns:wp14="http://schemas.microsoft.com/office/word/2010/wordprocessingDrawing" xmlns:wp="http://schemas.openxmlformats.org/drawingml/2006/wordprocessingDrawing" xmlns:w10="urn:schemas-microsoft-com:office:word" xmlns:w="http://schemas.openxmlformats.org/wordprocessingml/2006/main" xmlns:w14="http://schemas.microsoft.com/office/word/2010/wordml" xmlns:w15="http://schemas.microsoft.com/office/word/2012/wordml" xmlns:w16cex="http://schemas.microsoft.com/office/word/2018/wordml/cex" xmlns:w16cid="http://schemas.microsoft.com/office/word/2016/wordml/cid" xmlns:w16="http://schemas.microsoft.com/office/word/2018/wordml" xmlns:w16sdtdh="http://schemas.microsoft.com/office/word/2020/wordml/sdtdatahash" xmlns:w16se="http://schemas.microsoft.com/office/word/2015/wordml/symex" xmlns:wpg="http://schemas.microsoft.com/office/word/2010/wordprocessingGroup" xmlns:wpi="http://schemas.microsoft.com/office/word/2010/wordprocessingInk" xmlns:wne="http://schemas.microsoft.com/office/word/2006/wordml" xmlns:wps="http://schemas.microsoft.com/office/word/2010/wordprocessingShape" mc:Ignorable="w14 w15 w16se w16cid w16 w16cex w16sdtdh wp14">
+<w:endnotes xmlns:wpc="http://schemas.microsoft.com/office/word/2010/wordprocessingCanvas" xmlns:cx="http://schemas.microsoft.com/office/drawing/2014/chartex" xmlns:cx1="http://schemas.microsoft.com/office/drawing/2015/9/8/chartex" xmlns:cx2="http://schemas.microsoft.com/office/drawing/2015/10/21/chartex" xmlns:cx3="http://schemas.microsoft.com/office/drawing/2016/5/9/chartex" xmlns:cx4="http://schemas.microsoft.com/office/drawing/2016/5/10/chartex" xmlns:cx5="http://schemas.microsoft.com/office/drawing/2016/5/11/chartex" xmlns:cx6="http://schemas.microsoft.com/office/drawing/2016/5/12/chartex" xmlns:cx7="http://schemas.microsoft.com/office/drawing/2016/5/13/chartex" xmlns:cx8="http://schemas.microsoft.com/office/drawing/2016/5/14/chartex" xmlns:mc="http://schemas.openxmlformats.org/markup-compatibility/2006" xmlns:aink="http://schemas.microsoft.com/office/drawing/2016/ink" xmlns:am3d="http://schemas.microsoft.com/office/drawing/2017/model3d" xmlns:o="urn:schemas-microsoft-com:office:office" xmlns:oel="http://schemas.microsoft.com/office/2019/extlst" xmlns:r="http://schemas.openxmlformats.org/officeDocument/2006/relationships" xmlns:m="http://schemas.openxmlformats.org/officeDocument/2006/math" xmlns:v="urn:schemas-microsoft-com:vml" xmlns:wp14="http://schemas.microsoft.com/office/word/2010/wordprocessingDrawing" xmlns:wp="http://schemas.openxmlformats.org/drawingml/2006/wordprocessingDrawing" xmlns:w10="urn:schemas-microsoft-com:office:word" xmlns:w="http://schemas.openxmlformats.org/wordprocessingml/2006/main" xmlns:w14="http://schemas.microsoft.com/office/word/2010/wordml" xmlns:w15="http://schemas.microsoft.com/office/word/2012/wordml" xmlns:w16cex="http://schemas.microsoft.com/office/word/2018/wordml/cex" xmlns:w16cid="http://schemas.microsoft.com/office/word/2016/wordml/cid" xmlns:w16="http://schemas.microsoft.com/office/word/2018/wordml" xmlns:w16du="http://schemas.microsoft.com/office/word/2023/wordml/word16du" xmlns:w16sdtdh="http://schemas.microsoft.com/office/word/2020/wordml/sdtdatahash" xmlns:w16sdtfl="http://schemas.microsoft.com/office/word/2024/wordml/sdtformatlock" xmlns:w16se="http://schemas.microsoft.com/office/word/2015/wordml/symex" xmlns:wpg="http://schemas.microsoft.com/office/word/2010/wordprocessingGroup" xmlns:wpi="http://schemas.microsoft.com/office/word/2010/wordprocessingInk" xmlns:wne="http://schemas.microsoft.com/office/word/2006/wordml" xmlns:wps="http://schemas.microsoft.com/office/word/2010/wordprocessingShape" mc:Ignorable="w14 w15 w16se w16cid w16 w16cex w16sdtdh w16sdtfl w16du wp14">
   <w:endnote w:type="separator" w:id="-1">
     <w:p>
       <w:r>
@@ -17390,7 +22499,7 @@
 </file>
 
 <file path=word/footnotes.xml><?xml version="1.0" encoding="utf-8"?>
-<w:footnotes xmlns:wpc="http://schemas.microsoft.com/office/word/2010/wordprocessingCanvas" xmlns:cx="http://schemas.microsoft.com/office/drawing/2014/chartex" xmlns:cx1="http://schemas.microsoft.com/office/drawing/2015/9/8/chartex" xmlns:cx2="http://schemas.microsoft.com/office/drawing/2015/10/21/chartex" xmlns:cx3="http://schemas.microsoft.com/office/drawing/2016/5/9/chartex" xmlns:cx4="http://schemas.microsoft.com/office/drawing/2016/5/10/chartex" xmlns:cx5="http://schemas.microsoft.com/office/drawing/2016/5/11/chartex" xmlns:cx6="http://schemas.microsoft.com/office/drawing/2016/5/12/chartex" xmlns:cx7="http://schemas.microsoft.com/office/drawing/2016/5/13/chartex" xmlns:cx8="http://schemas.microsoft.com/office/drawing/2016/5/14/chartex" xmlns:mc="http://schemas.openxmlformats.org/markup-compatibility/2006" xmlns:aink="http://schemas.microsoft.com/office/drawing/2016/ink" xmlns:am3d="http://schemas.microsoft.com/office/drawing/2017/model3d" xmlns:o="urn:schemas-microsoft-com:office:office" xmlns:oel="http://schemas.microsoft.com/office/2019/extlst" xmlns:r="http://schemas.openxmlformats.org/officeDocument/2006/relationships" xmlns:m="http://schemas.openxmlformats.org/officeDocument/2006/math" xmlns:v="urn:schemas-microsoft-com:vml" xmlns:wp14="http://schemas.microsoft.com/office/word/2010/wordprocessingDrawing" xmlns:wp="http://schemas.openxmlformats.org/drawingml/2006/wordprocessingDrawing" xmlns:w10="urn:schemas-microsoft-com:office:word" xmlns:w="http://schemas.openxmlformats.org/wordprocessingml/2006/main" xmlns:w14="http://schemas.microsoft.com/office/word/2010/wordml" xmlns:w15="http://schemas.microsoft.com/office/word/2012/wordml" xmlns:w16cex="http://schemas.microsoft.com/office/word/2018/wordml/cex" xmlns:w16cid="http://schemas.microsoft.com/office/word/2016/wordml/cid" xmlns:w16="http://schemas.microsoft.com/office/word/2018/wordml" xmlns:w16sdtdh="http://schemas.microsoft.com/office/word/2020/wordml/sdtdatahash" xmlns:w16se="http://schemas.microsoft.com/office/word/2015/wordml/symex" xmlns:wpg="http://schemas.microsoft.com/office/word/2010/wordprocessingGroup" xmlns:wpi="http://schemas.microsoft.com/office/word/2010/wordprocessingInk" xmlns:wne="http://schemas.microsoft.com/office/word/2006/wordml" xmlns:wps="http://schemas.microsoft.com/office/word/2010/wordprocessingShape" mc:Ignorable="w14 w15 w16se w16cid w16 w16cex w16sdtdh wp14">
+<w:footnotes xmlns:wpc="http://schemas.microsoft.com/office/word/2010/wordprocessingCanvas" xmlns:cx="http://schemas.microsoft.com/office/drawing/2014/chartex" xmlns:cx1="http://schemas.microsoft.com/office/drawing/2015/9/8/chartex" xmlns:cx2="http://schemas.microsoft.com/office/drawing/2015/10/21/chartex" xmlns:cx3="http://schemas.microsoft.com/office/drawing/2016/5/9/chartex" xmlns:cx4="http://schemas.microsoft.com/office/drawing/2016/5/10/chartex" xmlns:cx5="http://schemas.microsoft.com/office/drawing/2016/5/11/chartex" xmlns:cx6="http://schemas.microsoft.com/office/drawing/2016/5/12/chartex" xmlns:cx7="http://schemas.microsoft.com/office/drawing/2016/5/13/chartex" xmlns:cx8="http://schemas.microsoft.com/office/drawing/2016/5/14/chartex" xmlns:mc="http://schemas.openxmlformats.org/markup-compatibility/2006" xmlns:aink="http://schemas.microsoft.com/office/drawing/2016/ink" xmlns:am3d="http://schemas.microsoft.com/office/drawing/2017/model3d" xmlns:o="urn:schemas-microsoft-com:office:office" xmlns:oel="http://schemas.microsoft.com/office/2019/extlst" xmlns:r="http://schemas.openxmlformats.org/officeDocument/2006/relationships" xmlns:m="http://schemas.openxmlformats.org/officeDocument/2006/math" xmlns:v="urn:schemas-microsoft-com:vml" xmlns:wp14="http://schemas.microsoft.com/office/word/2010/wordprocessingDrawing" xmlns:wp="http://schemas.openxmlformats.org/drawingml/2006/wordprocessingDrawing" xmlns:w10="urn:schemas-microsoft-com:office:word" xmlns:w="http://schemas.openxmlformats.org/wordprocessingml/2006/main" xmlns:w14="http://schemas.microsoft.com/office/word/2010/wordml" xmlns:w15="http://schemas.microsoft.com/office/word/2012/wordml" xmlns:w16cex="http://schemas.microsoft.com/office/word/2018/wordml/cex" xmlns:w16cid="http://schemas.microsoft.com/office/word/2016/wordml/cid" xmlns:w16="http://schemas.microsoft.com/office/word/2018/wordml" xmlns:w16du="http://schemas.microsoft.com/office/word/2023/wordml/word16du" xmlns:w16sdtdh="http://schemas.microsoft.com/office/word/2020/wordml/sdtdatahash" xmlns:w16sdtfl="http://schemas.microsoft.com/office/word/2024/wordml/sdtformatlock" xmlns:w16se="http://schemas.microsoft.com/office/word/2015/wordml/symex" xmlns:wpg="http://schemas.microsoft.com/office/word/2010/wordprocessingGroup" xmlns:wpi="http://schemas.microsoft.com/office/word/2010/wordprocessingInk" xmlns:wne="http://schemas.microsoft.com/office/word/2006/wordml" xmlns:wps="http://schemas.microsoft.com/office/word/2010/wordprocessingShape" mc:Ignorable="w14 w15 w16se w16cid w16 w16cex w16sdtdh w16sdtfl w16du wp14">
   <w:footnote w:type="separator" w:id="-1">
     <w:p>
       <w:r>
@@ -17409,8 +22518,157 @@
 </file>
 
 <file path=word/numbering.xml><?xml version="1.0" encoding="utf-8"?>
-<w:numbering xmlns:wpc="http://schemas.microsoft.com/office/word/2010/wordprocessingCanvas" xmlns:cx="http://schemas.microsoft.com/office/drawing/2014/chartex" xmlns:cx1="http://schemas.microsoft.com/office/drawing/2015/9/8/chartex" xmlns:cx2="http://schemas.microsoft.com/office/drawing/2015/10/21/chartex" xmlns:cx3="http://schemas.microsoft.com/office/drawing/2016/5/9/chartex" xmlns:cx4="http://schemas.microsoft.com/office/drawing/2016/5/10/chartex" xmlns:cx5="http://schemas.microsoft.com/office/drawing/2016/5/11/chartex" xmlns:cx6="http://schemas.microsoft.com/office/drawing/2016/5/12/chartex" xmlns:cx7="http://schemas.microsoft.com/office/drawing/2016/5/13/chartex" xmlns:cx8="http://schemas.microsoft.com/office/drawing/2016/5/14/chartex" xmlns:mc="http://schemas.openxmlformats.org/markup-compatibility/2006" xmlns:aink="http://schemas.microsoft.com/office/drawing/2016/ink" xmlns:am3d="http://schemas.microsoft.com/office/drawing/2017/model3d" xmlns:o="urn:schemas-microsoft-com:office:office" xmlns:oel="http://schemas.microsoft.com/office/2019/extlst" xmlns:r="http://schemas.openxmlformats.org/officeDocument/2006/relationships" xmlns:m="http://schemas.openxmlformats.org/officeDocument/2006/math" xmlns:v="urn:schemas-microsoft-com:vml" xmlns:wp14="http://schemas.microsoft.com/office/word/2010/wordprocessingDrawing" xmlns:wp="http://schemas.openxmlformats.org/drawingml/2006/wordprocessingDrawing" xmlns:w10="urn:schemas-microsoft-com:office:word" xmlns:w="http://schemas.openxmlformats.org/wordprocessingml/2006/main" xmlns:w14="http://schemas.microsoft.com/office/word/2010/wordml" xmlns:w15="http://schemas.microsoft.com/office/word/2012/wordml" xmlns:w16cex="http://schemas.microsoft.com/office/word/2018/wordml/cex" xmlns:w16cid="http://schemas.microsoft.com/office/word/2016/wordml/cid" xmlns:w16="http://schemas.microsoft.com/office/word/2018/wordml" xmlns:w16sdtdh="http://schemas.microsoft.com/office/word/2020/wordml/sdtdatahash" xmlns:w16se="http://schemas.microsoft.com/office/word/2015/wordml/symex" xmlns:wpg="http://schemas.microsoft.com/office/word/2010/wordprocessingGroup" xmlns:wpi="http://schemas.microsoft.com/office/word/2010/wordprocessingInk" xmlns:wne="http://schemas.microsoft.com/office/word/2006/wordml" xmlns:wps="http://schemas.microsoft.com/office/word/2010/wordprocessingShape" mc:Ignorable="w14 w15 w16se w16cid w16 w16cex w16sdtdh wp14">
+<w:numbering xmlns:wpc="http://schemas.microsoft.com/office/word/2010/wordprocessingCanvas" xmlns:cx="http://schemas.microsoft.com/office/drawing/2014/chartex" xmlns:cx1="http://schemas.microsoft.com/office/drawing/2015/9/8/chartex" xmlns:cx2="http://schemas.microsoft.com/office/drawing/2015/10/21/chartex" xmlns:cx3="http://schemas.microsoft.com/office/drawing/2016/5/9/chartex" xmlns:cx4="http://schemas.microsoft.com/office/drawing/2016/5/10/chartex" xmlns:cx5="http://schemas.microsoft.com/office/drawing/2016/5/11/chartex" xmlns:cx6="http://schemas.microsoft.com/office/drawing/2016/5/12/chartex" xmlns:cx7="http://schemas.microsoft.com/office/drawing/2016/5/13/chartex" xmlns:cx8="http://schemas.microsoft.com/office/drawing/2016/5/14/chartex" xmlns:mc="http://schemas.openxmlformats.org/markup-compatibility/2006" xmlns:aink="http://schemas.microsoft.com/office/drawing/2016/ink" xmlns:am3d="http://schemas.microsoft.com/office/drawing/2017/model3d" xmlns:o="urn:schemas-microsoft-com:office:office" xmlns:oel="http://schemas.microsoft.com/office/2019/extlst" xmlns:r="http://schemas.openxmlformats.org/officeDocument/2006/relationships" xmlns:m="http://schemas.openxmlformats.org/officeDocument/2006/math" xmlns:v="urn:schemas-microsoft-com:vml" xmlns:wp14="http://schemas.microsoft.com/office/word/2010/wordprocessingDrawing" xmlns:wp="http://schemas.openxmlformats.org/drawingml/2006/wordprocessingDrawing" xmlns:w10="urn:schemas-microsoft-com:office:word" xmlns:w="http://schemas.openxmlformats.org/wordprocessingml/2006/main" xmlns:w14="http://schemas.microsoft.com/office/word/2010/wordml" xmlns:w15="http://schemas.microsoft.com/office/word/2012/wordml" xmlns:w16cex="http://schemas.microsoft.com/office/word/2018/wordml/cex" xmlns:w16cid="http://schemas.microsoft.com/office/word/2016/wordml/cid" xmlns:w16="http://schemas.microsoft.com/office/word/2018/wordml" xmlns:w16du="http://schemas.microsoft.com/office/word/2023/wordml/word16du" xmlns:w16sdtdh="http://schemas.microsoft.com/office/word/2020/wordml/sdtdatahash" xmlns:w16sdtfl="http://schemas.microsoft.com/office/word/2024/wordml/sdtformatlock" xmlns:w16se="http://schemas.microsoft.com/office/word/2015/wordml/symex" xmlns:wpg="http://schemas.microsoft.com/office/word/2010/wordprocessingGroup" xmlns:wpi="http://schemas.microsoft.com/office/word/2010/wordprocessingInk" xmlns:wne="http://schemas.microsoft.com/office/word/2006/wordml" xmlns:wps="http://schemas.microsoft.com/office/word/2010/wordprocessingShape" mc:Ignorable="w14 w15 w16se w16cid w16 w16cex w16sdtdh w16sdtfl w16du wp14">
   <w:abstractNum w:abstractNumId="0" w15:restartNumberingAfterBreak="0">
+    <w:nsid w:val="01570E3C"/>
+    <w:multiLevelType w:val="multilevel"/>
+    <w:tmpl w:val="898AD32A"/>
+    <w:lvl w:ilvl="0">
+      <w:start w:val="1"/>
+      <w:numFmt w:val="bullet"/>
+      <w:lvlText w:val=""/>
+      <w:lvlJc w:val="left"/>
+      <w:pPr>
+        <w:tabs>
+          <w:tab w:val="num" w:pos="720"/>
+        </w:tabs>
+        <w:ind w:left="720" w:hanging="360"/>
+      </w:pPr>
+      <w:rPr>
+        <w:rFonts w:ascii="Symbol" w:hAnsi="Symbol" w:hint="default"/>
+        <w:sz w:val="20"/>
+      </w:rPr>
+    </w:lvl>
+    <w:lvl w:ilvl="1" w:tentative="1">
+      <w:start w:val="1"/>
+      <w:numFmt w:val="bullet"/>
+      <w:lvlText w:val="o"/>
+      <w:lvlJc w:val="left"/>
+      <w:pPr>
+        <w:tabs>
+          <w:tab w:val="num" w:pos="1440"/>
+        </w:tabs>
+        <w:ind w:left="1440" w:hanging="360"/>
+      </w:pPr>
+      <w:rPr>
+        <w:rFonts w:ascii="Courier New" w:hAnsi="Courier New" w:hint="default"/>
+        <w:sz w:val="20"/>
+      </w:rPr>
+    </w:lvl>
+    <w:lvl w:ilvl="2" w:tentative="1">
+      <w:start w:val="1"/>
+      <w:numFmt w:val="bullet"/>
+      <w:lvlText w:val=""/>
+      <w:lvlJc w:val="left"/>
+      <w:pPr>
+        <w:tabs>
+          <w:tab w:val="num" w:pos="2160"/>
+        </w:tabs>
+        <w:ind w:left="2160" w:hanging="360"/>
+      </w:pPr>
+      <w:rPr>
+        <w:rFonts w:ascii="Wingdings" w:hAnsi="Wingdings" w:hint="default"/>
+        <w:sz w:val="20"/>
+      </w:rPr>
+    </w:lvl>
+    <w:lvl w:ilvl="3" w:tentative="1">
+      <w:start w:val="1"/>
+      <w:numFmt w:val="bullet"/>
+      <w:lvlText w:val=""/>
+      <w:lvlJc w:val="left"/>
+      <w:pPr>
+        <w:tabs>
+          <w:tab w:val="num" w:pos="2880"/>
+        </w:tabs>
+        <w:ind w:left="2880" w:hanging="360"/>
+      </w:pPr>
+      <w:rPr>
+        <w:rFonts w:ascii="Wingdings" w:hAnsi="Wingdings" w:hint="default"/>
+        <w:sz w:val="20"/>
+      </w:rPr>
+    </w:lvl>
+    <w:lvl w:ilvl="4" w:tentative="1">
+      <w:start w:val="1"/>
+      <w:numFmt w:val="bullet"/>
+      <w:lvlText w:val=""/>
+      <w:lvlJc w:val="left"/>
+      <w:pPr>
+        <w:tabs>
+          <w:tab w:val="num" w:pos="3600"/>
+        </w:tabs>
+        <w:ind w:left="3600" w:hanging="360"/>
+      </w:pPr>
+      <w:rPr>
+        <w:rFonts w:ascii="Wingdings" w:hAnsi="Wingdings" w:hint="default"/>
+        <w:sz w:val="20"/>
+      </w:rPr>
+    </w:lvl>
+    <w:lvl w:ilvl="5" w:tentative="1">
+      <w:start w:val="1"/>
+      <w:numFmt w:val="bullet"/>
+      <w:lvlText w:val=""/>
+      <w:lvlJc w:val="left"/>
+      <w:pPr>
+        <w:tabs>
+          <w:tab w:val="num" w:pos="4320"/>
+        </w:tabs>
+        <w:ind w:left="4320" w:hanging="360"/>
+      </w:pPr>
+      <w:rPr>
+        <w:rFonts w:ascii="Wingdings" w:hAnsi="Wingdings" w:hint="default"/>
+        <w:sz w:val="20"/>
+      </w:rPr>
+    </w:lvl>
+    <w:lvl w:ilvl="6" w:tentative="1">
+      <w:start w:val="1"/>
+      <w:numFmt w:val="bullet"/>
+      <w:lvlText w:val=""/>
+      <w:lvlJc w:val="left"/>
+      <w:pPr>
+        <w:tabs>
+          <w:tab w:val="num" w:pos="5040"/>
+        </w:tabs>
+        <w:ind w:left="5040" w:hanging="360"/>
+      </w:pPr>
+      <w:rPr>
+        <w:rFonts w:ascii="Wingdings" w:hAnsi="Wingdings" w:hint="default"/>
+        <w:sz w:val="20"/>
+      </w:rPr>
+    </w:lvl>
+    <w:lvl w:ilvl="7" w:tentative="1">
+      <w:start w:val="1"/>
+      <w:numFmt w:val="bullet"/>
+      <w:lvlText w:val=""/>
+      <w:lvlJc w:val="left"/>
+      <w:pPr>
+        <w:tabs>
+          <w:tab w:val="num" w:pos="5760"/>
+        </w:tabs>
+        <w:ind w:left="5760" w:hanging="360"/>
+      </w:pPr>
+      <w:rPr>
+        <w:rFonts w:ascii="Wingdings" w:hAnsi="Wingdings" w:hint="default"/>
+        <w:sz w:val="20"/>
+      </w:rPr>
+    </w:lvl>
+    <w:lvl w:ilvl="8" w:tentative="1">
+      <w:start w:val="1"/>
+      <w:numFmt w:val="bullet"/>
+      <w:lvlText w:val=""/>
+      <w:lvlJc w:val="left"/>
+      <w:pPr>
+        <w:tabs>
+          <w:tab w:val="num" w:pos="6480"/>
+        </w:tabs>
+        <w:ind w:left="6480" w:hanging="360"/>
+      </w:pPr>
+      <w:rPr>
+        <w:rFonts w:ascii="Wingdings" w:hAnsi="Wingdings" w:hint="default"/>
+        <w:sz w:val="20"/>
+      </w:rPr>
+    </w:lvl>
+  </w:abstractNum>
+  <w:abstractNum w:abstractNumId="1" w15:restartNumberingAfterBreak="0">
     <w:nsid w:val="074B01B5"/>
     <w:multiLevelType w:val="hybridMultilevel"/>
     <w:tmpl w:val="4DD68DA4"/>
@@ -17523,7 +22781,7 @@
       </w:rPr>
     </w:lvl>
   </w:abstractNum>
-  <w:abstractNum w:abstractNumId="1" w15:restartNumberingAfterBreak="0">
+  <w:abstractNum w:abstractNumId="2" w15:restartNumberingAfterBreak="0">
     <w:nsid w:val="08FC5023"/>
     <w:multiLevelType w:val="hybridMultilevel"/>
     <w:tmpl w:val="0FD017E2"/>
@@ -17644,7 +22902,7 @@
       </w:rPr>
     </w:lvl>
   </w:abstractNum>
-  <w:abstractNum w:abstractNumId="2" w15:restartNumberingAfterBreak="0">
+  <w:abstractNum w:abstractNumId="3" w15:restartNumberingAfterBreak="0">
     <w:nsid w:val="0ED81927"/>
     <w:multiLevelType w:val="hybridMultilevel"/>
     <w:tmpl w:val="323C9188"/>
@@ -17757,7 +23015,7 @@
       </w:rPr>
     </w:lvl>
   </w:abstractNum>
-  <w:abstractNum w:abstractNumId="3" w15:restartNumberingAfterBreak="0">
+  <w:abstractNum w:abstractNumId="4" w15:restartNumberingAfterBreak="0">
     <w:nsid w:val="0F585BEB"/>
     <w:multiLevelType w:val="multilevel"/>
     <w:tmpl w:val="11C4F790"/>
@@ -17906,7 +23164,7 @@
       </w:rPr>
     </w:lvl>
   </w:abstractNum>
-  <w:abstractNum w:abstractNumId="4" w15:restartNumberingAfterBreak="0">
+  <w:abstractNum w:abstractNumId="5" w15:restartNumberingAfterBreak="0">
     <w:nsid w:val="1012236A"/>
     <w:multiLevelType w:val="hybridMultilevel"/>
     <w:tmpl w:val="AB36C63E"/>
@@ -18019,7 +23277,7 @@
       </w:rPr>
     </w:lvl>
   </w:abstractNum>
-  <w:abstractNum w:abstractNumId="5" w15:restartNumberingAfterBreak="0">
+  <w:abstractNum w:abstractNumId="6" w15:restartNumberingAfterBreak="0">
     <w:nsid w:val="10263BD9"/>
     <w:multiLevelType w:val="hybridMultilevel"/>
     <w:tmpl w:val="8626E9BC"/>
@@ -18140,7 +23398,7 @@
       </w:rPr>
     </w:lvl>
   </w:abstractNum>
-  <w:abstractNum w:abstractNumId="6" w15:restartNumberingAfterBreak="0">
+  <w:abstractNum w:abstractNumId="7" w15:restartNumberingAfterBreak="0">
     <w:nsid w:val="121F6792"/>
     <w:multiLevelType w:val="multilevel"/>
     <w:tmpl w:val="242892AC"/>
@@ -18276,7 +23534,7 @@
       </w:rPr>
     </w:lvl>
   </w:abstractNum>
-  <w:abstractNum w:abstractNumId="7" w15:restartNumberingAfterBreak="0">
+  <w:abstractNum w:abstractNumId="8" w15:restartNumberingAfterBreak="0">
     <w:nsid w:val="129C0D52"/>
     <w:multiLevelType w:val="hybridMultilevel"/>
     <w:tmpl w:val="9710CAD2"/>
@@ -18389,7 +23647,7 @@
       </w:rPr>
     </w:lvl>
   </w:abstractNum>
-  <w:abstractNum w:abstractNumId="8" w15:restartNumberingAfterBreak="0">
+  <w:abstractNum w:abstractNumId="9" w15:restartNumberingAfterBreak="0">
     <w:nsid w:val="1A0E3CFE"/>
     <w:multiLevelType w:val="hybridMultilevel"/>
     <w:tmpl w:val="17162C14"/>
@@ -18502,7 +23760,7 @@
       </w:rPr>
     </w:lvl>
   </w:abstractNum>
-  <w:abstractNum w:abstractNumId="9" w15:restartNumberingAfterBreak="0">
+  <w:abstractNum w:abstractNumId="10" w15:restartNumberingAfterBreak="0">
     <w:nsid w:val="1D2C576C"/>
     <w:multiLevelType w:val="multilevel"/>
     <w:tmpl w:val="04B87E46"/>
@@ -18651,7 +23909,7 @@
       </w:rPr>
     </w:lvl>
   </w:abstractNum>
-  <w:abstractNum w:abstractNumId="10" w15:restartNumberingAfterBreak="0">
+  <w:abstractNum w:abstractNumId="11" w15:restartNumberingAfterBreak="0">
     <w:nsid w:val="20E34D1B"/>
     <w:multiLevelType w:val="hybridMultilevel"/>
     <w:tmpl w:val="896A1ECA"/>
@@ -18764,7 +24022,7 @@
       </w:rPr>
     </w:lvl>
   </w:abstractNum>
-  <w:abstractNum w:abstractNumId="11" w15:restartNumberingAfterBreak="0">
+  <w:abstractNum w:abstractNumId="12" w15:restartNumberingAfterBreak="0">
     <w:nsid w:val="21B24EE5"/>
     <w:multiLevelType w:val="hybridMultilevel"/>
     <w:tmpl w:val="FB80F2DA"/>
@@ -18885,7 +24143,7 @@
       </w:rPr>
     </w:lvl>
   </w:abstractNum>
-  <w:abstractNum w:abstractNumId="12" w15:restartNumberingAfterBreak="0">
+  <w:abstractNum w:abstractNumId="13" w15:restartNumberingAfterBreak="0">
     <w:nsid w:val="247B400C"/>
     <w:multiLevelType w:val="hybridMultilevel"/>
     <w:tmpl w:val="7FE87C90"/>
@@ -19006,7 +24264,7 @@
       </w:rPr>
     </w:lvl>
   </w:abstractNum>
-  <w:abstractNum w:abstractNumId="13" w15:restartNumberingAfterBreak="0">
+  <w:abstractNum w:abstractNumId="14" w15:restartNumberingAfterBreak="0">
     <w:nsid w:val="270F369A"/>
     <w:multiLevelType w:val="multilevel"/>
     <w:tmpl w:val="BC9E94FA"/>
@@ -19155,7 +24413,7 @@
       </w:rPr>
     </w:lvl>
   </w:abstractNum>
-  <w:abstractNum w:abstractNumId="14" w15:restartNumberingAfterBreak="0">
+  <w:abstractNum w:abstractNumId="15" w15:restartNumberingAfterBreak="0">
     <w:nsid w:val="2BAD5607"/>
     <w:multiLevelType w:val="hybridMultilevel"/>
     <w:tmpl w:val="1DA8126E"/>
@@ -19268,7 +24526,7 @@
       </w:rPr>
     </w:lvl>
   </w:abstractNum>
-  <w:abstractNum w:abstractNumId="15" w15:restartNumberingAfterBreak="0">
+  <w:abstractNum w:abstractNumId="16" w15:restartNumberingAfterBreak="0">
     <w:nsid w:val="2C796AAE"/>
     <w:multiLevelType w:val="hybridMultilevel"/>
     <w:tmpl w:val="D8909182"/>
@@ -19381,7 +24639,7 @@
       </w:rPr>
     </w:lvl>
   </w:abstractNum>
-  <w:abstractNum w:abstractNumId="16" w15:restartNumberingAfterBreak="0">
+  <w:abstractNum w:abstractNumId="17" w15:restartNumberingAfterBreak="0">
     <w:nsid w:val="2EED0708"/>
     <w:multiLevelType w:val="multilevel"/>
     <w:tmpl w:val="CA4C6396"/>
@@ -19530,7 +24788,7 @@
       </w:rPr>
     </w:lvl>
   </w:abstractNum>
-  <w:abstractNum w:abstractNumId="17" w15:restartNumberingAfterBreak="0">
+  <w:abstractNum w:abstractNumId="18" w15:restartNumberingAfterBreak="0">
     <w:nsid w:val="30E50BA3"/>
     <w:multiLevelType w:val="hybridMultilevel"/>
     <w:tmpl w:val="2174A382"/>
@@ -19643,7 +24901,7 @@
       </w:rPr>
     </w:lvl>
   </w:abstractNum>
-  <w:abstractNum w:abstractNumId="18" w15:restartNumberingAfterBreak="0">
+  <w:abstractNum w:abstractNumId="19" w15:restartNumberingAfterBreak="0">
     <w:nsid w:val="330F109F"/>
     <w:multiLevelType w:val="hybridMultilevel"/>
     <w:tmpl w:val="99F6EF8C"/>
@@ -19764,7 +25022,7 @@
       </w:rPr>
     </w:lvl>
   </w:abstractNum>
-  <w:abstractNum w:abstractNumId="19" w15:restartNumberingAfterBreak="0">
+  <w:abstractNum w:abstractNumId="20" w15:restartNumberingAfterBreak="0">
     <w:nsid w:val="351E06D8"/>
     <w:multiLevelType w:val="multilevel"/>
     <w:tmpl w:val="9E18741E"/>
@@ -19913,7 +25171,7 @@
       </w:rPr>
     </w:lvl>
   </w:abstractNum>
-  <w:abstractNum w:abstractNumId="20" w15:restartNumberingAfterBreak="0">
+  <w:abstractNum w:abstractNumId="21" w15:restartNumberingAfterBreak="0">
     <w:nsid w:val="35955790"/>
     <w:multiLevelType w:val="hybridMultilevel"/>
     <w:tmpl w:val="BB9A82C2"/>
@@ -20026,7 +25284,7 @@
       </w:rPr>
     </w:lvl>
   </w:abstractNum>
-  <w:abstractNum w:abstractNumId="21" w15:restartNumberingAfterBreak="0">
+  <w:abstractNum w:abstractNumId="22" w15:restartNumberingAfterBreak="0">
     <w:nsid w:val="35BB73DD"/>
     <w:multiLevelType w:val="hybridMultilevel"/>
     <w:tmpl w:val="726E594C"/>
@@ -20147,7 +25405,7 @@
       </w:rPr>
     </w:lvl>
   </w:abstractNum>
-  <w:abstractNum w:abstractNumId="22" w15:restartNumberingAfterBreak="0">
+  <w:abstractNum w:abstractNumId="23" w15:restartNumberingAfterBreak="0">
     <w:nsid w:val="3ACC6806"/>
     <w:multiLevelType w:val="hybridMultilevel"/>
     <w:tmpl w:val="95267E8A"/>
@@ -20260,7 +25518,7 @@
       </w:rPr>
     </w:lvl>
   </w:abstractNum>
-  <w:abstractNum w:abstractNumId="23" w15:restartNumberingAfterBreak="0">
+  <w:abstractNum w:abstractNumId="24" w15:restartNumberingAfterBreak="0">
     <w:nsid w:val="45D40A12"/>
     <w:multiLevelType w:val="multilevel"/>
     <w:tmpl w:val="242892AC"/>
@@ -20396,7 +25654,120 @@
       </w:rPr>
     </w:lvl>
   </w:abstractNum>
-  <w:abstractNum w:abstractNumId="24" w15:restartNumberingAfterBreak="0">
+  <w:abstractNum w:abstractNumId="25" w15:restartNumberingAfterBreak="0">
+    <w:nsid w:val="483E3329"/>
+    <w:multiLevelType w:val="hybridMultilevel"/>
+    <w:tmpl w:val="F13C155E"/>
+    <w:lvl w:ilvl="0" w:tplc="040C0001">
+      <w:start w:val="1"/>
+      <w:numFmt w:val="bullet"/>
+      <w:lvlText w:val=""/>
+      <w:lvlJc w:val="left"/>
+      <w:pPr>
+        <w:ind w:left="1287" w:hanging="360"/>
+      </w:pPr>
+      <w:rPr>
+        <w:rFonts w:ascii="Symbol" w:hAnsi="Symbol" w:hint="default"/>
+      </w:rPr>
+    </w:lvl>
+    <w:lvl w:ilvl="1" w:tplc="040C0003" w:tentative="1">
+      <w:start w:val="1"/>
+      <w:numFmt w:val="bullet"/>
+      <w:lvlText w:val="o"/>
+      <w:lvlJc w:val="left"/>
+      <w:pPr>
+        <w:ind w:left="2007" w:hanging="360"/>
+      </w:pPr>
+      <w:rPr>
+        <w:rFonts w:ascii="Courier New" w:hAnsi="Courier New" w:cs="Courier New" w:hint="default"/>
+      </w:rPr>
+    </w:lvl>
+    <w:lvl w:ilvl="2" w:tplc="040C0005" w:tentative="1">
+      <w:start w:val="1"/>
+      <w:numFmt w:val="bullet"/>
+      <w:lvlText w:val=""/>
+      <w:lvlJc w:val="left"/>
+      <w:pPr>
+        <w:ind w:left="2727" w:hanging="360"/>
+      </w:pPr>
+      <w:rPr>
+        <w:rFonts w:ascii="Wingdings" w:hAnsi="Wingdings" w:hint="default"/>
+      </w:rPr>
+    </w:lvl>
+    <w:lvl w:ilvl="3" w:tplc="040C0001" w:tentative="1">
+      <w:start w:val="1"/>
+      <w:numFmt w:val="bullet"/>
+      <w:lvlText w:val=""/>
+      <w:lvlJc w:val="left"/>
+      <w:pPr>
+        <w:ind w:left="3447" w:hanging="360"/>
+      </w:pPr>
+      <w:rPr>
+        <w:rFonts w:ascii="Symbol" w:hAnsi="Symbol" w:hint="default"/>
+      </w:rPr>
+    </w:lvl>
+    <w:lvl w:ilvl="4" w:tplc="040C0003" w:tentative="1">
+      <w:start w:val="1"/>
+      <w:numFmt w:val="bullet"/>
+      <w:lvlText w:val="o"/>
+      <w:lvlJc w:val="left"/>
+      <w:pPr>
+        <w:ind w:left="4167" w:hanging="360"/>
+      </w:pPr>
+      <w:rPr>
+        <w:rFonts w:ascii="Courier New" w:hAnsi="Courier New" w:cs="Courier New" w:hint="default"/>
+      </w:rPr>
+    </w:lvl>
+    <w:lvl w:ilvl="5" w:tplc="040C0005" w:tentative="1">
+      <w:start w:val="1"/>
+      <w:numFmt w:val="bullet"/>
+      <w:lvlText w:val=""/>
+      <w:lvlJc w:val="left"/>
+      <w:pPr>
+        <w:ind w:left="4887" w:hanging="360"/>
+      </w:pPr>
+      <w:rPr>
+        <w:rFonts w:ascii="Wingdings" w:hAnsi="Wingdings" w:hint="default"/>
+      </w:rPr>
+    </w:lvl>
+    <w:lvl w:ilvl="6" w:tplc="040C0001" w:tentative="1">
+      <w:start w:val="1"/>
+      <w:numFmt w:val="bullet"/>
+      <w:lvlText w:val=""/>
+      <w:lvlJc w:val="left"/>
+      <w:pPr>
+        <w:ind w:left="5607" w:hanging="360"/>
+      </w:pPr>
+      <w:rPr>
+        <w:rFonts w:ascii="Symbol" w:hAnsi="Symbol" w:hint="default"/>
+      </w:rPr>
+    </w:lvl>
+    <w:lvl w:ilvl="7" w:tplc="040C0003" w:tentative="1">
+      <w:start w:val="1"/>
+      <w:numFmt w:val="bullet"/>
+      <w:lvlText w:val="o"/>
+      <w:lvlJc w:val="left"/>
+      <w:pPr>
+        <w:ind w:left="6327" w:hanging="360"/>
+      </w:pPr>
+      <w:rPr>
+        <w:rFonts w:ascii="Courier New" w:hAnsi="Courier New" w:cs="Courier New" w:hint="default"/>
+      </w:rPr>
+    </w:lvl>
+    <w:lvl w:ilvl="8" w:tplc="040C0005" w:tentative="1">
+      <w:start w:val="1"/>
+      <w:numFmt w:val="bullet"/>
+      <w:lvlText w:val=""/>
+      <w:lvlJc w:val="left"/>
+      <w:pPr>
+        <w:ind w:left="7047" w:hanging="360"/>
+      </w:pPr>
+      <w:rPr>
+        <w:rFonts w:ascii="Wingdings" w:hAnsi="Wingdings" w:hint="default"/>
+      </w:rPr>
+    </w:lvl>
+  </w:abstractNum>
+  <w:abstractNum w:abstractNumId="26" w15:restartNumberingAfterBreak="0">
     <w:nsid w:val="49EB0800"/>
     <w:multiLevelType w:val="multilevel"/>
     <w:tmpl w:val="2CE0EAD0"/>
@@ -20545,7 +25916,7 @@
       </w:rPr>
     </w:lvl>
   </w:abstractNum>
-  <w:abstractNum w:abstractNumId="25" w15:restartNumberingAfterBreak="0">
+  <w:abstractNum w:abstractNumId="27" w15:restartNumberingAfterBreak="0">
     <w:nsid w:val="4CB9213B"/>
     <w:multiLevelType w:val="multilevel"/>
     <w:tmpl w:val="1870C1A8"/>
@@ -20694,7 +26065,7 @@
       </w:rPr>
     </w:lvl>
   </w:abstractNum>
-  <w:abstractNum w:abstractNumId="26" w15:restartNumberingAfterBreak="0">
+  <w:abstractNum w:abstractNumId="28" w15:restartNumberingAfterBreak="0">
     <w:nsid w:val="52986959"/>
     <w:multiLevelType w:val="multilevel"/>
     <w:tmpl w:val="915604B0"/>
@@ -20843,7 +26214,7 @@
       </w:rPr>
     </w:lvl>
   </w:abstractNum>
-  <w:abstractNum w:abstractNumId="27" w15:restartNumberingAfterBreak="0">
+  <w:abstractNum w:abstractNumId="29" w15:restartNumberingAfterBreak="0">
     <w:nsid w:val="52E27BF6"/>
     <w:multiLevelType w:val="hybridMultilevel"/>
     <w:tmpl w:val="A0369E3A"/>
@@ -20956,7 +26327,7 @@
       </w:rPr>
     </w:lvl>
   </w:abstractNum>
-  <w:abstractNum w:abstractNumId="28" w15:restartNumberingAfterBreak="0">
+  <w:abstractNum w:abstractNumId="30" w15:restartNumberingAfterBreak="0">
     <w:nsid w:val="548669E2"/>
     <w:multiLevelType w:val="hybridMultilevel"/>
     <w:tmpl w:val="7D1C18C4"/>
@@ -21069,7 +26440,7 @@
       </w:rPr>
     </w:lvl>
   </w:abstractNum>
-  <w:abstractNum w:abstractNumId="29" w15:restartNumberingAfterBreak="0">
+  <w:abstractNum w:abstractNumId="31" w15:restartNumberingAfterBreak="0">
     <w:nsid w:val="5950124D"/>
     <w:multiLevelType w:val="hybridMultilevel"/>
     <w:tmpl w:val="6E60CA0C"/>
@@ -21186,7 +26557,7 @@
       </w:rPr>
     </w:lvl>
   </w:abstractNum>
-  <w:abstractNum w:abstractNumId="30" w15:restartNumberingAfterBreak="0">
+  <w:abstractNum w:abstractNumId="32" w15:restartNumberingAfterBreak="0">
     <w:nsid w:val="5DEB55E2"/>
     <w:multiLevelType w:val="hybridMultilevel"/>
     <w:tmpl w:val="13448F72"/>
@@ -21299,7 +26670,7 @@
       </w:rPr>
     </w:lvl>
   </w:abstractNum>
-  <w:abstractNum w:abstractNumId="31" w15:restartNumberingAfterBreak="0">
+  <w:abstractNum w:abstractNumId="33" w15:restartNumberingAfterBreak="0">
     <w:nsid w:val="61485C97"/>
     <w:multiLevelType w:val="hybridMultilevel"/>
     <w:tmpl w:val="69EE2BD8"/>
@@ -21412,7 +26783,7 @@
       </w:rPr>
     </w:lvl>
   </w:abstractNum>
-  <w:abstractNum w:abstractNumId="32" w15:restartNumberingAfterBreak="0">
+  <w:abstractNum w:abstractNumId="34" w15:restartNumberingAfterBreak="0">
     <w:nsid w:val="67236AD2"/>
     <w:multiLevelType w:val="multilevel"/>
     <w:tmpl w:val="7EF4E876"/>
@@ -21544,7 +26915,7 @@
       </w:rPr>
     </w:lvl>
   </w:abstractNum>
-  <w:abstractNum w:abstractNumId="33" w15:restartNumberingAfterBreak="0">
+  <w:abstractNum w:abstractNumId="35" w15:restartNumberingAfterBreak="0">
     <w:nsid w:val="681D7226"/>
     <w:multiLevelType w:val="hybridMultilevel"/>
     <w:tmpl w:val="80FCE4E0"/>
@@ -21657,7 +27028,7 @@
       </w:rPr>
     </w:lvl>
   </w:abstractNum>
-  <w:abstractNum w:abstractNumId="34" w15:restartNumberingAfterBreak="0">
+  <w:abstractNum w:abstractNumId="36" w15:restartNumberingAfterBreak="0">
     <w:nsid w:val="696B74FA"/>
     <w:multiLevelType w:val="hybridMultilevel"/>
     <w:tmpl w:val="8110D36E"/>
@@ -21770,7 +27141,7 @@
       </w:rPr>
     </w:lvl>
   </w:abstractNum>
-  <w:abstractNum w:abstractNumId="35" w15:restartNumberingAfterBreak="0">
+  <w:abstractNum w:abstractNumId="37" w15:restartNumberingAfterBreak="0">
     <w:nsid w:val="727C4124"/>
     <w:multiLevelType w:val="multilevel"/>
     <w:tmpl w:val="61EAC8FC"/>
@@ -21919,7 +27290,7 @@
       </w:rPr>
     </w:lvl>
   </w:abstractNum>
-  <w:abstractNum w:abstractNumId="36" w15:restartNumberingAfterBreak="0">
+  <w:abstractNum w:abstractNumId="38" w15:restartNumberingAfterBreak="0">
     <w:nsid w:val="732D4363"/>
     <w:multiLevelType w:val="hybridMultilevel"/>
     <w:tmpl w:val="DE84F56C"/>
@@ -22041,121 +27412,127 @@
     </w:lvl>
   </w:abstractNum>
   <w:num w:numId="1" w16cid:durableId="1763061442">
+    <w:abstractNumId w:val="38"/>
+  </w:num>
+  <w:num w:numId="2" w16cid:durableId="983898039">
+    <w:abstractNumId w:val="22"/>
+  </w:num>
+  <w:num w:numId="3" w16cid:durableId="1058162794">
+    <w:abstractNumId w:val="2"/>
+  </w:num>
+  <w:num w:numId="4" w16cid:durableId="2024088947">
+    <w:abstractNumId w:val="13"/>
+  </w:num>
+  <w:num w:numId="5" w16cid:durableId="337276930">
+    <w:abstractNumId w:val="19"/>
+  </w:num>
+  <w:num w:numId="6" w16cid:durableId="1684428700">
+    <w:abstractNumId w:val="12"/>
+  </w:num>
+  <w:num w:numId="7" w16cid:durableId="485244456">
+    <w:abstractNumId w:val="6"/>
+  </w:num>
+  <w:num w:numId="8" w16cid:durableId="1485707457">
+    <w:abstractNumId w:val="31"/>
+  </w:num>
+  <w:num w:numId="9" w16cid:durableId="436607681">
+    <w:abstractNumId w:val="24"/>
+  </w:num>
+  <w:num w:numId="10" w16cid:durableId="363100114">
+    <w:abstractNumId w:val="34"/>
+  </w:num>
+  <w:num w:numId="11" w16cid:durableId="288896630">
+    <w:abstractNumId w:val="7"/>
+  </w:num>
+  <w:num w:numId="12" w16cid:durableId="488600134">
+    <w:abstractNumId w:val="21"/>
+  </w:num>
+  <w:num w:numId="13" w16cid:durableId="87820070">
+    <w:abstractNumId w:val="32"/>
+  </w:num>
+  <w:num w:numId="14" w16cid:durableId="1063793003">
+    <w:abstractNumId w:val="1"/>
+  </w:num>
+  <w:num w:numId="15" w16cid:durableId="805463891">
+    <w:abstractNumId w:val="23"/>
+  </w:num>
+  <w:num w:numId="16" w16cid:durableId="554242679">
+    <w:abstractNumId w:val="8"/>
+  </w:num>
+  <w:num w:numId="17" w16cid:durableId="866985756">
+    <w:abstractNumId w:val="3"/>
+  </w:num>
+  <w:num w:numId="18" w16cid:durableId="2124685619">
+    <w:abstractNumId w:val="35"/>
+  </w:num>
+  <w:num w:numId="19" w16cid:durableId="1793673038">
+    <w:abstractNumId w:val="26"/>
+  </w:num>
+  <w:num w:numId="20" w16cid:durableId="88815163">
+    <w:abstractNumId w:val="11"/>
+  </w:num>
+  <w:num w:numId="21" w16cid:durableId="1418134865">
+    <w:abstractNumId w:val="16"/>
+  </w:num>
+  <w:num w:numId="22" w16cid:durableId="1865702025">
+    <w:abstractNumId w:val="4"/>
+  </w:num>
+  <w:num w:numId="23" w16cid:durableId="1354266708">
+    <w:abstractNumId w:val="5"/>
+  </w:num>
+  <w:num w:numId="24" w16cid:durableId="1539974093">
+    <w:abstractNumId w:val="9"/>
+  </w:num>
+  <w:num w:numId="25" w16cid:durableId="1777213022">
+    <w:abstractNumId w:val="15"/>
+  </w:num>
+  <w:num w:numId="26" w16cid:durableId="1072462234">
+    <w:abstractNumId w:val="29"/>
+  </w:num>
+  <w:num w:numId="27" w16cid:durableId="1108112898">
     <w:abstractNumId w:val="36"/>
   </w:num>
-  <w:num w:numId="2" w16cid:durableId="983898039">
-    <w:abstractNumId w:val="21"/>
+  <w:num w:numId="28" w16cid:durableId="2121026418">
+    <w:abstractNumId w:val="20"/>
   </w:num>
-  <w:num w:numId="3" w16cid:durableId="1058162794">
-    <w:abstractNumId w:val="1"/>
+  <w:num w:numId="29" w16cid:durableId="1110054698">
+    <w:abstractNumId w:val="33"/>
   </w:num>
-  <w:num w:numId="4" w16cid:durableId="2024088947">
-    <w:abstractNumId w:val="12"/>
-  </w:num>
-  <w:num w:numId="5" w16cid:durableId="337276930">
+  <w:num w:numId="30" w16cid:durableId="676930913">
     <w:abstractNumId w:val="18"/>
   </w:num>
-  <w:num w:numId="6" w16cid:durableId="1684428700">
-    <w:abstractNumId w:val="11"/>
+  <w:num w:numId="31" w16cid:durableId="19355620">
+    <w:abstractNumId w:val="27"/>
   </w:num>
-  <w:num w:numId="7" w16cid:durableId="485244456">
-    <w:abstractNumId w:val="5"/>
-  </w:num>
-  <w:num w:numId="8" w16cid:durableId="1485707457">
-    <w:abstractNumId w:val="29"/>
-  </w:num>
-  <w:num w:numId="9" w16cid:durableId="436607681">
-    <w:abstractNumId w:val="23"/>
-  </w:num>
-  <w:num w:numId="10" w16cid:durableId="363100114">
-    <w:abstractNumId w:val="32"/>
-  </w:num>
-  <w:num w:numId="11" w16cid:durableId="288896630">
-    <w:abstractNumId w:val="6"/>
-  </w:num>
-  <w:num w:numId="12" w16cid:durableId="488600134">
-    <w:abstractNumId w:val="20"/>
-  </w:num>
-  <w:num w:numId="13" w16cid:durableId="87820070">
+  <w:num w:numId="32" w16cid:durableId="642394279">
     <w:abstractNumId w:val="30"/>
   </w:num>
-  <w:num w:numId="14" w16cid:durableId="1063793003">
+  <w:num w:numId="33" w16cid:durableId="911544322">
+    <w:abstractNumId w:val="14"/>
+  </w:num>
+  <w:num w:numId="34" w16cid:durableId="1515723827">
+    <w:abstractNumId w:val="37"/>
+  </w:num>
+  <w:num w:numId="35" w16cid:durableId="302539031">
+    <w:abstractNumId w:val="28"/>
+  </w:num>
+  <w:num w:numId="36" w16cid:durableId="2135714011">
+    <w:abstractNumId w:val="10"/>
+  </w:num>
+  <w:num w:numId="37" w16cid:durableId="1563522860">
+    <w:abstractNumId w:val="17"/>
+  </w:num>
+  <w:num w:numId="38" w16cid:durableId="1097169742">
     <w:abstractNumId w:val="0"/>
   </w:num>
-  <w:num w:numId="15" w16cid:durableId="805463891">
-    <w:abstractNumId w:val="22"/>
-  </w:num>
-  <w:num w:numId="16" w16cid:durableId="554242679">
-    <w:abstractNumId w:val="7"/>
-  </w:num>
-  <w:num w:numId="17" w16cid:durableId="866985756">
-    <w:abstractNumId w:val="2"/>
-  </w:num>
-  <w:num w:numId="18" w16cid:durableId="2124685619">
-    <w:abstractNumId w:val="33"/>
-  </w:num>
-  <w:num w:numId="19" w16cid:durableId="1793673038">
-    <w:abstractNumId w:val="24"/>
-  </w:num>
-  <w:num w:numId="20" w16cid:durableId="88815163">
-    <w:abstractNumId w:val="10"/>
-  </w:num>
-  <w:num w:numId="21" w16cid:durableId="1418134865">
-    <w:abstractNumId w:val="15"/>
-  </w:num>
-  <w:num w:numId="22" w16cid:durableId="1865702025">
-    <w:abstractNumId w:val="3"/>
-  </w:num>
-  <w:num w:numId="23" w16cid:durableId="1354266708">
-    <w:abstractNumId w:val="4"/>
-  </w:num>
-  <w:num w:numId="24" w16cid:durableId="1539974093">
-    <w:abstractNumId w:val="8"/>
-  </w:num>
-  <w:num w:numId="25" w16cid:durableId="1777213022">
-    <w:abstractNumId w:val="14"/>
-  </w:num>
-  <w:num w:numId="26" w16cid:durableId="1072462234">
-    <w:abstractNumId w:val="27"/>
-  </w:num>
-  <w:num w:numId="27" w16cid:durableId="1108112898">
-    <w:abstractNumId w:val="34"/>
-  </w:num>
-  <w:num w:numId="28" w16cid:durableId="2121026418">
-    <w:abstractNumId w:val="19"/>
-  </w:num>
-  <w:num w:numId="29" w16cid:durableId="1110054698">
-    <w:abstractNumId w:val="31"/>
-  </w:num>
-  <w:num w:numId="30" w16cid:durableId="676930913">
-    <w:abstractNumId w:val="17"/>
-  </w:num>
-  <w:num w:numId="31" w16cid:durableId="19355620">
+  <w:num w:numId="39" w16cid:durableId="1266111932">
     <w:abstractNumId w:val="25"/>
-  </w:num>
-  <w:num w:numId="32" w16cid:durableId="642394279">
-    <w:abstractNumId w:val="28"/>
-  </w:num>
-  <w:num w:numId="33" w16cid:durableId="911544322">
-    <w:abstractNumId w:val="13"/>
-  </w:num>
-  <w:num w:numId="34" w16cid:durableId="1515723827">
-    <w:abstractNumId w:val="35"/>
-  </w:num>
-  <w:num w:numId="35" w16cid:durableId="302539031">
-    <w:abstractNumId w:val="26"/>
-  </w:num>
-  <w:num w:numId="36" w16cid:durableId="2135714011">
-    <w:abstractNumId w:val="9"/>
-  </w:num>
-  <w:num w:numId="37" w16cid:durableId="1563522860">
-    <w:abstractNumId w:val="16"/>
   </w:num>
 </w:numbering>
 </file>
 
 <file path=word/styles.xml><?xml version="1.0" encoding="utf-8"?>
-<w:styles xmlns:mc="http://schemas.openxmlformats.org/markup-compatibility/2006" xmlns:r="http://schemas.openxmlformats.org/officeDocument/2006/relationships" xmlns:w="http://schemas.openxmlformats.org/wordprocessingml/2006/main" xmlns:w14="http://schemas.microsoft.com/office/word/2010/wordml" xmlns:w15="http://schemas.microsoft.com/office/word/2012/wordml" xmlns:w16cex="http://schemas.microsoft.com/office/word/2018/wordml/cex" xmlns:w16cid="http://schemas.microsoft.com/office/word/2016/wordml/cid" xmlns:w16="http://schemas.microsoft.com/office/word/2018/wordml" xmlns:w16sdtdh="http://schemas.microsoft.com/office/word/2020/wordml/sdtdatahash" xmlns:w16se="http://schemas.microsoft.com/office/word/2015/wordml/symex" mc:Ignorable="w14 w15 w16se w16cid w16 w16cex w16sdtdh">
+<w:styles xmlns:mc="http://schemas.openxmlformats.org/markup-compatibility/2006" xmlns:r="http://schemas.openxmlformats.org/officeDocument/2006/relationships" xmlns:w="http://schemas.openxmlformats.org/wordprocessingml/2006/main" xmlns:w14="http://schemas.microsoft.com/office/word/2010/wordml" xmlns:w15="http://schemas.microsoft.com/office/word/2012/wordml" xmlns:w16cex="http://schemas.microsoft.com/office/word/2018/wordml/cex" xmlns:w16cid="http://schemas.microsoft.com/office/word/2016/wordml/cid" xmlns:w16="http://schemas.microsoft.com/office/word/2018/wordml" xmlns:w16du="http://schemas.microsoft.com/office/word/2023/wordml/word16du" xmlns:w16sdtdh="http://schemas.microsoft.com/office/word/2020/wordml/sdtdatahash" xmlns:w16sdtfl="http://schemas.microsoft.com/office/word/2024/wordml/sdtformatlock" xmlns:w16se="http://schemas.microsoft.com/office/word/2015/wordml/symex" mc:Ignorable="w14 w15 w16se w16cid w16 w16cex w16sdtdh w16sdtfl w16du">
   <w:docDefaults>
     <w:rPrDefault>
       <w:rPr>
@@ -22619,7 +27996,6 @@
   <w:style w:type="character" w:default="1" w:styleId="Policepardfaut">
     <w:name w:val="Default Paragraph Font"/>
     <w:uiPriority w:val="1"/>
-    <w:semiHidden/>
     <w:unhideWhenUsed/>
   </w:style>
   <w:style w:type="table" w:default="1" w:styleId="TableauNormal">

--- a/Etat-de-lart-Lamia-BELKADI (3).docx
+++ b/Etat-de-lart-Lamia-BELKADI (3).docx
@@ -20261,72 +20261,7 @@
     <w:p>
       <w:pPr>
         <w:pStyle w:val="Titre2"/>
-        <w:ind w:firstLine="0"/>
-        <w:rPr>
-          <w:color w:val="2E5395"/>
-        </w:rPr>
-      </w:pPr>
-    </w:p>
-    <w:p>
-      <w:pPr>
-        <w:pStyle w:val="Titre2"/>
-        <w:ind w:left="2154"/>
-        <w:rPr>
-          <w:color w:val="4471C4"/>
-        </w:rPr>
-      </w:pPr>
-      <w:bookmarkStart w:id="67" w:name="_Toc236387112"/>
-      <w:r>
-        <w:rPr>
-          <w:color w:val="4471C4"/>
-        </w:rPr>
-        <w:t>3.2.1. Le simulateur de Data Center</w:t>
-      </w:r>
-      <w:bookmarkEnd w:id="67"/>
-    </w:p>
-    <w:p>
-      <w:pPr>
-        <w:pStyle w:val="Titre2"/>
-        <w:ind w:left="2154"/>
-        <w:rPr>
-          <w:color w:val="4471C4"/>
-        </w:rPr>
-      </w:pPr>
-      <w:bookmarkStart w:id="68" w:name="_Toc236387113"/>
-      <w:r>
-        <w:rPr>
-          <w:color w:val="4471C4"/>
-        </w:rPr>
-        <w:t>3.2.2. Le module de décision HEAT2VALUE</w:t>
-      </w:r>
-      <w:bookmarkEnd w:id="68"/>
-    </w:p>
-    <w:p>
-      <w:pPr>
-        <w:pStyle w:val="Titre2"/>
-        <w:ind w:left="2154"/>
-        <w:rPr>
-          <w:color w:val="4471C4"/>
-        </w:rPr>
-      </w:pPr>
-      <w:bookmarkStart w:id="69" w:name="_Toc236387114"/>
-      <w:r>
-        <w:rPr>
-          <w:color w:val="4471C4"/>
-        </w:rPr>
-        <w:t>3.2.3. Le module de calcul des KPI</w:t>
-      </w:r>
-      <w:bookmarkEnd w:id="69"/>
-    </w:p>
-    <w:p>
-      <w:pPr>
-        <w:pStyle w:val="Titre2"/>
-        <w:ind w:left="2154"/>
-      </w:pPr>
-    </w:p>
-    <w:p>
-      <w:pPr>
-        <w:pStyle w:val="Titre2"/>
+        <w:ind w:left="567" w:right="1128" w:firstLine="0"/>
         <w:rPr>
           <w:rStyle w:val="lev"/>
           <w:b/>
@@ -20334,206 +20269,984 @@
           <w:color w:val="2E5395"/>
         </w:rPr>
       </w:pPr>
-      <w:r>
+    </w:p>
+    <w:p>
+      <w:pPr>
+        <w:pStyle w:val="Corpsdetexte"/>
+        <w:ind w:left="567" w:right="1128"/>
+        <w:jc w:val="both"/>
         <w:rPr>
           <w:rStyle w:val="lev"/>
-        </w:rPr>
-        <w:t xml:space="preserve">      </w:t>
-      </w:r>
-      <w:r>
-        <w:rPr>
-          <w:rStyle w:val="lev"/>
-        </w:rPr>
-        <w:tab/>
-      </w:r>
-      <w:bookmarkStart w:id="70" w:name="_Toc236387115"/>
-      <w:r>
+          <w:b w:val="0"/>
+          <w:bCs w:val="0"/>
+        </w:rPr>
+      </w:pPr>
+      <w:r>
+        <w:t>Cette section décrit concrètement comment chaque module a été implémenté. Pour chaque module, on explique son rôle, les choix de conception retenus et les résultats qu'il produit.</w:t>
+      </w:r>
+    </w:p>
+    <w:p>
+      <w:pPr>
+        <w:pStyle w:val="Titre2"/>
+        <w:ind w:firstLine="0"/>
+        <w:rPr>
+          <w:color w:val="2E5395"/>
+        </w:rPr>
+      </w:pPr>
+    </w:p>
+    <w:p>
+      <w:pPr>
+        <w:pStyle w:val="Titre2"/>
+        <w:ind w:left="2154"/>
+        <w:rPr>
+          <w:color w:val="4471C4"/>
+        </w:rPr>
+      </w:pPr>
+      <w:bookmarkStart w:id="67" w:name="_Toc236387112"/>
+      <w:r>
+        <w:rPr>
+          <w:color w:val="4471C4"/>
+        </w:rPr>
+        <w:t>3.2.1. Le simulateur de Data Center</w:t>
+      </w:r>
+      <w:bookmarkEnd w:id="67"/>
+    </w:p>
+    <w:p>
+      <w:pPr>
+        <w:pStyle w:val="Titre2"/>
+        <w:ind w:left="2154"/>
+        <w:rPr>
+          <w:color w:val="4471C4"/>
+        </w:rPr>
+      </w:pPr>
+    </w:p>
+    <w:p>
+      <w:pPr>
+        <w:pStyle w:val="Corpsdetexte"/>
+        <w:ind w:left="567" w:right="1128"/>
+        <w:jc w:val="both"/>
+      </w:pPr>
+      <w:r>
+        <w:t>Le simulateur génère les données nécessaires au fonctionnement de l'algorithme sur une journée de 24 heures, avec une mesure toutes les 15 minutes, soit 96 points de données au total.</w:t>
+      </w:r>
+    </w:p>
+    <w:p>
+      <w:pPr>
+        <w:pStyle w:val="Corpsdetexte"/>
+        <w:ind w:left="567" w:right="1128"/>
+        <w:jc w:val="both"/>
+      </w:pPr>
+    </w:p>
+    <w:p>
+      <w:pPr>
+        <w:pStyle w:val="Corpsdetexte"/>
+        <w:ind w:left="567" w:right="1128"/>
+        <w:jc w:val="both"/>
+      </w:pPr>
+      <w:r>
+        <w:t>La charge des serveurs est modélisée par une progression linéaire de 30% à 90%, à laquelle un bruit aléatoire est ajouté pour reproduire les fluctuations naturelles d'un Data Center réel. La puissance consommée est directement proportionnelle à cette charge, sur la base d'un Data Center d'une puissance maximale de 1000 kW. La chaleur produite est calculée en appliquant un coefficient de 0.95, qui traduit le fait que 95% de l'électricité consommée par les serveurs se transforme en chaleur.</w:t>
+      </w:r>
+    </w:p>
+    <w:p>
+      <w:pPr>
+        <w:pStyle w:val="Corpsdetexte"/>
+        <w:ind w:left="567" w:right="1128"/>
+        <w:jc w:val="both"/>
+      </w:pPr>
+      <w:r>
+        <w:lastRenderedPageBreak/>
+        <w:t xml:space="preserve">La température extérieure et l'intensité carbone sont également générées par le simulateur, mais peuvent être remplacées par des données réelles lors des tests. C'est ce mécanisme de substitution qui permet d'intégrer les données </w:t>
+      </w:r>
+      <w:proofErr w:type="spellStart"/>
+      <w:r>
+        <w:t>Electricity</w:t>
+      </w:r>
+      <w:proofErr w:type="spellEnd"/>
+      <w:r>
+        <w:t xml:space="preserve"> </w:t>
+      </w:r>
+      <w:proofErr w:type="spellStart"/>
+      <w:r>
+        <w:t>Maps</w:t>
+      </w:r>
+      <w:proofErr w:type="spellEnd"/>
+      <w:r>
+        <w:t xml:space="preserve"> et le jeu de données test sans modifier le reste de la chaîne de traitement.</w:t>
+      </w:r>
+    </w:p>
+    <w:p>
+      <w:pPr>
+        <w:pStyle w:val="Corpsdetexte"/>
+        <w:ind w:left="567" w:right="1128"/>
+        <w:jc w:val="both"/>
+      </w:pPr>
+    </w:p>
+    <w:p>
+      <w:pPr>
+        <w:pStyle w:val="Corpsdetexte"/>
+        <w:ind w:left="567" w:right="1128"/>
+        <w:jc w:val="both"/>
+      </w:pPr>
+      <w:r>
+        <w:drawing>
+          <wp:anchor distT="0" distB="0" distL="114300" distR="114300" simplePos="0" relativeHeight="251657216" behindDoc="1" locked="0" layoutInCell="1" allowOverlap="1" wp14:anchorId="353D7359" wp14:editId="404181B3">
+            <wp:simplePos x="0" y="0"/>
+            <wp:positionH relativeFrom="column">
+              <wp:posOffset>175260</wp:posOffset>
+            </wp:positionH>
+            <wp:positionV relativeFrom="paragraph">
+              <wp:posOffset>588645</wp:posOffset>
+            </wp:positionV>
+            <wp:extent cx="6559550" cy="1543050"/>
+            <wp:effectExtent l="0" t="0" r="0" b="0"/>
+            <wp:wrapTight wrapText="bothSides">
+              <wp:wrapPolygon edited="0">
+                <wp:start x="0" y="0"/>
+                <wp:lineTo x="0" y="21333"/>
+                <wp:lineTo x="21516" y="21333"/>
+                <wp:lineTo x="21516" y="0"/>
+                <wp:lineTo x="0" y="0"/>
+              </wp:wrapPolygon>
+            </wp:wrapTight>
+            <wp:docPr id="953634836" name="Image 1"/>
+            <wp:cNvGraphicFramePr>
+              <a:graphicFrameLocks xmlns:a="http://schemas.openxmlformats.org/drawingml/2006/main" noChangeAspect="1"/>
+            </wp:cNvGraphicFramePr>
+            <a:graphic xmlns:a="http://schemas.openxmlformats.org/drawingml/2006/main">
+              <a:graphicData uri="http://schemas.openxmlformats.org/drawingml/2006/picture">
+                <pic:pic xmlns:pic="http://schemas.openxmlformats.org/drawingml/2006/picture">
+                  <pic:nvPicPr>
+                    <pic:cNvPr id="953634836" name=""/>
+                    <pic:cNvPicPr/>
+                  </pic:nvPicPr>
+                  <pic:blipFill>
+                    <a:blip r:embed="rId13">
+                      <a:extLst>
+                        <a:ext uri="{28A0092B-C50C-407E-A947-70E740481C1C}">
+                          <a14:useLocalDpi xmlns:a14="http://schemas.microsoft.com/office/drawing/2010/main" val="0"/>
+                        </a:ext>
+                      </a:extLst>
+                    </a:blip>
+                    <a:stretch>
+                      <a:fillRect/>
+                    </a:stretch>
+                  </pic:blipFill>
+                  <pic:spPr>
+                    <a:xfrm>
+                      <a:off x="0" y="0"/>
+                      <a:ext cx="6559550" cy="1543050"/>
+                    </a:xfrm>
+                    <a:prstGeom prst="rect">
+                      <a:avLst/>
+                    </a:prstGeom>
+                  </pic:spPr>
+                </pic:pic>
+              </a:graphicData>
+            </a:graphic>
+            <wp14:sizeRelH relativeFrom="margin">
+              <wp14:pctWidth>0</wp14:pctWidth>
+            </wp14:sizeRelH>
+            <wp14:sizeRelV relativeFrom="margin">
+              <wp14:pctHeight>0</wp14:pctHeight>
+            </wp14:sizeRelV>
+          </wp:anchor>
+        </w:drawing>
+      </w:r>
+      <w:r>
+        <w:t>Le tableau ci-dessous présente un extrait des données produites par le simulateur pour le scénario de référence :</w:t>
+      </w:r>
+    </w:p>
+    <w:p>
+      <w:pPr>
+        <w:pStyle w:val="Titre2"/>
+        <w:ind w:left="2154"/>
+        <w:rPr>
+          <w:color w:val="4471C4"/>
+        </w:rPr>
+      </w:pPr>
+    </w:p>
+    <w:p>
+      <w:pPr>
+        <w:pStyle w:val="Titre2"/>
+        <w:ind w:left="2154"/>
+        <w:rPr>
+          <w:color w:val="4471C4"/>
+        </w:rPr>
+      </w:pPr>
+      <w:bookmarkStart w:id="68" w:name="_Toc236387113"/>
+      <w:r>
+        <w:rPr>
+          <w:color w:val="4471C4"/>
+        </w:rPr>
+        <w:t>3.2.2. Le module de décision HEAT2VALUE</w:t>
+      </w:r>
+      <w:bookmarkEnd w:id="68"/>
+    </w:p>
+    <w:p>
+      <w:pPr>
+        <w:pStyle w:val="Titre2"/>
+        <w:ind w:left="2154"/>
+        <w:rPr>
+          <w:color w:val="4471C4"/>
+        </w:rPr>
+      </w:pPr>
+    </w:p>
+    <w:p>
+      <w:pPr>
+        <w:pStyle w:val="Corpsdetexte"/>
+        <w:ind w:left="567" w:right="1128"/>
+        <w:jc w:val="both"/>
+      </w:pPr>
+      <w:r>
+        <w:t>Le module de décision est le cœur de l'implémentation. Il reçoit les données du simulateur et parcourt les 96 instants de la journée pour prendre une décision à chaque pas de temps selon la logique de priorité définie au chapitre 2.</w:t>
+      </w:r>
+    </w:p>
+    <w:p>
+      <w:pPr>
+        <w:pStyle w:val="Corpsdetexte"/>
+        <w:ind w:left="567" w:right="1128"/>
+        <w:jc w:val="both"/>
+      </w:pPr>
+    </w:p>
+    <w:p>
+      <w:pPr>
+        <w:pStyle w:val="Corpsdetexte"/>
+        <w:ind w:left="567" w:right="1128"/>
+        <w:jc w:val="both"/>
+      </w:pPr>
+      <w:r>
+        <w:t>Trois paramètres fixes gouvernent le comportement de l'algorithme :</w:t>
+      </w:r>
+    </w:p>
+    <w:p>
+      <w:pPr>
+        <w:pStyle w:val="Corpsdetexte"/>
+        <w:ind w:left="567" w:right="1128"/>
+        <w:jc w:val="both"/>
+      </w:pPr>
+    </w:p>
+    <w:p>
+      <w:pPr>
+        <w:pStyle w:val="Corpsdetexte"/>
+        <w:numPr>
+          <w:ilvl w:val="0"/>
+          <w:numId w:val="43"/>
+        </w:numPr>
+        <w:ind w:right="1128"/>
+        <w:jc w:val="both"/>
+      </w:pPr>
+      <w:r>
+        <w:rPr>
+          <w:b/>
+          <w:bCs/>
+        </w:rPr>
+        <w:t>SEUIL_TEMP = 18°C</w:t>
+      </w:r>
+      <w:r>
+        <w:t xml:space="preserve"> : en dessous de ce seuil, la réutilisation immédiate est déclenchée</w:t>
+      </w:r>
+    </w:p>
+    <w:p>
+      <w:pPr>
+        <w:pStyle w:val="Corpsdetexte"/>
+        <w:numPr>
+          <w:ilvl w:val="0"/>
+          <w:numId w:val="43"/>
+        </w:numPr>
+        <w:ind w:right="1128"/>
+        <w:jc w:val="both"/>
+      </w:pPr>
+      <w:r>
+        <w:rPr>
+          <w:b/>
+          <w:bCs/>
+        </w:rPr>
+        <w:t xml:space="preserve">SEUIL_CARBONE = 150 </w:t>
+      </w:r>
+      <w:proofErr w:type="spellStart"/>
+      <w:r>
+        <w:rPr>
+          <w:b/>
+          <w:bCs/>
+        </w:rPr>
+        <w:t>gCO</w:t>
+      </w:r>
+      <w:proofErr w:type="spellEnd"/>
+      <w:r>
+        <w:rPr>
+          <w:b/>
+          <w:bCs/>
+        </w:rPr>
+        <w:t>₂/kWh</w:t>
+      </w:r>
+      <w:r>
+        <w:t xml:space="preserve"> : </w:t>
+      </w:r>
+      <w:r>
+        <w:t>au-dessus</w:t>
+      </w:r>
+      <w:r>
+        <w:t xml:space="preserve"> de ce seuil, le stockage est déclenché si le réservoir n'est pas plein</w:t>
+      </w:r>
+    </w:p>
+    <w:p>
+      <w:pPr>
+        <w:pStyle w:val="Corpsdetexte"/>
+        <w:numPr>
+          <w:ilvl w:val="0"/>
+          <w:numId w:val="43"/>
+        </w:numPr>
+        <w:ind w:right="1128"/>
+        <w:jc w:val="both"/>
+      </w:pPr>
+      <w:r>
+        <w:rPr>
+          <w:b/>
+          <w:bCs/>
+        </w:rPr>
+        <w:t>CAPACITE_RESERVOIR = 5000 kWh</w:t>
+      </w:r>
+      <w:r>
+        <w:t xml:space="preserve"> : capacité maximale du réservoir thermique, avec une limite d'utilisation fixée à 90%</w:t>
+      </w:r>
+    </w:p>
+    <w:p>
+      <w:pPr>
+        <w:pStyle w:val="Corpsdetexte"/>
+        <w:ind w:left="567" w:right="1128"/>
+        <w:jc w:val="both"/>
+      </w:pPr>
+    </w:p>
+    <w:p>
+      <w:pPr>
+        <w:pStyle w:val="Corpsdetexte"/>
+        <w:ind w:left="567" w:right="1128"/>
+        <w:jc w:val="both"/>
+      </w:pPr>
+      <w:r>
+        <w:t>Pour chaque instant, le module enregistre la décision prise ainsi que les quantités de chaleur réutilisée, stockée et rejetée. À la fin des 96 instants, il calcule le bilan sur 24 heures et retourne le HRR.</w:t>
+      </w:r>
+    </w:p>
+    <w:p>
+      <w:pPr>
+        <w:pStyle w:val="Corpsdetexte"/>
+        <w:ind w:left="567" w:right="1128"/>
+        <w:jc w:val="both"/>
+      </w:pPr>
+    </w:p>
+    <w:p>
+      <w:pPr>
+        <w:pStyle w:val="Corpsdetexte"/>
+        <w:ind w:left="567" w:right="1128"/>
+        <w:jc w:val="both"/>
+      </w:pPr>
+      <w:r>
+        <w:t xml:space="preserve">Le tableau ci-dessous présente </w:t>
+      </w:r>
+      <w:r>
+        <w:t>l</w:t>
+      </w:r>
+      <w:r>
+        <w:t xml:space="preserve">es décisions prises pour le scénario </w:t>
+      </w:r>
+      <w:r>
+        <w:t>hiver :</w:t>
+      </w:r>
+    </w:p>
+    <w:p>
+      <w:pPr>
+        <w:pStyle w:val="Corpsdetexte"/>
+        <w:ind w:left="567" w:right="1128"/>
+        <w:jc w:val="both"/>
+      </w:pPr>
+      <w:r>
+        <w:lastRenderedPageBreak/>
+        <w:drawing>
+          <wp:anchor distT="0" distB="0" distL="114300" distR="114300" simplePos="0" relativeHeight="251659264" behindDoc="1" locked="0" layoutInCell="1" allowOverlap="1" wp14:anchorId="12FC8836" wp14:editId="50529DE3">
+            <wp:simplePos x="0" y="0"/>
+            <wp:positionH relativeFrom="column">
+              <wp:posOffset>207645</wp:posOffset>
+            </wp:positionH>
+            <wp:positionV relativeFrom="paragraph">
+              <wp:posOffset>-620395</wp:posOffset>
+            </wp:positionV>
+            <wp:extent cx="6368415" cy="2808605"/>
+            <wp:effectExtent l="0" t="0" r="0" b="0"/>
+            <wp:wrapTight wrapText="bothSides">
+              <wp:wrapPolygon edited="0">
+                <wp:start x="0" y="0"/>
+                <wp:lineTo x="0" y="21390"/>
+                <wp:lineTo x="21516" y="21390"/>
+                <wp:lineTo x="21516" y="0"/>
+                <wp:lineTo x="0" y="0"/>
+              </wp:wrapPolygon>
+            </wp:wrapTight>
+            <wp:docPr id="1525076427" name="Image 1"/>
+            <wp:cNvGraphicFramePr>
+              <a:graphicFrameLocks xmlns:a="http://schemas.openxmlformats.org/drawingml/2006/main" noChangeAspect="1"/>
+            </wp:cNvGraphicFramePr>
+            <a:graphic xmlns:a="http://schemas.openxmlformats.org/drawingml/2006/main">
+              <a:graphicData uri="http://schemas.openxmlformats.org/drawingml/2006/picture">
+                <pic:pic xmlns:pic="http://schemas.openxmlformats.org/drawingml/2006/picture">
+                  <pic:nvPicPr>
+                    <pic:cNvPr id="1525076427" name=""/>
+                    <pic:cNvPicPr/>
+                  </pic:nvPicPr>
+                  <pic:blipFill>
+                    <a:blip r:embed="rId14">
+                      <a:extLst>
+                        <a:ext uri="{28A0092B-C50C-407E-A947-70E740481C1C}">
+                          <a14:useLocalDpi xmlns:a14="http://schemas.microsoft.com/office/drawing/2010/main" val="0"/>
+                        </a:ext>
+                      </a:extLst>
+                    </a:blip>
+                    <a:stretch>
+                      <a:fillRect/>
+                    </a:stretch>
+                  </pic:blipFill>
+                  <pic:spPr>
+                    <a:xfrm>
+                      <a:off x="0" y="0"/>
+                      <a:ext cx="6368415" cy="2808605"/>
+                    </a:xfrm>
+                    <a:prstGeom prst="rect">
+                      <a:avLst/>
+                    </a:prstGeom>
+                  </pic:spPr>
+                </pic:pic>
+              </a:graphicData>
+            </a:graphic>
+            <wp14:sizeRelH relativeFrom="margin">
+              <wp14:pctWidth>0</wp14:pctWidth>
+            </wp14:sizeRelH>
+            <wp14:sizeRelV relativeFrom="margin">
+              <wp14:pctHeight>0</wp14:pctHeight>
+            </wp14:sizeRelV>
+          </wp:anchor>
+        </w:drawing>
+      </w:r>
+    </w:p>
+    <w:p>
+      <w:pPr>
+        <w:pStyle w:val="Corpsdetexte"/>
+      </w:pPr>
+    </w:p>
+    <w:p>
+      <w:pPr>
+        <w:pStyle w:val="Titre2"/>
+        <w:ind w:left="2154"/>
+        <w:rPr>
+          <w:color w:val="4471C4"/>
+        </w:rPr>
+      </w:pPr>
+      <w:bookmarkStart w:id="69" w:name="_Toc236387114"/>
+    </w:p>
+    <w:p>
+      <w:pPr>
+        <w:pStyle w:val="Titre2"/>
+        <w:ind w:left="2154"/>
+        <w:rPr>
+          <w:color w:val="4471C4"/>
+        </w:rPr>
+      </w:pPr>
+    </w:p>
+    <w:p>
+      <w:pPr>
+        <w:pStyle w:val="Titre2"/>
+        <w:ind w:left="2154"/>
+        <w:rPr>
+          <w:color w:val="4471C4"/>
+        </w:rPr>
+      </w:pPr>
+    </w:p>
+    <w:p>
+      <w:pPr>
+        <w:pStyle w:val="Titre2"/>
+        <w:ind w:left="2154"/>
+        <w:rPr>
+          <w:color w:val="4471C4"/>
+        </w:rPr>
+      </w:pPr>
+    </w:p>
+    <w:p>
+      <w:pPr>
+        <w:pStyle w:val="Titre2"/>
+        <w:ind w:left="2154"/>
+        <w:rPr>
+          <w:color w:val="4471C4"/>
+        </w:rPr>
+      </w:pPr>
+    </w:p>
+    <w:p>
+      <w:pPr>
+        <w:pStyle w:val="Titre2"/>
+        <w:ind w:left="2154"/>
+        <w:rPr>
+          <w:color w:val="4471C4"/>
+        </w:rPr>
+      </w:pPr>
+    </w:p>
+    <w:p>
+      <w:pPr>
+        <w:pStyle w:val="Titre2"/>
+        <w:ind w:left="2154"/>
+        <w:rPr>
+          <w:color w:val="4471C4"/>
+        </w:rPr>
+      </w:pPr>
+    </w:p>
+    <w:p>
+      <w:pPr>
+        <w:pStyle w:val="Titre2"/>
+        <w:ind w:left="2154"/>
+        <w:rPr>
+          <w:color w:val="4471C4"/>
+        </w:rPr>
+      </w:pPr>
+    </w:p>
+    <w:p>
+      <w:pPr>
+        <w:pStyle w:val="Titre2"/>
+        <w:ind w:left="2154"/>
+        <w:rPr>
+          <w:color w:val="4471C4"/>
+        </w:rPr>
+      </w:pPr>
+    </w:p>
+    <w:p>
+      <w:pPr>
+        <w:pStyle w:val="Titre2"/>
+        <w:ind w:left="2154"/>
+        <w:rPr>
+          <w:color w:val="4471C4"/>
+        </w:rPr>
+      </w:pPr>
+    </w:p>
+    <w:p>
+      <w:pPr>
+        <w:pStyle w:val="Titre2"/>
+        <w:ind w:left="2154"/>
+        <w:rPr>
+          <w:color w:val="4471C4"/>
+        </w:rPr>
+      </w:pPr>
+      <w:r>
+        <w:rPr>
+          <w:color w:val="4471C4"/>
+        </w:rPr>
+        <w:t>3.2.3. Le module de calcul des KPI</w:t>
+      </w:r>
+      <w:bookmarkEnd w:id="69"/>
+    </w:p>
+    <w:p>
+      <w:pPr>
+        <w:pStyle w:val="Titre2"/>
+        <w:ind w:left="2154"/>
+        <w:rPr>
+          <w:color w:val="4471C4"/>
+        </w:rPr>
+      </w:pPr>
+    </w:p>
+    <w:p>
+      <w:pPr>
+        <w:pStyle w:val="Corpsdetexte"/>
+        <w:ind w:left="567" w:right="1128"/>
+        <w:jc w:val="both"/>
+      </w:pPr>
+      <w:r>
+        <w:t>Le module de calcul des KPI reçoit les données du simulateur et les décisions de l'algorithme, et calcule les trois indicateurs classiques à chaque pas de temps.</w:t>
+      </w:r>
+    </w:p>
+    <w:p>
+      <w:pPr>
+        <w:pStyle w:val="Corpsdetexte"/>
+        <w:ind w:left="567" w:right="1128"/>
+        <w:jc w:val="both"/>
+      </w:pPr>
+    </w:p>
+    <w:p>
+      <w:pPr>
+        <w:pStyle w:val="Corpsdetexte"/>
+        <w:numPr>
+          <w:ilvl w:val="0"/>
+          <w:numId w:val="44"/>
+        </w:numPr>
+        <w:ind w:right="1128"/>
+        <w:jc w:val="both"/>
+      </w:pPr>
+      <w:r>
+        <w:t xml:space="preserve">Le </w:t>
+      </w:r>
+      <w:r>
+        <w:rPr>
+          <w:b/>
+          <w:bCs/>
+        </w:rPr>
+        <w:t>PUE</w:t>
+      </w:r>
+      <w:r>
+        <w:t xml:space="preserve"> est calculé en ajoutant à la puissance IT la consommation du système de refroidissement, qui dépend de la décision prise : 5% de la puissance IT en mode réutilisation, 10% en mode stockage, et 30% en mode rejet classique.</w:t>
+      </w:r>
+    </w:p>
+    <w:p>
+      <w:pPr>
+        <w:pStyle w:val="Corpsdetexte"/>
+        <w:ind w:left="567" w:right="1128"/>
+        <w:jc w:val="both"/>
+      </w:pPr>
+    </w:p>
+    <w:p>
+      <w:pPr>
+        <w:pStyle w:val="Corpsdetexte"/>
+        <w:numPr>
+          <w:ilvl w:val="0"/>
+          <w:numId w:val="44"/>
+        </w:numPr>
+        <w:ind w:right="1128"/>
+        <w:jc w:val="both"/>
+      </w:pPr>
+      <w:r>
+        <w:t xml:space="preserve">Le </w:t>
+      </w:r>
+      <w:r>
+        <w:rPr>
+          <w:b/>
+          <w:bCs/>
+        </w:rPr>
+        <w:t>CUE</w:t>
+      </w:r>
+      <w:r>
+        <w:t xml:space="preserve"> est calculé en soustrayant des émissions totales les émissions évitées grâce à la valorisation de la chaleur. Ces émissions évitées correspondent aux émissions d'une chaudière à gaz remplacée par la chaleur des serveurs, estimées à 200 </w:t>
+      </w:r>
+      <w:proofErr w:type="spellStart"/>
+      <w:r>
+        <w:t>gCO</w:t>
+      </w:r>
+      <w:proofErr w:type="spellEnd"/>
+      <w:r>
+        <w:t>₂/kWh. Un plancher à zéro est appliqué pour éviter des valeurs négatives non physiques.</w:t>
+      </w:r>
+    </w:p>
+    <w:p>
+      <w:pPr>
+        <w:pStyle w:val="Corpsdetexte"/>
+        <w:ind w:left="567" w:right="1128"/>
+        <w:jc w:val="both"/>
+      </w:pPr>
+    </w:p>
+    <w:p>
+      <w:pPr>
+        <w:pStyle w:val="Corpsdetexte"/>
+        <w:numPr>
+          <w:ilvl w:val="0"/>
+          <w:numId w:val="44"/>
+        </w:numPr>
+        <w:ind w:right="1128"/>
+        <w:jc w:val="both"/>
+      </w:pPr>
+      <w:r>
+        <w:t xml:space="preserve">Le </w:t>
+      </w:r>
+      <w:r>
+        <w:rPr>
+          <w:b/>
+          <w:bCs/>
+        </w:rPr>
+        <w:t>WUE</w:t>
+      </w:r>
+      <w:r>
+        <w:t xml:space="preserve"> dépend directement de la décision prise : 0.5 L/kWh en mode réutilisation, 0.8 L/kWh en mode stockage, et 1.8 L/kWh en mode rejet classique.</w:t>
+      </w:r>
+    </w:p>
+    <w:p>
+      <w:pPr>
+        <w:pStyle w:val="Corpsdetexte"/>
+        <w:ind w:left="567" w:right="1128"/>
+        <w:jc w:val="both"/>
+      </w:pPr>
+    </w:p>
+    <w:p>
+      <w:pPr>
+        <w:pStyle w:val="Corpsdetexte"/>
+        <w:ind w:left="567" w:right="1128"/>
+        <w:jc w:val="both"/>
+      </w:pPr>
+      <w:r>
+        <w:t>Le tableau ci-dessous présente un extrait des KPI calculés pour le scénario de référence :</w:t>
+      </w:r>
+    </w:p>
+    <w:p>
+      <w:pPr>
+        <w:pStyle w:val="Corpsdetexte"/>
+        <w:ind w:left="567" w:right="1128"/>
+        <w:jc w:val="both"/>
+      </w:pPr>
+    </w:p>
+    <w:p>
+      <w:pPr>
+        <w:pStyle w:val="Corpsdetexte"/>
+        <w:ind w:left="567" w:right="1128"/>
+        <w:jc w:val="both"/>
+      </w:pPr>
+      <w:r>
+        <w:drawing>
+          <wp:inline distT="0" distB="0" distL="0" distR="0" wp14:anchorId="7E5615DA" wp14:editId="1914A387">
+            <wp:extent cx="5295569" cy="2314694"/>
+            <wp:effectExtent l="0" t="0" r="635" b="0"/>
+            <wp:docPr id="510690135" name="Image 1"/>
+            <wp:cNvGraphicFramePr>
+              <a:graphicFrameLocks xmlns:a="http://schemas.openxmlformats.org/drawingml/2006/main" noChangeAspect="1"/>
+            </wp:cNvGraphicFramePr>
+            <a:graphic xmlns:a="http://schemas.openxmlformats.org/drawingml/2006/main">
+              <a:graphicData uri="http://schemas.openxmlformats.org/drawingml/2006/picture">
+                <pic:pic xmlns:pic="http://schemas.openxmlformats.org/drawingml/2006/picture">
+                  <pic:nvPicPr>
+                    <pic:cNvPr id="510690135" name=""/>
+                    <pic:cNvPicPr/>
+                  </pic:nvPicPr>
+                  <pic:blipFill>
+                    <a:blip r:embed="rId15"/>
+                    <a:stretch>
+                      <a:fillRect/>
+                    </a:stretch>
+                  </pic:blipFill>
+                  <pic:spPr>
+                    <a:xfrm>
+                      <a:off x="0" y="0"/>
+                      <a:ext cx="5336611" cy="2332634"/>
+                    </a:xfrm>
+                    <a:prstGeom prst="rect">
+                      <a:avLst/>
+                    </a:prstGeom>
+                  </pic:spPr>
+                </pic:pic>
+              </a:graphicData>
+            </a:graphic>
+          </wp:inline>
+        </w:drawing>
+      </w:r>
+    </w:p>
+    <w:p>
+      <w:pPr>
+        <w:pStyle w:val="Corpsdetexte"/>
+      </w:pPr>
+    </w:p>
+    <w:p>
+      <w:pPr>
+        <w:pStyle w:val="Titre2"/>
+        <w:ind w:left="2154"/>
+      </w:pPr>
+    </w:p>
+    <w:p>
+      <w:pPr>
+        <w:pStyle w:val="Titre2"/>
         <w:rPr>
           <w:rStyle w:val="lev"/>
           <w:b/>
           <w:bCs/>
           <w:color w:val="2E5395"/>
         </w:rPr>
-        <w:t>3.3. Résultats et analyse</w:t>
-      </w:r>
-      <w:bookmarkEnd w:id="70"/>
-    </w:p>
-    <w:p>
-      <w:pPr>
-        <w:pStyle w:val="Titre2"/>
-        <w:rPr>
-          <w:b w:val="0"/>
-          <w:bCs w:val="0"/>
-          <w:color w:val="2E5395"/>
-        </w:rPr>
-      </w:pPr>
-    </w:p>
-    <w:p>
-      <w:pPr>
-        <w:pStyle w:val="Titre2"/>
-        <w:ind w:left="2154"/>
-        <w:rPr>
-          <w:color w:val="4471C4"/>
-        </w:rPr>
-      </w:pPr>
-      <w:bookmarkStart w:id="71" w:name="_Toc236387116"/>
-      <w:r>
-        <w:rPr>
-          <w:color w:val="4471C4"/>
-        </w:rPr>
-        <w:t>3.3.1. Résultats sur données simulées : comparaison sur 24h</w:t>
-      </w:r>
-      <w:bookmarkEnd w:id="71"/>
-    </w:p>
-    <w:p>
-      <w:pPr>
-        <w:pStyle w:val="Titre2"/>
-        <w:ind w:left="2154"/>
-        <w:rPr>
-          <w:color w:val="4471C4"/>
-        </w:rPr>
-      </w:pPr>
-      <w:bookmarkStart w:id="72" w:name="_Toc236387117"/>
-      <w:r>
-        <w:rPr>
-          <w:color w:val="4471C4"/>
-        </w:rPr>
-        <w:t>3.3.2. Résultats sur données réelles : 3 journées de 2024</w:t>
-      </w:r>
-      <w:bookmarkEnd w:id="72"/>
-    </w:p>
-    <w:p>
-      <w:pPr>
-        <w:pStyle w:val="Titre2"/>
-        <w:ind w:left="2154"/>
-        <w:rPr>
-          <w:color w:val="4471C4"/>
-        </w:rPr>
-      </w:pPr>
-      <w:bookmarkStart w:id="73" w:name="_Toc236387118"/>
-      <w:r>
-        <w:rPr>
-          <w:color w:val="4471C4"/>
-        </w:rPr>
-        <w:t>3.3.3. Résultats sur les 12 scénarios : analyse comparative</w:t>
-      </w:r>
-      <w:bookmarkEnd w:id="73"/>
-    </w:p>
-    <w:p>
-      <w:pPr>
-        <w:pStyle w:val="Titre2"/>
-        <w:ind w:left="2154"/>
-      </w:pPr>
-    </w:p>
-    <w:p>
-      <w:pPr>
-        <w:pStyle w:val="Titre2"/>
-        <w:ind w:firstLine="0"/>
+      </w:pPr>
+      <w:r>
+        <w:rPr>
+          <w:rStyle w:val="lev"/>
+        </w:rPr>
+        <w:lastRenderedPageBreak/>
+        <w:t xml:space="preserve">      </w:t>
+      </w:r>
+      <w:r>
+        <w:rPr>
+          <w:rStyle w:val="lev"/>
+        </w:rPr>
+        <w:tab/>
+      </w:r>
+      <w:bookmarkStart w:id="70" w:name="_Toc236387115"/>
+      <w:r>
         <w:rPr>
           <w:rStyle w:val="lev"/>
           <w:b/>
           <w:bCs/>
           <w:color w:val="2E5395"/>
         </w:rPr>
-      </w:pPr>
-      <w:bookmarkStart w:id="74" w:name="_Toc236387119"/>
-      <w:r>
+        <w:t>3.3. Résultats et analyse</w:t>
+      </w:r>
+      <w:bookmarkEnd w:id="70"/>
+    </w:p>
+    <w:p>
+      <w:pPr>
+        <w:pStyle w:val="Titre2"/>
+        <w:rPr>
+          <w:b w:val="0"/>
+          <w:bCs w:val="0"/>
+          <w:color w:val="2E5395"/>
+        </w:rPr>
+      </w:pPr>
+    </w:p>
+    <w:p>
+      <w:pPr>
+        <w:pStyle w:val="Titre2"/>
+        <w:ind w:left="2154"/>
+        <w:rPr>
+          <w:color w:val="4471C4"/>
+        </w:rPr>
+      </w:pPr>
+      <w:bookmarkStart w:id="71" w:name="_Toc236387116"/>
+      <w:r>
+        <w:rPr>
+          <w:color w:val="4471C4"/>
+        </w:rPr>
+        <w:t>3.3.1. Résultats sur données simulées : comparaison sur 24h</w:t>
+      </w:r>
+      <w:bookmarkEnd w:id="71"/>
+    </w:p>
+    <w:p>
+      <w:pPr>
+        <w:pStyle w:val="Titre2"/>
+        <w:ind w:left="2154"/>
+        <w:rPr>
+          <w:color w:val="4471C4"/>
+        </w:rPr>
+      </w:pPr>
+      <w:bookmarkStart w:id="72" w:name="_Toc236387117"/>
+      <w:r>
+        <w:rPr>
+          <w:color w:val="4471C4"/>
+        </w:rPr>
+        <w:t>3.3.2. Résultats sur données réelles : 3 journées de 2024</w:t>
+      </w:r>
+      <w:bookmarkEnd w:id="72"/>
+    </w:p>
+    <w:p>
+      <w:pPr>
+        <w:pStyle w:val="Titre2"/>
+        <w:ind w:left="2154"/>
+        <w:rPr>
+          <w:color w:val="4471C4"/>
+        </w:rPr>
+      </w:pPr>
+      <w:bookmarkStart w:id="73" w:name="_Toc236387118"/>
+      <w:r>
+        <w:rPr>
+          <w:color w:val="4471C4"/>
+        </w:rPr>
+        <w:t>3.3.3. Résultats sur les 12 scénarios : analyse comparative</w:t>
+      </w:r>
+      <w:bookmarkEnd w:id="73"/>
+    </w:p>
+    <w:p>
+      <w:pPr>
+        <w:pStyle w:val="Titre2"/>
+        <w:ind w:left="2154"/>
+      </w:pPr>
+    </w:p>
+    <w:p>
+      <w:pPr>
+        <w:pStyle w:val="Titre2"/>
+        <w:ind w:firstLine="0"/>
         <w:rPr>
           <w:rStyle w:val="lev"/>
           <w:b/>
           <w:bCs/>
           <w:color w:val="2E5395"/>
         </w:rPr>
-        <w:t>3.4. Métriques et indicateurs de réalisation</w:t>
-      </w:r>
-      <w:bookmarkEnd w:id="74"/>
-    </w:p>
-    <w:p>
-      <w:pPr>
-        <w:pStyle w:val="Titre2"/>
-        <w:ind w:firstLine="0"/>
-        <w:rPr>
-          <w:color w:val="2E5395"/>
-        </w:rPr>
-      </w:pPr>
-    </w:p>
-    <w:p>
-      <w:pPr>
-        <w:pStyle w:val="Titre2"/>
-        <w:ind w:left="2154"/>
-        <w:rPr>
-          <w:color w:val="4471C4"/>
-        </w:rPr>
-      </w:pPr>
-      <w:bookmarkStart w:id="75" w:name="_Toc236387120"/>
-      <w:r>
-        <w:rPr>
-          <w:color w:val="4471C4"/>
-        </w:rPr>
-        <w:t>3.4.1. Les indicateurs retenus pour évaluer HEAT2VALUE</w:t>
-      </w:r>
-      <w:bookmarkEnd w:id="75"/>
-    </w:p>
-    <w:p>
-      <w:pPr>
-        <w:pStyle w:val="Titre2"/>
-        <w:ind w:left="2154"/>
-        <w:rPr>
-          <w:color w:val="4471C4"/>
-        </w:rPr>
-      </w:pPr>
-      <w:bookmarkStart w:id="76" w:name="_Toc236387121"/>
-      <w:r>
-        <w:rPr>
-          <w:color w:val="4471C4"/>
-        </w:rPr>
-        <w:t>3.4.2. Mesure de la performance : comment les appliquer</w:t>
-      </w:r>
-      <w:bookmarkEnd w:id="76"/>
-    </w:p>
-    <w:p>
-      <w:pPr>
-        <w:pStyle w:val="Titre2"/>
-        <w:ind w:left="2154"/>
-        <w:rPr>
-          <w:color w:val="4471C4"/>
-        </w:rPr>
-      </w:pPr>
-      <w:bookmarkStart w:id="77" w:name="_Toc236387122"/>
-      <w:r>
-        <w:rPr>
-          <w:color w:val="4471C4"/>
-        </w:rPr>
-        <w:t>3.4.3. Synthèse des résultats par indicateur</w:t>
-      </w:r>
-      <w:bookmarkEnd w:id="77"/>
-    </w:p>
-    <w:p>
-      <w:pPr>
-        <w:pStyle w:val="Titre2"/>
-        <w:ind w:left="2154"/>
-      </w:pPr>
-    </w:p>
-    <w:p>
-      <w:pPr>
-        <w:pStyle w:val="Titre2"/>
-        <w:ind w:firstLine="0"/>
+      </w:pPr>
+      <w:bookmarkStart w:id="74" w:name="_Toc236387119"/>
+      <w:r>
         <w:rPr>
           <w:rStyle w:val="lev"/>
           <w:b/>
           <w:bCs/>
           <w:color w:val="2E5395"/>
         </w:rPr>
-      </w:pPr>
-      <w:bookmarkStart w:id="78" w:name="_Toc236387123"/>
-      <w:r>
+        <w:t>3.4. Métriques et indicateurs de réalisation</w:t>
+      </w:r>
+      <w:bookmarkEnd w:id="74"/>
+    </w:p>
+    <w:p>
+      <w:pPr>
+        <w:pStyle w:val="Titre2"/>
+        <w:ind w:firstLine="0"/>
+        <w:rPr>
+          <w:color w:val="2E5395"/>
+        </w:rPr>
+      </w:pPr>
+    </w:p>
+    <w:p>
+      <w:pPr>
+        <w:pStyle w:val="Titre2"/>
+        <w:ind w:left="2154"/>
+        <w:rPr>
+          <w:color w:val="4471C4"/>
+        </w:rPr>
+      </w:pPr>
+      <w:bookmarkStart w:id="75" w:name="_Toc236387120"/>
+      <w:r>
+        <w:rPr>
+          <w:color w:val="4471C4"/>
+        </w:rPr>
+        <w:t>3.4.1. Les indicateurs retenus pour évaluer HEAT2VALUE</w:t>
+      </w:r>
+      <w:bookmarkEnd w:id="75"/>
+    </w:p>
+    <w:p>
+      <w:pPr>
+        <w:pStyle w:val="Titre2"/>
+        <w:ind w:left="2154"/>
+        <w:rPr>
+          <w:color w:val="4471C4"/>
+        </w:rPr>
+      </w:pPr>
+      <w:bookmarkStart w:id="76" w:name="_Toc236387121"/>
+      <w:r>
+        <w:rPr>
+          <w:color w:val="4471C4"/>
+        </w:rPr>
+        <w:t>3.4.2. Mesure de la performance : comment les appliquer</w:t>
+      </w:r>
+      <w:bookmarkEnd w:id="76"/>
+    </w:p>
+    <w:p>
+      <w:pPr>
+        <w:pStyle w:val="Titre2"/>
+        <w:ind w:left="2154"/>
+        <w:rPr>
+          <w:color w:val="4471C4"/>
+        </w:rPr>
+      </w:pPr>
+      <w:bookmarkStart w:id="77" w:name="_Toc236387122"/>
+      <w:r>
+        <w:rPr>
+          <w:color w:val="4471C4"/>
+        </w:rPr>
+        <w:t>3.4.3. Synthèse des résultats par indicateur</w:t>
+      </w:r>
+      <w:bookmarkEnd w:id="77"/>
+    </w:p>
+    <w:p>
+      <w:pPr>
+        <w:pStyle w:val="Titre2"/>
+        <w:ind w:left="2154"/>
+      </w:pPr>
+    </w:p>
+    <w:p>
+      <w:pPr>
+        <w:pStyle w:val="Titre2"/>
+        <w:ind w:firstLine="0"/>
         <w:rPr>
           <w:rStyle w:val="lev"/>
           <w:b/>
           <w:bCs/>
           <w:color w:val="2E5395"/>
         </w:rPr>
-        <w:lastRenderedPageBreak/>
+      </w:pPr>
+      <w:bookmarkStart w:id="78" w:name="_Toc236387123"/>
+      <w:r>
+        <w:rPr>
+          <w:rStyle w:val="lev"/>
+          <w:b/>
+          <w:bCs/>
+          <w:color w:val="2E5395"/>
+        </w:rPr>
         <w:t>3.5. Limites et perspectives</w:t>
       </w:r>
       <w:bookmarkEnd w:id="78"/>
@@ -20888,7 +21601,7 @@
         </w:rPr>
         <w:t>https://</w:t>
       </w:r>
-      <w:hyperlink r:id="rId13">
+      <w:hyperlink r:id="rId16">
         <w:r>
           <w:rPr>
             <w:rFonts w:ascii="Calibri" w:hAnsi="Calibri"/>
@@ -22072,7 +22785,7 @@
         </w:rPr>
         <w:t xml:space="preserve"> and Sciences. Récupéré sur </w:t>
       </w:r>
-      <w:hyperlink r:id="rId14" w:history="1">
+      <w:hyperlink r:id="rId17" w:history="1">
         <w:r>
           <w:rPr>
             <w:rStyle w:val="Lienhypertexte"/>
@@ -22167,7 +22880,7 @@
         </w:rPr>
         <w:t>https://</w:t>
       </w:r>
-      <w:hyperlink r:id="rId15">
+      <w:hyperlink r:id="rId18">
         <w:r>
           <w:rPr>
             <w:rFonts w:ascii="Calibri" w:hAnsi="Calibri"/>
@@ -22459,7 +23172,7 @@
         </w:rPr>
         <w:t>https://</w:t>
       </w:r>
-      <w:hyperlink r:id="rId16">
+      <w:hyperlink r:id="rId19">
         <w:r>
           <w:rPr>
             <w:rFonts w:ascii="Calibri" w:hAnsi="Calibri"/>
@@ -24414,6 +25127,119 @@
     </w:lvl>
   </w:abstractNum>
   <w:abstractNum w:abstractNumId="15" w15:restartNumberingAfterBreak="0">
+    <w:nsid w:val="2A681DA4"/>
+    <w:multiLevelType w:val="hybridMultilevel"/>
+    <w:tmpl w:val="C81424E0"/>
+    <w:lvl w:ilvl="0" w:tplc="040C0001">
+      <w:start w:val="1"/>
+      <w:numFmt w:val="bullet"/>
+      <w:lvlText w:val=""/>
+      <w:lvlJc w:val="left"/>
+      <w:pPr>
+        <w:ind w:left="1287" w:hanging="360"/>
+      </w:pPr>
+      <w:rPr>
+        <w:rFonts w:ascii="Symbol" w:hAnsi="Symbol" w:hint="default"/>
+      </w:rPr>
+    </w:lvl>
+    <w:lvl w:ilvl="1" w:tplc="040C0003" w:tentative="1">
+      <w:start w:val="1"/>
+      <w:numFmt w:val="bullet"/>
+      <w:lvlText w:val="o"/>
+      <w:lvlJc w:val="left"/>
+      <w:pPr>
+        <w:ind w:left="2007" w:hanging="360"/>
+      </w:pPr>
+      <w:rPr>
+        <w:rFonts w:ascii="Courier New" w:hAnsi="Courier New" w:cs="Courier New" w:hint="default"/>
+      </w:rPr>
+    </w:lvl>
+    <w:lvl w:ilvl="2" w:tplc="040C0005" w:tentative="1">
+      <w:start w:val="1"/>
+      <w:numFmt w:val="bullet"/>
+      <w:lvlText w:val=""/>
+      <w:lvlJc w:val="left"/>
+      <w:pPr>
+        <w:ind w:left="2727" w:hanging="360"/>
+      </w:pPr>
+      <w:rPr>
+        <w:rFonts w:ascii="Wingdings" w:hAnsi="Wingdings" w:hint="default"/>
+      </w:rPr>
+    </w:lvl>
+    <w:lvl w:ilvl="3" w:tplc="040C0001" w:tentative="1">
+      <w:start w:val="1"/>
+      <w:numFmt w:val="bullet"/>
+      <w:lvlText w:val=""/>
+      <w:lvlJc w:val="left"/>
+      <w:pPr>
+        <w:ind w:left="3447" w:hanging="360"/>
+      </w:pPr>
+      <w:rPr>
+        <w:rFonts w:ascii="Symbol" w:hAnsi="Symbol" w:hint="default"/>
+      </w:rPr>
+    </w:lvl>
+    <w:lvl w:ilvl="4" w:tplc="040C0003" w:tentative="1">
+      <w:start w:val="1"/>
+      <w:numFmt w:val="bullet"/>
+      <w:lvlText w:val="o"/>
+      <w:lvlJc w:val="left"/>
+      <w:pPr>
+        <w:ind w:left="4167" w:hanging="360"/>
+      </w:pPr>
+      <w:rPr>
+        <w:rFonts w:ascii="Courier New" w:hAnsi="Courier New" w:cs="Courier New" w:hint="default"/>
+      </w:rPr>
+    </w:lvl>
+    <w:lvl w:ilvl="5" w:tplc="040C0005" w:tentative="1">
+      <w:start w:val="1"/>
+      <w:numFmt w:val="bullet"/>
+      <w:lvlText w:val=""/>
+      <w:lvlJc w:val="left"/>
+      <w:pPr>
+        <w:ind w:left="4887" w:hanging="360"/>
+      </w:pPr>
+      <w:rPr>
+        <w:rFonts w:ascii="Wingdings" w:hAnsi="Wingdings" w:hint="default"/>
+      </w:rPr>
+    </w:lvl>
+    <w:lvl w:ilvl="6" w:tplc="040C0001" w:tentative="1">
+      <w:start w:val="1"/>
+      <w:numFmt w:val="bullet"/>
+      <w:lvlText w:val=""/>
+      <w:lvlJc w:val="left"/>
+      <w:pPr>
+        <w:ind w:left="5607" w:hanging="360"/>
+      </w:pPr>
+      <w:rPr>
+        <w:rFonts w:ascii="Symbol" w:hAnsi="Symbol" w:hint="default"/>
+      </w:rPr>
+    </w:lvl>
+    <w:lvl w:ilvl="7" w:tplc="040C0003" w:tentative="1">
+      <w:start w:val="1"/>
+      <w:numFmt w:val="bullet"/>
+      <w:lvlText w:val="o"/>
+      <w:lvlJc w:val="left"/>
+      <w:pPr>
+        <w:ind w:left="6327" w:hanging="360"/>
+      </w:pPr>
+      <w:rPr>
+        <w:rFonts w:ascii="Courier New" w:hAnsi="Courier New" w:cs="Courier New" w:hint="default"/>
+      </w:rPr>
+    </w:lvl>
+    <w:lvl w:ilvl="8" w:tplc="040C0005" w:tentative="1">
+      <w:start w:val="1"/>
+      <w:numFmt w:val="bullet"/>
+      <w:lvlText w:val=""/>
+      <w:lvlJc w:val="left"/>
+      <w:pPr>
+        <w:ind w:left="7047" w:hanging="360"/>
+      </w:pPr>
+      <w:rPr>
+        <w:rFonts w:ascii="Wingdings" w:hAnsi="Wingdings" w:hint="default"/>
+      </w:rPr>
+    </w:lvl>
+  </w:abstractNum>
+  <w:abstractNum w:abstractNumId="16" w15:restartNumberingAfterBreak="0">
     <w:nsid w:val="2BAD5607"/>
     <w:multiLevelType w:val="hybridMultilevel"/>
     <w:tmpl w:val="1DA8126E"/>
@@ -24526,7 +25352,7 @@
       </w:rPr>
     </w:lvl>
   </w:abstractNum>
-  <w:abstractNum w:abstractNumId="16" w15:restartNumberingAfterBreak="0">
+  <w:abstractNum w:abstractNumId="17" w15:restartNumberingAfterBreak="0">
     <w:nsid w:val="2C796AAE"/>
     <w:multiLevelType w:val="hybridMultilevel"/>
     <w:tmpl w:val="D8909182"/>
@@ -24639,7 +25465,7 @@
       </w:rPr>
     </w:lvl>
   </w:abstractNum>
-  <w:abstractNum w:abstractNumId="17" w15:restartNumberingAfterBreak="0">
+  <w:abstractNum w:abstractNumId="18" w15:restartNumberingAfterBreak="0">
     <w:nsid w:val="2EED0708"/>
     <w:multiLevelType w:val="multilevel"/>
     <w:tmpl w:val="CA4C6396"/>
@@ -24788,7 +25614,7 @@
       </w:rPr>
     </w:lvl>
   </w:abstractNum>
-  <w:abstractNum w:abstractNumId="18" w15:restartNumberingAfterBreak="0">
+  <w:abstractNum w:abstractNumId="19" w15:restartNumberingAfterBreak="0">
     <w:nsid w:val="30E50BA3"/>
     <w:multiLevelType w:val="hybridMultilevel"/>
     <w:tmpl w:val="2174A382"/>
@@ -24901,7 +25727,7 @@
       </w:rPr>
     </w:lvl>
   </w:abstractNum>
-  <w:abstractNum w:abstractNumId="19" w15:restartNumberingAfterBreak="0">
+  <w:abstractNum w:abstractNumId="20" w15:restartNumberingAfterBreak="0">
     <w:nsid w:val="330F109F"/>
     <w:multiLevelType w:val="hybridMultilevel"/>
     <w:tmpl w:val="99F6EF8C"/>
@@ -25022,7 +25848,7 @@
       </w:rPr>
     </w:lvl>
   </w:abstractNum>
-  <w:abstractNum w:abstractNumId="20" w15:restartNumberingAfterBreak="0">
+  <w:abstractNum w:abstractNumId="21" w15:restartNumberingAfterBreak="0">
     <w:nsid w:val="351E06D8"/>
     <w:multiLevelType w:val="multilevel"/>
     <w:tmpl w:val="9E18741E"/>
@@ -25171,7 +25997,7 @@
       </w:rPr>
     </w:lvl>
   </w:abstractNum>
-  <w:abstractNum w:abstractNumId="21" w15:restartNumberingAfterBreak="0">
+  <w:abstractNum w:abstractNumId="22" w15:restartNumberingAfterBreak="0">
     <w:nsid w:val="35955790"/>
     <w:multiLevelType w:val="hybridMultilevel"/>
     <w:tmpl w:val="BB9A82C2"/>
@@ -25284,7 +26110,7 @@
       </w:rPr>
     </w:lvl>
   </w:abstractNum>
-  <w:abstractNum w:abstractNumId="22" w15:restartNumberingAfterBreak="0">
+  <w:abstractNum w:abstractNumId="23" w15:restartNumberingAfterBreak="0">
     <w:nsid w:val="35BB73DD"/>
     <w:multiLevelType w:val="hybridMultilevel"/>
     <w:tmpl w:val="726E594C"/>
@@ -25405,7 +26231,120 @@
       </w:rPr>
     </w:lvl>
   </w:abstractNum>
-  <w:abstractNum w:abstractNumId="23" w15:restartNumberingAfterBreak="0">
+  <w:abstractNum w:abstractNumId="24" w15:restartNumberingAfterBreak="0">
+    <w:nsid w:val="37417328"/>
+    <w:multiLevelType w:val="hybridMultilevel"/>
+    <w:tmpl w:val="48A2E57A"/>
+    <w:lvl w:ilvl="0" w:tplc="040C0001">
+      <w:start w:val="1"/>
+      <w:numFmt w:val="bullet"/>
+      <w:lvlText w:val=""/>
+      <w:lvlJc w:val="left"/>
+      <w:pPr>
+        <w:ind w:left="1287" w:hanging="360"/>
+      </w:pPr>
+      <w:rPr>
+        <w:rFonts w:ascii="Symbol" w:hAnsi="Symbol" w:hint="default"/>
+      </w:rPr>
+    </w:lvl>
+    <w:lvl w:ilvl="1" w:tplc="040C0003" w:tentative="1">
+      <w:start w:val="1"/>
+      <w:numFmt w:val="bullet"/>
+      <w:lvlText w:val="o"/>
+      <w:lvlJc w:val="left"/>
+      <w:pPr>
+        <w:ind w:left="2007" w:hanging="360"/>
+      </w:pPr>
+      <w:rPr>
+        <w:rFonts w:ascii="Courier New" w:hAnsi="Courier New" w:cs="Courier New" w:hint="default"/>
+      </w:rPr>
+    </w:lvl>
+    <w:lvl w:ilvl="2" w:tplc="040C0005" w:tentative="1">
+      <w:start w:val="1"/>
+      <w:numFmt w:val="bullet"/>
+      <w:lvlText w:val=""/>
+      <w:lvlJc w:val="left"/>
+      <w:pPr>
+        <w:ind w:left="2727" w:hanging="360"/>
+      </w:pPr>
+      <w:rPr>
+        <w:rFonts w:ascii="Wingdings" w:hAnsi="Wingdings" w:hint="default"/>
+      </w:rPr>
+    </w:lvl>
+    <w:lvl w:ilvl="3" w:tplc="040C0001" w:tentative="1">
+      <w:start w:val="1"/>
+      <w:numFmt w:val="bullet"/>
+      <w:lvlText w:val=""/>
+      <w:lvlJc w:val="left"/>
+      <w:pPr>
+        <w:ind w:left="3447" w:hanging="360"/>
+      </w:pPr>
+      <w:rPr>
+        <w:rFonts w:ascii="Symbol" w:hAnsi="Symbol" w:hint="default"/>
+      </w:rPr>
+    </w:lvl>
+    <w:lvl w:ilvl="4" w:tplc="040C0003" w:tentative="1">
+      <w:start w:val="1"/>
+      <w:numFmt w:val="bullet"/>
+      <w:lvlText w:val="o"/>
+      <w:lvlJc w:val="left"/>
+      <w:pPr>
+        <w:ind w:left="4167" w:hanging="360"/>
+      </w:pPr>
+      <w:rPr>
+        <w:rFonts w:ascii="Courier New" w:hAnsi="Courier New" w:cs="Courier New" w:hint="default"/>
+      </w:rPr>
+    </w:lvl>
+    <w:lvl w:ilvl="5" w:tplc="040C0005" w:tentative="1">
+      <w:start w:val="1"/>
+      <w:numFmt w:val="bullet"/>
+      <w:lvlText w:val=""/>
+      <w:lvlJc w:val="left"/>
+      <w:pPr>
+        <w:ind w:left="4887" w:hanging="360"/>
+      </w:pPr>
+      <w:rPr>
+        <w:rFonts w:ascii="Wingdings" w:hAnsi="Wingdings" w:hint="default"/>
+      </w:rPr>
+    </w:lvl>
+    <w:lvl w:ilvl="6" w:tplc="040C0001" w:tentative="1">
+      <w:start w:val="1"/>
+      <w:numFmt w:val="bullet"/>
+      <w:lvlText w:val=""/>
+      <w:lvlJc w:val="left"/>
+      <w:pPr>
+        <w:ind w:left="5607" w:hanging="360"/>
+      </w:pPr>
+      <w:rPr>
+        <w:rFonts w:ascii="Symbol" w:hAnsi="Symbol" w:hint="default"/>
+      </w:rPr>
+    </w:lvl>
+    <w:lvl w:ilvl="7" w:tplc="040C0003" w:tentative="1">
+      <w:start w:val="1"/>
+      <w:numFmt w:val="bullet"/>
+      <w:lvlText w:val="o"/>
+      <w:lvlJc w:val="left"/>
+      <w:pPr>
+        <w:ind w:left="6327" w:hanging="360"/>
+      </w:pPr>
+      <w:rPr>
+        <w:rFonts w:ascii="Courier New" w:hAnsi="Courier New" w:cs="Courier New" w:hint="default"/>
+      </w:rPr>
+    </w:lvl>
+    <w:lvl w:ilvl="8" w:tplc="040C0005" w:tentative="1">
+      <w:start w:val="1"/>
+      <w:numFmt w:val="bullet"/>
+      <w:lvlText w:val=""/>
+      <w:lvlJc w:val="left"/>
+      <w:pPr>
+        <w:ind w:left="7047" w:hanging="360"/>
+      </w:pPr>
+      <w:rPr>
+        <w:rFonts w:ascii="Wingdings" w:hAnsi="Wingdings" w:hint="default"/>
+      </w:rPr>
+    </w:lvl>
+  </w:abstractNum>
+  <w:abstractNum w:abstractNumId="25" w15:restartNumberingAfterBreak="0">
     <w:nsid w:val="3ACC6806"/>
     <w:multiLevelType w:val="hybridMultilevel"/>
     <w:tmpl w:val="95267E8A"/>
@@ -25518,7 +26457,120 @@
       </w:rPr>
     </w:lvl>
   </w:abstractNum>
-  <w:abstractNum w:abstractNumId="24" w15:restartNumberingAfterBreak="0">
+  <w:abstractNum w:abstractNumId="26" w15:restartNumberingAfterBreak="0">
+    <w:nsid w:val="40FE2345"/>
+    <w:multiLevelType w:val="hybridMultilevel"/>
+    <w:tmpl w:val="82628554"/>
+    <w:lvl w:ilvl="0" w:tplc="040C0001">
+      <w:start w:val="1"/>
+      <w:numFmt w:val="bullet"/>
+      <w:lvlText w:val=""/>
+      <w:lvlJc w:val="left"/>
+      <w:pPr>
+        <w:ind w:left="927" w:hanging="360"/>
+      </w:pPr>
+      <w:rPr>
+        <w:rFonts w:ascii="Symbol" w:hAnsi="Symbol" w:hint="default"/>
+      </w:rPr>
+    </w:lvl>
+    <w:lvl w:ilvl="1" w:tplc="040C0003" w:tentative="1">
+      <w:start w:val="1"/>
+      <w:numFmt w:val="bullet"/>
+      <w:lvlText w:val="o"/>
+      <w:lvlJc w:val="left"/>
+      <w:pPr>
+        <w:ind w:left="1647" w:hanging="360"/>
+      </w:pPr>
+      <w:rPr>
+        <w:rFonts w:ascii="Courier New" w:hAnsi="Courier New" w:cs="Courier New" w:hint="default"/>
+      </w:rPr>
+    </w:lvl>
+    <w:lvl w:ilvl="2" w:tplc="040C0005" w:tentative="1">
+      <w:start w:val="1"/>
+      <w:numFmt w:val="bullet"/>
+      <w:lvlText w:val=""/>
+      <w:lvlJc w:val="left"/>
+      <w:pPr>
+        <w:ind w:left="2367" w:hanging="360"/>
+      </w:pPr>
+      <w:rPr>
+        <w:rFonts w:ascii="Wingdings" w:hAnsi="Wingdings" w:hint="default"/>
+      </w:rPr>
+    </w:lvl>
+    <w:lvl w:ilvl="3" w:tplc="040C0001" w:tentative="1">
+      <w:start w:val="1"/>
+      <w:numFmt w:val="bullet"/>
+      <w:lvlText w:val=""/>
+      <w:lvlJc w:val="left"/>
+      <w:pPr>
+        <w:ind w:left="3087" w:hanging="360"/>
+      </w:pPr>
+      <w:rPr>
+        <w:rFonts w:ascii="Symbol" w:hAnsi="Symbol" w:hint="default"/>
+      </w:rPr>
+    </w:lvl>
+    <w:lvl w:ilvl="4" w:tplc="040C0003" w:tentative="1">
+      <w:start w:val="1"/>
+      <w:numFmt w:val="bullet"/>
+      <w:lvlText w:val="o"/>
+      <w:lvlJc w:val="left"/>
+      <w:pPr>
+        <w:ind w:left="3807" w:hanging="360"/>
+      </w:pPr>
+      <w:rPr>
+        <w:rFonts w:ascii="Courier New" w:hAnsi="Courier New" w:cs="Courier New" w:hint="default"/>
+      </w:rPr>
+    </w:lvl>
+    <w:lvl w:ilvl="5" w:tplc="040C0005" w:tentative="1">
+      <w:start w:val="1"/>
+      <w:numFmt w:val="bullet"/>
+      <w:lvlText w:val=""/>
+      <w:lvlJc w:val="left"/>
+      <w:pPr>
+        <w:ind w:left="4527" w:hanging="360"/>
+      </w:pPr>
+      <w:rPr>
+        <w:rFonts w:ascii="Wingdings" w:hAnsi="Wingdings" w:hint="default"/>
+      </w:rPr>
+    </w:lvl>
+    <w:lvl w:ilvl="6" w:tplc="040C0001" w:tentative="1">
+      <w:start w:val="1"/>
+      <w:numFmt w:val="bullet"/>
+      <w:lvlText w:val=""/>
+      <w:lvlJc w:val="left"/>
+      <w:pPr>
+        <w:ind w:left="5247" w:hanging="360"/>
+      </w:pPr>
+      <w:rPr>
+        <w:rFonts w:ascii="Symbol" w:hAnsi="Symbol" w:hint="default"/>
+      </w:rPr>
+    </w:lvl>
+    <w:lvl w:ilvl="7" w:tplc="040C0003" w:tentative="1">
+      <w:start w:val="1"/>
+      <w:numFmt w:val="bullet"/>
+      <w:lvlText w:val="o"/>
+      <w:lvlJc w:val="left"/>
+      <w:pPr>
+        <w:ind w:left="5967" w:hanging="360"/>
+      </w:pPr>
+      <w:rPr>
+        <w:rFonts w:ascii="Courier New" w:hAnsi="Courier New" w:cs="Courier New" w:hint="default"/>
+      </w:rPr>
+    </w:lvl>
+    <w:lvl w:ilvl="8" w:tplc="040C0005" w:tentative="1">
+      <w:start w:val="1"/>
+      <w:numFmt w:val="bullet"/>
+      <w:lvlText w:val=""/>
+      <w:lvlJc w:val="left"/>
+      <w:pPr>
+        <w:ind w:left="6687" w:hanging="360"/>
+      </w:pPr>
+      <w:rPr>
+        <w:rFonts w:ascii="Wingdings" w:hAnsi="Wingdings" w:hint="default"/>
+      </w:rPr>
+    </w:lvl>
+  </w:abstractNum>
+  <w:abstractNum w:abstractNumId="27" w15:restartNumberingAfterBreak="0">
     <w:nsid w:val="45D40A12"/>
     <w:multiLevelType w:val="multilevel"/>
     <w:tmpl w:val="242892AC"/>
@@ -25654,7 +26706,7 @@
       </w:rPr>
     </w:lvl>
   </w:abstractNum>
-  <w:abstractNum w:abstractNumId="25" w15:restartNumberingAfterBreak="0">
+  <w:abstractNum w:abstractNumId="28" w15:restartNumberingAfterBreak="0">
     <w:nsid w:val="483E3329"/>
     <w:multiLevelType w:val="hybridMultilevel"/>
     <w:tmpl w:val="F13C155E"/>
@@ -25767,7 +26819,7 @@
       </w:rPr>
     </w:lvl>
   </w:abstractNum>
-  <w:abstractNum w:abstractNumId="26" w15:restartNumberingAfterBreak="0">
+  <w:abstractNum w:abstractNumId="29" w15:restartNumberingAfterBreak="0">
     <w:nsid w:val="49EB0800"/>
     <w:multiLevelType w:val="multilevel"/>
     <w:tmpl w:val="2CE0EAD0"/>
@@ -25916,7 +26968,7 @@
       </w:rPr>
     </w:lvl>
   </w:abstractNum>
-  <w:abstractNum w:abstractNumId="27" w15:restartNumberingAfterBreak="0">
+  <w:abstractNum w:abstractNumId="30" w15:restartNumberingAfterBreak="0">
     <w:nsid w:val="4CB9213B"/>
     <w:multiLevelType w:val="multilevel"/>
     <w:tmpl w:val="1870C1A8"/>
@@ -26065,7 +27117,7 @@
       </w:rPr>
     </w:lvl>
   </w:abstractNum>
-  <w:abstractNum w:abstractNumId="28" w15:restartNumberingAfterBreak="0">
+  <w:abstractNum w:abstractNumId="31" w15:restartNumberingAfterBreak="0">
     <w:nsid w:val="52986959"/>
     <w:multiLevelType w:val="multilevel"/>
     <w:tmpl w:val="915604B0"/>
@@ -26214,7 +27266,7 @@
       </w:rPr>
     </w:lvl>
   </w:abstractNum>
-  <w:abstractNum w:abstractNumId="29" w15:restartNumberingAfterBreak="0">
+  <w:abstractNum w:abstractNumId="32" w15:restartNumberingAfterBreak="0">
     <w:nsid w:val="52E27BF6"/>
     <w:multiLevelType w:val="hybridMultilevel"/>
     <w:tmpl w:val="A0369E3A"/>
@@ -26327,7 +27379,7 @@
       </w:rPr>
     </w:lvl>
   </w:abstractNum>
-  <w:abstractNum w:abstractNumId="30" w15:restartNumberingAfterBreak="0">
+  <w:abstractNum w:abstractNumId="33" w15:restartNumberingAfterBreak="0">
     <w:nsid w:val="548669E2"/>
     <w:multiLevelType w:val="hybridMultilevel"/>
     <w:tmpl w:val="7D1C18C4"/>
@@ -26440,7 +27492,7 @@
       </w:rPr>
     </w:lvl>
   </w:abstractNum>
-  <w:abstractNum w:abstractNumId="31" w15:restartNumberingAfterBreak="0">
+  <w:abstractNum w:abstractNumId="34" w15:restartNumberingAfterBreak="0">
     <w:nsid w:val="5950124D"/>
     <w:multiLevelType w:val="hybridMultilevel"/>
     <w:tmpl w:val="6E60CA0C"/>
@@ -26557,7 +27609,7 @@
       </w:rPr>
     </w:lvl>
   </w:abstractNum>
-  <w:abstractNum w:abstractNumId="32" w15:restartNumberingAfterBreak="0">
+  <w:abstractNum w:abstractNumId="35" w15:restartNumberingAfterBreak="0">
     <w:nsid w:val="5DEB55E2"/>
     <w:multiLevelType w:val="hybridMultilevel"/>
     <w:tmpl w:val="13448F72"/>
@@ -26670,7 +27722,7 @@
       </w:rPr>
     </w:lvl>
   </w:abstractNum>
-  <w:abstractNum w:abstractNumId="33" w15:restartNumberingAfterBreak="0">
+  <w:abstractNum w:abstractNumId="36" w15:restartNumberingAfterBreak="0">
     <w:nsid w:val="61485C97"/>
     <w:multiLevelType w:val="hybridMultilevel"/>
     <w:tmpl w:val="69EE2BD8"/>
@@ -26783,7 +27835,7 @@
       </w:rPr>
     </w:lvl>
   </w:abstractNum>
-  <w:abstractNum w:abstractNumId="34" w15:restartNumberingAfterBreak="0">
+  <w:abstractNum w:abstractNumId="37" w15:restartNumberingAfterBreak="0">
     <w:nsid w:val="67236AD2"/>
     <w:multiLevelType w:val="multilevel"/>
     <w:tmpl w:val="7EF4E876"/>
@@ -26915,7 +27967,7 @@
       </w:rPr>
     </w:lvl>
   </w:abstractNum>
-  <w:abstractNum w:abstractNumId="35" w15:restartNumberingAfterBreak="0">
+  <w:abstractNum w:abstractNumId="38" w15:restartNumberingAfterBreak="0">
     <w:nsid w:val="681D7226"/>
     <w:multiLevelType w:val="hybridMultilevel"/>
     <w:tmpl w:val="80FCE4E0"/>
@@ -27028,7 +28080,7 @@
       </w:rPr>
     </w:lvl>
   </w:abstractNum>
-  <w:abstractNum w:abstractNumId="36" w15:restartNumberingAfterBreak="0">
+  <w:abstractNum w:abstractNumId="39" w15:restartNumberingAfterBreak="0">
     <w:nsid w:val="696B74FA"/>
     <w:multiLevelType w:val="hybridMultilevel"/>
     <w:tmpl w:val="8110D36E"/>
@@ -27141,7 +28193,120 @@
       </w:rPr>
     </w:lvl>
   </w:abstractNum>
-  <w:abstractNum w:abstractNumId="37" w15:restartNumberingAfterBreak="0">
+  <w:abstractNum w:abstractNumId="40" w15:restartNumberingAfterBreak="0">
+    <w:nsid w:val="6AA61DBF"/>
+    <w:multiLevelType w:val="hybridMultilevel"/>
+    <w:tmpl w:val="C3B6D308"/>
+    <w:lvl w:ilvl="0" w:tplc="040C0001">
+      <w:start w:val="1"/>
+      <w:numFmt w:val="bullet"/>
+      <w:lvlText w:val=""/>
+      <w:lvlJc w:val="left"/>
+      <w:pPr>
+        <w:ind w:left="927" w:hanging="360"/>
+      </w:pPr>
+      <w:rPr>
+        <w:rFonts w:ascii="Symbol" w:hAnsi="Symbol" w:hint="default"/>
+      </w:rPr>
+    </w:lvl>
+    <w:lvl w:ilvl="1" w:tplc="040C0003" w:tentative="1">
+      <w:start w:val="1"/>
+      <w:numFmt w:val="bullet"/>
+      <w:lvlText w:val="o"/>
+      <w:lvlJc w:val="left"/>
+      <w:pPr>
+        <w:ind w:left="1647" w:hanging="360"/>
+      </w:pPr>
+      <w:rPr>
+        <w:rFonts w:ascii="Courier New" w:hAnsi="Courier New" w:cs="Courier New" w:hint="default"/>
+      </w:rPr>
+    </w:lvl>
+    <w:lvl w:ilvl="2" w:tplc="040C0005" w:tentative="1">
+      <w:start w:val="1"/>
+      <w:numFmt w:val="bullet"/>
+      <w:lvlText w:val=""/>
+      <w:lvlJc w:val="left"/>
+      <w:pPr>
+        <w:ind w:left="2367" w:hanging="360"/>
+      </w:pPr>
+      <w:rPr>
+        <w:rFonts w:ascii="Wingdings" w:hAnsi="Wingdings" w:hint="default"/>
+      </w:rPr>
+    </w:lvl>
+    <w:lvl w:ilvl="3" w:tplc="040C0001" w:tentative="1">
+      <w:start w:val="1"/>
+      <w:numFmt w:val="bullet"/>
+      <w:lvlText w:val=""/>
+      <w:lvlJc w:val="left"/>
+      <w:pPr>
+        <w:ind w:left="3087" w:hanging="360"/>
+      </w:pPr>
+      <w:rPr>
+        <w:rFonts w:ascii="Symbol" w:hAnsi="Symbol" w:hint="default"/>
+      </w:rPr>
+    </w:lvl>
+    <w:lvl w:ilvl="4" w:tplc="040C0003" w:tentative="1">
+      <w:start w:val="1"/>
+      <w:numFmt w:val="bullet"/>
+      <w:lvlText w:val="o"/>
+      <w:lvlJc w:val="left"/>
+      <w:pPr>
+        <w:ind w:left="3807" w:hanging="360"/>
+      </w:pPr>
+      <w:rPr>
+        <w:rFonts w:ascii="Courier New" w:hAnsi="Courier New" w:cs="Courier New" w:hint="default"/>
+      </w:rPr>
+    </w:lvl>
+    <w:lvl w:ilvl="5" w:tplc="040C0005" w:tentative="1">
+      <w:start w:val="1"/>
+      <w:numFmt w:val="bullet"/>
+      <w:lvlText w:val=""/>
+      <w:lvlJc w:val="left"/>
+      <w:pPr>
+        <w:ind w:left="4527" w:hanging="360"/>
+      </w:pPr>
+      <w:rPr>
+        <w:rFonts w:ascii="Wingdings" w:hAnsi="Wingdings" w:hint="default"/>
+      </w:rPr>
+    </w:lvl>
+    <w:lvl w:ilvl="6" w:tplc="040C0001" w:tentative="1">
+      <w:start w:val="1"/>
+      <w:numFmt w:val="bullet"/>
+      <w:lvlText w:val=""/>
+      <w:lvlJc w:val="left"/>
+      <w:pPr>
+        <w:ind w:left="5247" w:hanging="360"/>
+      </w:pPr>
+      <w:rPr>
+        <w:rFonts w:ascii="Symbol" w:hAnsi="Symbol" w:hint="default"/>
+      </w:rPr>
+    </w:lvl>
+    <w:lvl w:ilvl="7" w:tplc="040C0003" w:tentative="1">
+      <w:start w:val="1"/>
+      <w:numFmt w:val="bullet"/>
+      <w:lvlText w:val="o"/>
+      <w:lvlJc w:val="left"/>
+      <w:pPr>
+        <w:ind w:left="5967" w:hanging="360"/>
+      </w:pPr>
+      <w:rPr>
+        <w:rFonts w:ascii="Courier New" w:hAnsi="Courier New" w:cs="Courier New" w:hint="default"/>
+      </w:rPr>
+    </w:lvl>
+    <w:lvl w:ilvl="8" w:tplc="040C0005" w:tentative="1">
+      <w:start w:val="1"/>
+      <w:numFmt w:val="bullet"/>
+      <w:lvlText w:val=""/>
+      <w:lvlJc w:val="left"/>
+      <w:pPr>
+        <w:ind w:left="6687" w:hanging="360"/>
+      </w:pPr>
+      <w:rPr>
+        <w:rFonts w:ascii="Wingdings" w:hAnsi="Wingdings" w:hint="default"/>
+      </w:rPr>
+    </w:lvl>
+  </w:abstractNum>
+  <w:abstractNum w:abstractNumId="41" w15:restartNumberingAfterBreak="0">
     <w:nsid w:val="727C4124"/>
     <w:multiLevelType w:val="multilevel"/>
     <w:tmpl w:val="61EAC8FC"/>
@@ -27290,7 +28455,7 @@
       </w:rPr>
     </w:lvl>
   </w:abstractNum>
-  <w:abstractNum w:abstractNumId="38" w15:restartNumberingAfterBreak="0">
+  <w:abstractNum w:abstractNumId="42" w15:restartNumberingAfterBreak="0">
     <w:nsid w:val="732D4363"/>
     <w:multiLevelType w:val="hybridMultilevel"/>
     <w:tmpl w:val="DE84F56C"/>
@@ -27411,11 +28576,160 @@
       </w:rPr>
     </w:lvl>
   </w:abstractNum>
+  <w:abstractNum w:abstractNumId="43" w15:restartNumberingAfterBreak="0">
+    <w:nsid w:val="7871632A"/>
+    <w:multiLevelType w:val="multilevel"/>
+    <w:tmpl w:val="3A042068"/>
+    <w:lvl w:ilvl="0">
+      <w:start w:val="1"/>
+      <w:numFmt w:val="bullet"/>
+      <w:lvlText w:val=""/>
+      <w:lvlJc w:val="left"/>
+      <w:pPr>
+        <w:tabs>
+          <w:tab w:val="num" w:pos="1800"/>
+        </w:tabs>
+        <w:ind w:left="1800" w:hanging="360"/>
+      </w:pPr>
+      <w:rPr>
+        <w:rFonts w:ascii="Symbol" w:hAnsi="Symbol" w:hint="default"/>
+        <w:sz w:val="20"/>
+      </w:rPr>
+    </w:lvl>
+    <w:lvl w:ilvl="1" w:tentative="1">
+      <w:start w:val="1"/>
+      <w:numFmt w:val="bullet"/>
+      <w:lvlText w:val="o"/>
+      <w:lvlJc w:val="left"/>
+      <w:pPr>
+        <w:tabs>
+          <w:tab w:val="num" w:pos="2520"/>
+        </w:tabs>
+        <w:ind w:left="2520" w:hanging="360"/>
+      </w:pPr>
+      <w:rPr>
+        <w:rFonts w:ascii="Courier New" w:hAnsi="Courier New" w:hint="default"/>
+        <w:sz w:val="20"/>
+      </w:rPr>
+    </w:lvl>
+    <w:lvl w:ilvl="2" w:tentative="1">
+      <w:start w:val="1"/>
+      <w:numFmt w:val="bullet"/>
+      <w:lvlText w:val=""/>
+      <w:lvlJc w:val="left"/>
+      <w:pPr>
+        <w:tabs>
+          <w:tab w:val="num" w:pos="3240"/>
+        </w:tabs>
+        <w:ind w:left="3240" w:hanging="360"/>
+      </w:pPr>
+      <w:rPr>
+        <w:rFonts w:ascii="Wingdings" w:hAnsi="Wingdings" w:hint="default"/>
+        <w:sz w:val="20"/>
+      </w:rPr>
+    </w:lvl>
+    <w:lvl w:ilvl="3" w:tentative="1">
+      <w:start w:val="1"/>
+      <w:numFmt w:val="bullet"/>
+      <w:lvlText w:val=""/>
+      <w:lvlJc w:val="left"/>
+      <w:pPr>
+        <w:tabs>
+          <w:tab w:val="num" w:pos="3960"/>
+        </w:tabs>
+        <w:ind w:left="3960" w:hanging="360"/>
+      </w:pPr>
+      <w:rPr>
+        <w:rFonts w:ascii="Wingdings" w:hAnsi="Wingdings" w:hint="default"/>
+        <w:sz w:val="20"/>
+      </w:rPr>
+    </w:lvl>
+    <w:lvl w:ilvl="4" w:tentative="1">
+      <w:start w:val="1"/>
+      <w:numFmt w:val="bullet"/>
+      <w:lvlText w:val=""/>
+      <w:lvlJc w:val="left"/>
+      <w:pPr>
+        <w:tabs>
+          <w:tab w:val="num" w:pos="4680"/>
+        </w:tabs>
+        <w:ind w:left="4680" w:hanging="360"/>
+      </w:pPr>
+      <w:rPr>
+        <w:rFonts w:ascii="Wingdings" w:hAnsi="Wingdings" w:hint="default"/>
+        <w:sz w:val="20"/>
+      </w:rPr>
+    </w:lvl>
+    <w:lvl w:ilvl="5" w:tentative="1">
+      <w:start w:val="1"/>
+      <w:numFmt w:val="bullet"/>
+      <w:lvlText w:val=""/>
+      <w:lvlJc w:val="left"/>
+      <w:pPr>
+        <w:tabs>
+          <w:tab w:val="num" w:pos="5400"/>
+        </w:tabs>
+        <w:ind w:left="5400" w:hanging="360"/>
+      </w:pPr>
+      <w:rPr>
+        <w:rFonts w:ascii="Wingdings" w:hAnsi="Wingdings" w:hint="default"/>
+        <w:sz w:val="20"/>
+      </w:rPr>
+    </w:lvl>
+    <w:lvl w:ilvl="6" w:tentative="1">
+      <w:start w:val="1"/>
+      <w:numFmt w:val="bullet"/>
+      <w:lvlText w:val=""/>
+      <w:lvlJc w:val="left"/>
+      <w:pPr>
+        <w:tabs>
+          <w:tab w:val="num" w:pos="6120"/>
+        </w:tabs>
+        <w:ind w:left="6120" w:hanging="360"/>
+      </w:pPr>
+      <w:rPr>
+        <w:rFonts w:ascii="Wingdings" w:hAnsi="Wingdings" w:hint="default"/>
+        <w:sz w:val="20"/>
+      </w:rPr>
+    </w:lvl>
+    <w:lvl w:ilvl="7" w:tentative="1">
+      <w:start w:val="1"/>
+      <w:numFmt w:val="bullet"/>
+      <w:lvlText w:val=""/>
+      <w:lvlJc w:val="left"/>
+      <w:pPr>
+        <w:tabs>
+          <w:tab w:val="num" w:pos="6840"/>
+        </w:tabs>
+        <w:ind w:left="6840" w:hanging="360"/>
+      </w:pPr>
+      <w:rPr>
+        <w:rFonts w:ascii="Wingdings" w:hAnsi="Wingdings" w:hint="default"/>
+        <w:sz w:val="20"/>
+      </w:rPr>
+    </w:lvl>
+    <w:lvl w:ilvl="8" w:tentative="1">
+      <w:start w:val="1"/>
+      <w:numFmt w:val="bullet"/>
+      <w:lvlText w:val=""/>
+      <w:lvlJc w:val="left"/>
+      <w:pPr>
+        <w:tabs>
+          <w:tab w:val="num" w:pos="7560"/>
+        </w:tabs>
+        <w:ind w:left="7560" w:hanging="360"/>
+      </w:pPr>
+      <w:rPr>
+        <w:rFonts w:ascii="Wingdings" w:hAnsi="Wingdings" w:hint="default"/>
+        <w:sz w:val="20"/>
+      </w:rPr>
+    </w:lvl>
+  </w:abstractNum>
   <w:num w:numId="1" w16cid:durableId="1763061442">
-    <w:abstractNumId w:val="38"/>
+    <w:abstractNumId w:val="42"/>
   </w:num>
   <w:num w:numId="2" w16cid:durableId="983898039">
-    <w:abstractNumId w:val="22"/>
+    <w:abstractNumId w:val="23"/>
   </w:num>
   <w:num w:numId="3" w16cid:durableId="1058162794">
     <w:abstractNumId w:val="2"/>
@@ -27424,7 +28738,7 @@
     <w:abstractNumId w:val="13"/>
   </w:num>
   <w:num w:numId="5" w16cid:durableId="337276930">
-    <w:abstractNumId w:val="19"/>
+    <w:abstractNumId w:val="20"/>
   </w:num>
   <w:num w:numId="6" w16cid:durableId="1684428700">
     <w:abstractNumId w:val="12"/>
@@ -27433,28 +28747,28 @@
     <w:abstractNumId w:val="6"/>
   </w:num>
   <w:num w:numId="8" w16cid:durableId="1485707457">
-    <w:abstractNumId w:val="31"/>
+    <w:abstractNumId w:val="34"/>
   </w:num>
   <w:num w:numId="9" w16cid:durableId="436607681">
-    <w:abstractNumId w:val="24"/>
+    <w:abstractNumId w:val="27"/>
   </w:num>
   <w:num w:numId="10" w16cid:durableId="363100114">
-    <w:abstractNumId w:val="34"/>
+    <w:abstractNumId w:val="37"/>
   </w:num>
   <w:num w:numId="11" w16cid:durableId="288896630">
     <w:abstractNumId w:val="7"/>
   </w:num>
   <w:num w:numId="12" w16cid:durableId="488600134">
-    <w:abstractNumId w:val="21"/>
+    <w:abstractNumId w:val="22"/>
   </w:num>
   <w:num w:numId="13" w16cid:durableId="87820070">
-    <w:abstractNumId w:val="32"/>
+    <w:abstractNumId w:val="35"/>
   </w:num>
   <w:num w:numId="14" w16cid:durableId="1063793003">
     <w:abstractNumId w:val="1"/>
   </w:num>
   <w:num w:numId="15" w16cid:durableId="805463891">
-    <w:abstractNumId w:val="23"/>
+    <w:abstractNumId w:val="25"/>
   </w:num>
   <w:num w:numId="16" w16cid:durableId="554242679">
     <w:abstractNumId w:val="8"/>
@@ -27463,16 +28777,16 @@
     <w:abstractNumId w:val="3"/>
   </w:num>
   <w:num w:numId="18" w16cid:durableId="2124685619">
-    <w:abstractNumId w:val="35"/>
+    <w:abstractNumId w:val="38"/>
   </w:num>
   <w:num w:numId="19" w16cid:durableId="1793673038">
-    <w:abstractNumId w:val="26"/>
+    <w:abstractNumId w:val="29"/>
   </w:num>
   <w:num w:numId="20" w16cid:durableId="88815163">
     <w:abstractNumId w:val="11"/>
   </w:num>
   <w:num w:numId="21" w16cid:durableId="1418134865">
-    <w:abstractNumId w:val="16"/>
+    <w:abstractNumId w:val="17"/>
   </w:num>
   <w:num w:numId="22" w16cid:durableId="1865702025">
     <w:abstractNumId w:val="4"/>
@@ -27484,49 +28798,64 @@
     <w:abstractNumId w:val="9"/>
   </w:num>
   <w:num w:numId="25" w16cid:durableId="1777213022">
-    <w:abstractNumId w:val="15"/>
+    <w:abstractNumId w:val="16"/>
   </w:num>
   <w:num w:numId="26" w16cid:durableId="1072462234">
-    <w:abstractNumId w:val="29"/>
+    <w:abstractNumId w:val="32"/>
   </w:num>
   <w:num w:numId="27" w16cid:durableId="1108112898">
+    <w:abstractNumId w:val="39"/>
+  </w:num>
+  <w:num w:numId="28" w16cid:durableId="2121026418">
+    <w:abstractNumId w:val="21"/>
+  </w:num>
+  <w:num w:numId="29" w16cid:durableId="1110054698">
     <w:abstractNumId w:val="36"/>
   </w:num>
-  <w:num w:numId="28" w16cid:durableId="2121026418">
-    <w:abstractNumId w:val="20"/>
-  </w:num>
-  <w:num w:numId="29" w16cid:durableId="1110054698">
-    <w:abstractNumId w:val="33"/>
-  </w:num>
   <w:num w:numId="30" w16cid:durableId="676930913">
-    <w:abstractNumId w:val="18"/>
+    <w:abstractNumId w:val="19"/>
   </w:num>
   <w:num w:numId="31" w16cid:durableId="19355620">
-    <w:abstractNumId w:val="27"/>
+    <w:abstractNumId w:val="30"/>
   </w:num>
   <w:num w:numId="32" w16cid:durableId="642394279">
-    <w:abstractNumId w:val="30"/>
+    <w:abstractNumId w:val="33"/>
   </w:num>
   <w:num w:numId="33" w16cid:durableId="911544322">
     <w:abstractNumId w:val="14"/>
   </w:num>
   <w:num w:numId="34" w16cid:durableId="1515723827">
-    <w:abstractNumId w:val="37"/>
+    <w:abstractNumId w:val="41"/>
   </w:num>
   <w:num w:numId="35" w16cid:durableId="302539031">
-    <w:abstractNumId w:val="28"/>
+    <w:abstractNumId w:val="31"/>
   </w:num>
   <w:num w:numId="36" w16cid:durableId="2135714011">
     <w:abstractNumId w:val="10"/>
   </w:num>
   <w:num w:numId="37" w16cid:durableId="1563522860">
-    <w:abstractNumId w:val="17"/>
+    <w:abstractNumId w:val="18"/>
   </w:num>
   <w:num w:numId="38" w16cid:durableId="1097169742">
     <w:abstractNumId w:val="0"/>
   </w:num>
   <w:num w:numId="39" w16cid:durableId="1266111932">
-    <w:abstractNumId w:val="25"/>
+    <w:abstractNumId w:val="28"/>
+  </w:num>
+  <w:num w:numId="40" w16cid:durableId="997227838">
+    <w:abstractNumId w:val="43"/>
+  </w:num>
+  <w:num w:numId="41" w16cid:durableId="184171306">
+    <w:abstractNumId w:val="40"/>
+  </w:num>
+  <w:num w:numId="42" w16cid:durableId="798643583">
+    <w:abstractNumId w:val="26"/>
+  </w:num>
+  <w:num w:numId="43" w16cid:durableId="1215238555">
+    <w:abstractNumId w:val="15"/>
+  </w:num>
+  <w:num w:numId="44" w16cid:durableId="364140367">
+    <w:abstractNumId w:val="24"/>
   </w:num>
 </w:numbering>
 </file>

--- a/Etat-de-lart-Lamia-BELKADI (3).docx
+++ b/Etat-de-lart-Lamia-BELKADI (3).docx
@@ -1,6 +1,6 @@
 
 <file path=word/document.xml><?xml version="1.0" encoding="utf-8"?>
-<w:document xmlns:wpc="http://schemas.microsoft.com/office/word/2010/wordprocessingCanvas" xmlns:cx="http://schemas.microsoft.com/office/drawing/2014/chartex" xmlns:cx1="http://schemas.microsoft.com/office/drawing/2015/9/8/chartex" xmlns:cx2="http://schemas.microsoft.com/office/drawing/2015/10/21/chartex" xmlns:cx3="http://schemas.microsoft.com/office/drawing/2016/5/9/chartex" xmlns:cx4="http://schemas.microsoft.com/office/drawing/2016/5/10/chartex" xmlns:cx5="http://schemas.microsoft.com/office/drawing/2016/5/11/chartex" xmlns:cx6="http://schemas.microsoft.com/office/drawing/2016/5/12/chartex" xmlns:cx7="http://schemas.microsoft.com/office/drawing/2016/5/13/chartex" xmlns:cx8="http://schemas.microsoft.com/office/drawing/2016/5/14/chartex" xmlns:mc="http://schemas.openxmlformats.org/markup-compatibility/2006" xmlns:aink="http://schemas.microsoft.com/office/drawing/2016/ink" xmlns:am3d="http://schemas.microsoft.com/office/drawing/2017/model3d" xmlns:o="urn:schemas-microsoft-com:office:office" xmlns:oel="http://schemas.microsoft.com/office/2019/extlst" xmlns:r="http://schemas.openxmlformats.org/officeDocument/2006/relationships" xmlns:m="http://schemas.openxmlformats.org/officeDocument/2006/math" xmlns:v="urn:schemas-microsoft-com:vml" xmlns:wp14="http://schemas.microsoft.com/office/word/2010/wordprocessingDrawing" xmlns:wp="http://schemas.openxmlformats.org/drawingml/2006/wordprocessingDrawing" xmlns:w10="urn:schemas-microsoft-com:office:word" xmlns:w="http://schemas.openxmlformats.org/wordprocessingml/2006/main" xmlns:w14="http://schemas.microsoft.com/office/word/2010/wordml" xmlns:w15="http://schemas.microsoft.com/office/word/2012/wordml" xmlns:w16cex="http://schemas.microsoft.com/office/word/2018/wordml/cex" xmlns:w16cid="http://schemas.microsoft.com/office/word/2016/wordml/cid" xmlns:w16="http://schemas.microsoft.com/office/word/2018/wordml" xmlns:w16du="http://schemas.microsoft.com/office/word/2023/wordml/word16du" xmlns:w16sdtdh="http://schemas.microsoft.com/office/word/2020/wordml/sdtdatahash" xmlns:w16sdtfl="http://schemas.microsoft.com/office/word/2024/wordml/sdtformatlock" xmlns:w16se="http://schemas.microsoft.com/office/word/2015/wordml/symex" xmlns:wpg="http://schemas.microsoft.com/office/word/2010/wordprocessingGroup" xmlns:wpi="http://schemas.microsoft.com/office/word/2010/wordprocessingInk" xmlns:wne="http://schemas.microsoft.com/office/word/2006/wordml" xmlns:wps="http://schemas.microsoft.com/office/word/2010/wordprocessingShape" mc:Ignorable="w14 w15 w16se w16cid w16 w16cex w16sdtdh w16sdtfl w16du wp14">
+<w:document xmlns:wpc="http://schemas.microsoft.com/office/word/2010/wordprocessingCanvas" xmlns:cx="http://schemas.microsoft.com/office/drawing/2014/chartex" xmlns:cx1="http://schemas.microsoft.com/office/drawing/2015/9/8/chartex" xmlns:cx2="http://schemas.microsoft.com/office/drawing/2015/10/21/chartex" xmlns:cx3="http://schemas.microsoft.com/office/drawing/2016/5/9/chartex" xmlns:cx4="http://schemas.microsoft.com/office/drawing/2016/5/10/chartex" xmlns:cx5="http://schemas.microsoft.com/office/drawing/2016/5/11/chartex" xmlns:cx6="http://schemas.microsoft.com/office/drawing/2016/5/12/chartex" xmlns:cx7="http://schemas.microsoft.com/office/drawing/2016/5/13/chartex" xmlns:cx8="http://schemas.microsoft.com/office/drawing/2016/5/14/chartex" xmlns:mc="http://schemas.openxmlformats.org/markup-compatibility/2006" xmlns:aink="http://schemas.microsoft.com/office/drawing/2016/ink" xmlns:am3d="http://schemas.microsoft.com/office/drawing/2017/model3d" xmlns:o="urn:schemas-microsoft-com:office:office" xmlns:oel="http://schemas.microsoft.com/office/2019/extlst" xmlns:r="http://schemas.openxmlformats.org/officeDocument/2006/relationships" xmlns:m="http://schemas.openxmlformats.org/officeDocument/2006/math" xmlns:v="urn:schemas-microsoft-com:vml" xmlns:wp14="http://schemas.microsoft.com/office/word/2010/wordprocessingDrawing" xmlns:wp="http://schemas.openxmlformats.org/drawingml/2006/wordprocessingDrawing" xmlns:w10="urn:schemas-microsoft-com:office:word" xmlns:w="http://schemas.openxmlformats.org/wordprocessingml/2006/main" xmlns:w14="http://schemas.microsoft.com/office/word/2010/wordml" xmlns:w15="http://schemas.microsoft.com/office/word/2012/wordml" xmlns:w16cex="http://schemas.microsoft.com/office/word/2018/wordml/cex" xmlns:w16cid="http://schemas.microsoft.com/office/word/2016/wordml/cid" xmlns:w16="http://schemas.microsoft.com/office/word/2018/wordml" xmlns:w16sdtdh="http://schemas.microsoft.com/office/word/2020/wordml/sdtdatahash" xmlns:w16se="http://schemas.microsoft.com/office/word/2015/wordml/symex" xmlns:wpg="http://schemas.microsoft.com/office/word/2010/wordprocessingGroup" xmlns:wpi="http://schemas.microsoft.com/office/word/2010/wordprocessingInk" xmlns:wne="http://schemas.microsoft.com/office/word/2006/wordml" xmlns:wps="http://schemas.microsoft.com/office/word/2010/wordprocessingShape" mc:Ignorable="w14 w15 w16se w16cid w16 w16cex w16sdtdh wp14">
   <w:body>
     <w:p>
       <w:pPr>
@@ -1036,1206 +1036,56 @@
         <w:rPr>
           <w:rFonts w:eastAsia="Calibri Light"/>
         </w:rPr>
-        <w:t xml:space="preserve">This dissertation </w:t>
-      </w:r>
-      <w:proofErr w:type="spellStart"/>
-      <w:r>
+        <w:t>This dissertation addresses a concrete problem: Data Centers, which power the internet and the Cloud, consume enormous amounts of electricity and emit large quantities of CO₂. With the rise of artificial intelligence, this consumption is growing even faster. The objective is therefore to find ways to make these infrastructures less energy-intensive and less polluting, without sacrificing their performance.</w:t>
+      </w:r>
+    </w:p>
+    <w:p>
+      <w:pPr>
+        <w:pStyle w:val="Corpsdetexte"/>
+        <w:ind w:left="567" w:right="1128"/>
+        <w:jc w:val="both"/>
         <w:rPr>
           <w:rFonts w:eastAsia="Calibri Light"/>
         </w:rPr>
-        <w:t>addresses</w:t>
-      </w:r>
-      <w:proofErr w:type="spellEnd"/>
+      </w:pPr>
+    </w:p>
+    <w:p>
+      <w:pPr>
+        <w:pStyle w:val="Corpsdetexte"/>
+        <w:ind w:left="567" w:right="1128"/>
+        <w:jc w:val="both"/>
+      </w:pPr>
       <w:r>
         <w:rPr>
           <w:rFonts w:eastAsia="Calibri Light"/>
         </w:rPr>
-        <w:t xml:space="preserve"> a </w:t>
-      </w:r>
-      <w:proofErr w:type="spellStart"/>
-      <w:r>
+        <w:t>To do so, the state of the art begins by presenting the three indicators used to measure the environmental impact of a Data Center : PUE for electrical efficiency, CUE for carbon emissions, and WUE for water consumption. It then explores the solutions proposed by recent research, such as liquid cooling, intelligent consumption management through AI, and shifting computing workloads to countries where electricity is greener.</w:t>
+      </w:r>
+    </w:p>
+    <w:p>
+      <w:pPr>
+        <w:pStyle w:val="Corpsdetexte"/>
+        <w:ind w:left="567" w:right="1128"/>
+        <w:jc w:val="both"/>
         <w:rPr>
           <w:rFonts w:eastAsia="Calibri Light"/>
         </w:rPr>
-        <w:t>concrete</w:t>
-      </w:r>
-      <w:proofErr w:type="spellEnd"/>
-      <w:r>
+      </w:pPr>
+    </w:p>
+    <w:p>
+      <w:pPr>
+        <w:pStyle w:val="Corpsdetexte"/>
+        <w:ind w:left="567" w:right="1128"/>
+        <w:jc w:val="both"/>
         <w:rPr>
           <w:rFonts w:eastAsia="Calibri Light"/>
         </w:rPr>
-        <w:t xml:space="preserve"> </w:t>
-      </w:r>
-      <w:proofErr w:type="spellStart"/>
-      <w:proofErr w:type="gramStart"/>
+      </w:pPr>
       <w:r>
         <w:rPr>
           <w:rFonts w:eastAsia="Calibri Light"/>
         </w:rPr>
-        <w:t>problem</w:t>
-      </w:r>
-      <w:proofErr w:type="spellEnd"/>
-      <w:r>
-        <w:rPr>
-          <w:rFonts w:eastAsia="Calibri Light"/>
-        </w:rPr>
-        <w:t>:</w:t>
-      </w:r>
-      <w:proofErr w:type="gramEnd"/>
-      <w:r>
-        <w:rPr>
-          <w:rFonts w:eastAsia="Calibri Light"/>
-        </w:rPr>
-        <w:t xml:space="preserve"> Data Centers, </w:t>
-      </w:r>
-      <w:proofErr w:type="spellStart"/>
-      <w:r>
-        <w:rPr>
-          <w:rFonts w:eastAsia="Calibri Light"/>
-        </w:rPr>
-        <w:t>which</w:t>
-      </w:r>
-      <w:proofErr w:type="spellEnd"/>
-      <w:r>
-        <w:rPr>
-          <w:rFonts w:eastAsia="Calibri Light"/>
-        </w:rPr>
-        <w:t xml:space="preserve"> power the internet and the Cloud, consume </w:t>
-      </w:r>
-      <w:proofErr w:type="spellStart"/>
-      <w:r>
-        <w:rPr>
-          <w:rFonts w:eastAsia="Calibri Light"/>
-        </w:rPr>
-        <w:t>enormous</w:t>
-      </w:r>
-      <w:proofErr w:type="spellEnd"/>
-      <w:r>
-        <w:rPr>
-          <w:rFonts w:eastAsia="Calibri Light"/>
-        </w:rPr>
-        <w:t xml:space="preserve"> </w:t>
-      </w:r>
-      <w:proofErr w:type="spellStart"/>
-      <w:r>
-        <w:rPr>
-          <w:rFonts w:eastAsia="Calibri Light"/>
-        </w:rPr>
-        <w:t>amounts</w:t>
-      </w:r>
-      <w:proofErr w:type="spellEnd"/>
-      <w:r>
-        <w:rPr>
-          <w:rFonts w:eastAsia="Calibri Light"/>
-        </w:rPr>
-        <w:t xml:space="preserve"> of </w:t>
-      </w:r>
-      <w:proofErr w:type="spellStart"/>
-      <w:r>
-        <w:rPr>
-          <w:rFonts w:eastAsia="Calibri Light"/>
-        </w:rPr>
-        <w:t>electricity</w:t>
-      </w:r>
-      <w:proofErr w:type="spellEnd"/>
-      <w:r>
-        <w:rPr>
-          <w:rFonts w:eastAsia="Calibri Light"/>
-        </w:rPr>
-        <w:t xml:space="preserve"> and </w:t>
-      </w:r>
-      <w:proofErr w:type="spellStart"/>
-      <w:r>
-        <w:rPr>
-          <w:rFonts w:eastAsia="Calibri Light"/>
-        </w:rPr>
-        <w:t>emit</w:t>
-      </w:r>
-      <w:proofErr w:type="spellEnd"/>
-      <w:r>
-        <w:rPr>
-          <w:rFonts w:eastAsia="Calibri Light"/>
-        </w:rPr>
-        <w:t xml:space="preserve"> large </w:t>
-      </w:r>
-      <w:proofErr w:type="spellStart"/>
-      <w:r>
-        <w:rPr>
-          <w:rFonts w:eastAsia="Calibri Light"/>
-        </w:rPr>
-        <w:t>quantities</w:t>
-      </w:r>
-      <w:proofErr w:type="spellEnd"/>
-      <w:r>
-        <w:rPr>
-          <w:rFonts w:eastAsia="Calibri Light"/>
-        </w:rPr>
-        <w:t xml:space="preserve"> of CO₂. With the </w:t>
-      </w:r>
-      <w:proofErr w:type="spellStart"/>
-      <w:r>
-        <w:rPr>
-          <w:rFonts w:eastAsia="Calibri Light"/>
-        </w:rPr>
-        <w:t>rise</w:t>
-      </w:r>
-      <w:proofErr w:type="spellEnd"/>
-      <w:r>
-        <w:rPr>
-          <w:rFonts w:eastAsia="Calibri Light"/>
-        </w:rPr>
-        <w:t xml:space="preserve"> of </w:t>
-      </w:r>
-      <w:proofErr w:type="spellStart"/>
-      <w:r>
-        <w:rPr>
-          <w:rFonts w:eastAsia="Calibri Light"/>
-        </w:rPr>
-        <w:t>artificial</w:t>
-      </w:r>
-      <w:proofErr w:type="spellEnd"/>
-      <w:r>
-        <w:rPr>
-          <w:rFonts w:eastAsia="Calibri Light"/>
-        </w:rPr>
-        <w:t xml:space="preserve"> intelligence, </w:t>
-      </w:r>
-      <w:proofErr w:type="spellStart"/>
-      <w:r>
-        <w:rPr>
-          <w:rFonts w:eastAsia="Calibri Light"/>
-        </w:rPr>
-        <w:t>this</w:t>
-      </w:r>
-      <w:proofErr w:type="spellEnd"/>
-      <w:r>
-        <w:rPr>
-          <w:rFonts w:eastAsia="Calibri Light"/>
-        </w:rPr>
-        <w:t xml:space="preserve"> </w:t>
-      </w:r>
-      <w:proofErr w:type="spellStart"/>
-      <w:r>
-        <w:rPr>
-          <w:rFonts w:eastAsia="Calibri Light"/>
-        </w:rPr>
-        <w:t>consumption</w:t>
-      </w:r>
-      <w:proofErr w:type="spellEnd"/>
-      <w:r>
-        <w:rPr>
-          <w:rFonts w:eastAsia="Calibri Light"/>
-        </w:rPr>
-        <w:t xml:space="preserve"> </w:t>
-      </w:r>
-      <w:proofErr w:type="spellStart"/>
-      <w:r>
-        <w:rPr>
-          <w:rFonts w:eastAsia="Calibri Light"/>
-        </w:rPr>
-        <w:t>is</w:t>
-      </w:r>
-      <w:proofErr w:type="spellEnd"/>
-      <w:r>
-        <w:rPr>
-          <w:rFonts w:eastAsia="Calibri Light"/>
-        </w:rPr>
-        <w:t xml:space="preserve"> </w:t>
-      </w:r>
-      <w:proofErr w:type="spellStart"/>
-      <w:r>
-        <w:rPr>
-          <w:rFonts w:eastAsia="Calibri Light"/>
-        </w:rPr>
-        <w:t>growing</w:t>
-      </w:r>
-      <w:proofErr w:type="spellEnd"/>
-      <w:r>
-        <w:rPr>
-          <w:rFonts w:eastAsia="Calibri Light"/>
-        </w:rPr>
-        <w:t xml:space="preserve"> </w:t>
-      </w:r>
-      <w:proofErr w:type="spellStart"/>
-      <w:r>
-        <w:rPr>
-          <w:rFonts w:eastAsia="Calibri Light"/>
-        </w:rPr>
-        <w:t>even</w:t>
-      </w:r>
-      <w:proofErr w:type="spellEnd"/>
-      <w:r>
-        <w:rPr>
-          <w:rFonts w:eastAsia="Calibri Light"/>
-        </w:rPr>
-        <w:t xml:space="preserve"> </w:t>
-      </w:r>
-      <w:proofErr w:type="spellStart"/>
-      <w:r>
-        <w:rPr>
-          <w:rFonts w:eastAsia="Calibri Light"/>
-        </w:rPr>
-        <w:t>faster</w:t>
-      </w:r>
-      <w:proofErr w:type="spellEnd"/>
-      <w:r>
-        <w:rPr>
-          <w:rFonts w:eastAsia="Calibri Light"/>
-        </w:rPr>
-        <w:t xml:space="preserve">. The objective </w:t>
-      </w:r>
-      <w:proofErr w:type="spellStart"/>
-      <w:r>
-        <w:rPr>
-          <w:rFonts w:eastAsia="Calibri Light"/>
-        </w:rPr>
-        <w:t>is</w:t>
-      </w:r>
-      <w:proofErr w:type="spellEnd"/>
-      <w:r>
-        <w:rPr>
-          <w:rFonts w:eastAsia="Calibri Light"/>
-        </w:rPr>
-        <w:t xml:space="preserve"> </w:t>
-      </w:r>
-      <w:proofErr w:type="spellStart"/>
-      <w:r>
-        <w:rPr>
-          <w:rFonts w:eastAsia="Calibri Light"/>
-        </w:rPr>
-        <w:t>therefore</w:t>
-      </w:r>
-      <w:proofErr w:type="spellEnd"/>
-      <w:r>
-        <w:rPr>
-          <w:rFonts w:eastAsia="Calibri Light"/>
-        </w:rPr>
-        <w:t xml:space="preserve"> to </w:t>
-      </w:r>
-      <w:proofErr w:type="spellStart"/>
-      <w:r>
-        <w:rPr>
-          <w:rFonts w:eastAsia="Calibri Light"/>
-        </w:rPr>
-        <w:t>find</w:t>
-      </w:r>
-      <w:proofErr w:type="spellEnd"/>
-      <w:r>
-        <w:rPr>
-          <w:rFonts w:eastAsia="Calibri Light"/>
-        </w:rPr>
-        <w:t xml:space="preserve"> </w:t>
-      </w:r>
-      <w:proofErr w:type="spellStart"/>
-      <w:r>
-        <w:rPr>
-          <w:rFonts w:eastAsia="Calibri Light"/>
-        </w:rPr>
-        <w:t>ways</w:t>
-      </w:r>
-      <w:proofErr w:type="spellEnd"/>
-      <w:r>
-        <w:rPr>
-          <w:rFonts w:eastAsia="Calibri Light"/>
-        </w:rPr>
-        <w:t xml:space="preserve"> to </w:t>
-      </w:r>
-      <w:proofErr w:type="spellStart"/>
-      <w:r>
-        <w:rPr>
-          <w:rFonts w:eastAsia="Calibri Light"/>
-        </w:rPr>
-        <w:t>make</w:t>
-      </w:r>
-      <w:proofErr w:type="spellEnd"/>
-      <w:r>
-        <w:rPr>
-          <w:rFonts w:eastAsia="Calibri Light"/>
-        </w:rPr>
-        <w:t xml:space="preserve"> </w:t>
-      </w:r>
-      <w:proofErr w:type="spellStart"/>
-      <w:r>
-        <w:rPr>
-          <w:rFonts w:eastAsia="Calibri Light"/>
-        </w:rPr>
-        <w:t>these</w:t>
-      </w:r>
-      <w:proofErr w:type="spellEnd"/>
-      <w:r>
-        <w:rPr>
-          <w:rFonts w:eastAsia="Calibri Light"/>
-        </w:rPr>
-        <w:t xml:space="preserve"> infrastructures </w:t>
-      </w:r>
-      <w:proofErr w:type="spellStart"/>
-      <w:r>
-        <w:rPr>
-          <w:rFonts w:eastAsia="Calibri Light"/>
-        </w:rPr>
-        <w:t>less</w:t>
-      </w:r>
-      <w:proofErr w:type="spellEnd"/>
-      <w:r>
-        <w:rPr>
-          <w:rFonts w:eastAsia="Calibri Light"/>
-        </w:rPr>
-        <w:t xml:space="preserve"> </w:t>
-      </w:r>
-      <w:proofErr w:type="spellStart"/>
-      <w:r>
-        <w:rPr>
-          <w:rFonts w:eastAsia="Calibri Light"/>
-        </w:rPr>
-        <w:t>energy</w:t>
-      </w:r>
-      <w:proofErr w:type="spellEnd"/>
-      <w:r>
-        <w:rPr>
-          <w:rFonts w:eastAsia="Calibri Light"/>
-        </w:rPr>
-        <w:t xml:space="preserve">-intensive and </w:t>
-      </w:r>
-      <w:proofErr w:type="spellStart"/>
-      <w:r>
-        <w:rPr>
-          <w:rFonts w:eastAsia="Calibri Light"/>
-        </w:rPr>
-        <w:t>less</w:t>
-      </w:r>
-      <w:proofErr w:type="spellEnd"/>
-      <w:r>
-        <w:rPr>
-          <w:rFonts w:eastAsia="Calibri Light"/>
-        </w:rPr>
-        <w:t xml:space="preserve"> </w:t>
-      </w:r>
-      <w:proofErr w:type="spellStart"/>
-      <w:r>
-        <w:rPr>
-          <w:rFonts w:eastAsia="Calibri Light"/>
-        </w:rPr>
-        <w:t>polluting</w:t>
-      </w:r>
-      <w:proofErr w:type="spellEnd"/>
-      <w:r>
-        <w:rPr>
-          <w:rFonts w:eastAsia="Calibri Light"/>
-        </w:rPr>
-        <w:t xml:space="preserve">, </w:t>
-      </w:r>
-      <w:proofErr w:type="spellStart"/>
-      <w:r>
-        <w:rPr>
-          <w:rFonts w:eastAsia="Calibri Light"/>
-        </w:rPr>
-        <w:t>without</w:t>
-      </w:r>
-      <w:proofErr w:type="spellEnd"/>
-      <w:r>
-        <w:rPr>
-          <w:rFonts w:eastAsia="Calibri Light"/>
-        </w:rPr>
-        <w:t xml:space="preserve"> </w:t>
-      </w:r>
-      <w:proofErr w:type="spellStart"/>
-      <w:r>
-        <w:rPr>
-          <w:rFonts w:eastAsia="Calibri Light"/>
-        </w:rPr>
-        <w:t>sacrificing</w:t>
-      </w:r>
-      <w:proofErr w:type="spellEnd"/>
-      <w:r>
-        <w:rPr>
-          <w:rFonts w:eastAsia="Calibri Light"/>
-        </w:rPr>
-        <w:t xml:space="preserve"> </w:t>
-      </w:r>
-      <w:proofErr w:type="spellStart"/>
-      <w:r>
-        <w:rPr>
-          <w:rFonts w:eastAsia="Calibri Light"/>
-        </w:rPr>
-        <w:t>their</w:t>
-      </w:r>
-      <w:proofErr w:type="spellEnd"/>
-      <w:r>
-        <w:rPr>
-          <w:rFonts w:eastAsia="Calibri Light"/>
-        </w:rPr>
-        <w:t xml:space="preserve"> performance.</w:t>
-      </w:r>
-    </w:p>
-    <w:p>
-      <w:pPr>
-        <w:pStyle w:val="Corpsdetexte"/>
-        <w:ind w:left="567" w:right="1128"/>
-        <w:jc w:val="both"/>
-        <w:rPr>
-          <w:rFonts w:eastAsia="Calibri Light"/>
-        </w:rPr>
-      </w:pPr>
-    </w:p>
-    <w:p>
-      <w:pPr>
-        <w:pStyle w:val="Corpsdetexte"/>
-        <w:ind w:left="567" w:right="1128"/>
-        <w:jc w:val="both"/>
-      </w:pPr>
-      <w:r>
-        <w:rPr>
-          <w:rFonts w:eastAsia="Calibri Light"/>
-        </w:rPr>
-        <w:t xml:space="preserve">To do </w:t>
-      </w:r>
-      <w:proofErr w:type="spellStart"/>
-      <w:r>
-        <w:rPr>
-          <w:rFonts w:eastAsia="Calibri Light"/>
-        </w:rPr>
-        <w:t>so</w:t>
-      </w:r>
-      <w:proofErr w:type="spellEnd"/>
-      <w:r>
-        <w:rPr>
-          <w:rFonts w:eastAsia="Calibri Light"/>
-        </w:rPr>
-        <w:t xml:space="preserve">, the state of the art </w:t>
-      </w:r>
-      <w:proofErr w:type="spellStart"/>
-      <w:r>
-        <w:rPr>
-          <w:rFonts w:eastAsia="Calibri Light"/>
-        </w:rPr>
-        <w:t>begins</w:t>
-      </w:r>
-      <w:proofErr w:type="spellEnd"/>
-      <w:r>
-        <w:rPr>
-          <w:rFonts w:eastAsia="Calibri Light"/>
-        </w:rPr>
-        <w:t xml:space="preserve"> by </w:t>
-      </w:r>
-      <w:proofErr w:type="spellStart"/>
-      <w:r>
-        <w:rPr>
-          <w:rFonts w:eastAsia="Calibri Light"/>
-        </w:rPr>
-        <w:t>presenting</w:t>
-      </w:r>
-      <w:proofErr w:type="spellEnd"/>
-      <w:r>
-        <w:rPr>
-          <w:rFonts w:eastAsia="Calibri Light"/>
-        </w:rPr>
-        <w:t xml:space="preserve"> the </w:t>
-      </w:r>
-      <w:proofErr w:type="spellStart"/>
-      <w:r>
-        <w:rPr>
-          <w:rFonts w:eastAsia="Calibri Light"/>
-        </w:rPr>
-        <w:t>three</w:t>
-      </w:r>
-      <w:proofErr w:type="spellEnd"/>
-      <w:r>
-        <w:rPr>
-          <w:rFonts w:eastAsia="Calibri Light"/>
-        </w:rPr>
-        <w:t xml:space="preserve"> </w:t>
-      </w:r>
-      <w:proofErr w:type="spellStart"/>
-      <w:r>
-        <w:rPr>
-          <w:rFonts w:eastAsia="Calibri Light"/>
-        </w:rPr>
-        <w:t>indicators</w:t>
-      </w:r>
-      <w:proofErr w:type="spellEnd"/>
-      <w:r>
-        <w:rPr>
-          <w:rFonts w:eastAsia="Calibri Light"/>
-        </w:rPr>
-        <w:t xml:space="preserve"> </w:t>
-      </w:r>
-      <w:proofErr w:type="spellStart"/>
-      <w:r>
-        <w:rPr>
-          <w:rFonts w:eastAsia="Calibri Light"/>
-        </w:rPr>
-        <w:t>used</w:t>
-      </w:r>
-      <w:proofErr w:type="spellEnd"/>
-      <w:r>
-        <w:rPr>
-          <w:rFonts w:eastAsia="Calibri Light"/>
-        </w:rPr>
-        <w:t xml:space="preserve"> to </w:t>
-      </w:r>
-      <w:proofErr w:type="spellStart"/>
-      <w:r>
-        <w:rPr>
-          <w:rFonts w:eastAsia="Calibri Light"/>
-        </w:rPr>
-        <w:t>measure</w:t>
-      </w:r>
-      <w:proofErr w:type="spellEnd"/>
-      <w:r>
-        <w:rPr>
-          <w:rFonts w:eastAsia="Calibri Light"/>
-        </w:rPr>
-        <w:t xml:space="preserve"> the </w:t>
-      </w:r>
-      <w:proofErr w:type="spellStart"/>
-      <w:r>
-        <w:rPr>
-          <w:rFonts w:eastAsia="Calibri Light"/>
-        </w:rPr>
-        <w:t>environmental</w:t>
-      </w:r>
-      <w:proofErr w:type="spellEnd"/>
-      <w:r>
-        <w:rPr>
-          <w:rFonts w:eastAsia="Calibri Light"/>
-        </w:rPr>
-        <w:t xml:space="preserve"> impact of a Data Center : PUE for </w:t>
-      </w:r>
-      <w:proofErr w:type="spellStart"/>
-      <w:r>
-        <w:rPr>
-          <w:rFonts w:eastAsia="Calibri Light"/>
-        </w:rPr>
-        <w:t>electrical</w:t>
-      </w:r>
-      <w:proofErr w:type="spellEnd"/>
-      <w:r>
-        <w:rPr>
-          <w:rFonts w:eastAsia="Calibri Light"/>
-        </w:rPr>
-        <w:t xml:space="preserve"> </w:t>
-      </w:r>
-      <w:proofErr w:type="spellStart"/>
-      <w:r>
-        <w:rPr>
-          <w:rFonts w:eastAsia="Calibri Light"/>
-        </w:rPr>
-        <w:t>efficiency</w:t>
-      </w:r>
-      <w:proofErr w:type="spellEnd"/>
-      <w:r>
-        <w:rPr>
-          <w:rFonts w:eastAsia="Calibri Light"/>
-        </w:rPr>
-        <w:t xml:space="preserve">, CUE for </w:t>
-      </w:r>
-      <w:proofErr w:type="spellStart"/>
-      <w:r>
-        <w:rPr>
-          <w:rFonts w:eastAsia="Calibri Light"/>
-        </w:rPr>
-        <w:t>carbon</w:t>
-      </w:r>
-      <w:proofErr w:type="spellEnd"/>
-      <w:r>
-        <w:rPr>
-          <w:rFonts w:eastAsia="Calibri Light"/>
-        </w:rPr>
-        <w:t xml:space="preserve"> </w:t>
-      </w:r>
-      <w:proofErr w:type="spellStart"/>
-      <w:r>
-        <w:rPr>
-          <w:rFonts w:eastAsia="Calibri Light"/>
-        </w:rPr>
-        <w:t>emissions</w:t>
-      </w:r>
-      <w:proofErr w:type="spellEnd"/>
-      <w:r>
-        <w:rPr>
-          <w:rFonts w:eastAsia="Calibri Light"/>
-        </w:rPr>
-        <w:t xml:space="preserve">, and WUE for water </w:t>
-      </w:r>
-      <w:proofErr w:type="spellStart"/>
-      <w:r>
-        <w:rPr>
-          <w:rFonts w:eastAsia="Calibri Light"/>
-        </w:rPr>
-        <w:t>consumption</w:t>
-      </w:r>
-      <w:proofErr w:type="spellEnd"/>
-      <w:r>
-        <w:rPr>
-          <w:rFonts w:eastAsia="Calibri Light"/>
-        </w:rPr>
-        <w:t xml:space="preserve">. It </w:t>
-      </w:r>
-      <w:proofErr w:type="spellStart"/>
-      <w:r>
-        <w:rPr>
-          <w:rFonts w:eastAsia="Calibri Light"/>
-        </w:rPr>
-        <w:t>then</w:t>
-      </w:r>
-      <w:proofErr w:type="spellEnd"/>
-      <w:r>
-        <w:rPr>
-          <w:rFonts w:eastAsia="Calibri Light"/>
-        </w:rPr>
-        <w:t xml:space="preserve"> explores the solutions </w:t>
-      </w:r>
-      <w:proofErr w:type="spellStart"/>
-      <w:r>
-        <w:rPr>
-          <w:rFonts w:eastAsia="Calibri Light"/>
-        </w:rPr>
-        <w:t>proposed</w:t>
-      </w:r>
-      <w:proofErr w:type="spellEnd"/>
-      <w:r>
-        <w:rPr>
-          <w:rFonts w:eastAsia="Calibri Light"/>
-        </w:rPr>
-        <w:t xml:space="preserve"> by </w:t>
-      </w:r>
-      <w:proofErr w:type="spellStart"/>
-      <w:r>
-        <w:rPr>
-          <w:rFonts w:eastAsia="Calibri Light"/>
-        </w:rPr>
-        <w:t>recent</w:t>
-      </w:r>
-      <w:proofErr w:type="spellEnd"/>
-      <w:r>
-        <w:rPr>
-          <w:rFonts w:eastAsia="Calibri Light"/>
-        </w:rPr>
-        <w:t xml:space="preserve"> </w:t>
-      </w:r>
-      <w:proofErr w:type="spellStart"/>
-      <w:r>
-        <w:rPr>
-          <w:rFonts w:eastAsia="Calibri Light"/>
-        </w:rPr>
-        <w:t>research</w:t>
-      </w:r>
-      <w:proofErr w:type="spellEnd"/>
-      <w:r>
-        <w:rPr>
-          <w:rFonts w:eastAsia="Calibri Light"/>
-        </w:rPr>
-        <w:t xml:space="preserve">, </w:t>
-      </w:r>
-      <w:proofErr w:type="spellStart"/>
-      <w:r>
-        <w:rPr>
-          <w:rFonts w:eastAsia="Calibri Light"/>
-        </w:rPr>
-        <w:t>such</w:t>
-      </w:r>
-      <w:proofErr w:type="spellEnd"/>
-      <w:r>
-        <w:rPr>
-          <w:rFonts w:eastAsia="Calibri Light"/>
-        </w:rPr>
-        <w:t xml:space="preserve"> as </w:t>
-      </w:r>
-      <w:proofErr w:type="spellStart"/>
-      <w:r>
-        <w:rPr>
-          <w:rFonts w:eastAsia="Calibri Light"/>
-        </w:rPr>
-        <w:t>liquid</w:t>
-      </w:r>
-      <w:proofErr w:type="spellEnd"/>
-      <w:r>
-        <w:rPr>
-          <w:rFonts w:eastAsia="Calibri Light"/>
-        </w:rPr>
-        <w:t xml:space="preserve"> </w:t>
-      </w:r>
-      <w:proofErr w:type="spellStart"/>
-      <w:r>
-        <w:rPr>
-          <w:rFonts w:eastAsia="Calibri Light"/>
-        </w:rPr>
-        <w:t>cooling</w:t>
-      </w:r>
-      <w:proofErr w:type="spellEnd"/>
-      <w:r>
-        <w:rPr>
-          <w:rFonts w:eastAsia="Calibri Light"/>
-        </w:rPr>
-        <w:t xml:space="preserve">, intelligent </w:t>
-      </w:r>
-      <w:proofErr w:type="spellStart"/>
-      <w:r>
-        <w:rPr>
-          <w:rFonts w:eastAsia="Calibri Light"/>
-        </w:rPr>
-        <w:t>consumption</w:t>
-      </w:r>
-      <w:proofErr w:type="spellEnd"/>
-      <w:r>
-        <w:rPr>
-          <w:rFonts w:eastAsia="Calibri Light"/>
-        </w:rPr>
-        <w:t xml:space="preserve"> management </w:t>
-      </w:r>
-      <w:proofErr w:type="spellStart"/>
-      <w:r>
-        <w:rPr>
-          <w:rFonts w:eastAsia="Calibri Light"/>
-        </w:rPr>
-        <w:t>through</w:t>
-      </w:r>
-      <w:proofErr w:type="spellEnd"/>
-      <w:r>
-        <w:rPr>
-          <w:rFonts w:eastAsia="Calibri Light"/>
-        </w:rPr>
-        <w:t xml:space="preserve"> AI, and </w:t>
-      </w:r>
-      <w:proofErr w:type="spellStart"/>
-      <w:r>
-        <w:rPr>
-          <w:rFonts w:eastAsia="Calibri Light"/>
-        </w:rPr>
-        <w:t>shifting</w:t>
-      </w:r>
-      <w:proofErr w:type="spellEnd"/>
-      <w:r>
-        <w:rPr>
-          <w:rFonts w:eastAsia="Calibri Light"/>
-        </w:rPr>
-        <w:t xml:space="preserve"> </w:t>
-      </w:r>
-      <w:proofErr w:type="spellStart"/>
-      <w:r>
-        <w:rPr>
-          <w:rFonts w:eastAsia="Calibri Light"/>
-        </w:rPr>
-        <w:t>computing</w:t>
-      </w:r>
-      <w:proofErr w:type="spellEnd"/>
-      <w:r>
-        <w:rPr>
-          <w:rFonts w:eastAsia="Calibri Light"/>
-        </w:rPr>
-        <w:t xml:space="preserve"> </w:t>
-      </w:r>
-      <w:proofErr w:type="spellStart"/>
-      <w:r>
-        <w:rPr>
-          <w:rFonts w:eastAsia="Calibri Light"/>
-        </w:rPr>
-        <w:t>workloads</w:t>
-      </w:r>
-      <w:proofErr w:type="spellEnd"/>
-      <w:r>
-        <w:rPr>
-          <w:rFonts w:eastAsia="Calibri Light"/>
-        </w:rPr>
-        <w:t xml:space="preserve"> to countries </w:t>
-      </w:r>
-      <w:proofErr w:type="spellStart"/>
-      <w:r>
-        <w:rPr>
-          <w:rFonts w:eastAsia="Calibri Light"/>
-        </w:rPr>
-        <w:t>where</w:t>
-      </w:r>
-      <w:proofErr w:type="spellEnd"/>
-      <w:r>
-        <w:rPr>
-          <w:rFonts w:eastAsia="Calibri Light"/>
-        </w:rPr>
-        <w:t xml:space="preserve"> </w:t>
-      </w:r>
-      <w:proofErr w:type="spellStart"/>
-      <w:r>
-        <w:rPr>
-          <w:rFonts w:eastAsia="Calibri Light"/>
-        </w:rPr>
-        <w:t>electricity</w:t>
-      </w:r>
-      <w:proofErr w:type="spellEnd"/>
-      <w:r>
-        <w:rPr>
-          <w:rFonts w:eastAsia="Calibri Light"/>
-        </w:rPr>
-        <w:t xml:space="preserve"> </w:t>
-      </w:r>
-      <w:proofErr w:type="spellStart"/>
-      <w:r>
-        <w:rPr>
-          <w:rFonts w:eastAsia="Calibri Light"/>
-        </w:rPr>
-        <w:t>is</w:t>
-      </w:r>
-      <w:proofErr w:type="spellEnd"/>
-      <w:r>
-        <w:rPr>
-          <w:rFonts w:eastAsia="Calibri Light"/>
-        </w:rPr>
-        <w:t xml:space="preserve"> </w:t>
-      </w:r>
-      <w:proofErr w:type="spellStart"/>
-      <w:r>
-        <w:rPr>
-          <w:rFonts w:eastAsia="Calibri Light"/>
-        </w:rPr>
-        <w:t>greener</w:t>
-      </w:r>
-      <w:proofErr w:type="spellEnd"/>
-      <w:r>
-        <w:rPr>
-          <w:rFonts w:eastAsia="Calibri Light"/>
-        </w:rPr>
-        <w:t>.</w:t>
-      </w:r>
-    </w:p>
-    <w:p>
-      <w:pPr>
-        <w:pStyle w:val="Corpsdetexte"/>
-        <w:ind w:left="567" w:right="1128"/>
-        <w:jc w:val="both"/>
-        <w:rPr>
-          <w:rFonts w:eastAsia="Calibri Light"/>
-        </w:rPr>
-      </w:pPr>
-    </w:p>
-    <w:p>
-      <w:pPr>
-        <w:pStyle w:val="Corpsdetexte"/>
-        <w:ind w:left="567" w:right="1128"/>
-        <w:jc w:val="both"/>
-        <w:rPr>
-          <w:rFonts w:eastAsia="Calibri Light"/>
-        </w:rPr>
-      </w:pPr>
-      <w:proofErr w:type="spellStart"/>
-      <w:r>
-        <w:rPr>
-          <w:rFonts w:eastAsia="Calibri Light"/>
-        </w:rPr>
-        <w:t>However</w:t>
-      </w:r>
-      <w:proofErr w:type="spellEnd"/>
-      <w:r>
-        <w:rPr>
-          <w:rFonts w:eastAsia="Calibri Light"/>
-        </w:rPr>
-        <w:t xml:space="preserve">, </w:t>
-      </w:r>
-      <w:proofErr w:type="spellStart"/>
-      <w:r>
-        <w:rPr>
-          <w:rFonts w:eastAsia="Calibri Light"/>
-        </w:rPr>
-        <w:t>these</w:t>
-      </w:r>
-      <w:proofErr w:type="spellEnd"/>
-      <w:r>
-        <w:rPr>
-          <w:rFonts w:eastAsia="Calibri Light"/>
-        </w:rPr>
-        <w:t xml:space="preserve"> solutions </w:t>
-      </w:r>
-      <w:proofErr w:type="spellStart"/>
-      <w:r>
-        <w:rPr>
-          <w:rFonts w:eastAsia="Calibri Light"/>
-        </w:rPr>
-        <w:t>also</w:t>
-      </w:r>
-      <w:proofErr w:type="spellEnd"/>
-      <w:r>
-        <w:rPr>
-          <w:rFonts w:eastAsia="Calibri Light"/>
-        </w:rPr>
-        <w:t xml:space="preserve"> have </w:t>
-      </w:r>
-      <w:proofErr w:type="spellStart"/>
-      <w:r>
-        <w:rPr>
-          <w:rFonts w:eastAsia="Calibri Light"/>
-        </w:rPr>
-        <w:t>their</w:t>
-      </w:r>
-      <w:proofErr w:type="spellEnd"/>
-      <w:r>
-        <w:rPr>
-          <w:rFonts w:eastAsia="Calibri Light"/>
-        </w:rPr>
-        <w:t xml:space="preserve"> limitations : </w:t>
-      </w:r>
-      <w:proofErr w:type="spellStart"/>
-      <w:r>
-        <w:rPr>
-          <w:rFonts w:eastAsia="Calibri Light"/>
-        </w:rPr>
-        <w:t>they</w:t>
-      </w:r>
-      <w:proofErr w:type="spellEnd"/>
-      <w:r>
-        <w:rPr>
-          <w:rFonts w:eastAsia="Calibri Light"/>
-        </w:rPr>
-        <w:t xml:space="preserve"> are </w:t>
-      </w:r>
-      <w:proofErr w:type="spellStart"/>
-      <w:r>
-        <w:rPr>
-          <w:rFonts w:eastAsia="Calibri Light"/>
-        </w:rPr>
-        <w:t>costly</w:t>
-      </w:r>
-      <w:proofErr w:type="spellEnd"/>
-      <w:r>
-        <w:rPr>
-          <w:rFonts w:eastAsia="Calibri Light"/>
-        </w:rPr>
-        <w:t xml:space="preserve"> to </w:t>
-      </w:r>
-      <w:proofErr w:type="spellStart"/>
-      <w:r>
-        <w:rPr>
-          <w:rFonts w:eastAsia="Calibri Light"/>
-        </w:rPr>
-        <w:t>implement</w:t>
-      </w:r>
-      <w:proofErr w:type="spellEnd"/>
-      <w:r>
-        <w:rPr>
-          <w:rFonts w:eastAsia="Calibri Light"/>
-        </w:rPr>
-        <w:t xml:space="preserve">, </w:t>
-      </w:r>
-      <w:proofErr w:type="spellStart"/>
-      <w:r>
-        <w:rPr>
-          <w:rFonts w:eastAsia="Calibri Light"/>
-        </w:rPr>
-        <w:t>they</w:t>
-      </w:r>
-      <w:proofErr w:type="spellEnd"/>
-      <w:r>
-        <w:rPr>
-          <w:rFonts w:eastAsia="Calibri Light"/>
-        </w:rPr>
-        <w:t xml:space="preserve"> can </w:t>
-      </w:r>
-      <w:proofErr w:type="spellStart"/>
-      <w:r>
-        <w:rPr>
-          <w:rFonts w:eastAsia="Calibri Light"/>
-        </w:rPr>
-        <w:t>create</w:t>
-      </w:r>
-      <w:proofErr w:type="spellEnd"/>
-      <w:r>
-        <w:rPr>
-          <w:rFonts w:eastAsia="Calibri Light"/>
-        </w:rPr>
-        <w:t xml:space="preserve"> new </w:t>
-      </w:r>
-      <w:proofErr w:type="spellStart"/>
-      <w:r>
-        <w:rPr>
-          <w:rFonts w:eastAsia="Calibri Light"/>
-        </w:rPr>
-        <w:t>problems</w:t>
-      </w:r>
-      <w:proofErr w:type="spellEnd"/>
-      <w:r>
-        <w:rPr>
-          <w:rFonts w:eastAsia="Calibri Light"/>
-        </w:rPr>
-        <w:t xml:space="preserve"> </w:t>
-      </w:r>
-      <w:proofErr w:type="spellStart"/>
-      <w:r>
-        <w:rPr>
-          <w:rFonts w:eastAsia="Calibri Light"/>
-        </w:rPr>
-        <w:t>while</w:t>
-      </w:r>
-      <w:proofErr w:type="spellEnd"/>
-      <w:r>
-        <w:rPr>
-          <w:rFonts w:eastAsia="Calibri Light"/>
-        </w:rPr>
-        <w:t xml:space="preserve"> </w:t>
-      </w:r>
-      <w:proofErr w:type="spellStart"/>
-      <w:r>
-        <w:rPr>
-          <w:rFonts w:eastAsia="Calibri Light"/>
-        </w:rPr>
-        <w:t>solving</w:t>
-      </w:r>
-      <w:proofErr w:type="spellEnd"/>
-      <w:r>
-        <w:rPr>
-          <w:rFonts w:eastAsia="Calibri Light"/>
-        </w:rPr>
-        <w:t xml:space="preserve"> </w:t>
-      </w:r>
-      <w:proofErr w:type="spellStart"/>
-      <w:r>
-        <w:rPr>
-          <w:rFonts w:eastAsia="Calibri Light"/>
-        </w:rPr>
-        <w:t>others</w:t>
-      </w:r>
-      <w:proofErr w:type="spellEnd"/>
-      <w:r>
-        <w:rPr>
-          <w:rFonts w:eastAsia="Calibri Light"/>
-        </w:rPr>
-        <w:t xml:space="preserve">, and </w:t>
-      </w:r>
-      <w:proofErr w:type="spellStart"/>
-      <w:r>
-        <w:rPr>
-          <w:rFonts w:eastAsia="Calibri Light"/>
-        </w:rPr>
-        <w:t>there</w:t>
-      </w:r>
-      <w:proofErr w:type="spellEnd"/>
-      <w:r>
-        <w:rPr>
-          <w:rFonts w:eastAsia="Calibri Light"/>
-        </w:rPr>
-        <w:t xml:space="preserve"> </w:t>
-      </w:r>
-      <w:proofErr w:type="spellStart"/>
-      <w:r>
-        <w:rPr>
-          <w:rFonts w:eastAsia="Calibri Light"/>
-        </w:rPr>
-        <w:t>is</w:t>
-      </w:r>
-      <w:proofErr w:type="spellEnd"/>
-      <w:r>
-        <w:rPr>
-          <w:rFonts w:eastAsia="Calibri Light"/>
-        </w:rPr>
-        <w:t xml:space="preserve"> </w:t>
-      </w:r>
-      <w:proofErr w:type="spellStart"/>
-      <w:r>
-        <w:rPr>
-          <w:rFonts w:eastAsia="Calibri Light"/>
-        </w:rPr>
-        <w:t>still</w:t>
-      </w:r>
-      <w:proofErr w:type="spellEnd"/>
-      <w:r>
-        <w:rPr>
-          <w:rFonts w:eastAsia="Calibri Light"/>
-        </w:rPr>
-        <w:t xml:space="preserve"> no international </w:t>
-      </w:r>
-      <w:proofErr w:type="spellStart"/>
-      <w:r>
-        <w:rPr>
-          <w:rFonts w:eastAsia="Calibri Light"/>
-        </w:rPr>
-        <w:t>regulation</w:t>
-      </w:r>
-      <w:proofErr w:type="spellEnd"/>
-      <w:r>
-        <w:rPr>
-          <w:rFonts w:eastAsia="Calibri Light"/>
-        </w:rPr>
-        <w:t xml:space="preserve"> </w:t>
-      </w:r>
-      <w:proofErr w:type="spellStart"/>
-      <w:r>
-        <w:rPr>
-          <w:rFonts w:eastAsia="Calibri Light"/>
-        </w:rPr>
-        <w:t>that</w:t>
-      </w:r>
-      <w:proofErr w:type="spellEnd"/>
-      <w:r>
-        <w:rPr>
-          <w:rFonts w:eastAsia="Calibri Light"/>
-        </w:rPr>
-        <w:t xml:space="preserve"> forces </w:t>
-      </w:r>
-      <w:proofErr w:type="spellStart"/>
-      <w:r>
-        <w:rPr>
-          <w:rFonts w:eastAsia="Calibri Light"/>
-        </w:rPr>
-        <w:t>companies</w:t>
-      </w:r>
-      <w:proofErr w:type="spellEnd"/>
-      <w:r>
-        <w:rPr>
-          <w:rFonts w:eastAsia="Calibri Light"/>
-        </w:rPr>
-        <w:t xml:space="preserve"> to </w:t>
-      </w:r>
-      <w:proofErr w:type="spellStart"/>
-      <w:r>
-        <w:rPr>
-          <w:rFonts w:eastAsia="Calibri Light"/>
-        </w:rPr>
-        <w:t>act</w:t>
-      </w:r>
-      <w:proofErr w:type="spellEnd"/>
-      <w:r>
-        <w:rPr>
-          <w:rFonts w:eastAsia="Calibri Light"/>
-        </w:rPr>
-        <w:t xml:space="preserve"> in a </w:t>
-      </w:r>
-      <w:proofErr w:type="spellStart"/>
-      <w:r>
-        <w:rPr>
-          <w:rFonts w:eastAsia="Calibri Light"/>
-        </w:rPr>
-        <w:t>truly</w:t>
-      </w:r>
-      <w:proofErr w:type="spellEnd"/>
-      <w:r>
-        <w:rPr>
-          <w:rFonts w:eastAsia="Calibri Light"/>
-        </w:rPr>
-        <w:t xml:space="preserve"> </w:t>
-      </w:r>
-      <w:proofErr w:type="spellStart"/>
-      <w:r>
-        <w:rPr>
-          <w:rFonts w:eastAsia="Calibri Light"/>
-        </w:rPr>
-        <w:t>comprehensive</w:t>
-      </w:r>
-      <w:proofErr w:type="spellEnd"/>
-      <w:r>
-        <w:rPr>
-          <w:rFonts w:eastAsia="Calibri Light"/>
-        </w:rPr>
-        <w:t xml:space="preserve"> </w:t>
-      </w:r>
-      <w:proofErr w:type="spellStart"/>
-      <w:r>
-        <w:rPr>
-          <w:rFonts w:eastAsia="Calibri Light"/>
-        </w:rPr>
-        <w:t>way</w:t>
-      </w:r>
-      <w:proofErr w:type="spellEnd"/>
-      <w:r>
-        <w:rPr>
-          <w:rFonts w:eastAsia="Calibri Light"/>
-        </w:rPr>
-        <w:t>.</w:t>
+        <w:t>However, these solutions also have their limitations : they are costly to implement, they can create new problems while solving others, and there is still no international regulation that forces companies to act in a truly comprehensive way.</w:t>
       </w:r>
     </w:p>
     <w:p>
@@ -2281,7 +1131,6 @@
         </w:rPr>
       </w:pPr>
       <w:bookmarkStart w:id="3" w:name="_Toc236387059"/>
-      <w:proofErr w:type="spellStart"/>
       <w:r>
         <w:rPr>
           <w:color w:val="365F91" w:themeColor="accent1" w:themeShade="BF"/>
@@ -2290,7 +1139,6 @@
         <w:t>Acronyms</w:t>
       </w:r>
       <w:bookmarkEnd w:id="3"/>
-      <w:proofErr w:type="spellEnd"/>
     </w:p>
     <w:p>
       <w:pPr>
@@ -2328,16 +1176,8 @@
         <w:rPr>
           <w:bCs/>
         </w:rPr>
-        <w:t xml:space="preserve">Usage </w:t>
-      </w:r>
-      <w:proofErr w:type="spellStart"/>
-      <w:r>
-        <w:rPr>
-          <w:bCs/>
-        </w:rPr>
-        <w:t>Effectiveness</w:t>
-      </w:r>
-      <w:proofErr w:type="spellEnd"/>
+        <w:t>Usage Effectiveness</w:t>
+      </w:r>
     </w:p>
     <w:p>
       <w:pPr>
@@ -2360,16 +1200,8 @@
         <w:rPr>
           <w:bCs/>
         </w:rPr>
-        <w:t xml:space="preserve">Carbon Usage </w:t>
-      </w:r>
-      <w:proofErr w:type="spellStart"/>
-      <w:r>
-        <w:rPr>
-          <w:bCs/>
-        </w:rPr>
-        <w:t>Effectiveness</w:t>
-      </w:r>
-      <w:proofErr w:type="spellEnd"/>
+        <w:t>Carbon Usage Effectiveness</w:t>
+      </w:r>
     </w:p>
     <w:p>
       <w:pPr>
@@ -2392,29 +1224,47 @@
         <w:rPr>
           <w:bCs/>
         </w:rPr>
-        <w:t xml:space="preserve">Water Usage </w:t>
-      </w:r>
-      <w:proofErr w:type="spellStart"/>
-      <w:r>
+        <w:t>Water Usage Effectiveness</w:t>
+      </w:r>
+    </w:p>
+    <w:p>
+      <w:pPr>
+        <w:pStyle w:val="Corpsdetexte"/>
         <w:rPr>
           <w:bCs/>
         </w:rPr>
-        <w:t>Effectiveness</w:t>
-      </w:r>
-      <w:proofErr w:type="spellEnd"/>
-    </w:p>
-    <w:p>
-      <w:pPr>
-        <w:pStyle w:val="Corpsdetexte"/>
+      </w:pPr>
+      <w:r>
+        <w:rPr>
+          <w:b/>
+        </w:rPr>
+        <w:t>DVFS :</w:t>
+      </w:r>
+      <w:r>
         <w:rPr>
           <w:bCs/>
         </w:rPr>
+        <w:t xml:space="preserve"> </w:t>
+      </w:r>
+      <w:r>
+        <w:rPr>
+          <w:bCs/>
+        </w:rPr>
+        <w:t>Dynamic Voltage and Frequency Scaling</w:t>
+      </w:r>
+    </w:p>
+    <w:p>
+      <w:pPr>
+        <w:pStyle w:val="Corpsdetexte"/>
+        <w:rPr>
+          <w:bCs/>
+        </w:rPr>
       </w:pPr>
       <w:r>
         <w:rPr>
           <w:b/>
         </w:rPr>
-        <w:t>DVFS :</w:t>
+        <w:t>UPS :</w:t>
       </w:r>
       <w:r>
         <w:rPr>
@@ -2422,68 +1272,14 @@
         </w:rPr>
         <w:t xml:space="preserve"> </w:t>
       </w:r>
-      <w:r>
-        <w:rPr>
-          <w:bCs/>
-        </w:rPr>
-        <w:t xml:space="preserve">Dynamic Voltage and Frequency </w:t>
-      </w:r>
-      <w:proofErr w:type="spellStart"/>
-      <w:r>
-        <w:rPr>
-          <w:bCs/>
-        </w:rPr>
-        <w:t>Scaling</w:t>
-      </w:r>
-      <w:proofErr w:type="spellEnd"/>
-    </w:p>
-    <w:p>
-      <w:pPr>
-        <w:pStyle w:val="Corpsdetexte"/>
-        <w:rPr>
-          <w:bCs/>
-        </w:rPr>
-      </w:pPr>
-      <w:r>
-        <w:rPr>
-          <w:b/>
-        </w:rPr>
-        <w:t>UPS :</w:t>
-      </w:r>
-      <w:r>
-        <w:rPr>
-          <w:bCs/>
-        </w:rPr>
-        <w:t xml:space="preserve"> </w:t>
-      </w:r>
-      <w:proofErr w:type="spellStart"/>
       <w:r>
         <w:rPr>
           <w:bCs/>
           <w:i/>
           <w:iCs/>
         </w:rPr>
-        <w:t>Uninterruptible</w:t>
-      </w:r>
-      <w:proofErr w:type="spellEnd"/>
-      <w:r>
-        <w:rPr>
-          <w:bCs/>
-          <w:i/>
-          <w:iCs/>
-        </w:rPr>
-        <w:t xml:space="preserve"> Power </w:t>
-      </w:r>
-      <w:proofErr w:type="spellStart"/>
-      <w:r>
-        <w:rPr>
-          <w:bCs/>
-          <w:i/>
-          <w:iCs/>
-        </w:rPr>
-        <w:t>Supply</w:t>
-      </w:r>
-      <w:proofErr w:type="spellEnd"/>
+        <w:t>Uninterruptible Power Supply</w:t>
+      </w:r>
     </w:p>
     <w:p>
       <w:pPr>
@@ -2504,21 +1300,7 @@
         <w:rPr>
           <w:rFonts w:eastAsia="Calibri Light"/>
         </w:rPr>
-        <w:t xml:space="preserve"> Information </w:t>
-      </w:r>
-      <w:proofErr w:type="spellStart"/>
-      <w:r>
-        <w:rPr>
-          <w:rFonts w:eastAsia="Calibri Light"/>
-        </w:rPr>
-        <w:t>technology</w:t>
-      </w:r>
-      <w:proofErr w:type="spellEnd"/>
-      <w:r>
-        <w:rPr>
-          <w:rFonts w:eastAsia="Calibri Light"/>
-        </w:rPr>
-        <w:t xml:space="preserve"> </w:t>
+        <w:t xml:space="preserve"> Information technology </w:t>
       </w:r>
     </w:p>
     <w:p>
@@ -2598,21 +1380,7 @@
         <w:rPr>
           <w:rFonts w:eastAsia="Calibri Light"/>
         </w:rPr>
-        <w:t xml:space="preserve"> Graphics </w:t>
-      </w:r>
-      <w:proofErr w:type="spellStart"/>
-      <w:r>
-        <w:rPr>
-          <w:rFonts w:eastAsia="Calibri Light"/>
-        </w:rPr>
-        <w:t>Processing</w:t>
-      </w:r>
-      <w:proofErr w:type="spellEnd"/>
-      <w:r>
-        <w:rPr>
-          <w:rFonts w:eastAsia="Calibri Light"/>
-        </w:rPr>
-        <w:t xml:space="preserve"> Unit</w:t>
+        <w:t xml:space="preserve"> Graphics Processing Unit</w:t>
       </w:r>
     </w:p>
     <w:p>
@@ -2630,13 +1398,8 @@
         <w:t xml:space="preserve"> </w:t>
       </w:r>
       <w:r>
-        <w:t xml:space="preserve">Capital </w:t>
-      </w:r>
-      <w:proofErr w:type="spellStart"/>
-      <w:r>
-        <w:t>Expenditure</w:t>
-      </w:r>
-      <w:proofErr w:type="spellEnd"/>
+        <w:t>Capital Expenditure</w:t>
+      </w:r>
     </w:p>
     <w:p>
       <w:pPr>
@@ -9221,15 +7984,7 @@
         <w:jc w:val="both"/>
       </w:pPr>
       <w:r>
-        <w:t xml:space="preserve">Ce chapitre pose les bases théoriques indispensables pour comprendre et analyser ce défi. Il commence par définir les composants d'un Data Center et les modèles de Cloud </w:t>
-      </w:r>
-      <w:proofErr w:type="spellStart"/>
-      <w:r>
-        <w:t>computing</w:t>
-      </w:r>
-      <w:proofErr w:type="spellEnd"/>
-      <w:r>
-        <w:t>, puis présente les trois indicateurs clés utilisés pour évaluer leur performance environnementale : le PUE, qui mesure l'efficacité électrique, le CUE, qui quantifie les émissions de carbone, et le WUE, qui évalue la consommation d'eau. Il explore ensuite les leviers technologiques identifiés par la littérature scientifique récente pour optimiser l'efficience énergétique des infrastructures Cloud, des techniques de refroidissement avancées aux stratégies de gestion intelligente pilotées par l'IA.</w:t>
+        <w:t>Ce chapitre pose les bases théoriques indispensables pour comprendre et analyser ce défi. Il commence par définir les composants d'un Data Center et les modèles de Cloud computing, puis présente les trois indicateurs clés utilisés pour évaluer leur performance environnementale : le PUE, qui mesure l'efficacité électrique, le CUE, qui quantifie les émissions de carbone, et le WUE, qui évalue la consommation d'eau. Il explore ensuite les leviers technologiques identifiés par la littérature scientifique récente pour optimiser l'efficience énergétique des infrastructures Cloud, des techniques de refroidissement avancées aux stratégies de gestion intelligente pilotées par l'IA.</w:t>
       </w:r>
     </w:p>
     <w:p>
@@ -9678,23 +8433,7 @@
           <w:color w:val="4471C4"/>
           <w:spacing w:val="-2"/>
         </w:rPr>
-        <w:t xml:space="preserve">Cloud </w:t>
-      </w:r>
-      <w:proofErr w:type="spellStart"/>
-      <w:r>
-        <w:rPr>
-          <w:color w:val="4471C4"/>
-          <w:spacing w:val="-2"/>
-        </w:rPr>
-        <w:t>computing</w:t>
-      </w:r>
-      <w:proofErr w:type="spellEnd"/>
-      <w:r>
-        <w:rPr>
-          <w:color w:val="4471C4"/>
-          <w:spacing w:val="-2"/>
-        </w:rPr>
-        <w:t> : public, privé, hybride</w:t>
+        <w:t>Cloud computing : public, privé, hybride</w:t>
       </w:r>
       <w:bookmarkEnd w:id="15"/>
     </w:p>
@@ -9974,15 +8713,7 @@
         <w:jc w:val="both"/>
       </w:pPr>
       <w:r>
-        <w:t xml:space="preserve">Pour évaluer l'efficacité d'un Data Center et mesurer son impact environnemental réel, la recherche scientifique s'appuie sur trois indicateurs clés, notamment mis en avant par le </w:t>
-      </w:r>
-      <w:proofErr w:type="spellStart"/>
-      <w:r>
-        <w:t>framework</w:t>
-      </w:r>
-      <w:proofErr w:type="spellEnd"/>
-      <w:r>
-        <w:t xml:space="preserve"> SHIELD </w:t>
+        <w:t xml:space="preserve">Pour évaluer l'efficacité d'un Data Center et mesurer son impact environnemental réel, la recherche scientifique s'appuie sur trois indicateurs clés, notamment mis en avant par le framework SHIELD </w:t>
       </w:r>
       <w:hyperlink w:anchor="ref4" w:history="1">
         <w:r>
@@ -11466,39 +10197,7 @@
           <w:b/>
           <w:bCs/>
         </w:rPr>
-        <w:t>La gestion temporelle (</w:t>
-      </w:r>
-      <w:proofErr w:type="spellStart"/>
-      <w:r>
-        <w:rPr>
-          <w:b/>
-          <w:bCs/>
-        </w:rPr>
-        <w:t>Load</w:t>
-      </w:r>
-      <w:proofErr w:type="spellEnd"/>
-      <w:r>
-        <w:rPr>
-          <w:b/>
-          <w:bCs/>
-        </w:rPr>
-        <w:t xml:space="preserve"> </w:t>
-      </w:r>
-      <w:proofErr w:type="spellStart"/>
-      <w:r>
-        <w:rPr>
-          <w:b/>
-          <w:bCs/>
-        </w:rPr>
-        <w:t>Shifting</w:t>
-      </w:r>
-      <w:proofErr w:type="spellEnd"/>
-      <w:r>
-        <w:rPr>
-          <w:b/>
-          <w:bCs/>
-        </w:rPr>
-        <w:t>)</w:t>
+        <w:t>La gestion temporelle (Load Shifting)</w:t>
       </w:r>
       <w:r>
         <w:t> :</w:t>
@@ -12082,21 +10781,8 @@
       <w:r>
         <w:t xml:space="preserve"> </w:t>
       </w:r>
-      <w:proofErr w:type="spellStart"/>
-      <w:r>
-        <w:t>Aware</w:t>
-      </w:r>
-      <w:proofErr w:type="spellEnd"/>
-      <w:r>
-        <w:t xml:space="preserve"> </w:t>
-      </w:r>
-      <w:proofErr w:type="spellStart"/>
-      <w:r>
-        <w:t>Computing</w:t>
-      </w:r>
-      <w:proofErr w:type="spellEnd"/>
-      <w:r>
-        <w:t>, introduisent de nouveaux risques qu'il est impossible d'ignorer. Déplacer des volumes massifs de données d'un pays à l'autre pour suivre l'énergie la plus propre peut ralentir les applications et exposer des informations sensibles à des risques d'interception</w:t>
+      <w:r>
+        <w:t>Aware Computing, introduisent de nouveaux risques qu'il est impossible d'ignorer. Déplacer des volumes massifs de données d'un pays à l'autre pour suivre l'énergie la plus propre peut ralentir les applications et exposer des informations sensibles à des risques d'interception</w:t>
       </w:r>
       <w:r>
         <w:t>.</w:t>
@@ -12262,21 +10948,7 @@
         <w:rPr>
           <w:color w:val="4471C4"/>
         </w:rPr>
-        <w:t xml:space="preserve">1.5.1. Les limites d’une optimisation </w:t>
-      </w:r>
-      <w:proofErr w:type="spellStart"/>
-      <w:r>
-        <w:rPr>
-          <w:color w:val="4471C4"/>
-        </w:rPr>
-        <w:t>mono-critère</w:t>
-      </w:r>
-      <w:proofErr w:type="spellEnd"/>
-      <w:r>
-        <w:rPr>
-          <w:color w:val="4471C4"/>
-        </w:rPr>
-        <w:t> : vers une durabilité</w:t>
+        <w:t>1.5.1. Les limites d’une optimisation mono-critère : vers une durabilité</w:t>
       </w:r>
       <w:bookmarkEnd w:id="29"/>
       <w:r>
@@ -12363,21 +11035,7 @@
         <w:rPr>
           <w:rFonts w:eastAsia="Cambria Math"/>
         </w:rPr>
-        <w:t xml:space="preserve">C'est précisément ce que propose le </w:t>
-      </w:r>
-      <w:proofErr w:type="spellStart"/>
-      <w:r>
-        <w:rPr>
-          <w:rFonts w:eastAsia="Cambria Math"/>
-        </w:rPr>
-        <w:t>framework</w:t>
-      </w:r>
-      <w:proofErr w:type="spellEnd"/>
-      <w:r>
-        <w:rPr>
-          <w:rFonts w:eastAsia="Cambria Math"/>
-        </w:rPr>
-        <w:t xml:space="preserve"> SHIELD. Il calcule un compromis mathématique permettant au Data Center d'atteindre simultanément de bonnes performances sur les trois indicateurs clés : le PUE, le CUE et le WUE</w:t>
+        <w:t>C'est précisément ce que propose le framework SHIELD. Il calcule un compromis mathématique permettant au Data Center d'atteindre simultanément de bonnes performances sur les trois indicateurs clés : le PUE, le CUE et le WUE</w:t>
       </w:r>
       <w:r>
         <w:rPr>
@@ -13004,23 +11662,7 @@
                 <w:spacing w:val="-2"/>
                 <w:sz w:val="24"/>
               </w:rPr>
-              <w:t>"Learning-</w:t>
-            </w:r>
-            <w:proofErr w:type="spellStart"/>
-            <w:r>
-              <w:rPr>
-                <w:spacing w:val="-2"/>
-                <w:sz w:val="24"/>
-              </w:rPr>
-              <w:t>Enabled</w:t>
-            </w:r>
-            <w:proofErr w:type="spellEnd"/>
-            <w:r>
-              <w:rPr>
-                <w:spacing w:val="-2"/>
-                <w:sz w:val="24"/>
-              </w:rPr>
-              <w:t xml:space="preserve"> </w:t>
+              <w:t xml:space="preserve">"Learning-Enabled </w:t>
             </w:r>
             <w:r>
               <w:rPr>
@@ -13184,21 +11826,7 @@
               <w:rPr>
                 <w:sz w:val="24"/>
               </w:rPr>
-              <w:t>(</w:t>
-            </w:r>
-            <w:proofErr w:type="spellStart"/>
-            <w:r>
-              <w:rPr>
-                <w:sz w:val="24"/>
-              </w:rPr>
-              <w:t>logi</w:t>
-            </w:r>
-            <w:proofErr w:type="spellEnd"/>
-            <w:r>
-              <w:rPr>
-                <w:sz w:val="24"/>
-              </w:rPr>
-              <w:t xml:space="preserve">- </w:t>
+              <w:t xml:space="preserve">(logi- </w:t>
             </w:r>
             <w:r>
               <w:rPr>
@@ -13233,49 +11861,7 @@
               <w:rPr>
                 <w:sz w:val="24"/>
               </w:rPr>
-              <w:t>d'</w:t>
-            </w:r>
-            <w:proofErr w:type="spellStart"/>
-            <w:r>
-              <w:rPr>
-                <w:sz w:val="24"/>
-              </w:rPr>
-              <w:t>effi</w:t>
-            </w:r>
-            <w:proofErr w:type="spellEnd"/>
-            <w:r>
-              <w:rPr>
-                <w:sz w:val="24"/>
-              </w:rPr>
-              <w:t xml:space="preserve">- </w:t>
-            </w:r>
-            <w:proofErr w:type="spellStart"/>
-            <w:r>
-              <w:rPr>
-                <w:sz w:val="24"/>
-              </w:rPr>
-              <w:t>cacité</w:t>
-            </w:r>
-            <w:proofErr w:type="spellEnd"/>
-            <w:r>
-              <w:rPr>
-                <w:sz w:val="24"/>
-              </w:rPr>
-              <w:t xml:space="preserve"> </w:t>
-            </w:r>
-            <w:proofErr w:type="spellStart"/>
-            <w:r>
-              <w:rPr>
-                <w:sz w:val="24"/>
-              </w:rPr>
-              <w:t>im</w:t>
-            </w:r>
-            <w:proofErr w:type="spellEnd"/>
-            <w:r>
-              <w:rPr>
-                <w:sz w:val="24"/>
-              </w:rPr>
-              <w:t xml:space="preserve">- </w:t>
+              <w:t xml:space="preserve">d'effi- cacité im- </w:t>
             </w:r>
             <w:r>
               <w:rPr>
@@ -13329,16 +11915,8 @@
               <w:rPr>
                 <w:sz w:val="24"/>
               </w:rPr>
-              <w:t xml:space="preserve">la- </w:t>
-            </w:r>
-            <w:proofErr w:type="spellStart"/>
-            <w:r>
-              <w:rPr>
-                <w:sz w:val="24"/>
-              </w:rPr>
-              <w:t>tence</w:t>
-            </w:r>
-            <w:proofErr w:type="spellEnd"/>
+              <w:t>la- tence</w:t>
+            </w:r>
             <w:r>
               <w:rPr>
                 <w:spacing w:val="-5"/>
@@ -13464,110 +12042,46 @@
                 <w:spacing w:val="-2"/>
                 <w:sz w:val="24"/>
               </w:rPr>
-              <w:t>"Carbon-</w:t>
-            </w:r>
-            <w:proofErr w:type="spellStart"/>
+              <w:t xml:space="preserve">"Carbon-Aware </w:t>
+            </w:r>
+            <w:r>
+              <w:rPr>
+                <w:sz w:val="24"/>
+              </w:rPr>
+              <w:t>Cloud</w:t>
+            </w:r>
+            <w:r>
+              <w:rPr>
+                <w:spacing w:val="-15"/>
+                <w:sz w:val="24"/>
+              </w:rPr>
+              <w:t xml:space="preserve"> </w:t>
+            </w:r>
+            <w:r>
+              <w:rPr>
+                <w:sz w:val="24"/>
+              </w:rPr>
+              <w:t xml:space="preserve">Computing: </w:t>
+            </w:r>
             <w:r>
               <w:rPr>
                 <w:spacing w:val="-2"/>
                 <w:sz w:val="24"/>
               </w:rPr>
-              <w:t>Aware</w:t>
-            </w:r>
-            <w:proofErr w:type="spellEnd"/>
+              <w:t xml:space="preserve">AI-Driven Predictive </w:t>
+            </w:r>
+            <w:r>
+              <w:rPr>
+                <w:sz w:val="24"/>
+              </w:rPr>
+              <w:t xml:space="preserve">Modeling and </w:t>
+            </w:r>
             <w:r>
               <w:rPr>
                 <w:spacing w:val="-2"/>
                 <w:sz w:val="24"/>
               </w:rPr>
-              <w:t xml:space="preserve"> </w:t>
-            </w:r>
-            <w:r>
-              <w:rPr>
-                <w:sz w:val="24"/>
-              </w:rPr>
-              <w:t>Cloud</w:t>
-            </w:r>
-            <w:r>
-              <w:rPr>
-                <w:spacing w:val="-15"/>
-                <w:sz w:val="24"/>
-              </w:rPr>
-              <w:t xml:space="preserve"> </w:t>
-            </w:r>
-            <w:proofErr w:type="spellStart"/>
-            <w:proofErr w:type="gramStart"/>
-            <w:r>
-              <w:rPr>
-                <w:sz w:val="24"/>
-              </w:rPr>
-              <w:t>Computing</w:t>
-            </w:r>
-            <w:proofErr w:type="spellEnd"/>
-            <w:r>
-              <w:rPr>
-                <w:sz w:val="24"/>
-              </w:rPr>
-              <w:t>:</w:t>
-            </w:r>
-            <w:proofErr w:type="gramEnd"/>
-            <w:r>
-              <w:rPr>
-                <w:sz w:val="24"/>
-              </w:rPr>
-              <w:t xml:space="preserve"> </w:t>
-            </w:r>
-            <w:r>
-              <w:rPr>
-                <w:spacing w:val="-2"/>
-                <w:sz w:val="24"/>
-              </w:rPr>
-              <w:t xml:space="preserve">AI-Driven </w:t>
-            </w:r>
-            <w:proofErr w:type="spellStart"/>
-            <w:r>
-              <w:rPr>
-                <w:spacing w:val="-2"/>
-                <w:sz w:val="24"/>
-              </w:rPr>
-              <w:t>Predictive</w:t>
-            </w:r>
-            <w:proofErr w:type="spellEnd"/>
-            <w:r>
-              <w:rPr>
-                <w:spacing w:val="-2"/>
-                <w:sz w:val="24"/>
-              </w:rPr>
-              <w:t xml:space="preserve"> </w:t>
-            </w:r>
-            <w:r>
-              <w:rPr>
-                <w:sz w:val="24"/>
-              </w:rPr>
-              <w:t xml:space="preserve">Modeling and </w:t>
-            </w:r>
-            <w:r>
-              <w:rPr>
-                <w:spacing w:val="-2"/>
-                <w:sz w:val="24"/>
-              </w:rPr>
-              <w:t xml:space="preserve">Dynamic </w:t>
-            </w:r>
-            <w:proofErr w:type="spellStart"/>
-            <w:r>
-              <w:rPr>
-                <w:spacing w:val="-2"/>
-                <w:sz w:val="24"/>
-              </w:rPr>
-              <w:t>Optimization</w:t>
-            </w:r>
-            <w:proofErr w:type="spellEnd"/>
-            <w:r>
-              <w:rPr>
-                <w:spacing w:val="-2"/>
-                <w:sz w:val="24"/>
-              </w:rPr>
-              <w:t>"</w:t>
+              <w:t>Dynamic Optimization"</w:t>
             </w:r>
           </w:p>
         </w:tc>
@@ -13589,23 +12103,7 @@
                 <w:spacing w:val="-2"/>
                 <w:sz w:val="24"/>
               </w:rPr>
-              <w:t xml:space="preserve">Carbon- </w:t>
-            </w:r>
-            <w:proofErr w:type="spellStart"/>
-            <w:r>
-              <w:rPr>
-                <w:spacing w:val="-2"/>
-                <w:sz w:val="24"/>
-              </w:rPr>
-              <w:t>Aware</w:t>
-            </w:r>
-            <w:proofErr w:type="spellEnd"/>
-            <w:r>
-              <w:rPr>
-                <w:spacing w:val="-2"/>
-                <w:sz w:val="24"/>
-              </w:rPr>
-              <w:t xml:space="preserve"> Migration </w:t>
+              <w:t xml:space="preserve">Carbon- Aware Migration </w:t>
             </w:r>
             <w:r>
               <w:rPr>
@@ -13737,21 +12235,12 @@
                 <w:sz w:val="24"/>
               </w:rPr>
             </w:pPr>
-            <w:proofErr w:type="gramStart"/>
             <w:r>
               <w:rPr>
                 <w:spacing w:val="-2"/>
                 <w:sz w:val="24"/>
               </w:rPr>
-              <w:t>propre</w:t>
-            </w:r>
-            <w:proofErr w:type="gramEnd"/>
-            <w:r>
-              <w:rPr>
-                <w:spacing w:val="-2"/>
-                <w:sz w:val="24"/>
-              </w:rPr>
-              <w:t>.</w:t>
+              <w:t>propre.</w:t>
             </w:r>
           </w:p>
           <w:p>
@@ -13818,21 +12307,12 @@
                 <w:sz w:val="24"/>
               </w:rPr>
             </w:pPr>
-            <w:proofErr w:type="gramStart"/>
             <w:r>
               <w:rPr>
                 <w:spacing w:val="-2"/>
                 <w:sz w:val="24"/>
               </w:rPr>
-              <w:t>mondial</w:t>
-            </w:r>
-            <w:proofErr w:type="gramEnd"/>
-            <w:r>
-              <w:rPr>
-                <w:spacing w:val="-2"/>
-                <w:sz w:val="24"/>
-              </w:rPr>
-              <w:t>.</w:t>
+              <w:t>mondial.</w:t>
             </w:r>
           </w:p>
         </w:tc>
@@ -13853,21 +12333,7 @@
               <w:rPr>
                 <w:sz w:val="24"/>
               </w:rPr>
-              <w:t xml:space="preserve">-Coût </w:t>
-            </w:r>
-            <w:proofErr w:type="spellStart"/>
-            <w:r>
-              <w:rPr>
-                <w:sz w:val="24"/>
-              </w:rPr>
-              <w:t>énergé</w:t>
-            </w:r>
-            <w:proofErr w:type="spellEnd"/>
-            <w:r>
-              <w:rPr>
-                <w:sz w:val="24"/>
-              </w:rPr>
-              <w:t>- tique</w:t>
+              <w:t>-Coût énergé- tique</w:t>
             </w:r>
             <w:r>
               <w:rPr>
@@ -13893,21 +12359,7 @@
               <w:rPr>
                 <w:sz w:val="24"/>
               </w:rPr>
-              <w:t xml:space="preserve">trans- </w:t>
-            </w:r>
-            <w:proofErr w:type="spellStart"/>
-            <w:r>
-              <w:rPr>
-                <w:sz w:val="24"/>
-              </w:rPr>
-              <w:t>fert</w:t>
-            </w:r>
-            <w:proofErr w:type="spellEnd"/>
-            <w:r>
-              <w:rPr>
-                <w:sz w:val="24"/>
-              </w:rPr>
-              <w:t xml:space="preserve"> de don- </w:t>
+              <w:t xml:space="preserve">trans- fert de don- </w:t>
             </w:r>
             <w:r>
               <w:rPr>
@@ -14012,151 +12464,65 @@
                 <w:spacing w:val="-2"/>
                 <w:sz w:val="24"/>
               </w:rPr>
-              <w:t>"</w:t>
-            </w:r>
-            <w:proofErr w:type="spellStart"/>
+              <w:t xml:space="preserve">"Integrating </w:t>
+            </w:r>
+            <w:r>
+              <w:rPr>
+                <w:sz w:val="24"/>
+              </w:rPr>
+              <w:t>variable</w:t>
+            </w:r>
+            <w:r>
+              <w:rPr>
+                <w:spacing w:val="-13"/>
+                <w:sz w:val="24"/>
+              </w:rPr>
+              <w:t xml:space="preserve"> </w:t>
+            </w:r>
+            <w:r>
+              <w:rPr>
+                <w:sz w:val="24"/>
+              </w:rPr>
+              <w:t>renewable energy</w:t>
+            </w:r>
+            <w:r>
+              <w:rPr>
+                <w:spacing w:val="-3"/>
+                <w:sz w:val="24"/>
+              </w:rPr>
+              <w:t xml:space="preserve"> </w:t>
+            </w:r>
+            <w:r>
+              <w:rPr>
+                <w:sz w:val="24"/>
+              </w:rPr>
+              <w:t>and</w:t>
+            </w:r>
+            <w:r>
+              <w:rPr>
+                <w:spacing w:val="-3"/>
+                <w:sz w:val="24"/>
+              </w:rPr>
+              <w:t xml:space="preserve"> </w:t>
+            </w:r>
+            <w:r>
+              <w:rPr>
+                <w:sz w:val="24"/>
+              </w:rPr>
+              <w:t xml:space="preserve">diverse </w:t>
+            </w:r>
             <w:r>
               <w:rPr>
                 <w:spacing w:val="-2"/>
                 <w:sz w:val="24"/>
               </w:rPr>
-              <w:t>Integrating</w:t>
-            </w:r>
-            <w:proofErr w:type="spellEnd"/>
-            <w:r>
-              <w:rPr>
-                <w:spacing w:val="-2"/>
+              <w:t xml:space="preserve">flexibilities: </w:t>
+            </w:r>
+            <w:r>
+              <w:rPr>
                 <w:sz w:val="24"/>
               </w:rPr>
-              <w:t xml:space="preserve"> </w:t>
-            </w:r>
-            <w:r>
-              <w:rPr>
-                <w:sz w:val="24"/>
-              </w:rPr>
-              <w:t>variable</w:t>
-            </w:r>
-            <w:r>
-              <w:rPr>
-                <w:spacing w:val="-13"/>
-                <w:sz w:val="24"/>
-              </w:rPr>
-              <w:t xml:space="preserve"> </w:t>
-            </w:r>
-            <w:proofErr w:type="spellStart"/>
-            <w:r>
-              <w:rPr>
-                <w:sz w:val="24"/>
-              </w:rPr>
-              <w:t>renewable</w:t>
-            </w:r>
-            <w:proofErr w:type="spellEnd"/>
-            <w:r>
-              <w:rPr>
-                <w:sz w:val="24"/>
-              </w:rPr>
-              <w:t xml:space="preserve"> </w:t>
-            </w:r>
-            <w:proofErr w:type="spellStart"/>
-            <w:r>
-              <w:rPr>
-                <w:sz w:val="24"/>
-              </w:rPr>
-              <w:t>energy</w:t>
-            </w:r>
-            <w:proofErr w:type="spellEnd"/>
-            <w:r>
-              <w:rPr>
-                <w:spacing w:val="-3"/>
-                <w:sz w:val="24"/>
-              </w:rPr>
-              <w:t xml:space="preserve"> </w:t>
-            </w:r>
-            <w:r>
-              <w:rPr>
-                <w:sz w:val="24"/>
-              </w:rPr>
-              <w:t>and</w:t>
-            </w:r>
-            <w:r>
-              <w:rPr>
-                <w:spacing w:val="-3"/>
-                <w:sz w:val="24"/>
-              </w:rPr>
-              <w:t xml:space="preserve"> </w:t>
-            </w:r>
-            <w:r>
-              <w:rPr>
-                <w:sz w:val="24"/>
-              </w:rPr>
-              <w:t xml:space="preserve">diverse </w:t>
-            </w:r>
-            <w:proofErr w:type="spellStart"/>
-            <w:proofErr w:type="gramStart"/>
-            <w:r>
-              <w:rPr>
-                <w:spacing w:val="-2"/>
-                <w:sz w:val="24"/>
-              </w:rPr>
-              <w:t>flexibilities</w:t>
-            </w:r>
-            <w:proofErr w:type="spellEnd"/>
-            <w:r>
-              <w:rPr>
-                <w:spacing w:val="-2"/>
-                <w:sz w:val="24"/>
-              </w:rPr>
-              <w:t>:</w:t>
-            </w:r>
-            <w:proofErr w:type="gramEnd"/>
-            <w:r>
-              <w:rPr>
-                <w:spacing w:val="-2"/>
-                <w:sz w:val="24"/>
-              </w:rPr>
-              <w:t xml:space="preserve"> </w:t>
-            </w:r>
-            <w:proofErr w:type="spellStart"/>
-            <w:r>
-              <w:rPr>
-                <w:sz w:val="24"/>
-              </w:rPr>
-              <w:t>Supplying</w:t>
-            </w:r>
-            <w:proofErr w:type="spellEnd"/>
-            <w:r>
-              <w:rPr>
-                <w:sz w:val="24"/>
-              </w:rPr>
-              <w:t xml:space="preserve"> </w:t>
-            </w:r>
-            <w:proofErr w:type="spellStart"/>
-            <w:r>
-              <w:rPr>
-                <w:sz w:val="24"/>
-              </w:rPr>
-              <w:t>carbon</w:t>
-            </w:r>
-            <w:proofErr w:type="spellEnd"/>
-            <w:r>
-              <w:rPr>
-                <w:sz w:val="24"/>
-              </w:rPr>
-              <w:t xml:space="preserve">- free </w:t>
-            </w:r>
-            <w:proofErr w:type="spellStart"/>
-            <w:r>
-              <w:rPr>
-                <w:sz w:val="24"/>
-              </w:rPr>
-              <w:t>energy</w:t>
-            </w:r>
-            <w:proofErr w:type="spellEnd"/>
-            <w:r>
-              <w:rPr>
-                <w:sz w:val="24"/>
-              </w:rPr>
-              <w:t>"</w:t>
+              <w:t>Supplying carbon- free energy"</w:t>
             </w:r>
           </w:p>
         </w:tc>
@@ -14533,7 +12899,6 @@
                 <w:sz w:val="24"/>
               </w:rPr>
             </w:pPr>
-            <w:proofErr w:type="spellStart"/>
             <w:r>
               <w:rPr>
                 <w:i/>
@@ -14541,7 +12906,6 @@
               </w:rPr>
               <w:t>Sustainable</w:t>
             </w:r>
-            <w:proofErr w:type="spellEnd"/>
             <w:r>
               <w:rPr>
                 <w:i/>
@@ -14550,46 +12914,42 @@
               </w:rPr>
               <w:t xml:space="preserve"> </w:t>
             </w:r>
-            <w:proofErr w:type="spellStart"/>
             <w:r>
               <w:rPr>
                 <w:i/>
                 <w:sz w:val="24"/>
               </w:rPr>
-              <w:t>Hybrid</w:t>
-            </w:r>
-            <w:proofErr w:type="spellEnd"/>
-            <w:r>
-              <w:rPr>
-                <w:i/>
-                <w:sz w:val="24"/>
-              </w:rPr>
-              <w:t xml:space="preserve"> </w:t>
-            </w:r>
-            <w:proofErr w:type="spellStart"/>
+              <w:t xml:space="preserve">Hybrid </w:t>
+            </w:r>
             <w:r>
               <w:rPr>
                 <w:i/>
                 <w:spacing w:val="-2"/>
                 <w:sz w:val="24"/>
               </w:rPr>
-              <w:t>Evolutionary</w:t>
-            </w:r>
-            <w:proofErr w:type="spellEnd"/>
+              <w:t xml:space="preserve">Evolutionary Learning </w:t>
+            </w:r>
+            <w:r>
+              <w:rPr>
+                <w:i/>
+                <w:sz w:val="24"/>
+              </w:rPr>
+              <w:t xml:space="preserve">Framework for </w:t>
+            </w:r>
             <w:r>
               <w:rPr>
                 <w:i/>
                 <w:spacing w:val="-2"/>
                 <w:sz w:val="24"/>
               </w:rPr>
-              <w:t xml:space="preserve"> Learning </w:t>
+              <w:t xml:space="preserve">Carbon, </w:t>
             </w:r>
             <w:r>
               <w:rPr>
                 <w:i/>
                 <w:sz w:val="24"/>
               </w:rPr>
-              <w:t xml:space="preserve">Framework for </w:t>
+              <w:t xml:space="preserve">Wastewater, and </w:t>
             </w:r>
             <w:r>
               <w:rPr>
@@ -14597,49 +12957,7 @@
                 <w:spacing w:val="-2"/>
                 <w:sz w:val="24"/>
               </w:rPr>
-              <w:t xml:space="preserve">Carbon, </w:t>
-            </w:r>
-            <w:proofErr w:type="spellStart"/>
-            <w:r>
-              <w:rPr>
-                <w:i/>
-                <w:sz w:val="24"/>
-              </w:rPr>
-              <w:t>Wastewater</w:t>
-            </w:r>
-            <w:proofErr w:type="spellEnd"/>
-            <w:r>
-              <w:rPr>
-                <w:i/>
-                <w:sz w:val="24"/>
-              </w:rPr>
-              <w:t xml:space="preserve">, and </w:t>
-            </w:r>
-            <w:r>
-              <w:rPr>
-                <w:i/>
-                <w:spacing w:val="-2"/>
-                <w:sz w:val="24"/>
-              </w:rPr>
-              <w:t>Energy-</w:t>
-            </w:r>
-            <w:proofErr w:type="spellStart"/>
-            <w:r>
-              <w:rPr>
-                <w:i/>
-                <w:spacing w:val="-2"/>
-                <w:sz w:val="24"/>
-              </w:rPr>
-              <w:t>Aware</w:t>
-            </w:r>
-            <w:proofErr w:type="spellEnd"/>
-            <w:r>
-              <w:rPr>
-                <w:i/>
-                <w:spacing w:val="-2"/>
-                <w:sz w:val="24"/>
-              </w:rPr>
-              <w:t>"</w:t>
+              <w:t>Energy-Aware"</w:t>
             </w:r>
           </w:p>
         </w:tc>
@@ -14907,15 +13225,7 @@
         <w:jc w:val="both"/>
       </w:pPr>
       <w:r>
-        <w:t>L'étude des différentes approches, du Power Capping à la migration Carbon-</w:t>
-      </w:r>
-      <w:proofErr w:type="spellStart"/>
-      <w:r>
-        <w:t>Aware</w:t>
-      </w:r>
-      <w:proofErr w:type="spellEnd"/>
-      <w:r>
-        <w:t>, en passant par le stockage hybride et la flexibilité géographique, met en évidence un problème récurrent : la plupart des solutions actuelles traitent les défis de manière isolée. Or, réduire l'empreinte carbone d'un Data Center ne peut pas se résumer à améliorer un seul indicateur. Agir uniquement sur le PUE sans tenir compte du CUE ou du WUE ne fait que déplacer le problème sans le résoudre durablement.</w:t>
+        <w:t>L'étude des différentes approches, du Power Capping à la migration Carbon-Aware, en passant par le stockage hybride et la flexibilité géographique, met en évidence un problème récurrent : la plupart des solutions actuelles traitent les défis de manière isolée. Or, réduire l'empreinte carbone d'un Data Center ne peut pas se résumer à améliorer un seul indicateur. Agir uniquement sur le PUE sans tenir compte du CUE ou du WUE ne fait que déplacer le problème sans le résoudre durablement.</w:t>
       </w:r>
     </w:p>
     <w:p>
@@ -15272,23 +13582,7 @@
           <w:b/>
           <w:bCs/>
         </w:rPr>
-        <w:t xml:space="preserve">Heat </w:t>
-      </w:r>
-      <w:proofErr w:type="spellStart"/>
-      <w:r>
-        <w:rPr>
-          <w:b/>
-          <w:bCs/>
-        </w:rPr>
-        <w:t>Reuse</w:t>
-      </w:r>
-      <w:proofErr w:type="spellEnd"/>
-      <w:r>
-        <w:rPr>
-          <w:b/>
-          <w:bCs/>
-        </w:rPr>
-        <w:t xml:space="preserve"> Ratio (HRR)</w:t>
+        <w:t>Heat Reuse Ratio (HRR)</w:t>
       </w:r>
       <w:r>
         <w:t>, qui mesure la part de chaleur effectivement réutilisée par rapport à la chaleur totale produite. Cet indicateur vient compléter les trois KPI classiques (PUE, CUE, WUE) pour former un score environnemental global plus complet.</w:t>
@@ -15589,23 +13883,7 @@
           <w:color w:val="4471C4"/>
           <w:spacing w:val="-10"/>
         </w:rPr>
-        <w:t xml:space="preserve">Comparaison avec les solutions existantes (SHIELD, </w:t>
-      </w:r>
-      <w:proofErr w:type="spellStart"/>
-      <w:r>
-        <w:rPr>
-          <w:color w:val="4471C4"/>
-          <w:spacing w:val="-10"/>
-        </w:rPr>
-        <w:t>WaterWise</w:t>
-      </w:r>
-      <w:proofErr w:type="spellEnd"/>
-      <w:r>
-        <w:rPr>
-          <w:color w:val="4471C4"/>
-          <w:spacing w:val="-10"/>
-        </w:rPr>
-        <w:t>)</w:t>
+        <w:t>Comparaison avec les solutions existantes (SHIELD, WaterWise)</w:t>
       </w:r>
       <w:bookmarkEnd w:id="43"/>
     </w:p>
@@ -15834,11 +14112,9 @@
             <w:pPr>
               <w:pStyle w:val="Corpsdetexte"/>
             </w:pPr>
-            <w:proofErr w:type="spellStart"/>
             <w:r>
               <w:t>WaterWise</w:t>
             </w:r>
-            <w:proofErr w:type="spellEnd"/>
           </w:p>
         </w:tc>
         <w:tc>
@@ -15944,21 +14220,8 @@
               <w:pStyle w:val="Corpsdetexte"/>
             </w:pPr>
             <w:r>
-              <w:t>Carbon-</w:t>
-            </w:r>
-            <w:proofErr w:type="spellStart"/>
-            <w:r>
-              <w:t>Aware</w:t>
-            </w:r>
-            <w:proofErr w:type="spellEnd"/>
-            <w:r>
-              <w:t xml:space="preserve"> </w:t>
-            </w:r>
-            <w:proofErr w:type="spellStart"/>
-            <w:r>
-              <w:t>Scheduling</w:t>
-            </w:r>
-            <w:proofErr w:type="spellEnd"/>
+              <w:t>Carbon-Aware Scheduling</w:t>
+            </w:r>
           </w:p>
         </w:tc>
         <w:tc>
@@ -16332,91 +14595,75 @@
           <w:color w:val="2E5395"/>
           <w:spacing w:val="-10"/>
         </w:rPr>
-        <w:t xml:space="preserve">Le nouveau KPI : le Heat </w:t>
-      </w:r>
-      <w:proofErr w:type="spellStart"/>
-      <w:r>
+        <w:t>Le nouveau KPI : le Heat Reuse Ratio (HRR)</w:t>
+      </w:r>
+      <w:bookmarkEnd w:id="44"/>
+    </w:p>
+    <w:p>
+      <w:pPr>
+        <w:pStyle w:val="Titre2"/>
+        <w:ind w:firstLine="0"/>
         <w:rPr>
           <w:color w:val="2E5395"/>
           <w:spacing w:val="-10"/>
         </w:rPr>
-        <w:t>Reuse</w:t>
-      </w:r>
-      <w:proofErr w:type="spellEnd"/>
-      <w:r>
+      </w:pPr>
+    </w:p>
+    <w:p>
+      <w:pPr>
+        <w:pStyle w:val="Corpsdetexte"/>
+        <w:ind w:left="567" w:right="1128"/>
+        <w:jc w:val="both"/>
+      </w:pPr>
+      <w:r>
+        <w:t>Cette section introduit le cœur de la contribution originale de ce mémoire : un nouvel indicateur de performance environnementale qui n'existe dans aucune solution identifiée dans la littérature. Cet indicateur permet de mesurer non plus ce qu'un Data Center consomme ou émet, mais ce qu'il valorise.</w:t>
+      </w:r>
+    </w:p>
+    <w:p>
+      <w:pPr>
+        <w:pStyle w:val="Titre2"/>
+        <w:ind w:firstLine="0"/>
         <w:rPr>
           <w:color w:val="2E5395"/>
           <w:spacing w:val="-10"/>
         </w:rPr>
-        <w:t xml:space="preserve"> Ratio (HRR)</w:t>
-      </w:r>
-      <w:bookmarkEnd w:id="44"/>
+      </w:pPr>
     </w:p>
     <w:p>
       <w:pPr>
         <w:pStyle w:val="Titre2"/>
         <w:ind w:firstLine="0"/>
         <w:rPr>
+          <w:color w:val="4471C4"/>
+          <w:spacing w:val="-10"/>
+        </w:rPr>
+      </w:pPr>
+      <w:r>
+        <w:rPr>
           <w:color w:val="2E5395"/>
           <w:spacing w:val="-10"/>
         </w:rPr>
-      </w:pPr>
-    </w:p>
-    <w:p>
-      <w:pPr>
-        <w:pStyle w:val="Corpsdetexte"/>
-        <w:ind w:left="567" w:right="1128"/>
-        <w:jc w:val="both"/>
-      </w:pPr>
-      <w:r>
-        <w:t>Cette section introduit le cœur de la contribution originale de ce mémoire : un nouvel indicateur de performance environnementale qui n'existe dans aucune solution identifiée dans la littérature. Cet indicateur permet de mesurer non plus ce qu'un Data Center consomme ou émet, mais ce qu'il valorise.</w:t>
-      </w:r>
+        <w:tab/>
+      </w:r>
+      <w:bookmarkStart w:id="45" w:name="_Toc236387090"/>
+      <w:r>
+        <w:rPr>
+          <w:color w:val="4471C4"/>
+          <w:spacing w:val="-10"/>
+        </w:rPr>
+        <w:t>2.2.1. Définition et formule du HRR</w:t>
+      </w:r>
+      <w:bookmarkEnd w:id="45"/>
     </w:p>
     <w:p>
       <w:pPr>
         <w:pStyle w:val="Titre2"/>
         <w:ind w:firstLine="0"/>
         <w:rPr>
-          <w:color w:val="2E5395"/>
-          <w:spacing w:val="-10"/>
-        </w:rPr>
-      </w:pPr>
-    </w:p>
-    <w:p>
-      <w:pPr>
-        <w:pStyle w:val="Titre2"/>
-        <w:ind w:firstLine="0"/>
-        <w:rPr>
           <w:color w:val="4471C4"/>
           <w:spacing w:val="-10"/>
         </w:rPr>
       </w:pPr>
-      <w:r>
-        <w:rPr>
-          <w:color w:val="2E5395"/>
-          <w:spacing w:val="-10"/>
-        </w:rPr>
-        <w:tab/>
-      </w:r>
-      <w:bookmarkStart w:id="45" w:name="_Toc236387090"/>
-      <w:r>
-        <w:rPr>
-          <w:color w:val="4471C4"/>
-          <w:spacing w:val="-10"/>
-        </w:rPr>
-        <w:t>2.2.1. Définition et formule du HRR</w:t>
-      </w:r>
-      <w:bookmarkEnd w:id="45"/>
-    </w:p>
-    <w:p>
-      <w:pPr>
-        <w:pStyle w:val="Titre2"/>
-        <w:ind w:firstLine="0"/>
-        <w:rPr>
-          <w:color w:val="4471C4"/>
-          <w:spacing w:val="-10"/>
-        </w:rPr>
-      </w:pPr>
     </w:p>
     <w:p>
       <w:pPr>
@@ -16425,15 +14672,7 @@
         <w:jc w:val="both"/>
       </w:pPr>
       <w:r>
-        <w:t xml:space="preserve">Le Heat </w:t>
-      </w:r>
-      <w:proofErr w:type="spellStart"/>
-      <w:r>
-        <w:t>Reuse</w:t>
-      </w:r>
-      <w:proofErr w:type="spellEnd"/>
-      <w:r>
-        <w:t xml:space="preserve"> Ratio, ou HRR, mesure la part de chaleur produite par les serveurs qui est effectivement réutilisée plutôt que rejetée dans l'atmosphère. Sa formule est la suivante :</w:t>
+        <w:t>Le Heat Reuse Ratio, ou HRR, mesure la part de chaleur produite par les serveurs qui est effectivement réutilisée plutôt que rejetée dans l'atmosphère. Sa formule est la suivante :</w:t>
       </w:r>
     </w:p>
     <w:p>
@@ -17117,21 +15356,12 @@
         <w:ind w:right="1128"/>
         <w:jc w:val="both"/>
       </w:pPr>
-      <w:proofErr w:type="gramStart"/>
       <w:r>
         <w:rPr>
           <w:b/>
           <w:bCs/>
         </w:rPr>
-        <w:t>α</w:t>
-      </w:r>
-      <w:proofErr w:type="gramEnd"/>
-      <w:r>
-        <w:rPr>
-          <w:b/>
-          <w:bCs/>
-        </w:rPr>
-        <w:t>, β, γ</w:t>
+        <w:t>α, β, γ</w:t>
       </w:r>
       <w:r>
         <w:t xml:space="preserve"> sont les poids attribués aux trois indicateurs classiques. Ils permettent d'ajuster l'importance accordée à chacun selon le contexte. Par exemple, dans une région soumise au stress hydrique, on augmente γ pour donner plus de poids à la consommation d'eau.</w:t>
@@ -17154,7 +15384,6 @@
         <w:ind w:right="1128"/>
         <w:jc w:val="both"/>
       </w:pPr>
-      <w:proofErr w:type="gramStart"/>
       <w:r>
         <w:rPr>
           <w:b/>
@@ -17162,7 +15391,6 @@
         </w:rPr>
         <w:t>δ</w:t>
       </w:r>
-      <w:proofErr w:type="gramEnd"/>
       <w:r>
         <w:t xml:space="preserve"> est le poids attribué à la valorisation thermique. Plus il est élevé, plus le système récompense les décisions qui valorisent la chaleur.</w:t>
       </w:r>
@@ -18785,23 +17013,7 @@
         <w:jc w:val="both"/>
       </w:pPr>
       <w:r>
-        <w:t>Python a été choisi comme langage d'implémentation pour plusieurs raisons complémentaires. C'est d'abord le langage de référence dans la communauté scientifique dédiée à l'optimisation des infrastructures numériques. Tous les travaux identifiés dans l'état de l'art, qu'il s'agisse de SHIELD, des algorithmes Carbon-</w:t>
-      </w:r>
-      <w:proofErr w:type="spellStart"/>
-      <w:r>
-        <w:t>Aware</w:t>
-      </w:r>
-      <w:proofErr w:type="spellEnd"/>
-      <w:r>
-        <w:t xml:space="preserve"> ou des approches par Deep </w:t>
-      </w:r>
-      <w:proofErr w:type="spellStart"/>
-      <w:r>
-        <w:t>Reinforcement</w:t>
-      </w:r>
-      <w:proofErr w:type="spellEnd"/>
-      <w:r>
-        <w:t xml:space="preserve"> Learning, utilisent Python comme environnement de développement. Ce choix garantit donc une cohérence avec les pratiques de la recherche scientifique sur laquelle ce mémoire s'appuie.</w:t>
+        <w:t>Python a été choisi comme langage d'implémentation pour plusieurs raisons complémentaires. C'est d'abord le langage de référence dans la communauté scientifique dédiée à l'optimisation des infrastructures numériques. Tous les travaux identifiés dans l'état de l'art, qu'il s'agisse de SHIELD, des algorithmes Carbon-Aware ou des approches par Deep Reinforcement Learning, utilisent Python comme environnement de développement. Ce choix garantit donc une cohérence avec les pratiques de la recherche scientifique sur laquelle ce mémoire s'appuie.</w:t>
       </w:r>
     </w:p>
     <w:p>
@@ -18838,7 +17050,6 @@
         <w:ind w:right="1128"/>
         <w:jc w:val="both"/>
       </w:pPr>
-      <w:proofErr w:type="spellStart"/>
       <w:r>
         <w:rPr>
           <w:b/>
@@ -18846,7 +17057,6 @@
         </w:rPr>
         <w:t>NumPy</w:t>
       </w:r>
-      <w:proofErr w:type="spellEnd"/>
       <w:r>
         <w:rPr>
           <w:b/>
@@ -18917,7 +17127,6 @@
         <w:ind w:right="1128"/>
         <w:jc w:val="both"/>
       </w:pPr>
-      <w:proofErr w:type="spellStart"/>
       <w:r>
         <w:rPr>
           <w:b/>
@@ -18925,7 +17134,6 @@
         </w:rPr>
         <w:t>Matplotlib</w:t>
       </w:r>
-      <w:proofErr w:type="spellEnd"/>
       <w:r>
         <w:rPr>
           <w:b/>
@@ -19342,15 +17550,7 @@
         <w:jc w:val="both"/>
       </w:pPr>
       <w:r>
-        <w:t xml:space="preserve">Pour mesurer l'efficacité de cette valorisation, ce travail introduit un nouveau KPI : le Heat </w:t>
-      </w:r>
-      <w:proofErr w:type="spellStart"/>
-      <w:r>
-        <w:t>Reuse</w:t>
-      </w:r>
-      <w:proofErr w:type="spellEnd"/>
-      <w:r>
-        <w:t xml:space="preserve"> Ratio (HRR). Cet indicateur mesure la part de chaleur effectivement réutilisée et vient compléter les trois indicateurs classiques PUE, CUE et WUE dans un score environnemental global inédit. C'est cette combinaison de quatre indicateurs qui constitue la contribution originale de ce mémoire par rapport aux solutions existantes.</w:t>
+        <w:t>Pour mesurer l'efficacité de cette valorisation, ce travail introduit un nouveau KPI : le Heat Reuse Ratio (HRR). Cet indicateur mesure la part de chaleur effectivement réutilisée et vient compléter les trois indicateurs classiques PUE, CUE et WUE dans un score environnemental global inédit. C'est cette combinaison de quatre indicateurs qui constitue la contribution originale de ce mémoire par rapport aux solutions existantes.</w:t>
       </w:r>
     </w:p>
     <w:p>
@@ -19618,23 +17818,7 @@
         <w:jc w:val="both"/>
       </w:pPr>
       <w:r>
-        <w:t>Pour évaluer les performances de HEAT2VALUE de manière rigoureuse, trois types de tests ont été réalisés. Le premier s'appuie sur des données simulées pour comparer le comportement du Data Center avec et sans l'algorithme dans des conditions contrôlées. Le second utilise des données réelles d'intensité carbone provenant d'</w:t>
-      </w:r>
-      <w:proofErr w:type="spellStart"/>
-      <w:r>
-        <w:t>Electricity</w:t>
-      </w:r>
-      <w:proofErr w:type="spellEnd"/>
-      <w:r>
-        <w:t xml:space="preserve"> </w:t>
-      </w:r>
-      <w:proofErr w:type="spellStart"/>
-      <w:r>
-        <w:t>Maps</w:t>
-      </w:r>
-      <w:proofErr w:type="spellEnd"/>
-      <w:r>
-        <w:t xml:space="preserve"> pour tester l'algorithme sur trois journées représentatives de l'année 2024. Le troisième soumet l'algorithme à douze scénarios variés couvrant l'ensemble des situations climatiques et énergétiques auxquelles un Data Center peut être confronté au cours d'une année.</w:t>
+        <w:t>Pour évaluer les performances de HEAT2VALUE de manière rigoureuse, trois types de tests ont été réalisés. Le premier s'appuie sur des données simulées pour comparer le comportement du Data Center avec et sans l'algorithme dans des conditions contrôlées. Le second utilise des données réelles d'intensité carbone provenant d'Electricity Maps pour tester l'algorithme sur trois journées représentatives de l'année 2024. Le troisième soumet l'algorithme à douze scénarios variés couvrant l'ensemble des situations climatiques et énergétiques auxquelles un Data Center peut être confronté au cours d'une année.</w:t>
       </w:r>
     </w:p>
     <w:p>
@@ -20068,23 +18252,7 @@
       </w:r>
       <w:r>
         <w:lastRenderedPageBreak/>
-        <w:t>simulations provient d'</w:t>
-      </w:r>
-      <w:proofErr w:type="spellStart"/>
-      <w:r>
-        <w:t>Electricity</w:t>
-      </w:r>
-      <w:proofErr w:type="spellEnd"/>
-      <w:r>
-        <w:t xml:space="preserve"> </w:t>
-      </w:r>
-      <w:proofErr w:type="spellStart"/>
-      <w:r>
-        <w:t>Maps</w:t>
-      </w:r>
-      <w:proofErr w:type="spellEnd"/>
-      <w:r>
-        <w:t>, qui publie ces données heure par heure pour l'ensemble de l'année 2024. L'intégration de ces données réelles dans un environnement simulé constitue un compromis rigoureux entre la maîtrise des conditions de test et l'authenticité des résultats obtenus.</w:t>
+        <w:t>simulations provient d'Electricity Maps, qui publie ces données heure par heure pour l'ensemble de l'année 2024. L'intégration de ces données réelles dans un environnement simulé constitue un compromis rigoureux entre la maîtrise des conditions de test et l'authenticité des résultats obtenus.</w:t>
       </w:r>
     </w:p>
     <w:p>
@@ -20182,23 +18350,7 @@
         <w:t>Les données réelles</w:t>
       </w:r>
       <w:r>
-        <w:t xml:space="preserve"> proviennent d'</w:t>
-      </w:r>
-      <w:proofErr w:type="spellStart"/>
-      <w:r>
-        <w:t>Electricity</w:t>
-      </w:r>
-      <w:proofErr w:type="spellEnd"/>
-      <w:r>
-        <w:t xml:space="preserve"> </w:t>
-      </w:r>
-      <w:proofErr w:type="spellStart"/>
-      <w:r>
-        <w:t>Maps</w:t>
-      </w:r>
-      <w:proofErr w:type="spellEnd"/>
-      <w:r>
-        <w:t xml:space="preserve"> et couvrent l'intégralité de l'année 2024 pour le réseau électrique français. Trois journées représentatives ont été sélectionnées : le 15 janvier 2024 pour un jour d'hiver, le 15 juillet 2024 pour un jour d'été, et le 30 décembre 2024 pour une journée de pic de consommation. Ces données permettent de tester l'algorithme dans des conditions énergétiques authentiques.</w:t>
+        <w:t xml:space="preserve"> proviennent d'Electricity Maps et couvrent l'intégralité de l'année 2024 pour le réseau électrique français. Trois journées représentatives ont été sélectionnées : le 15 janvier 2024 pour un jour d'hiver, le 15 juillet 2024 pour un jour d'été, et le 30 décembre 2024 pour une journée de pic de consommation. Ces données permettent de tester l'algorithme dans des conditions énergétiques authentiques.</w:t>
       </w:r>
     </w:p>
     <w:p>
@@ -20355,23 +18507,7 @@
       </w:pPr>
       <w:r>
         <w:lastRenderedPageBreak/>
-        <w:t xml:space="preserve">La température extérieure et l'intensité carbone sont également générées par le simulateur, mais peuvent être remplacées par des données réelles lors des tests. C'est ce mécanisme de substitution qui permet d'intégrer les données </w:t>
-      </w:r>
-      <w:proofErr w:type="spellStart"/>
-      <w:r>
-        <w:t>Electricity</w:t>
-      </w:r>
-      <w:proofErr w:type="spellEnd"/>
-      <w:r>
-        <w:t xml:space="preserve"> </w:t>
-      </w:r>
-      <w:proofErr w:type="spellStart"/>
-      <w:r>
-        <w:t>Maps</w:t>
-      </w:r>
-      <w:proofErr w:type="spellEnd"/>
-      <w:r>
-        <w:t xml:space="preserve"> et le jeu de données test sans modifier le reste de la chaîne de traitement.</w:t>
+        <w:t>La température extérieure et l'intensité carbone sont également générées par le simulateur, mais peuvent être remplacées par des données réelles lors des tests. C'est ce mécanisme de substitution qui permet d'intégrer les données Electricity Maps et le jeu de données test sans modifier le reste de la chaîne de traitement.</w:t>
       </w:r>
     </w:p>
     <w:p>
@@ -20388,6 +18524,9 @@
         <w:jc w:val="both"/>
       </w:pPr>
       <w:r>
+        <w:rPr>
+          <w:noProof/>
+        </w:rPr>
         <w:drawing>
           <wp:anchor distT="0" distB="0" distL="114300" distR="114300" simplePos="0" relativeHeight="251657216" behindDoc="1" locked="0" layoutInCell="1" allowOverlap="1" wp14:anchorId="353D7359" wp14:editId="404181B3">
             <wp:simplePos x="0" y="0"/>
@@ -20561,32 +18700,10 @@
           <w:b/>
           <w:bCs/>
         </w:rPr>
-        <w:t xml:space="preserve">SEUIL_CARBONE = 150 </w:t>
-      </w:r>
-      <w:proofErr w:type="spellStart"/>
-      <w:r>
-        <w:rPr>
-          <w:b/>
-          <w:bCs/>
-        </w:rPr>
-        <w:t>gCO</w:t>
-      </w:r>
-      <w:proofErr w:type="spellEnd"/>
-      <w:r>
-        <w:rPr>
-          <w:b/>
-          <w:bCs/>
-        </w:rPr>
-        <w:t>₂/kWh</w:t>
-      </w:r>
-      <w:r>
-        <w:t xml:space="preserve"> : </w:t>
-      </w:r>
-      <w:r>
-        <w:t>au-dessus</w:t>
-      </w:r>
-      <w:r>
-        <w:t xml:space="preserve"> de ce seuil, le stockage est déclenché si le réservoir n'est pas plein</w:t>
+        <w:t>SEUIL_CARBONE = 150 gCO₂/kWh</w:t>
+      </w:r>
+      <w:r>
+        <w:t xml:space="preserve"> : au-dessus de ce seuil, le stockage est déclenché si le réservoir n'est pas plein</w:t>
       </w:r>
     </w:p>
     <w:p>
@@ -20647,10 +18764,7 @@
         <w:t>l</w:t>
       </w:r>
       <w:r>
-        <w:t xml:space="preserve">es décisions prises pour le scénario </w:t>
-      </w:r>
-      <w:r>
-        <w:t>hiver :</w:t>
+        <w:t>es décisions prises pour le scénario hiver :</w:t>
       </w:r>
     </w:p>
     <w:p>
@@ -20660,6 +18774,9 @@
         <w:jc w:val="both"/>
       </w:pPr>
       <w:r>
+        <w:rPr>
+          <w:noProof/>
+        </w:rPr>
         <w:lastRenderedPageBreak/>
         <w:drawing>
           <wp:anchor distT="0" distB="0" distL="114300" distR="114300" simplePos="0" relativeHeight="251659264" behindDoc="1" locked="0" layoutInCell="1" allowOverlap="1" wp14:anchorId="12FC8836" wp14:editId="50529DE3">
@@ -20916,15 +19033,7 @@
         <w:t>CUE</w:t>
       </w:r>
       <w:r>
-        <w:t xml:space="preserve"> est calculé en soustrayant des émissions totales les émissions évitées grâce à la valorisation de la chaleur. Ces émissions évitées correspondent aux émissions d'une chaudière à gaz remplacée par la chaleur des serveurs, estimées à 200 </w:t>
-      </w:r>
-      <w:proofErr w:type="spellStart"/>
-      <w:r>
-        <w:t>gCO</w:t>
-      </w:r>
-      <w:proofErr w:type="spellEnd"/>
-      <w:r>
-        <w:t>₂/kWh. Un plancher à zéro est appliqué pour éviter des valeurs négatives non physiques.</w:t>
+        <w:t xml:space="preserve"> est calculé en soustrayant des émissions totales les émissions évitées grâce à la valorisation de la chaleur. Ces émissions évitées correspondent aux émissions d'une chaudière à gaz remplacée par la chaleur des serveurs, estimées à 200 gCO₂/kWh. Un plancher à zéro est appliqué pour éviter des valeurs négatives non physiques.</w:t>
       </w:r>
     </w:p>
     <w:p>
@@ -20989,6 +19098,9 @@
         <w:jc w:val="both"/>
       </w:pPr>
       <w:r>
+        <w:rPr>
+          <w:noProof/>
+        </w:rPr>
         <w:drawing>
           <wp:inline distT="0" distB="0" distL="0" distR="0" wp14:anchorId="7E5615DA" wp14:editId="1914A387">
             <wp:extent cx="5295569" cy="2314694"/>
@@ -21076,88 +19188,1308 @@
       <w:pPr>
         <w:pStyle w:val="Titre2"/>
         <w:rPr>
-          <w:b w:val="0"/>
-          <w:bCs w:val="0"/>
-          <w:color w:val="2E5395"/>
-        </w:rPr>
-      </w:pPr>
-    </w:p>
-    <w:p>
-      <w:pPr>
-        <w:pStyle w:val="Titre2"/>
-        <w:ind w:left="2154"/>
-        <w:rPr>
-          <w:color w:val="4471C4"/>
-        </w:rPr>
-      </w:pPr>
-      <w:bookmarkStart w:id="71" w:name="_Toc236387116"/>
-      <w:r>
-        <w:rPr>
-          <w:color w:val="4471C4"/>
-        </w:rPr>
-        <w:t>3.3.1. Résultats sur données simulées : comparaison sur 24h</w:t>
-      </w:r>
-      <w:bookmarkEnd w:id="71"/>
-    </w:p>
-    <w:p>
-      <w:pPr>
-        <w:pStyle w:val="Titre2"/>
-        <w:ind w:left="2154"/>
-        <w:rPr>
-          <w:color w:val="4471C4"/>
-        </w:rPr>
-      </w:pPr>
-      <w:bookmarkStart w:id="72" w:name="_Toc236387117"/>
-      <w:r>
-        <w:rPr>
-          <w:color w:val="4471C4"/>
-        </w:rPr>
-        <w:t>3.3.2. Résultats sur données réelles : 3 journées de 2024</w:t>
-      </w:r>
-      <w:bookmarkEnd w:id="72"/>
-    </w:p>
-    <w:p>
-      <w:pPr>
-        <w:pStyle w:val="Titre2"/>
-        <w:ind w:left="2154"/>
-        <w:rPr>
-          <w:color w:val="4471C4"/>
-        </w:rPr>
-      </w:pPr>
-      <w:bookmarkStart w:id="73" w:name="_Toc236387118"/>
-      <w:r>
-        <w:rPr>
-          <w:color w:val="4471C4"/>
-        </w:rPr>
-        <w:t>3.3.3. Résultats sur les 12 scénarios : analyse comparative</w:t>
-      </w:r>
-      <w:bookmarkEnd w:id="73"/>
-    </w:p>
-    <w:p>
-      <w:pPr>
-        <w:pStyle w:val="Titre2"/>
-        <w:ind w:left="2154"/>
-      </w:pPr>
-    </w:p>
-    <w:p>
-      <w:pPr>
-        <w:pStyle w:val="Titre2"/>
-        <w:ind w:firstLine="0"/>
-        <w:rPr>
           <w:rStyle w:val="lev"/>
           <w:b/>
           <w:bCs/>
           <w:color w:val="2E5395"/>
         </w:rPr>
       </w:pPr>
-      <w:bookmarkStart w:id="74" w:name="_Toc236387119"/>
-      <w:r>
+    </w:p>
+    <w:p>
+      <w:pPr>
+        <w:pStyle w:val="Corpsdetexte"/>
+        <w:ind w:left="567" w:right="1128"/>
+        <w:jc w:val="both"/>
+        <w:rPr>
+          <w:rStyle w:val="lev"/>
+          <w:b w:val="0"/>
+          <w:bCs w:val="0"/>
+          <w:color w:val="2E5395"/>
+        </w:rPr>
+      </w:pPr>
+      <w:r>
+        <w:t>Cette section présente les résultats obtenus lors des trois phases de test de HEAT2VALUE. Pour chaque phase, les résultats sont présentés et analysés pour mettre en évidence les apports concrets de l'algorithme.</w:t>
+      </w:r>
+    </w:p>
+    <w:p>
+      <w:pPr>
+        <w:pStyle w:val="Titre2"/>
+        <w:rPr>
+          <w:b w:val="0"/>
+          <w:bCs w:val="0"/>
+          <w:color w:val="2E5395"/>
+        </w:rPr>
+      </w:pPr>
+    </w:p>
+    <w:p>
+      <w:pPr>
+        <w:pStyle w:val="Titre2"/>
+        <w:ind w:left="2154"/>
+        <w:rPr>
+          <w:color w:val="4471C4"/>
+        </w:rPr>
+      </w:pPr>
+      <w:bookmarkStart w:id="71" w:name="_Toc236387116"/>
+      <w:r>
+        <w:rPr>
+          <w:color w:val="4471C4"/>
+        </w:rPr>
+        <w:t>3.3.1. Résultats sur données simulées : comparaison sur 24h</w:t>
+      </w:r>
+      <w:bookmarkEnd w:id="71"/>
+    </w:p>
+    <w:p>
+      <w:pPr>
+        <w:pStyle w:val="Titre2"/>
+        <w:ind w:left="2154"/>
+        <w:rPr>
+          <w:color w:val="4471C4"/>
+        </w:rPr>
+      </w:pPr>
+    </w:p>
+    <w:p>
+      <w:pPr>
+        <w:pStyle w:val="Corpsdetexte"/>
+        <w:ind w:left="567" w:right="1128"/>
+        <w:jc w:val="both"/>
+      </w:pPr>
+      <w:r>
+        <w:t>Le premier test compare le comportement d'un Data Center classique sans HEAT2VALUE et avec HEAT2VALUE sur une journée hivernale simulée. Le tableau suivant résume les résultats obtenus :</w:t>
+      </w:r>
+    </w:p>
+    <w:p>
+      <w:pPr>
+        <w:pStyle w:val="Corpsdetexte"/>
+        <w:ind w:left="567" w:right="1128"/>
+        <w:jc w:val="both"/>
+      </w:pPr>
+    </w:p>
+    <w:p>
+      <w:pPr>
+        <w:pStyle w:val="Corpsdetexte"/>
+        <w:ind w:left="567" w:right="1128"/>
+        <w:jc w:val="both"/>
+      </w:pPr>
+      <w:r>
+        <w:drawing>
+          <wp:inline distT="0" distB="0" distL="0" distR="0" wp14:anchorId="51343FD0" wp14:editId="7D261079">
+            <wp:extent cx="5951220" cy="2137029"/>
+            <wp:effectExtent l="0" t="0" r="0" b="0"/>
+            <wp:docPr id="4" name="Image 4"/>
+            <wp:cNvGraphicFramePr>
+              <a:graphicFrameLocks xmlns:a="http://schemas.openxmlformats.org/drawingml/2006/main" noChangeAspect="1"/>
+            </wp:cNvGraphicFramePr>
+            <a:graphic xmlns:a="http://schemas.openxmlformats.org/drawingml/2006/main">
+              <a:graphicData uri="http://schemas.openxmlformats.org/drawingml/2006/picture">
+                <pic:pic xmlns:pic="http://schemas.openxmlformats.org/drawingml/2006/picture">
+                  <pic:nvPicPr>
+                    <pic:cNvPr id="1" name=""/>
+                    <pic:cNvPicPr/>
+                  </pic:nvPicPr>
+                  <pic:blipFill>
+                    <a:blip r:embed="rId16"/>
+                    <a:stretch>
+                      <a:fillRect/>
+                    </a:stretch>
+                  </pic:blipFill>
+                  <pic:spPr>
+                    <a:xfrm>
+                      <a:off x="0" y="0"/>
+                      <a:ext cx="5977852" cy="2146592"/>
+                    </a:xfrm>
+                    <a:prstGeom prst="rect">
+                      <a:avLst/>
+                    </a:prstGeom>
+                  </pic:spPr>
+                </pic:pic>
+              </a:graphicData>
+            </a:graphic>
+          </wp:inline>
+        </w:drawing>
+      </w:r>
+    </w:p>
+    <w:p>
+      <w:pPr>
+        <w:pStyle w:val="Corpsdetexte"/>
+        <w:ind w:left="567" w:right="1128"/>
+        <w:jc w:val="both"/>
+      </w:pPr>
+    </w:p>
+    <w:p>
+      <w:pPr>
+        <w:pStyle w:val="Corpsdetexte"/>
+        <w:ind w:left="567" w:right="1128"/>
+        <w:jc w:val="both"/>
+      </w:pPr>
+      <w:r>
+        <w:t>Ces résultats montrent que HEAT2VALUE améliore simultanément les quatre indicateurs environnementaux. Le PUE passe de 1.30 à 1.05, ce qui signifie que le gaspillage électrique lié au refroidissement est réduit de 25%. Le CUE est réduit de près de 80% grâce aux émissions évitées par la valorisation de la chaleur. Le WUE passe de 2.0 à 0.5 L/kWh, soit une réduction de 75% de la consommation d'eau. Enfin, le HRR atteint 0.80, ce qui signifie que 80% de la chaleur produite est valorisée au lieu d'être rejetée dans l'atmosphère.</w:t>
+      </w:r>
+    </w:p>
+    <w:p>
+      <w:pPr>
+        <w:pStyle w:val="Corpsdetexte"/>
+        <w:ind w:left="567" w:right="1128"/>
+        <w:jc w:val="both"/>
+      </w:pPr>
+    </w:p>
+    <w:p>
+      <w:pPr>
+        <w:pStyle w:val="Corpsdetexte"/>
+        <w:ind w:left="567" w:right="1128"/>
+        <w:jc w:val="both"/>
+      </w:pPr>
+      <w:r>
+        <w:t>Le graphique ci-dessous illustre l'évolution de ces trois indicateurs tout au long de la journée :</w:t>
+      </w:r>
+    </w:p>
+    <w:p>
+      <w:pPr>
+        <w:pStyle w:val="Corpsdetexte"/>
+        <w:ind w:right="1128"/>
+        <w:jc w:val="both"/>
+      </w:pPr>
+    </w:p>
+    <w:p>
+      <w:pPr>
+        <w:pStyle w:val="Corpsdetexte"/>
+        <w:ind w:right="1128"/>
+        <w:jc w:val="both"/>
+      </w:pPr>
+      <w:r>
+        <w:lastRenderedPageBreak/>
+        <w:drawing>
+          <wp:inline distT="0" distB="0" distL="0" distR="0" wp14:anchorId="0A72C153" wp14:editId="38DF5A87">
+            <wp:extent cx="6367780" cy="6199505"/>
+            <wp:effectExtent l="0" t="0" r="0" b="0"/>
+            <wp:docPr id="7" name="Image 7"/>
+            <wp:cNvGraphicFramePr>
+              <a:graphicFrameLocks xmlns:a="http://schemas.openxmlformats.org/drawingml/2006/main" noChangeAspect="1"/>
+            </wp:cNvGraphicFramePr>
+            <a:graphic xmlns:a="http://schemas.openxmlformats.org/drawingml/2006/main">
+              <a:graphicData uri="http://schemas.openxmlformats.org/drawingml/2006/picture">
+                <pic:pic xmlns:pic="http://schemas.openxmlformats.org/drawingml/2006/picture">
+                  <pic:nvPicPr>
+                    <pic:cNvPr id="1" name=""/>
+                    <pic:cNvPicPr/>
+                  </pic:nvPicPr>
+                  <pic:blipFill>
+                    <a:blip r:embed="rId17">
+                      <a:extLst>
+                        <a:ext uri="{28A0092B-C50C-407E-A947-70E740481C1C}">
+                          <a14:useLocalDpi xmlns:a14="http://schemas.microsoft.com/office/drawing/2010/main" val="0"/>
+                        </a:ext>
+                      </a:extLst>
+                    </a:blip>
+                    <a:stretch>
+                      <a:fillRect/>
+                    </a:stretch>
+                  </pic:blipFill>
+                  <pic:spPr>
+                    <a:xfrm>
+                      <a:off x="0" y="0"/>
+                      <a:ext cx="6367780" cy="6199505"/>
+                    </a:xfrm>
+                    <a:prstGeom prst="rect">
+                      <a:avLst/>
+                    </a:prstGeom>
+                  </pic:spPr>
+                </pic:pic>
+              </a:graphicData>
+            </a:graphic>
+          </wp:inline>
+        </w:drawing>
+      </w:r>
+    </w:p>
+    <w:p>
+      <w:pPr>
+        <w:pStyle w:val="font-claude-response-body"/>
+        <w:ind w:left="567" w:right="1128"/>
+        <w:jc w:val="both"/>
+        <w:rPr>
+          <w:sz w:val="27"/>
+          <w:szCs w:val="27"/>
+        </w:rPr>
+      </w:pPr>
+      <w:r>
+        <w:rPr>
+          <w:sz w:val="27"/>
+          <w:szCs w:val="27"/>
+        </w:rPr>
+        <w:t>Trois observations importantes ressortent de ce graphique.</w:t>
+      </w:r>
+    </w:p>
+    <w:p>
+      <w:pPr>
+        <w:pStyle w:val="font-claude-response-body"/>
+        <w:ind w:left="567" w:right="1128"/>
+        <w:jc w:val="both"/>
+        <w:rPr>
+          <w:sz w:val="27"/>
+          <w:szCs w:val="27"/>
+        </w:rPr>
+      </w:pPr>
+      <w:r>
+        <w:rPr>
+          <w:sz w:val="27"/>
+          <w:szCs w:val="27"/>
+        </w:rPr>
+        <w:t xml:space="preserve">Sur le </w:t>
+      </w:r>
+      <w:r>
+        <w:rPr>
+          <w:rStyle w:val="lev"/>
+          <w:sz w:val="27"/>
+          <w:szCs w:val="27"/>
+        </w:rPr>
+        <w:t>PUE</w:t>
+      </w:r>
+      <w:r>
+        <w:rPr>
+          <w:sz w:val="27"/>
+          <w:szCs w:val="27"/>
+        </w:rPr>
+        <w:t>, la ligne rouge reste constante à 1.30 toute la journée, ce qui représente le gaspillage permanent d'un Data Center classique. La ligne verte reste constante à 1.05, car la température est toujours sous 18°C et l'algorithme choisit systématiquement la réutilisation.</w:t>
+      </w:r>
+    </w:p>
+    <w:p>
+      <w:pPr>
+        <w:pStyle w:val="font-claude-response-body"/>
+        <w:ind w:left="567" w:right="1128"/>
+        <w:jc w:val="both"/>
+        <w:rPr>
+          <w:sz w:val="27"/>
+          <w:szCs w:val="27"/>
+        </w:rPr>
+      </w:pPr>
+      <w:r>
+        <w:rPr>
+          <w:sz w:val="27"/>
+          <w:szCs w:val="27"/>
+        </w:rPr>
+        <w:t xml:space="preserve">Sur le </w:t>
+      </w:r>
+      <w:r>
+        <w:rPr>
+          <w:rStyle w:val="lev"/>
+          <w:sz w:val="27"/>
+          <w:szCs w:val="27"/>
+        </w:rPr>
+        <w:t>CUE</w:t>
+      </w:r>
+      <w:r>
+        <w:rPr>
+          <w:sz w:val="27"/>
+          <w:szCs w:val="27"/>
+        </w:rPr>
+        <w:t>, les deux courbes augmentent progressivement au fil de la journée, ce qui reflète la montée de l'intensité carbone du réseau électrique en soirée. Cependant, la courbe verte reste très nettement en dessous de la courbe rouge, ce qui illustre l'impact des émissions évitées grâce à la valorisation de la chaleur.</w:t>
+      </w:r>
+    </w:p>
+    <w:p>
+      <w:pPr>
+        <w:pStyle w:val="font-claude-response-body"/>
+        <w:ind w:left="567" w:right="1128"/>
+        <w:jc w:val="both"/>
+        <w:rPr>
+          <w:sz w:val="27"/>
+          <w:szCs w:val="27"/>
+        </w:rPr>
+      </w:pPr>
+      <w:r>
+        <w:rPr>
+          <w:sz w:val="27"/>
+          <w:szCs w:val="27"/>
+        </w:rPr>
+        <w:t xml:space="preserve">Sur le </w:t>
+      </w:r>
+      <w:r>
+        <w:rPr>
+          <w:rStyle w:val="lev"/>
+          <w:sz w:val="27"/>
+          <w:szCs w:val="27"/>
+        </w:rPr>
+        <w:t>WUE</w:t>
+      </w:r>
+      <w:r>
+        <w:rPr>
+          <w:sz w:val="27"/>
+          <w:szCs w:val="27"/>
+        </w:rPr>
+        <w:t>, la ligne rouge reste constante à 2.0 L/kWh toute la journée, tandis que la ligne verte reste à 0.5 L/kWh. La réduction de la consommation d'eau est immédiate, constante et très significative.</w:t>
+      </w:r>
+    </w:p>
+    <w:p>
+      <w:pPr>
+        <w:pStyle w:val="Corpsdetexte"/>
+        <w:ind w:right="1128"/>
+        <w:jc w:val="both"/>
+      </w:pPr>
+    </w:p>
+    <w:p>
+      <w:pPr>
+        <w:pStyle w:val="Corpsdetexte"/>
+        <w:ind w:left="567" w:right="1128"/>
+        <w:jc w:val="both"/>
+      </w:pPr>
+    </w:p>
+    <w:p>
+      <w:pPr>
+        <w:pStyle w:val="Titre2"/>
+        <w:ind w:left="2154"/>
+        <w:rPr>
+          <w:color w:val="4471C4"/>
+        </w:rPr>
+      </w:pPr>
+      <w:bookmarkStart w:id="72" w:name="_Toc236387117"/>
+      <w:r>
+        <w:rPr>
+          <w:color w:val="4471C4"/>
+        </w:rPr>
+        <w:t>3.3.2. Résultats sur données réelles : 3 journées de 2024</w:t>
+      </w:r>
+      <w:bookmarkEnd w:id="72"/>
+    </w:p>
+    <w:p>
+      <w:pPr>
+        <w:pStyle w:val="Titre2"/>
+        <w:ind w:left="2154"/>
+        <w:rPr>
+          <w:color w:val="4471C4"/>
+        </w:rPr>
+      </w:pPr>
+    </w:p>
+    <w:p>
+      <w:pPr>
+        <w:pStyle w:val="Corpsdetexte"/>
+        <w:ind w:left="567" w:right="1128"/>
+        <w:jc w:val="both"/>
+      </w:pPr>
+      <w:r>
+        <w:t>Le deuxième test utilise les données réelles d'intensité carbone d'Electricity Maps pour trois journées représentatives de l'année 2024. L'objectif est de vérifier que l'algorithme se comporte correctement dans des conditions énergétiques authentiques.</w:t>
+      </w:r>
+    </w:p>
+    <w:p>
+      <w:pPr>
+        <w:pStyle w:val="Corpsdetexte"/>
+      </w:pPr>
+    </w:p>
+    <w:tbl>
+      <w:tblPr>
+        <w:tblStyle w:val="Grilledutableau"/>
+        <w:tblW w:w="11061" w:type="dxa"/>
+        <w:tblLayout w:type="fixed"/>
+        <w:tblLook w:val="04A0" w:firstRow="1" w:lastRow="0" w:firstColumn="1" w:lastColumn="0" w:noHBand="0" w:noVBand="1"/>
+      </w:tblPr>
+      <w:tblGrid>
+        <w:gridCol w:w="2166"/>
+        <w:gridCol w:w="1770"/>
+        <w:gridCol w:w="1842"/>
+        <w:gridCol w:w="1843"/>
+        <w:gridCol w:w="851"/>
+        <w:gridCol w:w="850"/>
+        <w:gridCol w:w="851"/>
+        <w:gridCol w:w="888"/>
+      </w:tblGrid>
+      <w:tr>
+        <w:tc>
+          <w:tcPr>
+            <w:tcW w:w="2166" w:type="dxa"/>
+          </w:tcPr>
+          <w:p>
+            <w:pPr>
+              <w:pStyle w:val="Corpsdetexte"/>
+            </w:pPr>
+            <w:r>
+              <w:t>Journée</w:t>
+            </w:r>
+          </w:p>
+        </w:tc>
+        <w:tc>
+          <w:tcPr>
+            <w:tcW w:w="1770" w:type="dxa"/>
+          </w:tcPr>
+          <w:p>
+            <w:pPr>
+              <w:pStyle w:val="Corpsdetexte"/>
+            </w:pPr>
+            <w:r>
+              <w:t>Température</w:t>
+            </w:r>
+          </w:p>
+        </w:tc>
+        <w:tc>
+          <w:tcPr>
+            <w:tcW w:w="1842" w:type="dxa"/>
+          </w:tcPr>
+          <w:p>
+            <w:pPr>
+              <w:pStyle w:val="Corpsdetexte"/>
+            </w:pPr>
+            <w:r>
+              <w:t>Carbone moyen</w:t>
+            </w:r>
+          </w:p>
+        </w:tc>
+        <w:tc>
+          <w:tcPr>
+            <w:tcW w:w="1843" w:type="dxa"/>
+          </w:tcPr>
+          <w:p>
+            <w:pPr>
+              <w:pStyle w:val="Corpsdetexte"/>
+            </w:pPr>
+            <w:r>
+              <w:t>Décision prise</w:t>
+            </w:r>
+          </w:p>
+        </w:tc>
+        <w:tc>
+          <w:tcPr>
+            <w:tcW w:w="851" w:type="dxa"/>
+          </w:tcPr>
+          <w:p>
+            <w:pPr>
+              <w:pStyle w:val="Corpsdetexte"/>
+            </w:pPr>
+            <w:r>
+              <w:t>PUE</w:t>
+            </w:r>
+          </w:p>
+        </w:tc>
+        <w:tc>
+          <w:tcPr>
+            <w:tcW w:w="850" w:type="dxa"/>
+          </w:tcPr>
+          <w:p>
+            <w:pPr>
+              <w:pStyle w:val="Corpsdetexte"/>
+            </w:pPr>
+            <w:r>
+              <w:t>CUE</w:t>
+            </w:r>
+          </w:p>
+        </w:tc>
+        <w:tc>
+          <w:tcPr>
+            <w:tcW w:w="851" w:type="dxa"/>
+          </w:tcPr>
+          <w:p>
+            <w:pPr>
+              <w:pStyle w:val="Corpsdetexte"/>
+            </w:pPr>
+            <w:r>
+              <w:t>WUE</w:t>
+            </w:r>
+          </w:p>
+        </w:tc>
+        <w:tc>
+          <w:tcPr>
+            <w:tcW w:w="888" w:type="dxa"/>
+          </w:tcPr>
+          <w:p>
+            <w:pPr>
+              <w:pStyle w:val="Corpsdetexte"/>
+            </w:pPr>
+            <w:r>
+              <w:t>HRR</w:t>
+            </w:r>
+          </w:p>
+        </w:tc>
+      </w:tr>
+      <w:tr>
+        <w:tc>
+          <w:tcPr>
+            <w:tcW w:w="2166" w:type="dxa"/>
+          </w:tcPr>
+          <w:p>
+            <w:pPr>
+              <w:pStyle w:val="Corpsdetexte"/>
+            </w:pPr>
+            <w:r>
+              <w:t>15 janvier 2024</w:t>
+            </w:r>
+          </w:p>
+        </w:tc>
+        <w:tc>
+          <w:tcPr>
+            <w:tcW w:w="1770" w:type="dxa"/>
+          </w:tcPr>
+          <w:p>
+            <w:pPr>
+              <w:pStyle w:val="Corpsdetexte"/>
+            </w:pPr>
+            <w:r>
+              <w:t xml:space="preserve">2°C </w:t>
+            </w:r>
+            <w:r>
+              <w:sym w:font="Wingdings" w:char="F0E0"/>
+            </w:r>
+            <w:r>
+              <w:t>10°C</w:t>
+            </w:r>
+          </w:p>
+        </w:tc>
+        <w:tc>
+          <w:tcPr>
+            <w:tcW w:w="1842" w:type="dxa"/>
+          </w:tcPr>
+          <w:p>
+            <w:pPr>
+              <w:pStyle w:val="Corpsdetexte"/>
+            </w:pPr>
+            <w:r>
+              <w:t>30 gCO₂/kWh</w:t>
+            </w:r>
+          </w:p>
+        </w:tc>
+        <w:tc>
+          <w:tcPr>
+            <w:tcW w:w="1843" w:type="dxa"/>
+          </w:tcPr>
+          <w:p>
+            <w:pPr>
+              <w:pStyle w:val="Corpsdetexte"/>
+            </w:pPr>
+            <w:r>
+              <w:t>Réutilisation</w:t>
+            </w:r>
+          </w:p>
+        </w:tc>
+        <w:tc>
+          <w:tcPr>
+            <w:tcW w:w="851" w:type="dxa"/>
+          </w:tcPr>
+          <w:p>
+            <w:pPr>
+              <w:pStyle w:val="Corpsdetexte"/>
+            </w:pPr>
+            <w:r>
+              <w:t>1.050</w:t>
+            </w:r>
+          </w:p>
+        </w:tc>
+        <w:tc>
+          <w:tcPr>
+            <w:tcW w:w="850" w:type="dxa"/>
+          </w:tcPr>
+          <w:p>
+            <w:pPr>
+              <w:pStyle w:val="Corpsdetexte"/>
+            </w:pPr>
+            <w:r>
+              <w:t>0.00</w:t>
+            </w:r>
+          </w:p>
+        </w:tc>
+        <w:tc>
+          <w:tcPr>
+            <w:tcW w:w="851" w:type="dxa"/>
+          </w:tcPr>
+          <w:p>
+            <w:pPr>
+              <w:pStyle w:val="Corpsdetexte"/>
+            </w:pPr>
+            <w:r>
+              <w:t>0.50</w:t>
+            </w:r>
+          </w:p>
+        </w:tc>
+        <w:tc>
+          <w:tcPr>
+            <w:tcW w:w="888" w:type="dxa"/>
+          </w:tcPr>
+          <w:p>
+            <w:pPr>
+              <w:pStyle w:val="Corpsdetexte"/>
+            </w:pPr>
+            <w:r>
+              <w:t>80%</w:t>
+            </w:r>
+          </w:p>
+        </w:tc>
+      </w:tr>
+      <w:tr>
+        <w:tc>
+          <w:tcPr>
+            <w:tcW w:w="2166" w:type="dxa"/>
+          </w:tcPr>
+          <w:p>
+            <w:pPr>
+              <w:pStyle w:val="Corpsdetexte"/>
+            </w:pPr>
+            <w:r>
+              <w:t>15 juillet 2024</w:t>
+            </w:r>
+          </w:p>
+        </w:tc>
+        <w:tc>
+          <w:tcPr>
+            <w:tcW w:w="1770" w:type="dxa"/>
+          </w:tcPr>
+          <w:p>
+            <w:pPr>
+              <w:pStyle w:val="Corpsdetexte"/>
+            </w:pPr>
+            <w:r>
+              <w:t>2</w:t>
+            </w:r>
+            <w:r>
+              <w:t>2</w:t>
+            </w:r>
+            <w:r>
+              <w:t xml:space="preserve">°C </w:t>
+            </w:r>
+            <w:r>
+              <w:sym w:font="Wingdings" w:char="F0E0"/>
+            </w:r>
+            <w:r>
+              <w:t>35</w:t>
+            </w:r>
+            <w:r>
+              <w:t>°C</w:t>
+            </w:r>
+          </w:p>
+        </w:tc>
+        <w:tc>
+          <w:tcPr>
+            <w:tcW w:w="1842" w:type="dxa"/>
+          </w:tcPr>
+          <w:p>
+            <w:pPr>
+              <w:pStyle w:val="Corpsdetexte"/>
+            </w:pPr>
+            <w:r>
+              <w:t>4.75 gCO₂/kWh</w:t>
+            </w:r>
+          </w:p>
+        </w:tc>
+        <w:tc>
+          <w:tcPr>
+            <w:tcW w:w="1843" w:type="dxa"/>
+          </w:tcPr>
+          <w:p>
+            <w:pPr>
+              <w:pStyle w:val="Corpsdetexte"/>
+            </w:pPr>
+            <w:r>
+              <w:t>Rejet</w:t>
+            </w:r>
+          </w:p>
+        </w:tc>
+        <w:tc>
+          <w:tcPr>
+            <w:tcW w:w="851" w:type="dxa"/>
+          </w:tcPr>
+          <w:p>
+            <w:pPr>
+              <w:pStyle w:val="Corpsdetexte"/>
+            </w:pPr>
+            <w:r>
+              <w:t>1.300</w:t>
+            </w:r>
+          </w:p>
+        </w:tc>
+        <w:tc>
+          <w:tcPr>
+            <w:tcW w:w="850" w:type="dxa"/>
+          </w:tcPr>
+          <w:p>
+            <w:pPr>
+              <w:pStyle w:val="Corpsdetexte"/>
+            </w:pPr>
+            <w:r>
+              <w:t>9.09</w:t>
+            </w:r>
+          </w:p>
+        </w:tc>
+        <w:tc>
+          <w:tcPr>
+            <w:tcW w:w="851" w:type="dxa"/>
+          </w:tcPr>
+          <w:p>
+            <w:pPr>
+              <w:pStyle w:val="Corpsdetexte"/>
+            </w:pPr>
+            <w:r>
+              <w:t>1.80</w:t>
+            </w:r>
+          </w:p>
+        </w:tc>
+        <w:tc>
+          <w:tcPr>
+            <w:tcW w:w="888" w:type="dxa"/>
+          </w:tcPr>
+          <w:p>
+            <w:pPr>
+              <w:pStyle w:val="Corpsdetexte"/>
+            </w:pPr>
+            <w:r>
+              <w:t>0%</w:t>
+            </w:r>
+          </w:p>
+        </w:tc>
+      </w:tr>
+      <w:tr>
+        <w:tc>
+          <w:tcPr>
+            <w:tcW w:w="2166" w:type="dxa"/>
+          </w:tcPr>
+          <w:p>
+            <w:pPr>
+              <w:pStyle w:val="Corpsdetexte"/>
+            </w:pPr>
+            <w:r>
+              <w:t>30 décembre 2024</w:t>
+            </w:r>
+          </w:p>
+        </w:tc>
+        <w:tc>
+          <w:tcPr>
+            <w:tcW w:w="1770" w:type="dxa"/>
+          </w:tcPr>
+          <w:p>
+            <w:pPr>
+              <w:pStyle w:val="Corpsdetexte"/>
+            </w:pPr>
+            <w:r>
+              <w:t>5</w:t>
+            </w:r>
+            <w:r>
+              <w:t xml:space="preserve">°C </w:t>
+            </w:r>
+            <w:r>
+              <w:sym w:font="Wingdings" w:char="F0E0"/>
+            </w:r>
+            <w:r>
+              <w:t>1</w:t>
+            </w:r>
+            <w:r>
+              <w:t>2</w:t>
+            </w:r>
+            <w:r>
+              <w:t>°C</w:t>
+            </w:r>
+          </w:p>
+        </w:tc>
+        <w:tc>
+          <w:tcPr>
+            <w:tcW w:w="1842" w:type="dxa"/>
+          </w:tcPr>
+          <w:p>
+            <w:pPr>
+              <w:pStyle w:val="Corpsdetexte"/>
+            </w:pPr>
+            <w:r>
+              <w:t>17 gCO₂/kWh</w:t>
+            </w:r>
+          </w:p>
+        </w:tc>
+        <w:tc>
+          <w:tcPr>
+            <w:tcW w:w="1843" w:type="dxa"/>
+          </w:tcPr>
+          <w:p>
+            <w:pPr>
+              <w:pStyle w:val="Corpsdetexte"/>
+            </w:pPr>
+            <w:r>
+              <w:t>Réutilisation</w:t>
+            </w:r>
+          </w:p>
+        </w:tc>
+        <w:tc>
+          <w:tcPr>
+            <w:tcW w:w="851" w:type="dxa"/>
+          </w:tcPr>
+          <w:p>
+            <w:pPr>
+              <w:pStyle w:val="Corpsdetexte"/>
+            </w:pPr>
+            <w:r>
+              <w:t>1.050</w:t>
+            </w:r>
+          </w:p>
+        </w:tc>
+        <w:tc>
+          <w:tcPr>
+            <w:tcW w:w="850" w:type="dxa"/>
+          </w:tcPr>
+          <w:p>
+            <w:pPr>
+              <w:pStyle w:val="Corpsdetexte"/>
+            </w:pPr>
+            <w:r>
+              <w:t>0.00</w:t>
+            </w:r>
+          </w:p>
+        </w:tc>
+        <w:tc>
+          <w:tcPr>
+            <w:tcW w:w="851" w:type="dxa"/>
+          </w:tcPr>
+          <w:p>
+            <w:pPr>
+              <w:pStyle w:val="Corpsdetexte"/>
+            </w:pPr>
+            <w:r>
+              <w:t>0.50</w:t>
+            </w:r>
+          </w:p>
+        </w:tc>
+        <w:tc>
+          <w:tcPr>
+            <w:tcW w:w="888" w:type="dxa"/>
+          </w:tcPr>
+          <w:p>
+            <w:pPr>
+              <w:pStyle w:val="Corpsdetexte"/>
+            </w:pPr>
+            <w:r>
+              <w:t>80%</w:t>
+            </w:r>
+          </w:p>
+        </w:tc>
+      </w:tr>
+    </w:tbl>
+    <w:p>
+      <w:pPr>
+        <w:pStyle w:val="font-claude-response-body"/>
+        <w:ind w:right="1128" w:firstLine="567"/>
+        <w:jc w:val="both"/>
+        <w:rPr>
+          <w:sz w:val="27"/>
+          <w:szCs w:val="27"/>
+        </w:rPr>
+      </w:pPr>
+      <w:r>
+        <w:rPr>
+          <w:rStyle w:val="lev"/>
+          <w:sz w:val="27"/>
+          <w:szCs w:val="27"/>
+        </w:rPr>
+        <w:t xml:space="preserve">Journée du 15 janvier 2024 </w:t>
+      </w:r>
+      <w:r>
+        <w:rPr>
+          <w:rStyle w:val="lev"/>
+          <w:sz w:val="27"/>
+          <w:szCs w:val="27"/>
+        </w:rPr>
+        <w:t>-</w:t>
+      </w:r>
+      <w:r>
+        <w:rPr>
+          <w:rStyle w:val="lev"/>
+          <w:sz w:val="27"/>
+          <w:szCs w:val="27"/>
+        </w:rPr>
+        <w:t xml:space="preserve"> Hiver</w:t>
+      </w:r>
+    </w:p>
+    <w:p>
+      <w:pPr>
+        <w:pStyle w:val="font-claude-response-body"/>
+        <w:ind w:left="567" w:right="1128"/>
+        <w:jc w:val="both"/>
+        <w:rPr>
+          <w:sz w:val="27"/>
+          <w:szCs w:val="27"/>
+        </w:rPr>
+      </w:pPr>
+      <w:r>
+        <w:rPr>
+          <w:sz w:val="27"/>
+          <w:szCs w:val="27"/>
+        </w:rPr>
+        <w:t>La température réelle de cette journée reste entre 2°C et 10°C tout au long de la journée. L'algorithme choisit donc systématiquement la réutilisation. L'intensité carbone réelle du réseau français est très basse ce jour-là, autour de 30 gCO₂/kWh, grâce à la production nucléaire. Les émissions évitées grâce à la valorisation de la chaleur dépassent largement les émissions produites, ce qui explique un CUE nul. C'est le meilleur cas possible pour HEAT2VALUE.</w:t>
+      </w:r>
+    </w:p>
+    <w:p>
+      <w:pPr>
+        <w:pStyle w:val="font-claude-response-body"/>
+        <w:ind w:left="567" w:right="1128"/>
+        <w:jc w:val="both"/>
+        <w:rPr>
+          <w:sz w:val="27"/>
+          <w:szCs w:val="27"/>
+        </w:rPr>
+      </w:pPr>
+      <w:r>
+        <w:rPr>
+          <w:rStyle w:val="lev"/>
+          <w:sz w:val="27"/>
+          <w:szCs w:val="27"/>
+        </w:rPr>
+        <w:t xml:space="preserve">Journée du 15 juillet 2024 </w:t>
+      </w:r>
+      <w:r>
+        <w:rPr>
+          <w:rStyle w:val="lev"/>
+          <w:sz w:val="27"/>
+          <w:szCs w:val="27"/>
+        </w:rPr>
+        <w:t xml:space="preserve">- </w:t>
+      </w:r>
+      <w:r>
+        <w:rPr>
+          <w:rStyle w:val="lev"/>
+          <w:sz w:val="27"/>
+          <w:szCs w:val="27"/>
+        </w:rPr>
+        <w:t>Été</w:t>
+      </w:r>
+    </w:p>
+    <w:p>
+      <w:pPr>
+        <w:pStyle w:val="font-claude-response-body"/>
+        <w:ind w:left="567" w:right="1128"/>
+        <w:jc w:val="both"/>
+        <w:rPr>
+          <w:sz w:val="27"/>
+          <w:szCs w:val="27"/>
+        </w:rPr>
+      </w:pPr>
+      <w:r>
+        <w:rPr>
+          <w:sz w:val="27"/>
+          <w:szCs w:val="27"/>
+        </w:rPr>
+        <w:t>La température réelle dépasse 22°C dès le début de la journée. La réutilisation est donc impossible. Par ailleurs, l'intensité carbone du réseau français est exceptionnellement basse en juillet, autour de 4.75 gCO₂/kWh grâce au solaire et au nucléaire. Ce niveau est très largement en dessous du seuil de stockage de 150 gCO₂/kWh. L'algorithme rejette donc toute la chaleur et se comporte exactement comme un Data Center classique. C'est la limite saisonnière de HEAT2VALUE en conditions réelles françaises.</w:t>
+      </w:r>
+    </w:p>
+    <w:p>
+      <w:pPr>
+        <w:pStyle w:val="font-claude-response-body"/>
+        <w:ind w:left="567" w:right="1128"/>
+        <w:jc w:val="both"/>
+        <w:rPr>
+          <w:sz w:val="27"/>
+          <w:szCs w:val="27"/>
+        </w:rPr>
+      </w:pPr>
+      <w:r>
+        <w:rPr>
+          <w:rStyle w:val="lev"/>
+          <w:sz w:val="27"/>
+          <w:szCs w:val="27"/>
+        </w:rPr>
+        <w:t xml:space="preserve">Journée du 30 décembre 2024 </w:t>
+      </w:r>
+      <w:r>
+        <w:rPr>
+          <w:rStyle w:val="lev"/>
+          <w:sz w:val="27"/>
+          <w:szCs w:val="27"/>
+        </w:rPr>
+        <w:t xml:space="preserve">- </w:t>
+      </w:r>
+      <w:r>
+        <w:rPr>
+          <w:rStyle w:val="lev"/>
+          <w:sz w:val="27"/>
+          <w:szCs w:val="27"/>
+        </w:rPr>
+        <w:t>Fin d'année</w:t>
+      </w:r>
+    </w:p>
+    <w:p>
+      <w:pPr>
+        <w:pStyle w:val="font-claude-response-body"/>
+        <w:ind w:left="567" w:right="1128"/>
+        <w:jc w:val="both"/>
+        <w:rPr>
+          <w:sz w:val="27"/>
+          <w:szCs w:val="27"/>
+        </w:rPr>
+      </w:pPr>
+      <w:r>
+        <w:rPr>
+          <w:sz w:val="27"/>
+          <w:szCs w:val="27"/>
+        </w:rPr>
+        <w:t>Cette journée a été choisie car elle correspond à une période de forte consommation électrique en France. Pourtant, la température reste entre 5°C et 12°C, ce qui déclenche systématiquement la réutilisation. L'intensité carbone réelle est de 17 gCO₂/kWh, très en dessous du seuil de stockage. Les résultats sont identiques à ceux de janvier : PUE de 1.05, CUE nul et HRR de 80%.</w:t>
+      </w:r>
+    </w:p>
+    <w:p>
+      <w:pPr>
+        <w:pStyle w:val="font-claude-response-body"/>
+        <w:ind w:left="567" w:right="1128"/>
+        <w:jc w:val="both"/>
+        <w:rPr>
+          <w:sz w:val="27"/>
+          <w:szCs w:val="27"/>
+        </w:rPr>
+      </w:pPr>
+      <w:r>
+        <w:rPr>
+          <w:sz w:val="27"/>
+          <w:szCs w:val="27"/>
+        </w:rPr>
+        <w:t>Une observation importante ressort de ces trois tests : le réseau électrique français est exceptionnellement propre par rapport aux hypothèses initiales de la simulation. L'intensité carbone réelle varie entre 4 et 50 gCO₂/kWh, très loin des 60 à 280 gCO₂/kWh simulés. Cela signifie que HEAT2VALUE serait encore plus pertinent dans des pays avec un mix énergétique plus carboné, comme l'Allemagne ou la Pologne, où l'intensité carbone dépasse régulièrement le seuil de 150 gCO₂/kWh.</w:t>
+      </w:r>
+    </w:p>
+    <w:p>
+      <w:pPr>
+        <w:pStyle w:val="Titre2"/>
+        <w:ind w:left="2154"/>
+        <w:rPr>
+          <w:color w:val="4471C4"/>
+        </w:rPr>
+      </w:pPr>
+      <w:bookmarkStart w:id="73" w:name="_Toc236387118"/>
+      <w:r>
+        <w:rPr>
+          <w:color w:val="4471C4"/>
+        </w:rPr>
+        <w:lastRenderedPageBreak/>
+        <w:t>3.3.3. Résultats sur les 12 scénarios : analyse comparative</w:t>
+      </w:r>
+      <w:bookmarkEnd w:id="73"/>
+    </w:p>
+    <w:p>
+      <w:pPr>
+        <w:pStyle w:val="Titre2"/>
+        <w:ind w:left="2154"/>
+        <w:rPr>
+          <w:color w:val="4471C4"/>
+        </w:rPr>
+      </w:pPr>
+    </w:p>
+    <w:p>
+      <w:pPr>
+        <w:pStyle w:val="Corpsdetexte"/>
+        <w:ind w:left="567" w:right="1128"/>
+        <w:jc w:val="both"/>
+      </w:pPr>
+      <w:r>
+        <w:t xml:space="preserve">Le troisième test soumet l'algorithme à douze scénarios variés, construits manuellement pour couvrir l'ensemble des situations climatiques et énergétiques auxquelles un Data Center peut être confronté au cours d'une année. Ces scénarios complètent les tests sur données réelles en explorant des conditions que le réseau français ne permet pas toujours d'observer, notamment </w:t>
+      </w:r>
+      <w:r>
+        <w:t>des intensités carbones</w:t>
+      </w:r>
+      <w:r>
+        <w:t xml:space="preserve"> élevées.</w:t>
+      </w:r>
+    </w:p>
+    <w:p>
+      <w:pPr>
+        <w:pStyle w:val="Corpsdetexte"/>
+        <w:ind w:left="567" w:right="1128"/>
+        <w:jc w:val="both"/>
+      </w:pPr>
+      <w:r>
+        <w:drawing>
+          <wp:anchor distT="0" distB="0" distL="114300" distR="114300" simplePos="0" relativeHeight="251659776" behindDoc="0" locked="0" layoutInCell="1" allowOverlap="1" wp14:anchorId="1CBBF434" wp14:editId="13A4255D">
+            <wp:simplePos x="0" y="0"/>
+            <wp:positionH relativeFrom="column">
+              <wp:posOffset>359410</wp:posOffset>
+            </wp:positionH>
+            <wp:positionV relativeFrom="paragraph">
+              <wp:posOffset>193040</wp:posOffset>
+            </wp:positionV>
+            <wp:extent cx="5783580" cy="2235200"/>
+            <wp:effectExtent l="0" t="0" r="7620" b="0"/>
+            <wp:wrapSquare wrapText="bothSides"/>
+            <wp:docPr id="8" name="Image 8"/>
+            <wp:cNvGraphicFramePr>
+              <a:graphicFrameLocks xmlns:a="http://schemas.openxmlformats.org/drawingml/2006/main" noChangeAspect="1"/>
+            </wp:cNvGraphicFramePr>
+            <a:graphic xmlns:a="http://schemas.openxmlformats.org/drawingml/2006/main">
+              <a:graphicData uri="http://schemas.openxmlformats.org/drawingml/2006/picture">
+                <pic:pic xmlns:pic="http://schemas.openxmlformats.org/drawingml/2006/picture">
+                  <pic:nvPicPr>
+                    <pic:cNvPr id="1" name=""/>
+                    <pic:cNvPicPr/>
+                  </pic:nvPicPr>
+                  <pic:blipFill>
+                    <a:blip r:embed="rId18">
+                      <a:extLst>
+                        <a:ext uri="{28A0092B-C50C-407E-A947-70E740481C1C}">
+                          <a14:useLocalDpi xmlns:a14="http://schemas.microsoft.com/office/drawing/2010/main" val="0"/>
+                        </a:ext>
+                      </a:extLst>
+                    </a:blip>
+                    <a:stretch>
+                      <a:fillRect/>
+                    </a:stretch>
+                  </pic:blipFill>
+                  <pic:spPr>
+                    <a:xfrm>
+                      <a:off x="0" y="0"/>
+                      <a:ext cx="5783580" cy="2235200"/>
+                    </a:xfrm>
+                    <a:prstGeom prst="rect">
+                      <a:avLst/>
+                    </a:prstGeom>
+                  </pic:spPr>
+                </pic:pic>
+              </a:graphicData>
+            </a:graphic>
+            <wp14:sizeRelH relativeFrom="margin">
+              <wp14:pctWidth>0</wp14:pctWidth>
+            </wp14:sizeRelH>
+            <wp14:sizeRelV relativeFrom="margin">
+              <wp14:pctHeight>0</wp14:pctHeight>
+            </wp14:sizeRelV>
+          </wp:anchor>
+        </w:drawing>
+      </w:r>
+    </w:p>
+    <w:p>
+      <w:pPr>
+        <w:pStyle w:val="Corpsdetexte"/>
+        <w:ind w:left="567" w:right="1128"/>
+        <w:jc w:val="both"/>
+      </w:pPr>
+      <w:r>
+        <w:br w:type="textWrapping" w:clear="all"/>
+      </w:r>
+    </w:p>
+    <w:p>
+      <w:pPr>
+        <w:pStyle w:val="Corpsdetexte"/>
+        <w:ind w:left="567" w:right="1128"/>
+      </w:pPr>
+      <w:r>
+        <w:t>Ces résultats permettent de dégager trois conclusions importantes.</w:t>
+      </w:r>
+    </w:p>
+    <w:p>
+      <w:pPr>
+        <w:pStyle w:val="Corpsdetexte"/>
+        <w:ind w:left="567" w:right="1128"/>
+      </w:pPr>
+    </w:p>
+    <w:p>
+      <w:pPr>
+        <w:pStyle w:val="Corpsdetexte"/>
+        <w:numPr>
+          <w:ilvl w:val="0"/>
+          <w:numId w:val="45"/>
+        </w:numPr>
+        <w:ind w:left="567" w:right="1128"/>
+        <w:jc w:val="both"/>
+        <w:rPr>
+          <w:rStyle w:val="lev"/>
+          <w:b w:val="0"/>
+          <w:bCs w:val="0"/>
+        </w:rPr>
+      </w:pPr>
+      <w:r>
+        <w:rPr>
+          <w:rStyle w:val="lev"/>
+        </w:rPr>
+        <w:t>Première conclusion : HEAT2VALUE est très efficace en saison froide.</w:t>
+      </w:r>
+    </w:p>
+    <w:p>
+      <w:pPr>
+        <w:pStyle w:val="Corpsdetexte"/>
+        <w:ind w:left="567" w:right="1128"/>
+        <w:jc w:val="both"/>
+      </w:pPr>
+      <w:r>
+        <w:br/>
+        <w:t>Sept scénarios sur douze donnent un HRR de 80% avec un PUE de 1.05 et un WUE de 0.50. Ce sont les scénarios hivernaux et automnaux où la température reste en dessous de 18°C. Dans ces conditions, l'algorithme valorise systématiquement 80% de la chaleur produite, ce qui améliore simultanément les quatre indicateurs environnementaux.</w:t>
+      </w:r>
+    </w:p>
+    <w:p>
+      <w:pPr>
+        <w:pStyle w:val="Corpsdetexte"/>
+        <w:ind w:left="567" w:right="1128"/>
+      </w:pPr>
+    </w:p>
+    <w:p>
+      <w:pPr>
+        <w:pStyle w:val="Corpsdetexte"/>
+        <w:numPr>
+          <w:ilvl w:val="0"/>
+          <w:numId w:val="45"/>
+        </w:numPr>
+        <w:ind w:left="567" w:right="1128"/>
+        <w:jc w:val="both"/>
+        <w:rPr>
+          <w:rStyle w:val="lev"/>
+          <w:b w:val="0"/>
+          <w:bCs w:val="0"/>
+        </w:rPr>
+      </w:pPr>
+      <w:r>
+        <w:rPr>
+          <w:rStyle w:val="lev"/>
+        </w:rPr>
+        <w:t>Deuxième conclusion : le scénario de transition automne est le plus riche.</w:t>
+      </w:r>
+    </w:p>
+    <w:p>
+      <w:pPr>
+        <w:pStyle w:val="Corpsdetexte"/>
+        <w:ind w:left="567" w:right="1128"/>
+        <w:jc w:val="both"/>
+      </w:pPr>
+      <w:r>
+        <w:br/>
+        <w:t>C'est le seul scénario où les trois options de l'algorithme sont actives au cours de la même journée. La température oscille autour de 18°C, ce qui déclenche alternativement la réutilisation le matin et le rejet ou le stockage en milieu de journée. Le HRR atteint 37%, le PUE 1.152 et le WUE 1.03 L/kWh. Ces valeurs intermédiaires illustrent parfaitement la capacité d'adaptation de l'algorithme face à des conditions variables.</w:t>
+      </w:r>
+    </w:p>
+    <w:p>
+      <w:pPr>
+        <w:pStyle w:val="Corpsdetexte"/>
+        <w:ind w:left="567" w:right="1128"/>
+      </w:pPr>
+    </w:p>
+    <w:p>
+      <w:pPr>
+        <w:pStyle w:val="Corpsdetexte"/>
+        <w:numPr>
+          <w:ilvl w:val="0"/>
+          <w:numId w:val="45"/>
+        </w:numPr>
+        <w:ind w:left="567" w:right="1128"/>
+        <w:jc w:val="both"/>
+        <w:rPr>
+          <w:rStyle w:val="lev"/>
+          <w:b w:val="0"/>
+          <w:bCs w:val="0"/>
+        </w:rPr>
+      </w:pPr>
+      <w:r>
+        <w:rPr>
+          <w:rStyle w:val="lev"/>
+        </w:rPr>
+        <w:t>Troisième conclusion : la limite saisonnière est confirmée.</w:t>
+      </w:r>
+    </w:p>
+    <w:p>
+      <w:pPr>
+        <w:pStyle w:val="Corpsdetexte"/>
+        <w:ind w:left="567" w:right="1128"/>
+        <w:jc w:val="both"/>
+      </w:pPr>
+      <w:r>
+        <w:br/>
+        <w:t>Les quatre scénarios estivaux donnent systématiquement un HRR de 0%, un PUE de 1.30 et un WUE de 1.80 L/kWh. En été, la température dépasse toujours 18°C et l'intensité carbone est trop basse pour déclencher le stockage. L'algorithme se comporte alors exactement comme un Data Center classique. Cette limite est cohérente avec ce qui a été annoncé au chapitre 2 et confirme que HEAT2VALUE est particulièrement adapté aux régions à climat tempéré ou froid.</w:t>
+      </w:r>
+    </w:p>
+    <w:p>
+      <w:pPr>
+        <w:pStyle w:val="Titre2"/>
+        <w:ind w:firstLine="0"/>
         <w:rPr>
           <w:rStyle w:val="lev"/>
           <w:b/>
           <w:bCs/>
           <w:color w:val="2E5395"/>
         </w:rPr>
+      </w:pPr>
+      <w:bookmarkStart w:id="74" w:name="_Toc236387119"/>
+      <w:r>
+        <w:rPr>
+          <w:rStyle w:val="lev"/>
+          <w:b/>
+          <w:bCs/>
+          <w:color w:val="2E5395"/>
+        </w:rPr>
+        <w:lastRenderedPageBreak/>
         <w:t>3.4. Métriques et indicateurs de réalisation</w:t>
       </w:r>
       <w:bookmarkEnd w:id="74"/>
@@ -21407,43 +20739,7 @@
           <w:i/>
           <w:sz w:val="24"/>
         </w:rPr>
-        <w:t xml:space="preserve">Energy Efficient Servers : </w:t>
-      </w:r>
-      <w:proofErr w:type="spellStart"/>
-      <w:r>
-        <w:rPr>
-          <w:rFonts w:ascii="Calibri" w:hAnsi="Calibri"/>
-          <w:i/>
-          <w:sz w:val="24"/>
-        </w:rPr>
-        <w:t>Blueprints</w:t>
-      </w:r>
-      <w:proofErr w:type="spellEnd"/>
-      <w:r>
-        <w:rPr>
-          <w:rFonts w:ascii="Calibri" w:hAnsi="Calibri"/>
-          <w:i/>
-          <w:sz w:val="24"/>
-        </w:rPr>
-        <w:t xml:space="preserve"> for Data Center </w:t>
-      </w:r>
-      <w:proofErr w:type="spellStart"/>
-      <w:r>
-        <w:rPr>
-          <w:rFonts w:ascii="Calibri" w:hAnsi="Calibri"/>
-          <w:i/>
-          <w:sz w:val="24"/>
-        </w:rPr>
-        <w:t>Optimization</w:t>
-      </w:r>
-      <w:proofErr w:type="spellEnd"/>
-      <w:r>
-        <w:rPr>
-          <w:rFonts w:ascii="Calibri" w:hAnsi="Calibri"/>
-          <w:i/>
-          <w:sz w:val="24"/>
-        </w:rPr>
-        <w:t xml:space="preserve">. </w:t>
+        <w:t xml:space="preserve">Energy Efficient Servers : Blueprints for Data Center Optimization. </w:t>
       </w:r>
       <w:r>
         <w:rPr>
@@ -21478,90 +20774,15 @@
           <w:b/>
           <w:sz w:val="24"/>
         </w:rPr>
-        <w:t>Al-</w:t>
-      </w:r>
-      <w:proofErr w:type="spellStart"/>
-      <w:r>
-        <w:rPr>
-          <w:rFonts w:ascii="Calibri" w:hAnsi="Calibri"/>
-          <w:b/>
-          <w:sz w:val="24"/>
-        </w:rPr>
-        <w:t>Shatnawi</w:t>
-      </w:r>
-      <w:proofErr w:type="spellEnd"/>
-      <w:r>
-        <w:rPr>
-          <w:rFonts w:ascii="Calibri" w:hAnsi="Calibri"/>
-          <w:b/>
-          <w:sz w:val="24"/>
-        </w:rPr>
-        <w:t xml:space="preserve">, A. M. </w:t>
+        <w:t xml:space="preserve">Al-Shatnawi, A. M. </w:t>
       </w:r>
       <w:r>
         <w:rPr>
           <w:rFonts w:ascii="Calibri" w:hAnsi="Calibri"/>
           <w:sz w:val="24"/>
         </w:rPr>
-        <w:t xml:space="preserve">(2024). </w:t>
-      </w:r>
-      <w:proofErr w:type="spellStart"/>
-      <w:r>
-        <w:rPr>
-          <w:rFonts w:ascii="Calibri" w:hAnsi="Calibri"/>
-          <w:sz w:val="24"/>
-        </w:rPr>
-        <w:t>Integrating</w:t>
-      </w:r>
-      <w:proofErr w:type="spellEnd"/>
-      <w:r>
-        <w:rPr>
-          <w:rFonts w:ascii="Calibri" w:hAnsi="Calibri"/>
-          <w:sz w:val="24"/>
-        </w:rPr>
-        <w:t xml:space="preserve"> </w:t>
-      </w:r>
-      <w:proofErr w:type="spellStart"/>
-      <w:r>
-        <w:rPr>
-          <w:rFonts w:ascii="Calibri" w:hAnsi="Calibri"/>
-          <w:sz w:val="24"/>
-        </w:rPr>
-        <w:t>Renewable</w:t>
-      </w:r>
-      <w:proofErr w:type="spellEnd"/>
-      <w:r>
-        <w:rPr>
-          <w:rFonts w:ascii="Calibri" w:hAnsi="Calibri"/>
-          <w:sz w:val="24"/>
-        </w:rPr>
-        <w:t xml:space="preserve"> Energy Sources </w:t>
-      </w:r>
-      <w:proofErr w:type="spellStart"/>
-      <w:r>
-        <w:rPr>
-          <w:rFonts w:ascii="Calibri" w:hAnsi="Calibri"/>
-          <w:sz w:val="24"/>
-        </w:rPr>
-        <w:t>into</w:t>
-      </w:r>
-      <w:proofErr w:type="spellEnd"/>
-      <w:r>
-        <w:rPr>
-          <w:rFonts w:ascii="Calibri" w:hAnsi="Calibri"/>
-          <w:sz w:val="24"/>
-        </w:rPr>
-        <w:t xml:space="preserve"> Cloud </w:t>
-      </w:r>
-      <w:proofErr w:type="spellStart"/>
-      <w:r>
-        <w:rPr>
-          <w:rFonts w:ascii="Calibri" w:hAnsi="Calibri"/>
-          <w:sz w:val="24"/>
-        </w:rPr>
-        <w:t>Computing</w:t>
-      </w:r>
-      <w:proofErr w:type="spellEnd"/>
+        <w:t>(2024). Integrating Renewable Energy Sources into Cloud Computing</w:t>
+      </w:r>
       <w:r>
         <w:rPr>
           <w:rFonts w:ascii="Calibri" w:hAnsi="Calibri"/>
@@ -21575,23 +20796,7 @@
           <w:rFonts w:ascii="Calibri" w:hAnsi="Calibri"/>
           <w:sz w:val="24"/>
         </w:rPr>
-        <w:t xml:space="preserve">Data Centers : Challenges and Solutions. </w:t>
-      </w:r>
-      <w:proofErr w:type="spellStart"/>
-      <w:r>
-        <w:rPr>
-          <w:rFonts w:ascii="Calibri" w:hAnsi="Calibri"/>
-          <w:sz w:val="24"/>
-        </w:rPr>
-        <w:t>ResearchGate</w:t>
-      </w:r>
-      <w:proofErr w:type="spellEnd"/>
-      <w:r>
-        <w:rPr>
-          <w:rFonts w:ascii="Calibri" w:hAnsi="Calibri"/>
-          <w:sz w:val="24"/>
-        </w:rPr>
-        <w:t xml:space="preserve">. Récupéré sur </w:t>
+        <w:t xml:space="preserve">Data Centers : Challenges and Solutions. ResearchGate. Récupéré sur </w:t>
       </w:r>
       <w:r>
         <w:rPr>
@@ -21601,7 +20806,7 @@
         </w:rPr>
         <w:t>https://</w:t>
       </w:r>
-      <w:hyperlink r:id="rId16">
+      <w:hyperlink r:id="rId19">
         <w:r>
           <w:rPr>
             <w:rFonts w:ascii="Calibri" w:hAnsi="Calibri"/>
@@ -21669,17 +20874,8 @@
           <w:rFonts w:ascii="Calibri" w:hAnsi="Calibri"/>
           <w:sz w:val="24"/>
         </w:rPr>
-        <w:t>(2025). Energy-</w:t>
-      </w:r>
-      <w:proofErr w:type="spellStart"/>
-      <w:r>
-        <w:rPr>
-          <w:rFonts w:ascii="Calibri" w:hAnsi="Calibri"/>
-          <w:sz w:val="24"/>
-        </w:rPr>
-        <w:t>Aware</w:t>
-      </w:r>
-      <w:proofErr w:type="spellEnd"/>
+        <w:t>(2025). Energy-Aware</w:t>
+      </w:r>
       <w:r>
         <w:rPr>
           <w:rFonts w:ascii="Calibri" w:hAnsi="Calibri"/>
@@ -21738,17 +20934,8 @@
           <w:rFonts w:ascii="Calibri" w:hAnsi="Calibri"/>
           <w:sz w:val="24"/>
         </w:rPr>
-        <w:t xml:space="preserve">A </w:t>
-      </w:r>
-      <w:proofErr w:type="spellStart"/>
-      <w:r>
-        <w:rPr>
-          <w:rFonts w:ascii="Calibri" w:hAnsi="Calibri"/>
-          <w:sz w:val="24"/>
-        </w:rPr>
-        <w:t>Sustainable</w:t>
-      </w:r>
-      <w:proofErr w:type="spellEnd"/>
+        <w:t>A Sustainable</w:t>
+      </w:r>
       <w:r>
         <w:rPr>
           <w:rFonts w:ascii="Calibri" w:hAnsi="Calibri"/>
@@ -21757,71 +20944,12 @@
         </w:rPr>
         <w:t xml:space="preserve"> </w:t>
       </w:r>
-      <w:proofErr w:type="spellStart"/>
       <w:r>
         <w:rPr>
           <w:rFonts w:ascii="Calibri" w:hAnsi="Calibri"/>
           <w:sz w:val="24"/>
         </w:rPr>
-        <w:t>Approach</w:t>
-      </w:r>
-      <w:proofErr w:type="spellEnd"/>
-      <w:r>
-        <w:rPr>
-          <w:rFonts w:ascii="Calibri" w:hAnsi="Calibri"/>
-          <w:sz w:val="24"/>
-        </w:rPr>
-        <w:t xml:space="preserve"> to </w:t>
-      </w:r>
-      <w:proofErr w:type="spellStart"/>
-      <w:r>
-        <w:rPr>
-          <w:rFonts w:ascii="Calibri" w:hAnsi="Calibri"/>
-          <w:sz w:val="24"/>
-        </w:rPr>
-        <w:t>Reducing</w:t>
-      </w:r>
-      <w:proofErr w:type="spellEnd"/>
-      <w:r>
-        <w:rPr>
-          <w:rFonts w:ascii="Calibri" w:hAnsi="Calibri"/>
-          <w:sz w:val="24"/>
-        </w:rPr>
-        <w:t xml:space="preserve"> Carbon </w:t>
-      </w:r>
-      <w:proofErr w:type="spellStart"/>
-      <w:r>
-        <w:rPr>
-          <w:rFonts w:ascii="Calibri" w:hAnsi="Calibri"/>
-          <w:sz w:val="24"/>
-        </w:rPr>
-        <w:t>Footprint</w:t>
-      </w:r>
-      <w:proofErr w:type="spellEnd"/>
-      <w:r>
-        <w:rPr>
-          <w:rFonts w:ascii="Calibri" w:hAnsi="Calibri"/>
-          <w:sz w:val="24"/>
-        </w:rPr>
-        <w:t xml:space="preserve">. </w:t>
-      </w:r>
-      <w:proofErr w:type="spellStart"/>
-      <w:proofErr w:type="gramStart"/>
-      <w:r>
-        <w:rPr>
-          <w:rFonts w:ascii="Calibri" w:hAnsi="Calibri"/>
-          <w:sz w:val="24"/>
-        </w:rPr>
-        <w:t>arXiv</w:t>
-      </w:r>
-      <w:proofErr w:type="spellEnd"/>
-      <w:proofErr w:type="gramEnd"/>
-      <w:r>
-        <w:rPr>
-          <w:rFonts w:ascii="Calibri" w:hAnsi="Calibri"/>
-          <w:sz w:val="24"/>
-        </w:rPr>
-        <w:t>. Récupéré sur https://arxiv.org/abs/2509.10462</w:t>
+        <w:t>Approach to Reducing Carbon Footprint. arXiv. Récupéré sur https://arxiv.org/abs/2509.10462</w:t>
       </w:r>
     </w:p>
     <w:p>
@@ -21856,57 +20984,7 @@
           <w:rFonts w:ascii="Calibri" w:hAnsi="Calibri"/>
           <w:sz w:val="24"/>
         </w:rPr>
-        <w:t xml:space="preserve">(2025). Deep </w:t>
-      </w:r>
-      <w:proofErr w:type="spellStart"/>
-      <w:r>
-        <w:rPr>
-          <w:rFonts w:ascii="Calibri" w:hAnsi="Calibri"/>
-          <w:sz w:val="24"/>
-        </w:rPr>
-        <w:t>Reinforcement</w:t>
-      </w:r>
-      <w:proofErr w:type="spellEnd"/>
-      <w:r>
-        <w:rPr>
-          <w:rFonts w:ascii="Calibri" w:hAnsi="Calibri"/>
-          <w:sz w:val="24"/>
-        </w:rPr>
-        <w:t xml:space="preserve"> Learning for Real-Time Green Energy </w:t>
-      </w:r>
-      <w:proofErr w:type="spellStart"/>
-      <w:r>
-        <w:rPr>
-          <w:rFonts w:ascii="Calibri" w:hAnsi="Calibri"/>
-          <w:sz w:val="24"/>
-        </w:rPr>
-        <w:t>Integration</w:t>
-      </w:r>
-      <w:proofErr w:type="spellEnd"/>
-      <w:r>
-        <w:rPr>
-          <w:rFonts w:ascii="Calibri" w:hAnsi="Calibri"/>
-          <w:sz w:val="24"/>
-        </w:rPr>
-        <w:t xml:space="preserve"> in Data Centers. </w:t>
-      </w:r>
-      <w:proofErr w:type="spellStart"/>
-      <w:proofErr w:type="gramStart"/>
-      <w:r>
-        <w:rPr>
-          <w:rFonts w:ascii="Calibri" w:hAnsi="Calibri"/>
-          <w:sz w:val="24"/>
-        </w:rPr>
-        <w:t>arXiv</w:t>
-      </w:r>
-      <w:proofErr w:type="spellEnd"/>
-      <w:proofErr w:type="gramEnd"/>
-      <w:r>
-        <w:rPr>
-          <w:rFonts w:ascii="Calibri" w:hAnsi="Calibri"/>
-          <w:sz w:val="24"/>
-        </w:rPr>
-        <w:t>. Récupéré sur https://arxiv.org/abs/2507.21153</w:t>
+        <w:t>(2025). Deep Reinforcement Learning for Real-Time Green Energy Integration in Data Centers. arXiv. Récupéré sur https://arxiv.org/abs/2507.21153</w:t>
       </w:r>
     </w:p>
     <w:p>
@@ -21958,17 +21036,8 @@
           <w:rFonts w:ascii="Calibri" w:hAnsi="Calibri"/>
           <w:sz w:val="24"/>
         </w:rPr>
-        <w:t>(2025). Learning-</w:t>
-      </w:r>
-      <w:proofErr w:type="spellStart"/>
-      <w:r>
-        <w:rPr>
-          <w:rFonts w:ascii="Calibri" w:hAnsi="Calibri"/>
-          <w:sz w:val="24"/>
-        </w:rPr>
-        <w:t>Enabled</w:t>
-      </w:r>
-      <w:proofErr w:type="spellEnd"/>
+        <w:t>(2025). Learning-Enabled</w:t>
+      </w:r>
       <w:r>
         <w:rPr>
           <w:rFonts w:ascii="Calibri" w:hAnsi="Calibri"/>
@@ -22057,25 +21126,7 @@
           <w:rFonts w:ascii="Calibri" w:hAnsi="Calibri"/>
           <w:sz w:val="24"/>
         </w:rPr>
-        <w:t xml:space="preserve">Centers. </w:t>
-      </w:r>
-      <w:proofErr w:type="spellStart"/>
-      <w:proofErr w:type="gramStart"/>
-      <w:r>
-        <w:rPr>
-          <w:rFonts w:ascii="Calibri" w:hAnsi="Calibri"/>
-          <w:sz w:val="24"/>
-        </w:rPr>
-        <w:t>arXiv</w:t>
-      </w:r>
-      <w:proofErr w:type="spellEnd"/>
-      <w:proofErr w:type="gramEnd"/>
-      <w:r>
-        <w:rPr>
-          <w:rFonts w:ascii="Calibri" w:hAnsi="Calibri"/>
-          <w:sz w:val="24"/>
-        </w:rPr>
-        <w:t>. Récupéré sur https://arxiv.org/abs/2508.06994</w:t>
+        <w:t>Centers. arXiv. Récupéré sur https://arxiv.org/abs/2508.06994</w:t>
       </w:r>
     </w:p>
     <w:p>
@@ -22110,105 +21161,7 @@
           <w:rFonts w:ascii="Calibri" w:hAnsi="Calibri"/>
           <w:sz w:val="24"/>
         </w:rPr>
-        <w:t xml:space="preserve">(2023). SHIELD : </w:t>
-      </w:r>
-      <w:proofErr w:type="spellStart"/>
-      <w:r>
-        <w:rPr>
-          <w:rFonts w:ascii="Calibri" w:hAnsi="Calibri"/>
-          <w:sz w:val="24"/>
-        </w:rPr>
-        <w:t>Sustainable</w:t>
-      </w:r>
-      <w:proofErr w:type="spellEnd"/>
-      <w:r>
-        <w:rPr>
-          <w:rFonts w:ascii="Calibri" w:hAnsi="Calibri"/>
-          <w:sz w:val="24"/>
-        </w:rPr>
-        <w:t xml:space="preserve"> </w:t>
-      </w:r>
-      <w:proofErr w:type="spellStart"/>
-      <w:r>
-        <w:rPr>
-          <w:rFonts w:ascii="Calibri" w:hAnsi="Calibri"/>
-          <w:sz w:val="24"/>
-        </w:rPr>
-        <w:t>Hybrid</w:t>
-      </w:r>
-      <w:proofErr w:type="spellEnd"/>
-      <w:r>
-        <w:rPr>
-          <w:rFonts w:ascii="Calibri" w:hAnsi="Calibri"/>
-          <w:sz w:val="24"/>
-        </w:rPr>
-        <w:t xml:space="preserve"> </w:t>
-      </w:r>
-      <w:proofErr w:type="spellStart"/>
-      <w:r>
-        <w:rPr>
-          <w:rFonts w:ascii="Calibri" w:hAnsi="Calibri"/>
-          <w:sz w:val="24"/>
-        </w:rPr>
-        <w:t>Evolutionary</w:t>
-      </w:r>
-      <w:proofErr w:type="spellEnd"/>
-      <w:r>
-        <w:rPr>
-          <w:rFonts w:ascii="Calibri" w:hAnsi="Calibri"/>
-          <w:sz w:val="24"/>
-        </w:rPr>
-        <w:t xml:space="preserve"> Learning Framework for Carbon, </w:t>
-      </w:r>
-      <w:proofErr w:type="spellStart"/>
-      <w:r>
-        <w:rPr>
-          <w:rFonts w:ascii="Calibri" w:hAnsi="Calibri"/>
-          <w:sz w:val="24"/>
-        </w:rPr>
-        <w:t>Wastewater</w:t>
-      </w:r>
-      <w:proofErr w:type="spellEnd"/>
-      <w:r>
-        <w:rPr>
-          <w:rFonts w:ascii="Calibri" w:hAnsi="Calibri"/>
-          <w:sz w:val="24"/>
-        </w:rPr>
-        <w:t>, and Energy-</w:t>
-      </w:r>
-      <w:proofErr w:type="spellStart"/>
-      <w:r>
-        <w:rPr>
-          <w:rFonts w:ascii="Calibri" w:hAnsi="Calibri"/>
-          <w:sz w:val="24"/>
-        </w:rPr>
-        <w:t>Aware</w:t>
-      </w:r>
-      <w:proofErr w:type="spellEnd"/>
-      <w:r>
-        <w:rPr>
-          <w:rFonts w:ascii="Calibri" w:hAnsi="Calibri"/>
-          <w:sz w:val="24"/>
-        </w:rPr>
-        <w:t xml:space="preserve"> Data Center Management. </w:t>
-      </w:r>
-      <w:proofErr w:type="spellStart"/>
-      <w:proofErr w:type="gramStart"/>
-      <w:r>
-        <w:rPr>
-          <w:rFonts w:ascii="Calibri" w:hAnsi="Calibri"/>
-          <w:sz w:val="24"/>
-        </w:rPr>
-        <w:t>arXiv</w:t>
-      </w:r>
-      <w:proofErr w:type="spellEnd"/>
-      <w:proofErr w:type="gramEnd"/>
-      <w:r>
-        <w:rPr>
-          <w:rFonts w:ascii="Calibri" w:hAnsi="Calibri"/>
-          <w:sz w:val="24"/>
-        </w:rPr>
-        <w:t xml:space="preserve">. Récupéré sur </w:t>
+        <w:t xml:space="preserve">(2023). SHIELD : Sustainable Hybrid Evolutionary Learning Framework for Carbon, Wastewater, and Energy-Aware Data Center Management. arXiv. Récupéré sur </w:t>
       </w:r>
       <w:r>
         <w:rPr>
@@ -22251,96 +21204,7 @@
           <w:rFonts w:ascii="Calibri" w:hAnsi="Calibri"/>
           <w:sz w:val="24"/>
         </w:rPr>
-        <w:t>(2025). Carbon-</w:t>
-      </w:r>
-      <w:proofErr w:type="spellStart"/>
-      <w:r>
-        <w:rPr>
-          <w:rFonts w:ascii="Calibri" w:hAnsi="Calibri"/>
-          <w:sz w:val="24"/>
-        </w:rPr>
-        <w:t>Aware</w:t>
-      </w:r>
-      <w:proofErr w:type="spellEnd"/>
-      <w:r>
-        <w:rPr>
-          <w:rFonts w:ascii="Calibri" w:hAnsi="Calibri"/>
-          <w:sz w:val="24"/>
-        </w:rPr>
-        <w:t xml:space="preserve"> Cloud </w:t>
-      </w:r>
-      <w:proofErr w:type="spellStart"/>
-      <w:proofErr w:type="gramStart"/>
-      <w:r>
-        <w:rPr>
-          <w:rFonts w:ascii="Calibri" w:hAnsi="Calibri"/>
-          <w:sz w:val="24"/>
-        </w:rPr>
-        <w:t>Computing</w:t>
-      </w:r>
-      <w:proofErr w:type="spellEnd"/>
-      <w:r>
-        <w:rPr>
-          <w:rFonts w:ascii="Calibri" w:hAnsi="Calibri"/>
-          <w:sz w:val="24"/>
-        </w:rPr>
-        <w:t>:</w:t>
-      </w:r>
-      <w:proofErr w:type="gramEnd"/>
-      <w:r>
-        <w:rPr>
-          <w:rFonts w:ascii="Calibri" w:hAnsi="Calibri"/>
-          <w:sz w:val="24"/>
-        </w:rPr>
-        <w:t xml:space="preserve"> AI-Driven </w:t>
-      </w:r>
-      <w:proofErr w:type="spellStart"/>
-      <w:r>
-        <w:rPr>
-          <w:rFonts w:ascii="Calibri" w:hAnsi="Calibri"/>
-          <w:sz w:val="24"/>
-        </w:rPr>
-        <w:t>Predictive</w:t>
-      </w:r>
-      <w:proofErr w:type="spellEnd"/>
-      <w:r>
-        <w:rPr>
-          <w:rFonts w:ascii="Calibri" w:hAnsi="Calibri"/>
-          <w:sz w:val="24"/>
-        </w:rPr>
-        <w:t xml:space="preserve"> Modeling and Dynamic </w:t>
-      </w:r>
-      <w:proofErr w:type="spellStart"/>
-      <w:r>
-        <w:rPr>
-          <w:rFonts w:ascii="Calibri" w:hAnsi="Calibri"/>
-          <w:sz w:val="24"/>
-        </w:rPr>
-        <w:t>Optimization</w:t>
-      </w:r>
-      <w:proofErr w:type="spellEnd"/>
-      <w:r>
-        <w:rPr>
-          <w:rFonts w:ascii="Calibri" w:hAnsi="Calibri"/>
-          <w:sz w:val="24"/>
-        </w:rPr>
-        <w:t xml:space="preserve">. Journal of Progress in Engineering, </w:t>
-      </w:r>
-      <w:proofErr w:type="spellStart"/>
-      <w:r>
-        <w:rPr>
-          <w:rFonts w:ascii="Calibri" w:hAnsi="Calibri"/>
-          <w:sz w:val="24"/>
-        </w:rPr>
-        <w:t>Humanities</w:t>
-      </w:r>
-      <w:proofErr w:type="spellEnd"/>
-      <w:r>
-        <w:rPr>
-          <w:rFonts w:ascii="Calibri" w:hAnsi="Calibri"/>
-          <w:sz w:val="24"/>
-        </w:rPr>
-        <w:t xml:space="preserve"> and Social Sciences. Récupéré sur https://doi.org/10.63163/jpehss.v3i3.619</w:t>
+        <w:t>(2025). Carbon-Aware Cloud Computing: AI-Driven Predictive Modeling and Dynamic Optimization. Journal of Progress in Engineering, Humanities and Social Sciences. Récupéré sur https://doi.org/10.63163/jpehss.v3i3.619</w:t>
       </w:r>
     </w:p>
     <w:p>
@@ -22375,176 +21239,7 @@
           <w:rFonts w:ascii="Calibri" w:hAnsi="Calibri"/>
           <w:sz w:val="24"/>
         </w:rPr>
-        <w:t xml:space="preserve">(2024). </w:t>
-      </w:r>
-      <w:proofErr w:type="spellStart"/>
-      <w:r>
-        <w:rPr>
-          <w:rFonts w:ascii="Calibri" w:hAnsi="Calibri"/>
-          <w:sz w:val="24"/>
-        </w:rPr>
-        <w:t>Integrating</w:t>
-      </w:r>
-      <w:proofErr w:type="spellEnd"/>
-      <w:r>
-        <w:rPr>
-          <w:rFonts w:ascii="Calibri" w:hAnsi="Calibri"/>
-          <w:sz w:val="24"/>
-        </w:rPr>
-        <w:t xml:space="preserve"> variable </w:t>
-      </w:r>
-      <w:proofErr w:type="spellStart"/>
-      <w:r>
-        <w:rPr>
-          <w:rFonts w:ascii="Calibri" w:hAnsi="Calibri"/>
-          <w:sz w:val="24"/>
-        </w:rPr>
-        <w:t>renewable</w:t>
-      </w:r>
-      <w:proofErr w:type="spellEnd"/>
-      <w:r>
-        <w:rPr>
-          <w:rFonts w:ascii="Calibri" w:hAnsi="Calibri"/>
-          <w:sz w:val="24"/>
-        </w:rPr>
-        <w:t xml:space="preserve"> </w:t>
-      </w:r>
-      <w:proofErr w:type="spellStart"/>
-      <w:r>
-        <w:rPr>
-          <w:rFonts w:ascii="Calibri" w:hAnsi="Calibri"/>
-          <w:sz w:val="24"/>
-        </w:rPr>
-        <w:t>energy</w:t>
-      </w:r>
-      <w:proofErr w:type="spellEnd"/>
-      <w:r>
-        <w:rPr>
-          <w:rFonts w:ascii="Calibri" w:hAnsi="Calibri"/>
-          <w:sz w:val="24"/>
-        </w:rPr>
-        <w:t xml:space="preserve"> and diverse </w:t>
-      </w:r>
-      <w:proofErr w:type="spellStart"/>
-      <w:proofErr w:type="gramStart"/>
-      <w:r>
-        <w:rPr>
-          <w:rFonts w:ascii="Calibri" w:hAnsi="Calibri"/>
-          <w:sz w:val="24"/>
-        </w:rPr>
-        <w:t>flexibilities</w:t>
-      </w:r>
-      <w:proofErr w:type="spellEnd"/>
-      <w:r>
-        <w:rPr>
-          <w:rFonts w:ascii="Calibri" w:hAnsi="Calibri"/>
-          <w:sz w:val="24"/>
-        </w:rPr>
-        <w:t>:</w:t>
-      </w:r>
-      <w:proofErr w:type="gramEnd"/>
-      <w:r>
-        <w:rPr>
-          <w:rFonts w:ascii="Calibri" w:hAnsi="Calibri"/>
-          <w:sz w:val="24"/>
-        </w:rPr>
-        <w:t xml:space="preserve"> </w:t>
-      </w:r>
-      <w:proofErr w:type="spellStart"/>
-      <w:r>
-        <w:rPr>
-          <w:rFonts w:ascii="Calibri" w:hAnsi="Calibri"/>
-          <w:sz w:val="24"/>
-        </w:rPr>
-        <w:t>Supplying</w:t>
-      </w:r>
-      <w:proofErr w:type="spellEnd"/>
-      <w:r>
-        <w:rPr>
-          <w:rFonts w:ascii="Calibri" w:hAnsi="Calibri"/>
-          <w:sz w:val="24"/>
-        </w:rPr>
-        <w:t xml:space="preserve"> </w:t>
-      </w:r>
-      <w:proofErr w:type="spellStart"/>
-      <w:r>
-        <w:rPr>
-          <w:rFonts w:ascii="Calibri" w:hAnsi="Calibri"/>
-          <w:sz w:val="24"/>
-        </w:rPr>
-        <w:t>carbon</w:t>
-      </w:r>
-      <w:proofErr w:type="spellEnd"/>
-      <w:r>
-        <w:rPr>
-          <w:rFonts w:ascii="Calibri" w:hAnsi="Calibri"/>
-          <w:sz w:val="24"/>
-        </w:rPr>
-        <w:t xml:space="preserve">-free </w:t>
-      </w:r>
-      <w:proofErr w:type="spellStart"/>
-      <w:r>
-        <w:rPr>
-          <w:rFonts w:ascii="Calibri" w:hAnsi="Calibri"/>
-          <w:sz w:val="24"/>
-        </w:rPr>
-        <w:t>energy</w:t>
-      </w:r>
-      <w:proofErr w:type="spellEnd"/>
-      <w:r>
-        <w:rPr>
-          <w:rFonts w:ascii="Calibri" w:hAnsi="Calibri"/>
-          <w:sz w:val="24"/>
-        </w:rPr>
-        <w:t xml:space="preserve"> </w:t>
-      </w:r>
-      <w:proofErr w:type="spellStart"/>
-      <w:r>
-        <w:rPr>
-          <w:rFonts w:ascii="Calibri" w:hAnsi="Calibri"/>
-          <w:sz w:val="24"/>
-        </w:rPr>
-        <w:t>from</w:t>
-      </w:r>
-      <w:proofErr w:type="spellEnd"/>
-      <w:r>
-        <w:rPr>
-          <w:rFonts w:ascii="Calibri" w:hAnsi="Calibri"/>
-          <w:sz w:val="24"/>
-        </w:rPr>
-        <w:t xml:space="preserve"> a </w:t>
-      </w:r>
-      <w:proofErr w:type="spellStart"/>
-      <w:r>
-        <w:rPr>
-          <w:rFonts w:ascii="Calibri" w:hAnsi="Calibri"/>
-          <w:sz w:val="24"/>
-        </w:rPr>
-        <w:t>wind</w:t>
-      </w:r>
-      <w:proofErr w:type="spellEnd"/>
-      <w:r>
-        <w:rPr>
-          <w:rFonts w:ascii="Calibri" w:hAnsi="Calibri"/>
-          <w:sz w:val="24"/>
-        </w:rPr>
-        <w:t xml:space="preserve"> turbine to a data center. Urban </w:t>
-      </w:r>
-      <w:proofErr w:type="spellStart"/>
-      <w:r>
-        <w:rPr>
-          <w:rFonts w:ascii="Calibri" w:hAnsi="Calibri"/>
-          <w:sz w:val="24"/>
-        </w:rPr>
-        <w:t>Climate</w:t>
-      </w:r>
-      <w:proofErr w:type="spellEnd"/>
-      <w:r>
-        <w:rPr>
-          <w:rFonts w:ascii="Calibri" w:hAnsi="Calibri"/>
-          <w:sz w:val="24"/>
-        </w:rPr>
-        <w:t>. Récupéré sur https://doi.org/10.1016/j.uclim.2024.101843</w:t>
+        <w:t>(2024). Integrating variable renewable energy and diverse flexibilities: Supplying carbon-free energy from a wind turbine to a data center. Urban Climate. Récupéré sur https://doi.org/10.1016/j.uclim.2024.101843</w:t>
       </w:r>
     </w:p>
     <w:p>
@@ -22597,7 +21292,6 @@
         </w:rPr>
         <w:t xml:space="preserve"> </w:t>
       </w:r>
-      <w:proofErr w:type="spellStart"/>
       <w:r>
         <w:rPr>
           <w:rFonts w:ascii="Calibri" w:hAnsi="Calibri"/>
@@ -22605,7 +21299,6 @@
         </w:rPr>
         <w:t>Sustainable</w:t>
       </w:r>
-      <w:proofErr w:type="spellEnd"/>
       <w:r>
         <w:rPr>
           <w:rFonts w:ascii="Calibri" w:hAnsi="Calibri"/>
@@ -22614,7 +21307,6 @@
         </w:rPr>
         <w:t xml:space="preserve"> </w:t>
       </w:r>
-      <w:proofErr w:type="spellStart"/>
       <w:r>
         <w:rPr>
           <w:rFonts w:ascii="Calibri" w:hAnsi="Calibri"/>
@@ -22622,7 +21314,6 @@
         </w:rPr>
         <w:t>energy</w:t>
       </w:r>
-      <w:proofErr w:type="spellEnd"/>
       <w:r>
         <w:rPr>
           <w:rFonts w:ascii="Calibri" w:hAnsi="Calibri"/>
@@ -22631,7 +21322,6 @@
         </w:rPr>
         <w:t xml:space="preserve"> </w:t>
       </w:r>
-      <w:proofErr w:type="spellStart"/>
       <w:r>
         <w:rPr>
           <w:rFonts w:ascii="Calibri" w:hAnsi="Calibri"/>
@@ -22639,7 +21329,6 @@
         </w:rPr>
         <w:t>strategies</w:t>
       </w:r>
-      <w:proofErr w:type="spellEnd"/>
       <w:r>
         <w:rPr>
           <w:rFonts w:ascii="Calibri" w:hAnsi="Calibri"/>
@@ -22723,21 +21412,12 @@
         </w:rPr>
         <w:t xml:space="preserve"> </w:t>
       </w:r>
-      <w:proofErr w:type="spellStart"/>
       <w:r>
         <w:rPr>
           <w:rFonts w:ascii="Calibri" w:hAnsi="Calibri"/>
           <w:sz w:val="24"/>
         </w:rPr>
-        <w:t>era</w:t>
-      </w:r>
-      <w:proofErr w:type="spellEnd"/>
-      <w:r>
-        <w:rPr>
-          <w:rFonts w:ascii="Calibri" w:hAnsi="Calibri"/>
-          <w:sz w:val="24"/>
-        </w:rPr>
-        <w:t>.</w:t>
+        <w:t>era.</w:t>
       </w:r>
       <w:r>
         <w:rPr>
@@ -22767,25 +21447,9 @@
           <w:rFonts w:ascii="Calibri" w:hAnsi="Calibri"/>
           <w:sz w:val="24"/>
         </w:rPr>
-        <w:t xml:space="preserve">Journal of Advanced Engineering </w:t>
-      </w:r>
-      <w:proofErr w:type="spellStart"/>
-      <w:r>
-        <w:rPr>
-          <w:rFonts w:ascii="Calibri" w:hAnsi="Calibri"/>
-          <w:sz w:val="24"/>
-        </w:rPr>
-        <w:t>Technology</w:t>
-      </w:r>
-      <w:proofErr w:type="spellEnd"/>
-      <w:r>
-        <w:rPr>
-          <w:rFonts w:ascii="Calibri" w:hAnsi="Calibri"/>
-          <w:sz w:val="24"/>
-        </w:rPr>
-        <w:t xml:space="preserve"> and Sciences. Récupéré sur </w:t>
-      </w:r>
-      <w:hyperlink r:id="rId17" w:history="1">
+        <w:t xml:space="preserve">Journal of Advanced Engineering Technology and Sciences. Récupéré sur </w:t>
+      </w:r>
+      <w:hyperlink r:id="rId20" w:history="1">
         <w:r>
           <w:rPr>
             <w:rStyle w:val="Lienhypertexte"/>
@@ -22838,39 +21502,7 @@
           <w:rFonts w:ascii="Calibri" w:hAnsi="Calibri"/>
           <w:sz w:val="24"/>
         </w:rPr>
-        <w:t xml:space="preserve">(2024). </w:t>
-      </w:r>
-      <w:proofErr w:type="spellStart"/>
-      <w:r>
-        <w:rPr>
-          <w:rFonts w:ascii="Calibri" w:hAnsi="Calibri"/>
-          <w:sz w:val="24"/>
-        </w:rPr>
-        <w:t>Towards</w:t>
-      </w:r>
-      <w:proofErr w:type="spellEnd"/>
-      <w:r>
-        <w:rPr>
-          <w:rFonts w:ascii="Calibri" w:hAnsi="Calibri"/>
-          <w:sz w:val="24"/>
-        </w:rPr>
-        <w:t xml:space="preserve"> Energy Efficient Cloud : Green and Intelligent Migration of </w:t>
-      </w:r>
-      <w:proofErr w:type="spellStart"/>
-      <w:r>
-        <w:rPr>
-          <w:rFonts w:ascii="Calibri" w:hAnsi="Calibri"/>
-          <w:sz w:val="24"/>
-        </w:rPr>
-        <w:t>Traditional</w:t>
-      </w:r>
-      <w:proofErr w:type="spellEnd"/>
-      <w:r>
-        <w:rPr>
-          <w:rFonts w:ascii="Calibri" w:hAnsi="Calibri"/>
-          <w:sz w:val="24"/>
-        </w:rPr>
-        <w:t xml:space="preserve"> Energy Sources. Energies (MDPI). Récupéré sur </w:t>
+        <w:t xml:space="preserve">(2024). Towards Energy Efficient Cloud : Green and Intelligent Migration of Traditional Energy Sources. Energies (MDPI). Récupéré sur </w:t>
       </w:r>
       <w:r>
         <w:rPr>
@@ -22880,7 +21512,7 @@
         </w:rPr>
         <w:t>https://</w:t>
       </w:r>
-      <w:hyperlink r:id="rId18">
+      <w:hyperlink r:id="rId21">
         <w:r>
           <w:rPr>
             <w:rFonts w:ascii="Calibri" w:hAnsi="Calibri"/>
@@ -23021,7 +21653,6 @@
         </w:rPr>
         <w:t xml:space="preserve"> </w:t>
       </w:r>
-      <w:proofErr w:type="gramStart"/>
       <w:r>
         <w:rPr>
           <w:rFonts w:ascii="Calibri"/>
@@ -23029,7 +21660,6 @@
         </w:rPr>
         <w:t>a</w:t>
       </w:r>
-      <w:proofErr w:type="gramEnd"/>
       <w:r>
         <w:rPr>
           <w:rFonts w:ascii="Calibri"/>
@@ -23068,7 +21698,6 @@
         </w:rPr>
         <w:t xml:space="preserve"> </w:t>
       </w:r>
-      <w:proofErr w:type="spellStart"/>
       <w:r>
         <w:rPr>
           <w:rFonts w:ascii="Calibri"/>
@@ -23076,7 +21705,6 @@
         </w:rPr>
         <w:t>flexibility</w:t>
       </w:r>
-      <w:proofErr w:type="spellEnd"/>
       <w:r>
         <w:rPr>
           <w:rFonts w:ascii="Calibri"/>
@@ -23115,21 +21743,12 @@
         </w:rPr>
         <w:t xml:space="preserve"> </w:t>
       </w:r>
-      <w:proofErr w:type="spellStart"/>
       <w:r>
         <w:rPr>
           <w:rFonts w:ascii="Calibri"/>
           <w:sz w:val="24"/>
         </w:rPr>
-        <w:t>systems</w:t>
-      </w:r>
-      <w:proofErr w:type="spellEnd"/>
-      <w:r>
-        <w:rPr>
-          <w:rFonts w:ascii="Calibri"/>
-          <w:sz w:val="24"/>
-        </w:rPr>
-        <w:t>.</w:t>
+        <w:t>systems.</w:t>
       </w:r>
       <w:r>
         <w:rPr>
@@ -23172,7 +21791,7 @@
         </w:rPr>
         <w:t>https://</w:t>
       </w:r>
-      <w:hyperlink r:id="rId19">
+      <w:hyperlink r:id="rId22">
         <w:r>
           <w:rPr>
             <w:rFonts w:ascii="Calibri" w:hAnsi="Calibri"/>
@@ -23193,7 +21812,7 @@
 </file>
 
 <file path=word/endnotes.xml><?xml version="1.0" encoding="utf-8"?>
-<w:endnotes xmlns:wpc="http://schemas.microsoft.com/office/word/2010/wordprocessingCanvas" xmlns:cx="http://schemas.microsoft.com/office/drawing/2014/chartex" xmlns:cx1="http://schemas.microsoft.com/office/drawing/2015/9/8/chartex" xmlns:cx2="http://schemas.microsoft.com/office/drawing/2015/10/21/chartex" xmlns:cx3="http://schemas.microsoft.com/office/drawing/2016/5/9/chartex" xmlns:cx4="http://schemas.microsoft.com/office/drawing/2016/5/10/chartex" xmlns:cx5="http://schemas.microsoft.com/office/drawing/2016/5/11/chartex" xmlns:cx6="http://schemas.microsoft.com/office/drawing/2016/5/12/chartex" xmlns:cx7="http://schemas.microsoft.com/office/drawing/2016/5/13/chartex" xmlns:cx8="http://schemas.microsoft.com/office/drawing/2016/5/14/chartex" xmlns:mc="http://schemas.openxmlformats.org/markup-compatibility/2006" xmlns:aink="http://schemas.microsoft.com/office/drawing/2016/ink" xmlns:am3d="http://schemas.microsoft.com/office/drawing/2017/model3d" xmlns:o="urn:schemas-microsoft-com:office:office" xmlns:oel="http://schemas.microsoft.com/office/2019/extlst" xmlns:r="http://schemas.openxmlformats.org/officeDocument/2006/relationships" xmlns:m="http://schemas.openxmlformats.org/officeDocument/2006/math" xmlns:v="urn:schemas-microsoft-com:vml" xmlns:wp14="http://schemas.microsoft.com/office/word/2010/wordprocessingDrawing" xmlns:wp="http://schemas.openxmlformats.org/drawingml/2006/wordprocessingDrawing" xmlns:w10="urn:schemas-microsoft-com:office:word" xmlns:w="http://schemas.openxmlformats.org/wordprocessingml/2006/main" xmlns:w14="http://schemas.microsoft.com/office/word/2010/wordml" xmlns:w15="http://schemas.microsoft.com/office/word/2012/wordml" xmlns:w16cex="http://schemas.microsoft.com/office/word/2018/wordml/cex" xmlns:w16cid="http://schemas.microsoft.com/office/word/2016/wordml/cid" xmlns:w16="http://schemas.microsoft.com/office/word/2018/wordml" xmlns:w16du="http://schemas.microsoft.com/office/word/2023/wordml/word16du" xmlns:w16sdtdh="http://schemas.microsoft.com/office/word/2020/wordml/sdtdatahash" xmlns:w16sdtfl="http://schemas.microsoft.com/office/word/2024/wordml/sdtformatlock" xmlns:w16se="http://schemas.microsoft.com/office/word/2015/wordml/symex" xmlns:wpg="http://schemas.microsoft.com/office/word/2010/wordprocessingGroup" xmlns:wpi="http://schemas.microsoft.com/office/word/2010/wordprocessingInk" xmlns:wne="http://schemas.microsoft.com/office/word/2006/wordml" xmlns:wps="http://schemas.microsoft.com/office/word/2010/wordprocessingShape" mc:Ignorable="w14 w15 w16se w16cid w16 w16cex w16sdtdh w16sdtfl w16du wp14">
+<w:endnotes xmlns:wpc="http://schemas.microsoft.com/office/word/2010/wordprocessingCanvas" xmlns:cx="http://schemas.microsoft.com/office/drawing/2014/chartex" xmlns:cx1="http://schemas.microsoft.com/office/drawing/2015/9/8/chartex" xmlns:cx2="http://schemas.microsoft.com/office/drawing/2015/10/21/chartex" xmlns:cx3="http://schemas.microsoft.com/office/drawing/2016/5/9/chartex" xmlns:cx4="http://schemas.microsoft.com/office/drawing/2016/5/10/chartex" xmlns:cx5="http://schemas.microsoft.com/office/drawing/2016/5/11/chartex" xmlns:cx6="http://schemas.microsoft.com/office/drawing/2016/5/12/chartex" xmlns:cx7="http://schemas.microsoft.com/office/drawing/2016/5/13/chartex" xmlns:cx8="http://schemas.microsoft.com/office/drawing/2016/5/14/chartex" xmlns:mc="http://schemas.openxmlformats.org/markup-compatibility/2006" xmlns:aink="http://schemas.microsoft.com/office/drawing/2016/ink" xmlns:am3d="http://schemas.microsoft.com/office/drawing/2017/model3d" xmlns:o="urn:schemas-microsoft-com:office:office" xmlns:oel="http://schemas.microsoft.com/office/2019/extlst" xmlns:r="http://schemas.openxmlformats.org/officeDocument/2006/relationships" xmlns:m="http://schemas.openxmlformats.org/officeDocument/2006/math" xmlns:v="urn:schemas-microsoft-com:vml" xmlns:wp14="http://schemas.microsoft.com/office/word/2010/wordprocessingDrawing" xmlns:wp="http://schemas.openxmlformats.org/drawingml/2006/wordprocessingDrawing" xmlns:w10="urn:schemas-microsoft-com:office:word" xmlns:w="http://schemas.openxmlformats.org/wordprocessingml/2006/main" xmlns:w14="http://schemas.microsoft.com/office/word/2010/wordml" xmlns:w15="http://schemas.microsoft.com/office/word/2012/wordml" xmlns:w16cex="http://schemas.microsoft.com/office/word/2018/wordml/cex" xmlns:w16cid="http://schemas.microsoft.com/office/word/2016/wordml/cid" xmlns:w16="http://schemas.microsoft.com/office/word/2018/wordml" xmlns:w16sdtdh="http://schemas.microsoft.com/office/word/2020/wordml/sdtdatahash" xmlns:w16se="http://schemas.microsoft.com/office/word/2015/wordml/symex" xmlns:wpg="http://schemas.microsoft.com/office/word/2010/wordprocessingGroup" xmlns:wpi="http://schemas.microsoft.com/office/word/2010/wordprocessingInk" xmlns:wne="http://schemas.microsoft.com/office/word/2006/wordml" xmlns:wps="http://schemas.microsoft.com/office/word/2010/wordprocessingShape" mc:Ignorable="w14 w15 w16se w16cid w16 w16cex w16sdtdh wp14">
   <w:endnote w:type="separator" w:id="-1">
     <w:p>
       <w:r>
@@ -23212,7 +21831,7 @@
 </file>
 
 <file path=word/footnotes.xml><?xml version="1.0" encoding="utf-8"?>
-<w:footnotes xmlns:wpc="http://schemas.microsoft.com/office/word/2010/wordprocessingCanvas" xmlns:cx="http://schemas.microsoft.com/office/drawing/2014/chartex" xmlns:cx1="http://schemas.microsoft.com/office/drawing/2015/9/8/chartex" xmlns:cx2="http://schemas.microsoft.com/office/drawing/2015/10/21/chartex" xmlns:cx3="http://schemas.microsoft.com/office/drawing/2016/5/9/chartex" xmlns:cx4="http://schemas.microsoft.com/office/drawing/2016/5/10/chartex" xmlns:cx5="http://schemas.microsoft.com/office/drawing/2016/5/11/chartex" xmlns:cx6="http://schemas.microsoft.com/office/drawing/2016/5/12/chartex" xmlns:cx7="http://schemas.microsoft.com/office/drawing/2016/5/13/chartex" xmlns:cx8="http://schemas.microsoft.com/office/drawing/2016/5/14/chartex" xmlns:mc="http://schemas.openxmlformats.org/markup-compatibility/2006" xmlns:aink="http://schemas.microsoft.com/office/drawing/2016/ink" xmlns:am3d="http://schemas.microsoft.com/office/drawing/2017/model3d" xmlns:o="urn:schemas-microsoft-com:office:office" xmlns:oel="http://schemas.microsoft.com/office/2019/extlst" xmlns:r="http://schemas.openxmlformats.org/officeDocument/2006/relationships" xmlns:m="http://schemas.openxmlformats.org/officeDocument/2006/math" xmlns:v="urn:schemas-microsoft-com:vml" xmlns:wp14="http://schemas.microsoft.com/office/word/2010/wordprocessingDrawing" xmlns:wp="http://schemas.openxmlformats.org/drawingml/2006/wordprocessingDrawing" xmlns:w10="urn:schemas-microsoft-com:office:word" xmlns:w="http://schemas.openxmlformats.org/wordprocessingml/2006/main" xmlns:w14="http://schemas.microsoft.com/office/word/2010/wordml" xmlns:w15="http://schemas.microsoft.com/office/word/2012/wordml" xmlns:w16cex="http://schemas.microsoft.com/office/word/2018/wordml/cex" xmlns:w16cid="http://schemas.microsoft.com/office/word/2016/wordml/cid" xmlns:w16="http://schemas.microsoft.com/office/word/2018/wordml" xmlns:w16du="http://schemas.microsoft.com/office/word/2023/wordml/word16du" xmlns:w16sdtdh="http://schemas.microsoft.com/office/word/2020/wordml/sdtdatahash" xmlns:w16sdtfl="http://schemas.microsoft.com/office/word/2024/wordml/sdtformatlock" xmlns:w16se="http://schemas.microsoft.com/office/word/2015/wordml/symex" xmlns:wpg="http://schemas.microsoft.com/office/word/2010/wordprocessingGroup" xmlns:wpi="http://schemas.microsoft.com/office/word/2010/wordprocessingInk" xmlns:wne="http://schemas.microsoft.com/office/word/2006/wordml" xmlns:wps="http://schemas.microsoft.com/office/word/2010/wordprocessingShape" mc:Ignorable="w14 w15 w16se w16cid w16 w16cex w16sdtdh w16sdtfl w16du wp14">
+<w:footnotes xmlns:wpc="http://schemas.microsoft.com/office/word/2010/wordprocessingCanvas" xmlns:cx="http://schemas.microsoft.com/office/drawing/2014/chartex" xmlns:cx1="http://schemas.microsoft.com/office/drawing/2015/9/8/chartex" xmlns:cx2="http://schemas.microsoft.com/office/drawing/2015/10/21/chartex" xmlns:cx3="http://schemas.microsoft.com/office/drawing/2016/5/9/chartex" xmlns:cx4="http://schemas.microsoft.com/office/drawing/2016/5/10/chartex" xmlns:cx5="http://schemas.microsoft.com/office/drawing/2016/5/11/chartex" xmlns:cx6="http://schemas.microsoft.com/office/drawing/2016/5/12/chartex" xmlns:cx7="http://schemas.microsoft.com/office/drawing/2016/5/13/chartex" xmlns:cx8="http://schemas.microsoft.com/office/drawing/2016/5/14/chartex" xmlns:mc="http://schemas.openxmlformats.org/markup-compatibility/2006" xmlns:aink="http://schemas.microsoft.com/office/drawing/2016/ink" xmlns:am3d="http://schemas.microsoft.com/office/drawing/2017/model3d" xmlns:o="urn:schemas-microsoft-com:office:office" xmlns:oel="http://schemas.microsoft.com/office/2019/extlst" xmlns:r="http://schemas.openxmlformats.org/officeDocument/2006/relationships" xmlns:m="http://schemas.openxmlformats.org/officeDocument/2006/math" xmlns:v="urn:schemas-microsoft-com:vml" xmlns:wp14="http://schemas.microsoft.com/office/word/2010/wordprocessingDrawing" xmlns:wp="http://schemas.openxmlformats.org/drawingml/2006/wordprocessingDrawing" xmlns:w10="urn:schemas-microsoft-com:office:word" xmlns:w="http://schemas.openxmlformats.org/wordprocessingml/2006/main" xmlns:w14="http://schemas.microsoft.com/office/word/2010/wordml" xmlns:w15="http://schemas.microsoft.com/office/word/2012/wordml" xmlns:w16cex="http://schemas.microsoft.com/office/word/2018/wordml/cex" xmlns:w16cid="http://schemas.microsoft.com/office/word/2016/wordml/cid" xmlns:w16="http://schemas.microsoft.com/office/word/2018/wordml" xmlns:w16sdtdh="http://schemas.microsoft.com/office/word/2020/wordml/sdtdatahash" xmlns:w16se="http://schemas.microsoft.com/office/word/2015/wordml/symex" xmlns:wpg="http://schemas.microsoft.com/office/word/2010/wordprocessingGroup" xmlns:wpi="http://schemas.microsoft.com/office/word/2010/wordprocessingInk" xmlns:wne="http://schemas.microsoft.com/office/word/2006/wordml" xmlns:wps="http://schemas.microsoft.com/office/word/2010/wordprocessingShape" mc:Ignorable="w14 w15 w16se w16cid w16 w16cex w16sdtdh wp14">
   <w:footnote w:type="separator" w:id="-1">
     <w:p>
       <w:r>
@@ -23231,7 +21850,7 @@
 </file>
 
 <file path=word/numbering.xml><?xml version="1.0" encoding="utf-8"?>
-<w:numbering xmlns:wpc="http://schemas.microsoft.com/office/word/2010/wordprocessingCanvas" xmlns:cx="http://schemas.microsoft.com/office/drawing/2014/chartex" xmlns:cx1="http://schemas.microsoft.com/office/drawing/2015/9/8/chartex" xmlns:cx2="http://schemas.microsoft.com/office/drawing/2015/10/21/chartex" xmlns:cx3="http://schemas.microsoft.com/office/drawing/2016/5/9/chartex" xmlns:cx4="http://schemas.microsoft.com/office/drawing/2016/5/10/chartex" xmlns:cx5="http://schemas.microsoft.com/office/drawing/2016/5/11/chartex" xmlns:cx6="http://schemas.microsoft.com/office/drawing/2016/5/12/chartex" xmlns:cx7="http://schemas.microsoft.com/office/drawing/2016/5/13/chartex" xmlns:cx8="http://schemas.microsoft.com/office/drawing/2016/5/14/chartex" xmlns:mc="http://schemas.openxmlformats.org/markup-compatibility/2006" xmlns:aink="http://schemas.microsoft.com/office/drawing/2016/ink" xmlns:am3d="http://schemas.microsoft.com/office/drawing/2017/model3d" xmlns:o="urn:schemas-microsoft-com:office:office" xmlns:oel="http://schemas.microsoft.com/office/2019/extlst" xmlns:r="http://schemas.openxmlformats.org/officeDocument/2006/relationships" xmlns:m="http://schemas.openxmlformats.org/officeDocument/2006/math" xmlns:v="urn:schemas-microsoft-com:vml" xmlns:wp14="http://schemas.microsoft.com/office/word/2010/wordprocessingDrawing" xmlns:wp="http://schemas.openxmlformats.org/drawingml/2006/wordprocessingDrawing" xmlns:w10="urn:schemas-microsoft-com:office:word" xmlns:w="http://schemas.openxmlformats.org/wordprocessingml/2006/main" xmlns:w14="http://schemas.microsoft.com/office/word/2010/wordml" xmlns:w15="http://schemas.microsoft.com/office/word/2012/wordml" xmlns:w16cex="http://schemas.microsoft.com/office/word/2018/wordml/cex" xmlns:w16cid="http://schemas.microsoft.com/office/word/2016/wordml/cid" xmlns:w16="http://schemas.microsoft.com/office/word/2018/wordml" xmlns:w16du="http://schemas.microsoft.com/office/word/2023/wordml/word16du" xmlns:w16sdtdh="http://schemas.microsoft.com/office/word/2020/wordml/sdtdatahash" xmlns:w16sdtfl="http://schemas.microsoft.com/office/word/2024/wordml/sdtformatlock" xmlns:w16se="http://schemas.microsoft.com/office/word/2015/wordml/symex" xmlns:wpg="http://schemas.microsoft.com/office/word/2010/wordprocessingGroup" xmlns:wpi="http://schemas.microsoft.com/office/word/2010/wordprocessingInk" xmlns:wne="http://schemas.microsoft.com/office/word/2006/wordml" xmlns:wps="http://schemas.microsoft.com/office/word/2010/wordprocessingShape" mc:Ignorable="w14 w15 w16se w16cid w16 w16cex w16sdtdh w16sdtfl w16du wp14">
+<w:numbering xmlns:wpc="http://schemas.microsoft.com/office/word/2010/wordprocessingCanvas" xmlns:cx="http://schemas.microsoft.com/office/drawing/2014/chartex" xmlns:cx1="http://schemas.microsoft.com/office/drawing/2015/9/8/chartex" xmlns:cx2="http://schemas.microsoft.com/office/drawing/2015/10/21/chartex" xmlns:cx3="http://schemas.microsoft.com/office/drawing/2016/5/9/chartex" xmlns:cx4="http://schemas.microsoft.com/office/drawing/2016/5/10/chartex" xmlns:cx5="http://schemas.microsoft.com/office/drawing/2016/5/11/chartex" xmlns:cx6="http://schemas.microsoft.com/office/drawing/2016/5/12/chartex" xmlns:cx7="http://schemas.microsoft.com/office/drawing/2016/5/13/chartex" xmlns:cx8="http://schemas.microsoft.com/office/drawing/2016/5/14/chartex" xmlns:mc="http://schemas.openxmlformats.org/markup-compatibility/2006" xmlns:aink="http://schemas.microsoft.com/office/drawing/2016/ink" xmlns:am3d="http://schemas.microsoft.com/office/drawing/2017/model3d" xmlns:o="urn:schemas-microsoft-com:office:office" xmlns:oel="http://schemas.microsoft.com/office/2019/extlst" xmlns:r="http://schemas.openxmlformats.org/officeDocument/2006/relationships" xmlns:m="http://schemas.openxmlformats.org/officeDocument/2006/math" xmlns:v="urn:schemas-microsoft-com:vml" xmlns:wp14="http://schemas.microsoft.com/office/word/2010/wordprocessingDrawing" xmlns:wp="http://schemas.openxmlformats.org/drawingml/2006/wordprocessingDrawing" xmlns:w10="urn:schemas-microsoft-com:office:word" xmlns:w="http://schemas.openxmlformats.org/wordprocessingml/2006/main" xmlns:w14="http://schemas.microsoft.com/office/word/2010/wordml" xmlns:w15="http://schemas.microsoft.com/office/word/2012/wordml" xmlns:w16cex="http://schemas.microsoft.com/office/word/2018/wordml/cex" xmlns:w16cid="http://schemas.microsoft.com/office/word/2016/wordml/cid" xmlns:w16="http://schemas.microsoft.com/office/word/2018/wordml" xmlns:w16sdtdh="http://schemas.microsoft.com/office/word/2020/wordml/sdtdatahash" xmlns:w16se="http://schemas.microsoft.com/office/word/2015/wordml/symex" xmlns:wpg="http://schemas.microsoft.com/office/word/2010/wordprocessingGroup" xmlns:wpi="http://schemas.microsoft.com/office/word/2010/wordprocessingInk" xmlns:wne="http://schemas.microsoft.com/office/word/2006/wordml" xmlns:wps="http://schemas.microsoft.com/office/word/2010/wordprocessingShape" mc:Ignorable="w14 w15 w16se w16cid w16 w16cex w16sdtdh wp14">
   <w:abstractNum w:abstractNumId="0" w15:restartNumberingAfterBreak="0">
     <w:nsid w:val="01570E3C"/>
     <w:multiLevelType w:val="multilevel"/>
@@ -26969,6 +25588,119 @@
     </w:lvl>
   </w:abstractNum>
   <w:abstractNum w:abstractNumId="30" w15:restartNumberingAfterBreak="0">
+    <w:nsid w:val="4A253889"/>
+    <w:multiLevelType w:val="hybridMultilevel"/>
+    <w:tmpl w:val="5F281570"/>
+    <w:lvl w:ilvl="0" w:tplc="040C0001">
+      <w:start w:val="1"/>
+      <w:numFmt w:val="bullet"/>
+      <w:lvlText w:val=""/>
+      <w:lvlJc w:val="left"/>
+      <w:pPr>
+        <w:ind w:left="720" w:hanging="360"/>
+      </w:pPr>
+      <w:rPr>
+        <w:rFonts w:ascii="Symbol" w:hAnsi="Symbol" w:hint="default"/>
+      </w:rPr>
+    </w:lvl>
+    <w:lvl w:ilvl="1" w:tplc="040C0003" w:tentative="1">
+      <w:start w:val="1"/>
+      <w:numFmt w:val="bullet"/>
+      <w:lvlText w:val="o"/>
+      <w:lvlJc w:val="left"/>
+      <w:pPr>
+        <w:ind w:left="1440" w:hanging="360"/>
+      </w:pPr>
+      <w:rPr>
+        <w:rFonts w:ascii="Courier New" w:hAnsi="Courier New" w:cs="Courier New" w:hint="default"/>
+      </w:rPr>
+    </w:lvl>
+    <w:lvl w:ilvl="2" w:tplc="040C0005" w:tentative="1">
+      <w:start w:val="1"/>
+      <w:numFmt w:val="bullet"/>
+      <w:lvlText w:val=""/>
+      <w:lvlJc w:val="left"/>
+      <w:pPr>
+        <w:ind w:left="2160" w:hanging="360"/>
+      </w:pPr>
+      <w:rPr>
+        <w:rFonts w:ascii="Wingdings" w:hAnsi="Wingdings" w:hint="default"/>
+      </w:rPr>
+    </w:lvl>
+    <w:lvl w:ilvl="3" w:tplc="040C0001" w:tentative="1">
+      <w:start w:val="1"/>
+      <w:numFmt w:val="bullet"/>
+      <w:lvlText w:val=""/>
+      <w:lvlJc w:val="left"/>
+      <w:pPr>
+        <w:ind w:left="2880" w:hanging="360"/>
+      </w:pPr>
+      <w:rPr>
+        <w:rFonts w:ascii="Symbol" w:hAnsi="Symbol" w:hint="default"/>
+      </w:rPr>
+    </w:lvl>
+    <w:lvl w:ilvl="4" w:tplc="040C0003" w:tentative="1">
+      <w:start w:val="1"/>
+      <w:numFmt w:val="bullet"/>
+      <w:lvlText w:val="o"/>
+      <w:lvlJc w:val="left"/>
+      <w:pPr>
+        <w:ind w:left="3600" w:hanging="360"/>
+      </w:pPr>
+      <w:rPr>
+        <w:rFonts w:ascii="Courier New" w:hAnsi="Courier New" w:cs="Courier New" w:hint="default"/>
+      </w:rPr>
+    </w:lvl>
+    <w:lvl w:ilvl="5" w:tplc="040C0005" w:tentative="1">
+      <w:start w:val="1"/>
+      <w:numFmt w:val="bullet"/>
+      <w:lvlText w:val=""/>
+      <w:lvlJc w:val="left"/>
+      <w:pPr>
+        <w:ind w:left="4320" w:hanging="360"/>
+      </w:pPr>
+      <w:rPr>
+        <w:rFonts w:ascii="Wingdings" w:hAnsi="Wingdings" w:hint="default"/>
+      </w:rPr>
+    </w:lvl>
+    <w:lvl w:ilvl="6" w:tplc="040C0001" w:tentative="1">
+      <w:start w:val="1"/>
+      <w:numFmt w:val="bullet"/>
+      <w:lvlText w:val=""/>
+      <w:lvlJc w:val="left"/>
+      <w:pPr>
+        <w:ind w:left="5040" w:hanging="360"/>
+      </w:pPr>
+      <w:rPr>
+        <w:rFonts w:ascii="Symbol" w:hAnsi="Symbol" w:hint="default"/>
+      </w:rPr>
+    </w:lvl>
+    <w:lvl w:ilvl="7" w:tplc="040C0003" w:tentative="1">
+      <w:start w:val="1"/>
+      <w:numFmt w:val="bullet"/>
+      <w:lvlText w:val="o"/>
+      <w:lvlJc w:val="left"/>
+      <w:pPr>
+        <w:ind w:left="5760" w:hanging="360"/>
+      </w:pPr>
+      <w:rPr>
+        <w:rFonts w:ascii="Courier New" w:hAnsi="Courier New" w:cs="Courier New" w:hint="default"/>
+      </w:rPr>
+    </w:lvl>
+    <w:lvl w:ilvl="8" w:tplc="040C0005" w:tentative="1">
+      <w:start w:val="1"/>
+      <w:numFmt w:val="bullet"/>
+      <w:lvlText w:val=""/>
+      <w:lvlJc w:val="left"/>
+      <w:pPr>
+        <w:ind w:left="6480" w:hanging="360"/>
+      </w:pPr>
+      <w:rPr>
+        <w:rFonts w:ascii="Wingdings" w:hAnsi="Wingdings" w:hint="default"/>
+      </w:rPr>
+    </w:lvl>
+  </w:abstractNum>
+  <w:abstractNum w:abstractNumId="31" w15:restartNumberingAfterBreak="0">
     <w:nsid w:val="4CB9213B"/>
     <w:multiLevelType w:val="multilevel"/>
     <w:tmpl w:val="1870C1A8"/>
@@ -27117,7 +25849,7 @@
       </w:rPr>
     </w:lvl>
   </w:abstractNum>
-  <w:abstractNum w:abstractNumId="31" w15:restartNumberingAfterBreak="0">
+  <w:abstractNum w:abstractNumId="32" w15:restartNumberingAfterBreak="0">
     <w:nsid w:val="52986959"/>
     <w:multiLevelType w:val="multilevel"/>
     <w:tmpl w:val="915604B0"/>
@@ -27266,7 +25998,7 @@
       </w:rPr>
     </w:lvl>
   </w:abstractNum>
-  <w:abstractNum w:abstractNumId="32" w15:restartNumberingAfterBreak="0">
+  <w:abstractNum w:abstractNumId="33" w15:restartNumberingAfterBreak="0">
     <w:nsid w:val="52E27BF6"/>
     <w:multiLevelType w:val="hybridMultilevel"/>
     <w:tmpl w:val="A0369E3A"/>
@@ -27379,7 +26111,7 @@
       </w:rPr>
     </w:lvl>
   </w:abstractNum>
-  <w:abstractNum w:abstractNumId="33" w15:restartNumberingAfterBreak="0">
+  <w:abstractNum w:abstractNumId="34" w15:restartNumberingAfterBreak="0">
     <w:nsid w:val="548669E2"/>
     <w:multiLevelType w:val="hybridMultilevel"/>
     <w:tmpl w:val="7D1C18C4"/>
@@ -27492,7 +26224,7 @@
       </w:rPr>
     </w:lvl>
   </w:abstractNum>
-  <w:abstractNum w:abstractNumId="34" w15:restartNumberingAfterBreak="0">
+  <w:abstractNum w:abstractNumId="35" w15:restartNumberingAfterBreak="0">
     <w:nsid w:val="5950124D"/>
     <w:multiLevelType w:val="hybridMultilevel"/>
     <w:tmpl w:val="6E60CA0C"/>
@@ -27609,7 +26341,7 @@
       </w:rPr>
     </w:lvl>
   </w:abstractNum>
-  <w:abstractNum w:abstractNumId="35" w15:restartNumberingAfterBreak="0">
+  <w:abstractNum w:abstractNumId="36" w15:restartNumberingAfterBreak="0">
     <w:nsid w:val="5DEB55E2"/>
     <w:multiLevelType w:val="hybridMultilevel"/>
     <w:tmpl w:val="13448F72"/>
@@ -27722,7 +26454,7 @@
       </w:rPr>
     </w:lvl>
   </w:abstractNum>
-  <w:abstractNum w:abstractNumId="36" w15:restartNumberingAfterBreak="0">
+  <w:abstractNum w:abstractNumId="37" w15:restartNumberingAfterBreak="0">
     <w:nsid w:val="61485C97"/>
     <w:multiLevelType w:val="hybridMultilevel"/>
     <w:tmpl w:val="69EE2BD8"/>
@@ -27835,7 +26567,7 @@
       </w:rPr>
     </w:lvl>
   </w:abstractNum>
-  <w:abstractNum w:abstractNumId="37" w15:restartNumberingAfterBreak="0">
+  <w:abstractNum w:abstractNumId="38" w15:restartNumberingAfterBreak="0">
     <w:nsid w:val="67236AD2"/>
     <w:multiLevelType w:val="multilevel"/>
     <w:tmpl w:val="7EF4E876"/>
@@ -27967,7 +26699,7 @@
       </w:rPr>
     </w:lvl>
   </w:abstractNum>
-  <w:abstractNum w:abstractNumId="38" w15:restartNumberingAfterBreak="0">
+  <w:abstractNum w:abstractNumId="39" w15:restartNumberingAfterBreak="0">
     <w:nsid w:val="681D7226"/>
     <w:multiLevelType w:val="hybridMultilevel"/>
     <w:tmpl w:val="80FCE4E0"/>
@@ -28080,7 +26812,7 @@
       </w:rPr>
     </w:lvl>
   </w:abstractNum>
-  <w:abstractNum w:abstractNumId="39" w15:restartNumberingAfterBreak="0">
+  <w:abstractNum w:abstractNumId="40" w15:restartNumberingAfterBreak="0">
     <w:nsid w:val="696B74FA"/>
     <w:multiLevelType w:val="hybridMultilevel"/>
     <w:tmpl w:val="8110D36E"/>
@@ -28193,7 +26925,7 @@
       </w:rPr>
     </w:lvl>
   </w:abstractNum>
-  <w:abstractNum w:abstractNumId="40" w15:restartNumberingAfterBreak="0">
+  <w:abstractNum w:abstractNumId="41" w15:restartNumberingAfterBreak="0">
     <w:nsid w:val="6AA61DBF"/>
     <w:multiLevelType w:val="hybridMultilevel"/>
     <w:tmpl w:val="C3B6D308"/>
@@ -28306,7 +27038,7 @@
       </w:rPr>
     </w:lvl>
   </w:abstractNum>
-  <w:abstractNum w:abstractNumId="41" w15:restartNumberingAfterBreak="0">
+  <w:abstractNum w:abstractNumId="42" w15:restartNumberingAfterBreak="0">
     <w:nsid w:val="727C4124"/>
     <w:multiLevelType w:val="multilevel"/>
     <w:tmpl w:val="61EAC8FC"/>
@@ -28455,7 +27187,7 @@
       </w:rPr>
     </w:lvl>
   </w:abstractNum>
-  <w:abstractNum w:abstractNumId="42" w15:restartNumberingAfterBreak="0">
+  <w:abstractNum w:abstractNumId="43" w15:restartNumberingAfterBreak="0">
     <w:nsid w:val="732D4363"/>
     <w:multiLevelType w:val="hybridMultilevel"/>
     <w:tmpl w:val="DE84F56C"/>
@@ -28576,7 +27308,7 @@
       </w:rPr>
     </w:lvl>
   </w:abstractNum>
-  <w:abstractNum w:abstractNumId="43" w15:restartNumberingAfterBreak="0">
+  <w:abstractNum w:abstractNumId="44" w15:restartNumberingAfterBreak="0">
     <w:nsid w:val="7871632A"/>
     <w:multiLevelType w:val="multilevel"/>
     <w:tmpl w:val="3A042068"/>
@@ -28726,7 +27458,7 @@
     </w:lvl>
   </w:abstractNum>
   <w:num w:numId="1" w16cid:durableId="1763061442">
-    <w:abstractNumId w:val="42"/>
+    <w:abstractNumId w:val="43"/>
   </w:num>
   <w:num w:numId="2" w16cid:durableId="983898039">
     <w:abstractNumId w:val="23"/>
@@ -28747,13 +27479,13 @@
     <w:abstractNumId w:val="6"/>
   </w:num>
   <w:num w:numId="8" w16cid:durableId="1485707457">
-    <w:abstractNumId w:val="34"/>
+    <w:abstractNumId w:val="35"/>
   </w:num>
   <w:num w:numId="9" w16cid:durableId="436607681">
     <w:abstractNumId w:val="27"/>
   </w:num>
   <w:num w:numId="10" w16cid:durableId="363100114">
-    <w:abstractNumId w:val="37"/>
+    <w:abstractNumId w:val="38"/>
   </w:num>
   <w:num w:numId="11" w16cid:durableId="288896630">
     <w:abstractNumId w:val="7"/>
@@ -28762,7 +27494,7 @@
     <w:abstractNumId w:val="22"/>
   </w:num>
   <w:num w:numId="13" w16cid:durableId="87820070">
-    <w:abstractNumId w:val="35"/>
+    <w:abstractNumId w:val="36"/>
   </w:num>
   <w:num w:numId="14" w16cid:durableId="1063793003">
     <w:abstractNumId w:val="1"/>
@@ -28777,7 +27509,7 @@
     <w:abstractNumId w:val="3"/>
   </w:num>
   <w:num w:numId="18" w16cid:durableId="2124685619">
-    <w:abstractNumId w:val="38"/>
+    <w:abstractNumId w:val="39"/>
   </w:num>
   <w:num w:numId="19" w16cid:durableId="1793673038">
     <w:abstractNumId w:val="29"/>
@@ -28801,34 +27533,34 @@
     <w:abstractNumId w:val="16"/>
   </w:num>
   <w:num w:numId="26" w16cid:durableId="1072462234">
-    <w:abstractNumId w:val="32"/>
+    <w:abstractNumId w:val="33"/>
   </w:num>
   <w:num w:numId="27" w16cid:durableId="1108112898">
-    <w:abstractNumId w:val="39"/>
+    <w:abstractNumId w:val="40"/>
   </w:num>
   <w:num w:numId="28" w16cid:durableId="2121026418">
     <w:abstractNumId w:val="21"/>
   </w:num>
   <w:num w:numId="29" w16cid:durableId="1110054698">
-    <w:abstractNumId w:val="36"/>
+    <w:abstractNumId w:val="37"/>
   </w:num>
   <w:num w:numId="30" w16cid:durableId="676930913">
     <w:abstractNumId w:val="19"/>
   </w:num>
   <w:num w:numId="31" w16cid:durableId="19355620">
-    <w:abstractNumId w:val="30"/>
+    <w:abstractNumId w:val="31"/>
   </w:num>
   <w:num w:numId="32" w16cid:durableId="642394279">
-    <w:abstractNumId w:val="33"/>
+    <w:abstractNumId w:val="34"/>
   </w:num>
   <w:num w:numId="33" w16cid:durableId="911544322">
     <w:abstractNumId w:val="14"/>
   </w:num>
   <w:num w:numId="34" w16cid:durableId="1515723827">
-    <w:abstractNumId w:val="41"/>
+    <w:abstractNumId w:val="42"/>
   </w:num>
   <w:num w:numId="35" w16cid:durableId="302539031">
-    <w:abstractNumId w:val="31"/>
+    <w:abstractNumId w:val="32"/>
   </w:num>
   <w:num w:numId="36" w16cid:durableId="2135714011">
     <w:abstractNumId w:val="10"/>
@@ -28843,10 +27575,10 @@
     <w:abstractNumId w:val="28"/>
   </w:num>
   <w:num w:numId="40" w16cid:durableId="997227838">
-    <w:abstractNumId w:val="43"/>
+    <w:abstractNumId w:val="44"/>
   </w:num>
   <w:num w:numId="41" w16cid:durableId="184171306">
-    <w:abstractNumId w:val="40"/>
+    <w:abstractNumId w:val="41"/>
   </w:num>
   <w:num w:numId="42" w16cid:durableId="798643583">
     <w:abstractNumId w:val="26"/>
@@ -28857,11 +27589,14 @@
   <w:num w:numId="44" w16cid:durableId="364140367">
     <w:abstractNumId w:val="24"/>
   </w:num>
+  <w:num w:numId="45" w16cid:durableId="1563560451">
+    <w:abstractNumId w:val="30"/>
+  </w:num>
 </w:numbering>
 </file>
 
 <file path=word/styles.xml><?xml version="1.0" encoding="utf-8"?>
-<w:styles xmlns:mc="http://schemas.openxmlformats.org/markup-compatibility/2006" xmlns:r="http://schemas.openxmlformats.org/officeDocument/2006/relationships" xmlns:w="http://schemas.openxmlformats.org/wordprocessingml/2006/main" xmlns:w14="http://schemas.microsoft.com/office/word/2010/wordml" xmlns:w15="http://schemas.microsoft.com/office/word/2012/wordml" xmlns:w16cex="http://schemas.microsoft.com/office/word/2018/wordml/cex" xmlns:w16cid="http://schemas.microsoft.com/office/word/2016/wordml/cid" xmlns:w16="http://schemas.microsoft.com/office/word/2018/wordml" xmlns:w16du="http://schemas.microsoft.com/office/word/2023/wordml/word16du" xmlns:w16sdtdh="http://schemas.microsoft.com/office/word/2020/wordml/sdtdatahash" xmlns:w16sdtfl="http://schemas.microsoft.com/office/word/2024/wordml/sdtformatlock" xmlns:w16se="http://schemas.microsoft.com/office/word/2015/wordml/symex" mc:Ignorable="w14 w15 w16se w16cid w16 w16cex w16sdtdh w16sdtfl w16du">
+<w:styles xmlns:mc="http://schemas.openxmlformats.org/markup-compatibility/2006" xmlns:r="http://schemas.openxmlformats.org/officeDocument/2006/relationships" xmlns:w="http://schemas.openxmlformats.org/wordprocessingml/2006/main" xmlns:w14="http://schemas.microsoft.com/office/word/2010/wordml" xmlns:w15="http://schemas.microsoft.com/office/word/2012/wordml" xmlns:w16cex="http://schemas.microsoft.com/office/word/2018/wordml/cex" xmlns:w16cid="http://schemas.microsoft.com/office/word/2016/wordml/cid" xmlns:w16="http://schemas.microsoft.com/office/word/2018/wordml" xmlns:w16sdtdh="http://schemas.microsoft.com/office/word/2020/wordml/sdtdatahash" xmlns:w16se="http://schemas.microsoft.com/office/word/2015/wordml/symex" mc:Ignorable="w14 w15 w16se w16cid w16 w16cex w16sdtdh">
   <w:docDefaults>
     <w:rPrDefault>
       <w:rPr>
@@ -29325,6 +28060,7 @@
   <w:style w:type="character" w:default="1" w:styleId="Policepardfaut">
     <w:name w:val="Default Paragraph Font"/>
     <w:uiPriority w:val="1"/>
+    <w:semiHidden/>
     <w:unhideWhenUsed/>
   </w:style>
   <w:style w:type="table" w:default="1" w:styleId="TableauNormal">

--- a/Etat-de-lart-Lamia-BELKADI (3).docx
+++ b/Etat-de-lart-Lamia-BELKADI (3).docx
@@ -1036,7 +1036,449 @@
         <w:rPr>
           <w:rFonts w:eastAsia="Calibri Light"/>
         </w:rPr>
-        <w:t>This dissertation addresses a concrete problem: Data Centers, which power the internet and the Cloud, consume enormous amounts of electricity and emit large quantities of CO₂. With the rise of artificial intelligence, this consumption is growing even faster. The objective is therefore to find ways to make these infrastructures less energy-intensive and less polluting, without sacrificing their performance.</w:t>
+        <w:t xml:space="preserve">This dissertation </w:t>
+      </w:r>
+      <w:proofErr w:type="spellStart"/>
+      <w:r>
+        <w:rPr>
+          <w:rFonts w:eastAsia="Calibri Light"/>
+        </w:rPr>
+        <w:t>addresses</w:t>
+      </w:r>
+      <w:proofErr w:type="spellEnd"/>
+      <w:r>
+        <w:rPr>
+          <w:rFonts w:eastAsia="Calibri Light"/>
+        </w:rPr>
+        <w:t xml:space="preserve"> a </w:t>
+      </w:r>
+      <w:proofErr w:type="spellStart"/>
+      <w:r>
+        <w:rPr>
+          <w:rFonts w:eastAsia="Calibri Light"/>
+        </w:rPr>
+        <w:t>concrete</w:t>
+      </w:r>
+      <w:proofErr w:type="spellEnd"/>
+      <w:r>
+        <w:rPr>
+          <w:rFonts w:eastAsia="Calibri Light"/>
+        </w:rPr>
+        <w:t xml:space="preserve"> </w:t>
+      </w:r>
+      <w:proofErr w:type="spellStart"/>
+      <w:proofErr w:type="gramStart"/>
+      <w:r>
+        <w:rPr>
+          <w:rFonts w:eastAsia="Calibri Light"/>
+        </w:rPr>
+        <w:t>problem</w:t>
+      </w:r>
+      <w:proofErr w:type="spellEnd"/>
+      <w:r>
+        <w:rPr>
+          <w:rFonts w:eastAsia="Calibri Light"/>
+        </w:rPr>
+        <w:t>:</w:t>
+      </w:r>
+      <w:proofErr w:type="gramEnd"/>
+      <w:r>
+        <w:rPr>
+          <w:rFonts w:eastAsia="Calibri Light"/>
+        </w:rPr>
+        <w:t xml:space="preserve"> Data Centers, </w:t>
+      </w:r>
+      <w:proofErr w:type="spellStart"/>
+      <w:r>
+        <w:rPr>
+          <w:rFonts w:eastAsia="Calibri Light"/>
+        </w:rPr>
+        <w:t>which</w:t>
+      </w:r>
+      <w:proofErr w:type="spellEnd"/>
+      <w:r>
+        <w:rPr>
+          <w:rFonts w:eastAsia="Calibri Light"/>
+        </w:rPr>
+        <w:t xml:space="preserve"> power the internet and the Cloud, consume </w:t>
+      </w:r>
+      <w:proofErr w:type="spellStart"/>
+      <w:r>
+        <w:rPr>
+          <w:rFonts w:eastAsia="Calibri Light"/>
+        </w:rPr>
+        <w:t>enormous</w:t>
+      </w:r>
+      <w:proofErr w:type="spellEnd"/>
+      <w:r>
+        <w:rPr>
+          <w:rFonts w:eastAsia="Calibri Light"/>
+        </w:rPr>
+        <w:t xml:space="preserve"> </w:t>
+      </w:r>
+      <w:proofErr w:type="spellStart"/>
+      <w:r>
+        <w:rPr>
+          <w:rFonts w:eastAsia="Calibri Light"/>
+        </w:rPr>
+        <w:t>amounts</w:t>
+      </w:r>
+      <w:proofErr w:type="spellEnd"/>
+      <w:r>
+        <w:rPr>
+          <w:rFonts w:eastAsia="Calibri Light"/>
+        </w:rPr>
+        <w:t xml:space="preserve"> of </w:t>
+      </w:r>
+      <w:proofErr w:type="spellStart"/>
+      <w:r>
+        <w:rPr>
+          <w:rFonts w:eastAsia="Calibri Light"/>
+        </w:rPr>
+        <w:t>electricity</w:t>
+      </w:r>
+      <w:proofErr w:type="spellEnd"/>
+      <w:r>
+        <w:rPr>
+          <w:rFonts w:eastAsia="Calibri Light"/>
+        </w:rPr>
+        <w:t xml:space="preserve"> and </w:t>
+      </w:r>
+      <w:proofErr w:type="spellStart"/>
+      <w:r>
+        <w:rPr>
+          <w:rFonts w:eastAsia="Calibri Light"/>
+        </w:rPr>
+        <w:t>emit</w:t>
+      </w:r>
+      <w:proofErr w:type="spellEnd"/>
+      <w:r>
+        <w:rPr>
+          <w:rFonts w:eastAsia="Calibri Light"/>
+        </w:rPr>
+        <w:t xml:space="preserve"> large </w:t>
+      </w:r>
+      <w:proofErr w:type="spellStart"/>
+      <w:r>
+        <w:rPr>
+          <w:rFonts w:eastAsia="Calibri Light"/>
+        </w:rPr>
+        <w:t>quantities</w:t>
+      </w:r>
+      <w:proofErr w:type="spellEnd"/>
+      <w:r>
+        <w:rPr>
+          <w:rFonts w:eastAsia="Calibri Light"/>
+        </w:rPr>
+        <w:t xml:space="preserve"> of CO₂. </w:t>
+      </w:r>
+      <w:proofErr w:type="spellStart"/>
+      <w:r>
+        <w:rPr>
+          <w:rFonts w:eastAsia="Calibri Light"/>
+        </w:rPr>
+        <w:t>With</w:t>
+      </w:r>
+      <w:proofErr w:type="spellEnd"/>
+      <w:r>
+        <w:rPr>
+          <w:rFonts w:eastAsia="Calibri Light"/>
+        </w:rPr>
+        <w:t xml:space="preserve"> the </w:t>
+      </w:r>
+      <w:proofErr w:type="spellStart"/>
+      <w:r>
+        <w:rPr>
+          <w:rFonts w:eastAsia="Calibri Light"/>
+        </w:rPr>
+        <w:t>rise</w:t>
+      </w:r>
+      <w:proofErr w:type="spellEnd"/>
+      <w:r>
+        <w:rPr>
+          <w:rFonts w:eastAsia="Calibri Light"/>
+        </w:rPr>
+        <w:t xml:space="preserve"> of </w:t>
+      </w:r>
+      <w:proofErr w:type="spellStart"/>
+      <w:r>
+        <w:rPr>
+          <w:rFonts w:eastAsia="Calibri Light"/>
+        </w:rPr>
+        <w:t>artificial</w:t>
+      </w:r>
+      <w:proofErr w:type="spellEnd"/>
+      <w:r>
+        <w:rPr>
+          <w:rFonts w:eastAsia="Calibri Light"/>
+        </w:rPr>
+        <w:t xml:space="preserve"> intelligence, </w:t>
+      </w:r>
+      <w:proofErr w:type="spellStart"/>
+      <w:r>
+        <w:rPr>
+          <w:rFonts w:eastAsia="Calibri Light"/>
+        </w:rPr>
+        <w:t>this</w:t>
+      </w:r>
+      <w:proofErr w:type="spellEnd"/>
+      <w:r>
+        <w:rPr>
+          <w:rFonts w:eastAsia="Calibri Light"/>
+        </w:rPr>
+        <w:t xml:space="preserve"> </w:t>
+      </w:r>
+      <w:proofErr w:type="spellStart"/>
+      <w:r>
+        <w:rPr>
+          <w:rFonts w:eastAsia="Calibri Light"/>
+        </w:rPr>
+        <w:t>consumption</w:t>
+      </w:r>
+      <w:proofErr w:type="spellEnd"/>
+      <w:r>
+        <w:rPr>
+          <w:rFonts w:eastAsia="Calibri Light"/>
+        </w:rPr>
+        <w:t xml:space="preserve"> </w:t>
+      </w:r>
+      <w:proofErr w:type="spellStart"/>
+      <w:r>
+        <w:rPr>
+          <w:rFonts w:eastAsia="Calibri Light"/>
+        </w:rPr>
+        <w:t>is</w:t>
+      </w:r>
+      <w:proofErr w:type="spellEnd"/>
+      <w:r>
+        <w:rPr>
+          <w:rFonts w:eastAsia="Calibri Light"/>
+        </w:rPr>
+        <w:t xml:space="preserve"> </w:t>
+      </w:r>
+      <w:proofErr w:type="spellStart"/>
+      <w:r>
+        <w:rPr>
+          <w:rFonts w:eastAsia="Calibri Light"/>
+        </w:rPr>
+        <w:t>growing</w:t>
+      </w:r>
+      <w:proofErr w:type="spellEnd"/>
+      <w:r>
+        <w:rPr>
+          <w:rFonts w:eastAsia="Calibri Light"/>
+        </w:rPr>
+        <w:t xml:space="preserve"> </w:t>
+      </w:r>
+      <w:proofErr w:type="spellStart"/>
+      <w:r>
+        <w:rPr>
+          <w:rFonts w:eastAsia="Calibri Light"/>
+        </w:rPr>
+        <w:t>even</w:t>
+      </w:r>
+      <w:proofErr w:type="spellEnd"/>
+      <w:r>
+        <w:rPr>
+          <w:rFonts w:eastAsia="Calibri Light"/>
+        </w:rPr>
+        <w:t xml:space="preserve"> </w:t>
+      </w:r>
+      <w:proofErr w:type="spellStart"/>
+      <w:r>
+        <w:rPr>
+          <w:rFonts w:eastAsia="Calibri Light"/>
+        </w:rPr>
+        <w:t>faster</w:t>
+      </w:r>
+      <w:proofErr w:type="spellEnd"/>
+      <w:r>
+        <w:rPr>
+          <w:rFonts w:eastAsia="Calibri Light"/>
+        </w:rPr>
+        <w:t xml:space="preserve">. The objective </w:t>
+      </w:r>
+      <w:proofErr w:type="spellStart"/>
+      <w:r>
+        <w:rPr>
+          <w:rFonts w:eastAsia="Calibri Light"/>
+        </w:rPr>
+        <w:t>is</w:t>
+      </w:r>
+      <w:proofErr w:type="spellEnd"/>
+      <w:r>
+        <w:rPr>
+          <w:rFonts w:eastAsia="Calibri Light"/>
+        </w:rPr>
+        <w:t xml:space="preserve"> </w:t>
+      </w:r>
+      <w:proofErr w:type="spellStart"/>
+      <w:r>
+        <w:rPr>
+          <w:rFonts w:eastAsia="Calibri Light"/>
+        </w:rPr>
+        <w:t>therefore</w:t>
+      </w:r>
+      <w:proofErr w:type="spellEnd"/>
+      <w:r>
+        <w:rPr>
+          <w:rFonts w:eastAsia="Calibri Light"/>
+        </w:rPr>
+        <w:t xml:space="preserve"> to </w:t>
+      </w:r>
+      <w:proofErr w:type="spellStart"/>
+      <w:r>
+        <w:rPr>
+          <w:rFonts w:eastAsia="Calibri Light"/>
+        </w:rPr>
+        <w:t>find</w:t>
+      </w:r>
+      <w:proofErr w:type="spellEnd"/>
+      <w:r>
+        <w:rPr>
+          <w:rFonts w:eastAsia="Calibri Light"/>
+        </w:rPr>
+        <w:t xml:space="preserve"> </w:t>
+      </w:r>
+      <w:proofErr w:type="spellStart"/>
+      <w:r>
+        <w:rPr>
+          <w:rFonts w:eastAsia="Calibri Light"/>
+        </w:rPr>
+        <w:t>ways</w:t>
+      </w:r>
+      <w:proofErr w:type="spellEnd"/>
+      <w:r>
+        <w:rPr>
+          <w:rFonts w:eastAsia="Calibri Light"/>
+        </w:rPr>
+        <w:t xml:space="preserve"> to </w:t>
+      </w:r>
+      <w:proofErr w:type="spellStart"/>
+      <w:r>
+        <w:rPr>
+          <w:rFonts w:eastAsia="Calibri Light"/>
+        </w:rPr>
+        <w:t>make</w:t>
+      </w:r>
+      <w:proofErr w:type="spellEnd"/>
+      <w:r>
+        <w:rPr>
+          <w:rFonts w:eastAsia="Calibri Light"/>
+        </w:rPr>
+        <w:t xml:space="preserve"> </w:t>
+      </w:r>
+      <w:proofErr w:type="spellStart"/>
+      <w:r>
+        <w:rPr>
+          <w:rFonts w:eastAsia="Calibri Light"/>
+        </w:rPr>
+        <w:t>these</w:t>
+      </w:r>
+      <w:proofErr w:type="spellEnd"/>
+      <w:r>
+        <w:rPr>
+          <w:rFonts w:eastAsia="Calibri Light"/>
+        </w:rPr>
+        <w:t xml:space="preserve"> infrastructures </w:t>
+      </w:r>
+      <w:proofErr w:type="spellStart"/>
+      <w:r>
+        <w:rPr>
+          <w:rFonts w:eastAsia="Calibri Light"/>
+        </w:rPr>
+        <w:t>less</w:t>
+      </w:r>
+      <w:proofErr w:type="spellEnd"/>
+      <w:r>
+        <w:rPr>
+          <w:rFonts w:eastAsia="Calibri Light"/>
+        </w:rPr>
+        <w:t xml:space="preserve"> </w:t>
+      </w:r>
+      <w:proofErr w:type="spellStart"/>
+      <w:r>
+        <w:rPr>
+          <w:rFonts w:eastAsia="Calibri Light"/>
+        </w:rPr>
+        <w:t>energy</w:t>
+      </w:r>
+      <w:proofErr w:type="spellEnd"/>
+      <w:r>
+        <w:rPr>
+          <w:rFonts w:eastAsia="Calibri Light"/>
+        </w:rPr>
+        <w:t xml:space="preserve">-intensive and </w:t>
+      </w:r>
+      <w:proofErr w:type="spellStart"/>
+      <w:r>
+        <w:rPr>
+          <w:rFonts w:eastAsia="Calibri Light"/>
+        </w:rPr>
+        <w:t>less</w:t>
+      </w:r>
+      <w:proofErr w:type="spellEnd"/>
+      <w:r>
+        <w:rPr>
+          <w:rFonts w:eastAsia="Calibri Light"/>
+        </w:rPr>
+        <w:t xml:space="preserve"> </w:t>
+      </w:r>
+      <w:proofErr w:type="spellStart"/>
+      <w:r>
+        <w:rPr>
+          <w:rFonts w:eastAsia="Calibri Light"/>
+        </w:rPr>
+        <w:t>polluting</w:t>
+      </w:r>
+      <w:proofErr w:type="spellEnd"/>
+      <w:r>
+        <w:rPr>
+          <w:rFonts w:eastAsia="Calibri Light"/>
+        </w:rPr>
+        <w:t xml:space="preserve">, </w:t>
+      </w:r>
+      <w:proofErr w:type="spellStart"/>
+      <w:r>
+        <w:rPr>
+          <w:rFonts w:eastAsia="Calibri Light"/>
+        </w:rPr>
+        <w:t>without</w:t>
+      </w:r>
+      <w:proofErr w:type="spellEnd"/>
+      <w:r>
+        <w:rPr>
+          <w:rFonts w:eastAsia="Calibri Light"/>
+        </w:rPr>
+        <w:t xml:space="preserve"> </w:t>
+      </w:r>
+      <w:proofErr w:type="spellStart"/>
+      <w:r>
+        <w:rPr>
+          <w:rFonts w:eastAsia="Calibri Light"/>
+        </w:rPr>
+        <w:t>sacrificing</w:t>
+      </w:r>
+      <w:proofErr w:type="spellEnd"/>
+      <w:r>
+        <w:rPr>
+          <w:rFonts w:eastAsia="Calibri Light"/>
+        </w:rPr>
+        <w:t xml:space="preserve"> </w:t>
+      </w:r>
+      <w:proofErr w:type="spellStart"/>
+      <w:r>
+        <w:rPr>
+          <w:rFonts w:eastAsia="Calibri Light"/>
+        </w:rPr>
+        <w:t>their</w:t>
+      </w:r>
+      <w:proofErr w:type="spellEnd"/>
+      <w:r>
+        <w:rPr>
+          <w:rFonts w:eastAsia="Calibri Light"/>
+        </w:rPr>
+        <w:t xml:space="preserve"> performance.</w:t>
       </w:r>
     </w:p>
     <w:p>
@@ -1059,7 +1501,413 @@
         <w:rPr>
           <w:rFonts w:eastAsia="Calibri Light"/>
         </w:rPr>
-        <w:t>To do so, the state of the art begins by presenting the three indicators used to measure the environmental impact of a Data Center : PUE for electrical efficiency, CUE for carbon emissions, and WUE for water consumption. It then explores the solutions proposed by recent research, such as liquid cooling, intelligent consumption management through AI, and shifting computing workloads to countries where electricity is greener.</w:t>
+        <w:t xml:space="preserve">To do </w:t>
+      </w:r>
+      <w:proofErr w:type="spellStart"/>
+      <w:r>
+        <w:rPr>
+          <w:rFonts w:eastAsia="Calibri Light"/>
+        </w:rPr>
+        <w:t>so</w:t>
+      </w:r>
+      <w:proofErr w:type="spellEnd"/>
+      <w:r>
+        <w:rPr>
+          <w:rFonts w:eastAsia="Calibri Light"/>
+        </w:rPr>
+        <w:t xml:space="preserve">, the state of the art </w:t>
+      </w:r>
+      <w:proofErr w:type="spellStart"/>
+      <w:r>
+        <w:rPr>
+          <w:rFonts w:eastAsia="Calibri Light"/>
+        </w:rPr>
+        <w:t>begins</w:t>
+      </w:r>
+      <w:proofErr w:type="spellEnd"/>
+      <w:r>
+        <w:rPr>
+          <w:rFonts w:eastAsia="Calibri Light"/>
+        </w:rPr>
+        <w:t xml:space="preserve"> by </w:t>
+      </w:r>
+      <w:proofErr w:type="spellStart"/>
+      <w:r>
+        <w:rPr>
+          <w:rFonts w:eastAsia="Calibri Light"/>
+        </w:rPr>
+        <w:t>presenting</w:t>
+      </w:r>
+      <w:proofErr w:type="spellEnd"/>
+      <w:r>
+        <w:rPr>
+          <w:rFonts w:eastAsia="Calibri Light"/>
+        </w:rPr>
+        <w:t xml:space="preserve"> the </w:t>
+      </w:r>
+      <w:proofErr w:type="spellStart"/>
+      <w:r>
+        <w:rPr>
+          <w:rFonts w:eastAsia="Calibri Light"/>
+        </w:rPr>
+        <w:t>three</w:t>
+      </w:r>
+      <w:proofErr w:type="spellEnd"/>
+      <w:r>
+        <w:rPr>
+          <w:rFonts w:eastAsia="Calibri Light"/>
+        </w:rPr>
+        <w:t xml:space="preserve"> </w:t>
+      </w:r>
+      <w:proofErr w:type="spellStart"/>
+      <w:r>
+        <w:rPr>
+          <w:rFonts w:eastAsia="Calibri Light"/>
+        </w:rPr>
+        <w:t>indicators</w:t>
+      </w:r>
+      <w:proofErr w:type="spellEnd"/>
+      <w:r>
+        <w:rPr>
+          <w:rFonts w:eastAsia="Calibri Light"/>
+        </w:rPr>
+        <w:t xml:space="preserve"> </w:t>
+      </w:r>
+      <w:proofErr w:type="spellStart"/>
+      <w:r>
+        <w:rPr>
+          <w:rFonts w:eastAsia="Calibri Light"/>
+        </w:rPr>
+        <w:t>used</w:t>
+      </w:r>
+      <w:proofErr w:type="spellEnd"/>
+      <w:r>
+        <w:rPr>
+          <w:rFonts w:eastAsia="Calibri Light"/>
+        </w:rPr>
+        <w:t xml:space="preserve"> to </w:t>
+      </w:r>
+      <w:proofErr w:type="spellStart"/>
+      <w:r>
+        <w:rPr>
+          <w:rFonts w:eastAsia="Calibri Light"/>
+        </w:rPr>
+        <w:t>measure</w:t>
+      </w:r>
+      <w:proofErr w:type="spellEnd"/>
+      <w:r>
+        <w:rPr>
+          <w:rFonts w:eastAsia="Calibri Light"/>
+        </w:rPr>
+        <w:t xml:space="preserve"> the </w:t>
+      </w:r>
+      <w:proofErr w:type="spellStart"/>
+      <w:r>
+        <w:rPr>
+          <w:rFonts w:eastAsia="Calibri Light"/>
+        </w:rPr>
+        <w:t>environmental</w:t>
+      </w:r>
+      <w:proofErr w:type="spellEnd"/>
+      <w:r>
+        <w:rPr>
+          <w:rFonts w:eastAsia="Calibri Light"/>
+        </w:rPr>
+        <w:t xml:space="preserve"> impact of a Data Center : PUE for </w:t>
+      </w:r>
+      <w:proofErr w:type="spellStart"/>
+      <w:r>
+        <w:rPr>
+          <w:rFonts w:eastAsia="Calibri Light"/>
+        </w:rPr>
+        <w:t>electrical</w:t>
+      </w:r>
+      <w:proofErr w:type="spellEnd"/>
+      <w:r>
+        <w:rPr>
+          <w:rFonts w:eastAsia="Calibri Light"/>
+        </w:rPr>
+        <w:t xml:space="preserve"> </w:t>
+      </w:r>
+      <w:proofErr w:type="spellStart"/>
+      <w:r>
+        <w:rPr>
+          <w:rFonts w:eastAsia="Calibri Light"/>
+        </w:rPr>
+        <w:t>efficiency</w:t>
+      </w:r>
+      <w:proofErr w:type="spellEnd"/>
+      <w:r>
+        <w:rPr>
+          <w:rFonts w:eastAsia="Calibri Light"/>
+        </w:rPr>
+        <w:t xml:space="preserve">, CUE for </w:t>
+      </w:r>
+      <w:proofErr w:type="spellStart"/>
+      <w:r>
+        <w:rPr>
+          <w:rFonts w:eastAsia="Calibri Light"/>
+        </w:rPr>
+        <w:t>carbon</w:t>
+      </w:r>
+      <w:proofErr w:type="spellEnd"/>
+      <w:r>
+        <w:rPr>
+          <w:rFonts w:eastAsia="Calibri Light"/>
+        </w:rPr>
+        <w:t xml:space="preserve"> </w:t>
+      </w:r>
+      <w:proofErr w:type="spellStart"/>
+      <w:r>
+        <w:rPr>
+          <w:rFonts w:eastAsia="Calibri Light"/>
+        </w:rPr>
+        <w:t>emissions</w:t>
+      </w:r>
+      <w:proofErr w:type="spellEnd"/>
+      <w:r>
+        <w:rPr>
+          <w:rFonts w:eastAsia="Calibri Light"/>
+        </w:rPr>
+        <w:t xml:space="preserve">, and WUE for water </w:t>
+      </w:r>
+      <w:proofErr w:type="spellStart"/>
+      <w:r>
+        <w:rPr>
+          <w:rFonts w:eastAsia="Calibri Light"/>
+        </w:rPr>
+        <w:t>consumption</w:t>
+      </w:r>
+      <w:proofErr w:type="spellEnd"/>
+      <w:r>
+        <w:rPr>
+          <w:rFonts w:eastAsia="Calibri Light"/>
+        </w:rPr>
+        <w:t xml:space="preserve">. It </w:t>
+      </w:r>
+      <w:proofErr w:type="spellStart"/>
+      <w:r>
+        <w:rPr>
+          <w:rFonts w:eastAsia="Calibri Light"/>
+        </w:rPr>
+        <w:t>then</w:t>
+      </w:r>
+      <w:proofErr w:type="spellEnd"/>
+      <w:r>
+        <w:rPr>
+          <w:rFonts w:eastAsia="Calibri Light"/>
+        </w:rPr>
+        <w:t xml:space="preserve"> explores the solutions </w:t>
+      </w:r>
+      <w:proofErr w:type="spellStart"/>
+      <w:r>
+        <w:rPr>
+          <w:rFonts w:eastAsia="Calibri Light"/>
+        </w:rPr>
+        <w:t>proposed</w:t>
+      </w:r>
+      <w:proofErr w:type="spellEnd"/>
+      <w:r>
+        <w:rPr>
+          <w:rFonts w:eastAsia="Calibri Light"/>
+        </w:rPr>
+        <w:t xml:space="preserve"> by </w:t>
+      </w:r>
+      <w:proofErr w:type="spellStart"/>
+      <w:r>
+        <w:rPr>
+          <w:rFonts w:eastAsia="Calibri Light"/>
+        </w:rPr>
+        <w:t>recent</w:t>
+      </w:r>
+      <w:proofErr w:type="spellEnd"/>
+      <w:r>
+        <w:rPr>
+          <w:rFonts w:eastAsia="Calibri Light"/>
+        </w:rPr>
+        <w:t xml:space="preserve"> </w:t>
+      </w:r>
+      <w:proofErr w:type="spellStart"/>
+      <w:r>
+        <w:rPr>
+          <w:rFonts w:eastAsia="Calibri Light"/>
+        </w:rPr>
+        <w:t>research</w:t>
+      </w:r>
+      <w:proofErr w:type="spellEnd"/>
+      <w:r>
+        <w:rPr>
+          <w:rFonts w:eastAsia="Calibri Light"/>
+        </w:rPr>
+        <w:t xml:space="preserve">, </w:t>
+      </w:r>
+      <w:proofErr w:type="spellStart"/>
+      <w:r>
+        <w:rPr>
+          <w:rFonts w:eastAsia="Calibri Light"/>
+        </w:rPr>
+        <w:t>such</w:t>
+      </w:r>
+      <w:proofErr w:type="spellEnd"/>
+      <w:r>
+        <w:rPr>
+          <w:rFonts w:eastAsia="Calibri Light"/>
+        </w:rPr>
+        <w:t xml:space="preserve"> as </w:t>
+      </w:r>
+      <w:proofErr w:type="spellStart"/>
+      <w:r>
+        <w:rPr>
+          <w:rFonts w:eastAsia="Calibri Light"/>
+        </w:rPr>
+        <w:t>liquid</w:t>
+      </w:r>
+      <w:proofErr w:type="spellEnd"/>
+      <w:r>
+        <w:rPr>
+          <w:rFonts w:eastAsia="Calibri Light"/>
+        </w:rPr>
+        <w:t xml:space="preserve"> </w:t>
+      </w:r>
+      <w:proofErr w:type="spellStart"/>
+      <w:r>
+        <w:rPr>
+          <w:rFonts w:eastAsia="Calibri Light"/>
+        </w:rPr>
+        <w:t>cooling</w:t>
+      </w:r>
+      <w:proofErr w:type="spellEnd"/>
+      <w:r>
+        <w:rPr>
+          <w:rFonts w:eastAsia="Calibri Light"/>
+        </w:rPr>
+        <w:t xml:space="preserve">, intelligent </w:t>
+      </w:r>
+      <w:proofErr w:type="spellStart"/>
+      <w:r>
+        <w:rPr>
+          <w:rFonts w:eastAsia="Calibri Light"/>
+        </w:rPr>
+        <w:t>consumption</w:t>
+      </w:r>
+      <w:proofErr w:type="spellEnd"/>
+      <w:r>
+        <w:rPr>
+          <w:rFonts w:eastAsia="Calibri Light"/>
+        </w:rPr>
+        <w:t xml:space="preserve"> management </w:t>
+      </w:r>
+      <w:proofErr w:type="spellStart"/>
+      <w:r>
+        <w:rPr>
+          <w:rFonts w:eastAsia="Calibri Light"/>
+        </w:rPr>
+        <w:t>through</w:t>
+      </w:r>
+      <w:proofErr w:type="spellEnd"/>
+      <w:r>
+        <w:rPr>
+          <w:rFonts w:eastAsia="Calibri Light"/>
+        </w:rPr>
+        <w:t xml:space="preserve"> AI, and </w:t>
+      </w:r>
+      <w:proofErr w:type="spellStart"/>
+      <w:r>
+        <w:rPr>
+          <w:rFonts w:eastAsia="Calibri Light"/>
+        </w:rPr>
+        <w:t>shifting</w:t>
+      </w:r>
+      <w:proofErr w:type="spellEnd"/>
+      <w:r>
+        <w:rPr>
+          <w:rFonts w:eastAsia="Calibri Light"/>
+        </w:rPr>
+        <w:t xml:space="preserve"> </w:t>
+      </w:r>
+      <w:proofErr w:type="spellStart"/>
+      <w:r>
+        <w:rPr>
+          <w:rFonts w:eastAsia="Calibri Light"/>
+        </w:rPr>
+        <w:t>computing</w:t>
+      </w:r>
+      <w:proofErr w:type="spellEnd"/>
+      <w:r>
+        <w:rPr>
+          <w:rFonts w:eastAsia="Calibri Light"/>
+        </w:rPr>
+        <w:t xml:space="preserve"> </w:t>
+      </w:r>
+      <w:proofErr w:type="spellStart"/>
+      <w:r>
+        <w:rPr>
+          <w:rFonts w:eastAsia="Calibri Light"/>
+        </w:rPr>
+        <w:t>workloads</w:t>
+      </w:r>
+      <w:proofErr w:type="spellEnd"/>
+      <w:r>
+        <w:rPr>
+          <w:rFonts w:eastAsia="Calibri Light"/>
+        </w:rPr>
+        <w:t xml:space="preserve"> to countries </w:t>
+      </w:r>
+      <w:proofErr w:type="spellStart"/>
+      <w:r>
+        <w:rPr>
+          <w:rFonts w:eastAsia="Calibri Light"/>
+        </w:rPr>
+        <w:t>where</w:t>
+      </w:r>
+      <w:proofErr w:type="spellEnd"/>
+      <w:r>
+        <w:rPr>
+          <w:rFonts w:eastAsia="Calibri Light"/>
+        </w:rPr>
+        <w:t xml:space="preserve"> </w:t>
+      </w:r>
+      <w:proofErr w:type="spellStart"/>
+      <w:r>
+        <w:rPr>
+          <w:rFonts w:eastAsia="Calibri Light"/>
+        </w:rPr>
+        <w:t>electricity</w:t>
+      </w:r>
+      <w:proofErr w:type="spellEnd"/>
+      <w:r>
+        <w:rPr>
+          <w:rFonts w:eastAsia="Calibri Light"/>
+        </w:rPr>
+        <w:t xml:space="preserve"> </w:t>
+      </w:r>
+      <w:proofErr w:type="spellStart"/>
+      <w:r>
+        <w:rPr>
+          <w:rFonts w:eastAsia="Calibri Light"/>
+        </w:rPr>
+        <w:t>is</w:t>
+      </w:r>
+      <w:proofErr w:type="spellEnd"/>
+      <w:r>
+        <w:rPr>
+          <w:rFonts w:eastAsia="Calibri Light"/>
+        </w:rPr>
+        <w:t xml:space="preserve"> </w:t>
+      </w:r>
+      <w:proofErr w:type="spellStart"/>
+      <w:r>
+        <w:rPr>
+          <w:rFonts w:eastAsia="Calibri Light"/>
+        </w:rPr>
+        <w:t>greener</w:t>
+      </w:r>
+      <w:proofErr w:type="spellEnd"/>
+      <w:r>
+        <w:rPr>
+          <w:rFonts w:eastAsia="Calibri Light"/>
+        </w:rPr>
+        <w:t>.</w:t>
       </w:r>
     </w:p>
     <w:p>
@@ -1081,11 +1929,327 @@
           <w:rFonts w:eastAsia="Calibri Light"/>
         </w:rPr>
       </w:pPr>
+      <w:proofErr w:type="spellStart"/>
       <w:r>
         <w:rPr>
           <w:rFonts w:eastAsia="Calibri Light"/>
         </w:rPr>
-        <w:t>However, these solutions also have their limitations : they are costly to implement, they can create new problems while solving others, and there is still no international regulation that forces companies to act in a truly comprehensive way.</w:t>
+        <w:t>However</w:t>
+      </w:r>
+      <w:proofErr w:type="spellEnd"/>
+      <w:r>
+        <w:rPr>
+          <w:rFonts w:eastAsia="Calibri Light"/>
+        </w:rPr>
+        <w:t xml:space="preserve">, </w:t>
+      </w:r>
+      <w:proofErr w:type="spellStart"/>
+      <w:r>
+        <w:rPr>
+          <w:rFonts w:eastAsia="Calibri Light"/>
+        </w:rPr>
+        <w:t>these</w:t>
+      </w:r>
+      <w:proofErr w:type="spellEnd"/>
+      <w:r>
+        <w:rPr>
+          <w:rFonts w:eastAsia="Calibri Light"/>
+        </w:rPr>
+        <w:t xml:space="preserve"> solutions </w:t>
+      </w:r>
+      <w:proofErr w:type="spellStart"/>
+      <w:r>
+        <w:rPr>
+          <w:rFonts w:eastAsia="Calibri Light"/>
+        </w:rPr>
+        <w:t>also</w:t>
+      </w:r>
+      <w:proofErr w:type="spellEnd"/>
+      <w:r>
+        <w:rPr>
+          <w:rFonts w:eastAsia="Calibri Light"/>
+        </w:rPr>
+        <w:t xml:space="preserve"> have </w:t>
+      </w:r>
+      <w:proofErr w:type="spellStart"/>
+      <w:r>
+        <w:rPr>
+          <w:rFonts w:eastAsia="Calibri Light"/>
+        </w:rPr>
+        <w:t>their</w:t>
+      </w:r>
+      <w:proofErr w:type="spellEnd"/>
+      <w:r>
+        <w:rPr>
+          <w:rFonts w:eastAsia="Calibri Light"/>
+        </w:rPr>
+        <w:t xml:space="preserve"> limitations : </w:t>
+      </w:r>
+      <w:proofErr w:type="spellStart"/>
+      <w:r>
+        <w:rPr>
+          <w:rFonts w:eastAsia="Calibri Light"/>
+        </w:rPr>
+        <w:t>they</w:t>
+      </w:r>
+      <w:proofErr w:type="spellEnd"/>
+      <w:r>
+        <w:rPr>
+          <w:rFonts w:eastAsia="Calibri Light"/>
+        </w:rPr>
+        <w:t xml:space="preserve"> are </w:t>
+      </w:r>
+      <w:proofErr w:type="spellStart"/>
+      <w:r>
+        <w:rPr>
+          <w:rFonts w:eastAsia="Calibri Light"/>
+        </w:rPr>
+        <w:t>costly</w:t>
+      </w:r>
+      <w:proofErr w:type="spellEnd"/>
+      <w:r>
+        <w:rPr>
+          <w:rFonts w:eastAsia="Calibri Light"/>
+        </w:rPr>
+        <w:t xml:space="preserve"> to </w:t>
+      </w:r>
+      <w:proofErr w:type="spellStart"/>
+      <w:r>
+        <w:rPr>
+          <w:rFonts w:eastAsia="Calibri Light"/>
+        </w:rPr>
+        <w:t>implement</w:t>
+      </w:r>
+      <w:proofErr w:type="spellEnd"/>
+      <w:r>
+        <w:rPr>
+          <w:rFonts w:eastAsia="Calibri Light"/>
+        </w:rPr>
+        <w:t xml:space="preserve">, </w:t>
+      </w:r>
+      <w:proofErr w:type="spellStart"/>
+      <w:r>
+        <w:rPr>
+          <w:rFonts w:eastAsia="Calibri Light"/>
+        </w:rPr>
+        <w:t>they</w:t>
+      </w:r>
+      <w:proofErr w:type="spellEnd"/>
+      <w:r>
+        <w:rPr>
+          <w:rFonts w:eastAsia="Calibri Light"/>
+        </w:rPr>
+        <w:t xml:space="preserve"> can </w:t>
+      </w:r>
+      <w:proofErr w:type="spellStart"/>
+      <w:r>
+        <w:rPr>
+          <w:rFonts w:eastAsia="Calibri Light"/>
+        </w:rPr>
+        <w:t>create</w:t>
+      </w:r>
+      <w:proofErr w:type="spellEnd"/>
+      <w:r>
+        <w:rPr>
+          <w:rFonts w:eastAsia="Calibri Light"/>
+        </w:rPr>
+        <w:t xml:space="preserve"> new </w:t>
+      </w:r>
+      <w:proofErr w:type="spellStart"/>
+      <w:r>
+        <w:rPr>
+          <w:rFonts w:eastAsia="Calibri Light"/>
+        </w:rPr>
+        <w:t>problems</w:t>
+      </w:r>
+      <w:proofErr w:type="spellEnd"/>
+      <w:r>
+        <w:rPr>
+          <w:rFonts w:eastAsia="Calibri Light"/>
+        </w:rPr>
+        <w:t xml:space="preserve"> </w:t>
+      </w:r>
+      <w:proofErr w:type="spellStart"/>
+      <w:r>
+        <w:rPr>
+          <w:rFonts w:eastAsia="Calibri Light"/>
+        </w:rPr>
+        <w:t>while</w:t>
+      </w:r>
+      <w:proofErr w:type="spellEnd"/>
+      <w:r>
+        <w:rPr>
+          <w:rFonts w:eastAsia="Calibri Light"/>
+        </w:rPr>
+        <w:t xml:space="preserve"> </w:t>
+      </w:r>
+      <w:proofErr w:type="spellStart"/>
+      <w:r>
+        <w:rPr>
+          <w:rFonts w:eastAsia="Calibri Light"/>
+        </w:rPr>
+        <w:t>solving</w:t>
+      </w:r>
+      <w:proofErr w:type="spellEnd"/>
+      <w:r>
+        <w:rPr>
+          <w:rFonts w:eastAsia="Calibri Light"/>
+        </w:rPr>
+        <w:t xml:space="preserve"> </w:t>
+      </w:r>
+      <w:proofErr w:type="spellStart"/>
+      <w:r>
+        <w:rPr>
+          <w:rFonts w:eastAsia="Calibri Light"/>
+        </w:rPr>
+        <w:t>others</w:t>
+      </w:r>
+      <w:proofErr w:type="spellEnd"/>
+      <w:r>
+        <w:rPr>
+          <w:rFonts w:eastAsia="Calibri Light"/>
+        </w:rPr>
+        <w:t xml:space="preserve">, and </w:t>
+      </w:r>
+      <w:proofErr w:type="spellStart"/>
+      <w:r>
+        <w:rPr>
+          <w:rFonts w:eastAsia="Calibri Light"/>
+        </w:rPr>
+        <w:t>there</w:t>
+      </w:r>
+      <w:proofErr w:type="spellEnd"/>
+      <w:r>
+        <w:rPr>
+          <w:rFonts w:eastAsia="Calibri Light"/>
+        </w:rPr>
+        <w:t xml:space="preserve"> </w:t>
+      </w:r>
+      <w:proofErr w:type="spellStart"/>
+      <w:r>
+        <w:rPr>
+          <w:rFonts w:eastAsia="Calibri Light"/>
+        </w:rPr>
+        <w:t>is</w:t>
+      </w:r>
+      <w:proofErr w:type="spellEnd"/>
+      <w:r>
+        <w:rPr>
+          <w:rFonts w:eastAsia="Calibri Light"/>
+        </w:rPr>
+        <w:t xml:space="preserve"> </w:t>
+      </w:r>
+      <w:proofErr w:type="spellStart"/>
+      <w:r>
+        <w:rPr>
+          <w:rFonts w:eastAsia="Calibri Light"/>
+        </w:rPr>
+        <w:t>still</w:t>
+      </w:r>
+      <w:proofErr w:type="spellEnd"/>
+      <w:r>
+        <w:rPr>
+          <w:rFonts w:eastAsia="Calibri Light"/>
+        </w:rPr>
+        <w:t xml:space="preserve"> no international </w:t>
+      </w:r>
+      <w:proofErr w:type="spellStart"/>
+      <w:r>
+        <w:rPr>
+          <w:rFonts w:eastAsia="Calibri Light"/>
+        </w:rPr>
+        <w:t>regulation</w:t>
+      </w:r>
+      <w:proofErr w:type="spellEnd"/>
+      <w:r>
+        <w:rPr>
+          <w:rFonts w:eastAsia="Calibri Light"/>
+        </w:rPr>
+        <w:t xml:space="preserve"> </w:t>
+      </w:r>
+      <w:proofErr w:type="spellStart"/>
+      <w:r>
+        <w:rPr>
+          <w:rFonts w:eastAsia="Calibri Light"/>
+        </w:rPr>
+        <w:t>that</w:t>
+      </w:r>
+      <w:proofErr w:type="spellEnd"/>
+      <w:r>
+        <w:rPr>
+          <w:rFonts w:eastAsia="Calibri Light"/>
+        </w:rPr>
+        <w:t xml:space="preserve"> forces </w:t>
+      </w:r>
+      <w:proofErr w:type="spellStart"/>
+      <w:r>
+        <w:rPr>
+          <w:rFonts w:eastAsia="Calibri Light"/>
+        </w:rPr>
+        <w:t>companies</w:t>
+      </w:r>
+      <w:proofErr w:type="spellEnd"/>
+      <w:r>
+        <w:rPr>
+          <w:rFonts w:eastAsia="Calibri Light"/>
+        </w:rPr>
+        <w:t xml:space="preserve"> to </w:t>
+      </w:r>
+      <w:proofErr w:type="spellStart"/>
+      <w:r>
+        <w:rPr>
+          <w:rFonts w:eastAsia="Calibri Light"/>
+        </w:rPr>
+        <w:t>act</w:t>
+      </w:r>
+      <w:proofErr w:type="spellEnd"/>
+      <w:r>
+        <w:rPr>
+          <w:rFonts w:eastAsia="Calibri Light"/>
+        </w:rPr>
+        <w:t xml:space="preserve"> in a </w:t>
+      </w:r>
+      <w:proofErr w:type="spellStart"/>
+      <w:r>
+        <w:rPr>
+          <w:rFonts w:eastAsia="Calibri Light"/>
+        </w:rPr>
+        <w:t>truly</w:t>
+      </w:r>
+      <w:proofErr w:type="spellEnd"/>
+      <w:r>
+        <w:rPr>
+          <w:rFonts w:eastAsia="Calibri Light"/>
+        </w:rPr>
+        <w:t xml:space="preserve"> </w:t>
+      </w:r>
+      <w:proofErr w:type="spellStart"/>
+      <w:r>
+        <w:rPr>
+          <w:rFonts w:eastAsia="Calibri Light"/>
+        </w:rPr>
+        <w:t>comprehensive</w:t>
+      </w:r>
+      <w:proofErr w:type="spellEnd"/>
+      <w:r>
+        <w:rPr>
+          <w:rFonts w:eastAsia="Calibri Light"/>
+        </w:rPr>
+        <w:t xml:space="preserve"> </w:t>
+      </w:r>
+      <w:proofErr w:type="spellStart"/>
+      <w:r>
+        <w:rPr>
+          <w:rFonts w:eastAsia="Calibri Light"/>
+        </w:rPr>
+        <w:t>way</w:t>
+      </w:r>
+      <w:proofErr w:type="spellEnd"/>
+      <w:r>
+        <w:rPr>
+          <w:rFonts w:eastAsia="Calibri Light"/>
+        </w:rPr>
+        <w:t>.</w:t>
       </w:r>
     </w:p>
     <w:p>
@@ -1131,6 +2295,7 @@
         </w:rPr>
       </w:pPr>
       <w:bookmarkStart w:id="3" w:name="_Toc236387059"/>
+      <w:proofErr w:type="spellStart"/>
       <w:r>
         <w:rPr>
           <w:color w:val="365F91" w:themeColor="accent1" w:themeShade="BF"/>
@@ -1139,6 +2304,7 @@
         <w:t>Acronyms</w:t>
       </w:r>
       <w:bookmarkEnd w:id="3"/>
+      <w:proofErr w:type="spellEnd"/>
     </w:p>
     <w:p>
       <w:pPr>
@@ -1176,8 +2342,16 @@
         <w:rPr>
           <w:bCs/>
         </w:rPr>
-        <w:t>Usage Effectiveness</w:t>
-      </w:r>
+        <w:t xml:space="preserve">Usage </w:t>
+      </w:r>
+      <w:proofErr w:type="spellStart"/>
+      <w:r>
+        <w:rPr>
+          <w:bCs/>
+        </w:rPr>
+        <w:t>Effectiveness</w:t>
+      </w:r>
+      <w:proofErr w:type="spellEnd"/>
     </w:p>
     <w:p>
       <w:pPr>
@@ -1200,8 +2374,16 @@
         <w:rPr>
           <w:bCs/>
         </w:rPr>
-        <w:t>Carbon Usage Effectiveness</w:t>
-      </w:r>
+        <w:t xml:space="preserve">Carbon Usage </w:t>
+      </w:r>
+      <w:proofErr w:type="spellStart"/>
+      <w:r>
+        <w:rPr>
+          <w:bCs/>
+        </w:rPr>
+        <w:t>Effectiveness</w:t>
+      </w:r>
+      <w:proofErr w:type="spellEnd"/>
     </w:p>
     <w:p>
       <w:pPr>
@@ -1224,15 +2406,23 @@
         <w:rPr>
           <w:bCs/>
         </w:rPr>
-        <w:t>Water Usage Effectiveness</w:t>
-      </w:r>
-    </w:p>
-    <w:p>
-      <w:pPr>
-        <w:pStyle w:val="Corpsdetexte"/>
+        <w:t xml:space="preserve">Water Usage </w:t>
+      </w:r>
+      <w:proofErr w:type="spellStart"/>
+      <w:r>
         <w:rPr>
           <w:bCs/>
         </w:rPr>
+        <w:t>Effectiveness</w:t>
+      </w:r>
+      <w:proofErr w:type="spellEnd"/>
+    </w:p>
+    <w:p>
+      <w:pPr>
+        <w:pStyle w:val="Corpsdetexte"/>
+        <w:rPr>
+          <w:bCs/>
+        </w:rPr>
       </w:pPr>
       <w:r>
         <w:rPr>
@@ -1250,15 +2440,23 @@
         <w:rPr>
           <w:bCs/>
         </w:rPr>
-        <w:t>Dynamic Voltage and Frequency Scaling</w:t>
-      </w:r>
-    </w:p>
-    <w:p>
-      <w:pPr>
-        <w:pStyle w:val="Corpsdetexte"/>
+        <w:t xml:space="preserve">Dynamic Voltage and Frequency </w:t>
+      </w:r>
+      <w:proofErr w:type="spellStart"/>
+      <w:r>
         <w:rPr>
           <w:bCs/>
         </w:rPr>
+        <w:t>Scaling</w:t>
+      </w:r>
+      <w:proofErr w:type="spellEnd"/>
+    </w:p>
+    <w:p>
+      <w:pPr>
+        <w:pStyle w:val="Corpsdetexte"/>
+        <w:rPr>
+          <w:bCs/>
+        </w:rPr>
       </w:pPr>
       <w:r>
         <w:rPr>
@@ -1272,14 +2470,34 @@
         </w:rPr>
         <w:t xml:space="preserve"> </w:t>
       </w:r>
+      <w:proofErr w:type="spellStart"/>
       <w:r>
         <w:rPr>
           <w:bCs/>
           <w:i/>
           <w:iCs/>
         </w:rPr>
-        <w:t>Uninterruptible Power Supply</w:t>
-      </w:r>
+        <w:t>Uninterruptible</w:t>
+      </w:r>
+      <w:proofErr w:type="spellEnd"/>
+      <w:r>
+        <w:rPr>
+          <w:bCs/>
+          <w:i/>
+          <w:iCs/>
+        </w:rPr>
+        <w:t xml:space="preserve"> Power </w:t>
+      </w:r>
+      <w:proofErr w:type="spellStart"/>
+      <w:r>
+        <w:rPr>
+          <w:bCs/>
+          <w:i/>
+          <w:iCs/>
+        </w:rPr>
+        <w:t>Supply</w:t>
+      </w:r>
+      <w:proofErr w:type="spellEnd"/>
     </w:p>
     <w:p>
       <w:pPr>
@@ -1300,7 +2518,21 @@
         <w:rPr>
           <w:rFonts w:eastAsia="Calibri Light"/>
         </w:rPr>
-        <w:t xml:space="preserve"> Information technology </w:t>
+        <w:t xml:space="preserve"> Information </w:t>
+      </w:r>
+      <w:proofErr w:type="spellStart"/>
+      <w:r>
+        <w:rPr>
+          <w:rFonts w:eastAsia="Calibri Light"/>
+        </w:rPr>
+        <w:t>technology</w:t>
+      </w:r>
+      <w:proofErr w:type="spellEnd"/>
+      <w:r>
+        <w:rPr>
+          <w:rFonts w:eastAsia="Calibri Light"/>
+        </w:rPr>
+        <w:t xml:space="preserve"> </w:t>
       </w:r>
     </w:p>
     <w:p>
@@ -1380,7 +2612,21 @@
         <w:rPr>
           <w:rFonts w:eastAsia="Calibri Light"/>
         </w:rPr>
-        <w:t xml:space="preserve"> Graphics Processing Unit</w:t>
+        <w:t xml:space="preserve"> Graphics </w:t>
+      </w:r>
+      <w:proofErr w:type="spellStart"/>
+      <w:r>
+        <w:rPr>
+          <w:rFonts w:eastAsia="Calibri Light"/>
+        </w:rPr>
+        <w:t>Processing</w:t>
+      </w:r>
+      <w:proofErr w:type="spellEnd"/>
+      <w:r>
+        <w:rPr>
+          <w:rFonts w:eastAsia="Calibri Light"/>
+        </w:rPr>
+        <w:t xml:space="preserve"> Unit</w:t>
       </w:r>
     </w:p>
     <w:p>
@@ -1398,8 +2644,13 @@
         <w:t xml:space="preserve"> </w:t>
       </w:r>
       <w:r>
-        <w:t>Capital Expenditure</w:t>
-      </w:r>
+        <w:t xml:space="preserve">Capital </w:t>
+      </w:r>
+      <w:proofErr w:type="spellStart"/>
+      <w:r>
+        <w:t>Expenditure</w:t>
+      </w:r>
+      <w:proofErr w:type="spellEnd"/>
     </w:p>
     <w:p>
       <w:pPr>
@@ -7984,7 +9235,15 @@
         <w:jc w:val="both"/>
       </w:pPr>
       <w:r>
-        <w:t>Ce chapitre pose les bases théoriques indispensables pour comprendre et analyser ce défi. Il commence par définir les composants d'un Data Center et les modèles de Cloud computing, puis présente les trois indicateurs clés utilisés pour évaluer leur performance environnementale : le PUE, qui mesure l'efficacité électrique, le CUE, qui quantifie les émissions de carbone, et le WUE, qui évalue la consommation d'eau. Il explore ensuite les leviers technologiques identifiés par la littérature scientifique récente pour optimiser l'efficience énergétique des infrastructures Cloud, des techniques de refroidissement avancées aux stratégies de gestion intelligente pilotées par l'IA.</w:t>
+        <w:t xml:space="preserve">Ce chapitre pose les bases théoriques indispensables pour comprendre et analyser ce défi. Il commence par définir les composants d'un Data Center et les modèles de Cloud </w:t>
+      </w:r>
+      <w:proofErr w:type="spellStart"/>
+      <w:r>
+        <w:t>computing</w:t>
+      </w:r>
+      <w:proofErr w:type="spellEnd"/>
+      <w:r>
+        <w:t>, puis présente les trois indicateurs clés utilisés pour évaluer leur performance environnementale : le PUE, qui mesure l'efficacité électrique, le CUE, qui quantifie les émissions de carbone, et le WUE, qui évalue la consommation d'eau. Il explore ensuite les leviers technologiques identifiés par la littérature scientifique récente pour optimiser l'efficience énergétique des infrastructures Cloud, des techniques de refroidissement avancées aux stratégies de gestion intelligente pilotées par l'IA.</w:t>
       </w:r>
     </w:p>
     <w:p>
@@ -8433,7 +9692,23 @@
           <w:color w:val="4471C4"/>
           <w:spacing w:val="-2"/>
         </w:rPr>
-        <w:t>Cloud computing : public, privé, hybride</w:t>
+        <w:t xml:space="preserve">Cloud </w:t>
+      </w:r>
+      <w:proofErr w:type="spellStart"/>
+      <w:r>
+        <w:rPr>
+          <w:color w:val="4471C4"/>
+          <w:spacing w:val="-2"/>
+        </w:rPr>
+        <w:t>computing</w:t>
+      </w:r>
+      <w:proofErr w:type="spellEnd"/>
+      <w:r>
+        <w:rPr>
+          <w:color w:val="4471C4"/>
+          <w:spacing w:val="-2"/>
+        </w:rPr>
+        <w:t> : public, privé, hybride</w:t>
       </w:r>
       <w:bookmarkEnd w:id="15"/>
     </w:p>
@@ -8713,7 +9988,15 @@
         <w:jc w:val="both"/>
       </w:pPr>
       <w:r>
-        <w:t xml:space="preserve">Pour évaluer l'efficacité d'un Data Center et mesurer son impact environnemental réel, la recherche scientifique s'appuie sur trois indicateurs clés, notamment mis en avant par le framework SHIELD </w:t>
+        <w:t xml:space="preserve">Pour évaluer l'efficacité d'un Data Center et mesurer son impact environnemental réel, la recherche scientifique s'appuie sur trois indicateurs clés, notamment mis en avant par le </w:t>
+      </w:r>
+      <w:proofErr w:type="spellStart"/>
+      <w:r>
+        <w:t>framework</w:t>
+      </w:r>
+      <w:proofErr w:type="spellEnd"/>
+      <w:r>
+        <w:t xml:space="preserve"> SHIELD </w:t>
       </w:r>
       <w:hyperlink w:anchor="ref4" w:history="1">
         <w:r>
@@ -10197,7 +11480,39 @@
           <w:b/>
           <w:bCs/>
         </w:rPr>
-        <w:t>La gestion temporelle (Load Shifting)</w:t>
+        <w:t>La gestion temporelle (</w:t>
+      </w:r>
+      <w:proofErr w:type="spellStart"/>
+      <w:r>
+        <w:rPr>
+          <w:b/>
+          <w:bCs/>
+        </w:rPr>
+        <w:t>Load</w:t>
+      </w:r>
+      <w:proofErr w:type="spellEnd"/>
+      <w:r>
+        <w:rPr>
+          <w:b/>
+          <w:bCs/>
+        </w:rPr>
+        <w:t xml:space="preserve"> </w:t>
+      </w:r>
+      <w:proofErr w:type="spellStart"/>
+      <w:r>
+        <w:rPr>
+          <w:b/>
+          <w:bCs/>
+        </w:rPr>
+        <w:t>Shifting</w:t>
+      </w:r>
+      <w:proofErr w:type="spellEnd"/>
+      <w:r>
+        <w:rPr>
+          <w:b/>
+          <w:bCs/>
+        </w:rPr>
+        <w:t>)</w:t>
       </w:r>
       <w:r>
         <w:t> :</w:t>
@@ -10781,8 +12096,21 @@
       <w:r>
         <w:t xml:space="preserve"> </w:t>
       </w:r>
-      <w:r>
-        <w:t>Aware Computing, introduisent de nouveaux risques qu'il est impossible d'ignorer. Déplacer des volumes massifs de données d'un pays à l'autre pour suivre l'énergie la plus propre peut ralentir les applications et exposer des informations sensibles à des risques d'interception</w:t>
+      <w:proofErr w:type="spellStart"/>
+      <w:r>
+        <w:t>Aware</w:t>
+      </w:r>
+      <w:proofErr w:type="spellEnd"/>
+      <w:r>
+        <w:t xml:space="preserve"> </w:t>
+      </w:r>
+      <w:proofErr w:type="spellStart"/>
+      <w:r>
+        <w:t>Computing</w:t>
+      </w:r>
+      <w:proofErr w:type="spellEnd"/>
+      <w:r>
+        <w:t>, introduisent de nouveaux risques qu'il est impossible d'ignorer. Déplacer des volumes massifs de données d'un pays à l'autre pour suivre l'énergie la plus propre peut ralentir les applications et exposer des informations sensibles à des risques d'interception</w:t>
       </w:r>
       <w:r>
         <w:t>.</w:t>
@@ -10948,7 +12276,21 @@
         <w:rPr>
           <w:color w:val="4471C4"/>
         </w:rPr>
-        <w:t>1.5.1. Les limites d’une optimisation mono-critère : vers une durabilité</w:t>
+        <w:t xml:space="preserve">1.5.1. Les limites d’une optimisation </w:t>
+      </w:r>
+      <w:proofErr w:type="spellStart"/>
+      <w:r>
+        <w:rPr>
+          <w:color w:val="4471C4"/>
+        </w:rPr>
+        <w:t>mono-critère</w:t>
+      </w:r>
+      <w:proofErr w:type="spellEnd"/>
+      <w:r>
+        <w:rPr>
+          <w:color w:val="4471C4"/>
+        </w:rPr>
+        <w:t> : vers une durabilité</w:t>
       </w:r>
       <w:bookmarkEnd w:id="29"/>
       <w:r>
@@ -11035,7 +12377,21 @@
         <w:rPr>
           <w:rFonts w:eastAsia="Cambria Math"/>
         </w:rPr>
-        <w:t>C'est précisément ce que propose le framework SHIELD. Il calcule un compromis mathématique permettant au Data Center d'atteindre simultanément de bonnes performances sur les trois indicateurs clés : le PUE, le CUE et le WUE</w:t>
+        <w:t xml:space="preserve">C'est précisément ce que propose le </w:t>
+      </w:r>
+      <w:proofErr w:type="spellStart"/>
+      <w:r>
+        <w:rPr>
+          <w:rFonts w:eastAsia="Cambria Math"/>
+        </w:rPr>
+        <w:t>framework</w:t>
+      </w:r>
+      <w:proofErr w:type="spellEnd"/>
+      <w:r>
+        <w:rPr>
+          <w:rFonts w:eastAsia="Cambria Math"/>
+        </w:rPr>
+        <w:t xml:space="preserve"> SHIELD. Il calcule un compromis mathématique permettant au Data Center d'atteindre simultanément de bonnes performances sur les trois indicateurs clés : le PUE, le CUE et le WUE</w:t>
       </w:r>
       <w:r>
         <w:rPr>
@@ -11662,7 +13018,23 @@
                 <w:spacing w:val="-2"/>
                 <w:sz w:val="24"/>
               </w:rPr>
-              <w:t xml:space="preserve">"Learning-Enabled </w:t>
+              <w:t>"Learning-</w:t>
+            </w:r>
+            <w:proofErr w:type="spellStart"/>
+            <w:r>
+              <w:rPr>
+                <w:spacing w:val="-2"/>
+                <w:sz w:val="24"/>
+              </w:rPr>
+              <w:t>Enabled</w:t>
+            </w:r>
+            <w:proofErr w:type="spellEnd"/>
+            <w:r>
+              <w:rPr>
+                <w:spacing w:val="-2"/>
+                <w:sz w:val="24"/>
+              </w:rPr>
+              <w:t xml:space="preserve"> </w:t>
             </w:r>
             <w:r>
               <w:rPr>
@@ -11826,7 +13198,21 @@
               <w:rPr>
                 <w:sz w:val="24"/>
               </w:rPr>
-              <w:t xml:space="preserve">(logi- </w:t>
+              <w:t>(</w:t>
+            </w:r>
+            <w:proofErr w:type="spellStart"/>
+            <w:r>
+              <w:rPr>
+                <w:sz w:val="24"/>
+              </w:rPr>
+              <w:t>logi</w:t>
+            </w:r>
+            <w:proofErr w:type="spellEnd"/>
+            <w:r>
+              <w:rPr>
+                <w:sz w:val="24"/>
+              </w:rPr>
+              <w:t xml:space="preserve">- </w:t>
             </w:r>
             <w:r>
               <w:rPr>
@@ -11861,7 +13247,49 @@
               <w:rPr>
                 <w:sz w:val="24"/>
               </w:rPr>
-              <w:t xml:space="preserve">d'effi- cacité im- </w:t>
+              <w:t>d'</w:t>
+            </w:r>
+            <w:proofErr w:type="spellStart"/>
+            <w:r>
+              <w:rPr>
+                <w:sz w:val="24"/>
+              </w:rPr>
+              <w:t>effi</w:t>
+            </w:r>
+            <w:proofErr w:type="spellEnd"/>
+            <w:r>
+              <w:rPr>
+                <w:sz w:val="24"/>
+              </w:rPr>
+              <w:t xml:space="preserve">- </w:t>
+            </w:r>
+            <w:proofErr w:type="spellStart"/>
+            <w:r>
+              <w:rPr>
+                <w:sz w:val="24"/>
+              </w:rPr>
+              <w:t>cacité</w:t>
+            </w:r>
+            <w:proofErr w:type="spellEnd"/>
+            <w:r>
+              <w:rPr>
+                <w:sz w:val="24"/>
+              </w:rPr>
+              <w:t xml:space="preserve"> </w:t>
+            </w:r>
+            <w:proofErr w:type="spellStart"/>
+            <w:r>
+              <w:rPr>
+                <w:sz w:val="24"/>
+              </w:rPr>
+              <w:t>im</w:t>
+            </w:r>
+            <w:proofErr w:type="spellEnd"/>
+            <w:r>
+              <w:rPr>
+                <w:sz w:val="24"/>
+              </w:rPr>
+              <w:t xml:space="preserve">- </w:t>
             </w:r>
             <w:r>
               <w:rPr>
@@ -11915,8 +13343,16 @@
               <w:rPr>
                 <w:sz w:val="24"/>
               </w:rPr>
-              <w:t>la- tence</w:t>
-            </w:r>
+              <w:t xml:space="preserve">la- </w:t>
+            </w:r>
+            <w:proofErr w:type="spellStart"/>
+            <w:r>
+              <w:rPr>
+                <w:sz w:val="24"/>
+              </w:rPr>
+              <w:t>tence</w:t>
+            </w:r>
+            <w:proofErr w:type="spellEnd"/>
             <w:r>
               <w:rPr>
                 <w:spacing w:val="-5"/>
@@ -12042,7 +13478,23 @@
                 <w:spacing w:val="-2"/>
                 <w:sz w:val="24"/>
               </w:rPr>
-              <w:t xml:space="preserve">"Carbon-Aware </w:t>
+              <w:t>"Carbon-</w:t>
+            </w:r>
+            <w:proofErr w:type="spellStart"/>
+            <w:r>
+              <w:rPr>
+                <w:spacing w:val="-2"/>
+                <w:sz w:val="24"/>
+              </w:rPr>
+              <w:t>Aware</w:t>
+            </w:r>
+            <w:proofErr w:type="spellEnd"/>
+            <w:r>
+              <w:rPr>
+                <w:spacing w:val="-2"/>
+                <w:sz w:val="24"/>
+              </w:rPr>
+              <w:t xml:space="preserve"> </w:t>
             </w:r>
             <w:r>
               <w:rPr>
@@ -12057,31 +13509,79 @@
               </w:rPr>
               <w:t xml:space="preserve"> </w:t>
             </w:r>
+            <w:proofErr w:type="spellStart"/>
+            <w:proofErr w:type="gramStart"/>
             <w:r>
               <w:rPr>
                 <w:sz w:val="24"/>
               </w:rPr>
-              <w:t xml:space="preserve">Computing: </w:t>
+              <w:t>Computing</w:t>
+            </w:r>
+            <w:proofErr w:type="spellEnd"/>
+            <w:r>
+              <w:rPr>
+                <w:sz w:val="24"/>
+              </w:rPr>
+              <w:t>:</w:t>
+            </w:r>
+            <w:proofErr w:type="gramEnd"/>
+            <w:r>
+              <w:rPr>
+                <w:sz w:val="24"/>
+              </w:rPr>
+              <w:t xml:space="preserve"> </w:t>
             </w:r>
             <w:r>
               <w:rPr>
                 <w:spacing w:val="-2"/>
                 <w:sz w:val="24"/>
               </w:rPr>
-              <w:t xml:space="preserve">AI-Driven Predictive </w:t>
-            </w:r>
-            <w:r>
-              <w:rPr>
-                <w:sz w:val="24"/>
-              </w:rPr>
-              <w:t xml:space="preserve">Modeling and </w:t>
-            </w:r>
+              <w:t xml:space="preserve">AI-Driven </w:t>
+            </w:r>
+            <w:proofErr w:type="spellStart"/>
             <w:r>
               <w:rPr>
                 <w:spacing w:val="-2"/>
                 <w:sz w:val="24"/>
               </w:rPr>
-              <w:t>Dynamic Optimization"</w:t>
+              <w:t>Predictive</w:t>
+            </w:r>
+            <w:proofErr w:type="spellEnd"/>
+            <w:r>
+              <w:rPr>
+                <w:spacing w:val="-2"/>
+                <w:sz w:val="24"/>
+              </w:rPr>
+              <w:t xml:space="preserve"> </w:t>
+            </w:r>
+            <w:r>
+              <w:rPr>
+                <w:sz w:val="24"/>
+              </w:rPr>
+              <w:t xml:space="preserve">Modeling and </w:t>
+            </w:r>
+            <w:r>
+              <w:rPr>
+                <w:spacing w:val="-2"/>
+                <w:sz w:val="24"/>
+              </w:rPr>
+              <w:t xml:space="preserve">Dynamic </w:t>
+            </w:r>
+            <w:proofErr w:type="spellStart"/>
+            <w:r>
+              <w:rPr>
+                <w:spacing w:val="-2"/>
+                <w:sz w:val="24"/>
+              </w:rPr>
+              <w:t>Optimization</w:t>
+            </w:r>
+            <w:proofErr w:type="spellEnd"/>
+            <w:r>
+              <w:rPr>
+                <w:spacing w:val="-2"/>
+                <w:sz w:val="24"/>
+              </w:rPr>
+              <w:t>"</w:t>
             </w:r>
           </w:p>
         </w:tc>
@@ -12103,7 +13603,23 @@
                 <w:spacing w:val="-2"/>
                 <w:sz w:val="24"/>
               </w:rPr>
-              <w:t xml:space="preserve">Carbon- Aware Migration </w:t>
+              <w:t xml:space="preserve">Carbon- </w:t>
+            </w:r>
+            <w:proofErr w:type="spellStart"/>
+            <w:r>
+              <w:rPr>
+                <w:spacing w:val="-2"/>
+                <w:sz w:val="24"/>
+              </w:rPr>
+              <w:t>Aware</w:t>
+            </w:r>
+            <w:proofErr w:type="spellEnd"/>
+            <w:r>
+              <w:rPr>
+                <w:spacing w:val="-2"/>
+                <w:sz w:val="24"/>
+              </w:rPr>
+              <w:t xml:space="preserve"> Migration </w:t>
             </w:r>
             <w:r>
               <w:rPr>
@@ -12235,12 +13751,21 @@
                 <w:sz w:val="24"/>
               </w:rPr>
             </w:pPr>
+            <w:proofErr w:type="gramStart"/>
             <w:r>
               <w:rPr>
                 <w:spacing w:val="-2"/>
                 <w:sz w:val="24"/>
               </w:rPr>
-              <w:t>propre.</w:t>
+              <w:t>propre</w:t>
+            </w:r>
+            <w:proofErr w:type="gramEnd"/>
+            <w:r>
+              <w:rPr>
+                <w:spacing w:val="-2"/>
+                <w:sz w:val="24"/>
+              </w:rPr>
+              <w:t>.</w:t>
             </w:r>
           </w:p>
           <w:p>
@@ -12307,12 +13832,21 @@
                 <w:sz w:val="24"/>
               </w:rPr>
             </w:pPr>
+            <w:proofErr w:type="gramStart"/>
             <w:r>
               <w:rPr>
                 <w:spacing w:val="-2"/>
                 <w:sz w:val="24"/>
               </w:rPr>
-              <w:t>mondial.</w:t>
+              <w:t>mondial</w:t>
+            </w:r>
+            <w:proofErr w:type="gramEnd"/>
+            <w:r>
+              <w:rPr>
+                <w:spacing w:val="-2"/>
+                <w:sz w:val="24"/>
+              </w:rPr>
+              <w:t>.</w:t>
             </w:r>
           </w:p>
         </w:tc>
@@ -12333,7 +13867,21 @@
               <w:rPr>
                 <w:sz w:val="24"/>
               </w:rPr>
-              <w:t>-Coût énergé- tique</w:t>
+              <w:t xml:space="preserve">-Coût </w:t>
+            </w:r>
+            <w:proofErr w:type="spellStart"/>
+            <w:r>
+              <w:rPr>
+                <w:sz w:val="24"/>
+              </w:rPr>
+              <w:t>énergé</w:t>
+            </w:r>
+            <w:proofErr w:type="spellEnd"/>
+            <w:r>
+              <w:rPr>
+                <w:sz w:val="24"/>
+              </w:rPr>
+              <w:t>- tique</w:t>
             </w:r>
             <w:r>
               <w:rPr>
@@ -12359,7 +13907,21 @@
               <w:rPr>
                 <w:sz w:val="24"/>
               </w:rPr>
-              <w:t xml:space="preserve">trans- fert de don- </w:t>
+              <w:t xml:space="preserve">trans- </w:t>
+            </w:r>
+            <w:proofErr w:type="spellStart"/>
+            <w:r>
+              <w:rPr>
+                <w:sz w:val="24"/>
+              </w:rPr>
+              <w:t>fert</w:t>
+            </w:r>
+            <w:proofErr w:type="spellEnd"/>
+            <w:r>
+              <w:rPr>
+                <w:sz w:val="24"/>
+              </w:rPr>
+              <w:t xml:space="preserve"> de don- </w:t>
             </w:r>
             <w:r>
               <w:rPr>
@@ -12464,7 +14026,23 @@
                 <w:spacing w:val="-2"/>
                 <w:sz w:val="24"/>
               </w:rPr>
-              <w:t xml:space="preserve">"Integrating </w:t>
+              <w:t>"</w:t>
+            </w:r>
+            <w:proofErr w:type="spellStart"/>
+            <w:r>
+              <w:rPr>
+                <w:spacing w:val="-2"/>
+                <w:sz w:val="24"/>
+              </w:rPr>
+              <w:t>Integrating</w:t>
+            </w:r>
+            <w:proofErr w:type="spellEnd"/>
+            <w:r>
+              <w:rPr>
+                <w:spacing w:val="-2"/>
+                <w:sz w:val="24"/>
+              </w:rPr>
+              <w:t xml:space="preserve"> </w:t>
             </w:r>
             <w:r>
               <w:rPr>
@@ -12479,12 +14057,28 @@
               </w:rPr>
               <w:t xml:space="preserve"> </w:t>
             </w:r>
+            <w:proofErr w:type="spellStart"/>
             <w:r>
               <w:rPr>
                 <w:sz w:val="24"/>
               </w:rPr>
-              <w:t>renewable energy</w:t>
-            </w:r>
+              <w:t>renewable</w:t>
+            </w:r>
+            <w:proofErr w:type="spellEnd"/>
+            <w:r>
+              <w:rPr>
+                <w:sz w:val="24"/>
+              </w:rPr>
+              <w:t xml:space="preserve"> </w:t>
+            </w:r>
+            <w:proofErr w:type="spellStart"/>
+            <w:r>
+              <w:rPr>
+                <w:sz w:val="24"/>
+              </w:rPr>
+              <w:t>energy</w:t>
+            </w:r>
+            <w:proofErr w:type="spellEnd"/>
             <w:r>
               <w:rPr>
                 <w:spacing w:val="-3"/>
@@ -12511,18 +14105,72 @@
               </w:rPr>
               <w:t xml:space="preserve">diverse </w:t>
             </w:r>
+            <w:proofErr w:type="spellStart"/>
+            <w:proofErr w:type="gramStart"/>
             <w:r>
               <w:rPr>
                 <w:spacing w:val="-2"/>
                 <w:sz w:val="24"/>
               </w:rPr>
-              <w:t xml:space="preserve">flexibilities: </w:t>
-            </w:r>
-            <w:r>
-              <w:rPr>
+              <w:t>flexibilities</w:t>
+            </w:r>
+            <w:proofErr w:type="spellEnd"/>
+            <w:r>
+              <w:rPr>
+                <w:spacing w:val="-2"/>
                 <w:sz w:val="24"/>
               </w:rPr>
-              <w:t>Supplying carbon- free energy"</w:t>
+              <w:t>:</w:t>
+            </w:r>
+            <w:proofErr w:type="gramEnd"/>
+            <w:r>
+              <w:rPr>
+                <w:spacing w:val="-2"/>
+                <w:sz w:val="24"/>
+              </w:rPr>
+              <w:t xml:space="preserve"> </w:t>
+            </w:r>
+            <w:proofErr w:type="spellStart"/>
+            <w:r>
+              <w:rPr>
+                <w:sz w:val="24"/>
+              </w:rPr>
+              <w:t>Supplying</w:t>
+            </w:r>
+            <w:proofErr w:type="spellEnd"/>
+            <w:r>
+              <w:rPr>
+                <w:sz w:val="24"/>
+              </w:rPr>
+              <w:t xml:space="preserve"> </w:t>
+            </w:r>
+            <w:proofErr w:type="spellStart"/>
+            <w:r>
+              <w:rPr>
+                <w:sz w:val="24"/>
+              </w:rPr>
+              <w:t>carbon</w:t>
+            </w:r>
+            <w:proofErr w:type="spellEnd"/>
+            <w:r>
+              <w:rPr>
+                <w:sz w:val="24"/>
+              </w:rPr>
+              <w:t xml:space="preserve">- free </w:t>
+            </w:r>
+            <w:proofErr w:type="spellStart"/>
+            <w:r>
+              <w:rPr>
+                <w:sz w:val="24"/>
+              </w:rPr>
+              <w:t>energy</w:t>
+            </w:r>
+            <w:proofErr w:type="spellEnd"/>
+            <w:r>
+              <w:rPr>
+                <w:sz w:val="24"/>
+              </w:rPr>
+              <w:t>"</w:t>
             </w:r>
           </w:p>
         </w:tc>
@@ -12899,6 +14547,7 @@
                 <w:sz w:val="24"/>
               </w:rPr>
             </w:pPr>
+            <w:proofErr w:type="spellStart"/>
             <w:r>
               <w:rPr>
                 <w:i/>
@@ -12906,6 +14555,7 @@
               </w:rPr>
               <w:t>Sustainable</w:t>
             </w:r>
+            <w:proofErr w:type="spellEnd"/>
             <w:r>
               <w:rPr>
                 <w:i/>
@@ -12914,42 +14564,46 @@
               </w:rPr>
               <w:t xml:space="preserve"> </w:t>
             </w:r>
+            <w:proofErr w:type="spellStart"/>
             <w:r>
               <w:rPr>
                 <w:i/>
                 <w:sz w:val="24"/>
               </w:rPr>
-              <w:t xml:space="preserve">Hybrid </w:t>
-            </w:r>
+              <w:t>Hybrid</w:t>
+            </w:r>
+            <w:proofErr w:type="spellEnd"/>
+            <w:r>
+              <w:rPr>
+                <w:i/>
+                <w:sz w:val="24"/>
+              </w:rPr>
+              <w:t xml:space="preserve"> </w:t>
+            </w:r>
+            <w:proofErr w:type="spellStart"/>
             <w:r>
               <w:rPr>
                 <w:i/>
                 <w:spacing w:val="-2"/>
                 <w:sz w:val="24"/>
               </w:rPr>
-              <w:t xml:space="preserve">Evolutionary Learning </w:t>
-            </w:r>
-            <w:r>
-              <w:rPr>
-                <w:i/>
-                <w:sz w:val="24"/>
-              </w:rPr>
-              <w:t xml:space="preserve">Framework for </w:t>
-            </w:r>
+              <w:t>Evolutionary</w:t>
+            </w:r>
+            <w:proofErr w:type="spellEnd"/>
             <w:r>
               <w:rPr>
                 <w:i/>
                 <w:spacing w:val="-2"/>
                 <w:sz w:val="24"/>
               </w:rPr>
-              <w:t xml:space="preserve">Carbon, </w:t>
+              <w:t xml:space="preserve"> Learning </w:t>
             </w:r>
             <w:r>
               <w:rPr>
                 <w:i/>
                 <w:sz w:val="24"/>
               </w:rPr>
-              <w:t xml:space="preserve">Wastewater, and </w:t>
+              <w:t xml:space="preserve">Framework for </w:t>
             </w:r>
             <w:r>
               <w:rPr>
@@ -12957,7 +14611,49 @@
                 <w:spacing w:val="-2"/>
                 <w:sz w:val="24"/>
               </w:rPr>
-              <w:t>Energy-Aware"</w:t>
+              <w:t xml:space="preserve">Carbon, </w:t>
+            </w:r>
+            <w:proofErr w:type="spellStart"/>
+            <w:r>
+              <w:rPr>
+                <w:i/>
+                <w:sz w:val="24"/>
+              </w:rPr>
+              <w:t>Wastewater</w:t>
+            </w:r>
+            <w:proofErr w:type="spellEnd"/>
+            <w:r>
+              <w:rPr>
+                <w:i/>
+                <w:sz w:val="24"/>
+              </w:rPr>
+              <w:t xml:space="preserve">, and </w:t>
+            </w:r>
+            <w:r>
+              <w:rPr>
+                <w:i/>
+                <w:spacing w:val="-2"/>
+                <w:sz w:val="24"/>
+              </w:rPr>
+              <w:t>Energy-</w:t>
+            </w:r>
+            <w:proofErr w:type="spellStart"/>
+            <w:r>
+              <w:rPr>
+                <w:i/>
+                <w:spacing w:val="-2"/>
+                <w:sz w:val="24"/>
+              </w:rPr>
+              <w:t>Aware</w:t>
+            </w:r>
+            <w:proofErr w:type="spellEnd"/>
+            <w:r>
+              <w:rPr>
+                <w:i/>
+                <w:spacing w:val="-2"/>
+                <w:sz w:val="24"/>
+              </w:rPr>
+              <w:t>"</w:t>
             </w:r>
           </w:p>
         </w:tc>
@@ -13225,7 +14921,15 @@
         <w:jc w:val="both"/>
       </w:pPr>
       <w:r>
-        <w:t>L'étude des différentes approches, du Power Capping à la migration Carbon-Aware, en passant par le stockage hybride et la flexibilité géographique, met en évidence un problème récurrent : la plupart des solutions actuelles traitent les défis de manière isolée. Or, réduire l'empreinte carbone d'un Data Center ne peut pas se résumer à améliorer un seul indicateur. Agir uniquement sur le PUE sans tenir compte du CUE ou du WUE ne fait que déplacer le problème sans le résoudre durablement.</w:t>
+        <w:t>L'étude des différentes approches, du Power Capping à la migration Carbon-</w:t>
+      </w:r>
+      <w:proofErr w:type="spellStart"/>
+      <w:r>
+        <w:t>Aware</w:t>
+      </w:r>
+      <w:proofErr w:type="spellEnd"/>
+      <w:r>
+        <w:t>, en passant par le stockage hybride et la flexibilité géographique, met en évidence un problème récurrent : la plupart des solutions actuelles traitent les défis de manière isolée. Or, réduire l'empreinte carbone d'un Data Center ne peut pas se résumer à améliorer un seul indicateur. Agir uniquement sur le PUE sans tenir compte du CUE ou du WUE ne fait que déplacer le problème sans le résoudre durablement.</w:t>
       </w:r>
     </w:p>
     <w:p>
@@ -13582,7 +15286,23 @@
           <w:b/>
           <w:bCs/>
         </w:rPr>
-        <w:t>Heat Reuse Ratio (HRR)</w:t>
+        <w:t xml:space="preserve">Heat </w:t>
+      </w:r>
+      <w:proofErr w:type="spellStart"/>
+      <w:r>
+        <w:rPr>
+          <w:b/>
+          <w:bCs/>
+        </w:rPr>
+        <w:t>Reuse</w:t>
+      </w:r>
+      <w:proofErr w:type="spellEnd"/>
+      <w:r>
+        <w:rPr>
+          <w:b/>
+          <w:bCs/>
+        </w:rPr>
+        <w:t xml:space="preserve"> Ratio (HRR)</w:t>
       </w:r>
       <w:r>
         <w:t>, qui mesure la part de chaleur effectivement réutilisée par rapport à la chaleur totale produite. Cet indicateur vient compléter les trois KPI classiques (PUE, CUE, WUE) pour former un score environnemental global plus complet.</w:t>
@@ -13883,7 +15603,23 @@
           <w:color w:val="4471C4"/>
           <w:spacing w:val="-10"/>
         </w:rPr>
-        <w:t>Comparaison avec les solutions existantes (SHIELD, WaterWise)</w:t>
+        <w:t xml:space="preserve">Comparaison avec les solutions existantes (SHIELD, </w:t>
+      </w:r>
+      <w:proofErr w:type="spellStart"/>
+      <w:r>
+        <w:rPr>
+          <w:color w:val="4471C4"/>
+          <w:spacing w:val="-10"/>
+        </w:rPr>
+        <w:t>WaterWise</w:t>
+      </w:r>
+      <w:proofErr w:type="spellEnd"/>
+      <w:r>
+        <w:rPr>
+          <w:color w:val="4471C4"/>
+          <w:spacing w:val="-10"/>
+        </w:rPr>
+        <w:t>)</w:t>
       </w:r>
       <w:bookmarkEnd w:id="43"/>
     </w:p>
@@ -14112,9 +15848,11 @@
             <w:pPr>
               <w:pStyle w:val="Corpsdetexte"/>
             </w:pPr>
+            <w:proofErr w:type="spellStart"/>
             <w:r>
               <w:t>WaterWise</w:t>
             </w:r>
+            <w:proofErr w:type="spellEnd"/>
           </w:p>
         </w:tc>
         <w:tc>
@@ -14220,8 +15958,21 @@
               <w:pStyle w:val="Corpsdetexte"/>
             </w:pPr>
             <w:r>
-              <w:t>Carbon-Aware Scheduling</w:t>
-            </w:r>
+              <w:t>Carbon-</w:t>
+            </w:r>
+            <w:proofErr w:type="spellStart"/>
+            <w:r>
+              <w:t>Aware</w:t>
+            </w:r>
+            <w:proofErr w:type="spellEnd"/>
+            <w:r>
+              <w:t xml:space="preserve"> </w:t>
+            </w:r>
+            <w:proofErr w:type="spellStart"/>
+            <w:r>
+              <w:t>Scheduling</w:t>
+            </w:r>
+            <w:proofErr w:type="spellEnd"/>
           </w:p>
         </w:tc>
         <w:tc>
@@ -14595,7 +16346,23 @@
           <w:color w:val="2E5395"/>
           <w:spacing w:val="-10"/>
         </w:rPr>
-        <w:t>Le nouveau KPI : le Heat Reuse Ratio (HRR)</w:t>
+        <w:t xml:space="preserve">Le nouveau KPI : le Heat </w:t>
+      </w:r>
+      <w:proofErr w:type="spellStart"/>
+      <w:r>
+        <w:rPr>
+          <w:color w:val="2E5395"/>
+          <w:spacing w:val="-10"/>
+        </w:rPr>
+        <w:t>Reuse</w:t>
+      </w:r>
+      <w:proofErr w:type="spellEnd"/>
+      <w:r>
+        <w:rPr>
+          <w:color w:val="2E5395"/>
+          <w:spacing w:val="-10"/>
+        </w:rPr>
+        <w:t xml:space="preserve"> Ratio (HRR)</w:t>
       </w:r>
       <w:bookmarkEnd w:id="44"/>
     </w:p>
@@ -14672,7 +16439,15 @@
         <w:jc w:val="both"/>
       </w:pPr>
       <w:r>
-        <w:t>Le Heat Reuse Ratio, ou HRR, mesure la part de chaleur produite par les serveurs qui est effectivement réutilisée plutôt que rejetée dans l'atmosphère. Sa formule est la suivante :</w:t>
+        <w:t xml:space="preserve">Le Heat </w:t>
+      </w:r>
+      <w:proofErr w:type="spellStart"/>
+      <w:r>
+        <w:t>Reuse</w:t>
+      </w:r>
+      <w:proofErr w:type="spellEnd"/>
+      <w:r>
+        <w:t xml:space="preserve"> Ratio, ou HRR, mesure la part de chaleur produite par les serveurs qui est effectivement réutilisée plutôt que rejetée dans l'atmosphère. Sa formule est la suivante :</w:t>
       </w:r>
     </w:p>
     <w:p>
@@ -15356,12 +17131,21 @@
         <w:ind w:right="1128"/>
         <w:jc w:val="both"/>
       </w:pPr>
+      <w:proofErr w:type="gramStart"/>
       <w:r>
         <w:rPr>
           <w:b/>
           <w:bCs/>
         </w:rPr>
-        <w:t>α, β, γ</w:t>
+        <w:t>α</w:t>
+      </w:r>
+      <w:proofErr w:type="gramEnd"/>
+      <w:r>
+        <w:rPr>
+          <w:b/>
+          <w:bCs/>
+        </w:rPr>
+        <w:t>, β, γ</w:t>
       </w:r>
       <w:r>
         <w:t xml:space="preserve"> sont les poids attribués aux trois indicateurs classiques. Ils permettent d'ajuster l'importance accordée à chacun selon le contexte. Par exemple, dans une région soumise au stress hydrique, on augmente γ pour donner plus de poids à la consommation d'eau.</w:t>
@@ -15384,6 +17168,7 @@
         <w:ind w:right="1128"/>
         <w:jc w:val="both"/>
       </w:pPr>
+      <w:proofErr w:type="gramStart"/>
       <w:r>
         <w:rPr>
           <w:b/>
@@ -15391,6 +17176,7 @@
         </w:rPr>
         <w:t>δ</w:t>
       </w:r>
+      <w:proofErr w:type="gramEnd"/>
       <w:r>
         <w:t xml:space="preserve"> est le poids attribué à la valorisation thermique. Plus il est élevé, plus le système récompense les décisions qui valorisent la chaleur.</w:t>
       </w:r>
@@ -17013,7 +18799,23 @@
         <w:jc w:val="both"/>
       </w:pPr>
       <w:r>
-        <w:t>Python a été choisi comme langage d'implémentation pour plusieurs raisons complémentaires. C'est d'abord le langage de référence dans la communauté scientifique dédiée à l'optimisation des infrastructures numériques. Tous les travaux identifiés dans l'état de l'art, qu'il s'agisse de SHIELD, des algorithmes Carbon-Aware ou des approches par Deep Reinforcement Learning, utilisent Python comme environnement de développement. Ce choix garantit donc une cohérence avec les pratiques de la recherche scientifique sur laquelle ce mémoire s'appuie.</w:t>
+        <w:t>Python a été choisi comme langage d'implémentation pour plusieurs raisons complémentaires. C'est d'abord le langage de référence dans la communauté scientifique dédiée à l'optimisation des infrastructures numériques. Tous les travaux identifiés dans l'état de l'art, qu'il s'agisse de SHIELD, des algorithmes Carbon-</w:t>
+      </w:r>
+      <w:proofErr w:type="spellStart"/>
+      <w:r>
+        <w:t>Aware</w:t>
+      </w:r>
+      <w:proofErr w:type="spellEnd"/>
+      <w:r>
+        <w:t xml:space="preserve"> ou des approches par Deep </w:t>
+      </w:r>
+      <w:proofErr w:type="spellStart"/>
+      <w:r>
+        <w:t>Reinforcement</w:t>
+      </w:r>
+      <w:proofErr w:type="spellEnd"/>
+      <w:r>
+        <w:t xml:space="preserve"> Learning, utilisent Python comme environnement de développement. Ce choix garantit donc une cohérence avec les pratiques de la recherche scientifique sur laquelle ce mémoire s'appuie.</w:t>
       </w:r>
     </w:p>
     <w:p>
@@ -17050,6 +18852,7 @@
         <w:ind w:right="1128"/>
         <w:jc w:val="both"/>
       </w:pPr>
+      <w:proofErr w:type="spellStart"/>
       <w:r>
         <w:rPr>
           <w:b/>
@@ -17057,6 +18860,7 @@
         </w:rPr>
         <w:t>NumPy</w:t>
       </w:r>
+      <w:proofErr w:type="spellEnd"/>
       <w:r>
         <w:rPr>
           <w:b/>
@@ -17127,6 +18931,7 @@
         <w:ind w:right="1128"/>
         <w:jc w:val="both"/>
       </w:pPr>
+      <w:proofErr w:type="spellStart"/>
       <w:r>
         <w:rPr>
           <w:b/>
@@ -17134,6 +18939,7 @@
         </w:rPr>
         <w:t>Matplotlib</w:t>
       </w:r>
+      <w:proofErr w:type="spellEnd"/>
       <w:r>
         <w:rPr>
           <w:b/>
@@ -17550,7 +19356,15 @@
         <w:jc w:val="both"/>
       </w:pPr>
       <w:r>
-        <w:t>Pour mesurer l'efficacité de cette valorisation, ce travail introduit un nouveau KPI : le Heat Reuse Ratio (HRR). Cet indicateur mesure la part de chaleur effectivement réutilisée et vient compléter les trois indicateurs classiques PUE, CUE et WUE dans un score environnemental global inédit. C'est cette combinaison de quatre indicateurs qui constitue la contribution originale de ce mémoire par rapport aux solutions existantes.</w:t>
+        <w:t xml:space="preserve">Pour mesurer l'efficacité de cette valorisation, ce travail introduit un nouveau KPI : le Heat </w:t>
+      </w:r>
+      <w:proofErr w:type="spellStart"/>
+      <w:r>
+        <w:t>Reuse</w:t>
+      </w:r>
+      <w:proofErr w:type="spellEnd"/>
+      <w:r>
+        <w:t xml:space="preserve"> Ratio (HRR). Cet indicateur mesure la part de chaleur effectivement réutilisée et vient compléter les trois indicateurs classiques PUE, CUE et WUE dans un score environnemental global inédit. C'est cette combinaison de quatre indicateurs qui constitue la contribution originale de ce mémoire par rapport aux solutions existantes.</w:t>
       </w:r>
     </w:p>
     <w:p>
@@ -17818,7 +19632,23 @@
         <w:jc w:val="both"/>
       </w:pPr>
       <w:r>
-        <w:t>Pour évaluer les performances de HEAT2VALUE de manière rigoureuse, trois types de tests ont été réalisés. Le premier s'appuie sur des données simulées pour comparer le comportement du Data Center avec et sans l'algorithme dans des conditions contrôlées. Le second utilise des données réelles d'intensité carbone provenant d'Electricity Maps pour tester l'algorithme sur trois journées représentatives de l'année 2024. Le troisième soumet l'algorithme à douze scénarios variés couvrant l'ensemble des situations climatiques et énergétiques auxquelles un Data Center peut être confronté au cours d'une année.</w:t>
+        <w:t>Pour évaluer les performances de HEAT2VALUE de manière rigoureuse, trois types de tests ont été réalisés. Le premier s'appuie sur des données simulées pour comparer le comportement du Data Center avec et sans l'algorithme dans des conditions contrôlées. Le second utilise des données réelles d'intensité carbone provenant d'</w:t>
+      </w:r>
+      <w:proofErr w:type="spellStart"/>
+      <w:r>
+        <w:t>Electricity</w:t>
+      </w:r>
+      <w:proofErr w:type="spellEnd"/>
+      <w:r>
+        <w:t xml:space="preserve"> </w:t>
+      </w:r>
+      <w:proofErr w:type="spellStart"/>
+      <w:r>
+        <w:t>Maps</w:t>
+      </w:r>
+      <w:proofErr w:type="spellEnd"/>
+      <w:r>
+        <w:t xml:space="preserve"> pour tester l'algorithme sur trois journées représentatives de l'année 2024. Le troisième soumet l'algorithme à douze scénarios variés couvrant l'ensemble des situations climatiques et énergétiques auxquelles un Data Center peut être confronté au cours d'une année.</w:t>
       </w:r>
     </w:p>
     <w:p>
@@ -18252,7 +20082,23 @@
       </w:r>
       <w:r>
         <w:lastRenderedPageBreak/>
-        <w:t>simulations provient d'Electricity Maps, qui publie ces données heure par heure pour l'ensemble de l'année 2024. L'intégration de ces données réelles dans un environnement simulé constitue un compromis rigoureux entre la maîtrise des conditions de test et l'authenticité des résultats obtenus.</w:t>
+        <w:t>simulations provient d'</w:t>
+      </w:r>
+      <w:proofErr w:type="spellStart"/>
+      <w:r>
+        <w:t>Electricity</w:t>
+      </w:r>
+      <w:proofErr w:type="spellEnd"/>
+      <w:r>
+        <w:t xml:space="preserve"> </w:t>
+      </w:r>
+      <w:proofErr w:type="spellStart"/>
+      <w:r>
+        <w:t>Maps</w:t>
+      </w:r>
+      <w:proofErr w:type="spellEnd"/>
+      <w:r>
+        <w:t>, qui publie ces données heure par heure pour l'ensemble de l'année 2024. L'intégration de ces données réelles dans un environnement simulé constitue un compromis rigoureux entre la maîtrise des conditions de test et l'authenticité des résultats obtenus.</w:t>
       </w:r>
     </w:p>
     <w:p>
@@ -18350,7 +20196,23 @@
         <w:t>Les données réelles</w:t>
       </w:r>
       <w:r>
-        <w:t xml:space="preserve"> proviennent d'Electricity Maps et couvrent l'intégralité de l'année 2024 pour le réseau électrique français. Trois journées représentatives ont été sélectionnées : le 15 janvier 2024 pour un jour d'hiver, le 15 juillet 2024 pour un jour d'été, et le 30 décembre 2024 pour une journée de pic de consommation. Ces données permettent de tester l'algorithme dans des conditions énergétiques authentiques.</w:t>
+        <w:t xml:space="preserve"> proviennent d'</w:t>
+      </w:r>
+      <w:proofErr w:type="spellStart"/>
+      <w:r>
+        <w:t>Electricity</w:t>
+      </w:r>
+      <w:proofErr w:type="spellEnd"/>
+      <w:r>
+        <w:t xml:space="preserve"> </w:t>
+      </w:r>
+      <w:proofErr w:type="spellStart"/>
+      <w:r>
+        <w:t>Maps</w:t>
+      </w:r>
+      <w:proofErr w:type="spellEnd"/>
+      <w:r>
+        <w:t xml:space="preserve"> et couvrent l'intégralité de l'année 2024 pour le réseau électrique français. Trois journées représentatives ont été sélectionnées : le 15 janvier 2024 pour un jour d'hiver, le 15 juillet 2024 pour un jour d'été, et le 30 décembre 2024 pour une journée de pic de consommation. Ces données permettent de tester l'algorithme dans des conditions énergétiques authentiques.</w:t>
       </w:r>
     </w:p>
     <w:p>
@@ -18507,7 +20369,23 @@
       </w:pPr>
       <w:r>
         <w:lastRenderedPageBreak/>
-        <w:t>La température extérieure et l'intensité carbone sont également générées par le simulateur, mais peuvent être remplacées par des données réelles lors des tests. C'est ce mécanisme de substitution qui permet d'intégrer les données Electricity Maps et le jeu de données test sans modifier le reste de la chaîne de traitement.</w:t>
+        <w:t xml:space="preserve">La température extérieure et l'intensité carbone sont également générées par le simulateur, mais peuvent être remplacées par des données réelles lors des tests. C'est ce mécanisme de substitution qui permet d'intégrer les données </w:t>
+      </w:r>
+      <w:proofErr w:type="spellStart"/>
+      <w:r>
+        <w:t>Electricity</w:t>
+      </w:r>
+      <w:proofErr w:type="spellEnd"/>
+      <w:r>
+        <w:t xml:space="preserve"> </w:t>
+      </w:r>
+      <w:proofErr w:type="spellStart"/>
+      <w:r>
+        <w:t>Maps</w:t>
+      </w:r>
+      <w:proofErr w:type="spellEnd"/>
+      <w:r>
+        <w:t xml:space="preserve"> et le jeu de données test sans modifier le reste de la chaîne de traitement.</w:t>
       </w:r>
     </w:p>
     <w:p>
@@ -18700,7 +20578,23 @@
           <w:b/>
           <w:bCs/>
         </w:rPr>
-        <w:t>SEUIL_CARBONE = 150 gCO₂/kWh</w:t>
+        <w:t xml:space="preserve">SEUIL_CARBONE = 150 </w:t>
+      </w:r>
+      <w:proofErr w:type="spellStart"/>
+      <w:r>
+        <w:rPr>
+          <w:b/>
+          <w:bCs/>
+        </w:rPr>
+        <w:t>gCO</w:t>
+      </w:r>
+      <w:proofErr w:type="spellEnd"/>
+      <w:r>
+        <w:rPr>
+          <w:b/>
+          <w:bCs/>
+        </w:rPr>
+        <w:t>₂/kWh</w:t>
       </w:r>
       <w:r>
         <w:t xml:space="preserve"> : au-dessus de ce seuil, le stockage est déclenché si le réservoir n'est pas plein</w:t>
@@ -19033,7 +20927,15 @@
         <w:t>CUE</w:t>
       </w:r>
       <w:r>
-        <w:t xml:space="preserve"> est calculé en soustrayant des émissions totales les émissions évitées grâce à la valorisation de la chaleur. Ces émissions évitées correspondent aux émissions d'une chaudière à gaz remplacée par la chaleur des serveurs, estimées à 200 gCO₂/kWh. Un plancher à zéro est appliqué pour éviter des valeurs négatives non physiques.</w:t>
+        <w:t xml:space="preserve"> est calculé en soustrayant des émissions totales les émissions évitées grâce à la valorisation de la chaleur. Ces émissions évitées correspondent aux émissions d'une chaudière à gaz remplacée par la chaleur des serveurs, estimées à 200 </w:t>
+      </w:r>
+      <w:proofErr w:type="spellStart"/>
+      <w:r>
+        <w:t>gCO</w:t>
+      </w:r>
+      <w:proofErr w:type="spellEnd"/>
+      <w:r>
+        <w:t>₂/kWh. Un plancher à zéro est appliqué pour éviter des valeurs négatives non physiques.</w:t>
       </w:r>
     </w:p>
     <w:p>
@@ -19564,7 +21466,23 @@
         <w:jc w:val="both"/>
       </w:pPr>
       <w:r>
-        <w:t>Le deuxième test utilise les données réelles d'intensité carbone d'Electricity Maps pour trois journées représentatives de l'année 2024. L'objectif est de vérifier que l'algorithme se comporte correctement dans des conditions énergétiques authentiques.</w:t>
+        <w:t>Le deuxième test utilise les données réelles d'intensité carbone d'</w:t>
+      </w:r>
+      <w:proofErr w:type="spellStart"/>
+      <w:r>
+        <w:t>Electricity</w:t>
+      </w:r>
+      <w:proofErr w:type="spellEnd"/>
+      <w:r>
+        <w:t xml:space="preserve"> </w:t>
+      </w:r>
+      <w:proofErr w:type="spellStart"/>
+      <w:r>
+        <w:t>Maps</w:t>
+      </w:r>
+      <w:proofErr w:type="spellEnd"/>
+      <w:r>
+        <w:t xml:space="preserve"> pour trois journées représentatives de l'année 2024. L'objectif est de vérifier que l'algorithme se comporte correctement dans des conditions énergétiques authentiques.</w:t>
       </w:r>
     </w:p>
     <w:p>
@@ -19737,7 +21655,15 @@
               <w:pStyle w:val="Corpsdetexte"/>
             </w:pPr>
             <w:r>
-              <w:t>30 gCO₂/kWh</w:t>
+              <w:t xml:space="preserve">30 </w:t>
+            </w:r>
+            <w:proofErr w:type="spellStart"/>
+            <w:r>
+              <w:t>gCO</w:t>
+            </w:r>
+            <w:proofErr w:type="spellEnd"/>
+            <w:r>
+              <w:t>₂/kWh</w:t>
             </w:r>
           </w:p>
         </w:tc>
@@ -19858,7 +21784,15 @@
               <w:pStyle w:val="Corpsdetexte"/>
             </w:pPr>
             <w:r>
-              <w:t>4.75 gCO₂/kWh</w:t>
+              <w:t xml:space="preserve">4.75 </w:t>
+            </w:r>
+            <w:proofErr w:type="spellStart"/>
+            <w:r>
+              <w:t>gCO</w:t>
+            </w:r>
+            <w:proofErr w:type="spellEnd"/>
+            <w:r>
+              <w:t>₂/kWh</w:t>
             </w:r>
           </w:p>
         </w:tc>
@@ -19979,7 +21913,15 @@
               <w:pStyle w:val="Corpsdetexte"/>
             </w:pPr>
             <w:r>
-              <w:t>17 gCO₂/kWh</w:t>
+              <w:t xml:space="preserve">17 </w:t>
+            </w:r>
+            <w:proofErr w:type="spellStart"/>
+            <w:r>
+              <w:t>gCO</w:t>
+            </w:r>
+            <w:proofErr w:type="spellEnd"/>
+            <w:r>
+              <w:t>₂/kWh</w:t>
             </w:r>
           </w:p>
         </w:tc>
@@ -20100,7 +22042,23 @@
           <w:sz w:val="27"/>
           <w:szCs w:val="27"/>
         </w:rPr>
-        <w:t>La température réelle de cette journée reste entre 2°C et 10°C tout au long de la journée. L'algorithme choisit donc systématiquement la réutilisation. L'intensité carbone réelle du réseau français est très basse ce jour-là, autour de 30 gCO₂/kWh, grâce à la production nucléaire. Les émissions évitées grâce à la valorisation de la chaleur dépassent largement les émissions produites, ce qui explique un CUE nul. C'est le meilleur cas possible pour HEAT2VALUE.</w:t>
+        <w:t xml:space="preserve">La température réelle de cette journée reste entre 2°C et 10°C tout au long de la journée. L'algorithme choisit donc systématiquement la réutilisation. L'intensité carbone réelle du réseau français est très basse ce jour-là, autour de 30 </w:t>
+      </w:r>
+      <w:proofErr w:type="spellStart"/>
+      <w:r>
+        <w:rPr>
+          <w:sz w:val="27"/>
+          <w:szCs w:val="27"/>
+        </w:rPr>
+        <w:t>gCO</w:t>
+      </w:r>
+      <w:proofErr w:type="spellEnd"/>
+      <w:r>
+        <w:rPr>
+          <w:sz w:val="27"/>
+          <w:szCs w:val="27"/>
+        </w:rPr>
+        <w:t>₂/kWh, grâce à la production nucléaire. Les émissions évitées grâce à la valorisation de la chaleur dépassent largement les émissions produites, ce qui explique un CUE nul. C'est le meilleur cas possible pour HEAT2VALUE.</w:t>
       </w:r>
     </w:p>
     <w:p>
@@ -20153,7 +22111,39 @@
           <w:sz w:val="27"/>
           <w:szCs w:val="27"/>
         </w:rPr>
-        <w:t>La température réelle dépasse 22°C dès le début de la journée. La réutilisation est donc impossible. Par ailleurs, l'intensité carbone du réseau français est exceptionnellement basse en juillet, autour de 4.75 gCO₂/kWh grâce au solaire et au nucléaire. Ce niveau est très largement en dessous du seuil de stockage de 150 gCO₂/kWh. L'algorithme rejette donc toute la chaleur et se comporte exactement comme un Data Center classique. C'est la limite saisonnière de HEAT2VALUE en conditions réelles françaises.</w:t>
+        <w:t xml:space="preserve">La température réelle dépasse 22°C dès le début de la journée. La réutilisation est donc impossible. Par ailleurs, l'intensité carbone du réseau français est exceptionnellement basse en juillet, autour de 4.75 </w:t>
+      </w:r>
+      <w:proofErr w:type="spellStart"/>
+      <w:r>
+        <w:rPr>
+          <w:sz w:val="27"/>
+          <w:szCs w:val="27"/>
+        </w:rPr>
+        <w:t>gCO</w:t>
+      </w:r>
+      <w:proofErr w:type="spellEnd"/>
+      <w:r>
+        <w:rPr>
+          <w:sz w:val="27"/>
+          <w:szCs w:val="27"/>
+        </w:rPr>
+        <w:t xml:space="preserve">₂/kWh grâce au solaire et au nucléaire. Ce niveau est très largement en dessous du seuil de stockage de 150 </w:t>
+      </w:r>
+      <w:proofErr w:type="spellStart"/>
+      <w:r>
+        <w:rPr>
+          <w:sz w:val="27"/>
+          <w:szCs w:val="27"/>
+        </w:rPr>
+        <w:t>gCO</w:t>
+      </w:r>
+      <w:proofErr w:type="spellEnd"/>
+      <w:r>
+        <w:rPr>
+          <w:sz w:val="27"/>
+          <w:szCs w:val="27"/>
+        </w:rPr>
+        <w:t>₂/kWh. L'algorithme rejette donc toute la chaleur et se comporte exactement comme un Data Center classique. C'est la limite saisonnière de HEAT2VALUE en conditions réelles françaises.</w:t>
       </w:r>
     </w:p>
     <w:p>
@@ -20206,7 +22196,23 @@
           <w:sz w:val="27"/>
           <w:szCs w:val="27"/>
         </w:rPr>
-        <w:t>Cette journée a été choisie car elle correspond à une période de forte consommation électrique en France. Pourtant, la température reste entre 5°C et 12°C, ce qui déclenche systématiquement la réutilisation. L'intensité carbone réelle est de 17 gCO₂/kWh, très en dessous du seuil de stockage. Les résultats sont identiques à ceux de janvier : PUE de 1.05, CUE nul et HRR de 80%.</w:t>
+        <w:t xml:space="preserve">Cette journée a été choisie car elle correspond à une période de forte consommation électrique en France. Pourtant, la température reste entre 5°C et 12°C, ce qui déclenche systématiquement la réutilisation. L'intensité carbone réelle est de 17 </w:t>
+      </w:r>
+      <w:proofErr w:type="spellStart"/>
+      <w:r>
+        <w:rPr>
+          <w:sz w:val="27"/>
+          <w:szCs w:val="27"/>
+        </w:rPr>
+        <w:t>gCO</w:t>
+      </w:r>
+      <w:proofErr w:type="spellEnd"/>
+      <w:r>
+        <w:rPr>
+          <w:sz w:val="27"/>
+          <w:szCs w:val="27"/>
+        </w:rPr>
+        <w:t>₂/kWh, très en dessous du seuil de stockage. Les résultats sont identiques à ceux de janvier : PUE de 1.05, CUE nul et HRR de 80%.</w:t>
       </w:r>
     </w:p>
     <w:p>
@@ -20224,7 +22230,55 @@
           <w:sz w:val="27"/>
           <w:szCs w:val="27"/>
         </w:rPr>
-        <w:t>Une observation importante ressort de ces trois tests : le réseau électrique français est exceptionnellement propre par rapport aux hypothèses initiales de la simulation. L'intensité carbone réelle varie entre 4 et 50 gCO₂/kWh, très loin des 60 à 280 gCO₂/kWh simulés. Cela signifie que HEAT2VALUE serait encore plus pertinent dans des pays avec un mix énergétique plus carboné, comme l'Allemagne ou la Pologne, où l'intensité carbone dépasse régulièrement le seuil de 150 gCO₂/kWh.</w:t>
+        <w:t xml:space="preserve">Une observation importante ressort de ces trois tests : le réseau électrique français est exceptionnellement propre par rapport aux hypothèses initiales de la simulation. L'intensité carbone réelle varie entre 4 et 50 </w:t>
+      </w:r>
+      <w:proofErr w:type="spellStart"/>
+      <w:r>
+        <w:rPr>
+          <w:sz w:val="27"/>
+          <w:szCs w:val="27"/>
+        </w:rPr>
+        <w:t>gCO</w:t>
+      </w:r>
+      <w:proofErr w:type="spellEnd"/>
+      <w:r>
+        <w:rPr>
+          <w:sz w:val="27"/>
+          <w:szCs w:val="27"/>
+        </w:rPr>
+        <w:t xml:space="preserve">₂/kWh, très loin des 60 à 280 </w:t>
+      </w:r>
+      <w:proofErr w:type="spellStart"/>
+      <w:r>
+        <w:rPr>
+          <w:sz w:val="27"/>
+          <w:szCs w:val="27"/>
+        </w:rPr>
+        <w:t>gCO</w:t>
+      </w:r>
+      <w:proofErr w:type="spellEnd"/>
+      <w:r>
+        <w:rPr>
+          <w:sz w:val="27"/>
+          <w:szCs w:val="27"/>
+        </w:rPr>
+        <w:t xml:space="preserve">₂/kWh simulés. Cela signifie que HEAT2VALUE serait encore plus pertinent dans des pays avec un mix énergétique plus carboné, comme l'Allemagne ou la Pologne, où l'intensité carbone dépasse régulièrement le seuil de 150 </w:t>
+      </w:r>
+      <w:proofErr w:type="spellStart"/>
+      <w:r>
+        <w:rPr>
+          <w:sz w:val="27"/>
+          <w:szCs w:val="27"/>
+        </w:rPr>
+        <w:t>gCO</w:t>
+      </w:r>
+      <w:proofErr w:type="spellEnd"/>
+      <w:r>
+        <w:rPr>
+          <w:sz w:val="27"/>
+          <w:szCs w:val="27"/>
+        </w:rPr>
+        <w:t>₂/kWh.</w:t>
       </w:r>
     </w:p>
     <w:p>
@@ -20278,7 +22332,7 @@
       </w:pPr>
       <w:r>
         <w:drawing>
-          <wp:anchor distT="0" distB="0" distL="114300" distR="114300" simplePos="0" relativeHeight="251659776" behindDoc="0" locked="0" layoutInCell="1" allowOverlap="1" wp14:anchorId="1CBBF434" wp14:editId="13A4255D">
+          <wp:anchor distT="0" distB="0" distL="114300" distR="114300" simplePos="0" relativeHeight="251658752" behindDoc="0" locked="0" layoutInCell="1" allowOverlap="1" wp14:anchorId="1CBBF434" wp14:editId="13A4255D">
             <wp:simplePos x="0" y="0"/>
             <wp:positionH relativeFrom="column">
               <wp:posOffset>359410</wp:posOffset>
@@ -20499,6 +22553,29 @@
         <w:pStyle w:val="Titre2"/>
         <w:ind w:firstLine="0"/>
         <w:rPr>
+          <w:rStyle w:val="lev"/>
+          <w:b/>
+          <w:bCs/>
+          <w:color w:val="2E5395"/>
+        </w:rPr>
+      </w:pPr>
+    </w:p>
+    <w:p>
+      <w:pPr>
+        <w:pStyle w:val="Corpsdetexte"/>
+        <w:ind w:left="567" w:right="1128"/>
+        <w:jc w:val="both"/>
+      </w:pPr>
+      <w:r>
+        <w:t>Cette section présente les indicateurs retenus pour évaluer les performances de HEAT2VALUE, explique comment ils sont appliqués et dresse une synthèse globale des résultats obtenus à travers l'ensemble des tests.</w:t>
+      </w:r>
+    </w:p>
+    <w:p>
+      <w:pPr>
+        <w:pStyle w:val="Corpsdetexte"/>
+        <w:ind w:left="567" w:right="1128"/>
+        <w:jc w:val="both"/>
+        <w:rPr>
           <w:color w:val="2E5395"/>
         </w:rPr>
       </w:pPr>
@@ -20522,6 +22599,200 @@
     </w:p>
     <w:p>
       <w:pPr>
+        <w:pStyle w:val="font-claude-response-body"/>
+        <w:ind w:left="567" w:right="1128"/>
+        <w:jc w:val="both"/>
+        <w:rPr>
+          <w:sz w:val="27"/>
+          <w:szCs w:val="27"/>
+        </w:rPr>
+      </w:pPr>
+      <w:r>
+        <w:rPr>
+          <w:sz w:val="27"/>
+          <w:szCs w:val="27"/>
+        </w:rPr>
+        <w:t>Pour évaluer les performances de HEAT2VALUE de manière complète et rigoureuse, quatre indicateurs ont été retenus. Ces indicateurs couvrent l'ensemble des dimensions environnementales identifiées dans l'état de l'art.</w:t>
+      </w:r>
+    </w:p>
+    <w:p>
+      <w:pPr>
+        <w:pStyle w:val="font-claude-response-body"/>
+        <w:ind w:left="567" w:right="1128"/>
+        <w:jc w:val="both"/>
+        <w:rPr>
+          <w:sz w:val="27"/>
+          <w:szCs w:val="27"/>
+        </w:rPr>
+      </w:pPr>
+      <w:r>
+        <w:rPr>
+          <w:rStyle w:val="lev"/>
+          <w:sz w:val="27"/>
+          <w:szCs w:val="27"/>
+        </w:rPr>
+        <w:t xml:space="preserve">Le PUE (Power Usage </w:t>
+      </w:r>
+      <w:proofErr w:type="spellStart"/>
+      <w:r>
+        <w:rPr>
+          <w:rStyle w:val="lev"/>
+          <w:sz w:val="27"/>
+          <w:szCs w:val="27"/>
+        </w:rPr>
+        <w:t>Effectiveness</w:t>
+      </w:r>
+      <w:proofErr w:type="spellEnd"/>
+      <w:r>
+        <w:rPr>
+          <w:rStyle w:val="lev"/>
+          <w:sz w:val="27"/>
+          <w:szCs w:val="27"/>
+        </w:rPr>
+        <w:t>)</w:t>
+      </w:r>
+      <w:r>
+        <w:rPr>
+          <w:sz w:val="27"/>
+          <w:szCs w:val="27"/>
+        </w:rPr>
+        <w:t xml:space="preserve"> mesure l'efficacité électrique du Data Center. Il est retenu car c'est l'indicateur le plus universellement utilisé dans le secteur. Un PUE proche de 1.0 signifie que presque toute l'énergie du bâtiment arrive aux serveurs sans être gaspillée en refroidissement. C'est l'indicateur qui reflète directement l'impact de HEAT2VALUE sur la consommation de refroidissement.</w:t>
+      </w:r>
+    </w:p>
+    <w:p>
+      <w:pPr>
+        <w:pStyle w:val="font-claude-response-body"/>
+        <w:ind w:left="567" w:right="1128"/>
+        <w:jc w:val="both"/>
+        <w:rPr>
+          <w:sz w:val="27"/>
+          <w:szCs w:val="27"/>
+        </w:rPr>
+      </w:pPr>
+      <w:r>
+        <w:rPr>
+          <w:rStyle w:val="lev"/>
+          <w:sz w:val="27"/>
+          <w:szCs w:val="27"/>
+        </w:rPr>
+        <w:t xml:space="preserve">Le CUE (Carbon Usage </w:t>
+      </w:r>
+      <w:proofErr w:type="spellStart"/>
+      <w:r>
+        <w:rPr>
+          <w:rStyle w:val="lev"/>
+          <w:sz w:val="27"/>
+          <w:szCs w:val="27"/>
+        </w:rPr>
+        <w:t>Effectiveness</w:t>
+      </w:r>
+      <w:proofErr w:type="spellEnd"/>
+      <w:r>
+        <w:rPr>
+          <w:rStyle w:val="lev"/>
+          <w:sz w:val="27"/>
+          <w:szCs w:val="27"/>
+        </w:rPr>
+        <w:t>)</w:t>
+      </w:r>
+      <w:r>
+        <w:rPr>
+          <w:sz w:val="27"/>
+          <w:szCs w:val="27"/>
+        </w:rPr>
+        <w:t xml:space="preserve"> mesure les émissions de CO₂ réelles du Data Center. Il est retenu car il capture l'impact environnemental le plus important : les émissions de gaz à effet de serre. C'est aussi l'indicateur le plus sensible à la valorisation de la chaleur, puisque chaque kWh de chaleur réutilisée évite des émissions d'une chaudière à gaz.</w:t>
+      </w:r>
+    </w:p>
+    <w:p>
+      <w:pPr>
+        <w:pStyle w:val="font-claude-response-body"/>
+        <w:ind w:left="567" w:right="1128"/>
+        <w:jc w:val="both"/>
+        <w:rPr>
+          <w:sz w:val="27"/>
+          <w:szCs w:val="27"/>
+        </w:rPr>
+      </w:pPr>
+      <w:r>
+        <w:rPr>
+          <w:rStyle w:val="lev"/>
+          <w:sz w:val="27"/>
+          <w:szCs w:val="27"/>
+        </w:rPr>
+        <w:t xml:space="preserve">Le WUE (Water Usage </w:t>
+      </w:r>
+      <w:proofErr w:type="spellStart"/>
+      <w:r>
+        <w:rPr>
+          <w:rStyle w:val="lev"/>
+          <w:sz w:val="27"/>
+          <w:szCs w:val="27"/>
+        </w:rPr>
+        <w:t>Effectiveness</w:t>
+      </w:r>
+      <w:proofErr w:type="spellEnd"/>
+      <w:r>
+        <w:rPr>
+          <w:rStyle w:val="lev"/>
+          <w:sz w:val="27"/>
+          <w:szCs w:val="27"/>
+        </w:rPr>
+        <w:t>)</w:t>
+      </w:r>
+      <w:r>
+        <w:rPr>
+          <w:sz w:val="27"/>
+          <w:szCs w:val="27"/>
+        </w:rPr>
+        <w:t xml:space="preserve"> mesure la consommation d'eau liée au refroidissement. Il est retenu car il représente une dimension environnementale souvent ignorée mais de plus en plus critique, notamment dans les régions soumises au stress hydrique.</w:t>
+      </w:r>
+    </w:p>
+    <w:p>
+      <w:pPr>
+        <w:pStyle w:val="font-claude-response-body"/>
+        <w:ind w:left="567" w:right="1128"/>
+        <w:jc w:val="both"/>
+        <w:rPr>
+          <w:sz w:val="27"/>
+          <w:szCs w:val="27"/>
+        </w:rPr>
+      </w:pPr>
+      <w:r>
+        <w:rPr>
+          <w:rStyle w:val="lev"/>
+          <w:sz w:val="27"/>
+          <w:szCs w:val="27"/>
+        </w:rPr>
+        <w:t xml:space="preserve">Le HRR (Heat </w:t>
+      </w:r>
+      <w:proofErr w:type="spellStart"/>
+      <w:r>
+        <w:rPr>
+          <w:rStyle w:val="lev"/>
+          <w:sz w:val="27"/>
+          <w:szCs w:val="27"/>
+        </w:rPr>
+        <w:t>Reuse</w:t>
+      </w:r>
+      <w:proofErr w:type="spellEnd"/>
+      <w:r>
+        <w:rPr>
+          <w:rStyle w:val="lev"/>
+          <w:sz w:val="27"/>
+          <w:szCs w:val="27"/>
+        </w:rPr>
+        <w:t xml:space="preserve"> Ratio)</w:t>
+      </w:r>
+      <w:r>
+        <w:rPr>
+          <w:sz w:val="27"/>
+          <w:szCs w:val="27"/>
+        </w:rPr>
+        <w:t xml:space="preserve"> mesure la part de chaleur effectivement valorisée. C'est l'indicateur central de HEAT2VALUE, introduit dans ce mémoire comme contribution originale. Il complète les trois indicateurs classiques en mesurant non plus ce qu'on consomme ou émet, mais ce qu'on valorise.</w:t>
+      </w:r>
+    </w:p>
+    <w:p>
+      <w:pPr>
         <w:pStyle w:val="Titre2"/>
         <w:ind w:left="2154"/>
         <w:rPr>
@@ -20536,6 +22807,457 @@
         <w:t>3.4.2. Mesure de la performance : comment les appliquer</w:t>
       </w:r>
       <w:bookmarkEnd w:id="76"/>
+    </w:p>
+    <w:p>
+      <w:pPr>
+        <w:widowControl/>
+        <w:autoSpaceDE/>
+        <w:autoSpaceDN/>
+        <w:spacing w:before="100" w:beforeAutospacing="1" w:after="100" w:afterAutospacing="1"/>
+        <w:ind w:left="567" w:right="1128"/>
+        <w:jc w:val="both"/>
+        <w:rPr>
+          <w:sz w:val="27"/>
+          <w:szCs w:val="27"/>
+          <w:lang w:eastAsia="fr-FR"/>
+        </w:rPr>
+      </w:pPr>
+      <w:r>
+        <w:rPr>
+          <w:sz w:val="27"/>
+          <w:szCs w:val="27"/>
+          <w:lang w:eastAsia="fr-FR"/>
+        </w:rPr>
+        <w:t>Pour mesurer la performance de HEAT2VALUE de manière objective, chaque indicateur est calculé selon une méthode précise et comparé à une valeur de référence correspondant au comportement d'un Data Center classique sans optimisation.</w:t>
+      </w:r>
+    </w:p>
+    <w:p>
+      <w:pPr>
+        <w:widowControl/>
+        <w:autoSpaceDE/>
+        <w:autoSpaceDN/>
+        <w:spacing w:before="100" w:beforeAutospacing="1" w:after="100" w:afterAutospacing="1"/>
+        <w:ind w:left="567" w:right="1128"/>
+        <w:jc w:val="both"/>
+        <w:rPr>
+          <w:sz w:val="27"/>
+          <w:szCs w:val="27"/>
+          <w:lang w:eastAsia="fr-FR"/>
+        </w:rPr>
+      </w:pPr>
+      <w:r>
+        <w:rPr>
+          <w:b/>
+          <w:bCs/>
+          <w:sz w:val="27"/>
+          <w:szCs w:val="27"/>
+          <w:lang w:eastAsia="fr-FR"/>
+        </w:rPr>
+        <w:t>Pour le PUE</w:t>
+      </w:r>
+      <w:r>
+        <w:rPr>
+          <w:sz w:val="27"/>
+          <w:szCs w:val="27"/>
+          <w:lang w:eastAsia="fr-FR"/>
+        </w:rPr>
+        <w:t>, la valeur de référence est 1.30, qui correspond à un Data Center utilisant un système de refroidissement classique consommant 30% de la puissance IT. HEAT2VALUE est évalué par la réduction de cette valeur vers 1.0.</w:t>
+      </w:r>
+    </w:p>
+    <w:p>
+      <w:pPr>
+        <w:widowControl/>
+        <w:autoSpaceDE/>
+        <w:autoSpaceDN/>
+        <w:spacing w:before="100" w:beforeAutospacing="1" w:after="100" w:afterAutospacing="1"/>
+        <w:ind w:left="567" w:right="1128"/>
+        <w:jc w:val="both"/>
+        <w:rPr>
+          <w:sz w:val="27"/>
+          <w:szCs w:val="27"/>
+          <w:lang w:eastAsia="fr-FR"/>
+        </w:rPr>
+      </w:pPr>
+      <w:r>
+        <w:rPr>
+          <w:b/>
+          <w:bCs/>
+          <w:sz w:val="27"/>
+          <w:szCs w:val="27"/>
+          <w:lang w:eastAsia="fr-FR"/>
+        </w:rPr>
+        <w:t>Pour le CUE</w:t>
+      </w:r>
+      <w:r>
+        <w:rPr>
+          <w:sz w:val="27"/>
+          <w:szCs w:val="27"/>
+          <w:lang w:eastAsia="fr-FR"/>
+        </w:rPr>
+        <w:t xml:space="preserve">, la valeur de référence est calculée en multipliant l'énergie totale consommée par l'intensité carbone du réseau à chaque instant, sans aucune </w:t>
+      </w:r>
+      <w:r>
+        <w:rPr>
+          <w:sz w:val="27"/>
+          <w:szCs w:val="27"/>
+          <w:lang w:eastAsia="fr-FR"/>
+        </w:rPr>
+        <w:lastRenderedPageBreak/>
+        <w:t>déduction d'émissions évitées. HEAT2VALUE est évalué par la réduction des émissions nettes grâce à la valorisation de la chaleur.</w:t>
+      </w:r>
+    </w:p>
+    <w:p>
+      <w:pPr>
+        <w:widowControl/>
+        <w:autoSpaceDE/>
+        <w:autoSpaceDN/>
+        <w:spacing w:before="100" w:beforeAutospacing="1" w:after="100" w:afterAutospacing="1"/>
+        <w:ind w:left="567" w:right="1128"/>
+        <w:jc w:val="both"/>
+        <w:rPr>
+          <w:sz w:val="27"/>
+          <w:szCs w:val="27"/>
+          <w:lang w:eastAsia="fr-FR"/>
+        </w:rPr>
+      </w:pPr>
+      <w:r>
+        <w:rPr>
+          <w:b/>
+          <w:bCs/>
+          <w:sz w:val="27"/>
+          <w:szCs w:val="27"/>
+          <w:lang w:eastAsia="fr-FR"/>
+        </w:rPr>
+        <w:t>Pour le WUE</w:t>
+      </w:r>
+      <w:r>
+        <w:rPr>
+          <w:sz w:val="27"/>
+          <w:szCs w:val="27"/>
+          <w:lang w:eastAsia="fr-FR"/>
+        </w:rPr>
+        <w:t>, la valeur de référence est 1.8 L/kWh, qui correspond à la consommation d'eau d'un système de climatisation classique par évaporation. HEAT2VALUE est évalué par la réduction de cette consommation selon le mode de refroidissement choisi.</w:t>
+      </w:r>
+    </w:p>
+    <w:p>
+      <w:pPr>
+        <w:widowControl/>
+        <w:autoSpaceDE/>
+        <w:autoSpaceDN/>
+        <w:spacing w:before="100" w:beforeAutospacing="1" w:after="100" w:afterAutospacing="1"/>
+        <w:ind w:left="567" w:right="1128"/>
+        <w:jc w:val="both"/>
+        <w:rPr>
+          <w:sz w:val="27"/>
+          <w:szCs w:val="27"/>
+          <w:lang w:eastAsia="fr-FR"/>
+        </w:rPr>
+      </w:pPr>
+      <w:r>
+        <w:rPr>
+          <w:b/>
+          <w:bCs/>
+          <w:sz w:val="27"/>
+          <w:szCs w:val="27"/>
+          <w:lang w:eastAsia="fr-FR"/>
+        </w:rPr>
+        <w:t>Pour le HRR</w:t>
+      </w:r>
+      <w:r>
+        <w:rPr>
+          <w:sz w:val="27"/>
+          <w:szCs w:val="27"/>
+          <w:lang w:eastAsia="fr-FR"/>
+        </w:rPr>
+        <w:t>, la valeur de référence est 0, qui correspond à un Data Center classique sans aucune valorisation de chaleur. HEAT2VALUE est évalué par la hausse de cet indicateur vers 1.0.</w:t>
+      </w:r>
+    </w:p>
+    <w:p>
+      <w:pPr>
+        <w:widowControl/>
+        <w:autoSpaceDE/>
+        <w:autoSpaceDN/>
+        <w:spacing w:before="100" w:beforeAutospacing="1" w:after="100" w:afterAutospacing="1"/>
+        <w:ind w:left="567" w:right="1128"/>
+        <w:jc w:val="both"/>
+        <w:rPr>
+          <w:sz w:val="27"/>
+          <w:szCs w:val="27"/>
+          <w:lang w:eastAsia="fr-FR"/>
+        </w:rPr>
+      </w:pPr>
+      <w:r>
+        <w:rPr>
+          <w:sz w:val="27"/>
+          <w:szCs w:val="27"/>
+          <w:lang w:eastAsia="fr-FR"/>
+        </w:rPr>
+        <w:t>La performance globale de HEAT2VALUE est ensuite mesurée par le Score H2V défini au chapitre 2 :</w:t>
+      </w:r>
+    </w:p>
+    <w:p>
+      <w:pPr>
+        <w:widowControl/>
+        <w:autoSpaceDE/>
+        <w:autoSpaceDN/>
+        <w:spacing w:before="100" w:beforeAutospacing="1" w:after="100" w:afterAutospacing="1"/>
+        <w:ind w:left="567" w:right="1128"/>
+        <w:jc w:val="both"/>
+        <w:rPr>
+          <w:sz w:val="27"/>
+          <w:szCs w:val="27"/>
+          <w:lang w:eastAsia="fr-FR"/>
+        </w:rPr>
+      </w:pPr>
+      <m:oMathPara>
+        <m:oMath>
+          <m:r>
+            <m:rPr>
+              <m:sty m:val="bi"/>
+            </m:rPr>
+            <w:rPr>
+              <w:rFonts w:ascii="Cambria Math" w:hAnsi="Cambria Math"/>
+              <w:sz w:val="27"/>
+              <w:szCs w:val="27"/>
+            </w:rPr>
+            <m:t>Scor</m:t>
+          </m:r>
+          <m:sSub>
+            <m:sSubPr>
+              <m:ctrlPr>
+                <w:rPr>
+                  <w:rFonts w:ascii="Cambria Math" w:hAnsi="Cambria Math"/>
+                  <w:sz w:val="27"/>
+                  <w:szCs w:val="27"/>
+                </w:rPr>
+              </m:ctrlPr>
+            </m:sSubPr>
+            <m:e>
+              <m:r>
+                <m:rPr>
+                  <m:sty m:val="bi"/>
+                </m:rPr>
+                <w:rPr>
+                  <w:rFonts w:ascii="Cambria Math" w:hAnsi="Cambria Math"/>
+                  <w:sz w:val="27"/>
+                  <w:szCs w:val="27"/>
+                </w:rPr>
+                <m:t>e</m:t>
+              </m:r>
+            </m:e>
+            <m:sub>
+              <m:r>
+                <m:rPr>
+                  <m:sty m:val="bi"/>
+                </m:rPr>
+                <w:rPr>
+                  <w:rFonts w:ascii="Cambria Math" w:hAnsi="Cambria Math"/>
+                  <w:sz w:val="27"/>
+                  <w:szCs w:val="27"/>
+                </w:rPr>
+                <m:t>H</m:t>
+              </m:r>
+              <m:r>
+                <m:rPr>
+                  <m:sty m:val="bi"/>
+                </m:rPr>
+                <w:rPr>
+                  <w:rFonts w:ascii="Cambria Math" w:hAnsi="Cambria Math"/>
+                  <w:sz w:val="27"/>
+                  <w:szCs w:val="27"/>
+                </w:rPr>
+                <m:t>2</m:t>
+              </m:r>
+              <m:r>
+                <m:rPr>
+                  <m:sty m:val="bi"/>
+                </m:rPr>
+                <w:rPr>
+                  <w:rFonts w:ascii="Cambria Math" w:hAnsi="Cambria Math"/>
+                  <w:sz w:val="27"/>
+                  <w:szCs w:val="27"/>
+                </w:rPr>
+                <m:t>V</m:t>
+              </m:r>
+            </m:sub>
+          </m:sSub>
+          <m:r>
+            <w:rPr>
+              <w:rFonts w:ascii="Cambria Math" w:hAnsi="Cambria Math"/>
+              <w:sz w:val="27"/>
+              <w:szCs w:val="27"/>
+            </w:rPr>
+            <m:t>=</m:t>
+          </m:r>
+          <m:r>
+            <m:rPr>
+              <m:sty m:val="bi"/>
+            </m:rPr>
+            <w:rPr>
+              <w:rFonts w:ascii="Cambria Math" w:hAnsi="Cambria Math"/>
+              <w:sz w:val="27"/>
+              <w:szCs w:val="27"/>
+            </w:rPr>
+            <m:t>α</m:t>
+          </m:r>
+          <m:r>
+            <w:rPr>
+              <w:rFonts w:ascii="Cambria Math" w:hAnsi="Cambria Math"/>
+              <w:sz w:val="27"/>
+              <w:szCs w:val="27"/>
+            </w:rPr>
+            <m:t>⋅</m:t>
+          </m:r>
+          <m:r>
+            <m:rPr>
+              <m:sty m:val="bi"/>
+            </m:rPr>
+            <w:rPr>
+              <w:rFonts w:ascii="Cambria Math" w:hAnsi="Cambria Math"/>
+              <w:sz w:val="27"/>
+              <w:szCs w:val="27"/>
+            </w:rPr>
+            <m:t>PUE</m:t>
+          </m:r>
+          <m:r>
+            <w:rPr>
+              <w:rFonts w:ascii="Cambria Math" w:hAnsi="Cambria Math"/>
+              <w:sz w:val="27"/>
+              <w:szCs w:val="27"/>
+            </w:rPr>
+            <m:t>+</m:t>
+          </m:r>
+          <m:r>
+            <m:rPr>
+              <m:sty m:val="bi"/>
+            </m:rPr>
+            <w:rPr>
+              <w:rFonts w:ascii="Cambria Math" w:hAnsi="Cambria Math"/>
+              <w:sz w:val="27"/>
+              <w:szCs w:val="27"/>
+            </w:rPr>
+            <m:t>β</m:t>
+          </m:r>
+          <m:r>
+            <w:rPr>
+              <w:rFonts w:ascii="Cambria Math" w:hAnsi="Cambria Math"/>
+              <w:sz w:val="27"/>
+              <w:szCs w:val="27"/>
+            </w:rPr>
+            <m:t>⋅</m:t>
+          </m:r>
+          <m:r>
+            <m:rPr>
+              <m:sty m:val="bi"/>
+            </m:rPr>
+            <w:rPr>
+              <w:rFonts w:ascii="Cambria Math" w:hAnsi="Cambria Math"/>
+              <w:sz w:val="27"/>
+              <w:szCs w:val="27"/>
+            </w:rPr>
+            <m:t>CUE</m:t>
+          </m:r>
+          <m:r>
+            <w:rPr>
+              <w:rFonts w:ascii="Cambria Math" w:hAnsi="Cambria Math"/>
+              <w:sz w:val="27"/>
+              <w:szCs w:val="27"/>
+            </w:rPr>
+            <m:t>+</m:t>
+          </m:r>
+          <m:r>
+            <m:rPr>
+              <m:sty m:val="bi"/>
+            </m:rPr>
+            <w:rPr>
+              <w:rFonts w:ascii="Cambria Math" w:hAnsi="Cambria Math"/>
+              <w:sz w:val="27"/>
+              <w:szCs w:val="27"/>
+            </w:rPr>
+            <m:t>γ</m:t>
+          </m:r>
+          <m:r>
+            <w:rPr>
+              <w:rFonts w:ascii="Cambria Math" w:hAnsi="Cambria Math"/>
+              <w:sz w:val="27"/>
+              <w:szCs w:val="27"/>
+            </w:rPr>
+            <m:t>⋅</m:t>
+          </m:r>
+          <m:r>
+            <m:rPr>
+              <m:sty m:val="bi"/>
+            </m:rPr>
+            <w:rPr>
+              <w:rFonts w:ascii="Cambria Math" w:hAnsi="Cambria Math"/>
+              <w:sz w:val="27"/>
+              <w:szCs w:val="27"/>
+            </w:rPr>
+            <m:t>WUE</m:t>
+          </m:r>
+          <m:r>
+            <w:rPr>
+              <w:rFonts w:ascii="Cambria Math" w:hAnsi="Cambria Math"/>
+              <w:sz w:val="27"/>
+              <w:szCs w:val="27"/>
+            </w:rPr>
+            <m:t>-</m:t>
+          </m:r>
+          <m:r>
+            <m:rPr>
+              <m:sty m:val="bi"/>
+            </m:rPr>
+            <w:rPr>
+              <w:rFonts w:ascii="Cambria Math" w:hAnsi="Cambria Math"/>
+              <w:sz w:val="27"/>
+              <w:szCs w:val="27"/>
+            </w:rPr>
+            <m:t>δ</m:t>
+          </m:r>
+          <m:r>
+            <w:rPr>
+              <w:rFonts w:ascii="Cambria Math" w:hAnsi="Cambria Math"/>
+              <w:sz w:val="27"/>
+              <w:szCs w:val="27"/>
+            </w:rPr>
+            <m:t>⋅</m:t>
+          </m:r>
+          <m:r>
+            <m:rPr>
+              <m:sty m:val="bi"/>
+            </m:rPr>
+            <w:rPr>
+              <w:rFonts w:ascii="Cambria Math" w:hAnsi="Cambria Math"/>
+              <w:sz w:val="27"/>
+              <w:szCs w:val="27"/>
+            </w:rPr>
+            <m:t>HRR</m:t>
+          </m:r>
+        </m:oMath>
+      </m:oMathPara>
+    </w:p>
+    <w:p>
+      <w:pPr>
+        <w:widowControl/>
+        <w:autoSpaceDE/>
+        <w:autoSpaceDN/>
+        <w:spacing w:before="100" w:beforeAutospacing="1" w:after="100" w:afterAutospacing="1"/>
+        <w:ind w:left="567" w:right="1128"/>
+        <w:jc w:val="both"/>
+        <w:rPr>
+          <w:sz w:val="27"/>
+          <w:szCs w:val="27"/>
+          <w:lang w:eastAsia="fr-FR"/>
+        </w:rPr>
+      </w:pPr>
+      <w:r>
+        <w:rPr>
+          <w:sz w:val="27"/>
+          <w:szCs w:val="27"/>
+          <w:lang w:eastAsia="fr-FR"/>
+        </w:rPr>
+        <w:t>Un score bas indique une meilleure performance environnementale globale.</w:t>
+      </w:r>
     </w:p>
     <w:p>
       <w:pPr>
@@ -20739,7 +23461,43 @@
           <w:i/>
           <w:sz w:val="24"/>
         </w:rPr>
-        <w:t xml:space="preserve">Energy Efficient Servers : Blueprints for Data Center Optimization. </w:t>
+        <w:t xml:space="preserve">Energy Efficient Servers : </w:t>
+      </w:r>
+      <w:proofErr w:type="spellStart"/>
+      <w:r>
+        <w:rPr>
+          <w:rFonts w:ascii="Calibri" w:hAnsi="Calibri"/>
+          <w:i/>
+          <w:sz w:val="24"/>
+        </w:rPr>
+        <w:t>Blueprints</w:t>
+      </w:r>
+      <w:proofErr w:type="spellEnd"/>
+      <w:r>
+        <w:rPr>
+          <w:rFonts w:ascii="Calibri" w:hAnsi="Calibri"/>
+          <w:i/>
+          <w:sz w:val="24"/>
+        </w:rPr>
+        <w:t xml:space="preserve"> for Data Center </w:t>
+      </w:r>
+      <w:proofErr w:type="spellStart"/>
+      <w:r>
+        <w:rPr>
+          <w:rFonts w:ascii="Calibri" w:hAnsi="Calibri"/>
+          <w:i/>
+          <w:sz w:val="24"/>
+        </w:rPr>
+        <w:t>Optimization</w:t>
+      </w:r>
+      <w:proofErr w:type="spellEnd"/>
+      <w:r>
+        <w:rPr>
+          <w:rFonts w:ascii="Calibri" w:hAnsi="Calibri"/>
+          <w:i/>
+          <w:sz w:val="24"/>
+        </w:rPr>
+        <w:t xml:space="preserve">. </w:t>
       </w:r>
       <w:r>
         <w:rPr>
@@ -20774,15 +23532,90 @@
           <w:b/>
           <w:sz w:val="24"/>
         </w:rPr>
-        <w:t xml:space="preserve">Al-Shatnawi, A. M. </w:t>
+        <w:t>Al-</w:t>
+      </w:r>
+      <w:proofErr w:type="spellStart"/>
+      <w:r>
+        <w:rPr>
+          <w:rFonts w:ascii="Calibri" w:hAnsi="Calibri"/>
+          <w:b/>
+          <w:sz w:val="24"/>
+        </w:rPr>
+        <w:t>Shatnawi</w:t>
+      </w:r>
+      <w:proofErr w:type="spellEnd"/>
+      <w:r>
+        <w:rPr>
+          <w:rFonts w:ascii="Calibri" w:hAnsi="Calibri"/>
+          <w:b/>
+          <w:sz w:val="24"/>
+        </w:rPr>
+        <w:t xml:space="preserve">, A. M. </w:t>
       </w:r>
       <w:r>
         <w:rPr>
           <w:rFonts w:ascii="Calibri" w:hAnsi="Calibri"/>
           <w:sz w:val="24"/>
         </w:rPr>
-        <w:t>(2024). Integrating Renewable Energy Sources into Cloud Computing</w:t>
-      </w:r>
+        <w:t xml:space="preserve">(2024). </w:t>
+      </w:r>
+      <w:proofErr w:type="spellStart"/>
+      <w:r>
+        <w:rPr>
+          <w:rFonts w:ascii="Calibri" w:hAnsi="Calibri"/>
+          <w:sz w:val="24"/>
+        </w:rPr>
+        <w:t>Integrating</w:t>
+      </w:r>
+      <w:proofErr w:type="spellEnd"/>
+      <w:r>
+        <w:rPr>
+          <w:rFonts w:ascii="Calibri" w:hAnsi="Calibri"/>
+          <w:sz w:val="24"/>
+        </w:rPr>
+        <w:t xml:space="preserve"> </w:t>
+      </w:r>
+      <w:proofErr w:type="spellStart"/>
+      <w:r>
+        <w:rPr>
+          <w:rFonts w:ascii="Calibri" w:hAnsi="Calibri"/>
+          <w:sz w:val="24"/>
+        </w:rPr>
+        <w:t>Renewable</w:t>
+      </w:r>
+      <w:proofErr w:type="spellEnd"/>
+      <w:r>
+        <w:rPr>
+          <w:rFonts w:ascii="Calibri" w:hAnsi="Calibri"/>
+          <w:sz w:val="24"/>
+        </w:rPr>
+        <w:t xml:space="preserve"> Energy Sources </w:t>
+      </w:r>
+      <w:proofErr w:type="spellStart"/>
+      <w:r>
+        <w:rPr>
+          <w:rFonts w:ascii="Calibri" w:hAnsi="Calibri"/>
+          <w:sz w:val="24"/>
+        </w:rPr>
+        <w:t>into</w:t>
+      </w:r>
+      <w:proofErr w:type="spellEnd"/>
+      <w:r>
+        <w:rPr>
+          <w:rFonts w:ascii="Calibri" w:hAnsi="Calibri"/>
+          <w:sz w:val="24"/>
+        </w:rPr>
+        <w:t xml:space="preserve"> Cloud </w:t>
+      </w:r>
+      <w:proofErr w:type="spellStart"/>
+      <w:r>
+        <w:rPr>
+          <w:rFonts w:ascii="Calibri" w:hAnsi="Calibri"/>
+          <w:sz w:val="24"/>
+        </w:rPr>
+        <w:t>Computing</w:t>
+      </w:r>
+      <w:proofErr w:type="spellEnd"/>
       <w:r>
         <w:rPr>
           <w:rFonts w:ascii="Calibri" w:hAnsi="Calibri"/>
@@ -20796,7 +23629,23 @@
           <w:rFonts w:ascii="Calibri" w:hAnsi="Calibri"/>
           <w:sz w:val="24"/>
         </w:rPr>
-        <w:t xml:space="preserve">Data Centers : Challenges and Solutions. ResearchGate. Récupéré sur </w:t>
+        <w:t xml:space="preserve">Data Centers : Challenges and Solutions. </w:t>
+      </w:r>
+      <w:proofErr w:type="spellStart"/>
+      <w:r>
+        <w:rPr>
+          <w:rFonts w:ascii="Calibri" w:hAnsi="Calibri"/>
+          <w:sz w:val="24"/>
+        </w:rPr>
+        <w:t>ResearchGate</w:t>
+      </w:r>
+      <w:proofErr w:type="spellEnd"/>
+      <w:r>
+        <w:rPr>
+          <w:rFonts w:ascii="Calibri" w:hAnsi="Calibri"/>
+          <w:sz w:val="24"/>
+        </w:rPr>
+        <w:t xml:space="preserve">. Récupéré sur </w:t>
       </w:r>
       <w:r>
         <w:rPr>
@@ -20874,8 +23723,17 @@
           <w:rFonts w:ascii="Calibri" w:hAnsi="Calibri"/>
           <w:sz w:val="24"/>
         </w:rPr>
-        <w:t>(2025). Energy-Aware</w:t>
-      </w:r>
+        <w:t>(2025). Energy-</w:t>
+      </w:r>
+      <w:proofErr w:type="spellStart"/>
+      <w:r>
+        <w:rPr>
+          <w:rFonts w:ascii="Calibri" w:hAnsi="Calibri"/>
+          <w:sz w:val="24"/>
+        </w:rPr>
+        <w:t>Aware</w:t>
+      </w:r>
+      <w:proofErr w:type="spellEnd"/>
       <w:r>
         <w:rPr>
           <w:rFonts w:ascii="Calibri" w:hAnsi="Calibri"/>
@@ -20934,8 +23792,17 @@
           <w:rFonts w:ascii="Calibri" w:hAnsi="Calibri"/>
           <w:sz w:val="24"/>
         </w:rPr>
-        <w:t>A Sustainable</w:t>
-      </w:r>
+        <w:t xml:space="preserve">A </w:t>
+      </w:r>
+      <w:proofErr w:type="spellStart"/>
+      <w:r>
+        <w:rPr>
+          <w:rFonts w:ascii="Calibri" w:hAnsi="Calibri"/>
+          <w:sz w:val="24"/>
+        </w:rPr>
+        <w:t>Sustainable</w:t>
+      </w:r>
+      <w:proofErr w:type="spellEnd"/>
       <w:r>
         <w:rPr>
           <w:rFonts w:ascii="Calibri" w:hAnsi="Calibri"/>
@@ -20944,12 +23811,71 @@
         </w:rPr>
         <w:t xml:space="preserve"> </w:t>
       </w:r>
+      <w:proofErr w:type="spellStart"/>
       <w:r>
         <w:rPr>
           <w:rFonts w:ascii="Calibri" w:hAnsi="Calibri"/>
           <w:sz w:val="24"/>
         </w:rPr>
-        <w:t>Approach to Reducing Carbon Footprint. arXiv. Récupéré sur https://arxiv.org/abs/2509.10462</w:t>
+        <w:t>Approach</w:t>
+      </w:r>
+      <w:proofErr w:type="spellEnd"/>
+      <w:r>
+        <w:rPr>
+          <w:rFonts w:ascii="Calibri" w:hAnsi="Calibri"/>
+          <w:sz w:val="24"/>
+        </w:rPr>
+        <w:t xml:space="preserve"> to </w:t>
+      </w:r>
+      <w:proofErr w:type="spellStart"/>
+      <w:r>
+        <w:rPr>
+          <w:rFonts w:ascii="Calibri" w:hAnsi="Calibri"/>
+          <w:sz w:val="24"/>
+        </w:rPr>
+        <w:t>Reducing</w:t>
+      </w:r>
+      <w:proofErr w:type="spellEnd"/>
+      <w:r>
+        <w:rPr>
+          <w:rFonts w:ascii="Calibri" w:hAnsi="Calibri"/>
+          <w:sz w:val="24"/>
+        </w:rPr>
+        <w:t xml:space="preserve"> Carbon </w:t>
+      </w:r>
+      <w:proofErr w:type="spellStart"/>
+      <w:r>
+        <w:rPr>
+          <w:rFonts w:ascii="Calibri" w:hAnsi="Calibri"/>
+          <w:sz w:val="24"/>
+        </w:rPr>
+        <w:t>Footprint</w:t>
+      </w:r>
+      <w:proofErr w:type="spellEnd"/>
+      <w:r>
+        <w:rPr>
+          <w:rFonts w:ascii="Calibri" w:hAnsi="Calibri"/>
+          <w:sz w:val="24"/>
+        </w:rPr>
+        <w:t xml:space="preserve">. </w:t>
+      </w:r>
+      <w:proofErr w:type="spellStart"/>
+      <w:proofErr w:type="gramStart"/>
+      <w:r>
+        <w:rPr>
+          <w:rFonts w:ascii="Calibri" w:hAnsi="Calibri"/>
+          <w:sz w:val="24"/>
+        </w:rPr>
+        <w:t>arXiv</w:t>
+      </w:r>
+      <w:proofErr w:type="spellEnd"/>
+      <w:proofErr w:type="gramEnd"/>
+      <w:r>
+        <w:rPr>
+          <w:rFonts w:ascii="Calibri" w:hAnsi="Calibri"/>
+          <w:sz w:val="24"/>
+        </w:rPr>
+        <w:t>. Récupéré sur https://arxiv.org/abs/2509.10462</w:t>
       </w:r>
     </w:p>
     <w:p>
@@ -20984,7 +23910,57 @@
           <w:rFonts w:ascii="Calibri" w:hAnsi="Calibri"/>
           <w:sz w:val="24"/>
         </w:rPr>
-        <w:t>(2025). Deep Reinforcement Learning for Real-Time Green Energy Integration in Data Centers. arXiv. Récupéré sur https://arxiv.org/abs/2507.21153</w:t>
+        <w:t xml:space="preserve">(2025). Deep </w:t>
+      </w:r>
+      <w:proofErr w:type="spellStart"/>
+      <w:r>
+        <w:rPr>
+          <w:rFonts w:ascii="Calibri" w:hAnsi="Calibri"/>
+          <w:sz w:val="24"/>
+        </w:rPr>
+        <w:t>Reinforcement</w:t>
+      </w:r>
+      <w:proofErr w:type="spellEnd"/>
+      <w:r>
+        <w:rPr>
+          <w:rFonts w:ascii="Calibri" w:hAnsi="Calibri"/>
+          <w:sz w:val="24"/>
+        </w:rPr>
+        <w:t xml:space="preserve"> Learning for Real-Time Green Energy </w:t>
+      </w:r>
+      <w:proofErr w:type="spellStart"/>
+      <w:r>
+        <w:rPr>
+          <w:rFonts w:ascii="Calibri" w:hAnsi="Calibri"/>
+          <w:sz w:val="24"/>
+        </w:rPr>
+        <w:t>Integration</w:t>
+      </w:r>
+      <w:proofErr w:type="spellEnd"/>
+      <w:r>
+        <w:rPr>
+          <w:rFonts w:ascii="Calibri" w:hAnsi="Calibri"/>
+          <w:sz w:val="24"/>
+        </w:rPr>
+        <w:t xml:space="preserve"> in Data Centers. </w:t>
+      </w:r>
+      <w:proofErr w:type="spellStart"/>
+      <w:proofErr w:type="gramStart"/>
+      <w:r>
+        <w:rPr>
+          <w:rFonts w:ascii="Calibri" w:hAnsi="Calibri"/>
+          <w:sz w:val="24"/>
+        </w:rPr>
+        <w:t>arXiv</w:t>
+      </w:r>
+      <w:proofErr w:type="spellEnd"/>
+      <w:proofErr w:type="gramEnd"/>
+      <w:r>
+        <w:rPr>
+          <w:rFonts w:ascii="Calibri" w:hAnsi="Calibri"/>
+          <w:sz w:val="24"/>
+        </w:rPr>
+        <w:t>. Récupéré sur https://arxiv.org/abs/2507.21153</w:t>
       </w:r>
     </w:p>
     <w:p>
@@ -21036,8 +24012,17 @@
           <w:rFonts w:ascii="Calibri" w:hAnsi="Calibri"/>
           <w:sz w:val="24"/>
         </w:rPr>
-        <w:t>(2025). Learning-Enabled</w:t>
-      </w:r>
+        <w:t>(2025). Learning-</w:t>
+      </w:r>
+      <w:proofErr w:type="spellStart"/>
+      <w:r>
+        <w:rPr>
+          <w:rFonts w:ascii="Calibri" w:hAnsi="Calibri"/>
+          <w:sz w:val="24"/>
+        </w:rPr>
+        <w:t>Enabled</w:t>
+      </w:r>
+      <w:proofErr w:type="spellEnd"/>
       <w:r>
         <w:rPr>
           <w:rFonts w:ascii="Calibri" w:hAnsi="Calibri"/>
@@ -21126,7 +24111,25 @@
           <w:rFonts w:ascii="Calibri" w:hAnsi="Calibri"/>
           <w:sz w:val="24"/>
         </w:rPr>
-        <w:t>Centers. arXiv. Récupéré sur https://arxiv.org/abs/2508.06994</w:t>
+        <w:t xml:space="preserve">Centers. </w:t>
+      </w:r>
+      <w:proofErr w:type="spellStart"/>
+      <w:proofErr w:type="gramStart"/>
+      <w:r>
+        <w:rPr>
+          <w:rFonts w:ascii="Calibri" w:hAnsi="Calibri"/>
+          <w:sz w:val="24"/>
+        </w:rPr>
+        <w:t>arXiv</w:t>
+      </w:r>
+      <w:proofErr w:type="spellEnd"/>
+      <w:proofErr w:type="gramEnd"/>
+      <w:r>
+        <w:rPr>
+          <w:rFonts w:ascii="Calibri" w:hAnsi="Calibri"/>
+          <w:sz w:val="24"/>
+        </w:rPr>
+        <w:t>. Récupéré sur https://arxiv.org/abs/2508.06994</w:t>
       </w:r>
     </w:p>
     <w:p>
@@ -21161,7 +24164,105 @@
           <w:rFonts w:ascii="Calibri" w:hAnsi="Calibri"/>
           <w:sz w:val="24"/>
         </w:rPr>
-        <w:t xml:space="preserve">(2023). SHIELD : Sustainable Hybrid Evolutionary Learning Framework for Carbon, Wastewater, and Energy-Aware Data Center Management. arXiv. Récupéré sur </w:t>
+        <w:t xml:space="preserve">(2023). SHIELD : </w:t>
+      </w:r>
+      <w:proofErr w:type="spellStart"/>
+      <w:r>
+        <w:rPr>
+          <w:rFonts w:ascii="Calibri" w:hAnsi="Calibri"/>
+          <w:sz w:val="24"/>
+        </w:rPr>
+        <w:t>Sustainable</w:t>
+      </w:r>
+      <w:proofErr w:type="spellEnd"/>
+      <w:r>
+        <w:rPr>
+          <w:rFonts w:ascii="Calibri" w:hAnsi="Calibri"/>
+          <w:sz w:val="24"/>
+        </w:rPr>
+        <w:t xml:space="preserve"> </w:t>
+      </w:r>
+      <w:proofErr w:type="spellStart"/>
+      <w:r>
+        <w:rPr>
+          <w:rFonts w:ascii="Calibri" w:hAnsi="Calibri"/>
+          <w:sz w:val="24"/>
+        </w:rPr>
+        <w:t>Hybrid</w:t>
+      </w:r>
+      <w:proofErr w:type="spellEnd"/>
+      <w:r>
+        <w:rPr>
+          <w:rFonts w:ascii="Calibri" w:hAnsi="Calibri"/>
+          <w:sz w:val="24"/>
+        </w:rPr>
+        <w:t xml:space="preserve"> </w:t>
+      </w:r>
+      <w:proofErr w:type="spellStart"/>
+      <w:r>
+        <w:rPr>
+          <w:rFonts w:ascii="Calibri" w:hAnsi="Calibri"/>
+          <w:sz w:val="24"/>
+        </w:rPr>
+        <w:t>Evolutionary</w:t>
+      </w:r>
+      <w:proofErr w:type="spellEnd"/>
+      <w:r>
+        <w:rPr>
+          <w:rFonts w:ascii="Calibri" w:hAnsi="Calibri"/>
+          <w:sz w:val="24"/>
+        </w:rPr>
+        <w:t xml:space="preserve"> Learning Framework for Carbon, </w:t>
+      </w:r>
+      <w:proofErr w:type="spellStart"/>
+      <w:r>
+        <w:rPr>
+          <w:rFonts w:ascii="Calibri" w:hAnsi="Calibri"/>
+          <w:sz w:val="24"/>
+        </w:rPr>
+        <w:t>Wastewater</w:t>
+      </w:r>
+      <w:proofErr w:type="spellEnd"/>
+      <w:r>
+        <w:rPr>
+          <w:rFonts w:ascii="Calibri" w:hAnsi="Calibri"/>
+          <w:sz w:val="24"/>
+        </w:rPr>
+        <w:t>, and Energy-</w:t>
+      </w:r>
+      <w:proofErr w:type="spellStart"/>
+      <w:r>
+        <w:rPr>
+          <w:rFonts w:ascii="Calibri" w:hAnsi="Calibri"/>
+          <w:sz w:val="24"/>
+        </w:rPr>
+        <w:t>Aware</w:t>
+      </w:r>
+      <w:proofErr w:type="spellEnd"/>
+      <w:r>
+        <w:rPr>
+          <w:rFonts w:ascii="Calibri" w:hAnsi="Calibri"/>
+          <w:sz w:val="24"/>
+        </w:rPr>
+        <w:t xml:space="preserve"> Data Center Management. </w:t>
+      </w:r>
+      <w:proofErr w:type="spellStart"/>
+      <w:proofErr w:type="gramStart"/>
+      <w:r>
+        <w:rPr>
+          <w:rFonts w:ascii="Calibri" w:hAnsi="Calibri"/>
+          <w:sz w:val="24"/>
+        </w:rPr>
+        <w:t>arXiv</w:t>
+      </w:r>
+      <w:proofErr w:type="spellEnd"/>
+      <w:proofErr w:type="gramEnd"/>
+      <w:r>
+        <w:rPr>
+          <w:rFonts w:ascii="Calibri" w:hAnsi="Calibri"/>
+          <w:sz w:val="24"/>
+        </w:rPr>
+        <w:t xml:space="preserve">. Récupéré sur </w:t>
       </w:r>
       <w:r>
         <w:rPr>
@@ -21204,7 +24305,96 @@
           <w:rFonts w:ascii="Calibri" w:hAnsi="Calibri"/>
           <w:sz w:val="24"/>
         </w:rPr>
-        <w:t>(2025). Carbon-Aware Cloud Computing: AI-Driven Predictive Modeling and Dynamic Optimization. Journal of Progress in Engineering, Humanities and Social Sciences. Récupéré sur https://doi.org/10.63163/jpehss.v3i3.619</w:t>
+        <w:t>(2025). Carbon-</w:t>
+      </w:r>
+      <w:proofErr w:type="spellStart"/>
+      <w:r>
+        <w:rPr>
+          <w:rFonts w:ascii="Calibri" w:hAnsi="Calibri"/>
+          <w:sz w:val="24"/>
+        </w:rPr>
+        <w:t>Aware</w:t>
+      </w:r>
+      <w:proofErr w:type="spellEnd"/>
+      <w:r>
+        <w:rPr>
+          <w:rFonts w:ascii="Calibri" w:hAnsi="Calibri"/>
+          <w:sz w:val="24"/>
+        </w:rPr>
+        <w:t xml:space="preserve"> Cloud </w:t>
+      </w:r>
+      <w:proofErr w:type="spellStart"/>
+      <w:proofErr w:type="gramStart"/>
+      <w:r>
+        <w:rPr>
+          <w:rFonts w:ascii="Calibri" w:hAnsi="Calibri"/>
+          <w:sz w:val="24"/>
+        </w:rPr>
+        <w:t>Computing</w:t>
+      </w:r>
+      <w:proofErr w:type="spellEnd"/>
+      <w:r>
+        <w:rPr>
+          <w:rFonts w:ascii="Calibri" w:hAnsi="Calibri"/>
+          <w:sz w:val="24"/>
+        </w:rPr>
+        <w:t>:</w:t>
+      </w:r>
+      <w:proofErr w:type="gramEnd"/>
+      <w:r>
+        <w:rPr>
+          <w:rFonts w:ascii="Calibri" w:hAnsi="Calibri"/>
+          <w:sz w:val="24"/>
+        </w:rPr>
+        <w:t xml:space="preserve"> AI-Driven </w:t>
+      </w:r>
+      <w:proofErr w:type="spellStart"/>
+      <w:r>
+        <w:rPr>
+          <w:rFonts w:ascii="Calibri" w:hAnsi="Calibri"/>
+          <w:sz w:val="24"/>
+        </w:rPr>
+        <w:t>Predictive</w:t>
+      </w:r>
+      <w:proofErr w:type="spellEnd"/>
+      <w:r>
+        <w:rPr>
+          <w:rFonts w:ascii="Calibri" w:hAnsi="Calibri"/>
+          <w:sz w:val="24"/>
+        </w:rPr>
+        <w:t xml:space="preserve"> Modeling and Dynamic </w:t>
+      </w:r>
+      <w:proofErr w:type="spellStart"/>
+      <w:r>
+        <w:rPr>
+          <w:rFonts w:ascii="Calibri" w:hAnsi="Calibri"/>
+          <w:sz w:val="24"/>
+        </w:rPr>
+        <w:t>Optimization</w:t>
+      </w:r>
+      <w:proofErr w:type="spellEnd"/>
+      <w:r>
+        <w:rPr>
+          <w:rFonts w:ascii="Calibri" w:hAnsi="Calibri"/>
+          <w:sz w:val="24"/>
+        </w:rPr>
+        <w:t xml:space="preserve">. Journal of Progress in Engineering, </w:t>
+      </w:r>
+      <w:proofErr w:type="spellStart"/>
+      <w:r>
+        <w:rPr>
+          <w:rFonts w:ascii="Calibri" w:hAnsi="Calibri"/>
+          <w:sz w:val="24"/>
+        </w:rPr>
+        <w:t>Humanities</w:t>
+      </w:r>
+      <w:proofErr w:type="spellEnd"/>
+      <w:r>
+        <w:rPr>
+          <w:rFonts w:ascii="Calibri" w:hAnsi="Calibri"/>
+          <w:sz w:val="24"/>
+        </w:rPr>
+        <w:t xml:space="preserve"> and Social Sciences. Récupéré sur https://doi.org/10.63163/jpehss.v3i3.619</w:t>
       </w:r>
     </w:p>
     <w:p>
@@ -21239,7 +24429,176 @@
           <w:rFonts w:ascii="Calibri" w:hAnsi="Calibri"/>
           <w:sz w:val="24"/>
         </w:rPr>
-        <w:t>(2024). Integrating variable renewable energy and diverse flexibilities: Supplying carbon-free energy from a wind turbine to a data center. Urban Climate. Récupéré sur https://doi.org/10.1016/j.uclim.2024.101843</w:t>
+        <w:t xml:space="preserve">(2024). </w:t>
+      </w:r>
+      <w:proofErr w:type="spellStart"/>
+      <w:r>
+        <w:rPr>
+          <w:rFonts w:ascii="Calibri" w:hAnsi="Calibri"/>
+          <w:sz w:val="24"/>
+        </w:rPr>
+        <w:t>Integrating</w:t>
+      </w:r>
+      <w:proofErr w:type="spellEnd"/>
+      <w:r>
+        <w:rPr>
+          <w:rFonts w:ascii="Calibri" w:hAnsi="Calibri"/>
+          <w:sz w:val="24"/>
+        </w:rPr>
+        <w:t xml:space="preserve"> variable </w:t>
+      </w:r>
+      <w:proofErr w:type="spellStart"/>
+      <w:r>
+        <w:rPr>
+          <w:rFonts w:ascii="Calibri" w:hAnsi="Calibri"/>
+          <w:sz w:val="24"/>
+        </w:rPr>
+        <w:t>renewable</w:t>
+      </w:r>
+      <w:proofErr w:type="spellEnd"/>
+      <w:r>
+        <w:rPr>
+          <w:rFonts w:ascii="Calibri" w:hAnsi="Calibri"/>
+          <w:sz w:val="24"/>
+        </w:rPr>
+        <w:t xml:space="preserve"> </w:t>
+      </w:r>
+      <w:proofErr w:type="spellStart"/>
+      <w:r>
+        <w:rPr>
+          <w:rFonts w:ascii="Calibri" w:hAnsi="Calibri"/>
+          <w:sz w:val="24"/>
+        </w:rPr>
+        <w:t>energy</w:t>
+      </w:r>
+      <w:proofErr w:type="spellEnd"/>
+      <w:r>
+        <w:rPr>
+          <w:rFonts w:ascii="Calibri" w:hAnsi="Calibri"/>
+          <w:sz w:val="24"/>
+        </w:rPr>
+        <w:t xml:space="preserve"> and diverse </w:t>
+      </w:r>
+      <w:proofErr w:type="spellStart"/>
+      <w:proofErr w:type="gramStart"/>
+      <w:r>
+        <w:rPr>
+          <w:rFonts w:ascii="Calibri" w:hAnsi="Calibri"/>
+          <w:sz w:val="24"/>
+        </w:rPr>
+        <w:t>flexibilities</w:t>
+      </w:r>
+      <w:proofErr w:type="spellEnd"/>
+      <w:r>
+        <w:rPr>
+          <w:rFonts w:ascii="Calibri" w:hAnsi="Calibri"/>
+          <w:sz w:val="24"/>
+        </w:rPr>
+        <w:t>:</w:t>
+      </w:r>
+      <w:proofErr w:type="gramEnd"/>
+      <w:r>
+        <w:rPr>
+          <w:rFonts w:ascii="Calibri" w:hAnsi="Calibri"/>
+          <w:sz w:val="24"/>
+        </w:rPr>
+        <w:t xml:space="preserve"> </w:t>
+      </w:r>
+      <w:proofErr w:type="spellStart"/>
+      <w:r>
+        <w:rPr>
+          <w:rFonts w:ascii="Calibri" w:hAnsi="Calibri"/>
+          <w:sz w:val="24"/>
+        </w:rPr>
+        <w:t>Supplying</w:t>
+      </w:r>
+      <w:proofErr w:type="spellEnd"/>
+      <w:r>
+        <w:rPr>
+          <w:rFonts w:ascii="Calibri" w:hAnsi="Calibri"/>
+          <w:sz w:val="24"/>
+        </w:rPr>
+        <w:t xml:space="preserve"> </w:t>
+      </w:r>
+      <w:proofErr w:type="spellStart"/>
+      <w:r>
+        <w:rPr>
+          <w:rFonts w:ascii="Calibri" w:hAnsi="Calibri"/>
+          <w:sz w:val="24"/>
+        </w:rPr>
+        <w:t>carbon</w:t>
+      </w:r>
+      <w:proofErr w:type="spellEnd"/>
+      <w:r>
+        <w:rPr>
+          <w:rFonts w:ascii="Calibri" w:hAnsi="Calibri"/>
+          <w:sz w:val="24"/>
+        </w:rPr>
+        <w:t xml:space="preserve">-free </w:t>
+      </w:r>
+      <w:proofErr w:type="spellStart"/>
+      <w:r>
+        <w:rPr>
+          <w:rFonts w:ascii="Calibri" w:hAnsi="Calibri"/>
+          <w:sz w:val="24"/>
+        </w:rPr>
+        <w:t>energy</w:t>
+      </w:r>
+      <w:proofErr w:type="spellEnd"/>
+      <w:r>
+        <w:rPr>
+          <w:rFonts w:ascii="Calibri" w:hAnsi="Calibri"/>
+          <w:sz w:val="24"/>
+        </w:rPr>
+        <w:t xml:space="preserve"> </w:t>
+      </w:r>
+      <w:proofErr w:type="spellStart"/>
+      <w:r>
+        <w:rPr>
+          <w:rFonts w:ascii="Calibri" w:hAnsi="Calibri"/>
+          <w:sz w:val="24"/>
+        </w:rPr>
+        <w:t>from</w:t>
+      </w:r>
+      <w:proofErr w:type="spellEnd"/>
+      <w:r>
+        <w:rPr>
+          <w:rFonts w:ascii="Calibri" w:hAnsi="Calibri"/>
+          <w:sz w:val="24"/>
+        </w:rPr>
+        <w:t xml:space="preserve"> a </w:t>
+      </w:r>
+      <w:proofErr w:type="spellStart"/>
+      <w:r>
+        <w:rPr>
+          <w:rFonts w:ascii="Calibri" w:hAnsi="Calibri"/>
+          <w:sz w:val="24"/>
+        </w:rPr>
+        <w:t>wind</w:t>
+      </w:r>
+      <w:proofErr w:type="spellEnd"/>
+      <w:r>
+        <w:rPr>
+          <w:rFonts w:ascii="Calibri" w:hAnsi="Calibri"/>
+          <w:sz w:val="24"/>
+        </w:rPr>
+        <w:t xml:space="preserve"> turbine to a data center. Urban </w:t>
+      </w:r>
+      <w:proofErr w:type="spellStart"/>
+      <w:r>
+        <w:rPr>
+          <w:rFonts w:ascii="Calibri" w:hAnsi="Calibri"/>
+          <w:sz w:val="24"/>
+        </w:rPr>
+        <w:t>Climate</w:t>
+      </w:r>
+      <w:proofErr w:type="spellEnd"/>
+      <w:r>
+        <w:rPr>
+          <w:rFonts w:ascii="Calibri" w:hAnsi="Calibri"/>
+          <w:sz w:val="24"/>
+        </w:rPr>
+        <w:t>. Récupéré sur https://doi.org/10.1016/j.uclim.2024.101843</w:t>
       </w:r>
     </w:p>
     <w:p>
@@ -21292,6 +24651,7 @@
         </w:rPr>
         <w:t xml:space="preserve"> </w:t>
       </w:r>
+      <w:proofErr w:type="spellStart"/>
       <w:r>
         <w:rPr>
           <w:rFonts w:ascii="Calibri" w:hAnsi="Calibri"/>
@@ -21299,6 +24659,7 @@
         </w:rPr>
         <w:t>Sustainable</w:t>
       </w:r>
+      <w:proofErr w:type="spellEnd"/>
       <w:r>
         <w:rPr>
           <w:rFonts w:ascii="Calibri" w:hAnsi="Calibri"/>
@@ -21307,6 +24668,7 @@
         </w:rPr>
         <w:t xml:space="preserve"> </w:t>
       </w:r>
+      <w:proofErr w:type="spellStart"/>
       <w:r>
         <w:rPr>
           <w:rFonts w:ascii="Calibri" w:hAnsi="Calibri"/>
@@ -21314,6 +24676,7 @@
         </w:rPr>
         <w:t>energy</w:t>
       </w:r>
+      <w:proofErr w:type="spellEnd"/>
       <w:r>
         <w:rPr>
           <w:rFonts w:ascii="Calibri" w:hAnsi="Calibri"/>
@@ -21322,6 +24685,7 @@
         </w:rPr>
         <w:t xml:space="preserve"> </w:t>
       </w:r>
+      <w:proofErr w:type="spellStart"/>
       <w:r>
         <w:rPr>
           <w:rFonts w:ascii="Calibri" w:hAnsi="Calibri"/>
@@ -21329,6 +24693,7 @@
         </w:rPr>
         <w:t>strategies</w:t>
       </w:r>
+      <w:proofErr w:type="spellEnd"/>
       <w:r>
         <w:rPr>
           <w:rFonts w:ascii="Calibri" w:hAnsi="Calibri"/>
@@ -21412,12 +24777,21 @@
         </w:rPr>
         <w:t xml:space="preserve"> </w:t>
       </w:r>
+      <w:proofErr w:type="spellStart"/>
       <w:r>
         <w:rPr>
           <w:rFonts w:ascii="Calibri" w:hAnsi="Calibri"/>
           <w:sz w:val="24"/>
         </w:rPr>
-        <w:t>era.</w:t>
+        <w:t>era</w:t>
+      </w:r>
+      <w:proofErr w:type="spellEnd"/>
+      <w:r>
+        <w:rPr>
+          <w:rFonts w:ascii="Calibri" w:hAnsi="Calibri"/>
+          <w:sz w:val="24"/>
+        </w:rPr>
+        <w:t>.</w:t>
       </w:r>
       <w:r>
         <w:rPr>
@@ -21447,7 +24821,23 @@
           <w:rFonts w:ascii="Calibri" w:hAnsi="Calibri"/>
           <w:sz w:val="24"/>
         </w:rPr>
-        <w:t xml:space="preserve">Journal of Advanced Engineering Technology and Sciences. Récupéré sur </w:t>
+        <w:t xml:space="preserve">Journal of Advanced Engineering </w:t>
+      </w:r>
+      <w:proofErr w:type="spellStart"/>
+      <w:r>
+        <w:rPr>
+          <w:rFonts w:ascii="Calibri" w:hAnsi="Calibri"/>
+          <w:sz w:val="24"/>
+        </w:rPr>
+        <w:t>Technology</w:t>
+      </w:r>
+      <w:proofErr w:type="spellEnd"/>
+      <w:r>
+        <w:rPr>
+          <w:rFonts w:ascii="Calibri" w:hAnsi="Calibri"/>
+          <w:sz w:val="24"/>
+        </w:rPr>
+        <w:t xml:space="preserve"> and Sciences. Récupéré sur </w:t>
       </w:r>
       <w:hyperlink r:id="rId20" w:history="1">
         <w:r>
@@ -21502,7 +24892,39 @@
           <w:rFonts w:ascii="Calibri" w:hAnsi="Calibri"/>
           <w:sz w:val="24"/>
         </w:rPr>
-        <w:t xml:space="preserve">(2024). Towards Energy Efficient Cloud : Green and Intelligent Migration of Traditional Energy Sources. Energies (MDPI). Récupéré sur </w:t>
+        <w:t xml:space="preserve">(2024). </w:t>
+      </w:r>
+      <w:proofErr w:type="spellStart"/>
+      <w:r>
+        <w:rPr>
+          <w:rFonts w:ascii="Calibri" w:hAnsi="Calibri"/>
+          <w:sz w:val="24"/>
+        </w:rPr>
+        <w:t>Towards</w:t>
+      </w:r>
+      <w:proofErr w:type="spellEnd"/>
+      <w:r>
+        <w:rPr>
+          <w:rFonts w:ascii="Calibri" w:hAnsi="Calibri"/>
+          <w:sz w:val="24"/>
+        </w:rPr>
+        <w:t xml:space="preserve"> Energy Efficient Cloud : Green and Intelligent Migration of </w:t>
+      </w:r>
+      <w:proofErr w:type="spellStart"/>
+      <w:r>
+        <w:rPr>
+          <w:rFonts w:ascii="Calibri" w:hAnsi="Calibri"/>
+          <w:sz w:val="24"/>
+        </w:rPr>
+        <w:t>Traditional</w:t>
+      </w:r>
+      <w:proofErr w:type="spellEnd"/>
+      <w:r>
+        <w:rPr>
+          <w:rFonts w:ascii="Calibri" w:hAnsi="Calibri"/>
+          <w:sz w:val="24"/>
+        </w:rPr>
+        <w:t xml:space="preserve"> Energy Sources. Energies (MDPI). Récupéré sur </w:t>
       </w:r>
       <w:r>
         <w:rPr>
@@ -21698,6 +25120,7 @@
         </w:rPr>
         <w:t xml:space="preserve"> </w:t>
       </w:r>
+      <w:proofErr w:type="spellStart"/>
       <w:r>
         <w:rPr>
           <w:rFonts w:ascii="Calibri"/>
@@ -21705,6 +25128,7 @@
         </w:rPr>
         <w:t>flexibility</w:t>
       </w:r>
+      <w:proofErr w:type="spellEnd"/>
       <w:r>
         <w:rPr>
           <w:rFonts w:ascii="Calibri"/>
@@ -21743,12 +25167,21 @@
         </w:rPr>
         <w:t xml:space="preserve"> </w:t>
       </w:r>
+      <w:proofErr w:type="spellStart"/>
       <w:r>
         <w:rPr>
           <w:rFonts w:ascii="Calibri"/>
           <w:sz w:val="24"/>
         </w:rPr>
-        <w:t>systems.</w:t>
+        <w:t>systems</w:t>
+      </w:r>
+      <w:proofErr w:type="spellEnd"/>
+      <w:r>
+        <w:rPr>
+          <w:rFonts w:ascii="Calibri"/>
+          <w:sz w:val="24"/>
+        </w:rPr>
+        <w:t>.</w:t>
       </w:r>
       <w:r>
         <w:rPr>
@@ -25590,7 +29023,7 @@
   <w:abstractNum w:abstractNumId="30" w15:restartNumberingAfterBreak="0">
     <w:nsid w:val="4A253889"/>
     <w:multiLevelType w:val="hybridMultilevel"/>
-    <w:tmpl w:val="5F281570"/>
+    <w:tmpl w:val="FB6023E8"/>
     <w:lvl w:ilvl="0" w:tplc="040C0001">
       <w:start w:val="1"/>
       <w:numFmt w:val="bullet"/>
@@ -28562,6 +31995,31 @@
       <w:bCs/>
     </w:rPr>
   </w:style>
+  <w:style w:type="character" w:customStyle="1" w:styleId="katex-mathml">
+    <w:name w:val="katex-mathml"/>
+    <w:basedOn w:val="Policepardfaut"/>
+    <w:rsid w:val="00DE2D54"/>
+  </w:style>
+  <w:style w:type="character" w:customStyle="1" w:styleId="mord">
+    <w:name w:val="mord"/>
+    <w:basedOn w:val="Policepardfaut"/>
+    <w:rsid w:val="00DE2D54"/>
+  </w:style>
+  <w:style w:type="character" w:customStyle="1" w:styleId="vlist-s">
+    <w:name w:val="vlist-s"/>
+    <w:basedOn w:val="Policepardfaut"/>
+    <w:rsid w:val="00DE2D54"/>
+  </w:style>
+  <w:style w:type="character" w:customStyle="1" w:styleId="mrel">
+    <w:name w:val="mrel"/>
+    <w:basedOn w:val="Policepardfaut"/>
+    <w:rsid w:val="00DE2D54"/>
+  </w:style>
+  <w:style w:type="character" w:customStyle="1" w:styleId="mbin">
+    <w:name w:val="mbin"/>
+    <w:basedOn w:val="Policepardfaut"/>
+    <w:rsid w:val="00DE2D54"/>
+  </w:style>
 </w:styles>
 </file>
 

--- a/Etat-de-lart-Lamia-BELKADI (3).docx
+++ b/Etat-de-lart-Lamia-BELKADI (3).docx
@@ -1,6 +1,6 @@
 
 <file path=word/document.xml><?xml version="1.0" encoding="utf-8"?>
-<w:document xmlns:wpc="http://schemas.microsoft.com/office/word/2010/wordprocessingCanvas" xmlns:cx="http://schemas.microsoft.com/office/drawing/2014/chartex" xmlns:cx1="http://schemas.microsoft.com/office/drawing/2015/9/8/chartex" xmlns:cx2="http://schemas.microsoft.com/office/drawing/2015/10/21/chartex" xmlns:cx3="http://schemas.microsoft.com/office/drawing/2016/5/9/chartex" xmlns:cx4="http://schemas.microsoft.com/office/drawing/2016/5/10/chartex" xmlns:cx5="http://schemas.microsoft.com/office/drawing/2016/5/11/chartex" xmlns:cx6="http://schemas.microsoft.com/office/drawing/2016/5/12/chartex" xmlns:cx7="http://schemas.microsoft.com/office/drawing/2016/5/13/chartex" xmlns:cx8="http://schemas.microsoft.com/office/drawing/2016/5/14/chartex" xmlns:mc="http://schemas.openxmlformats.org/markup-compatibility/2006" xmlns:aink="http://schemas.microsoft.com/office/drawing/2016/ink" xmlns:am3d="http://schemas.microsoft.com/office/drawing/2017/model3d" xmlns:o="urn:schemas-microsoft-com:office:office" xmlns:oel="http://schemas.microsoft.com/office/2019/extlst" xmlns:r="http://schemas.openxmlformats.org/officeDocument/2006/relationships" xmlns:m="http://schemas.openxmlformats.org/officeDocument/2006/math" xmlns:v="urn:schemas-microsoft-com:vml" xmlns:wp14="http://schemas.microsoft.com/office/word/2010/wordprocessingDrawing" xmlns:wp="http://schemas.openxmlformats.org/drawingml/2006/wordprocessingDrawing" xmlns:w10="urn:schemas-microsoft-com:office:word" xmlns:w="http://schemas.openxmlformats.org/wordprocessingml/2006/main" xmlns:w14="http://schemas.microsoft.com/office/word/2010/wordml" xmlns:w15="http://schemas.microsoft.com/office/word/2012/wordml" xmlns:w16cex="http://schemas.microsoft.com/office/word/2018/wordml/cex" xmlns:w16cid="http://schemas.microsoft.com/office/word/2016/wordml/cid" xmlns:w16="http://schemas.microsoft.com/office/word/2018/wordml" xmlns:w16sdtdh="http://schemas.microsoft.com/office/word/2020/wordml/sdtdatahash" xmlns:w16se="http://schemas.microsoft.com/office/word/2015/wordml/symex" xmlns:wpg="http://schemas.microsoft.com/office/word/2010/wordprocessingGroup" xmlns:wpi="http://schemas.microsoft.com/office/word/2010/wordprocessingInk" xmlns:wne="http://schemas.microsoft.com/office/word/2006/wordml" xmlns:wps="http://schemas.microsoft.com/office/word/2010/wordprocessingShape" mc:Ignorable="w14 w15 w16se w16cid w16 w16cex w16sdtdh wp14">
+<w:document xmlns:wpc="http://schemas.microsoft.com/office/word/2010/wordprocessingCanvas" xmlns:cx="http://schemas.microsoft.com/office/drawing/2014/chartex" xmlns:cx1="http://schemas.microsoft.com/office/drawing/2015/9/8/chartex" xmlns:cx2="http://schemas.microsoft.com/office/drawing/2015/10/21/chartex" xmlns:cx3="http://schemas.microsoft.com/office/drawing/2016/5/9/chartex" xmlns:cx4="http://schemas.microsoft.com/office/drawing/2016/5/10/chartex" xmlns:cx5="http://schemas.microsoft.com/office/drawing/2016/5/11/chartex" xmlns:cx6="http://schemas.microsoft.com/office/drawing/2016/5/12/chartex" xmlns:cx7="http://schemas.microsoft.com/office/drawing/2016/5/13/chartex" xmlns:cx8="http://schemas.microsoft.com/office/drawing/2016/5/14/chartex" xmlns:mc="http://schemas.openxmlformats.org/markup-compatibility/2006" xmlns:aink="http://schemas.microsoft.com/office/drawing/2016/ink" xmlns:am3d="http://schemas.microsoft.com/office/drawing/2017/model3d" xmlns:o="urn:schemas-microsoft-com:office:office" xmlns:oel="http://schemas.microsoft.com/office/2019/extlst" xmlns:r="http://schemas.openxmlformats.org/officeDocument/2006/relationships" xmlns:m="http://schemas.openxmlformats.org/officeDocument/2006/math" xmlns:v="urn:schemas-microsoft-com:vml" xmlns:wp14="http://schemas.microsoft.com/office/word/2010/wordprocessingDrawing" xmlns:wp="http://schemas.openxmlformats.org/drawingml/2006/wordprocessingDrawing" xmlns:w10="urn:schemas-microsoft-com:office:word" xmlns:w="http://schemas.openxmlformats.org/wordprocessingml/2006/main" xmlns:w14="http://schemas.microsoft.com/office/word/2010/wordml" xmlns:w15="http://schemas.microsoft.com/office/word/2012/wordml" xmlns:w16cex="http://schemas.microsoft.com/office/word/2018/wordml/cex" xmlns:w16cid="http://schemas.microsoft.com/office/word/2016/wordml/cid" xmlns:w16="http://schemas.microsoft.com/office/word/2018/wordml" xmlns:w16du="http://schemas.microsoft.com/office/word/2023/wordml/word16du" xmlns:w16sdtdh="http://schemas.microsoft.com/office/word/2020/wordml/sdtdatahash" xmlns:w16sdtfl="http://schemas.microsoft.com/office/word/2024/wordml/sdtformatlock" xmlns:w16se="http://schemas.microsoft.com/office/word/2015/wordml/symex" xmlns:wpg="http://schemas.microsoft.com/office/word/2010/wordprocessingGroup" xmlns:wpi="http://schemas.microsoft.com/office/word/2010/wordprocessingInk" xmlns:wne="http://schemas.microsoft.com/office/word/2006/wordml" xmlns:wps="http://schemas.microsoft.com/office/word/2010/wordprocessingShape" mc:Ignorable="w14 w15 w16se w16cid w16 w16cex w16sdtdh w16sdtfl w16du wp14">
   <w:body>
     <w:p>
       <w:pPr>
@@ -687,7 +687,7 @@
           <w:color w:val="365F91" w:themeColor="accent1" w:themeShade="BF"/>
         </w:rPr>
       </w:pPr>
-      <w:bookmarkStart w:id="0" w:name="_Toc236387056"/>
+      <w:bookmarkStart w:id="0" w:name="_Toc236642291"/>
       <w:r>
         <w:rPr>
           <w:color w:val="365F91" w:themeColor="accent1" w:themeShade="BF"/>
@@ -898,7 +898,7 @@
           <w:color w:val="365F91" w:themeColor="accent1" w:themeShade="BF"/>
         </w:rPr>
       </w:pPr>
-      <w:bookmarkStart w:id="1" w:name="_Toc236387057"/>
+      <w:bookmarkStart w:id="1" w:name="_Toc236642292"/>
       <w:r>
         <w:rPr>
           <w:color w:val="365F91" w:themeColor="accent1" w:themeShade="BF"/>
@@ -1008,7 +1008,7 @@
           <w:color w:val="365F91" w:themeColor="accent1" w:themeShade="BF"/>
         </w:rPr>
       </w:pPr>
-      <w:bookmarkStart w:id="2" w:name="_Toc236387058"/>
+      <w:bookmarkStart w:id="2" w:name="_Toc236642293"/>
       <w:r>
         <w:rPr>
           <w:color w:val="365F91" w:themeColor="accent1" w:themeShade="BF"/>
@@ -1170,21 +1170,7 @@
         <w:rPr>
           <w:rFonts w:eastAsia="Calibri Light"/>
         </w:rPr>
-        <w:t xml:space="preserve"> of CO₂. </w:t>
-      </w:r>
-      <w:proofErr w:type="spellStart"/>
-      <w:r>
-        <w:rPr>
-          <w:rFonts w:eastAsia="Calibri Light"/>
-        </w:rPr>
-        <w:t>With</w:t>
-      </w:r>
-      <w:proofErr w:type="spellEnd"/>
-      <w:r>
-        <w:rPr>
-          <w:rFonts w:eastAsia="Calibri Light"/>
-        </w:rPr>
-        <w:t xml:space="preserve"> the </w:t>
+        <w:t xml:space="preserve"> of CO₂. With the </w:t>
       </w:r>
       <w:proofErr w:type="spellStart"/>
       <w:r>
@@ -2294,7 +2280,7 @@
           <w:color w:val="365F91" w:themeColor="accent1" w:themeShade="BF"/>
         </w:rPr>
       </w:pPr>
-      <w:bookmarkStart w:id="3" w:name="_Toc236387059"/>
+      <w:bookmarkStart w:id="3" w:name="_Toc236642294"/>
       <w:proofErr w:type="spellStart"/>
       <w:r>
         <w:rPr>
@@ -2669,6 +2655,84 @@
       <w:r>
         <w:t>Dioxyde de carbone</w:t>
       </w:r>
+    </w:p>
+    <w:p>
+      <w:pPr>
+        <w:pStyle w:val="Corpsdetexte"/>
+      </w:pPr>
+      <w:r>
+        <w:rPr>
+          <w:b/>
+          <w:bCs/>
+        </w:rPr>
+        <w:t>HRR</w:t>
+      </w:r>
+      <w:r>
+        <w:t xml:space="preserve"> : Heat </w:t>
+      </w:r>
+      <w:proofErr w:type="spellStart"/>
+      <w:r>
+        <w:t>Reuse</w:t>
+      </w:r>
+      <w:proofErr w:type="spellEnd"/>
+      <w:r>
+        <w:t xml:space="preserve"> Ratio</w:t>
+      </w:r>
+    </w:p>
+    <w:p>
+      <w:pPr>
+        <w:pStyle w:val="Corpsdetexte"/>
+      </w:pPr>
+      <w:r>
+        <w:rPr>
+          <w:b/>
+          <w:bCs/>
+        </w:rPr>
+        <w:t>KPI </w:t>
+      </w:r>
+      <w:r>
+        <w:t>: Key Performance Indicator</w:t>
+      </w:r>
+    </w:p>
+    <w:p>
+      <w:pPr>
+        <w:pStyle w:val="Corpsdetexte"/>
+      </w:pPr>
+      <w:r>
+        <w:rPr>
+          <w:b/>
+          <w:bCs/>
+        </w:rPr>
+        <w:t>KW</w:t>
+      </w:r>
+      <w:r>
+        <w:t xml:space="preserve"> : </w:t>
+      </w:r>
+      <w:proofErr w:type="spellStart"/>
+      <w:r>
+        <w:t>KiloWatt</w:t>
+      </w:r>
+      <w:proofErr w:type="spellEnd"/>
+    </w:p>
+    <w:p>
+      <w:pPr>
+        <w:pStyle w:val="Corpsdetexte"/>
+      </w:pPr>
+      <w:r>
+        <w:rPr>
+          <w:b/>
+          <w:bCs/>
+        </w:rPr>
+        <w:t>KWh</w:t>
+      </w:r>
+      <w:r>
+        <w:t xml:space="preserve"> : </w:t>
+      </w:r>
+      <w:proofErr w:type="spellStart"/>
+      <w:r>
+        <w:t>KiloWatt-heure</w:t>
+      </w:r>
+      <w:proofErr w:type="spellEnd"/>
     </w:p>
     <w:tbl>
       <w:tblPr>
@@ -2814,7 +2878,7 @@
           <w:r>
             <w:fldChar w:fldCharType="separate"/>
           </w:r>
-          <w:hyperlink w:anchor="_Toc236387056" w:history="1">
+          <w:hyperlink w:anchor="_Toc236642291" w:history="1">
             <w:r>
               <w:rPr>
                 <w:rStyle w:val="Lienhypertexte"/>
@@ -2841,7 +2905,7 @@
                 <w:noProof/>
                 <w:webHidden/>
               </w:rPr>
-              <w:instrText xml:space="preserve"> PAGEREF _Toc236387056 \h </w:instrText>
+              <w:instrText xml:space="preserve"> PAGEREF _Toc236642291 \h </w:instrText>
             </w:r>
             <w:r>
               <w:rPr>
@@ -2888,7 +2952,7 @@
               <w14:ligatures w14:val="standardContextual"/>
             </w:rPr>
           </w:pPr>
-          <w:hyperlink w:anchor="_Toc236387057" w:history="1">
+          <w:hyperlink w:anchor="_Toc236642292" w:history="1">
             <w:r>
               <w:rPr>
                 <w:rStyle w:val="Lienhypertexte"/>
@@ -2915,7 +2979,7 @@
                 <w:noProof/>
                 <w:webHidden/>
               </w:rPr>
-              <w:instrText xml:space="preserve"> PAGEREF _Toc236387057 \h </w:instrText>
+              <w:instrText xml:space="preserve"> PAGEREF _Toc236642292 \h </w:instrText>
             </w:r>
             <w:r>
               <w:rPr>
@@ -2962,7 +3026,7 @@
               <w14:ligatures w14:val="standardContextual"/>
             </w:rPr>
           </w:pPr>
-          <w:hyperlink w:anchor="_Toc236387058" w:history="1">
+          <w:hyperlink w:anchor="_Toc236642293" w:history="1">
             <w:r>
               <w:rPr>
                 <w:rStyle w:val="Lienhypertexte"/>
@@ -2989,7 +3053,7 @@
                 <w:noProof/>
                 <w:webHidden/>
               </w:rPr>
-              <w:instrText xml:space="preserve"> PAGEREF _Toc236387058 \h </w:instrText>
+              <w:instrText xml:space="preserve"> PAGEREF _Toc236642293 \h </w:instrText>
             </w:r>
             <w:r>
               <w:rPr>
@@ -3036,7 +3100,7 @@
               <w14:ligatures w14:val="standardContextual"/>
             </w:rPr>
           </w:pPr>
-          <w:hyperlink w:anchor="_Toc236387059" w:history="1">
+          <w:hyperlink w:anchor="_Toc236642294" w:history="1">
             <w:r>
               <w:rPr>
                 <w:rStyle w:val="Lienhypertexte"/>
@@ -3063,7 +3127,7 @@
                 <w:noProof/>
                 <w:webHidden/>
               </w:rPr>
-              <w:instrText xml:space="preserve"> PAGEREF _Toc236387059 \h </w:instrText>
+              <w:instrText xml:space="preserve"> PAGEREF _Toc236642294 \h </w:instrText>
             </w:r>
             <w:r>
               <w:rPr>
@@ -3110,7 +3174,7 @@
               <w14:ligatures w14:val="standardContextual"/>
             </w:rPr>
           </w:pPr>
-          <w:hyperlink w:anchor="_Toc236387060" w:history="1">
+          <w:hyperlink w:anchor="_Toc236642295" w:history="1">
             <w:r>
               <w:rPr>
                 <w:rStyle w:val="Lienhypertexte"/>
@@ -3153,7 +3217,7 @@
                 <w:noProof/>
                 <w:webHidden/>
               </w:rPr>
-              <w:instrText xml:space="preserve"> PAGEREF _Toc236387060 \h </w:instrText>
+              <w:instrText xml:space="preserve"> PAGEREF _Toc236642295 \h </w:instrText>
             </w:r>
             <w:r>
               <w:rPr>
@@ -3200,7 +3264,7 @@
               <w14:ligatures w14:val="standardContextual"/>
             </w:rPr>
           </w:pPr>
-          <w:hyperlink w:anchor="_Toc236387061" w:history="1">
+          <w:hyperlink w:anchor="_Toc236642296" w:history="1">
             <w:r>
               <w:rPr>
                 <w:rStyle w:val="Lienhypertexte"/>
@@ -3303,7 +3367,7 @@
                 <w:noProof/>
                 <w:webHidden/>
               </w:rPr>
-              <w:instrText xml:space="preserve"> PAGEREF _Toc236387061 \h </w:instrText>
+              <w:instrText xml:space="preserve"> PAGEREF _Toc236642296 \h </w:instrText>
             </w:r>
             <w:r>
               <w:rPr>
@@ -3352,7 +3416,7 @@
               <w14:ligatures w14:val="standardContextual"/>
             </w:rPr>
           </w:pPr>
-          <w:hyperlink w:anchor="_Toc236387062" w:history="1">
+          <w:hyperlink w:anchor="_Toc236642297" w:history="1">
             <w:r>
               <w:rPr>
                 <w:rStyle w:val="Lienhypertexte"/>
@@ -3395,7 +3459,7 @@
                 <w:noProof/>
                 <w:webHidden/>
               </w:rPr>
-              <w:instrText xml:space="preserve"> PAGEREF _Toc236387062 \h </w:instrText>
+              <w:instrText xml:space="preserve"> PAGEREF _Toc236642297 \h </w:instrText>
             </w:r>
             <w:r>
               <w:rPr>
@@ -3445,7 +3509,7 @@
               <w14:ligatures w14:val="standardContextual"/>
             </w:rPr>
           </w:pPr>
-          <w:hyperlink w:anchor="_Toc236387063" w:history="1">
+          <w:hyperlink w:anchor="_Toc236642298" w:history="1">
             <w:r>
               <w:rPr>
                 <w:rStyle w:val="Lienhypertexte"/>
@@ -3541,7 +3605,7 @@
                 <w:noProof/>
                 <w:webHidden/>
               </w:rPr>
-              <w:instrText xml:space="preserve"> PAGEREF _Toc236387063 \h </w:instrText>
+              <w:instrText xml:space="preserve"> PAGEREF _Toc236642298 \h </w:instrText>
             </w:r>
             <w:r>
               <w:rPr>
@@ -3591,7 +3655,7 @@
               <w14:ligatures w14:val="standardContextual"/>
             </w:rPr>
           </w:pPr>
-          <w:hyperlink w:anchor="_Toc236387064" w:history="1">
+          <w:hyperlink w:anchor="_Toc236642299" w:history="1">
             <w:r>
               <w:rPr>
                 <w:rStyle w:val="Lienhypertexte"/>
@@ -3717,7 +3781,7 @@
                 <w:noProof/>
                 <w:webHidden/>
               </w:rPr>
-              <w:instrText xml:space="preserve"> PAGEREF _Toc236387064 \h </w:instrText>
+              <w:instrText xml:space="preserve"> PAGEREF _Toc236642299 \h </w:instrText>
             </w:r>
             <w:r>
               <w:rPr>
@@ -3767,7 +3831,7 @@
               <w14:ligatures w14:val="standardContextual"/>
             </w:rPr>
           </w:pPr>
-          <w:hyperlink w:anchor="_Toc236387065" w:history="1">
+          <w:hyperlink w:anchor="_Toc236642300" w:history="1">
             <w:r>
               <w:rPr>
                 <w:rStyle w:val="Lienhypertexte"/>
@@ -3818,7 +3882,7 @@
                 <w:noProof/>
                 <w:webHidden/>
               </w:rPr>
-              <w:instrText xml:space="preserve"> PAGEREF _Toc236387065 \h </w:instrText>
+              <w:instrText xml:space="preserve"> PAGEREF _Toc236642300 \h </w:instrText>
             </w:r>
             <w:r>
               <w:rPr>
@@ -3868,7 +3932,7 @@
               <w14:ligatures w14:val="standardContextual"/>
             </w:rPr>
           </w:pPr>
-          <w:hyperlink w:anchor="_Toc236387066" w:history="1">
+          <w:hyperlink w:anchor="_Toc236642301" w:history="1">
             <w:r>
               <w:rPr>
                 <w:rStyle w:val="Lienhypertexte"/>
@@ -3919,7 +3983,7 @@
                 <w:noProof/>
                 <w:webHidden/>
               </w:rPr>
-              <w:instrText xml:space="preserve"> PAGEREF _Toc236387066 \h </w:instrText>
+              <w:instrText xml:space="preserve"> PAGEREF _Toc236642301 \h </w:instrText>
             </w:r>
             <w:r>
               <w:rPr>
@@ -3969,7 +4033,7 @@
               <w14:ligatures w14:val="standardContextual"/>
             </w:rPr>
           </w:pPr>
-          <w:hyperlink w:anchor="_Toc236387067" w:history="1">
+          <w:hyperlink w:anchor="_Toc236642302" w:history="1">
             <w:r>
               <w:rPr>
                 <w:rStyle w:val="Lienhypertexte"/>
@@ -4020,7 +4084,7 @@
                 <w:noProof/>
                 <w:webHidden/>
               </w:rPr>
-              <w:instrText xml:space="preserve"> PAGEREF _Toc236387067 \h </w:instrText>
+              <w:instrText xml:space="preserve"> PAGEREF _Toc236642302 \h </w:instrText>
             </w:r>
             <w:r>
               <w:rPr>
@@ -4069,7 +4133,7 @@
               <w14:ligatures w14:val="standardContextual"/>
             </w:rPr>
           </w:pPr>
-          <w:hyperlink w:anchor="_Toc236387068" w:history="1">
+          <w:hyperlink w:anchor="_Toc236642303" w:history="1">
             <w:r>
               <w:rPr>
                 <w:rStyle w:val="Lienhypertexte"/>
@@ -4096,7 +4160,7 @@
                 <w:noProof/>
                 <w:webHidden/>
               </w:rPr>
-              <w:instrText xml:space="preserve"> PAGEREF _Toc236387068 \h </w:instrText>
+              <w:instrText xml:space="preserve"> PAGEREF _Toc236642303 \h </w:instrText>
             </w:r>
             <w:r>
               <w:rPr>
@@ -4145,7 +4209,7 @@
               <w14:ligatures w14:val="standardContextual"/>
             </w:rPr>
           </w:pPr>
-          <w:hyperlink w:anchor="_Toc236387069" w:history="1">
+          <w:hyperlink w:anchor="_Toc236642304" w:history="1">
             <w:r>
               <w:rPr>
                 <w:rStyle w:val="Lienhypertexte"/>
@@ -4172,7 +4236,7 @@
                 <w:noProof/>
                 <w:webHidden/>
               </w:rPr>
-              <w:instrText xml:space="preserve"> PAGEREF _Toc236387069 \h </w:instrText>
+              <w:instrText xml:space="preserve"> PAGEREF _Toc236642304 \h </w:instrText>
             </w:r>
             <w:r>
               <w:rPr>
@@ -4221,7 +4285,7 @@
               <w14:ligatures w14:val="standardContextual"/>
             </w:rPr>
           </w:pPr>
-          <w:hyperlink w:anchor="_Toc236387070" w:history="1">
+          <w:hyperlink w:anchor="_Toc236642305" w:history="1">
             <w:r>
               <w:rPr>
                 <w:rStyle w:val="Lienhypertexte"/>
@@ -4248,7 +4312,7 @@
                 <w:noProof/>
                 <w:webHidden/>
               </w:rPr>
-              <w:instrText xml:space="preserve"> PAGEREF _Toc236387070 \h </w:instrText>
+              <w:instrText xml:space="preserve"> PAGEREF _Toc236642305 \h </w:instrText>
             </w:r>
             <w:r>
               <w:rPr>
@@ -4298,7 +4362,7 @@
               <w14:ligatures w14:val="standardContextual"/>
             </w:rPr>
           </w:pPr>
-          <w:hyperlink w:anchor="_Toc236387071" w:history="1">
+          <w:hyperlink w:anchor="_Toc236642306" w:history="1">
             <w:r>
               <w:rPr>
                 <w:rStyle w:val="Lienhypertexte"/>
@@ -4349,7 +4413,7 @@
                 <w:noProof/>
                 <w:webHidden/>
               </w:rPr>
-              <w:instrText xml:space="preserve"> PAGEREF _Toc236387071 \h </w:instrText>
+              <w:instrText xml:space="preserve"> PAGEREF _Toc236642306 \h </w:instrText>
             </w:r>
             <w:r>
               <w:rPr>
@@ -4398,7 +4462,7 @@
               <w14:ligatures w14:val="standardContextual"/>
             </w:rPr>
           </w:pPr>
-          <w:hyperlink w:anchor="_Toc236387072" w:history="1">
+          <w:hyperlink w:anchor="_Toc236642307" w:history="1">
             <w:r>
               <w:rPr>
                 <w:rStyle w:val="Lienhypertexte"/>
@@ -4425,7 +4489,7 @@
                 <w:noProof/>
                 <w:webHidden/>
               </w:rPr>
-              <w:instrText xml:space="preserve"> PAGEREF _Toc236387072 \h </w:instrText>
+              <w:instrText xml:space="preserve"> PAGEREF _Toc236642307 \h </w:instrText>
             </w:r>
             <w:r>
               <w:rPr>
@@ -4474,7 +4538,7 @@
               <w14:ligatures w14:val="standardContextual"/>
             </w:rPr>
           </w:pPr>
-          <w:hyperlink w:anchor="_Toc236387073" w:history="1">
+          <w:hyperlink w:anchor="_Toc236642308" w:history="1">
             <w:r>
               <w:rPr>
                 <w:rStyle w:val="Lienhypertexte"/>
@@ -4501,7 +4565,7 @@
                 <w:noProof/>
                 <w:webHidden/>
               </w:rPr>
-              <w:instrText xml:space="preserve"> PAGEREF _Toc236387073 \h </w:instrText>
+              <w:instrText xml:space="preserve"> PAGEREF _Toc236642308 \h </w:instrText>
             </w:r>
             <w:r>
               <w:rPr>
@@ -4551,7 +4615,7 @@
               <w14:ligatures w14:val="standardContextual"/>
             </w:rPr>
           </w:pPr>
-          <w:hyperlink w:anchor="_Toc236387074" w:history="1">
+          <w:hyperlink w:anchor="_Toc236642309" w:history="1">
             <w:r>
               <w:rPr>
                 <w:rStyle w:val="Lienhypertexte"/>
@@ -4602,7 +4666,7 @@
                 <w:noProof/>
                 <w:webHidden/>
               </w:rPr>
-              <w:instrText xml:space="preserve"> PAGEREF _Toc236387074 \h </w:instrText>
+              <w:instrText xml:space="preserve"> PAGEREF _Toc236642309 \h </w:instrText>
             </w:r>
             <w:r>
               <w:rPr>
@@ -4651,7 +4715,7 @@
               <w14:ligatures w14:val="standardContextual"/>
             </w:rPr>
           </w:pPr>
-          <w:hyperlink w:anchor="_Toc236387075" w:history="1">
+          <w:hyperlink w:anchor="_Toc236642310" w:history="1">
             <w:r>
               <w:rPr>
                 <w:rStyle w:val="Lienhypertexte"/>
@@ -4679,7 +4743,7 @@
                 <w:noProof/>
                 <w:webHidden/>
               </w:rPr>
-              <w:instrText xml:space="preserve"> PAGEREF _Toc236387075 \h </w:instrText>
+              <w:instrText xml:space="preserve"> PAGEREF _Toc236642310 \h </w:instrText>
             </w:r>
             <w:r>
               <w:rPr>
@@ -4728,7 +4792,7 @@
               <w14:ligatures w14:val="standardContextual"/>
             </w:rPr>
           </w:pPr>
-          <w:hyperlink w:anchor="_Toc236387076" w:history="1">
+          <w:hyperlink w:anchor="_Toc236642311" w:history="1">
             <w:r>
               <w:rPr>
                 <w:rStyle w:val="Lienhypertexte"/>
@@ -4755,7 +4819,7 @@
                 <w:noProof/>
                 <w:webHidden/>
               </w:rPr>
-              <w:instrText xml:space="preserve"> PAGEREF _Toc236387076 \h </w:instrText>
+              <w:instrText xml:space="preserve"> PAGEREF _Toc236642311 \h </w:instrText>
             </w:r>
             <w:r>
               <w:rPr>
@@ -4804,7 +4868,7 @@
               <w14:ligatures w14:val="standardContextual"/>
             </w:rPr>
           </w:pPr>
-          <w:hyperlink w:anchor="_Toc236387077" w:history="1">
+          <w:hyperlink w:anchor="_Toc236642312" w:history="1">
             <w:r>
               <w:rPr>
                 <w:rStyle w:val="Lienhypertexte"/>
@@ -4831,7 +4895,7 @@
                 <w:noProof/>
                 <w:webHidden/>
               </w:rPr>
-              <w:instrText xml:space="preserve"> PAGEREF _Toc236387077 \h </w:instrText>
+              <w:instrText xml:space="preserve"> PAGEREF _Toc236642312 \h </w:instrText>
             </w:r>
             <w:r>
               <w:rPr>
@@ -4881,7 +4945,7 @@
               <w14:ligatures w14:val="standardContextual"/>
             </w:rPr>
           </w:pPr>
-          <w:hyperlink w:anchor="_Toc236387078" w:history="1">
+          <w:hyperlink w:anchor="_Toc236642313" w:history="1">
             <w:r>
               <w:rPr>
                 <w:rStyle w:val="Lienhypertexte"/>
@@ -4931,7 +4995,7 @@
                 <w:noProof/>
                 <w:webHidden/>
               </w:rPr>
-              <w:instrText xml:space="preserve"> PAGEREF _Toc236387078 \h </w:instrText>
+              <w:instrText xml:space="preserve"> PAGEREF _Toc236642313 \h </w:instrText>
             </w:r>
             <w:r>
               <w:rPr>
@@ -4980,7 +5044,7 @@
               <w14:ligatures w14:val="standardContextual"/>
             </w:rPr>
           </w:pPr>
-          <w:hyperlink w:anchor="_Toc236387079" w:history="1">
+          <w:hyperlink w:anchor="_Toc236642314" w:history="1">
             <w:r>
               <w:rPr>
                 <w:rStyle w:val="Lienhypertexte"/>
@@ -5007,7 +5071,7 @@
                 <w:noProof/>
                 <w:webHidden/>
               </w:rPr>
-              <w:instrText xml:space="preserve"> PAGEREF _Toc236387079 \h </w:instrText>
+              <w:instrText xml:space="preserve"> PAGEREF _Toc236642314 \h </w:instrText>
             </w:r>
             <w:r>
               <w:rPr>
@@ -5056,7 +5120,7 @@
               <w14:ligatures w14:val="standardContextual"/>
             </w:rPr>
           </w:pPr>
-          <w:hyperlink w:anchor="_Toc236387080" w:history="1">
+          <w:hyperlink w:anchor="_Toc236642315" w:history="1">
             <w:r>
               <w:rPr>
                 <w:rStyle w:val="Lienhypertexte"/>
@@ -5083,7 +5147,7 @@
                 <w:noProof/>
                 <w:webHidden/>
               </w:rPr>
-              <w:instrText xml:space="preserve"> PAGEREF _Toc236387080 \h </w:instrText>
+              <w:instrText xml:space="preserve"> PAGEREF _Toc236642315 \h </w:instrText>
             </w:r>
             <w:r>
               <w:rPr>
@@ -5132,7 +5196,7 @@
               <w14:ligatures w14:val="standardContextual"/>
             </w:rPr>
           </w:pPr>
-          <w:hyperlink w:anchor="_Toc236387081" w:history="1">
+          <w:hyperlink w:anchor="_Toc236642316" w:history="1">
             <w:r>
               <w:rPr>
                 <w:rStyle w:val="Lienhypertexte"/>
@@ -5160,7 +5224,7 @@
                 <w:noProof/>
                 <w:webHidden/>
               </w:rPr>
-              <w:instrText xml:space="preserve"> PAGEREF _Toc236387081 \h </w:instrText>
+              <w:instrText xml:space="preserve"> PAGEREF _Toc236642316 \h </w:instrText>
             </w:r>
             <w:r>
               <w:rPr>
@@ -5209,7 +5273,7 @@
               <w14:ligatures w14:val="standardContextual"/>
             </w:rPr>
           </w:pPr>
-          <w:hyperlink w:anchor="_Toc236387082" w:history="1">
+          <w:hyperlink w:anchor="_Toc236642317" w:history="1">
             <w:r>
               <w:rPr>
                 <w:rStyle w:val="Lienhypertexte"/>
@@ -5236,7 +5300,7 @@
                 <w:noProof/>
                 <w:webHidden/>
               </w:rPr>
-              <w:instrText xml:space="preserve"> PAGEREF _Toc236387082 \h </w:instrText>
+              <w:instrText xml:space="preserve"> PAGEREF _Toc236642317 \h </w:instrText>
             </w:r>
             <w:r>
               <w:rPr>
@@ -5283,7 +5347,7 @@
               <w14:ligatures w14:val="standardContextual"/>
             </w:rPr>
           </w:pPr>
-          <w:hyperlink w:anchor="_Toc236387083" w:history="1">
+          <w:hyperlink w:anchor="_Toc236642318" w:history="1">
             <w:r>
               <w:rPr>
                 <w:rStyle w:val="Lienhypertexte"/>
@@ -5355,7 +5419,7 @@
                 <w:noProof/>
                 <w:webHidden/>
               </w:rPr>
-              <w:instrText xml:space="preserve"> PAGEREF _Toc236387083 \h </w:instrText>
+              <w:instrText xml:space="preserve"> PAGEREF _Toc236642318 \h </w:instrText>
             </w:r>
             <w:r>
               <w:rPr>
@@ -5404,7 +5468,7 @@
               <w14:ligatures w14:val="standardContextual"/>
             </w:rPr>
           </w:pPr>
-          <w:hyperlink w:anchor="_Toc236387084" w:history="1">
+          <w:hyperlink w:anchor="_Toc236642319" w:history="1">
             <w:r>
               <w:rPr>
                 <w:rStyle w:val="Lienhypertexte"/>
@@ -5447,7 +5511,7 @@
                 <w:noProof/>
                 <w:webHidden/>
               </w:rPr>
-              <w:instrText xml:space="preserve"> PAGEREF _Toc236387084 \h </w:instrText>
+              <w:instrText xml:space="preserve"> PAGEREF _Toc236642319 \h </w:instrText>
             </w:r>
             <w:r>
               <w:rPr>
@@ -5496,7 +5560,7 @@
               <w14:ligatures w14:val="standardContextual"/>
             </w:rPr>
           </w:pPr>
-          <w:hyperlink w:anchor="_Toc236387085" w:history="1">
+          <w:hyperlink w:anchor="_Toc236642320" w:history="1">
             <w:r>
               <w:rPr>
                 <w:rStyle w:val="Lienhypertexte"/>
@@ -5524,7 +5588,7 @@
                 <w:noProof/>
                 <w:webHidden/>
               </w:rPr>
-              <w:instrText xml:space="preserve"> PAGEREF _Toc236387085 \h </w:instrText>
+              <w:instrText xml:space="preserve"> PAGEREF _Toc236642320 \h </w:instrText>
             </w:r>
             <w:r>
               <w:rPr>
@@ -5573,7 +5637,7 @@
               <w14:ligatures w14:val="standardContextual"/>
             </w:rPr>
           </w:pPr>
-          <w:hyperlink w:anchor="_Toc236387086" w:history="1">
+          <w:hyperlink w:anchor="_Toc236642321" w:history="1">
             <w:r>
               <w:rPr>
                 <w:rStyle w:val="Lienhypertexte"/>
@@ -5601,7 +5665,7 @@
                 <w:noProof/>
                 <w:webHidden/>
               </w:rPr>
-              <w:instrText xml:space="preserve"> PAGEREF _Toc236387086 \h </w:instrText>
+              <w:instrText xml:space="preserve"> PAGEREF _Toc236642321 \h </w:instrText>
             </w:r>
             <w:r>
               <w:rPr>
@@ -5650,7 +5714,7 @@
               <w14:ligatures w14:val="standardContextual"/>
             </w:rPr>
           </w:pPr>
-          <w:hyperlink w:anchor="_Toc236387087" w:history="1">
+          <w:hyperlink w:anchor="_Toc236642322" w:history="1">
             <w:r>
               <w:rPr>
                 <w:rStyle w:val="Lienhypertexte"/>
@@ -5678,7 +5742,7 @@
                 <w:noProof/>
                 <w:webHidden/>
               </w:rPr>
-              <w:instrText xml:space="preserve"> PAGEREF _Toc236387087 \h </w:instrText>
+              <w:instrText xml:space="preserve"> PAGEREF _Toc236642322 \h </w:instrText>
             </w:r>
             <w:r>
               <w:rPr>
@@ -5727,7 +5791,7 @@
               <w14:ligatures w14:val="standardContextual"/>
             </w:rPr>
           </w:pPr>
-          <w:hyperlink w:anchor="_Toc236387088" w:history="1">
+          <w:hyperlink w:anchor="_Toc236642323" w:history="1">
             <w:r>
               <w:rPr>
                 <w:rStyle w:val="Lienhypertexte"/>
@@ -5755,7 +5819,7 @@
                 <w:noProof/>
                 <w:webHidden/>
               </w:rPr>
-              <w:instrText xml:space="preserve"> PAGEREF _Toc236387088 \h </w:instrText>
+              <w:instrText xml:space="preserve"> PAGEREF _Toc236642323 \h </w:instrText>
             </w:r>
             <w:r>
               <w:rPr>
@@ -5804,7 +5868,7 @@
               <w14:ligatures w14:val="standardContextual"/>
             </w:rPr>
           </w:pPr>
-          <w:hyperlink w:anchor="_Toc236387089" w:history="1">
+          <w:hyperlink w:anchor="_Toc236642324" w:history="1">
             <w:r>
               <w:rPr>
                 <w:rStyle w:val="Lienhypertexte"/>
@@ -5832,7 +5896,7 @@
                 <w:noProof/>
                 <w:webHidden/>
               </w:rPr>
-              <w:instrText xml:space="preserve"> PAGEREF _Toc236387089 \h </w:instrText>
+              <w:instrText xml:space="preserve"> PAGEREF _Toc236642324 \h </w:instrText>
             </w:r>
             <w:r>
               <w:rPr>
@@ -5881,7 +5945,7 @@
               <w14:ligatures w14:val="standardContextual"/>
             </w:rPr>
           </w:pPr>
-          <w:hyperlink w:anchor="_Toc236387090" w:history="1">
+          <w:hyperlink w:anchor="_Toc236642325" w:history="1">
             <w:r>
               <w:rPr>
                 <w:rStyle w:val="Lienhypertexte"/>
@@ -5909,7 +5973,7 @@
                 <w:noProof/>
                 <w:webHidden/>
               </w:rPr>
-              <w:instrText xml:space="preserve"> PAGEREF _Toc236387090 \h </w:instrText>
+              <w:instrText xml:space="preserve"> PAGEREF _Toc236642325 \h </w:instrText>
             </w:r>
             <w:r>
               <w:rPr>
@@ -5958,7 +6022,7 @@
               <w14:ligatures w14:val="standardContextual"/>
             </w:rPr>
           </w:pPr>
-          <w:hyperlink w:anchor="_Toc236387091" w:history="1">
+          <w:hyperlink w:anchor="_Toc236642326" w:history="1">
             <w:r>
               <w:rPr>
                 <w:rStyle w:val="Lienhypertexte"/>
@@ -5986,7 +6050,7 @@
                 <w:noProof/>
                 <w:webHidden/>
               </w:rPr>
-              <w:instrText xml:space="preserve"> PAGEREF _Toc236387091 \h </w:instrText>
+              <w:instrText xml:space="preserve"> PAGEREF _Toc236642326 \h </w:instrText>
             </w:r>
             <w:r>
               <w:rPr>
@@ -6035,7 +6099,7 @@
               <w14:ligatures w14:val="standardContextual"/>
             </w:rPr>
           </w:pPr>
-          <w:hyperlink w:anchor="_Toc236387092" w:history="1">
+          <w:hyperlink w:anchor="_Toc236642327" w:history="1">
             <w:r>
               <w:rPr>
                 <w:rStyle w:val="Lienhypertexte"/>
@@ -6063,7 +6127,7 @@
                 <w:noProof/>
                 <w:webHidden/>
               </w:rPr>
-              <w:instrText xml:space="preserve"> PAGEREF _Toc236387092 \h </w:instrText>
+              <w:instrText xml:space="preserve"> PAGEREF _Toc236642327 \h </w:instrText>
             </w:r>
             <w:r>
               <w:rPr>
@@ -6112,7 +6176,7 @@
               <w14:ligatures w14:val="standardContextual"/>
             </w:rPr>
           </w:pPr>
-          <w:hyperlink w:anchor="_Toc236387093" w:history="1">
+          <w:hyperlink w:anchor="_Toc236642328" w:history="1">
             <w:r>
               <w:rPr>
                 <w:rStyle w:val="Lienhypertexte"/>
@@ -6140,7 +6204,7 @@
                 <w:noProof/>
                 <w:webHidden/>
               </w:rPr>
-              <w:instrText xml:space="preserve"> PAGEREF _Toc236387093 \h </w:instrText>
+              <w:instrText xml:space="preserve"> PAGEREF _Toc236642328 \h </w:instrText>
             </w:r>
             <w:r>
               <w:rPr>
@@ -6189,7 +6253,7 @@
               <w14:ligatures w14:val="standardContextual"/>
             </w:rPr>
           </w:pPr>
-          <w:hyperlink w:anchor="_Toc236387094" w:history="1">
+          <w:hyperlink w:anchor="_Toc236642329" w:history="1">
             <w:r>
               <w:rPr>
                 <w:rStyle w:val="Lienhypertexte"/>
@@ -6217,7 +6281,7 @@
                 <w:noProof/>
                 <w:webHidden/>
               </w:rPr>
-              <w:instrText xml:space="preserve"> PAGEREF _Toc236387094 \h </w:instrText>
+              <w:instrText xml:space="preserve"> PAGEREF _Toc236642329 \h </w:instrText>
             </w:r>
             <w:r>
               <w:rPr>
@@ -6266,7 +6330,7 @@
               <w14:ligatures w14:val="standardContextual"/>
             </w:rPr>
           </w:pPr>
-          <w:hyperlink w:anchor="_Toc236387095" w:history="1">
+          <w:hyperlink w:anchor="_Toc236642330" w:history="1">
             <w:r>
               <w:rPr>
                 <w:rStyle w:val="Lienhypertexte"/>
@@ -6294,7 +6358,7 @@
                 <w:noProof/>
                 <w:webHidden/>
               </w:rPr>
-              <w:instrText xml:space="preserve"> PAGEREF _Toc236387095 \h </w:instrText>
+              <w:instrText xml:space="preserve"> PAGEREF _Toc236642330 \h </w:instrText>
             </w:r>
             <w:r>
               <w:rPr>
@@ -6343,7 +6407,7 @@
               <w14:ligatures w14:val="standardContextual"/>
             </w:rPr>
           </w:pPr>
-          <w:hyperlink w:anchor="_Toc236387096" w:history="1">
+          <w:hyperlink w:anchor="_Toc236642331" w:history="1">
             <w:r>
               <w:rPr>
                 <w:rStyle w:val="Lienhypertexte"/>
@@ -6371,7 +6435,7 @@
                 <w:noProof/>
                 <w:webHidden/>
               </w:rPr>
-              <w:instrText xml:space="preserve"> PAGEREF _Toc236387096 \h </w:instrText>
+              <w:instrText xml:space="preserve"> PAGEREF _Toc236642331 \h </w:instrText>
             </w:r>
             <w:r>
               <w:rPr>
@@ -6420,7 +6484,7 @@
               <w14:ligatures w14:val="standardContextual"/>
             </w:rPr>
           </w:pPr>
-          <w:hyperlink w:anchor="_Toc236387097" w:history="1">
+          <w:hyperlink w:anchor="_Toc236642332" w:history="1">
             <w:r>
               <w:rPr>
                 <w:rStyle w:val="Lienhypertexte"/>
@@ -6448,7 +6512,7 @@
                 <w:noProof/>
                 <w:webHidden/>
               </w:rPr>
-              <w:instrText xml:space="preserve"> PAGEREF _Toc236387097 \h </w:instrText>
+              <w:instrText xml:space="preserve"> PAGEREF _Toc236642332 \h </w:instrText>
             </w:r>
             <w:r>
               <w:rPr>
@@ -6497,7 +6561,7 @@
               <w14:ligatures w14:val="standardContextual"/>
             </w:rPr>
           </w:pPr>
-          <w:hyperlink w:anchor="_Toc236387098" w:history="1">
+          <w:hyperlink w:anchor="_Toc236642333" w:history="1">
             <w:r>
               <w:rPr>
                 <w:rStyle w:val="Lienhypertexte"/>
@@ -6525,7 +6589,7 @@
                 <w:noProof/>
                 <w:webHidden/>
               </w:rPr>
-              <w:instrText xml:space="preserve"> PAGEREF _Toc236387098 \h </w:instrText>
+              <w:instrText xml:space="preserve"> PAGEREF _Toc236642333 \h </w:instrText>
             </w:r>
             <w:r>
               <w:rPr>
@@ -6574,7 +6638,7 @@
               <w14:ligatures w14:val="standardContextual"/>
             </w:rPr>
           </w:pPr>
-          <w:hyperlink w:anchor="_Toc236387099" w:history="1">
+          <w:hyperlink w:anchor="_Toc236642334" w:history="1">
             <w:r>
               <w:rPr>
                 <w:rStyle w:val="Lienhypertexte"/>
@@ -6602,7 +6666,7 @@
                 <w:noProof/>
                 <w:webHidden/>
               </w:rPr>
-              <w:instrText xml:space="preserve"> PAGEREF _Toc236387099 \h </w:instrText>
+              <w:instrText xml:space="preserve"> PAGEREF _Toc236642334 \h </w:instrText>
             </w:r>
             <w:r>
               <w:rPr>
@@ -6651,7 +6715,7 @@
               <w14:ligatures w14:val="standardContextual"/>
             </w:rPr>
           </w:pPr>
-          <w:hyperlink w:anchor="_Toc236387100" w:history="1">
+          <w:hyperlink w:anchor="_Toc236642335" w:history="1">
             <w:r>
               <w:rPr>
                 <w:rStyle w:val="Lienhypertexte"/>
@@ -6679,7 +6743,7 @@
                 <w:noProof/>
                 <w:webHidden/>
               </w:rPr>
-              <w:instrText xml:space="preserve"> PAGEREF _Toc236387100 \h </w:instrText>
+              <w:instrText xml:space="preserve"> PAGEREF _Toc236642335 \h </w:instrText>
             </w:r>
             <w:r>
               <w:rPr>
@@ -6728,7 +6792,7 @@
               <w14:ligatures w14:val="standardContextual"/>
             </w:rPr>
           </w:pPr>
-          <w:hyperlink w:anchor="_Toc236387101" w:history="1">
+          <w:hyperlink w:anchor="_Toc236642336" w:history="1">
             <w:r>
               <w:rPr>
                 <w:rStyle w:val="Lienhypertexte"/>
@@ -6756,7 +6820,7 @@
                 <w:noProof/>
                 <w:webHidden/>
               </w:rPr>
-              <w:instrText xml:space="preserve"> PAGEREF _Toc236387101 \h </w:instrText>
+              <w:instrText xml:space="preserve"> PAGEREF _Toc236642336 \h </w:instrText>
             </w:r>
             <w:r>
               <w:rPr>
@@ -6805,7 +6869,7 @@
               <w14:ligatures w14:val="standardContextual"/>
             </w:rPr>
           </w:pPr>
-          <w:hyperlink w:anchor="_Toc236387102" w:history="1">
+          <w:hyperlink w:anchor="_Toc236642337" w:history="1">
             <w:r>
               <w:rPr>
                 <w:rStyle w:val="Lienhypertexte"/>
@@ -6833,7 +6897,7 @@
                 <w:noProof/>
                 <w:webHidden/>
               </w:rPr>
-              <w:instrText xml:space="preserve"> PAGEREF _Toc236387102 \h </w:instrText>
+              <w:instrText xml:space="preserve"> PAGEREF _Toc236642337 \h </w:instrText>
             </w:r>
             <w:r>
               <w:rPr>
@@ -6882,7 +6946,7 @@
               <w14:ligatures w14:val="standardContextual"/>
             </w:rPr>
           </w:pPr>
-          <w:hyperlink w:anchor="_Toc236387103" w:history="1">
+          <w:hyperlink w:anchor="_Toc236642338" w:history="1">
             <w:r>
               <w:rPr>
                 <w:rStyle w:val="Lienhypertexte"/>
@@ -6910,7 +6974,7 @@
                 <w:noProof/>
                 <w:webHidden/>
               </w:rPr>
-              <w:instrText xml:space="preserve"> PAGEREF _Toc236387103 \h </w:instrText>
+              <w:instrText xml:space="preserve"> PAGEREF _Toc236642338 \h </w:instrText>
             </w:r>
             <w:r>
               <w:rPr>
@@ -6959,7 +7023,7 @@
               <w14:ligatures w14:val="standardContextual"/>
             </w:rPr>
           </w:pPr>
-          <w:hyperlink w:anchor="_Toc236387104" w:history="1">
+          <w:hyperlink w:anchor="_Toc236642339" w:history="1">
             <w:r>
               <w:rPr>
                 <w:rStyle w:val="Lienhypertexte"/>
@@ -6986,7 +7050,7 @@
                 <w:noProof/>
                 <w:webHidden/>
               </w:rPr>
-              <w:instrText xml:space="preserve"> PAGEREF _Toc236387104 \h </w:instrText>
+              <w:instrText xml:space="preserve"> PAGEREF _Toc236642339 \h </w:instrText>
             </w:r>
             <w:r>
               <w:rPr>
@@ -7033,7 +7097,7 @@
               <w14:ligatures w14:val="standardContextual"/>
             </w:rPr>
           </w:pPr>
-          <w:hyperlink w:anchor="_Toc236387105" w:history="1">
+          <w:hyperlink w:anchor="_Toc236642340" w:history="1">
             <w:r>
               <w:rPr>
                 <w:rStyle w:val="Lienhypertexte"/>
@@ -7060,7 +7124,7 @@
                 <w:noProof/>
                 <w:webHidden/>
               </w:rPr>
-              <w:instrText xml:space="preserve"> PAGEREF _Toc236387105 \h </w:instrText>
+              <w:instrText xml:space="preserve"> PAGEREF _Toc236642340 \h </w:instrText>
             </w:r>
             <w:r>
               <w:rPr>
@@ -7109,7 +7173,7 @@
               <w14:ligatures w14:val="standardContextual"/>
             </w:rPr>
           </w:pPr>
-          <w:hyperlink w:anchor="_Toc236387106" w:history="1">
+          <w:hyperlink w:anchor="_Toc236642341" w:history="1">
             <w:r>
               <w:rPr>
                 <w:rStyle w:val="Lienhypertexte"/>
@@ -7136,7 +7200,7 @@
                 <w:noProof/>
                 <w:webHidden/>
               </w:rPr>
-              <w:instrText xml:space="preserve"> PAGEREF _Toc236387106 \h </w:instrText>
+              <w:instrText xml:space="preserve"> PAGEREF _Toc236642341 \h </w:instrText>
             </w:r>
             <w:r>
               <w:rPr>
@@ -7185,7 +7249,7 @@
               <w14:ligatures w14:val="standardContextual"/>
             </w:rPr>
           </w:pPr>
-          <w:hyperlink w:anchor="_Toc236387107" w:history="1">
+          <w:hyperlink w:anchor="_Toc236642342" w:history="1">
             <w:r>
               <w:rPr>
                 <w:rStyle w:val="Lienhypertexte"/>
@@ -7212,7 +7276,7 @@
                 <w:noProof/>
                 <w:webHidden/>
               </w:rPr>
-              <w:instrText xml:space="preserve"> PAGEREF _Toc236387107 \h </w:instrText>
+              <w:instrText xml:space="preserve"> PAGEREF _Toc236642342 \h </w:instrText>
             </w:r>
             <w:r>
               <w:rPr>
@@ -7261,7 +7325,7 @@
               <w14:ligatures w14:val="standardContextual"/>
             </w:rPr>
           </w:pPr>
-          <w:hyperlink w:anchor="_Toc236387108" w:history="1">
+          <w:hyperlink w:anchor="_Toc236642343" w:history="1">
             <w:r>
               <w:rPr>
                 <w:rStyle w:val="Lienhypertexte"/>
@@ -7288,7 +7352,7 @@
                 <w:noProof/>
                 <w:webHidden/>
               </w:rPr>
-              <w:instrText xml:space="preserve"> PAGEREF _Toc236387108 \h </w:instrText>
+              <w:instrText xml:space="preserve"> PAGEREF _Toc236642343 \h </w:instrText>
             </w:r>
             <w:r>
               <w:rPr>
@@ -7337,7 +7401,7 @@
               <w14:ligatures w14:val="standardContextual"/>
             </w:rPr>
           </w:pPr>
-          <w:hyperlink w:anchor="_Toc236387109" w:history="1">
+          <w:hyperlink w:anchor="_Toc236642344" w:history="1">
             <w:r>
               <w:rPr>
                 <w:rStyle w:val="Lienhypertexte"/>
@@ -7364,7 +7428,7 @@
                 <w:noProof/>
                 <w:webHidden/>
               </w:rPr>
-              <w:instrText xml:space="preserve"> PAGEREF _Toc236387109 \h </w:instrText>
+              <w:instrText xml:space="preserve"> PAGEREF _Toc236642344 \h </w:instrText>
             </w:r>
             <w:r>
               <w:rPr>
@@ -7384,7 +7448,7 @@
                 <w:noProof/>
                 <w:webHidden/>
               </w:rPr>
-              <w:t>30</w:t>
+              <w:t>31</w:t>
             </w:r>
             <w:r>
               <w:rPr>
@@ -7413,7 +7477,7 @@
               <w14:ligatures w14:val="standardContextual"/>
             </w:rPr>
           </w:pPr>
-          <w:hyperlink w:anchor="_Toc236387110" w:history="1">
+          <w:hyperlink w:anchor="_Toc236642345" w:history="1">
             <w:r>
               <w:rPr>
                 <w:rStyle w:val="Lienhypertexte"/>
@@ -7440,7 +7504,7 @@
                 <w:noProof/>
                 <w:webHidden/>
               </w:rPr>
-              <w:instrText xml:space="preserve"> PAGEREF _Toc236387110 \h </w:instrText>
+              <w:instrText xml:space="preserve"> PAGEREF _Toc236642345 \h </w:instrText>
             </w:r>
             <w:r>
               <w:rPr>
@@ -7460,7 +7524,7 @@
                 <w:noProof/>
                 <w:webHidden/>
               </w:rPr>
-              <w:t>30</w:t>
+              <w:t>32</w:t>
             </w:r>
             <w:r>
               <w:rPr>
@@ -7489,7 +7553,7 @@
               <w14:ligatures w14:val="standardContextual"/>
             </w:rPr>
           </w:pPr>
-          <w:hyperlink w:anchor="_Toc236387111" w:history="1">
+          <w:hyperlink w:anchor="_Toc236642346" w:history="1">
             <w:r>
               <w:rPr>
                 <w:rStyle w:val="Lienhypertexte"/>
@@ -7516,7 +7580,7 @@
                 <w:noProof/>
                 <w:webHidden/>
               </w:rPr>
-              <w:instrText xml:space="preserve"> PAGEREF _Toc236387111 \h </w:instrText>
+              <w:instrText xml:space="preserve"> PAGEREF _Toc236642346 \h </w:instrText>
             </w:r>
             <w:r>
               <w:rPr>
@@ -7536,7 +7600,7 @@
                 <w:noProof/>
                 <w:webHidden/>
               </w:rPr>
-              <w:t>30</w:t>
+              <w:t>32</w:t>
             </w:r>
             <w:r>
               <w:rPr>
@@ -7565,7 +7629,7 @@
               <w14:ligatures w14:val="standardContextual"/>
             </w:rPr>
           </w:pPr>
-          <w:hyperlink w:anchor="_Toc236387112" w:history="1">
+          <w:hyperlink w:anchor="_Toc236642347" w:history="1">
             <w:r>
               <w:rPr>
                 <w:rStyle w:val="Lienhypertexte"/>
@@ -7592,7 +7656,7 @@
                 <w:noProof/>
                 <w:webHidden/>
               </w:rPr>
-              <w:instrText xml:space="preserve"> PAGEREF _Toc236387112 \h </w:instrText>
+              <w:instrText xml:space="preserve"> PAGEREF _Toc236642347 \h </w:instrText>
             </w:r>
             <w:r>
               <w:rPr>
@@ -7612,7 +7676,7 @@
                 <w:noProof/>
                 <w:webHidden/>
               </w:rPr>
-              <w:t>30</w:t>
+              <w:t>32</w:t>
             </w:r>
             <w:r>
               <w:rPr>
@@ -7641,7 +7705,7 @@
               <w14:ligatures w14:val="standardContextual"/>
             </w:rPr>
           </w:pPr>
-          <w:hyperlink w:anchor="_Toc236387113" w:history="1">
+          <w:hyperlink w:anchor="_Toc236642348" w:history="1">
             <w:r>
               <w:rPr>
                 <w:rStyle w:val="Lienhypertexte"/>
@@ -7668,7 +7732,7 @@
                 <w:noProof/>
                 <w:webHidden/>
               </w:rPr>
-              <w:instrText xml:space="preserve"> PAGEREF _Toc236387113 \h </w:instrText>
+              <w:instrText xml:space="preserve"> PAGEREF _Toc236642348 \h </w:instrText>
             </w:r>
             <w:r>
               <w:rPr>
@@ -7688,7 +7752,7 @@
                 <w:noProof/>
                 <w:webHidden/>
               </w:rPr>
-              <w:t>30</w:t>
+              <w:t>33</w:t>
             </w:r>
             <w:r>
               <w:rPr>
@@ -7717,7 +7781,7 @@
               <w14:ligatures w14:val="standardContextual"/>
             </w:rPr>
           </w:pPr>
-          <w:hyperlink w:anchor="_Toc236387114" w:history="1">
+          <w:hyperlink w:anchor="_Toc236642349" w:history="1">
             <w:r>
               <w:rPr>
                 <w:rStyle w:val="Lienhypertexte"/>
@@ -7744,7 +7808,7 @@
                 <w:noProof/>
                 <w:webHidden/>
               </w:rPr>
-              <w:instrText xml:space="preserve"> PAGEREF _Toc236387114 \h </w:instrText>
+              <w:instrText xml:space="preserve"> PAGEREF _Toc236642349 \h </w:instrText>
             </w:r>
             <w:r>
               <w:rPr>
@@ -7764,7 +7828,7 @@
                 <w:noProof/>
                 <w:webHidden/>
               </w:rPr>
-              <w:t>30</w:t>
+              <w:t>34</w:t>
             </w:r>
             <w:r>
               <w:rPr>
@@ -7793,7 +7857,7 @@
               <w14:ligatures w14:val="standardContextual"/>
             </w:rPr>
           </w:pPr>
-          <w:hyperlink w:anchor="_Toc236387115" w:history="1">
+          <w:hyperlink w:anchor="_Toc236642350" w:history="1">
             <w:r>
               <w:rPr>
                 <w:rStyle w:val="Lienhypertexte"/>
@@ -7820,7 +7884,7 @@
                 <w:noProof/>
                 <w:webHidden/>
               </w:rPr>
-              <w:instrText xml:space="preserve"> PAGEREF _Toc236387115 \h </w:instrText>
+              <w:instrText xml:space="preserve"> PAGEREF _Toc236642350 \h </w:instrText>
             </w:r>
             <w:r>
               <w:rPr>
@@ -7840,7 +7904,7 @@
                 <w:noProof/>
                 <w:webHidden/>
               </w:rPr>
-              <w:t>30</w:t>
+              <w:t>35</w:t>
             </w:r>
             <w:r>
               <w:rPr>
@@ -7869,7 +7933,7 @@
               <w14:ligatures w14:val="standardContextual"/>
             </w:rPr>
           </w:pPr>
-          <w:hyperlink w:anchor="_Toc236387116" w:history="1">
+          <w:hyperlink w:anchor="_Toc236642351" w:history="1">
             <w:r>
               <w:rPr>
                 <w:rStyle w:val="Lienhypertexte"/>
@@ -7896,7 +7960,7 @@
                 <w:noProof/>
                 <w:webHidden/>
               </w:rPr>
-              <w:instrText xml:space="preserve"> PAGEREF _Toc236387116 \h </w:instrText>
+              <w:instrText xml:space="preserve"> PAGEREF _Toc236642351 \h </w:instrText>
             </w:r>
             <w:r>
               <w:rPr>
@@ -7916,7 +7980,7 @@
                 <w:noProof/>
                 <w:webHidden/>
               </w:rPr>
-              <w:t>30</w:t>
+              <w:t>35</w:t>
             </w:r>
             <w:r>
               <w:rPr>
@@ -7945,7 +8009,7 @@
               <w14:ligatures w14:val="standardContextual"/>
             </w:rPr>
           </w:pPr>
-          <w:hyperlink w:anchor="_Toc236387117" w:history="1">
+          <w:hyperlink w:anchor="_Toc236642352" w:history="1">
             <w:r>
               <w:rPr>
                 <w:rStyle w:val="Lienhypertexte"/>
@@ -7972,7 +8036,7 @@
                 <w:noProof/>
                 <w:webHidden/>
               </w:rPr>
-              <w:instrText xml:space="preserve"> PAGEREF _Toc236387117 \h </w:instrText>
+              <w:instrText xml:space="preserve"> PAGEREF _Toc236642352 \h </w:instrText>
             </w:r>
             <w:r>
               <w:rPr>
@@ -7992,7 +8056,7 @@
                 <w:noProof/>
                 <w:webHidden/>
               </w:rPr>
-              <w:t>30</w:t>
+              <w:t>37</w:t>
             </w:r>
             <w:r>
               <w:rPr>
@@ -8021,7 +8085,7 @@
               <w14:ligatures w14:val="standardContextual"/>
             </w:rPr>
           </w:pPr>
-          <w:hyperlink w:anchor="_Toc236387118" w:history="1">
+          <w:hyperlink w:anchor="_Toc236642353" w:history="1">
             <w:r>
               <w:rPr>
                 <w:rStyle w:val="Lienhypertexte"/>
@@ -8048,7 +8112,7 @@
                 <w:noProof/>
                 <w:webHidden/>
               </w:rPr>
-              <w:instrText xml:space="preserve"> PAGEREF _Toc236387118 \h </w:instrText>
+              <w:instrText xml:space="preserve"> PAGEREF _Toc236642353 \h </w:instrText>
             </w:r>
             <w:r>
               <w:rPr>
@@ -8068,7 +8132,7 @@
                 <w:noProof/>
                 <w:webHidden/>
               </w:rPr>
-              <w:t>30</w:t>
+              <w:t>38</w:t>
             </w:r>
             <w:r>
               <w:rPr>
@@ -8097,7 +8161,7 @@
               <w14:ligatures w14:val="standardContextual"/>
             </w:rPr>
           </w:pPr>
-          <w:hyperlink w:anchor="_Toc236387119" w:history="1">
+          <w:hyperlink w:anchor="_Toc236642354" w:history="1">
             <w:r>
               <w:rPr>
                 <w:rStyle w:val="Lienhypertexte"/>
@@ -8124,7 +8188,7 @@
                 <w:noProof/>
                 <w:webHidden/>
               </w:rPr>
-              <w:instrText xml:space="preserve"> PAGEREF _Toc236387119 \h </w:instrText>
+              <w:instrText xml:space="preserve"> PAGEREF _Toc236642354 \h </w:instrText>
             </w:r>
             <w:r>
               <w:rPr>
@@ -8144,7 +8208,7 @@
                 <w:noProof/>
                 <w:webHidden/>
               </w:rPr>
-              <w:t>30</w:t>
+              <w:t>39</w:t>
             </w:r>
             <w:r>
               <w:rPr>
@@ -8173,7 +8237,7 @@
               <w14:ligatures w14:val="standardContextual"/>
             </w:rPr>
           </w:pPr>
-          <w:hyperlink w:anchor="_Toc236387120" w:history="1">
+          <w:hyperlink w:anchor="_Toc236642355" w:history="1">
             <w:r>
               <w:rPr>
                 <w:rStyle w:val="Lienhypertexte"/>
@@ -8200,7 +8264,7 @@
                 <w:noProof/>
                 <w:webHidden/>
               </w:rPr>
-              <w:instrText xml:space="preserve"> PAGEREF _Toc236387120 \h </w:instrText>
+              <w:instrText xml:space="preserve"> PAGEREF _Toc236642355 \h </w:instrText>
             </w:r>
             <w:r>
               <w:rPr>
@@ -8220,7 +8284,7 @@
                 <w:noProof/>
                 <w:webHidden/>
               </w:rPr>
-              <w:t>30</w:t>
+              <w:t>39</w:t>
             </w:r>
             <w:r>
               <w:rPr>
@@ -8249,7 +8313,7 @@
               <w14:ligatures w14:val="standardContextual"/>
             </w:rPr>
           </w:pPr>
-          <w:hyperlink w:anchor="_Toc236387121" w:history="1">
+          <w:hyperlink w:anchor="_Toc236642356" w:history="1">
             <w:r>
               <w:rPr>
                 <w:rStyle w:val="Lienhypertexte"/>
@@ -8276,7 +8340,7 @@
                 <w:noProof/>
                 <w:webHidden/>
               </w:rPr>
-              <w:instrText xml:space="preserve"> PAGEREF _Toc236387121 \h </w:instrText>
+              <w:instrText xml:space="preserve"> PAGEREF _Toc236642356 \h </w:instrText>
             </w:r>
             <w:r>
               <w:rPr>
@@ -8296,7 +8360,7 @@
                 <w:noProof/>
                 <w:webHidden/>
               </w:rPr>
-              <w:t>30</w:t>
+              <w:t>39</w:t>
             </w:r>
             <w:r>
               <w:rPr>
@@ -8325,7 +8389,7 @@
               <w14:ligatures w14:val="standardContextual"/>
             </w:rPr>
           </w:pPr>
-          <w:hyperlink w:anchor="_Toc236387122" w:history="1">
+          <w:hyperlink w:anchor="_Toc236642357" w:history="1">
             <w:r>
               <w:rPr>
                 <w:rStyle w:val="Lienhypertexte"/>
@@ -8352,7 +8416,7 @@
                 <w:noProof/>
                 <w:webHidden/>
               </w:rPr>
-              <w:instrText xml:space="preserve"> PAGEREF _Toc236387122 \h </w:instrText>
+              <w:instrText xml:space="preserve"> PAGEREF _Toc236642357 \h </w:instrText>
             </w:r>
             <w:r>
               <w:rPr>
@@ -8372,7 +8436,7 @@
                 <w:noProof/>
                 <w:webHidden/>
               </w:rPr>
-              <w:t>30</w:t>
+              <w:t>40</w:t>
             </w:r>
             <w:r>
               <w:rPr>
@@ -8401,7 +8465,7 @@
               <w14:ligatures w14:val="standardContextual"/>
             </w:rPr>
           </w:pPr>
-          <w:hyperlink w:anchor="_Toc236387123" w:history="1">
+          <w:hyperlink w:anchor="_Toc236642358" w:history="1">
             <w:r>
               <w:rPr>
                 <w:rStyle w:val="Lienhypertexte"/>
@@ -8428,7 +8492,7 @@
                 <w:noProof/>
                 <w:webHidden/>
               </w:rPr>
-              <w:instrText xml:space="preserve"> PAGEREF _Toc236387123 \h </w:instrText>
+              <w:instrText xml:space="preserve"> PAGEREF _Toc236642358 \h </w:instrText>
             </w:r>
             <w:r>
               <w:rPr>
@@ -8448,7 +8512,7 @@
                 <w:noProof/>
                 <w:webHidden/>
               </w:rPr>
-              <w:t>30</w:t>
+              <w:t>41</w:t>
             </w:r>
             <w:r>
               <w:rPr>
@@ -8477,7 +8541,7 @@
               <w14:ligatures w14:val="standardContextual"/>
             </w:rPr>
           </w:pPr>
-          <w:hyperlink w:anchor="_Toc236387124" w:history="1">
+          <w:hyperlink w:anchor="_Toc236642359" w:history="1">
             <w:r>
               <w:rPr>
                 <w:rStyle w:val="Lienhypertexte"/>
@@ -8504,7 +8568,7 @@
                 <w:noProof/>
                 <w:webHidden/>
               </w:rPr>
-              <w:instrText xml:space="preserve"> PAGEREF _Toc236387124 \h </w:instrText>
+              <w:instrText xml:space="preserve"> PAGEREF _Toc236642359 \h </w:instrText>
             </w:r>
             <w:r>
               <w:rPr>
@@ -8524,7 +8588,7 @@
                 <w:noProof/>
                 <w:webHidden/>
               </w:rPr>
-              <w:t>30</w:t>
+              <w:t>41</w:t>
             </w:r>
             <w:r>
               <w:rPr>
@@ -8553,7 +8617,7 @@
               <w14:ligatures w14:val="standardContextual"/>
             </w:rPr>
           </w:pPr>
-          <w:hyperlink w:anchor="_Toc236387125" w:history="1">
+          <w:hyperlink w:anchor="_Toc236642360" w:history="1">
             <w:r>
               <w:rPr>
                 <w:rStyle w:val="Lienhypertexte"/>
@@ -8580,7 +8644,7 @@
                 <w:noProof/>
                 <w:webHidden/>
               </w:rPr>
-              <w:instrText xml:space="preserve"> PAGEREF _Toc236387125 \h </w:instrText>
+              <w:instrText xml:space="preserve"> PAGEREF _Toc236642360 \h </w:instrText>
             </w:r>
             <w:r>
               <w:rPr>
@@ -8600,7 +8664,7 @@
                 <w:noProof/>
                 <w:webHidden/>
               </w:rPr>
-              <w:t>30</w:t>
+              <w:t>41</w:t>
             </w:r>
             <w:r>
               <w:rPr>
@@ -8629,7 +8693,7 @@
               <w14:ligatures w14:val="standardContextual"/>
             </w:rPr>
           </w:pPr>
-          <w:hyperlink w:anchor="_Toc236387126" w:history="1">
+          <w:hyperlink w:anchor="_Toc236642361" w:history="1">
             <w:r>
               <w:rPr>
                 <w:rStyle w:val="Lienhypertexte"/>
@@ -8656,7 +8720,7 @@
                 <w:noProof/>
                 <w:webHidden/>
               </w:rPr>
-              <w:instrText xml:space="preserve"> PAGEREF _Toc236387126 \h </w:instrText>
+              <w:instrText xml:space="preserve"> PAGEREF _Toc236642361 \h </w:instrText>
             </w:r>
             <w:r>
               <w:rPr>
@@ -8676,7 +8740,7 @@
                 <w:noProof/>
                 <w:webHidden/>
               </w:rPr>
-              <w:t>30</w:t>
+              <w:t>42</w:t>
             </w:r>
             <w:r>
               <w:rPr>
@@ -8705,7 +8769,7 @@
               <w14:ligatures w14:val="standardContextual"/>
             </w:rPr>
           </w:pPr>
-          <w:hyperlink w:anchor="_Toc236387127" w:history="1">
+          <w:hyperlink w:anchor="_Toc236642362" w:history="1">
             <w:r>
               <w:rPr>
                 <w:rStyle w:val="Lienhypertexte"/>
@@ -8732,7 +8796,7 @@
                 <w:noProof/>
                 <w:webHidden/>
               </w:rPr>
-              <w:instrText xml:space="preserve"> PAGEREF _Toc236387127 \h </w:instrText>
+              <w:instrText xml:space="preserve"> PAGEREF _Toc236642362 \h </w:instrText>
             </w:r>
             <w:r>
               <w:rPr>
@@ -8752,7 +8816,7 @@
                 <w:noProof/>
                 <w:webHidden/>
               </w:rPr>
-              <w:t>30</w:t>
+              <w:t>42</w:t>
             </w:r>
             <w:r>
               <w:rPr>
@@ -8779,7 +8843,7 @@
               <w14:ligatures w14:val="standardContextual"/>
             </w:rPr>
           </w:pPr>
-          <w:hyperlink w:anchor="_Toc236387128" w:history="1">
+          <w:hyperlink w:anchor="_Toc236642363" w:history="1">
             <w:r>
               <w:rPr>
                 <w:rStyle w:val="Lienhypertexte"/>
@@ -8807,7 +8871,7 @@
                 <w:noProof/>
                 <w:webHidden/>
               </w:rPr>
-              <w:instrText xml:space="preserve"> PAGEREF _Toc236387128 \h </w:instrText>
+              <w:instrText xml:space="preserve"> PAGEREF _Toc236642363 \h </w:instrText>
             </w:r>
             <w:r>
               <w:rPr>
@@ -8827,7 +8891,7 @@
                 <w:noProof/>
                 <w:webHidden/>
               </w:rPr>
-              <w:t>31</w:t>
+              <w:t>44</w:t>
             </w:r>
             <w:r>
               <w:rPr>
@@ -8876,7 +8940,7 @@
       </w:pPr>
       <w:bookmarkStart w:id="4" w:name="_bookmark1"/>
       <w:bookmarkStart w:id="5" w:name="_bookmark0"/>
-      <w:bookmarkStart w:id="6" w:name="_Toc236387060"/>
+      <w:bookmarkStart w:id="6" w:name="_Toc236642295"/>
       <w:bookmarkEnd w:id="4"/>
       <w:bookmarkEnd w:id="5"/>
       <w:r>
@@ -9052,7 +9116,7 @@
         <w:spacing w:before="148"/>
       </w:pPr>
       <w:bookmarkStart w:id="7" w:name="_bookmark2"/>
-      <w:bookmarkStart w:id="8" w:name="_Toc236387061"/>
+      <w:bookmarkStart w:id="8" w:name="_Toc236642296"/>
       <w:bookmarkEnd w:id="7"/>
       <w:r>
         <w:rPr>
@@ -9158,7 +9222,7 @@
         </w:rPr>
         <w:tab/>
       </w:r>
-      <w:bookmarkStart w:id="10" w:name="_Toc236387062"/>
+      <w:bookmarkStart w:id="10" w:name="_Toc236642297"/>
       <w:r>
         <w:rPr>
           <w:color w:val="1F497D" w:themeColor="text2"/>
@@ -9273,7 +9337,7 @@
         </w:rPr>
       </w:pPr>
       <w:bookmarkStart w:id="11" w:name="_bookmark4"/>
-      <w:bookmarkStart w:id="12" w:name="_Toc236387063"/>
+      <w:bookmarkStart w:id="12" w:name="_Toc236642298"/>
       <w:bookmarkEnd w:id="11"/>
       <w:r>
         <w:rPr>
@@ -9369,7 +9433,7 @@
         <w:ind w:left="1980" w:hanging="692"/>
       </w:pPr>
       <w:bookmarkStart w:id="13" w:name="_bookmark5"/>
-      <w:bookmarkStart w:id="14" w:name="_Toc236387064"/>
+      <w:bookmarkStart w:id="14" w:name="_Toc236642299"/>
       <w:bookmarkEnd w:id="13"/>
       <w:r>
         <w:rPr>
@@ -9686,7 +9750,7 @@
         </w:tabs>
         <w:ind w:left="1980" w:hanging="692"/>
       </w:pPr>
-      <w:bookmarkStart w:id="15" w:name="_Toc236387065"/>
+      <w:bookmarkStart w:id="15" w:name="_Toc236642300"/>
       <w:r>
         <w:rPr>
           <w:color w:val="4471C4"/>
@@ -9962,7 +10026,7 @@
         </w:tabs>
         <w:ind w:left="1980" w:hanging="692"/>
       </w:pPr>
-      <w:bookmarkStart w:id="16" w:name="_Toc236387066"/>
+      <w:bookmarkStart w:id="16" w:name="_Toc236642301"/>
       <w:r>
         <w:rPr>
           <w:color w:val="4471C4"/>
@@ -10579,7 +10643,7 @@
           <w:sz w:val="25"/>
         </w:rPr>
       </w:pPr>
-      <w:bookmarkStart w:id="17" w:name="_Toc236387067"/>
+      <w:bookmarkStart w:id="17" w:name="_Toc236642302"/>
       <w:r>
         <w:rPr>
           <w:color w:val="2E5395"/>
@@ -10633,7 +10697,7 @@
         </w:rPr>
         <w:t xml:space="preserve">               </w:t>
       </w:r>
-      <w:bookmarkStart w:id="18" w:name="_Toc236387068"/>
+      <w:bookmarkStart w:id="18" w:name="_Toc236642303"/>
       <w:r>
         <w:rPr>
           <w:color w:val="4471C4"/>
@@ -10803,7 +10867,7 @@
           <w:color w:val="4471C4"/>
         </w:rPr>
       </w:pPr>
-      <w:bookmarkStart w:id="19" w:name="_Toc236387069"/>
+      <w:bookmarkStart w:id="19" w:name="_Toc236642304"/>
       <w:r>
         <w:rPr>
           <w:color w:val="4471C4"/>
@@ -11026,7 +11090,7 @@
           <w:color w:val="4471C4"/>
         </w:rPr>
       </w:pPr>
-      <w:bookmarkStart w:id="20" w:name="_Toc236387070"/>
+      <w:bookmarkStart w:id="20" w:name="_Toc236642305"/>
       <w:r>
         <w:rPr>
           <w:color w:val="4471C4"/>
@@ -11239,7 +11303,7 @@
           <w:sz w:val="25"/>
         </w:rPr>
       </w:pPr>
-      <w:bookmarkStart w:id="21" w:name="_Toc236387071"/>
+      <w:bookmarkStart w:id="21" w:name="_Toc236642306"/>
       <w:r>
         <w:rPr>
           <w:color w:val="2E5395"/>
@@ -11405,7 +11469,7 @@
         </w:rPr>
         <w:t xml:space="preserve">                  </w:t>
       </w:r>
-      <w:bookmarkStart w:id="22" w:name="_Toc236387072"/>
+      <w:bookmarkStart w:id="22" w:name="_Toc236642307"/>
       <w:r>
         <w:rPr>
           <w:color w:val="4471C4"/>
@@ -11656,7 +11720,7 @@
         </w:rPr>
         <w:t xml:space="preserve">        </w:t>
       </w:r>
-      <w:bookmarkStart w:id="23" w:name="_Toc236387073"/>
+      <w:bookmarkStart w:id="23" w:name="_Toc236642308"/>
       <w:r>
         <w:rPr>
           <w:color w:val="4471C4"/>
@@ -11813,7 +11877,7 @@
           <w:sz w:val="25"/>
         </w:rPr>
       </w:pPr>
-      <w:bookmarkStart w:id="24" w:name="_Toc236387074"/>
+      <w:bookmarkStart w:id="24" w:name="_Toc236642309"/>
       <w:r>
         <w:rPr>
           <w:color w:val="2E5395"/>
@@ -11972,7 +12036,7 @@
           <w:spacing w:val="-2"/>
         </w:rPr>
       </w:pPr>
-      <w:bookmarkStart w:id="25" w:name="_Toc236387075"/>
+      <w:bookmarkStart w:id="25" w:name="_Toc236642310"/>
       <w:r>
         <w:rPr>
           <w:color w:val="4471C4"/>
@@ -12052,7 +12116,7 @@
       <w:r>
         <w:t xml:space="preserve">             </w:t>
       </w:r>
-      <w:bookmarkStart w:id="26" w:name="_Toc236387076"/>
+      <w:bookmarkStart w:id="26" w:name="_Toc236642311"/>
       <w:r>
         <w:rPr>
           <w:color w:val="4471C4"/>
@@ -12148,7 +12212,7 @@
       <w:r>
         <w:t xml:space="preserve">             </w:t>
       </w:r>
-      <w:bookmarkStart w:id="27" w:name="_Toc236387077"/>
+      <w:bookmarkStart w:id="27" w:name="_Toc236642312"/>
       <w:r>
         <w:rPr>
           <w:color w:val="4471C4"/>
@@ -12214,7 +12278,7 @@
           <w:color w:val="2E5395"/>
         </w:rPr>
       </w:pPr>
-      <w:bookmarkStart w:id="28" w:name="_Toc236387078"/>
+      <w:bookmarkStart w:id="28" w:name="_Toc236642313"/>
       <w:r>
         <w:rPr>
           <w:color w:val="2E5395"/>
@@ -12271,7 +12335,7 @@
         <w:lastRenderedPageBreak/>
         <w:t xml:space="preserve">       </w:t>
       </w:r>
-      <w:bookmarkStart w:id="29" w:name="_Toc236387079"/>
+      <w:bookmarkStart w:id="29" w:name="_Toc236642314"/>
       <w:r>
         <w:rPr>
           <w:color w:val="4471C4"/>
@@ -12313,7 +12377,7 @@
         </w:rPr>
         <w:t xml:space="preserve">                 </w:t>
       </w:r>
-      <w:bookmarkStart w:id="30" w:name="_Toc236387080"/>
+      <w:bookmarkStart w:id="30" w:name="_Toc236642315"/>
       <w:r>
         <w:rPr>
           <w:color w:val="4471C4"/>
@@ -12484,7 +12548,7 @@
           <w:color w:val="4471C4"/>
         </w:rPr>
       </w:pPr>
-      <w:bookmarkStart w:id="31" w:name="_Toc236387081"/>
+      <w:bookmarkStart w:id="31" w:name="_Toc236642316"/>
       <w:r>
         <w:rPr>
           <w:rFonts w:eastAsia="Cambria Math"/>
@@ -14879,7 +14943,7 @@
         </w:rPr>
       </w:pPr>
       <w:bookmarkStart w:id="36" w:name="_bookmark24"/>
-      <w:bookmarkStart w:id="37" w:name="_Toc236387082"/>
+      <w:bookmarkStart w:id="37" w:name="_Toc236642317"/>
       <w:bookmarkEnd w:id="36"/>
       <w:r>
         <w:rPr>
@@ -15117,7 +15181,7 @@
           <w:color w:val="2E5395"/>
         </w:rPr>
       </w:pPr>
-      <w:bookmarkStart w:id="38" w:name="_Toc236387083"/>
+      <w:bookmarkStart w:id="38" w:name="_Toc236642318"/>
       <w:r>
         <w:rPr>
           <w:color w:val="2E5395"/>
@@ -15183,7 +15247,7 @@
           <w:spacing w:val="-10"/>
         </w:rPr>
       </w:pPr>
-      <w:bookmarkStart w:id="39" w:name="_Toc236387084"/>
+      <w:bookmarkStart w:id="39" w:name="_Toc236642319"/>
       <w:r>
         <w:rPr>
           <w:color w:val="1F497D" w:themeColor="text2"/>
@@ -15365,7 +15429,7 @@
           <w:spacing w:val="-10"/>
         </w:rPr>
       </w:pPr>
-      <w:bookmarkStart w:id="40" w:name="_Toc236387085"/>
+      <w:bookmarkStart w:id="40" w:name="_Toc236642320"/>
       <w:r>
         <w:rPr>
           <w:color w:val="2E5395"/>
@@ -15436,7 +15500,7 @@
         </w:rPr>
         <w:tab/>
       </w:r>
-      <w:bookmarkStart w:id="41" w:name="_Toc236387086"/>
+      <w:bookmarkStart w:id="41" w:name="_Toc236642321"/>
       <w:r>
         <w:rPr>
           <w:color w:val="4471C4"/>
@@ -15522,7 +15586,7 @@
         </w:rPr>
         <w:tab/>
       </w:r>
-      <w:bookmarkStart w:id="42" w:name="_Toc236387087"/>
+      <w:bookmarkStart w:id="42" w:name="_Toc236642322"/>
       <w:r>
         <w:rPr>
           <w:color w:val="4471C4"/>
@@ -15590,7 +15654,7 @@
         </w:rPr>
         <w:tab/>
       </w:r>
-      <w:bookmarkStart w:id="43" w:name="_Toc236387088"/>
+      <w:bookmarkStart w:id="43" w:name="_Toc236642323"/>
       <w:r>
         <w:rPr>
           <w:color w:val="4471C4"/>
@@ -16326,7 +16390,7 @@
           <w:spacing w:val="-10"/>
         </w:rPr>
       </w:pPr>
-      <w:bookmarkStart w:id="44" w:name="_Toc236387089"/>
+      <w:bookmarkStart w:id="44" w:name="_Toc236642324"/>
       <w:r>
         <w:rPr>
           <w:color w:val="2E5395"/>
@@ -16412,7 +16476,7 @@
         </w:rPr>
         <w:tab/>
       </w:r>
-      <w:bookmarkStart w:id="45" w:name="_Toc236387090"/>
+      <w:bookmarkStart w:id="45" w:name="_Toc236642325"/>
       <w:r>
         <w:rPr>
           <w:color w:val="4471C4"/>
@@ -16673,7 +16737,7 @@
         </w:rPr>
         <w:tab/>
       </w:r>
-      <w:bookmarkStart w:id="46" w:name="_Toc236387091"/>
+      <w:bookmarkStart w:id="46" w:name="_Toc236642326"/>
       <w:r>
         <w:rPr>
           <w:color w:val="4471C4"/>
@@ -16838,7 +16902,7 @@
         </w:rPr>
         <w:tab/>
       </w:r>
-      <w:bookmarkStart w:id="47" w:name="_Toc236387092"/>
+      <w:bookmarkStart w:id="47" w:name="_Toc236642327"/>
       <w:r>
         <w:rPr>
           <w:color w:val="4471C4"/>
@@ -17262,7 +17326,7 @@
           <w:spacing w:val="-10"/>
         </w:rPr>
       </w:pPr>
-      <w:bookmarkStart w:id="48" w:name="_Toc236387093"/>
+      <w:bookmarkStart w:id="48" w:name="_Toc236642328"/>
       <w:r>
         <w:rPr>
           <w:color w:val="1F497D" w:themeColor="text2"/>
@@ -17330,7 +17394,7 @@
         </w:rPr>
         <w:tab/>
       </w:r>
-      <w:bookmarkStart w:id="49" w:name="_Toc236387094"/>
+      <w:bookmarkStart w:id="49" w:name="_Toc236642329"/>
       <w:r>
         <w:rPr>
           <w:color w:val="4471C4"/>
@@ -17489,7 +17553,7 @@
         </w:rPr>
         <w:tab/>
       </w:r>
-      <w:bookmarkStart w:id="50" w:name="_Toc236387095"/>
+      <w:bookmarkStart w:id="50" w:name="_Toc236642330"/>
       <w:r>
         <w:rPr>
           <w:color w:val="4471C4"/>
@@ -18092,7 +18156,7 @@
         </w:rPr>
         <w:tab/>
       </w:r>
-      <w:bookmarkStart w:id="51" w:name="_Toc236387096"/>
+      <w:bookmarkStart w:id="51" w:name="_Toc236642331"/>
       <w:r>
         <w:rPr>
           <w:color w:val="4471C4"/>
@@ -18335,7 +18399,7 @@
         <w:tab/>
         <w:t xml:space="preserve">      </w:t>
       </w:r>
-      <w:bookmarkStart w:id="52" w:name="_Toc236387097"/>
+      <w:bookmarkStart w:id="52" w:name="_Toc236642332"/>
       <w:r>
         <w:rPr>
           <w:color w:val="1F497D" w:themeColor="text2"/>
@@ -18400,7 +18464,7 @@
         </w:rPr>
         <w:tab/>
       </w:r>
-      <w:bookmarkStart w:id="53" w:name="_Toc236387098"/>
+      <w:bookmarkStart w:id="53" w:name="_Toc236642333"/>
       <w:r>
         <w:rPr>
           <w:color w:val="4471C4"/>
@@ -18499,7 +18563,7 @@
         </w:rPr>
         <w:tab/>
       </w:r>
-      <w:bookmarkStart w:id="54" w:name="_Toc236387099"/>
+      <w:bookmarkStart w:id="54" w:name="_Toc236642334"/>
       <w:r>
         <w:rPr>
           <w:color w:val="4471C4"/>
@@ -18602,7 +18666,7 @@
         </w:rPr>
         <w:tab/>
       </w:r>
-      <w:bookmarkStart w:id="55" w:name="_Toc236387100"/>
+      <w:bookmarkStart w:id="55" w:name="_Toc236642335"/>
       <w:r>
         <w:rPr>
           <w:color w:val="4471C4"/>
@@ -18707,7 +18771,7 @@
         <w:tab/>
         <w:t xml:space="preserve">      </w:t>
       </w:r>
-      <w:bookmarkStart w:id="56" w:name="_Toc236387101"/>
+      <w:bookmarkStart w:id="56" w:name="_Toc236642336"/>
       <w:r>
         <w:rPr>
           <w:color w:val="1F497D" w:themeColor="text2"/>
@@ -18772,7 +18836,7 @@
         </w:rPr>
         <w:tab/>
       </w:r>
-      <w:bookmarkStart w:id="57" w:name="_Toc236387102"/>
+      <w:bookmarkStart w:id="57" w:name="_Toc236642337"/>
       <w:r>
         <w:rPr>
           <w:color w:val="4471C4"/>
@@ -19001,7 +19065,7 @@
         </w:rPr>
         <w:tab/>
       </w:r>
-      <w:bookmarkStart w:id="58" w:name="_Toc236387103"/>
+      <w:bookmarkStart w:id="58" w:name="_Toc236642338"/>
       <w:r>
         <w:rPr>
           <w:color w:val="4471C4"/>
@@ -19298,7 +19362,7 @@
         <w:lastRenderedPageBreak/>
         <w:tab/>
       </w:r>
-      <w:bookmarkStart w:id="59" w:name="_Toc236387104"/>
+      <w:bookmarkStart w:id="59" w:name="_Toc236642339"/>
       <w:r>
         <w:rPr>
           <w:color w:val="1F497D"/>
@@ -19524,7 +19588,7 @@
           <w:color w:val="2E5395"/>
         </w:rPr>
       </w:pPr>
-      <w:bookmarkStart w:id="60" w:name="_Toc236387105"/>
+      <w:bookmarkStart w:id="60" w:name="_Toc236642340"/>
       <w:r>
         <w:rPr>
           <w:rStyle w:val="lev"/>
@@ -19557,7 +19621,7 @@
           <w:color w:val="1F497D"/>
         </w:rPr>
       </w:pPr>
-      <w:bookmarkStart w:id="61" w:name="_Toc236387106"/>
+      <w:bookmarkStart w:id="61" w:name="_Toc236642341"/>
       <w:r>
         <w:rPr>
           <w:rStyle w:val="lev"/>
@@ -19690,7 +19754,7 @@
           <w:color w:val="2E5395"/>
         </w:rPr>
       </w:pPr>
-      <w:bookmarkStart w:id="62" w:name="_Toc236387107"/>
+      <w:bookmarkStart w:id="62" w:name="_Toc236642342"/>
       <w:r>
         <w:rPr>
           <w:rStyle w:val="lev"/>
@@ -19747,7 +19811,7 @@
           <w:color w:val="4471C4"/>
         </w:rPr>
       </w:pPr>
-      <w:bookmarkStart w:id="63" w:name="_Toc236387108"/>
+      <w:bookmarkStart w:id="63" w:name="_Toc236642343"/>
       <w:r>
         <w:rPr>
           <w:color w:val="4471C4"/>
@@ -20019,7 +20083,7 @@
           <w:color w:val="4471C4"/>
         </w:rPr>
       </w:pPr>
-      <w:bookmarkStart w:id="64" w:name="_Toc236387109"/>
+      <w:bookmarkStart w:id="64" w:name="_Toc236642344"/>
       <w:r>
         <w:rPr>
           <w:color w:val="4471C4"/>
@@ -20114,7 +20178,7 @@
           <w:color w:val="4471C4"/>
         </w:rPr>
       </w:pPr>
-      <w:bookmarkStart w:id="65" w:name="_Toc236387110"/>
+      <w:bookmarkStart w:id="65" w:name="_Toc236642345"/>
       <w:r>
         <w:rPr>
           <w:color w:val="4471C4"/>
@@ -20260,7 +20324,7 @@
           <w:color w:val="2E5395"/>
         </w:rPr>
       </w:pPr>
-      <w:bookmarkStart w:id="66" w:name="_Toc236387111"/>
+      <w:bookmarkStart w:id="66" w:name="_Toc236642346"/>
       <w:r>
         <w:rPr>
           <w:rStyle w:val="lev"/>
@@ -20316,7 +20380,7 @@
           <w:color w:val="4471C4"/>
         </w:rPr>
       </w:pPr>
-      <w:bookmarkStart w:id="67" w:name="_Toc236387112"/>
+      <w:bookmarkStart w:id="67" w:name="_Toc236642347"/>
       <w:r>
         <w:rPr>
           <w:color w:val="4471C4"/>
@@ -20490,7 +20554,7 @@
           <w:color w:val="4471C4"/>
         </w:rPr>
       </w:pPr>
-      <w:bookmarkStart w:id="68" w:name="_Toc236387113"/>
+      <w:bookmarkStart w:id="68" w:name="_Toc236642348"/>
       <w:r>
         <w:rPr>
           <w:color w:val="4471C4"/>
@@ -20750,7 +20814,6 @@
           <w:color w:val="4471C4"/>
         </w:rPr>
       </w:pPr>
-      <w:bookmarkStart w:id="69" w:name="_Toc236387114"/>
     </w:p>
     <w:p>
       <w:pPr>
@@ -20841,6 +20904,7 @@
           <w:color w:val="4471C4"/>
         </w:rPr>
       </w:pPr>
+      <w:bookmarkStart w:id="69" w:name="_Toc236642349"/>
       <w:r>
         <w:rPr>
           <w:color w:val="4471C4"/>
@@ -21074,7 +21138,7 @@
         </w:rPr>
         <w:tab/>
       </w:r>
-      <w:bookmarkStart w:id="70" w:name="_Toc236387115"/>
+      <w:bookmarkStart w:id="70" w:name="_Toc236642350"/>
       <w:r>
         <w:rPr>
           <w:rStyle w:val="lev"/>
@@ -21131,7 +21195,7 @@
           <w:color w:val="4471C4"/>
         </w:rPr>
       </w:pPr>
-      <w:bookmarkStart w:id="71" w:name="_Toc236387116"/>
+      <w:bookmarkStart w:id="71" w:name="_Toc236642351"/>
       <w:r>
         <w:rPr>
           <w:color w:val="4471C4"/>
@@ -21173,6 +21237,9 @@
         <w:jc w:val="both"/>
       </w:pPr>
       <w:r>
+        <w:rPr>
+          <w:noProof/>
+        </w:rPr>
         <w:drawing>
           <wp:inline distT="0" distB="0" distL="0" distR="0" wp14:anchorId="51343FD0" wp14:editId="7D261079">
             <wp:extent cx="5951220" cy="2137029"/>
@@ -21258,6 +21325,9 @@
         <w:jc w:val="both"/>
       </w:pPr>
       <w:r>
+        <w:rPr>
+          <w:noProof/>
+        </w:rPr>
         <w:lastRenderedPageBreak/>
         <w:drawing>
           <wp:inline distT="0" distB="0" distL="0" distR="0" wp14:anchorId="0A72C153" wp14:editId="38DF5A87">
@@ -21441,7 +21511,7 @@
           <w:color w:val="4471C4"/>
         </w:rPr>
       </w:pPr>
-      <w:bookmarkStart w:id="72" w:name="_Toc236387117"/>
+      <w:bookmarkStart w:id="72" w:name="_Toc236642352"/>
       <w:r>
         <w:rPr>
           <w:color w:val="4471C4"/>
@@ -21756,22 +21826,13 @@
               <w:pStyle w:val="Corpsdetexte"/>
             </w:pPr>
             <w:r>
-              <w:t>2</w:t>
-            </w:r>
-            <w:r>
-              <w:t>2</w:t>
-            </w:r>
-            <w:r>
-              <w:t xml:space="preserve">°C </w:t>
+              <w:t xml:space="preserve">22°C </w:t>
             </w:r>
             <w:r>
               <w:sym w:font="Wingdings" w:char="F0E0"/>
             </w:r>
             <w:r>
-              <w:t>35</w:t>
-            </w:r>
-            <w:r>
-              <w:t>°C</w:t>
+              <w:t>35°C</w:t>
             </w:r>
           </w:p>
         </w:tc>
@@ -21885,22 +21946,13 @@
               <w:pStyle w:val="Corpsdetexte"/>
             </w:pPr>
             <w:r>
-              <w:t>5</w:t>
-            </w:r>
-            <w:r>
-              <w:t xml:space="preserve">°C </w:t>
+              <w:t xml:space="preserve">5°C </w:t>
             </w:r>
             <w:r>
               <w:sym w:font="Wingdings" w:char="F0E0"/>
             </w:r>
             <w:r>
-              <w:t>1</w:t>
-            </w:r>
-            <w:r>
-              <w:t>2</w:t>
-            </w:r>
-            <w:r>
-              <w:t>°C</w:t>
+              <w:t>12°C</w:t>
             </w:r>
           </w:p>
         </w:tc>
@@ -22289,7 +22341,7 @@
           <w:color w:val="4471C4"/>
         </w:rPr>
       </w:pPr>
-      <w:bookmarkStart w:id="73" w:name="_Toc236387118"/>
+      <w:bookmarkStart w:id="73" w:name="_Toc236642353"/>
       <w:r>
         <w:rPr>
           <w:color w:val="4471C4"/>
@@ -22331,6 +22383,9 @@
         <w:jc w:val="both"/>
       </w:pPr>
       <w:r>
+        <w:rPr>
+          <w:noProof/>
+        </w:rPr>
         <w:drawing>
           <wp:anchor distT="0" distB="0" distL="114300" distR="114300" simplePos="0" relativeHeight="251658752" behindDoc="0" locked="0" layoutInCell="1" allowOverlap="1" wp14:anchorId="1CBBF434" wp14:editId="13A4255D">
             <wp:simplePos x="0" y="0"/>
@@ -22535,7 +22590,7 @@
           <w:color w:val="2E5395"/>
         </w:rPr>
       </w:pPr>
-      <w:bookmarkStart w:id="74" w:name="_Toc236387119"/>
+      <w:bookmarkStart w:id="74" w:name="_Toc236642354"/>
       <w:r>
         <w:rPr>
           <w:rStyle w:val="lev"/>
@@ -22588,7 +22643,7 @@
           <w:color w:val="4471C4"/>
         </w:rPr>
       </w:pPr>
-      <w:bookmarkStart w:id="75" w:name="_Toc236387120"/>
+      <w:bookmarkStart w:id="75" w:name="_Toc236642355"/>
       <w:r>
         <w:rPr>
           <w:color w:val="4471C4"/>
@@ -22799,7 +22854,7 @@
           <w:color w:val="4471C4"/>
         </w:rPr>
       </w:pPr>
-      <w:bookmarkStart w:id="76" w:name="_Toc236387121"/>
+      <w:bookmarkStart w:id="76" w:name="_Toc236642356"/>
       <w:r>
         <w:rPr>
           <w:color w:val="4471C4"/>
@@ -23267,7 +23322,7 @@
           <w:color w:val="4471C4"/>
         </w:rPr>
       </w:pPr>
-      <w:bookmarkStart w:id="77" w:name="_Toc236387122"/>
+      <w:bookmarkStart w:id="77" w:name="_Toc236642357"/>
       <w:r>
         <w:rPr>
           <w:color w:val="4471C4"/>
@@ -23275,6 +23330,173 @@
         <w:t>3.4.3. Synthèse des résultats par indicateur</w:t>
       </w:r>
       <w:bookmarkEnd w:id="77"/>
+    </w:p>
+    <w:p>
+      <w:pPr>
+        <w:pStyle w:val="Corpsdetexte"/>
+      </w:pPr>
+    </w:p>
+    <w:p>
+      <w:pPr>
+        <w:pStyle w:val="Corpsdetexte"/>
+        <w:ind w:left="567" w:right="1128"/>
+        <w:jc w:val="both"/>
+      </w:pPr>
+      <w:r>
+        <w:t>En croisant les résultats de l'ensemble des tests, on peut dresser une synthèse globale des performances de HEAT2VALUE par indicateur.</w:t>
+      </w:r>
+    </w:p>
+    <w:p>
+      <w:pPr>
+        <w:pStyle w:val="Corpsdetexte"/>
+        <w:ind w:left="567" w:right="1128"/>
+        <w:jc w:val="both"/>
+      </w:pPr>
+    </w:p>
+    <w:p>
+      <w:pPr>
+        <w:pStyle w:val="Corpsdetexte"/>
+        <w:numPr>
+          <w:ilvl w:val="0"/>
+          <w:numId w:val="45"/>
+        </w:numPr>
+        <w:ind w:right="1128"/>
+        <w:jc w:val="both"/>
+      </w:pPr>
+      <w:r>
+        <w:rPr>
+          <w:b/>
+          <w:bCs/>
+        </w:rPr>
+        <w:t>Sur le PUE</w:t>
+      </w:r>
+      <w:r>
+        <w:t>, HEAT2VALUE réduit systématiquement le PUE de 1.30 à 1.05 dans tous les scénarios où la réutilisation est possible. Cette amélioration de 19% est constante et reproductible, indépendamment de l'intensité carbone du réseau.</w:t>
+      </w:r>
+    </w:p>
+    <w:p>
+      <w:pPr>
+        <w:pStyle w:val="Corpsdetexte"/>
+        <w:ind w:left="720" w:right="1128"/>
+        <w:jc w:val="both"/>
+      </w:pPr>
+    </w:p>
+    <w:p>
+      <w:pPr>
+        <w:pStyle w:val="Corpsdetexte"/>
+        <w:numPr>
+          <w:ilvl w:val="0"/>
+          <w:numId w:val="45"/>
+        </w:numPr>
+        <w:ind w:right="1128"/>
+        <w:jc w:val="both"/>
+      </w:pPr>
+      <w:r>
+        <w:rPr>
+          <w:b/>
+          <w:bCs/>
+        </w:rPr>
+        <w:t>Sur le CUE</w:t>
+      </w:r>
+      <w:r>
+        <w:t>, les résultats varient selon les conditions. En hiver avec un réseau propre comme celui de la France, le CUE tend vers zéro car les émissions évitées compensent entièrement les émissions produites. En été ou avec un réseau plus carboné, le CUE reste positif mais toujours inférieur à celui d'un Data Center classique.</w:t>
+      </w:r>
+    </w:p>
+    <w:p>
+      <w:pPr>
+        <w:pStyle w:val="Paragraphedeliste"/>
+      </w:pPr>
+    </w:p>
+    <w:p>
+      <w:pPr>
+        <w:pStyle w:val="Corpsdetexte"/>
+        <w:ind w:left="720" w:right="1128"/>
+        <w:jc w:val="both"/>
+      </w:pPr>
+    </w:p>
+    <w:p>
+      <w:pPr>
+        <w:pStyle w:val="Corpsdetexte"/>
+        <w:numPr>
+          <w:ilvl w:val="0"/>
+          <w:numId w:val="45"/>
+        </w:numPr>
+        <w:ind w:right="1128"/>
+        <w:jc w:val="both"/>
+      </w:pPr>
+      <w:r>
+        <w:rPr>
+          <w:b/>
+          <w:bCs/>
+        </w:rPr>
+        <w:t>Sur le WUE</w:t>
+      </w:r>
+      <w:r>
+        <w:t>, HEAT2VALUE réduit la consommation d'eau de 1.8 à 0.5 L/kWh dès que la réutilisation est active, soit une réduction de 72%. Cette amélioration est immédiate et constante dans tous les scénarios hivernaux.</w:t>
+      </w:r>
+    </w:p>
+    <w:p>
+      <w:pPr>
+        <w:pStyle w:val="Corpsdetexte"/>
+        <w:ind w:left="720" w:right="1128"/>
+        <w:jc w:val="both"/>
+      </w:pPr>
+    </w:p>
+    <w:p>
+      <w:pPr>
+        <w:pStyle w:val="Corpsdetexte"/>
+        <w:numPr>
+          <w:ilvl w:val="0"/>
+          <w:numId w:val="45"/>
+        </w:numPr>
+        <w:ind w:right="1128"/>
+        <w:jc w:val="both"/>
+      </w:pPr>
+      <w:r>
+        <w:rPr>
+          <w:b/>
+          <w:bCs/>
+        </w:rPr>
+        <w:t>Sur le HRR</w:t>
+      </w:r>
+      <w:r>
+        <w:t>, l'indicateur atteint 0.80 dans tous les scénarios froids, ce qui signifie que 80% de la chaleur produite est valorisée. Dans les scénarios de transition, le HRR varie entre 37% et 78% selon les conditions. En été, il reste à 0.</w:t>
+      </w:r>
+    </w:p>
+    <w:p>
+      <w:pPr>
+        <w:pStyle w:val="Corpsdetexte"/>
+      </w:pPr>
+    </w:p>
+    <w:p>
+      <w:pPr>
+        <w:pStyle w:val="Titre2"/>
+        <w:ind w:left="2154"/>
+      </w:pPr>
+    </w:p>
+    <w:p>
+      <w:pPr>
+        <w:pStyle w:val="Titre2"/>
+        <w:ind w:left="2154"/>
+      </w:pPr>
+    </w:p>
+    <w:p>
+      <w:pPr>
+        <w:pStyle w:val="Titre2"/>
+        <w:ind w:left="2154"/>
+      </w:pPr>
+    </w:p>
+    <w:p>
+      <w:pPr>
+        <w:pStyle w:val="Titre2"/>
+        <w:ind w:left="2154"/>
+      </w:pPr>
+    </w:p>
+    <w:p>
+      <w:pPr>
+        <w:pStyle w:val="Titre2"/>
+        <w:ind w:left="2154"/>
+      </w:pPr>
     </w:p>
     <w:p>
       <w:pPr>
@@ -23293,7 +23515,7 @@
           <w:color w:val="2E5395"/>
         </w:rPr>
       </w:pPr>
-      <w:bookmarkStart w:id="78" w:name="_Toc236387123"/>
+      <w:bookmarkStart w:id="78" w:name="_Toc236642358"/>
       <w:r>
         <w:rPr>
           <w:rStyle w:val="lev"/>
@@ -23301,6 +23523,7 @@
           <w:bCs/>
           <w:color w:val="2E5395"/>
         </w:rPr>
+        <w:lastRenderedPageBreak/>
         <w:t>3.5. Limites et perspectives</w:t>
       </w:r>
       <w:bookmarkEnd w:id="78"/>
@@ -23322,7 +23545,7 @@
           <w:color w:val="4471C4"/>
         </w:rPr>
       </w:pPr>
-      <w:bookmarkStart w:id="79" w:name="_Toc236387124"/>
+      <w:bookmarkStart w:id="79" w:name="_Toc236642359"/>
       <w:r>
         <w:rPr>
           <w:color w:val="4471C4"/>
@@ -23339,14 +23562,137 @@
           <w:color w:val="4471C4"/>
         </w:rPr>
       </w:pPr>
-      <w:bookmarkStart w:id="80" w:name="_Toc236387125"/>
-      <w:r>
+    </w:p>
+    <w:p>
+      <w:pPr>
+        <w:pStyle w:val="Corpsdetexte"/>
+        <w:ind w:left="567" w:right="1128"/>
+        <w:jc w:val="both"/>
+      </w:pPr>
+      <w:r>
+        <w:t>Plusieurs limites ont été identifiées au cours des tests. Les présenter clairement est essentiel pour donner une vision honnête et complète de la solution.</w:t>
+      </w:r>
+    </w:p>
+    <w:p>
+      <w:pPr>
+        <w:pStyle w:val="Corpsdetexte"/>
+        <w:ind w:left="567" w:right="1128"/>
+        <w:jc w:val="both"/>
+      </w:pPr>
+    </w:p>
+    <w:p>
+      <w:pPr>
+        <w:pStyle w:val="Corpsdetexte"/>
+        <w:numPr>
+          <w:ilvl w:val="0"/>
+          <w:numId w:val="46"/>
+        </w:numPr>
+        <w:ind w:right="1128"/>
+        <w:jc w:val="both"/>
+      </w:pPr>
+      <w:r>
+        <w:rPr>
+          <w:b/>
+          <w:bCs/>
+        </w:rPr>
+        <w:t>La limite saisonnière</w:t>
+      </w:r>
+      <w:r>
+        <w:t xml:space="preserve"> est la plus importante. En été, quand la température dépasse 18°C et que l'intensité carbone est basse, l'algorithme ne peut valoriser aucune chaleur. Il se comporte alors exactement comme un Data Center classique, sans aucun gain environnemental. C'est une limite réelle et assumée : on ne peut pas chauffer des bâtiments quand il fait chaud dehors.</w:t>
+      </w:r>
+    </w:p>
+    <w:p>
+      <w:pPr>
+        <w:pStyle w:val="Corpsdetexte"/>
+        <w:ind w:left="1287" w:right="1128"/>
+        <w:jc w:val="both"/>
+      </w:pPr>
+    </w:p>
+    <w:p>
+      <w:pPr>
+        <w:pStyle w:val="Corpsdetexte"/>
+        <w:numPr>
+          <w:ilvl w:val="0"/>
+          <w:numId w:val="46"/>
+        </w:numPr>
+        <w:ind w:right="1128"/>
+        <w:jc w:val="both"/>
+      </w:pPr>
+      <w:r>
+        <w:rPr>
+          <w:b/>
+          <w:bCs/>
+        </w:rPr>
+        <w:t>La dépendance au contexte géographique</w:t>
+      </w:r>
+      <w:r>
+        <w:t xml:space="preserve"> est une conséquence directe de cette limite. HEAT2VALUE donne de très bons résultats dans les régions à climat froid ou tempéré où la saison de chauffage est longue. Dans des régions très chaudes, l'algorithme serait peu efficace dans sa configuration actuelle.</w:t>
+      </w:r>
+    </w:p>
+    <w:p>
+      <w:pPr>
+        <w:pStyle w:val="Corpsdetexte"/>
+        <w:ind w:right="1128"/>
+        <w:jc w:val="both"/>
+      </w:pPr>
+    </w:p>
+    <w:p>
+      <w:pPr>
+        <w:pStyle w:val="Corpsdetexte"/>
+        <w:numPr>
+          <w:ilvl w:val="0"/>
+          <w:numId w:val="46"/>
+        </w:numPr>
+        <w:ind w:right="1128"/>
+        <w:jc w:val="both"/>
+      </w:pPr>
+      <w:r>
+        <w:rPr>
+          <w:b/>
+          <w:bCs/>
+        </w:rPr>
+        <w:t>La dépendance au mix énergétique</w:t>
+      </w:r>
+      <w:r>
+        <w:t xml:space="preserve"> est également une limite importante. Les tests sur données réelles françaises ont montré que l'intensité carbone du réseau français est très basse, ce qui empêche le déclenchement de l'option de stockage. HEAT2VALUE serait donc encore plus pertinent dans des pays avec un réseau électrique plus carboné, comme l'Allemagne ou la Pologne.</w:t>
+      </w:r>
+    </w:p>
+    <w:p>
+      <w:pPr>
+        <w:pStyle w:val="Corpsdetexte"/>
+        <w:ind w:right="1128"/>
+        <w:jc w:val="both"/>
+      </w:pPr>
+    </w:p>
+    <w:p>
+      <w:pPr>
+        <w:pStyle w:val="Corpsdetexte"/>
+        <w:numPr>
+          <w:ilvl w:val="0"/>
+          <w:numId w:val="46"/>
+        </w:numPr>
+        <w:ind w:right="1128"/>
+        <w:jc w:val="both"/>
+      </w:pPr>
+      <w:r>
+        <w:rPr>
+          <w:b/>
+          <w:bCs/>
+        </w:rPr>
+        <w:t>La simplicité des seuils de décision</w:t>
+      </w:r>
+      <w:r>
+        <w:t xml:space="preserve"> est à la fois une force et une limite. L'algorithme repose sur deux seuils fixes qui ne s'adaptent pas aux conditions réelles. Dans un contexte industriel, des paramètres comme le prix de l'électricité, la demande de chauffage réelle des bâtiments voisins ou les prévisions météorologiques pourraient affiner et améliorer les décisions prises.</w:t>
+      </w:r>
+    </w:p>
+    <w:p>
+      <w:pPr>
+        <w:pStyle w:val="Titre2"/>
+        <w:ind w:left="0" w:firstLine="0"/>
         <w:rPr>
           <w:color w:val="4471C4"/>
         </w:rPr>
-        <w:t>3.5.2. Limites de la démarche de validation par simulation</w:t>
-      </w:r>
-      <w:bookmarkEnd w:id="80"/>
+      </w:pPr>
     </w:p>
     <w:p>
       <w:pPr>
@@ -23356,19 +23702,344 @@
           <w:color w:val="4471C4"/>
         </w:rPr>
       </w:pPr>
-      <w:bookmarkStart w:id="81" w:name="_Toc236387126"/>
+      <w:bookmarkStart w:id="80" w:name="_Toc236642360"/>
       <w:r>
         <w:rPr>
           <w:color w:val="4471C4"/>
         </w:rPr>
-        <w:t>3.5.3. Perspectives d'amélioration et travaux futurs</w:t>
-      </w:r>
-      <w:bookmarkEnd w:id="81"/>
+        <w:t>3.5.2. Limites de la démarche de validation par simulation</w:t>
+      </w:r>
+      <w:bookmarkEnd w:id="80"/>
     </w:p>
     <w:p>
       <w:pPr>
         <w:pStyle w:val="Titre2"/>
         <w:ind w:left="2154"/>
+        <w:rPr>
+          <w:color w:val="4471C4"/>
+        </w:rPr>
+      </w:pPr>
+    </w:p>
+    <w:p>
+      <w:pPr>
+        <w:pStyle w:val="Corpsdetexte"/>
+        <w:ind w:left="567" w:right="1128"/>
+        <w:jc w:val="both"/>
+      </w:pPr>
+      <w:r>
+        <w:t>Au-delà des limites de l'algorithme lui-même, la démarche de validation par simulation présente également des contraintes qu'il est important de mentionner honnêtement.</w:t>
+      </w:r>
+    </w:p>
+    <w:p>
+      <w:pPr>
+        <w:pStyle w:val="Corpsdetexte"/>
+        <w:ind w:left="567" w:right="1128"/>
+        <w:jc w:val="both"/>
+      </w:pPr>
+    </w:p>
+    <w:p>
+      <w:pPr>
+        <w:pStyle w:val="Corpsdetexte"/>
+        <w:numPr>
+          <w:ilvl w:val="0"/>
+          <w:numId w:val="47"/>
+        </w:numPr>
+        <w:ind w:right="1128"/>
+        <w:jc w:val="both"/>
+      </w:pPr>
+      <w:r>
+        <w:rPr>
+          <w:b/>
+          <w:bCs/>
+        </w:rPr>
+        <w:t>Les données de charge des serveurs sont simulées.</w:t>
+      </w:r>
+      <w:r>
+        <w:t xml:space="preserve"> Dans un Data Center réel, la charge varie de façon beaucoup plus complexe et imprévisible que la progression linéaire utilisée dans ce mémoire. Des pics soudains, des pannes ou des migrations de données peuvent créer des variations brutales que la simulation ne reproduit pas fidèlement.</w:t>
+      </w:r>
+    </w:p>
+    <w:p>
+      <w:pPr>
+        <w:pStyle w:val="Corpsdetexte"/>
+        <w:ind w:left="1287" w:right="1128"/>
+        <w:jc w:val="both"/>
+      </w:pPr>
+    </w:p>
+    <w:p>
+      <w:pPr>
+        <w:pStyle w:val="Corpsdetexte"/>
+        <w:numPr>
+          <w:ilvl w:val="0"/>
+          <w:numId w:val="47"/>
+        </w:numPr>
+        <w:ind w:right="1128"/>
+        <w:jc w:val="both"/>
+      </w:pPr>
+      <w:r>
+        <w:rPr>
+          <w:b/>
+          <w:bCs/>
+        </w:rPr>
+        <w:t>Les coefficients utilisés sont des estimations.</w:t>
+      </w:r>
+      <w:r>
+        <w:t xml:space="preserve"> Les valeurs retenues pour les pertes thermiques, la consommation de refroidissement et la consommation d'eau sont basées sur la littérature scientifique. Dans un Data Center réel, ces valeurs dépendent de l'architecture spécifique des équipements installés et </w:t>
+      </w:r>
+      <w:r>
+        <w:lastRenderedPageBreak/>
+        <w:t>peuvent varier significativement d'une infrastructure à l'autre.</w:t>
+      </w:r>
+    </w:p>
+    <w:p>
+      <w:pPr>
+        <w:pStyle w:val="Corpsdetexte"/>
+        <w:ind w:right="1128"/>
+        <w:jc w:val="both"/>
+      </w:pPr>
+    </w:p>
+    <w:p>
+      <w:pPr>
+        <w:pStyle w:val="Corpsdetexte"/>
+        <w:numPr>
+          <w:ilvl w:val="0"/>
+          <w:numId w:val="47"/>
+        </w:numPr>
+        <w:ind w:right="1128"/>
+        <w:jc w:val="both"/>
+      </w:pPr>
+      <w:r>
+        <w:rPr>
+          <w:b/>
+          <w:bCs/>
+        </w:rPr>
+        <w:t>L'infrastructure de valorisation est supposée existante.</w:t>
+      </w:r>
+      <w:r>
+        <w:t xml:space="preserve"> La simulation part du principe que le réseau de distribution de chaleur, le réservoir thermique et les connexions avec les bâtiments voisins sont déjà en place. Dans la réalité, ces infrastructures représentent un investissement important qui conditionne le déploiement de la solution et qui n'a pas été modélisé dans ce mémoire.</w:t>
+      </w:r>
+    </w:p>
+    <w:p>
+      <w:pPr>
+        <w:pStyle w:val="Corpsdetexte"/>
+      </w:pPr>
+    </w:p>
+    <w:p>
+      <w:pPr>
+        <w:pStyle w:val="Titre2"/>
+        <w:ind w:left="2154"/>
+        <w:rPr>
+          <w:color w:val="4471C4"/>
+        </w:rPr>
+      </w:pPr>
+      <w:bookmarkStart w:id="81" w:name="_Toc236642361"/>
+      <w:r>
+        <w:rPr>
+          <w:color w:val="4471C4"/>
+        </w:rPr>
+        <w:t>3.5.3. Perspectives d'amélioration et travaux futurs</w:t>
+      </w:r>
+      <w:bookmarkEnd w:id="81"/>
+    </w:p>
+    <w:p>
+      <w:pPr>
+        <w:pStyle w:val="Titre2"/>
+        <w:ind w:left="2154"/>
+        <w:rPr>
+          <w:color w:val="4471C4"/>
+        </w:rPr>
+      </w:pPr>
+    </w:p>
+    <w:p>
+      <w:pPr>
+        <w:pStyle w:val="Corpsdetexte"/>
+        <w:ind w:left="567" w:right="1128"/>
+        <w:jc w:val="both"/>
+      </w:pPr>
+      <w:r>
+        <w:t>Les limites identifiées ouvrent plusieurs pistes d'amélioration concrètes qui pourraient faire l'objet de travaux futurs.</w:t>
+      </w:r>
+    </w:p>
+    <w:p>
+      <w:pPr>
+        <w:pStyle w:val="Corpsdetexte"/>
+        <w:ind w:left="567" w:right="1128"/>
+        <w:jc w:val="both"/>
+      </w:pPr>
+    </w:p>
+    <w:p>
+      <w:pPr>
+        <w:pStyle w:val="Corpsdetexte"/>
+        <w:ind w:left="567" w:right="1128"/>
+        <w:jc w:val="both"/>
+      </w:pPr>
+      <w:r>
+        <w:rPr>
+          <w:b/>
+          <w:bCs/>
+        </w:rPr>
+        <w:t>Intégrer des prévisions météorologiques</w:t>
+      </w:r>
+      <w:r>
+        <w:t xml:space="preserve"> permettrait à l'algorithme d'anticiper les besoins plutôt que de réagir aux conditions actuelles. Par exemple, si les prévisions annoncent une baisse de température dans les prochaines heures, l'algorithme pourrait commencer à stocker de la chaleur en avance pour être prêt à la valoriser dès que le besoin se présente.</w:t>
+      </w:r>
+    </w:p>
+    <w:p>
+      <w:pPr>
+        <w:pStyle w:val="Corpsdetexte"/>
+        <w:ind w:left="567" w:right="1128"/>
+        <w:jc w:val="both"/>
+      </w:pPr>
+    </w:p>
+    <w:p>
+      <w:pPr>
+        <w:pStyle w:val="Corpsdetexte"/>
+        <w:ind w:left="567" w:right="1128"/>
+        <w:jc w:val="both"/>
+      </w:pPr>
+      <w:r>
+        <w:rPr>
+          <w:b/>
+          <w:bCs/>
+        </w:rPr>
+        <w:t>Élargir les usages de la chaleur en été</w:t>
+      </w:r>
+      <w:r>
+        <w:t xml:space="preserve"> permettrait de réduire la limite saisonnière. La production d'eau chaude sanitaire, l'alimentation de systèmes de climatisation par absorption ou encore le séchage industriel sont des usages potentiels qui ne dépendent pas de la température extérieure. Les intégrer comme options supplémentaires permettrait à HEAT2VALUE de maintenir un HRR positif toute l'année.</w:t>
+      </w:r>
+    </w:p>
+    <w:p>
+      <w:pPr>
+        <w:pStyle w:val="Corpsdetexte"/>
+        <w:ind w:left="567" w:right="1128"/>
+        <w:jc w:val="both"/>
+      </w:pPr>
+    </w:p>
+    <w:p>
+      <w:pPr>
+        <w:pStyle w:val="Corpsdetexte"/>
+        <w:ind w:left="567" w:right="1128"/>
+        <w:jc w:val="both"/>
+      </w:pPr>
+      <w:r>
+        <w:rPr>
+          <w:b/>
+          <w:bCs/>
+        </w:rPr>
+        <w:t>Adapter dynamiquement les seuils de décision</w:t>
+      </w:r>
+      <w:r>
+        <w:t xml:space="preserve"> améliorerait la précision de l'algorithme. Plutôt que de fixer le seuil de carbone à 150 </w:t>
+      </w:r>
+      <w:proofErr w:type="spellStart"/>
+      <w:r>
+        <w:t>gCO</w:t>
+      </w:r>
+      <w:proofErr w:type="spellEnd"/>
+      <w:r>
+        <w:t>₂/kWh de façon permanente, ce seuil pourrait s'ajuster automatiquement selon le pays, la saison ou le prix de l'électricité, pour des décisions encore plus pertinentes.</w:t>
+      </w:r>
+    </w:p>
+    <w:p>
+      <w:pPr>
+        <w:pStyle w:val="Corpsdetexte"/>
+        <w:ind w:left="567" w:right="1128"/>
+        <w:jc w:val="both"/>
+      </w:pPr>
+    </w:p>
+    <w:p>
+      <w:pPr>
+        <w:pStyle w:val="Corpsdetexte"/>
+        <w:ind w:left="567" w:right="1128"/>
+        <w:jc w:val="both"/>
+      </w:pPr>
+      <w:r>
+        <w:rPr>
+          <w:b/>
+          <w:bCs/>
+        </w:rPr>
+        <w:t>Tester l'algorithme sur des données réelles de pays plus carbonés</w:t>
+      </w:r>
+      <w:r>
+        <w:t xml:space="preserve"> comme l'Allemagne ou la Pologne permettrait de valider son efficacité dans des contextes énergétiques différents et de confirmer sa pertinence à l'échelle européenne, où les mix énergétiques varient fortement d'un pays à l'autre.</w:t>
+      </w:r>
+    </w:p>
+    <w:p>
+      <w:pPr>
+        <w:pStyle w:val="Corpsdetexte"/>
+        <w:ind w:left="567" w:right="1128"/>
+        <w:jc w:val="both"/>
+      </w:pPr>
+    </w:p>
+    <w:p>
+      <w:pPr>
+        <w:pStyle w:val="Corpsdetexte"/>
+        <w:ind w:left="567" w:right="1128"/>
+        <w:jc w:val="both"/>
+      </w:pPr>
+      <w:r>
+        <w:rPr>
+          <w:b/>
+          <w:bCs/>
+        </w:rPr>
+        <w:t>Déployer l'algorithme dans un environnement réel</w:t>
+      </w:r>
+      <w:r>
+        <w:t>, même à petite échelle, constituerait l'étape naturelle suivant ce mémoire. Un déploiement pilote dans un Data Center universitaire ou dans une PME permettrait de confronter les résultats simulés à la réalité et d'affiner les paramètres de l'algorithme en conditions réelles.</w:t>
+      </w:r>
+    </w:p>
+    <w:p>
+      <w:pPr>
+        <w:pStyle w:val="Corpsdetexte"/>
+        <w:ind w:left="567" w:right="1128"/>
+        <w:jc w:val="both"/>
+      </w:pPr>
+    </w:p>
+    <w:p>
+      <w:pPr>
+        <w:pStyle w:val="Corpsdetexte"/>
+        <w:ind w:left="567" w:right="1128"/>
+        <w:jc w:val="both"/>
+      </w:pPr>
+    </w:p>
+    <w:p>
+      <w:pPr>
+        <w:pStyle w:val="Corpsdetexte"/>
+        <w:ind w:left="567" w:right="1128"/>
+        <w:jc w:val="both"/>
+      </w:pPr>
+    </w:p>
+    <w:p>
+      <w:pPr>
+        <w:pStyle w:val="Corpsdetexte"/>
+        <w:ind w:left="567" w:right="1128"/>
+        <w:jc w:val="both"/>
+      </w:pPr>
+    </w:p>
+    <w:p>
+      <w:pPr>
+        <w:pStyle w:val="Corpsdetexte"/>
+        <w:ind w:left="567" w:right="1128"/>
+        <w:jc w:val="both"/>
+      </w:pPr>
+    </w:p>
+    <w:p>
+      <w:pPr>
+        <w:pStyle w:val="Corpsdetexte"/>
+        <w:ind w:left="567" w:right="1128"/>
+        <w:jc w:val="both"/>
+      </w:pPr>
+    </w:p>
+    <w:p>
+      <w:pPr>
+        <w:pStyle w:val="Corpsdetexte"/>
+        <w:ind w:left="567" w:right="1128"/>
+        <w:jc w:val="both"/>
+      </w:pPr>
+    </w:p>
+    <w:p>
+      <w:pPr>
+        <w:pStyle w:val="Titre2"/>
+        <w:ind w:left="2154"/>
       </w:pPr>
     </w:p>
     <w:p>
@@ -23379,7 +24050,7 @@
           <w:color w:val="2E5395"/>
         </w:rPr>
       </w:pPr>
-      <w:bookmarkStart w:id="82" w:name="_Toc236387127"/>
+      <w:bookmarkStart w:id="82" w:name="_Toc236642362"/>
       <w:r>
         <w:rPr>
           <w:rStyle w:val="lev"/>
@@ -23387,9 +24058,425 @@
           <w:bCs/>
           <w:color w:val="2E5395"/>
         </w:rPr>
+        <w:lastRenderedPageBreak/>
         <w:t>Conclusion</w:t>
       </w:r>
       <w:bookmarkEnd w:id="82"/>
+    </w:p>
+    <w:p>
+      <w:pPr>
+        <w:pStyle w:val="Corpsdetexte"/>
+      </w:pPr>
+    </w:p>
+    <w:p>
+      <w:pPr>
+        <w:pStyle w:val="Corpsdetexte"/>
+        <w:ind w:left="567" w:right="1128"/>
+        <w:jc w:val="both"/>
+      </w:pPr>
+      <w:r>
+        <w:t>Ce chapitre a présenté l'implémentation concrète de HEAT2VALUE et l'évaluation de ses performances à travers trois phases de test complémentaires.</w:t>
+      </w:r>
+    </w:p>
+    <w:p>
+      <w:pPr>
+        <w:pStyle w:val="Corpsdetexte"/>
+        <w:ind w:left="567" w:right="1128"/>
+        <w:jc w:val="both"/>
+      </w:pPr>
+    </w:p>
+    <w:p>
+      <w:pPr>
+        <w:pStyle w:val="Corpsdetexte"/>
+        <w:ind w:left="567" w:right="1128"/>
+        <w:jc w:val="both"/>
+      </w:pPr>
+      <w:r>
+        <w:t>L'implémentation, organisée en cinq modules Python indépendants, a permis de reproduire fidèlement le fonctionnement de l'algorithme décrit au chapitre 2. Chaque module joue un rôle précis dans la chaîne de traitement, de la génération des données jusqu'au calcul des indicateurs de performance.</w:t>
+      </w:r>
+    </w:p>
+    <w:p>
+      <w:pPr>
+        <w:pStyle w:val="Corpsdetexte"/>
+        <w:ind w:left="567" w:right="1128"/>
+        <w:jc w:val="both"/>
+      </w:pPr>
+    </w:p>
+    <w:p>
+      <w:pPr>
+        <w:pStyle w:val="Corpsdetexte"/>
+        <w:ind w:left="567" w:right="1128"/>
+        <w:jc w:val="both"/>
+      </w:pPr>
+      <w:r>
+        <w:t>Les résultats obtenus sont cohérents et convaincants. Sur les données simulées, HEAT2VALUE améliore simultanément les quatre indicateurs environnementaux, avec des gains significatifs sur l'efficacité électrique, la consommation d'eau et les émissions de carbone. Sur les données réelles d'</w:t>
+      </w:r>
+      <w:proofErr w:type="spellStart"/>
+      <w:r>
+        <w:t>Electricity</w:t>
+      </w:r>
+      <w:proofErr w:type="spellEnd"/>
+      <w:r>
+        <w:t xml:space="preserve"> </w:t>
+      </w:r>
+      <w:proofErr w:type="spellStart"/>
+      <w:r>
+        <w:t>Maps</w:t>
+      </w:r>
+      <w:proofErr w:type="spellEnd"/>
+      <w:r>
+        <w:t>, l'algorithme confirme son efficacité en hiver et met en lumière sa limite saisonnière en été. Sur les douze scénarios du jeu de données test, les résultats sont cohérents avec les comportements attendus : excellents en saison froide, nuls en été et intermédiaires en période de transition.</w:t>
+      </w:r>
+    </w:p>
+    <w:p>
+      <w:pPr>
+        <w:pStyle w:val="Corpsdetexte"/>
+        <w:ind w:left="567" w:right="1128"/>
+        <w:jc w:val="both"/>
+      </w:pPr>
+    </w:p>
+    <w:p>
+      <w:pPr>
+        <w:pStyle w:val="Corpsdetexte"/>
+        <w:ind w:left="567" w:right="1128"/>
+        <w:jc w:val="both"/>
+      </w:pPr>
+      <w:r>
+        <w:t>Les limites identifiées sont réelles et assumées. La limite saisonnière, la dépendance au contexte géographique et la simplicité des seuils de décision sont autant de points d'amélioration qui ouvrent des perspectives de travaux futurs. Ces limites ne remettent pas en question la pertinence de HEAT2VALUE, mais en définissent clairement le périmètre d'efficacité.</w:t>
+      </w:r>
+    </w:p>
+    <w:p>
+      <w:pPr>
+        <w:pStyle w:val="Corpsdetexte"/>
+        <w:ind w:left="567" w:right="1128"/>
+        <w:jc w:val="both"/>
+      </w:pPr>
+    </w:p>
+    <w:p>
+      <w:pPr>
+        <w:pStyle w:val="Corpsdetexte"/>
+        <w:ind w:left="567" w:right="1128"/>
+        <w:jc w:val="both"/>
+      </w:pPr>
+      <w:r>
+        <w:t>Au final, ce chapitre confirme que HEAT2VALUE répond à la problématique centrale de ce mémoire : en valorisant la chaleur produite par les serveurs plutôt qu'en la rejetant, l'algorithme permet de réduire durablement l'empreinte carbone des Data Centers Cloud, tout en améliorant simultanément leur efficacité électrique et leur consommation d'eau.</w:t>
+      </w:r>
+    </w:p>
+    <w:p>
+      <w:pPr>
+        <w:pStyle w:val="Corpsdetexte"/>
+        <w:ind w:left="567" w:right="1128"/>
+        <w:jc w:val="both"/>
+      </w:pPr>
+    </w:p>
+    <w:p>
+      <w:pPr>
+        <w:pStyle w:val="Corpsdetexte"/>
+        <w:ind w:left="567" w:right="1128"/>
+        <w:jc w:val="both"/>
+      </w:pPr>
+    </w:p>
+    <w:p>
+      <w:pPr>
+        <w:pStyle w:val="Corpsdetexte"/>
+        <w:ind w:left="567" w:right="1128"/>
+        <w:jc w:val="both"/>
+      </w:pPr>
+    </w:p>
+    <w:p>
+      <w:pPr>
+        <w:pStyle w:val="Corpsdetexte"/>
+        <w:ind w:left="567" w:right="1128"/>
+        <w:jc w:val="both"/>
+      </w:pPr>
+    </w:p>
+    <w:p>
+      <w:pPr>
+        <w:pStyle w:val="Corpsdetexte"/>
+        <w:ind w:left="567" w:right="1128"/>
+        <w:jc w:val="both"/>
+      </w:pPr>
+    </w:p>
+    <w:p>
+      <w:pPr>
+        <w:pStyle w:val="Corpsdetexte"/>
+        <w:ind w:left="567" w:right="1128"/>
+        <w:jc w:val="both"/>
+      </w:pPr>
+    </w:p>
+    <w:p>
+      <w:pPr>
+        <w:pStyle w:val="Corpsdetexte"/>
+        <w:ind w:left="567" w:right="1128"/>
+        <w:jc w:val="both"/>
+      </w:pPr>
+    </w:p>
+    <w:p>
+      <w:pPr>
+        <w:pStyle w:val="Corpsdetexte"/>
+        <w:ind w:left="567" w:right="1128"/>
+        <w:jc w:val="both"/>
+      </w:pPr>
+    </w:p>
+    <w:p>
+      <w:pPr>
+        <w:pStyle w:val="Corpsdetexte"/>
+        <w:ind w:left="567" w:right="1128"/>
+        <w:jc w:val="both"/>
+      </w:pPr>
+    </w:p>
+    <w:p>
+      <w:pPr>
+        <w:pStyle w:val="Corpsdetexte"/>
+        <w:ind w:left="567" w:right="1128"/>
+        <w:jc w:val="both"/>
+      </w:pPr>
+    </w:p>
+    <w:p>
+      <w:pPr>
+        <w:pStyle w:val="Corpsdetexte"/>
+        <w:ind w:left="567" w:right="1128"/>
+        <w:jc w:val="both"/>
+      </w:pPr>
+    </w:p>
+    <w:p>
+      <w:pPr>
+        <w:pStyle w:val="Corpsdetexte"/>
+        <w:ind w:left="567" w:right="1128"/>
+        <w:jc w:val="both"/>
+      </w:pPr>
+    </w:p>
+    <w:p>
+      <w:pPr>
+        <w:pStyle w:val="Corpsdetexte"/>
+        <w:ind w:left="567" w:right="1128"/>
+        <w:jc w:val="both"/>
+      </w:pPr>
+    </w:p>
+    <w:p>
+      <w:pPr>
+        <w:pStyle w:val="Corpsdetexte"/>
+        <w:ind w:left="567" w:right="1128"/>
+        <w:jc w:val="both"/>
+      </w:pPr>
+    </w:p>
+    <w:p>
+      <w:pPr>
+        <w:pStyle w:val="Corpsdetexte"/>
+        <w:ind w:left="567" w:right="1128"/>
+        <w:jc w:val="both"/>
+      </w:pPr>
+    </w:p>
+    <w:p>
+      <w:pPr>
+        <w:pStyle w:val="Corpsdetexte"/>
+        <w:ind w:left="567" w:right="1128"/>
+        <w:jc w:val="both"/>
+      </w:pPr>
+    </w:p>
+    <w:p>
+      <w:pPr>
+        <w:pStyle w:val="Corpsdetexte"/>
+        <w:ind w:left="567" w:right="1128"/>
+        <w:jc w:val="both"/>
+      </w:pPr>
+    </w:p>
+    <w:p>
+      <w:pPr>
+        <w:pStyle w:val="Corpsdetexte"/>
+        <w:ind w:left="567" w:right="1128"/>
+        <w:jc w:val="both"/>
+      </w:pPr>
+    </w:p>
+    <w:p>
+      <w:pPr>
+        <w:pStyle w:val="Corpsdetexte"/>
+        <w:ind w:left="567" w:right="1128"/>
+        <w:jc w:val="both"/>
+      </w:pPr>
+    </w:p>
+    <w:p>
+      <w:pPr>
+        <w:pStyle w:val="Titre1"/>
+        <w:tabs>
+          <w:tab w:val="left" w:pos="3994"/>
+        </w:tabs>
+        <w:spacing w:before="16"/>
+        <w:jc w:val="both"/>
+        <w:rPr>
+          <w:color w:val="2E5395"/>
+          <w:spacing w:val="-10"/>
+        </w:rPr>
+      </w:pPr>
+      <w:r>
+        <w:rPr>
+          <w:color w:val="2E5395"/>
+        </w:rPr>
+        <w:lastRenderedPageBreak/>
+        <w:t>Conclusion</w:t>
+      </w:r>
+      <w:r>
+        <w:rPr>
+          <w:color w:val="2E5395"/>
+        </w:rPr>
+        <w:t xml:space="preserve"> générale</w:t>
+      </w:r>
+      <w:r>
+        <w:rPr>
+          <w:color w:val="2E5395"/>
+          <w:spacing w:val="21"/>
+        </w:rPr>
+        <w:t xml:space="preserve"> </w:t>
+      </w:r>
+      <w:r>
+        <w:rPr>
+          <w:color w:val="2E5395"/>
+          <w:spacing w:val="-10"/>
+        </w:rPr>
+        <w:t>:</w:t>
+      </w:r>
+      <w:r>
+        <w:rPr>
+          <w:color w:val="2E5395"/>
+          <w:spacing w:val="-10"/>
+        </w:rPr>
+        <w:tab/>
+      </w:r>
+    </w:p>
+    <w:p>
+      <w:pPr>
+        <w:pStyle w:val="Corpsdetexte"/>
+      </w:pPr>
+    </w:p>
+    <w:p>
+      <w:pPr>
+        <w:pStyle w:val="Corpsdetexte"/>
+        <w:ind w:left="567" w:right="1128"/>
+        <w:jc w:val="both"/>
+        <w:rPr>
+          <w:b/>
+          <w:bCs/>
+        </w:rPr>
+      </w:pPr>
+      <w:r>
+        <w:t xml:space="preserve">Ce mémoire s'est intéressé à une problématique concrète et urgente : </w:t>
+      </w:r>
+      <w:r>
+        <w:rPr>
+          <w:b/>
+          <w:bCs/>
+        </w:rPr>
+        <w:t>comment optimiser la performance énergétique des Data Centers Cloud afin de réduire durablement leur empreinte carbone ?</w:t>
+      </w:r>
+    </w:p>
+    <w:p>
+      <w:pPr>
+        <w:pStyle w:val="Corpsdetexte"/>
+        <w:ind w:left="567" w:right="1128"/>
+        <w:jc w:val="both"/>
+      </w:pPr>
+    </w:p>
+    <w:p>
+      <w:pPr>
+        <w:pStyle w:val="Corpsdetexte"/>
+        <w:ind w:left="567" w:right="1128"/>
+        <w:jc w:val="both"/>
+      </w:pPr>
+      <w:r>
+        <w:t>Le premier chapitre a posé les bases théoriques nécessaires à la compréhension de ce défi. Il a montré que les Data Centers sont des infrastructures massives dont la consommation énergétique ne cesse d'augmenter, notamment sous l'effet de l'essor de l'intelligence artificielle. Les solutions existantes, bien que prometteuses, traitent toutes les problèmes de manière isolée : elles cherchent à réduire ce qu'on consomme, sans jamais s'interroger sur ce qu'on pourrait valoriser. C'est ce constat qui a motivé la proposition d'une nouvelle approche.</w:t>
+      </w:r>
+    </w:p>
+    <w:p>
+      <w:pPr>
+        <w:pStyle w:val="Corpsdetexte"/>
+        <w:ind w:left="567" w:right="1128"/>
+        <w:jc w:val="both"/>
+      </w:pPr>
+    </w:p>
+    <w:p>
+      <w:pPr>
+        <w:pStyle w:val="Corpsdetexte"/>
+        <w:ind w:left="567" w:right="1128"/>
+        <w:jc w:val="both"/>
+      </w:pPr>
+      <w:r>
+        <w:t xml:space="preserve">Le deuxième chapitre a introduit HEAT2VALUE, un algorithme original qui change de perspective : plutôt que de traiter la chaleur produite par les serveurs comme un déchet à éliminer, il la considère comme une ressource à exploiter. En décidant en temps réel de réutiliser, stocker ou rejeter cette chaleur selon les conditions environnementales et énergétiques du moment, l'algorithme permet d'améliorer simultanément les quatre indicateurs environnementaux retenus : le PUE, le CUE, le WUE et le nouveau KPI introduit dans ce mémoire, le Heat </w:t>
+      </w:r>
+      <w:proofErr w:type="spellStart"/>
+      <w:r>
+        <w:t>Reuse</w:t>
+      </w:r>
+      <w:proofErr w:type="spellEnd"/>
+      <w:r>
+        <w:t xml:space="preserve"> Ratio (HRR). C'est cette combinaison inédite qui constitue la contribution originale de ce travail.</w:t>
+      </w:r>
+    </w:p>
+    <w:p>
+      <w:pPr>
+        <w:pStyle w:val="Corpsdetexte"/>
+        <w:ind w:left="567" w:right="1128"/>
+        <w:jc w:val="both"/>
+      </w:pPr>
+    </w:p>
+    <w:p>
+      <w:pPr>
+        <w:pStyle w:val="Corpsdetexte"/>
+        <w:ind w:left="567" w:right="1128"/>
+        <w:jc w:val="both"/>
+      </w:pPr>
+      <w:r>
+        <w:t>Le troisième chapitre a validé cette approche par une implémentation concrète en Python et une évaluation rigoureuse sur trois types de données : données simulées, données réelles d'</w:t>
+      </w:r>
+      <w:proofErr w:type="spellStart"/>
+      <w:r>
+        <w:t>Electricity</w:t>
+      </w:r>
+      <w:proofErr w:type="spellEnd"/>
+      <w:r>
+        <w:t xml:space="preserve"> </w:t>
+      </w:r>
+      <w:proofErr w:type="spellStart"/>
+      <w:r>
+        <w:t>Maps</w:t>
+      </w:r>
+      <w:proofErr w:type="spellEnd"/>
+      <w:r>
+        <w:t xml:space="preserve"> France 2024 et douze scénarios variés couvrant l'ensemble des situations climatiques et énergétiques possibles. Les résultats obtenus confirment que HEAT2VALUE améliore significativement les indicateurs environnementaux en saison froide, avec une efficacité maximale en hiver. La limite saisonnière identifiée en été est réelle et assumée : elle ne remet pas en question la pertinence de la solution, mais en définit clairement le périmètre d'application.</w:t>
+      </w:r>
+    </w:p>
+    <w:p>
+      <w:pPr>
+        <w:pStyle w:val="Corpsdetexte"/>
+        <w:ind w:left="567" w:right="1128"/>
+        <w:jc w:val="both"/>
+      </w:pPr>
+    </w:p>
+    <w:p>
+      <w:pPr>
+        <w:pStyle w:val="Corpsdetexte"/>
+        <w:ind w:left="567" w:right="1128"/>
+        <w:jc w:val="both"/>
+      </w:pPr>
+      <w:r>
+        <w:t>Ce mémoire ouvre plusieurs perspectives de recherche. Intégrer des prévisions météorologiques, élargir les usages de la chaleur en été ou adapter dynamiquement les seuils de décision sont autant de pistes qui permettraient d'améliorer encore les performances de l'algorithme. À plus long terme, un déploiement pilote dans un Data Center réel constituerait l'étape naturelle pour confronter les résultats simulés à la réalité et affiner le système en conditions réelles.</w:t>
+      </w:r>
+    </w:p>
+    <w:p>
+      <w:pPr>
+        <w:pStyle w:val="Corpsdetexte"/>
+        <w:ind w:left="567" w:right="1128"/>
+        <w:jc w:val="both"/>
+      </w:pPr>
+    </w:p>
+    <w:p>
+      <w:pPr>
+        <w:pStyle w:val="Corpsdetexte"/>
+        <w:ind w:left="567" w:right="1128"/>
+        <w:jc w:val="both"/>
+      </w:pPr>
+      <w:r>
+        <w:t>Au-delà des résultats techniques, ce mémoire défend une idée plus large : la transition vers des infrastructures numériques durables ne passera pas uniquement par la réduction de ce qu'on consomme, mais aussi par la valorisation intelligente de ce qu'on produit. HEAT2VALUE en est une illustration concrète : en transformant un déchet en ressource, il montre qu'il est possible de concilier puissance de calcul et respect de l'environnement.</w:t>
+      </w:r>
     </w:p>
     <w:p>
       <w:pPr>
@@ -23406,7 +24493,7 @@
         <w:pStyle w:val="Titre1"/>
       </w:pPr>
       <w:bookmarkStart w:id="83" w:name="_bookmark25"/>
-      <w:bookmarkStart w:id="84" w:name="_Toc236387128"/>
+      <w:bookmarkStart w:id="84" w:name="_Toc236642363"/>
       <w:bookmarkEnd w:id="83"/>
       <w:r>
         <w:rPr>
@@ -25245,7 +26332,7 @@
 </file>
 
 <file path=word/endnotes.xml><?xml version="1.0" encoding="utf-8"?>
-<w:endnotes xmlns:wpc="http://schemas.microsoft.com/office/word/2010/wordprocessingCanvas" xmlns:cx="http://schemas.microsoft.com/office/drawing/2014/chartex" xmlns:cx1="http://schemas.microsoft.com/office/drawing/2015/9/8/chartex" xmlns:cx2="http://schemas.microsoft.com/office/drawing/2015/10/21/chartex" xmlns:cx3="http://schemas.microsoft.com/office/drawing/2016/5/9/chartex" xmlns:cx4="http://schemas.microsoft.com/office/drawing/2016/5/10/chartex" xmlns:cx5="http://schemas.microsoft.com/office/drawing/2016/5/11/chartex" xmlns:cx6="http://schemas.microsoft.com/office/drawing/2016/5/12/chartex" xmlns:cx7="http://schemas.microsoft.com/office/drawing/2016/5/13/chartex" xmlns:cx8="http://schemas.microsoft.com/office/drawing/2016/5/14/chartex" xmlns:mc="http://schemas.openxmlformats.org/markup-compatibility/2006" xmlns:aink="http://schemas.microsoft.com/office/drawing/2016/ink" xmlns:am3d="http://schemas.microsoft.com/office/drawing/2017/model3d" xmlns:o="urn:schemas-microsoft-com:office:office" xmlns:oel="http://schemas.microsoft.com/office/2019/extlst" xmlns:r="http://schemas.openxmlformats.org/officeDocument/2006/relationships" xmlns:m="http://schemas.openxmlformats.org/officeDocument/2006/math" xmlns:v="urn:schemas-microsoft-com:vml" xmlns:wp14="http://schemas.microsoft.com/office/word/2010/wordprocessingDrawing" xmlns:wp="http://schemas.openxmlformats.org/drawingml/2006/wordprocessingDrawing" xmlns:w10="urn:schemas-microsoft-com:office:word" xmlns:w="http://schemas.openxmlformats.org/wordprocessingml/2006/main" xmlns:w14="http://schemas.microsoft.com/office/word/2010/wordml" xmlns:w15="http://schemas.microsoft.com/office/word/2012/wordml" xmlns:w16cex="http://schemas.microsoft.com/office/word/2018/wordml/cex" xmlns:w16cid="http://schemas.microsoft.com/office/word/2016/wordml/cid" xmlns:w16="http://schemas.microsoft.com/office/word/2018/wordml" xmlns:w16sdtdh="http://schemas.microsoft.com/office/word/2020/wordml/sdtdatahash" xmlns:w16se="http://schemas.microsoft.com/office/word/2015/wordml/symex" xmlns:wpg="http://schemas.microsoft.com/office/word/2010/wordprocessingGroup" xmlns:wpi="http://schemas.microsoft.com/office/word/2010/wordprocessingInk" xmlns:wne="http://schemas.microsoft.com/office/word/2006/wordml" xmlns:wps="http://schemas.microsoft.com/office/word/2010/wordprocessingShape" mc:Ignorable="w14 w15 w16se w16cid w16 w16cex w16sdtdh wp14">
+<w:endnotes xmlns:wpc="http://schemas.microsoft.com/office/word/2010/wordprocessingCanvas" xmlns:cx="http://schemas.microsoft.com/office/drawing/2014/chartex" xmlns:cx1="http://schemas.microsoft.com/office/drawing/2015/9/8/chartex" xmlns:cx2="http://schemas.microsoft.com/office/drawing/2015/10/21/chartex" xmlns:cx3="http://schemas.microsoft.com/office/drawing/2016/5/9/chartex" xmlns:cx4="http://schemas.microsoft.com/office/drawing/2016/5/10/chartex" xmlns:cx5="http://schemas.microsoft.com/office/drawing/2016/5/11/chartex" xmlns:cx6="http://schemas.microsoft.com/office/drawing/2016/5/12/chartex" xmlns:cx7="http://schemas.microsoft.com/office/drawing/2016/5/13/chartex" xmlns:cx8="http://schemas.microsoft.com/office/drawing/2016/5/14/chartex" xmlns:mc="http://schemas.openxmlformats.org/markup-compatibility/2006" xmlns:aink="http://schemas.microsoft.com/office/drawing/2016/ink" xmlns:am3d="http://schemas.microsoft.com/office/drawing/2017/model3d" xmlns:o="urn:schemas-microsoft-com:office:office" xmlns:oel="http://schemas.microsoft.com/office/2019/extlst" xmlns:r="http://schemas.openxmlformats.org/officeDocument/2006/relationships" xmlns:m="http://schemas.openxmlformats.org/officeDocument/2006/math" xmlns:v="urn:schemas-microsoft-com:vml" xmlns:wp14="http://schemas.microsoft.com/office/word/2010/wordprocessingDrawing" xmlns:wp="http://schemas.openxmlformats.org/drawingml/2006/wordprocessingDrawing" xmlns:w10="urn:schemas-microsoft-com:office:word" xmlns:w="http://schemas.openxmlformats.org/wordprocessingml/2006/main" xmlns:w14="http://schemas.microsoft.com/office/word/2010/wordml" xmlns:w15="http://schemas.microsoft.com/office/word/2012/wordml" xmlns:w16cex="http://schemas.microsoft.com/office/word/2018/wordml/cex" xmlns:w16cid="http://schemas.microsoft.com/office/word/2016/wordml/cid" xmlns:w16="http://schemas.microsoft.com/office/word/2018/wordml" xmlns:w16du="http://schemas.microsoft.com/office/word/2023/wordml/word16du" xmlns:w16sdtdh="http://schemas.microsoft.com/office/word/2020/wordml/sdtdatahash" xmlns:w16sdtfl="http://schemas.microsoft.com/office/word/2024/wordml/sdtformatlock" xmlns:w16se="http://schemas.microsoft.com/office/word/2015/wordml/symex" xmlns:wpg="http://schemas.microsoft.com/office/word/2010/wordprocessingGroup" xmlns:wpi="http://schemas.microsoft.com/office/word/2010/wordprocessingInk" xmlns:wne="http://schemas.microsoft.com/office/word/2006/wordml" xmlns:wps="http://schemas.microsoft.com/office/word/2010/wordprocessingShape" mc:Ignorable="w14 w15 w16se w16cid w16 w16cex w16sdtdh w16sdtfl w16du wp14">
   <w:endnote w:type="separator" w:id="-1">
     <w:p>
       <w:r>
@@ -25264,7 +26351,7 @@
 </file>
 
 <file path=word/footnotes.xml><?xml version="1.0" encoding="utf-8"?>
-<w:footnotes xmlns:wpc="http://schemas.microsoft.com/office/word/2010/wordprocessingCanvas" xmlns:cx="http://schemas.microsoft.com/office/drawing/2014/chartex" xmlns:cx1="http://schemas.microsoft.com/office/drawing/2015/9/8/chartex" xmlns:cx2="http://schemas.microsoft.com/office/drawing/2015/10/21/chartex" xmlns:cx3="http://schemas.microsoft.com/office/drawing/2016/5/9/chartex" xmlns:cx4="http://schemas.microsoft.com/office/drawing/2016/5/10/chartex" xmlns:cx5="http://schemas.microsoft.com/office/drawing/2016/5/11/chartex" xmlns:cx6="http://schemas.microsoft.com/office/drawing/2016/5/12/chartex" xmlns:cx7="http://schemas.microsoft.com/office/drawing/2016/5/13/chartex" xmlns:cx8="http://schemas.microsoft.com/office/drawing/2016/5/14/chartex" xmlns:mc="http://schemas.openxmlformats.org/markup-compatibility/2006" xmlns:aink="http://schemas.microsoft.com/office/drawing/2016/ink" xmlns:am3d="http://schemas.microsoft.com/office/drawing/2017/model3d" xmlns:o="urn:schemas-microsoft-com:office:office" xmlns:oel="http://schemas.microsoft.com/office/2019/extlst" xmlns:r="http://schemas.openxmlformats.org/officeDocument/2006/relationships" xmlns:m="http://schemas.openxmlformats.org/officeDocument/2006/math" xmlns:v="urn:schemas-microsoft-com:vml" xmlns:wp14="http://schemas.microsoft.com/office/word/2010/wordprocessingDrawing" xmlns:wp="http://schemas.openxmlformats.org/drawingml/2006/wordprocessingDrawing" xmlns:w10="urn:schemas-microsoft-com:office:word" xmlns:w="http://schemas.openxmlformats.org/wordprocessingml/2006/main" xmlns:w14="http://schemas.microsoft.com/office/word/2010/wordml" xmlns:w15="http://schemas.microsoft.com/office/word/2012/wordml" xmlns:w16cex="http://schemas.microsoft.com/office/word/2018/wordml/cex" xmlns:w16cid="http://schemas.microsoft.com/office/word/2016/wordml/cid" xmlns:w16="http://schemas.microsoft.com/office/word/2018/wordml" xmlns:w16sdtdh="http://schemas.microsoft.com/office/word/2020/wordml/sdtdatahash" xmlns:w16se="http://schemas.microsoft.com/office/word/2015/wordml/symex" xmlns:wpg="http://schemas.microsoft.com/office/word/2010/wordprocessingGroup" xmlns:wpi="http://schemas.microsoft.com/office/word/2010/wordprocessingInk" xmlns:wne="http://schemas.microsoft.com/office/word/2006/wordml" xmlns:wps="http://schemas.microsoft.com/office/word/2010/wordprocessingShape" mc:Ignorable="w14 w15 w16se w16cid w16 w16cex w16sdtdh wp14">
+<w:footnotes xmlns:wpc="http://schemas.microsoft.com/office/word/2010/wordprocessingCanvas" xmlns:cx="http://schemas.microsoft.com/office/drawing/2014/chartex" xmlns:cx1="http://schemas.microsoft.com/office/drawing/2015/9/8/chartex" xmlns:cx2="http://schemas.microsoft.com/office/drawing/2015/10/21/chartex" xmlns:cx3="http://schemas.microsoft.com/office/drawing/2016/5/9/chartex" xmlns:cx4="http://schemas.microsoft.com/office/drawing/2016/5/10/chartex" xmlns:cx5="http://schemas.microsoft.com/office/drawing/2016/5/11/chartex" xmlns:cx6="http://schemas.microsoft.com/office/drawing/2016/5/12/chartex" xmlns:cx7="http://schemas.microsoft.com/office/drawing/2016/5/13/chartex" xmlns:cx8="http://schemas.microsoft.com/office/drawing/2016/5/14/chartex" xmlns:mc="http://schemas.openxmlformats.org/markup-compatibility/2006" xmlns:aink="http://schemas.microsoft.com/office/drawing/2016/ink" xmlns:am3d="http://schemas.microsoft.com/office/drawing/2017/model3d" xmlns:o="urn:schemas-microsoft-com:office:office" xmlns:oel="http://schemas.microsoft.com/office/2019/extlst" xmlns:r="http://schemas.openxmlformats.org/officeDocument/2006/relationships" xmlns:m="http://schemas.openxmlformats.org/officeDocument/2006/math" xmlns:v="urn:schemas-microsoft-com:vml" xmlns:wp14="http://schemas.microsoft.com/office/word/2010/wordprocessingDrawing" xmlns:wp="http://schemas.openxmlformats.org/drawingml/2006/wordprocessingDrawing" xmlns:w10="urn:schemas-microsoft-com:office:word" xmlns:w="http://schemas.openxmlformats.org/wordprocessingml/2006/main" xmlns:w14="http://schemas.microsoft.com/office/word/2010/wordml" xmlns:w15="http://schemas.microsoft.com/office/word/2012/wordml" xmlns:w16cex="http://schemas.microsoft.com/office/word/2018/wordml/cex" xmlns:w16cid="http://schemas.microsoft.com/office/word/2016/wordml/cid" xmlns:w16="http://schemas.microsoft.com/office/word/2018/wordml" xmlns:w16du="http://schemas.microsoft.com/office/word/2023/wordml/word16du" xmlns:w16sdtdh="http://schemas.microsoft.com/office/word/2020/wordml/sdtdatahash" xmlns:w16sdtfl="http://schemas.microsoft.com/office/word/2024/wordml/sdtformatlock" xmlns:w16se="http://schemas.microsoft.com/office/word/2015/wordml/symex" xmlns:wpg="http://schemas.microsoft.com/office/word/2010/wordprocessingGroup" xmlns:wpi="http://schemas.microsoft.com/office/word/2010/wordprocessingInk" xmlns:wne="http://schemas.microsoft.com/office/word/2006/wordml" xmlns:wps="http://schemas.microsoft.com/office/word/2010/wordprocessingShape" mc:Ignorable="w14 w15 w16se w16cid w16 w16cex w16sdtdh w16sdtfl w16du wp14">
   <w:footnote w:type="separator" w:id="-1">
     <w:p>
       <w:r>
@@ -25283,7 +26370,7 @@
 </file>
 
 <file path=word/numbering.xml><?xml version="1.0" encoding="utf-8"?>
-<w:numbering xmlns:wpc="http://schemas.microsoft.com/office/word/2010/wordprocessingCanvas" xmlns:cx="http://schemas.microsoft.com/office/drawing/2014/chartex" xmlns:cx1="http://schemas.microsoft.com/office/drawing/2015/9/8/chartex" xmlns:cx2="http://schemas.microsoft.com/office/drawing/2015/10/21/chartex" xmlns:cx3="http://schemas.microsoft.com/office/drawing/2016/5/9/chartex" xmlns:cx4="http://schemas.microsoft.com/office/drawing/2016/5/10/chartex" xmlns:cx5="http://schemas.microsoft.com/office/drawing/2016/5/11/chartex" xmlns:cx6="http://schemas.microsoft.com/office/drawing/2016/5/12/chartex" xmlns:cx7="http://schemas.microsoft.com/office/drawing/2016/5/13/chartex" xmlns:cx8="http://schemas.microsoft.com/office/drawing/2016/5/14/chartex" xmlns:mc="http://schemas.openxmlformats.org/markup-compatibility/2006" xmlns:aink="http://schemas.microsoft.com/office/drawing/2016/ink" xmlns:am3d="http://schemas.microsoft.com/office/drawing/2017/model3d" xmlns:o="urn:schemas-microsoft-com:office:office" xmlns:oel="http://schemas.microsoft.com/office/2019/extlst" xmlns:r="http://schemas.openxmlformats.org/officeDocument/2006/relationships" xmlns:m="http://schemas.openxmlformats.org/officeDocument/2006/math" xmlns:v="urn:schemas-microsoft-com:vml" xmlns:wp14="http://schemas.microsoft.com/office/word/2010/wordprocessingDrawing" xmlns:wp="http://schemas.openxmlformats.org/drawingml/2006/wordprocessingDrawing" xmlns:w10="urn:schemas-microsoft-com:office:word" xmlns:w="http://schemas.openxmlformats.org/wordprocessingml/2006/main" xmlns:w14="http://schemas.microsoft.com/office/word/2010/wordml" xmlns:w15="http://schemas.microsoft.com/office/word/2012/wordml" xmlns:w16cex="http://schemas.microsoft.com/office/word/2018/wordml/cex" xmlns:w16cid="http://schemas.microsoft.com/office/word/2016/wordml/cid" xmlns:w16="http://schemas.microsoft.com/office/word/2018/wordml" xmlns:w16sdtdh="http://schemas.microsoft.com/office/word/2020/wordml/sdtdatahash" xmlns:w16se="http://schemas.microsoft.com/office/word/2015/wordml/symex" xmlns:wpg="http://schemas.microsoft.com/office/word/2010/wordprocessingGroup" xmlns:wpi="http://schemas.microsoft.com/office/word/2010/wordprocessingInk" xmlns:wne="http://schemas.microsoft.com/office/word/2006/wordml" xmlns:wps="http://schemas.microsoft.com/office/word/2010/wordprocessingShape" mc:Ignorable="w14 w15 w16se w16cid w16 w16cex w16sdtdh wp14">
+<w:numbering xmlns:wpc="http://schemas.microsoft.com/office/word/2010/wordprocessingCanvas" xmlns:cx="http://schemas.microsoft.com/office/drawing/2014/chartex" xmlns:cx1="http://schemas.microsoft.com/office/drawing/2015/9/8/chartex" xmlns:cx2="http://schemas.microsoft.com/office/drawing/2015/10/21/chartex" xmlns:cx3="http://schemas.microsoft.com/office/drawing/2016/5/9/chartex" xmlns:cx4="http://schemas.microsoft.com/office/drawing/2016/5/10/chartex" xmlns:cx5="http://schemas.microsoft.com/office/drawing/2016/5/11/chartex" xmlns:cx6="http://schemas.microsoft.com/office/drawing/2016/5/12/chartex" xmlns:cx7="http://schemas.microsoft.com/office/drawing/2016/5/13/chartex" xmlns:cx8="http://schemas.microsoft.com/office/drawing/2016/5/14/chartex" xmlns:mc="http://schemas.openxmlformats.org/markup-compatibility/2006" xmlns:aink="http://schemas.microsoft.com/office/drawing/2016/ink" xmlns:am3d="http://schemas.microsoft.com/office/drawing/2017/model3d" xmlns:o="urn:schemas-microsoft-com:office:office" xmlns:oel="http://schemas.microsoft.com/office/2019/extlst" xmlns:r="http://schemas.openxmlformats.org/officeDocument/2006/relationships" xmlns:m="http://schemas.openxmlformats.org/officeDocument/2006/math" xmlns:v="urn:schemas-microsoft-com:vml" xmlns:wp14="http://schemas.microsoft.com/office/word/2010/wordprocessingDrawing" xmlns:wp="http://schemas.openxmlformats.org/drawingml/2006/wordprocessingDrawing" xmlns:w10="urn:schemas-microsoft-com:office:word" xmlns:w="http://schemas.openxmlformats.org/wordprocessingml/2006/main" xmlns:w14="http://schemas.microsoft.com/office/word/2010/wordml" xmlns:w15="http://schemas.microsoft.com/office/word/2012/wordml" xmlns:w16cex="http://schemas.microsoft.com/office/word/2018/wordml/cex" xmlns:w16cid="http://schemas.microsoft.com/office/word/2016/wordml/cid" xmlns:w16="http://schemas.microsoft.com/office/word/2018/wordml" xmlns:w16du="http://schemas.microsoft.com/office/word/2023/wordml/word16du" xmlns:w16sdtdh="http://schemas.microsoft.com/office/word/2020/wordml/sdtdatahash" xmlns:w16sdtfl="http://schemas.microsoft.com/office/word/2024/wordml/sdtformatlock" xmlns:w16se="http://schemas.microsoft.com/office/word/2015/wordml/symex" xmlns:wpg="http://schemas.microsoft.com/office/word/2010/wordprocessingGroup" xmlns:wpi="http://schemas.microsoft.com/office/word/2010/wordprocessingInk" xmlns:wne="http://schemas.microsoft.com/office/word/2006/wordml" xmlns:wps="http://schemas.microsoft.com/office/word/2010/wordprocessingShape" mc:Ignorable="w14 w15 w16se w16cid w16 w16cex w16sdtdh w16sdtfl w16du wp14">
   <w:abstractNum w:abstractNumId="0" w15:restartNumberingAfterBreak="0">
     <w:nsid w:val="01570E3C"/>
     <w:multiLevelType w:val="multilevel"/>
@@ -28759,6 +29846,119 @@
     </w:lvl>
   </w:abstractNum>
   <w:abstractNum w:abstractNumId="28" w15:restartNumberingAfterBreak="0">
+    <w:nsid w:val="45D82BBF"/>
+    <w:multiLevelType w:val="hybridMultilevel"/>
+    <w:tmpl w:val="E46EEA50"/>
+    <w:lvl w:ilvl="0" w:tplc="040C0001">
+      <w:start w:val="1"/>
+      <w:numFmt w:val="bullet"/>
+      <w:lvlText w:val=""/>
+      <w:lvlJc w:val="left"/>
+      <w:pPr>
+        <w:ind w:left="1287" w:hanging="360"/>
+      </w:pPr>
+      <w:rPr>
+        <w:rFonts w:ascii="Symbol" w:hAnsi="Symbol" w:hint="default"/>
+      </w:rPr>
+    </w:lvl>
+    <w:lvl w:ilvl="1" w:tplc="040C0003" w:tentative="1">
+      <w:start w:val="1"/>
+      <w:numFmt w:val="bullet"/>
+      <w:lvlText w:val="o"/>
+      <w:lvlJc w:val="left"/>
+      <w:pPr>
+        <w:ind w:left="2007" w:hanging="360"/>
+      </w:pPr>
+      <w:rPr>
+        <w:rFonts w:ascii="Courier New" w:hAnsi="Courier New" w:cs="Courier New" w:hint="default"/>
+      </w:rPr>
+    </w:lvl>
+    <w:lvl w:ilvl="2" w:tplc="040C0005" w:tentative="1">
+      <w:start w:val="1"/>
+      <w:numFmt w:val="bullet"/>
+      <w:lvlText w:val=""/>
+      <w:lvlJc w:val="left"/>
+      <w:pPr>
+        <w:ind w:left="2727" w:hanging="360"/>
+      </w:pPr>
+      <w:rPr>
+        <w:rFonts w:ascii="Wingdings" w:hAnsi="Wingdings" w:hint="default"/>
+      </w:rPr>
+    </w:lvl>
+    <w:lvl w:ilvl="3" w:tplc="040C0001" w:tentative="1">
+      <w:start w:val="1"/>
+      <w:numFmt w:val="bullet"/>
+      <w:lvlText w:val=""/>
+      <w:lvlJc w:val="left"/>
+      <w:pPr>
+        <w:ind w:left="3447" w:hanging="360"/>
+      </w:pPr>
+      <w:rPr>
+        <w:rFonts w:ascii="Symbol" w:hAnsi="Symbol" w:hint="default"/>
+      </w:rPr>
+    </w:lvl>
+    <w:lvl w:ilvl="4" w:tplc="040C0003" w:tentative="1">
+      <w:start w:val="1"/>
+      <w:numFmt w:val="bullet"/>
+      <w:lvlText w:val="o"/>
+      <w:lvlJc w:val="left"/>
+      <w:pPr>
+        <w:ind w:left="4167" w:hanging="360"/>
+      </w:pPr>
+      <w:rPr>
+        <w:rFonts w:ascii="Courier New" w:hAnsi="Courier New" w:cs="Courier New" w:hint="default"/>
+      </w:rPr>
+    </w:lvl>
+    <w:lvl w:ilvl="5" w:tplc="040C0005" w:tentative="1">
+      <w:start w:val="1"/>
+      <w:numFmt w:val="bullet"/>
+      <w:lvlText w:val=""/>
+      <w:lvlJc w:val="left"/>
+      <w:pPr>
+        <w:ind w:left="4887" w:hanging="360"/>
+      </w:pPr>
+      <w:rPr>
+        <w:rFonts w:ascii="Wingdings" w:hAnsi="Wingdings" w:hint="default"/>
+      </w:rPr>
+    </w:lvl>
+    <w:lvl w:ilvl="6" w:tplc="040C0001" w:tentative="1">
+      <w:start w:val="1"/>
+      <w:numFmt w:val="bullet"/>
+      <w:lvlText w:val=""/>
+      <w:lvlJc w:val="left"/>
+      <w:pPr>
+        <w:ind w:left="5607" w:hanging="360"/>
+      </w:pPr>
+      <w:rPr>
+        <w:rFonts w:ascii="Symbol" w:hAnsi="Symbol" w:hint="default"/>
+      </w:rPr>
+    </w:lvl>
+    <w:lvl w:ilvl="7" w:tplc="040C0003" w:tentative="1">
+      <w:start w:val="1"/>
+      <w:numFmt w:val="bullet"/>
+      <w:lvlText w:val="o"/>
+      <w:lvlJc w:val="left"/>
+      <w:pPr>
+        <w:ind w:left="6327" w:hanging="360"/>
+      </w:pPr>
+      <w:rPr>
+        <w:rFonts w:ascii="Courier New" w:hAnsi="Courier New" w:cs="Courier New" w:hint="default"/>
+      </w:rPr>
+    </w:lvl>
+    <w:lvl w:ilvl="8" w:tplc="040C0005" w:tentative="1">
+      <w:start w:val="1"/>
+      <w:numFmt w:val="bullet"/>
+      <w:lvlText w:val=""/>
+      <w:lvlJc w:val="left"/>
+      <w:pPr>
+        <w:ind w:left="7047" w:hanging="360"/>
+      </w:pPr>
+      <w:rPr>
+        <w:rFonts w:ascii="Wingdings" w:hAnsi="Wingdings" w:hint="default"/>
+      </w:rPr>
+    </w:lvl>
+  </w:abstractNum>
+  <w:abstractNum w:abstractNumId="29" w15:restartNumberingAfterBreak="0">
     <w:nsid w:val="483E3329"/>
     <w:multiLevelType w:val="hybridMultilevel"/>
     <w:tmpl w:val="F13C155E"/>
@@ -28871,7 +30071,7 @@
       </w:rPr>
     </w:lvl>
   </w:abstractNum>
-  <w:abstractNum w:abstractNumId="29" w15:restartNumberingAfterBreak="0">
+  <w:abstractNum w:abstractNumId="30" w15:restartNumberingAfterBreak="0">
     <w:nsid w:val="49EB0800"/>
     <w:multiLevelType w:val="multilevel"/>
     <w:tmpl w:val="2CE0EAD0"/>
@@ -29020,10 +30220,10 @@
       </w:rPr>
     </w:lvl>
   </w:abstractNum>
-  <w:abstractNum w:abstractNumId="30" w15:restartNumberingAfterBreak="0">
+  <w:abstractNum w:abstractNumId="31" w15:restartNumberingAfterBreak="0">
     <w:nsid w:val="4A253889"/>
     <w:multiLevelType w:val="hybridMultilevel"/>
-    <w:tmpl w:val="FB6023E8"/>
+    <w:tmpl w:val="6AA4B836"/>
     <w:lvl w:ilvl="0" w:tplc="040C0001">
       <w:start w:val="1"/>
       <w:numFmt w:val="bullet"/>
@@ -29133,7 +30333,7 @@
       </w:rPr>
     </w:lvl>
   </w:abstractNum>
-  <w:abstractNum w:abstractNumId="31" w15:restartNumberingAfterBreak="0">
+  <w:abstractNum w:abstractNumId="32" w15:restartNumberingAfterBreak="0">
     <w:nsid w:val="4CB9213B"/>
     <w:multiLevelType w:val="multilevel"/>
     <w:tmpl w:val="1870C1A8"/>
@@ -29282,7 +30482,7 @@
       </w:rPr>
     </w:lvl>
   </w:abstractNum>
-  <w:abstractNum w:abstractNumId="32" w15:restartNumberingAfterBreak="0">
+  <w:abstractNum w:abstractNumId="33" w15:restartNumberingAfterBreak="0">
     <w:nsid w:val="52986959"/>
     <w:multiLevelType w:val="multilevel"/>
     <w:tmpl w:val="915604B0"/>
@@ -29431,7 +30631,7 @@
       </w:rPr>
     </w:lvl>
   </w:abstractNum>
-  <w:abstractNum w:abstractNumId="33" w15:restartNumberingAfterBreak="0">
+  <w:abstractNum w:abstractNumId="34" w15:restartNumberingAfterBreak="0">
     <w:nsid w:val="52E27BF6"/>
     <w:multiLevelType w:val="hybridMultilevel"/>
     <w:tmpl w:val="A0369E3A"/>
@@ -29544,7 +30744,7 @@
       </w:rPr>
     </w:lvl>
   </w:abstractNum>
-  <w:abstractNum w:abstractNumId="34" w15:restartNumberingAfterBreak="0">
+  <w:abstractNum w:abstractNumId="35" w15:restartNumberingAfterBreak="0">
     <w:nsid w:val="548669E2"/>
     <w:multiLevelType w:val="hybridMultilevel"/>
     <w:tmpl w:val="7D1C18C4"/>
@@ -29657,7 +30857,7 @@
       </w:rPr>
     </w:lvl>
   </w:abstractNum>
-  <w:abstractNum w:abstractNumId="35" w15:restartNumberingAfterBreak="0">
+  <w:abstractNum w:abstractNumId="36" w15:restartNumberingAfterBreak="0">
     <w:nsid w:val="5950124D"/>
     <w:multiLevelType w:val="hybridMultilevel"/>
     <w:tmpl w:val="6E60CA0C"/>
@@ -29774,7 +30974,7 @@
       </w:rPr>
     </w:lvl>
   </w:abstractNum>
-  <w:abstractNum w:abstractNumId="36" w15:restartNumberingAfterBreak="0">
+  <w:abstractNum w:abstractNumId="37" w15:restartNumberingAfterBreak="0">
     <w:nsid w:val="5DEB55E2"/>
     <w:multiLevelType w:val="hybridMultilevel"/>
     <w:tmpl w:val="13448F72"/>
@@ -29887,7 +31087,7 @@
       </w:rPr>
     </w:lvl>
   </w:abstractNum>
-  <w:abstractNum w:abstractNumId="37" w15:restartNumberingAfterBreak="0">
+  <w:abstractNum w:abstractNumId="38" w15:restartNumberingAfterBreak="0">
     <w:nsid w:val="61485C97"/>
     <w:multiLevelType w:val="hybridMultilevel"/>
     <w:tmpl w:val="69EE2BD8"/>
@@ -30000,7 +31200,7 @@
       </w:rPr>
     </w:lvl>
   </w:abstractNum>
-  <w:abstractNum w:abstractNumId="38" w15:restartNumberingAfterBreak="0">
+  <w:abstractNum w:abstractNumId="39" w15:restartNumberingAfterBreak="0">
     <w:nsid w:val="67236AD2"/>
     <w:multiLevelType w:val="multilevel"/>
     <w:tmpl w:val="7EF4E876"/>
@@ -30132,7 +31332,7 @@
       </w:rPr>
     </w:lvl>
   </w:abstractNum>
-  <w:abstractNum w:abstractNumId="39" w15:restartNumberingAfterBreak="0">
+  <w:abstractNum w:abstractNumId="40" w15:restartNumberingAfterBreak="0">
     <w:nsid w:val="681D7226"/>
     <w:multiLevelType w:val="hybridMultilevel"/>
     <w:tmpl w:val="80FCE4E0"/>
@@ -30245,7 +31445,7 @@
       </w:rPr>
     </w:lvl>
   </w:abstractNum>
-  <w:abstractNum w:abstractNumId="40" w15:restartNumberingAfterBreak="0">
+  <w:abstractNum w:abstractNumId="41" w15:restartNumberingAfterBreak="0">
     <w:nsid w:val="696B74FA"/>
     <w:multiLevelType w:val="hybridMultilevel"/>
     <w:tmpl w:val="8110D36E"/>
@@ -30358,7 +31558,7 @@
       </w:rPr>
     </w:lvl>
   </w:abstractNum>
-  <w:abstractNum w:abstractNumId="41" w15:restartNumberingAfterBreak="0">
+  <w:abstractNum w:abstractNumId="42" w15:restartNumberingAfterBreak="0">
     <w:nsid w:val="6AA61DBF"/>
     <w:multiLevelType w:val="hybridMultilevel"/>
     <w:tmpl w:val="C3B6D308"/>
@@ -30471,7 +31671,120 @@
       </w:rPr>
     </w:lvl>
   </w:abstractNum>
-  <w:abstractNum w:abstractNumId="42" w15:restartNumberingAfterBreak="0">
+  <w:abstractNum w:abstractNumId="43" w15:restartNumberingAfterBreak="0">
+    <w:nsid w:val="7134189B"/>
+    <w:multiLevelType w:val="hybridMultilevel"/>
+    <w:tmpl w:val="3CF4B7D4"/>
+    <w:lvl w:ilvl="0" w:tplc="040C0001">
+      <w:start w:val="1"/>
+      <w:numFmt w:val="bullet"/>
+      <w:lvlText w:val=""/>
+      <w:lvlJc w:val="left"/>
+      <w:pPr>
+        <w:ind w:left="1287" w:hanging="360"/>
+      </w:pPr>
+      <w:rPr>
+        <w:rFonts w:ascii="Symbol" w:hAnsi="Symbol" w:hint="default"/>
+      </w:rPr>
+    </w:lvl>
+    <w:lvl w:ilvl="1" w:tplc="040C0003" w:tentative="1">
+      <w:start w:val="1"/>
+      <w:numFmt w:val="bullet"/>
+      <w:lvlText w:val="o"/>
+      <w:lvlJc w:val="left"/>
+      <w:pPr>
+        <w:ind w:left="2007" w:hanging="360"/>
+      </w:pPr>
+      <w:rPr>
+        <w:rFonts w:ascii="Courier New" w:hAnsi="Courier New" w:cs="Courier New" w:hint="default"/>
+      </w:rPr>
+    </w:lvl>
+    <w:lvl w:ilvl="2" w:tplc="040C0005" w:tentative="1">
+      <w:start w:val="1"/>
+      <w:numFmt w:val="bullet"/>
+      <w:lvlText w:val=""/>
+      <w:lvlJc w:val="left"/>
+      <w:pPr>
+        <w:ind w:left="2727" w:hanging="360"/>
+      </w:pPr>
+      <w:rPr>
+        <w:rFonts w:ascii="Wingdings" w:hAnsi="Wingdings" w:hint="default"/>
+      </w:rPr>
+    </w:lvl>
+    <w:lvl w:ilvl="3" w:tplc="040C0001" w:tentative="1">
+      <w:start w:val="1"/>
+      <w:numFmt w:val="bullet"/>
+      <w:lvlText w:val=""/>
+      <w:lvlJc w:val="left"/>
+      <w:pPr>
+        <w:ind w:left="3447" w:hanging="360"/>
+      </w:pPr>
+      <w:rPr>
+        <w:rFonts w:ascii="Symbol" w:hAnsi="Symbol" w:hint="default"/>
+      </w:rPr>
+    </w:lvl>
+    <w:lvl w:ilvl="4" w:tplc="040C0003" w:tentative="1">
+      <w:start w:val="1"/>
+      <w:numFmt w:val="bullet"/>
+      <w:lvlText w:val="o"/>
+      <w:lvlJc w:val="left"/>
+      <w:pPr>
+        <w:ind w:left="4167" w:hanging="360"/>
+      </w:pPr>
+      <w:rPr>
+        <w:rFonts w:ascii="Courier New" w:hAnsi="Courier New" w:cs="Courier New" w:hint="default"/>
+      </w:rPr>
+    </w:lvl>
+    <w:lvl w:ilvl="5" w:tplc="040C0005" w:tentative="1">
+      <w:start w:val="1"/>
+      <w:numFmt w:val="bullet"/>
+      <w:lvlText w:val=""/>
+      <w:lvlJc w:val="left"/>
+      <w:pPr>
+        <w:ind w:left="4887" w:hanging="360"/>
+      </w:pPr>
+      <w:rPr>
+        <w:rFonts w:ascii="Wingdings" w:hAnsi="Wingdings" w:hint="default"/>
+      </w:rPr>
+    </w:lvl>
+    <w:lvl w:ilvl="6" w:tplc="040C0001" w:tentative="1">
+      <w:start w:val="1"/>
+      <w:numFmt w:val="bullet"/>
+      <w:lvlText w:val=""/>
+      <w:lvlJc w:val="left"/>
+      <w:pPr>
+        <w:ind w:left="5607" w:hanging="360"/>
+      </w:pPr>
+      <w:rPr>
+        <w:rFonts w:ascii="Symbol" w:hAnsi="Symbol" w:hint="default"/>
+      </w:rPr>
+    </w:lvl>
+    <w:lvl w:ilvl="7" w:tplc="040C0003" w:tentative="1">
+      <w:start w:val="1"/>
+      <w:numFmt w:val="bullet"/>
+      <w:lvlText w:val="o"/>
+      <w:lvlJc w:val="left"/>
+      <w:pPr>
+        <w:ind w:left="6327" w:hanging="360"/>
+      </w:pPr>
+      <w:rPr>
+        <w:rFonts w:ascii="Courier New" w:hAnsi="Courier New" w:cs="Courier New" w:hint="default"/>
+      </w:rPr>
+    </w:lvl>
+    <w:lvl w:ilvl="8" w:tplc="040C0005" w:tentative="1">
+      <w:start w:val="1"/>
+      <w:numFmt w:val="bullet"/>
+      <w:lvlText w:val=""/>
+      <w:lvlJc w:val="left"/>
+      <w:pPr>
+        <w:ind w:left="7047" w:hanging="360"/>
+      </w:pPr>
+      <w:rPr>
+        <w:rFonts w:ascii="Wingdings" w:hAnsi="Wingdings" w:hint="default"/>
+      </w:rPr>
+    </w:lvl>
+  </w:abstractNum>
+  <w:abstractNum w:abstractNumId="44" w15:restartNumberingAfterBreak="0">
     <w:nsid w:val="727C4124"/>
     <w:multiLevelType w:val="multilevel"/>
     <w:tmpl w:val="61EAC8FC"/>
@@ -30620,7 +31933,7 @@
       </w:rPr>
     </w:lvl>
   </w:abstractNum>
-  <w:abstractNum w:abstractNumId="43" w15:restartNumberingAfterBreak="0">
+  <w:abstractNum w:abstractNumId="45" w15:restartNumberingAfterBreak="0">
     <w:nsid w:val="732D4363"/>
     <w:multiLevelType w:val="hybridMultilevel"/>
     <w:tmpl w:val="DE84F56C"/>
@@ -30741,7 +32054,7 @@
       </w:rPr>
     </w:lvl>
   </w:abstractNum>
-  <w:abstractNum w:abstractNumId="44" w15:restartNumberingAfterBreak="0">
+  <w:abstractNum w:abstractNumId="46" w15:restartNumberingAfterBreak="0">
     <w:nsid w:val="7871632A"/>
     <w:multiLevelType w:val="multilevel"/>
     <w:tmpl w:val="3A042068"/>
@@ -30891,7 +32204,7 @@
     </w:lvl>
   </w:abstractNum>
   <w:num w:numId="1" w16cid:durableId="1763061442">
-    <w:abstractNumId w:val="43"/>
+    <w:abstractNumId w:val="45"/>
   </w:num>
   <w:num w:numId="2" w16cid:durableId="983898039">
     <w:abstractNumId w:val="23"/>
@@ -30912,13 +32225,13 @@
     <w:abstractNumId w:val="6"/>
   </w:num>
   <w:num w:numId="8" w16cid:durableId="1485707457">
-    <w:abstractNumId w:val="35"/>
+    <w:abstractNumId w:val="36"/>
   </w:num>
   <w:num w:numId="9" w16cid:durableId="436607681">
     <w:abstractNumId w:val="27"/>
   </w:num>
   <w:num w:numId="10" w16cid:durableId="363100114">
-    <w:abstractNumId w:val="38"/>
+    <w:abstractNumId w:val="39"/>
   </w:num>
   <w:num w:numId="11" w16cid:durableId="288896630">
     <w:abstractNumId w:val="7"/>
@@ -30927,7 +32240,7 @@
     <w:abstractNumId w:val="22"/>
   </w:num>
   <w:num w:numId="13" w16cid:durableId="87820070">
-    <w:abstractNumId w:val="36"/>
+    <w:abstractNumId w:val="37"/>
   </w:num>
   <w:num w:numId="14" w16cid:durableId="1063793003">
     <w:abstractNumId w:val="1"/>
@@ -30942,10 +32255,10 @@
     <w:abstractNumId w:val="3"/>
   </w:num>
   <w:num w:numId="18" w16cid:durableId="2124685619">
-    <w:abstractNumId w:val="39"/>
+    <w:abstractNumId w:val="40"/>
   </w:num>
   <w:num w:numId="19" w16cid:durableId="1793673038">
-    <w:abstractNumId w:val="29"/>
+    <w:abstractNumId w:val="30"/>
   </w:num>
   <w:num w:numId="20" w16cid:durableId="88815163">
     <w:abstractNumId w:val="11"/>
@@ -30966,34 +32279,34 @@
     <w:abstractNumId w:val="16"/>
   </w:num>
   <w:num w:numId="26" w16cid:durableId="1072462234">
-    <w:abstractNumId w:val="33"/>
+    <w:abstractNumId w:val="34"/>
   </w:num>
   <w:num w:numId="27" w16cid:durableId="1108112898">
-    <w:abstractNumId w:val="40"/>
+    <w:abstractNumId w:val="41"/>
   </w:num>
   <w:num w:numId="28" w16cid:durableId="2121026418">
     <w:abstractNumId w:val="21"/>
   </w:num>
   <w:num w:numId="29" w16cid:durableId="1110054698">
-    <w:abstractNumId w:val="37"/>
+    <w:abstractNumId w:val="38"/>
   </w:num>
   <w:num w:numId="30" w16cid:durableId="676930913">
     <w:abstractNumId w:val="19"/>
   </w:num>
   <w:num w:numId="31" w16cid:durableId="19355620">
-    <w:abstractNumId w:val="31"/>
+    <w:abstractNumId w:val="32"/>
   </w:num>
   <w:num w:numId="32" w16cid:durableId="642394279">
-    <w:abstractNumId w:val="34"/>
+    <w:abstractNumId w:val="35"/>
   </w:num>
   <w:num w:numId="33" w16cid:durableId="911544322">
     <w:abstractNumId w:val="14"/>
   </w:num>
   <w:num w:numId="34" w16cid:durableId="1515723827">
-    <w:abstractNumId w:val="42"/>
+    <w:abstractNumId w:val="44"/>
   </w:num>
   <w:num w:numId="35" w16cid:durableId="302539031">
-    <w:abstractNumId w:val="32"/>
+    <w:abstractNumId w:val="33"/>
   </w:num>
   <w:num w:numId="36" w16cid:durableId="2135714011">
     <w:abstractNumId w:val="10"/>
@@ -31005,13 +32318,13 @@
     <w:abstractNumId w:val="0"/>
   </w:num>
   <w:num w:numId="39" w16cid:durableId="1266111932">
-    <w:abstractNumId w:val="28"/>
+    <w:abstractNumId w:val="29"/>
   </w:num>
   <w:num w:numId="40" w16cid:durableId="997227838">
-    <w:abstractNumId w:val="44"/>
+    <w:abstractNumId w:val="46"/>
   </w:num>
   <w:num w:numId="41" w16cid:durableId="184171306">
-    <w:abstractNumId w:val="41"/>
+    <w:abstractNumId w:val="42"/>
   </w:num>
   <w:num w:numId="42" w16cid:durableId="798643583">
     <w:abstractNumId w:val="26"/>
@@ -31023,13 +32336,19 @@
     <w:abstractNumId w:val="24"/>
   </w:num>
   <w:num w:numId="45" w16cid:durableId="1563560451">
-    <w:abstractNumId w:val="30"/>
+    <w:abstractNumId w:val="31"/>
+  </w:num>
+  <w:num w:numId="46" w16cid:durableId="21170942">
+    <w:abstractNumId w:val="43"/>
+  </w:num>
+  <w:num w:numId="47" w16cid:durableId="1872843342">
+    <w:abstractNumId w:val="28"/>
   </w:num>
 </w:numbering>
 </file>
 
 <file path=word/styles.xml><?xml version="1.0" encoding="utf-8"?>
-<w:styles xmlns:mc="http://schemas.openxmlformats.org/markup-compatibility/2006" xmlns:r="http://schemas.openxmlformats.org/officeDocument/2006/relationships" xmlns:w="http://schemas.openxmlformats.org/wordprocessingml/2006/main" xmlns:w14="http://schemas.microsoft.com/office/word/2010/wordml" xmlns:w15="http://schemas.microsoft.com/office/word/2012/wordml" xmlns:w16cex="http://schemas.microsoft.com/office/word/2018/wordml/cex" xmlns:w16cid="http://schemas.microsoft.com/office/word/2016/wordml/cid" xmlns:w16="http://schemas.microsoft.com/office/word/2018/wordml" xmlns:w16sdtdh="http://schemas.microsoft.com/office/word/2020/wordml/sdtdatahash" xmlns:w16se="http://schemas.microsoft.com/office/word/2015/wordml/symex" mc:Ignorable="w14 w15 w16se w16cid w16 w16cex w16sdtdh">
+<w:styles xmlns:mc="http://schemas.openxmlformats.org/markup-compatibility/2006" xmlns:r="http://schemas.openxmlformats.org/officeDocument/2006/relationships" xmlns:w="http://schemas.openxmlformats.org/wordprocessingml/2006/main" xmlns:w14="http://schemas.microsoft.com/office/word/2010/wordml" xmlns:w15="http://schemas.microsoft.com/office/word/2012/wordml" xmlns:w16cex="http://schemas.microsoft.com/office/word/2018/wordml/cex" xmlns:w16cid="http://schemas.microsoft.com/office/word/2016/wordml/cid" xmlns:w16="http://schemas.microsoft.com/office/word/2018/wordml" xmlns:w16du="http://schemas.microsoft.com/office/word/2023/wordml/word16du" xmlns:w16sdtdh="http://schemas.microsoft.com/office/word/2020/wordml/sdtdatahash" xmlns:w16sdtfl="http://schemas.microsoft.com/office/word/2024/wordml/sdtformatlock" xmlns:w16se="http://schemas.microsoft.com/office/word/2015/wordml/symex" mc:Ignorable="w14 w15 w16se w16cid w16 w16cex w16sdtdh w16sdtfl w16du">
   <w:docDefaults>
     <w:rPrDefault>
       <w:rPr>
@@ -31493,7 +32812,6 @@
   <w:style w:type="character" w:default="1" w:styleId="Policepardfaut">
     <w:name w:val="Default Paragraph Font"/>
     <w:uiPriority w:val="1"/>
-    <w:semiHidden/>
     <w:unhideWhenUsed/>
   </w:style>
   <w:style w:type="table" w:default="1" w:styleId="TableauNormal">

--- a/Etat-de-lart-Lamia-BELKADI (3).docx
+++ b/Etat-de-lart-Lamia-BELKADI (3).docx
@@ -687,7 +687,7 @@
           <w:color w:val="365F91" w:themeColor="accent1" w:themeShade="BF"/>
         </w:rPr>
       </w:pPr>
-      <w:bookmarkStart w:id="0" w:name="_Toc236642291"/>
+      <w:bookmarkStart w:id="0" w:name="_Toc236661233"/>
       <w:r>
         <w:rPr>
           <w:color w:val="365F91" w:themeColor="accent1" w:themeShade="BF"/>
@@ -898,7 +898,7 @@
           <w:color w:val="365F91" w:themeColor="accent1" w:themeShade="BF"/>
         </w:rPr>
       </w:pPr>
-      <w:bookmarkStart w:id="1" w:name="_Toc236642292"/>
+      <w:bookmarkStart w:id="1" w:name="_Toc236661234"/>
       <w:r>
         <w:rPr>
           <w:color w:val="365F91" w:themeColor="accent1" w:themeShade="BF"/>
@@ -1008,7 +1008,7 @@
           <w:color w:val="365F91" w:themeColor="accent1" w:themeShade="BF"/>
         </w:rPr>
       </w:pPr>
-      <w:bookmarkStart w:id="2" w:name="_Toc236642293"/>
+      <w:bookmarkStart w:id="2" w:name="_Toc236661235"/>
       <w:r>
         <w:rPr>
           <w:color w:val="365F91" w:themeColor="accent1" w:themeShade="BF"/>
@@ -2280,7 +2280,7 @@
           <w:color w:val="365F91" w:themeColor="accent1" w:themeShade="BF"/>
         </w:rPr>
       </w:pPr>
-      <w:bookmarkStart w:id="3" w:name="_Toc236642294"/>
+      <w:bookmarkStart w:id="3" w:name="_Toc236661236"/>
       <w:proofErr w:type="spellStart"/>
       <w:r>
         <w:rPr>
@@ -2878,7 +2878,7 @@
           <w:r>
             <w:fldChar w:fldCharType="separate"/>
           </w:r>
-          <w:hyperlink w:anchor="_Toc236642291" w:history="1">
+          <w:hyperlink w:anchor="_Toc236661233" w:history="1">
             <w:r>
               <w:rPr>
                 <w:rStyle w:val="Lienhypertexte"/>
@@ -2905,7 +2905,7 @@
                 <w:noProof/>
                 <w:webHidden/>
               </w:rPr>
-              <w:instrText xml:space="preserve"> PAGEREF _Toc236642291 \h </w:instrText>
+              <w:instrText xml:space="preserve"> PAGEREF _Toc236661233 \h </w:instrText>
             </w:r>
             <w:r>
               <w:rPr>
@@ -2952,7 +2952,7 @@
               <w14:ligatures w14:val="standardContextual"/>
             </w:rPr>
           </w:pPr>
-          <w:hyperlink w:anchor="_Toc236642292" w:history="1">
+          <w:hyperlink w:anchor="_Toc236661234" w:history="1">
             <w:r>
               <w:rPr>
                 <w:rStyle w:val="Lienhypertexte"/>
@@ -2979,7 +2979,7 @@
                 <w:noProof/>
                 <w:webHidden/>
               </w:rPr>
-              <w:instrText xml:space="preserve"> PAGEREF _Toc236642292 \h </w:instrText>
+              <w:instrText xml:space="preserve"> PAGEREF _Toc236661234 \h </w:instrText>
             </w:r>
             <w:r>
               <w:rPr>
@@ -3026,7 +3026,7 @@
               <w14:ligatures w14:val="standardContextual"/>
             </w:rPr>
           </w:pPr>
-          <w:hyperlink w:anchor="_Toc236642293" w:history="1">
+          <w:hyperlink w:anchor="_Toc236661235" w:history="1">
             <w:r>
               <w:rPr>
                 <w:rStyle w:val="Lienhypertexte"/>
@@ -3053,7 +3053,7 @@
                 <w:noProof/>
                 <w:webHidden/>
               </w:rPr>
-              <w:instrText xml:space="preserve"> PAGEREF _Toc236642293 \h </w:instrText>
+              <w:instrText xml:space="preserve"> PAGEREF _Toc236661235 \h </w:instrText>
             </w:r>
             <w:r>
               <w:rPr>
@@ -3100,7 +3100,7 @@
               <w14:ligatures w14:val="standardContextual"/>
             </w:rPr>
           </w:pPr>
-          <w:hyperlink w:anchor="_Toc236642294" w:history="1">
+          <w:hyperlink w:anchor="_Toc236661236" w:history="1">
             <w:r>
               <w:rPr>
                 <w:rStyle w:val="Lienhypertexte"/>
@@ -3127,7 +3127,7 @@
                 <w:noProof/>
                 <w:webHidden/>
               </w:rPr>
-              <w:instrText xml:space="preserve"> PAGEREF _Toc236642294 \h </w:instrText>
+              <w:instrText xml:space="preserve"> PAGEREF _Toc236661236 \h </w:instrText>
             </w:r>
             <w:r>
               <w:rPr>
@@ -3174,7 +3174,7 @@
               <w14:ligatures w14:val="standardContextual"/>
             </w:rPr>
           </w:pPr>
-          <w:hyperlink w:anchor="_Toc236642295" w:history="1">
+          <w:hyperlink w:anchor="_Toc236661237" w:history="1">
             <w:r>
               <w:rPr>
                 <w:rStyle w:val="Lienhypertexte"/>
@@ -3217,7 +3217,7 @@
                 <w:noProof/>
                 <w:webHidden/>
               </w:rPr>
-              <w:instrText xml:space="preserve"> PAGEREF _Toc236642295 \h </w:instrText>
+              <w:instrText xml:space="preserve"> PAGEREF _Toc236661237 \h </w:instrText>
             </w:r>
             <w:r>
               <w:rPr>
@@ -3264,7 +3264,7 @@
               <w14:ligatures w14:val="standardContextual"/>
             </w:rPr>
           </w:pPr>
-          <w:hyperlink w:anchor="_Toc236642296" w:history="1">
+          <w:hyperlink w:anchor="_Toc236661238" w:history="1">
             <w:r>
               <w:rPr>
                 <w:rStyle w:val="Lienhypertexte"/>
@@ -3367,7 +3367,7 @@
                 <w:noProof/>
                 <w:webHidden/>
               </w:rPr>
-              <w:instrText xml:space="preserve"> PAGEREF _Toc236642296 \h </w:instrText>
+              <w:instrText xml:space="preserve"> PAGEREF _Toc236661238 \h </w:instrText>
             </w:r>
             <w:r>
               <w:rPr>
@@ -3416,7 +3416,7 @@
               <w14:ligatures w14:val="standardContextual"/>
             </w:rPr>
           </w:pPr>
-          <w:hyperlink w:anchor="_Toc236642297" w:history="1">
+          <w:hyperlink w:anchor="_Toc236661239" w:history="1">
             <w:r>
               <w:rPr>
                 <w:rStyle w:val="Lienhypertexte"/>
@@ -3459,7 +3459,7 @@
                 <w:noProof/>
                 <w:webHidden/>
               </w:rPr>
-              <w:instrText xml:space="preserve"> PAGEREF _Toc236642297 \h </w:instrText>
+              <w:instrText xml:space="preserve"> PAGEREF _Toc236661239 \h </w:instrText>
             </w:r>
             <w:r>
               <w:rPr>
@@ -3509,7 +3509,7 @@
               <w14:ligatures w14:val="standardContextual"/>
             </w:rPr>
           </w:pPr>
-          <w:hyperlink w:anchor="_Toc236642298" w:history="1">
+          <w:hyperlink w:anchor="_Toc236661240" w:history="1">
             <w:r>
               <w:rPr>
                 <w:rStyle w:val="Lienhypertexte"/>
@@ -3605,7 +3605,7 @@
                 <w:noProof/>
                 <w:webHidden/>
               </w:rPr>
-              <w:instrText xml:space="preserve"> PAGEREF _Toc236642298 \h </w:instrText>
+              <w:instrText xml:space="preserve"> PAGEREF _Toc236661240 \h </w:instrText>
             </w:r>
             <w:r>
               <w:rPr>
@@ -3655,7 +3655,7 @@
               <w14:ligatures w14:val="standardContextual"/>
             </w:rPr>
           </w:pPr>
-          <w:hyperlink w:anchor="_Toc236642299" w:history="1">
+          <w:hyperlink w:anchor="_Toc236661241" w:history="1">
             <w:r>
               <w:rPr>
                 <w:rStyle w:val="Lienhypertexte"/>
@@ -3781,7 +3781,7 @@
                 <w:noProof/>
                 <w:webHidden/>
               </w:rPr>
-              <w:instrText xml:space="preserve"> PAGEREF _Toc236642299 \h </w:instrText>
+              <w:instrText xml:space="preserve"> PAGEREF _Toc236661241 \h </w:instrText>
             </w:r>
             <w:r>
               <w:rPr>
@@ -3831,7 +3831,7 @@
               <w14:ligatures w14:val="standardContextual"/>
             </w:rPr>
           </w:pPr>
-          <w:hyperlink w:anchor="_Toc236642300" w:history="1">
+          <w:hyperlink w:anchor="_Toc236661242" w:history="1">
             <w:r>
               <w:rPr>
                 <w:rStyle w:val="Lienhypertexte"/>
@@ -3882,7 +3882,7 @@
                 <w:noProof/>
                 <w:webHidden/>
               </w:rPr>
-              <w:instrText xml:space="preserve"> PAGEREF _Toc236642300 \h </w:instrText>
+              <w:instrText xml:space="preserve"> PAGEREF _Toc236661242 \h </w:instrText>
             </w:r>
             <w:r>
               <w:rPr>
@@ -3932,7 +3932,7 @@
               <w14:ligatures w14:val="standardContextual"/>
             </w:rPr>
           </w:pPr>
-          <w:hyperlink w:anchor="_Toc236642301" w:history="1">
+          <w:hyperlink w:anchor="_Toc236661243" w:history="1">
             <w:r>
               <w:rPr>
                 <w:rStyle w:val="Lienhypertexte"/>
@@ -3983,7 +3983,7 @@
                 <w:noProof/>
                 <w:webHidden/>
               </w:rPr>
-              <w:instrText xml:space="preserve"> PAGEREF _Toc236642301 \h </w:instrText>
+              <w:instrText xml:space="preserve"> PAGEREF _Toc236661243 \h </w:instrText>
             </w:r>
             <w:r>
               <w:rPr>
@@ -4033,7 +4033,7 @@
               <w14:ligatures w14:val="standardContextual"/>
             </w:rPr>
           </w:pPr>
-          <w:hyperlink w:anchor="_Toc236642302" w:history="1">
+          <w:hyperlink w:anchor="_Toc236661244" w:history="1">
             <w:r>
               <w:rPr>
                 <w:rStyle w:val="Lienhypertexte"/>
@@ -4084,7 +4084,7 @@
                 <w:noProof/>
                 <w:webHidden/>
               </w:rPr>
-              <w:instrText xml:space="preserve"> PAGEREF _Toc236642302 \h </w:instrText>
+              <w:instrText xml:space="preserve"> PAGEREF _Toc236661244 \h </w:instrText>
             </w:r>
             <w:r>
               <w:rPr>
@@ -4133,7 +4133,7 @@
               <w14:ligatures w14:val="standardContextual"/>
             </w:rPr>
           </w:pPr>
-          <w:hyperlink w:anchor="_Toc236642303" w:history="1">
+          <w:hyperlink w:anchor="_Toc236661245" w:history="1">
             <w:r>
               <w:rPr>
                 <w:rStyle w:val="Lienhypertexte"/>
@@ -4160,7 +4160,7 @@
                 <w:noProof/>
                 <w:webHidden/>
               </w:rPr>
-              <w:instrText xml:space="preserve"> PAGEREF _Toc236642303 \h </w:instrText>
+              <w:instrText xml:space="preserve"> PAGEREF _Toc236661245 \h </w:instrText>
             </w:r>
             <w:r>
               <w:rPr>
@@ -4209,7 +4209,7 @@
               <w14:ligatures w14:val="standardContextual"/>
             </w:rPr>
           </w:pPr>
-          <w:hyperlink w:anchor="_Toc236642304" w:history="1">
+          <w:hyperlink w:anchor="_Toc236661246" w:history="1">
             <w:r>
               <w:rPr>
                 <w:rStyle w:val="Lienhypertexte"/>
@@ -4236,7 +4236,7 @@
                 <w:noProof/>
                 <w:webHidden/>
               </w:rPr>
-              <w:instrText xml:space="preserve"> PAGEREF _Toc236642304 \h </w:instrText>
+              <w:instrText xml:space="preserve"> PAGEREF _Toc236661246 \h </w:instrText>
             </w:r>
             <w:r>
               <w:rPr>
@@ -4285,7 +4285,7 @@
               <w14:ligatures w14:val="standardContextual"/>
             </w:rPr>
           </w:pPr>
-          <w:hyperlink w:anchor="_Toc236642305" w:history="1">
+          <w:hyperlink w:anchor="_Toc236661247" w:history="1">
             <w:r>
               <w:rPr>
                 <w:rStyle w:val="Lienhypertexte"/>
@@ -4312,7 +4312,7 @@
                 <w:noProof/>
                 <w:webHidden/>
               </w:rPr>
-              <w:instrText xml:space="preserve"> PAGEREF _Toc236642305 \h </w:instrText>
+              <w:instrText xml:space="preserve"> PAGEREF _Toc236661247 \h </w:instrText>
             </w:r>
             <w:r>
               <w:rPr>
@@ -4362,7 +4362,7 @@
               <w14:ligatures w14:val="standardContextual"/>
             </w:rPr>
           </w:pPr>
-          <w:hyperlink w:anchor="_Toc236642306" w:history="1">
+          <w:hyperlink w:anchor="_Toc236661248" w:history="1">
             <w:r>
               <w:rPr>
                 <w:rStyle w:val="Lienhypertexte"/>
@@ -4413,7 +4413,7 @@
                 <w:noProof/>
                 <w:webHidden/>
               </w:rPr>
-              <w:instrText xml:space="preserve"> PAGEREF _Toc236642306 \h </w:instrText>
+              <w:instrText xml:space="preserve"> PAGEREF _Toc236661248 \h </w:instrText>
             </w:r>
             <w:r>
               <w:rPr>
@@ -4462,7 +4462,7 @@
               <w14:ligatures w14:val="standardContextual"/>
             </w:rPr>
           </w:pPr>
-          <w:hyperlink w:anchor="_Toc236642307" w:history="1">
+          <w:hyperlink w:anchor="_Toc236661249" w:history="1">
             <w:r>
               <w:rPr>
                 <w:rStyle w:val="Lienhypertexte"/>
@@ -4489,7 +4489,7 @@
                 <w:noProof/>
                 <w:webHidden/>
               </w:rPr>
-              <w:instrText xml:space="preserve"> PAGEREF _Toc236642307 \h </w:instrText>
+              <w:instrText xml:space="preserve"> PAGEREF _Toc236661249 \h </w:instrText>
             </w:r>
             <w:r>
               <w:rPr>
@@ -4538,7 +4538,7 @@
               <w14:ligatures w14:val="standardContextual"/>
             </w:rPr>
           </w:pPr>
-          <w:hyperlink w:anchor="_Toc236642308" w:history="1">
+          <w:hyperlink w:anchor="_Toc236661250" w:history="1">
             <w:r>
               <w:rPr>
                 <w:rStyle w:val="Lienhypertexte"/>
@@ -4565,7 +4565,7 @@
                 <w:noProof/>
                 <w:webHidden/>
               </w:rPr>
-              <w:instrText xml:space="preserve"> PAGEREF _Toc236642308 \h </w:instrText>
+              <w:instrText xml:space="preserve"> PAGEREF _Toc236661250 \h </w:instrText>
             </w:r>
             <w:r>
               <w:rPr>
@@ -4615,7 +4615,7 @@
               <w14:ligatures w14:val="standardContextual"/>
             </w:rPr>
           </w:pPr>
-          <w:hyperlink w:anchor="_Toc236642309" w:history="1">
+          <w:hyperlink w:anchor="_Toc236661251" w:history="1">
             <w:r>
               <w:rPr>
                 <w:rStyle w:val="Lienhypertexte"/>
@@ -4666,7 +4666,7 @@
                 <w:noProof/>
                 <w:webHidden/>
               </w:rPr>
-              <w:instrText xml:space="preserve"> PAGEREF _Toc236642309 \h </w:instrText>
+              <w:instrText xml:space="preserve"> PAGEREF _Toc236661251 \h </w:instrText>
             </w:r>
             <w:r>
               <w:rPr>
@@ -4715,7 +4715,7 @@
               <w14:ligatures w14:val="standardContextual"/>
             </w:rPr>
           </w:pPr>
-          <w:hyperlink w:anchor="_Toc236642310" w:history="1">
+          <w:hyperlink w:anchor="_Toc236661252" w:history="1">
             <w:r>
               <w:rPr>
                 <w:rStyle w:val="Lienhypertexte"/>
@@ -4743,7 +4743,7 @@
                 <w:noProof/>
                 <w:webHidden/>
               </w:rPr>
-              <w:instrText xml:space="preserve"> PAGEREF _Toc236642310 \h </w:instrText>
+              <w:instrText xml:space="preserve"> PAGEREF _Toc236661252 \h </w:instrText>
             </w:r>
             <w:r>
               <w:rPr>
@@ -4792,7 +4792,7 @@
               <w14:ligatures w14:val="standardContextual"/>
             </w:rPr>
           </w:pPr>
-          <w:hyperlink w:anchor="_Toc236642311" w:history="1">
+          <w:hyperlink w:anchor="_Toc236661253" w:history="1">
             <w:r>
               <w:rPr>
                 <w:rStyle w:val="Lienhypertexte"/>
@@ -4819,7 +4819,7 @@
                 <w:noProof/>
                 <w:webHidden/>
               </w:rPr>
-              <w:instrText xml:space="preserve"> PAGEREF _Toc236642311 \h </w:instrText>
+              <w:instrText xml:space="preserve"> PAGEREF _Toc236661253 \h </w:instrText>
             </w:r>
             <w:r>
               <w:rPr>
@@ -4868,7 +4868,7 @@
               <w14:ligatures w14:val="standardContextual"/>
             </w:rPr>
           </w:pPr>
-          <w:hyperlink w:anchor="_Toc236642312" w:history="1">
+          <w:hyperlink w:anchor="_Toc236661254" w:history="1">
             <w:r>
               <w:rPr>
                 <w:rStyle w:val="Lienhypertexte"/>
@@ -4895,7 +4895,7 @@
                 <w:noProof/>
                 <w:webHidden/>
               </w:rPr>
-              <w:instrText xml:space="preserve"> PAGEREF _Toc236642312 \h </w:instrText>
+              <w:instrText xml:space="preserve"> PAGEREF _Toc236661254 \h </w:instrText>
             </w:r>
             <w:r>
               <w:rPr>
@@ -4945,7 +4945,7 @@
               <w14:ligatures w14:val="standardContextual"/>
             </w:rPr>
           </w:pPr>
-          <w:hyperlink w:anchor="_Toc236642313" w:history="1">
+          <w:hyperlink w:anchor="_Toc236661255" w:history="1">
             <w:r>
               <w:rPr>
                 <w:rStyle w:val="Lienhypertexte"/>
@@ -4995,7 +4995,7 @@
                 <w:noProof/>
                 <w:webHidden/>
               </w:rPr>
-              <w:instrText xml:space="preserve"> PAGEREF _Toc236642313 \h </w:instrText>
+              <w:instrText xml:space="preserve"> PAGEREF _Toc236661255 \h </w:instrText>
             </w:r>
             <w:r>
               <w:rPr>
@@ -5044,7 +5044,7 @@
               <w14:ligatures w14:val="standardContextual"/>
             </w:rPr>
           </w:pPr>
-          <w:hyperlink w:anchor="_Toc236642314" w:history="1">
+          <w:hyperlink w:anchor="_Toc236661256" w:history="1">
             <w:r>
               <w:rPr>
                 <w:rStyle w:val="Lienhypertexte"/>
@@ -5071,7 +5071,7 @@
                 <w:noProof/>
                 <w:webHidden/>
               </w:rPr>
-              <w:instrText xml:space="preserve"> PAGEREF _Toc236642314 \h </w:instrText>
+              <w:instrText xml:space="preserve"> PAGEREF _Toc236661256 \h </w:instrText>
             </w:r>
             <w:r>
               <w:rPr>
@@ -5120,7 +5120,7 @@
               <w14:ligatures w14:val="standardContextual"/>
             </w:rPr>
           </w:pPr>
-          <w:hyperlink w:anchor="_Toc236642315" w:history="1">
+          <w:hyperlink w:anchor="_Toc236661257" w:history="1">
             <w:r>
               <w:rPr>
                 <w:rStyle w:val="Lienhypertexte"/>
@@ -5147,7 +5147,7 @@
                 <w:noProof/>
                 <w:webHidden/>
               </w:rPr>
-              <w:instrText xml:space="preserve"> PAGEREF _Toc236642315 \h </w:instrText>
+              <w:instrText xml:space="preserve"> PAGEREF _Toc236661257 \h </w:instrText>
             </w:r>
             <w:r>
               <w:rPr>
@@ -5196,7 +5196,7 @@
               <w14:ligatures w14:val="standardContextual"/>
             </w:rPr>
           </w:pPr>
-          <w:hyperlink w:anchor="_Toc236642316" w:history="1">
+          <w:hyperlink w:anchor="_Toc236661258" w:history="1">
             <w:r>
               <w:rPr>
                 <w:rStyle w:val="Lienhypertexte"/>
@@ -5224,7 +5224,7 @@
                 <w:noProof/>
                 <w:webHidden/>
               </w:rPr>
-              <w:instrText xml:space="preserve"> PAGEREF _Toc236642316 \h </w:instrText>
+              <w:instrText xml:space="preserve"> PAGEREF _Toc236661258 \h </w:instrText>
             </w:r>
             <w:r>
               <w:rPr>
@@ -5273,7 +5273,7 @@
               <w14:ligatures w14:val="standardContextual"/>
             </w:rPr>
           </w:pPr>
-          <w:hyperlink w:anchor="_Toc236642317" w:history="1">
+          <w:hyperlink w:anchor="_Toc236661259" w:history="1">
             <w:r>
               <w:rPr>
                 <w:rStyle w:val="Lienhypertexte"/>
@@ -5300,7 +5300,7 @@
                 <w:noProof/>
                 <w:webHidden/>
               </w:rPr>
-              <w:instrText xml:space="preserve"> PAGEREF _Toc236642317 \h </w:instrText>
+              <w:instrText xml:space="preserve"> PAGEREF _Toc236661259 \h </w:instrText>
             </w:r>
             <w:r>
               <w:rPr>
@@ -5347,7 +5347,7 @@
               <w14:ligatures w14:val="standardContextual"/>
             </w:rPr>
           </w:pPr>
-          <w:hyperlink w:anchor="_Toc236642318" w:history="1">
+          <w:hyperlink w:anchor="_Toc236661260" w:history="1">
             <w:r>
               <w:rPr>
                 <w:rStyle w:val="Lienhypertexte"/>
@@ -5419,7 +5419,7 @@
                 <w:noProof/>
                 <w:webHidden/>
               </w:rPr>
-              <w:instrText xml:space="preserve"> PAGEREF _Toc236642318 \h </w:instrText>
+              <w:instrText xml:space="preserve"> PAGEREF _Toc236661260 \h </w:instrText>
             </w:r>
             <w:r>
               <w:rPr>
@@ -5468,7 +5468,7 @@
               <w14:ligatures w14:val="standardContextual"/>
             </w:rPr>
           </w:pPr>
-          <w:hyperlink w:anchor="_Toc236642319" w:history="1">
+          <w:hyperlink w:anchor="_Toc236661261" w:history="1">
             <w:r>
               <w:rPr>
                 <w:rStyle w:val="Lienhypertexte"/>
@@ -5511,7 +5511,7 @@
                 <w:noProof/>
                 <w:webHidden/>
               </w:rPr>
-              <w:instrText xml:space="preserve"> PAGEREF _Toc236642319 \h </w:instrText>
+              <w:instrText xml:space="preserve"> PAGEREF _Toc236661261 \h </w:instrText>
             </w:r>
             <w:r>
               <w:rPr>
@@ -5560,7 +5560,7 @@
               <w14:ligatures w14:val="standardContextual"/>
             </w:rPr>
           </w:pPr>
-          <w:hyperlink w:anchor="_Toc236642320" w:history="1">
+          <w:hyperlink w:anchor="_Toc236661262" w:history="1">
             <w:r>
               <w:rPr>
                 <w:rStyle w:val="Lienhypertexte"/>
@@ -5588,7 +5588,7 @@
                 <w:noProof/>
                 <w:webHidden/>
               </w:rPr>
-              <w:instrText xml:space="preserve"> PAGEREF _Toc236642320 \h </w:instrText>
+              <w:instrText xml:space="preserve"> PAGEREF _Toc236661262 \h </w:instrText>
             </w:r>
             <w:r>
               <w:rPr>
@@ -5637,7 +5637,7 @@
               <w14:ligatures w14:val="standardContextual"/>
             </w:rPr>
           </w:pPr>
-          <w:hyperlink w:anchor="_Toc236642321" w:history="1">
+          <w:hyperlink w:anchor="_Toc236661263" w:history="1">
             <w:r>
               <w:rPr>
                 <w:rStyle w:val="Lienhypertexte"/>
@@ -5665,7 +5665,7 @@
                 <w:noProof/>
                 <w:webHidden/>
               </w:rPr>
-              <w:instrText xml:space="preserve"> PAGEREF _Toc236642321 \h </w:instrText>
+              <w:instrText xml:space="preserve"> PAGEREF _Toc236661263 \h </w:instrText>
             </w:r>
             <w:r>
               <w:rPr>
@@ -5714,7 +5714,7 @@
               <w14:ligatures w14:val="standardContextual"/>
             </w:rPr>
           </w:pPr>
-          <w:hyperlink w:anchor="_Toc236642322" w:history="1">
+          <w:hyperlink w:anchor="_Toc236661264" w:history="1">
             <w:r>
               <w:rPr>
                 <w:rStyle w:val="Lienhypertexte"/>
@@ -5742,7 +5742,7 @@
                 <w:noProof/>
                 <w:webHidden/>
               </w:rPr>
-              <w:instrText xml:space="preserve"> PAGEREF _Toc236642322 \h </w:instrText>
+              <w:instrText xml:space="preserve"> PAGEREF _Toc236661264 \h </w:instrText>
             </w:r>
             <w:r>
               <w:rPr>
@@ -5791,7 +5791,7 @@
               <w14:ligatures w14:val="standardContextual"/>
             </w:rPr>
           </w:pPr>
-          <w:hyperlink w:anchor="_Toc236642323" w:history="1">
+          <w:hyperlink w:anchor="_Toc236661265" w:history="1">
             <w:r>
               <w:rPr>
                 <w:rStyle w:val="Lienhypertexte"/>
@@ -5819,7 +5819,7 @@
                 <w:noProof/>
                 <w:webHidden/>
               </w:rPr>
-              <w:instrText xml:space="preserve"> PAGEREF _Toc236642323 \h </w:instrText>
+              <w:instrText xml:space="preserve"> PAGEREF _Toc236661265 \h </w:instrText>
             </w:r>
             <w:r>
               <w:rPr>
@@ -5868,7 +5868,7 @@
               <w14:ligatures w14:val="standardContextual"/>
             </w:rPr>
           </w:pPr>
-          <w:hyperlink w:anchor="_Toc236642324" w:history="1">
+          <w:hyperlink w:anchor="_Toc236661266" w:history="1">
             <w:r>
               <w:rPr>
                 <w:rStyle w:val="Lienhypertexte"/>
@@ -5896,7 +5896,7 @@
                 <w:noProof/>
                 <w:webHidden/>
               </w:rPr>
-              <w:instrText xml:space="preserve"> PAGEREF _Toc236642324 \h </w:instrText>
+              <w:instrText xml:space="preserve"> PAGEREF _Toc236661266 \h </w:instrText>
             </w:r>
             <w:r>
               <w:rPr>
@@ -5945,7 +5945,7 @@
               <w14:ligatures w14:val="standardContextual"/>
             </w:rPr>
           </w:pPr>
-          <w:hyperlink w:anchor="_Toc236642325" w:history="1">
+          <w:hyperlink w:anchor="_Toc236661267" w:history="1">
             <w:r>
               <w:rPr>
                 <w:rStyle w:val="Lienhypertexte"/>
@@ -5973,7 +5973,7 @@
                 <w:noProof/>
                 <w:webHidden/>
               </w:rPr>
-              <w:instrText xml:space="preserve"> PAGEREF _Toc236642325 \h </w:instrText>
+              <w:instrText xml:space="preserve"> PAGEREF _Toc236661267 \h </w:instrText>
             </w:r>
             <w:r>
               <w:rPr>
@@ -6022,7 +6022,7 @@
               <w14:ligatures w14:val="standardContextual"/>
             </w:rPr>
           </w:pPr>
-          <w:hyperlink w:anchor="_Toc236642326" w:history="1">
+          <w:hyperlink w:anchor="_Toc236661268" w:history="1">
             <w:r>
               <w:rPr>
                 <w:rStyle w:val="Lienhypertexte"/>
@@ -6050,7 +6050,7 @@
                 <w:noProof/>
                 <w:webHidden/>
               </w:rPr>
-              <w:instrText xml:space="preserve"> PAGEREF _Toc236642326 \h </w:instrText>
+              <w:instrText xml:space="preserve"> PAGEREF _Toc236661268 \h </w:instrText>
             </w:r>
             <w:r>
               <w:rPr>
@@ -6099,7 +6099,7 @@
               <w14:ligatures w14:val="standardContextual"/>
             </w:rPr>
           </w:pPr>
-          <w:hyperlink w:anchor="_Toc236642327" w:history="1">
+          <w:hyperlink w:anchor="_Toc236661269" w:history="1">
             <w:r>
               <w:rPr>
                 <w:rStyle w:val="Lienhypertexte"/>
@@ -6127,7 +6127,7 @@
                 <w:noProof/>
                 <w:webHidden/>
               </w:rPr>
-              <w:instrText xml:space="preserve"> PAGEREF _Toc236642327 \h </w:instrText>
+              <w:instrText xml:space="preserve"> PAGEREF _Toc236661269 \h </w:instrText>
             </w:r>
             <w:r>
               <w:rPr>
@@ -6176,7 +6176,7 @@
               <w14:ligatures w14:val="standardContextual"/>
             </w:rPr>
           </w:pPr>
-          <w:hyperlink w:anchor="_Toc236642328" w:history="1">
+          <w:hyperlink w:anchor="_Toc236661270" w:history="1">
             <w:r>
               <w:rPr>
                 <w:rStyle w:val="Lienhypertexte"/>
@@ -6204,7 +6204,7 @@
                 <w:noProof/>
                 <w:webHidden/>
               </w:rPr>
-              <w:instrText xml:space="preserve"> PAGEREF _Toc236642328 \h </w:instrText>
+              <w:instrText xml:space="preserve"> PAGEREF _Toc236661270 \h </w:instrText>
             </w:r>
             <w:r>
               <w:rPr>
@@ -6253,7 +6253,7 @@
               <w14:ligatures w14:val="standardContextual"/>
             </w:rPr>
           </w:pPr>
-          <w:hyperlink w:anchor="_Toc236642329" w:history="1">
+          <w:hyperlink w:anchor="_Toc236661271" w:history="1">
             <w:r>
               <w:rPr>
                 <w:rStyle w:val="Lienhypertexte"/>
@@ -6281,7 +6281,7 @@
                 <w:noProof/>
                 <w:webHidden/>
               </w:rPr>
-              <w:instrText xml:space="preserve"> PAGEREF _Toc236642329 \h </w:instrText>
+              <w:instrText xml:space="preserve"> PAGEREF _Toc236661271 \h </w:instrText>
             </w:r>
             <w:r>
               <w:rPr>
@@ -6330,7 +6330,7 @@
               <w14:ligatures w14:val="standardContextual"/>
             </w:rPr>
           </w:pPr>
-          <w:hyperlink w:anchor="_Toc236642330" w:history="1">
+          <w:hyperlink w:anchor="_Toc236661272" w:history="1">
             <w:r>
               <w:rPr>
                 <w:rStyle w:val="Lienhypertexte"/>
@@ -6358,7 +6358,7 @@
                 <w:noProof/>
                 <w:webHidden/>
               </w:rPr>
-              <w:instrText xml:space="preserve"> PAGEREF _Toc236642330 \h </w:instrText>
+              <w:instrText xml:space="preserve"> PAGEREF _Toc236661272 \h </w:instrText>
             </w:r>
             <w:r>
               <w:rPr>
@@ -6407,7 +6407,7 @@
               <w14:ligatures w14:val="standardContextual"/>
             </w:rPr>
           </w:pPr>
-          <w:hyperlink w:anchor="_Toc236642331" w:history="1">
+          <w:hyperlink w:anchor="_Toc236661273" w:history="1">
             <w:r>
               <w:rPr>
                 <w:rStyle w:val="Lienhypertexte"/>
@@ -6435,7 +6435,7 @@
                 <w:noProof/>
                 <w:webHidden/>
               </w:rPr>
-              <w:instrText xml:space="preserve"> PAGEREF _Toc236642331 \h </w:instrText>
+              <w:instrText xml:space="preserve"> PAGEREF _Toc236661273 \h </w:instrText>
             </w:r>
             <w:r>
               <w:rPr>
@@ -6484,7 +6484,7 @@
               <w14:ligatures w14:val="standardContextual"/>
             </w:rPr>
           </w:pPr>
-          <w:hyperlink w:anchor="_Toc236642332" w:history="1">
+          <w:hyperlink w:anchor="_Toc236661274" w:history="1">
             <w:r>
               <w:rPr>
                 <w:rStyle w:val="Lienhypertexte"/>
@@ -6512,7 +6512,7 @@
                 <w:noProof/>
                 <w:webHidden/>
               </w:rPr>
-              <w:instrText xml:space="preserve"> PAGEREF _Toc236642332 \h </w:instrText>
+              <w:instrText xml:space="preserve"> PAGEREF _Toc236661274 \h </w:instrText>
             </w:r>
             <w:r>
               <w:rPr>
@@ -6561,7 +6561,7 @@
               <w14:ligatures w14:val="standardContextual"/>
             </w:rPr>
           </w:pPr>
-          <w:hyperlink w:anchor="_Toc236642333" w:history="1">
+          <w:hyperlink w:anchor="_Toc236661275" w:history="1">
             <w:r>
               <w:rPr>
                 <w:rStyle w:val="Lienhypertexte"/>
@@ -6589,7 +6589,7 @@
                 <w:noProof/>
                 <w:webHidden/>
               </w:rPr>
-              <w:instrText xml:space="preserve"> PAGEREF _Toc236642333 \h </w:instrText>
+              <w:instrText xml:space="preserve"> PAGEREF _Toc236661275 \h </w:instrText>
             </w:r>
             <w:r>
               <w:rPr>
@@ -6638,7 +6638,7 @@
               <w14:ligatures w14:val="standardContextual"/>
             </w:rPr>
           </w:pPr>
-          <w:hyperlink w:anchor="_Toc236642334" w:history="1">
+          <w:hyperlink w:anchor="_Toc236661276" w:history="1">
             <w:r>
               <w:rPr>
                 <w:rStyle w:val="Lienhypertexte"/>
@@ -6666,7 +6666,7 @@
                 <w:noProof/>
                 <w:webHidden/>
               </w:rPr>
-              <w:instrText xml:space="preserve"> PAGEREF _Toc236642334 \h </w:instrText>
+              <w:instrText xml:space="preserve"> PAGEREF _Toc236661276 \h </w:instrText>
             </w:r>
             <w:r>
               <w:rPr>
@@ -6715,7 +6715,7 @@
               <w14:ligatures w14:val="standardContextual"/>
             </w:rPr>
           </w:pPr>
-          <w:hyperlink w:anchor="_Toc236642335" w:history="1">
+          <w:hyperlink w:anchor="_Toc236661277" w:history="1">
             <w:r>
               <w:rPr>
                 <w:rStyle w:val="Lienhypertexte"/>
@@ -6743,7 +6743,7 @@
                 <w:noProof/>
                 <w:webHidden/>
               </w:rPr>
-              <w:instrText xml:space="preserve"> PAGEREF _Toc236642335 \h </w:instrText>
+              <w:instrText xml:space="preserve"> PAGEREF _Toc236661277 \h </w:instrText>
             </w:r>
             <w:r>
               <w:rPr>
@@ -6792,7 +6792,7 @@
               <w14:ligatures w14:val="standardContextual"/>
             </w:rPr>
           </w:pPr>
-          <w:hyperlink w:anchor="_Toc236642336" w:history="1">
+          <w:hyperlink w:anchor="_Toc236661278" w:history="1">
             <w:r>
               <w:rPr>
                 <w:rStyle w:val="Lienhypertexte"/>
@@ -6820,7 +6820,7 @@
                 <w:noProof/>
                 <w:webHidden/>
               </w:rPr>
-              <w:instrText xml:space="preserve"> PAGEREF _Toc236642336 \h </w:instrText>
+              <w:instrText xml:space="preserve"> PAGEREF _Toc236661278 \h </w:instrText>
             </w:r>
             <w:r>
               <w:rPr>
@@ -6869,7 +6869,7 @@
               <w14:ligatures w14:val="standardContextual"/>
             </w:rPr>
           </w:pPr>
-          <w:hyperlink w:anchor="_Toc236642337" w:history="1">
+          <w:hyperlink w:anchor="_Toc236661279" w:history="1">
             <w:r>
               <w:rPr>
                 <w:rStyle w:val="Lienhypertexte"/>
@@ -6897,7 +6897,7 @@
                 <w:noProof/>
                 <w:webHidden/>
               </w:rPr>
-              <w:instrText xml:space="preserve"> PAGEREF _Toc236642337 \h </w:instrText>
+              <w:instrText xml:space="preserve"> PAGEREF _Toc236661279 \h </w:instrText>
             </w:r>
             <w:r>
               <w:rPr>
@@ -6946,7 +6946,7 @@
               <w14:ligatures w14:val="standardContextual"/>
             </w:rPr>
           </w:pPr>
-          <w:hyperlink w:anchor="_Toc236642338" w:history="1">
+          <w:hyperlink w:anchor="_Toc236661280" w:history="1">
             <w:r>
               <w:rPr>
                 <w:rStyle w:val="Lienhypertexte"/>
@@ -6974,7 +6974,7 @@
                 <w:noProof/>
                 <w:webHidden/>
               </w:rPr>
-              <w:instrText xml:space="preserve"> PAGEREF _Toc236642338 \h </w:instrText>
+              <w:instrText xml:space="preserve"> PAGEREF _Toc236661280 \h </w:instrText>
             </w:r>
             <w:r>
               <w:rPr>
@@ -7023,7 +7023,7 @@
               <w14:ligatures w14:val="standardContextual"/>
             </w:rPr>
           </w:pPr>
-          <w:hyperlink w:anchor="_Toc236642339" w:history="1">
+          <w:hyperlink w:anchor="_Toc236661281" w:history="1">
             <w:r>
               <w:rPr>
                 <w:rStyle w:val="Lienhypertexte"/>
@@ -7050,7 +7050,7 @@
                 <w:noProof/>
                 <w:webHidden/>
               </w:rPr>
-              <w:instrText xml:space="preserve"> PAGEREF _Toc236642339 \h </w:instrText>
+              <w:instrText xml:space="preserve"> PAGEREF _Toc236661281 \h </w:instrText>
             </w:r>
             <w:r>
               <w:rPr>
@@ -7097,7 +7097,7 @@
               <w14:ligatures w14:val="standardContextual"/>
             </w:rPr>
           </w:pPr>
-          <w:hyperlink w:anchor="_Toc236642340" w:history="1">
+          <w:hyperlink w:anchor="_Toc236661282" w:history="1">
             <w:r>
               <w:rPr>
                 <w:rStyle w:val="Lienhypertexte"/>
@@ -7124,7 +7124,7 @@
                 <w:noProof/>
                 <w:webHidden/>
               </w:rPr>
-              <w:instrText xml:space="preserve"> PAGEREF _Toc236642340 \h </w:instrText>
+              <w:instrText xml:space="preserve"> PAGEREF _Toc236661282 \h </w:instrText>
             </w:r>
             <w:r>
               <w:rPr>
@@ -7173,7 +7173,7 @@
               <w14:ligatures w14:val="standardContextual"/>
             </w:rPr>
           </w:pPr>
-          <w:hyperlink w:anchor="_Toc236642341" w:history="1">
+          <w:hyperlink w:anchor="_Toc236661283" w:history="1">
             <w:r>
               <w:rPr>
                 <w:rStyle w:val="Lienhypertexte"/>
@@ -7200,7 +7200,7 @@
                 <w:noProof/>
                 <w:webHidden/>
               </w:rPr>
-              <w:instrText xml:space="preserve"> PAGEREF _Toc236642341 \h </w:instrText>
+              <w:instrText xml:space="preserve"> PAGEREF _Toc236661283 \h </w:instrText>
             </w:r>
             <w:r>
               <w:rPr>
@@ -7249,7 +7249,7 @@
               <w14:ligatures w14:val="standardContextual"/>
             </w:rPr>
           </w:pPr>
-          <w:hyperlink w:anchor="_Toc236642342" w:history="1">
+          <w:hyperlink w:anchor="_Toc236661284" w:history="1">
             <w:r>
               <w:rPr>
                 <w:rStyle w:val="Lienhypertexte"/>
@@ -7276,7 +7276,7 @@
                 <w:noProof/>
                 <w:webHidden/>
               </w:rPr>
-              <w:instrText xml:space="preserve"> PAGEREF _Toc236642342 \h </w:instrText>
+              <w:instrText xml:space="preserve"> PAGEREF _Toc236661284 \h </w:instrText>
             </w:r>
             <w:r>
               <w:rPr>
@@ -7325,7 +7325,7 @@
               <w14:ligatures w14:val="standardContextual"/>
             </w:rPr>
           </w:pPr>
-          <w:hyperlink w:anchor="_Toc236642343" w:history="1">
+          <w:hyperlink w:anchor="_Toc236661285" w:history="1">
             <w:r>
               <w:rPr>
                 <w:rStyle w:val="Lienhypertexte"/>
@@ -7352,7 +7352,7 @@
                 <w:noProof/>
                 <w:webHidden/>
               </w:rPr>
-              <w:instrText xml:space="preserve"> PAGEREF _Toc236642343 \h </w:instrText>
+              <w:instrText xml:space="preserve"> PAGEREF _Toc236661285 \h </w:instrText>
             </w:r>
             <w:r>
               <w:rPr>
@@ -7401,7 +7401,7 @@
               <w14:ligatures w14:val="standardContextual"/>
             </w:rPr>
           </w:pPr>
-          <w:hyperlink w:anchor="_Toc236642344" w:history="1">
+          <w:hyperlink w:anchor="_Toc236661286" w:history="1">
             <w:r>
               <w:rPr>
                 <w:rStyle w:val="Lienhypertexte"/>
@@ -7428,7 +7428,7 @@
                 <w:noProof/>
                 <w:webHidden/>
               </w:rPr>
-              <w:instrText xml:space="preserve"> PAGEREF _Toc236642344 \h </w:instrText>
+              <w:instrText xml:space="preserve"> PAGEREF _Toc236661286 \h </w:instrText>
             </w:r>
             <w:r>
               <w:rPr>
@@ -7477,7 +7477,7 @@
               <w14:ligatures w14:val="standardContextual"/>
             </w:rPr>
           </w:pPr>
-          <w:hyperlink w:anchor="_Toc236642345" w:history="1">
+          <w:hyperlink w:anchor="_Toc236661287" w:history="1">
             <w:r>
               <w:rPr>
                 <w:rStyle w:val="Lienhypertexte"/>
@@ -7504,7 +7504,7 @@
                 <w:noProof/>
                 <w:webHidden/>
               </w:rPr>
-              <w:instrText xml:space="preserve"> PAGEREF _Toc236642345 \h </w:instrText>
+              <w:instrText xml:space="preserve"> PAGEREF _Toc236661287 \h </w:instrText>
             </w:r>
             <w:r>
               <w:rPr>
@@ -7553,7 +7553,7 @@
               <w14:ligatures w14:val="standardContextual"/>
             </w:rPr>
           </w:pPr>
-          <w:hyperlink w:anchor="_Toc236642346" w:history="1">
+          <w:hyperlink w:anchor="_Toc236661288" w:history="1">
             <w:r>
               <w:rPr>
                 <w:rStyle w:val="Lienhypertexte"/>
@@ -7580,7 +7580,7 @@
                 <w:noProof/>
                 <w:webHidden/>
               </w:rPr>
-              <w:instrText xml:space="preserve"> PAGEREF _Toc236642346 \h </w:instrText>
+              <w:instrText xml:space="preserve"> PAGEREF _Toc236661288 \h </w:instrText>
             </w:r>
             <w:r>
               <w:rPr>
@@ -7629,7 +7629,7 @@
               <w14:ligatures w14:val="standardContextual"/>
             </w:rPr>
           </w:pPr>
-          <w:hyperlink w:anchor="_Toc236642347" w:history="1">
+          <w:hyperlink w:anchor="_Toc236661289" w:history="1">
             <w:r>
               <w:rPr>
                 <w:rStyle w:val="Lienhypertexte"/>
@@ -7656,7 +7656,7 @@
                 <w:noProof/>
                 <w:webHidden/>
               </w:rPr>
-              <w:instrText xml:space="preserve"> PAGEREF _Toc236642347 \h </w:instrText>
+              <w:instrText xml:space="preserve"> PAGEREF _Toc236661289 \h </w:instrText>
             </w:r>
             <w:r>
               <w:rPr>
@@ -7705,7 +7705,7 @@
               <w14:ligatures w14:val="standardContextual"/>
             </w:rPr>
           </w:pPr>
-          <w:hyperlink w:anchor="_Toc236642348" w:history="1">
+          <w:hyperlink w:anchor="_Toc236661290" w:history="1">
             <w:r>
               <w:rPr>
                 <w:rStyle w:val="Lienhypertexte"/>
@@ -7732,7 +7732,7 @@
                 <w:noProof/>
                 <w:webHidden/>
               </w:rPr>
-              <w:instrText xml:space="preserve"> PAGEREF _Toc236642348 \h </w:instrText>
+              <w:instrText xml:space="preserve"> PAGEREF _Toc236661290 \h </w:instrText>
             </w:r>
             <w:r>
               <w:rPr>
@@ -7781,7 +7781,7 @@
               <w14:ligatures w14:val="standardContextual"/>
             </w:rPr>
           </w:pPr>
-          <w:hyperlink w:anchor="_Toc236642349" w:history="1">
+          <w:hyperlink w:anchor="_Toc236661291" w:history="1">
             <w:r>
               <w:rPr>
                 <w:rStyle w:val="Lienhypertexte"/>
@@ -7808,7 +7808,7 @@
                 <w:noProof/>
                 <w:webHidden/>
               </w:rPr>
-              <w:instrText xml:space="preserve"> PAGEREF _Toc236642349 \h </w:instrText>
+              <w:instrText xml:space="preserve"> PAGEREF _Toc236661291 \h </w:instrText>
             </w:r>
             <w:r>
               <w:rPr>
@@ -7857,7 +7857,7 @@
               <w14:ligatures w14:val="standardContextual"/>
             </w:rPr>
           </w:pPr>
-          <w:hyperlink w:anchor="_Toc236642350" w:history="1">
+          <w:hyperlink w:anchor="_Toc236661292" w:history="1">
             <w:r>
               <w:rPr>
                 <w:rStyle w:val="Lienhypertexte"/>
@@ -7884,7 +7884,7 @@
                 <w:noProof/>
                 <w:webHidden/>
               </w:rPr>
-              <w:instrText xml:space="preserve"> PAGEREF _Toc236642350 \h </w:instrText>
+              <w:instrText xml:space="preserve"> PAGEREF _Toc236661292 \h </w:instrText>
             </w:r>
             <w:r>
               <w:rPr>
@@ -7933,7 +7933,7 @@
               <w14:ligatures w14:val="standardContextual"/>
             </w:rPr>
           </w:pPr>
-          <w:hyperlink w:anchor="_Toc236642351" w:history="1">
+          <w:hyperlink w:anchor="_Toc236661293" w:history="1">
             <w:r>
               <w:rPr>
                 <w:rStyle w:val="Lienhypertexte"/>
@@ -7960,7 +7960,7 @@
                 <w:noProof/>
                 <w:webHidden/>
               </w:rPr>
-              <w:instrText xml:space="preserve"> PAGEREF _Toc236642351 \h </w:instrText>
+              <w:instrText xml:space="preserve"> PAGEREF _Toc236661293 \h </w:instrText>
             </w:r>
             <w:r>
               <w:rPr>
@@ -8009,7 +8009,7 @@
               <w14:ligatures w14:val="standardContextual"/>
             </w:rPr>
           </w:pPr>
-          <w:hyperlink w:anchor="_Toc236642352" w:history="1">
+          <w:hyperlink w:anchor="_Toc236661294" w:history="1">
             <w:r>
               <w:rPr>
                 <w:rStyle w:val="Lienhypertexte"/>
@@ -8036,7 +8036,7 @@
                 <w:noProof/>
                 <w:webHidden/>
               </w:rPr>
-              <w:instrText xml:space="preserve"> PAGEREF _Toc236642352 \h </w:instrText>
+              <w:instrText xml:space="preserve"> PAGEREF _Toc236661294 \h </w:instrText>
             </w:r>
             <w:r>
               <w:rPr>
@@ -8085,7 +8085,7 @@
               <w14:ligatures w14:val="standardContextual"/>
             </w:rPr>
           </w:pPr>
-          <w:hyperlink w:anchor="_Toc236642353" w:history="1">
+          <w:hyperlink w:anchor="_Toc236661295" w:history="1">
             <w:r>
               <w:rPr>
                 <w:rStyle w:val="Lienhypertexte"/>
@@ -8112,7 +8112,7 @@
                 <w:noProof/>
                 <w:webHidden/>
               </w:rPr>
-              <w:instrText xml:space="preserve"> PAGEREF _Toc236642353 \h </w:instrText>
+              <w:instrText xml:space="preserve"> PAGEREF _Toc236661295 \h </w:instrText>
             </w:r>
             <w:r>
               <w:rPr>
@@ -8161,7 +8161,7 @@
               <w14:ligatures w14:val="standardContextual"/>
             </w:rPr>
           </w:pPr>
-          <w:hyperlink w:anchor="_Toc236642354" w:history="1">
+          <w:hyperlink w:anchor="_Toc236661296" w:history="1">
             <w:r>
               <w:rPr>
                 <w:rStyle w:val="Lienhypertexte"/>
@@ -8188,7 +8188,7 @@
                 <w:noProof/>
                 <w:webHidden/>
               </w:rPr>
-              <w:instrText xml:space="preserve"> PAGEREF _Toc236642354 \h </w:instrText>
+              <w:instrText xml:space="preserve"> PAGEREF _Toc236661296 \h </w:instrText>
             </w:r>
             <w:r>
               <w:rPr>
@@ -8237,7 +8237,7 @@
               <w14:ligatures w14:val="standardContextual"/>
             </w:rPr>
           </w:pPr>
-          <w:hyperlink w:anchor="_Toc236642355" w:history="1">
+          <w:hyperlink w:anchor="_Toc236661297" w:history="1">
             <w:r>
               <w:rPr>
                 <w:rStyle w:val="Lienhypertexte"/>
@@ -8264,7 +8264,7 @@
                 <w:noProof/>
                 <w:webHidden/>
               </w:rPr>
-              <w:instrText xml:space="preserve"> PAGEREF _Toc236642355 \h </w:instrText>
+              <w:instrText xml:space="preserve"> PAGEREF _Toc236661297 \h </w:instrText>
             </w:r>
             <w:r>
               <w:rPr>
@@ -8313,7 +8313,7 @@
               <w14:ligatures w14:val="standardContextual"/>
             </w:rPr>
           </w:pPr>
-          <w:hyperlink w:anchor="_Toc236642356" w:history="1">
+          <w:hyperlink w:anchor="_Toc236661298" w:history="1">
             <w:r>
               <w:rPr>
                 <w:rStyle w:val="Lienhypertexte"/>
@@ -8340,7 +8340,7 @@
                 <w:noProof/>
                 <w:webHidden/>
               </w:rPr>
-              <w:instrText xml:space="preserve"> PAGEREF _Toc236642356 \h </w:instrText>
+              <w:instrText xml:space="preserve"> PAGEREF _Toc236661298 \h </w:instrText>
             </w:r>
             <w:r>
               <w:rPr>
@@ -8389,7 +8389,7 @@
               <w14:ligatures w14:val="standardContextual"/>
             </w:rPr>
           </w:pPr>
-          <w:hyperlink w:anchor="_Toc236642357" w:history="1">
+          <w:hyperlink w:anchor="_Toc236661299" w:history="1">
             <w:r>
               <w:rPr>
                 <w:rStyle w:val="Lienhypertexte"/>
@@ -8416,7 +8416,7 @@
                 <w:noProof/>
                 <w:webHidden/>
               </w:rPr>
-              <w:instrText xml:space="preserve"> PAGEREF _Toc236642357 \h </w:instrText>
+              <w:instrText xml:space="preserve"> PAGEREF _Toc236661299 \h </w:instrText>
             </w:r>
             <w:r>
               <w:rPr>
@@ -8465,7 +8465,7 @@
               <w14:ligatures w14:val="standardContextual"/>
             </w:rPr>
           </w:pPr>
-          <w:hyperlink w:anchor="_Toc236642358" w:history="1">
+          <w:hyperlink w:anchor="_Toc236661300" w:history="1">
             <w:r>
               <w:rPr>
                 <w:rStyle w:val="Lienhypertexte"/>
@@ -8492,7 +8492,7 @@
                 <w:noProof/>
                 <w:webHidden/>
               </w:rPr>
-              <w:instrText xml:space="preserve"> PAGEREF _Toc236642358 \h </w:instrText>
+              <w:instrText xml:space="preserve"> PAGEREF _Toc236661300 \h </w:instrText>
             </w:r>
             <w:r>
               <w:rPr>
@@ -8541,7 +8541,7 @@
               <w14:ligatures w14:val="standardContextual"/>
             </w:rPr>
           </w:pPr>
-          <w:hyperlink w:anchor="_Toc236642359" w:history="1">
+          <w:hyperlink w:anchor="_Toc236661301" w:history="1">
             <w:r>
               <w:rPr>
                 <w:rStyle w:val="Lienhypertexte"/>
@@ -8568,7 +8568,7 @@
                 <w:noProof/>
                 <w:webHidden/>
               </w:rPr>
-              <w:instrText xml:space="preserve"> PAGEREF _Toc236642359 \h </w:instrText>
+              <w:instrText xml:space="preserve"> PAGEREF _Toc236661301 \h </w:instrText>
             </w:r>
             <w:r>
               <w:rPr>
@@ -8617,7 +8617,7 @@
               <w14:ligatures w14:val="standardContextual"/>
             </w:rPr>
           </w:pPr>
-          <w:hyperlink w:anchor="_Toc236642360" w:history="1">
+          <w:hyperlink w:anchor="_Toc236661302" w:history="1">
             <w:r>
               <w:rPr>
                 <w:rStyle w:val="Lienhypertexte"/>
@@ -8644,7 +8644,7 @@
                 <w:noProof/>
                 <w:webHidden/>
               </w:rPr>
-              <w:instrText xml:space="preserve"> PAGEREF _Toc236642360 \h </w:instrText>
+              <w:instrText xml:space="preserve"> PAGEREF _Toc236661302 \h </w:instrText>
             </w:r>
             <w:r>
               <w:rPr>
@@ -8693,7 +8693,7 @@
               <w14:ligatures w14:val="standardContextual"/>
             </w:rPr>
           </w:pPr>
-          <w:hyperlink w:anchor="_Toc236642361" w:history="1">
+          <w:hyperlink w:anchor="_Toc236661303" w:history="1">
             <w:r>
               <w:rPr>
                 <w:rStyle w:val="Lienhypertexte"/>
@@ -8720,7 +8720,7 @@
                 <w:noProof/>
                 <w:webHidden/>
               </w:rPr>
-              <w:instrText xml:space="preserve"> PAGEREF _Toc236642361 \h </w:instrText>
+              <w:instrText xml:space="preserve"> PAGEREF _Toc236661303 \h </w:instrText>
             </w:r>
             <w:r>
               <w:rPr>
@@ -8769,7 +8769,7 @@
               <w14:ligatures w14:val="standardContextual"/>
             </w:rPr>
           </w:pPr>
-          <w:hyperlink w:anchor="_Toc236642362" w:history="1">
+          <w:hyperlink w:anchor="_Toc236661304" w:history="1">
             <w:r>
               <w:rPr>
                 <w:rStyle w:val="Lienhypertexte"/>
@@ -8796,7 +8796,7 @@
                 <w:noProof/>
                 <w:webHidden/>
               </w:rPr>
-              <w:instrText xml:space="preserve"> PAGEREF _Toc236642362 \h </w:instrText>
+              <w:instrText xml:space="preserve"> PAGEREF _Toc236661304 \h </w:instrText>
             </w:r>
             <w:r>
               <w:rPr>
@@ -8816,7 +8816,7 @@
                 <w:noProof/>
                 <w:webHidden/>
               </w:rPr>
-              <w:t>42</w:t>
+              <w:t>43</w:t>
             </w:r>
             <w:r>
               <w:rPr>
@@ -8843,11 +8843,101 @@
               <w14:ligatures w14:val="standardContextual"/>
             </w:rPr>
           </w:pPr>
-          <w:hyperlink w:anchor="_Toc236642363" w:history="1">
+          <w:hyperlink w:anchor="_Toc236661305" w:history="1">
             <w:r>
               <w:rPr>
                 <w:rStyle w:val="Lienhypertexte"/>
                 <w:noProof/>
+              </w:rPr>
+              <w:t>Conclusion générale</w:t>
+            </w:r>
+            <w:r>
+              <w:rPr>
+                <w:rStyle w:val="Lienhypertexte"/>
+                <w:noProof/>
+                <w:spacing w:val="21"/>
+              </w:rPr>
+              <w:t xml:space="preserve"> </w:t>
+            </w:r>
+            <w:r>
+              <w:rPr>
+                <w:rStyle w:val="Lienhypertexte"/>
+                <w:noProof/>
+                <w:spacing w:val="-10"/>
+              </w:rPr>
+              <w:t>:</w:t>
+            </w:r>
+            <w:r>
+              <w:rPr>
+                <w:noProof/>
+                <w:webHidden/>
+              </w:rPr>
+              <w:tab/>
+            </w:r>
+            <w:r>
+              <w:rPr>
+                <w:noProof/>
+                <w:webHidden/>
+              </w:rPr>
+              <w:fldChar w:fldCharType="begin"/>
+            </w:r>
+            <w:r>
+              <w:rPr>
+                <w:noProof/>
+                <w:webHidden/>
+              </w:rPr>
+              <w:instrText xml:space="preserve"> PAGEREF _Toc236661305 \h </w:instrText>
+            </w:r>
+            <w:r>
+              <w:rPr>
+                <w:noProof/>
+                <w:webHidden/>
+              </w:rPr>
+            </w:r>
+            <w:r>
+              <w:rPr>
+                <w:noProof/>
+                <w:webHidden/>
+              </w:rPr>
+              <w:fldChar w:fldCharType="separate"/>
+            </w:r>
+            <w:r>
+              <w:rPr>
+                <w:noProof/>
+                <w:webHidden/>
+              </w:rPr>
+              <w:t>44</w:t>
+            </w:r>
+            <w:r>
+              <w:rPr>
+                <w:noProof/>
+                <w:webHidden/>
+              </w:rPr>
+              <w:fldChar w:fldCharType="end"/>
+            </w:r>
+          </w:hyperlink>
+        </w:p>
+        <w:p>
+          <w:pPr>
+            <w:pStyle w:val="TM1"/>
+            <w:tabs>
+              <w:tab w:val="right" w:leader="dot" w:pos="10767"/>
+            </w:tabs>
+            <w:rPr>
+              <w:rFonts w:asciiTheme="minorHAnsi" w:eastAsiaTheme="minorEastAsia" w:hAnsiTheme="minorHAnsi" w:cstheme="minorBidi"/>
+              <w:noProof/>
+              <w:kern w:val="2"/>
+              <w:sz w:val="24"/>
+              <w:szCs w:val="24"/>
+              <w:lang w:eastAsia="fr-FR"/>
+              <w14:ligatures w14:val="standardContextual"/>
+            </w:rPr>
+          </w:pPr>
+          <w:hyperlink w:anchor="_Toc236661306" w:history="1">
+            <w:r>
+              <w:rPr>
+                <w:rStyle w:val="Lienhypertexte"/>
+                <w:noProof/>
                 <w:spacing w:val="-2"/>
               </w:rPr>
               <w:t>Bibliographie</w:t>
@@ -8871,7 +8961,7 @@
                 <w:noProof/>
                 <w:webHidden/>
               </w:rPr>
-              <w:instrText xml:space="preserve"> PAGEREF _Toc236642363 \h </w:instrText>
+              <w:instrText xml:space="preserve"> PAGEREF _Toc236661306 \h </w:instrText>
             </w:r>
             <w:r>
               <w:rPr>
@@ -8891,7 +8981,7 @@
                 <w:noProof/>
                 <w:webHidden/>
               </w:rPr>
-              <w:t>44</w:t>
+              <w:t>45</w:t>
             </w:r>
             <w:r>
               <w:rPr>
@@ -8940,7 +9030,7 @@
       </w:pPr>
       <w:bookmarkStart w:id="4" w:name="_bookmark1"/>
       <w:bookmarkStart w:id="5" w:name="_bookmark0"/>
-      <w:bookmarkStart w:id="6" w:name="_Toc236642295"/>
+      <w:bookmarkStart w:id="6" w:name="_Toc236661237"/>
       <w:bookmarkEnd w:id="4"/>
       <w:bookmarkEnd w:id="5"/>
       <w:r>
@@ -9116,7 +9206,7 @@
         <w:spacing w:before="148"/>
       </w:pPr>
       <w:bookmarkStart w:id="7" w:name="_bookmark2"/>
-      <w:bookmarkStart w:id="8" w:name="_Toc236642296"/>
+      <w:bookmarkStart w:id="8" w:name="_Toc236661238"/>
       <w:bookmarkEnd w:id="7"/>
       <w:r>
         <w:rPr>
@@ -9222,7 +9312,7 @@
         </w:rPr>
         <w:tab/>
       </w:r>
-      <w:bookmarkStart w:id="10" w:name="_Toc236642297"/>
+      <w:bookmarkStart w:id="10" w:name="_Toc236661239"/>
       <w:r>
         <w:rPr>
           <w:color w:val="1F497D" w:themeColor="text2"/>
@@ -9337,7 +9427,7 @@
         </w:rPr>
       </w:pPr>
       <w:bookmarkStart w:id="11" w:name="_bookmark4"/>
-      <w:bookmarkStart w:id="12" w:name="_Toc236642298"/>
+      <w:bookmarkStart w:id="12" w:name="_Toc236661240"/>
       <w:bookmarkEnd w:id="11"/>
       <w:r>
         <w:rPr>
@@ -9433,7 +9523,7 @@
         <w:ind w:left="1980" w:hanging="692"/>
       </w:pPr>
       <w:bookmarkStart w:id="13" w:name="_bookmark5"/>
-      <w:bookmarkStart w:id="14" w:name="_Toc236642299"/>
+      <w:bookmarkStart w:id="14" w:name="_Toc236661241"/>
       <w:bookmarkEnd w:id="13"/>
       <w:r>
         <w:rPr>
@@ -9750,7 +9840,7 @@
         </w:tabs>
         <w:ind w:left="1980" w:hanging="692"/>
       </w:pPr>
-      <w:bookmarkStart w:id="15" w:name="_Toc236642300"/>
+      <w:bookmarkStart w:id="15" w:name="_Toc236661242"/>
       <w:r>
         <w:rPr>
           <w:color w:val="4471C4"/>
@@ -10026,7 +10116,7 @@
         </w:tabs>
         <w:ind w:left="1980" w:hanging="692"/>
       </w:pPr>
-      <w:bookmarkStart w:id="16" w:name="_Toc236642301"/>
+      <w:bookmarkStart w:id="16" w:name="_Toc236661243"/>
       <w:r>
         <w:rPr>
           <w:color w:val="4471C4"/>
@@ -10643,7 +10733,7 @@
           <w:sz w:val="25"/>
         </w:rPr>
       </w:pPr>
-      <w:bookmarkStart w:id="17" w:name="_Toc236642302"/>
+      <w:bookmarkStart w:id="17" w:name="_Toc236661244"/>
       <w:r>
         <w:rPr>
           <w:color w:val="2E5395"/>
@@ -10697,7 +10787,7 @@
         </w:rPr>
         <w:t xml:space="preserve">               </w:t>
       </w:r>
-      <w:bookmarkStart w:id="18" w:name="_Toc236642303"/>
+      <w:bookmarkStart w:id="18" w:name="_Toc236661245"/>
       <w:r>
         <w:rPr>
           <w:color w:val="4471C4"/>
@@ -10867,7 +10957,7 @@
           <w:color w:val="4471C4"/>
         </w:rPr>
       </w:pPr>
-      <w:bookmarkStart w:id="19" w:name="_Toc236642304"/>
+      <w:bookmarkStart w:id="19" w:name="_Toc236661246"/>
       <w:r>
         <w:rPr>
           <w:color w:val="4471C4"/>
@@ -11090,7 +11180,7 @@
           <w:color w:val="4471C4"/>
         </w:rPr>
       </w:pPr>
-      <w:bookmarkStart w:id="20" w:name="_Toc236642305"/>
+      <w:bookmarkStart w:id="20" w:name="_Toc236661247"/>
       <w:r>
         <w:rPr>
           <w:color w:val="4471C4"/>
@@ -11303,7 +11393,7 @@
           <w:sz w:val="25"/>
         </w:rPr>
       </w:pPr>
-      <w:bookmarkStart w:id="21" w:name="_Toc236642306"/>
+      <w:bookmarkStart w:id="21" w:name="_Toc236661248"/>
       <w:r>
         <w:rPr>
           <w:color w:val="2E5395"/>
@@ -11469,7 +11559,7 @@
         </w:rPr>
         <w:t xml:space="preserve">                  </w:t>
       </w:r>
-      <w:bookmarkStart w:id="22" w:name="_Toc236642307"/>
+      <w:bookmarkStart w:id="22" w:name="_Toc236661249"/>
       <w:r>
         <w:rPr>
           <w:color w:val="4471C4"/>
@@ -11720,7 +11810,7 @@
         </w:rPr>
         <w:t xml:space="preserve">        </w:t>
       </w:r>
-      <w:bookmarkStart w:id="23" w:name="_Toc236642308"/>
+      <w:bookmarkStart w:id="23" w:name="_Toc236661250"/>
       <w:r>
         <w:rPr>
           <w:color w:val="4471C4"/>
@@ -11877,7 +11967,7 @@
           <w:sz w:val="25"/>
         </w:rPr>
       </w:pPr>
-      <w:bookmarkStart w:id="24" w:name="_Toc236642309"/>
+      <w:bookmarkStart w:id="24" w:name="_Toc236661251"/>
       <w:r>
         <w:rPr>
           <w:color w:val="2E5395"/>
@@ -12036,7 +12126,7 @@
           <w:spacing w:val="-2"/>
         </w:rPr>
       </w:pPr>
-      <w:bookmarkStart w:id="25" w:name="_Toc236642310"/>
+      <w:bookmarkStart w:id="25" w:name="_Toc236661252"/>
       <w:r>
         <w:rPr>
           <w:color w:val="4471C4"/>
@@ -12116,7 +12206,7 @@
       <w:r>
         <w:t xml:space="preserve">             </w:t>
       </w:r>
-      <w:bookmarkStart w:id="26" w:name="_Toc236642311"/>
+      <w:bookmarkStart w:id="26" w:name="_Toc236661253"/>
       <w:r>
         <w:rPr>
           <w:color w:val="4471C4"/>
@@ -12212,7 +12302,7 @@
       <w:r>
         <w:t xml:space="preserve">             </w:t>
       </w:r>
-      <w:bookmarkStart w:id="27" w:name="_Toc236642312"/>
+      <w:bookmarkStart w:id="27" w:name="_Toc236661254"/>
       <w:r>
         <w:rPr>
           <w:color w:val="4471C4"/>
@@ -12278,7 +12368,7 @@
           <w:color w:val="2E5395"/>
         </w:rPr>
       </w:pPr>
-      <w:bookmarkStart w:id="28" w:name="_Toc236642313"/>
+      <w:bookmarkStart w:id="28" w:name="_Toc236661255"/>
       <w:r>
         <w:rPr>
           <w:color w:val="2E5395"/>
@@ -12335,7 +12425,7 @@
         <w:lastRenderedPageBreak/>
         <w:t xml:space="preserve">       </w:t>
       </w:r>
-      <w:bookmarkStart w:id="29" w:name="_Toc236642314"/>
+      <w:bookmarkStart w:id="29" w:name="_Toc236661256"/>
       <w:r>
         <w:rPr>
           <w:color w:val="4471C4"/>
@@ -12377,7 +12467,7 @@
         </w:rPr>
         <w:t xml:space="preserve">                 </w:t>
       </w:r>
-      <w:bookmarkStart w:id="30" w:name="_Toc236642315"/>
+      <w:bookmarkStart w:id="30" w:name="_Toc236661257"/>
       <w:r>
         <w:rPr>
           <w:color w:val="4471C4"/>
@@ -12548,7 +12638,7 @@
           <w:color w:val="4471C4"/>
         </w:rPr>
       </w:pPr>
-      <w:bookmarkStart w:id="31" w:name="_Toc236642316"/>
+      <w:bookmarkStart w:id="31" w:name="_Toc236661258"/>
       <w:r>
         <w:rPr>
           <w:rFonts w:eastAsia="Cambria Math"/>
@@ -12814,6 +12904,40 @@
           <w:cols w:space="720"/>
         </w:sectPr>
       </w:pPr>
+    </w:p>
+    <w:p>
+      <w:pPr>
+        <w:pStyle w:val="Lgende"/>
+        <w:keepNext/>
+      </w:pPr>
+      <w:r>
+        <w:lastRenderedPageBreak/>
+        <w:t xml:space="preserve">Tableau </w:t>
+      </w:r>
+      <w:r>
+        <w:fldChar w:fldCharType="begin"/>
+      </w:r>
+      <w:r>
+        <w:instrText xml:space="preserve"> SEQ Tableau \* ARABIC </w:instrText>
+      </w:r>
+      <w:r>
+        <w:fldChar w:fldCharType="separate"/>
+      </w:r>
+      <w:r>
+        <w:rPr>
+          <w:noProof/>
+        </w:rPr>
+        <w:t>1</w:t>
+      </w:r>
+      <w:r>
+        <w:fldChar w:fldCharType="end"/>
+      </w:r>
+      <w:r>
+        <w:t xml:space="preserve">: </w:t>
+      </w:r>
+      <w:r>
+        <w:t>Récapitulatif des leviers d'optimisation identifiés dans la littérature scientifique (2024-2025)</w:t>
+      </w:r>
     </w:p>
     <w:tbl>
       <w:tblPr>
@@ -12861,7 +12985,6 @@
               <w:rPr>
                 <w:highlight w:val="yellow"/>
               </w:rPr>
-              <w:lastRenderedPageBreak/>
               <w:br w:type="page"/>
             </w:r>
             <w:bookmarkStart w:id="32" w:name="_bookmark10"/>
@@ -14943,7 +15066,7 @@
         </w:rPr>
       </w:pPr>
       <w:bookmarkStart w:id="36" w:name="_bookmark24"/>
-      <w:bookmarkStart w:id="37" w:name="_Toc236642317"/>
+      <w:bookmarkStart w:id="37" w:name="_Toc236661259"/>
       <w:bookmarkEnd w:id="36"/>
       <w:r>
         <w:rPr>
@@ -15181,7 +15304,7 @@
           <w:color w:val="2E5395"/>
         </w:rPr>
       </w:pPr>
-      <w:bookmarkStart w:id="38" w:name="_Toc236642318"/>
+      <w:bookmarkStart w:id="38" w:name="_Toc236661260"/>
       <w:r>
         <w:rPr>
           <w:color w:val="2E5395"/>
@@ -15247,7 +15370,7 @@
           <w:spacing w:val="-10"/>
         </w:rPr>
       </w:pPr>
-      <w:bookmarkStart w:id="39" w:name="_Toc236642319"/>
+      <w:bookmarkStart w:id="39" w:name="_Toc236661261"/>
       <w:r>
         <w:rPr>
           <w:color w:val="1F497D" w:themeColor="text2"/>
@@ -15429,7 +15552,7 @@
           <w:spacing w:val="-10"/>
         </w:rPr>
       </w:pPr>
-      <w:bookmarkStart w:id="40" w:name="_Toc236642320"/>
+      <w:bookmarkStart w:id="40" w:name="_Toc236661262"/>
       <w:r>
         <w:rPr>
           <w:color w:val="2E5395"/>
@@ -15500,7 +15623,7 @@
         </w:rPr>
         <w:tab/>
       </w:r>
-      <w:bookmarkStart w:id="41" w:name="_Toc236642321"/>
+      <w:bookmarkStart w:id="41" w:name="_Toc236661263"/>
       <w:r>
         <w:rPr>
           <w:color w:val="4471C4"/>
@@ -15586,7 +15709,7 @@
         </w:rPr>
         <w:tab/>
       </w:r>
-      <w:bookmarkStart w:id="42" w:name="_Toc236642322"/>
+      <w:bookmarkStart w:id="42" w:name="_Toc236661264"/>
       <w:r>
         <w:rPr>
           <w:color w:val="4471C4"/>
@@ -15654,7 +15777,7 @@
         </w:rPr>
         <w:tab/>
       </w:r>
-      <w:bookmarkStart w:id="43" w:name="_Toc236642323"/>
+      <w:bookmarkStart w:id="43" w:name="_Toc236661265"/>
       <w:r>
         <w:rPr>
           <w:color w:val="4471C4"/>
@@ -16390,7 +16513,7 @@
           <w:spacing w:val="-10"/>
         </w:rPr>
       </w:pPr>
-      <w:bookmarkStart w:id="44" w:name="_Toc236642324"/>
+      <w:bookmarkStart w:id="44" w:name="_Toc236661266"/>
       <w:r>
         <w:rPr>
           <w:color w:val="2E5395"/>
@@ -16476,7 +16599,7 @@
         </w:rPr>
         <w:tab/>
       </w:r>
-      <w:bookmarkStart w:id="45" w:name="_Toc236642325"/>
+      <w:bookmarkStart w:id="45" w:name="_Toc236661267"/>
       <w:r>
         <w:rPr>
           <w:color w:val="4471C4"/>
@@ -16737,7 +16860,7 @@
         </w:rPr>
         <w:tab/>
       </w:r>
-      <w:bookmarkStart w:id="46" w:name="_Toc236642326"/>
+      <w:bookmarkStart w:id="46" w:name="_Toc236661268"/>
       <w:r>
         <w:rPr>
           <w:color w:val="4471C4"/>
@@ -16902,7 +17025,7 @@
         </w:rPr>
         <w:tab/>
       </w:r>
-      <w:bookmarkStart w:id="47" w:name="_Toc236642327"/>
+      <w:bookmarkStart w:id="47" w:name="_Toc236661269"/>
       <w:r>
         <w:rPr>
           <w:color w:val="4471C4"/>
@@ -17326,7 +17449,7 @@
           <w:spacing w:val="-10"/>
         </w:rPr>
       </w:pPr>
-      <w:bookmarkStart w:id="48" w:name="_Toc236642328"/>
+      <w:bookmarkStart w:id="48" w:name="_Toc236661270"/>
       <w:r>
         <w:rPr>
           <w:color w:val="1F497D" w:themeColor="text2"/>
@@ -17394,7 +17517,7 @@
         </w:rPr>
         <w:tab/>
       </w:r>
-      <w:bookmarkStart w:id="49" w:name="_Toc236642329"/>
+      <w:bookmarkStart w:id="49" w:name="_Toc236661271"/>
       <w:r>
         <w:rPr>
           <w:color w:val="4471C4"/>
@@ -17553,7 +17676,7 @@
         </w:rPr>
         <w:tab/>
       </w:r>
-      <w:bookmarkStart w:id="50" w:name="_Toc236642330"/>
+      <w:bookmarkStart w:id="50" w:name="_Toc236661272"/>
       <w:r>
         <w:rPr>
           <w:color w:val="4471C4"/>
@@ -18156,7 +18279,7 @@
         </w:rPr>
         <w:tab/>
       </w:r>
-      <w:bookmarkStart w:id="51" w:name="_Toc236642331"/>
+      <w:bookmarkStart w:id="51" w:name="_Toc236661273"/>
       <w:r>
         <w:rPr>
           <w:color w:val="4471C4"/>
@@ -18399,7 +18522,7 @@
         <w:tab/>
         <w:t xml:space="preserve">      </w:t>
       </w:r>
-      <w:bookmarkStart w:id="52" w:name="_Toc236642332"/>
+      <w:bookmarkStart w:id="52" w:name="_Toc236661274"/>
       <w:r>
         <w:rPr>
           <w:color w:val="1F497D" w:themeColor="text2"/>
@@ -18464,7 +18587,7 @@
         </w:rPr>
         <w:tab/>
       </w:r>
-      <w:bookmarkStart w:id="53" w:name="_Toc236642333"/>
+      <w:bookmarkStart w:id="53" w:name="_Toc236661275"/>
       <w:r>
         <w:rPr>
           <w:color w:val="4471C4"/>
@@ -18563,7 +18686,7 @@
         </w:rPr>
         <w:tab/>
       </w:r>
-      <w:bookmarkStart w:id="54" w:name="_Toc236642334"/>
+      <w:bookmarkStart w:id="54" w:name="_Toc236661276"/>
       <w:r>
         <w:rPr>
           <w:color w:val="4471C4"/>
@@ -18666,7 +18789,7 @@
         </w:rPr>
         <w:tab/>
       </w:r>
-      <w:bookmarkStart w:id="55" w:name="_Toc236642335"/>
+      <w:bookmarkStart w:id="55" w:name="_Toc236661277"/>
       <w:r>
         <w:rPr>
           <w:color w:val="4471C4"/>
@@ -18771,7 +18894,7 @@
         <w:tab/>
         <w:t xml:space="preserve">      </w:t>
       </w:r>
-      <w:bookmarkStart w:id="56" w:name="_Toc236642336"/>
+      <w:bookmarkStart w:id="56" w:name="_Toc236661278"/>
       <w:r>
         <w:rPr>
           <w:color w:val="1F497D" w:themeColor="text2"/>
@@ -18836,7 +18959,7 @@
         </w:rPr>
         <w:tab/>
       </w:r>
-      <w:bookmarkStart w:id="57" w:name="_Toc236642337"/>
+      <w:bookmarkStart w:id="57" w:name="_Toc236661279"/>
       <w:r>
         <w:rPr>
           <w:color w:val="4471C4"/>
@@ -19065,7 +19188,7 @@
         </w:rPr>
         <w:tab/>
       </w:r>
-      <w:bookmarkStart w:id="58" w:name="_Toc236642338"/>
+      <w:bookmarkStart w:id="58" w:name="_Toc236661280"/>
       <w:r>
         <w:rPr>
           <w:color w:val="4471C4"/>
@@ -19362,7 +19485,7 @@
         <w:lastRenderedPageBreak/>
         <w:tab/>
       </w:r>
-      <w:bookmarkStart w:id="59" w:name="_Toc236642339"/>
+      <w:bookmarkStart w:id="59" w:name="_Toc236661281"/>
       <w:r>
         <w:rPr>
           <w:color w:val="1F497D"/>
@@ -19588,7 +19711,7 @@
           <w:color w:val="2E5395"/>
         </w:rPr>
       </w:pPr>
-      <w:bookmarkStart w:id="60" w:name="_Toc236642340"/>
+      <w:bookmarkStart w:id="60" w:name="_Toc236661282"/>
       <w:r>
         <w:rPr>
           <w:rStyle w:val="lev"/>
@@ -19621,7 +19744,7 @@
           <w:color w:val="1F497D"/>
         </w:rPr>
       </w:pPr>
-      <w:bookmarkStart w:id="61" w:name="_Toc236642341"/>
+      <w:bookmarkStart w:id="61" w:name="_Toc236661283"/>
       <w:r>
         <w:rPr>
           <w:rStyle w:val="lev"/>
@@ -19754,7 +19877,7 @@
           <w:color w:val="2E5395"/>
         </w:rPr>
       </w:pPr>
-      <w:bookmarkStart w:id="62" w:name="_Toc236642342"/>
+      <w:bookmarkStart w:id="62" w:name="_Toc236661284"/>
       <w:r>
         <w:rPr>
           <w:rStyle w:val="lev"/>
@@ -19811,7 +19934,7 @@
           <w:color w:val="4471C4"/>
         </w:rPr>
       </w:pPr>
-      <w:bookmarkStart w:id="63" w:name="_Toc236642343"/>
+      <w:bookmarkStart w:id="63" w:name="_Toc236661285"/>
       <w:r>
         <w:rPr>
           <w:color w:val="4471C4"/>
@@ -20083,7 +20206,7 @@
           <w:color w:val="4471C4"/>
         </w:rPr>
       </w:pPr>
-      <w:bookmarkStart w:id="64" w:name="_Toc236642344"/>
+      <w:bookmarkStart w:id="64" w:name="_Toc236661286"/>
       <w:r>
         <w:rPr>
           <w:color w:val="4471C4"/>
@@ -20178,7 +20301,7 @@
           <w:color w:val="4471C4"/>
         </w:rPr>
       </w:pPr>
-      <w:bookmarkStart w:id="65" w:name="_Toc236642345"/>
+      <w:bookmarkStart w:id="65" w:name="_Toc236661287"/>
       <w:r>
         <w:rPr>
           <w:color w:val="4471C4"/>
@@ -20324,7 +20447,7 @@
           <w:color w:val="2E5395"/>
         </w:rPr>
       </w:pPr>
-      <w:bookmarkStart w:id="66" w:name="_Toc236642346"/>
+      <w:bookmarkStart w:id="66" w:name="_Toc236661288"/>
       <w:r>
         <w:rPr>
           <w:rStyle w:val="lev"/>
@@ -20380,7 +20503,7 @@
           <w:color w:val="4471C4"/>
         </w:rPr>
       </w:pPr>
-      <w:bookmarkStart w:id="67" w:name="_Toc236642347"/>
+      <w:bookmarkStart w:id="67" w:name="_Toc236661289"/>
       <w:r>
         <w:rPr>
           <w:color w:val="4471C4"/>
@@ -20554,7 +20677,7 @@
           <w:color w:val="4471C4"/>
         </w:rPr>
       </w:pPr>
-      <w:bookmarkStart w:id="68" w:name="_Toc236642348"/>
+      <w:bookmarkStart w:id="68" w:name="_Toc236661290"/>
       <w:r>
         <w:rPr>
           <w:color w:val="4471C4"/>
@@ -20904,7 +21027,7 @@
           <w:color w:val="4471C4"/>
         </w:rPr>
       </w:pPr>
-      <w:bookmarkStart w:id="69" w:name="_Toc236642349"/>
+      <w:bookmarkStart w:id="69" w:name="_Toc236661291"/>
       <w:r>
         <w:rPr>
           <w:color w:val="4471C4"/>
@@ -21138,7 +21261,7 @@
         </w:rPr>
         <w:tab/>
       </w:r>
-      <w:bookmarkStart w:id="70" w:name="_Toc236642350"/>
+      <w:bookmarkStart w:id="70" w:name="_Toc236661292"/>
       <w:r>
         <w:rPr>
           <w:rStyle w:val="lev"/>
@@ -21195,7 +21318,7 @@
           <w:color w:val="4471C4"/>
         </w:rPr>
       </w:pPr>
-      <w:bookmarkStart w:id="71" w:name="_Toc236642351"/>
+      <w:bookmarkStart w:id="71" w:name="_Toc236661293"/>
       <w:r>
         <w:rPr>
           <w:color w:val="4471C4"/>
@@ -21511,7 +21634,7 @@
           <w:color w:val="4471C4"/>
         </w:rPr>
       </w:pPr>
-      <w:bookmarkStart w:id="72" w:name="_Toc236642352"/>
+      <w:bookmarkStart w:id="72" w:name="_Toc236661294"/>
       <w:r>
         <w:rPr>
           <w:color w:val="4471C4"/>
@@ -22341,7 +22464,7 @@
           <w:color w:val="4471C4"/>
         </w:rPr>
       </w:pPr>
-      <w:bookmarkStart w:id="73" w:name="_Toc236642353"/>
+      <w:bookmarkStart w:id="73" w:name="_Toc236661295"/>
       <w:r>
         <w:rPr>
           <w:color w:val="4471C4"/>
@@ -22590,7 +22713,7 @@
           <w:color w:val="2E5395"/>
         </w:rPr>
       </w:pPr>
-      <w:bookmarkStart w:id="74" w:name="_Toc236642354"/>
+      <w:bookmarkStart w:id="74" w:name="_Toc236661296"/>
       <w:r>
         <w:rPr>
           <w:rStyle w:val="lev"/>
@@ -22643,7 +22766,7 @@
           <w:color w:val="4471C4"/>
         </w:rPr>
       </w:pPr>
-      <w:bookmarkStart w:id="75" w:name="_Toc236642355"/>
+      <w:bookmarkStart w:id="75" w:name="_Toc236661297"/>
       <w:r>
         <w:rPr>
           <w:color w:val="4471C4"/>
@@ -22854,7 +22977,7 @@
           <w:color w:val="4471C4"/>
         </w:rPr>
       </w:pPr>
-      <w:bookmarkStart w:id="76" w:name="_Toc236642356"/>
+      <w:bookmarkStart w:id="76" w:name="_Toc236661298"/>
       <w:r>
         <w:rPr>
           <w:color w:val="4471C4"/>
@@ -23322,7 +23445,7 @@
           <w:color w:val="4471C4"/>
         </w:rPr>
       </w:pPr>
-      <w:bookmarkStart w:id="77" w:name="_Toc236642357"/>
+      <w:bookmarkStart w:id="77" w:name="_Toc236661299"/>
       <w:r>
         <w:rPr>
           <w:color w:val="4471C4"/>
@@ -23515,7 +23638,7 @@
           <w:color w:val="2E5395"/>
         </w:rPr>
       </w:pPr>
-      <w:bookmarkStart w:id="78" w:name="_Toc236642358"/>
+      <w:bookmarkStart w:id="78" w:name="_Toc236661300"/>
       <w:r>
         <w:rPr>
           <w:rStyle w:val="lev"/>
@@ -23545,7 +23668,7 @@
           <w:color w:val="4471C4"/>
         </w:rPr>
       </w:pPr>
-      <w:bookmarkStart w:id="79" w:name="_Toc236642359"/>
+      <w:bookmarkStart w:id="79" w:name="_Toc236661301"/>
       <w:r>
         <w:rPr>
           <w:color w:val="4471C4"/>
@@ -23702,7 +23825,7 @@
           <w:color w:val="4471C4"/>
         </w:rPr>
       </w:pPr>
-      <w:bookmarkStart w:id="80" w:name="_Toc236642360"/>
+      <w:bookmarkStart w:id="80" w:name="_Toc236661302"/>
       <w:r>
         <w:rPr>
           <w:color w:val="4471C4"/>
@@ -23831,7 +23954,7 @@
           <w:color w:val="4471C4"/>
         </w:rPr>
       </w:pPr>
-      <w:bookmarkStart w:id="81" w:name="_Toc236642361"/>
+      <w:bookmarkStart w:id="81" w:name="_Toc236661303"/>
       <w:r>
         <w:rPr>
           <w:color w:val="4471C4"/>
@@ -24050,7 +24173,7 @@
           <w:color w:val="2E5395"/>
         </w:rPr>
       </w:pPr>
-      <w:bookmarkStart w:id="82" w:name="_Toc236642362"/>
+      <w:bookmarkStart w:id="82" w:name="_Toc236661304"/>
       <w:r>
         <w:rPr>
           <w:rStyle w:val="lev"/>
@@ -24308,18 +24431,13 @@
           <w:spacing w:val="-10"/>
         </w:rPr>
       </w:pPr>
+      <w:bookmarkStart w:id="83" w:name="_Toc236661305"/>
       <w:r>
         <w:rPr>
           <w:color w:val="2E5395"/>
         </w:rPr>
         <w:lastRenderedPageBreak/>
-        <w:t>Conclusion</w:t>
-      </w:r>
-      <w:r>
-        <w:rPr>
-          <w:color w:val="2E5395"/>
-        </w:rPr>
-        <w:t xml:space="preserve"> générale</w:t>
+        <w:t>Conclusion générale</w:t>
       </w:r>
       <w:r>
         <w:rPr>
@@ -24335,6 +24453,7 @@
         </w:rPr>
         <w:t>:</w:t>
       </w:r>
+      <w:bookmarkEnd w:id="83"/>
       <w:r>
         <w:rPr>
           <w:color w:val="2E5395"/>
@@ -24492,9 +24611,9 @@
       <w:pPr>
         <w:pStyle w:val="Titre1"/>
       </w:pPr>
-      <w:bookmarkStart w:id="83" w:name="_bookmark25"/>
-      <w:bookmarkStart w:id="84" w:name="_Toc236642363"/>
-      <w:bookmarkEnd w:id="83"/>
+      <w:bookmarkStart w:id="84" w:name="_bookmark25"/>
+      <w:bookmarkStart w:id="85" w:name="_Toc236661306"/>
+      <w:bookmarkEnd w:id="84"/>
       <w:r>
         <w:rPr>
           <w:color w:val="2E5395"/>
@@ -24503,7 +24622,7 @@
         <w:lastRenderedPageBreak/>
         <w:t>Bibliographie</w:t>
       </w:r>
-      <w:bookmarkEnd w:id="84"/>
+      <w:bookmarkEnd w:id="85"/>
     </w:p>
     <w:p>
       <w:pPr>
@@ -24524,7 +24643,7 @@
           <w:sz w:val="24"/>
         </w:rPr>
       </w:pPr>
-      <w:bookmarkStart w:id="85" w:name="ref2"/>
+      <w:bookmarkStart w:id="86" w:name="ref2"/>
       <w:r>
         <w:rPr>
           <w:rFonts w:ascii="Calibri" w:hAnsi="Calibri"/>
@@ -24533,7 +24652,7 @@
         </w:rPr>
         <w:t xml:space="preserve">[2] </w:t>
       </w:r>
-      <w:bookmarkEnd w:id="85"/>
+      <w:bookmarkEnd w:id="86"/>
       <w:r>
         <w:rPr>
           <w:rFonts w:ascii="Calibri" w:hAnsi="Calibri"/>
@@ -24603,7 +24722,7 @@
           <w:sz w:val="24"/>
         </w:rPr>
       </w:pPr>
-      <w:bookmarkStart w:id="86" w:name="ref3"/>
+      <w:bookmarkStart w:id="87" w:name="ref3"/>
       <w:r>
         <w:rPr>
           <w:rFonts w:ascii="Calibri" w:hAnsi="Calibri"/>
@@ -24612,7 +24731,7 @@
         </w:rPr>
         <w:t xml:space="preserve">[3] </w:t>
       </w:r>
-      <w:bookmarkEnd w:id="86"/>
+      <w:bookmarkEnd w:id="87"/>
       <w:r>
         <w:rPr>
           <w:rFonts w:ascii="Calibri" w:hAnsi="Calibri"/>
@@ -24770,7 +24889,7 @@
           <w:sz w:val="24"/>
         </w:rPr>
       </w:pPr>
-      <w:bookmarkStart w:id="87" w:name="ref11"/>
+      <w:bookmarkStart w:id="88" w:name="ref11"/>
       <w:r>
         <w:rPr>
           <w:rFonts w:ascii="Calibri" w:hAnsi="Calibri"/>
@@ -24779,7 +24898,7 @@
         </w:rPr>
         <w:t xml:space="preserve">[11] </w:t>
       </w:r>
-      <w:bookmarkEnd w:id="87"/>
+      <w:bookmarkEnd w:id="88"/>
       <w:r>
         <w:rPr>
           <w:rFonts w:ascii="Calibri" w:hAnsi="Calibri"/>
@@ -24974,7 +25093,7 @@
           <w:sz w:val="24"/>
         </w:rPr>
       </w:pPr>
-      <w:bookmarkStart w:id="88" w:name="ref6"/>
+      <w:bookmarkStart w:id="89" w:name="ref6"/>
       <w:r>
         <w:rPr>
           <w:rFonts w:ascii="Calibri" w:hAnsi="Calibri"/>
@@ -24983,7 +25102,7 @@
         </w:rPr>
         <w:t xml:space="preserve">[6] </w:t>
       </w:r>
-      <w:bookmarkEnd w:id="88"/>
+      <w:bookmarkEnd w:id="89"/>
       <w:r>
         <w:rPr>
           <w:rFonts w:ascii="Calibri" w:hAnsi="Calibri"/>
@@ -25059,7 +25178,7 @@
           <w:sz w:val="24"/>
         </w:rPr>
       </w:pPr>
-      <w:bookmarkStart w:id="89" w:name="ref7"/>
+      <w:bookmarkStart w:id="90" w:name="ref7"/>
       <w:r>
         <w:rPr>
           <w:rFonts w:ascii="Calibri" w:hAnsi="Calibri"/>
@@ -25068,7 +25187,7 @@
         </w:rPr>
         <w:t xml:space="preserve">[7] </w:t>
       </w:r>
-      <w:bookmarkEnd w:id="89"/>
+      <w:bookmarkEnd w:id="90"/>
       <w:r>
         <w:rPr>
           <w:rFonts w:ascii="Calibri" w:hAnsi="Calibri"/>
@@ -25228,7 +25347,7 @@
           <w:sz w:val="24"/>
         </w:rPr>
       </w:pPr>
-      <w:bookmarkStart w:id="90" w:name="ref4"/>
+      <w:bookmarkStart w:id="91" w:name="ref4"/>
       <w:r>
         <w:rPr>
           <w:rFonts w:ascii="Calibri" w:hAnsi="Calibri"/>
@@ -25237,7 +25356,7 @@
         </w:rPr>
         <w:t xml:space="preserve">[4] </w:t>
       </w:r>
-      <w:bookmarkEnd w:id="90"/>
+      <w:bookmarkEnd w:id="91"/>
       <w:r>
         <w:rPr>
           <w:rFonts w:ascii="Calibri" w:hAnsi="Calibri"/>
@@ -25369,7 +25488,7 @@
           <w:sz w:val="24"/>
         </w:rPr>
       </w:pPr>
-      <w:bookmarkStart w:id="91" w:name="ref5"/>
+      <w:bookmarkStart w:id="92" w:name="ref5"/>
       <w:r>
         <w:rPr>
           <w:rFonts w:ascii="Calibri" w:hAnsi="Calibri"/>
@@ -25378,7 +25497,7 @@
         </w:rPr>
         <w:t xml:space="preserve">[5] </w:t>
       </w:r>
-      <w:bookmarkEnd w:id="91"/>
+      <w:bookmarkEnd w:id="92"/>
       <w:r>
         <w:rPr>
           <w:rFonts w:ascii="Calibri" w:hAnsi="Calibri"/>
@@ -25493,7 +25612,7 @@
           <w:sz w:val="24"/>
         </w:rPr>
       </w:pPr>
-      <w:bookmarkStart w:id="92" w:name="ref9"/>
+      <w:bookmarkStart w:id="93" w:name="ref9"/>
       <w:r>
         <w:rPr>
           <w:rFonts w:ascii="Calibri" w:hAnsi="Calibri"/>
@@ -25502,7 +25621,7 @@
         </w:rPr>
         <w:t xml:space="preserve">[9] </w:t>
       </w:r>
-      <w:bookmarkEnd w:id="92"/>
+      <w:bookmarkEnd w:id="93"/>
       <w:r>
         <w:rPr>
           <w:rFonts w:ascii="Calibri" w:hAnsi="Calibri"/>
@@ -25697,7 +25816,7 @@
           <w:sz w:val="24"/>
         </w:rPr>
       </w:pPr>
-      <w:bookmarkStart w:id="93" w:name="ref1"/>
+      <w:bookmarkStart w:id="94" w:name="ref1"/>
       <w:r>
         <w:rPr>
           <w:rFonts w:ascii="Calibri" w:hAnsi="Calibri"/>
@@ -25955,8 +26074,8 @@
           <w:sz w:val="24"/>
         </w:rPr>
       </w:pPr>
-      <w:bookmarkStart w:id="94" w:name="ref10"/>
-      <w:bookmarkEnd w:id="93"/>
+      <w:bookmarkStart w:id="95" w:name="ref10"/>
+      <w:bookmarkEnd w:id="94"/>
       <w:r>
         <w:rPr>
           <w:rFonts w:ascii="Calibri" w:hAnsi="Calibri"/>
@@ -25965,7 +26084,7 @@
         </w:rPr>
         <w:t xml:space="preserve">[10] </w:t>
       </w:r>
-      <w:bookmarkEnd w:id="94"/>
+      <w:bookmarkEnd w:id="95"/>
       <w:r>
         <w:rPr>
           <w:rFonts w:ascii="Calibri" w:hAnsi="Calibri"/>
@@ -26041,7 +26160,7 @@
           <w:sz w:val="24"/>
         </w:rPr>
       </w:pPr>
-      <w:bookmarkStart w:id="95" w:name="ref8"/>
+      <w:bookmarkStart w:id="96" w:name="ref8"/>
       <w:r>
         <w:rPr>
           <w:rFonts w:ascii="Calibri"/>
@@ -26050,7 +26169,7 @@
         </w:rPr>
         <w:t xml:space="preserve">[8] </w:t>
       </w:r>
-      <w:bookmarkEnd w:id="95"/>
+      <w:bookmarkEnd w:id="96"/>
       <w:r>
         <w:rPr>
           <w:rFonts w:ascii="Calibri"/>
@@ -32812,6 +32931,7 @@
   <w:style w:type="character" w:default="1" w:styleId="Policepardfaut">
     <w:name w:val="Default Paragraph Font"/>
     <w:uiPriority w:val="1"/>
+    <w:semiHidden/>
     <w:unhideWhenUsed/>
   </w:style>
   <w:style w:type="table" w:default="1" w:styleId="TableauNormal">
@@ -33338,6 +33458,25 @@
     <w:basedOn w:val="Policepardfaut"/>
     <w:rsid w:val="00DE2D54"/>
   </w:style>
+  <w:style w:type="paragraph" w:styleId="Lgende">
+    <w:name w:val="caption"/>
+    <w:basedOn w:val="Normal"/>
+    <w:next w:val="Normal"/>
+    <w:uiPriority w:val="35"/>
+    <w:unhideWhenUsed/>
+    <w:qFormat/>
+    <w:rsid w:val="00FF53B3"/>
+    <w:pPr>
+      <w:spacing w:after="200"/>
+    </w:pPr>
+    <w:rPr>
+      <w:i/>
+      <w:iCs/>
+      <w:color w:val="1F497D" w:themeColor="text2"/>
+      <w:sz w:val="18"/>
+      <w:szCs w:val="18"/>
+    </w:rPr>
+  </w:style>
 </w:styles>
 </file>
 

--- a/Etat-de-lart-Lamia-BELKADI (3).docx
+++ b/Etat-de-lart-Lamia-BELKADI (3).docx
@@ -12909,34 +12909,61 @@
       <w:pPr>
         <w:pStyle w:val="Lgende"/>
         <w:keepNext/>
-      </w:pPr>
-      <w:r>
+        <w:rPr>
+          <w:sz w:val="24"/>
+          <w:szCs w:val="24"/>
+        </w:rPr>
+      </w:pPr>
+      <w:r>
+        <w:rPr>
+          <w:sz w:val="24"/>
+          <w:szCs w:val="24"/>
+        </w:rPr>
         <w:lastRenderedPageBreak/>
         <w:t xml:space="preserve">Tableau </w:t>
       </w:r>
       <w:r>
+        <w:rPr>
+          <w:sz w:val="24"/>
+          <w:szCs w:val="24"/>
+        </w:rPr>
         <w:fldChar w:fldCharType="begin"/>
       </w:r>
       <w:r>
+        <w:rPr>
+          <w:sz w:val="24"/>
+          <w:szCs w:val="24"/>
+        </w:rPr>
         <w:instrText xml:space="preserve"> SEQ Tableau \* ARABIC </w:instrText>
       </w:r>
       <w:r>
+        <w:rPr>
+          <w:sz w:val="24"/>
+          <w:szCs w:val="24"/>
+        </w:rPr>
         <w:fldChar w:fldCharType="separate"/>
       </w:r>
       <w:r>
         <w:rPr>
           <w:noProof/>
+          <w:sz w:val="24"/>
+          <w:szCs w:val="24"/>
         </w:rPr>
         <w:t>1</w:t>
       </w:r>
       <w:r>
+        <w:rPr>
+          <w:sz w:val="24"/>
+          <w:szCs w:val="24"/>
+        </w:rPr>
         <w:fldChar w:fldCharType="end"/>
       </w:r>
       <w:r>
-        <w:t xml:space="preserve">: </w:t>
-      </w:r>
-      <w:r>
-        <w:t>Récapitulatif des leviers d'optimisation identifiés dans la littérature scientifique (2024-2025)</w:t>
+        <w:rPr>
+          <w:sz w:val="24"/>
+          <w:szCs w:val="24"/>
+        </w:rPr>
+        <w:t>: Récapitulatif des leviers d'optimisation identifiés dans la littérature scientifique (2024-2025)</w:t>
       </w:r>
     </w:p>
     <w:tbl>
@@ -15830,13 +15857,6 @@
         <w:t>Pour bien positionner HEAT2VALUE par rapport à l'existant, le tableau suivant compare les principales solutions identifiées dans la littérature :</w:t>
       </w:r>
     </w:p>
-    <w:p>
-      <w:pPr>
-        <w:pStyle w:val="Corpsdetexte"/>
-        <w:ind w:left="567" w:right="1128"/>
-        <w:jc w:val="both"/>
-      </w:pPr>
-    </w:p>
     <w:tbl>
       <w:tblPr>
         <w:tblStyle w:val="Grilledutableau"/>
@@ -16459,6 +16479,7 @@
           <w:p>
             <w:pPr>
               <w:pStyle w:val="Corpsdetexte"/>
+              <w:keepNext/>
               <w:rPr>
                 <w:b/>
                 <w:bCs/>
@@ -16479,18 +16500,72 @@
     </w:tbl>
     <w:p>
       <w:pPr>
-        <w:pStyle w:val="Corpsdetexte"/>
-        <w:ind w:right="1128"/>
-        <w:jc w:val="both"/>
-      </w:pPr>
-    </w:p>
-    <w:p>
-      <w:pPr>
-        <w:pStyle w:val="Corpsdetexte"/>
-        <w:ind w:left="567" w:right="1128"/>
-        <w:jc w:val="both"/>
-      </w:pPr>
-      <w:r>
+        <w:pStyle w:val="Lgende"/>
+        <w:ind w:firstLine="567"/>
+        <w:rPr>
+          <w:sz w:val="24"/>
+          <w:szCs w:val="24"/>
+        </w:rPr>
+      </w:pPr>
+      <w:r>
+        <w:rPr>
+          <w:sz w:val="24"/>
+          <w:szCs w:val="24"/>
+        </w:rPr>
+        <w:t xml:space="preserve">Tableau </w:t>
+      </w:r>
+      <w:r>
+        <w:rPr>
+          <w:sz w:val="24"/>
+          <w:szCs w:val="24"/>
+        </w:rPr>
+        <w:fldChar w:fldCharType="begin"/>
+      </w:r>
+      <w:r>
+        <w:rPr>
+          <w:sz w:val="24"/>
+          <w:szCs w:val="24"/>
+        </w:rPr>
+        <w:instrText xml:space="preserve"> SEQ Tableau \* ARABIC </w:instrText>
+      </w:r>
+      <w:r>
+        <w:rPr>
+          <w:sz w:val="24"/>
+          <w:szCs w:val="24"/>
+        </w:rPr>
+        <w:fldChar w:fldCharType="separate"/>
+      </w:r>
+      <w:r>
+        <w:rPr>
+          <w:noProof/>
+          <w:sz w:val="24"/>
+          <w:szCs w:val="24"/>
+        </w:rPr>
+        <w:t>2</w:t>
+      </w:r>
+      <w:r>
+        <w:rPr>
+          <w:sz w:val="24"/>
+          <w:szCs w:val="24"/>
+        </w:rPr>
+        <w:fldChar w:fldCharType="end"/>
+      </w:r>
+      <w:r>
+        <w:rPr>
+          <w:sz w:val="24"/>
+          <w:szCs w:val="24"/>
+        </w:rPr>
+        <w:t>: Positionnement de HEAT2VALUE par rapport aux solutions existantes</w:t>
+      </w:r>
+    </w:p>
+    <w:p>
+      <w:pPr>
+        <w:pStyle w:val="Corpsdetexte"/>
+        <w:ind w:left="567" w:right="1128"/>
+        <w:jc w:val="both"/>
+      </w:pPr>
+      <w:r>
+        <w:lastRenderedPageBreak/>
         <w:t>Ce tableau montre clairement que HEAT2VALUE est la seule solution qui intègre simultanément les trois indicateurs classiques tout en ajoutant une quatrième dimension : la valorisation de la chaleur résiduelle. C'est cette combinaison inédite qui constitue la contribution originale de ce mémoire.</w:t>
       </w:r>
     </w:p>
@@ -16978,8 +17053,11 @@
         <w:jc w:val="both"/>
       </w:pPr>
       <w:r>
+        <w:t xml:space="preserve">Aucun d'eux ne s'intéresse à ce que le Data Center produit et pourrait valoriser. La </w:t>
+      </w:r>
+      <w:r>
         <w:lastRenderedPageBreak/>
-        <w:t>Aucun d'eux ne s'intéresse à ce que le Data Center produit et pourrait valoriser. La chaleur générée par les serveurs, pourtant disponible en permanence et en grande quantité, reste complètement invisible dans ces mesures. Un Data Center qui réutilise sa chaleur pour chauffer un bâtiment voisin remplace concrètement une chaudière à gaz et évite des émissions de CO₂. Pourtant, cet impact positif n'apparaît dans aucun des indicateurs classiques.</w:t>
+        <w:t>chaleur générée par les serveurs, pourtant disponible en permanence et en grande quantité, reste complètement invisible dans ces mesures. Un Data Center qui réutilise sa chaleur pour chauffer un bâtiment voisin remplace concrètement une chaudière à gaz et évite des émissions de CO₂. Pourtant, cet impact positif n'apparaît dans aucun des indicateurs classiques.</w:t>
       </w:r>
     </w:p>
     <w:p>
@@ -17455,7 +17533,6 @@
           <w:color w:val="1F497D" w:themeColor="text2"/>
           <w:spacing w:val="-10"/>
         </w:rPr>
-        <w:lastRenderedPageBreak/>
         <w:t xml:space="preserve">2.3. </w:t>
       </w:r>
       <w:r>
@@ -17735,7 +17812,6 @@
           <w:b/>
           <w:bCs/>
         </w:rPr>
-        <w:lastRenderedPageBreak/>
         <w:t>Option A</w:t>
       </w:r>
       <w:r>
@@ -18223,6 +18299,7 @@
           <w:p>
             <w:pPr>
               <w:pStyle w:val="Corpsdetexte"/>
+              <w:keepNext/>
             </w:pPr>
             <w:r>
               <w:t>100%</w:t>
@@ -18233,27 +18310,62 @@
     </w:tbl>
     <w:p>
       <w:pPr>
-        <w:pStyle w:val="Corpsdetexte"/>
-      </w:pPr>
-    </w:p>
-    <w:p>
-      <w:pPr>
-        <w:pStyle w:val="Corpsdetexte"/>
-        <w:ind w:left="567" w:right="1128"/>
-        <w:jc w:val="both"/>
-      </w:pPr>
-    </w:p>
-    <w:p>
-      <w:pPr>
-        <w:pStyle w:val="Corpsdetexte"/>
-        <w:ind w:left="567" w:right="1128"/>
-        <w:jc w:val="both"/>
-      </w:pPr>
-    </w:p>
-    <w:p>
-      <w:pPr>
-        <w:pStyle w:val="Corpsdetexte"/>
-      </w:pPr>
+        <w:pStyle w:val="Lgende"/>
+        <w:rPr>
+          <w:sz w:val="24"/>
+          <w:szCs w:val="24"/>
+        </w:rPr>
+      </w:pPr>
+      <w:r>
+        <w:rPr>
+          <w:sz w:val="24"/>
+          <w:szCs w:val="24"/>
+        </w:rPr>
+        <w:t xml:space="preserve">Tableau </w:t>
+      </w:r>
+      <w:r>
+        <w:rPr>
+          <w:sz w:val="24"/>
+          <w:szCs w:val="24"/>
+        </w:rPr>
+        <w:fldChar w:fldCharType="begin"/>
+      </w:r>
+      <w:r>
+        <w:rPr>
+          <w:sz w:val="24"/>
+          <w:szCs w:val="24"/>
+        </w:rPr>
+        <w:instrText xml:space="preserve"> SEQ Tableau \* ARABIC </w:instrText>
+      </w:r>
+      <w:r>
+        <w:rPr>
+          <w:sz w:val="24"/>
+          <w:szCs w:val="24"/>
+        </w:rPr>
+        <w:fldChar w:fldCharType="separate"/>
+      </w:r>
+      <w:r>
+        <w:rPr>
+          <w:noProof/>
+          <w:sz w:val="24"/>
+          <w:szCs w:val="24"/>
+        </w:rPr>
+        <w:t>3</w:t>
+      </w:r>
+      <w:r>
+        <w:rPr>
+          <w:sz w:val="24"/>
+          <w:szCs w:val="24"/>
+        </w:rPr>
+        <w:fldChar w:fldCharType="end"/>
+      </w:r>
+      <w:r>
+        <w:rPr>
+          <w:sz w:val="24"/>
+          <w:szCs w:val="24"/>
+        </w:rPr>
+        <w:t>: Les trois options de destination de la chaleur et leurs caractéristiques</w:t>
+      </w:r>
     </w:p>
     <w:p>
       <w:pPr>
@@ -18269,7 +18381,6 @@
           <w:color w:val="4471C4"/>
           <w:spacing w:val="-10"/>
         </w:rPr>
-        <w:lastRenderedPageBreak/>
         <w:tab/>
       </w:r>
       <w:r>
@@ -18306,19 +18417,24 @@
         <w:jc w:val="both"/>
       </w:pPr>
       <w:r>
-        <w:t>Le moteur de décision est le cœur de l'algorithme. À chaque intervalle de 15 minutes, il évalue les conditions disponibles et sélectionne automatiquement l'option la plus avantageuse sur le plan environnemental. Cette évaluation suit une logique de priorité stricte et ordonnée, illustrée par la figure ci-dessous.</w:t>
-      </w:r>
-    </w:p>
-    <w:p>
-      <w:pPr>
-        <w:pStyle w:val="Corpsdetexte"/>
-        <w:ind w:left="567" w:right="1128"/>
-        <w:jc w:val="both"/>
-      </w:pPr>
-    </w:p>
-    <w:p>
-      <w:pPr>
-        <w:pStyle w:val="Corpsdetexte"/>
+        <w:t xml:space="preserve">Le moteur de décision est le cœur de l'algorithme. À chaque intervalle de 15 minutes, il évalue les conditions disponibles et sélectionne automatiquement </w:t>
+      </w:r>
+      <w:r>
+        <w:lastRenderedPageBreak/>
+        <w:t>l'option la plus avantageuse sur le plan environnemental. Cette évaluation suit une logique de priorité stricte et ordonnée, illustrée par la figure ci-dessous.</w:t>
+      </w:r>
+    </w:p>
+    <w:p>
+      <w:pPr>
+        <w:pStyle w:val="Corpsdetexte"/>
+        <w:ind w:left="567" w:right="1128"/>
+        <w:jc w:val="both"/>
+      </w:pPr>
+    </w:p>
+    <w:p>
+      <w:pPr>
+        <w:pStyle w:val="Corpsdetexte"/>
+        <w:keepNext/>
         <w:ind w:left="567" w:right="1128"/>
         <w:jc w:val="both"/>
       </w:pPr>
@@ -18378,10 +18494,64 @@
     </w:p>
     <w:p>
       <w:pPr>
-        <w:pStyle w:val="Corpsdetexte"/>
-        <w:ind w:left="567" w:right="1128"/>
-        <w:jc w:val="both"/>
-      </w:pPr>
+        <w:pStyle w:val="Lgende"/>
+        <w:ind w:firstLine="720"/>
+        <w:jc w:val="both"/>
+        <w:rPr>
+          <w:sz w:val="24"/>
+          <w:szCs w:val="24"/>
+        </w:rPr>
+      </w:pPr>
+      <w:r>
+        <w:rPr>
+          <w:sz w:val="24"/>
+          <w:szCs w:val="24"/>
+        </w:rPr>
+        <w:t xml:space="preserve">Figure </w:t>
+      </w:r>
+      <w:r>
+        <w:rPr>
+          <w:sz w:val="24"/>
+          <w:szCs w:val="24"/>
+        </w:rPr>
+        <w:fldChar w:fldCharType="begin"/>
+      </w:r>
+      <w:r>
+        <w:rPr>
+          <w:sz w:val="24"/>
+          <w:szCs w:val="24"/>
+        </w:rPr>
+        <w:instrText xml:space="preserve"> SEQ Figure \* ARABIC </w:instrText>
+      </w:r>
+      <w:r>
+        <w:rPr>
+          <w:sz w:val="24"/>
+          <w:szCs w:val="24"/>
+        </w:rPr>
+        <w:fldChar w:fldCharType="separate"/>
+      </w:r>
+      <w:r>
+        <w:rPr>
+          <w:noProof/>
+          <w:sz w:val="24"/>
+          <w:szCs w:val="24"/>
+        </w:rPr>
+        <w:t>1</w:t>
+      </w:r>
+      <w:r>
+        <w:rPr>
+          <w:sz w:val="24"/>
+          <w:szCs w:val="24"/>
+        </w:rPr>
+        <w:fldChar w:fldCharType="end"/>
+      </w:r>
+      <w:r>
+        <w:rPr>
+          <w:sz w:val="24"/>
+          <w:szCs w:val="24"/>
+        </w:rPr>
+        <w:t>: Moteur de décision HEAT2VALUE : logique de priorité</w:t>
+      </w:r>
     </w:p>
     <w:p>
       <w:pPr>
@@ -18491,7 +18661,6 @@
         <w:jc w:val="both"/>
       </w:pPr>
       <w:r>
-        <w:lastRenderedPageBreak/>
         <w:t>Cette logique de priorité est également simple et lisible. Un algorithme clair est plus facile à déployer, à maintenir et à faire évoluer dans un contexte industriel réel. C'est un choix de conception délibéré : la robustesse et la lisibilité priment sur la complexité.</w:t>
       </w:r>
     </w:p>
@@ -18754,11 +18923,7 @@
         <w:jc w:val="both"/>
       </w:pPr>
       <w:r>
-        <w:t xml:space="preserve">Cette limite est réelle et assumée. Elle ne remet pas en question la pertinence de la solution, mais elle en définit clairement le périmètre d'efficacité. L'algorithme est particulièrement adapté aux régions à climat tempéré ou froid, où la saison de chauffage est longue. Dans des contextes différents, d'autres usages de la chaleur </w:t>
-      </w:r>
-      <w:r>
-        <w:lastRenderedPageBreak/>
-        <w:t>pourraient être envisagés, comme la production d'eau chaude sanitaire ou l'alimentation de systèmes de climatisation par absorption. Ces pistes constituent des perspectives d'amélioration futures.</w:t>
+        <w:t>Cette limite est réelle et assumée. Elle ne remet pas en question la pertinence de la solution, mais elle en définit clairement le périmètre d'efficacité. L'algorithme est particulièrement adapté aux régions à climat tempéré ou froid, où la saison de chauffage est longue. Dans des contextes différents, d'autres usages de la chaleur pourraient être envisagés, comme la production d'eau chaude sanitaire ou l'alimentation de systèmes de climatisation par absorption. Ces pistes constituent des perspectives d'amélioration futures.</w:t>
       </w:r>
     </w:p>
     <w:p>
@@ -18780,6 +18945,7 @@
           <w:color w:val="4471C4"/>
           <w:spacing w:val="-10"/>
         </w:rPr>
+        <w:lastRenderedPageBreak/>
         <w:tab/>
       </w:r>
       <w:r>
@@ -19094,11 +19260,7 @@
         <w:t> :</w:t>
       </w:r>
       <w:r>
-        <w:t xml:space="preserve"> pour la gestion des données temporelles : organisation des mesures </w:t>
-      </w:r>
-      <w:r>
-        <w:lastRenderedPageBreak/>
-        <w:t>toutes les 15 minutes sur 24 heures</w:t>
+        <w:t xml:space="preserve"> pour la gestion des données temporelles : organisation des mesures toutes les 15 minutes sur 24 heures</w:t>
       </w:r>
     </w:p>
     <w:p>
@@ -19469,6 +19631,34 @@
     <w:p>
       <w:pPr>
         <w:pStyle w:val="Corpsdetexte"/>
+        <w:ind w:left="1287" w:right="1128"/>
+        <w:jc w:val="both"/>
+      </w:pPr>
+    </w:p>
+    <w:p>
+      <w:pPr>
+        <w:pStyle w:val="Corpsdetexte"/>
+        <w:ind w:left="1287" w:right="1128"/>
+        <w:jc w:val="both"/>
+      </w:pPr>
+    </w:p>
+    <w:p>
+      <w:pPr>
+        <w:pStyle w:val="Corpsdetexte"/>
+        <w:ind w:left="1287" w:right="1128"/>
+        <w:jc w:val="both"/>
+      </w:pPr>
+    </w:p>
+    <w:p>
+      <w:pPr>
+        <w:pStyle w:val="Corpsdetexte"/>
+        <w:ind w:left="1287" w:right="1128"/>
+        <w:jc w:val="both"/>
+      </w:pPr>
+    </w:p>
+    <w:p>
+      <w:pPr>
+        <w:pStyle w:val="Corpsdetexte"/>
       </w:pPr>
     </w:p>
     <w:p>
@@ -20141,6 +20331,7 @@
     <w:p>
       <w:pPr>
         <w:pStyle w:val="Corpsdetexte"/>
+        <w:keepNext/>
         <w:ind w:right="1128"/>
         <w:jc w:val="both"/>
       </w:pPr>
@@ -20200,6 +20391,66 @@
     </w:p>
     <w:p>
       <w:pPr>
+        <w:pStyle w:val="Lgende"/>
+        <w:jc w:val="both"/>
+        <w:rPr>
+          <w:sz w:val="24"/>
+          <w:szCs w:val="24"/>
+        </w:rPr>
+      </w:pPr>
+      <w:r>
+        <w:rPr>
+          <w:sz w:val="24"/>
+          <w:szCs w:val="24"/>
+        </w:rPr>
+        <w:t xml:space="preserve">Figure </w:t>
+      </w:r>
+      <w:r>
+        <w:rPr>
+          <w:sz w:val="24"/>
+          <w:szCs w:val="24"/>
+        </w:rPr>
+        <w:fldChar w:fldCharType="begin"/>
+      </w:r>
+      <w:r>
+        <w:rPr>
+          <w:sz w:val="24"/>
+          <w:szCs w:val="24"/>
+        </w:rPr>
+        <w:instrText xml:space="preserve"> SEQ Figure \* ARABIC </w:instrText>
+      </w:r>
+      <w:r>
+        <w:rPr>
+          <w:sz w:val="24"/>
+          <w:szCs w:val="24"/>
+        </w:rPr>
+        <w:fldChar w:fldCharType="separate"/>
+      </w:r>
+      <w:r>
+        <w:rPr>
+          <w:noProof/>
+          <w:sz w:val="24"/>
+          <w:szCs w:val="24"/>
+        </w:rPr>
+        <w:t>2</w:t>
+      </w:r>
+      <w:r>
+        <w:rPr>
+          <w:sz w:val="24"/>
+          <w:szCs w:val="24"/>
+        </w:rPr>
+        <w:fldChar w:fldCharType="end"/>
+      </w:r>
+      <w:r>
+        <w:rPr>
+          <w:sz w:val="24"/>
+          <w:szCs w:val="24"/>
+        </w:rPr>
+        <w:t>: Chaîne de traitement de HEAT2VALUE : du simulateur aux résultats</w:t>
+      </w:r>
+    </w:p>
+    <w:p>
+      <w:pPr>
         <w:pStyle w:val="Titre2"/>
         <w:ind w:left="2154"/>
         <w:rPr>
@@ -20265,11 +20516,8 @@
         <w:jc w:val="both"/>
       </w:pPr>
       <w:r>
-        <w:t xml:space="preserve">Pour renforcer la crédibilité des résultats, les tests ont été enrichis par des données réelles. L'intensité carbone du réseau électrique français utilisée dans les </w:t>
-      </w:r>
-      <w:r>
         <w:lastRenderedPageBreak/>
-        <w:t>simulations provient d'</w:t>
+        <w:t>Pour renforcer la crédibilité des résultats, les tests ont été enrichis par des données réelles. L'intensité carbone du réseau électrique français utilisée dans les simulations provient d'</w:t>
       </w:r>
       <w:proofErr w:type="spellStart"/>
       <w:r>
@@ -20545,17 +20793,20 @@
         <w:jc w:val="both"/>
       </w:pPr>
       <w:r>
-        <w:t>La charge des serveurs est modélisée par une progression linéaire de 30% à 90%, à laquelle un bruit aléatoire est ajouté pour reproduire les fluctuations naturelles d'un Data Center réel. La puissance consommée est directement proportionnelle à cette charge, sur la base d'un Data Center d'une puissance maximale de 1000 kW. La chaleur produite est calculée en appliquant un coefficient de 0.95, qui traduit le fait que 95% de l'électricité consommée par les serveurs se transforme en chaleur.</w:t>
-      </w:r>
-    </w:p>
-    <w:p>
-      <w:pPr>
-        <w:pStyle w:val="Corpsdetexte"/>
-        <w:ind w:left="567" w:right="1128"/>
-        <w:jc w:val="both"/>
-      </w:pPr>
+        <w:t xml:space="preserve">La charge des serveurs est modélisée par une progression linéaire de 30% à 90%, à laquelle un bruit aléatoire est ajouté pour reproduire les fluctuations naturelles d'un Data Center réel. La puissance consommée est directement proportionnelle à cette charge, sur la base d'un Data Center d'une puissance maximale de 1000 kW. La </w:t>
+      </w:r>
       <w:r>
         <w:lastRenderedPageBreak/>
+        <w:t>chaleur produite est calculée en appliquant un coefficient de 0.95, qui traduit le fait que 95% de l'électricité consommée par les serveurs se transforme en chaleur.</w:t>
+      </w:r>
+    </w:p>
+    <w:p>
+      <w:pPr>
+        <w:pStyle w:val="Corpsdetexte"/>
+        <w:ind w:left="567" w:right="1128"/>
+        <w:jc w:val="both"/>
+      </w:pPr>
+      <w:r>
         <w:t xml:space="preserve">La température extérieure et l'intensité carbone sont également générées par le simulateur, mais peuvent être remplacées par des données réelles lors des tests. C'est ce mécanisme de substitution qui permet d'intégrer les données </w:t>
       </w:r>
       <w:proofErr w:type="spellStart"/>
@@ -20588,6 +20839,219 @@
         <w:ind w:left="567" w:right="1128"/>
         <w:jc w:val="both"/>
       </w:pPr>
+      <w:r>
+        <w:rPr>
+          <w:noProof/>
+        </w:rPr>
+        <mc:AlternateContent>
+          <mc:Choice Requires="wps">
+            <w:drawing>
+              <wp:anchor distT="0" distB="0" distL="114300" distR="114300" simplePos="0" relativeHeight="251661312" behindDoc="1" locked="0" layoutInCell="1" allowOverlap="1" wp14:anchorId="66D1A959" wp14:editId="2FB5CF66">
+                <wp:simplePos x="0" y="0"/>
+                <wp:positionH relativeFrom="column">
+                  <wp:posOffset>175260</wp:posOffset>
+                </wp:positionH>
+                <wp:positionV relativeFrom="paragraph">
+                  <wp:posOffset>2188845</wp:posOffset>
+                </wp:positionV>
+                <wp:extent cx="6559550" cy="635"/>
+                <wp:effectExtent l="0" t="0" r="0" b="0"/>
+                <wp:wrapTight wrapText="bothSides">
+                  <wp:wrapPolygon edited="0">
+                    <wp:start x="0" y="0"/>
+                    <wp:lineTo x="0" y="21600"/>
+                    <wp:lineTo x="21600" y="21600"/>
+                    <wp:lineTo x="21600" y="0"/>
+                  </wp:wrapPolygon>
+                </wp:wrapTight>
+                <wp:docPr id="1131253281" name="Zone de texte 1"/>
+                <wp:cNvGraphicFramePr/>
+                <a:graphic xmlns:a="http://schemas.openxmlformats.org/drawingml/2006/main">
+                  <a:graphicData uri="http://schemas.microsoft.com/office/word/2010/wordprocessingShape">
+                    <wps:wsp>
+                      <wps:cNvSpPr txBox="1"/>
+                      <wps:spPr>
+                        <a:xfrm>
+                          <a:off x="0" y="0"/>
+                          <a:ext cx="6559550" cy="635"/>
+                        </a:xfrm>
+                        <a:prstGeom prst="rect">
+                          <a:avLst/>
+                        </a:prstGeom>
+                        <a:solidFill>
+                          <a:prstClr val="white"/>
+                        </a:solidFill>
+                        <a:ln>
+                          <a:noFill/>
+                        </a:ln>
+                      </wps:spPr>
+                      <wps:txbx>
+                        <w:txbxContent>
+                          <w:p>
+                            <w:pPr>
+                              <w:pStyle w:val="Lgende"/>
+                              <w:rPr>
+                                <w:noProof/>
+                                <w:sz w:val="24"/>
+                                <w:szCs w:val="24"/>
+                              </w:rPr>
+                            </w:pPr>
+                            <w:r>
+                              <w:rPr>
+                                <w:sz w:val="24"/>
+                                <w:szCs w:val="24"/>
+                              </w:rPr>
+                              <w:t xml:space="preserve">Figure </w:t>
+                            </w:r>
+                            <w:r>
+                              <w:rPr>
+                                <w:sz w:val="24"/>
+                                <w:szCs w:val="24"/>
+                              </w:rPr>
+                              <w:fldChar w:fldCharType="begin"/>
+                            </w:r>
+                            <w:r>
+                              <w:rPr>
+                                <w:sz w:val="24"/>
+                                <w:szCs w:val="24"/>
+                              </w:rPr>
+                              <w:instrText xml:space="preserve"> SEQ Figure \* ARABIC </w:instrText>
+                            </w:r>
+                            <w:r>
+                              <w:rPr>
+                                <w:sz w:val="24"/>
+                                <w:szCs w:val="24"/>
+                              </w:rPr>
+                              <w:fldChar w:fldCharType="separate"/>
+                            </w:r>
+                            <w:r>
+                              <w:rPr>
+                                <w:noProof/>
+                                <w:sz w:val="24"/>
+                                <w:szCs w:val="24"/>
+                              </w:rPr>
+                              <w:t>3</w:t>
+                            </w:r>
+                            <w:r>
+                              <w:rPr>
+                                <w:sz w:val="24"/>
+                                <w:szCs w:val="24"/>
+                              </w:rPr>
+                              <w:fldChar w:fldCharType="end"/>
+                            </w:r>
+                            <w:r>
+                              <w:rPr>
+                                <w:sz w:val="24"/>
+                                <w:szCs w:val="24"/>
+                              </w:rPr>
+                              <w:t xml:space="preserve"> : </w:t>
+                            </w:r>
+                            <w:r>
+                              <w:rPr>
+                                <w:sz w:val="24"/>
+                                <w:szCs w:val="24"/>
+                              </w:rPr>
+                              <w:t>Extrait des données générées par le simulateur : 15 janvier 2024</w:t>
+                            </w:r>
+                          </w:p>
+                        </w:txbxContent>
+                      </wps:txbx>
+                      <wps:bodyPr rot="0" spcFirstLastPara="0" vertOverflow="overflow" horzOverflow="overflow" vert="horz" wrap="square" lIns="0" tIns="0" rIns="0" bIns="0" numCol="1" spcCol="0" rtlCol="0" fromWordArt="0" anchor="t" anchorCtr="0" forceAA="0" compatLnSpc="1">
+                        <a:prstTxWarp prst="textNoShape">
+                          <a:avLst/>
+                        </a:prstTxWarp>
+                        <a:spAutoFit/>
+                      </wps:bodyPr>
+                    </wps:wsp>
+                  </a:graphicData>
+                </a:graphic>
+              </wp:anchor>
+            </w:drawing>
+          </mc:Choice>
+          <mc:Fallback>
+            <w:pict>
+              <v:shapetype w14:anchorId="66D1A959" id="_x0000_t202" coordsize="21600,21600" o:spt="202" path="m,l,21600r21600,l21600,xe">
+                <v:stroke joinstyle="miter"/>
+                <v:path gradientshapeok="t" o:connecttype="rect"/>
+              </v:shapetype>
+              <v:shape id="Zone de texte 1" o:spid="_x0000_s1026" type="#_x0000_t202" style="position:absolute;left:0;text-align:left;margin-left:13.8pt;margin-top:172.35pt;width:516.5pt;height:.05pt;z-index:-251655168;visibility:visible;mso-wrap-style:square;mso-wrap-distance-left:9pt;mso-wrap-distance-top:0;mso-wrap-distance-right:9pt;mso-wrap-distance-bottom:0;mso-position-horizontal:absolute;mso-position-horizontal-relative:text;mso-position-vertical:absolute;mso-position-vertical-relative:text;v-text-anchor:top" o:gfxdata="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" stroked="f">
+                <v:textbox style="mso-fit-shape-to-text:t" inset="0,0,0,0">
+                  <w:txbxContent>
+                    <w:p>
+                      <w:pPr>
+                        <w:pStyle w:val="Lgende"/>
+                        <w:rPr>
+                          <w:noProof/>
+                          <w:sz w:val="24"/>
+                          <w:szCs w:val="24"/>
+                        </w:rPr>
+                      </w:pPr>
+                      <w:r>
+                        <w:rPr>
+                          <w:sz w:val="24"/>
+                          <w:szCs w:val="24"/>
+                        </w:rPr>
+                        <w:t xml:space="preserve">Figure </w:t>
+                      </w:r>
+                      <w:r>
+                        <w:rPr>
+                          <w:sz w:val="24"/>
+                          <w:szCs w:val="24"/>
+                        </w:rPr>
+                        <w:fldChar w:fldCharType="begin"/>
+                      </w:r>
+                      <w:r>
+                        <w:rPr>
+                          <w:sz w:val="24"/>
+                          <w:szCs w:val="24"/>
+                        </w:rPr>
+                        <w:instrText xml:space="preserve"> SEQ Figure \* ARABIC </w:instrText>
+                      </w:r>
+                      <w:r>
+                        <w:rPr>
+                          <w:sz w:val="24"/>
+                          <w:szCs w:val="24"/>
+                        </w:rPr>
+                        <w:fldChar w:fldCharType="separate"/>
+                      </w:r>
+                      <w:r>
+                        <w:rPr>
+                          <w:noProof/>
+                          <w:sz w:val="24"/>
+                          <w:szCs w:val="24"/>
+                        </w:rPr>
+                        <w:t>3</w:t>
+                      </w:r>
+                      <w:r>
+                        <w:rPr>
+                          <w:sz w:val="24"/>
+                          <w:szCs w:val="24"/>
+                        </w:rPr>
+                        <w:fldChar w:fldCharType="end"/>
+                      </w:r>
+                      <w:r>
+                        <w:rPr>
+                          <w:sz w:val="24"/>
+                          <w:szCs w:val="24"/>
+                        </w:rPr>
+                        <w:t xml:space="preserve"> : </w:t>
+                      </w:r>
+                      <w:r>
+                        <w:rPr>
+                          <w:sz w:val="24"/>
+                          <w:szCs w:val="24"/>
+                        </w:rPr>
+                        <w:t>Extrait des données générées par le simulateur : 15 janvier 2024</w:t>
+                      </w:r>
+                    </w:p>
+                  </w:txbxContent>
+                </v:textbox>
+                <w10:wrap type="tight"/>
+              </v:shape>
+            </w:pict>
+          </mc:Fallback>
+        </mc:AlternateContent>
+      </w:r>
       <w:r>
         <w:rPr>
           <w:noProof/>
@@ -20668,15 +21132,6 @@
           <w:color w:val="4471C4"/>
         </w:rPr>
       </w:pPr>
-    </w:p>
-    <w:p>
-      <w:pPr>
-        <w:pStyle w:val="Titre2"/>
-        <w:ind w:left="2154"/>
-        <w:rPr>
-          <w:color w:val="4471C4"/>
-        </w:rPr>
-      </w:pPr>
       <w:bookmarkStart w:id="68" w:name="_Toc236661290"/>
       <w:r>
         <w:rPr>
@@ -20851,6 +21306,62 @@
     <w:p>
       <w:pPr>
         <w:pStyle w:val="Corpsdetexte"/>
+        <w:ind w:right="1128"/>
+        <w:jc w:val="both"/>
+      </w:pPr>
+    </w:p>
+    <w:p>
+      <w:pPr>
+        <w:pStyle w:val="Corpsdetexte"/>
+        <w:ind w:right="1128"/>
+        <w:jc w:val="both"/>
+      </w:pPr>
+    </w:p>
+    <w:p>
+      <w:pPr>
+        <w:pStyle w:val="Corpsdetexte"/>
+        <w:ind w:left="567" w:right="1128"/>
+        <w:jc w:val="both"/>
+      </w:pPr>
+    </w:p>
+    <w:p>
+      <w:pPr>
+        <w:pStyle w:val="Corpsdetexte"/>
+        <w:ind w:left="567" w:right="1128"/>
+        <w:jc w:val="both"/>
+      </w:pPr>
+    </w:p>
+    <w:p>
+      <w:pPr>
+        <w:pStyle w:val="Corpsdetexte"/>
+        <w:ind w:left="567" w:right="1128"/>
+        <w:jc w:val="both"/>
+      </w:pPr>
+    </w:p>
+    <w:p>
+      <w:pPr>
+        <w:pStyle w:val="Corpsdetexte"/>
+        <w:ind w:left="567" w:right="1128"/>
+        <w:jc w:val="both"/>
+      </w:pPr>
+    </w:p>
+    <w:p>
+      <w:pPr>
+        <w:pStyle w:val="Corpsdetexte"/>
+        <w:ind w:left="567" w:right="1128"/>
+        <w:jc w:val="both"/>
+      </w:pPr>
+    </w:p>
+    <w:p>
+      <w:pPr>
+        <w:pStyle w:val="Corpsdetexte"/>
+        <w:ind w:left="567" w:right="1128"/>
+        <w:jc w:val="both"/>
+      </w:pPr>
+    </w:p>
+    <w:p>
+      <w:pPr>
+        <w:pStyle w:val="Corpsdetexte"/>
         <w:ind w:left="567" w:right="1128"/>
         <w:jc w:val="both"/>
       </w:pPr>
@@ -20859,23 +21370,218 @@
           <w:noProof/>
         </w:rPr>
         <w:lastRenderedPageBreak/>
+        <mc:AlternateContent>
+          <mc:Choice Requires="wps">
+            <w:drawing>
+              <wp:anchor distT="0" distB="0" distL="114300" distR="114300" simplePos="0" relativeHeight="251663360" behindDoc="1" locked="0" layoutInCell="1" allowOverlap="1" wp14:anchorId="55F2D71D" wp14:editId="24BF2F1F">
+                <wp:simplePos x="0" y="0"/>
+                <wp:positionH relativeFrom="column">
+                  <wp:posOffset>210185</wp:posOffset>
+                </wp:positionH>
+                <wp:positionV relativeFrom="paragraph">
+                  <wp:posOffset>2001520</wp:posOffset>
+                </wp:positionV>
+                <wp:extent cx="5820410" cy="635"/>
+                <wp:effectExtent l="0" t="0" r="0" b="0"/>
+                <wp:wrapTight wrapText="bothSides">
+                  <wp:wrapPolygon edited="0">
+                    <wp:start x="0" y="0"/>
+                    <wp:lineTo x="0" y="21600"/>
+                    <wp:lineTo x="21600" y="21600"/>
+                    <wp:lineTo x="21600" y="0"/>
+                  </wp:wrapPolygon>
+                </wp:wrapTight>
+                <wp:docPr id="300483583" name="Zone de texte 1"/>
+                <wp:cNvGraphicFramePr/>
+                <a:graphic xmlns:a="http://schemas.openxmlformats.org/drawingml/2006/main">
+                  <a:graphicData uri="http://schemas.microsoft.com/office/word/2010/wordprocessingShape">
+                    <wps:wsp>
+                      <wps:cNvSpPr txBox="1"/>
+                      <wps:spPr>
+                        <a:xfrm>
+                          <a:off x="0" y="0"/>
+                          <a:ext cx="5820410" cy="635"/>
+                        </a:xfrm>
+                        <a:prstGeom prst="rect">
+                          <a:avLst/>
+                        </a:prstGeom>
+                        <a:solidFill>
+                          <a:prstClr val="white"/>
+                        </a:solidFill>
+                        <a:ln>
+                          <a:noFill/>
+                        </a:ln>
+                      </wps:spPr>
+                      <wps:txbx>
+                        <w:txbxContent>
+                          <w:p>
+                            <w:pPr>
+                              <w:pStyle w:val="Lgende"/>
+                              <w:rPr>
+                                <w:noProof/>
+                                <w:sz w:val="24"/>
+                                <w:szCs w:val="24"/>
+                              </w:rPr>
+                            </w:pPr>
+                            <w:r>
+                              <w:rPr>
+                                <w:sz w:val="24"/>
+                                <w:szCs w:val="24"/>
+                              </w:rPr>
+                              <w:t xml:space="preserve">Figure </w:t>
+                            </w:r>
+                            <w:r>
+                              <w:rPr>
+                                <w:sz w:val="24"/>
+                                <w:szCs w:val="24"/>
+                              </w:rPr>
+                              <w:fldChar w:fldCharType="begin"/>
+                            </w:r>
+                            <w:r>
+                              <w:rPr>
+                                <w:sz w:val="24"/>
+                                <w:szCs w:val="24"/>
+                              </w:rPr>
+                              <w:instrText xml:space="preserve"> SEQ Figure \* ARABIC </w:instrText>
+                            </w:r>
+                            <w:r>
+                              <w:rPr>
+                                <w:sz w:val="24"/>
+                                <w:szCs w:val="24"/>
+                              </w:rPr>
+                              <w:fldChar w:fldCharType="separate"/>
+                            </w:r>
+                            <w:r>
+                              <w:rPr>
+                                <w:noProof/>
+                                <w:sz w:val="24"/>
+                                <w:szCs w:val="24"/>
+                              </w:rPr>
+                              <w:t>4</w:t>
+                            </w:r>
+                            <w:r>
+                              <w:rPr>
+                                <w:sz w:val="24"/>
+                                <w:szCs w:val="24"/>
+                              </w:rPr>
+                              <w:fldChar w:fldCharType="end"/>
+                            </w:r>
+                            <w:r>
+                              <w:rPr>
+                                <w:sz w:val="24"/>
+                                <w:szCs w:val="24"/>
+                              </w:rPr>
+                              <w:t>: Extrait des décisions prises par l'algorithme HEAT2VALUE : 15 janvier 2024</w:t>
+                            </w:r>
+                          </w:p>
+                        </w:txbxContent>
+                      </wps:txbx>
+                      <wps:bodyPr rot="0" spcFirstLastPara="0" vertOverflow="overflow" horzOverflow="overflow" vert="horz" wrap="square" lIns="0" tIns="0" rIns="0" bIns="0" numCol="1" spcCol="0" rtlCol="0" fromWordArt="0" anchor="t" anchorCtr="0" forceAA="0" compatLnSpc="1">
+                        <a:prstTxWarp prst="textNoShape">
+                          <a:avLst/>
+                        </a:prstTxWarp>
+                        <a:spAutoFit/>
+                      </wps:bodyPr>
+                    </wps:wsp>
+                  </a:graphicData>
+                </a:graphic>
+              </wp:anchor>
+            </w:drawing>
+          </mc:Choice>
+          <mc:Fallback>
+            <w:pict>
+              <v:shape w14:anchorId="55F2D71D" id="_x0000_s1027" type="#_x0000_t202" style="position:absolute;left:0;text-align:left;margin-left:16.55pt;margin-top:157.6pt;width:458.3pt;height:.05pt;z-index:-251653120;visibility:visible;mso-wrap-style:square;mso-wrap-distance-left:9pt;mso-wrap-distance-top:0;mso-wrap-distance-right:9pt;mso-wrap-distance-bottom:0;mso-position-horizontal:absolute;mso-position-horizontal-relative:text;mso-position-vertical:absolute;mso-position-vertical-relative:text;v-text-anchor:top" o:gfxdata="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" stroked="f">
+                <v:textbox style="mso-fit-shape-to-text:t" inset="0,0,0,0">
+                  <w:txbxContent>
+                    <w:p>
+                      <w:pPr>
+                        <w:pStyle w:val="Lgende"/>
+                        <w:rPr>
+                          <w:noProof/>
+                          <w:sz w:val="24"/>
+                          <w:szCs w:val="24"/>
+                        </w:rPr>
+                      </w:pPr>
+                      <w:r>
+                        <w:rPr>
+                          <w:sz w:val="24"/>
+                          <w:szCs w:val="24"/>
+                        </w:rPr>
+                        <w:t xml:space="preserve">Figure </w:t>
+                      </w:r>
+                      <w:r>
+                        <w:rPr>
+                          <w:sz w:val="24"/>
+                          <w:szCs w:val="24"/>
+                        </w:rPr>
+                        <w:fldChar w:fldCharType="begin"/>
+                      </w:r>
+                      <w:r>
+                        <w:rPr>
+                          <w:sz w:val="24"/>
+                          <w:szCs w:val="24"/>
+                        </w:rPr>
+                        <w:instrText xml:space="preserve"> SEQ Figure \* ARABIC </w:instrText>
+                      </w:r>
+                      <w:r>
+                        <w:rPr>
+                          <w:sz w:val="24"/>
+                          <w:szCs w:val="24"/>
+                        </w:rPr>
+                        <w:fldChar w:fldCharType="separate"/>
+                      </w:r>
+                      <w:r>
+                        <w:rPr>
+                          <w:noProof/>
+                          <w:sz w:val="24"/>
+                          <w:szCs w:val="24"/>
+                        </w:rPr>
+                        <w:t>4</w:t>
+                      </w:r>
+                      <w:r>
+                        <w:rPr>
+                          <w:sz w:val="24"/>
+                          <w:szCs w:val="24"/>
+                        </w:rPr>
+                        <w:fldChar w:fldCharType="end"/>
+                      </w:r>
+                      <w:r>
+                        <w:rPr>
+                          <w:sz w:val="24"/>
+                          <w:szCs w:val="24"/>
+                        </w:rPr>
+                        <w:t>: Extrait des décisions prises par l'algorithme HEAT2VALUE : 15 janvier 2024</w:t>
+                      </w:r>
+                    </w:p>
+                  </w:txbxContent>
+                </v:textbox>
+                <w10:wrap type="tight"/>
+              </v:shape>
+            </w:pict>
+          </mc:Fallback>
+        </mc:AlternateContent>
+      </w:r>
+      <w:r>
+        <w:rPr>
+          <w:noProof/>
+        </w:rPr>
         <w:drawing>
-          <wp:anchor distT="0" distB="0" distL="114300" distR="114300" simplePos="0" relativeHeight="251659264" behindDoc="1" locked="0" layoutInCell="1" allowOverlap="1" wp14:anchorId="12FC8836" wp14:editId="50529DE3">
+          <wp:anchor distT="0" distB="0" distL="114300" distR="114300" simplePos="0" relativeHeight="251659264" behindDoc="1" locked="0" layoutInCell="1" allowOverlap="1" wp14:anchorId="12FC8836" wp14:editId="3D85AAA7">
             <wp:simplePos x="0" y="0"/>
             <wp:positionH relativeFrom="column">
-              <wp:posOffset>207645</wp:posOffset>
+              <wp:posOffset>210185</wp:posOffset>
             </wp:positionH>
             <wp:positionV relativeFrom="paragraph">
-              <wp:posOffset>-620395</wp:posOffset>
+              <wp:posOffset>-622300</wp:posOffset>
             </wp:positionV>
-            <wp:extent cx="6368415" cy="2808605"/>
-            <wp:effectExtent l="0" t="0" r="0" b="0"/>
+            <wp:extent cx="5820410" cy="2566670"/>
+            <wp:effectExtent l="0" t="0" r="8890" b="5080"/>
             <wp:wrapTight wrapText="bothSides">
               <wp:wrapPolygon edited="0">
                 <wp:start x="0" y="0"/>
-                <wp:lineTo x="0" y="21390"/>
-                <wp:lineTo x="21516" y="21390"/>
-                <wp:lineTo x="21516" y="0"/>
+                <wp:lineTo x="0" y="21482"/>
+                <wp:lineTo x="21562" y="21482"/>
+                <wp:lineTo x="21562" y="0"/>
                 <wp:lineTo x="0" y="0"/>
               </wp:wrapPolygon>
             </wp:wrapTight>
@@ -20905,7 +21611,7 @@
                   <pic:spPr>
                     <a:xfrm>
                       <a:off x="0" y="0"/>
-                      <a:ext cx="6368415" cy="2808605"/>
+                      <a:ext cx="5820410" cy="2566670"/>
                     </a:xfrm>
                     <a:prstGeom prst="rect">
                       <a:avLst/>
@@ -21018,15 +21724,6 @@
           <w:color w:val="4471C4"/>
         </w:rPr>
       </w:pPr>
-    </w:p>
-    <w:p>
-      <w:pPr>
-        <w:pStyle w:val="Titre2"/>
-        <w:ind w:left="2154"/>
-        <w:rPr>
-          <w:color w:val="4471C4"/>
-        </w:rPr>
-      </w:pPr>
       <w:bookmarkStart w:id="69" w:name="_Toc236661291"/>
       <w:r>
         <w:rPr>
@@ -21183,6 +21880,7 @@
     <w:p>
       <w:pPr>
         <w:pStyle w:val="Corpsdetexte"/>
+        <w:keepNext/>
         <w:ind w:left="567" w:right="1128"/>
         <w:jc w:val="both"/>
       </w:pPr>
@@ -21229,6 +21927,67 @@
     </w:p>
     <w:p>
       <w:pPr>
+        <w:pStyle w:val="Lgende"/>
+        <w:ind w:firstLine="567"/>
+        <w:jc w:val="both"/>
+        <w:rPr>
+          <w:sz w:val="24"/>
+          <w:szCs w:val="24"/>
+        </w:rPr>
+      </w:pPr>
+      <w:r>
+        <w:rPr>
+          <w:sz w:val="24"/>
+          <w:szCs w:val="24"/>
+        </w:rPr>
+        <w:t xml:space="preserve">Figure </w:t>
+      </w:r>
+      <w:r>
+        <w:rPr>
+          <w:sz w:val="24"/>
+          <w:szCs w:val="24"/>
+        </w:rPr>
+        <w:fldChar w:fldCharType="begin"/>
+      </w:r>
+      <w:r>
+        <w:rPr>
+          <w:sz w:val="24"/>
+          <w:szCs w:val="24"/>
+        </w:rPr>
+        <w:instrText xml:space="preserve"> SEQ Figure \* ARABIC </w:instrText>
+      </w:r>
+      <w:r>
+        <w:rPr>
+          <w:sz w:val="24"/>
+          <w:szCs w:val="24"/>
+        </w:rPr>
+        <w:fldChar w:fldCharType="separate"/>
+      </w:r>
+      <w:r>
+        <w:rPr>
+          <w:noProof/>
+          <w:sz w:val="24"/>
+          <w:szCs w:val="24"/>
+        </w:rPr>
+        <w:t>5</w:t>
+      </w:r>
+      <w:r>
+        <w:rPr>
+          <w:sz w:val="24"/>
+          <w:szCs w:val="24"/>
+        </w:rPr>
+        <w:fldChar w:fldCharType="end"/>
+      </w:r>
+      <w:r>
+        <w:rPr>
+          <w:sz w:val="24"/>
+          <w:szCs w:val="24"/>
+        </w:rPr>
+        <w:t>: Extrait des KPI calculés par le module de calcul : 15 janvier 2024</w:t>
+      </w:r>
+    </w:p>
+    <w:p>
+      <w:pPr>
         <w:pStyle w:val="Corpsdetexte"/>
       </w:pPr>
     </w:p>
@@ -21252,7 +22011,6 @@
         <w:rPr>
           <w:rStyle w:val="lev"/>
         </w:rPr>
-        <w:lastRenderedPageBreak/>
         <w:t xml:space="preserve">      </w:t>
       </w:r>
       <w:r>
@@ -21356,6 +22114,7 @@
     <w:p>
       <w:pPr>
         <w:pStyle w:val="Corpsdetexte"/>
+        <w:keepNext/>
         <w:ind w:left="567" w:right="1128"/>
         <w:jc w:val="both"/>
       </w:pPr>
@@ -21402,10 +22161,64 @@
     </w:p>
     <w:p>
       <w:pPr>
-        <w:pStyle w:val="Corpsdetexte"/>
-        <w:ind w:left="567" w:right="1128"/>
-        <w:jc w:val="both"/>
-      </w:pPr>
+        <w:pStyle w:val="Lgende"/>
+        <w:ind w:firstLine="567"/>
+        <w:jc w:val="both"/>
+        <w:rPr>
+          <w:sz w:val="24"/>
+          <w:szCs w:val="24"/>
+        </w:rPr>
+      </w:pPr>
+      <w:r>
+        <w:rPr>
+          <w:sz w:val="24"/>
+          <w:szCs w:val="24"/>
+        </w:rPr>
+        <w:t xml:space="preserve">Figure </w:t>
+      </w:r>
+      <w:r>
+        <w:rPr>
+          <w:sz w:val="24"/>
+          <w:szCs w:val="24"/>
+        </w:rPr>
+        <w:fldChar w:fldCharType="begin"/>
+      </w:r>
+      <w:r>
+        <w:rPr>
+          <w:sz w:val="24"/>
+          <w:szCs w:val="24"/>
+        </w:rPr>
+        <w:instrText xml:space="preserve"> SEQ Figure \* ARABIC </w:instrText>
+      </w:r>
+      <w:r>
+        <w:rPr>
+          <w:sz w:val="24"/>
+          <w:szCs w:val="24"/>
+        </w:rPr>
+        <w:fldChar w:fldCharType="separate"/>
+      </w:r>
+      <w:r>
+        <w:rPr>
+          <w:noProof/>
+          <w:sz w:val="24"/>
+          <w:szCs w:val="24"/>
+        </w:rPr>
+        <w:t>6</w:t>
+      </w:r>
+      <w:r>
+        <w:rPr>
+          <w:sz w:val="24"/>
+          <w:szCs w:val="24"/>
+        </w:rPr>
+        <w:fldChar w:fldCharType="end"/>
+      </w:r>
+      <w:r>
+        <w:rPr>
+          <w:sz w:val="24"/>
+          <w:szCs w:val="24"/>
+        </w:rPr>
+        <w:t>: Comparaison des KPI sur 24h : avec et sans HEAT2VALUE</w:t>
+      </w:r>
     </w:p>
     <w:p>
       <w:pPr>
@@ -21444,6 +22257,7 @@
     <w:p>
       <w:pPr>
         <w:pStyle w:val="Corpsdetexte"/>
+        <w:keepNext/>
         <w:ind w:right="1128"/>
         <w:jc w:val="both"/>
       </w:pPr>
@@ -21497,6 +22311,67 @@
     </w:p>
     <w:p>
       <w:pPr>
+        <w:pStyle w:val="Lgende"/>
+        <w:ind w:firstLine="567"/>
+        <w:jc w:val="both"/>
+        <w:rPr>
+          <w:sz w:val="24"/>
+          <w:szCs w:val="24"/>
+        </w:rPr>
+      </w:pPr>
+      <w:r>
+        <w:rPr>
+          <w:sz w:val="24"/>
+          <w:szCs w:val="24"/>
+        </w:rPr>
+        <w:t xml:space="preserve">Figure </w:t>
+      </w:r>
+      <w:r>
+        <w:rPr>
+          <w:sz w:val="24"/>
+          <w:szCs w:val="24"/>
+        </w:rPr>
+        <w:fldChar w:fldCharType="begin"/>
+      </w:r>
+      <w:r>
+        <w:rPr>
+          <w:sz w:val="24"/>
+          <w:szCs w:val="24"/>
+        </w:rPr>
+        <w:instrText xml:space="preserve"> SEQ Figure \* ARABIC </w:instrText>
+      </w:r>
+      <w:r>
+        <w:rPr>
+          <w:sz w:val="24"/>
+          <w:szCs w:val="24"/>
+        </w:rPr>
+        <w:fldChar w:fldCharType="separate"/>
+      </w:r>
+      <w:r>
+        <w:rPr>
+          <w:noProof/>
+          <w:sz w:val="24"/>
+          <w:szCs w:val="24"/>
+        </w:rPr>
+        <w:t>7</w:t>
+      </w:r>
+      <w:r>
+        <w:rPr>
+          <w:sz w:val="24"/>
+          <w:szCs w:val="24"/>
+        </w:rPr>
+        <w:fldChar w:fldCharType="end"/>
+      </w:r>
+      <w:r>
+        <w:rPr>
+          <w:sz w:val="24"/>
+          <w:szCs w:val="24"/>
+        </w:rPr>
+        <w:t>: Comparaison des indicateurs environnementaux sur 24h : avec et sans HEAT2VALUE</w:t>
+      </w:r>
+    </w:p>
+    <w:p>
+      <w:pPr>
         <w:pStyle w:val="font-claude-response-body"/>
         <w:ind w:left="567" w:right="1128"/>
         <w:jc w:val="both"/>
@@ -22159,6 +23034,7 @@
           <w:p>
             <w:pPr>
               <w:pStyle w:val="Corpsdetexte"/>
+              <w:keepNext/>
             </w:pPr>
             <w:r>
               <w:t>80%</w:t>
@@ -22169,6 +23045,97 @@
     </w:tbl>
     <w:p>
       <w:pPr>
+        <w:pStyle w:val="Lgende"/>
+        <w:rPr>
+          <w:sz w:val="22"/>
+          <w:szCs w:val="22"/>
+        </w:rPr>
+      </w:pPr>
+      <w:r>
+        <w:rPr>
+          <w:sz w:val="22"/>
+          <w:szCs w:val="22"/>
+        </w:rPr>
+        <w:t xml:space="preserve">Tableau </w:t>
+      </w:r>
+      <w:r>
+        <w:rPr>
+          <w:sz w:val="22"/>
+          <w:szCs w:val="22"/>
+        </w:rPr>
+        <w:fldChar w:fldCharType="begin"/>
+      </w:r>
+      <w:r>
+        <w:rPr>
+          <w:sz w:val="22"/>
+          <w:szCs w:val="22"/>
+        </w:rPr>
+        <w:instrText xml:space="preserve"> SEQ Tableau \* ARABIC </w:instrText>
+      </w:r>
+      <w:r>
+        <w:rPr>
+          <w:sz w:val="22"/>
+          <w:szCs w:val="22"/>
+        </w:rPr>
+        <w:fldChar w:fldCharType="separate"/>
+      </w:r>
+      <w:r>
+        <w:rPr>
+          <w:noProof/>
+          <w:sz w:val="22"/>
+          <w:szCs w:val="22"/>
+        </w:rPr>
+        <w:t>4</w:t>
+      </w:r>
+      <w:r>
+        <w:rPr>
+          <w:sz w:val="22"/>
+          <w:szCs w:val="22"/>
+        </w:rPr>
+        <w:fldChar w:fldCharType="end"/>
+      </w:r>
+      <w:r>
+        <w:rPr>
+          <w:sz w:val="22"/>
+          <w:szCs w:val="22"/>
+        </w:rPr>
+        <w:t xml:space="preserve">: Performance de HEAT2VALUE sur données réelles </w:t>
+      </w:r>
+      <w:proofErr w:type="spellStart"/>
+      <w:r>
+        <w:rPr>
+          <w:sz w:val="22"/>
+          <w:szCs w:val="22"/>
+        </w:rPr>
+        <w:t>Electricity</w:t>
+      </w:r>
+      <w:proofErr w:type="spellEnd"/>
+      <w:r>
+        <w:rPr>
+          <w:sz w:val="22"/>
+          <w:szCs w:val="22"/>
+        </w:rPr>
+        <w:t xml:space="preserve"> </w:t>
+      </w:r>
+      <w:proofErr w:type="spellStart"/>
+      <w:r>
+        <w:rPr>
+          <w:sz w:val="22"/>
+          <w:szCs w:val="22"/>
+        </w:rPr>
+        <w:t>Maps</w:t>
+      </w:r>
+      <w:proofErr w:type="spellEnd"/>
+      <w:r>
+        <w:rPr>
+          <w:sz w:val="22"/>
+          <w:szCs w:val="22"/>
+        </w:rPr>
+        <w:t xml:space="preserve"> : trois journées représentatives de 2024</w:t>
+      </w:r>
+    </w:p>
+    <w:p>
+      <w:pPr>
         <w:pStyle w:val="font-claude-response-body"/>
         <w:ind w:right="1128" w:firstLine="567"/>
         <w:jc w:val="both"/>
@@ -22437,22 +23404,30 @@
           <w:sz w:val="27"/>
           <w:szCs w:val="27"/>
         </w:rPr>
-        <w:t xml:space="preserve">₂/kWh simulés. Cela signifie que HEAT2VALUE serait encore plus pertinent dans des pays avec un mix énergétique plus carboné, comme l'Allemagne ou la Pologne, où l'intensité carbone dépasse régulièrement le seuil de 150 </w:t>
-      </w:r>
-      <w:proofErr w:type="spellStart"/>
+        <w:t xml:space="preserve">₂/kWh simulés. Cela signifie que HEAT2VALUE serait encore plus pertinent </w:t>
+      </w:r>
       <w:r>
         <w:rPr>
           <w:sz w:val="27"/>
           <w:szCs w:val="27"/>
         </w:rPr>
-        <w:t>gCO</w:t>
-      </w:r>
-      <w:proofErr w:type="spellEnd"/>
+        <w:lastRenderedPageBreak/>
+        <w:t xml:space="preserve">dans des pays avec un mix énergétique plus carboné, comme l'Allemagne ou la Pologne, où l'intensité carbone dépasse régulièrement le seuil de 150 </w:t>
+      </w:r>
+      <w:proofErr w:type="spellStart"/>
       <w:r>
         <w:rPr>
           <w:sz w:val="27"/>
           <w:szCs w:val="27"/>
         </w:rPr>
+        <w:t>gCO</w:t>
+      </w:r>
+      <w:proofErr w:type="spellEnd"/>
+      <w:r>
+        <w:rPr>
+          <w:sz w:val="27"/>
+          <w:szCs w:val="27"/>
+        </w:rPr>
         <w:t>₂/kWh.</w:t>
       </w:r>
     </w:p>
@@ -22469,7 +23444,6 @@
         <w:rPr>
           <w:color w:val="4471C4"/>
         </w:rPr>
-        <w:lastRenderedPageBreak/>
         <w:t>3.3.3. Résultats sur les 12 scénarios : analyse comparative</w:t>
       </w:r>
       <w:bookmarkEnd w:id="73"/>
@@ -22505,6 +23479,194 @@
         <w:ind w:left="567" w:right="1128"/>
         <w:jc w:val="both"/>
       </w:pPr>
+      <w:r>
+        <w:rPr>
+          <w:noProof/>
+        </w:rPr>
+        <mc:AlternateContent>
+          <mc:Choice Requires="wps">
+            <w:drawing>
+              <wp:anchor distT="0" distB="0" distL="114300" distR="114300" simplePos="0" relativeHeight="251665408" behindDoc="0" locked="0" layoutInCell="1" allowOverlap="1" wp14:anchorId="781494F4" wp14:editId="3C81BFA8">
+                <wp:simplePos x="0" y="0"/>
+                <wp:positionH relativeFrom="column">
+                  <wp:posOffset>359410</wp:posOffset>
+                </wp:positionH>
+                <wp:positionV relativeFrom="paragraph">
+                  <wp:posOffset>2485390</wp:posOffset>
+                </wp:positionV>
+                <wp:extent cx="5783580" cy="635"/>
+                <wp:effectExtent l="0" t="0" r="0" b="0"/>
+                <wp:wrapSquare wrapText="bothSides"/>
+                <wp:docPr id="957078659" name="Zone de texte 1"/>
+                <wp:cNvGraphicFramePr/>
+                <a:graphic xmlns:a="http://schemas.openxmlformats.org/drawingml/2006/main">
+                  <a:graphicData uri="http://schemas.microsoft.com/office/word/2010/wordprocessingShape">
+                    <wps:wsp>
+                      <wps:cNvSpPr txBox="1"/>
+                      <wps:spPr>
+                        <a:xfrm>
+                          <a:off x="0" y="0"/>
+                          <a:ext cx="5783580" cy="635"/>
+                        </a:xfrm>
+                        <a:prstGeom prst="rect">
+                          <a:avLst/>
+                        </a:prstGeom>
+                        <a:solidFill>
+                          <a:prstClr val="white"/>
+                        </a:solidFill>
+                        <a:ln>
+                          <a:noFill/>
+                        </a:ln>
+                      </wps:spPr>
+                      <wps:txbx>
+                        <w:txbxContent>
+                          <w:p>
+                            <w:pPr>
+                              <w:pStyle w:val="Lgende"/>
+                              <w:rPr>
+                                <w:noProof/>
+                                <w:sz w:val="24"/>
+                                <w:szCs w:val="24"/>
+                              </w:rPr>
+                            </w:pPr>
+                            <w:r>
+                              <w:rPr>
+                                <w:sz w:val="24"/>
+                                <w:szCs w:val="24"/>
+                              </w:rPr>
+                              <w:t xml:space="preserve">Figure </w:t>
+                            </w:r>
+                            <w:r>
+                              <w:rPr>
+                                <w:sz w:val="24"/>
+                                <w:szCs w:val="24"/>
+                              </w:rPr>
+                              <w:fldChar w:fldCharType="begin"/>
+                            </w:r>
+                            <w:r>
+                              <w:rPr>
+                                <w:sz w:val="24"/>
+                                <w:szCs w:val="24"/>
+                              </w:rPr>
+                              <w:instrText xml:space="preserve"> SEQ Figure \* ARABIC </w:instrText>
+                            </w:r>
+                            <w:r>
+                              <w:rPr>
+                                <w:sz w:val="24"/>
+                                <w:szCs w:val="24"/>
+                              </w:rPr>
+                              <w:fldChar w:fldCharType="separate"/>
+                            </w:r>
+                            <w:r>
+                              <w:rPr>
+                                <w:noProof/>
+                                <w:sz w:val="24"/>
+                                <w:szCs w:val="24"/>
+                              </w:rPr>
+                              <w:t>8</w:t>
+                            </w:r>
+                            <w:r>
+                              <w:rPr>
+                                <w:sz w:val="24"/>
+                                <w:szCs w:val="24"/>
+                              </w:rPr>
+                              <w:fldChar w:fldCharType="end"/>
+                            </w:r>
+                            <w:r>
+                              <w:rPr>
+                                <w:sz w:val="24"/>
+                                <w:szCs w:val="24"/>
+                              </w:rPr>
+                              <w:t>: Performance de HEAT2VALUE sur 12 scénarios climatiques et énergétiques variés</w:t>
+                            </w:r>
+                          </w:p>
+                        </w:txbxContent>
+                      </wps:txbx>
+                      <wps:bodyPr rot="0" spcFirstLastPara="0" vertOverflow="overflow" horzOverflow="overflow" vert="horz" wrap="square" lIns="0" tIns="0" rIns="0" bIns="0" numCol="1" spcCol="0" rtlCol="0" fromWordArt="0" anchor="t" anchorCtr="0" forceAA="0" compatLnSpc="1">
+                        <a:prstTxWarp prst="textNoShape">
+                          <a:avLst/>
+                        </a:prstTxWarp>
+                        <a:spAutoFit/>
+                      </wps:bodyPr>
+                    </wps:wsp>
+                  </a:graphicData>
+                </a:graphic>
+              </wp:anchor>
+            </w:drawing>
+          </mc:Choice>
+          <mc:Fallback>
+            <w:pict>
+              <v:shape w14:anchorId="781494F4" id="_x0000_s1028" type="#_x0000_t202" style="position:absolute;left:0;text-align:left;margin-left:28.3pt;margin-top:195.7pt;width:455.4pt;height:.05pt;z-index:251665408;visibility:visible;mso-wrap-style:square;mso-wrap-distance-left:9pt;mso-wrap-distance-top:0;mso-wrap-distance-right:9pt;mso-wrap-distance-bottom:0;mso-position-horizontal:absolute;mso-position-horizontal-relative:text;mso-position-vertical:absolute;mso-position-vertical-relative:text;v-text-anchor:top" o:gfxdata="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" stroked="f">
+                <v:textbox style="mso-fit-shape-to-text:t" inset="0,0,0,0">
+                  <w:txbxContent>
+                    <w:p>
+                      <w:pPr>
+                        <w:pStyle w:val="Lgende"/>
+                        <w:rPr>
+                          <w:noProof/>
+                          <w:sz w:val="24"/>
+                          <w:szCs w:val="24"/>
+                        </w:rPr>
+                      </w:pPr>
+                      <w:r>
+                        <w:rPr>
+                          <w:sz w:val="24"/>
+                          <w:szCs w:val="24"/>
+                        </w:rPr>
+                        <w:t xml:space="preserve">Figure </w:t>
+                      </w:r>
+                      <w:r>
+                        <w:rPr>
+                          <w:sz w:val="24"/>
+                          <w:szCs w:val="24"/>
+                        </w:rPr>
+                        <w:fldChar w:fldCharType="begin"/>
+                      </w:r>
+                      <w:r>
+                        <w:rPr>
+                          <w:sz w:val="24"/>
+                          <w:szCs w:val="24"/>
+                        </w:rPr>
+                        <w:instrText xml:space="preserve"> SEQ Figure \* ARABIC </w:instrText>
+                      </w:r>
+                      <w:r>
+                        <w:rPr>
+                          <w:sz w:val="24"/>
+                          <w:szCs w:val="24"/>
+                        </w:rPr>
+                        <w:fldChar w:fldCharType="separate"/>
+                      </w:r>
+                      <w:r>
+                        <w:rPr>
+                          <w:noProof/>
+                          <w:sz w:val="24"/>
+                          <w:szCs w:val="24"/>
+                        </w:rPr>
+                        <w:t>8</w:t>
+                      </w:r>
+                      <w:r>
+                        <w:rPr>
+                          <w:sz w:val="24"/>
+                          <w:szCs w:val="24"/>
+                        </w:rPr>
+                        <w:fldChar w:fldCharType="end"/>
+                      </w:r>
+                      <w:r>
+                        <w:rPr>
+                          <w:sz w:val="24"/>
+                          <w:szCs w:val="24"/>
+                        </w:rPr>
+                        <w:t>: Performance de HEAT2VALUE sur 12 scénarios climatiques et énergétiques variés</w:t>
+                      </w:r>
+                    </w:p>
+                  </w:txbxContent>
+                </v:textbox>
+                <w10:wrap type="square"/>
+              </v:shape>
+            </w:pict>
+          </mc:Fallback>
+        </mc:AlternateContent>
+      </w:r>
       <w:r>
         <w:rPr>
           <w:noProof/>
@@ -22569,12 +23731,9 @@
     <w:p>
       <w:pPr>
         <w:pStyle w:val="Corpsdetexte"/>
-        <w:ind w:left="567" w:right="1128"/>
-        <w:jc w:val="both"/>
-      </w:pPr>
-      <w:r>
-        <w:br w:type="textWrapping" w:clear="all"/>
-      </w:r>
+        <w:ind w:right="1128"/>
+        <w:jc w:val="both"/>
+      </w:pPr>
     </w:p>
     <w:p>
       <w:pPr>
@@ -22699,7 +23858,11 @@
       </w:pPr>
       <w:r>
         <w:br/>
-        <w:t>Les quatre scénarios estivaux donnent systématiquement un HRR de 0%, un PUE de 1.30 et un WUE de 1.80 L/kWh. En été, la température dépasse toujours 18°C et l'intensité carbone est trop basse pour déclencher le stockage. L'algorithme se comporte alors exactement comme un Data Center classique. Cette limite est cohérente avec ce qui a été annoncé au chapitre 2 et confirme que HEAT2VALUE est particulièrement adapté aux régions à climat tempéré ou froid.</w:t>
+        <w:t xml:space="preserve">Les quatre scénarios estivaux donnent systématiquement un HRR de 0%, un PUE de 1.30 et un WUE de 1.80 L/kWh. En été, la température dépasse toujours 18°C et </w:t>
+      </w:r>
+      <w:r>
+        <w:lastRenderedPageBreak/>
+        <w:t>l'intensité carbone est trop basse pour déclencher le stockage. L'algorithme se comporte alors exactement comme un Data Center classique. Cette limite est cohérente avec ce qui a été annoncé au chapitre 2 et confirme que HEAT2VALUE est particulièrement adapté aux régions à climat tempéré ou froid.</w:t>
       </w:r>
     </w:p>
     <w:p>
@@ -22721,7 +23884,6 @@
           <w:bCs/>
           <w:color w:val="2E5395"/>
         </w:rPr>
-        <w:lastRenderedPageBreak/>
         <w:t>3.4. Métriques et indicateurs de réalisation</w:t>
       </w:r>
       <w:bookmarkEnd w:id="74"/>
@@ -23064,6 +24226,7 @@
           <w:szCs w:val="27"/>
           <w:lang w:eastAsia="fr-FR"/>
         </w:rPr>
+        <w:lastRenderedPageBreak/>
         <w:t>Pour le CUE</w:t>
       </w:r>
       <w:r>
@@ -23072,16 +24235,7 @@
           <w:szCs w:val="27"/>
           <w:lang w:eastAsia="fr-FR"/>
         </w:rPr>
-        <w:t xml:space="preserve">, la valeur de référence est calculée en multipliant l'énergie totale consommée par l'intensité carbone du réseau à chaque instant, sans aucune </w:t>
-      </w:r>
-      <w:r>
-        <w:rPr>
-          <w:sz w:val="27"/>
-          <w:szCs w:val="27"/>
-          <w:lang w:eastAsia="fr-FR"/>
-        </w:rPr>
-        <w:lastRenderedPageBreak/>
-        <w:t>déduction d'émissions évitées. HEAT2VALUE est évalué par la réduction des émissions nettes grâce à la valorisation de la chaleur.</w:t>
+        <w:t>, la valeur de référence est calculée en multipliant l'énergie totale consommée par l'intensité carbone du réseau à chaque instant, sans aucune déduction d'émissions évitées. HEAT2VALUE est évalué par la réduction des émissions nettes grâce à la valorisation de la chaleur.</w:t>
       </w:r>
     </w:p>
     <w:p>
@@ -23646,7 +24800,6 @@
           <w:bCs/>
           <w:color w:val="2E5395"/>
         </w:rPr>
-        <w:lastRenderedPageBreak/>
         <w:t>3.5. Limites et perspectives</w:t>
       </w:r>
       <w:bookmarkEnd w:id="78"/>
@@ -23906,11 +25059,11 @@
         <w:t>Les coefficients utilisés sont des estimations.</w:t>
       </w:r>
       <w:r>
-        <w:t xml:space="preserve"> Les valeurs retenues pour les pertes thermiques, la consommation de refroidissement et la consommation d'eau sont basées sur la littérature scientifique. Dans un Data Center réel, ces valeurs dépendent de l'architecture spécifique des équipements installés et </w:t>
+        <w:t xml:space="preserve"> Les valeurs retenues pour les pertes thermiques, la consommation de refroidissement et la consommation </w:t>
       </w:r>
       <w:r>
         <w:lastRenderedPageBreak/>
-        <w:t>peuvent varier significativement d'une infrastructure à l'autre.</w:t>
+        <w:t>d'eau sont basées sur la littérature scientifique. Dans un Data Center réel, ces valeurs dépendent de l'architecture spécifique des équipements installés et peuvent varier significativement d'une infrastructure à l'autre.</w:t>
       </w:r>
     </w:p>
     <w:p>
@@ -24181,7 +25334,6 @@
           <w:bCs/>
           <w:color w:val="2E5395"/>
         </w:rPr>
-        <w:lastRenderedPageBreak/>
         <w:t>Conclusion</w:t>
       </w:r>
       <w:bookmarkEnd w:id="82"/>
@@ -24400,14 +25552,7 @@
     <w:p>
       <w:pPr>
         <w:pStyle w:val="Corpsdetexte"/>
-        <w:ind w:left="567" w:right="1128"/>
-        <w:jc w:val="both"/>
-      </w:pPr>
-    </w:p>
-    <w:p>
-      <w:pPr>
-        <w:pStyle w:val="Corpsdetexte"/>
-        <w:ind w:left="567" w:right="1128"/>
+        <w:ind w:right="1128"/>
         <w:jc w:val="both"/>
       </w:pPr>
     </w:p>
@@ -24436,7 +25581,6 @@
         <w:rPr>
           <w:color w:val="2E5395"/>
         </w:rPr>
-        <w:lastRenderedPageBreak/>
         <w:t>Conclusion générale</w:t>
       </w:r>
       <w:r>
